--- a/docs/data/reports/daily-documents/latest/previous_daily_report.docx
+++ b/docs/data/reports/daily-documents/latest/previous_daily_report.docx
@@ -26,7 +26,7 @@
           <w:rFonts w:ascii="Kaiti SC" w:hAnsi="Kaiti SC" w:eastAsia="Kaiti SC" w:cs="Kaiti SC"/>
           <w:sz w:val="21"/>
         </w:rPr>
-        <w:t>2026-07-23（上一自然日）</w:t>
+        <w:t>2026-07-24（上一自然日）</w:t>
       </w:r>
     </w:p>
     <w:tbl>
@@ -81,7 +81,7 @@
                 <w:b w:val="0"/>
                 <w:sz w:val="19"/>
               </w:rPr>
-              <w:t>2026-07-23</w:t>
+              <w:t>2026-07-24</w:t>
             </w:r>
           </w:p>
         </w:tc>
@@ -127,7 +127,7 @@
                 <w:b w:val="0"/>
                 <w:sz w:val="19"/>
               </w:rPr>
-              <w:t>11 条 / 2 家</w:t>
+              <w:t>69 条 / 4 家</w:t>
             </w:r>
           </w:p>
         </w:tc>
@@ -173,7 +173,7 @@
                 <w:b w:val="0"/>
                 <w:sz w:val="19"/>
               </w:rPr>
-              <w:t>5 个</w:t>
+              <w:t>32 个</w:t>
             </w:r>
           </w:p>
         </w:tc>
@@ -219,7 +219,7 @@
                 <w:b w:val="0"/>
                 <w:sz w:val="19"/>
               </w:rPr>
-              <w:t>2026-07-24</w:t>
+              <w:t>2026-07-25</w:t>
             </w:r>
           </w:p>
         </w:tc>
@@ -245,7 +245,7 @@
     </w:p>
     <w:p>
       <w:r>
-        <w:t>2026-07-23 共归档 11 条新闻，覆盖 2 家公司、5 个信息来源。 新闻量较多的公司包括 SpaceX、Blue Origin。</w:t>
+        <w:t>2026-07-24 共归档 69 条新闻，覆盖 4 家公司、32 个信息来源。 新闻量较多的公司包括 中科宇航、SpaceX、Blue Origin、蓝箭航天。</w:t>
       </w:r>
     </w:p>
     <w:p>
@@ -279,7 +279,7 @@
           <w:rFonts w:ascii="Kaiti SC" w:hAnsi="Kaiti SC" w:eastAsia="Kaiti SC" w:cs="Kaiti SC"/>
           <w:sz w:val="21"/>
         </w:rPr>
-        <w:t>【发射与任务】SpaceX：Florida-launched Starlink satellites now help dog owners find lost pets - Tallahassee Democrat （Tallahassee Democrat）</w:t>
+        <w:t>【其他动态】Blue Origin：NASA to Support Blue Origin New Glenn Rocket Testing, Advance Artemis （NASA）</w:t>
       </w:r>
     </w:p>
     <w:p>
@@ -300,7 +300,7 @@
           <w:rFonts w:ascii="Kaiti SC" w:hAnsi="Kaiti SC" w:eastAsia="Kaiti SC" w:cs="Kaiti SC"/>
           <w:sz w:val="21"/>
         </w:rPr>
-        <w:t>【其他动态】Blue Origin：Did the Blue Origin New Glenn rocket explosion burn this osprey? - Florida Today （Florida Today）</w:t>
+        <w:t>【发射与任务】SpaceX：Live coverage: SpaceX ready for 2nd attempt to launch Starship Flight 13 following post-abort engine work （Spaceflight Now）</w:t>
       </w:r>
     </w:p>
     <w:p>
@@ -321,7 +321,7 @@
           <w:rFonts w:ascii="Kaiti SC" w:hAnsi="Kaiti SC" w:eastAsia="Kaiti SC" w:cs="Kaiti SC"/>
           <w:sz w:val="21"/>
         </w:rPr>
-        <w:t>【其他动态】SpaceX：SpaceX's Starlink internet could help you track your dogs. Here's how （bing.com）</w:t>
+        <w:t>【市场与股价】SpaceX：SpaceX: Why I Am Going Full Contrarian (Rating Upgrade) （bing.com）</w:t>
       </w:r>
     </w:p>
     <w:p>
@@ -342,7 +342,7 @@
           <w:rFonts w:ascii="Kaiti SC" w:hAnsi="Kaiti SC" w:eastAsia="Kaiti SC" w:cs="Kaiti SC"/>
           <w:sz w:val="21"/>
         </w:rPr>
-        <w:t>【其他动态】SpaceX：SpaceX's Starlink internet could help you track your dogs. Here's how （bing.com）</w:t>
+        <w:t>【发射与任务】中科宇航：力箭一号一箭5星圆满成功，下半年将逐月常态化发射 - 凤凰网 （凤凰网）</w:t>
       </w:r>
     </w:p>
     <w:p>
@@ -363,7 +363,7 @@
           <w:rFonts w:ascii="Kaiti SC" w:hAnsi="Kaiti SC" w:eastAsia="Kaiti SC" w:cs="Kaiti SC"/>
           <w:sz w:val="21"/>
         </w:rPr>
-        <w:t>【发射与任务】SpaceX：SpaceX readies for another attempt at 13th Starship test flight in Texas （bing.com）</w:t>
+        <w:t>【发射与任务】蓝箭航天：朱雀三号遥一运载火箭飞行试验任务完成第一阶段工作『航天视窗』 - 新浪财经 （新浪财经）</w:t>
       </w:r>
     </w:p>
     <w:p>
@@ -384,7 +384,7 @@
           <w:rFonts w:ascii="Kaiti SC" w:hAnsi="Kaiti SC" w:eastAsia="Kaiti SC" w:cs="Kaiti SC"/>
           <w:sz w:val="21"/>
         </w:rPr>
-        <w:t>【发射与任务】SpaceX：SpaceX readies for another attempt at 13th Starship test flight in Texas （bing.com）</w:t>
+        <w:t>【发射与任务】SpaceX：Rocket Report: Lightning strikes in China; Starship launch on deck （arstechnica.com）</w:t>
       </w:r>
     </w:p>
     <w:p>
@@ -405,7 +405,196 @@
           <w:rFonts w:ascii="Kaiti SC" w:hAnsi="Kaiti SC" w:eastAsia="Kaiti SC" w:cs="Kaiti SC"/>
           <w:sz w:val="21"/>
         </w:rPr>
-        <w:t>【其他动态】Blue Origin：Was this osprey burned by Blue Origin's May 28 New Glenn explosion? - Florida Today （Florida Today）</w:t>
+        <w:t>【发射与任务】SpaceX：SpaceX will now try to launch critical Starship Flight 13 test today after delays. Here's what to expect. - Space （Space）</w:t>
+      </w:r>
+    </w:p>
+    <w:p>
+      <w:pPr>
+        <w:keepLines/>
+        <w:spacing w:after="60"/>
+        <w:ind w:left="369" w:hanging="227"/>
+      </w:pPr>
+      <w:r>
+        <w:rPr>
+          <w:rFonts w:ascii="Kaiti SC" w:hAnsi="Kaiti SC" w:eastAsia="Kaiti SC" w:cs="Kaiti SC"/>
+          <w:sz w:val="21"/>
+        </w:rPr>
+        <w:t xml:space="preserve">➢ </w:t>
+      </w:r>
+      <w:r>
+        <w:rPr>
+          <w:rFonts w:ascii="Kaiti SC" w:hAnsi="Kaiti SC" w:eastAsia="Kaiti SC" w:cs="Kaiti SC"/>
+          <w:sz w:val="21"/>
+        </w:rPr>
+        <w:t>【发射与任务】Blue Origin：After Blue Origin's huge explosion, will it be able to launch to the moon this year? （bing.com）</w:t>
+      </w:r>
+    </w:p>
+    <w:p>
+      <w:pPr>
+        <w:keepLines/>
+        <w:spacing w:after="60"/>
+        <w:ind w:left="369" w:hanging="227"/>
+      </w:pPr>
+      <w:r>
+        <w:rPr>
+          <w:rFonts w:ascii="Kaiti SC" w:hAnsi="Kaiti SC" w:eastAsia="Kaiti SC" w:cs="Kaiti SC"/>
+          <w:sz w:val="21"/>
+        </w:rPr>
+        <w:t xml:space="preserve">➢ </w:t>
+      </w:r>
+      <w:r>
+        <w:rPr>
+          <w:rFonts w:ascii="Kaiti SC" w:hAnsi="Kaiti SC" w:eastAsia="Kaiti SC" w:cs="Kaiti SC"/>
+          <w:sz w:val="21"/>
+        </w:rPr>
+        <w:t>【发射与任务】中科宇航：[视频]【力箭一号今天成功发射“一箭五星”】“一箭五星”如何成功“拼车”？ - CCTV （CCTV）</w:t>
+      </w:r>
+    </w:p>
+    <w:p>
+      <w:pPr>
+        <w:keepLines/>
+        <w:spacing w:after="60"/>
+        <w:ind w:left="369" w:hanging="227"/>
+      </w:pPr>
+      <w:r>
+        <w:rPr>
+          <w:rFonts w:ascii="Kaiti SC" w:hAnsi="Kaiti SC" w:eastAsia="Kaiti SC" w:cs="Kaiti SC"/>
+          <w:sz w:val="21"/>
+        </w:rPr>
+        <w:t xml:space="preserve">➢ </w:t>
+      </w:r>
+      <w:r>
+        <w:rPr>
+          <w:rFonts w:ascii="Kaiti SC" w:hAnsi="Kaiti SC" w:eastAsia="Kaiti SC" w:cs="Kaiti SC"/>
+          <w:sz w:val="21"/>
+        </w:rPr>
+        <w:t>【发射与任务】SpaceX：California-launched Starlink satellites help dog owners find lost pets - Ventura County Star （Ventura County Star）</w:t>
+      </w:r>
+    </w:p>
+    <w:p>
+      <w:pPr>
+        <w:keepLines/>
+        <w:spacing w:after="60"/>
+        <w:ind w:left="369" w:hanging="227"/>
+      </w:pPr>
+      <w:r>
+        <w:rPr>
+          <w:rFonts w:ascii="Kaiti SC" w:hAnsi="Kaiti SC" w:eastAsia="Kaiti SC" w:cs="Kaiti SC"/>
+          <w:sz w:val="21"/>
+        </w:rPr>
+        <w:t xml:space="preserve">➢ </w:t>
+      </w:r>
+      <w:r>
+        <w:rPr>
+          <w:rFonts w:ascii="Kaiti SC" w:hAnsi="Kaiti SC" w:eastAsia="Kaiti SC" w:cs="Kaiti SC"/>
+          <w:sz w:val="21"/>
+        </w:rPr>
+        <w:t>【发射与任务】中科宇航：太空多了颗“上海芯”！力箭一号“一箭五星”发射成功，国产GPU算力入轨 - 新浪财经 （新浪财经）</w:t>
+      </w:r>
+    </w:p>
+    <w:p>
+      <w:pPr>
+        <w:keepLines/>
+        <w:spacing w:after="60"/>
+        <w:ind w:left="369" w:hanging="227"/>
+      </w:pPr>
+      <w:r>
+        <w:rPr>
+          <w:rFonts w:ascii="Kaiti SC" w:hAnsi="Kaiti SC" w:eastAsia="Kaiti SC" w:cs="Kaiti SC"/>
+          <w:sz w:val="21"/>
+        </w:rPr>
+        <w:t xml:space="preserve">➢ </w:t>
+      </w:r>
+      <w:r>
+        <w:rPr>
+          <w:rFonts w:ascii="Kaiti SC" w:hAnsi="Kaiti SC" w:eastAsia="Kaiti SC" w:cs="Kaiti SC"/>
+          <w:sz w:val="21"/>
+        </w:rPr>
+        <w:t>【发射与任务】中科宇航：太空多了颗“上海芯”！力箭一号“一箭五星”发射成功，国产GPU算力入轨 - 搜狐网 （搜狐网）</w:t>
+      </w:r>
+    </w:p>
+    <w:p>
+      <w:pPr>
+        <w:keepLines/>
+        <w:spacing w:after="60"/>
+        <w:ind w:left="369" w:hanging="227"/>
+      </w:pPr>
+      <w:r>
+        <w:rPr>
+          <w:rFonts w:ascii="Kaiti SC" w:hAnsi="Kaiti SC" w:eastAsia="Kaiti SC" w:cs="Kaiti SC"/>
+          <w:sz w:val="21"/>
+        </w:rPr>
+        <w:t xml:space="preserve">➢ </w:t>
+      </w:r>
+      <w:r>
+        <w:rPr>
+          <w:rFonts w:ascii="Kaiti SC" w:hAnsi="Kaiti SC" w:eastAsia="Kaiti SC" w:cs="Kaiti SC"/>
+          <w:sz w:val="21"/>
+        </w:rPr>
+        <w:t>【发射与任务】中科宇航：太空多了颗“上海芯”！力箭一号“一箭五星”发射成功，国产GPU算力入轨 - shobserver.cn （shobserver.cn）</w:t>
+      </w:r>
+    </w:p>
+    <w:p>
+      <w:pPr>
+        <w:keepLines/>
+        <w:spacing w:after="60"/>
+        <w:ind w:left="369" w:hanging="227"/>
+      </w:pPr>
+      <w:r>
+        <w:rPr>
+          <w:rFonts w:ascii="Kaiti SC" w:hAnsi="Kaiti SC" w:eastAsia="Kaiti SC" w:cs="Kaiti SC"/>
+          <w:sz w:val="21"/>
+        </w:rPr>
+        <w:t xml:space="preserve">➢ </w:t>
+      </w:r>
+      <w:r>
+        <w:rPr>
+          <w:rFonts w:ascii="Kaiti SC" w:hAnsi="Kaiti SC" w:eastAsia="Kaiti SC" w:cs="Kaiti SC"/>
+          <w:sz w:val="21"/>
+        </w:rPr>
+        <w:t>【其他动态】Blue Origin：Stennis Space Center to host Blue Origin rocket tests （bing.com）</w:t>
+      </w:r>
+    </w:p>
+    <w:p>
+      <w:pPr>
+        <w:keepLines/>
+        <w:spacing w:after="60"/>
+        <w:ind w:left="369" w:hanging="227"/>
+      </w:pPr>
+      <w:r>
+        <w:rPr>
+          <w:rFonts w:ascii="Kaiti SC" w:hAnsi="Kaiti SC" w:eastAsia="Kaiti SC" w:cs="Kaiti SC"/>
+          <w:sz w:val="21"/>
+        </w:rPr>
+        <w:t xml:space="preserve">➢ </w:t>
+      </w:r>
+      <w:r>
+        <w:rPr>
+          <w:rFonts w:ascii="Kaiti SC" w:hAnsi="Kaiti SC" w:eastAsia="Kaiti SC" w:cs="Kaiti SC"/>
+          <w:sz w:val="21"/>
+        </w:rPr>
+        <w:t>【其他动态】蓝箭航天：中国第二枚可重复火箭要来了！朱雀三号、长征十二号甲8月排队挑战回收，难度有多大？ - 手机网易网 （手机网易网）</w:t>
+      </w:r>
+    </w:p>
+    <w:p>
+      <w:pPr>
+        <w:keepLines/>
+        <w:spacing w:after="60"/>
+        <w:ind w:left="369" w:hanging="227"/>
+      </w:pPr>
+      <w:r>
+        <w:rPr>
+          <w:rFonts w:ascii="Kaiti SC" w:hAnsi="Kaiti SC" w:eastAsia="Kaiti SC" w:cs="Kaiti SC"/>
+          <w:sz w:val="21"/>
+        </w:rPr>
+        <w:t xml:space="preserve">➢ </w:t>
+      </w:r>
+      <w:r>
+        <w:rPr>
+          <w:rFonts w:ascii="Kaiti SC" w:hAnsi="Kaiti SC" w:eastAsia="Kaiti SC" w:cs="Kaiti SC"/>
+          <w:sz w:val="21"/>
+        </w:rPr>
+        <w:t>【发射与任务】蓝箭航天：朱雀二号遥六发射成功，千帆DTC01星等两颗卫星顺利入轨 - 新浪网 （新浪网）</w:t>
       </w:r>
     </w:p>
     <w:p>
@@ -543,6 +732,93 @@
                 <w:b w:val="0"/>
                 <w:sz w:val="19"/>
               </w:rPr>
+              <w:t>中科宇航</w:t>
+            </w:r>
+          </w:p>
+        </w:tc>
+        <w:tc>
+          <w:tcPr>
+            <w:tcW w:type="dxa" w:w="2075"/>
+            <w:vAlign w:val="center"/>
+          </w:tcPr>
+          <w:p>
+            <w:pPr>
+              <w:spacing w:after="0" w:line="252" w:lineRule="auto"/>
+              <w:jc w:val="center"/>
+            </w:pPr>
+            <w:r/>
+            <w:r>
+              <w:rPr>
+                <w:rFonts w:ascii="Kaiti SC" w:hAnsi="Kaiti SC" w:eastAsia="Kaiti SC" w:cs="Kaiti SC"/>
+                <w:b w:val="0"/>
+                <w:sz w:val="19"/>
+              </w:rPr>
+              <w:t>43</w:t>
+            </w:r>
+          </w:p>
+        </w:tc>
+        <w:tc>
+          <w:tcPr>
+            <w:tcW w:type="dxa" w:w="2075"/>
+            <w:vAlign w:val="center"/>
+          </w:tcPr>
+          <w:p>
+            <w:pPr>
+              <w:spacing w:after="0" w:line="252" w:lineRule="auto"/>
+              <w:jc w:val="center"/>
+            </w:pPr>
+            <w:r/>
+            <w:r>
+              <w:rPr>
+                <w:rFonts w:ascii="Kaiti SC" w:hAnsi="Kaiti SC" w:eastAsia="Kaiti SC" w:cs="Kaiti SC"/>
+                <w:b w:val="0"/>
+                <w:sz w:val="19"/>
+              </w:rPr>
+              <w:t>发射与任务</w:t>
+            </w:r>
+          </w:p>
+        </w:tc>
+        <w:tc>
+          <w:tcPr>
+            <w:tcW w:type="dxa" w:w="2075"/>
+            <w:vAlign w:val="center"/>
+          </w:tcPr>
+          <w:p>
+            <w:pPr>
+              <w:spacing w:after="0" w:line="252" w:lineRule="auto"/>
+            </w:pPr>
+            <w:r/>
+            <w:r>
+              <w:rPr>
+                <w:rFonts w:ascii="Kaiti SC" w:hAnsi="Kaiti SC" w:eastAsia="Kaiti SC" w:cs="Kaiti SC"/>
+                <w:b w:val="0"/>
+                <w:sz w:val="19"/>
+              </w:rPr>
+              <w:t>力箭一号一箭5星圆满成功，下半年将逐月常态化发射 - 凤凰网</w:t>
+            </w:r>
+          </w:p>
+        </w:tc>
+      </w:tr>
+      <w:tr>
+        <w:trPr>
+          <w:cantSplit/>
+        </w:trPr>
+        <w:tc>
+          <w:tcPr>
+            <w:tcW w:type="dxa" w:w="2075"/>
+            <w:vAlign w:val="center"/>
+          </w:tcPr>
+          <w:p>
+            <w:pPr>
+              <w:spacing w:after="0" w:line="252" w:lineRule="auto"/>
+            </w:pPr>
+            <w:r/>
+            <w:r>
+              <w:rPr>
+                <w:rFonts w:ascii="Kaiti SC" w:hAnsi="Kaiti SC" w:eastAsia="Kaiti SC" w:cs="Kaiti SC"/>
+                <w:b w:val="0"/>
+                <w:sz w:val="19"/>
+              </w:rPr>
               <w:t>SpaceX</w:t>
             </w:r>
           </w:p>
@@ -564,7 +840,7 @@
                 <w:b w:val="0"/>
                 <w:sz w:val="19"/>
               </w:rPr>
-              <w:t>9</w:t>
+              <w:t>20</w:t>
             </w:r>
           </w:p>
         </w:tc>
@@ -585,7 +861,7 @@
                 <w:b w:val="0"/>
                 <w:sz w:val="19"/>
               </w:rPr>
-              <w:t>发射与任务、其他动态</w:t>
+              <w:t>发射与任务、市场与股价、其他动态</w:t>
             </w:r>
           </w:p>
         </w:tc>
@@ -605,7 +881,7 @@
                 <w:b w:val="0"/>
                 <w:sz w:val="19"/>
               </w:rPr>
-              <w:t>Florida-launched Starlink satellites now help dog owners find lost pets - Tallahassee Democrat</w:t>
+              <w:t>Live coverage: SpaceX ready for 2nd attempt to launch Starship Flight 13 following post-abort engine work</w:t>
             </w:r>
           </w:p>
         </w:tc>
@@ -651,7 +927,7 @@
                 <w:b w:val="0"/>
                 <w:sz w:val="19"/>
               </w:rPr>
-              <w:t>2</w:t>
+              <w:t>3</w:t>
             </w:r>
           </w:p>
         </w:tc>
@@ -672,7 +948,7 @@
                 <w:b w:val="0"/>
                 <w:sz w:val="19"/>
               </w:rPr>
-              <w:t>其他动态</w:t>
+              <w:t>其他动态、发射与任务</w:t>
             </w:r>
           </w:p>
         </w:tc>
@@ -692,7 +968,94 @@
                 <w:b w:val="0"/>
                 <w:sz w:val="19"/>
               </w:rPr>
-              <w:t>Did the Blue Origin New Glenn rocket explosion burn this osprey? - Florida Today</w:t>
+              <w:t>NASA to Support Blue Origin New Glenn Rocket Testing, Advance Artemis</w:t>
+            </w:r>
+          </w:p>
+        </w:tc>
+      </w:tr>
+      <w:tr>
+        <w:trPr>
+          <w:cantSplit/>
+        </w:trPr>
+        <w:tc>
+          <w:tcPr>
+            <w:tcW w:type="dxa" w:w="2075"/>
+            <w:vAlign w:val="center"/>
+          </w:tcPr>
+          <w:p>
+            <w:pPr>
+              <w:spacing w:after="0" w:line="252" w:lineRule="auto"/>
+            </w:pPr>
+            <w:r/>
+            <w:r>
+              <w:rPr>
+                <w:rFonts w:ascii="Kaiti SC" w:hAnsi="Kaiti SC" w:eastAsia="Kaiti SC" w:cs="Kaiti SC"/>
+                <w:b w:val="0"/>
+                <w:sz w:val="19"/>
+              </w:rPr>
+              <w:t>蓝箭航天</w:t>
+            </w:r>
+          </w:p>
+        </w:tc>
+        <w:tc>
+          <w:tcPr>
+            <w:tcW w:type="dxa" w:w="2075"/>
+            <w:vAlign w:val="center"/>
+          </w:tcPr>
+          <w:p>
+            <w:pPr>
+              <w:spacing w:after="0" w:line="252" w:lineRule="auto"/>
+              <w:jc w:val="center"/>
+            </w:pPr>
+            <w:r/>
+            <w:r>
+              <w:rPr>
+                <w:rFonts w:ascii="Kaiti SC" w:hAnsi="Kaiti SC" w:eastAsia="Kaiti SC" w:cs="Kaiti SC"/>
+                <w:b w:val="0"/>
+                <w:sz w:val="19"/>
+              </w:rPr>
+              <w:t>3</w:t>
+            </w:r>
+          </w:p>
+        </w:tc>
+        <w:tc>
+          <w:tcPr>
+            <w:tcW w:type="dxa" w:w="2075"/>
+            <w:vAlign w:val="center"/>
+          </w:tcPr>
+          <w:p>
+            <w:pPr>
+              <w:spacing w:after="0" w:line="252" w:lineRule="auto"/>
+              <w:jc w:val="center"/>
+            </w:pPr>
+            <w:r/>
+            <w:r>
+              <w:rPr>
+                <w:rFonts w:ascii="Kaiti SC" w:hAnsi="Kaiti SC" w:eastAsia="Kaiti SC" w:cs="Kaiti SC"/>
+                <w:b w:val="0"/>
+                <w:sz w:val="19"/>
+              </w:rPr>
+              <w:t>发射与任务、其他动态</w:t>
+            </w:r>
+          </w:p>
+        </w:tc>
+        <w:tc>
+          <w:tcPr>
+            <w:tcW w:type="dxa" w:w="2075"/>
+            <w:vAlign w:val="center"/>
+          </w:tcPr>
+          <w:p>
+            <w:pPr>
+              <w:spacing w:after="0" w:line="252" w:lineRule="auto"/>
+            </w:pPr>
+            <w:r/>
+            <w:r>
+              <w:rPr>
+                <w:rFonts w:ascii="Kaiti SC" w:hAnsi="Kaiti SC" w:eastAsia="Kaiti SC" w:cs="Kaiti SC"/>
+                <w:b w:val="0"/>
+                <w:sz w:val="19"/>
+              </w:rPr>
+              <w:t>朱雀三号遥一运载火箭飞行试验任务完成第一阶段工作『航天视窗』 - 新浪财经</w:t>
             </w:r>
           </w:p>
         </w:tc>
@@ -729,7 +1092,7 @@
           <w:rFonts w:ascii="Kaiti SC" w:hAnsi="Kaiti SC" w:eastAsia="Kaiti SC" w:cs="Kaiti SC"/>
           <w:sz w:val="21"/>
         </w:rPr>
-        <w:t>[1] 2026-07-23｜Tallahassee Democrat｜SpaceX：Florida-launched Starlink satellites now help dog owners find lost pets - Tallahassee Democrat</w:t>
+        <w:t>[1] 2026-07-24｜NASA｜Blue Origin：NASA to Support Blue Origin New Glenn Rocket Testing, Advance Artemis</w:t>
       </w:r>
     </w:p>
     <w:p>
@@ -750,7 +1113,7 @@
           <w:rFonts w:ascii="Kaiti SC" w:hAnsi="Kaiti SC" w:eastAsia="Kaiti SC" w:cs="Kaiti SC"/>
           <w:sz w:val="21"/>
         </w:rPr>
-        <w:t>[2] 2026-07-23｜Florida Today｜Blue Origin：Did the Blue Origin New Glenn rocket explosion burn this osprey? - Florida Today</w:t>
+        <w:t>[2] 2026-07-24｜Spaceflight Now｜SpaceX：Live coverage: SpaceX ready for 2nd attempt to launch Starship Flight 13 following post-abort engine work</w:t>
       </w:r>
     </w:p>
     <w:p>
@@ -771,7 +1134,7 @@
           <w:rFonts w:ascii="Kaiti SC" w:hAnsi="Kaiti SC" w:eastAsia="Kaiti SC" w:cs="Kaiti SC"/>
           <w:sz w:val="21"/>
         </w:rPr>
-        <w:t>[3] 2026-07-23｜bing.com｜SpaceX：SpaceX's Starlink internet could help you track your dogs. Here's how</w:t>
+        <w:t>[3] 2026-07-24｜bing.com｜SpaceX：SpaceX: Why I Am Going Full Contrarian (Rating Upgrade)</w:t>
       </w:r>
     </w:p>
     <w:p>
@@ -792,7 +1155,7 @@
           <w:rFonts w:ascii="Kaiti SC" w:hAnsi="Kaiti SC" w:eastAsia="Kaiti SC" w:cs="Kaiti SC"/>
           <w:sz w:val="21"/>
         </w:rPr>
-        <w:t>[4] 2026-07-23｜bing.com｜SpaceX：SpaceX's Starlink internet could help you track your dogs. Here's how</w:t>
+        <w:t>[4] 2026-07-24｜凤凰网｜中科宇航：力箭一号一箭5星圆满成功，下半年将逐月常态化发射 - 凤凰网</w:t>
       </w:r>
     </w:p>
     <w:p>
@@ -813,7 +1176,7 @@
           <w:rFonts w:ascii="Kaiti SC" w:hAnsi="Kaiti SC" w:eastAsia="Kaiti SC" w:cs="Kaiti SC"/>
           <w:sz w:val="21"/>
         </w:rPr>
-        <w:t>[5] 2026-07-23｜bing.com｜SpaceX：SpaceX readies for another attempt at 13th Starship test flight in Texas</w:t>
+        <w:t>[5] 2026-07-24｜新浪财经｜蓝箭航天：朱雀三号遥一运载火箭飞行试验任务完成第一阶段工作『航天视窗』 - 新浪财经</w:t>
       </w:r>
     </w:p>
     <w:p>
@@ -834,7 +1197,7 @@
           <w:rFonts w:ascii="Kaiti SC" w:hAnsi="Kaiti SC" w:eastAsia="Kaiti SC" w:cs="Kaiti SC"/>
           <w:sz w:val="21"/>
         </w:rPr>
-        <w:t>[6] 2026-07-23｜bing.com｜SpaceX：SpaceX readies for another attempt at 13th Starship test flight in Texas</w:t>
+        <w:t>[6] 2026-07-24｜arstechnica.com｜SpaceX：Rocket Report: Lightning strikes in China; Starship launch on deck</w:t>
       </w:r>
     </w:p>
     <w:p>
@@ -855,7 +1218,196 @@
           <w:rFonts w:ascii="Kaiti SC" w:hAnsi="Kaiti SC" w:eastAsia="Kaiti SC" w:cs="Kaiti SC"/>
           <w:sz w:val="21"/>
         </w:rPr>
-        <w:t>[7] 2026-07-23｜Florida Today｜Blue Origin：Was this osprey burned by Blue Origin's May 28 New Glenn explosion? - Florida Today</w:t>
+        <w:t>[7] 2026-07-24｜Space｜SpaceX：SpaceX will now try to launch critical Starship Flight 13 test today after delays. Here's what to expect. - Space</w:t>
+      </w:r>
+    </w:p>
+    <w:p>
+      <w:pPr>
+        <w:keepLines/>
+        <w:spacing w:after="60"/>
+        <w:ind w:left="369" w:hanging="227"/>
+      </w:pPr>
+      <w:r>
+        <w:rPr>
+          <w:rFonts w:ascii="Kaiti SC" w:hAnsi="Kaiti SC" w:eastAsia="Kaiti SC" w:cs="Kaiti SC"/>
+          <w:sz w:val="21"/>
+        </w:rPr>
+        <w:t xml:space="preserve">✓ </w:t>
+      </w:r>
+      <w:r>
+        <w:rPr>
+          <w:rFonts w:ascii="Kaiti SC" w:hAnsi="Kaiti SC" w:eastAsia="Kaiti SC" w:cs="Kaiti SC"/>
+          <w:sz w:val="21"/>
+        </w:rPr>
+        <w:t>[8] 2026-07-24｜bing.com｜Blue Origin：After Blue Origin's huge explosion, will it be able to launch to the moon this year?</w:t>
+      </w:r>
+    </w:p>
+    <w:p>
+      <w:pPr>
+        <w:keepLines/>
+        <w:spacing w:after="60"/>
+        <w:ind w:left="369" w:hanging="227"/>
+      </w:pPr>
+      <w:r>
+        <w:rPr>
+          <w:rFonts w:ascii="Kaiti SC" w:hAnsi="Kaiti SC" w:eastAsia="Kaiti SC" w:cs="Kaiti SC"/>
+          <w:sz w:val="21"/>
+        </w:rPr>
+        <w:t xml:space="preserve">✓ </w:t>
+      </w:r>
+      <w:r>
+        <w:rPr>
+          <w:rFonts w:ascii="Kaiti SC" w:hAnsi="Kaiti SC" w:eastAsia="Kaiti SC" w:cs="Kaiti SC"/>
+          <w:sz w:val="21"/>
+        </w:rPr>
+        <w:t>[9] 2026-07-24｜CCTV｜中科宇航：[视频]【力箭一号今天成功发射“一箭五星”】“一箭五星”如何成功“拼车”？ - CCTV</w:t>
+      </w:r>
+    </w:p>
+    <w:p>
+      <w:pPr>
+        <w:keepLines/>
+        <w:spacing w:after="60"/>
+        <w:ind w:left="369" w:hanging="227"/>
+      </w:pPr>
+      <w:r>
+        <w:rPr>
+          <w:rFonts w:ascii="Kaiti SC" w:hAnsi="Kaiti SC" w:eastAsia="Kaiti SC" w:cs="Kaiti SC"/>
+          <w:sz w:val="21"/>
+        </w:rPr>
+        <w:t xml:space="preserve">✓ </w:t>
+      </w:r>
+      <w:r>
+        <w:rPr>
+          <w:rFonts w:ascii="Kaiti SC" w:hAnsi="Kaiti SC" w:eastAsia="Kaiti SC" w:cs="Kaiti SC"/>
+          <w:sz w:val="21"/>
+        </w:rPr>
+        <w:t>[10] 2026-07-24｜Ventura County Star｜SpaceX：California-launched Starlink satellites help dog owners find lost pets - Ventura County Star</w:t>
+      </w:r>
+    </w:p>
+    <w:p>
+      <w:pPr>
+        <w:keepLines/>
+        <w:spacing w:after="60"/>
+        <w:ind w:left="369" w:hanging="227"/>
+      </w:pPr>
+      <w:r>
+        <w:rPr>
+          <w:rFonts w:ascii="Kaiti SC" w:hAnsi="Kaiti SC" w:eastAsia="Kaiti SC" w:cs="Kaiti SC"/>
+          <w:sz w:val="21"/>
+        </w:rPr>
+        <w:t xml:space="preserve">✓ </w:t>
+      </w:r>
+      <w:r>
+        <w:rPr>
+          <w:rFonts w:ascii="Kaiti SC" w:hAnsi="Kaiti SC" w:eastAsia="Kaiti SC" w:cs="Kaiti SC"/>
+          <w:sz w:val="21"/>
+        </w:rPr>
+        <w:t>[11] 2026-07-24｜新浪财经｜中科宇航：太空多了颗“上海芯”！力箭一号“一箭五星”发射成功，国产GPU算力入轨 - 新浪财经</w:t>
+      </w:r>
+    </w:p>
+    <w:p>
+      <w:pPr>
+        <w:keepLines/>
+        <w:spacing w:after="60"/>
+        <w:ind w:left="369" w:hanging="227"/>
+      </w:pPr>
+      <w:r>
+        <w:rPr>
+          <w:rFonts w:ascii="Kaiti SC" w:hAnsi="Kaiti SC" w:eastAsia="Kaiti SC" w:cs="Kaiti SC"/>
+          <w:sz w:val="21"/>
+        </w:rPr>
+        <w:t xml:space="preserve">✓ </w:t>
+      </w:r>
+      <w:r>
+        <w:rPr>
+          <w:rFonts w:ascii="Kaiti SC" w:hAnsi="Kaiti SC" w:eastAsia="Kaiti SC" w:cs="Kaiti SC"/>
+          <w:sz w:val="21"/>
+        </w:rPr>
+        <w:t>[12] 2026-07-24｜搜狐网｜中科宇航：太空多了颗“上海芯”！力箭一号“一箭五星”发射成功，国产GPU算力入轨 - 搜狐网</w:t>
+      </w:r>
+    </w:p>
+    <w:p>
+      <w:pPr>
+        <w:keepLines/>
+        <w:spacing w:after="60"/>
+        <w:ind w:left="369" w:hanging="227"/>
+      </w:pPr>
+      <w:r>
+        <w:rPr>
+          <w:rFonts w:ascii="Kaiti SC" w:hAnsi="Kaiti SC" w:eastAsia="Kaiti SC" w:cs="Kaiti SC"/>
+          <w:sz w:val="21"/>
+        </w:rPr>
+        <w:t xml:space="preserve">✓ </w:t>
+      </w:r>
+      <w:r>
+        <w:rPr>
+          <w:rFonts w:ascii="Kaiti SC" w:hAnsi="Kaiti SC" w:eastAsia="Kaiti SC" w:cs="Kaiti SC"/>
+          <w:sz w:val="21"/>
+        </w:rPr>
+        <w:t>[13] 2026-07-24｜shobserver.cn｜中科宇航：太空多了颗“上海芯”！力箭一号“一箭五星”发射成功，国产GPU算力入轨 - shobserver.cn</w:t>
+      </w:r>
+    </w:p>
+    <w:p>
+      <w:pPr>
+        <w:keepLines/>
+        <w:spacing w:after="60"/>
+        <w:ind w:left="369" w:hanging="227"/>
+      </w:pPr>
+      <w:r>
+        <w:rPr>
+          <w:rFonts w:ascii="Kaiti SC" w:hAnsi="Kaiti SC" w:eastAsia="Kaiti SC" w:cs="Kaiti SC"/>
+          <w:sz w:val="21"/>
+        </w:rPr>
+        <w:t xml:space="preserve">✓ </w:t>
+      </w:r>
+      <w:r>
+        <w:rPr>
+          <w:rFonts w:ascii="Kaiti SC" w:hAnsi="Kaiti SC" w:eastAsia="Kaiti SC" w:cs="Kaiti SC"/>
+          <w:sz w:val="21"/>
+        </w:rPr>
+        <w:t>[14] 2026-07-24｜bing.com｜Blue Origin：Stennis Space Center to host Blue Origin rocket tests</w:t>
+      </w:r>
+    </w:p>
+    <w:p>
+      <w:pPr>
+        <w:keepLines/>
+        <w:spacing w:after="60"/>
+        <w:ind w:left="369" w:hanging="227"/>
+      </w:pPr>
+      <w:r>
+        <w:rPr>
+          <w:rFonts w:ascii="Kaiti SC" w:hAnsi="Kaiti SC" w:eastAsia="Kaiti SC" w:cs="Kaiti SC"/>
+          <w:sz w:val="21"/>
+        </w:rPr>
+        <w:t xml:space="preserve">✓ </w:t>
+      </w:r>
+      <w:r>
+        <w:rPr>
+          <w:rFonts w:ascii="Kaiti SC" w:hAnsi="Kaiti SC" w:eastAsia="Kaiti SC" w:cs="Kaiti SC"/>
+          <w:sz w:val="21"/>
+        </w:rPr>
+        <w:t>[15] 2026-07-24｜手机网易网｜蓝箭航天：中国第二枚可重复火箭要来了！朱雀三号、长征十二号甲8月排队挑战回收，难度有多大？ - 手机网易网</w:t>
+      </w:r>
+    </w:p>
+    <w:p>
+      <w:pPr>
+        <w:keepLines/>
+        <w:spacing w:after="60"/>
+        <w:ind w:left="369" w:hanging="227"/>
+      </w:pPr>
+      <w:r>
+        <w:rPr>
+          <w:rFonts w:ascii="Kaiti SC" w:hAnsi="Kaiti SC" w:eastAsia="Kaiti SC" w:cs="Kaiti SC"/>
+          <w:sz w:val="21"/>
+        </w:rPr>
+        <w:t xml:space="preserve">✓ </w:t>
+      </w:r>
+      <w:r>
+        <w:rPr>
+          <w:rFonts w:ascii="Kaiti SC" w:hAnsi="Kaiti SC" w:eastAsia="Kaiti SC" w:cs="Kaiti SC"/>
+          <w:sz w:val="21"/>
+        </w:rPr>
+        <w:t>[16] 2026-07-24｜新浪网｜蓝箭航天：朱雀二号遥六发射成功，千帆DTC01星等两颗卫星顺利入轨 - 新浪网</w:t>
       </w:r>
     </w:p>
     <w:sectPr>

--- a/docs/data/reports/daily-documents/latest/previous_daily_report.docx
+++ b/docs/data/reports/daily-documents/latest/previous_daily_report.docx
@@ -26,7 +26,7 @@
           <w:rFonts w:ascii="Kaiti SC" w:hAnsi="Kaiti SC" w:eastAsia="Kaiti SC" w:cs="Kaiti SC"/>
           <w:sz w:val="21"/>
         </w:rPr>
-        <w:t>2026-07-24（上一自然日）</w:t>
+        <w:t>2026-07-25（上一自然日）</w:t>
       </w:r>
     </w:p>
     <w:tbl>
@@ -81,7 +81,7 @@
                 <w:b w:val="0"/>
                 <w:sz w:val="19"/>
               </w:rPr>
-              <w:t>2026-07-24</w:t>
+              <w:t>2026-07-25</w:t>
             </w:r>
           </w:p>
         </w:tc>
@@ -127,7 +127,7 @@
                 <w:b w:val="0"/>
                 <w:sz w:val="19"/>
               </w:rPr>
-              <w:t>69 条 / 4 家</w:t>
+              <w:t>43 条 / 3 家</w:t>
             </w:r>
           </w:p>
         </w:tc>
@@ -173,7 +173,7 @@
                 <w:b w:val="0"/>
                 <w:sz w:val="19"/>
               </w:rPr>
-              <w:t>32 个</w:t>
+              <w:t>17 个</w:t>
             </w:r>
           </w:p>
         </w:tc>
@@ -219,7 +219,7 @@
                 <w:b w:val="0"/>
                 <w:sz w:val="19"/>
               </w:rPr>
-              <w:t>2026-07-25</w:t>
+              <w:t>2026-07-26</w:t>
             </w:r>
           </w:p>
         </w:tc>
@@ -245,7 +245,7 @@
     </w:p>
     <w:p>
       <w:r>
-        <w:t>2026-07-24 共归档 69 条新闻，覆盖 4 家公司、32 个信息来源。 新闻量较多的公司包括 中科宇航、SpaceX、Blue Origin、蓝箭航天。</w:t>
+        <w:t>2026-07-25 共归档 43 条新闻，覆盖 3 家公司、17 个信息来源。 新闻量较多的公司包括 SpaceX、Blue Origin、中科宇航。</w:t>
       </w:r>
     </w:p>
     <w:p>
@@ -279,7 +279,7 @@
           <w:rFonts w:ascii="Kaiti SC" w:hAnsi="Kaiti SC" w:eastAsia="Kaiti SC" w:cs="Kaiti SC"/>
           <w:sz w:val="21"/>
         </w:rPr>
-        <w:t>【其他动态】Blue Origin：NASA to Support Blue Origin New Glenn Rocket Testing, Advance Artemis （NASA）</w:t>
+        <w:t>【发射与任务】SpaceX：Live Coverage: SpaceX Falcon 9 to launch Starlink satellites from West Coast （Spaceflight Now）</w:t>
       </w:r>
     </w:p>
     <w:p>
@@ -300,7 +300,7 @@
           <w:rFonts w:ascii="Kaiti SC" w:hAnsi="Kaiti SC" w:eastAsia="Kaiti SC" w:cs="Kaiti SC"/>
           <w:sz w:val="21"/>
         </w:rPr>
-        <w:t>【发射与任务】SpaceX：Live coverage: SpaceX ready for 2nd attempt to launch Starship Flight 13 following post-abort engine work （Spaceflight Now）</w:t>
+        <w:t>【发射与任务】SpaceX：Super Heavy-Starship rocket chalks up mostly successful test flight （Spaceflight Now）</w:t>
       </w:r>
     </w:p>
     <w:p>
@@ -321,7 +321,7 @@
           <w:rFonts w:ascii="Kaiti SC" w:hAnsi="Kaiti SC" w:eastAsia="Kaiti SC" w:cs="Kaiti SC"/>
           <w:sz w:val="21"/>
         </w:rPr>
-        <w:t>【市场与股价】SpaceX：SpaceX: Why I Am Going Full Contrarian (Rating Upgrade) （bing.com）</w:t>
+        <w:t>【发射与任务】SpaceX：SpaceX conducts 13th Starship test flight （SpaceNews）</w:t>
       </w:r>
     </w:p>
     <w:p>
@@ -342,7 +342,7 @@
           <w:rFonts w:ascii="Kaiti SC" w:hAnsi="Kaiti SC" w:eastAsia="Kaiti SC" w:cs="Kaiti SC"/>
           <w:sz w:val="21"/>
         </w:rPr>
-        <w:t>【发射与任务】中科宇航：力箭一号一箭5星圆满成功，下半年将逐月常态化发射 - 凤凰网 （凤凰网）</w:t>
+        <w:t>【市场与股价】SpaceX：SpaceX launches massive Starship rocket in first test flight since IPO （bing.com）</w:t>
       </w:r>
     </w:p>
     <w:p>
@@ -363,7 +363,7 @@
           <w:rFonts w:ascii="Kaiti SC" w:hAnsi="Kaiti SC" w:eastAsia="Kaiti SC" w:cs="Kaiti SC"/>
           <w:sz w:val="21"/>
         </w:rPr>
-        <w:t>【发射与任务】蓝箭航天：朱雀三号遥一运载火箭飞行试验任务完成第一阶段工作『航天视窗』 - 新浪财经 （新浪财经）</w:t>
+        <w:t>【市场与股价】SpaceX：SpaceX launches massive Starship rocket in first test flight since IPO （bing.com）</w:t>
       </w:r>
     </w:p>
     <w:p>
@@ -384,7 +384,7 @@
           <w:rFonts w:ascii="Kaiti SC" w:hAnsi="Kaiti SC" w:eastAsia="Kaiti SC" w:cs="Kaiti SC"/>
           <w:sz w:val="21"/>
         </w:rPr>
-        <w:t>【发射与任务】SpaceX：Rocket Report: Lightning strikes in China; Starship launch on deck （arstechnica.com）</w:t>
+        <w:t>【发射与任务】中科宇航：一箭五星！力箭一号遥十五运载火箭成功发射 - 新浪财经 （新浪财经）</w:t>
       </w:r>
     </w:p>
     <w:p>
@@ -405,7 +405,7 @@
           <w:rFonts w:ascii="Kaiti SC" w:hAnsi="Kaiti SC" w:eastAsia="Kaiti SC" w:cs="Kaiti SC"/>
           <w:sz w:val="21"/>
         </w:rPr>
-        <w:t>【发射与任务】SpaceX：SpaceX will now try to launch critical Starship Flight 13 test today after delays. Here's what to expect. - Space （Space）</w:t>
+        <w:t>【发射与任务】中科宇航：太空多了颗“上海芯”！力箭一号“一箭五星”发射成功，国产GPU算力入轨 - chinanews.com.cn （chinanews.com.cn）</w:t>
       </w:r>
     </w:p>
     <w:p>
@@ -426,7 +426,7 @@
           <w:rFonts w:ascii="Kaiti SC" w:hAnsi="Kaiti SC" w:eastAsia="Kaiti SC" w:cs="Kaiti SC"/>
           <w:sz w:val="21"/>
         </w:rPr>
-        <w:t>【发射与任务】Blue Origin：After Blue Origin's huge explosion, will it be able to launch to the moon this year? （bing.com）</w:t>
+        <w:t>【其他动态】中科宇航：110颗卫星！力箭一号创民商火箭百星里程碑 - 新浪网 （新浪网）</w:t>
       </w:r>
     </w:p>
     <w:p>
@@ -447,7 +447,7 @@
           <w:rFonts w:ascii="Kaiti SC" w:hAnsi="Kaiti SC" w:eastAsia="Kaiti SC" w:cs="Kaiti SC"/>
           <w:sz w:val="21"/>
         </w:rPr>
-        <w:t>【发射与任务】中科宇航：[视频]【力箭一号今天成功发射“一箭五星”】“一箭五星”如何成功“拼车”？ - CCTV （CCTV）</w:t>
+        <w:t>【融资与资本】Blue Origin：Jeff Bezos Put $2 Billion of His Own Money Into Blue Origin's First Outside Funding Round （bing.com）</w:t>
       </w:r>
     </w:p>
     <w:p>
@@ -468,7 +468,7 @@
           <w:rFonts w:ascii="Kaiti SC" w:hAnsi="Kaiti SC" w:eastAsia="Kaiti SC" w:cs="Kaiti SC"/>
           <w:sz w:val="21"/>
         </w:rPr>
-        <w:t>【发射与任务】SpaceX：California-launched Starlink satellites help dog owners find lost pets - Ventura County Star （Ventura County Star）</w:t>
+        <w:t>【融资与资本】Blue Origin：Jeff Bezos Put $2 Billion of His Own Money Into Blue Origin's First Outside Funding Round （bing.com）</w:t>
       </w:r>
     </w:p>
     <w:p>
@@ -489,7 +489,7 @@
           <w:rFonts w:ascii="Kaiti SC" w:hAnsi="Kaiti SC" w:eastAsia="Kaiti SC" w:cs="Kaiti SC"/>
           <w:sz w:val="21"/>
         </w:rPr>
-        <w:t>【发射与任务】中科宇航：太空多了颗“上海芯”！力箭一号“一箭五星”发射成功，国产GPU算力入轨 - 新浪财经 （新浪财经）</w:t>
+        <w:t>【融资与资本】Blue Origin：Jeff Bezos Put $2 Billion of His Own Money Into Blue Origin's First Outside Funding Round （bing.com）</w:t>
       </w:r>
     </w:p>
     <w:p>
@@ -510,7 +510,7 @@
           <w:rFonts w:ascii="Kaiti SC" w:hAnsi="Kaiti SC" w:eastAsia="Kaiti SC" w:cs="Kaiti SC"/>
           <w:sz w:val="21"/>
         </w:rPr>
-        <w:t>【发射与任务】中科宇航：太空多了颗“上海芯”！力箭一号“一箭五星”发射成功，国产GPU算力入轨 - 搜狐网 （搜狐网）</w:t>
+        <w:t>【发射与任务】中科宇航：太空多了颗“上海芯”！力箭一号“一箭五星”发射成功，国产GPU算力入轨 - 新浪上海 （新浪上海）</w:t>
       </w:r>
     </w:p>
     <w:p>
@@ -531,7 +531,7 @@
           <w:rFonts w:ascii="Kaiti SC" w:hAnsi="Kaiti SC" w:eastAsia="Kaiti SC" w:cs="Kaiti SC"/>
           <w:sz w:val="21"/>
         </w:rPr>
-        <w:t>【发射与任务】中科宇航：太空多了颗“上海芯”！力箭一号“一箭五星”发射成功，国产GPU算力入轨 - shobserver.cn （shobserver.cn）</w:t>
+        <w:t>【订单与合作】Blue Origin：NASA, Blue Origin partnership to include testing at Stennis Space Center - WDAM-TV （WDAM-TV）</w:t>
       </w:r>
     </w:p>
     <w:p>
@@ -552,7 +552,7 @@
           <w:rFonts w:ascii="Kaiti SC" w:hAnsi="Kaiti SC" w:eastAsia="Kaiti SC" w:cs="Kaiti SC"/>
           <w:sz w:val="21"/>
         </w:rPr>
-        <w:t>【其他动态】Blue Origin：Stennis Space Center to host Blue Origin rocket tests （bing.com）</w:t>
+        <w:t>【订单与合作】Blue Origin：NASA, Blue Origin partnership to include testing at Stennis Space Center - WLOX （WLOX）</w:t>
       </w:r>
     </w:p>
     <w:p>
@@ -573,28 +573,7 @@
           <w:rFonts w:ascii="Kaiti SC" w:hAnsi="Kaiti SC" w:eastAsia="Kaiti SC" w:cs="Kaiti SC"/>
           <w:sz w:val="21"/>
         </w:rPr>
-        <w:t>【其他动态】蓝箭航天：中国第二枚可重复火箭要来了！朱雀三号、长征十二号甲8月排队挑战回收，难度有多大？ - 手机网易网 （手机网易网）</w:t>
-      </w:r>
-    </w:p>
-    <w:p>
-      <w:pPr>
-        <w:keepLines/>
-        <w:spacing w:after="60"/>
-        <w:ind w:left="369" w:hanging="227"/>
-      </w:pPr>
-      <w:r>
-        <w:rPr>
-          <w:rFonts w:ascii="Kaiti SC" w:hAnsi="Kaiti SC" w:eastAsia="Kaiti SC" w:cs="Kaiti SC"/>
-          <w:sz w:val="21"/>
-        </w:rPr>
-        <w:t xml:space="preserve">➢ </w:t>
-      </w:r>
-      <w:r>
-        <w:rPr>
-          <w:rFonts w:ascii="Kaiti SC" w:hAnsi="Kaiti SC" w:eastAsia="Kaiti SC" w:cs="Kaiti SC"/>
-          <w:sz w:val="21"/>
-        </w:rPr>
-        <w:t>【发射与任务】蓝箭航天：朱雀二号遥六发射成功，千帆DTC01星等两颗卫星顺利入轨 - 新浪网 （新浪网）</w:t>
+        <w:t>【发射与任务】中科宇航：CAS Space Locks In Monthly Kinetica-1 Launches as China’s 2026 Surge Accelerates - Tech Times （Tech Times）</w:t>
       </w:r>
     </w:p>
     <w:p>
@@ -732,93 +711,6 @@
                 <w:b w:val="0"/>
                 <w:sz w:val="19"/>
               </w:rPr>
-              <w:t>中科宇航</w:t>
-            </w:r>
-          </w:p>
-        </w:tc>
-        <w:tc>
-          <w:tcPr>
-            <w:tcW w:type="dxa" w:w="2075"/>
-            <w:vAlign w:val="center"/>
-          </w:tcPr>
-          <w:p>
-            <w:pPr>
-              <w:spacing w:after="0" w:line="252" w:lineRule="auto"/>
-              <w:jc w:val="center"/>
-            </w:pPr>
-            <w:r/>
-            <w:r>
-              <w:rPr>
-                <w:rFonts w:ascii="Kaiti SC" w:hAnsi="Kaiti SC" w:eastAsia="Kaiti SC" w:cs="Kaiti SC"/>
-                <w:b w:val="0"/>
-                <w:sz w:val="19"/>
-              </w:rPr>
-              <w:t>43</w:t>
-            </w:r>
-          </w:p>
-        </w:tc>
-        <w:tc>
-          <w:tcPr>
-            <w:tcW w:type="dxa" w:w="2075"/>
-            <w:vAlign w:val="center"/>
-          </w:tcPr>
-          <w:p>
-            <w:pPr>
-              <w:spacing w:after="0" w:line="252" w:lineRule="auto"/>
-              <w:jc w:val="center"/>
-            </w:pPr>
-            <w:r/>
-            <w:r>
-              <w:rPr>
-                <w:rFonts w:ascii="Kaiti SC" w:hAnsi="Kaiti SC" w:eastAsia="Kaiti SC" w:cs="Kaiti SC"/>
-                <w:b w:val="0"/>
-                <w:sz w:val="19"/>
-              </w:rPr>
-              <w:t>发射与任务</w:t>
-            </w:r>
-          </w:p>
-        </w:tc>
-        <w:tc>
-          <w:tcPr>
-            <w:tcW w:type="dxa" w:w="2075"/>
-            <w:vAlign w:val="center"/>
-          </w:tcPr>
-          <w:p>
-            <w:pPr>
-              <w:spacing w:after="0" w:line="252" w:lineRule="auto"/>
-            </w:pPr>
-            <w:r/>
-            <w:r>
-              <w:rPr>
-                <w:rFonts w:ascii="Kaiti SC" w:hAnsi="Kaiti SC" w:eastAsia="Kaiti SC" w:cs="Kaiti SC"/>
-                <w:b w:val="0"/>
-                <w:sz w:val="19"/>
-              </w:rPr>
-              <w:t>力箭一号一箭5星圆满成功，下半年将逐月常态化发射 - 凤凰网</w:t>
-            </w:r>
-          </w:p>
-        </w:tc>
-      </w:tr>
-      <w:tr>
-        <w:trPr>
-          <w:cantSplit/>
-        </w:trPr>
-        <w:tc>
-          <w:tcPr>
-            <w:tcW w:type="dxa" w:w="2075"/>
-            <w:vAlign w:val="center"/>
-          </w:tcPr>
-          <w:p>
-            <w:pPr>
-              <w:spacing w:after="0" w:line="252" w:lineRule="auto"/>
-            </w:pPr>
-            <w:r/>
-            <w:r>
-              <w:rPr>
-                <w:rFonts w:ascii="Kaiti SC" w:hAnsi="Kaiti SC" w:eastAsia="Kaiti SC" w:cs="Kaiti SC"/>
-                <w:b w:val="0"/>
-                <w:sz w:val="19"/>
-              </w:rPr>
               <w:t>SpaceX</w:t>
             </w:r>
           </w:p>
@@ -840,7 +732,7 @@
                 <w:b w:val="0"/>
                 <w:sz w:val="19"/>
               </w:rPr>
-              <w:t>20</w:t>
+              <w:t>27</w:t>
             </w:r>
           </w:p>
         </w:tc>
@@ -881,7 +773,7 @@
                 <w:b w:val="0"/>
                 <w:sz w:val="19"/>
               </w:rPr>
-              <w:t>Live coverage: SpaceX ready for 2nd attempt to launch Starship Flight 13 following post-abort engine work</w:t>
+              <w:t>Live Coverage: SpaceX Falcon 9 to launch Starlink satellites from West Coast</w:t>
             </w:r>
           </w:p>
         </w:tc>
@@ -927,7 +819,7 @@
                 <w:b w:val="0"/>
                 <w:sz w:val="19"/>
               </w:rPr>
-              <w:t>3</w:t>
+              <w:t>11</w:t>
             </w:r>
           </w:p>
         </w:tc>
@@ -948,7 +840,7 @@
                 <w:b w:val="0"/>
                 <w:sz w:val="19"/>
               </w:rPr>
-              <w:t>其他动态、发射与任务</w:t>
+              <w:t>融资与资本、订单与合作、发射与任务、其他动态</w:t>
             </w:r>
           </w:p>
         </w:tc>
@@ -968,7 +860,7 @@
                 <w:b w:val="0"/>
                 <w:sz w:val="19"/>
               </w:rPr>
-              <w:t>NASA to Support Blue Origin New Glenn Rocket Testing, Advance Artemis</w:t>
+              <w:t>Jeff Bezos Put $2 Billion of His Own Money Into Blue Origin's First Outside Funding Round</w:t>
             </w:r>
           </w:p>
         </w:tc>
@@ -993,7 +885,7 @@
                 <w:b w:val="0"/>
                 <w:sz w:val="19"/>
               </w:rPr>
-              <w:t>蓝箭航天</w:t>
+              <w:t>中科宇航</w:t>
             </w:r>
           </w:p>
         </w:tc>
@@ -1014,7 +906,7 @@
                 <w:b w:val="0"/>
                 <w:sz w:val="19"/>
               </w:rPr>
-              <w:t>3</w:t>
+              <w:t>5</w:t>
             </w:r>
           </w:p>
         </w:tc>
@@ -1055,7 +947,7 @@
                 <w:b w:val="0"/>
                 <w:sz w:val="19"/>
               </w:rPr>
-              <w:t>朱雀三号遥一运载火箭飞行试验任务完成第一阶段工作『航天视窗』 - 新浪财经</w:t>
+              <w:t>一箭五星！力箭一号遥十五运载火箭成功发射 - 新浪财经</w:t>
             </w:r>
           </w:p>
         </w:tc>
@@ -1092,7 +984,7 @@
           <w:rFonts w:ascii="Kaiti SC" w:hAnsi="Kaiti SC" w:eastAsia="Kaiti SC" w:cs="Kaiti SC"/>
           <w:sz w:val="21"/>
         </w:rPr>
-        <w:t>[1] 2026-07-24｜NASA｜Blue Origin：NASA to Support Blue Origin New Glenn Rocket Testing, Advance Artemis</w:t>
+        <w:t>[1] 2026-07-25｜Spaceflight Now｜SpaceX：Live Coverage: SpaceX Falcon 9 to launch Starlink satellites from West Coast</w:t>
       </w:r>
     </w:p>
     <w:p>
@@ -1113,7 +1005,7 @@
           <w:rFonts w:ascii="Kaiti SC" w:hAnsi="Kaiti SC" w:eastAsia="Kaiti SC" w:cs="Kaiti SC"/>
           <w:sz w:val="21"/>
         </w:rPr>
-        <w:t>[2] 2026-07-24｜Spaceflight Now｜SpaceX：Live coverage: SpaceX ready for 2nd attempt to launch Starship Flight 13 following post-abort engine work</w:t>
+        <w:t>[2] 2026-07-25｜Spaceflight Now｜SpaceX：Super Heavy-Starship rocket chalks up mostly successful test flight</w:t>
       </w:r>
     </w:p>
     <w:p>
@@ -1134,7 +1026,7 @@
           <w:rFonts w:ascii="Kaiti SC" w:hAnsi="Kaiti SC" w:eastAsia="Kaiti SC" w:cs="Kaiti SC"/>
           <w:sz w:val="21"/>
         </w:rPr>
-        <w:t>[3] 2026-07-24｜bing.com｜SpaceX：SpaceX: Why I Am Going Full Contrarian (Rating Upgrade)</w:t>
+        <w:t>[3] 2026-07-25｜SpaceNews｜SpaceX：SpaceX conducts 13th Starship test flight</w:t>
       </w:r>
     </w:p>
     <w:p>
@@ -1155,7 +1047,7 @@
           <w:rFonts w:ascii="Kaiti SC" w:hAnsi="Kaiti SC" w:eastAsia="Kaiti SC" w:cs="Kaiti SC"/>
           <w:sz w:val="21"/>
         </w:rPr>
-        <w:t>[4] 2026-07-24｜凤凰网｜中科宇航：力箭一号一箭5星圆满成功，下半年将逐月常态化发射 - 凤凰网</w:t>
+        <w:t>[4] 2026-07-25｜bing.com｜SpaceX：SpaceX launches massive Starship rocket in first test flight since IPO</w:t>
       </w:r>
     </w:p>
     <w:p>
@@ -1176,7 +1068,7 @@
           <w:rFonts w:ascii="Kaiti SC" w:hAnsi="Kaiti SC" w:eastAsia="Kaiti SC" w:cs="Kaiti SC"/>
           <w:sz w:val="21"/>
         </w:rPr>
-        <w:t>[5] 2026-07-24｜新浪财经｜蓝箭航天：朱雀三号遥一运载火箭飞行试验任务完成第一阶段工作『航天视窗』 - 新浪财经</w:t>
+        <w:t>[5] 2026-07-25｜bing.com｜SpaceX：SpaceX launches massive Starship rocket in first test flight since IPO</w:t>
       </w:r>
     </w:p>
     <w:p>
@@ -1197,7 +1089,7 @@
           <w:rFonts w:ascii="Kaiti SC" w:hAnsi="Kaiti SC" w:eastAsia="Kaiti SC" w:cs="Kaiti SC"/>
           <w:sz w:val="21"/>
         </w:rPr>
-        <w:t>[6] 2026-07-24｜arstechnica.com｜SpaceX：Rocket Report: Lightning strikes in China; Starship launch on deck</w:t>
+        <w:t>[6] 2026-07-25｜新浪财经｜中科宇航：一箭五星！力箭一号遥十五运载火箭成功发射 - 新浪财经</w:t>
       </w:r>
     </w:p>
     <w:p>
@@ -1218,7 +1110,7 @@
           <w:rFonts w:ascii="Kaiti SC" w:hAnsi="Kaiti SC" w:eastAsia="Kaiti SC" w:cs="Kaiti SC"/>
           <w:sz w:val="21"/>
         </w:rPr>
-        <w:t>[7] 2026-07-24｜Space｜SpaceX：SpaceX will now try to launch critical Starship Flight 13 test today after delays. Here's what to expect. - Space</w:t>
+        <w:t>[7] 2026-07-25｜chinanews.com.cn｜中科宇航：太空多了颗“上海芯”！力箭一号“一箭五星”发射成功，国产GPU算力入轨 - chinanews.com.cn</w:t>
       </w:r>
     </w:p>
     <w:p>
@@ -1239,7 +1131,7 @@
           <w:rFonts w:ascii="Kaiti SC" w:hAnsi="Kaiti SC" w:eastAsia="Kaiti SC" w:cs="Kaiti SC"/>
           <w:sz w:val="21"/>
         </w:rPr>
-        <w:t>[8] 2026-07-24｜bing.com｜Blue Origin：After Blue Origin's huge explosion, will it be able to launch to the moon this year?</w:t>
+        <w:t>[8] 2026-07-25｜新浪网｜中科宇航：110颗卫星！力箭一号创民商火箭百星里程碑 - 新浪网</w:t>
       </w:r>
     </w:p>
     <w:p>
@@ -1260,7 +1152,7 @@
           <w:rFonts w:ascii="Kaiti SC" w:hAnsi="Kaiti SC" w:eastAsia="Kaiti SC" w:cs="Kaiti SC"/>
           <w:sz w:val="21"/>
         </w:rPr>
-        <w:t>[9] 2026-07-24｜CCTV｜中科宇航：[视频]【力箭一号今天成功发射“一箭五星”】“一箭五星”如何成功“拼车”？ - CCTV</w:t>
+        <w:t>[9] 2026-07-25｜bing.com｜Blue Origin：Jeff Bezos Put $2 Billion of His Own Money Into Blue Origin's First Outside Funding Round</w:t>
       </w:r>
     </w:p>
     <w:p>
@@ -1281,7 +1173,7 @@
           <w:rFonts w:ascii="Kaiti SC" w:hAnsi="Kaiti SC" w:eastAsia="Kaiti SC" w:cs="Kaiti SC"/>
           <w:sz w:val="21"/>
         </w:rPr>
-        <w:t>[10] 2026-07-24｜Ventura County Star｜SpaceX：California-launched Starlink satellites help dog owners find lost pets - Ventura County Star</w:t>
+        <w:t>[10] 2026-07-25｜bing.com｜Blue Origin：Jeff Bezos Put $2 Billion of His Own Money Into Blue Origin's First Outside Funding Round</w:t>
       </w:r>
     </w:p>
     <w:p>
@@ -1302,7 +1194,7 @@
           <w:rFonts w:ascii="Kaiti SC" w:hAnsi="Kaiti SC" w:eastAsia="Kaiti SC" w:cs="Kaiti SC"/>
           <w:sz w:val="21"/>
         </w:rPr>
-        <w:t>[11] 2026-07-24｜新浪财经｜中科宇航：太空多了颗“上海芯”！力箭一号“一箭五星”发射成功，国产GPU算力入轨 - 新浪财经</w:t>
+        <w:t>[11] 2026-07-25｜bing.com｜Blue Origin：Jeff Bezos Put $2 Billion of His Own Money Into Blue Origin's First Outside Funding Round</w:t>
       </w:r>
     </w:p>
     <w:p>
@@ -1323,7 +1215,7 @@
           <w:rFonts w:ascii="Kaiti SC" w:hAnsi="Kaiti SC" w:eastAsia="Kaiti SC" w:cs="Kaiti SC"/>
           <w:sz w:val="21"/>
         </w:rPr>
-        <w:t>[12] 2026-07-24｜搜狐网｜中科宇航：太空多了颗“上海芯”！力箭一号“一箭五星”发射成功，国产GPU算力入轨 - 搜狐网</w:t>
+        <w:t>[12] 2026-07-25｜新浪上海｜中科宇航：太空多了颗“上海芯”！力箭一号“一箭五星”发射成功，国产GPU算力入轨 - 新浪上海</w:t>
       </w:r>
     </w:p>
     <w:p>
@@ -1344,7 +1236,7 @@
           <w:rFonts w:ascii="Kaiti SC" w:hAnsi="Kaiti SC" w:eastAsia="Kaiti SC" w:cs="Kaiti SC"/>
           <w:sz w:val="21"/>
         </w:rPr>
-        <w:t>[13] 2026-07-24｜shobserver.cn｜中科宇航：太空多了颗“上海芯”！力箭一号“一箭五星”发射成功，国产GPU算力入轨 - shobserver.cn</w:t>
+        <w:t>[13] 2026-07-25｜WDAM-TV｜Blue Origin：NASA, Blue Origin partnership to include testing at Stennis Space Center - WDAM-TV</w:t>
       </w:r>
     </w:p>
     <w:p>
@@ -1365,7 +1257,7 @@
           <w:rFonts w:ascii="Kaiti SC" w:hAnsi="Kaiti SC" w:eastAsia="Kaiti SC" w:cs="Kaiti SC"/>
           <w:sz w:val="21"/>
         </w:rPr>
-        <w:t>[14] 2026-07-24｜bing.com｜Blue Origin：Stennis Space Center to host Blue Origin rocket tests</w:t>
+        <w:t>[14] 2026-07-25｜WLOX｜Blue Origin：NASA, Blue Origin partnership to include testing at Stennis Space Center - WLOX</w:t>
       </w:r>
     </w:p>
     <w:p>
@@ -1386,28 +1278,7 @@
           <w:rFonts w:ascii="Kaiti SC" w:hAnsi="Kaiti SC" w:eastAsia="Kaiti SC" w:cs="Kaiti SC"/>
           <w:sz w:val="21"/>
         </w:rPr>
-        <w:t>[15] 2026-07-24｜手机网易网｜蓝箭航天：中国第二枚可重复火箭要来了！朱雀三号、长征十二号甲8月排队挑战回收，难度有多大？ - 手机网易网</w:t>
-      </w:r>
-    </w:p>
-    <w:p>
-      <w:pPr>
-        <w:keepLines/>
-        <w:spacing w:after="60"/>
-        <w:ind w:left="369" w:hanging="227"/>
-      </w:pPr>
-      <w:r>
-        <w:rPr>
-          <w:rFonts w:ascii="Kaiti SC" w:hAnsi="Kaiti SC" w:eastAsia="Kaiti SC" w:cs="Kaiti SC"/>
-          <w:sz w:val="21"/>
-        </w:rPr>
-        <w:t xml:space="preserve">✓ </w:t>
-      </w:r>
-      <w:r>
-        <w:rPr>
-          <w:rFonts w:ascii="Kaiti SC" w:hAnsi="Kaiti SC" w:eastAsia="Kaiti SC" w:cs="Kaiti SC"/>
-          <w:sz w:val="21"/>
-        </w:rPr>
-        <w:t>[16] 2026-07-24｜新浪网｜蓝箭航天：朱雀二号遥六发射成功，千帆DTC01星等两颗卫星顺利入轨 - 新浪网</w:t>
+        <w:t>[15] 2026-07-25｜Tech Times｜中科宇航：CAS Space Locks In Monthly Kinetica-1 Launches as China’s 2026 Surge Accelerates - Tech Times</w:t>
       </w:r>
     </w:p>
     <w:sectPr>

--- a/docs/data/reports/daily-documents/latest/previous_daily_report.docx
+++ b/docs/data/reports/daily-documents/latest/previous_daily_report.docx
@@ -26,7 +26,7 @@
           <w:rFonts w:ascii="Kaiti SC" w:hAnsi="Kaiti SC" w:eastAsia="Kaiti SC" w:cs="Kaiti SC"/>
           <w:sz w:val="21"/>
         </w:rPr>
-        <w:t>2026-07-25（上一自然日）</w:t>
+        <w:t>2026-07-26（上一自然日）</w:t>
       </w:r>
     </w:p>
     <w:tbl>
@@ -81,7 +81,7 @@
                 <w:b w:val="0"/>
                 <w:sz w:val="19"/>
               </w:rPr>
-              <w:t>2026-07-25</w:t>
+              <w:t>2026-07-26</w:t>
             </w:r>
           </w:p>
         </w:tc>
@@ -127,7 +127,7 @@
                 <w:b w:val="0"/>
                 <w:sz w:val="19"/>
               </w:rPr>
-              <w:t>43 条 / 3 家</w:t>
+              <w:t>9 条 / 1 家</w:t>
             </w:r>
           </w:p>
         </w:tc>
@@ -173,7 +173,7 @@
                 <w:b w:val="0"/>
                 <w:sz w:val="19"/>
               </w:rPr>
-              <w:t>17 个</w:t>
+              <w:t>9 个</w:t>
             </w:r>
           </w:p>
         </w:tc>
@@ -219,7 +219,7 @@
                 <w:b w:val="0"/>
                 <w:sz w:val="19"/>
               </w:rPr>
-              <w:t>2026-07-26</w:t>
+              <w:t>2026-07-27</w:t>
             </w:r>
           </w:p>
         </w:tc>
@@ -245,7 +245,7 @@
     </w:p>
     <w:p>
       <w:r>
-        <w:t>2026-07-25 共归档 43 条新闻，覆盖 3 家公司、17 个信息来源。 新闻量较多的公司包括 SpaceX、Blue Origin、中科宇航。</w:t>
+        <w:t>2026-07-26 共归档 9 条新闻，覆盖 1 家公司、9 个信息来源。 新闻量较多的公司包括 SpaceX。</w:t>
       </w:r>
     </w:p>
     <w:p>
@@ -279,7 +279,7 @@
           <w:rFonts w:ascii="Kaiti SC" w:hAnsi="Kaiti SC" w:eastAsia="Kaiti SC" w:cs="Kaiti SC"/>
           <w:sz w:val="21"/>
         </w:rPr>
-        <w:t>【发射与任务】SpaceX：Live Coverage: SpaceX Falcon 9 to launch Starlink satellites from West Coast （Spaceflight Now）</w:t>
+        <w:t>【发射与任务】SpaceX：Successful Flight for Starship IFT-13 （SpacePolicyOnline.com）</w:t>
       </w:r>
     </w:p>
     <w:p>
@@ -300,7 +300,7 @@
           <w:rFonts w:ascii="Kaiti SC" w:hAnsi="Kaiti SC" w:eastAsia="Kaiti SC" w:cs="Kaiti SC"/>
           <w:sz w:val="21"/>
         </w:rPr>
-        <w:t>【发射与任务】SpaceX：Super Heavy-Starship rocket chalks up mostly successful test flight （Spaceflight Now）</w:t>
+        <w:t>【市场与股价】SpaceX：SpaceX launches Starlink satellites and sticks landing on IPO reveal day （bing.com）</w:t>
       </w:r>
     </w:p>
     <w:p>
@@ -321,7 +321,7 @@
           <w:rFonts w:ascii="Kaiti SC" w:hAnsi="Kaiti SC" w:eastAsia="Kaiti SC" w:cs="Kaiti SC"/>
           <w:sz w:val="21"/>
         </w:rPr>
-        <w:t>【发射与任务】SpaceX：SpaceX conducts 13th Starship test flight （SpaceNews）</w:t>
+        <w:t>【发射与任务】SpaceX：Starship Flight 13 Flies as 6 Launches Succeed | KeepTrack Week in Review - KeepTrack （KeepTrack）</w:t>
       </w:r>
     </w:p>
     <w:p>
@@ -342,7 +342,7 @@
           <w:rFonts w:ascii="Kaiti SC" w:hAnsi="Kaiti SC" w:eastAsia="Kaiti SC" w:cs="Kaiti SC"/>
           <w:sz w:val="21"/>
         </w:rPr>
-        <w:t>【市场与股价】SpaceX：SpaceX launches massive Starship rocket in first test flight since IPO （bing.com）</w:t>
+        <w:t>【发射与任务】SpaceX：SpaceX launches Starship on 13th test flight, deploys first Starlink V3 satellites - SatellitePro ME （SatellitePro ME）</w:t>
       </w:r>
     </w:p>
     <w:p>
@@ -363,217 +363,7 @@
           <w:rFonts w:ascii="Kaiti SC" w:hAnsi="Kaiti SC" w:eastAsia="Kaiti SC" w:cs="Kaiti SC"/>
           <w:sz w:val="21"/>
         </w:rPr>
-        <w:t>【市场与股价】SpaceX：SpaceX launches massive Starship rocket in first test flight since IPO （bing.com）</w:t>
-      </w:r>
-    </w:p>
-    <w:p>
-      <w:pPr>
-        <w:keepLines/>
-        <w:spacing w:after="60"/>
-        <w:ind w:left="369" w:hanging="227"/>
-      </w:pPr>
-      <w:r>
-        <w:rPr>
-          <w:rFonts w:ascii="Kaiti SC" w:hAnsi="Kaiti SC" w:eastAsia="Kaiti SC" w:cs="Kaiti SC"/>
-          <w:sz w:val="21"/>
-        </w:rPr>
-        <w:t xml:space="preserve">➢ </w:t>
-      </w:r>
-      <w:r>
-        <w:rPr>
-          <w:rFonts w:ascii="Kaiti SC" w:hAnsi="Kaiti SC" w:eastAsia="Kaiti SC" w:cs="Kaiti SC"/>
-          <w:sz w:val="21"/>
-        </w:rPr>
-        <w:t>【发射与任务】中科宇航：一箭五星！力箭一号遥十五运载火箭成功发射 - 新浪财经 （新浪财经）</w:t>
-      </w:r>
-    </w:p>
-    <w:p>
-      <w:pPr>
-        <w:keepLines/>
-        <w:spacing w:after="60"/>
-        <w:ind w:left="369" w:hanging="227"/>
-      </w:pPr>
-      <w:r>
-        <w:rPr>
-          <w:rFonts w:ascii="Kaiti SC" w:hAnsi="Kaiti SC" w:eastAsia="Kaiti SC" w:cs="Kaiti SC"/>
-          <w:sz w:val="21"/>
-        </w:rPr>
-        <w:t xml:space="preserve">➢ </w:t>
-      </w:r>
-      <w:r>
-        <w:rPr>
-          <w:rFonts w:ascii="Kaiti SC" w:hAnsi="Kaiti SC" w:eastAsia="Kaiti SC" w:cs="Kaiti SC"/>
-          <w:sz w:val="21"/>
-        </w:rPr>
-        <w:t>【发射与任务】中科宇航：太空多了颗“上海芯”！力箭一号“一箭五星”发射成功，国产GPU算力入轨 - chinanews.com.cn （chinanews.com.cn）</w:t>
-      </w:r>
-    </w:p>
-    <w:p>
-      <w:pPr>
-        <w:keepLines/>
-        <w:spacing w:after="60"/>
-        <w:ind w:left="369" w:hanging="227"/>
-      </w:pPr>
-      <w:r>
-        <w:rPr>
-          <w:rFonts w:ascii="Kaiti SC" w:hAnsi="Kaiti SC" w:eastAsia="Kaiti SC" w:cs="Kaiti SC"/>
-          <w:sz w:val="21"/>
-        </w:rPr>
-        <w:t xml:space="preserve">➢ </w:t>
-      </w:r>
-      <w:r>
-        <w:rPr>
-          <w:rFonts w:ascii="Kaiti SC" w:hAnsi="Kaiti SC" w:eastAsia="Kaiti SC" w:cs="Kaiti SC"/>
-          <w:sz w:val="21"/>
-        </w:rPr>
-        <w:t>【其他动态】中科宇航：110颗卫星！力箭一号创民商火箭百星里程碑 - 新浪网 （新浪网）</w:t>
-      </w:r>
-    </w:p>
-    <w:p>
-      <w:pPr>
-        <w:keepLines/>
-        <w:spacing w:after="60"/>
-        <w:ind w:left="369" w:hanging="227"/>
-      </w:pPr>
-      <w:r>
-        <w:rPr>
-          <w:rFonts w:ascii="Kaiti SC" w:hAnsi="Kaiti SC" w:eastAsia="Kaiti SC" w:cs="Kaiti SC"/>
-          <w:sz w:val="21"/>
-        </w:rPr>
-        <w:t xml:space="preserve">➢ </w:t>
-      </w:r>
-      <w:r>
-        <w:rPr>
-          <w:rFonts w:ascii="Kaiti SC" w:hAnsi="Kaiti SC" w:eastAsia="Kaiti SC" w:cs="Kaiti SC"/>
-          <w:sz w:val="21"/>
-        </w:rPr>
-        <w:t>【融资与资本】Blue Origin：Jeff Bezos Put $2 Billion of His Own Money Into Blue Origin's First Outside Funding Round （bing.com）</w:t>
-      </w:r>
-    </w:p>
-    <w:p>
-      <w:pPr>
-        <w:keepLines/>
-        <w:spacing w:after="60"/>
-        <w:ind w:left="369" w:hanging="227"/>
-      </w:pPr>
-      <w:r>
-        <w:rPr>
-          <w:rFonts w:ascii="Kaiti SC" w:hAnsi="Kaiti SC" w:eastAsia="Kaiti SC" w:cs="Kaiti SC"/>
-          <w:sz w:val="21"/>
-        </w:rPr>
-        <w:t xml:space="preserve">➢ </w:t>
-      </w:r>
-      <w:r>
-        <w:rPr>
-          <w:rFonts w:ascii="Kaiti SC" w:hAnsi="Kaiti SC" w:eastAsia="Kaiti SC" w:cs="Kaiti SC"/>
-          <w:sz w:val="21"/>
-        </w:rPr>
-        <w:t>【融资与资本】Blue Origin：Jeff Bezos Put $2 Billion of His Own Money Into Blue Origin's First Outside Funding Round （bing.com）</w:t>
-      </w:r>
-    </w:p>
-    <w:p>
-      <w:pPr>
-        <w:keepLines/>
-        <w:spacing w:after="60"/>
-        <w:ind w:left="369" w:hanging="227"/>
-      </w:pPr>
-      <w:r>
-        <w:rPr>
-          <w:rFonts w:ascii="Kaiti SC" w:hAnsi="Kaiti SC" w:eastAsia="Kaiti SC" w:cs="Kaiti SC"/>
-          <w:sz w:val="21"/>
-        </w:rPr>
-        <w:t xml:space="preserve">➢ </w:t>
-      </w:r>
-      <w:r>
-        <w:rPr>
-          <w:rFonts w:ascii="Kaiti SC" w:hAnsi="Kaiti SC" w:eastAsia="Kaiti SC" w:cs="Kaiti SC"/>
-          <w:sz w:val="21"/>
-        </w:rPr>
-        <w:t>【融资与资本】Blue Origin：Jeff Bezos Put $2 Billion of His Own Money Into Blue Origin's First Outside Funding Round （bing.com）</w:t>
-      </w:r>
-    </w:p>
-    <w:p>
-      <w:pPr>
-        <w:keepLines/>
-        <w:spacing w:after="60"/>
-        <w:ind w:left="369" w:hanging="227"/>
-      </w:pPr>
-      <w:r>
-        <w:rPr>
-          <w:rFonts w:ascii="Kaiti SC" w:hAnsi="Kaiti SC" w:eastAsia="Kaiti SC" w:cs="Kaiti SC"/>
-          <w:sz w:val="21"/>
-        </w:rPr>
-        <w:t xml:space="preserve">➢ </w:t>
-      </w:r>
-      <w:r>
-        <w:rPr>
-          <w:rFonts w:ascii="Kaiti SC" w:hAnsi="Kaiti SC" w:eastAsia="Kaiti SC" w:cs="Kaiti SC"/>
-          <w:sz w:val="21"/>
-        </w:rPr>
-        <w:t>【发射与任务】中科宇航：太空多了颗“上海芯”！力箭一号“一箭五星”发射成功，国产GPU算力入轨 - 新浪上海 （新浪上海）</w:t>
-      </w:r>
-    </w:p>
-    <w:p>
-      <w:pPr>
-        <w:keepLines/>
-        <w:spacing w:after="60"/>
-        <w:ind w:left="369" w:hanging="227"/>
-      </w:pPr>
-      <w:r>
-        <w:rPr>
-          <w:rFonts w:ascii="Kaiti SC" w:hAnsi="Kaiti SC" w:eastAsia="Kaiti SC" w:cs="Kaiti SC"/>
-          <w:sz w:val="21"/>
-        </w:rPr>
-        <w:t xml:space="preserve">➢ </w:t>
-      </w:r>
-      <w:r>
-        <w:rPr>
-          <w:rFonts w:ascii="Kaiti SC" w:hAnsi="Kaiti SC" w:eastAsia="Kaiti SC" w:cs="Kaiti SC"/>
-          <w:sz w:val="21"/>
-        </w:rPr>
-        <w:t>【订单与合作】Blue Origin：NASA, Blue Origin partnership to include testing at Stennis Space Center - WDAM-TV （WDAM-TV）</w:t>
-      </w:r>
-    </w:p>
-    <w:p>
-      <w:pPr>
-        <w:keepLines/>
-        <w:spacing w:after="60"/>
-        <w:ind w:left="369" w:hanging="227"/>
-      </w:pPr>
-      <w:r>
-        <w:rPr>
-          <w:rFonts w:ascii="Kaiti SC" w:hAnsi="Kaiti SC" w:eastAsia="Kaiti SC" w:cs="Kaiti SC"/>
-          <w:sz w:val="21"/>
-        </w:rPr>
-        <w:t xml:space="preserve">➢ </w:t>
-      </w:r>
-      <w:r>
-        <w:rPr>
-          <w:rFonts w:ascii="Kaiti SC" w:hAnsi="Kaiti SC" w:eastAsia="Kaiti SC" w:cs="Kaiti SC"/>
-          <w:sz w:val="21"/>
-        </w:rPr>
-        <w:t>【订单与合作】Blue Origin：NASA, Blue Origin partnership to include testing at Stennis Space Center - WLOX （WLOX）</w:t>
-      </w:r>
-    </w:p>
-    <w:p>
-      <w:pPr>
-        <w:keepLines/>
-        <w:spacing w:after="60"/>
-        <w:ind w:left="369" w:hanging="227"/>
-      </w:pPr>
-      <w:r>
-        <w:rPr>
-          <w:rFonts w:ascii="Kaiti SC" w:hAnsi="Kaiti SC" w:eastAsia="Kaiti SC" w:cs="Kaiti SC"/>
-          <w:sz w:val="21"/>
-        </w:rPr>
-        <w:t xml:space="preserve">➢ </w:t>
-      </w:r>
-      <w:r>
-        <w:rPr>
-          <w:rFonts w:ascii="Kaiti SC" w:hAnsi="Kaiti SC" w:eastAsia="Kaiti SC" w:cs="Kaiti SC"/>
-          <w:sz w:val="21"/>
-        </w:rPr>
-        <w:t>【发射与任务】中科宇航：CAS Space Locks In Monthly Kinetica-1 Launches as China’s 2026 Surge Accelerates - Tech Times （Tech Times）</w:t>
+        <w:t>【发射与任务】SpaceX：Flight 13 success clears path for Starship catch attempts and lunar mission timelines （spaceq.ca）</w:t>
       </w:r>
     </w:p>
     <w:p>
@@ -732,7 +522,7 @@
                 <w:b w:val="0"/>
                 <w:sz w:val="19"/>
               </w:rPr>
-              <w:t>27</w:t>
+              <w:t>9</w:t>
             </w:r>
           </w:p>
         </w:tc>
@@ -773,181 +563,7 @@
                 <w:b w:val="0"/>
                 <w:sz w:val="19"/>
               </w:rPr>
-              <w:t>Live Coverage: SpaceX Falcon 9 to launch Starlink satellites from West Coast</w:t>
-            </w:r>
-          </w:p>
-        </w:tc>
-      </w:tr>
-      <w:tr>
-        <w:trPr>
-          <w:cantSplit/>
-        </w:trPr>
-        <w:tc>
-          <w:tcPr>
-            <w:tcW w:type="dxa" w:w="2075"/>
-            <w:vAlign w:val="center"/>
-          </w:tcPr>
-          <w:p>
-            <w:pPr>
-              <w:spacing w:after="0" w:line="252" w:lineRule="auto"/>
-            </w:pPr>
-            <w:r/>
-            <w:r>
-              <w:rPr>
-                <w:rFonts w:ascii="Kaiti SC" w:hAnsi="Kaiti SC" w:eastAsia="Kaiti SC" w:cs="Kaiti SC"/>
-                <w:b w:val="0"/>
-                <w:sz w:val="19"/>
-              </w:rPr>
-              <w:t>Blue Origin</w:t>
-            </w:r>
-          </w:p>
-        </w:tc>
-        <w:tc>
-          <w:tcPr>
-            <w:tcW w:type="dxa" w:w="2075"/>
-            <w:vAlign w:val="center"/>
-          </w:tcPr>
-          <w:p>
-            <w:pPr>
-              <w:spacing w:after="0" w:line="252" w:lineRule="auto"/>
-              <w:jc w:val="center"/>
-            </w:pPr>
-            <w:r/>
-            <w:r>
-              <w:rPr>
-                <w:rFonts w:ascii="Kaiti SC" w:hAnsi="Kaiti SC" w:eastAsia="Kaiti SC" w:cs="Kaiti SC"/>
-                <w:b w:val="0"/>
-                <w:sz w:val="19"/>
-              </w:rPr>
-              <w:t>11</w:t>
-            </w:r>
-          </w:p>
-        </w:tc>
-        <w:tc>
-          <w:tcPr>
-            <w:tcW w:type="dxa" w:w="2075"/>
-            <w:vAlign w:val="center"/>
-          </w:tcPr>
-          <w:p>
-            <w:pPr>
-              <w:spacing w:after="0" w:line="252" w:lineRule="auto"/>
-              <w:jc w:val="center"/>
-            </w:pPr>
-            <w:r/>
-            <w:r>
-              <w:rPr>
-                <w:rFonts w:ascii="Kaiti SC" w:hAnsi="Kaiti SC" w:eastAsia="Kaiti SC" w:cs="Kaiti SC"/>
-                <w:b w:val="0"/>
-                <w:sz w:val="19"/>
-              </w:rPr>
-              <w:t>融资与资本、订单与合作、发射与任务、其他动态</w:t>
-            </w:r>
-          </w:p>
-        </w:tc>
-        <w:tc>
-          <w:tcPr>
-            <w:tcW w:type="dxa" w:w="2075"/>
-            <w:vAlign w:val="center"/>
-          </w:tcPr>
-          <w:p>
-            <w:pPr>
-              <w:spacing w:after="0" w:line="252" w:lineRule="auto"/>
-            </w:pPr>
-            <w:r/>
-            <w:r>
-              <w:rPr>
-                <w:rFonts w:ascii="Kaiti SC" w:hAnsi="Kaiti SC" w:eastAsia="Kaiti SC" w:cs="Kaiti SC"/>
-                <w:b w:val="0"/>
-                <w:sz w:val="19"/>
-              </w:rPr>
-              <w:t>Jeff Bezos Put $2 Billion of His Own Money Into Blue Origin's First Outside Funding Round</w:t>
-            </w:r>
-          </w:p>
-        </w:tc>
-      </w:tr>
-      <w:tr>
-        <w:trPr>
-          <w:cantSplit/>
-        </w:trPr>
-        <w:tc>
-          <w:tcPr>
-            <w:tcW w:type="dxa" w:w="2075"/>
-            <w:vAlign w:val="center"/>
-          </w:tcPr>
-          <w:p>
-            <w:pPr>
-              <w:spacing w:after="0" w:line="252" w:lineRule="auto"/>
-            </w:pPr>
-            <w:r/>
-            <w:r>
-              <w:rPr>
-                <w:rFonts w:ascii="Kaiti SC" w:hAnsi="Kaiti SC" w:eastAsia="Kaiti SC" w:cs="Kaiti SC"/>
-                <w:b w:val="0"/>
-                <w:sz w:val="19"/>
-              </w:rPr>
-              <w:t>中科宇航</w:t>
-            </w:r>
-          </w:p>
-        </w:tc>
-        <w:tc>
-          <w:tcPr>
-            <w:tcW w:type="dxa" w:w="2075"/>
-            <w:vAlign w:val="center"/>
-          </w:tcPr>
-          <w:p>
-            <w:pPr>
-              <w:spacing w:after="0" w:line="252" w:lineRule="auto"/>
-              <w:jc w:val="center"/>
-            </w:pPr>
-            <w:r/>
-            <w:r>
-              <w:rPr>
-                <w:rFonts w:ascii="Kaiti SC" w:hAnsi="Kaiti SC" w:eastAsia="Kaiti SC" w:cs="Kaiti SC"/>
-                <w:b w:val="0"/>
-                <w:sz w:val="19"/>
-              </w:rPr>
-              <w:t>5</w:t>
-            </w:r>
-          </w:p>
-        </w:tc>
-        <w:tc>
-          <w:tcPr>
-            <w:tcW w:type="dxa" w:w="2075"/>
-            <w:vAlign w:val="center"/>
-          </w:tcPr>
-          <w:p>
-            <w:pPr>
-              <w:spacing w:after="0" w:line="252" w:lineRule="auto"/>
-              <w:jc w:val="center"/>
-            </w:pPr>
-            <w:r/>
-            <w:r>
-              <w:rPr>
-                <w:rFonts w:ascii="Kaiti SC" w:hAnsi="Kaiti SC" w:eastAsia="Kaiti SC" w:cs="Kaiti SC"/>
-                <w:b w:val="0"/>
-                <w:sz w:val="19"/>
-              </w:rPr>
-              <w:t>发射与任务、其他动态</w:t>
-            </w:r>
-          </w:p>
-        </w:tc>
-        <w:tc>
-          <w:tcPr>
-            <w:tcW w:type="dxa" w:w="2075"/>
-            <w:vAlign w:val="center"/>
-          </w:tcPr>
-          <w:p>
-            <w:pPr>
-              <w:spacing w:after="0" w:line="252" w:lineRule="auto"/>
-            </w:pPr>
-            <w:r/>
-            <w:r>
-              <w:rPr>
-                <w:rFonts w:ascii="Kaiti SC" w:hAnsi="Kaiti SC" w:eastAsia="Kaiti SC" w:cs="Kaiti SC"/>
-                <w:b w:val="0"/>
-                <w:sz w:val="19"/>
-              </w:rPr>
-              <w:t>一箭五星！力箭一号遥十五运载火箭成功发射 - 新浪财经</w:t>
+              <w:t>Successful Flight for Starship IFT-13</w:t>
             </w:r>
           </w:p>
         </w:tc>
@@ -984,7 +600,7 @@
           <w:rFonts w:ascii="Kaiti SC" w:hAnsi="Kaiti SC" w:eastAsia="Kaiti SC" w:cs="Kaiti SC"/>
           <w:sz w:val="21"/>
         </w:rPr>
-        <w:t>[1] 2026-07-25｜Spaceflight Now｜SpaceX：Live Coverage: SpaceX Falcon 9 to launch Starlink satellites from West Coast</w:t>
+        <w:t>[1] 2026-07-26｜SpacePolicyOnline.com｜SpaceX：Successful Flight for Starship IFT-13</w:t>
       </w:r>
     </w:p>
     <w:p>
@@ -1005,7 +621,7 @@
           <w:rFonts w:ascii="Kaiti SC" w:hAnsi="Kaiti SC" w:eastAsia="Kaiti SC" w:cs="Kaiti SC"/>
           <w:sz w:val="21"/>
         </w:rPr>
-        <w:t>[2] 2026-07-25｜Spaceflight Now｜SpaceX：Super Heavy-Starship rocket chalks up mostly successful test flight</w:t>
+        <w:t>[2] 2026-07-26｜bing.com｜SpaceX：SpaceX launches Starlink satellites and sticks landing on IPO reveal day</w:t>
       </w:r>
     </w:p>
     <w:p>
@@ -1026,7 +642,7 @@
           <w:rFonts w:ascii="Kaiti SC" w:hAnsi="Kaiti SC" w:eastAsia="Kaiti SC" w:cs="Kaiti SC"/>
           <w:sz w:val="21"/>
         </w:rPr>
-        <w:t>[3] 2026-07-25｜SpaceNews｜SpaceX：SpaceX conducts 13th Starship test flight</w:t>
+        <w:t>[3] 2026-07-26｜KeepTrack｜SpaceX：Starship Flight 13 Flies as 6 Launches Succeed | KeepTrack Week in Review - KeepTrack</w:t>
       </w:r>
     </w:p>
     <w:p>
@@ -1047,7 +663,7 @@
           <w:rFonts w:ascii="Kaiti SC" w:hAnsi="Kaiti SC" w:eastAsia="Kaiti SC" w:cs="Kaiti SC"/>
           <w:sz w:val="21"/>
         </w:rPr>
-        <w:t>[4] 2026-07-25｜bing.com｜SpaceX：SpaceX launches massive Starship rocket in first test flight since IPO</w:t>
+        <w:t>[4] 2026-07-26｜SatellitePro ME｜SpaceX：SpaceX launches Starship on 13th test flight, deploys first Starlink V3 satellites - SatellitePro ME</w:t>
       </w:r>
     </w:p>
     <w:p>
@@ -1068,217 +684,7 @@
           <w:rFonts w:ascii="Kaiti SC" w:hAnsi="Kaiti SC" w:eastAsia="Kaiti SC" w:cs="Kaiti SC"/>
           <w:sz w:val="21"/>
         </w:rPr>
-        <w:t>[5] 2026-07-25｜bing.com｜SpaceX：SpaceX launches massive Starship rocket in first test flight since IPO</w:t>
-      </w:r>
-    </w:p>
-    <w:p>
-      <w:pPr>
-        <w:keepLines/>
-        <w:spacing w:after="60"/>
-        <w:ind w:left="369" w:hanging="227"/>
-      </w:pPr>
-      <w:r>
-        <w:rPr>
-          <w:rFonts w:ascii="Kaiti SC" w:hAnsi="Kaiti SC" w:eastAsia="Kaiti SC" w:cs="Kaiti SC"/>
-          <w:sz w:val="21"/>
-        </w:rPr>
-        <w:t xml:space="preserve">✓ </w:t>
-      </w:r>
-      <w:r>
-        <w:rPr>
-          <w:rFonts w:ascii="Kaiti SC" w:hAnsi="Kaiti SC" w:eastAsia="Kaiti SC" w:cs="Kaiti SC"/>
-          <w:sz w:val="21"/>
-        </w:rPr>
-        <w:t>[6] 2026-07-25｜新浪财经｜中科宇航：一箭五星！力箭一号遥十五运载火箭成功发射 - 新浪财经</w:t>
-      </w:r>
-    </w:p>
-    <w:p>
-      <w:pPr>
-        <w:keepLines/>
-        <w:spacing w:after="60"/>
-        <w:ind w:left="369" w:hanging="227"/>
-      </w:pPr>
-      <w:r>
-        <w:rPr>
-          <w:rFonts w:ascii="Kaiti SC" w:hAnsi="Kaiti SC" w:eastAsia="Kaiti SC" w:cs="Kaiti SC"/>
-          <w:sz w:val="21"/>
-        </w:rPr>
-        <w:t xml:space="preserve">✓ </w:t>
-      </w:r>
-      <w:r>
-        <w:rPr>
-          <w:rFonts w:ascii="Kaiti SC" w:hAnsi="Kaiti SC" w:eastAsia="Kaiti SC" w:cs="Kaiti SC"/>
-          <w:sz w:val="21"/>
-        </w:rPr>
-        <w:t>[7] 2026-07-25｜chinanews.com.cn｜中科宇航：太空多了颗“上海芯”！力箭一号“一箭五星”发射成功，国产GPU算力入轨 - chinanews.com.cn</w:t>
-      </w:r>
-    </w:p>
-    <w:p>
-      <w:pPr>
-        <w:keepLines/>
-        <w:spacing w:after="60"/>
-        <w:ind w:left="369" w:hanging="227"/>
-      </w:pPr>
-      <w:r>
-        <w:rPr>
-          <w:rFonts w:ascii="Kaiti SC" w:hAnsi="Kaiti SC" w:eastAsia="Kaiti SC" w:cs="Kaiti SC"/>
-          <w:sz w:val="21"/>
-        </w:rPr>
-        <w:t xml:space="preserve">✓ </w:t>
-      </w:r>
-      <w:r>
-        <w:rPr>
-          <w:rFonts w:ascii="Kaiti SC" w:hAnsi="Kaiti SC" w:eastAsia="Kaiti SC" w:cs="Kaiti SC"/>
-          <w:sz w:val="21"/>
-        </w:rPr>
-        <w:t>[8] 2026-07-25｜新浪网｜中科宇航：110颗卫星！力箭一号创民商火箭百星里程碑 - 新浪网</w:t>
-      </w:r>
-    </w:p>
-    <w:p>
-      <w:pPr>
-        <w:keepLines/>
-        <w:spacing w:after="60"/>
-        <w:ind w:left="369" w:hanging="227"/>
-      </w:pPr>
-      <w:r>
-        <w:rPr>
-          <w:rFonts w:ascii="Kaiti SC" w:hAnsi="Kaiti SC" w:eastAsia="Kaiti SC" w:cs="Kaiti SC"/>
-          <w:sz w:val="21"/>
-        </w:rPr>
-        <w:t xml:space="preserve">✓ </w:t>
-      </w:r>
-      <w:r>
-        <w:rPr>
-          <w:rFonts w:ascii="Kaiti SC" w:hAnsi="Kaiti SC" w:eastAsia="Kaiti SC" w:cs="Kaiti SC"/>
-          <w:sz w:val="21"/>
-        </w:rPr>
-        <w:t>[9] 2026-07-25｜bing.com｜Blue Origin：Jeff Bezos Put $2 Billion of His Own Money Into Blue Origin's First Outside Funding Round</w:t>
-      </w:r>
-    </w:p>
-    <w:p>
-      <w:pPr>
-        <w:keepLines/>
-        <w:spacing w:after="60"/>
-        <w:ind w:left="369" w:hanging="227"/>
-      </w:pPr>
-      <w:r>
-        <w:rPr>
-          <w:rFonts w:ascii="Kaiti SC" w:hAnsi="Kaiti SC" w:eastAsia="Kaiti SC" w:cs="Kaiti SC"/>
-          <w:sz w:val="21"/>
-        </w:rPr>
-        <w:t xml:space="preserve">✓ </w:t>
-      </w:r>
-      <w:r>
-        <w:rPr>
-          <w:rFonts w:ascii="Kaiti SC" w:hAnsi="Kaiti SC" w:eastAsia="Kaiti SC" w:cs="Kaiti SC"/>
-          <w:sz w:val="21"/>
-        </w:rPr>
-        <w:t>[10] 2026-07-25｜bing.com｜Blue Origin：Jeff Bezos Put $2 Billion of His Own Money Into Blue Origin's First Outside Funding Round</w:t>
-      </w:r>
-    </w:p>
-    <w:p>
-      <w:pPr>
-        <w:keepLines/>
-        <w:spacing w:after="60"/>
-        <w:ind w:left="369" w:hanging="227"/>
-      </w:pPr>
-      <w:r>
-        <w:rPr>
-          <w:rFonts w:ascii="Kaiti SC" w:hAnsi="Kaiti SC" w:eastAsia="Kaiti SC" w:cs="Kaiti SC"/>
-          <w:sz w:val="21"/>
-        </w:rPr>
-        <w:t xml:space="preserve">✓ </w:t>
-      </w:r>
-      <w:r>
-        <w:rPr>
-          <w:rFonts w:ascii="Kaiti SC" w:hAnsi="Kaiti SC" w:eastAsia="Kaiti SC" w:cs="Kaiti SC"/>
-          <w:sz w:val="21"/>
-        </w:rPr>
-        <w:t>[11] 2026-07-25｜bing.com｜Blue Origin：Jeff Bezos Put $2 Billion of His Own Money Into Blue Origin's First Outside Funding Round</w:t>
-      </w:r>
-    </w:p>
-    <w:p>
-      <w:pPr>
-        <w:keepLines/>
-        <w:spacing w:after="60"/>
-        <w:ind w:left="369" w:hanging="227"/>
-      </w:pPr>
-      <w:r>
-        <w:rPr>
-          <w:rFonts w:ascii="Kaiti SC" w:hAnsi="Kaiti SC" w:eastAsia="Kaiti SC" w:cs="Kaiti SC"/>
-          <w:sz w:val="21"/>
-        </w:rPr>
-        <w:t xml:space="preserve">✓ </w:t>
-      </w:r>
-      <w:r>
-        <w:rPr>
-          <w:rFonts w:ascii="Kaiti SC" w:hAnsi="Kaiti SC" w:eastAsia="Kaiti SC" w:cs="Kaiti SC"/>
-          <w:sz w:val="21"/>
-        </w:rPr>
-        <w:t>[12] 2026-07-25｜新浪上海｜中科宇航：太空多了颗“上海芯”！力箭一号“一箭五星”发射成功，国产GPU算力入轨 - 新浪上海</w:t>
-      </w:r>
-    </w:p>
-    <w:p>
-      <w:pPr>
-        <w:keepLines/>
-        <w:spacing w:after="60"/>
-        <w:ind w:left="369" w:hanging="227"/>
-      </w:pPr>
-      <w:r>
-        <w:rPr>
-          <w:rFonts w:ascii="Kaiti SC" w:hAnsi="Kaiti SC" w:eastAsia="Kaiti SC" w:cs="Kaiti SC"/>
-          <w:sz w:val="21"/>
-        </w:rPr>
-        <w:t xml:space="preserve">✓ </w:t>
-      </w:r>
-      <w:r>
-        <w:rPr>
-          <w:rFonts w:ascii="Kaiti SC" w:hAnsi="Kaiti SC" w:eastAsia="Kaiti SC" w:cs="Kaiti SC"/>
-          <w:sz w:val="21"/>
-        </w:rPr>
-        <w:t>[13] 2026-07-25｜WDAM-TV｜Blue Origin：NASA, Blue Origin partnership to include testing at Stennis Space Center - WDAM-TV</w:t>
-      </w:r>
-    </w:p>
-    <w:p>
-      <w:pPr>
-        <w:keepLines/>
-        <w:spacing w:after="60"/>
-        <w:ind w:left="369" w:hanging="227"/>
-      </w:pPr>
-      <w:r>
-        <w:rPr>
-          <w:rFonts w:ascii="Kaiti SC" w:hAnsi="Kaiti SC" w:eastAsia="Kaiti SC" w:cs="Kaiti SC"/>
-          <w:sz w:val="21"/>
-        </w:rPr>
-        <w:t xml:space="preserve">✓ </w:t>
-      </w:r>
-      <w:r>
-        <w:rPr>
-          <w:rFonts w:ascii="Kaiti SC" w:hAnsi="Kaiti SC" w:eastAsia="Kaiti SC" w:cs="Kaiti SC"/>
-          <w:sz w:val="21"/>
-        </w:rPr>
-        <w:t>[14] 2026-07-25｜WLOX｜Blue Origin：NASA, Blue Origin partnership to include testing at Stennis Space Center - WLOX</w:t>
-      </w:r>
-    </w:p>
-    <w:p>
-      <w:pPr>
-        <w:keepLines/>
-        <w:spacing w:after="60"/>
-        <w:ind w:left="369" w:hanging="227"/>
-      </w:pPr>
-      <w:r>
-        <w:rPr>
-          <w:rFonts w:ascii="Kaiti SC" w:hAnsi="Kaiti SC" w:eastAsia="Kaiti SC" w:cs="Kaiti SC"/>
-          <w:sz w:val="21"/>
-        </w:rPr>
-        <w:t xml:space="preserve">✓ </w:t>
-      </w:r>
-      <w:r>
-        <w:rPr>
-          <w:rFonts w:ascii="Kaiti SC" w:hAnsi="Kaiti SC" w:eastAsia="Kaiti SC" w:cs="Kaiti SC"/>
-          <w:sz w:val="21"/>
-        </w:rPr>
-        <w:t>[15] 2026-07-25｜Tech Times｜中科宇航：CAS Space Locks In Monthly Kinetica-1 Launches as China’s 2026 Surge Accelerates - Tech Times</w:t>
+        <w:t>[5] 2026-07-26｜spaceq.ca｜SpaceX：Flight 13 success clears path for Starship catch attempts and lunar mission timelines</w:t>
       </w:r>
     </w:p>
     <w:sectPr>

--- a/docs/data/reports/daily-documents/latest/previous_daily_report.docx
+++ b/docs/data/reports/daily-documents/latest/previous_daily_report.docx
@@ -26,7 +26,7 @@
           <w:rFonts w:ascii="Kaiti SC" w:hAnsi="Kaiti SC" w:eastAsia="Kaiti SC" w:cs="Kaiti SC"/>
           <w:sz w:val="21"/>
         </w:rPr>
-        <w:t>2026-07-26（上一自然日）</w:t>
+        <w:t>2026-07-27（上一自然日）</w:t>
       </w:r>
     </w:p>
     <w:tbl>
@@ -81,7 +81,7 @@
                 <w:b w:val="0"/>
                 <w:sz w:val="19"/>
               </w:rPr>
-              <w:t>2026-07-26</w:t>
+              <w:t>2026-07-27</w:t>
             </w:r>
           </w:p>
         </w:tc>
@@ -127,7 +127,7 @@
                 <w:b w:val="0"/>
                 <w:sz w:val="19"/>
               </w:rPr>
-              <w:t>9 条 / 1 家</w:t>
+              <w:t>23 条 / 6 家</w:t>
             </w:r>
           </w:p>
         </w:tc>
@@ -173,7 +173,7 @@
                 <w:b w:val="0"/>
                 <w:sz w:val="19"/>
               </w:rPr>
-              <w:t>9 个</w:t>
+              <w:t>8 个</w:t>
             </w:r>
           </w:p>
         </w:tc>
@@ -219,7 +219,7 @@
                 <w:b w:val="0"/>
                 <w:sz w:val="19"/>
               </w:rPr>
-              <w:t>2026-07-27</w:t>
+              <w:t>2026-07-28</w:t>
             </w:r>
           </w:p>
         </w:tc>
@@ -245,7 +245,7 @@
     </w:p>
     <w:p>
       <w:r>
-        <w:t>2026-07-26 共归档 9 条新闻，覆盖 1 家公司、9 个信息来源。 新闻量较多的公司包括 SpaceX。</w:t>
+        <w:t>2026-07-27 共归档 23 条新闻，覆盖 6 家公司、8 个信息来源。 新闻量较多的公司包括 SpaceX、Blue Origin、中科宇航、星河动力。</w:t>
       </w:r>
     </w:p>
     <w:p>
@@ -279,7 +279,7 @@
           <w:rFonts w:ascii="Kaiti SC" w:hAnsi="Kaiti SC" w:eastAsia="Kaiti SC" w:cs="Kaiti SC"/>
           <w:sz w:val="21"/>
         </w:rPr>
-        <w:t>【发射与任务】SpaceX：Successful Flight for Starship IFT-13 （SpacePolicyOnline.com）</w:t>
+        <w:t>【发射与任务】Blue Origin：Blue Origin to test New Glenn upper stages at Stennis （SpaceNews）</w:t>
       </w:r>
     </w:p>
     <w:p>
@@ -300,7 +300,7 @@
           <w:rFonts w:ascii="Kaiti SC" w:hAnsi="Kaiti SC" w:eastAsia="Kaiti SC" w:cs="Kaiti SC"/>
           <w:sz w:val="21"/>
         </w:rPr>
-        <w:t>【市场与股价】SpaceX：SpaceX launches Starlink satellites and sticks landing on IPO reveal day （bing.com）</w:t>
+        <w:t>【发射与任务】SpaceX：SpaceX plans 2 rocket launches this week in California. See the schedule - Ventura County Star （Ventura County Star）</w:t>
       </w:r>
     </w:p>
     <w:p>
@@ -321,7 +321,7 @@
           <w:rFonts w:ascii="Kaiti SC" w:hAnsi="Kaiti SC" w:eastAsia="Kaiti SC" w:cs="Kaiti SC"/>
           <w:sz w:val="21"/>
         </w:rPr>
-        <w:t>【发射与任务】SpaceX：Starship Flight 13 Flies as 6 Launches Succeed | KeepTrack Week in Review - KeepTrack （KeepTrack）</w:t>
+        <w:t>【发射与任务】中科宇航：一周企业动态盘点丨字节跳动发布音频创作模型Seed Audio1.0；中科宇航力箭一号遥十五运载火箭发射成功 - 北京市科学技术委员会 （北京市科学技术委员会）</w:t>
       </w:r>
     </w:p>
     <w:p>
@@ -342,7 +342,7 @@
           <w:rFonts w:ascii="Kaiti SC" w:hAnsi="Kaiti SC" w:eastAsia="Kaiti SC" w:cs="Kaiti SC"/>
           <w:sz w:val="21"/>
         </w:rPr>
-        <w:t>【发射与任务】SpaceX：SpaceX launches Starship on 13th test flight, deploys first Starlink V3 satellites - SatellitePro ME （SatellitePro ME）</w:t>
+        <w:t>【发射与任务】Blue Origin：NASA provides Blue Origin with an alternative for New Glenn tests （bing.com）</w:t>
       </w:r>
     </w:p>
     <w:p>
@@ -363,7 +363,196 @@
           <w:rFonts w:ascii="Kaiti SC" w:hAnsi="Kaiti SC" w:eastAsia="Kaiti SC" w:cs="Kaiti SC"/>
           <w:sz w:val="21"/>
         </w:rPr>
-        <w:t>【发射与任务】SpaceX：Flight 13 success clears path for Starship catch attempts and lunar mission timelines （spaceq.ca）</w:t>
+        <w:t>【其他动态】SpaceX：SpaceX stock hits new all-time low despite 'over the moon' Starship test （bing.com）</w:t>
+      </w:r>
+    </w:p>
+    <w:p>
+      <w:pPr>
+        <w:keepLines/>
+        <w:spacing w:after="60"/>
+        <w:ind w:left="369" w:hanging="227"/>
+      </w:pPr>
+      <w:r>
+        <w:rPr>
+          <w:rFonts w:ascii="Kaiti SC" w:hAnsi="Kaiti SC" w:eastAsia="Kaiti SC" w:cs="Kaiti SC"/>
+          <w:sz w:val="21"/>
+        </w:rPr>
+        <w:t xml:space="preserve">➢ </w:t>
+      </w:r>
+      <w:r>
+        <w:rPr>
+          <w:rFonts w:ascii="Kaiti SC" w:hAnsi="Kaiti SC" w:eastAsia="Kaiti SC" w:cs="Kaiti SC"/>
+          <w:sz w:val="21"/>
+        </w:rPr>
+        <w:t>【发射与任务】Blue Origin：Blue Origin's massive New Glenn rocket on move to launch pad （bing.com）</w:t>
+      </w:r>
+    </w:p>
+    <w:p>
+      <w:pPr>
+        <w:keepLines/>
+        <w:spacing w:after="60"/>
+        <w:ind w:left="369" w:hanging="227"/>
+      </w:pPr>
+      <w:r>
+        <w:rPr>
+          <w:rFonts w:ascii="Kaiti SC" w:hAnsi="Kaiti SC" w:eastAsia="Kaiti SC" w:cs="Kaiti SC"/>
+          <w:sz w:val="21"/>
+        </w:rPr>
+        <w:t xml:space="preserve">➢ </w:t>
+      </w:r>
+      <w:r>
+        <w:rPr>
+          <w:rFonts w:ascii="Kaiti SC" w:hAnsi="Kaiti SC" w:eastAsia="Kaiti SC" w:cs="Kaiti SC"/>
+          <w:sz w:val="21"/>
+        </w:rPr>
+        <w:t>【其他动态】SpaceX：Lucky 13! Starship deploys Starlink satellites and splashes down intact （bing.com）</w:t>
+      </w:r>
+    </w:p>
+    <w:p>
+      <w:pPr>
+        <w:keepLines/>
+        <w:spacing w:after="60"/>
+        <w:ind w:left="369" w:hanging="227"/>
+      </w:pPr>
+      <w:r>
+        <w:rPr>
+          <w:rFonts w:ascii="Kaiti SC" w:hAnsi="Kaiti SC" w:eastAsia="Kaiti SC" w:cs="Kaiti SC"/>
+          <w:sz w:val="21"/>
+        </w:rPr>
+        <w:t xml:space="preserve">➢ </w:t>
+      </w:r>
+      <w:r>
+        <w:rPr>
+          <w:rFonts w:ascii="Kaiti SC" w:hAnsi="Kaiti SC" w:eastAsia="Kaiti SC" w:cs="Kaiti SC"/>
+          <w:sz w:val="21"/>
+        </w:rPr>
+        <w:t>【其他动态】SpaceX：Lucky 13! Starship deploys Starlink satellites and splashes down intact （bing.com）</w:t>
+      </w:r>
+    </w:p>
+    <w:p>
+      <w:pPr>
+        <w:keepLines/>
+        <w:spacing w:after="60"/>
+        <w:ind w:left="369" w:hanging="227"/>
+      </w:pPr>
+      <w:r>
+        <w:rPr>
+          <w:rFonts w:ascii="Kaiti SC" w:hAnsi="Kaiti SC" w:eastAsia="Kaiti SC" w:cs="Kaiti SC"/>
+          <w:sz w:val="21"/>
+        </w:rPr>
+        <w:t xml:space="preserve">➢ </w:t>
+      </w:r>
+      <w:r>
+        <w:rPr>
+          <w:rFonts w:ascii="Kaiti SC" w:hAnsi="Kaiti SC" w:eastAsia="Kaiti SC" w:cs="Kaiti SC"/>
+          <w:sz w:val="21"/>
+        </w:rPr>
+        <w:t>【发射与任务】SpaceX：SpaceX eyes tower catch for next Starship after auspicious end to 13th flight （bing.com）</w:t>
+      </w:r>
+    </w:p>
+    <w:p>
+      <w:pPr>
+        <w:keepLines/>
+        <w:spacing w:after="60"/>
+        <w:ind w:left="369" w:hanging="227"/>
+      </w:pPr>
+      <w:r>
+        <w:rPr>
+          <w:rFonts w:ascii="Kaiti SC" w:hAnsi="Kaiti SC" w:eastAsia="Kaiti SC" w:cs="Kaiti SC"/>
+          <w:sz w:val="21"/>
+        </w:rPr>
+        <w:t xml:space="preserve">➢ </w:t>
+      </w:r>
+      <w:r>
+        <w:rPr>
+          <w:rFonts w:ascii="Kaiti SC" w:hAnsi="Kaiti SC" w:eastAsia="Kaiti SC" w:cs="Kaiti SC"/>
+          <w:sz w:val="21"/>
+        </w:rPr>
+        <w:t>【发射与任务】Blue Origin：Artemis: Blue Origin New Glenn rocket test by NASA, RS-25 arrival at Kennedy and more updates （bing.com）</w:t>
+      </w:r>
+    </w:p>
+    <w:p>
+      <w:pPr>
+        <w:keepLines/>
+        <w:spacing w:after="60"/>
+        <w:ind w:left="369" w:hanging="227"/>
+      </w:pPr>
+      <w:r>
+        <w:rPr>
+          <w:rFonts w:ascii="Kaiti SC" w:hAnsi="Kaiti SC" w:eastAsia="Kaiti SC" w:cs="Kaiti SC"/>
+          <w:sz w:val="21"/>
+        </w:rPr>
+        <w:t xml:space="preserve">➢ </w:t>
+      </w:r>
+      <w:r>
+        <w:rPr>
+          <w:rFonts w:ascii="Kaiti SC" w:hAnsi="Kaiti SC" w:eastAsia="Kaiti SC" w:cs="Kaiti SC"/>
+          <w:sz w:val="21"/>
+        </w:rPr>
+        <w:t>【发射与任务】Blue Origin：Artemis: Blue Origin New Glenn rocket test by NASA, RS-25 arrival at Kennedy and more updates （bing.com）</w:t>
+      </w:r>
+    </w:p>
+    <w:p>
+      <w:pPr>
+        <w:keepLines/>
+        <w:spacing w:after="60"/>
+        <w:ind w:left="369" w:hanging="227"/>
+      </w:pPr>
+      <w:r>
+        <w:rPr>
+          <w:rFonts w:ascii="Kaiti SC" w:hAnsi="Kaiti SC" w:eastAsia="Kaiti SC" w:cs="Kaiti SC"/>
+          <w:sz w:val="21"/>
+        </w:rPr>
+        <w:t xml:space="preserve">➢ </w:t>
+      </w:r>
+      <w:r>
+        <w:rPr>
+          <w:rFonts w:ascii="Kaiti SC" w:hAnsi="Kaiti SC" w:eastAsia="Kaiti SC" w:cs="Kaiti SC"/>
+          <w:sz w:val="21"/>
+        </w:rPr>
+        <w:t>【发射与任务】蓝箭鸿擎：影响市场重大事件：太空算力大动作！中国星网数科与蓝箭鸿擎等三方共建的太空算力技术创新中心揭牌；美“星舰”完成第13次试飞，成功发射20颗新一代“星链”卫星；脑机接口迎重大突破 - 21财经 （21财经）</w:t>
+      </w:r>
+    </w:p>
+    <w:p>
+      <w:pPr>
+        <w:keepLines/>
+        <w:spacing w:after="60"/>
+        <w:ind w:left="369" w:hanging="227"/>
+      </w:pPr>
+      <w:r>
+        <w:rPr>
+          <w:rFonts w:ascii="Kaiti SC" w:hAnsi="Kaiti SC" w:eastAsia="Kaiti SC" w:cs="Kaiti SC"/>
+          <w:sz w:val="21"/>
+        </w:rPr>
+        <w:t xml:space="preserve">➢ </w:t>
+      </w:r>
+      <w:r>
+        <w:rPr>
+          <w:rFonts w:ascii="Kaiti SC" w:hAnsi="Kaiti SC" w:eastAsia="Kaiti SC" w:cs="Kaiti SC"/>
+          <w:sz w:val="21"/>
+        </w:rPr>
+        <w:t>【其他动态】星河动力：以工程化能力铺设复用经济基石：星河动力“苍穹-50”的系统工程方法论 - Sohu （Sohu）</w:t>
+      </w:r>
+    </w:p>
+    <w:p>
+      <w:pPr>
+        <w:keepLines/>
+        <w:spacing w:after="60"/>
+        <w:ind w:left="369" w:hanging="227"/>
+      </w:pPr>
+      <w:r>
+        <w:rPr>
+          <w:rFonts w:ascii="Kaiti SC" w:hAnsi="Kaiti SC" w:eastAsia="Kaiti SC" w:cs="Kaiti SC"/>
+          <w:sz w:val="21"/>
+        </w:rPr>
+        <w:t xml:space="preserve">➢ </w:t>
+      </w:r>
+      <w:r>
+        <w:rPr>
+          <w:rFonts w:ascii="Kaiti SC" w:hAnsi="Kaiti SC" w:eastAsia="Kaiti SC" w:cs="Kaiti SC"/>
+          <w:sz w:val="21"/>
+        </w:rPr>
+        <w:t>【其他动态】蓝箭航天：错失420多亿元！碧桂园卖飞长鑫科技，还曾错失蓝箭航天 - 21财经 （21财经）</w:t>
       </w:r>
     </w:p>
     <w:p>
@@ -522,7 +711,7 @@
                 <w:b w:val="0"/>
                 <w:sz w:val="19"/>
               </w:rPr>
-              <w:t>9</w:t>
+              <w:t>13</w:t>
             </w:r>
           </w:p>
         </w:tc>
@@ -543,7 +732,7 @@
                 <w:b w:val="0"/>
                 <w:sz w:val="19"/>
               </w:rPr>
-              <w:t>发射与任务、市场与股价、其他动态</w:t>
+              <w:t>发射与任务、其他动态、监管与政策</w:t>
             </w:r>
           </w:p>
         </w:tc>
@@ -563,7 +752,442 @@
                 <w:b w:val="0"/>
                 <w:sz w:val="19"/>
               </w:rPr>
-              <w:t>Successful Flight for Starship IFT-13</w:t>
+              <w:t>SpaceX plans 2 rocket launches this week in California. See the schedule - Ventura County Star</w:t>
+            </w:r>
+          </w:p>
+        </w:tc>
+      </w:tr>
+      <w:tr>
+        <w:trPr>
+          <w:cantSplit/>
+        </w:trPr>
+        <w:tc>
+          <w:tcPr>
+            <w:tcW w:type="dxa" w:w="2075"/>
+            <w:vAlign w:val="center"/>
+          </w:tcPr>
+          <w:p>
+            <w:pPr>
+              <w:spacing w:after="0" w:line="252" w:lineRule="auto"/>
+            </w:pPr>
+            <w:r/>
+            <w:r>
+              <w:rPr>
+                <w:rFonts w:ascii="Kaiti SC" w:hAnsi="Kaiti SC" w:eastAsia="Kaiti SC" w:cs="Kaiti SC"/>
+                <w:b w:val="0"/>
+                <w:sz w:val="19"/>
+              </w:rPr>
+              <w:t>Blue Origin</w:t>
+            </w:r>
+          </w:p>
+        </w:tc>
+        <w:tc>
+          <w:tcPr>
+            <w:tcW w:type="dxa" w:w="2075"/>
+            <w:vAlign w:val="center"/>
+          </w:tcPr>
+          <w:p>
+            <w:pPr>
+              <w:spacing w:after="0" w:line="252" w:lineRule="auto"/>
+              <w:jc w:val="center"/>
+            </w:pPr>
+            <w:r/>
+            <w:r>
+              <w:rPr>
+                <w:rFonts w:ascii="Kaiti SC" w:hAnsi="Kaiti SC" w:eastAsia="Kaiti SC" w:cs="Kaiti SC"/>
+                <w:b w:val="0"/>
+                <w:sz w:val="19"/>
+              </w:rPr>
+              <w:t>6</w:t>
+            </w:r>
+          </w:p>
+        </w:tc>
+        <w:tc>
+          <w:tcPr>
+            <w:tcW w:type="dxa" w:w="2075"/>
+            <w:vAlign w:val="center"/>
+          </w:tcPr>
+          <w:p>
+            <w:pPr>
+              <w:spacing w:after="0" w:line="252" w:lineRule="auto"/>
+              <w:jc w:val="center"/>
+            </w:pPr>
+            <w:r/>
+            <w:r>
+              <w:rPr>
+                <w:rFonts w:ascii="Kaiti SC" w:hAnsi="Kaiti SC" w:eastAsia="Kaiti SC" w:cs="Kaiti SC"/>
+                <w:b w:val="0"/>
+                <w:sz w:val="19"/>
+              </w:rPr>
+              <w:t>发射与任务</w:t>
+            </w:r>
+          </w:p>
+        </w:tc>
+        <w:tc>
+          <w:tcPr>
+            <w:tcW w:type="dxa" w:w="2075"/>
+            <w:vAlign w:val="center"/>
+          </w:tcPr>
+          <w:p>
+            <w:pPr>
+              <w:spacing w:after="0" w:line="252" w:lineRule="auto"/>
+            </w:pPr>
+            <w:r/>
+            <w:r>
+              <w:rPr>
+                <w:rFonts w:ascii="Kaiti SC" w:hAnsi="Kaiti SC" w:eastAsia="Kaiti SC" w:cs="Kaiti SC"/>
+                <w:b w:val="0"/>
+                <w:sz w:val="19"/>
+              </w:rPr>
+              <w:t>Blue Origin to test New Glenn upper stages at Stennis</w:t>
+            </w:r>
+          </w:p>
+        </w:tc>
+      </w:tr>
+      <w:tr>
+        <w:trPr>
+          <w:cantSplit/>
+        </w:trPr>
+        <w:tc>
+          <w:tcPr>
+            <w:tcW w:type="dxa" w:w="2075"/>
+            <w:vAlign w:val="center"/>
+          </w:tcPr>
+          <w:p>
+            <w:pPr>
+              <w:spacing w:after="0" w:line="252" w:lineRule="auto"/>
+            </w:pPr>
+            <w:r/>
+            <w:r>
+              <w:rPr>
+                <w:rFonts w:ascii="Kaiti SC" w:hAnsi="Kaiti SC" w:eastAsia="Kaiti SC" w:cs="Kaiti SC"/>
+                <w:b w:val="0"/>
+                <w:sz w:val="19"/>
+              </w:rPr>
+              <w:t>中科宇航</w:t>
+            </w:r>
+          </w:p>
+        </w:tc>
+        <w:tc>
+          <w:tcPr>
+            <w:tcW w:type="dxa" w:w="2075"/>
+            <w:vAlign w:val="center"/>
+          </w:tcPr>
+          <w:p>
+            <w:pPr>
+              <w:spacing w:after="0" w:line="252" w:lineRule="auto"/>
+              <w:jc w:val="center"/>
+            </w:pPr>
+            <w:r/>
+            <w:r>
+              <w:rPr>
+                <w:rFonts w:ascii="Kaiti SC" w:hAnsi="Kaiti SC" w:eastAsia="Kaiti SC" w:cs="Kaiti SC"/>
+                <w:b w:val="0"/>
+                <w:sz w:val="19"/>
+              </w:rPr>
+              <w:t>1</w:t>
+            </w:r>
+          </w:p>
+        </w:tc>
+        <w:tc>
+          <w:tcPr>
+            <w:tcW w:type="dxa" w:w="2075"/>
+            <w:vAlign w:val="center"/>
+          </w:tcPr>
+          <w:p>
+            <w:pPr>
+              <w:spacing w:after="0" w:line="252" w:lineRule="auto"/>
+              <w:jc w:val="center"/>
+            </w:pPr>
+            <w:r/>
+            <w:r>
+              <w:rPr>
+                <w:rFonts w:ascii="Kaiti SC" w:hAnsi="Kaiti SC" w:eastAsia="Kaiti SC" w:cs="Kaiti SC"/>
+                <w:b w:val="0"/>
+                <w:sz w:val="19"/>
+              </w:rPr>
+              <w:t>发射与任务</w:t>
+            </w:r>
+          </w:p>
+        </w:tc>
+        <w:tc>
+          <w:tcPr>
+            <w:tcW w:type="dxa" w:w="2075"/>
+            <w:vAlign w:val="center"/>
+          </w:tcPr>
+          <w:p>
+            <w:pPr>
+              <w:spacing w:after="0" w:line="252" w:lineRule="auto"/>
+            </w:pPr>
+            <w:r/>
+            <w:r>
+              <w:rPr>
+                <w:rFonts w:ascii="Kaiti SC" w:hAnsi="Kaiti SC" w:eastAsia="Kaiti SC" w:cs="Kaiti SC"/>
+                <w:b w:val="0"/>
+                <w:sz w:val="19"/>
+              </w:rPr>
+              <w:t>一周企业动态盘点丨字节跳动发布音频创作模型Seed Audio1.0；中科宇航力箭一号遥十五运载火箭发射成功 - 北京市科学技术委员会</w:t>
+            </w:r>
+          </w:p>
+        </w:tc>
+      </w:tr>
+      <w:tr>
+        <w:trPr>
+          <w:cantSplit/>
+        </w:trPr>
+        <w:tc>
+          <w:tcPr>
+            <w:tcW w:type="dxa" w:w="2075"/>
+            <w:vAlign w:val="center"/>
+          </w:tcPr>
+          <w:p>
+            <w:pPr>
+              <w:spacing w:after="0" w:line="252" w:lineRule="auto"/>
+            </w:pPr>
+            <w:r/>
+            <w:r>
+              <w:rPr>
+                <w:rFonts w:ascii="Kaiti SC" w:hAnsi="Kaiti SC" w:eastAsia="Kaiti SC" w:cs="Kaiti SC"/>
+                <w:b w:val="0"/>
+                <w:sz w:val="19"/>
+              </w:rPr>
+              <w:t>星河动力</w:t>
+            </w:r>
+          </w:p>
+        </w:tc>
+        <w:tc>
+          <w:tcPr>
+            <w:tcW w:type="dxa" w:w="2075"/>
+            <w:vAlign w:val="center"/>
+          </w:tcPr>
+          <w:p>
+            <w:pPr>
+              <w:spacing w:after="0" w:line="252" w:lineRule="auto"/>
+              <w:jc w:val="center"/>
+            </w:pPr>
+            <w:r/>
+            <w:r>
+              <w:rPr>
+                <w:rFonts w:ascii="Kaiti SC" w:hAnsi="Kaiti SC" w:eastAsia="Kaiti SC" w:cs="Kaiti SC"/>
+                <w:b w:val="0"/>
+                <w:sz w:val="19"/>
+              </w:rPr>
+              <w:t>1</w:t>
+            </w:r>
+          </w:p>
+        </w:tc>
+        <w:tc>
+          <w:tcPr>
+            <w:tcW w:type="dxa" w:w="2075"/>
+            <w:vAlign w:val="center"/>
+          </w:tcPr>
+          <w:p>
+            <w:pPr>
+              <w:spacing w:after="0" w:line="252" w:lineRule="auto"/>
+              <w:jc w:val="center"/>
+            </w:pPr>
+            <w:r/>
+            <w:r>
+              <w:rPr>
+                <w:rFonts w:ascii="Kaiti SC" w:hAnsi="Kaiti SC" w:eastAsia="Kaiti SC" w:cs="Kaiti SC"/>
+                <w:b w:val="0"/>
+                <w:sz w:val="19"/>
+              </w:rPr>
+              <w:t>其他动态</w:t>
+            </w:r>
+          </w:p>
+        </w:tc>
+        <w:tc>
+          <w:tcPr>
+            <w:tcW w:type="dxa" w:w="2075"/>
+            <w:vAlign w:val="center"/>
+          </w:tcPr>
+          <w:p>
+            <w:pPr>
+              <w:spacing w:after="0" w:line="252" w:lineRule="auto"/>
+            </w:pPr>
+            <w:r/>
+            <w:r>
+              <w:rPr>
+                <w:rFonts w:ascii="Kaiti SC" w:hAnsi="Kaiti SC" w:eastAsia="Kaiti SC" w:cs="Kaiti SC"/>
+                <w:b w:val="0"/>
+                <w:sz w:val="19"/>
+              </w:rPr>
+              <w:t>以工程化能力铺设复用经济基石：星河动力“苍穹-50”的系统工程方法论 - Sohu</w:t>
+            </w:r>
+          </w:p>
+        </w:tc>
+      </w:tr>
+      <w:tr>
+        <w:trPr>
+          <w:cantSplit/>
+        </w:trPr>
+        <w:tc>
+          <w:tcPr>
+            <w:tcW w:type="dxa" w:w="2075"/>
+            <w:vAlign w:val="center"/>
+          </w:tcPr>
+          <w:p>
+            <w:pPr>
+              <w:spacing w:after="0" w:line="252" w:lineRule="auto"/>
+            </w:pPr>
+            <w:r/>
+            <w:r>
+              <w:rPr>
+                <w:rFonts w:ascii="Kaiti SC" w:hAnsi="Kaiti SC" w:eastAsia="Kaiti SC" w:cs="Kaiti SC"/>
+                <w:b w:val="0"/>
+                <w:sz w:val="19"/>
+              </w:rPr>
+              <w:t>蓝箭航天</w:t>
+            </w:r>
+          </w:p>
+        </w:tc>
+        <w:tc>
+          <w:tcPr>
+            <w:tcW w:type="dxa" w:w="2075"/>
+            <w:vAlign w:val="center"/>
+          </w:tcPr>
+          <w:p>
+            <w:pPr>
+              <w:spacing w:after="0" w:line="252" w:lineRule="auto"/>
+              <w:jc w:val="center"/>
+            </w:pPr>
+            <w:r/>
+            <w:r>
+              <w:rPr>
+                <w:rFonts w:ascii="Kaiti SC" w:hAnsi="Kaiti SC" w:eastAsia="Kaiti SC" w:cs="Kaiti SC"/>
+                <w:b w:val="0"/>
+                <w:sz w:val="19"/>
+              </w:rPr>
+              <w:t>1</w:t>
+            </w:r>
+          </w:p>
+        </w:tc>
+        <w:tc>
+          <w:tcPr>
+            <w:tcW w:type="dxa" w:w="2075"/>
+            <w:vAlign w:val="center"/>
+          </w:tcPr>
+          <w:p>
+            <w:pPr>
+              <w:spacing w:after="0" w:line="252" w:lineRule="auto"/>
+              <w:jc w:val="center"/>
+            </w:pPr>
+            <w:r/>
+            <w:r>
+              <w:rPr>
+                <w:rFonts w:ascii="Kaiti SC" w:hAnsi="Kaiti SC" w:eastAsia="Kaiti SC" w:cs="Kaiti SC"/>
+                <w:b w:val="0"/>
+                <w:sz w:val="19"/>
+              </w:rPr>
+              <w:t>其他动态</w:t>
+            </w:r>
+          </w:p>
+        </w:tc>
+        <w:tc>
+          <w:tcPr>
+            <w:tcW w:type="dxa" w:w="2075"/>
+            <w:vAlign w:val="center"/>
+          </w:tcPr>
+          <w:p>
+            <w:pPr>
+              <w:spacing w:after="0" w:line="252" w:lineRule="auto"/>
+            </w:pPr>
+            <w:r/>
+            <w:r>
+              <w:rPr>
+                <w:rFonts w:ascii="Kaiti SC" w:hAnsi="Kaiti SC" w:eastAsia="Kaiti SC" w:cs="Kaiti SC"/>
+                <w:b w:val="0"/>
+                <w:sz w:val="19"/>
+              </w:rPr>
+              <w:t>错失420多亿元！碧桂园卖飞长鑫科技，还曾错失蓝箭航天 - 21财经</w:t>
+            </w:r>
+          </w:p>
+        </w:tc>
+      </w:tr>
+      <w:tr>
+        <w:trPr>
+          <w:cantSplit/>
+        </w:trPr>
+        <w:tc>
+          <w:tcPr>
+            <w:tcW w:type="dxa" w:w="2075"/>
+            <w:vAlign w:val="center"/>
+          </w:tcPr>
+          <w:p>
+            <w:pPr>
+              <w:spacing w:after="0" w:line="252" w:lineRule="auto"/>
+            </w:pPr>
+            <w:r/>
+            <w:r>
+              <w:rPr>
+                <w:rFonts w:ascii="Kaiti SC" w:hAnsi="Kaiti SC" w:eastAsia="Kaiti SC" w:cs="Kaiti SC"/>
+                <w:b w:val="0"/>
+                <w:sz w:val="19"/>
+              </w:rPr>
+              <w:t>蓝箭鸿擎</w:t>
+            </w:r>
+          </w:p>
+        </w:tc>
+        <w:tc>
+          <w:tcPr>
+            <w:tcW w:type="dxa" w:w="2075"/>
+            <w:vAlign w:val="center"/>
+          </w:tcPr>
+          <w:p>
+            <w:pPr>
+              <w:spacing w:after="0" w:line="252" w:lineRule="auto"/>
+              <w:jc w:val="center"/>
+            </w:pPr>
+            <w:r/>
+            <w:r>
+              <w:rPr>
+                <w:rFonts w:ascii="Kaiti SC" w:hAnsi="Kaiti SC" w:eastAsia="Kaiti SC" w:cs="Kaiti SC"/>
+                <w:b w:val="0"/>
+                <w:sz w:val="19"/>
+              </w:rPr>
+              <w:t>1</w:t>
+            </w:r>
+          </w:p>
+        </w:tc>
+        <w:tc>
+          <w:tcPr>
+            <w:tcW w:type="dxa" w:w="2075"/>
+            <w:vAlign w:val="center"/>
+          </w:tcPr>
+          <w:p>
+            <w:pPr>
+              <w:spacing w:after="0" w:line="252" w:lineRule="auto"/>
+              <w:jc w:val="center"/>
+            </w:pPr>
+            <w:r/>
+            <w:r>
+              <w:rPr>
+                <w:rFonts w:ascii="Kaiti SC" w:hAnsi="Kaiti SC" w:eastAsia="Kaiti SC" w:cs="Kaiti SC"/>
+                <w:b w:val="0"/>
+                <w:sz w:val="19"/>
+              </w:rPr>
+              <w:t>发射与任务</w:t>
+            </w:r>
+          </w:p>
+        </w:tc>
+        <w:tc>
+          <w:tcPr>
+            <w:tcW w:type="dxa" w:w="2075"/>
+            <w:vAlign w:val="center"/>
+          </w:tcPr>
+          <w:p>
+            <w:pPr>
+              <w:spacing w:after="0" w:line="252" w:lineRule="auto"/>
+            </w:pPr>
+            <w:r/>
+            <w:r>
+              <w:rPr>
+                <w:rFonts w:ascii="Kaiti SC" w:hAnsi="Kaiti SC" w:eastAsia="Kaiti SC" w:cs="Kaiti SC"/>
+                <w:b w:val="0"/>
+                <w:sz w:val="19"/>
+              </w:rPr>
+              <w:t>影响市场重大事件：太空算力大动作！中国星网数科与蓝箭鸿擎等三方共建的太空算力技术创新中心揭牌；美“星舰”完成第13次试飞，成功发射20颗新一代“星链”卫星；脑机接口迎重大突破 - 21财经</w:t>
             </w:r>
           </w:p>
         </w:tc>
@@ -600,7 +1224,7 @@
           <w:rFonts w:ascii="Kaiti SC" w:hAnsi="Kaiti SC" w:eastAsia="Kaiti SC" w:cs="Kaiti SC"/>
           <w:sz w:val="21"/>
         </w:rPr>
-        <w:t>[1] 2026-07-26｜SpacePolicyOnline.com｜SpaceX：Successful Flight for Starship IFT-13</w:t>
+        <w:t>[1] 2026-07-27｜SpaceNews｜Blue Origin：Blue Origin to test New Glenn upper stages at Stennis</w:t>
       </w:r>
     </w:p>
     <w:p>
@@ -621,7 +1245,7 @@
           <w:rFonts w:ascii="Kaiti SC" w:hAnsi="Kaiti SC" w:eastAsia="Kaiti SC" w:cs="Kaiti SC"/>
           <w:sz w:val="21"/>
         </w:rPr>
-        <w:t>[2] 2026-07-26｜bing.com｜SpaceX：SpaceX launches Starlink satellites and sticks landing on IPO reveal day</w:t>
+        <w:t>[2] 2026-07-27｜Ventura County Star｜SpaceX：SpaceX plans 2 rocket launches this week in California. See the schedule - Ventura County Star</w:t>
       </w:r>
     </w:p>
     <w:p>
@@ -642,7 +1266,7 @@
           <w:rFonts w:ascii="Kaiti SC" w:hAnsi="Kaiti SC" w:eastAsia="Kaiti SC" w:cs="Kaiti SC"/>
           <w:sz w:val="21"/>
         </w:rPr>
-        <w:t>[3] 2026-07-26｜KeepTrack｜SpaceX：Starship Flight 13 Flies as 6 Launches Succeed | KeepTrack Week in Review - KeepTrack</w:t>
+        <w:t>[3] 2026-07-27｜北京市科学技术委员会｜中科宇航：一周企业动态盘点丨字节跳动发布音频创作模型Seed Audio1.0；中科宇航力箭一号遥十五运载火箭发射成功 - 北京市科学技术委员会</w:t>
       </w:r>
     </w:p>
     <w:p>
@@ -663,7 +1287,7 @@
           <w:rFonts w:ascii="Kaiti SC" w:hAnsi="Kaiti SC" w:eastAsia="Kaiti SC" w:cs="Kaiti SC"/>
           <w:sz w:val="21"/>
         </w:rPr>
-        <w:t>[4] 2026-07-26｜SatellitePro ME｜SpaceX：SpaceX launches Starship on 13th test flight, deploys first Starlink V3 satellites - SatellitePro ME</w:t>
+        <w:t>[4] 2026-07-27｜bing.com｜Blue Origin：NASA provides Blue Origin with an alternative for New Glenn tests</w:t>
       </w:r>
     </w:p>
     <w:p>
@@ -684,7 +1308,196 @@
           <w:rFonts w:ascii="Kaiti SC" w:hAnsi="Kaiti SC" w:eastAsia="Kaiti SC" w:cs="Kaiti SC"/>
           <w:sz w:val="21"/>
         </w:rPr>
-        <w:t>[5] 2026-07-26｜spaceq.ca｜SpaceX：Flight 13 success clears path for Starship catch attempts and lunar mission timelines</w:t>
+        <w:t>[5] 2026-07-27｜bing.com｜SpaceX：SpaceX stock hits new all-time low despite 'over the moon' Starship test</w:t>
+      </w:r>
+    </w:p>
+    <w:p>
+      <w:pPr>
+        <w:keepLines/>
+        <w:spacing w:after="60"/>
+        <w:ind w:left="369" w:hanging="227"/>
+      </w:pPr>
+      <w:r>
+        <w:rPr>
+          <w:rFonts w:ascii="Kaiti SC" w:hAnsi="Kaiti SC" w:eastAsia="Kaiti SC" w:cs="Kaiti SC"/>
+          <w:sz w:val="21"/>
+        </w:rPr>
+        <w:t xml:space="preserve">✓ </w:t>
+      </w:r>
+      <w:r>
+        <w:rPr>
+          <w:rFonts w:ascii="Kaiti SC" w:hAnsi="Kaiti SC" w:eastAsia="Kaiti SC" w:cs="Kaiti SC"/>
+          <w:sz w:val="21"/>
+        </w:rPr>
+        <w:t>[6] 2026-07-27｜bing.com｜Blue Origin：Blue Origin's massive New Glenn rocket on move to launch pad</w:t>
+      </w:r>
+    </w:p>
+    <w:p>
+      <w:pPr>
+        <w:keepLines/>
+        <w:spacing w:after="60"/>
+        <w:ind w:left="369" w:hanging="227"/>
+      </w:pPr>
+      <w:r>
+        <w:rPr>
+          <w:rFonts w:ascii="Kaiti SC" w:hAnsi="Kaiti SC" w:eastAsia="Kaiti SC" w:cs="Kaiti SC"/>
+          <w:sz w:val="21"/>
+        </w:rPr>
+        <w:t xml:space="preserve">✓ </w:t>
+      </w:r>
+      <w:r>
+        <w:rPr>
+          <w:rFonts w:ascii="Kaiti SC" w:hAnsi="Kaiti SC" w:eastAsia="Kaiti SC" w:cs="Kaiti SC"/>
+          <w:sz w:val="21"/>
+        </w:rPr>
+        <w:t>[7] 2026-07-27｜bing.com｜SpaceX：Lucky 13! Starship deploys Starlink satellites and splashes down intact</w:t>
+      </w:r>
+    </w:p>
+    <w:p>
+      <w:pPr>
+        <w:keepLines/>
+        <w:spacing w:after="60"/>
+        <w:ind w:left="369" w:hanging="227"/>
+      </w:pPr>
+      <w:r>
+        <w:rPr>
+          <w:rFonts w:ascii="Kaiti SC" w:hAnsi="Kaiti SC" w:eastAsia="Kaiti SC" w:cs="Kaiti SC"/>
+          <w:sz w:val="21"/>
+        </w:rPr>
+        <w:t xml:space="preserve">✓ </w:t>
+      </w:r>
+      <w:r>
+        <w:rPr>
+          <w:rFonts w:ascii="Kaiti SC" w:hAnsi="Kaiti SC" w:eastAsia="Kaiti SC" w:cs="Kaiti SC"/>
+          <w:sz w:val="21"/>
+        </w:rPr>
+        <w:t>[8] 2026-07-27｜bing.com｜SpaceX：Lucky 13! Starship deploys Starlink satellites and splashes down intact</w:t>
+      </w:r>
+    </w:p>
+    <w:p>
+      <w:pPr>
+        <w:keepLines/>
+        <w:spacing w:after="60"/>
+        <w:ind w:left="369" w:hanging="227"/>
+      </w:pPr>
+      <w:r>
+        <w:rPr>
+          <w:rFonts w:ascii="Kaiti SC" w:hAnsi="Kaiti SC" w:eastAsia="Kaiti SC" w:cs="Kaiti SC"/>
+          <w:sz w:val="21"/>
+        </w:rPr>
+        <w:t xml:space="preserve">✓ </w:t>
+      </w:r>
+      <w:r>
+        <w:rPr>
+          <w:rFonts w:ascii="Kaiti SC" w:hAnsi="Kaiti SC" w:eastAsia="Kaiti SC" w:cs="Kaiti SC"/>
+          <w:sz w:val="21"/>
+        </w:rPr>
+        <w:t>[9] 2026-07-27｜bing.com｜SpaceX：SpaceX eyes tower catch for next Starship after auspicious end to 13th flight</w:t>
+      </w:r>
+    </w:p>
+    <w:p>
+      <w:pPr>
+        <w:keepLines/>
+        <w:spacing w:after="60"/>
+        <w:ind w:left="369" w:hanging="227"/>
+      </w:pPr>
+      <w:r>
+        <w:rPr>
+          <w:rFonts w:ascii="Kaiti SC" w:hAnsi="Kaiti SC" w:eastAsia="Kaiti SC" w:cs="Kaiti SC"/>
+          <w:sz w:val="21"/>
+        </w:rPr>
+        <w:t xml:space="preserve">✓ </w:t>
+      </w:r>
+      <w:r>
+        <w:rPr>
+          <w:rFonts w:ascii="Kaiti SC" w:hAnsi="Kaiti SC" w:eastAsia="Kaiti SC" w:cs="Kaiti SC"/>
+          <w:sz w:val="21"/>
+        </w:rPr>
+        <w:t>[10] 2026-07-27｜bing.com｜Blue Origin：Artemis: Blue Origin New Glenn rocket test by NASA, RS-25 arrival at Kennedy and more updates</w:t>
+      </w:r>
+    </w:p>
+    <w:p>
+      <w:pPr>
+        <w:keepLines/>
+        <w:spacing w:after="60"/>
+        <w:ind w:left="369" w:hanging="227"/>
+      </w:pPr>
+      <w:r>
+        <w:rPr>
+          <w:rFonts w:ascii="Kaiti SC" w:hAnsi="Kaiti SC" w:eastAsia="Kaiti SC" w:cs="Kaiti SC"/>
+          <w:sz w:val="21"/>
+        </w:rPr>
+        <w:t xml:space="preserve">✓ </w:t>
+      </w:r>
+      <w:r>
+        <w:rPr>
+          <w:rFonts w:ascii="Kaiti SC" w:hAnsi="Kaiti SC" w:eastAsia="Kaiti SC" w:cs="Kaiti SC"/>
+          <w:sz w:val="21"/>
+        </w:rPr>
+        <w:t>[11] 2026-07-27｜bing.com｜Blue Origin：Artemis: Blue Origin New Glenn rocket test by NASA, RS-25 arrival at Kennedy and more updates</w:t>
+      </w:r>
+    </w:p>
+    <w:p>
+      <w:pPr>
+        <w:keepLines/>
+        <w:spacing w:after="60"/>
+        <w:ind w:left="369" w:hanging="227"/>
+      </w:pPr>
+      <w:r>
+        <w:rPr>
+          <w:rFonts w:ascii="Kaiti SC" w:hAnsi="Kaiti SC" w:eastAsia="Kaiti SC" w:cs="Kaiti SC"/>
+          <w:sz w:val="21"/>
+        </w:rPr>
+        <w:t xml:space="preserve">✓ </w:t>
+      </w:r>
+      <w:r>
+        <w:rPr>
+          <w:rFonts w:ascii="Kaiti SC" w:hAnsi="Kaiti SC" w:eastAsia="Kaiti SC" w:cs="Kaiti SC"/>
+          <w:sz w:val="21"/>
+        </w:rPr>
+        <w:t>[12] 2026-07-27｜21财经｜蓝箭鸿擎：影响市场重大事件：太空算力大动作！中国星网数科与蓝箭鸿擎等三方共建的太空算力技术创新中心揭牌；美“星舰”完成第13次试飞，成功发射20颗新一代“星链”卫星；脑机接口迎重大突破 - 21财经</w:t>
+      </w:r>
+    </w:p>
+    <w:p>
+      <w:pPr>
+        <w:keepLines/>
+        <w:spacing w:after="60"/>
+        <w:ind w:left="369" w:hanging="227"/>
+      </w:pPr>
+      <w:r>
+        <w:rPr>
+          <w:rFonts w:ascii="Kaiti SC" w:hAnsi="Kaiti SC" w:eastAsia="Kaiti SC" w:cs="Kaiti SC"/>
+          <w:sz w:val="21"/>
+        </w:rPr>
+        <w:t xml:space="preserve">✓ </w:t>
+      </w:r>
+      <w:r>
+        <w:rPr>
+          <w:rFonts w:ascii="Kaiti SC" w:hAnsi="Kaiti SC" w:eastAsia="Kaiti SC" w:cs="Kaiti SC"/>
+          <w:sz w:val="21"/>
+        </w:rPr>
+        <w:t>[13] 2026-07-27｜Sohu｜星河动力：以工程化能力铺设复用经济基石：星河动力“苍穹-50”的系统工程方法论 - Sohu</w:t>
+      </w:r>
+    </w:p>
+    <w:p>
+      <w:pPr>
+        <w:keepLines/>
+        <w:spacing w:after="60"/>
+        <w:ind w:left="369" w:hanging="227"/>
+      </w:pPr>
+      <w:r>
+        <w:rPr>
+          <w:rFonts w:ascii="Kaiti SC" w:hAnsi="Kaiti SC" w:eastAsia="Kaiti SC" w:cs="Kaiti SC"/>
+          <w:sz w:val="21"/>
+        </w:rPr>
+        <w:t xml:space="preserve">✓ </w:t>
+      </w:r>
+      <w:r>
+        <w:rPr>
+          <w:rFonts w:ascii="Kaiti SC" w:hAnsi="Kaiti SC" w:eastAsia="Kaiti SC" w:cs="Kaiti SC"/>
+          <w:sz w:val="21"/>
+        </w:rPr>
+        <w:t>[14] 2026-07-27｜21财经｜蓝箭航天：错失420多亿元！碧桂园卖飞长鑫科技，还曾错失蓝箭航天 - 21财经</w:t>
       </w:r>
     </w:p>
     <w:sectPr>

--- a/docs/data/reports/daily-documents/latest/previous_daily_report.docx
+++ b/docs/data/reports/daily-documents/latest/previous_daily_report.docx
@@ -26,7 +26,7 @@
           <w:rFonts w:ascii="Kaiti SC" w:hAnsi="Kaiti SC" w:eastAsia="Kaiti SC" w:cs="Kaiti SC"/>
           <w:sz w:val="21"/>
         </w:rPr>
-        <w:t>2026-07-27（上一自然日）</w:t>
+        <w:t>2026-07-28（上一自然日）</w:t>
       </w:r>
     </w:p>
     <w:tbl>
@@ -81,7 +81,7 @@
                 <w:b w:val="0"/>
                 <w:sz w:val="19"/>
               </w:rPr>
-              <w:t>2026-07-27</w:t>
+              <w:t>2026-07-28</w:t>
             </w:r>
           </w:p>
         </w:tc>
@@ -127,7 +127,7 @@
                 <w:b w:val="0"/>
                 <w:sz w:val="19"/>
               </w:rPr>
-              <w:t>23 条 / 6 家</w:t>
+              <w:t>17 条 / 5 家</w:t>
             </w:r>
           </w:p>
         </w:tc>
@@ -219,7 +219,7 @@
                 <w:b w:val="0"/>
                 <w:sz w:val="19"/>
               </w:rPr>
-              <w:t>2026-07-28</w:t>
+              <w:t>2026-07-29</w:t>
             </w:r>
           </w:p>
         </w:tc>
@@ -245,7 +245,7 @@
     </w:p>
     <w:p>
       <w:r>
-        <w:t>2026-07-27 共归档 23 条新闻，覆盖 6 家公司、8 个信息来源。 新闻量较多的公司包括 SpaceX、Blue Origin、中科宇航、星河动力。</w:t>
+        <w:t>2026-07-28 共归档 17 条新闻，覆盖 5 家公司、8 个信息来源。 新闻量较多的公司包括 Blue Origin、SpaceX、中科宇航、宇石空间。</w:t>
       </w:r>
     </w:p>
     <w:p>
@@ -279,7 +279,7 @@
           <w:rFonts w:ascii="Kaiti SC" w:hAnsi="Kaiti SC" w:eastAsia="Kaiti SC" w:cs="Kaiti SC"/>
           <w:sz w:val="21"/>
         </w:rPr>
-        <w:t>【发射与任务】Blue Origin：Blue Origin to test New Glenn upper stages at Stennis （SpaceNews）</w:t>
+        <w:t>【其他动态】蓝箭鸿擎：建投动态｜建投华科旗下基金投资鸿擎科技，加码卫星互联网产业链关键环节 - 新浪财经 （新浪财经）</w:t>
       </w:r>
     </w:p>
     <w:p>
@@ -300,7 +300,7 @@
           <w:rFonts w:ascii="Kaiti SC" w:hAnsi="Kaiti SC" w:eastAsia="Kaiti SC" w:cs="Kaiti SC"/>
           <w:sz w:val="21"/>
         </w:rPr>
-        <w:t>【发射与任务】SpaceX：SpaceX plans 2 rocket launches this week in California. See the schedule - Ventura County Star （Ventura County Star）</w:t>
+        <w:t>【市场与股价】SpaceX：As SpaceX Shares Continue To Plummet, One Analyst Says Now Is the Time To Buy With 110% Upside （bing.com）</w:t>
       </w:r>
     </w:p>
     <w:p>
@@ -321,7 +321,7 @@
           <w:rFonts w:ascii="Kaiti SC" w:hAnsi="Kaiti SC" w:eastAsia="Kaiti SC" w:cs="Kaiti SC"/>
           <w:sz w:val="21"/>
         </w:rPr>
-        <w:t>【发射与任务】中科宇航：一周企业动态盘点丨字节跳动发布音频创作模型Seed Audio1.0；中科宇航力箭一号遥十五运载火箭发射成功 - 北京市科学技术委员会 （北京市科学技术委员会）</w:t>
+        <w:t>【发射与任务】SpaceX：SpaceX launches 24 Starlink satellites to orbit in wake of Starship test flight (video) - Space （Space）</w:t>
       </w:r>
     </w:p>
     <w:p>
@@ -342,7 +342,7 @@
           <w:rFonts w:ascii="Kaiti SC" w:hAnsi="Kaiti SC" w:eastAsia="Kaiti SC" w:cs="Kaiti SC"/>
           <w:sz w:val="21"/>
         </w:rPr>
-        <w:t>【发射与任务】Blue Origin：NASA provides Blue Origin with an alternative for New Glenn tests （bing.com）</w:t>
+        <w:t>【发射与任务】SpaceX：SpaceX to launch Starship flight 13 with first Starlink payload （bing.com）</w:t>
       </w:r>
     </w:p>
     <w:p>
@@ -363,7 +363,28 @@
           <w:rFonts w:ascii="Kaiti SC" w:hAnsi="Kaiti SC" w:eastAsia="Kaiti SC" w:cs="Kaiti SC"/>
           <w:sz w:val="21"/>
         </w:rPr>
-        <w:t>【其他动态】SpaceX：SpaceX stock hits new all-time low despite 'over the moon' Starship test （bing.com）</w:t>
+        <w:t>【发射与任务】SpaceX：Starship in space! See highlights of SpaceX megarocket's epic Flight 13 test launch (video) （space.com）</w:t>
+      </w:r>
+    </w:p>
+    <w:p>
+      <w:pPr>
+        <w:keepLines/>
+        <w:spacing w:after="60"/>
+        <w:ind w:left="369" w:hanging="227"/>
+      </w:pPr>
+      <w:r>
+        <w:rPr>
+          <w:rFonts w:ascii="Kaiti SC" w:hAnsi="Kaiti SC" w:eastAsia="Kaiti SC" w:cs="Kaiti SC"/>
+          <w:sz w:val="21"/>
+        </w:rPr>
+        <w:t xml:space="preserve">➢ </w:t>
+      </w:r>
+      <w:r>
+        <w:rPr>
+          <w:rFonts w:ascii="Kaiti SC" w:hAnsi="Kaiti SC" w:eastAsia="Kaiti SC" w:cs="Kaiti SC"/>
+          <w:sz w:val="21"/>
+        </w:rPr>
+        <w:t>【发射与任务】SpaceX：SpaceX Logs Thirteenth Starship Launch, First Starlink V3 Test - Broadband Breakfast （Broadband Breakfast）</w:t>
       </w:r>
     </w:p>
     <w:p>
@@ -405,7 +426,7 @@
           <w:rFonts w:ascii="Kaiti SC" w:hAnsi="Kaiti SC" w:eastAsia="Kaiti SC" w:cs="Kaiti SC"/>
           <w:sz w:val="21"/>
         </w:rPr>
-        <w:t>【其他动态】SpaceX：Lucky 13! Starship deploys Starlink satellites and splashes down intact （bing.com）</w:t>
+        <w:t>【发射与任务】Blue Origin：Blue Origin's massive New Glenn rocket on move to launch pad （bing.com）</w:t>
       </w:r>
     </w:p>
     <w:p>
@@ -426,7 +447,7 @@
           <w:rFonts w:ascii="Kaiti SC" w:hAnsi="Kaiti SC" w:eastAsia="Kaiti SC" w:cs="Kaiti SC"/>
           <w:sz w:val="21"/>
         </w:rPr>
-        <w:t>【其他动态】SpaceX：Lucky 13! Starship deploys Starlink satellites and splashes down intact （bing.com）</w:t>
+        <w:t>【发射与任务】Blue Origin：Blue Origin's massive New Glenn rocket on move to launch pad （bing.com）</w:t>
       </w:r>
     </w:p>
     <w:p>
@@ -447,7 +468,7 @@
           <w:rFonts w:ascii="Kaiti SC" w:hAnsi="Kaiti SC" w:eastAsia="Kaiti SC" w:cs="Kaiti SC"/>
           <w:sz w:val="21"/>
         </w:rPr>
-        <w:t>【发射与任务】SpaceX：SpaceX eyes tower catch for next Starship after auspicious end to 13th flight （bing.com）</w:t>
+        <w:t>【发射与任务】Blue Origin：Blue Origin's massive New Glenn rocket on move to launch pad （bing.com）</w:t>
       </w:r>
     </w:p>
     <w:p>
@@ -468,7 +489,7 @@
           <w:rFonts w:ascii="Kaiti SC" w:hAnsi="Kaiti SC" w:eastAsia="Kaiti SC" w:cs="Kaiti SC"/>
           <w:sz w:val="21"/>
         </w:rPr>
-        <w:t>【发射与任务】Blue Origin：Artemis: Blue Origin New Glenn rocket test by NASA, RS-25 arrival at Kennedy and more updates （bing.com）</w:t>
+        <w:t>【发射与任务】Blue Origin：Blue Origin's massive New Glenn rocket on move to launch pad （bing.com）</w:t>
       </w:r>
     </w:p>
     <w:p>
@@ -489,7 +510,7 @@
           <w:rFonts w:ascii="Kaiti SC" w:hAnsi="Kaiti SC" w:eastAsia="Kaiti SC" w:cs="Kaiti SC"/>
           <w:sz w:val="21"/>
         </w:rPr>
-        <w:t>【发射与任务】Blue Origin：Artemis: Blue Origin New Glenn rocket test by NASA, RS-25 arrival at Kennedy and more updates （bing.com）</w:t>
+        <w:t>【发射与任务】中科宇航：中科宇航全面攻坚可复用运载器研发：力鸿二号年内完成回收首飞 - 新浪财经 （新浪财经）</w:t>
       </w:r>
     </w:p>
     <w:p>
@@ -510,7 +531,7 @@
           <w:rFonts w:ascii="Kaiti SC" w:hAnsi="Kaiti SC" w:eastAsia="Kaiti SC" w:cs="Kaiti SC"/>
           <w:sz w:val="21"/>
         </w:rPr>
-        <w:t>【发射与任务】蓝箭鸿擎：影响市场重大事件：太空算力大动作！中国星网数科与蓝箭鸿擎等三方共建的太空算力技术创新中心揭牌；美“星舰”完成第13次试飞，成功发射20颗新一代“星链”卫星；脑机接口迎重大突破 - 21财经 （21财经）</w:t>
+        <w:t>【发射与任务】中科宇航：中科宇航力鸿二号计划今年完成首飞及百公里级回收验证，将搭载太空旅游可穿戴监测设备 - 新浪财经 （新浪财经）</w:t>
       </w:r>
     </w:p>
     <w:p>
@@ -531,7 +552,7 @@
           <w:rFonts w:ascii="Kaiti SC" w:hAnsi="Kaiti SC" w:eastAsia="Kaiti SC" w:cs="Kaiti SC"/>
           <w:sz w:val="21"/>
         </w:rPr>
-        <w:t>【其他动态】星河动力：以工程化能力铺设复用经济基石：星河动力“苍穹-50”的系统工程方法论 - Sohu （Sohu）</w:t>
+        <w:t>【发射与任务】中科宇航：中科宇航全面攻坚可复用运载器研发：力鸿二号年内完成回收首飞 - 新浪财经 （新浪财经）</w:t>
       </w:r>
     </w:p>
     <w:p>
@@ -552,7 +573,7 @@
           <w:rFonts w:ascii="Kaiti SC" w:hAnsi="Kaiti SC" w:eastAsia="Kaiti SC" w:cs="Kaiti SC"/>
           <w:sz w:val="21"/>
         </w:rPr>
-        <w:t>【其他动态】蓝箭航天：错失420多亿元！碧桂园卖飞长鑫科技，还曾错失蓝箭航天 - 21财经 （21财经）</w:t>
+        <w:t>【其他动态】宇石空间：极擎动力获宇石空间天使轮投资 - 东方财富 （东方财富）</w:t>
       </w:r>
     </w:p>
     <w:p>
@@ -690,93 +711,6 @@
                 <w:b w:val="0"/>
                 <w:sz w:val="19"/>
               </w:rPr>
-              <w:t>SpaceX</w:t>
-            </w:r>
-          </w:p>
-        </w:tc>
-        <w:tc>
-          <w:tcPr>
-            <w:tcW w:type="dxa" w:w="2075"/>
-            <w:vAlign w:val="center"/>
-          </w:tcPr>
-          <w:p>
-            <w:pPr>
-              <w:spacing w:after="0" w:line="252" w:lineRule="auto"/>
-              <w:jc w:val="center"/>
-            </w:pPr>
-            <w:r/>
-            <w:r>
-              <w:rPr>
-                <w:rFonts w:ascii="Kaiti SC" w:hAnsi="Kaiti SC" w:eastAsia="Kaiti SC" w:cs="Kaiti SC"/>
-                <w:b w:val="0"/>
-                <w:sz w:val="19"/>
-              </w:rPr>
-              <w:t>13</w:t>
-            </w:r>
-          </w:p>
-        </w:tc>
-        <w:tc>
-          <w:tcPr>
-            <w:tcW w:type="dxa" w:w="2075"/>
-            <w:vAlign w:val="center"/>
-          </w:tcPr>
-          <w:p>
-            <w:pPr>
-              <w:spacing w:after="0" w:line="252" w:lineRule="auto"/>
-              <w:jc w:val="center"/>
-            </w:pPr>
-            <w:r/>
-            <w:r>
-              <w:rPr>
-                <w:rFonts w:ascii="Kaiti SC" w:hAnsi="Kaiti SC" w:eastAsia="Kaiti SC" w:cs="Kaiti SC"/>
-                <w:b w:val="0"/>
-                <w:sz w:val="19"/>
-              </w:rPr>
-              <w:t>发射与任务、其他动态、监管与政策</w:t>
-            </w:r>
-          </w:p>
-        </w:tc>
-        <w:tc>
-          <w:tcPr>
-            <w:tcW w:type="dxa" w:w="2075"/>
-            <w:vAlign w:val="center"/>
-          </w:tcPr>
-          <w:p>
-            <w:pPr>
-              <w:spacing w:after="0" w:line="252" w:lineRule="auto"/>
-            </w:pPr>
-            <w:r/>
-            <w:r>
-              <w:rPr>
-                <w:rFonts w:ascii="Kaiti SC" w:hAnsi="Kaiti SC" w:eastAsia="Kaiti SC" w:cs="Kaiti SC"/>
-                <w:b w:val="0"/>
-                <w:sz w:val="19"/>
-              </w:rPr>
-              <w:t>SpaceX plans 2 rocket launches this week in California. See the schedule - Ventura County Star</w:t>
-            </w:r>
-          </w:p>
-        </w:tc>
-      </w:tr>
-      <w:tr>
-        <w:trPr>
-          <w:cantSplit/>
-        </w:trPr>
-        <w:tc>
-          <w:tcPr>
-            <w:tcW w:type="dxa" w:w="2075"/>
-            <w:vAlign w:val="center"/>
-          </w:tcPr>
-          <w:p>
-            <w:pPr>
-              <w:spacing w:after="0" w:line="252" w:lineRule="auto"/>
-            </w:pPr>
-            <w:r/>
-            <w:r>
-              <w:rPr>
-                <w:rFonts w:ascii="Kaiti SC" w:hAnsi="Kaiti SC" w:eastAsia="Kaiti SC" w:cs="Kaiti SC"/>
-                <w:b w:val="0"/>
-                <w:sz w:val="19"/>
-              </w:rPr>
               <w:t>Blue Origin</w:t>
             </w:r>
           </w:p>
@@ -819,7 +753,7 @@
                 <w:b w:val="0"/>
                 <w:sz w:val="19"/>
               </w:rPr>
-              <w:t>发射与任务</w:t>
+              <w:t>发射与任务、其他动态</w:t>
             </w:r>
           </w:p>
         </w:tc>
@@ -839,7 +773,94 @@
                 <w:b w:val="0"/>
                 <w:sz w:val="19"/>
               </w:rPr>
-              <w:t>Blue Origin to test New Glenn upper stages at Stennis</w:t>
+              <w:t>Blue Origin's massive New Glenn rocket on move to launch pad</w:t>
+            </w:r>
+          </w:p>
+        </w:tc>
+      </w:tr>
+      <w:tr>
+        <w:trPr>
+          <w:cantSplit/>
+        </w:trPr>
+        <w:tc>
+          <w:tcPr>
+            <w:tcW w:type="dxa" w:w="2075"/>
+            <w:vAlign w:val="center"/>
+          </w:tcPr>
+          <w:p>
+            <w:pPr>
+              <w:spacing w:after="0" w:line="252" w:lineRule="auto"/>
+            </w:pPr>
+            <w:r/>
+            <w:r>
+              <w:rPr>
+                <w:rFonts w:ascii="Kaiti SC" w:hAnsi="Kaiti SC" w:eastAsia="Kaiti SC" w:cs="Kaiti SC"/>
+                <w:b w:val="0"/>
+                <w:sz w:val="19"/>
+              </w:rPr>
+              <w:t>SpaceX</w:t>
+            </w:r>
+          </w:p>
+        </w:tc>
+        <w:tc>
+          <w:tcPr>
+            <w:tcW w:type="dxa" w:w="2075"/>
+            <w:vAlign w:val="center"/>
+          </w:tcPr>
+          <w:p>
+            <w:pPr>
+              <w:spacing w:after="0" w:line="252" w:lineRule="auto"/>
+              <w:jc w:val="center"/>
+            </w:pPr>
+            <w:r/>
+            <w:r>
+              <w:rPr>
+                <w:rFonts w:ascii="Kaiti SC" w:hAnsi="Kaiti SC" w:eastAsia="Kaiti SC" w:cs="Kaiti SC"/>
+                <w:b w:val="0"/>
+                <w:sz w:val="19"/>
+              </w:rPr>
+              <w:t>6</w:t>
+            </w:r>
+          </w:p>
+        </w:tc>
+        <w:tc>
+          <w:tcPr>
+            <w:tcW w:type="dxa" w:w="2075"/>
+            <w:vAlign w:val="center"/>
+          </w:tcPr>
+          <w:p>
+            <w:pPr>
+              <w:spacing w:after="0" w:line="252" w:lineRule="auto"/>
+              <w:jc w:val="center"/>
+            </w:pPr>
+            <w:r/>
+            <w:r>
+              <w:rPr>
+                <w:rFonts w:ascii="Kaiti SC" w:hAnsi="Kaiti SC" w:eastAsia="Kaiti SC" w:cs="Kaiti SC"/>
+                <w:b w:val="0"/>
+                <w:sz w:val="19"/>
+              </w:rPr>
+              <w:t>市场与股价、发射与任务、其他动态</w:t>
+            </w:r>
+          </w:p>
+        </w:tc>
+        <w:tc>
+          <w:tcPr>
+            <w:tcW w:type="dxa" w:w="2075"/>
+            <w:vAlign w:val="center"/>
+          </w:tcPr>
+          <w:p>
+            <w:pPr>
+              <w:spacing w:after="0" w:line="252" w:lineRule="auto"/>
+            </w:pPr>
+            <w:r/>
+            <w:r>
+              <w:rPr>
+                <w:rFonts w:ascii="Kaiti SC" w:hAnsi="Kaiti SC" w:eastAsia="Kaiti SC" w:cs="Kaiti SC"/>
+                <w:b w:val="0"/>
+                <w:sz w:val="19"/>
+              </w:rPr>
+              <w:t>As SpaceX Shares Continue To Plummet, One Analyst Says Now Is the Time To Buy With 110% Upside</w:t>
             </w:r>
           </w:p>
         </w:tc>
@@ -885,7 +906,7 @@
                 <w:b w:val="0"/>
                 <w:sz w:val="19"/>
               </w:rPr>
-              <w:t>1</w:t>
+              <w:t>3</w:t>
             </w:r>
           </w:p>
         </w:tc>
@@ -926,7 +947,7 @@
                 <w:b w:val="0"/>
                 <w:sz w:val="19"/>
               </w:rPr>
-              <w:t>一周企业动态盘点丨字节跳动发布音频创作模型Seed Audio1.0；中科宇航力箭一号遥十五运载火箭发射成功 - 北京市科学技术委员会</w:t>
+              <w:t>中科宇航全面攻坚可复用运载器研发：力鸿二号年内完成回收首飞 - 新浪财经</w:t>
             </w:r>
           </w:p>
         </w:tc>
@@ -951,7 +972,7 @@
                 <w:b w:val="0"/>
                 <w:sz w:val="19"/>
               </w:rPr>
-              <w:t>星河动力</w:t>
+              <w:t>宇石空间</w:t>
             </w:r>
           </w:p>
         </w:tc>
@@ -1013,94 +1034,7 @@
                 <w:b w:val="0"/>
                 <w:sz w:val="19"/>
               </w:rPr>
-              <w:t>以工程化能力铺设复用经济基石：星河动力“苍穹-50”的系统工程方法论 - Sohu</w:t>
-            </w:r>
-          </w:p>
-        </w:tc>
-      </w:tr>
-      <w:tr>
-        <w:trPr>
-          <w:cantSplit/>
-        </w:trPr>
-        <w:tc>
-          <w:tcPr>
-            <w:tcW w:type="dxa" w:w="2075"/>
-            <w:vAlign w:val="center"/>
-          </w:tcPr>
-          <w:p>
-            <w:pPr>
-              <w:spacing w:after="0" w:line="252" w:lineRule="auto"/>
-            </w:pPr>
-            <w:r/>
-            <w:r>
-              <w:rPr>
-                <w:rFonts w:ascii="Kaiti SC" w:hAnsi="Kaiti SC" w:eastAsia="Kaiti SC" w:cs="Kaiti SC"/>
-                <w:b w:val="0"/>
-                <w:sz w:val="19"/>
-              </w:rPr>
-              <w:t>蓝箭航天</w:t>
-            </w:r>
-          </w:p>
-        </w:tc>
-        <w:tc>
-          <w:tcPr>
-            <w:tcW w:type="dxa" w:w="2075"/>
-            <w:vAlign w:val="center"/>
-          </w:tcPr>
-          <w:p>
-            <w:pPr>
-              <w:spacing w:after="0" w:line="252" w:lineRule="auto"/>
-              <w:jc w:val="center"/>
-            </w:pPr>
-            <w:r/>
-            <w:r>
-              <w:rPr>
-                <w:rFonts w:ascii="Kaiti SC" w:hAnsi="Kaiti SC" w:eastAsia="Kaiti SC" w:cs="Kaiti SC"/>
-                <w:b w:val="0"/>
-                <w:sz w:val="19"/>
-              </w:rPr>
-              <w:t>1</w:t>
-            </w:r>
-          </w:p>
-        </w:tc>
-        <w:tc>
-          <w:tcPr>
-            <w:tcW w:type="dxa" w:w="2075"/>
-            <w:vAlign w:val="center"/>
-          </w:tcPr>
-          <w:p>
-            <w:pPr>
-              <w:spacing w:after="0" w:line="252" w:lineRule="auto"/>
-              <w:jc w:val="center"/>
-            </w:pPr>
-            <w:r/>
-            <w:r>
-              <w:rPr>
-                <w:rFonts w:ascii="Kaiti SC" w:hAnsi="Kaiti SC" w:eastAsia="Kaiti SC" w:cs="Kaiti SC"/>
-                <w:b w:val="0"/>
-                <w:sz w:val="19"/>
-              </w:rPr>
-              <w:t>其他动态</w:t>
-            </w:r>
-          </w:p>
-        </w:tc>
-        <w:tc>
-          <w:tcPr>
-            <w:tcW w:type="dxa" w:w="2075"/>
-            <w:vAlign w:val="center"/>
-          </w:tcPr>
-          <w:p>
-            <w:pPr>
-              <w:spacing w:after="0" w:line="252" w:lineRule="auto"/>
-            </w:pPr>
-            <w:r/>
-            <w:r>
-              <w:rPr>
-                <w:rFonts w:ascii="Kaiti SC" w:hAnsi="Kaiti SC" w:eastAsia="Kaiti SC" w:cs="Kaiti SC"/>
-                <w:b w:val="0"/>
-                <w:sz w:val="19"/>
-              </w:rPr>
-              <w:t>错失420多亿元！碧桂园卖飞长鑫科技，还曾错失蓝箭航天 - 21财经</w:t>
+              <w:t>极擎动力获宇石空间天使轮投资 - 东方财富</w:t>
             </w:r>
           </w:p>
         </w:tc>
@@ -1167,7 +1101,7 @@
                 <w:b w:val="0"/>
                 <w:sz w:val="19"/>
               </w:rPr>
-              <w:t>发射与任务</w:t>
+              <w:t>其他动态</w:t>
             </w:r>
           </w:p>
         </w:tc>
@@ -1187,7 +1121,7 @@
                 <w:b w:val="0"/>
                 <w:sz w:val="19"/>
               </w:rPr>
-              <w:t>影响市场重大事件：太空算力大动作！中国星网数科与蓝箭鸿擎等三方共建的太空算力技术创新中心揭牌；美“星舰”完成第13次试飞，成功发射20颗新一代“星链”卫星；脑机接口迎重大突破 - 21财经</w:t>
+              <w:t>建投动态｜建投华科旗下基金投资鸿擎科技，加码卫星互联网产业链关键环节 - 新浪财经</w:t>
             </w:r>
           </w:p>
         </w:tc>
@@ -1224,7 +1158,7 @@
           <w:rFonts w:ascii="Kaiti SC" w:hAnsi="Kaiti SC" w:eastAsia="Kaiti SC" w:cs="Kaiti SC"/>
           <w:sz w:val="21"/>
         </w:rPr>
-        <w:t>[1] 2026-07-27｜SpaceNews｜Blue Origin：Blue Origin to test New Glenn upper stages at Stennis</w:t>
+        <w:t>[1] 2026-07-28｜新浪财经｜蓝箭鸿擎：建投动态｜建投华科旗下基金投资鸿擎科技，加码卫星互联网产业链关键环节 - 新浪财经</w:t>
       </w:r>
     </w:p>
     <w:p>
@@ -1245,7 +1179,7 @@
           <w:rFonts w:ascii="Kaiti SC" w:hAnsi="Kaiti SC" w:eastAsia="Kaiti SC" w:cs="Kaiti SC"/>
           <w:sz w:val="21"/>
         </w:rPr>
-        <w:t>[2] 2026-07-27｜Ventura County Star｜SpaceX：SpaceX plans 2 rocket launches this week in California. See the schedule - Ventura County Star</w:t>
+        <w:t>[2] 2026-07-28｜bing.com｜SpaceX：As SpaceX Shares Continue To Plummet, One Analyst Says Now Is the Time To Buy With 110% Upside</w:t>
       </w:r>
     </w:p>
     <w:p>
@@ -1266,7 +1200,7 @@
           <w:rFonts w:ascii="Kaiti SC" w:hAnsi="Kaiti SC" w:eastAsia="Kaiti SC" w:cs="Kaiti SC"/>
           <w:sz w:val="21"/>
         </w:rPr>
-        <w:t>[3] 2026-07-27｜北京市科学技术委员会｜中科宇航：一周企业动态盘点丨字节跳动发布音频创作模型Seed Audio1.0；中科宇航力箭一号遥十五运载火箭发射成功 - 北京市科学技术委员会</w:t>
+        <w:t>[3] 2026-07-28｜Space｜SpaceX：SpaceX launches 24 Starlink satellites to orbit in wake of Starship test flight (video) - Space</w:t>
       </w:r>
     </w:p>
     <w:p>
@@ -1287,7 +1221,7 @@
           <w:rFonts w:ascii="Kaiti SC" w:hAnsi="Kaiti SC" w:eastAsia="Kaiti SC" w:cs="Kaiti SC"/>
           <w:sz w:val="21"/>
         </w:rPr>
-        <w:t>[4] 2026-07-27｜bing.com｜Blue Origin：NASA provides Blue Origin with an alternative for New Glenn tests</w:t>
+        <w:t>[4] 2026-07-28｜bing.com｜SpaceX：SpaceX to launch Starship flight 13 with first Starlink payload</w:t>
       </w:r>
     </w:p>
     <w:p>
@@ -1308,7 +1242,7 @@
           <w:rFonts w:ascii="Kaiti SC" w:hAnsi="Kaiti SC" w:eastAsia="Kaiti SC" w:cs="Kaiti SC"/>
           <w:sz w:val="21"/>
         </w:rPr>
-        <w:t>[5] 2026-07-27｜bing.com｜SpaceX：SpaceX stock hits new all-time low despite 'over the moon' Starship test</w:t>
+        <w:t>[5] 2026-07-28｜space.com｜SpaceX：Starship in space! See highlights of SpaceX megarocket's epic Flight 13 test launch (video)</w:t>
       </w:r>
     </w:p>
     <w:p>
@@ -1329,7 +1263,7 @@
           <w:rFonts w:ascii="Kaiti SC" w:hAnsi="Kaiti SC" w:eastAsia="Kaiti SC" w:cs="Kaiti SC"/>
           <w:sz w:val="21"/>
         </w:rPr>
-        <w:t>[6] 2026-07-27｜bing.com｜Blue Origin：Blue Origin's massive New Glenn rocket on move to launch pad</w:t>
+        <w:t>[6] 2026-07-28｜Broadband Breakfast｜SpaceX：SpaceX Logs Thirteenth Starship Launch, First Starlink V3 Test - Broadband Breakfast</w:t>
       </w:r>
     </w:p>
     <w:p>
@@ -1350,7 +1284,7 @@
           <w:rFonts w:ascii="Kaiti SC" w:hAnsi="Kaiti SC" w:eastAsia="Kaiti SC" w:cs="Kaiti SC"/>
           <w:sz w:val="21"/>
         </w:rPr>
-        <w:t>[7] 2026-07-27｜bing.com｜SpaceX：Lucky 13! Starship deploys Starlink satellites and splashes down intact</w:t>
+        <w:t>[7] 2026-07-28｜bing.com｜Blue Origin：Blue Origin's massive New Glenn rocket on move to launch pad</w:t>
       </w:r>
     </w:p>
     <w:p>
@@ -1371,7 +1305,7 @@
           <w:rFonts w:ascii="Kaiti SC" w:hAnsi="Kaiti SC" w:eastAsia="Kaiti SC" w:cs="Kaiti SC"/>
           <w:sz w:val="21"/>
         </w:rPr>
-        <w:t>[8] 2026-07-27｜bing.com｜SpaceX：Lucky 13! Starship deploys Starlink satellites and splashes down intact</w:t>
+        <w:t>[8] 2026-07-28｜bing.com｜Blue Origin：Blue Origin's massive New Glenn rocket on move to launch pad</w:t>
       </w:r>
     </w:p>
     <w:p>
@@ -1392,7 +1326,7 @@
           <w:rFonts w:ascii="Kaiti SC" w:hAnsi="Kaiti SC" w:eastAsia="Kaiti SC" w:cs="Kaiti SC"/>
           <w:sz w:val="21"/>
         </w:rPr>
-        <w:t>[9] 2026-07-27｜bing.com｜SpaceX：SpaceX eyes tower catch for next Starship after auspicious end to 13th flight</w:t>
+        <w:t>[9] 2026-07-28｜bing.com｜Blue Origin：Blue Origin's massive New Glenn rocket on move to launch pad</w:t>
       </w:r>
     </w:p>
     <w:p>
@@ -1413,7 +1347,7 @@
           <w:rFonts w:ascii="Kaiti SC" w:hAnsi="Kaiti SC" w:eastAsia="Kaiti SC" w:cs="Kaiti SC"/>
           <w:sz w:val="21"/>
         </w:rPr>
-        <w:t>[10] 2026-07-27｜bing.com｜Blue Origin：Artemis: Blue Origin New Glenn rocket test by NASA, RS-25 arrival at Kennedy and more updates</w:t>
+        <w:t>[10] 2026-07-28｜bing.com｜Blue Origin：Blue Origin's massive New Glenn rocket on move to launch pad</w:t>
       </w:r>
     </w:p>
     <w:p>
@@ -1434,7 +1368,7 @@
           <w:rFonts w:ascii="Kaiti SC" w:hAnsi="Kaiti SC" w:eastAsia="Kaiti SC" w:cs="Kaiti SC"/>
           <w:sz w:val="21"/>
         </w:rPr>
-        <w:t>[11] 2026-07-27｜bing.com｜Blue Origin：Artemis: Blue Origin New Glenn rocket test by NASA, RS-25 arrival at Kennedy and more updates</w:t>
+        <w:t>[11] 2026-07-28｜bing.com｜Blue Origin：Blue Origin's massive New Glenn rocket on move to launch pad</w:t>
       </w:r>
     </w:p>
     <w:p>
@@ -1455,7 +1389,7 @@
           <w:rFonts w:ascii="Kaiti SC" w:hAnsi="Kaiti SC" w:eastAsia="Kaiti SC" w:cs="Kaiti SC"/>
           <w:sz w:val="21"/>
         </w:rPr>
-        <w:t>[12] 2026-07-27｜21财经｜蓝箭鸿擎：影响市场重大事件：太空算力大动作！中国星网数科与蓝箭鸿擎等三方共建的太空算力技术创新中心揭牌；美“星舰”完成第13次试飞，成功发射20颗新一代“星链”卫星；脑机接口迎重大突破 - 21财经</w:t>
+        <w:t>[12] 2026-07-28｜新浪财经｜中科宇航：中科宇航全面攻坚可复用运载器研发：力鸿二号年内完成回收首飞 - 新浪财经</w:t>
       </w:r>
     </w:p>
     <w:p>
@@ -1476,7 +1410,7 @@
           <w:rFonts w:ascii="Kaiti SC" w:hAnsi="Kaiti SC" w:eastAsia="Kaiti SC" w:cs="Kaiti SC"/>
           <w:sz w:val="21"/>
         </w:rPr>
-        <w:t>[13] 2026-07-27｜Sohu｜星河动力：以工程化能力铺设复用经济基石：星河动力“苍穹-50”的系统工程方法论 - Sohu</w:t>
+        <w:t>[13] 2026-07-28｜新浪财经｜中科宇航：中科宇航力鸿二号计划今年完成首飞及百公里级回收验证，将搭载太空旅游可穿戴监测设备 - 新浪财经</w:t>
       </w:r>
     </w:p>
     <w:p>
@@ -1497,7 +1431,28 @@
           <w:rFonts w:ascii="Kaiti SC" w:hAnsi="Kaiti SC" w:eastAsia="Kaiti SC" w:cs="Kaiti SC"/>
           <w:sz w:val="21"/>
         </w:rPr>
-        <w:t>[14] 2026-07-27｜21财经｜蓝箭航天：错失420多亿元！碧桂园卖飞长鑫科技，还曾错失蓝箭航天 - 21财经</w:t>
+        <w:t>[14] 2026-07-28｜新浪财经｜中科宇航：中科宇航全面攻坚可复用运载器研发：力鸿二号年内完成回收首飞 - 新浪财经</w:t>
+      </w:r>
+    </w:p>
+    <w:p>
+      <w:pPr>
+        <w:keepLines/>
+        <w:spacing w:after="60"/>
+        <w:ind w:left="369" w:hanging="227"/>
+      </w:pPr>
+      <w:r>
+        <w:rPr>
+          <w:rFonts w:ascii="Kaiti SC" w:hAnsi="Kaiti SC" w:eastAsia="Kaiti SC" w:cs="Kaiti SC"/>
+          <w:sz w:val="21"/>
+        </w:rPr>
+        <w:t xml:space="preserve">✓ </w:t>
+      </w:r>
+      <w:r>
+        <w:rPr>
+          <w:rFonts w:ascii="Kaiti SC" w:hAnsi="Kaiti SC" w:eastAsia="Kaiti SC" w:cs="Kaiti SC"/>
+          <w:sz w:val="21"/>
+        </w:rPr>
+        <w:t>[15] 2026-07-28｜东方财富｜宇石空间：极擎动力获宇石空间天使轮投资 - 东方财富</w:t>
       </w:r>
     </w:p>
     <w:sectPr>

--- a/docs/data/reports/daily-documents/latest/previous_daily_report.docx
+++ b/docs/data/reports/daily-documents/latest/previous_daily_report.docx
@@ -26,7 +26,7 @@
           <w:rFonts w:ascii="Kaiti SC" w:hAnsi="Kaiti SC" w:eastAsia="Kaiti SC" w:cs="Kaiti SC"/>
           <w:sz w:val="21"/>
         </w:rPr>
-        <w:t>2026-07-28（上一自然日）</w:t>
+        <w:t>2026-07-29（上一自然日）</w:t>
       </w:r>
     </w:p>
     <w:tbl>
@@ -81,7 +81,7 @@
                 <w:b w:val="0"/>
                 <w:sz w:val="19"/>
               </w:rPr>
-              <w:t>2026-07-28</w:t>
+              <w:t>2026-07-29</w:t>
             </w:r>
           </w:p>
         </w:tc>
@@ -127,7 +127,7 @@
                 <w:b w:val="0"/>
                 <w:sz w:val="19"/>
               </w:rPr>
-              <w:t>17 条 / 5 家</w:t>
+              <w:t>8 条 / 3 家</w:t>
             </w:r>
           </w:p>
         </w:tc>
@@ -173,7 +173,7 @@
                 <w:b w:val="0"/>
                 <w:sz w:val="19"/>
               </w:rPr>
-              <w:t>8 个</w:t>
+              <w:t>4 个</w:t>
             </w:r>
           </w:p>
         </w:tc>
@@ -219,7 +219,7 @@
                 <w:b w:val="0"/>
                 <w:sz w:val="19"/>
               </w:rPr>
-              <w:t>2026-07-29</w:t>
+              <w:t>2026-07-30</w:t>
             </w:r>
           </w:p>
         </w:tc>
@@ -245,7 +245,7 @@
     </w:p>
     <w:p>
       <w:r>
-        <w:t>2026-07-28 共归档 17 条新闻，覆盖 5 家公司、8 个信息来源。 新闻量较多的公司包括 Blue Origin、SpaceX、中科宇航、宇石空间。</w:t>
+        <w:t>2026-07-29 共归档 8 条新闻，覆盖 3 家公司、4 个信息来源。 新闻量较多的公司包括 SpaceX、Blue Origin、蓝箭鸿擎。</w:t>
       </w:r>
     </w:p>
     <w:p>
@@ -279,7 +279,7 @@
           <w:rFonts w:ascii="Kaiti SC" w:hAnsi="Kaiti SC" w:eastAsia="Kaiti SC" w:cs="Kaiti SC"/>
           <w:sz w:val="21"/>
         </w:rPr>
-        <w:t>【其他动态】蓝箭鸿擎：建投动态｜建投华科旗下基金投资鸿擎科技，加码卫星互联网产业链关键环节 - 新浪财经 （新浪财经）</w:t>
+        <w:t>【融资与资本】蓝箭鸿擎：乾照光电：旗下商业航天基金参与鸿擎科技Pre-B轮融资 - 中证网 （中证网）</w:t>
       </w:r>
     </w:p>
     <w:p>
@@ -300,28 +300,7 @@
           <w:rFonts w:ascii="Kaiti SC" w:hAnsi="Kaiti SC" w:eastAsia="Kaiti SC" w:cs="Kaiti SC"/>
           <w:sz w:val="21"/>
         </w:rPr>
-        <w:t>【市场与股价】SpaceX：As SpaceX Shares Continue To Plummet, One Analyst Says Now Is the Time To Buy With 110% Upside （bing.com）</w:t>
-      </w:r>
-    </w:p>
-    <w:p>
-      <w:pPr>
-        <w:keepLines/>
-        <w:spacing w:after="60"/>
-        <w:ind w:left="369" w:hanging="227"/>
-      </w:pPr>
-      <w:r>
-        <w:rPr>
-          <w:rFonts w:ascii="Kaiti SC" w:hAnsi="Kaiti SC" w:eastAsia="Kaiti SC" w:cs="Kaiti SC"/>
-          <w:sz w:val="21"/>
-        </w:rPr>
-        <w:t xml:space="preserve">➢ </w:t>
-      </w:r>
-      <w:r>
-        <w:rPr>
-          <w:rFonts w:ascii="Kaiti SC" w:hAnsi="Kaiti SC" w:eastAsia="Kaiti SC" w:cs="Kaiti SC"/>
-          <w:sz w:val="21"/>
-        </w:rPr>
-        <w:t>【发射与任务】SpaceX：SpaceX launches 24 Starlink satellites to orbit in wake of Starship test flight (video) - Space （Space）</w:t>
+        <w:t>【其他动态】SpaceX：SpaceX deploys first Starlink V3 satellites on Starship Flight 13 - eciks.org （eciks.org）</w:t>
       </w:r>
     </w:p>
     <w:p>
@@ -363,7 +342,7 @@
           <w:rFonts w:ascii="Kaiti SC" w:hAnsi="Kaiti SC" w:eastAsia="Kaiti SC" w:cs="Kaiti SC"/>
           <w:sz w:val="21"/>
         </w:rPr>
-        <w:t>【发射与任务】SpaceX：Starship in space! See highlights of SpaceX megarocket's epic Flight 13 test launch (video) （space.com）</w:t>
+        <w:t>【发射与任务】SpaceX：SpaceX to launch Starship flight 13 with first Starlink payload （bing.com）</w:t>
       </w:r>
     </w:p>
     <w:p>
@@ -384,7 +363,7 @@
           <w:rFonts w:ascii="Kaiti SC" w:hAnsi="Kaiti SC" w:eastAsia="Kaiti SC" w:cs="Kaiti SC"/>
           <w:sz w:val="21"/>
         </w:rPr>
-        <w:t>【发射与任务】SpaceX：SpaceX Logs Thirteenth Starship Launch, First Starlink V3 Test - Broadband Breakfast （Broadband Breakfast）</w:t>
+        <w:t>【发射与任务】SpaceX：SpaceX Falcon 9 launches Starlink satellites in timelapse （bing.com）</w:t>
       </w:r>
     </w:p>
     <w:p>
@@ -405,7 +384,7 @@
           <w:rFonts w:ascii="Kaiti SC" w:hAnsi="Kaiti SC" w:eastAsia="Kaiti SC" w:cs="Kaiti SC"/>
           <w:sz w:val="21"/>
         </w:rPr>
-        <w:t>【发射与任务】Blue Origin：Blue Origin's massive New Glenn rocket on move to launch pad （bing.com）</w:t>
+        <w:t>【发射与任务】SpaceX：SpaceX Falcon 9 launches Starlink satellites in timelapse （bing.com）</w:t>
       </w:r>
     </w:p>
     <w:p>
@@ -426,154 +405,7 @@
           <w:rFonts w:ascii="Kaiti SC" w:hAnsi="Kaiti SC" w:eastAsia="Kaiti SC" w:cs="Kaiti SC"/>
           <w:sz w:val="21"/>
         </w:rPr>
-        <w:t>【发射与任务】Blue Origin：Blue Origin's massive New Glenn rocket on move to launch pad （bing.com）</w:t>
-      </w:r>
-    </w:p>
-    <w:p>
-      <w:pPr>
-        <w:keepLines/>
-        <w:spacing w:after="60"/>
-        <w:ind w:left="369" w:hanging="227"/>
-      </w:pPr>
-      <w:r>
-        <w:rPr>
-          <w:rFonts w:ascii="Kaiti SC" w:hAnsi="Kaiti SC" w:eastAsia="Kaiti SC" w:cs="Kaiti SC"/>
-          <w:sz w:val="21"/>
-        </w:rPr>
-        <w:t xml:space="preserve">➢ </w:t>
-      </w:r>
-      <w:r>
-        <w:rPr>
-          <w:rFonts w:ascii="Kaiti SC" w:hAnsi="Kaiti SC" w:eastAsia="Kaiti SC" w:cs="Kaiti SC"/>
-          <w:sz w:val="21"/>
-        </w:rPr>
-        <w:t>【发射与任务】Blue Origin：Blue Origin's massive New Glenn rocket on move to launch pad （bing.com）</w:t>
-      </w:r>
-    </w:p>
-    <w:p>
-      <w:pPr>
-        <w:keepLines/>
-        <w:spacing w:after="60"/>
-        <w:ind w:left="369" w:hanging="227"/>
-      </w:pPr>
-      <w:r>
-        <w:rPr>
-          <w:rFonts w:ascii="Kaiti SC" w:hAnsi="Kaiti SC" w:eastAsia="Kaiti SC" w:cs="Kaiti SC"/>
-          <w:sz w:val="21"/>
-        </w:rPr>
-        <w:t xml:space="preserve">➢ </w:t>
-      </w:r>
-      <w:r>
-        <w:rPr>
-          <w:rFonts w:ascii="Kaiti SC" w:hAnsi="Kaiti SC" w:eastAsia="Kaiti SC" w:cs="Kaiti SC"/>
-          <w:sz w:val="21"/>
-        </w:rPr>
-        <w:t>【发射与任务】Blue Origin：Blue Origin's massive New Glenn rocket on move to launch pad （bing.com）</w:t>
-      </w:r>
-    </w:p>
-    <w:p>
-      <w:pPr>
-        <w:keepLines/>
-        <w:spacing w:after="60"/>
-        <w:ind w:left="369" w:hanging="227"/>
-      </w:pPr>
-      <w:r>
-        <w:rPr>
-          <w:rFonts w:ascii="Kaiti SC" w:hAnsi="Kaiti SC" w:eastAsia="Kaiti SC" w:cs="Kaiti SC"/>
-          <w:sz w:val="21"/>
-        </w:rPr>
-        <w:t xml:space="preserve">➢ </w:t>
-      </w:r>
-      <w:r>
-        <w:rPr>
-          <w:rFonts w:ascii="Kaiti SC" w:hAnsi="Kaiti SC" w:eastAsia="Kaiti SC" w:cs="Kaiti SC"/>
-          <w:sz w:val="21"/>
-        </w:rPr>
-        <w:t>【发射与任务】Blue Origin：Blue Origin's massive New Glenn rocket on move to launch pad （bing.com）</w:t>
-      </w:r>
-    </w:p>
-    <w:p>
-      <w:pPr>
-        <w:keepLines/>
-        <w:spacing w:after="60"/>
-        <w:ind w:left="369" w:hanging="227"/>
-      </w:pPr>
-      <w:r>
-        <w:rPr>
-          <w:rFonts w:ascii="Kaiti SC" w:hAnsi="Kaiti SC" w:eastAsia="Kaiti SC" w:cs="Kaiti SC"/>
-          <w:sz w:val="21"/>
-        </w:rPr>
-        <w:t xml:space="preserve">➢ </w:t>
-      </w:r>
-      <w:r>
-        <w:rPr>
-          <w:rFonts w:ascii="Kaiti SC" w:hAnsi="Kaiti SC" w:eastAsia="Kaiti SC" w:cs="Kaiti SC"/>
-          <w:sz w:val="21"/>
-        </w:rPr>
-        <w:t>【发射与任务】中科宇航：中科宇航全面攻坚可复用运载器研发：力鸿二号年内完成回收首飞 - 新浪财经 （新浪财经）</w:t>
-      </w:r>
-    </w:p>
-    <w:p>
-      <w:pPr>
-        <w:keepLines/>
-        <w:spacing w:after="60"/>
-        <w:ind w:left="369" w:hanging="227"/>
-      </w:pPr>
-      <w:r>
-        <w:rPr>
-          <w:rFonts w:ascii="Kaiti SC" w:hAnsi="Kaiti SC" w:eastAsia="Kaiti SC" w:cs="Kaiti SC"/>
-          <w:sz w:val="21"/>
-        </w:rPr>
-        <w:t xml:space="preserve">➢ </w:t>
-      </w:r>
-      <w:r>
-        <w:rPr>
-          <w:rFonts w:ascii="Kaiti SC" w:hAnsi="Kaiti SC" w:eastAsia="Kaiti SC" w:cs="Kaiti SC"/>
-          <w:sz w:val="21"/>
-        </w:rPr>
-        <w:t>【发射与任务】中科宇航：中科宇航力鸿二号计划今年完成首飞及百公里级回收验证，将搭载太空旅游可穿戴监测设备 - 新浪财经 （新浪财经）</w:t>
-      </w:r>
-    </w:p>
-    <w:p>
-      <w:pPr>
-        <w:keepLines/>
-        <w:spacing w:after="60"/>
-        <w:ind w:left="369" w:hanging="227"/>
-      </w:pPr>
-      <w:r>
-        <w:rPr>
-          <w:rFonts w:ascii="Kaiti SC" w:hAnsi="Kaiti SC" w:eastAsia="Kaiti SC" w:cs="Kaiti SC"/>
-          <w:sz w:val="21"/>
-        </w:rPr>
-        <w:t xml:space="preserve">➢ </w:t>
-      </w:r>
-      <w:r>
-        <w:rPr>
-          <w:rFonts w:ascii="Kaiti SC" w:hAnsi="Kaiti SC" w:eastAsia="Kaiti SC" w:cs="Kaiti SC"/>
-          <w:sz w:val="21"/>
-        </w:rPr>
-        <w:t>【发射与任务】中科宇航：中科宇航全面攻坚可复用运载器研发：力鸿二号年内完成回收首飞 - 新浪财经 （新浪财经）</w:t>
-      </w:r>
-    </w:p>
-    <w:p>
-      <w:pPr>
-        <w:keepLines/>
-        <w:spacing w:after="60"/>
-        <w:ind w:left="369" w:hanging="227"/>
-      </w:pPr>
-      <w:r>
-        <w:rPr>
-          <w:rFonts w:ascii="Kaiti SC" w:hAnsi="Kaiti SC" w:eastAsia="Kaiti SC" w:cs="Kaiti SC"/>
-          <w:sz w:val="21"/>
-        </w:rPr>
-        <w:t xml:space="preserve">➢ </w:t>
-      </w:r>
-      <w:r>
-        <w:rPr>
-          <w:rFonts w:ascii="Kaiti SC" w:hAnsi="Kaiti SC" w:eastAsia="Kaiti SC" w:cs="Kaiti SC"/>
-          <w:sz w:val="21"/>
-        </w:rPr>
-        <w:t>【其他动态】宇石空间：极擎动力获宇石空间天使轮投资 - 东方财富 （东方财富）</w:t>
+        <w:t>【其他动态】Blue Origin：NASA readies historic stand for New Glenn’s 400,000-pound upper-stage test （bing.com）</w:t>
       </w:r>
     </w:p>
     <w:p>
@@ -711,93 +543,6 @@
                 <w:b w:val="0"/>
                 <w:sz w:val="19"/>
               </w:rPr>
-              <w:t>Blue Origin</w:t>
-            </w:r>
-          </w:p>
-        </w:tc>
-        <w:tc>
-          <w:tcPr>
-            <w:tcW w:type="dxa" w:w="2075"/>
-            <w:vAlign w:val="center"/>
-          </w:tcPr>
-          <w:p>
-            <w:pPr>
-              <w:spacing w:after="0" w:line="252" w:lineRule="auto"/>
-              <w:jc w:val="center"/>
-            </w:pPr>
-            <w:r/>
-            <w:r>
-              <w:rPr>
-                <w:rFonts w:ascii="Kaiti SC" w:hAnsi="Kaiti SC" w:eastAsia="Kaiti SC" w:cs="Kaiti SC"/>
-                <w:b w:val="0"/>
-                <w:sz w:val="19"/>
-              </w:rPr>
-              <w:t>6</w:t>
-            </w:r>
-          </w:p>
-        </w:tc>
-        <w:tc>
-          <w:tcPr>
-            <w:tcW w:type="dxa" w:w="2075"/>
-            <w:vAlign w:val="center"/>
-          </w:tcPr>
-          <w:p>
-            <w:pPr>
-              <w:spacing w:after="0" w:line="252" w:lineRule="auto"/>
-              <w:jc w:val="center"/>
-            </w:pPr>
-            <w:r/>
-            <w:r>
-              <w:rPr>
-                <w:rFonts w:ascii="Kaiti SC" w:hAnsi="Kaiti SC" w:eastAsia="Kaiti SC" w:cs="Kaiti SC"/>
-                <w:b w:val="0"/>
-                <w:sz w:val="19"/>
-              </w:rPr>
-              <w:t>发射与任务、其他动态</w:t>
-            </w:r>
-          </w:p>
-        </w:tc>
-        <w:tc>
-          <w:tcPr>
-            <w:tcW w:type="dxa" w:w="2075"/>
-            <w:vAlign w:val="center"/>
-          </w:tcPr>
-          <w:p>
-            <w:pPr>
-              <w:spacing w:after="0" w:line="252" w:lineRule="auto"/>
-            </w:pPr>
-            <w:r/>
-            <w:r>
-              <w:rPr>
-                <w:rFonts w:ascii="Kaiti SC" w:hAnsi="Kaiti SC" w:eastAsia="Kaiti SC" w:cs="Kaiti SC"/>
-                <w:b w:val="0"/>
-                <w:sz w:val="19"/>
-              </w:rPr>
-              <w:t>Blue Origin's massive New Glenn rocket on move to launch pad</w:t>
-            </w:r>
-          </w:p>
-        </w:tc>
-      </w:tr>
-      <w:tr>
-        <w:trPr>
-          <w:cantSplit/>
-        </w:trPr>
-        <w:tc>
-          <w:tcPr>
-            <w:tcW w:type="dxa" w:w="2075"/>
-            <w:vAlign w:val="center"/>
-          </w:tcPr>
-          <w:p>
-            <w:pPr>
-              <w:spacing w:after="0" w:line="252" w:lineRule="auto"/>
-            </w:pPr>
-            <w:r/>
-            <w:r>
-              <w:rPr>
-                <w:rFonts w:ascii="Kaiti SC" w:hAnsi="Kaiti SC" w:eastAsia="Kaiti SC" w:cs="Kaiti SC"/>
-                <w:b w:val="0"/>
-                <w:sz w:val="19"/>
-              </w:rPr>
               <w:t>SpaceX</w:t>
             </w:r>
           </w:p>
@@ -840,7 +585,7 @@
                 <w:b w:val="0"/>
                 <w:sz w:val="19"/>
               </w:rPr>
-              <w:t>市场与股价、发射与任务、其他动态</w:t>
+              <w:t>其他动态、发射与任务</w:t>
             </w:r>
           </w:p>
         </w:tc>
@@ -860,7 +605,7 @@
                 <w:b w:val="0"/>
                 <w:sz w:val="19"/>
               </w:rPr>
-              <w:t>As SpaceX Shares Continue To Plummet, One Analyst Says Now Is the Time To Buy With 110% Upside</w:t>
+              <w:t>SpaceX deploys first Starlink V3 satellites on Starship Flight 13 - eciks.org</w:t>
             </w:r>
           </w:p>
         </w:tc>
@@ -885,94 +630,7 @@
                 <w:b w:val="0"/>
                 <w:sz w:val="19"/>
               </w:rPr>
-              <w:t>中科宇航</w:t>
-            </w:r>
-          </w:p>
-        </w:tc>
-        <w:tc>
-          <w:tcPr>
-            <w:tcW w:type="dxa" w:w="2075"/>
-            <w:vAlign w:val="center"/>
-          </w:tcPr>
-          <w:p>
-            <w:pPr>
-              <w:spacing w:after="0" w:line="252" w:lineRule="auto"/>
-              <w:jc w:val="center"/>
-            </w:pPr>
-            <w:r/>
-            <w:r>
-              <w:rPr>
-                <w:rFonts w:ascii="Kaiti SC" w:hAnsi="Kaiti SC" w:eastAsia="Kaiti SC" w:cs="Kaiti SC"/>
-                <w:b w:val="0"/>
-                <w:sz w:val="19"/>
-              </w:rPr>
-              <w:t>3</w:t>
-            </w:r>
-          </w:p>
-        </w:tc>
-        <w:tc>
-          <w:tcPr>
-            <w:tcW w:type="dxa" w:w="2075"/>
-            <w:vAlign w:val="center"/>
-          </w:tcPr>
-          <w:p>
-            <w:pPr>
-              <w:spacing w:after="0" w:line="252" w:lineRule="auto"/>
-              <w:jc w:val="center"/>
-            </w:pPr>
-            <w:r/>
-            <w:r>
-              <w:rPr>
-                <w:rFonts w:ascii="Kaiti SC" w:hAnsi="Kaiti SC" w:eastAsia="Kaiti SC" w:cs="Kaiti SC"/>
-                <w:b w:val="0"/>
-                <w:sz w:val="19"/>
-              </w:rPr>
-              <w:t>发射与任务</w:t>
-            </w:r>
-          </w:p>
-        </w:tc>
-        <w:tc>
-          <w:tcPr>
-            <w:tcW w:type="dxa" w:w="2075"/>
-            <w:vAlign w:val="center"/>
-          </w:tcPr>
-          <w:p>
-            <w:pPr>
-              <w:spacing w:after="0" w:line="252" w:lineRule="auto"/>
-            </w:pPr>
-            <w:r/>
-            <w:r>
-              <w:rPr>
-                <w:rFonts w:ascii="Kaiti SC" w:hAnsi="Kaiti SC" w:eastAsia="Kaiti SC" w:cs="Kaiti SC"/>
-                <w:b w:val="0"/>
-                <w:sz w:val="19"/>
-              </w:rPr>
-              <w:t>中科宇航全面攻坚可复用运载器研发：力鸿二号年内完成回收首飞 - 新浪财经</w:t>
-            </w:r>
-          </w:p>
-        </w:tc>
-      </w:tr>
-      <w:tr>
-        <w:trPr>
-          <w:cantSplit/>
-        </w:trPr>
-        <w:tc>
-          <w:tcPr>
-            <w:tcW w:type="dxa" w:w="2075"/>
-            <w:vAlign w:val="center"/>
-          </w:tcPr>
-          <w:p>
-            <w:pPr>
-              <w:spacing w:after="0" w:line="252" w:lineRule="auto"/>
-            </w:pPr>
-            <w:r/>
-            <w:r>
-              <w:rPr>
-                <w:rFonts w:ascii="Kaiti SC" w:hAnsi="Kaiti SC" w:eastAsia="Kaiti SC" w:cs="Kaiti SC"/>
-                <w:b w:val="0"/>
-                <w:sz w:val="19"/>
-              </w:rPr>
-              <w:t>宇石空间</w:t>
+              <w:t>Blue Origin</w:t>
             </w:r>
           </w:p>
         </w:tc>
@@ -1034,7 +692,7 @@
                 <w:b w:val="0"/>
                 <w:sz w:val="19"/>
               </w:rPr>
-              <w:t>极擎动力获宇石空间天使轮投资 - 东方财富</w:t>
+              <w:t>NASA readies historic stand for New Glenn’s 400,000-pound upper-stage test</w:t>
             </w:r>
           </w:p>
         </w:tc>
@@ -1101,7 +759,7 @@
                 <w:b w:val="0"/>
                 <w:sz w:val="19"/>
               </w:rPr>
-              <w:t>其他动态</w:t>
+              <w:t>融资与资本</w:t>
             </w:r>
           </w:p>
         </w:tc>
@@ -1121,7 +779,7 @@
                 <w:b w:val="0"/>
                 <w:sz w:val="19"/>
               </w:rPr>
-              <w:t>建投动态｜建投华科旗下基金投资鸿擎科技，加码卫星互联网产业链关键环节 - 新浪财经</w:t>
+              <w:t>乾照光电：旗下商业航天基金参与鸿擎科技Pre-B轮融资 - 中证网</w:t>
             </w:r>
           </w:p>
         </w:tc>
@@ -1158,7 +816,7 @@
           <w:rFonts w:ascii="Kaiti SC" w:hAnsi="Kaiti SC" w:eastAsia="Kaiti SC" w:cs="Kaiti SC"/>
           <w:sz w:val="21"/>
         </w:rPr>
-        <w:t>[1] 2026-07-28｜新浪财经｜蓝箭鸿擎：建投动态｜建投华科旗下基金投资鸿擎科技，加码卫星互联网产业链关键环节 - 新浪财经</w:t>
+        <w:t>[1] 2026-07-29｜中证网｜蓝箭鸿擎：乾照光电：旗下商业航天基金参与鸿擎科技Pre-B轮融资 - 中证网</w:t>
       </w:r>
     </w:p>
     <w:p>
@@ -1179,7 +837,7 @@
           <w:rFonts w:ascii="Kaiti SC" w:hAnsi="Kaiti SC" w:eastAsia="Kaiti SC" w:cs="Kaiti SC"/>
           <w:sz w:val="21"/>
         </w:rPr>
-        <w:t>[2] 2026-07-28｜bing.com｜SpaceX：As SpaceX Shares Continue To Plummet, One Analyst Says Now Is the Time To Buy With 110% Upside</w:t>
+        <w:t>[2] 2026-07-29｜eciks.org｜SpaceX：SpaceX deploys first Starlink V3 satellites on Starship Flight 13 - eciks.org</w:t>
       </w:r>
     </w:p>
     <w:p>
@@ -1200,7 +858,7 @@
           <w:rFonts w:ascii="Kaiti SC" w:hAnsi="Kaiti SC" w:eastAsia="Kaiti SC" w:cs="Kaiti SC"/>
           <w:sz w:val="21"/>
         </w:rPr>
-        <w:t>[3] 2026-07-28｜Space｜SpaceX：SpaceX launches 24 Starlink satellites to orbit in wake of Starship test flight (video) - Space</w:t>
+        <w:t>[3] 2026-07-29｜bing.com｜SpaceX：SpaceX to launch Starship flight 13 with first Starlink payload</w:t>
       </w:r>
     </w:p>
     <w:p>
@@ -1221,7 +879,7 @@
           <w:rFonts w:ascii="Kaiti SC" w:hAnsi="Kaiti SC" w:eastAsia="Kaiti SC" w:cs="Kaiti SC"/>
           <w:sz w:val="21"/>
         </w:rPr>
-        <w:t>[4] 2026-07-28｜bing.com｜SpaceX：SpaceX to launch Starship flight 13 with first Starlink payload</w:t>
+        <w:t>[4] 2026-07-29｜bing.com｜SpaceX：SpaceX to launch Starship flight 13 with first Starlink payload</w:t>
       </w:r>
     </w:p>
     <w:p>
@@ -1242,7 +900,7 @@
           <w:rFonts w:ascii="Kaiti SC" w:hAnsi="Kaiti SC" w:eastAsia="Kaiti SC" w:cs="Kaiti SC"/>
           <w:sz w:val="21"/>
         </w:rPr>
-        <w:t>[5] 2026-07-28｜space.com｜SpaceX：Starship in space! See highlights of SpaceX megarocket's epic Flight 13 test launch (video)</w:t>
+        <w:t>[5] 2026-07-29｜bing.com｜SpaceX：SpaceX Falcon 9 launches Starlink satellites in timelapse</w:t>
       </w:r>
     </w:p>
     <w:p>
@@ -1263,7 +921,7 @@
           <w:rFonts w:ascii="Kaiti SC" w:hAnsi="Kaiti SC" w:eastAsia="Kaiti SC" w:cs="Kaiti SC"/>
           <w:sz w:val="21"/>
         </w:rPr>
-        <w:t>[6] 2026-07-28｜Broadband Breakfast｜SpaceX：SpaceX Logs Thirteenth Starship Launch, First Starlink V3 Test - Broadband Breakfast</w:t>
+        <w:t>[6] 2026-07-29｜bing.com｜SpaceX：SpaceX Falcon 9 launches Starlink satellites in timelapse</w:t>
       </w:r>
     </w:p>
     <w:p>
@@ -1284,175 +942,7 @@
           <w:rFonts w:ascii="Kaiti SC" w:hAnsi="Kaiti SC" w:eastAsia="Kaiti SC" w:cs="Kaiti SC"/>
           <w:sz w:val="21"/>
         </w:rPr>
-        <w:t>[7] 2026-07-28｜bing.com｜Blue Origin：Blue Origin's massive New Glenn rocket on move to launch pad</w:t>
-      </w:r>
-    </w:p>
-    <w:p>
-      <w:pPr>
-        <w:keepLines/>
-        <w:spacing w:after="60"/>
-        <w:ind w:left="369" w:hanging="227"/>
-      </w:pPr>
-      <w:r>
-        <w:rPr>
-          <w:rFonts w:ascii="Kaiti SC" w:hAnsi="Kaiti SC" w:eastAsia="Kaiti SC" w:cs="Kaiti SC"/>
-          <w:sz w:val="21"/>
-        </w:rPr>
-        <w:t xml:space="preserve">✓ </w:t>
-      </w:r>
-      <w:r>
-        <w:rPr>
-          <w:rFonts w:ascii="Kaiti SC" w:hAnsi="Kaiti SC" w:eastAsia="Kaiti SC" w:cs="Kaiti SC"/>
-          <w:sz w:val="21"/>
-        </w:rPr>
-        <w:t>[8] 2026-07-28｜bing.com｜Blue Origin：Blue Origin's massive New Glenn rocket on move to launch pad</w:t>
-      </w:r>
-    </w:p>
-    <w:p>
-      <w:pPr>
-        <w:keepLines/>
-        <w:spacing w:after="60"/>
-        <w:ind w:left="369" w:hanging="227"/>
-      </w:pPr>
-      <w:r>
-        <w:rPr>
-          <w:rFonts w:ascii="Kaiti SC" w:hAnsi="Kaiti SC" w:eastAsia="Kaiti SC" w:cs="Kaiti SC"/>
-          <w:sz w:val="21"/>
-        </w:rPr>
-        <w:t xml:space="preserve">✓ </w:t>
-      </w:r>
-      <w:r>
-        <w:rPr>
-          <w:rFonts w:ascii="Kaiti SC" w:hAnsi="Kaiti SC" w:eastAsia="Kaiti SC" w:cs="Kaiti SC"/>
-          <w:sz w:val="21"/>
-        </w:rPr>
-        <w:t>[9] 2026-07-28｜bing.com｜Blue Origin：Blue Origin's massive New Glenn rocket on move to launch pad</w:t>
-      </w:r>
-    </w:p>
-    <w:p>
-      <w:pPr>
-        <w:keepLines/>
-        <w:spacing w:after="60"/>
-        <w:ind w:left="369" w:hanging="227"/>
-      </w:pPr>
-      <w:r>
-        <w:rPr>
-          <w:rFonts w:ascii="Kaiti SC" w:hAnsi="Kaiti SC" w:eastAsia="Kaiti SC" w:cs="Kaiti SC"/>
-          <w:sz w:val="21"/>
-        </w:rPr>
-        <w:t xml:space="preserve">✓ </w:t>
-      </w:r>
-      <w:r>
-        <w:rPr>
-          <w:rFonts w:ascii="Kaiti SC" w:hAnsi="Kaiti SC" w:eastAsia="Kaiti SC" w:cs="Kaiti SC"/>
-          <w:sz w:val="21"/>
-        </w:rPr>
-        <w:t>[10] 2026-07-28｜bing.com｜Blue Origin：Blue Origin's massive New Glenn rocket on move to launch pad</w:t>
-      </w:r>
-    </w:p>
-    <w:p>
-      <w:pPr>
-        <w:keepLines/>
-        <w:spacing w:after="60"/>
-        <w:ind w:left="369" w:hanging="227"/>
-      </w:pPr>
-      <w:r>
-        <w:rPr>
-          <w:rFonts w:ascii="Kaiti SC" w:hAnsi="Kaiti SC" w:eastAsia="Kaiti SC" w:cs="Kaiti SC"/>
-          <w:sz w:val="21"/>
-        </w:rPr>
-        <w:t xml:space="preserve">✓ </w:t>
-      </w:r>
-      <w:r>
-        <w:rPr>
-          <w:rFonts w:ascii="Kaiti SC" w:hAnsi="Kaiti SC" w:eastAsia="Kaiti SC" w:cs="Kaiti SC"/>
-          <w:sz w:val="21"/>
-        </w:rPr>
-        <w:t>[11] 2026-07-28｜bing.com｜Blue Origin：Blue Origin's massive New Glenn rocket on move to launch pad</w:t>
-      </w:r>
-    </w:p>
-    <w:p>
-      <w:pPr>
-        <w:keepLines/>
-        <w:spacing w:after="60"/>
-        <w:ind w:left="369" w:hanging="227"/>
-      </w:pPr>
-      <w:r>
-        <w:rPr>
-          <w:rFonts w:ascii="Kaiti SC" w:hAnsi="Kaiti SC" w:eastAsia="Kaiti SC" w:cs="Kaiti SC"/>
-          <w:sz w:val="21"/>
-        </w:rPr>
-        <w:t xml:space="preserve">✓ </w:t>
-      </w:r>
-      <w:r>
-        <w:rPr>
-          <w:rFonts w:ascii="Kaiti SC" w:hAnsi="Kaiti SC" w:eastAsia="Kaiti SC" w:cs="Kaiti SC"/>
-          <w:sz w:val="21"/>
-        </w:rPr>
-        <w:t>[12] 2026-07-28｜新浪财经｜中科宇航：中科宇航全面攻坚可复用运载器研发：力鸿二号年内完成回收首飞 - 新浪财经</w:t>
-      </w:r>
-    </w:p>
-    <w:p>
-      <w:pPr>
-        <w:keepLines/>
-        <w:spacing w:after="60"/>
-        <w:ind w:left="369" w:hanging="227"/>
-      </w:pPr>
-      <w:r>
-        <w:rPr>
-          <w:rFonts w:ascii="Kaiti SC" w:hAnsi="Kaiti SC" w:eastAsia="Kaiti SC" w:cs="Kaiti SC"/>
-          <w:sz w:val="21"/>
-        </w:rPr>
-        <w:t xml:space="preserve">✓ </w:t>
-      </w:r>
-      <w:r>
-        <w:rPr>
-          <w:rFonts w:ascii="Kaiti SC" w:hAnsi="Kaiti SC" w:eastAsia="Kaiti SC" w:cs="Kaiti SC"/>
-          <w:sz w:val="21"/>
-        </w:rPr>
-        <w:t>[13] 2026-07-28｜新浪财经｜中科宇航：中科宇航力鸿二号计划今年完成首飞及百公里级回收验证，将搭载太空旅游可穿戴监测设备 - 新浪财经</w:t>
-      </w:r>
-    </w:p>
-    <w:p>
-      <w:pPr>
-        <w:keepLines/>
-        <w:spacing w:after="60"/>
-        <w:ind w:left="369" w:hanging="227"/>
-      </w:pPr>
-      <w:r>
-        <w:rPr>
-          <w:rFonts w:ascii="Kaiti SC" w:hAnsi="Kaiti SC" w:eastAsia="Kaiti SC" w:cs="Kaiti SC"/>
-          <w:sz w:val="21"/>
-        </w:rPr>
-        <w:t xml:space="preserve">✓ </w:t>
-      </w:r>
-      <w:r>
-        <w:rPr>
-          <w:rFonts w:ascii="Kaiti SC" w:hAnsi="Kaiti SC" w:eastAsia="Kaiti SC" w:cs="Kaiti SC"/>
-          <w:sz w:val="21"/>
-        </w:rPr>
-        <w:t>[14] 2026-07-28｜新浪财经｜中科宇航：中科宇航全面攻坚可复用运载器研发：力鸿二号年内完成回收首飞 - 新浪财经</w:t>
-      </w:r>
-    </w:p>
-    <w:p>
-      <w:pPr>
-        <w:keepLines/>
-        <w:spacing w:after="60"/>
-        <w:ind w:left="369" w:hanging="227"/>
-      </w:pPr>
-      <w:r>
-        <w:rPr>
-          <w:rFonts w:ascii="Kaiti SC" w:hAnsi="Kaiti SC" w:eastAsia="Kaiti SC" w:cs="Kaiti SC"/>
-          <w:sz w:val="21"/>
-        </w:rPr>
-        <w:t xml:space="preserve">✓ </w:t>
-      </w:r>
-      <w:r>
-        <w:rPr>
-          <w:rFonts w:ascii="Kaiti SC" w:hAnsi="Kaiti SC" w:eastAsia="Kaiti SC" w:cs="Kaiti SC"/>
-          <w:sz w:val="21"/>
-        </w:rPr>
-        <w:t>[15] 2026-07-28｜东方财富｜宇石空间：极擎动力获宇石空间天使轮投资 - 东方财富</w:t>
+        <w:t>[7] 2026-07-29｜bing.com｜Blue Origin：NASA readies historic stand for New Glenn’s 400,000-pound upper-stage test</w:t>
       </w:r>
     </w:p>
     <w:sectPr>

--- a/docs/data/reports/daily-documents/latest/previous_daily_report.docx
+++ b/docs/data/reports/daily-documents/latest/previous_daily_report.docx
@@ -26,7 +26,7 @@
           <w:rFonts w:ascii="Kaiti SC" w:hAnsi="Kaiti SC" w:eastAsia="Kaiti SC" w:cs="Kaiti SC"/>
           <w:sz w:val="21"/>
         </w:rPr>
-        <w:t>2026-07-29（上一自然日）</w:t>
+        <w:t>2026-07-30（上一自然日）</w:t>
       </w:r>
     </w:p>
     <w:tbl>
@@ -81,7 +81,7 @@
                 <w:b w:val="0"/>
                 <w:sz w:val="19"/>
               </w:rPr>
-              <w:t>2026-07-29</w:t>
+              <w:t>2026-07-30</w:t>
             </w:r>
           </w:p>
         </w:tc>
@@ -127,7 +127,7 @@
                 <w:b w:val="0"/>
                 <w:sz w:val="19"/>
               </w:rPr>
-              <w:t>8 条 / 3 家</w:t>
+              <w:t>22 条 / 5 家</w:t>
             </w:r>
           </w:p>
         </w:tc>
@@ -173,7 +173,7 @@
                 <w:b w:val="0"/>
                 <w:sz w:val="19"/>
               </w:rPr>
-              <w:t>4 个</w:t>
+              <w:t>12 个</w:t>
             </w:r>
           </w:p>
         </w:tc>
@@ -219,7 +219,7 @@
                 <w:b w:val="0"/>
                 <w:sz w:val="19"/>
               </w:rPr>
-              <w:t>2026-07-30</w:t>
+              <w:t>2026-07-31</w:t>
             </w:r>
           </w:p>
         </w:tc>
@@ -245,7 +245,7 @@
     </w:p>
     <w:p>
       <w:r>
-        <w:t>2026-07-29 共归档 8 条新闻，覆盖 3 家公司、4 个信息来源。 新闻量较多的公司包括 SpaceX、Blue Origin、蓝箭鸿擎。</w:t>
+        <w:t>2026-07-30 共归档 22 条新闻，覆盖 5 家公司、12 个信息来源。 新闻量较多的公司包括 SpaceX、Blue Origin、蓝箭航天、蓝箭鸿擎。</w:t>
       </w:r>
     </w:p>
     <w:p>
@@ -279,7 +279,7 @@
           <w:rFonts w:ascii="Kaiti SC" w:hAnsi="Kaiti SC" w:eastAsia="Kaiti SC" w:cs="Kaiti SC"/>
           <w:sz w:val="21"/>
         </w:rPr>
-        <w:t>【融资与资本】蓝箭鸿擎：乾照光电：旗下商业航天基金参与鸿擎科技Pre-B轮融资 - 中证网 （中证网）</w:t>
+        <w:t>【发射与任务】SpaceX：Live coverage: SpaceX to launch classified payload for National Reconnaissance Office （Spaceflight Now）</w:t>
       </w:r>
     </w:p>
     <w:p>
@@ -300,7 +300,7 @@
           <w:rFonts w:ascii="Kaiti SC" w:hAnsi="Kaiti SC" w:eastAsia="Kaiti SC" w:cs="Kaiti SC"/>
           <w:sz w:val="21"/>
         </w:rPr>
-        <w:t>【其他动态】SpaceX：SpaceX deploys first Starlink V3 satellites on Starship Flight 13 - eciks.org （eciks.org）</w:t>
+        <w:t>【发射与任务】SpaceX：SpaceX wins $1.6 billion in launch orders for military satellite networks （SpaceNews）</w:t>
       </w:r>
     </w:p>
     <w:p>
@@ -321,7 +321,7 @@
           <w:rFonts w:ascii="Kaiti SC" w:hAnsi="Kaiti SC" w:eastAsia="Kaiti SC" w:cs="Kaiti SC"/>
           <w:sz w:val="21"/>
         </w:rPr>
-        <w:t>【发射与任务】SpaceX：SpaceX to launch Starship flight 13 with first Starlink payload （bing.com）</w:t>
+        <w:t>【市场与股价】SpaceX：What a $1,000 Investment in SpaceX at IPO Would Be Worth Today and What Comes Next （bing.com）</w:t>
       </w:r>
     </w:p>
     <w:p>
@@ -342,7 +342,7 @@
           <w:rFonts w:ascii="Kaiti SC" w:hAnsi="Kaiti SC" w:eastAsia="Kaiti SC" w:cs="Kaiti SC"/>
           <w:sz w:val="21"/>
         </w:rPr>
-        <w:t>【发射与任务】SpaceX：SpaceX to launch Starship flight 13 with first Starlink payload （bing.com）</w:t>
+        <w:t>【市场与股价】SpaceX：What a $1,000 Investment in SpaceX at IPO Would Be Worth Today and What Comes Next （bing.com）</w:t>
       </w:r>
     </w:p>
     <w:p>
@@ -363,7 +363,7 @@
           <w:rFonts w:ascii="Kaiti SC" w:hAnsi="Kaiti SC" w:eastAsia="Kaiti SC" w:cs="Kaiti SC"/>
           <w:sz w:val="21"/>
         </w:rPr>
-        <w:t>【发射与任务】SpaceX：SpaceX Falcon 9 launches Starlink satellites in timelapse （bing.com）</w:t>
+        <w:t>【发射与任务】SpaceX：SpaceX stock gives up early gains on Thursday: will earnings drive a rebound? （bing.com）</w:t>
       </w:r>
     </w:p>
     <w:p>
@@ -384,7 +384,7 @@
           <w:rFonts w:ascii="Kaiti SC" w:hAnsi="Kaiti SC" w:eastAsia="Kaiti SC" w:cs="Kaiti SC"/>
           <w:sz w:val="21"/>
         </w:rPr>
-        <w:t>【发射与任务】SpaceX：SpaceX Falcon 9 launches Starlink satellites in timelapse （bing.com）</w:t>
+        <w:t>【其他动态】蓝箭鸿擎：乾照光电联合发起产业基金投资鸿擎科技，深化卫星互联网产业链布局 - 新浪财经 （新浪财经）</w:t>
       </w:r>
     </w:p>
     <w:p>
@@ -405,7 +405,112 @@
           <w:rFonts w:ascii="Kaiti SC" w:hAnsi="Kaiti SC" w:eastAsia="Kaiti SC" w:cs="Kaiti SC"/>
           <w:sz w:val="21"/>
         </w:rPr>
-        <w:t>【其他动态】Blue Origin：NASA readies historic stand for New Glenn’s 400,000-pound upper-stage test （bing.com）</w:t>
+        <w:t>【其他动态】蓝箭鸿擎：【乾照光电联合发起产业基金投资鸿擎科技，深化卫星互联网产业链布局】PjTime.COM 财经新闻 - 投影时代 （投影时代）</w:t>
+      </w:r>
+    </w:p>
+    <w:p>
+      <w:pPr>
+        <w:keepLines/>
+        <w:spacing w:after="60"/>
+        <w:ind w:left="369" w:hanging="227"/>
+      </w:pPr>
+      <w:r>
+        <w:rPr>
+          <w:rFonts w:ascii="Kaiti SC" w:hAnsi="Kaiti SC" w:eastAsia="Kaiti SC" w:cs="Kaiti SC"/>
+          <w:sz w:val="21"/>
+        </w:rPr>
+        <w:t xml:space="preserve">➢ </w:t>
+      </w:r>
+      <w:r>
+        <w:rPr>
+          <w:rFonts w:ascii="Kaiti SC" w:hAnsi="Kaiti SC" w:eastAsia="Kaiti SC" w:cs="Kaiti SC"/>
+          <w:sz w:val="21"/>
+        </w:rPr>
+        <w:t>【发射与任务】Blue Origin：New Glenn's Maiden Flight Plan Put Blue Origin's Reusability to the Test （bing.com）</w:t>
+      </w:r>
+    </w:p>
+    <w:p>
+      <w:pPr>
+        <w:keepLines/>
+        <w:spacing w:after="60"/>
+        <w:ind w:left="369" w:hanging="227"/>
+      </w:pPr>
+      <w:r>
+        <w:rPr>
+          <w:rFonts w:ascii="Kaiti SC" w:hAnsi="Kaiti SC" w:eastAsia="Kaiti SC" w:cs="Kaiti SC"/>
+          <w:sz w:val="21"/>
+        </w:rPr>
+        <w:t xml:space="preserve">➢ </w:t>
+      </w:r>
+      <w:r>
+        <w:rPr>
+          <w:rFonts w:ascii="Kaiti SC" w:hAnsi="Kaiti SC" w:eastAsia="Kaiti SC" w:cs="Kaiti SC"/>
+          <w:sz w:val="21"/>
+        </w:rPr>
+        <w:t>【产品与技术】蓝箭航天：“朱雀三号”亮相火箭大街 - 新浪财经 （新浪财经）</w:t>
+      </w:r>
+    </w:p>
+    <w:p>
+      <w:pPr>
+        <w:keepLines/>
+        <w:spacing w:after="60"/>
+        <w:ind w:left="369" w:hanging="227"/>
+      </w:pPr>
+      <w:r>
+        <w:rPr>
+          <w:rFonts w:ascii="Kaiti SC" w:hAnsi="Kaiti SC" w:eastAsia="Kaiti SC" w:cs="Kaiti SC"/>
+          <w:sz w:val="21"/>
+        </w:rPr>
+        <w:t xml:space="preserve">➢ </w:t>
+      </w:r>
+      <w:r>
+        <w:rPr>
+          <w:rFonts w:ascii="Kaiti SC" w:hAnsi="Kaiti SC" w:eastAsia="Kaiti SC" w:cs="Kaiti SC"/>
+          <w:sz w:val="21"/>
+        </w:rPr>
+        <w:t>【发射与任务】中科宇航：一箭五星升空！力箭一号突破百星大关，太空算力组网迎来火箭 “班车时代” - Sohu （Sohu）</w:t>
+      </w:r>
+    </w:p>
+    <w:p>
+      <w:pPr>
+        <w:keepLines/>
+        <w:spacing w:after="60"/>
+        <w:ind w:left="369" w:hanging="227"/>
+      </w:pPr>
+      <w:r>
+        <w:rPr>
+          <w:rFonts w:ascii="Kaiti SC" w:hAnsi="Kaiti SC" w:eastAsia="Kaiti SC" w:cs="Kaiti SC"/>
+          <w:sz w:val="21"/>
+        </w:rPr>
+        <w:t xml:space="preserve">➢ </w:t>
+      </w:r>
+      <w:r>
+        <w:rPr>
+          <w:rFonts w:ascii="Kaiti SC" w:hAnsi="Kaiti SC" w:eastAsia="Kaiti SC" w:cs="Kaiti SC"/>
+          <w:sz w:val="21"/>
+        </w:rPr>
+        <w:t>【市场与股价】蓝箭航天：蓝箭航天(A07001)股票股价_股价行情_讨论_资讯_财报_数据报告 - 雪球 （雪球）</w:t>
+      </w:r>
+    </w:p>
+    <w:p>
+      <w:pPr>
+        <w:keepLines/>
+        <w:spacing w:after="60"/>
+        <w:ind w:left="369" w:hanging="227"/>
+      </w:pPr>
+      <w:r>
+        <w:rPr>
+          <w:rFonts w:ascii="Kaiti SC" w:hAnsi="Kaiti SC" w:eastAsia="Kaiti SC" w:cs="Kaiti SC"/>
+          <w:sz w:val="21"/>
+        </w:rPr>
+        <w:t xml:space="preserve">➢ </w:t>
+      </w:r>
+      <w:r>
+        <w:rPr>
+          <w:rFonts w:ascii="Kaiti SC" w:hAnsi="Kaiti SC" w:eastAsia="Kaiti SC" w:cs="Kaiti SC"/>
+          <w:sz w:val="21"/>
+        </w:rPr>
+        <w:t>【其他动态】Blue Origin：Blue Origin, NASA Partner to Test New Glenn's Upper Stage at Mississippi Site - 425business.com （425business.com）</w:t>
       </w:r>
     </w:p>
     <w:p>
@@ -564,7 +669,7 @@
                 <w:b w:val="0"/>
                 <w:sz w:val="19"/>
               </w:rPr>
-              <w:t>6</w:t>
+              <w:t>15</w:t>
             </w:r>
           </w:p>
         </w:tc>
@@ -585,7 +690,7 @@
                 <w:b w:val="0"/>
                 <w:sz w:val="19"/>
               </w:rPr>
-              <w:t>其他动态、发射与任务</w:t>
+              <w:t>发射与任务、市场与股价、其他动态</w:t>
             </w:r>
           </w:p>
         </w:tc>
@@ -605,7 +710,7 @@
                 <w:b w:val="0"/>
                 <w:sz w:val="19"/>
               </w:rPr>
-              <w:t>SpaceX deploys first Starlink V3 satellites on Starship Flight 13 - eciks.org</w:t>
+              <w:t>Live coverage: SpaceX to launch classified payload for National Reconnaissance Office</w:t>
             </w:r>
           </w:p>
         </w:tc>
@@ -651,7 +756,7 @@
                 <w:b w:val="0"/>
                 <w:sz w:val="19"/>
               </w:rPr>
-              <w:t>1</w:t>
+              <w:t>2</w:t>
             </w:r>
           </w:p>
         </w:tc>
@@ -672,7 +777,7 @@
                 <w:b w:val="0"/>
                 <w:sz w:val="19"/>
               </w:rPr>
-              <w:t>其他动态</w:t>
+              <w:t>发射与任务、其他动态</w:t>
             </w:r>
           </w:p>
         </w:tc>
@@ -692,7 +797,94 @@
                 <w:b w:val="0"/>
                 <w:sz w:val="19"/>
               </w:rPr>
-              <w:t>NASA readies historic stand for New Glenn’s 400,000-pound upper-stage test</w:t>
+              <w:t>New Glenn's Maiden Flight Plan Put Blue Origin's Reusability to the Test</w:t>
+            </w:r>
+          </w:p>
+        </w:tc>
+      </w:tr>
+      <w:tr>
+        <w:trPr>
+          <w:cantSplit/>
+        </w:trPr>
+        <w:tc>
+          <w:tcPr>
+            <w:tcW w:type="dxa" w:w="2075"/>
+            <w:vAlign w:val="center"/>
+          </w:tcPr>
+          <w:p>
+            <w:pPr>
+              <w:spacing w:after="0" w:line="252" w:lineRule="auto"/>
+            </w:pPr>
+            <w:r/>
+            <w:r>
+              <w:rPr>
+                <w:rFonts w:ascii="Kaiti SC" w:hAnsi="Kaiti SC" w:eastAsia="Kaiti SC" w:cs="Kaiti SC"/>
+                <w:b w:val="0"/>
+                <w:sz w:val="19"/>
+              </w:rPr>
+              <w:t>蓝箭航天</w:t>
+            </w:r>
+          </w:p>
+        </w:tc>
+        <w:tc>
+          <w:tcPr>
+            <w:tcW w:type="dxa" w:w="2075"/>
+            <w:vAlign w:val="center"/>
+          </w:tcPr>
+          <w:p>
+            <w:pPr>
+              <w:spacing w:after="0" w:line="252" w:lineRule="auto"/>
+              <w:jc w:val="center"/>
+            </w:pPr>
+            <w:r/>
+            <w:r>
+              <w:rPr>
+                <w:rFonts w:ascii="Kaiti SC" w:hAnsi="Kaiti SC" w:eastAsia="Kaiti SC" w:cs="Kaiti SC"/>
+                <w:b w:val="0"/>
+                <w:sz w:val="19"/>
+              </w:rPr>
+              <w:t>2</w:t>
+            </w:r>
+          </w:p>
+        </w:tc>
+        <w:tc>
+          <w:tcPr>
+            <w:tcW w:type="dxa" w:w="2075"/>
+            <w:vAlign w:val="center"/>
+          </w:tcPr>
+          <w:p>
+            <w:pPr>
+              <w:spacing w:after="0" w:line="252" w:lineRule="auto"/>
+              <w:jc w:val="center"/>
+            </w:pPr>
+            <w:r/>
+            <w:r>
+              <w:rPr>
+                <w:rFonts w:ascii="Kaiti SC" w:hAnsi="Kaiti SC" w:eastAsia="Kaiti SC" w:cs="Kaiti SC"/>
+                <w:b w:val="0"/>
+                <w:sz w:val="19"/>
+              </w:rPr>
+              <w:t>产品与技术、市场与股价</w:t>
+            </w:r>
+          </w:p>
+        </w:tc>
+        <w:tc>
+          <w:tcPr>
+            <w:tcW w:type="dxa" w:w="2075"/>
+            <w:vAlign w:val="center"/>
+          </w:tcPr>
+          <w:p>
+            <w:pPr>
+              <w:spacing w:after="0" w:line="252" w:lineRule="auto"/>
+            </w:pPr>
+            <w:r/>
+            <w:r>
+              <w:rPr>
+                <w:rFonts w:ascii="Kaiti SC" w:hAnsi="Kaiti SC" w:eastAsia="Kaiti SC" w:cs="Kaiti SC"/>
+                <w:b w:val="0"/>
+                <w:sz w:val="19"/>
+              </w:rPr>
+              <w:t>“朱雀三号”亮相火箭大街 - 新浪财经</w:t>
             </w:r>
           </w:p>
         </w:tc>
@@ -738,6 +930,93 @@
                 <w:b w:val="0"/>
                 <w:sz w:val="19"/>
               </w:rPr>
+              <w:t>2</w:t>
+            </w:r>
+          </w:p>
+        </w:tc>
+        <w:tc>
+          <w:tcPr>
+            <w:tcW w:type="dxa" w:w="2075"/>
+            <w:vAlign w:val="center"/>
+          </w:tcPr>
+          <w:p>
+            <w:pPr>
+              <w:spacing w:after="0" w:line="252" w:lineRule="auto"/>
+              <w:jc w:val="center"/>
+            </w:pPr>
+            <w:r/>
+            <w:r>
+              <w:rPr>
+                <w:rFonts w:ascii="Kaiti SC" w:hAnsi="Kaiti SC" w:eastAsia="Kaiti SC" w:cs="Kaiti SC"/>
+                <w:b w:val="0"/>
+                <w:sz w:val="19"/>
+              </w:rPr>
+              <w:t>其他动态</w:t>
+            </w:r>
+          </w:p>
+        </w:tc>
+        <w:tc>
+          <w:tcPr>
+            <w:tcW w:type="dxa" w:w="2075"/>
+            <w:vAlign w:val="center"/>
+          </w:tcPr>
+          <w:p>
+            <w:pPr>
+              <w:spacing w:after="0" w:line="252" w:lineRule="auto"/>
+            </w:pPr>
+            <w:r/>
+            <w:r>
+              <w:rPr>
+                <w:rFonts w:ascii="Kaiti SC" w:hAnsi="Kaiti SC" w:eastAsia="Kaiti SC" w:cs="Kaiti SC"/>
+                <w:b w:val="0"/>
+                <w:sz w:val="19"/>
+              </w:rPr>
+              <w:t>乾照光电联合发起产业基金投资鸿擎科技，深化卫星互联网产业链布局 - 新浪财经</w:t>
+            </w:r>
+          </w:p>
+        </w:tc>
+      </w:tr>
+      <w:tr>
+        <w:trPr>
+          <w:cantSplit/>
+        </w:trPr>
+        <w:tc>
+          <w:tcPr>
+            <w:tcW w:type="dxa" w:w="2075"/>
+            <w:vAlign w:val="center"/>
+          </w:tcPr>
+          <w:p>
+            <w:pPr>
+              <w:spacing w:after="0" w:line="252" w:lineRule="auto"/>
+            </w:pPr>
+            <w:r/>
+            <w:r>
+              <w:rPr>
+                <w:rFonts w:ascii="Kaiti SC" w:hAnsi="Kaiti SC" w:eastAsia="Kaiti SC" w:cs="Kaiti SC"/>
+                <w:b w:val="0"/>
+                <w:sz w:val="19"/>
+              </w:rPr>
+              <w:t>中科宇航</w:t>
+            </w:r>
+          </w:p>
+        </w:tc>
+        <w:tc>
+          <w:tcPr>
+            <w:tcW w:type="dxa" w:w="2075"/>
+            <w:vAlign w:val="center"/>
+          </w:tcPr>
+          <w:p>
+            <w:pPr>
+              <w:spacing w:after="0" w:line="252" w:lineRule="auto"/>
+              <w:jc w:val="center"/>
+            </w:pPr>
+            <w:r/>
+            <w:r>
+              <w:rPr>
+                <w:rFonts w:ascii="Kaiti SC" w:hAnsi="Kaiti SC" w:eastAsia="Kaiti SC" w:cs="Kaiti SC"/>
+                <w:b w:val="0"/>
+                <w:sz w:val="19"/>
+              </w:rPr>
               <w:t>1</w:t>
             </w:r>
           </w:p>
@@ -759,7 +1038,7 @@
                 <w:b w:val="0"/>
                 <w:sz w:val="19"/>
               </w:rPr>
-              <w:t>融资与资本</w:t>
+              <w:t>发射与任务</w:t>
             </w:r>
           </w:p>
         </w:tc>
@@ -779,7 +1058,7 @@
                 <w:b w:val="0"/>
                 <w:sz w:val="19"/>
               </w:rPr>
-              <w:t>乾照光电：旗下商业航天基金参与鸿擎科技Pre-B轮融资 - 中证网</w:t>
+              <w:t>一箭五星升空！力箭一号突破百星大关，太空算力组网迎来火箭 “班车时代” - Sohu</w:t>
             </w:r>
           </w:p>
         </w:tc>
@@ -816,7 +1095,7 @@
           <w:rFonts w:ascii="Kaiti SC" w:hAnsi="Kaiti SC" w:eastAsia="Kaiti SC" w:cs="Kaiti SC"/>
           <w:sz w:val="21"/>
         </w:rPr>
-        <w:t>[1] 2026-07-29｜中证网｜蓝箭鸿擎：乾照光电：旗下商业航天基金参与鸿擎科技Pre-B轮融资 - 中证网</w:t>
+        <w:t>[1] 2026-07-30｜Spaceflight Now｜SpaceX：Live coverage: SpaceX to launch classified payload for National Reconnaissance Office</w:t>
       </w:r>
     </w:p>
     <w:p>
@@ -837,7 +1116,7 @@
           <w:rFonts w:ascii="Kaiti SC" w:hAnsi="Kaiti SC" w:eastAsia="Kaiti SC" w:cs="Kaiti SC"/>
           <w:sz w:val="21"/>
         </w:rPr>
-        <w:t>[2] 2026-07-29｜eciks.org｜SpaceX：SpaceX deploys first Starlink V3 satellites on Starship Flight 13 - eciks.org</w:t>
+        <w:t>[2] 2026-07-30｜SpaceNews｜SpaceX：SpaceX wins $1.6 billion in launch orders for military satellite networks</w:t>
       </w:r>
     </w:p>
     <w:p>
@@ -858,7 +1137,7 @@
           <w:rFonts w:ascii="Kaiti SC" w:hAnsi="Kaiti SC" w:eastAsia="Kaiti SC" w:cs="Kaiti SC"/>
           <w:sz w:val="21"/>
         </w:rPr>
-        <w:t>[3] 2026-07-29｜bing.com｜SpaceX：SpaceX to launch Starship flight 13 with first Starlink payload</w:t>
+        <w:t>[3] 2026-07-30｜bing.com｜SpaceX：What a $1,000 Investment in SpaceX at IPO Would Be Worth Today and What Comes Next</w:t>
       </w:r>
     </w:p>
     <w:p>
@@ -879,7 +1158,7 @@
           <w:rFonts w:ascii="Kaiti SC" w:hAnsi="Kaiti SC" w:eastAsia="Kaiti SC" w:cs="Kaiti SC"/>
           <w:sz w:val="21"/>
         </w:rPr>
-        <w:t>[4] 2026-07-29｜bing.com｜SpaceX：SpaceX to launch Starship flight 13 with first Starlink payload</w:t>
+        <w:t>[4] 2026-07-30｜bing.com｜SpaceX：What a $1,000 Investment in SpaceX at IPO Would Be Worth Today and What Comes Next</w:t>
       </w:r>
     </w:p>
     <w:p>
@@ -900,7 +1179,7 @@
           <w:rFonts w:ascii="Kaiti SC" w:hAnsi="Kaiti SC" w:eastAsia="Kaiti SC" w:cs="Kaiti SC"/>
           <w:sz w:val="21"/>
         </w:rPr>
-        <w:t>[5] 2026-07-29｜bing.com｜SpaceX：SpaceX Falcon 9 launches Starlink satellites in timelapse</w:t>
+        <w:t>[5] 2026-07-30｜bing.com｜SpaceX：SpaceX stock gives up early gains on Thursday: will earnings drive a rebound?</w:t>
       </w:r>
     </w:p>
     <w:p>
@@ -921,7 +1200,7 @@
           <w:rFonts w:ascii="Kaiti SC" w:hAnsi="Kaiti SC" w:eastAsia="Kaiti SC" w:cs="Kaiti SC"/>
           <w:sz w:val="21"/>
         </w:rPr>
-        <w:t>[6] 2026-07-29｜bing.com｜SpaceX：SpaceX Falcon 9 launches Starlink satellites in timelapse</w:t>
+        <w:t>[6] 2026-07-30｜新浪财经｜蓝箭鸿擎：乾照光电联合发起产业基金投资鸿擎科技，深化卫星互联网产业链布局 - 新浪财经</w:t>
       </w:r>
     </w:p>
     <w:p>
@@ -942,7 +1221,112 @@
           <w:rFonts w:ascii="Kaiti SC" w:hAnsi="Kaiti SC" w:eastAsia="Kaiti SC" w:cs="Kaiti SC"/>
           <w:sz w:val="21"/>
         </w:rPr>
-        <w:t>[7] 2026-07-29｜bing.com｜Blue Origin：NASA readies historic stand for New Glenn’s 400,000-pound upper-stage test</w:t>
+        <w:t>[7] 2026-07-30｜投影时代｜蓝箭鸿擎：【乾照光电联合发起产业基金投资鸿擎科技，深化卫星互联网产业链布局】PjTime.COM 财经新闻 - 投影时代</w:t>
+      </w:r>
+    </w:p>
+    <w:p>
+      <w:pPr>
+        <w:keepLines/>
+        <w:spacing w:after="60"/>
+        <w:ind w:left="369" w:hanging="227"/>
+      </w:pPr>
+      <w:r>
+        <w:rPr>
+          <w:rFonts w:ascii="Kaiti SC" w:hAnsi="Kaiti SC" w:eastAsia="Kaiti SC" w:cs="Kaiti SC"/>
+          <w:sz w:val="21"/>
+        </w:rPr>
+        <w:t xml:space="preserve">✓ </w:t>
+      </w:r>
+      <w:r>
+        <w:rPr>
+          <w:rFonts w:ascii="Kaiti SC" w:hAnsi="Kaiti SC" w:eastAsia="Kaiti SC" w:cs="Kaiti SC"/>
+          <w:sz w:val="21"/>
+        </w:rPr>
+        <w:t>[8] 2026-07-30｜bing.com｜Blue Origin：New Glenn's Maiden Flight Plan Put Blue Origin's Reusability to the Test</w:t>
+      </w:r>
+    </w:p>
+    <w:p>
+      <w:pPr>
+        <w:keepLines/>
+        <w:spacing w:after="60"/>
+        <w:ind w:left="369" w:hanging="227"/>
+      </w:pPr>
+      <w:r>
+        <w:rPr>
+          <w:rFonts w:ascii="Kaiti SC" w:hAnsi="Kaiti SC" w:eastAsia="Kaiti SC" w:cs="Kaiti SC"/>
+          <w:sz w:val="21"/>
+        </w:rPr>
+        <w:t xml:space="preserve">✓ </w:t>
+      </w:r>
+      <w:r>
+        <w:rPr>
+          <w:rFonts w:ascii="Kaiti SC" w:hAnsi="Kaiti SC" w:eastAsia="Kaiti SC" w:cs="Kaiti SC"/>
+          <w:sz w:val="21"/>
+        </w:rPr>
+        <w:t>[9] 2026-07-30｜新浪财经｜蓝箭航天：“朱雀三号”亮相火箭大街 - 新浪财经</w:t>
+      </w:r>
+    </w:p>
+    <w:p>
+      <w:pPr>
+        <w:keepLines/>
+        <w:spacing w:after="60"/>
+        <w:ind w:left="369" w:hanging="227"/>
+      </w:pPr>
+      <w:r>
+        <w:rPr>
+          <w:rFonts w:ascii="Kaiti SC" w:hAnsi="Kaiti SC" w:eastAsia="Kaiti SC" w:cs="Kaiti SC"/>
+          <w:sz w:val="21"/>
+        </w:rPr>
+        <w:t xml:space="preserve">✓ </w:t>
+      </w:r>
+      <w:r>
+        <w:rPr>
+          <w:rFonts w:ascii="Kaiti SC" w:hAnsi="Kaiti SC" w:eastAsia="Kaiti SC" w:cs="Kaiti SC"/>
+          <w:sz w:val="21"/>
+        </w:rPr>
+        <w:t>[10] 2026-07-30｜Sohu｜中科宇航：一箭五星升空！力箭一号突破百星大关，太空算力组网迎来火箭 “班车时代” - Sohu</w:t>
+      </w:r>
+    </w:p>
+    <w:p>
+      <w:pPr>
+        <w:keepLines/>
+        <w:spacing w:after="60"/>
+        <w:ind w:left="369" w:hanging="227"/>
+      </w:pPr>
+      <w:r>
+        <w:rPr>
+          <w:rFonts w:ascii="Kaiti SC" w:hAnsi="Kaiti SC" w:eastAsia="Kaiti SC" w:cs="Kaiti SC"/>
+          <w:sz w:val="21"/>
+        </w:rPr>
+        <w:t xml:space="preserve">✓ </w:t>
+      </w:r>
+      <w:r>
+        <w:rPr>
+          <w:rFonts w:ascii="Kaiti SC" w:hAnsi="Kaiti SC" w:eastAsia="Kaiti SC" w:cs="Kaiti SC"/>
+          <w:sz w:val="21"/>
+        </w:rPr>
+        <w:t>[11] 2026-07-30｜雪球｜蓝箭航天：蓝箭航天(A07001)股票股价_股价行情_讨论_资讯_财报_数据报告 - 雪球</w:t>
+      </w:r>
+    </w:p>
+    <w:p>
+      <w:pPr>
+        <w:keepLines/>
+        <w:spacing w:after="60"/>
+        <w:ind w:left="369" w:hanging="227"/>
+      </w:pPr>
+      <w:r>
+        <w:rPr>
+          <w:rFonts w:ascii="Kaiti SC" w:hAnsi="Kaiti SC" w:eastAsia="Kaiti SC" w:cs="Kaiti SC"/>
+          <w:sz w:val="21"/>
+        </w:rPr>
+        <w:t xml:space="preserve">✓ </w:t>
+      </w:r>
+      <w:r>
+        <w:rPr>
+          <w:rFonts w:ascii="Kaiti SC" w:hAnsi="Kaiti SC" w:eastAsia="Kaiti SC" w:cs="Kaiti SC"/>
+          <w:sz w:val="21"/>
+        </w:rPr>
+        <w:t>[12] 2026-07-30｜425business.com｜Blue Origin：Blue Origin, NASA Partner to Test New Glenn's Upper Stage at Mississippi Site - 425business.com</w:t>
       </w:r>
     </w:p>
     <w:sectPr>

--- a/docs/data/reports/daily-documents/latest/previous_daily_report.docx
+++ b/docs/data/reports/daily-documents/latest/previous_daily_report.docx
@@ -26,7 +26,7 @@
           <w:rFonts w:ascii="Kaiti SC" w:hAnsi="Kaiti SC" w:eastAsia="Kaiti SC" w:cs="Kaiti SC"/>
           <w:sz w:val="21"/>
         </w:rPr>
-        <w:t>2026-07-30（上一自然日）</w:t>
+        <w:t>2026-07-31（上一自然日）</w:t>
       </w:r>
     </w:p>
     <w:tbl>
@@ -81,7 +81,7 @@
                 <w:b w:val="0"/>
                 <w:sz w:val="19"/>
               </w:rPr>
-              <w:t>2026-07-30</w:t>
+              <w:t>2026-07-31</w:t>
             </w:r>
           </w:p>
         </w:tc>
@@ -127,7 +127,7 @@
                 <w:b w:val="0"/>
                 <w:sz w:val="19"/>
               </w:rPr>
-              <w:t>22 条 / 5 家</w:t>
+              <w:t>21 条 / 3 家</w:t>
             </w:r>
           </w:p>
         </w:tc>
@@ -173,7 +173,7 @@
                 <w:b w:val="0"/>
                 <w:sz w:val="19"/>
               </w:rPr>
-              <w:t>12 个</w:t>
+              <w:t>15 个</w:t>
             </w:r>
           </w:p>
         </w:tc>
@@ -219,7 +219,7 @@
                 <w:b w:val="0"/>
                 <w:sz w:val="19"/>
               </w:rPr>
-              <w:t>2026-07-31</w:t>
+              <w:t>2026-08-01</w:t>
             </w:r>
           </w:p>
         </w:tc>
@@ -245,7 +245,7 @@
     </w:p>
     <w:p>
       <w:r>
-        <w:t>2026-07-30 共归档 22 条新闻，覆盖 5 家公司、12 个信息来源。 新闻量较多的公司包括 SpaceX、Blue Origin、蓝箭航天、蓝箭鸿擎。</w:t>
+        <w:t>2026-07-31 共归档 21 条新闻，覆盖 3 家公司、15 个信息来源。 新闻量较多的公司包括 SpaceX、中科宇航、Blue Origin。</w:t>
       </w:r>
     </w:p>
     <w:p>
@@ -279,7 +279,7 @@
           <w:rFonts w:ascii="Kaiti SC" w:hAnsi="Kaiti SC" w:eastAsia="Kaiti SC" w:cs="Kaiti SC"/>
           <w:sz w:val="21"/>
         </w:rPr>
-        <w:t>【发射与任务】SpaceX：Live coverage: SpaceX to launch classified payload for National Reconnaissance Office （Spaceflight Now）</w:t>
+        <w:t>【其他动态】Blue Origin：Blue Origin continues rebuilding LC-36, prepares testing alternatives for New Glenn second stage （NASASpaceflight）</w:t>
       </w:r>
     </w:p>
     <w:p>
@@ -300,7 +300,7 @@
           <w:rFonts w:ascii="Kaiti SC" w:hAnsi="Kaiti SC" w:eastAsia="Kaiti SC" w:cs="Kaiti SC"/>
           <w:sz w:val="21"/>
         </w:rPr>
-        <w:t>【发射与任务】SpaceX：SpaceX wins $1.6 billion in launch orders for military satellite networks （SpaceNews）</w:t>
+        <w:t>【市场与股价】Blue Origin：SpaceX vs Blue Origin: Why Musk's Record IPO Gave Bezos a $130B Valuation Rather Than Denting It - International Business Times UK （International Business Times UK）</w:t>
       </w:r>
     </w:p>
     <w:p>
@@ -321,7 +321,7 @@
           <w:rFonts w:ascii="Kaiti SC" w:hAnsi="Kaiti SC" w:eastAsia="Kaiti SC" w:cs="Kaiti SC"/>
           <w:sz w:val="21"/>
         </w:rPr>
-        <w:t>【市场与股价】SpaceX：What a $1,000 Investment in SpaceX at IPO Would Be Worth Today and What Comes Next （bing.com）</w:t>
+        <w:t>【发射与任务】中科宇航：中科宇航与星际数链签署高轨发射意向合同 力箭二号运载火箭高轨发射任务启动 - 证券时报 （证券时报）</w:t>
       </w:r>
     </w:p>
     <w:p>
@@ -342,7 +342,7 @@
           <w:rFonts w:ascii="Kaiti SC" w:hAnsi="Kaiti SC" w:eastAsia="Kaiti SC" w:cs="Kaiti SC"/>
           <w:sz w:val="21"/>
         </w:rPr>
-        <w:t>【市场与股价】SpaceX：What a $1,000 Investment in SpaceX at IPO Would Be Worth Today and What Comes Next （bing.com）</w:t>
+        <w:t>【发射与任务】中科宇航：力箭一号遥十八运载火箭顺利出厂 - 证券时报 （证券时报）</w:t>
       </w:r>
     </w:p>
     <w:p>
@@ -363,7 +363,7 @@
           <w:rFonts w:ascii="Kaiti SC" w:hAnsi="Kaiti SC" w:eastAsia="Kaiti SC" w:cs="Kaiti SC"/>
           <w:sz w:val="21"/>
         </w:rPr>
-        <w:t>【发射与任务】SpaceX：SpaceX stock gives up early gains on Thursday: will earnings drive a rebound? （bing.com）</w:t>
+        <w:t>【发射与任务】中科宇航：中科宇航与星际数链达成合作，力箭二号运载火箭高轨发射任务启动_手机新浪网 - finance.sina.cn （finance.sina.cn）</w:t>
       </w:r>
     </w:p>
     <w:p>
@@ -384,7 +384,7 @@
           <w:rFonts w:ascii="Kaiti SC" w:hAnsi="Kaiti SC" w:eastAsia="Kaiti SC" w:cs="Kaiti SC"/>
           <w:sz w:val="21"/>
         </w:rPr>
-        <w:t>【其他动态】蓝箭鸿擎：乾照光电联合发起产业基金投资鸿擎科技，深化卫星互联网产业链布局 - 新浪财经 （新浪财经）</w:t>
+        <w:t>【发射与任务】SpaceX：SpaceX plans late-night California rocket launch. Here's where to watch - vcstar.com （vcstar.com）</w:t>
       </w:r>
     </w:p>
     <w:p>
@@ -405,7 +405,7 @@
           <w:rFonts w:ascii="Kaiti SC" w:hAnsi="Kaiti SC" w:eastAsia="Kaiti SC" w:cs="Kaiti SC"/>
           <w:sz w:val="21"/>
         </w:rPr>
-        <w:t>【其他动态】蓝箭鸿擎：【乾照光电联合发起产业基金投资鸿擎科技，深化卫星互联网产业链布局】PjTime.COM 财经新闻 - 投影时代 （投影时代）</w:t>
+        <w:t>【发射与任务】中科宇航：中科宇航力箭一号遥十八出厂 拟近期执行“一箭9星”发射 - 观点网 （观点网）</w:t>
       </w:r>
     </w:p>
     <w:p>
@@ -426,7 +426,7 @@
           <w:rFonts w:ascii="Kaiti SC" w:hAnsi="Kaiti SC" w:eastAsia="Kaiti SC" w:cs="Kaiti SC"/>
           <w:sz w:val="21"/>
         </w:rPr>
-        <w:t>【发射与任务】Blue Origin：New Glenn's Maiden Flight Plan Put Blue Origin's Reusability to the Test （bing.com）</w:t>
+        <w:t>【发射与任务】中科宇航：中科宇航力箭一号遥十八出厂 拟近期执行“一箭9星”发射 - 观点网 （观点网）</w:t>
       </w:r>
     </w:p>
     <w:p>
@@ -447,7 +447,7 @@
           <w:rFonts w:ascii="Kaiti SC" w:hAnsi="Kaiti SC" w:eastAsia="Kaiti SC" w:cs="Kaiti SC"/>
           <w:sz w:val="21"/>
         </w:rPr>
-        <w:t>【产品与技术】蓝箭航天：“朱雀三号”亮相火箭大街 - 新浪财经 （新浪财经）</w:t>
+        <w:t>【发射与任务】SpaceX：Rocket Report: New launch rule may limit environmental regulations, Falcon 9 to hit Moon （arstechnica.com）</w:t>
       </w:r>
     </w:p>
     <w:p>
@@ -468,7 +468,7 @@
           <w:rFonts w:ascii="Kaiti SC" w:hAnsi="Kaiti SC" w:eastAsia="Kaiti SC" w:cs="Kaiti SC"/>
           <w:sz w:val="21"/>
         </w:rPr>
-        <w:t>【发射与任务】中科宇航：一箭五星升空！力箭一号突破百星大关，太空算力组网迎来火箭 “班车时代” - Sohu （Sohu）</w:t>
+        <w:t>【其他动态】SpaceX：First pictures of Starlink V3 satellites deployed during SpaceX Starship flight 13 have been released （bing.com）</w:t>
       </w:r>
     </w:p>
     <w:p>
@@ -489,7 +489,7 @@
           <w:rFonts w:ascii="Kaiti SC" w:hAnsi="Kaiti SC" w:eastAsia="Kaiti SC" w:cs="Kaiti SC"/>
           <w:sz w:val="21"/>
         </w:rPr>
-        <w:t>【市场与股价】蓝箭航天：蓝箭航天(A07001)股票股价_股价行情_讨论_资讯_财报_数据报告 - 雪球 （雪球）</w:t>
+        <w:t>【其他动态】SpaceX：First pictures of Starlink V3 satellites deployed during SpaceX Starship flight 13 have been released （bing.com）</w:t>
       </w:r>
     </w:p>
     <w:p>
@@ -510,7 +510,28 @@
           <w:rFonts w:ascii="Kaiti SC" w:hAnsi="Kaiti SC" w:eastAsia="Kaiti SC" w:cs="Kaiti SC"/>
           <w:sz w:val="21"/>
         </w:rPr>
-        <w:t>【其他动态】Blue Origin：Blue Origin, NASA Partner to Test New Glenn's Upper Stage at Mississippi Site - 425business.com （425business.com）</w:t>
+        <w:t>【发射与任务】Blue Origin：Blue Origin Blew Up Its Launch Pad, So NASA Will Invite Its Rockets Over For Testing - Jalopnik （Jalopnik）</w:t>
+      </w:r>
+    </w:p>
+    <w:p>
+      <w:pPr>
+        <w:keepLines/>
+        <w:spacing w:after="60"/>
+        <w:ind w:left="369" w:hanging="227"/>
+      </w:pPr>
+      <w:r>
+        <w:rPr>
+          <w:rFonts w:ascii="Kaiti SC" w:hAnsi="Kaiti SC" w:eastAsia="Kaiti SC" w:cs="Kaiti SC"/>
+          <w:sz w:val="21"/>
+        </w:rPr>
+        <w:t xml:space="preserve">➢ </w:t>
+      </w:r>
+      <w:r>
+        <w:rPr>
+          <w:rFonts w:ascii="Kaiti SC" w:hAnsi="Kaiti SC" w:eastAsia="Kaiti SC" w:cs="Kaiti SC"/>
+          <w:sz w:val="21"/>
+        </w:rPr>
+        <w:t>【其他动态】SpaceX：Billionaire Bill Ackman called SpaceX's Starlink a "near monopoly" in global satellite internet, but said he won't buy the stock （bing.com）</w:t>
       </w:r>
     </w:p>
     <w:p>
@@ -669,7 +690,7 @@
                 <w:b w:val="0"/>
                 <w:sz w:val="19"/>
               </w:rPr>
-              <w:t>15</w:t>
+              <w:t>9</w:t>
             </w:r>
           </w:p>
         </w:tc>
@@ -690,7 +711,7 @@
                 <w:b w:val="0"/>
                 <w:sz w:val="19"/>
               </w:rPr>
-              <w:t>发射与任务、市场与股价、其他动态</w:t>
+              <w:t>发射与任务、其他动态</w:t>
             </w:r>
           </w:p>
         </w:tc>
@@ -710,7 +731,94 @@
                 <w:b w:val="0"/>
                 <w:sz w:val="19"/>
               </w:rPr>
-              <w:t>Live coverage: SpaceX to launch classified payload for National Reconnaissance Office</w:t>
+              <w:t>SpaceX plans late-night California rocket launch. Here's where to watch - vcstar.com</w:t>
+            </w:r>
+          </w:p>
+        </w:tc>
+      </w:tr>
+      <w:tr>
+        <w:trPr>
+          <w:cantSplit/>
+        </w:trPr>
+        <w:tc>
+          <w:tcPr>
+            <w:tcW w:type="dxa" w:w="2075"/>
+            <w:vAlign w:val="center"/>
+          </w:tcPr>
+          <w:p>
+            <w:pPr>
+              <w:spacing w:after="0" w:line="252" w:lineRule="auto"/>
+            </w:pPr>
+            <w:r/>
+            <w:r>
+              <w:rPr>
+                <w:rFonts w:ascii="Kaiti SC" w:hAnsi="Kaiti SC" w:eastAsia="Kaiti SC" w:cs="Kaiti SC"/>
+                <w:b w:val="0"/>
+                <w:sz w:val="19"/>
+              </w:rPr>
+              <w:t>中科宇航</w:t>
+            </w:r>
+          </w:p>
+        </w:tc>
+        <w:tc>
+          <w:tcPr>
+            <w:tcW w:type="dxa" w:w="2075"/>
+            <w:vAlign w:val="center"/>
+          </w:tcPr>
+          <w:p>
+            <w:pPr>
+              <w:spacing w:after="0" w:line="252" w:lineRule="auto"/>
+              <w:jc w:val="center"/>
+            </w:pPr>
+            <w:r/>
+            <w:r>
+              <w:rPr>
+                <w:rFonts w:ascii="Kaiti SC" w:hAnsi="Kaiti SC" w:eastAsia="Kaiti SC" w:cs="Kaiti SC"/>
+                <w:b w:val="0"/>
+                <w:sz w:val="19"/>
+              </w:rPr>
+              <w:t>9</w:t>
+            </w:r>
+          </w:p>
+        </w:tc>
+        <w:tc>
+          <w:tcPr>
+            <w:tcW w:type="dxa" w:w="2075"/>
+            <w:vAlign w:val="center"/>
+          </w:tcPr>
+          <w:p>
+            <w:pPr>
+              <w:spacing w:after="0" w:line="252" w:lineRule="auto"/>
+              <w:jc w:val="center"/>
+            </w:pPr>
+            <w:r/>
+            <w:r>
+              <w:rPr>
+                <w:rFonts w:ascii="Kaiti SC" w:hAnsi="Kaiti SC" w:eastAsia="Kaiti SC" w:cs="Kaiti SC"/>
+                <w:b w:val="0"/>
+                <w:sz w:val="19"/>
+              </w:rPr>
+              <w:t>发射与任务</w:t>
+            </w:r>
+          </w:p>
+        </w:tc>
+        <w:tc>
+          <w:tcPr>
+            <w:tcW w:type="dxa" w:w="2075"/>
+            <w:vAlign w:val="center"/>
+          </w:tcPr>
+          <w:p>
+            <w:pPr>
+              <w:spacing w:after="0" w:line="252" w:lineRule="auto"/>
+            </w:pPr>
+            <w:r/>
+            <w:r>
+              <w:rPr>
+                <w:rFonts w:ascii="Kaiti SC" w:hAnsi="Kaiti SC" w:eastAsia="Kaiti SC" w:cs="Kaiti SC"/>
+                <w:b w:val="0"/>
+                <w:sz w:val="19"/>
+              </w:rPr>
+              <w:t>中科宇航与星际数链签署高轨发射意向合同 力箭二号运载火箭高轨发射任务启动 - 证券时报</w:t>
             </w:r>
           </w:p>
         </w:tc>
@@ -756,7 +864,7 @@
                 <w:b w:val="0"/>
                 <w:sz w:val="19"/>
               </w:rPr>
-              <w:t>2</w:t>
+              <w:t>3</w:t>
             </w:r>
           </w:p>
         </w:tc>
@@ -777,7 +885,7 @@
                 <w:b w:val="0"/>
                 <w:sz w:val="19"/>
               </w:rPr>
-              <w:t>发射与任务、其他动态</w:t>
+              <w:t>其他动态、市场与股价、发射与任务</w:t>
             </w:r>
           </w:p>
         </w:tc>
@@ -797,268 +905,7 @@
                 <w:b w:val="0"/>
                 <w:sz w:val="19"/>
               </w:rPr>
-              <w:t>New Glenn's Maiden Flight Plan Put Blue Origin's Reusability to the Test</w:t>
-            </w:r>
-          </w:p>
-        </w:tc>
-      </w:tr>
-      <w:tr>
-        <w:trPr>
-          <w:cantSplit/>
-        </w:trPr>
-        <w:tc>
-          <w:tcPr>
-            <w:tcW w:type="dxa" w:w="2075"/>
-            <w:vAlign w:val="center"/>
-          </w:tcPr>
-          <w:p>
-            <w:pPr>
-              <w:spacing w:after="0" w:line="252" w:lineRule="auto"/>
-            </w:pPr>
-            <w:r/>
-            <w:r>
-              <w:rPr>
-                <w:rFonts w:ascii="Kaiti SC" w:hAnsi="Kaiti SC" w:eastAsia="Kaiti SC" w:cs="Kaiti SC"/>
-                <w:b w:val="0"/>
-                <w:sz w:val="19"/>
-              </w:rPr>
-              <w:t>蓝箭航天</w:t>
-            </w:r>
-          </w:p>
-        </w:tc>
-        <w:tc>
-          <w:tcPr>
-            <w:tcW w:type="dxa" w:w="2075"/>
-            <w:vAlign w:val="center"/>
-          </w:tcPr>
-          <w:p>
-            <w:pPr>
-              <w:spacing w:after="0" w:line="252" w:lineRule="auto"/>
-              <w:jc w:val="center"/>
-            </w:pPr>
-            <w:r/>
-            <w:r>
-              <w:rPr>
-                <w:rFonts w:ascii="Kaiti SC" w:hAnsi="Kaiti SC" w:eastAsia="Kaiti SC" w:cs="Kaiti SC"/>
-                <w:b w:val="0"/>
-                <w:sz w:val="19"/>
-              </w:rPr>
-              <w:t>2</w:t>
-            </w:r>
-          </w:p>
-        </w:tc>
-        <w:tc>
-          <w:tcPr>
-            <w:tcW w:type="dxa" w:w="2075"/>
-            <w:vAlign w:val="center"/>
-          </w:tcPr>
-          <w:p>
-            <w:pPr>
-              <w:spacing w:after="0" w:line="252" w:lineRule="auto"/>
-              <w:jc w:val="center"/>
-            </w:pPr>
-            <w:r/>
-            <w:r>
-              <w:rPr>
-                <w:rFonts w:ascii="Kaiti SC" w:hAnsi="Kaiti SC" w:eastAsia="Kaiti SC" w:cs="Kaiti SC"/>
-                <w:b w:val="0"/>
-                <w:sz w:val="19"/>
-              </w:rPr>
-              <w:t>产品与技术、市场与股价</w:t>
-            </w:r>
-          </w:p>
-        </w:tc>
-        <w:tc>
-          <w:tcPr>
-            <w:tcW w:type="dxa" w:w="2075"/>
-            <w:vAlign w:val="center"/>
-          </w:tcPr>
-          <w:p>
-            <w:pPr>
-              <w:spacing w:after="0" w:line="252" w:lineRule="auto"/>
-            </w:pPr>
-            <w:r/>
-            <w:r>
-              <w:rPr>
-                <w:rFonts w:ascii="Kaiti SC" w:hAnsi="Kaiti SC" w:eastAsia="Kaiti SC" w:cs="Kaiti SC"/>
-                <w:b w:val="0"/>
-                <w:sz w:val="19"/>
-              </w:rPr>
-              <w:t>“朱雀三号”亮相火箭大街 - 新浪财经</w:t>
-            </w:r>
-          </w:p>
-        </w:tc>
-      </w:tr>
-      <w:tr>
-        <w:trPr>
-          <w:cantSplit/>
-        </w:trPr>
-        <w:tc>
-          <w:tcPr>
-            <w:tcW w:type="dxa" w:w="2075"/>
-            <w:vAlign w:val="center"/>
-          </w:tcPr>
-          <w:p>
-            <w:pPr>
-              <w:spacing w:after="0" w:line="252" w:lineRule="auto"/>
-            </w:pPr>
-            <w:r/>
-            <w:r>
-              <w:rPr>
-                <w:rFonts w:ascii="Kaiti SC" w:hAnsi="Kaiti SC" w:eastAsia="Kaiti SC" w:cs="Kaiti SC"/>
-                <w:b w:val="0"/>
-                <w:sz w:val="19"/>
-              </w:rPr>
-              <w:t>蓝箭鸿擎</w:t>
-            </w:r>
-          </w:p>
-        </w:tc>
-        <w:tc>
-          <w:tcPr>
-            <w:tcW w:type="dxa" w:w="2075"/>
-            <w:vAlign w:val="center"/>
-          </w:tcPr>
-          <w:p>
-            <w:pPr>
-              <w:spacing w:after="0" w:line="252" w:lineRule="auto"/>
-              <w:jc w:val="center"/>
-            </w:pPr>
-            <w:r/>
-            <w:r>
-              <w:rPr>
-                <w:rFonts w:ascii="Kaiti SC" w:hAnsi="Kaiti SC" w:eastAsia="Kaiti SC" w:cs="Kaiti SC"/>
-                <w:b w:val="0"/>
-                <w:sz w:val="19"/>
-              </w:rPr>
-              <w:t>2</w:t>
-            </w:r>
-          </w:p>
-        </w:tc>
-        <w:tc>
-          <w:tcPr>
-            <w:tcW w:type="dxa" w:w="2075"/>
-            <w:vAlign w:val="center"/>
-          </w:tcPr>
-          <w:p>
-            <w:pPr>
-              <w:spacing w:after="0" w:line="252" w:lineRule="auto"/>
-              <w:jc w:val="center"/>
-            </w:pPr>
-            <w:r/>
-            <w:r>
-              <w:rPr>
-                <w:rFonts w:ascii="Kaiti SC" w:hAnsi="Kaiti SC" w:eastAsia="Kaiti SC" w:cs="Kaiti SC"/>
-                <w:b w:val="0"/>
-                <w:sz w:val="19"/>
-              </w:rPr>
-              <w:t>其他动态</w:t>
-            </w:r>
-          </w:p>
-        </w:tc>
-        <w:tc>
-          <w:tcPr>
-            <w:tcW w:type="dxa" w:w="2075"/>
-            <w:vAlign w:val="center"/>
-          </w:tcPr>
-          <w:p>
-            <w:pPr>
-              <w:spacing w:after="0" w:line="252" w:lineRule="auto"/>
-            </w:pPr>
-            <w:r/>
-            <w:r>
-              <w:rPr>
-                <w:rFonts w:ascii="Kaiti SC" w:hAnsi="Kaiti SC" w:eastAsia="Kaiti SC" w:cs="Kaiti SC"/>
-                <w:b w:val="0"/>
-                <w:sz w:val="19"/>
-              </w:rPr>
-              <w:t>乾照光电联合发起产业基金投资鸿擎科技，深化卫星互联网产业链布局 - 新浪财经</w:t>
-            </w:r>
-          </w:p>
-        </w:tc>
-      </w:tr>
-      <w:tr>
-        <w:trPr>
-          <w:cantSplit/>
-        </w:trPr>
-        <w:tc>
-          <w:tcPr>
-            <w:tcW w:type="dxa" w:w="2075"/>
-            <w:vAlign w:val="center"/>
-          </w:tcPr>
-          <w:p>
-            <w:pPr>
-              <w:spacing w:after="0" w:line="252" w:lineRule="auto"/>
-            </w:pPr>
-            <w:r/>
-            <w:r>
-              <w:rPr>
-                <w:rFonts w:ascii="Kaiti SC" w:hAnsi="Kaiti SC" w:eastAsia="Kaiti SC" w:cs="Kaiti SC"/>
-                <w:b w:val="0"/>
-                <w:sz w:val="19"/>
-              </w:rPr>
-              <w:t>中科宇航</w:t>
-            </w:r>
-          </w:p>
-        </w:tc>
-        <w:tc>
-          <w:tcPr>
-            <w:tcW w:type="dxa" w:w="2075"/>
-            <w:vAlign w:val="center"/>
-          </w:tcPr>
-          <w:p>
-            <w:pPr>
-              <w:spacing w:after="0" w:line="252" w:lineRule="auto"/>
-              <w:jc w:val="center"/>
-            </w:pPr>
-            <w:r/>
-            <w:r>
-              <w:rPr>
-                <w:rFonts w:ascii="Kaiti SC" w:hAnsi="Kaiti SC" w:eastAsia="Kaiti SC" w:cs="Kaiti SC"/>
-                <w:b w:val="0"/>
-                <w:sz w:val="19"/>
-              </w:rPr>
-              <w:t>1</w:t>
-            </w:r>
-          </w:p>
-        </w:tc>
-        <w:tc>
-          <w:tcPr>
-            <w:tcW w:type="dxa" w:w="2075"/>
-            <w:vAlign w:val="center"/>
-          </w:tcPr>
-          <w:p>
-            <w:pPr>
-              <w:spacing w:after="0" w:line="252" w:lineRule="auto"/>
-              <w:jc w:val="center"/>
-            </w:pPr>
-            <w:r/>
-            <w:r>
-              <w:rPr>
-                <w:rFonts w:ascii="Kaiti SC" w:hAnsi="Kaiti SC" w:eastAsia="Kaiti SC" w:cs="Kaiti SC"/>
-                <w:b w:val="0"/>
-                <w:sz w:val="19"/>
-              </w:rPr>
-              <w:t>发射与任务</w:t>
-            </w:r>
-          </w:p>
-        </w:tc>
-        <w:tc>
-          <w:tcPr>
-            <w:tcW w:type="dxa" w:w="2075"/>
-            <w:vAlign w:val="center"/>
-          </w:tcPr>
-          <w:p>
-            <w:pPr>
-              <w:spacing w:after="0" w:line="252" w:lineRule="auto"/>
-            </w:pPr>
-            <w:r/>
-            <w:r>
-              <w:rPr>
-                <w:rFonts w:ascii="Kaiti SC" w:hAnsi="Kaiti SC" w:eastAsia="Kaiti SC" w:cs="Kaiti SC"/>
-                <w:b w:val="0"/>
-                <w:sz w:val="19"/>
-              </w:rPr>
-              <w:t>一箭五星升空！力箭一号突破百星大关，太空算力组网迎来火箭 “班车时代” - Sohu</w:t>
+              <w:t>Blue Origin continues rebuilding LC-36, prepares testing alternatives for New Glenn second stage</w:t>
             </w:r>
           </w:p>
         </w:tc>
@@ -1095,7 +942,7 @@
           <w:rFonts w:ascii="Kaiti SC" w:hAnsi="Kaiti SC" w:eastAsia="Kaiti SC" w:cs="Kaiti SC"/>
           <w:sz w:val="21"/>
         </w:rPr>
-        <w:t>[1] 2026-07-30｜Spaceflight Now｜SpaceX：Live coverage: SpaceX to launch classified payload for National Reconnaissance Office</w:t>
+        <w:t>[1] 2026-07-31｜NASASpaceflight｜Blue Origin：Blue Origin continues rebuilding LC-36, prepares testing alternatives for New Glenn second stage</w:t>
       </w:r>
     </w:p>
     <w:p>
@@ -1116,7 +963,7 @@
           <w:rFonts w:ascii="Kaiti SC" w:hAnsi="Kaiti SC" w:eastAsia="Kaiti SC" w:cs="Kaiti SC"/>
           <w:sz w:val="21"/>
         </w:rPr>
-        <w:t>[2] 2026-07-30｜SpaceNews｜SpaceX：SpaceX wins $1.6 billion in launch orders for military satellite networks</w:t>
+        <w:t>[2] 2026-07-31｜International Business Times UK｜Blue Origin：SpaceX vs Blue Origin: Why Musk's Record IPO Gave Bezos a $130B Valuation Rather Than Denting It - International Business Times UK</w:t>
       </w:r>
     </w:p>
     <w:p>
@@ -1137,7 +984,7 @@
           <w:rFonts w:ascii="Kaiti SC" w:hAnsi="Kaiti SC" w:eastAsia="Kaiti SC" w:cs="Kaiti SC"/>
           <w:sz w:val="21"/>
         </w:rPr>
-        <w:t>[3] 2026-07-30｜bing.com｜SpaceX：What a $1,000 Investment in SpaceX at IPO Would Be Worth Today and What Comes Next</w:t>
+        <w:t>[3] 2026-07-31｜证券时报｜中科宇航：中科宇航与星际数链签署高轨发射意向合同 力箭二号运载火箭高轨发射任务启动 - 证券时报</w:t>
       </w:r>
     </w:p>
     <w:p>
@@ -1158,7 +1005,7 @@
           <w:rFonts w:ascii="Kaiti SC" w:hAnsi="Kaiti SC" w:eastAsia="Kaiti SC" w:cs="Kaiti SC"/>
           <w:sz w:val="21"/>
         </w:rPr>
-        <w:t>[4] 2026-07-30｜bing.com｜SpaceX：What a $1,000 Investment in SpaceX at IPO Would Be Worth Today and What Comes Next</w:t>
+        <w:t>[4] 2026-07-31｜证券时报｜中科宇航：力箭一号遥十八运载火箭顺利出厂 - 证券时报</w:t>
       </w:r>
     </w:p>
     <w:p>
@@ -1179,7 +1026,7 @@
           <w:rFonts w:ascii="Kaiti SC" w:hAnsi="Kaiti SC" w:eastAsia="Kaiti SC" w:cs="Kaiti SC"/>
           <w:sz w:val="21"/>
         </w:rPr>
-        <w:t>[5] 2026-07-30｜bing.com｜SpaceX：SpaceX stock gives up early gains on Thursday: will earnings drive a rebound?</w:t>
+        <w:t>[5] 2026-07-31｜finance.sina.cn｜中科宇航：中科宇航与星际数链达成合作，力箭二号运载火箭高轨发射任务启动_手机新浪网 - finance.sina.cn</w:t>
       </w:r>
     </w:p>
     <w:p>
@@ -1200,7 +1047,7 @@
           <w:rFonts w:ascii="Kaiti SC" w:hAnsi="Kaiti SC" w:eastAsia="Kaiti SC" w:cs="Kaiti SC"/>
           <w:sz w:val="21"/>
         </w:rPr>
-        <w:t>[6] 2026-07-30｜新浪财经｜蓝箭鸿擎：乾照光电联合发起产业基金投资鸿擎科技，深化卫星互联网产业链布局 - 新浪财经</w:t>
+        <w:t>[6] 2026-07-31｜vcstar.com｜SpaceX：SpaceX plans late-night California rocket launch. Here's where to watch - vcstar.com</w:t>
       </w:r>
     </w:p>
     <w:p>
@@ -1221,7 +1068,7 @@
           <w:rFonts w:ascii="Kaiti SC" w:hAnsi="Kaiti SC" w:eastAsia="Kaiti SC" w:cs="Kaiti SC"/>
           <w:sz w:val="21"/>
         </w:rPr>
-        <w:t>[7] 2026-07-30｜投影时代｜蓝箭鸿擎：【乾照光电联合发起产业基金投资鸿擎科技，深化卫星互联网产业链布局】PjTime.COM 财经新闻 - 投影时代</w:t>
+        <w:t>[7] 2026-07-31｜观点网｜中科宇航：中科宇航力箭一号遥十八出厂 拟近期执行“一箭9星”发射 - 观点网</w:t>
       </w:r>
     </w:p>
     <w:p>
@@ -1242,7 +1089,7 @@
           <w:rFonts w:ascii="Kaiti SC" w:hAnsi="Kaiti SC" w:eastAsia="Kaiti SC" w:cs="Kaiti SC"/>
           <w:sz w:val="21"/>
         </w:rPr>
-        <w:t>[8] 2026-07-30｜bing.com｜Blue Origin：New Glenn's Maiden Flight Plan Put Blue Origin's Reusability to the Test</w:t>
+        <w:t>[8] 2026-07-31｜观点网｜中科宇航：中科宇航力箭一号遥十八出厂 拟近期执行“一箭9星”发射 - 观点网</w:t>
       </w:r>
     </w:p>
     <w:p>
@@ -1263,7 +1110,7 @@
           <w:rFonts w:ascii="Kaiti SC" w:hAnsi="Kaiti SC" w:eastAsia="Kaiti SC" w:cs="Kaiti SC"/>
           <w:sz w:val="21"/>
         </w:rPr>
-        <w:t>[9] 2026-07-30｜新浪财经｜蓝箭航天：“朱雀三号”亮相火箭大街 - 新浪财经</w:t>
+        <w:t>[9] 2026-07-31｜arstechnica.com｜SpaceX：Rocket Report: New launch rule may limit environmental regulations, Falcon 9 to hit Moon</w:t>
       </w:r>
     </w:p>
     <w:p>
@@ -1284,7 +1131,7 @@
           <w:rFonts w:ascii="Kaiti SC" w:hAnsi="Kaiti SC" w:eastAsia="Kaiti SC" w:cs="Kaiti SC"/>
           <w:sz w:val="21"/>
         </w:rPr>
-        <w:t>[10] 2026-07-30｜Sohu｜中科宇航：一箭五星升空！力箭一号突破百星大关，太空算力组网迎来火箭 “班车时代” - Sohu</w:t>
+        <w:t>[10] 2026-07-31｜bing.com｜SpaceX：First pictures of Starlink V3 satellites deployed during SpaceX Starship flight 13 have been released</w:t>
       </w:r>
     </w:p>
     <w:p>
@@ -1305,7 +1152,7 @@
           <w:rFonts w:ascii="Kaiti SC" w:hAnsi="Kaiti SC" w:eastAsia="Kaiti SC" w:cs="Kaiti SC"/>
           <w:sz w:val="21"/>
         </w:rPr>
-        <w:t>[11] 2026-07-30｜雪球｜蓝箭航天：蓝箭航天(A07001)股票股价_股价行情_讨论_资讯_财报_数据报告 - 雪球</w:t>
+        <w:t>[11] 2026-07-31｜bing.com｜SpaceX：First pictures of Starlink V3 satellites deployed during SpaceX Starship flight 13 have been released</w:t>
       </w:r>
     </w:p>
     <w:p>
@@ -1326,7 +1173,28 @@
           <w:rFonts w:ascii="Kaiti SC" w:hAnsi="Kaiti SC" w:eastAsia="Kaiti SC" w:cs="Kaiti SC"/>
           <w:sz w:val="21"/>
         </w:rPr>
-        <w:t>[12] 2026-07-30｜425business.com｜Blue Origin：Blue Origin, NASA Partner to Test New Glenn's Upper Stage at Mississippi Site - 425business.com</w:t>
+        <w:t>[12] 2026-07-31｜Jalopnik｜Blue Origin：Blue Origin Blew Up Its Launch Pad, So NASA Will Invite Its Rockets Over For Testing - Jalopnik</w:t>
+      </w:r>
+    </w:p>
+    <w:p>
+      <w:pPr>
+        <w:keepLines/>
+        <w:spacing w:after="60"/>
+        <w:ind w:left="369" w:hanging="227"/>
+      </w:pPr>
+      <w:r>
+        <w:rPr>
+          <w:rFonts w:ascii="Kaiti SC" w:hAnsi="Kaiti SC" w:eastAsia="Kaiti SC" w:cs="Kaiti SC"/>
+          <w:sz w:val="21"/>
+        </w:rPr>
+        <w:t xml:space="preserve">✓ </w:t>
+      </w:r>
+      <w:r>
+        <w:rPr>
+          <w:rFonts w:ascii="Kaiti SC" w:hAnsi="Kaiti SC" w:eastAsia="Kaiti SC" w:cs="Kaiti SC"/>
+          <w:sz w:val="21"/>
+        </w:rPr>
+        <w:t>[13] 2026-07-31｜bing.com｜SpaceX：Billionaire Bill Ackman called SpaceX's Starlink a "near monopoly" in global satellite internet, but said he won't buy the stock</w:t>
       </w:r>
     </w:p>
     <w:sectPr>

--- a/docs/data/reports/daily-documents/latest/previous_daily_report.docx
+++ b/docs/data/reports/daily-documents/latest/previous_daily_report.docx
@@ -26,7 +26,7 @@
           <w:rFonts w:ascii="Kaiti SC" w:hAnsi="Kaiti SC" w:eastAsia="Kaiti SC" w:cs="Kaiti SC"/>
           <w:sz w:val="21"/>
         </w:rPr>
-        <w:t>2026-07-31（上一自然日）</w:t>
+        <w:t>2026-08-01（上一自然日）</w:t>
       </w:r>
     </w:p>
     <w:tbl>
@@ -81,7 +81,7 @@
                 <w:b w:val="0"/>
                 <w:sz w:val="19"/>
               </w:rPr>
-              <w:t>2026-07-31</w:t>
+              <w:t>2026-08-01</w:t>
             </w:r>
           </w:p>
         </w:tc>
@@ -127,7 +127,7 @@
                 <w:b w:val="0"/>
                 <w:sz w:val="19"/>
               </w:rPr>
-              <w:t>21 条 / 3 家</w:t>
+              <w:t>29 条 / 5 家</w:t>
             </w:r>
           </w:p>
         </w:tc>
@@ -219,7 +219,7 @@
                 <w:b w:val="0"/>
                 <w:sz w:val="19"/>
               </w:rPr>
-              <w:t>2026-08-01</w:t>
+              <w:t>2026-08-02</w:t>
             </w:r>
           </w:p>
         </w:tc>
@@ -245,7 +245,7 @@
     </w:p>
     <w:p>
       <w:r>
-        <w:t>2026-07-31 共归档 21 条新闻，覆盖 3 家公司、15 个信息来源。 新闻量较多的公司包括 SpaceX、中科宇航、Blue Origin。</w:t>
+        <w:t>2026-08-01 共归档 29 条新闻，覆盖 5 家公司、15 个信息来源。 新闻量较多的公司包括 SpaceX、中科宇航、垣信卫星、蓝箭航天。</w:t>
       </w:r>
     </w:p>
     <w:p>
@@ -279,7 +279,7 @@
           <w:rFonts w:ascii="Kaiti SC" w:hAnsi="Kaiti SC" w:eastAsia="Kaiti SC" w:cs="Kaiti SC"/>
           <w:sz w:val="21"/>
         </w:rPr>
-        <w:t>【其他动态】Blue Origin：Blue Origin continues rebuilding LC-36, prepares testing alternatives for New Glenn second stage （NASASpaceflight）</w:t>
+        <w:t>【发射与任务】SpaceX：NASA, SpaceX Advance Wind Tunnel Tests for Starship Rocket （NASA）</w:t>
       </w:r>
     </w:p>
     <w:p>
@@ -300,7 +300,7 @@
           <w:rFonts w:ascii="Kaiti SC" w:hAnsi="Kaiti SC" w:eastAsia="Kaiti SC" w:cs="Kaiti SC"/>
           <w:sz w:val="21"/>
         </w:rPr>
-        <w:t>【市场与股价】Blue Origin：SpaceX vs Blue Origin: Why Musk's Record IPO Gave Bezos a $130B Valuation Rather Than Denting It - International Business Times UK （International Business Times UK）</w:t>
+        <w:t>【发射与任务】SpaceX：Live coverage: SpaceX to launch 24 Starlink satellites on Falcon 9 rocket from Vandenberg SFB （Spaceflight Now）</w:t>
       </w:r>
     </w:p>
     <w:p>
@@ -321,7 +321,7 @@
           <w:rFonts w:ascii="Kaiti SC" w:hAnsi="Kaiti SC" w:eastAsia="Kaiti SC" w:cs="Kaiti SC"/>
           <w:sz w:val="21"/>
         </w:rPr>
-        <w:t>【发射与任务】中科宇航：中科宇航与星际数链签署高轨发射意向合同 力箭二号运载火箭高轨发射任务启动 - 证券时报 （证券时报）</w:t>
+        <w:t>【市场与股价】SpaceX：SpaceX's first earnings call draws questions on starship, AI and pink rockets （bing.com）</w:t>
       </w:r>
     </w:p>
     <w:p>
@@ -342,7 +342,7 @@
           <w:rFonts w:ascii="Kaiti SC" w:hAnsi="Kaiti SC" w:eastAsia="Kaiti SC" w:cs="Kaiti SC"/>
           <w:sz w:val="21"/>
         </w:rPr>
-        <w:t>【发射与任务】中科宇航：力箭一号遥十八运载火箭顺利出厂 - 证券时报 （证券时报）</w:t>
+        <w:t>【发射与任务】SpaceX：SpaceX launches 24 Starlink satellites to orbit from California (photos) - space.com （space.com）</w:t>
       </w:r>
     </w:p>
     <w:p>
@@ -363,7 +363,7 @@
           <w:rFonts w:ascii="Kaiti SC" w:hAnsi="Kaiti SC" w:eastAsia="Kaiti SC" w:cs="Kaiti SC"/>
           <w:sz w:val="21"/>
         </w:rPr>
-        <w:t>【发射与任务】中科宇航：中科宇航与星际数链达成合作，力箭二号运载火箭高轨发射任务启动_手机新浪网 - finance.sina.cn （finance.sina.cn）</w:t>
+        <w:t>【发射与任务】SpaceX：SpaceX launches 24 Starlink satellites from Vandenberg, fleet exceeds 10,800 （bing.com）</w:t>
       </w:r>
     </w:p>
     <w:p>
@@ -384,7 +384,7 @@
           <w:rFonts w:ascii="Kaiti SC" w:hAnsi="Kaiti SC" w:eastAsia="Kaiti SC" w:cs="Kaiti SC"/>
           <w:sz w:val="21"/>
         </w:rPr>
-        <w:t>【发射与任务】SpaceX：SpaceX plans late-night California rocket launch. Here's where to watch - vcstar.com （vcstar.com）</w:t>
+        <w:t>【发射与任务】中科宇航：中科宇航与星际数链达成合作，力箭二号运载火箭高轨发射任务启动_手机新浪网 - 新浪财经 （新浪财经）</w:t>
       </w:r>
     </w:p>
     <w:p>
@@ -405,7 +405,7 @@
           <w:rFonts w:ascii="Kaiti SC" w:hAnsi="Kaiti SC" w:eastAsia="Kaiti SC" w:cs="Kaiti SC"/>
           <w:sz w:val="21"/>
         </w:rPr>
-        <w:t>【发射与任务】中科宇航：中科宇航力箭一号遥十八出厂 拟近期执行“一箭9星”发射 - 观点网 （观点网）</w:t>
+        <w:t>【发射与任务】中科宇航：中科宇航与星际数链签署高轨发射意向合同 - Jiemian.com （Jiemian.com）</w:t>
       </w:r>
     </w:p>
     <w:p>
@@ -426,7 +426,7 @@
           <w:rFonts w:ascii="Kaiti SC" w:hAnsi="Kaiti SC" w:eastAsia="Kaiti SC" w:cs="Kaiti SC"/>
           <w:sz w:val="21"/>
         </w:rPr>
-        <w:t>【发射与任务】中科宇航：中科宇航力箭一号遥十八出厂 拟近期执行“一箭9星”发射 - 观点网 （观点网）</w:t>
+        <w:t>【产品与技术】垣信卫星：“千帆星座”卫星终端产品首次亮相，飞机乘客能看直播，手机能直连卫星通话 - 东方财富 （东方财富）</w:t>
       </w:r>
     </w:p>
     <w:p>
@@ -447,7 +447,7 @@
           <w:rFonts w:ascii="Kaiti SC" w:hAnsi="Kaiti SC" w:eastAsia="Kaiti SC" w:cs="Kaiti SC"/>
           <w:sz w:val="21"/>
         </w:rPr>
-        <w:t>【发射与任务】SpaceX：Rocket Report: New launch rule may limit environmental regulations, Falcon 9 to hit Moon （arstechnica.com）</w:t>
+        <w:t>【发射与任务】Blue Origin：Rebuild after explosion: When we could see a Blue Origin launch from Florida's Space Coast - WESH （WESH）</w:t>
       </w:r>
     </w:p>
     <w:p>
@@ -468,7 +468,7 @@
           <w:rFonts w:ascii="Kaiti SC" w:hAnsi="Kaiti SC" w:eastAsia="Kaiti SC" w:cs="Kaiti SC"/>
           <w:sz w:val="21"/>
         </w:rPr>
-        <w:t>【其他动态】SpaceX：First pictures of Starlink V3 satellites deployed during SpaceX Starship flight 13 have been released （bing.com）</w:t>
+        <w:t>【产品与技术】垣信卫星：“千帆星座”卫星终端产品首次亮相，飞机乘客能看直播，手机能直连卫星通话 - 东方财富 （东方财富）</w:t>
       </w:r>
     </w:p>
     <w:p>
@@ -489,7 +489,7 @@
           <w:rFonts w:ascii="Kaiti SC" w:hAnsi="Kaiti SC" w:eastAsia="Kaiti SC" w:cs="Kaiti SC"/>
           <w:sz w:val="21"/>
         </w:rPr>
-        <w:t>【其他动态】SpaceX：First pictures of Starlink V3 satellites deployed during SpaceX Starship flight 13 have been released （bing.com）</w:t>
+        <w:t>【市场与股价】蓝箭航天：中国版“Space X”！蓝箭航天冲刺IPO，核心参股+合作方一文梳理 - 凤凰网 （凤凰网）</w:t>
       </w:r>
     </w:p>
     <w:p>
@@ -510,28 +510,7 @@
           <w:rFonts w:ascii="Kaiti SC" w:hAnsi="Kaiti SC" w:eastAsia="Kaiti SC" w:cs="Kaiti SC"/>
           <w:sz w:val="21"/>
         </w:rPr>
-        <w:t>【发射与任务】Blue Origin：Blue Origin Blew Up Its Launch Pad, So NASA Will Invite Its Rockets Over For Testing - Jalopnik （Jalopnik）</w:t>
-      </w:r>
-    </w:p>
-    <w:p>
-      <w:pPr>
-        <w:keepLines/>
-        <w:spacing w:after="60"/>
-        <w:ind w:left="369" w:hanging="227"/>
-      </w:pPr>
-      <w:r>
-        <w:rPr>
-          <w:rFonts w:ascii="Kaiti SC" w:hAnsi="Kaiti SC" w:eastAsia="Kaiti SC" w:cs="Kaiti SC"/>
-          <w:sz w:val="21"/>
-        </w:rPr>
-        <w:t xml:space="preserve">➢ </w:t>
-      </w:r>
-      <w:r>
-        <w:rPr>
-          <w:rFonts w:ascii="Kaiti SC" w:hAnsi="Kaiti SC" w:eastAsia="Kaiti SC" w:cs="Kaiti SC"/>
-          <w:sz w:val="21"/>
-        </w:rPr>
-        <w:t>【其他动态】SpaceX：Billionaire Bill Ackman called SpaceX's Starlink a "near monopoly" in global satellite internet, but said he won't buy the stock （bing.com）</w:t>
+        <w:t>【市场与股价】蓝箭航天：蓝箭航天(A07001)股票股价_股价行情_讨论_资讯_财报_数据报告 - 雪球 （雪球）</w:t>
       </w:r>
     </w:p>
     <w:p>
@@ -690,7 +669,7 @@
                 <w:b w:val="0"/>
                 <w:sz w:val="19"/>
               </w:rPr>
-              <w:t>9</w:t>
+              <w:t>22</w:t>
             </w:r>
           </w:p>
         </w:tc>
@@ -711,7 +690,7 @@
                 <w:b w:val="0"/>
                 <w:sz w:val="19"/>
               </w:rPr>
-              <w:t>发射与任务、其他动态</w:t>
+              <w:t>发射与任务、市场与股价、其他动态</w:t>
             </w:r>
           </w:p>
         </w:tc>
@@ -731,7 +710,7 @@
                 <w:b w:val="0"/>
                 <w:sz w:val="19"/>
               </w:rPr>
-              <w:t>SpaceX plans late-night California rocket launch. Here's where to watch - vcstar.com</w:t>
+              <w:t>NASA, SpaceX Advance Wind Tunnel Tests for Starship Rocket</w:t>
             </w:r>
           </w:p>
         </w:tc>
@@ -777,7 +756,7 @@
                 <w:b w:val="0"/>
                 <w:sz w:val="19"/>
               </w:rPr>
-              <w:t>9</w:t>
+              <w:t>2</w:t>
             </w:r>
           </w:p>
         </w:tc>
@@ -818,7 +797,181 @@
                 <w:b w:val="0"/>
                 <w:sz w:val="19"/>
               </w:rPr>
-              <w:t>中科宇航与星际数链签署高轨发射意向合同 力箭二号运载火箭高轨发射任务启动 - 证券时报</w:t>
+              <w:t>中科宇航与星际数链达成合作，力箭二号运载火箭高轨发射任务启动_手机新浪网 - 新浪财经</w:t>
+            </w:r>
+          </w:p>
+        </w:tc>
+      </w:tr>
+      <w:tr>
+        <w:trPr>
+          <w:cantSplit/>
+        </w:trPr>
+        <w:tc>
+          <w:tcPr>
+            <w:tcW w:type="dxa" w:w="2075"/>
+            <w:vAlign w:val="center"/>
+          </w:tcPr>
+          <w:p>
+            <w:pPr>
+              <w:spacing w:after="0" w:line="252" w:lineRule="auto"/>
+            </w:pPr>
+            <w:r/>
+            <w:r>
+              <w:rPr>
+                <w:rFonts w:ascii="Kaiti SC" w:hAnsi="Kaiti SC" w:eastAsia="Kaiti SC" w:cs="Kaiti SC"/>
+                <w:b w:val="0"/>
+                <w:sz w:val="19"/>
+              </w:rPr>
+              <w:t>垣信卫星</w:t>
+            </w:r>
+          </w:p>
+        </w:tc>
+        <w:tc>
+          <w:tcPr>
+            <w:tcW w:type="dxa" w:w="2075"/>
+            <w:vAlign w:val="center"/>
+          </w:tcPr>
+          <w:p>
+            <w:pPr>
+              <w:spacing w:after="0" w:line="252" w:lineRule="auto"/>
+              <w:jc w:val="center"/>
+            </w:pPr>
+            <w:r/>
+            <w:r>
+              <w:rPr>
+                <w:rFonts w:ascii="Kaiti SC" w:hAnsi="Kaiti SC" w:eastAsia="Kaiti SC" w:cs="Kaiti SC"/>
+                <w:b w:val="0"/>
+                <w:sz w:val="19"/>
+              </w:rPr>
+              <w:t>2</w:t>
+            </w:r>
+          </w:p>
+        </w:tc>
+        <w:tc>
+          <w:tcPr>
+            <w:tcW w:type="dxa" w:w="2075"/>
+            <w:vAlign w:val="center"/>
+          </w:tcPr>
+          <w:p>
+            <w:pPr>
+              <w:spacing w:after="0" w:line="252" w:lineRule="auto"/>
+              <w:jc w:val="center"/>
+            </w:pPr>
+            <w:r/>
+            <w:r>
+              <w:rPr>
+                <w:rFonts w:ascii="Kaiti SC" w:hAnsi="Kaiti SC" w:eastAsia="Kaiti SC" w:cs="Kaiti SC"/>
+                <w:b w:val="0"/>
+                <w:sz w:val="19"/>
+              </w:rPr>
+              <w:t>产品与技术</w:t>
+            </w:r>
+          </w:p>
+        </w:tc>
+        <w:tc>
+          <w:tcPr>
+            <w:tcW w:type="dxa" w:w="2075"/>
+            <w:vAlign w:val="center"/>
+          </w:tcPr>
+          <w:p>
+            <w:pPr>
+              <w:spacing w:after="0" w:line="252" w:lineRule="auto"/>
+            </w:pPr>
+            <w:r/>
+            <w:r>
+              <w:rPr>
+                <w:rFonts w:ascii="Kaiti SC" w:hAnsi="Kaiti SC" w:eastAsia="Kaiti SC" w:cs="Kaiti SC"/>
+                <w:b w:val="0"/>
+                <w:sz w:val="19"/>
+              </w:rPr>
+              <w:t>“千帆星座”卫星终端产品首次亮相，飞机乘客能看直播，手机能直连卫星通话 - 东方财富</w:t>
+            </w:r>
+          </w:p>
+        </w:tc>
+      </w:tr>
+      <w:tr>
+        <w:trPr>
+          <w:cantSplit/>
+        </w:trPr>
+        <w:tc>
+          <w:tcPr>
+            <w:tcW w:type="dxa" w:w="2075"/>
+            <w:vAlign w:val="center"/>
+          </w:tcPr>
+          <w:p>
+            <w:pPr>
+              <w:spacing w:after="0" w:line="252" w:lineRule="auto"/>
+            </w:pPr>
+            <w:r/>
+            <w:r>
+              <w:rPr>
+                <w:rFonts w:ascii="Kaiti SC" w:hAnsi="Kaiti SC" w:eastAsia="Kaiti SC" w:cs="Kaiti SC"/>
+                <w:b w:val="0"/>
+                <w:sz w:val="19"/>
+              </w:rPr>
+              <w:t>蓝箭航天</w:t>
+            </w:r>
+          </w:p>
+        </w:tc>
+        <w:tc>
+          <w:tcPr>
+            <w:tcW w:type="dxa" w:w="2075"/>
+            <w:vAlign w:val="center"/>
+          </w:tcPr>
+          <w:p>
+            <w:pPr>
+              <w:spacing w:after="0" w:line="252" w:lineRule="auto"/>
+              <w:jc w:val="center"/>
+            </w:pPr>
+            <w:r/>
+            <w:r>
+              <w:rPr>
+                <w:rFonts w:ascii="Kaiti SC" w:hAnsi="Kaiti SC" w:eastAsia="Kaiti SC" w:cs="Kaiti SC"/>
+                <w:b w:val="0"/>
+                <w:sz w:val="19"/>
+              </w:rPr>
+              <w:t>2</w:t>
+            </w:r>
+          </w:p>
+        </w:tc>
+        <w:tc>
+          <w:tcPr>
+            <w:tcW w:type="dxa" w:w="2075"/>
+            <w:vAlign w:val="center"/>
+          </w:tcPr>
+          <w:p>
+            <w:pPr>
+              <w:spacing w:after="0" w:line="252" w:lineRule="auto"/>
+              <w:jc w:val="center"/>
+            </w:pPr>
+            <w:r/>
+            <w:r>
+              <w:rPr>
+                <w:rFonts w:ascii="Kaiti SC" w:hAnsi="Kaiti SC" w:eastAsia="Kaiti SC" w:cs="Kaiti SC"/>
+                <w:b w:val="0"/>
+                <w:sz w:val="19"/>
+              </w:rPr>
+              <w:t>市场与股价</w:t>
+            </w:r>
+          </w:p>
+        </w:tc>
+        <w:tc>
+          <w:tcPr>
+            <w:tcW w:type="dxa" w:w="2075"/>
+            <w:vAlign w:val="center"/>
+          </w:tcPr>
+          <w:p>
+            <w:pPr>
+              <w:spacing w:after="0" w:line="252" w:lineRule="auto"/>
+            </w:pPr>
+            <w:r/>
+            <w:r>
+              <w:rPr>
+                <w:rFonts w:ascii="Kaiti SC" w:hAnsi="Kaiti SC" w:eastAsia="Kaiti SC" w:cs="Kaiti SC"/>
+                <w:b w:val="0"/>
+                <w:sz w:val="19"/>
+              </w:rPr>
+              <w:t>中国版“Space X”！蓝箭航天冲刺IPO，核心参股+合作方一文梳理 - 凤凰网</w:t>
             </w:r>
           </w:p>
         </w:tc>
@@ -864,7 +1017,7 @@
                 <w:b w:val="0"/>
                 <w:sz w:val="19"/>
               </w:rPr>
-              <w:t>3</w:t>
+              <w:t>1</w:t>
             </w:r>
           </w:p>
         </w:tc>
@@ -885,7 +1038,7 @@
                 <w:b w:val="0"/>
                 <w:sz w:val="19"/>
               </w:rPr>
-              <w:t>其他动态、市场与股价、发射与任务</w:t>
+              <w:t>发射与任务</w:t>
             </w:r>
           </w:p>
         </w:tc>
@@ -905,7 +1058,7 @@
                 <w:b w:val="0"/>
                 <w:sz w:val="19"/>
               </w:rPr>
-              <w:t>Blue Origin continues rebuilding LC-36, prepares testing alternatives for New Glenn second stage</w:t>
+              <w:t>Rebuild after explosion: When we could see a Blue Origin launch from Florida's Space Coast - WESH</w:t>
             </w:r>
           </w:p>
         </w:tc>
@@ -942,7 +1095,7 @@
           <w:rFonts w:ascii="Kaiti SC" w:hAnsi="Kaiti SC" w:eastAsia="Kaiti SC" w:cs="Kaiti SC"/>
           <w:sz w:val="21"/>
         </w:rPr>
-        <w:t>[1] 2026-07-31｜NASASpaceflight｜Blue Origin：Blue Origin continues rebuilding LC-36, prepares testing alternatives for New Glenn second stage</w:t>
+        <w:t>[1] 2026-08-01｜NASA｜SpaceX：NASA, SpaceX Advance Wind Tunnel Tests for Starship Rocket</w:t>
       </w:r>
     </w:p>
     <w:p>
@@ -963,7 +1116,7 @@
           <w:rFonts w:ascii="Kaiti SC" w:hAnsi="Kaiti SC" w:eastAsia="Kaiti SC" w:cs="Kaiti SC"/>
           <w:sz w:val="21"/>
         </w:rPr>
-        <w:t>[2] 2026-07-31｜International Business Times UK｜Blue Origin：SpaceX vs Blue Origin: Why Musk's Record IPO Gave Bezos a $130B Valuation Rather Than Denting It - International Business Times UK</w:t>
+        <w:t>[2] 2026-08-01｜Spaceflight Now｜SpaceX：Live coverage: SpaceX to launch 24 Starlink satellites on Falcon 9 rocket from Vandenberg SFB</w:t>
       </w:r>
     </w:p>
     <w:p>
@@ -984,7 +1137,7 @@
           <w:rFonts w:ascii="Kaiti SC" w:hAnsi="Kaiti SC" w:eastAsia="Kaiti SC" w:cs="Kaiti SC"/>
           <w:sz w:val="21"/>
         </w:rPr>
-        <w:t>[3] 2026-07-31｜证券时报｜中科宇航：中科宇航与星际数链签署高轨发射意向合同 力箭二号运载火箭高轨发射任务启动 - 证券时报</w:t>
+        <w:t>[3] 2026-08-01｜bing.com｜SpaceX：SpaceX's first earnings call draws questions on starship, AI and pink rockets</w:t>
       </w:r>
     </w:p>
     <w:p>
@@ -1005,7 +1158,7 @@
           <w:rFonts w:ascii="Kaiti SC" w:hAnsi="Kaiti SC" w:eastAsia="Kaiti SC" w:cs="Kaiti SC"/>
           <w:sz w:val="21"/>
         </w:rPr>
-        <w:t>[4] 2026-07-31｜证券时报｜中科宇航：力箭一号遥十八运载火箭顺利出厂 - 证券时报</w:t>
+        <w:t>[4] 2026-08-01｜space.com｜SpaceX：SpaceX launches 24 Starlink satellites to orbit from California (photos) - space.com</w:t>
       </w:r>
     </w:p>
     <w:p>
@@ -1026,7 +1179,7 @@
           <w:rFonts w:ascii="Kaiti SC" w:hAnsi="Kaiti SC" w:eastAsia="Kaiti SC" w:cs="Kaiti SC"/>
           <w:sz w:val="21"/>
         </w:rPr>
-        <w:t>[5] 2026-07-31｜finance.sina.cn｜中科宇航：中科宇航与星际数链达成合作，力箭二号运载火箭高轨发射任务启动_手机新浪网 - finance.sina.cn</w:t>
+        <w:t>[5] 2026-08-01｜bing.com｜SpaceX：SpaceX launches 24 Starlink satellites from Vandenberg, fleet exceeds 10,800</w:t>
       </w:r>
     </w:p>
     <w:p>
@@ -1047,7 +1200,7 @@
           <w:rFonts w:ascii="Kaiti SC" w:hAnsi="Kaiti SC" w:eastAsia="Kaiti SC" w:cs="Kaiti SC"/>
           <w:sz w:val="21"/>
         </w:rPr>
-        <w:t>[6] 2026-07-31｜vcstar.com｜SpaceX：SpaceX plans late-night California rocket launch. Here's where to watch - vcstar.com</w:t>
+        <w:t>[6] 2026-08-01｜新浪财经｜中科宇航：中科宇航与星际数链达成合作，力箭二号运载火箭高轨发射任务启动_手机新浪网 - 新浪财经</w:t>
       </w:r>
     </w:p>
     <w:p>
@@ -1068,7 +1221,7 @@
           <w:rFonts w:ascii="Kaiti SC" w:hAnsi="Kaiti SC" w:eastAsia="Kaiti SC" w:cs="Kaiti SC"/>
           <w:sz w:val="21"/>
         </w:rPr>
-        <w:t>[7] 2026-07-31｜观点网｜中科宇航：中科宇航力箭一号遥十八出厂 拟近期执行“一箭9星”发射 - 观点网</w:t>
+        <w:t>[7] 2026-08-01｜Jiemian.com｜中科宇航：中科宇航与星际数链签署高轨发射意向合同 - Jiemian.com</w:t>
       </w:r>
     </w:p>
     <w:p>
@@ -1089,7 +1242,7 @@
           <w:rFonts w:ascii="Kaiti SC" w:hAnsi="Kaiti SC" w:eastAsia="Kaiti SC" w:cs="Kaiti SC"/>
           <w:sz w:val="21"/>
         </w:rPr>
-        <w:t>[8] 2026-07-31｜观点网｜中科宇航：中科宇航力箭一号遥十八出厂 拟近期执行“一箭9星”发射 - 观点网</w:t>
+        <w:t>[8] 2026-08-01｜东方财富｜垣信卫星：“千帆星座”卫星终端产品首次亮相，飞机乘客能看直播，手机能直连卫星通话 - 东方财富</w:t>
       </w:r>
     </w:p>
     <w:p>
@@ -1110,7 +1263,7 @@
           <w:rFonts w:ascii="Kaiti SC" w:hAnsi="Kaiti SC" w:eastAsia="Kaiti SC" w:cs="Kaiti SC"/>
           <w:sz w:val="21"/>
         </w:rPr>
-        <w:t>[9] 2026-07-31｜arstechnica.com｜SpaceX：Rocket Report: New launch rule may limit environmental regulations, Falcon 9 to hit Moon</w:t>
+        <w:t>[9] 2026-08-01｜WESH｜Blue Origin：Rebuild after explosion: When we could see a Blue Origin launch from Florida's Space Coast - WESH</w:t>
       </w:r>
     </w:p>
     <w:p>
@@ -1131,7 +1284,7 @@
           <w:rFonts w:ascii="Kaiti SC" w:hAnsi="Kaiti SC" w:eastAsia="Kaiti SC" w:cs="Kaiti SC"/>
           <w:sz w:val="21"/>
         </w:rPr>
-        <w:t>[10] 2026-07-31｜bing.com｜SpaceX：First pictures of Starlink V3 satellites deployed during SpaceX Starship flight 13 have been released</w:t>
+        <w:t>[10] 2026-08-01｜东方财富｜垣信卫星：“千帆星座”卫星终端产品首次亮相，飞机乘客能看直播，手机能直连卫星通话 - 东方财富</w:t>
       </w:r>
     </w:p>
     <w:p>
@@ -1152,7 +1305,7 @@
           <w:rFonts w:ascii="Kaiti SC" w:hAnsi="Kaiti SC" w:eastAsia="Kaiti SC" w:cs="Kaiti SC"/>
           <w:sz w:val="21"/>
         </w:rPr>
-        <w:t>[11] 2026-07-31｜bing.com｜SpaceX：First pictures of Starlink V3 satellites deployed during SpaceX Starship flight 13 have been released</w:t>
+        <w:t>[11] 2026-08-01｜凤凰网｜蓝箭航天：中国版“Space X”！蓝箭航天冲刺IPO，核心参股+合作方一文梳理 - 凤凰网</w:t>
       </w:r>
     </w:p>
     <w:p>
@@ -1173,28 +1326,7 @@
           <w:rFonts w:ascii="Kaiti SC" w:hAnsi="Kaiti SC" w:eastAsia="Kaiti SC" w:cs="Kaiti SC"/>
           <w:sz w:val="21"/>
         </w:rPr>
-        <w:t>[12] 2026-07-31｜Jalopnik｜Blue Origin：Blue Origin Blew Up Its Launch Pad, So NASA Will Invite Its Rockets Over For Testing - Jalopnik</w:t>
-      </w:r>
-    </w:p>
-    <w:p>
-      <w:pPr>
-        <w:keepLines/>
-        <w:spacing w:after="60"/>
-        <w:ind w:left="369" w:hanging="227"/>
-      </w:pPr>
-      <w:r>
-        <w:rPr>
-          <w:rFonts w:ascii="Kaiti SC" w:hAnsi="Kaiti SC" w:eastAsia="Kaiti SC" w:cs="Kaiti SC"/>
-          <w:sz w:val="21"/>
-        </w:rPr>
-        <w:t xml:space="preserve">✓ </w:t>
-      </w:r>
-      <w:r>
-        <w:rPr>
-          <w:rFonts w:ascii="Kaiti SC" w:hAnsi="Kaiti SC" w:eastAsia="Kaiti SC" w:cs="Kaiti SC"/>
-          <w:sz w:val="21"/>
-        </w:rPr>
-        <w:t>[13] 2026-07-31｜bing.com｜SpaceX：Billionaire Bill Ackman called SpaceX's Starlink a "near monopoly" in global satellite internet, but said he won't buy the stock</w:t>
+        <w:t>[12] 2026-08-01｜雪球｜蓝箭航天：蓝箭航天(A07001)股票股价_股价行情_讨论_资讯_财报_数据报告 - 雪球</w:t>
       </w:r>
     </w:p>
     <w:sectPr>

--- a/docs/data/reports/daily-documents/latest/previous_daily_report.docx
+++ b/docs/data/reports/daily-documents/latest/previous_daily_report.docx
@@ -26,7 +26,7 @@
           <w:rFonts w:ascii="Kaiti SC" w:hAnsi="Kaiti SC" w:eastAsia="Kaiti SC" w:cs="Kaiti SC"/>
           <w:sz w:val="21"/>
         </w:rPr>
-        <w:t>2026-08-01（上一自然日）</w:t>
+        <w:t>2026-08-02（上一自然日）</w:t>
       </w:r>
     </w:p>
     <w:tbl>
@@ -81,7 +81,7 @@
                 <w:b w:val="0"/>
                 <w:sz w:val="19"/>
               </w:rPr>
-              <w:t>2026-08-01</w:t>
+              <w:t>2026-08-02</w:t>
             </w:r>
           </w:p>
         </w:tc>
@@ -127,7 +127,7 @@
                 <w:b w:val="0"/>
                 <w:sz w:val="19"/>
               </w:rPr>
-              <w:t>29 条 / 5 家</w:t>
+              <w:t>5 条 / 4 家</w:t>
             </w:r>
           </w:p>
         </w:tc>
@@ -173,7 +173,7 @@
                 <w:b w:val="0"/>
                 <w:sz w:val="19"/>
               </w:rPr>
-              <w:t>15 个</w:t>
+              <w:t>4 个</w:t>
             </w:r>
           </w:p>
         </w:tc>
@@ -219,7 +219,7 @@
                 <w:b w:val="0"/>
                 <w:sz w:val="19"/>
               </w:rPr>
-              <w:t>2026-08-02</w:t>
+              <w:t>2026-08-03</w:t>
             </w:r>
           </w:p>
         </w:tc>
@@ -245,7 +245,7 @@
     </w:p>
     <w:p>
       <w:r>
-        <w:t>2026-08-01 共归档 29 条新闻，覆盖 5 家公司、15 个信息来源。 新闻量较多的公司包括 SpaceX、中科宇航、垣信卫星、蓝箭航天。</w:t>
+        <w:t>2026-08-02 共归档 5 条新闻，覆盖 4 家公司、4 个信息来源。 新闻量较多的公司包括 SpaceX、Blue Origin、中科宇航、蓝箭航天。</w:t>
       </w:r>
     </w:p>
     <w:p>
@@ -279,7 +279,7 @@
           <w:rFonts w:ascii="Kaiti SC" w:hAnsi="Kaiti SC" w:eastAsia="Kaiti SC" w:cs="Kaiti SC"/>
           <w:sz w:val="21"/>
         </w:rPr>
-        <w:t>【发射与任务】SpaceX：NASA, SpaceX Advance Wind Tunnel Tests for Starship Rocket （NASA）</w:t>
+        <w:t>【订单与合作】Blue Origin：U.S. Air Force expands Blue Origin rocket cargo contract （SpaceNews）</w:t>
       </w:r>
     </w:p>
     <w:p>
@@ -300,7 +300,7 @@
           <w:rFonts w:ascii="Kaiti SC" w:hAnsi="Kaiti SC" w:eastAsia="Kaiti SC" w:cs="Kaiti SC"/>
           <w:sz w:val="21"/>
         </w:rPr>
-        <w:t>【发射与任务】SpaceX：Live coverage: SpaceX to launch 24 Starlink satellites on Falcon 9 rocket from Vandenberg SFB （Spaceflight Now）</w:t>
+        <w:t>【市场与股价】SpaceX：SpaceX Demonstrates Starfall Capsule as Liquidity Event Accelerates In-Space Manufacturing Ventures （satnews.com）</w:t>
       </w:r>
     </w:p>
     <w:p>
@@ -321,7 +321,7 @@
           <w:rFonts w:ascii="Kaiti SC" w:hAnsi="Kaiti SC" w:eastAsia="Kaiti SC" w:cs="Kaiti SC"/>
           <w:sz w:val="21"/>
         </w:rPr>
-        <w:t>【市场与股价】SpaceX：SpaceX's first earnings call draws questions on starship, AI and pink rockets （bing.com）</w:t>
+        <w:t>【发射与任务】中科宇航：中科宇航签署高轨卫星发射意向合同 采用力箭二号与力巡一号组合 - 新浪财经 （新浪财经）</w:t>
       </w:r>
     </w:p>
     <w:p>
@@ -342,7 +342,7 @@
           <w:rFonts w:ascii="Kaiti SC" w:hAnsi="Kaiti SC" w:eastAsia="Kaiti SC" w:cs="Kaiti SC"/>
           <w:sz w:val="21"/>
         </w:rPr>
-        <w:t>【发射与任务】SpaceX：SpaceX launches 24 Starlink satellites to orbit from California (photos) - space.com （space.com）</w:t>
+        <w:t>【发射与任务】SpaceX：SpaceX launches 24 Starlink satellites from California - eciks.org （eciks.org）</w:t>
       </w:r>
     </w:p>
     <w:p>
@@ -363,154 +363,7 @@
           <w:rFonts w:ascii="Kaiti SC" w:hAnsi="Kaiti SC" w:eastAsia="Kaiti SC" w:cs="Kaiti SC"/>
           <w:sz w:val="21"/>
         </w:rPr>
-        <w:t>【发射与任务】SpaceX：SpaceX launches 24 Starlink satellites from Vandenberg, fleet exceeds 10,800 （bing.com）</w:t>
-      </w:r>
-    </w:p>
-    <w:p>
-      <w:pPr>
-        <w:keepLines/>
-        <w:spacing w:after="60"/>
-        <w:ind w:left="369" w:hanging="227"/>
-      </w:pPr>
-      <w:r>
-        <w:rPr>
-          <w:rFonts w:ascii="Kaiti SC" w:hAnsi="Kaiti SC" w:eastAsia="Kaiti SC" w:cs="Kaiti SC"/>
-          <w:sz w:val="21"/>
-        </w:rPr>
-        <w:t xml:space="preserve">➢ </w:t>
-      </w:r>
-      <w:r>
-        <w:rPr>
-          <w:rFonts w:ascii="Kaiti SC" w:hAnsi="Kaiti SC" w:eastAsia="Kaiti SC" w:cs="Kaiti SC"/>
-          <w:sz w:val="21"/>
-        </w:rPr>
-        <w:t>【发射与任务】中科宇航：中科宇航与星际数链达成合作，力箭二号运载火箭高轨发射任务启动_手机新浪网 - 新浪财经 （新浪财经）</w:t>
-      </w:r>
-    </w:p>
-    <w:p>
-      <w:pPr>
-        <w:keepLines/>
-        <w:spacing w:after="60"/>
-        <w:ind w:left="369" w:hanging="227"/>
-      </w:pPr>
-      <w:r>
-        <w:rPr>
-          <w:rFonts w:ascii="Kaiti SC" w:hAnsi="Kaiti SC" w:eastAsia="Kaiti SC" w:cs="Kaiti SC"/>
-          <w:sz w:val="21"/>
-        </w:rPr>
-        <w:t xml:space="preserve">➢ </w:t>
-      </w:r>
-      <w:r>
-        <w:rPr>
-          <w:rFonts w:ascii="Kaiti SC" w:hAnsi="Kaiti SC" w:eastAsia="Kaiti SC" w:cs="Kaiti SC"/>
-          <w:sz w:val="21"/>
-        </w:rPr>
-        <w:t>【发射与任务】中科宇航：中科宇航与星际数链签署高轨发射意向合同 - Jiemian.com （Jiemian.com）</w:t>
-      </w:r>
-    </w:p>
-    <w:p>
-      <w:pPr>
-        <w:keepLines/>
-        <w:spacing w:after="60"/>
-        <w:ind w:left="369" w:hanging="227"/>
-      </w:pPr>
-      <w:r>
-        <w:rPr>
-          <w:rFonts w:ascii="Kaiti SC" w:hAnsi="Kaiti SC" w:eastAsia="Kaiti SC" w:cs="Kaiti SC"/>
-          <w:sz w:val="21"/>
-        </w:rPr>
-        <w:t xml:space="preserve">➢ </w:t>
-      </w:r>
-      <w:r>
-        <w:rPr>
-          <w:rFonts w:ascii="Kaiti SC" w:hAnsi="Kaiti SC" w:eastAsia="Kaiti SC" w:cs="Kaiti SC"/>
-          <w:sz w:val="21"/>
-        </w:rPr>
-        <w:t>【产品与技术】垣信卫星：“千帆星座”卫星终端产品首次亮相，飞机乘客能看直播，手机能直连卫星通话 - 东方财富 （东方财富）</w:t>
-      </w:r>
-    </w:p>
-    <w:p>
-      <w:pPr>
-        <w:keepLines/>
-        <w:spacing w:after="60"/>
-        <w:ind w:left="369" w:hanging="227"/>
-      </w:pPr>
-      <w:r>
-        <w:rPr>
-          <w:rFonts w:ascii="Kaiti SC" w:hAnsi="Kaiti SC" w:eastAsia="Kaiti SC" w:cs="Kaiti SC"/>
-          <w:sz w:val="21"/>
-        </w:rPr>
-        <w:t xml:space="preserve">➢ </w:t>
-      </w:r>
-      <w:r>
-        <w:rPr>
-          <w:rFonts w:ascii="Kaiti SC" w:hAnsi="Kaiti SC" w:eastAsia="Kaiti SC" w:cs="Kaiti SC"/>
-          <w:sz w:val="21"/>
-        </w:rPr>
-        <w:t>【发射与任务】Blue Origin：Rebuild after explosion: When we could see a Blue Origin launch from Florida's Space Coast - WESH （WESH）</w:t>
-      </w:r>
-    </w:p>
-    <w:p>
-      <w:pPr>
-        <w:keepLines/>
-        <w:spacing w:after="60"/>
-        <w:ind w:left="369" w:hanging="227"/>
-      </w:pPr>
-      <w:r>
-        <w:rPr>
-          <w:rFonts w:ascii="Kaiti SC" w:hAnsi="Kaiti SC" w:eastAsia="Kaiti SC" w:cs="Kaiti SC"/>
-          <w:sz w:val="21"/>
-        </w:rPr>
-        <w:t xml:space="preserve">➢ </w:t>
-      </w:r>
-      <w:r>
-        <w:rPr>
-          <w:rFonts w:ascii="Kaiti SC" w:hAnsi="Kaiti SC" w:eastAsia="Kaiti SC" w:cs="Kaiti SC"/>
-          <w:sz w:val="21"/>
-        </w:rPr>
-        <w:t>【产品与技术】垣信卫星：“千帆星座”卫星终端产品首次亮相，飞机乘客能看直播，手机能直连卫星通话 - 东方财富 （东方财富）</w:t>
-      </w:r>
-    </w:p>
-    <w:p>
-      <w:pPr>
-        <w:keepLines/>
-        <w:spacing w:after="60"/>
-        <w:ind w:left="369" w:hanging="227"/>
-      </w:pPr>
-      <w:r>
-        <w:rPr>
-          <w:rFonts w:ascii="Kaiti SC" w:hAnsi="Kaiti SC" w:eastAsia="Kaiti SC" w:cs="Kaiti SC"/>
-          <w:sz w:val="21"/>
-        </w:rPr>
-        <w:t xml:space="preserve">➢ </w:t>
-      </w:r>
-      <w:r>
-        <w:rPr>
-          <w:rFonts w:ascii="Kaiti SC" w:hAnsi="Kaiti SC" w:eastAsia="Kaiti SC" w:cs="Kaiti SC"/>
-          <w:sz w:val="21"/>
-        </w:rPr>
-        <w:t>【市场与股价】蓝箭航天：中国版“Space X”！蓝箭航天冲刺IPO，核心参股+合作方一文梳理 - 凤凰网 （凤凰网）</w:t>
-      </w:r>
-    </w:p>
-    <w:p>
-      <w:pPr>
-        <w:keepLines/>
-        <w:spacing w:after="60"/>
-        <w:ind w:left="369" w:hanging="227"/>
-      </w:pPr>
-      <w:r>
-        <w:rPr>
-          <w:rFonts w:ascii="Kaiti SC" w:hAnsi="Kaiti SC" w:eastAsia="Kaiti SC" w:cs="Kaiti SC"/>
-          <w:sz w:val="21"/>
-        </w:rPr>
-        <w:t xml:space="preserve">➢ </w:t>
-      </w:r>
-      <w:r>
-        <w:rPr>
-          <w:rFonts w:ascii="Kaiti SC" w:hAnsi="Kaiti SC" w:eastAsia="Kaiti SC" w:cs="Kaiti SC"/>
-          <w:sz w:val="21"/>
-        </w:rPr>
-        <w:t>【市场与股价】蓝箭航天：蓝箭航天(A07001)股票股价_股价行情_讨论_资讯_财报_数据报告 - 雪球 （雪球）</w:t>
+        <w:t>【市场与股价】蓝箭航天：蛰伏三个月后冲刺IPO，谁在蓝箭航天身后站台？ - 新浪财经 （新浪财经）</w:t>
       </w:r>
     </w:p>
     <w:p>
@@ -669,93 +522,6 @@
                 <w:b w:val="0"/>
                 <w:sz w:val="19"/>
               </w:rPr>
-              <w:t>22</w:t>
-            </w:r>
-          </w:p>
-        </w:tc>
-        <w:tc>
-          <w:tcPr>
-            <w:tcW w:type="dxa" w:w="2075"/>
-            <w:vAlign w:val="center"/>
-          </w:tcPr>
-          <w:p>
-            <w:pPr>
-              <w:spacing w:after="0" w:line="252" w:lineRule="auto"/>
-              <w:jc w:val="center"/>
-            </w:pPr>
-            <w:r/>
-            <w:r>
-              <w:rPr>
-                <w:rFonts w:ascii="Kaiti SC" w:hAnsi="Kaiti SC" w:eastAsia="Kaiti SC" w:cs="Kaiti SC"/>
-                <w:b w:val="0"/>
-                <w:sz w:val="19"/>
-              </w:rPr>
-              <w:t>发射与任务、市场与股价、其他动态</w:t>
-            </w:r>
-          </w:p>
-        </w:tc>
-        <w:tc>
-          <w:tcPr>
-            <w:tcW w:type="dxa" w:w="2075"/>
-            <w:vAlign w:val="center"/>
-          </w:tcPr>
-          <w:p>
-            <w:pPr>
-              <w:spacing w:after="0" w:line="252" w:lineRule="auto"/>
-            </w:pPr>
-            <w:r/>
-            <w:r>
-              <w:rPr>
-                <w:rFonts w:ascii="Kaiti SC" w:hAnsi="Kaiti SC" w:eastAsia="Kaiti SC" w:cs="Kaiti SC"/>
-                <w:b w:val="0"/>
-                <w:sz w:val="19"/>
-              </w:rPr>
-              <w:t>NASA, SpaceX Advance Wind Tunnel Tests for Starship Rocket</w:t>
-            </w:r>
-          </w:p>
-        </w:tc>
-      </w:tr>
-      <w:tr>
-        <w:trPr>
-          <w:cantSplit/>
-        </w:trPr>
-        <w:tc>
-          <w:tcPr>
-            <w:tcW w:type="dxa" w:w="2075"/>
-            <w:vAlign w:val="center"/>
-          </w:tcPr>
-          <w:p>
-            <w:pPr>
-              <w:spacing w:after="0" w:line="252" w:lineRule="auto"/>
-            </w:pPr>
-            <w:r/>
-            <w:r>
-              <w:rPr>
-                <w:rFonts w:ascii="Kaiti SC" w:hAnsi="Kaiti SC" w:eastAsia="Kaiti SC" w:cs="Kaiti SC"/>
-                <w:b w:val="0"/>
-                <w:sz w:val="19"/>
-              </w:rPr>
-              <w:t>中科宇航</w:t>
-            </w:r>
-          </w:p>
-        </w:tc>
-        <w:tc>
-          <w:tcPr>
-            <w:tcW w:type="dxa" w:w="2075"/>
-            <w:vAlign w:val="center"/>
-          </w:tcPr>
-          <w:p>
-            <w:pPr>
-              <w:spacing w:after="0" w:line="252" w:lineRule="auto"/>
-              <w:jc w:val="center"/>
-            </w:pPr>
-            <w:r/>
-            <w:r>
-              <w:rPr>
-                <w:rFonts w:ascii="Kaiti SC" w:hAnsi="Kaiti SC" w:eastAsia="Kaiti SC" w:cs="Kaiti SC"/>
-                <w:b w:val="0"/>
-                <w:sz w:val="19"/>
-              </w:rPr>
               <w:t>2</w:t>
             </w:r>
           </w:p>
@@ -777,7 +543,7 @@
                 <w:b w:val="0"/>
                 <w:sz w:val="19"/>
               </w:rPr>
-              <w:t>发射与任务</w:t>
+              <w:t>市场与股价、发射与任务</w:t>
             </w:r>
           </w:p>
         </w:tc>
@@ -797,181 +563,7 @@
                 <w:b w:val="0"/>
                 <w:sz w:val="19"/>
               </w:rPr>
-              <w:t>中科宇航与星际数链达成合作，力箭二号运载火箭高轨发射任务启动_手机新浪网 - 新浪财经</w:t>
-            </w:r>
-          </w:p>
-        </w:tc>
-      </w:tr>
-      <w:tr>
-        <w:trPr>
-          <w:cantSplit/>
-        </w:trPr>
-        <w:tc>
-          <w:tcPr>
-            <w:tcW w:type="dxa" w:w="2075"/>
-            <w:vAlign w:val="center"/>
-          </w:tcPr>
-          <w:p>
-            <w:pPr>
-              <w:spacing w:after="0" w:line="252" w:lineRule="auto"/>
-            </w:pPr>
-            <w:r/>
-            <w:r>
-              <w:rPr>
-                <w:rFonts w:ascii="Kaiti SC" w:hAnsi="Kaiti SC" w:eastAsia="Kaiti SC" w:cs="Kaiti SC"/>
-                <w:b w:val="0"/>
-                <w:sz w:val="19"/>
-              </w:rPr>
-              <w:t>垣信卫星</w:t>
-            </w:r>
-          </w:p>
-        </w:tc>
-        <w:tc>
-          <w:tcPr>
-            <w:tcW w:type="dxa" w:w="2075"/>
-            <w:vAlign w:val="center"/>
-          </w:tcPr>
-          <w:p>
-            <w:pPr>
-              <w:spacing w:after="0" w:line="252" w:lineRule="auto"/>
-              <w:jc w:val="center"/>
-            </w:pPr>
-            <w:r/>
-            <w:r>
-              <w:rPr>
-                <w:rFonts w:ascii="Kaiti SC" w:hAnsi="Kaiti SC" w:eastAsia="Kaiti SC" w:cs="Kaiti SC"/>
-                <w:b w:val="0"/>
-                <w:sz w:val="19"/>
-              </w:rPr>
-              <w:t>2</w:t>
-            </w:r>
-          </w:p>
-        </w:tc>
-        <w:tc>
-          <w:tcPr>
-            <w:tcW w:type="dxa" w:w="2075"/>
-            <w:vAlign w:val="center"/>
-          </w:tcPr>
-          <w:p>
-            <w:pPr>
-              <w:spacing w:after="0" w:line="252" w:lineRule="auto"/>
-              <w:jc w:val="center"/>
-            </w:pPr>
-            <w:r/>
-            <w:r>
-              <w:rPr>
-                <w:rFonts w:ascii="Kaiti SC" w:hAnsi="Kaiti SC" w:eastAsia="Kaiti SC" w:cs="Kaiti SC"/>
-                <w:b w:val="0"/>
-                <w:sz w:val="19"/>
-              </w:rPr>
-              <w:t>产品与技术</w:t>
-            </w:r>
-          </w:p>
-        </w:tc>
-        <w:tc>
-          <w:tcPr>
-            <w:tcW w:type="dxa" w:w="2075"/>
-            <w:vAlign w:val="center"/>
-          </w:tcPr>
-          <w:p>
-            <w:pPr>
-              <w:spacing w:after="0" w:line="252" w:lineRule="auto"/>
-            </w:pPr>
-            <w:r/>
-            <w:r>
-              <w:rPr>
-                <w:rFonts w:ascii="Kaiti SC" w:hAnsi="Kaiti SC" w:eastAsia="Kaiti SC" w:cs="Kaiti SC"/>
-                <w:b w:val="0"/>
-                <w:sz w:val="19"/>
-              </w:rPr>
-              <w:t>“千帆星座”卫星终端产品首次亮相，飞机乘客能看直播，手机能直连卫星通话 - 东方财富</w:t>
-            </w:r>
-          </w:p>
-        </w:tc>
-      </w:tr>
-      <w:tr>
-        <w:trPr>
-          <w:cantSplit/>
-        </w:trPr>
-        <w:tc>
-          <w:tcPr>
-            <w:tcW w:type="dxa" w:w="2075"/>
-            <w:vAlign w:val="center"/>
-          </w:tcPr>
-          <w:p>
-            <w:pPr>
-              <w:spacing w:after="0" w:line="252" w:lineRule="auto"/>
-            </w:pPr>
-            <w:r/>
-            <w:r>
-              <w:rPr>
-                <w:rFonts w:ascii="Kaiti SC" w:hAnsi="Kaiti SC" w:eastAsia="Kaiti SC" w:cs="Kaiti SC"/>
-                <w:b w:val="0"/>
-                <w:sz w:val="19"/>
-              </w:rPr>
-              <w:t>蓝箭航天</w:t>
-            </w:r>
-          </w:p>
-        </w:tc>
-        <w:tc>
-          <w:tcPr>
-            <w:tcW w:type="dxa" w:w="2075"/>
-            <w:vAlign w:val="center"/>
-          </w:tcPr>
-          <w:p>
-            <w:pPr>
-              <w:spacing w:after="0" w:line="252" w:lineRule="auto"/>
-              <w:jc w:val="center"/>
-            </w:pPr>
-            <w:r/>
-            <w:r>
-              <w:rPr>
-                <w:rFonts w:ascii="Kaiti SC" w:hAnsi="Kaiti SC" w:eastAsia="Kaiti SC" w:cs="Kaiti SC"/>
-                <w:b w:val="0"/>
-                <w:sz w:val="19"/>
-              </w:rPr>
-              <w:t>2</w:t>
-            </w:r>
-          </w:p>
-        </w:tc>
-        <w:tc>
-          <w:tcPr>
-            <w:tcW w:type="dxa" w:w="2075"/>
-            <w:vAlign w:val="center"/>
-          </w:tcPr>
-          <w:p>
-            <w:pPr>
-              <w:spacing w:after="0" w:line="252" w:lineRule="auto"/>
-              <w:jc w:val="center"/>
-            </w:pPr>
-            <w:r/>
-            <w:r>
-              <w:rPr>
-                <w:rFonts w:ascii="Kaiti SC" w:hAnsi="Kaiti SC" w:eastAsia="Kaiti SC" w:cs="Kaiti SC"/>
-                <w:b w:val="0"/>
-                <w:sz w:val="19"/>
-              </w:rPr>
-              <w:t>市场与股价</w:t>
-            </w:r>
-          </w:p>
-        </w:tc>
-        <w:tc>
-          <w:tcPr>
-            <w:tcW w:type="dxa" w:w="2075"/>
-            <w:vAlign w:val="center"/>
-          </w:tcPr>
-          <w:p>
-            <w:pPr>
-              <w:spacing w:after="0" w:line="252" w:lineRule="auto"/>
-            </w:pPr>
-            <w:r/>
-            <w:r>
-              <w:rPr>
-                <w:rFonts w:ascii="Kaiti SC" w:hAnsi="Kaiti SC" w:eastAsia="Kaiti SC" w:cs="Kaiti SC"/>
-                <w:b w:val="0"/>
-                <w:sz w:val="19"/>
-              </w:rPr>
-              <w:t>中国版“Space X”！蓝箭航天冲刺IPO，核心参股+合作方一文梳理 - 凤凰网</w:t>
+              <w:t>SpaceX Demonstrates Starfall Capsule as Liquidity Event Accelerates In-Space Manufacturing Ventures</w:t>
             </w:r>
           </w:p>
         </w:tc>
@@ -1038,6 +630,93 @@
                 <w:b w:val="0"/>
                 <w:sz w:val="19"/>
               </w:rPr>
+              <w:t>订单与合作</w:t>
+            </w:r>
+          </w:p>
+        </w:tc>
+        <w:tc>
+          <w:tcPr>
+            <w:tcW w:type="dxa" w:w="2075"/>
+            <w:vAlign w:val="center"/>
+          </w:tcPr>
+          <w:p>
+            <w:pPr>
+              <w:spacing w:after="0" w:line="252" w:lineRule="auto"/>
+            </w:pPr>
+            <w:r/>
+            <w:r>
+              <w:rPr>
+                <w:rFonts w:ascii="Kaiti SC" w:hAnsi="Kaiti SC" w:eastAsia="Kaiti SC" w:cs="Kaiti SC"/>
+                <w:b w:val="0"/>
+                <w:sz w:val="19"/>
+              </w:rPr>
+              <w:t>U.S. Air Force expands Blue Origin rocket cargo contract</w:t>
+            </w:r>
+          </w:p>
+        </w:tc>
+      </w:tr>
+      <w:tr>
+        <w:trPr>
+          <w:cantSplit/>
+        </w:trPr>
+        <w:tc>
+          <w:tcPr>
+            <w:tcW w:type="dxa" w:w="2075"/>
+            <w:vAlign w:val="center"/>
+          </w:tcPr>
+          <w:p>
+            <w:pPr>
+              <w:spacing w:after="0" w:line="252" w:lineRule="auto"/>
+            </w:pPr>
+            <w:r/>
+            <w:r>
+              <w:rPr>
+                <w:rFonts w:ascii="Kaiti SC" w:hAnsi="Kaiti SC" w:eastAsia="Kaiti SC" w:cs="Kaiti SC"/>
+                <w:b w:val="0"/>
+                <w:sz w:val="19"/>
+              </w:rPr>
+              <w:t>中科宇航</w:t>
+            </w:r>
+          </w:p>
+        </w:tc>
+        <w:tc>
+          <w:tcPr>
+            <w:tcW w:type="dxa" w:w="2075"/>
+            <w:vAlign w:val="center"/>
+          </w:tcPr>
+          <w:p>
+            <w:pPr>
+              <w:spacing w:after="0" w:line="252" w:lineRule="auto"/>
+              <w:jc w:val="center"/>
+            </w:pPr>
+            <w:r/>
+            <w:r>
+              <w:rPr>
+                <w:rFonts w:ascii="Kaiti SC" w:hAnsi="Kaiti SC" w:eastAsia="Kaiti SC" w:cs="Kaiti SC"/>
+                <w:b w:val="0"/>
+                <w:sz w:val="19"/>
+              </w:rPr>
+              <w:t>1</w:t>
+            </w:r>
+          </w:p>
+        </w:tc>
+        <w:tc>
+          <w:tcPr>
+            <w:tcW w:type="dxa" w:w="2075"/>
+            <w:vAlign w:val="center"/>
+          </w:tcPr>
+          <w:p>
+            <w:pPr>
+              <w:spacing w:after="0" w:line="252" w:lineRule="auto"/>
+              <w:jc w:val="center"/>
+            </w:pPr>
+            <w:r/>
+            <w:r>
+              <w:rPr>
+                <w:rFonts w:ascii="Kaiti SC" w:hAnsi="Kaiti SC" w:eastAsia="Kaiti SC" w:cs="Kaiti SC"/>
+                <w:b w:val="0"/>
+                <w:sz w:val="19"/>
+              </w:rPr>
               <w:t>发射与任务</w:t>
             </w:r>
           </w:p>
@@ -1058,7 +737,94 @@
                 <w:b w:val="0"/>
                 <w:sz w:val="19"/>
               </w:rPr>
-              <w:t>Rebuild after explosion: When we could see a Blue Origin launch from Florida's Space Coast - WESH</w:t>
+              <w:t>中科宇航签署高轨卫星发射意向合同 采用力箭二号与力巡一号组合 - 新浪财经</w:t>
+            </w:r>
+          </w:p>
+        </w:tc>
+      </w:tr>
+      <w:tr>
+        <w:trPr>
+          <w:cantSplit/>
+        </w:trPr>
+        <w:tc>
+          <w:tcPr>
+            <w:tcW w:type="dxa" w:w="2075"/>
+            <w:vAlign w:val="center"/>
+          </w:tcPr>
+          <w:p>
+            <w:pPr>
+              <w:spacing w:after="0" w:line="252" w:lineRule="auto"/>
+            </w:pPr>
+            <w:r/>
+            <w:r>
+              <w:rPr>
+                <w:rFonts w:ascii="Kaiti SC" w:hAnsi="Kaiti SC" w:eastAsia="Kaiti SC" w:cs="Kaiti SC"/>
+                <w:b w:val="0"/>
+                <w:sz w:val="19"/>
+              </w:rPr>
+              <w:t>蓝箭航天</w:t>
+            </w:r>
+          </w:p>
+        </w:tc>
+        <w:tc>
+          <w:tcPr>
+            <w:tcW w:type="dxa" w:w="2075"/>
+            <w:vAlign w:val="center"/>
+          </w:tcPr>
+          <w:p>
+            <w:pPr>
+              <w:spacing w:after="0" w:line="252" w:lineRule="auto"/>
+              <w:jc w:val="center"/>
+            </w:pPr>
+            <w:r/>
+            <w:r>
+              <w:rPr>
+                <w:rFonts w:ascii="Kaiti SC" w:hAnsi="Kaiti SC" w:eastAsia="Kaiti SC" w:cs="Kaiti SC"/>
+                <w:b w:val="0"/>
+                <w:sz w:val="19"/>
+              </w:rPr>
+              <w:t>1</w:t>
+            </w:r>
+          </w:p>
+        </w:tc>
+        <w:tc>
+          <w:tcPr>
+            <w:tcW w:type="dxa" w:w="2075"/>
+            <w:vAlign w:val="center"/>
+          </w:tcPr>
+          <w:p>
+            <w:pPr>
+              <w:spacing w:after="0" w:line="252" w:lineRule="auto"/>
+              <w:jc w:val="center"/>
+            </w:pPr>
+            <w:r/>
+            <w:r>
+              <w:rPr>
+                <w:rFonts w:ascii="Kaiti SC" w:hAnsi="Kaiti SC" w:eastAsia="Kaiti SC" w:cs="Kaiti SC"/>
+                <w:b w:val="0"/>
+                <w:sz w:val="19"/>
+              </w:rPr>
+              <w:t>市场与股价</w:t>
+            </w:r>
+          </w:p>
+        </w:tc>
+        <w:tc>
+          <w:tcPr>
+            <w:tcW w:type="dxa" w:w="2075"/>
+            <w:vAlign w:val="center"/>
+          </w:tcPr>
+          <w:p>
+            <w:pPr>
+              <w:spacing w:after="0" w:line="252" w:lineRule="auto"/>
+            </w:pPr>
+            <w:r/>
+            <w:r>
+              <w:rPr>
+                <w:rFonts w:ascii="Kaiti SC" w:hAnsi="Kaiti SC" w:eastAsia="Kaiti SC" w:cs="Kaiti SC"/>
+                <w:b w:val="0"/>
+                <w:sz w:val="19"/>
+              </w:rPr>
+              <w:t>蛰伏三个月后冲刺IPO，谁在蓝箭航天身后站台？ - 新浪财经</w:t>
             </w:r>
           </w:p>
         </w:tc>
@@ -1095,7 +861,7 @@
           <w:rFonts w:ascii="Kaiti SC" w:hAnsi="Kaiti SC" w:eastAsia="Kaiti SC" w:cs="Kaiti SC"/>
           <w:sz w:val="21"/>
         </w:rPr>
-        <w:t>[1] 2026-08-01｜NASA｜SpaceX：NASA, SpaceX Advance Wind Tunnel Tests for Starship Rocket</w:t>
+        <w:t>[1] 2026-08-02｜SpaceNews｜Blue Origin：U.S. Air Force expands Blue Origin rocket cargo contract</w:t>
       </w:r>
     </w:p>
     <w:p>
@@ -1116,7 +882,7 @@
           <w:rFonts w:ascii="Kaiti SC" w:hAnsi="Kaiti SC" w:eastAsia="Kaiti SC" w:cs="Kaiti SC"/>
           <w:sz w:val="21"/>
         </w:rPr>
-        <w:t>[2] 2026-08-01｜Spaceflight Now｜SpaceX：Live coverage: SpaceX to launch 24 Starlink satellites on Falcon 9 rocket from Vandenberg SFB</w:t>
+        <w:t>[2] 2026-08-02｜satnews.com｜SpaceX：SpaceX Demonstrates Starfall Capsule as Liquidity Event Accelerates In-Space Manufacturing Ventures</w:t>
       </w:r>
     </w:p>
     <w:p>
@@ -1137,7 +903,7 @@
           <w:rFonts w:ascii="Kaiti SC" w:hAnsi="Kaiti SC" w:eastAsia="Kaiti SC" w:cs="Kaiti SC"/>
           <w:sz w:val="21"/>
         </w:rPr>
-        <w:t>[3] 2026-08-01｜bing.com｜SpaceX：SpaceX's first earnings call draws questions on starship, AI and pink rockets</w:t>
+        <w:t>[3] 2026-08-02｜新浪财经｜中科宇航：中科宇航签署高轨卫星发射意向合同 采用力箭二号与力巡一号组合 - 新浪财经</w:t>
       </w:r>
     </w:p>
     <w:p>
@@ -1158,7 +924,7 @@
           <w:rFonts w:ascii="Kaiti SC" w:hAnsi="Kaiti SC" w:eastAsia="Kaiti SC" w:cs="Kaiti SC"/>
           <w:sz w:val="21"/>
         </w:rPr>
-        <w:t>[4] 2026-08-01｜space.com｜SpaceX：SpaceX launches 24 Starlink satellites to orbit from California (photos) - space.com</w:t>
+        <w:t>[4] 2026-08-02｜eciks.org｜SpaceX：SpaceX launches 24 Starlink satellites from California - eciks.org</w:t>
       </w:r>
     </w:p>
     <w:p>
@@ -1179,154 +945,7 @@
           <w:rFonts w:ascii="Kaiti SC" w:hAnsi="Kaiti SC" w:eastAsia="Kaiti SC" w:cs="Kaiti SC"/>
           <w:sz w:val="21"/>
         </w:rPr>
-        <w:t>[5] 2026-08-01｜bing.com｜SpaceX：SpaceX launches 24 Starlink satellites from Vandenberg, fleet exceeds 10,800</w:t>
-      </w:r>
-    </w:p>
-    <w:p>
-      <w:pPr>
-        <w:keepLines/>
-        <w:spacing w:after="60"/>
-        <w:ind w:left="369" w:hanging="227"/>
-      </w:pPr>
-      <w:r>
-        <w:rPr>
-          <w:rFonts w:ascii="Kaiti SC" w:hAnsi="Kaiti SC" w:eastAsia="Kaiti SC" w:cs="Kaiti SC"/>
-          <w:sz w:val="21"/>
-        </w:rPr>
-        <w:t xml:space="preserve">✓ </w:t>
-      </w:r>
-      <w:r>
-        <w:rPr>
-          <w:rFonts w:ascii="Kaiti SC" w:hAnsi="Kaiti SC" w:eastAsia="Kaiti SC" w:cs="Kaiti SC"/>
-          <w:sz w:val="21"/>
-        </w:rPr>
-        <w:t>[6] 2026-08-01｜新浪财经｜中科宇航：中科宇航与星际数链达成合作，力箭二号运载火箭高轨发射任务启动_手机新浪网 - 新浪财经</w:t>
-      </w:r>
-    </w:p>
-    <w:p>
-      <w:pPr>
-        <w:keepLines/>
-        <w:spacing w:after="60"/>
-        <w:ind w:left="369" w:hanging="227"/>
-      </w:pPr>
-      <w:r>
-        <w:rPr>
-          <w:rFonts w:ascii="Kaiti SC" w:hAnsi="Kaiti SC" w:eastAsia="Kaiti SC" w:cs="Kaiti SC"/>
-          <w:sz w:val="21"/>
-        </w:rPr>
-        <w:t xml:space="preserve">✓ </w:t>
-      </w:r>
-      <w:r>
-        <w:rPr>
-          <w:rFonts w:ascii="Kaiti SC" w:hAnsi="Kaiti SC" w:eastAsia="Kaiti SC" w:cs="Kaiti SC"/>
-          <w:sz w:val="21"/>
-        </w:rPr>
-        <w:t>[7] 2026-08-01｜Jiemian.com｜中科宇航：中科宇航与星际数链签署高轨发射意向合同 - Jiemian.com</w:t>
-      </w:r>
-    </w:p>
-    <w:p>
-      <w:pPr>
-        <w:keepLines/>
-        <w:spacing w:after="60"/>
-        <w:ind w:left="369" w:hanging="227"/>
-      </w:pPr>
-      <w:r>
-        <w:rPr>
-          <w:rFonts w:ascii="Kaiti SC" w:hAnsi="Kaiti SC" w:eastAsia="Kaiti SC" w:cs="Kaiti SC"/>
-          <w:sz w:val="21"/>
-        </w:rPr>
-        <w:t xml:space="preserve">✓ </w:t>
-      </w:r>
-      <w:r>
-        <w:rPr>
-          <w:rFonts w:ascii="Kaiti SC" w:hAnsi="Kaiti SC" w:eastAsia="Kaiti SC" w:cs="Kaiti SC"/>
-          <w:sz w:val="21"/>
-        </w:rPr>
-        <w:t>[8] 2026-08-01｜东方财富｜垣信卫星：“千帆星座”卫星终端产品首次亮相，飞机乘客能看直播，手机能直连卫星通话 - 东方财富</w:t>
-      </w:r>
-    </w:p>
-    <w:p>
-      <w:pPr>
-        <w:keepLines/>
-        <w:spacing w:after="60"/>
-        <w:ind w:left="369" w:hanging="227"/>
-      </w:pPr>
-      <w:r>
-        <w:rPr>
-          <w:rFonts w:ascii="Kaiti SC" w:hAnsi="Kaiti SC" w:eastAsia="Kaiti SC" w:cs="Kaiti SC"/>
-          <w:sz w:val="21"/>
-        </w:rPr>
-        <w:t xml:space="preserve">✓ </w:t>
-      </w:r>
-      <w:r>
-        <w:rPr>
-          <w:rFonts w:ascii="Kaiti SC" w:hAnsi="Kaiti SC" w:eastAsia="Kaiti SC" w:cs="Kaiti SC"/>
-          <w:sz w:val="21"/>
-        </w:rPr>
-        <w:t>[9] 2026-08-01｜WESH｜Blue Origin：Rebuild after explosion: When we could see a Blue Origin launch from Florida's Space Coast - WESH</w:t>
-      </w:r>
-    </w:p>
-    <w:p>
-      <w:pPr>
-        <w:keepLines/>
-        <w:spacing w:after="60"/>
-        <w:ind w:left="369" w:hanging="227"/>
-      </w:pPr>
-      <w:r>
-        <w:rPr>
-          <w:rFonts w:ascii="Kaiti SC" w:hAnsi="Kaiti SC" w:eastAsia="Kaiti SC" w:cs="Kaiti SC"/>
-          <w:sz w:val="21"/>
-        </w:rPr>
-        <w:t xml:space="preserve">✓ </w:t>
-      </w:r>
-      <w:r>
-        <w:rPr>
-          <w:rFonts w:ascii="Kaiti SC" w:hAnsi="Kaiti SC" w:eastAsia="Kaiti SC" w:cs="Kaiti SC"/>
-          <w:sz w:val="21"/>
-        </w:rPr>
-        <w:t>[10] 2026-08-01｜东方财富｜垣信卫星：“千帆星座”卫星终端产品首次亮相，飞机乘客能看直播，手机能直连卫星通话 - 东方财富</w:t>
-      </w:r>
-    </w:p>
-    <w:p>
-      <w:pPr>
-        <w:keepLines/>
-        <w:spacing w:after="60"/>
-        <w:ind w:left="369" w:hanging="227"/>
-      </w:pPr>
-      <w:r>
-        <w:rPr>
-          <w:rFonts w:ascii="Kaiti SC" w:hAnsi="Kaiti SC" w:eastAsia="Kaiti SC" w:cs="Kaiti SC"/>
-          <w:sz w:val="21"/>
-        </w:rPr>
-        <w:t xml:space="preserve">✓ </w:t>
-      </w:r>
-      <w:r>
-        <w:rPr>
-          <w:rFonts w:ascii="Kaiti SC" w:hAnsi="Kaiti SC" w:eastAsia="Kaiti SC" w:cs="Kaiti SC"/>
-          <w:sz w:val="21"/>
-        </w:rPr>
-        <w:t>[11] 2026-08-01｜凤凰网｜蓝箭航天：中国版“Space X”！蓝箭航天冲刺IPO，核心参股+合作方一文梳理 - 凤凰网</w:t>
-      </w:r>
-    </w:p>
-    <w:p>
-      <w:pPr>
-        <w:keepLines/>
-        <w:spacing w:after="60"/>
-        <w:ind w:left="369" w:hanging="227"/>
-      </w:pPr>
-      <w:r>
-        <w:rPr>
-          <w:rFonts w:ascii="Kaiti SC" w:hAnsi="Kaiti SC" w:eastAsia="Kaiti SC" w:cs="Kaiti SC"/>
-          <w:sz w:val="21"/>
-        </w:rPr>
-        <w:t xml:space="preserve">✓ </w:t>
-      </w:r>
-      <w:r>
-        <w:rPr>
-          <w:rFonts w:ascii="Kaiti SC" w:hAnsi="Kaiti SC" w:eastAsia="Kaiti SC" w:cs="Kaiti SC"/>
-          <w:sz w:val="21"/>
-        </w:rPr>
-        <w:t>[12] 2026-08-01｜雪球｜蓝箭航天：蓝箭航天(A07001)股票股价_股价行情_讨论_资讯_财报_数据报告 - 雪球</w:t>
+        <w:t>[5] 2026-08-02｜新浪财经｜蓝箭航天：蛰伏三个月后冲刺IPO，谁在蓝箭航天身后站台？ - 新浪财经</w:t>
       </w:r>
     </w:p>
     <w:sectPr>

--- a/docs/data/reports/daily-documents/latest/previous_daily_report.docx
+++ b/docs/data/reports/daily-documents/latest/previous_daily_report.docx
@@ -26,7 +26,7 @@
           <w:rFonts w:ascii="Kaiti SC" w:hAnsi="Kaiti SC" w:eastAsia="Kaiti SC" w:cs="Kaiti SC"/>
           <w:sz w:val="21"/>
         </w:rPr>
-        <w:t>2026-08-02（上一自然日）</w:t>
+        <w:t>2026-08-03（上一自然日）</w:t>
       </w:r>
     </w:p>
     <w:tbl>
@@ -81,7 +81,7 @@
                 <w:b w:val="0"/>
                 <w:sz w:val="19"/>
               </w:rPr>
-              <w:t>2026-08-02</w:t>
+              <w:t>2026-08-03</w:t>
             </w:r>
           </w:p>
         </w:tc>
@@ -127,7 +127,7 @@
                 <w:b w:val="0"/>
                 <w:sz w:val="19"/>
               </w:rPr>
-              <w:t>5 条 / 4 家</w:t>
+              <w:t>25 条 / 6 家</w:t>
             </w:r>
           </w:p>
         </w:tc>
@@ -173,7 +173,7 @@
                 <w:b w:val="0"/>
                 <w:sz w:val="19"/>
               </w:rPr>
-              <w:t>4 个</w:t>
+              <w:t>13 个</w:t>
             </w:r>
           </w:p>
         </w:tc>
@@ -219,7 +219,7 @@
                 <w:b w:val="0"/>
                 <w:sz w:val="19"/>
               </w:rPr>
-              <w:t>2026-08-03</w:t>
+              <w:t>2026-08-04</w:t>
             </w:r>
           </w:p>
         </w:tc>
@@ -245,7 +245,7 @@
     </w:p>
     <w:p>
       <w:r>
-        <w:t>2026-08-02 共归档 5 条新闻，覆盖 4 家公司、4 个信息来源。 新闻量较多的公司包括 SpaceX、Blue Origin、中科宇航、蓝箭航天。</w:t>
+        <w:t>2026-08-03 共归档 25 条新闻，覆盖 6 家公司、13 个信息来源。 新闻量较多的公司包括 SpaceX、星河动力、Blue Origin、中国星网。</w:t>
       </w:r>
     </w:p>
     <w:p>
@@ -279,7 +279,7 @@
           <w:rFonts w:ascii="Kaiti SC" w:hAnsi="Kaiti SC" w:eastAsia="Kaiti SC" w:cs="Kaiti SC"/>
           <w:sz w:val="21"/>
         </w:rPr>
-        <w:t>【订单与合作】Blue Origin：U.S. Air Force expands Blue Origin rocket cargo contract （SpaceNews）</w:t>
+        <w:t>【发射与任务】SpaceX：Starship Soars as SpaceX Looks to AI （Space Scout）</w:t>
       </w:r>
     </w:p>
     <w:p>
@@ -300,7 +300,7 @@
           <w:rFonts w:ascii="Kaiti SC" w:hAnsi="Kaiti SC" w:eastAsia="Kaiti SC" w:cs="Kaiti SC"/>
           <w:sz w:val="21"/>
         </w:rPr>
-        <w:t>【市场与股价】SpaceX：SpaceX Demonstrates Starfall Capsule as Liquidity Event Accelerates In-Space Manufacturing Ventures （satnews.com）</w:t>
+        <w:t>【发射与任务】星河动力：可重复使用火箭新进展！星河动力航天将择机发射智神星一号 - 证券时报 （证券时报）</w:t>
       </w:r>
     </w:p>
     <w:p>
@@ -321,7 +321,7 @@
           <w:rFonts w:ascii="Kaiti SC" w:hAnsi="Kaiti SC" w:eastAsia="Kaiti SC" w:cs="Kaiti SC"/>
           <w:sz w:val="21"/>
         </w:rPr>
-        <w:t>【发射与任务】中科宇航：中科宇航签署高轨卫星发射意向合同 采用力箭二号与力巡一号组合 - 新浪财经 （新浪财经）</w:t>
+        <w:t>【发射与任务】星河动力：星河动力近期将择机发射智神星一号火箭 - 证券时报 （证券时报）</w:t>
       </w:r>
     </w:p>
     <w:p>
@@ -342,7 +342,7 @@
           <w:rFonts w:ascii="Kaiti SC" w:hAnsi="Kaiti SC" w:eastAsia="Kaiti SC" w:cs="Kaiti SC"/>
           <w:sz w:val="21"/>
         </w:rPr>
-        <w:t>【发射与任务】SpaceX：SpaceX launches 24 Starlink satellites from California - eciks.org （eciks.org）</w:t>
+        <w:t>【市场与股价】SpaceX：Forget Rockets. This Is The Real Reason Wall Street Can't Stop Buying SpaceX. （bing.com）</w:t>
       </w:r>
     </w:p>
     <w:p>
@@ -363,7 +363,217 @@
           <w:rFonts w:ascii="Kaiti SC" w:hAnsi="Kaiti SC" w:eastAsia="Kaiti SC" w:cs="Kaiti SC"/>
           <w:sz w:val="21"/>
         </w:rPr>
-        <w:t>【市场与股价】蓝箭航天：蛰伏三个月后冲刺IPO，谁在蓝箭航天身后站台？ - 新浪财经 （新浪财经）</w:t>
+        <w:t>【市场与股价】SpaceX：SpaceX's first results put Musk's AI spending under Wall Street microscope （bing.com）</w:t>
+      </w:r>
+    </w:p>
+    <w:p>
+      <w:pPr>
+        <w:keepLines/>
+        <w:spacing w:after="60"/>
+        <w:ind w:left="369" w:hanging="227"/>
+      </w:pPr>
+      <w:r>
+        <w:rPr>
+          <w:rFonts w:ascii="Kaiti SC" w:hAnsi="Kaiti SC" w:eastAsia="Kaiti SC" w:cs="Kaiti SC"/>
+          <w:sz w:val="21"/>
+        </w:rPr>
+        <w:t xml:space="preserve">➢ </w:t>
+      </w:r>
+      <w:r>
+        <w:rPr>
+          <w:rFonts w:ascii="Kaiti SC" w:hAnsi="Kaiti SC" w:eastAsia="Kaiti SC" w:cs="Kaiti SC"/>
+          <w:sz w:val="21"/>
+        </w:rPr>
+        <w:t>【市场与股价】SpaceX：SpaceX's first results put Musk's AI spending under Wall Street microscope （bing.com）</w:t>
+      </w:r>
+    </w:p>
+    <w:p>
+      <w:pPr>
+        <w:keepLines/>
+        <w:spacing w:after="60"/>
+        <w:ind w:left="369" w:hanging="227"/>
+      </w:pPr>
+      <w:r>
+        <w:rPr>
+          <w:rFonts w:ascii="Kaiti SC" w:hAnsi="Kaiti SC" w:eastAsia="Kaiti SC" w:cs="Kaiti SC"/>
+          <w:sz w:val="21"/>
+        </w:rPr>
+        <w:t xml:space="preserve">➢ </w:t>
+      </w:r>
+      <w:r>
+        <w:rPr>
+          <w:rFonts w:ascii="Kaiti SC" w:hAnsi="Kaiti SC" w:eastAsia="Kaiti SC" w:cs="Kaiti SC"/>
+          <w:sz w:val="21"/>
+        </w:rPr>
+        <w:t>【市场与股价】中科宇航：影响市场重大事件：中科宇航与星际数链签署高轨发射意向合同，力箭二号运载火箭高轨发射任务启动；央行继续实施好适度宽松的货币政策；7月股票ETF净流入4778亿元创历史峰值 - 21财经 （21财经）</w:t>
+      </w:r>
+    </w:p>
+    <w:p>
+      <w:pPr>
+        <w:keepLines/>
+        <w:spacing w:after="60"/>
+        <w:ind w:left="369" w:hanging="227"/>
+      </w:pPr>
+      <w:r>
+        <w:rPr>
+          <w:rFonts w:ascii="Kaiti SC" w:hAnsi="Kaiti SC" w:eastAsia="Kaiti SC" w:cs="Kaiti SC"/>
+          <w:sz w:val="21"/>
+        </w:rPr>
+        <w:t xml:space="preserve">➢ </w:t>
+      </w:r>
+      <w:r>
+        <w:rPr>
+          <w:rFonts w:ascii="Kaiti SC" w:hAnsi="Kaiti SC" w:eastAsia="Kaiti SC" w:cs="Kaiti SC"/>
+          <w:sz w:val="21"/>
+        </w:rPr>
+        <w:t>【发射与任务】中国星网：China Piles Dual-Use GuoWang Satellites Into Orbit Ahead of ITU Deadline - Tech Times （Tech Times）</w:t>
+      </w:r>
+    </w:p>
+    <w:p>
+      <w:pPr>
+        <w:keepLines/>
+        <w:spacing w:after="60"/>
+        <w:ind w:left="369" w:hanging="227"/>
+      </w:pPr>
+      <w:r>
+        <w:rPr>
+          <w:rFonts w:ascii="Kaiti SC" w:hAnsi="Kaiti SC" w:eastAsia="Kaiti SC" w:cs="Kaiti SC"/>
+          <w:sz w:val="21"/>
+        </w:rPr>
+        <w:t xml:space="preserve">➢ </w:t>
+      </w:r>
+      <w:r>
+        <w:rPr>
+          <w:rFonts w:ascii="Kaiti SC" w:hAnsi="Kaiti SC" w:eastAsia="Kaiti SC" w:cs="Kaiti SC"/>
+          <w:sz w:val="21"/>
+        </w:rPr>
+        <w:t>【其他动态】SpaceX：Hughesnet Files for Bankruptcy After Bleeding Customers to Starlink （bing.com）</w:t>
+      </w:r>
+    </w:p>
+    <w:p>
+      <w:pPr>
+        <w:keepLines/>
+        <w:spacing w:after="60"/>
+        <w:ind w:left="369" w:hanging="227"/>
+      </w:pPr>
+      <w:r>
+        <w:rPr>
+          <w:rFonts w:ascii="Kaiti SC" w:hAnsi="Kaiti SC" w:eastAsia="Kaiti SC" w:cs="Kaiti SC"/>
+          <w:sz w:val="21"/>
+        </w:rPr>
+        <w:t xml:space="preserve">➢ </w:t>
+      </w:r>
+      <w:r>
+        <w:rPr>
+          <w:rFonts w:ascii="Kaiti SC" w:hAnsi="Kaiti SC" w:eastAsia="Kaiti SC" w:cs="Kaiti SC"/>
+          <w:sz w:val="21"/>
+        </w:rPr>
+        <w:t>【发射与任务】星河动力：星河动力智神星一号将择机发射 设计复用25次 - 新浪财经 （新浪财经）</w:t>
+      </w:r>
+    </w:p>
+    <w:p>
+      <w:pPr>
+        <w:keepLines/>
+        <w:spacing w:after="60"/>
+        <w:ind w:left="369" w:hanging="227"/>
+      </w:pPr>
+      <w:r>
+        <w:rPr>
+          <w:rFonts w:ascii="Kaiti SC" w:hAnsi="Kaiti SC" w:eastAsia="Kaiti SC" w:cs="Kaiti SC"/>
+          <w:sz w:val="21"/>
+        </w:rPr>
+        <w:t xml:space="preserve">➢ </w:t>
+      </w:r>
+      <w:r>
+        <w:rPr>
+          <w:rFonts w:ascii="Kaiti SC" w:hAnsi="Kaiti SC" w:eastAsia="Kaiti SC" w:cs="Kaiti SC"/>
+          <w:sz w:val="21"/>
+        </w:rPr>
+        <w:t>【发射与任务】星河动力：星河动力宣布其可复用火箭“近期择机发射”，此前称首飞将不会回收 - 搜狐网 （搜狐网）</w:t>
+      </w:r>
+    </w:p>
+    <w:p>
+      <w:pPr>
+        <w:keepLines/>
+        <w:spacing w:after="60"/>
+        <w:ind w:left="369" w:hanging="227"/>
+      </w:pPr>
+      <w:r>
+        <w:rPr>
+          <w:rFonts w:ascii="Kaiti SC" w:hAnsi="Kaiti SC" w:eastAsia="Kaiti SC" w:cs="Kaiti SC"/>
+          <w:sz w:val="21"/>
+        </w:rPr>
+        <w:t xml:space="preserve">➢ </w:t>
+      </w:r>
+      <w:r>
+        <w:rPr>
+          <w:rFonts w:ascii="Kaiti SC" w:hAnsi="Kaiti SC" w:eastAsia="Kaiti SC" w:cs="Kaiti SC"/>
+          <w:sz w:val="21"/>
+        </w:rPr>
+        <w:t>【订单与合作】Blue Origin：US Air Force Expands Cargo Contract with Blue Origin - zamin.uz （zamin.uz）</w:t>
+      </w:r>
+    </w:p>
+    <w:p>
+      <w:pPr>
+        <w:keepLines/>
+        <w:spacing w:after="60"/>
+        <w:ind w:left="369" w:hanging="227"/>
+      </w:pPr>
+      <w:r>
+        <w:rPr>
+          <w:rFonts w:ascii="Kaiti SC" w:hAnsi="Kaiti SC" w:eastAsia="Kaiti SC" w:cs="Kaiti SC"/>
+          <w:sz w:val="21"/>
+        </w:rPr>
+        <w:t xml:space="preserve">➢ </w:t>
+      </w:r>
+      <w:r>
+        <w:rPr>
+          <w:rFonts w:ascii="Kaiti SC" w:hAnsi="Kaiti SC" w:eastAsia="Kaiti SC" w:cs="Kaiti SC"/>
+          <w:sz w:val="21"/>
+        </w:rPr>
+        <w:t>【订单与合作】Blue Origin：AFRL Adds $11.7M to Blue Origin’s Point-to-Point Cargo Contract - Payload Space （Payload Space）</w:t>
+      </w:r>
+    </w:p>
+    <w:p>
+      <w:pPr>
+        <w:keepLines/>
+        <w:spacing w:after="60"/>
+        <w:ind w:left="369" w:hanging="227"/>
+      </w:pPr>
+      <w:r>
+        <w:rPr>
+          <w:rFonts w:ascii="Kaiti SC" w:hAnsi="Kaiti SC" w:eastAsia="Kaiti SC" w:cs="Kaiti SC"/>
+          <w:sz w:val="21"/>
+        </w:rPr>
+        <w:t xml:space="preserve">➢ </w:t>
+      </w:r>
+      <w:r>
+        <w:rPr>
+          <w:rFonts w:ascii="Kaiti SC" w:hAnsi="Kaiti SC" w:eastAsia="Kaiti SC" w:cs="Kaiti SC"/>
+          <w:sz w:val="21"/>
+        </w:rPr>
+        <w:t>【市场与股价】蓝箭航天：蓝箭航天(A07001)股票股价_股价行情_讨论_资讯_财报_数据报告 - 雪球 （雪球）</w:t>
+      </w:r>
+    </w:p>
+    <w:p>
+      <w:pPr>
+        <w:keepLines/>
+        <w:spacing w:after="60"/>
+        <w:ind w:left="369" w:hanging="227"/>
+      </w:pPr>
+      <w:r>
+        <w:rPr>
+          <w:rFonts w:ascii="Kaiti SC" w:hAnsi="Kaiti SC" w:eastAsia="Kaiti SC" w:cs="Kaiti SC"/>
+          <w:sz w:val="21"/>
+        </w:rPr>
+        <w:t xml:space="preserve">➢ </w:t>
+      </w:r>
+      <w:r>
+        <w:rPr>
+          <w:rFonts w:ascii="Kaiti SC" w:hAnsi="Kaiti SC" w:eastAsia="Kaiti SC" w:cs="Kaiti SC"/>
+          <w:sz w:val="21"/>
+        </w:rPr>
+        <w:t>【发射与任务】星河动力：星河动力智神星一号本月首飞！任务名：驾青虬兮泛星河 - 新浪财经 （新浪财经）</w:t>
       </w:r>
     </w:p>
     <w:p>
@@ -522,7 +732,7 @@
                 <w:b w:val="0"/>
                 <w:sz w:val="19"/>
               </w:rPr>
-              <w:t>2</w:t>
+              <w:t>13</w:t>
             </w:r>
           </w:p>
         </w:tc>
@@ -543,7 +753,7 @@
                 <w:b w:val="0"/>
                 <w:sz w:val="19"/>
               </w:rPr>
-              <w:t>市场与股价、发射与任务</w:t>
+              <w:t>发射与任务、市场与股价、其他动态、融资与资本</w:t>
             </w:r>
           </w:p>
         </w:tc>
@@ -563,7 +773,94 @@
                 <w:b w:val="0"/>
                 <w:sz w:val="19"/>
               </w:rPr>
-              <w:t>SpaceX Demonstrates Starfall Capsule as Liquidity Event Accelerates In-Space Manufacturing Ventures</w:t>
+              <w:t>Starship Soars as SpaceX Looks to AI</w:t>
+            </w:r>
+          </w:p>
+        </w:tc>
+      </w:tr>
+      <w:tr>
+        <w:trPr>
+          <w:cantSplit/>
+        </w:trPr>
+        <w:tc>
+          <w:tcPr>
+            <w:tcW w:type="dxa" w:w="2075"/>
+            <w:vAlign w:val="center"/>
+          </w:tcPr>
+          <w:p>
+            <w:pPr>
+              <w:spacing w:after="0" w:line="252" w:lineRule="auto"/>
+            </w:pPr>
+            <w:r/>
+            <w:r>
+              <w:rPr>
+                <w:rFonts w:ascii="Kaiti SC" w:hAnsi="Kaiti SC" w:eastAsia="Kaiti SC" w:cs="Kaiti SC"/>
+                <w:b w:val="0"/>
+                <w:sz w:val="19"/>
+              </w:rPr>
+              <w:t>星河动力</w:t>
+            </w:r>
+          </w:p>
+        </w:tc>
+        <w:tc>
+          <w:tcPr>
+            <w:tcW w:type="dxa" w:w="2075"/>
+            <w:vAlign w:val="center"/>
+          </w:tcPr>
+          <w:p>
+            <w:pPr>
+              <w:spacing w:after="0" w:line="252" w:lineRule="auto"/>
+              <w:jc w:val="center"/>
+            </w:pPr>
+            <w:r/>
+            <w:r>
+              <w:rPr>
+                <w:rFonts w:ascii="Kaiti SC" w:hAnsi="Kaiti SC" w:eastAsia="Kaiti SC" w:cs="Kaiti SC"/>
+                <w:b w:val="0"/>
+                <w:sz w:val="19"/>
+              </w:rPr>
+              <w:t>7</w:t>
+            </w:r>
+          </w:p>
+        </w:tc>
+        <w:tc>
+          <w:tcPr>
+            <w:tcW w:type="dxa" w:w="2075"/>
+            <w:vAlign w:val="center"/>
+          </w:tcPr>
+          <w:p>
+            <w:pPr>
+              <w:spacing w:after="0" w:line="252" w:lineRule="auto"/>
+              <w:jc w:val="center"/>
+            </w:pPr>
+            <w:r/>
+            <w:r>
+              <w:rPr>
+                <w:rFonts w:ascii="Kaiti SC" w:hAnsi="Kaiti SC" w:eastAsia="Kaiti SC" w:cs="Kaiti SC"/>
+                <w:b w:val="0"/>
+                <w:sz w:val="19"/>
+              </w:rPr>
+              <w:t>发射与任务</w:t>
+            </w:r>
+          </w:p>
+        </w:tc>
+        <w:tc>
+          <w:tcPr>
+            <w:tcW w:type="dxa" w:w="2075"/>
+            <w:vAlign w:val="center"/>
+          </w:tcPr>
+          <w:p>
+            <w:pPr>
+              <w:spacing w:after="0" w:line="252" w:lineRule="auto"/>
+            </w:pPr>
+            <w:r/>
+            <w:r>
+              <w:rPr>
+                <w:rFonts w:ascii="Kaiti SC" w:hAnsi="Kaiti SC" w:eastAsia="Kaiti SC" w:cs="Kaiti SC"/>
+                <w:b w:val="0"/>
+                <w:sz w:val="19"/>
+              </w:rPr>
+              <w:t>可重复使用火箭新进展！星河动力航天将择机发射智神星一号 - 证券时报</w:t>
             </w:r>
           </w:p>
         </w:tc>
@@ -609,7 +906,7 @@
                 <w:b w:val="0"/>
                 <w:sz w:val="19"/>
               </w:rPr>
-              <w:t>1</w:t>
+              <w:t>2</w:t>
             </w:r>
           </w:p>
         </w:tc>
@@ -650,7 +947,94 @@
                 <w:b w:val="0"/>
                 <w:sz w:val="19"/>
               </w:rPr>
-              <w:t>U.S. Air Force expands Blue Origin rocket cargo contract</w:t>
+              <w:t>US Air Force Expands Cargo Contract with Blue Origin - zamin.uz</w:t>
+            </w:r>
+          </w:p>
+        </w:tc>
+      </w:tr>
+      <w:tr>
+        <w:trPr>
+          <w:cantSplit/>
+        </w:trPr>
+        <w:tc>
+          <w:tcPr>
+            <w:tcW w:type="dxa" w:w="2075"/>
+            <w:vAlign w:val="center"/>
+          </w:tcPr>
+          <w:p>
+            <w:pPr>
+              <w:spacing w:after="0" w:line="252" w:lineRule="auto"/>
+            </w:pPr>
+            <w:r/>
+            <w:r>
+              <w:rPr>
+                <w:rFonts w:ascii="Kaiti SC" w:hAnsi="Kaiti SC" w:eastAsia="Kaiti SC" w:cs="Kaiti SC"/>
+                <w:b w:val="0"/>
+                <w:sz w:val="19"/>
+              </w:rPr>
+              <w:t>中国星网</w:t>
+            </w:r>
+          </w:p>
+        </w:tc>
+        <w:tc>
+          <w:tcPr>
+            <w:tcW w:type="dxa" w:w="2075"/>
+            <w:vAlign w:val="center"/>
+          </w:tcPr>
+          <w:p>
+            <w:pPr>
+              <w:spacing w:after="0" w:line="252" w:lineRule="auto"/>
+              <w:jc w:val="center"/>
+            </w:pPr>
+            <w:r/>
+            <w:r>
+              <w:rPr>
+                <w:rFonts w:ascii="Kaiti SC" w:hAnsi="Kaiti SC" w:eastAsia="Kaiti SC" w:cs="Kaiti SC"/>
+                <w:b w:val="0"/>
+                <w:sz w:val="19"/>
+              </w:rPr>
+              <w:t>1</w:t>
+            </w:r>
+          </w:p>
+        </w:tc>
+        <w:tc>
+          <w:tcPr>
+            <w:tcW w:type="dxa" w:w="2075"/>
+            <w:vAlign w:val="center"/>
+          </w:tcPr>
+          <w:p>
+            <w:pPr>
+              <w:spacing w:after="0" w:line="252" w:lineRule="auto"/>
+              <w:jc w:val="center"/>
+            </w:pPr>
+            <w:r/>
+            <w:r>
+              <w:rPr>
+                <w:rFonts w:ascii="Kaiti SC" w:hAnsi="Kaiti SC" w:eastAsia="Kaiti SC" w:cs="Kaiti SC"/>
+                <w:b w:val="0"/>
+                <w:sz w:val="19"/>
+              </w:rPr>
+              <w:t>发射与任务</w:t>
+            </w:r>
+          </w:p>
+        </w:tc>
+        <w:tc>
+          <w:tcPr>
+            <w:tcW w:type="dxa" w:w="2075"/>
+            <w:vAlign w:val="center"/>
+          </w:tcPr>
+          <w:p>
+            <w:pPr>
+              <w:spacing w:after="0" w:line="252" w:lineRule="auto"/>
+            </w:pPr>
+            <w:r/>
+            <w:r>
+              <w:rPr>
+                <w:rFonts w:ascii="Kaiti SC" w:hAnsi="Kaiti SC" w:eastAsia="Kaiti SC" w:cs="Kaiti SC"/>
+                <w:b w:val="0"/>
+                <w:sz w:val="19"/>
+              </w:rPr>
+              <w:t>China Piles Dual-Use GuoWang Satellites Into Orbit Ahead of ITU Deadline - Tech Times</w:t>
             </w:r>
           </w:p>
         </w:tc>
@@ -717,7 +1101,7 @@
                 <w:b w:val="0"/>
                 <w:sz w:val="19"/>
               </w:rPr>
-              <w:t>发射与任务</w:t>
+              <w:t>市场与股价</w:t>
             </w:r>
           </w:p>
         </w:tc>
@@ -737,7 +1121,7 @@
                 <w:b w:val="0"/>
                 <w:sz w:val="19"/>
               </w:rPr>
-              <w:t>中科宇航签署高轨卫星发射意向合同 采用力箭二号与力巡一号组合 - 新浪财经</w:t>
+              <w:t>影响市场重大事件：中科宇航与星际数链签署高轨发射意向合同，力箭二号运载火箭高轨发射任务启动；央行继续实施好适度宽松的货币政策；7月股票ETF净流入4778亿元创历史峰值 - 21财经</w:t>
             </w:r>
           </w:p>
         </w:tc>
@@ -824,7 +1208,7 @@
                 <w:b w:val="0"/>
                 <w:sz w:val="19"/>
               </w:rPr>
-              <w:t>蛰伏三个月后冲刺IPO，谁在蓝箭航天身后站台？ - 新浪财经</w:t>
+              <w:t>蓝箭航天(A07001)股票股价_股价行情_讨论_资讯_财报_数据报告 - 雪球</w:t>
             </w:r>
           </w:p>
         </w:tc>
@@ -861,7 +1245,7 @@
           <w:rFonts w:ascii="Kaiti SC" w:hAnsi="Kaiti SC" w:eastAsia="Kaiti SC" w:cs="Kaiti SC"/>
           <w:sz w:val="21"/>
         </w:rPr>
-        <w:t>[1] 2026-08-02｜SpaceNews｜Blue Origin：U.S. Air Force expands Blue Origin rocket cargo contract</w:t>
+        <w:t>[1] 2026-08-03｜Space Scout｜SpaceX：Starship Soars as SpaceX Looks to AI</w:t>
       </w:r>
     </w:p>
     <w:p>
@@ -882,7 +1266,7 @@
           <w:rFonts w:ascii="Kaiti SC" w:hAnsi="Kaiti SC" w:eastAsia="Kaiti SC" w:cs="Kaiti SC"/>
           <w:sz w:val="21"/>
         </w:rPr>
-        <w:t>[2] 2026-08-02｜satnews.com｜SpaceX：SpaceX Demonstrates Starfall Capsule as Liquidity Event Accelerates In-Space Manufacturing Ventures</w:t>
+        <w:t>[2] 2026-08-03｜证券时报｜星河动力：可重复使用火箭新进展！星河动力航天将择机发射智神星一号 - 证券时报</w:t>
       </w:r>
     </w:p>
     <w:p>
@@ -903,7 +1287,7 @@
           <w:rFonts w:ascii="Kaiti SC" w:hAnsi="Kaiti SC" w:eastAsia="Kaiti SC" w:cs="Kaiti SC"/>
           <w:sz w:val="21"/>
         </w:rPr>
-        <w:t>[3] 2026-08-02｜新浪财经｜中科宇航：中科宇航签署高轨卫星发射意向合同 采用力箭二号与力巡一号组合 - 新浪财经</w:t>
+        <w:t>[3] 2026-08-03｜证券时报｜星河动力：星河动力近期将择机发射智神星一号火箭 - 证券时报</w:t>
       </w:r>
     </w:p>
     <w:p>
@@ -924,7 +1308,7 @@
           <w:rFonts w:ascii="Kaiti SC" w:hAnsi="Kaiti SC" w:eastAsia="Kaiti SC" w:cs="Kaiti SC"/>
           <w:sz w:val="21"/>
         </w:rPr>
-        <w:t>[4] 2026-08-02｜eciks.org｜SpaceX：SpaceX launches 24 Starlink satellites from California - eciks.org</w:t>
+        <w:t>[4] 2026-08-03｜bing.com｜SpaceX：Forget Rockets. This Is The Real Reason Wall Street Can't Stop Buying SpaceX.</w:t>
       </w:r>
     </w:p>
     <w:p>
@@ -945,7 +1329,217 @@
           <w:rFonts w:ascii="Kaiti SC" w:hAnsi="Kaiti SC" w:eastAsia="Kaiti SC" w:cs="Kaiti SC"/>
           <w:sz w:val="21"/>
         </w:rPr>
-        <w:t>[5] 2026-08-02｜新浪财经｜蓝箭航天：蛰伏三个月后冲刺IPO，谁在蓝箭航天身后站台？ - 新浪财经</w:t>
+        <w:t>[5] 2026-08-03｜bing.com｜SpaceX：SpaceX's first results put Musk's AI spending under Wall Street microscope</w:t>
+      </w:r>
+    </w:p>
+    <w:p>
+      <w:pPr>
+        <w:keepLines/>
+        <w:spacing w:after="60"/>
+        <w:ind w:left="369" w:hanging="227"/>
+      </w:pPr>
+      <w:r>
+        <w:rPr>
+          <w:rFonts w:ascii="Kaiti SC" w:hAnsi="Kaiti SC" w:eastAsia="Kaiti SC" w:cs="Kaiti SC"/>
+          <w:sz w:val="21"/>
+        </w:rPr>
+        <w:t xml:space="preserve">✓ </w:t>
+      </w:r>
+      <w:r>
+        <w:rPr>
+          <w:rFonts w:ascii="Kaiti SC" w:hAnsi="Kaiti SC" w:eastAsia="Kaiti SC" w:cs="Kaiti SC"/>
+          <w:sz w:val="21"/>
+        </w:rPr>
+        <w:t>[6] 2026-08-03｜bing.com｜SpaceX：SpaceX's first results put Musk's AI spending under Wall Street microscope</w:t>
+      </w:r>
+    </w:p>
+    <w:p>
+      <w:pPr>
+        <w:keepLines/>
+        <w:spacing w:after="60"/>
+        <w:ind w:left="369" w:hanging="227"/>
+      </w:pPr>
+      <w:r>
+        <w:rPr>
+          <w:rFonts w:ascii="Kaiti SC" w:hAnsi="Kaiti SC" w:eastAsia="Kaiti SC" w:cs="Kaiti SC"/>
+          <w:sz w:val="21"/>
+        </w:rPr>
+        <w:t xml:space="preserve">✓ </w:t>
+      </w:r>
+      <w:r>
+        <w:rPr>
+          <w:rFonts w:ascii="Kaiti SC" w:hAnsi="Kaiti SC" w:eastAsia="Kaiti SC" w:cs="Kaiti SC"/>
+          <w:sz w:val="21"/>
+        </w:rPr>
+        <w:t>[7] 2026-08-03｜21财经｜中科宇航：影响市场重大事件：中科宇航与星际数链签署高轨发射意向合同，力箭二号运载火箭高轨发射任务启动；央行继续实施好适度宽松的货币政策；7月股票ETF净流入4778亿元创历史峰值 - 21财经</w:t>
+      </w:r>
+    </w:p>
+    <w:p>
+      <w:pPr>
+        <w:keepLines/>
+        <w:spacing w:after="60"/>
+        <w:ind w:left="369" w:hanging="227"/>
+      </w:pPr>
+      <w:r>
+        <w:rPr>
+          <w:rFonts w:ascii="Kaiti SC" w:hAnsi="Kaiti SC" w:eastAsia="Kaiti SC" w:cs="Kaiti SC"/>
+          <w:sz w:val="21"/>
+        </w:rPr>
+        <w:t xml:space="preserve">✓ </w:t>
+      </w:r>
+      <w:r>
+        <w:rPr>
+          <w:rFonts w:ascii="Kaiti SC" w:hAnsi="Kaiti SC" w:eastAsia="Kaiti SC" w:cs="Kaiti SC"/>
+          <w:sz w:val="21"/>
+        </w:rPr>
+        <w:t>[8] 2026-08-03｜Tech Times｜中国星网：China Piles Dual-Use GuoWang Satellites Into Orbit Ahead of ITU Deadline - Tech Times</w:t>
+      </w:r>
+    </w:p>
+    <w:p>
+      <w:pPr>
+        <w:keepLines/>
+        <w:spacing w:after="60"/>
+        <w:ind w:left="369" w:hanging="227"/>
+      </w:pPr>
+      <w:r>
+        <w:rPr>
+          <w:rFonts w:ascii="Kaiti SC" w:hAnsi="Kaiti SC" w:eastAsia="Kaiti SC" w:cs="Kaiti SC"/>
+          <w:sz w:val="21"/>
+        </w:rPr>
+        <w:t xml:space="preserve">✓ </w:t>
+      </w:r>
+      <w:r>
+        <w:rPr>
+          <w:rFonts w:ascii="Kaiti SC" w:hAnsi="Kaiti SC" w:eastAsia="Kaiti SC" w:cs="Kaiti SC"/>
+          <w:sz w:val="21"/>
+        </w:rPr>
+        <w:t>[9] 2026-08-03｜bing.com｜SpaceX：Hughesnet Files for Bankruptcy After Bleeding Customers to Starlink</w:t>
+      </w:r>
+    </w:p>
+    <w:p>
+      <w:pPr>
+        <w:keepLines/>
+        <w:spacing w:after="60"/>
+        <w:ind w:left="369" w:hanging="227"/>
+      </w:pPr>
+      <w:r>
+        <w:rPr>
+          <w:rFonts w:ascii="Kaiti SC" w:hAnsi="Kaiti SC" w:eastAsia="Kaiti SC" w:cs="Kaiti SC"/>
+          <w:sz w:val="21"/>
+        </w:rPr>
+        <w:t xml:space="preserve">✓ </w:t>
+      </w:r>
+      <w:r>
+        <w:rPr>
+          <w:rFonts w:ascii="Kaiti SC" w:hAnsi="Kaiti SC" w:eastAsia="Kaiti SC" w:cs="Kaiti SC"/>
+          <w:sz w:val="21"/>
+        </w:rPr>
+        <w:t>[10] 2026-08-03｜新浪财经｜星河动力：星河动力智神星一号将择机发射 设计复用25次 - 新浪财经</w:t>
+      </w:r>
+    </w:p>
+    <w:p>
+      <w:pPr>
+        <w:keepLines/>
+        <w:spacing w:after="60"/>
+        <w:ind w:left="369" w:hanging="227"/>
+      </w:pPr>
+      <w:r>
+        <w:rPr>
+          <w:rFonts w:ascii="Kaiti SC" w:hAnsi="Kaiti SC" w:eastAsia="Kaiti SC" w:cs="Kaiti SC"/>
+          <w:sz w:val="21"/>
+        </w:rPr>
+        <w:t xml:space="preserve">✓ </w:t>
+      </w:r>
+      <w:r>
+        <w:rPr>
+          <w:rFonts w:ascii="Kaiti SC" w:hAnsi="Kaiti SC" w:eastAsia="Kaiti SC" w:cs="Kaiti SC"/>
+          <w:sz w:val="21"/>
+        </w:rPr>
+        <w:t>[11] 2026-08-03｜搜狐网｜星河动力：星河动力宣布其可复用火箭“近期择机发射”，此前称首飞将不会回收 - 搜狐网</w:t>
+      </w:r>
+    </w:p>
+    <w:p>
+      <w:pPr>
+        <w:keepLines/>
+        <w:spacing w:after="60"/>
+        <w:ind w:left="369" w:hanging="227"/>
+      </w:pPr>
+      <w:r>
+        <w:rPr>
+          <w:rFonts w:ascii="Kaiti SC" w:hAnsi="Kaiti SC" w:eastAsia="Kaiti SC" w:cs="Kaiti SC"/>
+          <w:sz w:val="21"/>
+        </w:rPr>
+        <w:t xml:space="preserve">✓ </w:t>
+      </w:r>
+      <w:r>
+        <w:rPr>
+          <w:rFonts w:ascii="Kaiti SC" w:hAnsi="Kaiti SC" w:eastAsia="Kaiti SC" w:cs="Kaiti SC"/>
+          <w:sz w:val="21"/>
+        </w:rPr>
+        <w:t>[12] 2026-08-03｜zamin.uz｜Blue Origin：US Air Force Expands Cargo Contract with Blue Origin - zamin.uz</w:t>
+      </w:r>
+    </w:p>
+    <w:p>
+      <w:pPr>
+        <w:keepLines/>
+        <w:spacing w:after="60"/>
+        <w:ind w:left="369" w:hanging="227"/>
+      </w:pPr>
+      <w:r>
+        <w:rPr>
+          <w:rFonts w:ascii="Kaiti SC" w:hAnsi="Kaiti SC" w:eastAsia="Kaiti SC" w:cs="Kaiti SC"/>
+          <w:sz w:val="21"/>
+        </w:rPr>
+        <w:t xml:space="preserve">✓ </w:t>
+      </w:r>
+      <w:r>
+        <w:rPr>
+          <w:rFonts w:ascii="Kaiti SC" w:hAnsi="Kaiti SC" w:eastAsia="Kaiti SC" w:cs="Kaiti SC"/>
+          <w:sz w:val="21"/>
+        </w:rPr>
+        <w:t>[13] 2026-08-03｜Payload Space｜Blue Origin：AFRL Adds $11.7M to Blue Origin’s Point-to-Point Cargo Contract - Payload Space</w:t>
+      </w:r>
+    </w:p>
+    <w:p>
+      <w:pPr>
+        <w:keepLines/>
+        <w:spacing w:after="60"/>
+        <w:ind w:left="369" w:hanging="227"/>
+      </w:pPr>
+      <w:r>
+        <w:rPr>
+          <w:rFonts w:ascii="Kaiti SC" w:hAnsi="Kaiti SC" w:eastAsia="Kaiti SC" w:cs="Kaiti SC"/>
+          <w:sz w:val="21"/>
+        </w:rPr>
+        <w:t xml:space="preserve">✓ </w:t>
+      </w:r>
+      <w:r>
+        <w:rPr>
+          <w:rFonts w:ascii="Kaiti SC" w:hAnsi="Kaiti SC" w:eastAsia="Kaiti SC" w:cs="Kaiti SC"/>
+          <w:sz w:val="21"/>
+        </w:rPr>
+        <w:t>[14] 2026-08-03｜雪球｜蓝箭航天：蓝箭航天(A07001)股票股价_股价行情_讨论_资讯_财报_数据报告 - 雪球</w:t>
+      </w:r>
+    </w:p>
+    <w:p>
+      <w:pPr>
+        <w:keepLines/>
+        <w:spacing w:after="60"/>
+        <w:ind w:left="369" w:hanging="227"/>
+      </w:pPr>
+      <w:r>
+        <w:rPr>
+          <w:rFonts w:ascii="Kaiti SC" w:hAnsi="Kaiti SC" w:eastAsia="Kaiti SC" w:cs="Kaiti SC"/>
+          <w:sz w:val="21"/>
+        </w:rPr>
+        <w:t xml:space="preserve">✓ </w:t>
+      </w:r>
+      <w:r>
+        <w:rPr>
+          <w:rFonts w:ascii="Kaiti SC" w:hAnsi="Kaiti SC" w:eastAsia="Kaiti SC" w:cs="Kaiti SC"/>
+          <w:sz w:val="21"/>
+        </w:rPr>
+        <w:t>[15] 2026-08-03｜新浪财经｜星河动力：星河动力智神星一号本月首飞！任务名：驾青虬兮泛星河 - 新浪财经</w:t>
       </w:r>
     </w:p>
     <w:sectPr>

--- a/docs/data/reports/daily-documents/latest/previous_daily_report.docx
+++ b/docs/data/reports/daily-documents/latest/previous_daily_report.docx
@@ -26,7 +26,7 @@
           <w:rFonts w:ascii="Kaiti SC" w:hAnsi="Kaiti SC" w:eastAsia="Kaiti SC" w:cs="Kaiti SC"/>
           <w:sz w:val="21"/>
         </w:rPr>
-        <w:t>2026-08-03（上一自然日）</w:t>
+        <w:t>2026-08-04（上一自然日）</w:t>
       </w:r>
     </w:p>
     <w:tbl>
@@ -81,7 +81,7 @@
                 <w:b w:val="0"/>
                 <w:sz w:val="19"/>
               </w:rPr>
-              <w:t>2026-08-03</w:t>
+              <w:t>2026-08-04</w:t>
             </w:r>
           </w:p>
         </w:tc>
@@ -127,7 +127,7 @@
                 <w:b w:val="0"/>
                 <w:sz w:val="19"/>
               </w:rPr>
-              <w:t>25 条 / 6 家</w:t>
+              <w:t>45 条 / 5 家</w:t>
             </w:r>
           </w:p>
         </w:tc>
@@ -173,7 +173,7 @@
                 <w:b w:val="0"/>
                 <w:sz w:val="19"/>
               </w:rPr>
-              <w:t>13 个</w:t>
+              <w:t>19 个</w:t>
             </w:r>
           </w:p>
         </w:tc>
@@ -219,7 +219,7 @@
                 <w:b w:val="0"/>
                 <w:sz w:val="19"/>
               </w:rPr>
-              <w:t>2026-08-04</w:t>
+              <w:t>2026-08-05</w:t>
             </w:r>
           </w:p>
         </w:tc>
@@ -245,7 +245,7 @@
     </w:p>
     <w:p>
       <w:r>
-        <w:t>2026-08-03 共归档 25 条新闻，覆盖 6 家公司、13 个信息来源。 新闻量较多的公司包括 SpaceX、星河动力、Blue Origin、中国星网。</w:t>
+        <w:t>2026-08-04 共归档 45 条新闻，覆盖 5 家公司、19 个信息来源。 新闻量较多的公司包括 SpaceX、星际荣耀、蓝箭航天、Blue Origin。</w:t>
       </w:r>
     </w:p>
     <w:p>
@@ -279,7 +279,7 @@
           <w:rFonts w:ascii="Kaiti SC" w:hAnsi="Kaiti SC" w:eastAsia="Kaiti SC" w:cs="Kaiti SC"/>
           <w:sz w:val="21"/>
         </w:rPr>
-        <w:t>【发射与任务】SpaceX：Starship Soars as SpaceX Looks to AI （Space Scout）</w:t>
+        <w:t>【其他动态】SpaceX：Future of Crew Dragon weighs on commercial spaceflight industry （SpaceNews）</w:t>
       </w:r>
     </w:p>
     <w:p>
@@ -300,7 +300,7 @@
           <w:rFonts w:ascii="Kaiti SC" w:hAnsi="Kaiti SC" w:eastAsia="Kaiti SC" w:cs="Kaiti SC"/>
           <w:sz w:val="21"/>
         </w:rPr>
-        <w:t>【发射与任务】星河动力：可重复使用火箭新进展！星河动力航天将择机发射智神星一号 - 证券时报 （证券时报）</w:t>
+        <w:t>【发射与任务】SpaceX：SpaceX’s new Starfall program offers validation and competition for reentry startups （SpaceNews）</w:t>
       </w:r>
     </w:p>
     <w:p>
@@ -321,7 +321,7 @@
           <w:rFonts w:ascii="Kaiti SC" w:hAnsi="Kaiti SC" w:eastAsia="Kaiti SC" w:cs="Kaiti SC"/>
           <w:sz w:val="21"/>
         </w:rPr>
-        <w:t>【发射与任务】星河动力：星河动力近期将择机发射智神星一号火箭 - 证券时报 （证券时报）</w:t>
+        <w:t>【发射与任务】SpaceX：SpaceX Replacing MRAPs with Cybertrucks Beginning with Crew-13 （SpacePolicyOnline.com）</w:t>
       </w:r>
     </w:p>
     <w:p>
@@ -342,7 +342,7 @@
           <w:rFonts w:ascii="Kaiti SC" w:hAnsi="Kaiti SC" w:eastAsia="Kaiti SC" w:cs="Kaiti SC"/>
           <w:sz w:val="21"/>
         </w:rPr>
-        <w:t>【市场与股价】SpaceX：Forget Rockets. This Is The Real Reason Wall Street Can't Stop Buying SpaceX. （bing.com）</w:t>
+        <w:t>【其他动态】SpaceX：Hughes files for bankruptcy after GEO business loses ground to Starlink （SpaceNews）</w:t>
       </w:r>
     </w:p>
     <w:p>
@@ -363,7 +363,7 @@
           <w:rFonts w:ascii="Kaiti SC" w:hAnsi="Kaiti SC" w:eastAsia="Kaiti SC" w:cs="Kaiti SC"/>
           <w:sz w:val="21"/>
         </w:rPr>
-        <w:t>【市场与股价】SpaceX：SpaceX's first results put Musk's AI spending under Wall Street microscope （bing.com）</w:t>
+        <w:t>【市场与股价】SpaceX：SpaceX earnings: Hotly anticipated first report comes as the stock tumbles 15% since IPO （bing.com）</w:t>
       </w:r>
     </w:p>
     <w:p>
@@ -384,7 +384,7 @@
           <w:rFonts w:ascii="Kaiti SC" w:hAnsi="Kaiti SC" w:eastAsia="Kaiti SC" w:cs="Kaiti SC"/>
           <w:sz w:val="21"/>
         </w:rPr>
-        <w:t>【市场与股价】SpaceX：SpaceX's first results put Musk's AI spending under Wall Street microscope （bing.com）</w:t>
+        <w:t>【其他动态】Blue Origin：Rocket Cargo Study Expands to $13M: Here Is Why New Glenn Cannot Replace C-17 Yet - Tech Times （Tech Times）</w:t>
       </w:r>
     </w:p>
     <w:p>
@@ -405,7 +405,7 @@
           <w:rFonts w:ascii="Kaiti SC" w:hAnsi="Kaiti SC" w:eastAsia="Kaiti SC" w:cs="Kaiti SC"/>
           <w:sz w:val="21"/>
         </w:rPr>
-        <w:t>【市场与股价】中科宇航：影响市场重大事件：中科宇航与星际数链签署高轨发射意向合同，力箭二号运载火箭高轨发射任务启动；央行继续实施好适度宽松的货币政策；7月股票ETF净流入4778亿元创历史峰值 - 21财经 （21财经）</w:t>
+        <w:t>【其他动态】星际荣耀：独家|星际荣耀完成E轮近10亿元首批交割 多家银行系AIC集中布局商业火箭 - 搜狐网 （搜狐网）</w:t>
       </w:r>
     </w:p>
     <w:p>
@@ -426,7 +426,7 @@
           <w:rFonts w:ascii="Kaiti SC" w:hAnsi="Kaiti SC" w:eastAsia="Kaiti SC" w:cs="Kaiti SC"/>
           <w:sz w:val="21"/>
         </w:rPr>
-        <w:t>【发射与任务】中国星网：China Piles Dual-Use GuoWang Satellites Into Orbit Ahead of ITU Deadline - Tech Times （Tech Times）</w:t>
+        <w:t>【发射与任务】星际荣耀：星际荣耀完成 E 轮融资近 10 亿元首批交割，加速双曲线三号可回收火箭首飞 - 新浪财经 （新浪财经）</w:t>
       </w:r>
     </w:p>
     <w:p>
@@ -447,7 +447,7 @@
           <w:rFonts w:ascii="Kaiti SC" w:hAnsi="Kaiti SC" w:eastAsia="Kaiti SC" w:cs="Kaiti SC"/>
           <w:sz w:val="21"/>
         </w:rPr>
-        <w:t>【其他动态】SpaceX：Hughesnet Files for Bankruptcy After Bleeding Customers to Starlink （bing.com）</w:t>
+        <w:t>【其他动态】星际荣耀：独家|星际荣耀完成E轮近10亿元首批交割 多家银行系AIC集中布局商业火箭 - 财联社 （财联社）</w:t>
       </w:r>
     </w:p>
     <w:p>
@@ -468,7 +468,7 @@
           <w:rFonts w:ascii="Kaiti SC" w:hAnsi="Kaiti SC" w:eastAsia="Kaiti SC" w:cs="Kaiti SC"/>
           <w:sz w:val="21"/>
         </w:rPr>
-        <w:t>【发射与任务】星河动力：星河动力智神星一号将择机发射 设计复用25次 - 新浪财经 （新浪财经）</w:t>
+        <w:t>【其他动态】星际荣耀：商业火箭独角兽星际荣耀完成E轮近10亿元首批交割 - 新浪财经 （新浪财经）</w:t>
       </w:r>
     </w:p>
     <w:p>
@@ -489,7 +489,7 @@
           <w:rFonts w:ascii="Kaiti SC" w:hAnsi="Kaiti SC" w:eastAsia="Kaiti SC" w:cs="Kaiti SC"/>
           <w:sz w:val="21"/>
         </w:rPr>
-        <w:t>【发射与任务】星河动力：星河动力宣布其可复用火箭“近期择机发射”，此前称首飞将不会回收 - 搜狐网 （搜狐网）</w:t>
+        <w:t>【其他动态】星际荣耀：18:50:30【独家|商业火箭独角兽星际荣耀完成E轮近10亿元首批交割】 - 财联社 （财联社）</w:t>
       </w:r>
     </w:p>
     <w:p>
@@ -510,28 +510,7 @@
           <w:rFonts w:ascii="Kaiti SC" w:hAnsi="Kaiti SC" w:eastAsia="Kaiti SC" w:cs="Kaiti SC"/>
           <w:sz w:val="21"/>
         </w:rPr>
-        <w:t>【订单与合作】Blue Origin：US Air Force Expands Cargo Contract with Blue Origin - zamin.uz （zamin.uz）</w:t>
-      </w:r>
-    </w:p>
-    <w:p>
-      <w:pPr>
-        <w:keepLines/>
-        <w:spacing w:after="60"/>
-        <w:ind w:left="369" w:hanging="227"/>
-      </w:pPr>
-      <w:r>
-        <w:rPr>
-          <w:rFonts w:ascii="Kaiti SC" w:hAnsi="Kaiti SC" w:eastAsia="Kaiti SC" w:cs="Kaiti SC"/>
-          <w:sz w:val="21"/>
-        </w:rPr>
-        <w:t xml:space="preserve">➢ </w:t>
-      </w:r>
-      <w:r>
-        <w:rPr>
-          <w:rFonts w:ascii="Kaiti SC" w:hAnsi="Kaiti SC" w:eastAsia="Kaiti SC" w:cs="Kaiti SC"/>
-          <w:sz w:val="21"/>
-        </w:rPr>
-        <w:t>【订单与合作】Blue Origin：AFRL Adds $11.7M to Blue Origin’s Point-to-Point Cargo Contract - Payload Space （Payload Space）</w:t>
+        <w:t>【订单与合作】银河航天：“国家队”入局，商业航天资本化再添“硬核”大将！银河航天参股及合作公司曝光 - 新浪财经 （新浪财经）</w:t>
       </w:r>
     </w:p>
     <w:p>
@@ -573,7 +552,7 @@
           <w:rFonts w:ascii="Kaiti SC" w:hAnsi="Kaiti SC" w:eastAsia="Kaiti SC" w:cs="Kaiti SC"/>
           <w:sz w:val="21"/>
         </w:rPr>
-        <w:t>【发射与任务】星河动力：星河动力智神星一号本月首飞！任务名：驾青虬兮泛星河 - 新浪财经 （新浪财经）</w:t>
+        <w:t>【发射与任务】蓝箭航天：商业航天迎来重要事件催化，蓝箭航天朱雀三号遥二发射窗口锁定 - 股吧 （股吧）</w:t>
       </w:r>
     </w:p>
     <w:p>
@@ -732,7 +711,7 @@
                 <w:b w:val="0"/>
                 <w:sz w:val="19"/>
               </w:rPr>
-              <w:t>13</w:t>
+              <w:t>34</w:t>
             </w:r>
           </w:p>
         </w:tc>
@@ -753,7 +732,7 @@
                 <w:b w:val="0"/>
                 <w:sz w:val="19"/>
               </w:rPr>
-              <w:t>发射与任务、市场与股价、其他动态、融资与资本</w:t>
+              <w:t>其他动态、发射与任务、市场与股价、产品与技术</w:t>
             </w:r>
           </w:p>
         </w:tc>
@@ -773,7 +752,7 @@
                 <w:b w:val="0"/>
                 <w:sz w:val="19"/>
               </w:rPr>
-              <w:t>Starship Soars as SpaceX Looks to AI</w:t>
+              <w:t>Future of Crew Dragon weighs on commercial spaceflight industry</w:t>
             </w:r>
           </w:p>
         </w:tc>
@@ -798,7 +777,7 @@
                 <w:b w:val="0"/>
                 <w:sz w:val="19"/>
               </w:rPr>
-              <w:t>星河动力</w:t>
+              <w:t>星际荣耀</w:t>
             </w:r>
           </w:p>
         </w:tc>
@@ -840,7 +819,7 @@
                 <w:b w:val="0"/>
                 <w:sz w:val="19"/>
               </w:rPr>
-              <w:t>发射与任务</w:t>
+              <w:t>其他动态、发射与任务</w:t>
             </w:r>
           </w:p>
         </w:tc>
@@ -860,7 +839,94 @@
                 <w:b w:val="0"/>
                 <w:sz w:val="19"/>
               </w:rPr>
-              <w:t>可重复使用火箭新进展！星河动力航天将择机发射智神星一号 - 证券时报</w:t>
+              <w:t>独家|星际荣耀完成E轮近10亿元首批交割 多家银行系AIC集中布局商业火箭 - 搜狐网</w:t>
+            </w:r>
+          </w:p>
+        </w:tc>
+      </w:tr>
+      <w:tr>
+        <w:trPr>
+          <w:cantSplit/>
+        </w:trPr>
+        <w:tc>
+          <w:tcPr>
+            <w:tcW w:type="dxa" w:w="2075"/>
+            <w:vAlign w:val="center"/>
+          </w:tcPr>
+          <w:p>
+            <w:pPr>
+              <w:spacing w:after="0" w:line="252" w:lineRule="auto"/>
+            </w:pPr>
+            <w:r/>
+            <w:r>
+              <w:rPr>
+                <w:rFonts w:ascii="Kaiti SC" w:hAnsi="Kaiti SC" w:eastAsia="Kaiti SC" w:cs="Kaiti SC"/>
+                <w:b w:val="0"/>
+                <w:sz w:val="19"/>
+              </w:rPr>
+              <w:t>蓝箭航天</w:t>
+            </w:r>
+          </w:p>
+        </w:tc>
+        <w:tc>
+          <w:tcPr>
+            <w:tcW w:type="dxa" w:w="2075"/>
+            <w:vAlign w:val="center"/>
+          </w:tcPr>
+          <w:p>
+            <w:pPr>
+              <w:spacing w:after="0" w:line="252" w:lineRule="auto"/>
+              <w:jc w:val="center"/>
+            </w:pPr>
+            <w:r/>
+            <w:r>
+              <w:rPr>
+                <w:rFonts w:ascii="Kaiti SC" w:hAnsi="Kaiti SC" w:eastAsia="Kaiti SC" w:cs="Kaiti SC"/>
+                <w:b w:val="0"/>
+                <w:sz w:val="19"/>
+              </w:rPr>
+              <w:t>2</w:t>
+            </w:r>
+          </w:p>
+        </w:tc>
+        <w:tc>
+          <w:tcPr>
+            <w:tcW w:type="dxa" w:w="2075"/>
+            <w:vAlign w:val="center"/>
+          </w:tcPr>
+          <w:p>
+            <w:pPr>
+              <w:spacing w:after="0" w:line="252" w:lineRule="auto"/>
+              <w:jc w:val="center"/>
+            </w:pPr>
+            <w:r/>
+            <w:r>
+              <w:rPr>
+                <w:rFonts w:ascii="Kaiti SC" w:hAnsi="Kaiti SC" w:eastAsia="Kaiti SC" w:cs="Kaiti SC"/>
+                <w:b w:val="0"/>
+                <w:sz w:val="19"/>
+              </w:rPr>
+              <w:t>市场与股价、发射与任务</w:t>
+            </w:r>
+          </w:p>
+        </w:tc>
+        <w:tc>
+          <w:tcPr>
+            <w:tcW w:type="dxa" w:w="2075"/>
+            <w:vAlign w:val="center"/>
+          </w:tcPr>
+          <w:p>
+            <w:pPr>
+              <w:spacing w:after="0" w:line="252" w:lineRule="auto"/>
+            </w:pPr>
+            <w:r/>
+            <w:r>
+              <w:rPr>
+                <w:rFonts w:ascii="Kaiti SC" w:hAnsi="Kaiti SC" w:eastAsia="Kaiti SC" w:cs="Kaiti SC"/>
+                <w:b w:val="0"/>
+                <w:sz w:val="19"/>
+              </w:rPr>
+              <w:t>蓝箭航天(A07001)股票股价_股价行情_讨论_资讯_财报_数据报告 - 雪球</w:t>
             </w:r>
           </w:p>
         </w:tc>
@@ -906,7 +972,7 @@
                 <w:b w:val="0"/>
                 <w:sz w:val="19"/>
               </w:rPr>
-              <w:t>2</w:t>
+              <w:t>1</w:t>
             </w:r>
           </w:p>
         </w:tc>
@@ -927,7 +993,7 @@
                 <w:b w:val="0"/>
                 <w:sz w:val="19"/>
               </w:rPr>
-              <w:t>订单与合作</w:t>
+              <w:t>其他动态</w:t>
             </w:r>
           </w:p>
         </w:tc>
@@ -947,7 +1013,7 @@
                 <w:b w:val="0"/>
                 <w:sz w:val="19"/>
               </w:rPr>
-              <w:t>US Air Force Expands Cargo Contract with Blue Origin - zamin.uz</w:t>
+              <w:t>Rocket Cargo Study Expands to $13M: Here Is Why New Glenn Cannot Replace C-17 Yet - Tech Times</w:t>
             </w:r>
           </w:p>
         </w:tc>
@@ -972,7 +1038,7 @@
                 <w:b w:val="0"/>
                 <w:sz w:val="19"/>
               </w:rPr>
-              <w:t>中国星网</w:t>
+              <w:t>银河航天</w:t>
             </w:r>
           </w:p>
         </w:tc>
@@ -1014,7 +1080,7 @@
                 <w:b w:val="0"/>
                 <w:sz w:val="19"/>
               </w:rPr>
-              <w:t>发射与任务</w:t>
+              <w:t>订单与合作</w:t>
             </w:r>
           </w:p>
         </w:tc>
@@ -1034,181 +1100,7 @@
                 <w:b w:val="0"/>
                 <w:sz w:val="19"/>
               </w:rPr>
-              <w:t>China Piles Dual-Use GuoWang Satellites Into Orbit Ahead of ITU Deadline - Tech Times</w:t>
-            </w:r>
-          </w:p>
-        </w:tc>
-      </w:tr>
-      <w:tr>
-        <w:trPr>
-          <w:cantSplit/>
-        </w:trPr>
-        <w:tc>
-          <w:tcPr>
-            <w:tcW w:type="dxa" w:w="2075"/>
-            <w:vAlign w:val="center"/>
-          </w:tcPr>
-          <w:p>
-            <w:pPr>
-              <w:spacing w:after="0" w:line="252" w:lineRule="auto"/>
-            </w:pPr>
-            <w:r/>
-            <w:r>
-              <w:rPr>
-                <w:rFonts w:ascii="Kaiti SC" w:hAnsi="Kaiti SC" w:eastAsia="Kaiti SC" w:cs="Kaiti SC"/>
-                <w:b w:val="0"/>
-                <w:sz w:val="19"/>
-              </w:rPr>
-              <w:t>中科宇航</w:t>
-            </w:r>
-          </w:p>
-        </w:tc>
-        <w:tc>
-          <w:tcPr>
-            <w:tcW w:type="dxa" w:w="2075"/>
-            <w:vAlign w:val="center"/>
-          </w:tcPr>
-          <w:p>
-            <w:pPr>
-              <w:spacing w:after="0" w:line="252" w:lineRule="auto"/>
-              <w:jc w:val="center"/>
-            </w:pPr>
-            <w:r/>
-            <w:r>
-              <w:rPr>
-                <w:rFonts w:ascii="Kaiti SC" w:hAnsi="Kaiti SC" w:eastAsia="Kaiti SC" w:cs="Kaiti SC"/>
-                <w:b w:val="0"/>
-                <w:sz w:val="19"/>
-              </w:rPr>
-              <w:t>1</w:t>
-            </w:r>
-          </w:p>
-        </w:tc>
-        <w:tc>
-          <w:tcPr>
-            <w:tcW w:type="dxa" w:w="2075"/>
-            <w:vAlign w:val="center"/>
-          </w:tcPr>
-          <w:p>
-            <w:pPr>
-              <w:spacing w:after="0" w:line="252" w:lineRule="auto"/>
-              <w:jc w:val="center"/>
-            </w:pPr>
-            <w:r/>
-            <w:r>
-              <w:rPr>
-                <w:rFonts w:ascii="Kaiti SC" w:hAnsi="Kaiti SC" w:eastAsia="Kaiti SC" w:cs="Kaiti SC"/>
-                <w:b w:val="0"/>
-                <w:sz w:val="19"/>
-              </w:rPr>
-              <w:t>市场与股价</w:t>
-            </w:r>
-          </w:p>
-        </w:tc>
-        <w:tc>
-          <w:tcPr>
-            <w:tcW w:type="dxa" w:w="2075"/>
-            <w:vAlign w:val="center"/>
-          </w:tcPr>
-          <w:p>
-            <w:pPr>
-              <w:spacing w:after="0" w:line="252" w:lineRule="auto"/>
-            </w:pPr>
-            <w:r/>
-            <w:r>
-              <w:rPr>
-                <w:rFonts w:ascii="Kaiti SC" w:hAnsi="Kaiti SC" w:eastAsia="Kaiti SC" w:cs="Kaiti SC"/>
-                <w:b w:val="0"/>
-                <w:sz w:val="19"/>
-              </w:rPr>
-              <w:t>影响市场重大事件：中科宇航与星际数链签署高轨发射意向合同，力箭二号运载火箭高轨发射任务启动；央行继续实施好适度宽松的货币政策；7月股票ETF净流入4778亿元创历史峰值 - 21财经</w:t>
-            </w:r>
-          </w:p>
-        </w:tc>
-      </w:tr>
-      <w:tr>
-        <w:trPr>
-          <w:cantSplit/>
-        </w:trPr>
-        <w:tc>
-          <w:tcPr>
-            <w:tcW w:type="dxa" w:w="2075"/>
-            <w:vAlign w:val="center"/>
-          </w:tcPr>
-          <w:p>
-            <w:pPr>
-              <w:spacing w:after="0" w:line="252" w:lineRule="auto"/>
-            </w:pPr>
-            <w:r/>
-            <w:r>
-              <w:rPr>
-                <w:rFonts w:ascii="Kaiti SC" w:hAnsi="Kaiti SC" w:eastAsia="Kaiti SC" w:cs="Kaiti SC"/>
-                <w:b w:val="0"/>
-                <w:sz w:val="19"/>
-              </w:rPr>
-              <w:t>蓝箭航天</w:t>
-            </w:r>
-          </w:p>
-        </w:tc>
-        <w:tc>
-          <w:tcPr>
-            <w:tcW w:type="dxa" w:w="2075"/>
-            <w:vAlign w:val="center"/>
-          </w:tcPr>
-          <w:p>
-            <w:pPr>
-              <w:spacing w:after="0" w:line="252" w:lineRule="auto"/>
-              <w:jc w:val="center"/>
-            </w:pPr>
-            <w:r/>
-            <w:r>
-              <w:rPr>
-                <w:rFonts w:ascii="Kaiti SC" w:hAnsi="Kaiti SC" w:eastAsia="Kaiti SC" w:cs="Kaiti SC"/>
-                <w:b w:val="0"/>
-                <w:sz w:val="19"/>
-              </w:rPr>
-              <w:t>1</w:t>
-            </w:r>
-          </w:p>
-        </w:tc>
-        <w:tc>
-          <w:tcPr>
-            <w:tcW w:type="dxa" w:w="2075"/>
-            <w:vAlign w:val="center"/>
-          </w:tcPr>
-          <w:p>
-            <w:pPr>
-              <w:spacing w:after="0" w:line="252" w:lineRule="auto"/>
-              <w:jc w:val="center"/>
-            </w:pPr>
-            <w:r/>
-            <w:r>
-              <w:rPr>
-                <w:rFonts w:ascii="Kaiti SC" w:hAnsi="Kaiti SC" w:eastAsia="Kaiti SC" w:cs="Kaiti SC"/>
-                <w:b w:val="0"/>
-                <w:sz w:val="19"/>
-              </w:rPr>
-              <w:t>市场与股价</w:t>
-            </w:r>
-          </w:p>
-        </w:tc>
-        <w:tc>
-          <w:tcPr>
-            <w:tcW w:type="dxa" w:w="2075"/>
-            <w:vAlign w:val="center"/>
-          </w:tcPr>
-          <w:p>
-            <w:pPr>
-              <w:spacing w:after="0" w:line="252" w:lineRule="auto"/>
-            </w:pPr>
-            <w:r/>
-            <w:r>
-              <w:rPr>
-                <w:rFonts w:ascii="Kaiti SC" w:hAnsi="Kaiti SC" w:eastAsia="Kaiti SC" w:cs="Kaiti SC"/>
-                <w:b w:val="0"/>
-                <w:sz w:val="19"/>
-              </w:rPr>
-              <w:t>蓝箭航天(A07001)股票股价_股价行情_讨论_资讯_财报_数据报告 - 雪球</w:t>
+              <w:t>“国家队”入局，商业航天资本化再添“硬核”大将！银河航天参股及合作公司曝光 - 新浪财经</w:t>
             </w:r>
           </w:p>
         </w:tc>
@@ -1245,7 +1137,7 @@
           <w:rFonts w:ascii="Kaiti SC" w:hAnsi="Kaiti SC" w:eastAsia="Kaiti SC" w:cs="Kaiti SC"/>
           <w:sz w:val="21"/>
         </w:rPr>
-        <w:t>[1] 2026-08-03｜Space Scout｜SpaceX：Starship Soars as SpaceX Looks to AI</w:t>
+        <w:t>[1] 2026-08-04｜SpaceNews｜SpaceX：Future of Crew Dragon weighs on commercial spaceflight industry</w:t>
       </w:r>
     </w:p>
     <w:p>
@@ -1266,7 +1158,7 @@
           <w:rFonts w:ascii="Kaiti SC" w:hAnsi="Kaiti SC" w:eastAsia="Kaiti SC" w:cs="Kaiti SC"/>
           <w:sz w:val="21"/>
         </w:rPr>
-        <w:t>[2] 2026-08-03｜证券时报｜星河动力：可重复使用火箭新进展！星河动力航天将择机发射智神星一号 - 证券时报</w:t>
+        <w:t>[2] 2026-08-04｜SpaceNews｜SpaceX：SpaceX’s new Starfall program offers validation and competition for reentry startups</w:t>
       </w:r>
     </w:p>
     <w:p>
@@ -1287,7 +1179,7 @@
           <w:rFonts w:ascii="Kaiti SC" w:hAnsi="Kaiti SC" w:eastAsia="Kaiti SC" w:cs="Kaiti SC"/>
           <w:sz w:val="21"/>
         </w:rPr>
-        <w:t>[3] 2026-08-03｜证券时报｜星河动力：星河动力近期将择机发射智神星一号火箭 - 证券时报</w:t>
+        <w:t>[3] 2026-08-04｜SpacePolicyOnline.com｜SpaceX：SpaceX Replacing MRAPs with Cybertrucks Beginning with Crew-13</w:t>
       </w:r>
     </w:p>
     <w:p>
@@ -1308,7 +1200,7 @@
           <w:rFonts w:ascii="Kaiti SC" w:hAnsi="Kaiti SC" w:eastAsia="Kaiti SC" w:cs="Kaiti SC"/>
           <w:sz w:val="21"/>
         </w:rPr>
-        <w:t>[4] 2026-08-03｜bing.com｜SpaceX：Forget Rockets. This Is The Real Reason Wall Street Can't Stop Buying SpaceX.</w:t>
+        <w:t>[4] 2026-08-04｜SpaceNews｜SpaceX：Hughes files for bankruptcy after GEO business loses ground to Starlink</w:t>
       </w:r>
     </w:p>
     <w:p>
@@ -1329,7 +1221,7 @@
           <w:rFonts w:ascii="Kaiti SC" w:hAnsi="Kaiti SC" w:eastAsia="Kaiti SC" w:cs="Kaiti SC"/>
           <w:sz w:val="21"/>
         </w:rPr>
-        <w:t>[5] 2026-08-03｜bing.com｜SpaceX：SpaceX's first results put Musk's AI spending under Wall Street microscope</w:t>
+        <w:t>[5] 2026-08-04｜bing.com｜SpaceX：SpaceX earnings: Hotly anticipated first report comes as the stock tumbles 15% since IPO</w:t>
       </w:r>
     </w:p>
     <w:p>
@@ -1350,7 +1242,7 @@
           <w:rFonts w:ascii="Kaiti SC" w:hAnsi="Kaiti SC" w:eastAsia="Kaiti SC" w:cs="Kaiti SC"/>
           <w:sz w:val="21"/>
         </w:rPr>
-        <w:t>[6] 2026-08-03｜bing.com｜SpaceX：SpaceX's first results put Musk's AI spending under Wall Street microscope</w:t>
+        <w:t>[6] 2026-08-04｜Tech Times｜Blue Origin：Rocket Cargo Study Expands to $13M: Here Is Why New Glenn Cannot Replace C-17 Yet - Tech Times</w:t>
       </w:r>
     </w:p>
     <w:p>
@@ -1371,7 +1263,7 @@
           <w:rFonts w:ascii="Kaiti SC" w:hAnsi="Kaiti SC" w:eastAsia="Kaiti SC" w:cs="Kaiti SC"/>
           <w:sz w:val="21"/>
         </w:rPr>
-        <w:t>[7] 2026-08-03｜21财经｜中科宇航：影响市场重大事件：中科宇航与星际数链签署高轨发射意向合同，力箭二号运载火箭高轨发射任务启动；央行继续实施好适度宽松的货币政策；7月股票ETF净流入4778亿元创历史峰值 - 21财经</w:t>
+        <w:t>[7] 2026-08-04｜搜狐网｜星际荣耀：独家|星际荣耀完成E轮近10亿元首批交割 多家银行系AIC集中布局商业火箭 - 搜狐网</w:t>
       </w:r>
     </w:p>
     <w:p>
@@ -1392,7 +1284,7 @@
           <w:rFonts w:ascii="Kaiti SC" w:hAnsi="Kaiti SC" w:eastAsia="Kaiti SC" w:cs="Kaiti SC"/>
           <w:sz w:val="21"/>
         </w:rPr>
-        <w:t>[8] 2026-08-03｜Tech Times｜中国星网：China Piles Dual-Use GuoWang Satellites Into Orbit Ahead of ITU Deadline - Tech Times</w:t>
+        <w:t>[8] 2026-08-04｜新浪财经｜星际荣耀：星际荣耀完成 E 轮融资近 10 亿元首批交割，加速双曲线三号可回收火箭首飞 - 新浪财经</w:t>
       </w:r>
     </w:p>
     <w:p>
@@ -1413,7 +1305,7 @@
           <w:rFonts w:ascii="Kaiti SC" w:hAnsi="Kaiti SC" w:eastAsia="Kaiti SC" w:cs="Kaiti SC"/>
           <w:sz w:val="21"/>
         </w:rPr>
-        <w:t>[9] 2026-08-03｜bing.com｜SpaceX：Hughesnet Files for Bankruptcy After Bleeding Customers to Starlink</w:t>
+        <w:t>[9] 2026-08-04｜财联社｜星际荣耀：独家|星际荣耀完成E轮近10亿元首批交割 多家银行系AIC集中布局商业火箭 - 财联社</w:t>
       </w:r>
     </w:p>
     <w:p>
@@ -1434,7 +1326,7 @@
           <w:rFonts w:ascii="Kaiti SC" w:hAnsi="Kaiti SC" w:eastAsia="Kaiti SC" w:cs="Kaiti SC"/>
           <w:sz w:val="21"/>
         </w:rPr>
-        <w:t>[10] 2026-08-03｜新浪财经｜星河动力：星河动力智神星一号将择机发射 设计复用25次 - 新浪财经</w:t>
+        <w:t>[10] 2026-08-04｜新浪财经｜星际荣耀：商业火箭独角兽星际荣耀完成E轮近10亿元首批交割 - 新浪财经</w:t>
       </w:r>
     </w:p>
     <w:p>
@@ -1455,7 +1347,7 @@
           <w:rFonts w:ascii="Kaiti SC" w:hAnsi="Kaiti SC" w:eastAsia="Kaiti SC" w:cs="Kaiti SC"/>
           <w:sz w:val="21"/>
         </w:rPr>
-        <w:t>[11] 2026-08-03｜搜狐网｜星河动力：星河动力宣布其可复用火箭“近期择机发射”，此前称首飞将不会回收 - 搜狐网</w:t>
+        <w:t>[11] 2026-08-04｜财联社｜星际荣耀：18:50:30【独家|商业火箭独角兽星际荣耀完成E轮近10亿元首批交割】 - 财联社</w:t>
       </w:r>
     </w:p>
     <w:p>
@@ -1476,7 +1368,7 @@
           <w:rFonts w:ascii="Kaiti SC" w:hAnsi="Kaiti SC" w:eastAsia="Kaiti SC" w:cs="Kaiti SC"/>
           <w:sz w:val="21"/>
         </w:rPr>
-        <w:t>[12] 2026-08-03｜zamin.uz｜Blue Origin：US Air Force Expands Cargo Contract with Blue Origin - zamin.uz</w:t>
+        <w:t>[12] 2026-08-04｜新浪财经｜银河航天：“国家队”入局，商业航天资本化再添“硬核”大将！银河航天参股及合作公司曝光 - 新浪财经</w:t>
       </w:r>
     </w:p>
     <w:p>
@@ -1497,7 +1389,7 @@
           <w:rFonts w:ascii="Kaiti SC" w:hAnsi="Kaiti SC" w:eastAsia="Kaiti SC" w:cs="Kaiti SC"/>
           <w:sz w:val="21"/>
         </w:rPr>
-        <w:t>[13] 2026-08-03｜Payload Space｜Blue Origin：AFRL Adds $11.7M to Blue Origin’s Point-to-Point Cargo Contract - Payload Space</w:t>
+        <w:t>[13] 2026-08-04｜雪球｜蓝箭航天：蓝箭航天(A07001)股票股价_股价行情_讨论_资讯_财报_数据报告 - 雪球</w:t>
       </w:r>
     </w:p>
     <w:p>
@@ -1518,28 +1410,7 @@
           <w:rFonts w:ascii="Kaiti SC" w:hAnsi="Kaiti SC" w:eastAsia="Kaiti SC" w:cs="Kaiti SC"/>
           <w:sz w:val="21"/>
         </w:rPr>
-        <w:t>[14] 2026-08-03｜雪球｜蓝箭航天：蓝箭航天(A07001)股票股价_股价行情_讨论_资讯_财报_数据报告 - 雪球</w:t>
-      </w:r>
-    </w:p>
-    <w:p>
-      <w:pPr>
-        <w:keepLines/>
-        <w:spacing w:after="60"/>
-        <w:ind w:left="369" w:hanging="227"/>
-      </w:pPr>
-      <w:r>
-        <w:rPr>
-          <w:rFonts w:ascii="Kaiti SC" w:hAnsi="Kaiti SC" w:eastAsia="Kaiti SC" w:cs="Kaiti SC"/>
-          <w:sz w:val="21"/>
-        </w:rPr>
-        <w:t xml:space="preserve">✓ </w:t>
-      </w:r>
-      <w:r>
-        <w:rPr>
-          <w:rFonts w:ascii="Kaiti SC" w:hAnsi="Kaiti SC" w:eastAsia="Kaiti SC" w:cs="Kaiti SC"/>
-          <w:sz w:val="21"/>
-        </w:rPr>
-        <w:t>[15] 2026-08-03｜新浪财经｜星河动力：星河动力智神星一号本月首飞！任务名：驾青虬兮泛星河 - 新浪财经</w:t>
+        <w:t>[14] 2026-08-04｜股吧｜蓝箭航天：商业航天迎来重要事件催化，蓝箭航天朱雀三号遥二发射窗口锁定 - 股吧</w:t>
       </w:r>
     </w:p>
     <w:sectPr>

--- a/docs/data/reports/daily-documents/latest/previous_daily_report.docx
+++ b/docs/data/reports/daily-documents/latest/previous_daily_report.docx
@@ -26,7 +26,7 @@
           <w:rFonts w:ascii="Kaiti SC" w:hAnsi="Kaiti SC" w:eastAsia="Kaiti SC" w:cs="Kaiti SC"/>
           <w:sz w:val="21"/>
         </w:rPr>
-        <w:t>2026-08-04（上一自然日）</w:t>
+        <w:t>2026-08-05（上一自然日）</w:t>
       </w:r>
     </w:p>
     <w:tbl>
@@ -81,7 +81,7 @@
                 <w:b w:val="0"/>
                 <w:sz w:val="19"/>
               </w:rPr>
-              <w:t>2026-08-04</w:t>
+              <w:t>2026-08-05</w:t>
             </w:r>
           </w:p>
         </w:tc>
@@ -127,7 +127,7 @@
                 <w:b w:val="0"/>
                 <w:sz w:val="19"/>
               </w:rPr>
-              <w:t>45 条 / 5 家</w:t>
+              <w:t>53 条 / 6 家</w:t>
             </w:r>
           </w:p>
         </w:tc>
@@ -173,7 +173,7 @@
                 <w:b w:val="0"/>
                 <w:sz w:val="19"/>
               </w:rPr>
-              <w:t>19 个</w:t>
+              <w:t>20 个</w:t>
             </w:r>
           </w:p>
         </w:tc>
@@ -219,7 +219,7 @@
                 <w:b w:val="0"/>
                 <w:sz w:val="19"/>
               </w:rPr>
-              <w:t>2026-08-05</w:t>
+              <w:t>2026-08-06</w:t>
             </w:r>
           </w:p>
         </w:tc>
@@ -245,7 +245,7 @@
     </w:p>
     <w:p>
       <w:r>
-        <w:t>2026-08-04 共归档 45 条新闻，覆盖 5 家公司、19 个信息来源。 新闻量较多的公司包括 SpaceX、星际荣耀、蓝箭航天、Blue Origin。</w:t>
+        <w:t>2026-08-05 共归档 53 条新闻，覆盖 6 家公司、20 个信息来源。 新闻量较多的公司包括 SpaceX、星际荣耀、Blue Origin、垣信卫星。</w:t>
       </w:r>
     </w:p>
     <w:p>
@@ -279,7 +279,7 @@
           <w:rFonts w:ascii="Kaiti SC" w:hAnsi="Kaiti SC" w:eastAsia="Kaiti SC" w:cs="Kaiti SC"/>
           <w:sz w:val="21"/>
         </w:rPr>
-        <w:t>【其他动态】SpaceX：Future of Crew Dragon weighs on commercial spaceflight industry （SpaceNews）</w:t>
+        <w:t>【发射与任务】SpaceX：Live coverage: SpaceX to launch 3 AST SpaceMobile BlueBird satellites on Falcon 9 rocket from Cape Canaveral （Spaceflight Now）</w:t>
       </w:r>
     </w:p>
     <w:p>
@@ -300,7 +300,7 @@
           <w:rFonts w:ascii="Kaiti SC" w:hAnsi="Kaiti SC" w:eastAsia="Kaiti SC" w:cs="Kaiti SC"/>
           <w:sz w:val="21"/>
         </w:rPr>
-        <w:t>【发射与任务】SpaceX：SpaceX’s new Starfall program offers validation and competition for reentry startups （SpaceNews）</w:t>
+        <w:t>【发射与任务】SpaceX：Next Starship Will Deliver Operational V3 Starlinks to Orbit, Maybe Catch Ship （SpacePolicyOnline.com）</w:t>
       </w:r>
     </w:p>
     <w:p>
@@ -321,7 +321,7 @@
           <w:rFonts w:ascii="Kaiti SC" w:hAnsi="Kaiti SC" w:eastAsia="Kaiti SC" w:cs="Kaiti SC"/>
           <w:sz w:val="21"/>
         </w:rPr>
-        <w:t>【发射与任务】SpaceX：SpaceX Replacing MRAPs with Cybertrucks Beginning with Crew-13 （SpacePolicyOnline.com）</w:t>
+        <w:t>【发射与任务】SpaceX：SpaceX to begin Starship orbital flights （SpaceNews）</w:t>
       </w:r>
     </w:p>
     <w:p>
@@ -342,7 +342,7 @@
           <w:rFonts w:ascii="Kaiti SC" w:hAnsi="Kaiti SC" w:eastAsia="Kaiti SC" w:cs="Kaiti SC"/>
           <w:sz w:val="21"/>
         </w:rPr>
-        <w:t>【其他动态】SpaceX：Hughes files for bankruptcy after GEO business loses ground to Starlink （SpaceNews）</w:t>
+        <w:t>【发射与任务】SpaceX：Live coverage: SpaceX to launch 24 Starlink satellites on Falcon 9 rocket from Vandenberg SFB （Spaceflight Now）</w:t>
       </w:r>
     </w:p>
     <w:p>
@@ -363,7 +363,7 @@
           <w:rFonts w:ascii="Kaiti SC" w:hAnsi="Kaiti SC" w:eastAsia="Kaiti SC" w:cs="Kaiti SC"/>
           <w:sz w:val="21"/>
         </w:rPr>
-        <w:t>【市场与股价】SpaceX：SpaceX earnings: Hotly anticipated first report comes as the stock tumbles 15% since IPO （bing.com）</w:t>
+        <w:t>【市场与股价】SpaceX：SpaceX shows strong growth in its first earnings report since IPO （bing.com）</w:t>
       </w:r>
     </w:p>
     <w:p>
@@ -384,7 +384,7 @@
           <w:rFonts w:ascii="Kaiti SC" w:hAnsi="Kaiti SC" w:eastAsia="Kaiti SC" w:cs="Kaiti SC"/>
           <w:sz w:val="21"/>
         </w:rPr>
-        <w:t>【其他动态】Blue Origin：Rocket Cargo Study Expands to $13M: Here Is Why New Glenn Cannot Replace C-17 Yet - Tech Times （Tech Times）</w:t>
+        <w:t>【其他动态】Blue Origin：Blue Origin CEO says faulty valve caused massive explosion in Florida （bing.com）</w:t>
       </w:r>
     </w:p>
     <w:p>
@@ -405,7 +405,7 @@
           <w:rFonts w:ascii="Kaiti SC" w:hAnsi="Kaiti SC" w:eastAsia="Kaiti SC" w:cs="Kaiti SC"/>
           <w:sz w:val="21"/>
         </w:rPr>
-        <w:t>【其他动态】星际荣耀：独家|星际荣耀完成E轮近10亿元首批交割 多家银行系AIC集中布局商业火箭 - 搜狐网 （搜狐网）</w:t>
+        <w:t>【融资与资本】星际荣耀：星际荣耀拿下10亿E轮融资，商业航天进入重资产竞速 - 搜狐网 （搜狐网）</w:t>
       </w:r>
     </w:p>
     <w:p>
@@ -426,7 +426,7 @@
           <w:rFonts w:ascii="Kaiti SC" w:hAnsi="Kaiti SC" w:eastAsia="Kaiti SC" w:cs="Kaiti SC"/>
           <w:sz w:val="21"/>
         </w:rPr>
-        <w:t>【发射与任务】星际荣耀：星际荣耀完成 E 轮融资近 10 亿元首批交割，加速双曲线三号可回收火箭首飞 - 新浪财经 （新浪财经）</w:t>
+        <w:t>【其他动态】Blue Origin：Blue Origin identifies cause of May New Glenn rocket explosion （bing.com）</w:t>
       </w:r>
     </w:p>
     <w:p>
@@ -447,7 +447,7 @@
           <w:rFonts w:ascii="Kaiti SC" w:hAnsi="Kaiti SC" w:eastAsia="Kaiti SC" w:cs="Kaiti SC"/>
           <w:sz w:val="21"/>
         </w:rPr>
-        <w:t>【其他动态】星际荣耀：独家|星际荣耀完成E轮近10亿元首批交割 多家银行系AIC集中布局商业火箭 - 财联社 （财联社）</w:t>
+        <w:t>【发射与任务】星河动力：智神星一号首飞在即，可重复使用火箭迈向验证｜航天早参 - 东方财富 （东方财富）</w:t>
       </w:r>
     </w:p>
     <w:p>
@@ -468,7 +468,7 @@
           <w:rFonts w:ascii="Kaiti SC" w:hAnsi="Kaiti SC" w:eastAsia="Kaiti SC" w:cs="Kaiti SC"/>
           <w:sz w:val="21"/>
         </w:rPr>
-        <w:t>【其他动态】星际荣耀：商业火箭独角兽星际荣耀完成E轮近10亿元首批交割 - 新浪财经 （新浪财经）</w:t>
+        <w:t>【融资与资本】星际荣耀：星际荣耀完成E轮融资近10亿元首批交割 - 集微网 （集微网）</w:t>
       </w:r>
     </w:p>
     <w:p>
@@ -489,7 +489,7 @@
           <w:rFonts w:ascii="Kaiti SC" w:hAnsi="Kaiti SC" w:eastAsia="Kaiti SC" w:cs="Kaiti SC"/>
           <w:sz w:val="21"/>
         </w:rPr>
-        <w:t>【其他动态】星际荣耀：18:50:30【独家|商业火箭独角兽星际荣耀完成E轮近10亿元首批交割】 - 财联社 （财联社）</w:t>
+        <w:t>【发射与任务】Blue Origin：Blue Origin's New Glenn rocket achieves historic first launch （bing.com）</w:t>
       </w:r>
     </w:p>
     <w:p>
@@ -510,7 +510,112 @@
           <w:rFonts w:ascii="Kaiti SC" w:hAnsi="Kaiti SC" w:eastAsia="Kaiti SC" w:cs="Kaiti SC"/>
           <w:sz w:val="21"/>
         </w:rPr>
-        <w:t>【订单与合作】银河航天：“国家队”入局，商业航天资本化再添“硬核”大将！银河航天参股及合作公司曝光 - 新浪财经 （新浪财经）</w:t>
+        <w:t>【融资与资本】星际荣耀：星际荣耀获 E 轮近 10 亿元首批融资 银行系产业资本加码商业航天赛道 - 品玩 （品玩）</w:t>
+      </w:r>
+    </w:p>
+    <w:p>
+      <w:pPr>
+        <w:keepLines/>
+        <w:spacing w:after="60"/>
+        <w:ind w:left="369" w:hanging="227"/>
+      </w:pPr>
+      <w:r>
+        <w:rPr>
+          <w:rFonts w:ascii="Kaiti SC" w:hAnsi="Kaiti SC" w:eastAsia="Kaiti SC" w:cs="Kaiti SC"/>
+          <w:sz w:val="21"/>
+        </w:rPr>
+        <w:t xml:space="preserve">➢ </w:t>
+      </w:r>
+      <w:r>
+        <w:rPr>
+          <w:rFonts w:ascii="Kaiti SC" w:hAnsi="Kaiti SC" w:eastAsia="Kaiti SC" w:cs="Kaiti SC"/>
+          <w:sz w:val="21"/>
+        </w:rPr>
+        <w:t>【融资与资本】星际荣耀：商业火箭独角兽星际荣耀完成近10亿元E轮融资首批资金交割 - 搜狐网 （搜狐网）</w:t>
+      </w:r>
+    </w:p>
+    <w:p>
+      <w:pPr>
+        <w:keepLines/>
+        <w:spacing w:after="60"/>
+        <w:ind w:left="369" w:hanging="227"/>
+      </w:pPr>
+      <w:r>
+        <w:rPr>
+          <w:rFonts w:ascii="Kaiti SC" w:hAnsi="Kaiti SC" w:eastAsia="Kaiti SC" w:cs="Kaiti SC"/>
+          <w:sz w:val="21"/>
+        </w:rPr>
+        <w:t xml:space="preserve">➢ </w:t>
+      </w:r>
+      <w:r>
+        <w:rPr>
+          <w:rFonts w:ascii="Kaiti SC" w:hAnsi="Kaiti SC" w:eastAsia="Kaiti SC" w:cs="Kaiti SC"/>
+          <w:sz w:val="21"/>
+        </w:rPr>
+        <w:t>【融资与资本】星际荣耀：商业火箭独角兽星际荣耀完成近10亿元E轮融资首批资金交割 - 搜狐网 （搜狐网）</w:t>
+      </w:r>
+    </w:p>
+    <w:p>
+      <w:pPr>
+        <w:keepLines/>
+        <w:spacing w:after="60"/>
+        <w:ind w:left="369" w:hanging="227"/>
+      </w:pPr>
+      <w:r>
+        <w:rPr>
+          <w:rFonts w:ascii="Kaiti SC" w:hAnsi="Kaiti SC" w:eastAsia="Kaiti SC" w:cs="Kaiti SC"/>
+          <w:sz w:val="21"/>
+        </w:rPr>
+        <w:t xml:space="preserve">➢ </w:t>
+      </w:r>
+      <w:r>
+        <w:rPr>
+          <w:rFonts w:ascii="Kaiti SC" w:hAnsi="Kaiti SC" w:eastAsia="Kaiti SC" w:cs="Kaiti SC"/>
+          <w:sz w:val="21"/>
+        </w:rPr>
+        <w:t>【其他动态】垣信卫星：星权，看垣信卫星，千帆星链，芯权，看上海微电子光刻机，超聚变，算力集群装备价值发 - 东方财富 （东方财富）</w:t>
+      </w:r>
+    </w:p>
+    <w:p>
+      <w:pPr>
+        <w:keepLines/>
+        <w:spacing w:after="60"/>
+        <w:ind w:left="369" w:hanging="227"/>
+      </w:pPr>
+      <w:r>
+        <w:rPr>
+          <w:rFonts w:ascii="Kaiti SC" w:hAnsi="Kaiti SC" w:eastAsia="Kaiti SC" w:cs="Kaiti SC"/>
+          <w:sz w:val="21"/>
+        </w:rPr>
+        <w:t xml:space="preserve">➢ </w:t>
+      </w:r>
+      <w:r>
+        <w:rPr>
+          <w:rFonts w:ascii="Kaiti SC" w:hAnsi="Kaiti SC" w:eastAsia="Kaiti SC" w:cs="Kaiti SC"/>
+          <w:sz w:val="21"/>
+        </w:rPr>
+        <w:t>【融资与资本】Blue Origin：Fraud Advisory Related to Company Funding Activities - Blue Origin （Blue Origin）</w:t>
+      </w:r>
+    </w:p>
+    <w:p>
+      <w:pPr>
+        <w:keepLines/>
+        <w:spacing w:after="60"/>
+        <w:ind w:left="369" w:hanging="227"/>
+      </w:pPr>
+      <w:r>
+        <w:rPr>
+          <w:rFonts w:ascii="Kaiti SC" w:hAnsi="Kaiti SC" w:eastAsia="Kaiti SC" w:cs="Kaiti SC"/>
+          <w:sz w:val="21"/>
+        </w:rPr>
+        <w:t xml:space="preserve">➢ </w:t>
+      </w:r>
+      <w:r>
+        <w:rPr>
+          <w:rFonts w:ascii="Kaiti SC" w:hAnsi="Kaiti SC" w:eastAsia="Kaiti SC" w:cs="Kaiti SC"/>
+          <w:sz w:val="21"/>
+        </w:rPr>
+        <w:t>【其他动态】Blue Origin：Blue Origin New Glenn rocket's fairing cams capture re-entry and splashdown footage （bing.com）</w:t>
       </w:r>
     </w:p>
     <w:p>
@@ -532,27 +637,6 @@
           <w:sz w:val="21"/>
         </w:rPr>
         <w:t>【市场与股价】蓝箭航天：蓝箭航天(A07001)股票股价_股价行情_讨论_资讯_财报_数据报告 - 雪球 （雪球）</w:t>
-      </w:r>
-    </w:p>
-    <w:p>
-      <w:pPr>
-        <w:keepLines/>
-        <w:spacing w:after="60"/>
-        <w:ind w:left="369" w:hanging="227"/>
-      </w:pPr>
-      <w:r>
-        <w:rPr>
-          <w:rFonts w:ascii="Kaiti SC" w:hAnsi="Kaiti SC" w:eastAsia="Kaiti SC" w:cs="Kaiti SC"/>
-          <w:sz w:val="21"/>
-        </w:rPr>
-        <w:t xml:space="preserve">➢ </w:t>
-      </w:r>
-      <w:r>
-        <w:rPr>
-          <w:rFonts w:ascii="Kaiti SC" w:hAnsi="Kaiti SC" w:eastAsia="Kaiti SC" w:cs="Kaiti SC"/>
-          <w:sz w:val="21"/>
-        </w:rPr>
-        <w:t>【发射与任务】蓝箭航天：商业航天迎来重要事件催化，蓝箭航天朱雀三号遥二发射窗口锁定 - 股吧 （股吧）</w:t>
       </w:r>
     </w:p>
     <w:p>
@@ -732,7 +816,7 @@
                 <w:b w:val="0"/>
                 <w:sz w:val="19"/>
               </w:rPr>
-              <w:t>其他动态、发射与任务、市场与股价、产品与技术</w:t>
+              <w:t>发射与任务、市场与股价、产品与技术、其他动态</w:t>
             </w:r>
           </w:p>
         </w:tc>
@@ -752,7 +836,7 @@
                 <w:b w:val="0"/>
                 <w:sz w:val="19"/>
               </w:rPr>
-              <w:t>Future of Crew Dragon weighs on commercial spaceflight industry</w:t>
+              <w:t>Live coverage: SpaceX to launch 3 AST SpaceMobile BlueBird satellites on Falcon 9 rocket from Cape Canaveral</w:t>
             </w:r>
           </w:p>
         </w:tc>
@@ -798,7 +882,7 @@
                 <w:b w:val="0"/>
                 <w:sz w:val="19"/>
               </w:rPr>
-              <w:t>7</w:t>
+              <w:t>9</w:t>
             </w:r>
           </w:p>
         </w:tc>
@@ -819,7 +903,7 @@
                 <w:b w:val="0"/>
                 <w:sz w:val="19"/>
               </w:rPr>
-              <w:t>其他动态、发射与任务</w:t>
+              <w:t>融资与资本、其他动态</w:t>
             </w:r>
           </w:p>
         </w:tc>
@@ -839,94 +923,7 @@
                 <w:b w:val="0"/>
                 <w:sz w:val="19"/>
               </w:rPr>
-              <w:t>独家|星际荣耀完成E轮近10亿元首批交割 多家银行系AIC集中布局商业火箭 - 搜狐网</w:t>
-            </w:r>
-          </w:p>
-        </w:tc>
-      </w:tr>
-      <w:tr>
-        <w:trPr>
-          <w:cantSplit/>
-        </w:trPr>
-        <w:tc>
-          <w:tcPr>
-            <w:tcW w:type="dxa" w:w="2075"/>
-            <w:vAlign w:val="center"/>
-          </w:tcPr>
-          <w:p>
-            <w:pPr>
-              <w:spacing w:after="0" w:line="252" w:lineRule="auto"/>
-            </w:pPr>
-            <w:r/>
-            <w:r>
-              <w:rPr>
-                <w:rFonts w:ascii="Kaiti SC" w:hAnsi="Kaiti SC" w:eastAsia="Kaiti SC" w:cs="Kaiti SC"/>
-                <w:b w:val="0"/>
-                <w:sz w:val="19"/>
-              </w:rPr>
-              <w:t>蓝箭航天</w:t>
-            </w:r>
-          </w:p>
-        </w:tc>
-        <w:tc>
-          <w:tcPr>
-            <w:tcW w:type="dxa" w:w="2075"/>
-            <w:vAlign w:val="center"/>
-          </w:tcPr>
-          <w:p>
-            <w:pPr>
-              <w:spacing w:after="0" w:line="252" w:lineRule="auto"/>
-              <w:jc w:val="center"/>
-            </w:pPr>
-            <w:r/>
-            <w:r>
-              <w:rPr>
-                <w:rFonts w:ascii="Kaiti SC" w:hAnsi="Kaiti SC" w:eastAsia="Kaiti SC" w:cs="Kaiti SC"/>
-                <w:b w:val="0"/>
-                <w:sz w:val="19"/>
-              </w:rPr>
-              <w:t>2</w:t>
-            </w:r>
-          </w:p>
-        </w:tc>
-        <w:tc>
-          <w:tcPr>
-            <w:tcW w:type="dxa" w:w="2075"/>
-            <w:vAlign w:val="center"/>
-          </w:tcPr>
-          <w:p>
-            <w:pPr>
-              <w:spacing w:after="0" w:line="252" w:lineRule="auto"/>
-              <w:jc w:val="center"/>
-            </w:pPr>
-            <w:r/>
-            <w:r>
-              <w:rPr>
-                <w:rFonts w:ascii="Kaiti SC" w:hAnsi="Kaiti SC" w:eastAsia="Kaiti SC" w:cs="Kaiti SC"/>
-                <w:b w:val="0"/>
-                <w:sz w:val="19"/>
-              </w:rPr>
-              <w:t>市场与股价、发射与任务</w:t>
-            </w:r>
-          </w:p>
-        </w:tc>
-        <w:tc>
-          <w:tcPr>
-            <w:tcW w:type="dxa" w:w="2075"/>
-            <w:vAlign w:val="center"/>
-          </w:tcPr>
-          <w:p>
-            <w:pPr>
-              <w:spacing w:after="0" w:line="252" w:lineRule="auto"/>
-            </w:pPr>
-            <w:r/>
-            <w:r>
-              <w:rPr>
-                <w:rFonts w:ascii="Kaiti SC" w:hAnsi="Kaiti SC" w:eastAsia="Kaiti SC" w:cs="Kaiti SC"/>
-                <w:b w:val="0"/>
-                <w:sz w:val="19"/>
-              </w:rPr>
-              <w:t>蓝箭航天(A07001)股票股价_股价行情_讨论_资讯_财报_数据报告 - 雪球</w:t>
+              <w:t>星际荣耀拿下10亿E轮融资，商业航天进入重资产竞速 - 搜狐网</w:t>
             </w:r>
           </w:p>
         </w:tc>
@@ -952,6 +949,93 @@
                 <w:sz w:val="19"/>
               </w:rPr>
               <w:t>Blue Origin</w:t>
+            </w:r>
+          </w:p>
+        </w:tc>
+        <w:tc>
+          <w:tcPr>
+            <w:tcW w:type="dxa" w:w="2075"/>
+            <w:vAlign w:val="center"/>
+          </w:tcPr>
+          <w:p>
+            <w:pPr>
+              <w:spacing w:after="0" w:line="252" w:lineRule="auto"/>
+              <w:jc w:val="center"/>
+            </w:pPr>
+            <w:r/>
+            <w:r>
+              <w:rPr>
+                <w:rFonts w:ascii="Kaiti SC" w:hAnsi="Kaiti SC" w:eastAsia="Kaiti SC" w:cs="Kaiti SC"/>
+                <w:b w:val="0"/>
+                <w:sz w:val="19"/>
+              </w:rPr>
+              <w:t>7</w:t>
+            </w:r>
+          </w:p>
+        </w:tc>
+        <w:tc>
+          <w:tcPr>
+            <w:tcW w:type="dxa" w:w="2075"/>
+            <w:vAlign w:val="center"/>
+          </w:tcPr>
+          <w:p>
+            <w:pPr>
+              <w:spacing w:after="0" w:line="252" w:lineRule="auto"/>
+              <w:jc w:val="center"/>
+            </w:pPr>
+            <w:r/>
+            <w:r>
+              <w:rPr>
+                <w:rFonts w:ascii="Kaiti SC" w:hAnsi="Kaiti SC" w:eastAsia="Kaiti SC" w:cs="Kaiti SC"/>
+                <w:b w:val="0"/>
+                <w:sz w:val="19"/>
+              </w:rPr>
+              <w:t>其他动态、发射与任务、融资与资本</w:t>
+            </w:r>
+          </w:p>
+        </w:tc>
+        <w:tc>
+          <w:tcPr>
+            <w:tcW w:type="dxa" w:w="2075"/>
+            <w:vAlign w:val="center"/>
+          </w:tcPr>
+          <w:p>
+            <w:pPr>
+              <w:spacing w:after="0" w:line="252" w:lineRule="auto"/>
+            </w:pPr>
+            <w:r/>
+            <w:r>
+              <w:rPr>
+                <w:rFonts w:ascii="Kaiti SC" w:hAnsi="Kaiti SC" w:eastAsia="Kaiti SC" w:cs="Kaiti SC"/>
+                <w:b w:val="0"/>
+                <w:sz w:val="19"/>
+              </w:rPr>
+              <w:t>Blue Origin CEO says faulty valve caused massive explosion in Florida</w:t>
+            </w:r>
+          </w:p>
+        </w:tc>
+      </w:tr>
+      <w:tr>
+        <w:trPr>
+          <w:cantSplit/>
+        </w:trPr>
+        <w:tc>
+          <w:tcPr>
+            <w:tcW w:type="dxa" w:w="2075"/>
+            <w:vAlign w:val="center"/>
+          </w:tcPr>
+          <w:p>
+            <w:pPr>
+              <w:spacing w:after="0" w:line="252" w:lineRule="auto"/>
+            </w:pPr>
+            <w:r/>
+            <w:r>
+              <w:rPr>
+                <w:rFonts w:ascii="Kaiti SC" w:hAnsi="Kaiti SC" w:eastAsia="Kaiti SC" w:cs="Kaiti SC"/>
+                <w:b w:val="0"/>
+                <w:sz w:val="19"/>
+              </w:rPr>
+              <w:t>垣信卫星</w:t>
             </w:r>
           </w:p>
         </w:tc>
@@ -1013,7 +1097,7 @@
                 <w:b w:val="0"/>
                 <w:sz w:val="19"/>
               </w:rPr>
-              <w:t>Rocket Cargo Study Expands to $13M: Here Is Why New Glenn Cannot Replace C-17 Yet - Tech Times</w:t>
+              <w:t>星权，看垣信卫星，千帆星链，芯权，看上海微电子光刻机，超聚变，算力集群装备价值发 - 东方财富</w:t>
             </w:r>
           </w:p>
         </w:tc>
@@ -1038,7 +1122,7 @@
                 <w:b w:val="0"/>
                 <w:sz w:val="19"/>
               </w:rPr>
-              <w:t>银河航天</w:t>
+              <w:t>星河动力</w:t>
             </w:r>
           </w:p>
         </w:tc>
@@ -1080,7 +1164,7 @@
                 <w:b w:val="0"/>
                 <w:sz w:val="19"/>
               </w:rPr>
-              <w:t>订单与合作</w:t>
+              <w:t>发射与任务</w:t>
             </w:r>
           </w:p>
         </w:tc>
@@ -1100,7 +1184,94 @@
                 <w:b w:val="0"/>
                 <w:sz w:val="19"/>
               </w:rPr>
-              <w:t>“国家队”入局，商业航天资本化再添“硬核”大将！银河航天参股及合作公司曝光 - 新浪财经</w:t>
+              <w:t>智神星一号首飞在即，可重复使用火箭迈向验证｜航天早参 - 东方财富</w:t>
+            </w:r>
+          </w:p>
+        </w:tc>
+      </w:tr>
+      <w:tr>
+        <w:trPr>
+          <w:cantSplit/>
+        </w:trPr>
+        <w:tc>
+          <w:tcPr>
+            <w:tcW w:type="dxa" w:w="2075"/>
+            <w:vAlign w:val="center"/>
+          </w:tcPr>
+          <w:p>
+            <w:pPr>
+              <w:spacing w:after="0" w:line="252" w:lineRule="auto"/>
+            </w:pPr>
+            <w:r/>
+            <w:r>
+              <w:rPr>
+                <w:rFonts w:ascii="Kaiti SC" w:hAnsi="Kaiti SC" w:eastAsia="Kaiti SC" w:cs="Kaiti SC"/>
+                <w:b w:val="0"/>
+                <w:sz w:val="19"/>
+              </w:rPr>
+              <w:t>蓝箭航天</w:t>
+            </w:r>
+          </w:p>
+        </w:tc>
+        <w:tc>
+          <w:tcPr>
+            <w:tcW w:type="dxa" w:w="2075"/>
+            <w:vAlign w:val="center"/>
+          </w:tcPr>
+          <w:p>
+            <w:pPr>
+              <w:spacing w:after="0" w:line="252" w:lineRule="auto"/>
+              <w:jc w:val="center"/>
+            </w:pPr>
+            <w:r/>
+            <w:r>
+              <w:rPr>
+                <w:rFonts w:ascii="Kaiti SC" w:hAnsi="Kaiti SC" w:eastAsia="Kaiti SC" w:cs="Kaiti SC"/>
+                <w:b w:val="0"/>
+                <w:sz w:val="19"/>
+              </w:rPr>
+              <w:t>1</w:t>
+            </w:r>
+          </w:p>
+        </w:tc>
+        <w:tc>
+          <w:tcPr>
+            <w:tcW w:type="dxa" w:w="2075"/>
+            <w:vAlign w:val="center"/>
+          </w:tcPr>
+          <w:p>
+            <w:pPr>
+              <w:spacing w:after="0" w:line="252" w:lineRule="auto"/>
+              <w:jc w:val="center"/>
+            </w:pPr>
+            <w:r/>
+            <w:r>
+              <w:rPr>
+                <w:rFonts w:ascii="Kaiti SC" w:hAnsi="Kaiti SC" w:eastAsia="Kaiti SC" w:cs="Kaiti SC"/>
+                <w:b w:val="0"/>
+                <w:sz w:val="19"/>
+              </w:rPr>
+              <w:t>市场与股价</w:t>
+            </w:r>
+          </w:p>
+        </w:tc>
+        <w:tc>
+          <w:tcPr>
+            <w:tcW w:type="dxa" w:w="2075"/>
+            <w:vAlign w:val="center"/>
+          </w:tcPr>
+          <w:p>
+            <w:pPr>
+              <w:spacing w:after="0" w:line="252" w:lineRule="auto"/>
+            </w:pPr>
+            <w:r/>
+            <w:r>
+              <w:rPr>
+                <w:rFonts w:ascii="Kaiti SC" w:hAnsi="Kaiti SC" w:eastAsia="Kaiti SC" w:cs="Kaiti SC"/>
+                <w:b w:val="0"/>
+                <w:sz w:val="19"/>
+              </w:rPr>
+              <w:t>蓝箭航天(A07001)股票股价_股价行情_讨论_资讯_财报_数据报告 - 雪球</w:t>
             </w:r>
           </w:p>
         </w:tc>
@@ -1137,7 +1308,7 @@
           <w:rFonts w:ascii="Kaiti SC" w:hAnsi="Kaiti SC" w:eastAsia="Kaiti SC" w:cs="Kaiti SC"/>
           <w:sz w:val="21"/>
         </w:rPr>
-        <w:t>[1] 2026-08-04｜SpaceNews｜SpaceX：Future of Crew Dragon weighs on commercial spaceflight industry</w:t>
+        <w:t>[1] 2026-08-05｜Spaceflight Now｜SpaceX：Live coverage: SpaceX to launch 3 AST SpaceMobile BlueBird satellites on Falcon 9 rocket from Cape Canaveral</w:t>
       </w:r>
     </w:p>
     <w:p>
@@ -1158,7 +1329,7 @@
           <w:rFonts w:ascii="Kaiti SC" w:hAnsi="Kaiti SC" w:eastAsia="Kaiti SC" w:cs="Kaiti SC"/>
           <w:sz w:val="21"/>
         </w:rPr>
-        <w:t>[2] 2026-08-04｜SpaceNews｜SpaceX：SpaceX’s new Starfall program offers validation and competition for reentry startups</w:t>
+        <w:t>[2] 2026-08-05｜SpacePolicyOnline.com｜SpaceX：Next Starship Will Deliver Operational V3 Starlinks to Orbit, Maybe Catch Ship</w:t>
       </w:r>
     </w:p>
     <w:p>
@@ -1179,7 +1350,7 @@
           <w:rFonts w:ascii="Kaiti SC" w:hAnsi="Kaiti SC" w:eastAsia="Kaiti SC" w:cs="Kaiti SC"/>
           <w:sz w:val="21"/>
         </w:rPr>
-        <w:t>[3] 2026-08-04｜SpacePolicyOnline.com｜SpaceX：SpaceX Replacing MRAPs with Cybertrucks Beginning with Crew-13</w:t>
+        <w:t>[3] 2026-08-05｜SpaceNews｜SpaceX：SpaceX to begin Starship orbital flights</w:t>
       </w:r>
     </w:p>
     <w:p>
@@ -1200,7 +1371,7 @@
           <w:rFonts w:ascii="Kaiti SC" w:hAnsi="Kaiti SC" w:eastAsia="Kaiti SC" w:cs="Kaiti SC"/>
           <w:sz w:val="21"/>
         </w:rPr>
-        <w:t>[4] 2026-08-04｜SpaceNews｜SpaceX：Hughes files for bankruptcy after GEO business loses ground to Starlink</w:t>
+        <w:t>[4] 2026-08-05｜Spaceflight Now｜SpaceX：Live coverage: SpaceX to launch 24 Starlink satellites on Falcon 9 rocket from Vandenberg SFB</w:t>
       </w:r>
     </w:p>
     <w:p>
@@ -1221,7 +1392,7 @@
           <w:rFonts w:ascii="Kaiti SC" w:hAnsi="Kaiti SC" w:eastAsia="Kaiti SC" w:cs="Kaiti SC"/>
           <w:sz w:val="21"/>
         </w:rPr>
-        <w:t>[5] 2026-08-04｜bing.com｜SpaceX：SpaceX earnings: Hotly anticipated first report comes as the stock tumbles 15% since IPO</w:t>
+        <w:t>[5] 2026-08-05｜bing.com｜SpaceX：SpaceX shows strong growth in its first earnings report since IPO</w:t>
       </w:r>
     </w:p>
     <w:p>
@@ -1242,7 +1413,7 @@
           <w:rFonts w:ascii="Kaiti SC" w:hAnsi="Kaiti SC" w:eastAsia="Kaiti SC" w:cs="Kaiti SC"/>
           <w:sz w:val="21"/>
         </w:rPr>
-        <w:t>[6] 2026-08-04｜Tech Times｜Blue Origin：Rocket Cargo Study Expands to $13M: Here Is Why New Glenn Cannot Replace C-17 Yet - Tech Times</w:t>
+        <w:t>[6] 2026-08-05｜bing.com｜Blue Origin：Blue Origin CEO says faulty valve caused massive explosion in Florida</w:t>
       </w:r>
     </w:p>
     <w:p>
@@ -1263,7 +1434,7 @@
           <w:rFonts w:ascii="Kaiti SC" w:hAnsi="Kaiti SC" w:eastAsia="Kaiti SC" w:cs="Kaiti SC"/>
           <w:sz w:val="21"/>
         </w:rPr>
-        <w:t>[7] 2026-08-04｜搜狐网｜星际荣耀：独家|星际荣耀完成E轮近10亿元首批交割 多家银行系AIC集中布局商业火箭 - 搜狐网</w:t>
+        <w:t>[7] 2026-08-05｜搜狐网｜星际荣耀：星际荣耀拿下10亿E轮融资，商业航天进入重资产竞速 - 搜狐网</w:t>
       </w:r>
     </w:p>
     <w:p>
@@ -1284,7 +1455,7 @@
           <w:rFonts w:ascii="Kaiti SC" w:hAnsi="Kaiti SC" w:eastAsia="Kaiti SC" w:cs="Kaiti SC"/>
           <w:sz w:val="21"/>
         </w:rPr>
-        <w:t>[8] 2026-08-04｜新浪财经｜星际荣耀：星际荣耀完成 E 轮融资近 10 亿元首批交割，加速双曲线三号可回收火箭首飞 - 新浪财经</w:t>
+        <w:t>[8] 2026-08-05｜bing.com｜Blue Origin：Blue Origin identifies cause of May New Glenn rocket explosion</w:t>
       </w:r>
     </w:p>
     <w:p>
@@ -1305,7 +1476,7 @@
           <w:rFonts w:ascii="Kaiti SC" w:hAnsi="Kaiti SC" w:eastAsia="Kaiti SC" w:cs="Kaiti SC"/>
           <w:sz w:val="21"/>
         </w:rPr>
-        <w:t>[9] 2026-08-04｜财联社｜星际荣耀：独家|星际荣耀完成E轮近10亿元首批交割 多家银行系AIC集中布局商业火箭 - 财联社</w:t>
+        <w:t>[9] 2026-08-05｜东方财富｜星河动力：智神星一号首飞在即，可重复使用火箭迈向验证｜航天早参 - 东方财富</w:t>
       </w:r>
     </w:p>
     <w:p>
@@ -1326,7 +1497,7 @@
           <w:rFonts w:ascii="Kaiti SC" w:hAnsi="Kaiti SC" w:eastAsia="Kaiti SC" w:cs="Kaiti SC"/>
           <w:sz w:val="21"/>
         </w:rPr>
-        <w:t>[10] 2026-08-04｜新浪财经｜星际荣耀：商业火箭独角兽星际荣耀完成E轮近10亿元首批交割 - 新浪财经</w:t>
+        <w:t>[10] 2026-08-05｜集微网｜星际荣耀：星际荣耀完成E轮融资近10亿元首批交割 - 集微网</w:t>
       </w:r>
     </w:p>
     <w:p>
@@ -1347,7 +1518,7 @@
           <w:rFonts w:ascii="Kaiti SC" w:hAnsi="Kaiti SC" w:eastAsia="Kaiti SC" w:cs="Kaiti SC"/>
           <w:sz w:val="21"/>
         </w:rPr>
-        <w:t>[11] 2026-08-04｜财联社｜星际荣耀：18:50:30【独家|商业火箭独角兽星际荣耀完成E轮近10亿元首批交割】 - 财联社</w:t>
+        <w:t>[11] 2026-08-05｜bing.com｜Blue Origin：Blue Origin's New Glenn rocket achieves historic first launch</w:t>
       </w:r>
     </w:p>
     <w:p>
@@ -1368,7 +1539,7 @@
           <w:rFonts w:ascii="Kaiti SC" w:hAnsi="Kaiti SC" w:eastAsia="Kaiti SC" w:cs="Kaiti SC"/>
           <w:sz w:val="21"/>
         </w:rPr>
-        <w:t>[12] 2026-08-04｜新浪财经｜银河航天：“国家队”入局，商业航天资本化再添“硬核”大将！银河航天参股及合作公司曝光 - 新浪财经</w:t>
+        <w:t>[12] 2026-08-05｜品玩｜星际荣耀：星际荣耀获 E 轮近 10 亿元首批融资 银行系产业资本加码商业航天赛道 - 品玩</w:t>
       </w:r>
     </w:p>
     <w:p>
@@ -1389,7 +1560,7 @@
           <w:rFonts w:ascii="Kaiti SC" w:hAnsi="Kaiti SC" w:eastAsia="Kaiti SC" w:cs="Kaiti SC"/>
           <w:sz w:val="21"/>
         </w:rPr>
-        <w:t>[13] 2026-08-04｜雪球｜蓝箭航天：蓝箭航天(A07001)股票股价_股价行情_讨论_资讯_财报_数据报告 - 雪球</w:t>
+        <w:t>[13] 2026-08-05｜搜狐网｜星际荣耀：商业火箭独角兽星际荣耀完成近10亿元E轮融资首批资金交割 - 搜狐网</w:t>
       </w:r>
     </w:p>
     <w:p>
@@ -1410,7 +1581,91 @@
           <w:rFonts w:ascii="Kaiti SC" w:hAnsi="Kaiti SC" w:eastAsia="Kaiti SC" w:cs="Kaiti SC"/>
           <w:sz w:val="21"/>
         </w:rPr>
-        <w:t>[14] 2026-08-04｜股吧｜蓝箭航天：商业航天迎来重要事件催化，蓝箭航天朱雀三号遥二发射窗口锁定 - 股吧</w:t>
+        <w:t>[14] 2026-08-05｜搜狐网｜星际荣耀：商业火箭独角兽星际荣耀完成近10亿元E轮融资首批资金交割 - 搜狐网</w:t>
+      </w:r>
+    </w:p>
+    <w:p>
+      <w:pPr>
+        <w:keepLines/>
+        <w:spacing w:after="60"/>
+        <w:ind w:left="369" w:hanging="227"/>
+      </w:pPr>
+      <w:r>
+        <w:rPr>
+          <w:rFonts w:ascii="Kaiti SC" w:hAnsi="Kaiti SC" w:eastAsia="Kaiti SC" w:cs="Kaiti SC"/>
+          <w:sz w:val="21"/>
+        </w:rPr>
+        <w:t xml:space="preserve">✓ </w:t>
+      </w:r>
+      <w:r>
+        <w:rPr>
+          <w:rFonts w:ascii="Kaiti SC" w:hAnsi="Kaiti SC" w:eastAsia="Kaiti SC" w:cs="Kaiti SC"/>
+          <w:sz w:val="21"/>
+        </w:rPr>
+        <w:t>[15] 2026-08-05｜东方财富｜垣信卫星：星权，看垣信卫星，千帆星链，芯权，看上海微电子光刻机，超聚变，算力集群装备价值发 - 东方财富</w:t>
+      </w:r>
+    </w:p>
+    <w:p>
+      <w:pPr>
+        <w:keepLines/>
+        <w:spacing w:after="60"/>
+        <w:ind w:left="369" w:hanging="227"/>
+      </w:pPr>
+      <w:r>
+        <w:rPr>
+          <w:rFonts w:ascii="Kaiti SC" w:hAnsi="Kaiti SC" w:eastAsia="Kaiti SC" w:cs="Kaiti SC"/>
+          <w:sz w:val="21"/>
+        </w:rPr>
+        <w:t xml:space="preserve">✓ </w:t>
+      </w:r>
+      <w:r>
+        <w:rPr>
+          <w:rFonts w:ascii="Kaiti SC" w:hAnsi="Kaiti SC" w:eastAsia="Kaiti SC" w:cs="Kaiti SC"/>
+          <w:sz w:val="21"/>
+        </w:rPr>
+        <w:t>[16] 2026-08-05｜Blue Origin｜Blue Origin：Fraud Advisory Related to Company Funding Activities - Blue Origin</w:t>
+      </w:r>
+    </w:p>
+    <w:p>
+      <w:pPr>
+        <w:keepLines/>
+        <w:spacing w:after="60"/>
+        <w:ind w:left="369" w:hanging="227"/>
+      </w:pPr>
+      <w:r>
+        <w:rPr>
+          <w:rFonts w:ascii="Kaiti SC" w:hAnsi="Kaiti SC" w:eastAsia="Kaiti SC" w:cs="Kaiti SC"/>
+          <w:sz w:val="21"/>
+        </w:rPr>
+        <w:t xml:space="preserve">✓ </w:t>
+      </w:r>
+      <w:r>
+        <w:rPr>
+          <w:rFonts w:ascii="Kaiti SC" w:hAnsi="Kaiti SC" w:eastAsia="Kaiti SC" w:cs="Kaiti SC"/>
+          <w:sz w:val="21"/>
+        </w:rPr>
+        <w:t>[17] 2026-08-05｜bing.com｜Blue Origin：Blue Origin New Glenn rocket's fairing cams capture re-entry and splashdown footage</w:t>
+      </w:r>
+    </w:p>
+    <w:p>
+      <w:pPr>
+        <w:keepLines/>
+        <w:spacing w:after="60"/>
+        <w:ind w:left="369" w:hanging="227"/>
+      </w:pPr>
+      <w:r>
+        <w:rPr>
+          <w:rFonts w:ascii="Kaiti SC" w:hAnsi="Kaiti SC" w:eastAsia="Kaiti SC" w:cs="Kaiti SC"/>
+          <w:sz w:val="21"/>
+        </w:rPr>
+        <w:t xml:space="preserve">✓ </w:t>
+      </w:r>
+      <w:r>
+        <w:rPr>
+          <w:rFonts w:ascii="Kaiti SC" w:hAnsi="Kaiti SC" w:eastAsia="Kaiti SC" w:cs="Kaiti SC"/>
+          <w:sz w:val="21"/>
+        </w:rPr>
+        <w:t>[18] 2026-08-05｜雪球｜蓝箭航天：蓝箭航天(A07001)股票股价_股价行情_讨论_资讯_财报_数据报告 - 雪球</w:t>
       </w:r>
     </w:p>
     <w:sectPr>

--- a/docs/data/reports/daily-documents/latest/previous_daily_report.docx
+++ b/docs/data/reports/daily-documents/latest/previous_daily_report.docx
@@ -26,7 +26,7 @@
           <w:rFonts w:ascii="Kaiti SC" w:hAnsi="Kaiti SC" w:eastAsia="Kaiti SC" w:cs="Kaiti SC"/>
           <w:sz w:val="21"/>
         </w:rPr>
-        <w:t>2026-08-05（上一自然日）</w:t>
+        <w:t>2026-08-06（上一自然日）</w:t>
       </w:r>
     </w:p>
     <w:tbl>
@@ -81,7 +81,7 @@
                 <w:b w:val="0"/>
                 <w:sz w:val="19"/>
               </w:rPr>
-              <w:t>2026-08-05</w:t>
+              <w:t>2026-08-06</w:t>
             </w:r>
           </w:p>
         </w:tc>
@@ -127,7 +127,7 @@
                 <w:b w:val="0"/>
                 <w:sz w:val="19"/>
               </w:rPr>
-              <w:t>53 条 / 6 家</w:t>
+              <w:t>35 条 / 5 家</w:t>
             </w:r>
           </w:p>
         </w:tc>
@@ -173,7 +173,7 @@
                 <w:b w:val="0"/>
                 <w:sz w:val="19"/>
               </w:rPr>
-              <w:t>20 个</w:t>
+              <w:t>22 个</w:t>
             </w:r>
           </w:p>
         </w:tc>
@@ -219,7 +219,7 @@
                 <w:b w:val="0"/>
                 <w:sz w:val="19"/>
               </w:rPr>
-              <w:t>2026-08-06</w:t>
+              <w:t>2026-08-07</w:t>
             </w:r>
           </w:p>
         </w:tc>
@@ -245,7 +245,7 @@
     </w:p>
     <w:p>
       <w:r>
-        <w:t>2026-08-05 共归档 53 条新闻，覆盖 6 家公司、20 个信息来源。 新闻量较多的公司包括 SpaceX、星际荣耀、Blue Origin、垣信卫星。</w:t>
+        <w:t>2026-08-06 共归档 35 条新闻，覆盖 5 家公司、22 个信息来源。 新闻量较多的公司包括 Blue Origin、SpaceX、星际荣耀、蓝箭航天。</w:t>
       </w:r>
     </w:p>
     <w:p>
@@ -279,7 +279,7 @@
           <w:rFonts w:ascii="Kaiti SC" w:hAnsi="Kaiti SC" w:eastAsia="Kaiti SC" w:cs="Kaiti SC"/>
           <w:sz w:val="21"/>
         </w:rPr>
-        <w:t>【发射与任务】SpaceX：Live coverage: SpaceX to launch 3 AST SpaceMobile BlueBird satellites on Falcon 9 rocket from Cape Canaveral （Spaceflight Now）</w:t>
+        <w:t>【其他动态】Blue Origin：New Glenn explosion linked to rocket engine valve （SpaceNews）</w:t>
       </w:r>
     </w:p>
     <w:p>
@@ -300,7 +300,7 @@
           <w:rFonts w:ascii="Kaiti SC" w:hAnsi="Kaiti SC" w:eastAsia="Kaiti SC" w:cs="Kaiti SC"/>
           <w:sz w:val="21"/>
         </w:rPr>
-        <w:t>【发射与任务】SpaceX：Next Starship Will Deliver Operational V3 Starlinks to Orbit, Maybe Catch Ship （SpacePolicyOnline.com）</w:t>
+        <w:t>【市场与股价】星际荣耀：星际荣耀完成E轮近10亿首批交割，科创板IPO辅导报告已披露24期 - 搜狐网 （搜狐网）</w:t>
       </w:r>
     </w:p>
     <w:p>
@@ -321,7 +321,7 @@
           <w:rFonts w:ascii="Kaiti SC" w:hAnsi="Kaiti SC" w:eastAsia="Kaiti SC" w:cs="Kaiti SC"/>
           <w:sz w:val="21"/>
         </w:rPr>
-        <w:t>【发射与任务】SpaceX：SpaceX to begin Starship orbital flights （SpaceNews）</w:t>
+        <w:t>【市场与股价】SpaceX：In first post-IPO earnings, Starlink drives SpaceX revenue as AI, launches lag - San Antonio Express-News （San Antonio Express-News）</w:t>
       </w:r>
     </w:p>
     <w:p>
@@ -342,7 +342,7 @@
           <w:rFonts w:ascii="Kaiti SC" w:hAnsi="Kaiti SC" w:eastAsia="Kaiti SC" w:cs="Kaiti SC"/>
           <w:sz w:val="21"/>
         </w:rPr>
-        <w:t>【发射与任务】SpaceX：Live coverage: SpaceX to launch 24 Starlink satellites on Falcon 9 rocket from Vandenberg SFB （Spaceflight Now）</w:t>
+        <w:t>【市场与股价】SpaceX：SpaceX shares big plans for global broadband - Fierce Network （Fierce Network）</w:t>
       </w:r>
     </w:p>
     <w:p>
@@ -363,7 +363,7 @@
           <w:rFonts w:ascii="Kaiti SC" w:hAnsi="Kaiti SC" w:eastAsia="Kaiti SC" w:cs="Kaiti SC"/>
           <w:sz w:val="21"/>
         </w:rPr>
-        <w:t>【市场与股价】SpaceX：SpaceX shows strong growth in its first earnings report since IPO （bing.com）</w:t>
+        <w:t>【市场与股价】SpaceX：SpaceX shares big plans for global broadband - Fierce Network （Fierce Network）</w:t>
       </w:r>
     </w:p>
     <w:p>
@@ -384,7 +384,7 @@
           <w:rFonts w:ascii="Kaiti SC" w:hAnsi="Kaiti SC" w:eastAsia="Kaiti SC" w:cs="Kaiti SC"/>
           <w:sz w:val="21"/>
         </w:rPr>
-        <w:t>【其他动态】Blue Origin：Blue Origin CEO says faulty valve caused massive explosion in Florida （bing.com）</w:t>
+        <w:t>【发射与任务】SpaceX：SpaceX rocket's impact crater on the moon spied by Korean lunar orbiter (photos) （space.com）</w:t>
       </w:r>
     </w:p>
     <w:p>
@@ -405,7 +405,7 @@
           <w:rFonts w:ascii="Kaiti SC" w:hAnsi="Kaiti SC" w:eastAsia="Kaiti SC" w:cs="Kaiti SC"/>
           <w:sz w:val="21"/>
         </w:rPr>
-        <w:t>【融资与资本】星际荣耀：星际荣耀拿下10亿E轮融资，商业航天进入重资产竞速 - 搜狐网 （搜狐网）</w:t>
+        <w:t>【其他动态】Blue Origin：Blue Origin traces origin of huge New Glenn rocket explosion to oxygen valve, CEO says （space.com）</w:t>
       </w:r>
     </w:p>
     <w:p>
@@ -426,7 +426,7 @@
           <w:rFonts w:ascii="Kaiti SC" w:hAnsi="Kaiti SC" w:eastAsia="Kaiti SC" w:cs="Kaiti SC"/>
           <w:sz w:val="21"/>
         </w:rPr>
-        <w:t>【其他动态】Blue Origin：Blue Origin identifies cause of May New Glenn rocket explosion （bing.com）</w:t>
+        <w:t>【发射与任务】Blue Origin：Blue Origin Reveals What Caused Rocket to Explode into Fireball on Launchpad （bing.com）</w:t>
       </w:r>
     </w:p>
     <w:p>
@@ -447,7 +447,7 @@
           <w:rFonts w:ascii="Kaiti SC" w:hAnsi="Kaiti SC" w:eastAsia="Kaiti SC" w:cs="Kaiti SC"/>
           <w:sz w:val="21"/>
         </w:rPr>
-        <w:t>【发射与任务】星河动力：智神星一号首飞在即，可重复使用火箭迈向验证｜航天早参 - 东方财富 （东方财富）</w:t>
+        <w:t>【其他动态】Blue Origin：Rocket engine valve ID’d as culprit for Blue Origin’s massive pad explosion, CEO says - Hanford Sentinel （Hanford Sentinel）</w:t>
       </w:r>
     </w:p>
     <w:p>
@@ -468,7 +468,7 @@
           <w:rFonts w:ascii="Kaiti SC" w:hAnsi="Kaiti SC" w:eastAsia="Kaiti SC" w:cs="Kaiti SC"/>
           <w:sz w:val="21"/>
         </w:rPr>
-        <w:t>【融资与资本】星际荣耀：星际荣耀完成E轮融资近10亿元首批交割 - 集微网 （集微网）</w:t>
+        <w:t>【发射与任务】SpaceX：SpaceX Regulatory Strategy at the FCC: Disruptive Expansion Meets Administrative Oversight （satnews.com）</w:t>
       </w:r>
     </w:p>
     <w:p>
@@ -489,7 +489,7 @@
           <w:rFonts w:ascii="Kaiti SC" w:hAnsi="Kaiti SC" w:eastAsia="Kaiti SC" w:cs="Kaiti SC"/>
           <w:sz w:val="21"/>
         </w:rPr>
-        <w:t>【发射与任务】Blue Origin：Blue Origin's New Glenn rocket achieves historic first launch （bing.com）</w:t>
+        <w:t>【其他动态】Blue Origin：Blue Origin pins New Glenn blast on BE-4 oxygen valve （bing.com）</w:t>
       </w:r>
     </w:p>
     <w:p>
@@ -510,7 +510,7 @@
           <w:rFonts w:ascii="Kaiti SC" w:hAnsi="Kaiti SC" w:eastAsia="Kaiti SC" w:cs="Kaiti SC"/>
           <w:sz w:val="21"/>
         </w:rPr>
-        <w:t>【融资与资本】星际荣耀：星际荣耀获 E 轮近 10 亿元首批融资 银行系产业资本加码商业航天赛道 - 品玩 （品玩）</w:t>
+        <w:t>【其他动态】蓝箭航天：北京征集可重复使用火箭储备课题 - 新浪财经 （新浪财经）</w:t>
       </w:r>
     </w:p>
     <w:p>
@@ -531,7 +531,7 @@
           <w:rFonts w:ascii="Kaiti SC" w:hAnsi="Kaiti SC" w:eastAsia="Kaiti SC" w:cs="Kaiti SC"/>
           <w:sz w:val="21"/>
         </w:rPr>
-        <w:t>【融资与资本】星际荣耀：商业火箭独角兽星际荣耀完成近10亿元E轮融资首批资金交割 - 搜狐网 （搜狐网）</w:t>
+        <w:t>【其他动态】蓝箭航天：北京征集可重复使用火箭储备课题 - 新浪财经 （新浪财经）</w:t>
       </w:r>
     </w:p>
     <w:p>
@@ -552,7 +552,7 @@
           <w:rFonts w:ascii="Kaiti SC" w:hAnsi="Kaiti SC" w:eastAsia="Kaiti SC" w:cs="Kaiti SC"/>
           <w:sz w:val="21"/>
         </w:rPr>
-        <w:t>【融资与资本】星际荣耀：商业火箭独角兽星际荣耀完成近10亿元E轮融资首批资金交割 - 搜狐网 （搜狐网）</w:t>
+        <w:t>【其他动态】蓝箭鸿擎：鸿擎科技等三方共建太空算力技术创新中心揭牌 - 上海证券报 （上海证券报）</w:t>
       </w:r>
     </w:p>
     <w:p>
@@ -573,70 +573,7 @@
           <w:rFonts w:ascii="Kaiti SC" w:hAnsi="Kaiti SC" w:eastAsia="Kaiti SC" w:cs="Kaiti SC"/>
           <w:sz w:val="21"/>
         </w:rPr>
-        <w:t>【其他动态】垣信卫星：星权，看垣信卫星，千帆星链，芯权，看上海微电子光刻机，超聚变，算力集群装备价值发 - 东方财富 （东方财富）</w:t>
-      </w:r>
-    </w:p>
-    <w:p>
-      <w:pPr>
-        <w:keepLines/>
-        <w:spacing w:after="60"/>
-        <w:ind w:left="369" w:hanging="227"/>
-      </w:pPr>
-      <w:r>
-        <w:rPr>
-          <w:rFonts w:ascii="Kaiti SC" w:hAnsi="Kaiti SC" w:eastAsia="Kaiti SC" w:cs="Kaiti SC"/>
-          <w:sz w:val="21"/>
-        </w:rPr>
-        <w:t xml:space="preserve">➢ </w:t>
-      </w:r>
-      <w:r>
-        <w:rPr>
-          <w:rFonts w:ascii="Kaiti SC" w:hAnsi="Kaiti SC" w:eastAsia="Kaiti SC" w:cs="Kaiti SC"/>
-          <w:sz w:val="21"/>
-        </w:rPr>
-        <w:t>【融资与资本】Blue Origin：Fraud Advisory Related to Company Funding Activities - Blue Origin （Blue Origin）</w:t>
-      </w:r>
-    </w:p>
-    <w:p>
-      <w:pPr>
-        <w:keepLines/>
-        <w:spacing w:after="60"/>
-        <w:ind w:left="369" w:hanging="227"/>
-      </w:pPr>
-      <w:r>
-        <w:rPr>
-          <w:rFonts w:ascii="Kaiti SC" w:hAnsi="Kaiti SC" w:eastAsia="Kaiti SC" w:cs="Kaiti SC"/>
-          <w:sz w:val="21"/>
-        </w:rPr>
-        <w:t xml:space="preserve">➢ </w:t>
-      </w:r>
-      <w:r>
-        <w:rPr>
-          <w:rFonts w:ascii="Kaiti SC" w:hAnsi="Kaiti SC" w:eastAsia="Kaiti SC" w:cs="Kaiti SC"/>
-          <w:sz w:val="21"/>
-        </w:rPr>
-        <w:t>【其他动态】Blue Origin：Blue Origin New Glenn rocket's fairing cams capture re-entry and splashdown footage （bing.com）</w:t>
-      </w:r>
-    </w:p>
-    <w:p>
-      <w:pPr>
-        <w:keepLines/>
-        <w:spacing w:after="60"/>
-        <w:ind w:left="369" w:hanging="227"/>
-      </w:pPr>
-      <w:r>
-        <w:rPr>
-          <w:rFonts w:ascii="Kaiti SC" w:hAnsi="Kaiti SC" w:eastAsia="Kaiti SC" w:cs="Kaiti SC"/>
-          <w:sz w:val="21"/>
-        </w:rPr>
-        <w:t xml:space="preserve">➢ </w:t>
-      </w:r>
-      <w:r>
-        <w:rPr>
-          <w:rFonts w:ascii="Kaiti SC" w:hAnsi="Kaiti SC" w:eastAsia="Kaiti SC" w:cs="Kaiti SC"/>
-          <w:sz w:val="21"/>
-        </w:rPr>
-        <w:t>【市场与股价】蓝箭航天：蓝箭航天(A07001)股票股价_股价行情_讨论_资讯_财报_数据报告 - 雪球 （雪球）</w:t>
+        <w:t>【其他动态】星际荣耀：星际荣耀，完成E轮近10亿首批交割 - eastmoney.com （eastmoney.com）</w:t>
       </w:r>
     </w:p>
     <w:p>
@@ -774,6 +711,93 @@
                 <w:b w:val="0"/>
                 <w:sz w:val="19"/>
               </w:rPr>
+              <w:t>Blue Origin</w:t>
+            </w:r>
+          </w:p>
+        </w:tc>
+        <w:tc>
+          <w:tcPr>
+            <w:tcW w:type="dxa" w:w="2075"/>
+            <w:vAlign w:val="center"/>
+          </w:tcPr>
+          <w:p>
+            <w:pPr>
+              <w:spacing w:after="0" w:line="252" w:lineRule="auto"/>
+              <w:jc w:val="center"/>
+            </w:pPr>
+            <w:r/>
+            <w:r>
+              <w:rPr>
+                <w:rFonts w:ascii="Kaiti SC" w:hAnsi="Kaiti SC" w:eastAsia="Kaiti SC" w:cs="Kaiti SC"/>
+                <w:b w:val="0"/>
+                <w:sz w:val="19"/>
+              </w:rPr>
+              <w:t>18</w:t>
+            </w:r>
+          </w:p>
+        </w:tc>
+        <w:tc>
+          <w:tcPr>
+            <w:tcW w:type="dxa" w:w="2075"/>
+            <w:vAlign w:val="center"/>
+          </w:tcPr>
+          <w:p>
+            <w:pPr>
+              <w:spacing w:after="0" w:line="252" w:lineRule="auto"/>
+              <w:jc w:val="center"/>
+            </w:pPr>
+            <w:r/>
+            <w:r>
+              <w:rPr>
+                <w:rFonts w:ascii="Kaiti SC" w:hAnsi="Kaiti SC" w:eastAsia="Kaiti SC" w:cs="Kaiti SC"/>
+                <w:b w:val="0"/>
+                <w:sz w:val="19"/>
+              </w:rPr>
+              <w:t>其他动态、发射与任务</w:t>
+            </w:r>
+          </w:p>
+        </w:tc>
+        <w:tc>
+          <w:tcPr>
+            <w:tcW w:type="dxa" w:w="2075"/>
+            <w:vAlign w:val="center"/>
+          </w:tcPr>
+          <w:p>
+            <w:pPr>
+              <w:spacing w:after="0" w:line="252" w:lineRule="auto"/>
+            </w:pPr>
+            <w:r/>
+            <w:r>
+              <w:rPr>
+                <w:rFonts w:ascii="Kaiti SC" w:hAnsi="Kaiti SC" w:eastAsia="Kaiti SC" w:cs="Kaiti SC"/>
+                <w:b w:val="0"/>
+                <w:sz w:val="19"/>
+              </w:rPr>
+              <w:t>New Glenn explosion linked to rocket engine valve</w:t>
+            </w:r>
+          </w:p>
+        </w:tc>
+      </w:tr>
+      <w:tr>
+        <w:trPr>
+          <w:cantSplit/>
+        </w:trPr>
+        <w:tc>
+          <w:tcPr>
+            <w:tcW w:type="dxa" w:w="2075"/>
+            <w:vAlign w:val="center"/>
+          </w:tcPr>
+          <w:p>
+            <w:pPr>
+              <w:spacing w:after="0" w:line="252" w:lineRule="auto"/>
+            </w:pPr>
+            <w:r/>
+            <w:r>
+              <w:rPr>
+                <w:rFonts w:ascii="Kaiti SC" w:hAnsi="Kaiti SC" w:eastAsia="Kaiti SC" w:cs="Kaiti SC"/>
+                <w:b w:val="0"/>
+                <w:sz w:val="19"/>
+              </w:rPr>
               <w:t>SpaceX</w:t>
             </w:r>
           </w:p>
@@ -795,7 +819,7 @@
                 <w:b w:val="0"/>
                 <w:sz w:val="19"/>
               </w:rPr>
-              <w:t>34</w:t>
+              <w:t>12</w:t>
             </w:r>
           </w:p>
         </w:tc>
@@ -816,7 +840,7 @@
                 <w:b w:val="0"/>
                 <w:sz w:val="19"/>
               </w:rPr>
-              <w:t>发射与任务、市场与股价、产品与技术、其他动态</w:t>
+              <w:t>市场与股价、发射与任务、其他动态</w:t>
             </w:r>
           </w:p>
         </w:tc>
@@ -836,7 +860,7 @@
                 <w:b w:val="0"/>
                 <w:sz w:val="19"/>
               </w:rPr>
-              <w:t>Live coverage: SpaceX to launch 3 AST SpaceMobile BlueBird satellites on Falcon 9 rocket from Cape Canaveral</w:t>
+              <w:t>In first post-IPO earnings, Starlink drives SpaceX revenue as AI, launches lag - San Antonio Express-News</w:t>
             </w:r>
           </w:p>
         </w:tc>
@@ -882,7 +906,7 @@
                 <w:b w:val="0"/>
                 <w:sz w:val="19"/>
               </w:rPr>
-              <w:t>9</w:t>
+              <w:t>2</w:t>
             </w:r>
           </w:p>
         </w:tc>
@@ -903,7 +927,7 @@
                 <w:b w:val="0"/>
                 <w:sz w:val="19"/>
               </w:rPr>
-              <w:t>融资与资本、其他动态</w:t>
+              <w:t>市场与股价、其他动态</w:t>
             </w:r>
           </w:p>
         </w:tc>
@@ -923,7 +947,7 @@
                 <w:b w:val="0"/>
                 <w:sz w:val="19"/>
               </w:rPr>
-              <w:t>星际荣耀拿下10亿E轮融资，商业航天进入重资产竞速 - 搜狐网</w:t>
+              <w:t>星际荣耀完成E轮近10亿首批交割，科创板IPO辅导报告已披露24期 - 搜狐网</w:t>
             </w:r>
           </w:p>
         </w:tc>
@@ -948,7 +972,7 @@
                 <w:b w:val="0"/>
                 <w:sz w:val="19"/>
               </w:rPr>
-              <w:t>Blue Origin</w:t>
+              <w:t>蓝箭航天</w:t>
             </w:r>
           </w:p>
         </w:tc>
@@ -969,7 +993,7 @@
                 <w:b w:val="0"/>
                 <w:sz w:val="19"/>
               </w:rPr>
-              <w:t>7</w:t>
+              <w:t>2</w:t>
             </w:r>
           </w:p>
         </w:tc>
@@ -990,7 +1014,7 @@
                 <w:b w:val="0"/>
                 <w:sz w:val="19"/>
               </w:rPr>
-              <w:t>其他动态、发射与任务、融资与资本</w:t>
+              <w:t>其他动态</w:t>
             </w:r>
           </w:p>
         </w:tc>
@@ -1010,7 +1034,7 @@
                 <w:b w:val="0"/>
                 <w:sz w:val="19"/>
               </w:rPr>
-              <w:t>Blue Origin CEO says faulty valve caused massive explosion in Florida</w:t>
+              <w:t>北京征集可重复使用火箭储备课题 - 新浪财经</w:t>
             </w:r>
           </w:p>
         </w:tc>
@@ -1035,7 +1059,7 @@
                 <w:b w:val="0"/>
                 <w:sz w:val="19"/>
               </w:rPr>
-              <w:t>垣信卫星</w:t>
+              <w:t>蓝箭鸿擎</w:t>
             </w:r>
           </w:p>
         </w:tc>
@@ -1097,181 +1121,7 @@
                 <w:b w:val="0"/>
                 <w:sz w:val="19"/>
               </w:rPr>
-              <w:t>星权，看垣信卫星，千帆星链，芯权，看上海微电子光刻机，超聚变，算力集群装备价值发 - 东方财富</w:t>
-            </w:r>
-          </w:p>
-        </w:tc>
-      </w:tr>
-      <w:tr>
-        <w:trPr>
-          <w:cantSplit/>
-        </w:trPr>
-        <w:tc>
-          <w:tcPr>
-            <w:tcW w:type="dxa" w:w="2075"/>
-            <w:vAlign w:val="center"/>
-          </w:tcPr>
-          <w:p>
-            <w:pPr>
-              <w:spacing w:after="0" w:line="252" w:lineRule="auto"/>
-            </w:pPr>
-            <w:r/>
-            <w:r>
-              <w:rPr>
-                <w:rFonts w:ascii="Kaiti SC" w:hAnsi="Kaiti SC" w:eastAsia="Kaiti SC" w:cs="Kaiti SC"/>
-                <w:b w:val="0"/>
-                <w:sz w:val="19"/>
-              </w:rPr>
-              <w:t>星河动力</w:t>
-            </w:r>
-          </w:p>
-        </w:tc>
-        <w:tc>
-          <w:tcPr>
-            <w:tcW w:type="dxa" w:w="2075"/>
-            <w:vAlign w:val="center"/>
-          </w:tcPr>
-          <w:p>
-            <w:pPr>
-              <w:spacing w:after="0" w:line="252" w:lineRule="auto"/>
-              <w:jc w:val="center"/>
-            </w:pPr>
-            <w:r/>
-            <w:r>
-              <w:rPr>
-                <w:rFonts w:ascii="Kaiti SC" w:hAnsi="Kaiti SC" w:eastAsia="Kaiti SC" w:cs="Kaiti SC"/>
-                <w:b w:val="0"/>
-                <w:sz w:val="19"/>
-              </w:rPr>
-              <w:t>1</w:t>
-            </w:r>
-          </w:p>
-        </w:tc>
-        <w:tc>
-          <w:tcPr>
-            <w:tcW w:type="dxa" w:w="2075"/>
-            <w:vAlign w:val="center"/>
-          </w:tcPr>
-          <w:p>
-            <w:pPr>
-              <w:spacing w:after="0" w:line="252" w:lineRule="auto"/>
-              <w:jc w:val="center"/>
-            </w:pPr>
-            <w:r/>
-            <w:r>
-              <w:rPr>
-                <w:rFonts w:ascii="Kaiti SC" w:hAnsi="Kaiti SC" w:eastAsia="Kaiti SC" w:cs="Kaiti SC"/>
-                <w:b w:val="0"/>
-                <w:sz w:val="19"/>
-              </w:rPr>
-              <w:t>发射与任务</w:t>
-            </w:r>
-          </w:p>
-        </w:tc>
-        <w:tc>
-          <w:tcPr>
-            <w:tcW w:type="dxa" w:w="2075"/>
-            <w:vAlign w:val="center"/>
-          </w:tcPr>
-          <w:p>
-            <w:pPr>
-              <w:spacing w:after="0" w:line="252" w:lineRule="auto"/>
-            </w:pPr>
-            <w:r/>
-            <w:r>
-              <w:rPr>
-                <w:rFonts w:ascii="Kaiti SC" w:hAnsi="Kaiti SC" w:eastAsia="Kaiti SC" w:cs="Kaiti SC"/>
-                <w:b w:val="0"/>
-                <w:sz w:val="19"/>
-              </w:rPr>
-              <w:t>智神星一号首飞在即，可重复使用火箭迈向验证｜航天早参 - 东方财富</w:t>
-            </w:r>
-          </w:p>
-        </w:tc>
-      </w:tr>
-      <w:tr>
-        <w:trPr>
-          <w:cantSplit/>
-        </w:trPr>
-        <w:tc>
-          <w:tcPr>
-            <w:tcW w:type="dxa" w:w="2075"/>
-            <w:vAlign w:val="center"/>
-          </w:tcPr>
-          <w:p>
-            <w:pPr>
-              <w:spacing w:after="0" w:line="252" w:lineRule="auto"/>
-            </w:pPr>
-            <w:r/>
-            <w:r>
-              <w:rPr>
-                <w:rFonts w:ascii="Kaiti SC" w:hAnsi="Kaiti SC" w:eastAsia="Kaiti SC" w:cs="Kaiti SC"/>
-                <w:b w:val="0"/>
-                <w:sz w:val="19"/>
-              </w:rPr>
-              <w:t>蓝箭航天</w:t>
-            </w:r>
-          </w:p>
-        </w:tc>
-        <w:tc>
-          <w:tcPr>
-            <w:tcW w:type="dxa" w:w="2075"/>
-            <w:vAlign w:val="center"/>
-          </w:tcPr>
-          <w:p>
-            <w:pPr>
-              <w:spacing w:after="0" w:line="252" w:lineRule="auto"/>
-              <w:jc w:val="center"/>
-            </w:pPr>
-            <w:r/>
-            <w:r>
-              <w:rPr>
-                <w:rFonts w:ascii="Kaiti SC" w:hAnsi="Kaiti SC" w:eastAsia="Kaiti SC" w:cs="Kaiti SC"/>
-                <w:b w:val="0"/>
-                <w:sz w:val="19"/>
-              </w:rPr>
-              <w:t>1</w:t>
-            </w:r>
-          </w:p>
-        </w:tc>
-        <w:tc>
-          <w:tcPr>
-            <w:tcW w:type="dxa" w:w="2075"/>
-            <w:vAlign w:val="center"/>
-          </w:tcPr>
-          <w:p>
-            <w:pPr>
-              <w:spacing w:after="0" w:line="252" w:lineRule="auto"/>
-              <w:jc w:val="center"/>
-            </w:pPr>
-            <w:r/>
-            <w:r>
-              <w:rPr>
-                <w:rFonts w:ascii="Kaiti SC" w:hAnsi="Kaiti SC" w:eastAsia="Kaiti SC" w:cs="Kaiti SC"/>
-                <w:b w:val="0"/>
-                <w:sz w:val="19"/>
-              </w:rPr>
-              <w:t>市场与股价</w:t>
-            </w:r>
-          </w:p>
-        </w:tc>
-        <w:tc>
-          <w:tcPr>
-            <w:tcW w:type="dxa" w:w="2075"/>
-            <w:vAlign w:val="center"/>
-          </w:tcPr>
-          <w:p>
-            <w:pPr>
-              <w:spacing w:after="0" w:line="252" w:lineRule="auto"/>
-            </w:pPr>
-            <w:r/>
-            <w:r>
-              <w:rPr>
-                <w:rFonts w:ascii="Kaiti SC" w:hAnsi="Kaiti SC" w:eastAsia="Kaiti SC" w:cs="Kaiti SC"/>
-                <w:b w:val="0"/>
-                <w:sz w:val="19"/>
-              </w:rPr>
-              <w:t>蓝箭航天(A07001)股票股价_股价行情_讨论_资讯_财报_数据报告 - 雪球</w:t>
+              <w:t>鸿擎科技等三方共建太空算力技术创新中心揭牌 - 上海证券报</w:t>
             </w:r>
           </w:p>
         </w:tc>
@@ -1308,7 +1158,7 @@
           <w:rFonts w:ascii="Kaiti SC" w:hAnsi="Kaiti SC" w:eastAsia="Kaiti SC" w:cs="Kaiti SC"/>
           <w:sz w:val="21"/>
         </w:rPr>
-        <w:t>[1] 2026-08-05｜Spaceflight Now｜SpaceX：Live coverage: SpaceX to launch 3 AST SpaceMobile BlueBird satellites on Falcon 9 rocket from Cape Canaveral</w:t>
+        <w:t>[1] 2026-08-06｜SpaceNews｜Blue Origin：New Glenn explosion linked to rocket engine valve</w:t>
       </w:r>
     </w:p>
     <w:p>
@@ -1329,7 +1179,7 @@
           <w:rFonts w:ascii="Kaiti SC" w:hAnsi="Kaiti SC" w:eastAsia="Kaiti SC" w:cs="Kaiti SC"/>
           <w:sz w:val="21"/>
         </w:rPr>
-        <w:t>[2] 2026-08-05｜SpacePolicyOnline.com｜SpaceX：Next Starship Will Deliver Operational V3 Starlinks to Orbit, Maybe Catch Ship</w:t>
+        <w:t>[2] 2026-08-06｜搜狐网｜星际荣耀：星际荣耀完成E轮近10亿首批交割，科创板IPO辅导报告已披露24期 - 搜狐网</w:t>
       </w:r>
     </w:p>
     <w:p>
@@ -1350,7 +1200,7 @@
           <w:rFonts w:ascii="Kaiti SC" w:hAnsi="Kaiti SC" w:eastAsia="Kaiti SC" w:cs="Kaiti SC"/>
           <w:sz w:val="21"/>
         </w:rPr>
-        <w:t>[3] 2026-08-05｜SpaceNews｜SpaceX：SpaceX to begin Starship orbital flights</w:t>
+        <w:t>[3] 2026-08-06｜San Antonio Express-News｜SpaceX：In first post-IPO earnings, Starlink drives SpaceX revenue as AI, launches lag - San Antonio Express-News</w:t>
       </w:r>
     </w:p>
     <w:p>
@@ -1371,7 +1221,7 @@
           <w:rFonts w:ascii="Kaiti SC" w:hAnsi="Kaiti SC" w:eastAsia="Kaiti SC" w:cs="Kaiti SC"/>
           <w:sz w:val="21"/>
         </w:rPr>
-        <w:t>[4] 2026-08-05｜Spaceflight Now｜SpaceX：Live coverage: SpaceX to launch 24 Starlink satellites on Falcon 9 rocket from Vandenberg SFB</w:t>
+        <w:t>[4] 2026-08-06｜Fierce Network｜SpaceX：SpaceX shares big plans for global broadband - Fierce Network</w:t>
       </w:r>
     </w:p>
     <w:p>
@@ -1392,7 +1242,7 @@
           <w:rFonts w:ascii="Kaiti SC" w:hAnsi="Kaiti SC" w:eastAsia="Kaiti SC" w:cs="Kaiti SC"/>
           <w:sz w:val="21"/>
         </w:rPr>
-        <w:t>[5] 2026-08-05｜bing.com｜SpaceX：SpaceX shows strong growth in its first earnings report since IPO</w:t>
+        <w:t>[5] 2026-08-06｜Fierce Network｜SpaceX：SpaceX shares big plans for global broadband - Fierce Network</w:t>
       </w:r>
     </w:p>
     <w:p>
@@ -1413,7 +1263,7 @@
           <w:rFonts w:ascii="Kaiti SC" w:hAnsi="Kaiti SC" w:eastAsia="Kaiti SC" w:cs="Kaiti SC"/>
           <w:sz w:val="21"/>
         </w:rPr>
-        <w:t>[6] 2026-08-05｜bing.com｜Blue Origin：Blue Origin CEO says faulty valve caused massive explosion in Florida</w:t>
+        <w:t>[6] 2026-08-06｜space.com｜SpaceX：SpaceX rocket's impact crater on the moon spied by Korean lunar orbiter (photos)</w:t>
       </w:r>
     </w:p>
     <w:p>
@@ -1434,7 +1284,7 @@
           <w:rFonts w:ascii="Kaiti SC" w:hAnsi="Kaiti SC" w:eastAsia="Kaiti SC" w:cs="Kaiti SC"/>
           <w:sz w:val="21"/>
         </w:rPr>
-        <w:t>[7] 2026-08-05｜搜狐网｜星际荣耀：星际荣耀拿下10亿E轮融资，商业航天进入重资产竞速 - 搜狐网</w:t>
+        <w:t>[7] 2026-08-06｜space.com｜Blue Origin：Blue Origin traces origin of huge New Glenn rocket explosion to oxygen valve, CEO says</w:t>
       </w:r>
     </w:p>
     <w:p>
@@ -1455,7 +1305,7 @@
           <w:rFonts w:ascii="Kaiti SC" w:hAnsi="Kaiti SC" w:eastAsia="Kaiti SC" w:cs="Kaiti SC"/>
           <w:sz w:val="21"/>
         </w:rPr>
-        <w:t>[8] 2026-08-05｜bing.com｜Blue Origin：Blue Origin identifies cause of May New Glenn rocket explosion</w:t>
+        <w:t>[8] 2026-08-06｜bing.com｜Blue Origin：Blue Origin Reveals What Caused Rocket to Explode into Fireball on Launchpad</w:t>
       </w:r>
     </w:p>
     <w:p>
@@ -1476,7 +1326,7 @@
           <w:rFonts w:ascii="Kaiti SC" w:hAnsi="Kaiti SC" w:eastAsia="Kaiti SC" w:cs="Kaiti SC"/>
           <w:sz w:val="21"/>
         </w:rPr>
-        <w:t>[9] 2026-08-05｜东方财富｜星河动力：智神星一号首飞在即，可重复使用火箭迈向验证｜航天早参 - 东方财富</w:t>
+        <w:t>[9] 2026-08-06｜Hanford Sentinel｜Blue Origin：Rocket engine valve ID’d as culprit for Blue Origin’s massive pad explosion, CEO says - Hanford Sentinel</w:t>
       </w:r>
     </w:p>
     <w:p>
@@ -1497,7 +1347,7 @@
           <w:rFonts w:ascii="Kaiti SC" w:hAnsi="Kaiti SC" w:eastAsia="Kaiti SC" w:cs="Kaiti SC"/>
           <w:sz w:val="21"/>
         </w:rPr>
-        <w:t>[10] 2026-08-05｜集微网｜星际荣耀：星际荣耀完成E轮融资近10亿元首批交割 - 集微网</w:t>
+        <w:t>[10] 2026-08-06｜satnews.com｜SpaceX：SpaceX Regulatory Strategy at the FCC: Disruptive Expansion Meets Administrative Oversight</w:t>
       </w:r>
     </w:p>
     <w:p>
@@ -1518,7 +1368,7 @@
           <w:rFonts w:ascii="Kaiti SC" w:hAnsi="Kaiti SC" w:eastAsia="Kaiti SC" w:cs="Kaiti SC"/>
           <w:sz w:val="21"/>
         </w:rPr>
-        <w:t>[11] 2026-08-05｜bing.com｜Blue Origin：Blue Origin's New Glenn rocket achieves historic first launch</w:t>
+        <w:t>[11] 2026-08-06｜bing.com｜Blue Origin：Blue Origin pins New Glenn blast on BE-4 oxygen valve</w:t>
       </w:r>
     </w:p>
     <w:p>
@@ -1539,7 +1389,7 @@
           <w:rFonts w:ascii="Kaiti SC" w:hAnsi="Kaiti SC" w:eastAsia="Kaiti SC" w:cs="Kaiti SC"/>
           <w:sz w:val="21"/>
         </w:rPr>
-        <w:t>[12] 2026-08-05｜品玩｜星际荣耀：星际荣耀获 E 轮近 10 亿元首批融资 银行系产业资本加码商业航天赛道 - 品玩</w:t>
+        <w:t>[12] 2026-08-06｜新浪财经｜蓝箭航天：北京征集可重复使用火箭储备课题 - 新浪财经</w:t>
       </w:r>
     </w:p>
     <w:p>
@@ -1560,7 +1410,7 @@
           <w:rFonts w:ascii="Kaiti SC" w:hAnsi="Kaiti SC" w:eastAsia="Kaiti SC" w:cs="Kaiti SC"/>
           <w:sz w:val="21"/>
         </w:rPr>
-        <w:t>[13] 2026-08-05｜搜狐网｜星际荣耀：商业火箭独角兽星际荣耀完成近10亿元E轮融资首批资金交割 - 搜狐网</w:t>
+        <w:t>[13] 2026-08-06｜新浪财经｜蓝箭航天：北京征集可重复使用火箭储备课题 - 新浪财经</w:t>
       </w:r>
     </w:p>
     <w:p>
@@ -1581,7 +1431,7 @@
           <w:rFonts w:ascii="Kaiti SC" w:hAnsi="Kaiti SC" w:eastAsia="Kaiti SC" w:cs="Kaiti SC"/>
           <w:sz w:val="21"/>
         </w:rPr>
-        <w:t>[14] 2026-08-05｜搜狐网｜星际荣耀：商业火箭独角兽星际荣耀完成近10亿元E轮融资首批资金交割 - 搜狐网</w:t>
+        <w:t>[14] 2026-08-06｜上海证券报｜蓝箭鸿擎：鸿擎科技等三方共建太空算力技术创新中心揭牌 - 上海证券报</w:t>
       </w:r>
     </w:p>
     <w:p>
@@ -1602,70 +1452,7 @@
           <w:rFonts w:ascii="Kaiti SC" w:hAnsi="Kaiti SC" w:eastAsia="Kaiti SC" w:cs="Kaiti SC"/>
           <w:sz w:val="21"/>
         </w:rPr>
-        <w:t>[15] 2026-08-05｜东方财富｜垣信卫星：星权，看垣信卫星，千帆星链，芯权，看上海微电子光刻机，超聚变，算力集群装备价值发 - 东方财富</w:t>
-      </w:r>
-    </w:p>
-    <w:p>
-      <w:pPr>
-        <w:keepLines/>
-        <w:spacing w:after="60"/>
-        <w:ind w:left="369" w:hanging="227"/>
-      </w:pPr>
-      <w:r>
-        <w:rPr>
-          <w:rFonts w:ascii="Kaiti SC" w:hAnsi="Kaiti SC" w:eastAsia="Kaiti SC" w:cs="Kaiti SC"/>
-          <w:sz w:val="21"/>
-        </w:rPr>
-        <w:t xml:space="preserve">✓ </w:t>
-      </w:r>
-      <w:r>
-        <w:rPr>
-          <w:rFonts w:ascii="Kaiti SC" w:hAnsi="Kaiti SC" w:eastAsia="Kaiti SC" w:cs="Kaiti SC"/>
-          <w:sz w:val="21"/>
-        </w:rPr>
-        <w:t>[16] 2026-08-05｜Blue Origin｜Blue Origin：Fraud Advisory Related to Company Funding Activities - Blue Origin</w:t>
-      </w:r>
-    </w:p>
-    <w:p>
-      <w:pPr>
-        <w:keepLines/>
-        <w:spacing w:after="60"/>
-        <w:ind w:left="369" w:hanging="227"/>
-      </w:pPr>
-      <w:r>
-        <w:rPr>
-          <w:rFonts w:ascii="Kaiti SC" w:hAnsi="Kaiti SC" w:eastAsia="Kaiti SC" w:cs="Kaiti SC"/>
-          <w:sz w:val="21"/>
-        </w:rPr>
-        <w:t xml:space="preserve">✓ </w:t>
-      </w:r>
-      <w:r>
-        <w:rPr>
-          <w:rFonts w:ascii="Kaiti SC" w:hAnsi="Kaiti SC" w:eastAsia="Kaiti SC" w:cs="Kaiti SC"/>
-          <w:sz w:val="21"/>
-        </w:rPr>
-        <w:t>[17] 2026-08-05｜bing.com｜Blue Origin：Blue Origin New Glenn rocket's fairing cams capture re-entry and splashdown footage</w:t>
-      </w:r>
-    </w:p>
-    <w:p>
-      <w:pPr>
-        <w:keepLines/>
-        <w:spacing w:after="60"/>
-        <w:ind w:left="369" w:hanging="227"/>
-      </w:pPr>
-      <w:r>
-        <w:rPr>
-          <w:rFonts w:ascii="Kaiti SC" w:hAnsi="Kaiti SC" w:eastAsia="Kaiti SC" w:cs="Kaiti SC"/>
-          <w:sz w:val="21"/>
-        </w:rPr>
-        <w:t xml:space="preserve">✓ </w:t>
-      </w:r>
-      <w:r>
-        <w:rPr>
-          <w:rFonts w:ascii="Kaiti SC" w:hAnsi="Kaiti SC" w:eastAsia="Kaiti SC" w:cs="Kaiti SC"/>
-          <w:sz w:val="21"/>
-        </w:rPr>
-        <w:t>[18] 2026-08-05｜雪球｜蓝箭航天：蓝箭航天(A07001)股票股价_股价行情_讨论_资讯_财报_数据报告 - 雪球</w:t>
+        <w:t>[15] 2026-08-06｜eastmoney.com｜星际荣耀：星际荣耀，完成E轮近10亿首批交割 - eastmoney.com</w:t>
       </w:r>
     </w:p>
     <w:sectPr>

--- a/docs/data/reports/daily-documents/latest/previous_daily_report.docx
+++ b/docs/data/reports/daily-documents/latest/previous_daily_report.docx
@@ -26,7 +26,7 @@
           <w:rFonts w:ascii="Kaiti SC" w:hAnsi="Kaiti SC" w:eastAsia="Kaiti SC" w:cs="Kaiti SC"/>
           <w:sz w:val="21"/>
         </w:rPr>
-        <w:t>2026-08-06（上一自然日）</w:t>
+        <w:t>2026-08-07（上一自然日）</w:t>
       </w:r>
     </w:p>
     <w:tbl>
@@ -81,7 +81,7 @@
                 <w:b w:val="0"/>
                 <w:sz w:val="19"/>
               </w:rPr>
-              <w:t>2026-08-06</w:t>
+              <w:t>2026-08-07</w:t>
             </w:r>
           </w:p>
         </w:tc>
@@ -127,7 +127,7 @@
                 <w:b w:val="0"/>
                 <w:sz w:val="19"/>
               </w:rPr>
-              <w:t>35 条 / 5 家</w:t>
+              <w:t>24 条 / 4 家</w:t>
             </w:r>
           </w:p>
         </w:tc>
@@ -173,7 +173,7 @@
                 <w:b w:val="0"/>
                 <w:sz w:val="19"/>
               </w:rPr>
-              <w:t>22 个</w:t>
+              <w:t>20 个</w:t>
             </w:r>
           </w:p>
         </w:tc>
@@ -219,7 +219,7 @@
                 <w:b w:val="0"/>
                 <w:sz w:val="19"/>
               </w:rPr>
-              <w:t>2026-08-07</w:t>
+              <w:t>2026-08-08</w:t>
             </w:r>
           </w:p>
         </w:tc>
@@ -245,7 +245,7 @@
     </w:p>
     <w:p>
       <w:r>
-        <w:t>2026-08-06 共归档 35 条新闻，覆盖 5 家公司、22 个信息来源。 新闻量较多的公司包括 Blue Origin、SpaceX、星际荣耀、蓝箭航天。</w:t>
+        <w:t>2026-08-07 共归档 24 条新闻，覆盖 4 家公司、20 个信息来源。 新闻量较多的公司包括 Blue Origin、SpaceX、垣信卫星、蓝箭航天。</w:t>
       </w:r>
     </w:p>
     <w:p>
@@ -279,7 +279,7 @@
           <w:rFonts w:ascii="Kaiti SC" w:hAnsi="Kaiti SC" w:eastAsia="Kaiti SC" w:cs="Kaiti SC"/>
           <w:sz w:val="21"/>
         </w:rPr>
-        <w:t>【其他动态】Blue Origin：New Glenn explosion linked to rocket engine valve （SpaceNews）</w:t>
+        <w:t>【发射与任务】SpaceX：SpaceX Shares Fail to Launch Despite Soaring Revenue. Is the Stock a Buy on the Dip? （bing.com）</w:t>
       </w:r>
     </w:p>
     <w:p>
@@ -300,7 +300,7 @@
           <w:rFonts w:ascii="Kaiti SC" w:hAnsi="Kaiti SC" w:eastAsia="Kaiti SC" w:cs="Kaiti SC"/>
           <w:sz w:val="21"/>
         </w:rPr>
-        <w:t>【市场与股价】星际荣耀：星际荣耀完成E轮近10亿首批交割，科创板IPO辅导报告已披露24期 - 搜狐网 （搜狐网）</w:t>
+        <w:t>【发射与任务】蓝箭航天：Chinese company Landspace targets Aug. 10 for historic rocket launch and landing attempt （space.com）</w:t>
       </w:r>
     </w:p>
     <w:p>
@@ -321,7 +321,7 @@
           <w:rFonts w:ascii="Kaiti SC" w:hAnsi="Kaiti SC" w:eastAsia="Kaiti SC" w:cs="Kaiti SC"/>
           <w:sz w:val="21"/>
         </w:rPr>
-        <w:t>【市场与股价】SpaceX：In first post-IPO earnings, Starlink drives SpaceX revenue as AI, launches lag - San Antonio Express-News （San Antonio Express-News）</w:t>
+        <w:t>【发射与任务】垣信卫星：一箭18星！“千帆星座”第九批组网卫星成功发射_手机新浪网 - 新浪财经 （新浪财经）</w:t>
       </w:r>
     </w:p>
     <w:p>
@@ -342,7 +342,7 @@
           <w:rFonts w:ascii="Kaiti SC" w:hAnsi="Kaiti SC" w:eastAsia="Kaiti SC" w:cs="Kaiti SC"/>
           <w:sz w:val="21"/>
         </w:rPr>
-        <w:t>【市场与股价】SpaceX：SpaceX shares big plans for global broadband - Fierce Network （Fierce Network）</w:t>
+        <w:t>【发射与任务】SpaceX：Next SpaceX rocket launch at Vandenberg coming up this weekend - Ventura County Star （Ventura County Star）</w:t>
       </w:r>
     </w:p>
     <w:p>
@@ -363,7 +363,7 @@
           <w:rFonts w:ascii="Kaiti SC" w:hAnsi="Kaiti SC" w:eastAsia="Kaiti SC" w:cs="Kaiti SC"/>
           <w:sz w:val="21"/>
         </w:rPr>
-        <w:t>【市场与股价】SpaceX：SpaceX shares big plans for global broadband - Fierce Network （Fierce Network）</w:t>
+        <w:t>【其他动态】Blue Origin：New Glenn explosion: Blue Origin finally identifies what destroyed the rocket - yahoo.com （yahoo.com）</w:t>
       </w:r>
     </w:p>
     <w:p>
@@ -384,7 +384,7 @@
           <w:rFonts w:ascii="Kaiti SC" w:hAnsi="Kaiti SC" w:eastAsia="Kaiti SC" w:cs="Kaiti SC"/>
           <w:sz w:val="21"/>
         </w:rPr>
-        <w:t>【发射与任务】SpaceX：SpaceX rocket's impact crater on the moon spied by Korean lunar orbiter (photos) （space.com）</w:t>
+        <w:t>【发射与任务】SpaceX：Starlink is back: SpaceX rocket launch from Cape Canaveral set for Monday - Florida Today （Florida Today）</w:t>
       </w:r>
     </w:p>
     <w:p>
@@ -405,7 +405,7 @@
           <w:rFonts w:ascii="Kaiti SC" w:hAnsi="Kaiti SC" w:eastAsia="Kaiti SC" w:cs="Kaiti SC"/>
           <w:sz w:val="21"/>
         </w:rPr>
-        <w:t>【其他动态】Blue Origin：Blue Origin traces origin of huge New Glenn rocket explosion to oxygen valve, CEO says （space.com）</w:t>
+        <w:t>【其他动态】Blue Origin：Rocket engine valve cited as culprit for Blue Origin’s massive pad explosion - Jefferson City News Tribune （Jefferson City News Tribune）</w:t>
       </w:r>
     </w:p>
     <w:p>
@@ -426,7 +426,7 @@
           <w:rFonts w:ascii="Kaiti SC" w:hAnsi="Kaiti SC" w:eastAsia="Kaiti SC" w:cs="Kaiti SC"/>
           <w:sz w:val="21"/>
         </w:rPr>
-        <w:t>【发射与任务】Blue Origin：Blue Origin Reveals What Caused Rocket to Explode into Fireball on Launchpad （bing.com）</w:t>
+        <w:t>【其他动态】Blue Origin：A defective part caused the New Glenn rocket to explode - Universe Space Tech （Universe Space Tech）</w:t>
       </w:r>
     </w:p>
     <w:p>
@@ -447,7 +447,7 @@
           <w:rFonts w:ascii="Kaiti SC" w:hAnsi="Kaiti SC" w:eastAsia="Kaiti SC" w:cs="Kaiti SC"/>
           <w:sz w:val="21"/>
         </w:rPr>
-        <w:t>【其他动态】Blue Origin：Rocket engine valve ID’d as culprit for Blue Origin’s massive pad explosion, CEO says - Hanford Sentinel （Hanford Sentinel）</w:t>
+        <w:t>【发射与任务】Blue Origin：Blue Origin Traces Cause of New Glenn’s Explosion, as the Company Targets a Return-to-Flight this Year （spacewatch.global）</w:t>
       </w:r>
     </w:p>
     <w:p>
@@ -468,7 +468,7 @@
           <w:rFonts w:ascii="Kaiti SC" w:hAnsi="Kaiti SC" w:eastAsia="Kaiti SC" w:cs="Kaiti SC"/>
           <w:sz w:val="21"/>
         </w:rPr>
-        <w:t>【发射与任务】SpaceX：SpaceX Regulatory Strategy at the FCC: Disruptive Expansion Meets Administrative Oversight （satnews.com）</w:t>
+        <w:t>【其他动态】Blue Origin：New Glenn explosion: Blue Origin finally identifies what destroyed the rocket （bing.com）</w:t>
       </w:r>
     </w:p>
     <w:p>
@@ -489,7 +489,7 @@
           <w:rFonts w:ascii="Kaiti SC" w:hAnsi="Kaiti SC" w:eastAsia="Kaiti SC" w:cs="Kaiti SC"/>
           <w:sz w:val="21"/>
         </w:rPr>
-        <w:t>【其他动态】Blue Origin：Blue Origin pins New Glenn blast on BE-4 oxygen valve （bing.com）</w:t>
+        <w:t>【发射与任务】SpaceX：SpaceX’s rideshare freeze: What it means for the SmallSat market and Canada （spaceq.ca）</w:t>
       </w:r>
     </w:p>
     <w:p>
@@ -510,70 +510,7 @@
           <w:rFonts w:ascii="Kaiti SC" w:hAnsi="Kaiti SC" w:eastAsia="Kaiti SC" w:cs="Kaiti SC"/>
           <w:sz w:val="21"/>
         </w:rPr>
-        <w:t>【其他动态】蓝箭航天：北京征集可重复使用火箭储备课题 - 新浪财经 （新浪财经）</w:t>
-      </w:r>
-    </w:p>
-    <w:p>
-      <w:pPr>
-        <w:keepLines/>
-        <w:spacing w:after="60"/>
-        <w:ind w:left="369" w:hanging="227"/>
-      </w:pPr>
-      <w:r>
-        <w:rPr>
-          <w:rFonts w:ascii="Kaiti SC" w:hAnsi="Kaiti SC" w:eastAsia="Kaiti SC" w:cs="Kaiti SC"/>
-          <w:sz w:val="21"/>
-        </w:rPr>
-        <w:t xml:space="preserve">➢ </w:t>
-      </w:r>
-      <w:r>
-        <w:rPr>
-          <w:rFonts w:ascii="Kaiti SC" w:hAnsi="Kaiti SC" w:eastAsia="Kaiti SC" w:cs="Kaiti SC"/>
-          <w:sz w:val="21"/>
-        </w:rPr>
-        <w:t>【其他动态】蓝箭航天：北京征集可重复使用火箭储备课题 - 新浪财经 （新浪财经）</w:t>
-      </w:r>
-    </w:p>
-    <w:p>
-      <w:pPr>
-        <w:keepLines/>
-        <w:spacing w:after="60"/>
-        <w:ind w:left="369" w:hanging="227"/>
-      </w:pPr>
-      <w:r>
-        <w:rPr>
-          <w:rFonts w:ascii="Kaiti SC" w:hAnsi="Kaiti SC" w:eastAsia="Kaiti SC" w:cs="Kaiti SC"/>
-          <w:sz w:val="21"/>
-        </w:rPr>
-        <w:t xml:space="preserve">➢ </w:t>
-      </w:r>
-      <w:r>
-        <w:rPr>
-          <w:rFonts w:ascii="Kaiti SC" w:hAnsi="Kaiti SC" w:eastAsia="Kaiti SC" w:cs="Kaiti SC"/>
-          <w:sz w:val="21"/>
-        </w:rPr>
-        <w:t>【其他动态】蓝箭鸿擎：鸿擎科技等三方共建太空算力技术创新中心揭牌 - 上海证券报 （上海证券报）</w:t>
-      </w:r>
-    </w:p>
-    <w:p>
-      <w:pPr>
-        <w:keepLines/>
-        <w:spacing w:after="60"/>
-        <w:ind w:left="369" w:hanging="227"/>
-      </w:pPr>
-      <w:r>
-        <w:rPr>
-          <w:rFonts w:ascii="Kaiti SC" w:hAnsi="Kaiti SC" w:eastAsia="Kaiti SC" w:cs="Kaiti SC"/>
-          <w:sz w:val="21"/>
-        </w:rPr>
-        <w:t xml:space="preserve">➢ </w:t>
-      </w:r>
-      <w:r>
-        <w:rPr>
-          <w:rFonts w:ascii="Kaiti SC" w:hAnsi="Kaiti SC" w:eastAsia="Kaiti SC" w:cs="Kaiti SC"/>
-          <w:sz w:val="21"/>
-        </w:rPr>
-        <w:t>【其他动态】星际荣耀：星际荣耀，完成E轮近10亿首批交割 - eastmoney.com （eastmoney.com）</w:t>
+        <w:t>【发射与任务】SpaceX：How many rockets will SpaceX launch this month? - FOX Weather （FOX Weather）</w:t>
       </w:r>
     </w:p>
     <w:p>
@@ -732,7 +669,7 @@
                 <w:b w:val="0"/>
                 <w:sz w:val="19"/>
               </w:rPr>
-              <w:t>18</w:t>
+              <w:t>14</w:t>
             </w:r>
           </w:p>
         </w:tc>
@@ -773,7 +710,7 @@
                 <w:b w:val="0"/>
                 <w:sz w:val="19"/>
               </w:rPr>
-              <w:t>New Glenn explosion linked to rocket engine valve</w:t>
+              <w:t>New Glenn explosion: Blue Origin finally identifies what destroyed the rocket - yahoo.com</w:t>
             </w:r>
           </w:p>
         </w:tc>
@@ -819,7 +756,7 @@
                 <w:b w:val="0"/>
                 <w:sz w:val="19"/>
               </w:rPr>
-              <w:t>12</w:t>
+              <w:t>8</w:t>
             </w:r>
           </w:p>
         </w:tc>
@@ -840,7 +777,7 @@
                 <w:b w:val="0"/>
                 <w:sz w:val="19"/>
               </w:rPr>
-              <w:t>市场与股价、发射与任务、其他动态</w:t>
+              <w:t>发射与任务、其他动态</w:t>
             </w:r>
           </w:p>
         </w:tc>
@@ -860,7 +797,7 @@
                 <w:b w:val="0"/>
                 <w:sz w:val="19"/>
               </w:rPr>
-              <w:t>In first post-IPO earnings, Starlink drives SpaceX revenue as AI, launches lag - San Antonio Express-News</w:t>
+              <w:t>SpaceX Shares Fail to Launch Despite Soaring Revenue. Is the Stock a Buy on the Dip?</w:t>
             </w:r>
           </w:p>
         </w:tc>
@@ -885,7 +822,7 @@
                 <w:b w:val="0"/>
                 <w:sz w:val="19"/>
               </w:rPr>
-              <w:t>星际荣耀</w:t>
+              <w:t>垣信卫星</w:t>
             </w:r>
           </w:p>
         </w:tc>
@@ -906,7 +843,7 @@
                 <w:b w:val="0"/>
                 <w:sz w:val="19"/>
               </w:rPr>
-              <w:t>2</w:t>
+              <w:t>1</w:t>
             </w:r>
           </w:p>
         </w:tc>
@@ -927,7 +864,7 @@
                 <w:b w:val="0"/>
                 <w:sz w:val="19"/>
               </w:rPr>
-              <w:t>市场与股价、其他动态</w:t>
+              <w:t>发射与任务</w:t>
             </w:r>
           </w:p>
         </w:tc>
@@ -947,7 +884,7 @@
                 <w:b w:val="0"/>
                 <w:sz w:val="19"/>
               </w:rPr>
-              <w:t>星际荣耀完成E轮近10亿首批交割，科创板IPO辅导报告已披露24期 - 搜狐网</w:t>
+              <w:t>一箭18星！“千帆星座”第九批组网卫星成功发射_手机新浪网 - 新浪财经</w:t>
             </w:r>
           </w:p>
         </w:tc>
@@ -993,93 +930,6 @@
                 <w:b w:val="0"/>
                 <w:sz w:val="19"/>
               </w:rPr>
-              <w:t>2</w:t>
-            </w:r>
-          </w:p>
-        </w:tc>
-        <w:tc>
-          <w:tcPr>
-            <w:tcW w:type="dxa" w:w="2075"/>
-            <w:vAlign w:val="center"/>
-          </w:tcPr>
-          <w:p>
-            <w:pPr>
-              <w:spacing w:after="0" w:line="252" w:lineRule="auto"/>
-              <w:jc w:val="center"/>
-            </w:pPr>
-            <w:r/>
-            <w:r>
-              <w:rPr>
-                <w:rFonts w:ascii="Kaiti SC" w:hAnsi="Kaiti SC" w:eastAsia="Kaiti SC" w:cs="Kaiti SC"/>
-                <w:b w:val="0"/>
-                <w:sz w:val="19"/>
-              </w:rPr>
-              <w:t>其他动态</w:t>
-            </w:r>
-          </w:p>
-        </w:tc>
-        <w:tc>
-          <w:tcPr>
-            <w:tcW w:type="dxa" w:w="2075"/>
-            <w:vAlign w:val="center"/>
-          </w:tcPr>
-          <w:p>
-            <w:pPr>
-              <w:spacing w:after="0" w:line="252" w:lineRule="auto"/>
-            </w:pPr>
-            <w:r/>
-            <w:r>
-              <w:rPr>
-                <w:rFonts w:ascii="Kaiti SC" w:hAnsi="Kaiti SC" w:eastAsia="Kaiti SC" w:cs="Kaiti SC"/>
-                <w:b w:val="0"/>
-                <w:sz w:val="19"/>
-              </w:rPr>
-              <w:t>北京征集可重复使用火箭储备课题 - 新浪财经</w:t>
-            </w:r>
-          </w:p>
-        </w:tc>
-      </w:tr>
-      <w:tr>
-        <w:trPr>
-          <w:cantSplit/>
-        </w:trPr>
-        <w:tc>
-          <w:tcPr>
-            <w:tcW w:type="dxa" w:w="2075"/>
-            <w:vAlign w:val="center"/>
-          </w:tcPr>
-          <w:p>
-            <w:pPr>
-              <w:spacing w:after="0" w:line="252" w:lineRule="auto"/>
-            </w:pPr>
-            <w:r/>
-            <w:r>
-              <w:rPr>
-                <w:rFonts w:ascii="Kaiti SC" w:hAnsi="Kaiti SC" w:eastAsia="Kaiti SC" w:cs="Kaiti SC"/>
-                <w:b w:val="0"/>
-                <w:sz w:val="19"/>
-              </w:rPr>
-              <w:t>蓝箭鸿擎</w:t>
-            </w:r>
-          </w:p>
-        </w:tc>
-        <w:tc>
-          <w:tcPr>
-            <w:tcW w:type="dxa" w:w="2075"/>
-            <w:vAlign w:val="center"/>
-          </w:tcPr>
-          <w:p>
-            <w:pPr>
-              <w:spacing w:after="0" w:line="252" w:lineRule="auto"/>
-              <w:jc w:val="center"/>
-            </w:pPr>
-            <w:r/>
-            <w:r>
-              <w:rPr>
-                <w:rFonts w:ascii="Kaiti SC" w:hAnsi="Kaiti SC" w:eastAsia="Kaiti SC" w:cs="Kaiti SC"/>
-                <w:b w:val="0"/>
-                <w:sz w:val="19"/>
-              </w:rPr>
               <w:t>1</w:t>
             </w:r>
           </w:p>
@@ -1101,7 +951,7 @@
                 <w:b w:val="0"/>
                 <w:sz w:val="19"/>
               </w:rPr>
-              <w:t>其他动态</w:t>
+              <w:t>发射与任务</w:t>
             </w:r>
           </w:p>
         </w:tc>
@@ -1121,7 +971,7 @@
                 <w:b w:val="0"/>
                 <w:sz w:val="19"/>
               </w:rPr>
-              <w:t>鸿擎科技等三方共建太空算力技术创新中心揭牌 - 上海证券报</w:t>
+              <w:t>Chinese company Landspace targets Aug. 10 for historic rocket launch and landing attempt</w:t>
             </w:r>
           </w:p>
         </w:tc>
@@ -1158,7 +1008,7 @@
           <w:rFonts w:ascii="Kaiti SC" w:hAnsi="Kaiti SC" w:eastAsia="Kaiti SC" w:cs="Kaiti SC"/>
           <w:sz w:val="21"/>
         </w:rPr>
-        <w:t>[1] 2026-08-06｜SpaceNews｜Blue Origin：New Glenn explosion linked to rocket engine valve</w:t>
+        <w:t>[1] 2026-08-07｜bing.com｜SpaceX：SpaceX Shares Fail to Launch Despite Soaring Revenue. Is the Stock a Buy on the Dip?</w:t>
       </w:r>
     </w:p>
     <w:p>
@@ -1179,7 +1029,7 @@
           <w:rFonts w:ascii="Kaiti SC" w:hAnsi="Kaiti SC" w:eastAsia="Kaiti SC" w:cs="Kaiti SC"/>
           <w:sz w:val="21"/>
         </w:rPr>
-        <w:t>[2] 2026-08-06｜搜狐网｜星际荣耀：星际荣耀完成E轮近10亿首批交割，科创板IPO辅导报告已披露24期 - 搜狐网</w:t>
+        <w:t>[2] 2026-08-07｜space.com｜蓝箭航天：Chinese company Landspace targets Aug. 10 for historic rocket launch and landing attempt</w:t>
       </w:r>
     </w:p>
     <w:p>
@@ -1200,7 +1050,7 @@
           <w:rFonts w:ascii="Kaiti SC" w:hAnsi="Kaiti SC" w:eastAsia="Kaiti SC" w:cs="Kaiti SC"/>
           <w:sz w:val="21"/>
         </w:rPr>
-        <w:t>[3] 2026-08-06｜San Antonio Express-News｜SpaceX：In first post-IPO earnings, Starlink drives SpaceX revenue as AI, launches lag - San Antonio Express-News</w:t>
+        <w:t>[3] 2026-08-07｜新浪财经｜垣信卫星：一箭18星！“千帆星座”第九批组网卫星成功发射_手机新浪网 - 新浪财经</w:t>
       </w:r>
     </w:p>
     <w:p>
@@ -1221,7 +1071,7 @@
           <w:rFonts w:ascii="Kaiti SC" w:hAnsi="Kaiti SC" w:eastAsia="Kaiti SC" w:cs="Kaiti SC"/>
           <w:sz w:val="21"/>
         </w:rPr>
-        <w:t>[4] 2026-08-06｜Fierce Network｜SpaceX：SpaceX shares big plans for global broadband - Fierce Network</w:t>
+        <w:t>[4] 2026-08-07｜Ventura County Star｜SpaceX：Next SpaceX rocket launch at Vandenberg coming up this weekend - Ventura County Star</w:t>
       </w:r>
     </w:p>
     <w:p>
@@ -1242,7 +1092,7 @@
           <w:rFonts w:ascii="Kaiti SC" w:hAnsi="Kaiti SC" w:eastAsia="Kaiti SC" w:cs="Kaiti SC"/>
           <w:sz w:val="21"/>
         </w:rPr>
-        <w:t>[5] 2026-08-06｜Fierce Network｜SpaceX：SpaceX shares big plans for global broadband - Fierce Network</w:t>
+        <w:t>[5] 2026-08-07｜yahoo.com｜Blue Origin：New Glenn explosion: Blue Origin finally identifies what destroyed the rocket - yahoo.com</w:t>
       </w:r>
     </w:p>
     <w:p>
@@ -1263,7 +1113,7 @@
           <w:rFonts w:ascii="Kaiti SC" w:hAnsi="Kaiti SC" w:eastAsia="Kaiti SC" w:cs="Kaiti SC"/>
           <w:sz w:val="21"/>
         </w:rPr>
-        <w:t>[6] 2026-08-06｜space.com｜SpaceX：SpaceX rocket's impact crater on the moon spied by Korean lunar orbiter (photos)</w:t>
+        <w:t>[6] 2026-08-07｜Florida Today｜SpaceX：Starlink is back: SpaceX rocket launch from Cape Canaveral set for Monday - Florida Today</w:t>
       </w:r>
     </w:p>
     <w:p>
@@ -1284,7 +1134,7 @@
           <w:rFonts w:ascii="Kaiti SC" w:hAnsi="Kaiti SC" w:eastAsia="Kaiti SC" w:cs="Kaiti SC"/>
           <w:sz w:val="21"/>
         </w:rPr>
-        <w:t>[7] 2026-08-06｜space.com｜Blue Origin：Blue Origin traces origin of huge New Glenn rocket explosion to oxygen valve, CEO says</w:t>
+        <w:t>[7] 2026-08-07｜Jefferson City News Tribune｜Blue Origin：Rocket engine valve cited as culprit for Blue Origin’s massive pad explosion - Jefferson City News Tribune</w:t>
       </w:r>
     </w:p>
     <w:p>
@@ -1305,7 +1155,7 @@
           <w:rFonts w:ascii="Kaiti SC" w:hAnsi="Kaiti SC" w:eastAsia="Kaiti SC" w:cs="Kaiti SC"/>
           <w:sz w:val="21"/>
         </w:rPr>
-        <w:t>[8] 2026-08-06｜bing.com｜Blue Origin：Blue Origin Reveals What Caused Rocket to Explode into Fireball on Launchpad</w:t>
+        <w:t>[8] 2026-08-07｜Universe Space Tech｜Blue Origin：A defective part caused the New Glenn rocket to explode - Universe Space Tech</w:t>
       </w:r>
     </w:p>
     <w:p>
@@ -1326,7 +1176,7 @@
           <w:rFonts w:ascii="Kaiti SC" w:hAnsi="Kaiti SC" w:eastAsia="Kaiti SC" w:cs="Kaiti SC"/>
           <w:sz w:val="21"/>
         </w:rPr>
-        <w:t>[9] 2026-08-06｜Hanford Sentinel｜Blue Origin：Rocket engine valve ID’d as culprit for Blue Origin’s massive pad explosion, CEO says - Hanford Sentinel</w:t>
+        <w:t>[9] 2026-08-07｜spacewatch.global｜Blue Origin：Blue Origin Traces Cause of New Glenn’s Explosion, as the Company Targets a Return-to-Flight this Year</w:t>
       </w:r>
     </w:p>
     <w:p>
@@ -1347,7 +1197,7 @@
           <w:rFonts w:ascii="Kaiti SC" w:hAnsi="Kaiti SC" w:eastAsia="Kaiti SC" w:cs="Kaiti SC"/>
           <w:sz w:val="21"/>
         </w:rPr>
-        <w:t>[10] 2026-08-06｜satnews.com｜SpaceX：SpaceX Regulatory Strategy at the FCC: Disruptive Expansion Meets Administrative Oversight</w:t>
+        <w:t>[10] 2026-08-07｜bing.com｜Blue Origin：New Glenn explosion: Blue Origin finally identifies what destroyed the rocket</w:t>
       </w:r>
     </w:p>
     <w:p>
@@ -1368,7 +1218,7 @@
           <w:rFonts w:ascii="Kaiti SC" w:hAnsi="Kaiti SC" w:eastAsia="Kaiti SC" w:cs="Kaiti SC"/>
           <w:sz w:val="21"/>
         </w:rPr>
-        <w:t>[11] 2026-08-06｜bing.com｜Blue Origin：Blue Origin pins New Glenn blast on BE-4 oxygen valve</w:t>
+        <w:t>[11] 2026-08-07｜spaceq.ca｜SpaceX：SpaceX’s rideshare freeze: What it means for the SmallSat market and Canada</w:t>
       </w:r>
     </w:p>
     <w:p>
@@ -1389,70 +1239,7 @@
           <w:rFonts w:ascii="Kaiti SC" w:hAnsi="Kaiti SC" w:eastAsia="Kaiti SC" w:cs="Kaiti SC"/>
           <w:sz w:val="21"/>
         </w:rPr>
-        <w:t>[12] 2026-08-06｜新浪财经｜蓝箭航天：北京征集可重复使用火箭储备课题 - 新浪财经</w:t>
-      </w:r>
-    </w:p>
-    <w:p>
-      <w:pPr>
-        <w:keepLines/>
-        <w:spacing w:after="60"/>
-        <w:ind w:left="369" w:hanging="227"/>
-      </w:pPr>
-      <w:r>
-        <w:rPr>
-          <w:rFonts w:ascii="Kaiti SC" w:hAnsi="Kaiti SC" w:eastAsia="Kaiti SC" w:cs="Kaiti SC"/>
-          <w:sz w:val="21"/>
-        </w:rPr>
-        <w:t xml:space="preserve">✓ </w:t>
-      </w:r>
-      <w:r>
-        <w:rPr>
-          <w:rFonts w:ascii="Kaiti SC" w:hAnsi="Kaiti SC" w:eastAsia="Kaiti SC" w:cs="Kaiti SC"/>
-          <w:sz w:val="21"/>
-        </w:rPr>
-        <w:t>[13] 2026-08-06｜新浪财经｜蓝箭航天：北京征集可重复使用火箭储备课题 - 新浪财经</w:t>
-      </w:r>
-    </w:p>
-    <w:p>
-      <w:pPr>
-        <w:keepLines/>
-        <w:spacing w:after="60"/>
-        <w:ind w:left="369" w:hanging="227"/>
-      </w:pPr>
-      <w:r>
-        <w:rPr>
-          <w:rFonts w:ascii="Kaiti SC" w:hAnsi="Kaiti SC" w:eastAsia="Kaiti SC" w:cs="Kaiti SC"/>
-          <w:sz w:val="21"/>
-        </w:rPr>
-        <w:t xml:space="preserve">✓ </w:t>
-      </w:r>
-      <w:r>
-        <w:rPr>
-          <w:rFonts w:ascii="Kaiti SC" w:hAnsi="Kaiti SC" w:eastAsia="Kaiti SC" w:cs="Kaiti SC"/>
-          <w:sz w:val="21"/>
-        </w:rPr>
-        <w:t>[14] 2026-08-06｜上海证券报｜蓝箭鸿擎：鸿擎科技等三方共建太空算力技术创新中心揭牌 - 上海证券报</w:t>
-      </w:r>
-    </w:p>
-    <w:p>
-      <w:pPr>
-        <w:keepLines/>
-        <w:spacing w:after="60"/>
-        <w:ind w:left="369" w:hanging="227"/>
-      </w:pPr>
-      <w:r>
-        <w:rPr>
-          <w:rFonts w:ascii="Kaiti SC" w:hAnsi="Kaiti SC" w:eastAsia="Kaiti SC" w:cs="Kaiti SC"/>
-          <w:sz w:val="21"/>
-        </w:rPr>
-        <w:t xml:space="preserve">✓ </w:t>
-      </w:r>
-      <w:r>
-        <w:rPr>
-          <w:rFonts w:ascii="Kaiti SC" w:hAnsi="Kaiti SC" w:eastAsia="Kaiti SC" w:cs="Kaiti SC"/>
-          <w:sz w:val="21"/>
-        </w:rPr>
-        <w:t>[15] 2026-08-06｜eastmoney.com｜星际荣耀：星际荣耀，完成E轮近10亿首批交割 - eastmoney.com</w:t>
+        <w:t>[12] 2026-08-07｜FOX Weather｜SpaceX：How many rockets will SpaceX launch this month? - FOX Weather</w:t>
       </w:r>
     </w:p>
     <w:sectPr>

--- a/docs/data/reports/daily-documents/latest/previous_daily_report.docx
+++ b/docs/data/reports/daily-documents/latest/previous_daily_report.docx
@@ -26,7 +26,7 @@
           <w:rFonts w:ascii="Kaiti SC" w:hAnsi="Kaiti SC" w:eastAsia="Kaiti SC" w:cs="Kaiti SC"/>
           <w:sz w:val="21"/>
         </w:rPr>
-        <w:t>2026-08-07（上一自然日）</w:t>
+        <w:t>2026-08-08（上一自然日）</w:t>
       </w:r>
     </w:p>
     <w:tbl>
@@ -81,7 +81,7 @@
                 <w:b w:val="0"/>
                 <w:sz w:val="19"/>
               </w:rPr>
-              <w:t>2026-08-07</w:t>
+              <w:t>2026-08-08</w:t>
             </w:r>
           </w:p>
         </w:tc>
@@ -127,7 +127,7 @@
                 <w:b w:val="0"/>
                 <w:sz w:val="19"/>
               </w:rPr>
-              <w:t>24 条 / 4 家</w:t>
+              <w:t>21 条 / 2 家</w:t>
             </w:r>
           </w:p>
         </w:tc>
@@ -173,7 +173,7 @@
                 <w:b w:val="0"/>
                 <w:sz w:val="19"/>
               </w:rPr>
-              <w:t>20 个</w:t>
+              <w:t>9 个</w:t>
             </w:r>
           </w:p>
         </w:tc>
@@ -219,7 +219,7 @@
                 <w:b w:val="0"/>
                 <w:sz w:val="19"/>
               </w:rPr>
-              <w:t>2026-08-08</w:t>
+              <w:t>2026-08-09</w:t>
             </w:r>
           </w:p>
         </w:tc>
@@ -245,7 +245,7 @@
     </w:p>
     <w:p>
       <w:r>
-        <w:t>2026-08-07 共归档 24 条新闻，覆盖 4 家公司、20 个信息来源。 新闻量较多的公司包括 Blue Origin、SpaceX、垣信卫星、蓝箭航天。</w:t>
+        <w:t>2026-08-08 共归档 21 条新闻，覆盖 2 家公司、9 个信息来源。 新闻量较多的公司包括 SpaceX、Blue Origin。</w:t>
       </w:r>
     </w:p>
     <w:p>
@@ -279,7 +279,7 @@
           <w:rFonts w:ascii="Kaiti SC" w:hAnsi="Kaiti SC" w:eastAsia="Kaiti SC" w:cs="Kaiti SC"/>
           <w:sz w:val="21"/>
         </w:rPr>
-        <w:t>【发射与任务】SpaceX：SpaceX Shares Fail to Launch Despite Soaring Revenue. Is the Stock a Buy on the Dip? （bing.com）</w:t>
+        <w:t>【发射与任务】SpaceX：Live Coverage: SpaceX West Coast launch surge continues with Starlink mission （Spaceflight Now）</w:t>
       </w:r>
     </w:p>
     <w:p>
@@ -300,7 +300,7 @@
           <w:rFonts w:ascii="Kaiti SC" w:hAnsi="Kaiti SC" w:eastAsia="Kaiti SC" w:cs="Kaiti SC"/>
           <w:sz w:val="21"/>
         </w:rPr>
-        <w:t>【发射与任务】蓝箭航天：Chinese company Landspace targets Aug. 10 for historic rocket launch and landing attempt （space.com）</w:t>
+        <w:t>【发射与任务】SpaceX：SpaceX launches 50th rocket from West Coast this year （bing.com）</w:t>
       </w:r>
     </w:p>
     <w:p>
@@ -321,7 +321,7 @@
           <w:rFonts w:ascii="Kaiti SC" w:hAnsi="Kaiti SC" w:eastAsia="Kaiti SC" w:cs="Kaiti SC"/>
           <w:sz w:val="21"/>
         </w:rPr>
-        <w:t>【发射与任务】垣信卫星：一箭18星！“千帆星座”第九批组网卫星成功发射_手机新浪网 - 新浪财经 （新浪财经）</w:t>
+        <w:t>【其他动态】SpaceX：SpaceX Starlink satellites deployed in stunning view from space （bing.com）</w:t>
       </w:r>
     </w:p>
     <w:p>
@@ -342,7 +342,7 @@
           <w:rFonts w:ascii="Kaiti SC" w:hAnsi="Kaiti SC" w:eastAsia="Kaiti SC" w:cs="Kaiti SC"/>
           <w:sz w:val="21"/>
         </w:rPr>
-        <w:t>【发射与任务】SpaceX：Next SpaceX rocket launch at Vandenberg coming up this weekend - Ventura County Star （Ventura County Star）</w:t>
+        <w:t>【发射与任务】SpaceX：SpaceX now launches so often that Starlink alone crowds the night sky （bing.com）</w:t>
       </w:r>
     </w:p>
     <w:p>
@@ -363,7 +363,7 @@
           <w:rFonts w:ascii="Kaiti SC" w:hAnsi="Kaiti SC" w:eastAsia="Kaiti SC" w:cs="Kaiti SC"/>
           <w:sz w:val="21"/>
         </w:rPr>
-        <w:t>【其他动态】Blue Origin：New Glenn explosion: Blue Origin finally identifies what destroyed the rocket - yahoo.com （yahoo.com）</w:t>
+        <w:t>【其他动态】Blue Origin：Blue Origin: what Jeff Bezos' rocket company does and how it works - qz.com （qz.com）</w:t>
       </w:r>
     </w:p>
     <w:p>
@@ -384,7 +384,7 @@
           <w:rFonts w:ascii="Kaiti SC" w:hAnsi="Kaiti SC" w:eastAsia="Kaiti SC" w:cs="Kaiti SC"/>
           <w:sz w:val="21"/>
         </w:rPr>
-        <w:t>【发射与任务】SpaceX：Starlink is back: SpaceX rocket launch from Cape Canaveral set for Monday - Florida Today （Florida Today）</w:t>
+        <w:t>【发射与任务】SpaceX：Live: SpaceX Falcon 9 Rocket Launches 29 Starlink Satellites From Cape Canaveral, Florida Wordle May 14 (BDTeA1N8Rj) - Mshale （Mshale）</w:t>
       </w:r>
     </w:p>
     <w:p>
@@ -405,7 +405,7 @@
           <w:rFonts w:ascii="Kaiti SC" w:hAnsi="Kaiti SC" w:eastAsia="Kaiti SC" w:cs="Kaiti SC"/>
           <w:sz w:val="21"/>
         </w:rPr>
-        <w:t>【其他动态】Blue Origin：Rocket engine valve cited as culprit for Blue Origin’s massive pad explosion - Jefferson City News Tribune （Jefferson City News Tribune）</w:t>
+        <w:t>【其他动态】Blue Origin：ULA working toward Vulcan return to flight as Blue Origin modifies the Rocket’s BE-4 engines - WFTV （WFTV）</w:t>
       </w:r>
     </w:p>
     <w:p>
@@ -426,7 +426,7 @@
           <w:rFonts w:ascii="Kaiti SC" w:hAnsi="Kaiti SC" w:eastAsia="Kaiti SC" w:cs="Kaiti SC"/>
           <w:sz w:val="21"/>
         </w:rPr>
-        <w:t>【其他动态】Blue Origin：A defective part caused the New Glenn rocket to explode - Universe Space Tech （Universe Space Tech）</w:t>
+        <w:t>【发射与任务】Blue Origin：ULA working toward Vulcan return to flight as Blue Origin modifies the Rocket’s BE-4 engines （bing.com）</w:t>
       </w:r>
     </w:p>
     <w:p>
@@ -447,7 +447,7 @@
           <w:rFonts w:ascii="Kaiti SC" w:hAnsi="Kaiti SC" w:eastAsia="Kaiti SC" w:cs="Kaiti SC"/>
           <w:sz w:val="21"/>
         </w:rPr>
-        <w:t>【发射与任务】Blue Origin：Blue Origin Traces Cause of New Glenn’s Explosion, as the Company Targets a Return-to-Flight this Year （spacewatch.global）</w:t>
+        <w:t>【发射与任务】Blue Origin：ULA working toward Vulcan return to flight as Blue Origin modifies the Rocket’s BE-4 engines （bing.com）</w:t>
       </w:r>
     </w:p>
     <w:p>
@@ -468,49 +468,7 @@
           <w:rFonts w:ascii="Kaiti SC" w:hAnsi="Kaiti SC" w:eastAsia="Kaiti SC" w:cs="Kaiti SC"/>
           <w:sz w:val="21"/>
         </w:rPr>
-        <w:t>【其他动态】Blue Origin：New Glenn explosion: Blue Origin finally identifies what destroyed the rocket （bing.com）</w:t>
-      </w:r>
-    </w:p>
-    <w:p>
-      <w:pPr>
-        <w:keepLines/>
-        <w:spacing w:after="60"/>
-        <w:ind w:left="369" w:hanging="227"/>
-      </w:pPr>
-      <w:r>
-        <w:rPr>
-          <w:rFonts w:ascii="Kaiti SC" w:hAnsi="Kaiti SC" w:eastAsia="Kaiti SC" w:cs="Kaiti SC"/>
-          <w:sz w:val="21"/>
-        </w:rPr>
-        <w:t xml:space="preserve">➢ </w:t>
-      </w:r>
-      <w:r>
-        <w:rPr>
-          <w:rFonts w:ascii="Kaiti SC" w:hAnsi="Kaiti SC" w:eastAsia="Kaiti SC" w:cs="Kaiti SC"/>
-          <w:sz w:val="21"/>
-        </w:rPr>
-        <w:t>【发射与任务】SpaceX：SpaceX’s rideshare freeze: What it means for the SmallSat market and Canada （spaceq.ca）</w:t>
-      </w:r>
-    </w:p>
-    <w:p>
-      <w:pPr>
-        <w:keepLines/>
-        <w:spacing w:after="60"/>
-        <w:ind w:left="369" w:hanging="227"/>
-      </w:pPr>
-      <w:r>
-        <w:rPr>
-          <w:rFonts w:ascii="Kaiti SC" w:hAnsi="Kaiti SC" w:eastAsia="Kaiti SC" w:cs="Kaiti SC"/>
-          <w:sz w:val="21"/>
-        </w:rPr>
-        <w:t xml:space="preserve">➢ </w:t>
-      </w:r>
-      <w:r>
-        <w:rPr>
-          <w:rFonts w:ascii="Kaiti SC" w:hAnsi="Kaiti SC" w:eastAsia="Kaiti SC" w:cs="Kaiti SC"/>
-          <w:sz w:val="21"/>
-        </w:rPr>
-        <w:t>【发射与任务】SpaceX：How many rockets will SpaceX launch this month? - FOX Weather （FOX Weather）</w:t>
+        <w:t>【发射与任务】Blue Origin：ULA working toward Vulcan return to flight as Blue Origin modifies the Rocket’s BE-4 engines （bing.com）</w:t>
       </w:r>
     </w:p>
     <w:p>
@@ -648,6 +606,93 @@
                 <w:b w:val="0"/>
                 <w:sz w:val="19"/>
               </w:rPr>
+              <w:t>SpaceX</w:t>
+            </w:r>
+          </w:p>
+        </w:tc>
+        <w:tc>
+          <w:tcPr>
+            <w:tcW w:type="dxa" w:w="2075"/>
+            <w:vAlign w:val="center"/>
+          </w:tcPr>
+          <w:p>
+            <w:pPr>
+              <w:spacing w:after="0" w:line="252" w:lineRule="auto"/>
+              <w:jc w:val="center"/>
+            </w:pPr>
+            <w:r/>
+            <w:r>
+              <w:rPr>
+                <w:rFonts w:ascii="Kaiti SC" w:hAnsi="Kaiti SC" w:eastAsia="Kaiti SC" w:cs="Kaiti SC"/>
+                <w:b w:val="0"/>
+                <w:sz w:val="19"/>
+              </w:rPr>
+              <w:t>16</w:t>
+            </w:r>
+          </w:p>
+        </w:tc>
+        <w:tc>
+          <w:tcPr>
+            <w:tcW w:type="dxa" w:w="2075"/>
+            <w:vAlign w:val="center"/>
+          </w:tcPr>
+          <w:p>
+            <w:pPr>
+              <w:spacing w:after="0" w:line="252" w:lineRule="auto"/>
+              <w:jc w:val="center"/>
+            </w:pPr>
+            <w:r/>
+            <w:r>
+              <w:rPr>
+                <w:rFonts w:ascii="Kaiti SC" w:hAnsi="Kaiti SC" w:eastAsia="Kaiti SC" w:cs="Kaiti SC"/>
+                <w:b w:val="0"/>
+                <w:sz w:val="19"/>
+              </w:rPr>
+              <w:t>发射与任务、其他动态</w:t>
+            </w:r>
+          </w:p>
+        </w:tc>
+        <w:tc>
+          <w:tcPr>
+            <w:tcW w:type="dxa" w:w="2075"/>
+            <w:vAlign w:val="center"/>
+          </w:tcPr>
+          <w:p>
+            <w:pPr>
+              <w:spacing w:after="0" w:line="252" w:lineRule="auto"/>
+            </w:pPr>
+            <w:r/>
+            <w:r>
+              <w:rPr>
+                <w:rFonts w:ascii="Kaiti SC" w:hAnsi="Kaiti SC" w:eastAsia="Kaiti SC" w:cs="Kaiti SC"/>
+                <w:b w:val="0"/>
+                <w:sz w:val="19"/>
+              </w:rPr>
+              <w:t>Live Coverage: SpaceX West Coast launch surge continues with Starlink mission</w:t>
+            </w:r>
+          </w:p>
+        </w:tc>
+      </w:tr>
+      <w:tr>
+        <w:trPr>
+          <w:cantSplit/>
+        </w:trPr>
+        <w:tc>
+          <w:tcPr>
+            <w:tcW w:type="dxa" w:w="2075"/>
+            <w:vAlign w:val="center"/>
+          </w:tcPr>
+          <w:p>
+            <w:pPr>
+              <w:spacing w:after="0" w:line="252" w:lineRule="auto"/>
+            </w:pPr>
+            <w:r/>
+            <w:r>
+              <w:rPr>
+                <w:rFonts w:ascii="Kaiti SC" w:hAnsi="Kaiti SC" w:eastAsia="Kaiti SC" w:cs="Kaiti SC"/>
+                <w:b w:val="0"/>
+                <w:sz w:val="19"/>
+              </w:rPr>
               <w:t>Blue Origin</w:t>
             </w:r>
           </w:p>
@@ -669,7 +714,7 @@
                 <w:b w:val="0"/>
                 <w:sz w:val="19"/>
               </w:rPr>
-              <w:t>14</w:t>
+              <w:t>5</w:t>
             </w:r>
           </w:p>
         </w:tc>
@@ -710,268 +755,7 @@
                 <w:b w:val="0"/>
                 <w:sz w:val="19"/>
               </w:rPr>
-              <w:t>New Glenn explosion: Blue Origin finally identifies what destroyed the rocket - yahoo.com</w:t>
-            </w:r>
-          </w:p>
-        </w:tc>
-      </w:tr>
-      <w:tr>
-        <w:trPr>
-          <w:cantSplit/>
-        </w:trPr>
-        <w:tc>
-          <w:tcPr>
-            <w:tcW w:type="dxa" w:w="2075"/>
-            <w:vAlign w:val="center"/>
-          </w:tcPr>
-          <w:p>
-            <w:pPr>
-              <w:spacing w:after="0" w:line="252" w:lineRule="auto"/>
-            </w:pPr>
-            <w:r/>
-            <w:r>
-              <w:rPr>
-                <w:rFonts w:ascii="Kaiti SC" w:hAnsi="Kaiti SC" w:eastAsia="Kaiti SC" w:cs="Kaiti SC"/>
-                <w:b w:val="0"/>
-                <w:sz w:val="19"/>
-              </w:rPr>
-              <w:t>SpaceX</w:t>
-            </w:r>
-          </w:p>
-        </w:tc>
-        <w:tc>
-          <w:tcPr>
-            <w:tcW w:type="dxa" w:w="2075"/>
-            <w:vAlign w:val="center"/>
-          </w:tcPr>
-          <w:p>
-            <w:pPr>
-              <w:spacing w:after="0" w:line="252" w:lineRule="auto"/>
-              <w:jc w:val="center"/>
-            </w:pPr>
-            <w:r/>
-            <w:r>
-              <w:rPr>
-                <w:rFonts w:ascii="Kaiti SC" w:hAnsi="Kaiti SC" w:eastAsia="Kaiti SC" w:cs="Kaiti SC"/>
-                <w:b w:val="0"/>
-                <w:sz w:val="19"/>
-              </w:rPr>
-              <w:t>8</w:t>
-            </w:r>
-          </w:p>
-        </w:tc>
-        <w:tc>
-          <w:tcPr>
-            <w:tcW w:type="dxa" w:w="2075"/>
-            <w:vAlign w:val="center"/>
-          </w:tcPr>
-          <w:p>
-            <w:pPr>
-              <w:spacing w:after="0" w:line="252" w:lineRule="auto"/>
-              <w:jc w:val="center"/>
-            </w:pPr>
-            <w:r/>
-            <w:r>
-              <w:rPr>
-                <w:rFonts w:ascii="Kaiti SC" w:hAnsi="Kaiti SC" w:eastAsia="Kaiti SC" w:cs="Kaiti SC"/>
-                <w:b w:val="0"/>
-                <w:sz w:val="19"/>
-              </w:rPr>
-              <w:t>发射与任务、其他动态</w:t>
-            </w:r>
-          </w:p>
-        </w:tc>
-        <w:tc>
-          <w:tcPr>
-            <w:tcW w:type="dxa" w:w="2075"/>
-            <w:vAlign w:val="center"/>
-          </w:tcPr>
-          <w:p>
-            <w:pPr>
-              <w:spacing w:after="0" w:line="252" w:lineRule="auto"/>
-            </w:pPr>
-            <w:r/>
-            <w:r>
-              <w:rPr>
-                <w:rFonts w:ascii="Kaiti SC" w:hAnsi="Kaiti SC" w:eastAsia="Kaiti SC" w:cs="Kaiti SC"/>
-                <w:b w:val="0"/>
-                <w:sz w:val="19"/>
-              </w:rPr>
-              <w:t>SpaceX Shares Fail to Launch Despite Soaring Revenue. Is the Stock a Buy on the Dip?</w:t>
-            </w:r>
-          </w:p>
-        </w:tc>
-      </w:tr>
-      <w:tr>
-        <w:trPr>
-          <w:cantSplit/>
-        </w:trPr>
-        <w:tc>
-          <w:tcPr>
-            <w:tcW w:type="dxa" w:w="2075"/>
-            <w:vAlign w:val="center"/>
-          </w:tcPr>
-          <w:p>
-            <w:pPr>
-              <w:spacing w:after="0" w:line="252" w:lineRule="auto"/>
-            </w:pPr>
-            <w:r/>
-            <w:r>
-              <w:rPr>
-                <w:rFonts w:ascii="Kaiti SC" w:hAnsi="Kaiti SC" w:eastAsia="Kaiti SC" w:cs="Kaiti SC"/>
-                <w:b w:val="0"/>
-                <w:sz w:val="19"/>
-              </w:rPr>
-              <w:t>垣信卫星</w:t>
-            </w:r>
-          </w:p>
-        </w:tc>
-        <w:tc>
-          <w:tcPr>
-            <w:tcW w:type="dxa" w:w="2075"/>
-            <w:vAlign w:val="center"/>
-          </w:tcPr>
-          <w:p>
-            <w:pPr>
-              <w:spacing w:after="0" w:line="252" w:lineRule="auto"/>
-              <w:jc w:val="center"/>
-            </w:pPr>
-            <w:r/>
-            <w:r>
-              <w:rPr>
-                <w:rFonts w:ascii="Kaiti SC" w:hAnsi="Kaiti SC" w:eastAsia="Kaiti SC" w:cs="Kaiti SC"/>
-                <w:b w:val="0"/>
-                <w:sz w:val="19"/>
-              </w:rPr>
-              <w:t>1</w:t>
-            </w:r>
-          </w:p>
-        </w:tc>
-        <w:tc>
-          <w:tcPr>
-            <w:tcW w:type="dxa" w:w="2075"/>
-            <w:vAlign w:val="center"/>
-          </w:tcPr>
-          <w:p>
-            <w:pPr>
-              <w:spacing w:after="0" w:line="252" w:lineRule="auto"/>
-              <w:jc w:val="center"/>
-            </w:pPr>
-            <w:r/>
-            <w:r>
-              <w:rPr>
-                <w:rFonts w:ascii="Kaiti SC" w:hAnsi="Kaiti SC" w:eastAsia="Kaiti SC" w:cs="Kaiti SC"/>
-                <w:b w:val="0"/>
-                <w:sz w:val="19"/>
-              </w:rPr>
-              <w:t>发射与任务</w:t>
-            </w:r>
-          </w:p>
-        </w:tc>
-        <w:tc>
-          <w:tcPr>
-            <w:tcW w:type="dxa" w:w="2075"/>
-            <w:vAlign w:val="center"/>
-          </w:tcPr>
-          <w:p>
-            <w:pPr>
-              <w:spacing w:after="0" w:line="252" w:lineRule="auto"/>
-            </w:pPr>
-            <w:r/>
-            <w:r>
-              <w:rPr>
-                <w:rFonts w:ascii="Kaiti SC" w:hAnsi="Kaiti SC" w:eastAsia="Kaiti SC" w:cs="Kaiti SC"/>
-                <w:b w:val="0"/>
-                <w:sz w:val="19"/>
-              </w:rPr>
-              <w:t>一箭18星！“千帆星座”第九批组网卫星成功发射_手机新浪网 - 新浪财经</w:t>
-            </w:r>
-          </w:p>
-        </w:tc>
-      </w:tr>
-      <w:tr>
-        <w:trPr>
-          <w:cantSplit/>
-        </w:trPr>
-        <w:tc>
-          <w:tcPr>
-            <w:tcW w:type="dxa" w:w="2075"/>
-            <w:vAlign w:val="center"/>
-          </w:tcPr>
-          <w:p>
-            <w:pPr>
-              <w:spacing w:after="0" w:line="252" w:lineRule="auto"/>
-            </w:pPr>
-            <w:r/>
-            <w:r>
-              <w:rPr>
-                <w:rFonts w:ascii="Kaiti SC" w:hAnsi="Kaiti SC" w:eastAsia="Kaiti SC" w:cs="Kaiti SC"/>
-                <w:b w:val="0"/>
-                <w:sz w:val="19"/>
-              </w:rPr>
-              <w:t>蓝箭航天</w:t>
-            </w:r>
-          </w:p>
-        </w:tc>
-        <w:tc>
-          <w:tcPr>
-            <w:tcW w:type="dxa" w:w="2075"/>
-            <w:vAlign w:val="center"/>
-          </w:tcPr>
-          <w:p>
-            <w:pPr>
-              <w:spacing w:after="0" w:line="252" w:lineRule="auto"/>
-              <w:jc w:val="center"/>
-            </w:pPr>
-            <w:r/>
-            <w:r>
-              <w:rPr>
-                <w:rFonts w:ascii="Kaiti SC" w:hAnsi="Kaiti SC" w:eastAsia="Kaiti SC" w:cs="Kaiti SC"/>
-                <w:b w:val="0"/>
-                <w:sz w:val="19"/>
-              </w:rPr>
-              <w:t>1</w:t>
-            </w:r>
-          </w:p>
-        </w:tc>
-        <w:tc>
-          <w:tcPr>
-            <w:tcW w:type="dxa" w:w="2075"/>
-            <w:vAlign w:val="center"/>
-          </w:tcPr>
-          <w:p>
-            <w:pPr>
-              <w:spacing w:after="0" w:line="252" w:lineRule="auto"/>
-              <w:jc w:val="center"/>
-            </w:pPr>
-            <w:r/>
-            <w:r>
-              <w:rPr>
-                <w:rFonts w:ascii="Kaiti SC" w:hAnsi="Kaiti SC" w:eastAsia="Kaiti SC" w:cs="Kaiti SC"/>
-                <w:b w:val="0"/>
-                <w:sz w:val="19"/>
-              </w:rPr>
-              <w:t>发射与任务</w:t>
-            </w:r>
-          </w:p>
-        </w:tc>
-        <w:tc>
-          <w:tcPr>
-            <w:tcW w:type="dxa" w:w="2075"/>
-            <w:vAlign w:val="center"/>
-          </w:tcPr>
-          <w:p>
-            <w:pPr>
-              <w:spacing w:after="0" w:line="252" w:lineRule="auto"/>
-            </w:pPr>
-            <w:r/>
-            <w:r>
-              <w:rPr>
-                <w:rFonts w:ascii="Kaiti SC" w:hAnsi="Kaiti SC" w:eastAsia="Kaiti SC" w:cs="Kaiti SC"/>
-                <w:b w:val="0"/>
-                <w:sz w:val="19"/>
-              </w:rPr>
-              <w:t>Chinese company Landspace targets Aug. 10 for historic rocket launch and landing attempt</w:t>
+              <w:t>Blue Origin: what Jeff Bezos' rocket company does and how it works - qz.com</w:t>
             </w:r>
           </w:p>
         </w:tc>
@@ -1008,7 +792,7 @@
           <w:rFonts w:ascii="Kaiti SC" w:hAnsi="Kaiti SC" w:eastAsia="Kaiti SC" w:cs="Kaiti SC"/>
           <w:sz w:val="21"/>
         </w:rPr>
-        <w:t>[1] 2026-08-07｜bing.com｜SpaceX：SpaceX Shares Fail to Launch Despite Soaring Revenue. Is the Stock a Buy on the Dip?</w:t>
+        <w:t>[1] 2026-08-08｜Spaceflight Now｜SpaceX：Live Coverage: SpaceX West Coast launch surge continues with Starlink mission</w:t>
       </w:r>
     </w:p>
     <w:p>
@@ -1029,7 +813,7 @@
           <w:rFonts w:ascii="Kaiti SC" w:hAnsi="Kaiti SC" w:eastAsia="Kaiti SC" w:cs="Kaiti SC"/>
           <w:sz w:val="21"/>
         </w:rPr>
-        <w:t>[2] 2026-08-07｜space.com｜蓝箭航天：Chinese company Landspace targets Aug. 10 for historic rocket launch and landing attempt</w:t>
+        <w:t>[2] 2026-08-08｜bing.com｜SpaceX：SpaceX launches 50th rocket from West Coast this year</w:t>
       </w:r>
     </w:p>
     <w:p>
@@ -1050,7 +834,7 @@
           <w:rFonts w:ascii="Kaiti SC" w:hAnsi="Kaiti SC" w:eastAsia="Kaiti SC" w:cs="Kaiti SC"/>
           <w:sz w:val="21"/>
         </w:rPr>
-        <w:t>[3] 2026-08-07｜新浪财经｜垣信卫星：一箭18星！“千帆星座”第九批组网卫星成功发射_手机新浪网 - 新浪财经</w:t>
+        <w:t>[3] 2026-08-08｜bing.com｜SpaceX：SpaceX Starlink satellites deployed in stunning view from space</w:t>
       </w:r>
     </w:p>
     <w:p>
@@ -1071,7 +855,7 @@
           <w:rFonts w:ascii="Kaiti SC" w:hAnsi="Kaiti SC" w:eastAsia="Kaiti SC" w:cs="Kaiti SC"/>
           <w:sz w:val="21"/>
         </w:rPr>
-        <w:t>[4] 2026-08-07｜Ventura County Star｜SpaceX：Next SpaceX rocket launch at Vandenberg coming up this weekend - Ventura County Star</w:t>
+        <w:t>[4] 2026-08-08｜bing.com｜SpaceX：SpaceX now launches so often that Starlink alone crowds the night sky</w:t>
       </w:r>
     </w:p>
     <w:p>
@@ -1092,7 +876,7 @@
           <w:rFonts w:ascii="Kaiti SC" w:hAnsi="Kaiti SC" w:eastAsia="Kaiti SC" w:cs="Kaiti SC"/>
           <w:sz w:val="21"/>
         </w:rPr>
-        <w:t>[5] 2026-08-07｜yahoo.com｜Blue Origin：New Glenn explosion: Blue Origin finally identifies what destroyed the rocket - yahoo.com</w:t>
+        <w:t>[5] 2026-08-08｜qz.com｜Blue Origin：Blue Origin: what Jeff Bezos' rocket company does and how it works - qz.com</w:t>
       </w:r>
     </w:p>
     <w:p>
@@ -1113,7 +897,7 @@
           <w:rFonts w:ascii="Kaiti SC" w:hAnsi="Kaiti SC" w:eastAsia="Kaiti SC" w:cs="Kaiti SC"/>
           <w:sz w:val="21"/>
         </w:rPr>
-        <w:t>[6] 2026-08-07｜Florida Today｜SpaceX：Starlink is back: SpaceX rocket launch from Cape Canaveral set for Monday - Florida Today</w:t>
+        <w:t>[6] 2026-08-08｜Mshale｜SpaceX：Live: SpaceX Falcon 9 Rocket Launches 29 Starlink Satellites From Cape Canaveral, Florida Wordle May 14 (BDTeA1N8Rj) - Mshale</w:t>
       </w:r>
     </w:p>
     <w:p>
@@ -1134,7 +918,7 @@
           <w:rFonts w:ascii="Kaiti SC" w:hAnsi="Kaiti SC" w:eastAsia="Kaiti SC" w:cs="Kaiti SC"/>
           <w:sz w:val="21"/>
         </w:rPr>
-        <w:t>[7] 2026-08-07｜Jefferson City News Tribune｜Blue Origin：Rocket engine valve cited as culprit for Blue Origin’s massive pad explosion - Jefferson City News Tribune</w:t>
+        <w:t>[7] 2026-08-08｜WFTV｜Blue Origin：ULA working toward Vulcan return to flight as Blue Origin modifies the Rocket’s BE-4 engines - WFTV</w:t>
       </w:r>
     </w:p>
     <w:p>
@@ -1155,7 +939,7 @@
           <w:rFonts w:ascii="Kaiti SC" w:hAnsi="Kaiti SC" w:eastAsia="Kaiti SC" w:cs="Kaiti SC"/>
           <w:sz w:val="21"/>
         </w:rPr>
-        <w:t>[8] 2026-08-07｜Universe Space Tech｜Blue Origin：A defective part caused the New Glenn rocket to explode - Universe Space Tech</w:t>
+        <w:t>[8] 2026-08-08｜bing.com｜Blue Origin：ULA working toward Vulcan return to flight as Blue Origin modifies the Rocket’s BE-4 engines</w:t>
       </w:r>
     </w:p>
     <w:p>
@@ -1176,7 +960,7 @@
           <w:rFonts w:ascii="Kaiti SC" w:hAnsi="Kaiti SC" w:eastAsia="Kaiti SC" w:cs="Kaiti SC"/>
           <w:sz w:val="21"/>
         </w:rPr>
-        <w:t>[9] 2026-08-07｜spacewatch.global｜Blue Origin：Blue Origin Traces Cause of New Glenn’s Explosion, as the Company Targets a Return-to-Flight this Year</w:t>
+        <w:t>[9] 2026-08-08｜bing.com｜Blue Origin：ULA working toward Vulcan return to flight as Blue Origin modifies the Rocket’s BE-4 engines</w:t>
       </w:r>
     </w:p>
     <w:p>
@@ -1197,49 +981,7 @@
           <w:rFonts w:ascii="Kaiti SC" w:hAnsi="Kaiti SC" w:eastAsia="Kaiti SC" w:cs="Kaiti SC"/>
           <w:sz w:val="21"/>
         </w:rPr>
-        <w:t>[10] 2026-08-07｜bing.com｜Blue Origin：New Glenn explosion: Blue Origin finally identifies what destroyed the rocket</w:t>
-      </w:r>
-    </w:p>
-    <w:p>
-      <w:pPr>
-        <w:keepLines/>
-        <w:spacing w:after="60"/>
-        <w:ind w:left="369" w:hanging="227"/>
-      </w:pPr>
-      <w:r>
-        <w:rPr>
-          <w:rFonts w:ascii="Kaiti SC" w:hAnsi="Kaiti SC" w:eastAsia="Kaiti SC" w:cs="Kaiti SC"/>
-          <w:sz w:val="21"/>
-        </w:rPr>
-        <w:t xml:space="preserve">✓ </w:t>
-      </w:r>
-      <w:r>
-        <w:rPr>
-          <w:rFonts w:ascii="Kaiti SC" w:hAnsi="Kaiti SC" w:eastAsia="Kaiti SC" w:cs="Kaiti SC"/>
-          <w:sz w:val="21"/>
-        </w:rPr>
-        <w:t>[11] 2026-08-07｜spaceq.ca｜SpaceX：SpaceX’s rideshare freeze: What it means for the SmallSat market and Canada</w:t>
-      </w:r>
-    </w:p>
-    <w:p>
-      <w:pPr>
-        <w:keepLines/>
-        <w:spacing w:after="60"/>
-        <w:ind w:left="369" w:hanging="227"/>
-      </w:pPr>
-      <w:r>
-        <w:rPr>
-          <w:rFonts w:ascii="Kaiti SC" w:hAnsi="Kaiti SC" w:eastAsia="Kaiti SC" w:cs="Kaiti SC"/>
-          <w:sz w:val="21"/>
-        </w:rPr>
-        <w:t xml:space="preserve">✓ </w:t>
-      </w:r>
-      <w:r>
-        <w:rPr>
-          <w:rFonts w:ascii="Kaiti SC" w:hAnsi="Kaiti SC" w:eastAsia="Kaiti SC" w:cs="Kaiti SC"/>
-          <w:sz w:val="21"/>
-        </w:rPr>
-        <w:t>[12] 2026-08-07｜FOX Weather｜SpaceX：How many rockets will SpaceX launch this month? - FOX Weather</w:t>
+        <w:t>[10] 2026-08-08｜bing.com｜Blue Origin：ULA working toward Vulcan return to flight as Blue Origin modifies the Rocket’s BE-4 engines</w:t>
       </w:r>
     </w:p>
     <w:sectPr>

--- a/docs/data/reports/daily-documents/latest/previous_daily_report.docx
+++ b/docs/data/reports/daily-documents/latest/previous_daily_report.docx
@@ -26,7 +26,7 @@
           <w:rFonts w:ascii="Kaiti SC" w:hAnsi="Kaiti SC" w:eastAsia="Kaiti SC" w:cs="Kaiti SC"/>
           <w:sz w:val="21"/>
         </w:rPr>
-        <w:t>2026-08-08（上一自然日）</w:t>
+        <w:t>2026-08-09（上一自然日）</w:t>
       </w:r>
     </w:p>
     <w:tbl>
@@ -81,7 +81,7 @@
                 <w:b w:val="0"/>
                 <w:sz w:val="19"/>
               </w:rPr>
-              <w:t>2026-08-08</w:t>
+              <w:t>2026-08-09</w:t>
             </w:r>
           </w:p>
         </w:tc>
@@ -127,7 +127,7 @@
                 <w:b w:val="0"/>
                 <w:sz w:val="19"/>
               </w:rPr>
-              <w:t>21 条 / 2 家</w:t>
+              <w:t>13 条 / 2 家</w:t>
             </w:r>
           </w:p>
         </w:tc>
@@ -173,7 +173,7 @@
                 <w:b w:val="0"/>
                 <w:sz w:val="19"/>
               </w:rPr>
-              <w:t>9 个</w:t>
+              <w:t>6 个</w:t>
             </w:r>
           </w:p>
         </w:tc>
@@ -219,7 +219,7 @@
                 <w:b w:val="0"/>
                 <w:sz w:val="19"/>
               </w:rPr>
-              <w:t>2026-08-09</w:t>
+              <w:t>2026-08-10</w:t>
             </w:r>
           </w:p>
         </w:tc>
@@ -245,7 +245,7 @@
     </w:p>
     <w:p>
       <w:r>
-        <w:t>2026-08-08 共归档 21 条新闻，覆盖 2 家公司、9 个信息来源。 新闻量较多的公司包括 SpaceX、Blue Origin。</w:t>
+        <w:t>2026-08-09 共归档 13 条新闻，覆盖 2 家公司、6 个信息来源。 新闻量较多的公司包括 SpaceX、星河动力。</w:t>
       </w:r>
     </w:p>
     <w:p>
@@ -279,7 +279,7 @@
           <w:rFonts w:ascii="Kaiti SC" w:hAnsi="Kaiti SC" w:eastAsia="Kaiti SC" w:cs="Kaiti SC"/>
           <w:sz w:val="21"/>
         </w:rPr>
-        <w:t>【发射与任务】SpaceX：Live Coverage: SpaceX West Coast launch surge continues with Starlink mission （Spaceflight Now）</w:t>
+        <w:t>【其他动态】SpaceX：Elon Musk envisions massive growth for SpaceX’s Starlink amid AI and robotics surge: 'It’s not out of the question that' （bing.com）</w:t>
       </w:r>
     </w:p>
     <w:p>
@@ -300,7 +300,7 @@
           <w:rFonts w:ascii="Kaiti SC" w:hAnsi="Kaiti SC" w:eastAsia="Kaiti SC" w:cs="Kaiti SC"/>
           <w:sz w:val="21"/>
         </w:rPr>
-        <w:t>【发射与任务】SpaceX：SpaceX launches 50th rocket from West Coast this year （bing.com）</w:t>
+        <w:t>【发射与任务】SpaceX：SpaceX Florida rocket launch: What time is Cape Canaveral liftoff? - Florida Today （Florida Today）</w:t>
       </w:r>
     </w:p>
     <w:p>
@@ -321,7 +321,7 @@
           <w:rFonts w:ascii="Kaiti SC" w:hAnsi="Kaiti SC" w:eastAsia="Kaiti SC" w:cs="Kaiti SC"/>
           <w:sz w:val="21"/>
         </w:rPr>
-        <w:t>【其他动态】SpaceX：SpaceX Starlink satellites deployed in stunning view from space （bing.com）</w:t>
+        <w:t>【发射与任务】SpaceX：SpaceX rocket launch from Florida on first day of school. What to know. （bing.com）</w:t>
       </w:r>
     </w:p>
     <w:p>
@@ -342,7 +342,7 @@
           <w:rFonts w:ascii="Kaiti SC" w:hAnsi="Kaiti SC" w:eastAsia="Kaiti SC" w:cs="Kaiti SC"/>
           <w:sz w:val="21"/>
         </w:rPr>
-        <w:t>【发射与任务】SpaceX：SpaceX now launches so often that Starlink alone crowds the night sky （bing.com）</w:t>
+        <w:t>【发射与任务】SpaceX：SpaceX launched 24 Starlink satellites into orbit from California - UA.NEWS （UA.NEWS）</w:t>
       </w:r>
     </w:p>
     <w:p>
@@ -363,7 +363,7 @@
           <w:rFonts w:ascii="Kaiti SC" w:hAnsi="Kaiti SC" w:eastAsia="Kaiti SC" w:cs="Kaiti SC"/>
           <w:sz w:val="21"/>
         </w:rPr>
-        <w:t>【其他动态】Blue Origin：Blue Origin: what Jeff Bezos' rocket company does and how it works - qz.com （qz.com）</w:t>
+        <w:t>【发射与任务】SpaceX：SpaceX West Coast launch surge continues with Starlink mission - Spaceflight Now （Spaceflight Now）</w:t>
       </w:r>
     </w:p>
     <w:p>
@@ -384,91 +384,7 @@
           <w:rFonts w:ascii="Kaiti SC" w:hAnsi="Kaiti SC" w:eastAsia="Kaiti SC" w:cs="Kaiti SC"/>
           <w:sz w:val="21"/>
         </w:rPr>
-        <w:t>【发射与任务】SpaceX：Live: SpaceX Falcon 9 Rocket Launches 29 Starlink Satellites From Cape Canaveral, Florida Wordle May 14 (BDTeA1N8Rj) - Mshale （Mshale）</w:t>
-      </w:r>
-    </w:p>
-    <w:p>
-      <w:pPr>
-        <w:keepLines/>
-        <w:spacing w:after="60"/>
-        <w:ind w:left="369" w:hanging="227"/>
-      </w:pPr>
-      <w:r>
-        <w:rPr>
-          <w:rFonts w:ascii="Kaiti SC" w:hAnsi="Kaiti SC" w:eastAsia="Kaiti SC" w:cs="Kaiti SC"/>
-          <w:sz w:val="21"/>
-        </w:rPr>
-        <w:t xml:space="preserve">➢ </w:t>
-      </w:r>
-      <w:r>
-        <w:rPr>
-          <w:rFonts w:ascii="Kaiti SC" w:hAnsi="Kaiti SC" w:eastAsia="Kaiti SC" w:cs="Kaiti SC"/>
-          <w:sz w:val="21"/>
-        </w:rPr>
-        <w:t>【其他动态】Blue Origin：ULA working toward Vulcan return to flight as Blue Origin modifies the Rocket’s BE-4 engines - WFTV （WFTV）</w:t>
-      </w:r>
-    </w:p>
-    <w:p>
-      <w:pPr>
-        <w:keepLines/>
-        <w:spacing w:after="60"/>
-        <w:ind w:left="369" w:hanging="227"/>
-      </w:pPr>
-      <w:r>
-        <w:rPr>
-          <w:rFonts w:ascii="Kaiti SC" w:hAnsi="Kaiti SC" w:eastAsia="Kaiti SC" w:cs="Kaiti SC"/>
-          <w:sz w:val="21"/>
-        </w:rPr>
-        <w:t xml:space="preserve">➢ </w:t>
-      </w:r>
-      <w:r>
-        <w:rPr>
-          <w:rFonts w:ascii="Kaiti SC" w:hAnsi="Kaiti SC" w:eastAsia="Kaiti SC" w:cs="Kaiti SC"/>
-          <w:sz w:val="21"/>
-        </w:rPr>
-        <w:t>【发射与任务】Blue Origin：ULA working toward Vulcan return to flight as Blue Origin modifies the Rocket’s BE-4 engines （bing.com）</w:t>
-      </w:r>
-    </w:p>
-    <w:p>
-      <w:pPr>
-        <w:keepLines/>
-        <w:spacing w:after="60"/>
-        <w:ind w:left="369" w:hanging="227"/>
-      </w:pPr>
-      <w:r>
-        <w:rPr>
-          <w:rFonts w:ascii="Kaiti SC" w:hAnsi="Kaiti SC" w:eastAsia="Kaiti SC" w:cs="Kaiti SC"/>
-          <w:sz w:val="21"/>
-        </w:rPr>
-        <w:t xml:space="preserve">➢ </w:t>
-      </w:r>
-      <w:r>
-        <w:rPr>
-          <w:rFonts w:ascii="Kaiti SC" w:hAnsi="Kaiti SC" w:eastAsia="Kaiti SC" w:cs="Kaiti SC"/>
-          <w:sz w:val="21"/>
-        </w:rPr>
-        <w:t>【发射与任务】Blue Origin：ULA working toward Vulcan return to flight as Blue Origin modifies the Rocket’s BE-4 engines （bing.com）</w:t>
-      </w:r>
-    </w:p>
-    <w:p>
-      <w:pPr>
-        <w:keepLines/>
-        <w:spacing w:after="60"/>
-        <w:ind w:left="369" w:hanging="227"/>
-      </w:pPr>
-      <w:r>
-        <w:rPr>
-          <w:rFonts w:ascii="Kaiti SC" w:hAnsi="Kaiti SC" w:eastAsia="Kaiti SC" w:cs="Kaiti SC"/>
-          <w:sz w:val="21"/>
-        </w:rPr>
-        <w:t xml:space="preserve">➢ </w:t>
-      </w:r>
-      <w:r>
-        <w:rPr>
-          <w:rFonts w:ascii="Kaiti SC" w:hAnsi="Kaiti SC" w:eastAsia="Kaiti SC" w:cs="Kaiti SC"/>
-          <w:sz w:val="21"/>
-        </w:rPr>
-        <w:t>【发射与任务】Blue Origin：ULA working toward Vulcan return to flight as Blue Origin modifies the Rocket’s BE-4 engines （bing.com）</w:t>
+        <w:t>【其他动态】星河动力：星河动力：飞行失利原因查明 - 上海证券报 （上海证券报）</w:t>
       </w:r>
     </w:p>
     <w:p>
@@ -627,94 +543,7 @@
                 <w:b w:val="0"/>
                 <w:sz w:val="19"/>
               </w:rPr>
-              <w:t>16</w:t>
-            </w:r>
-          </w:p>
-        </w:tc>
-        <w:tc>
-          <w:tcPr>
-            <w:tcW w:type="dxa" w:w="2075"/>
-            <w:vAlign w:val="center"/>
-          </w:tcPr>
-          <w:p>
-            <w:pPr>
-              <w:spacing w:after="0" w:line="252" w:lineRule="auto"/>
-              <w:jc w:val="center"/>
-            </w:pPr>
-            <w:r/>
-            <w:r>
-              <w:rPr>
-                <w:rFonts w:ascii="Kaiti SC" w:hAnsi="Kaiti SC" w:eastAsia="Kaiti SC" w:cs="Kaiti SC"/>
-                <w:b w:val="0"/>
-                <w:sz w:val="19"/>
-              </w:rPr>
-              <w:t>发射与任务、其他动态</w:t>
-            </w:r>
-          </w:p>
-        </w:tc>
-        <w:tc>
-          <w:tcPr>
-            <w:tcW w:type="dxa" w:w="2075"/>
-            <w:vAlign w:val="center"/>
-          </w:tcPr>
-          <w:p>
-            <w:pPr>
-              <w:spacing w:after="0" w:line="252" w:lineRule="auto"/>
-            </w:pPr>
-            <w:r/>
-            <w:r>
-              <w:rPr>
-                <w:rFonts w:ascii="Kaiti SC" w:hAnsi="Kaiti SC" w:eastAsia="Kaiti SC" w:cs="Kaiti SC"/>
-                <w:b w:val="0"/>
-                <w:sz w:val="19"/>
-              </w:rPr>
-              <w:t>Live Coverage: SpaceX West Coast launch surge continues with Starlink mission</w:t>
-            </w:r>
-          </w:p>
-        </w:tc>
-      </w:tr>
-      <w:tr>
-        <w:trPr>
-          <w:cantSplit/>
-        </w:trPr>
-        <w:tc>
-          <w:tcPr>
-            <w:tcW w:type="dxa" w:w="2075"/>
-            <w:vAlign w:val="center"/>
-          </w:tcPr>
-          <w:p>
-            <w:pPr>
-              <w:spacing w:after="0" w:line="252" w:lineRule="auto"/>
-            </w:pPr>
-            <w:r/>
-            <w:r>
-              <w:rPr>
-                <w:rFonts w:ascii="Kaiti SC" w:hAnsi="Kaiti SC" w:eastAsia="Kaiti SC" w:cs="Kaiti SC"/>
-                <w:b w:val="0"/>
-                <w:sz w:val="19"/>
-              </w:rPr>
-              <w:t>Blue Origin</w:t>
-            </w:r>
-          </w:p>
-        </w:tc>
-        <w:tc>
-          <w:tcPr>
-            <w:tcW w:type="dxa" w:w="2075"/>
-            <w:vAlign w:val="center"/>
-          </w:tcPr>
-          <w:p>
-            <w:pPr>
-              <w:spacing w:after="0" w:line="252" w:lineRule="auto"/>
-              <w:jc w:val="center"/>
-            </w:pPr>
-            <w:r/>
-            <w:r>
-              <w:rPr>
-                <w:rFonts w:ascii="Kaiti SC" w:hAnsi="Kaiti SC" w:eastAsia="Kaiti SC" w:cs="Kaiti SC"/>
-                <w:b w:val="0"/>
-                <w:sz w:val="19"/>
-              </w:rPr>
-              <w:t>5</w:t>
+              <w:t>12</w:t>
             </w:r>
           </w:p>
         </w:tc>
@@ -755,7 +584,94 @@
                 <w:b w:val="0"/>
                 <w:sz w:val="19"/>
               </w:rPr>
-              <w:t>Blue Origin: what Jeff Bezos' rocket company does and how it works - qz.com</w:t>
+              <w:t>Elon Musk envisions massive growth for SpaceX’s Starlink amid AI and robotics surge: 'It’s not out of the question that'</w:t>
+            </w:r>
+          </w:p>
+        </w:tc>
+      </w:tr>
+      <w:tr>
+        <w:trPr>
+          <w:cantSplit/>
+        </w:trPr>
+        <w:tc>
+          <w:tcPr>
+            <w:tcW w:type="dxa" w:w="2075"/>
+            <w:vAlign w:val="center"/>
+          </w:tcPr>
+          <w:p>
+            <w:pPr>
+              <w:spacing w:after="0" w:line="252" w:lineRule="auto"/>
+            </w:pPr>
+            <w:r/>
+            <w:r>
+              <w:rPr>
+                <w:rFonts w:ascii="Kaiti SC" w:hAnsi="Kaiti SC" w:eastAsia="Kaiti SC" w:cs="Kaiti SC"/>
+                <w:b w:val="0"/>
+                <w:sz w:val="19"/>
+              </w:rPr>
+              <w:t>星河动力</w:t>
+            </w:r>
+          </w:p>
+        </w:tc>
+        <w:tc>
+          <w:tcPr>
+            <w:tcW w:type="dxa" w:w="2075"/>
+            <w:vAlign w:val="center"/>
+          </w:tcPr>
+          <w:p>
+            <w:pPr>
+              <w:spacing w:after="0" w:line="252" w:lineRule="auto"/>
+              <w:jc w:val="center"/>
+            </w:pPr>
+            <w:r/>
+            <w:r>
+              <w:rPr>
+                <w:rFonts w:ascii="Kaiti SC" w:hAnsi="Kaiti SC" w:eastAsia="Kaiti SC" w:cs="Kaiti SC"/>
+                <w:b w:val="0"/>
+                <w:sz w:val="19"/>
+              </w:rPr>
+              <w:t>1</w:t>
+            </w:r>
+          </w:p>
+        </w:tc>
+        <w:tc>
+          <w:tcPr>
+            <w:tcW w:type="dxa" w:w="2075"/>
+            <w:vAlign w:val="center"/>
+          </w:tcPr>
+          <w:p>
+            <w:pPr>
+              <w:spacing w:after="0" w:line="252" w:lineRule="auto"/>
+              <w:jc w:val="center"/>
+            </w:pPr>
+            <w:r/>
+            <w:r>
+              <w:rPr>
+                <w:rFonts w:ascii="Kaiti SC" w:hAnsi="Kaiti SC" w:eastAsia="Kaiti SC" w:cs="Kaiti SC"/>
+                <w:b w:val="0"/>
+                <w:sz w:val="19"/>
+              </w:rPr>
+              <w:t>其他动态</w:t>
+            </w:r>
+          </w:p>
+        </w:tc>
+        <w:tc>
+          <w:tcPr>
+            <w:tcW w:type="dxa" w:w="2075"/>
+            <w:vAlign w:val="center"/>
+          </w:tcPr>
+          <w:p>
+            <w:pPr>
+              <w:spacing w:after="0" w:line="252" w:lineRule="auto"/>
+            </w:pPr>
+            <w:r/>
+            <w:r>
+              <w:rPr>
+                <w:rFonts w:ascii="Kaiti SC" w:hAnsi="Kaiti SC" w:eastAsia="Kaiti SC" w:cs="Kaiti SC"/>
+                <w:b w:val="0"/>
+                <w:sz w:val="19"/>
+              </w:rPr>
+              <w:t>星河动力：飞行失利原因查明 - 上海证券报</w:t>
             </w:r>
           </w:p>
         </w:tc>
@@ -792,7 +708,7 @@
           <w:rFonts w:ascii="Kaiti SC" w:hAnsi="Kaiti SC" w:eastAsia="Kaiti SC" w:cs="Kaiti SC"/>
           <w:sz w:val="21"/>
         </w:rPr>
-        <w:t>[1] 2026-08-08｜Spaceflight Now｜SpaceX：Live Coverage: SpaceX West Coast launch surge continues with Starlink mission</w:t>
+        <w:t>[1] 2026-08-09｜bing.com｜SpaceX：Elon Musk envisions massive growth for SpaceX’s Starlink amid AI and robotics surge: 'It’s not out of the question that'</w:t>
       </w:r>
     </w:p>
     <w:p>
@@ -813,7 +729,7 @@
           <w:rFonts w:ascii="Kaiti SC" w:hAnsi="Kaiti SC" w:eastAsia="Kaiti SC" w:cs="Kaiti SC"/>
           <w:sz w:val="21"/>
         </w:rPr>
-        <w:t>[2] 2026-08-08｜bing.com｜SpaceX：SpaceX launches 50th rocket from West Coast this year</w:t>
+        <w:t>[2] 2026-08-09｜Florida Today｜SpaceX：SpaceX Florida rocket launch: What time is Cape Canaveral liftoff? - Florida Today</w:t>
       </w:r>
     </w:p>
     <w:p>
@@ -834,7 +750,7 @@
           <w:rFonts w:ascii="Kaiti SC" w:hAnsi="Kaiti SC" w:eastAsia="Kaiti SC" w:cs="Kaiti SC"/>
           <w:sz w:val="21"/>
         </w:rPr>
-        <w:t>[3] 2026-08-08｜bing.com｜SpaceX：SpaceX Starlink satellites deployed in stunning view from space</w:t>
+        <w:t>[3] 2026-08-09｜bing.com｜SpaceX：SpaceX rocket launch from Florida on first day of school. What to know.</w:t>
       </w:r>
     </w:p>
     <w:p>
@@ -855,7 +771,7 @@
           <w:rFonts w:ascii="Kaiti SC" w:hAnsi="Kaiti SC" w:eastAsia="Kaiti SC" w:cs="Kaiti SC"/>
           <w:sz w:val="21"/>
         </w:rPr>
-        <w:t>[4] 2026-08-08｜bing.com｜SpaceX：SpaceX now launches so often that Starlink alone crowds the night sky</w:t>
+        <w:t>[4] 2026-08-09｜UA.NEWS｜SpaceX：SpaceX launched 24 Starlink satellites into orbit from California - UA.NEWS</w:t>
       </w:r>
     </w:p>
     <w:p>
@@ -876,7 +792,7 @@
           <w:rFonts w:ascii="Kaiti SC" w:hAnsi="Kaiti SC" w:eastAsia="Kaiti SC" w:cs="Kaiti SC"/>
           <w:sz w:val="21"/>
         </w:rPr>
-        <w:t>[5] 2026-08-08｜qz.com｜Blue Origin：Blue Origin: what Jeff Bezos' rocket company does and how it works - qz.com</w:t>
+        <w:t>[5] 2026-08-09｜Spaceflight Now｜SpaceX：SpaceX West Coast launch surge continues with Starlink mission - Spaceflight Now</w:t>
       </w:r>
     </w:p>
     <w:p>
@@ -897,91 +813,7 @@
           <w:rFonts w:ascii="Kaiti SC" w:hAnsi="Kaiti SC" w:eastAsia="Kaiti SC" w:cs="Kaiti SC"/>
           <w:sz w:val="21"/>
         </w:rPr>
-        <w:t>[6] 2026-08-08｜Mshale｜SpaceX：Live: SpaceX Falcon 9 Rocket Launches 29 Starlink Satellites From Cape Canaveral, Florida Wordle May 14 (BDTeA1N8Rj) - Mshale</w:t>
-      </w:r>
-    </w:p>
-    <w:p>
-      <w:pPr>
-        <w:keepLines/>
-        <w:spacing w:after="60"/>
-        <w:ind w:left="369" w:hanging="227"/>
-      </w:pPr>
-      <w:r>
-        <w:rPr>
-          <w:rFonts w:ascii="Kaiti SC" w:hAnsi="Kaiti SC" w:eastAsia="Kaiti SC" w:cs="Kaiti SC"/>
-          <w:sz w:val="21"/>
-        </w:rPr>
-        <w:t xml:space="preserve">✓ </w:t>
-      </w:r>
-      <w:r>
-        <w:rPr>
-          <w:rFonts w:ascii="Kaiti SC" w:hAnsi="Kaiti SC" w:eastAsia="Kaiti SC" w:cs="Kaiti SC"/>
-          <w:sz w:val="21"/>
-        </w:rPr>
-        <w:t>[7] 2026-08-08｜WFTV｜Blue Origin：ULA working toward Vulcan return to flight as Blue Origin modifies the Rocket’s BE-4 engines - WFTV</w:t>
-      </w:r>
-    </w:p>
-    <w:p>
-      <w:pPr>
-        <w:keepLines/>
-        <w:spacing w:after="60"/>
-        <w:ind w:left="369" w:hanging="227"/>
-      </w:pPr>
-      <w:r>
-        <w:rPr>
-          <w:rFonts w:ascii="Kaiti SC" w:hAnsi="Kaiti SC" w:eastAsia="Kaiti SC" w:cs="Kaiti SC"/>
-          <w:sz w:val="21"/>
-        </w:rPr>
-        <w:t xml:space="preserve">✓ </w:t>
-      </w:r>
-      <w:r>
-        <w:rPr>
-          <w:rFonts w:ascii="Kaiti SC" w:hAnsi="Kaiti SC" w:eastAsia="Kaiti SC" w:cs="Kaiti SC"/>
-          <w:sz w:val="21"/>
-        </w:rPr>
-        <w:t>[8] 2026-08-08｜bing.com｜Blue Origin：ULA working toward Vulcan return to flight as Blue Origin modifies the Rocket’s BE-4 engines</w:t>
-      </w:r>
-    </w:p>
-    <w:p>
-      <w:pPr>
-        <w:keepLines/>
-        <w:spacing w:after="60"/>
-        <w:ind w:left="369" w:hanging="227"/>
-      </w:pPr>
-      <w:r>
-        <w:rPr>
-          <w:rFonts w:ascii="Kaiti SC" w:hAnsi="Kaiti SC" w:eastAsia="Kaiti SC" w:cs="Kaiti SC"/>
-          <w:sz w:val="21"/>
-        </w:rPr>
-        <w:t xml:space="preserve">✓ </w:t>
-      </w:r>
-      <w:r>
-        <w:rPr>
-          <w:rFonts w:ascii="Kaiti SC" w:hAnsi="Kaiti SC" w:eastAsia="Kaiti SC" w:cs="Kaiti SC"/>
-          <w:sz w:val="21"/>
-        </w:rPr>
-        <w:t>[9] 2026-08-08｜bing.com｜Blue Origin：ULA working toward Vulcan return to flight as Blue Origin modifies the Rocket’s BE-4 engines</w:t>
-      </w:r>
-    </w:p>
-    <w:p>
-      <w:pPr>
-        <w:keepLines/>
-        <w:spacing w:after="60"/>
-        <w:ind w:left="369" w:hanging="227"/>
-      </w:pPr>
-      <w:r>
-        <w:rPr>
-          <w:rFonts w:ascii="Kaiti SC" w:hAnsi="Kaiti SC" w:eastAsia="Kaiti SC" w:cs="Kaiti SC"/>
-          <w:sz w:val="21"/>
-        </w:rPr>
-        <w:t xml:space="preserve">✓ </w:t>
-      </w:r>
-      <w:r>
-        <w:rPr>
-          <w:rFonts w:ascii="Kaiti SC" w:hAnsi="Kaiti SC" w:eastAsia="Kaiti SC" w:cs="Kaiti SC"/>
-          <w:sz w:val="21"/>
-        </w:rPr>
-        <w:t>[10] 2026-08-08｜bing.com｜Blue Origin：ULA working toward Vulcan return to flight as Blue Origin modifies the Rocket’s BE-4 engines</w:t>
+        <w:t>[6] 2026-08-09｜上海证券报｜星河动力：星河动力：飞行失利原因查明 - 上海证券报</w:t>
       </w:r>
     </w:p>
     <w:sectPr>

--- a/docs/data/reports/daily-documents/latest/previous_daily_report.docx
+++ b/docs/data/reports/daily-documents/latest/previous_daily_report.docx
@@ -26,7 +26,7 @@
           <w:rFonts w:ascii="Kaiti SC" w:hAnsi="Kaiti SC" w:eastAsia="Kaiti SC" w:cs="Kaiti SC"/>
           <w:sz w:val="21"/>
         </w:rPr>
-        <w:t>2026-08-09（上一自然日）</w:t>
+        <w:t>2026-08-10（上一自然日）</w:t>
       </w:r>
     </w:p>
     <w:tbl>
@@ -81,7 +81,7 @@
                 <w:b w:val="0"/>
                 <w:sz w:val="19"/>
               </w:rPr>
-              <w:t>2026-08-09</w:t>
+              <w:t>2026-08-10</w:t>
             </w:r>
           </w:p>
         </w:tc>
@@ -127,7 +127,7 @@
                 <w:b w:val="0"/>
                 <w:sz w:val="19"/>
               </w:rPr>
-              <w:t>13 条 / 2 家</w:t>
+              <w:t>20 条 / 3 家</w:t>
             </w:r>
           </w:p>
         </w:tc>
@@ -173,7 +173,7 @@
                 <w:b w:val="0"/>
                 <w:sz w:val="19"/>
               </w:rPr>
-              <w:t>6 个</w:t>
+              <w:t>12 个</w:t>
             </w:r>
           </w:p>
         </w:tc>
@@ -219,7 +219,7 @@
                 <w:b w:val="0"/>
                 <w:sz w:val="19"/>
               </w:rPr>
-              <w:t>2026-08-10</w:t>
+              <w:t>2026-08-11</w:t>
             </w:r>
           </w:p>
         </w:tc>
@@ -245,7 +245,7 @@
     </w:p>
     <w:p>
       <w:r>
-        <w:t>2026-08-09 共归档 13 条新闻，覆盖 2 家公司、6 个信息来源。 新闻量较多的公司包括 SpaceX、星河动力。</w:t>
+        <w:t>2026-08-10 共归档 20 条新闻，覆盖 3 家公司、12 个信息来源。 新闻量较多的公司包括 SpaceX、Blue Origin、蓝箭航天。</w:t>
       </w:r>
     </w:p>
     <w:p>
@@ -279,7 +279,7 @@
           <w:rFonts w:ascii="Kaiti SC" w:hAnsi="Kaiti SC" w:eastAsia="Kaiti SC" w:cs="Kaiti SC"/>
           <w:sz w:val="21"/>
         </w:rPr>
-        <w:t>【其他动态】SpaceX：Elon Musk envisions massive growth for SpaceX’s Starlink amid AI and robotics surge: 'It’s not out of the question that' （bing.com）</w:t>
+        <w:t>【发射与任务】SpaceX：Live coverage: SpaceX to launch 29 Starlink satellites on Falcon 9 rocket from Cape Canaveral （Spaceflight Now）</w:t>
       </w:r>
     </w:p>
     <w:p>
@@ -300,7 +300,7 @@
           <w:rFonts w:ascii="Kaiti SC" w:hAnsi="Kaiti SC" w:eastAsia="Kaiti SC" w:cs="Kaiti SC"/>
           <w:sz w:val="21"/>
         </w:rPr>
-        <w:t>【发射与任务】SpaceX：SpaceX Florida rocket launch: What time is Cape Canaveral liftoff? - Florida Today （Florida Today）</w:t>
+        <w:t>【市场与股价】蓝箭航天：商业航天概念午后异动！朱雀三号发射在即，A股这些公司有合作 - 21财经 （21财经）</w:t>
       </w:r>
     </w:p>
     <w:p>
@@ -321,7 +321,7 @@
           <w:rFonts w:ascii="Kaiti SC" w:hAnsi="Kaiti SC" w:eastAsia="Kaiti SC" w:cs="Kaiti SC"/>
           <w:sz w:val="21"/>
         </w:rPr>
-        <w:t>【发射与任务】SpaceX：SpaceX rocket launch from Florida on first day of school. What to know. （bing.com）</w:t>
+        <w:t>【市场与股价】蓝箭航天：商业航天密集发射窗口开启,朱雀三号复飞在即！可回收火箭从技术验证迈向产业化，洪都航空涨停，航空ETF汇添富(159257)涨近2%，强势两连阳 - Jiemian.com （Jiemian.com）</w:t>
       </w:r>
     </w:p>
     <w:p>
@@ -342,7 +342,7 @@
           <w:rFonts w:ascii="Kaiti SC" w:hAnsi="Kaiti SC" w:eastAsia="Kaiti SC" w:cs="Kaiti SC"/>
           <w:sz w:val="21"/>
         </w:rPr>
-        <w:t>【发射与任务】SpaceX：SpaceX launched 24 Starlink satellites into orbit from California - UA.NEWS （UA.NEWS）</w:t>
+        <w:t>【发射与任务】SpaceX：SpaceX Starlink launch from Florida pushed back to Tuesday - WKMG （WKMG）</w:t>
       </w:r>
     </w:p>
     <w:p>
@@ -363,7 +363,7 @@
           <w:rFonts w:ascii="Kaiti SC" w:hAnsi="Kaiti SC" w:eastAsia="Kaiti SC" w:cs="Kaiti SC"/>
           <w:sz w:val="21"/>
         </w:rPr>
-        <w:t>【发射与任务】SpaceX：SpaceX West Coast launch surge continues with Starlink mission - Spaceflight Now （Spaceflight Now）</w:t>
+        <w:t>【发射与任务】SpaceX：SpaceX scrubs Starlink satellite launch from Florida - FOX 35 Orlando （FOX 35 Orlando）</w:t>
       </w:r>
     </w:p>
     <w:p>
@@ -384,7 +384,133 @@
           <w:rFonts w:ascii="Kaiti SC" w:hAnsi="Kaiti SC" w:eastAsia="Kaiti SC" w:cs="Kaiti SC"/>
           <w:sz w:val="21"/>
         </w:rPr>
-        <w:t>【其他动态】星河动力：星河动力：飞行失利原因查明 - 上海证券报 （上海证券报）</w:t>
+        <w:t>【发射与任务】SpaceX：SpaceX Will Fly the Same Falcon 9 Booster for an 18th Time Monday: Why Reusability Is Its Biggest Advantage （bing.com）</w:t>
+      </w:r>
+    </w:p>
+    <w:p>
+      <w:pPr>
+        <w:keepLines/>
+        <w:spacing w:after="60"/>
+        <w:ind w:left="369" w:hanging="227"/>
+      </w:pPr>
+      <w:r>
+        <w:rPr>
+          <w:rFonts w:ascii="Kaiti SC" w:hAnsi="Kaiti SC" w:eastAsia="Kaiti SC" w:cs="Kaiti SC"/>
+          <w:sz w:val="21"/>
+        </w:rPr>
+        <w:t xml:space="preserve">➢ </w:t>
+      </w:r>
+      <w:r>
+        <w:rPr>
+          <w:rFonts w:ascii="Kaiti SC" w:hAnsi="Kaiti SC" w:eastAsia="Kaiti SC" w:cs="Kaiti SC"/>
+          <w:sz w:val="21"/>
+        </w:rPr>
+        <w:t>【发射与任务】SpaceX：SpaceX Will Fly the Same Falcon 9 Booster for an 18th Time Monday: Why Reusability Is Its Biggest Advantage （bing.com）</w:t>
+      </w:r>
+    </w:p>
+    <w:p>
+      <w:pPr>
+        <w:keepLines/>
+        <w:spacing w:after="60"/>
+        <w:ind w:left="369" w:hanging="227"/>
+      </w:pPr>
+      <w:r>
+        <w:rPr>
+          <w:rFonts w:ascii="Kaiti SC" w:hAnsi="Kaiti SC" w:eastAsia="Kaiti SC" w:cs="Kaiti SC"/>
+          <w:sz w:val="21"/>
+        </w:rPr>
+        <w:t xml:space="preserve">➢ </w:t>
+      </w:r>
+      <w:r>
+        <w:rPr>
+          <w:rFonts w:ascii="Kaiti SC" w:hAnsi="Kaiti SC" w:eastAsia="Kaiti SC" w:cs="Kaiti SC"/>
+          <w:sz w:val="21"/>
+        </w:rPr>
+        <w:t>【发射与任务】Blue Origin：Blue Origin traces New Glenn's pad explosion to a BE-4 oxygen valve （bing.com）</w:t>
+      </w:r>
+    </w:p>
+    <w:p>
+      <w:pPr>
+        <w:keepLines/>
+        <w:spacing w:after="60"/>
+        <w:ind w:left="369" w:hanging="227"/>
+      </w:pPr>
+      <w:r>
+        <w:rPr>
+          <w:rFonts w:ascii="Kaiti SC" w:hAnsi="Kaiti SC" w:eastAsia="Kaiti SC" w:cs="Kaiti SC"/>
+          <w:sz w:val="21"/>
+        </w:rPr>
+        <w:t xml:space="preserve">➢ </w:t>
+      </w:r>
+      <w:r>
+        <w:rPr>
+          <w:rFonts w:ascii="Kaiti SC" w:hAnsi="Kaiti SC" w:eastAsia="Kaiti SC" w:cs="Kaiti SC"/>
+          <w:sz w:val="21"/>
+        </w:rPr>
+        <w:t>【发射与任务】Blue Origin：Blue Origin traces New Glenn's pad explosion to a BE-4 oxygen valve （bing.com）</w:t>
+      </w:r>
+    </w:p>
+    <w:p>
+      <w:pPr>
+        <w:keepLines/>
+        <w:spacing w:after="60"/>
+        <w:ind w:left="369" w:hanging="227"/>
+      </w:pPr>
+      <w:r>
+        <w:rPr>
+          <w:rFonts w:ascii="Kaiti SC" w:hAnsi="Kaiti SC" w:eastAsia="Kaiti SC" w:cs="Kaiti SC"/>
+          <w:sz w:val="21"/>
+        </w:rPr>
+        <w:t xml:space="preserve">➢ </w:t>
+      </w:r>
+      <w:r>
+        <w:rPr>
+          <w:rFonts w:ascii="Kaiti SC" w:hAnsi="Kaiti SC" w:eastAsia="Kaiti SC" w:cs="Kaiti SC"/>
+          <w:sz w:val="21"/>
+        </w:rPr>
+        <w:t>【发射与任务】Blue Origin：Blue Origin traces New Glenn's pad explosion to a BE-4 oxygen valve （bing.com）</w:t>
+      </w:r>
+    </w:p>
+    <w:p>
+      <w:pPr>
+        <w:keepLines/>
+        <w:spacing w:after="60"/>
+        <w:ind w:left="369" w:hanging="227"/>
+      </w:pPr>
+      <w:r>
+        <w:rPr>
+          <w:rFonts w:ascii="Kaiti SC" w:hAnsi="Kaiti SC" w:eastAsia="Kaiti SC" w:cs="Kaiti SC"/>
+          <w:sz w:val="21"/>
+        </w:rPr>
+        <w:t xml:space="preserve">➢ </w:t>
+      </w:r>
+      <w:r>
+        <w:rPr>
+          <w:rFonts w:ascii="Kaiti SC" w:hAnsi="Kaiti SC" w:eastAsia="Kaiti SC" w:cs="Kaiti SC"/>
+          <w:sz w:val="21"/>
+        </w:rPr>
+        <w:t>【其他动态】Blue Origin：Blue Origin traces New Glenn's pad explosion to a BE-4 oxygen valve - Yahoo （Yahoo）</w:t>
+      </w:r>
+    </w:p>
+    <w:p>
+      <w:pPr>
+        <w:keepLines/>
+        <w:spacing w:after="60"/>
+        <w:ind w:left="369" w:hanging="227"/>
+      </w:pPr>
+      <w:r>
+        <w:rPr>
+          <w:rFonts w:ascii="Kaiti SC" w:hAnsi="Kaiti SC" w:eastAsia="Kaiti SC" w:cs="Kaiti SC"/>
+          <w:sz w:val="21"/>
+        </w:rPr>
+        <w:t xml:space="preserve">➢ </w:t>
+      </w:r>
+      <w:r>
+        <w:rPr>
+          <w:rFonts w:ascii="Kaiti SC" w:hAnsi="Kaiti SC" w:eastAsia="Kaiti SC" w:cs="Kaiti SC"/>
+          <w:sz w:val="21"/>
+        </w:rPr>
+        <w:t>【其他动态】蓝箭航天：朱雀三号若8月11日复飞成功，蓝箭航天将加速冲刺中国商业航天第一股 - 36 Kr （36 Kr）</w:t>
       </w:r>
     </w:p>
     <w:p>
@@ -543,7 +669,7 @@
                 <w:b w:val="0"/>
                 <w:sz w:val="19"/>
               </w:rPr>
-              <w:t>12</w:t>
+              <w:t>13</w:t>
             </w:r>
           </w:p>
         </w:tc>
@@ -564,7 +690,7 @@
                 <w:b w:val="0"/>
                 <w:sz w:val="19"/>
               </w:rPr>
-              <w:t>其他动态、发射与任务</w:t>
+              <w:t>发射与任务、订单与合作、其他动态</w:t>
             </w:r>
           </w:p>
         </w:tc>
@@ -584,7 +710,7 @@
                 <w:b w:val="0"/>
                 <w:sz w:val="19"/>
               </w:rPr>
-              <w:t>Elon Musk envisions massive growth for SpaceX’s Starlink amid AI and robotics surge: 'It’s not out of the question that'</w:t>
+              <w:t>Live coverage: SpaceX to launch 29 Starlink satellites on Falcon 9 rocket from Cape Canaveral</w:t>
             </w:r>
           </w:p>
         </w:tc>
@@ -609,7 +735,7 @@
                 <w:b w:val="0"/>
                 <w:sz w:val="19"/>
               </w:rPr>
-              <w:t>星河动力</w:t>
+              <w:t>Blue Origin</w:t>
             </w:r>
           </w:p>
         </w:tc>
@@ -630,7 +756,7 @@
                 <w:b w:val="0"/>
                 <w:sz w:val="19"/>
               </w:rPr>
-              <w:t>1</w:t>
+              <w:t>4</w:t>
             </w:r>
           </w:p>
         </w:tc>
@@ -651,7 +777,7 @@
                 <w:b w:val="0"/>
                 <w:sz w:val="19"/>
               </w:rPr>
-              <w:t>其他动态</w:t>
+              <w:t>发射与任务、其他动态</w:t>
             </w:r>
           </w:p>
         </w:tc>
@@ -671,7 +797,94 @@
                 <w:b w:val="0"/>
                 <w:sz w:val="19"/>
               </w:rPr>
-              <w:t>星河动力：飞行失利原因查明 - 上海证券报</w:t>
+              <w:t>Blue Origin traces New Glenn's pad explosion to a BE-4 oxygen valve</w:t>
+            </w:r>
+          </w:p>
+        </w:tc>
+      </w:tr>
+      <w:tr>
+        <w:trPr>
+          <w:cantSplit/>
+        </w:trPr>
+        <w:tc>
+          <w:tcPr>
+            <w:tcW w:type="dxa" w:w="2075"/>
+            <w:vAlign w:val="center"/>
+          </w:tcPr>
+          <w:p>
+            <w:pPr>
+              <w:spacing w:after="0" w:line="252" w:lineRule="auto"/>
+            </w:pPr>
+            <w:r/>
+            <w:r>
+              <w:rPr>
+                <w:rFonts w:ascii="Kaiti SC" w:hAnsi="Kaiti SC" w:eastAsia="Kaiti SC" w:cs="Kaiti SC"/>
+                <w:b w:val="0"/>
+                <w:sz w:val="19"/>
+              </w:rPr>
+              <w:t>蓝箭航天</w:t>
+            </w:r>
+          </w:p>
+        </w:tc>
+        <w:tc>
+          <w:tcPr>
+            <w:tcW w:type="dxa" w:w="2075"/>
+            <w:vAlign w:val="center"/>
+          </w:tcPr>
+          <w:p>
+            <w:pPr>
+              <w:spacing w:after="0" w:line="252" w:lineRule="auto"/>
+              <w:jc w:val="center"/>
+            </w:pPr>
+            <w:r/>
+            <w:r>
+              <w:rPr>
+                <w:rFonts w:ascii="Kaiti SC" w:hAnsi="Kaiti SC" w:eastAsia="Kaiti SC" w:cs="Kaiti SC"/>
+                <w:b w:val="0"/>
+                <w:sz w:val="19"/>
+              </w:rPr>
+              <w:t>3</w:t>
+            </w:r>
+          </w:p>
+        </w:tc>
+        <w:tc>
+          <w:tcPr>
+            <w:tcW w:type="dxa" w:w="2075"/>
+            <w:vAlign w:val="center"/>
+          </w:tcPr>
+          <w:p>
+            <w:pPr>
+              <w:spacing w:after="0" w:line="252" w:lineRule="auto"/>
+              <w:jc w:val="center"/>
+            </w:pPr>
+            <w:r/>
+            <w:r>
+              <w:rPr>
+                <w:rFonts w:ascii="Kaiti SC" w:hAnsi="Kaiti SC" w:eastAsia="Kaiti SC" w:cs="Kaiti SC"/>
+                <w:b w:val="0"/>
+                <w:sz w:val="19"/>
+              </w:rPr>
+              <w:t>市场与股价、其他动态</w:t>
+            </w:r>
+          </w:p>
+        </w:tc>
+        <w:tc>
+          <w:tcPr>
+            <w:tcW w:type="dxa" w:w="2075"/>
+            <w:vAlign w:val="center"/>
+          </w:tcPr>
+          <w:p>
+            <w:pPr>
+              <w:spacing w:after="0" w:line="252" w:lineRule="auto"/>
+            </w:pPr>
+            <w:r/>
+            <w:r>
+              <w:rPr>
+                <w:rFonts w:ascii="Kaiti SC" w:hAnsi="Kaiti SC" w:eastAsia="Kaiti SC" w:cs="Kaiti SC"/>
+                <w:b w:val="0"/>
+                <w:sz w:val="19"/>
+              </w:rPr>
+              <w:t>商业航天概念午后异动！朱雀三号发射在即，A股这些公司有合作 - 21财经</w:t>
             </w:r>
           </w:p>
         </w:tc>
@@ -708,7 +921,7 @@
           <w:rFonts w:ascii="Kaiti SC" w:hAnsi="Kaiti SC" w:eastAsia="Kaiti SC" w:cs="Kaiti SC"/>
           <w:sz w:val="21"/>
         </w:rPr>
-        <w:t>[1] 2026-08-09｜bing.com｜SpaceX：Elon Musk envisions massive growth for SpaceX’s Starlink amid AI and robotics surge: 'It’s not out of the question that'</w:t>
+        <w:t>[1] 2026-08-10｜Spaceflight Now｜SpaceX：Live coverage: SpaceX to launch 29 Starlink satellites on Falcon 9 rocket from Cape Canaveral</w:t>
       </w:r>
     </w:p>
     <w:p>
@@ -729,7 +942,7 @@
           <w:rFonts w:ascii="Kaiti SC" w:hAnsi="Kaiti SC" w:eastAsia="Kaiti SC" w:cs="Kaiti SC"/>
           <w:sz w:val="21"/>
         </w:rPr>
-        <w:t>[2] 2026-08-09｜Florida Today｜SpaceX：SpaceX Florida rocket launch: What time is Cape Canaveral liftoff? - Florida Today</w:t>
+        <w:t>[2] 2026-08-10｜21财经｜蓝箭航天：商业航天概念午后异动！朱雀三号发射在即，A股这些公司有合作 - 21财经</w:t>
       </w:r>
     </w:p>
     <w:p>
@@ -750,7 +963,7 @@
           <w:rFonts w:ascii="Kaiti SC" w:hAnsi="Kaiti SC" w:eastAsia="Kaiti SC" w:cs="Kaiti SC"/>
           <w:sz w:val="21"/>
         </w:rPr>
-        <w:t>[3] 2026-08-09｜bing.com｜SpaceX：SpaceX rocket launch from Florida on first day of school. What to know.</w:t>
+        <w:t>[3] 2026-08-10｜Jiemian.com｜蓝箭航天：商业航天密集发射窗口开启,朱雀三号复飞在即！可回收火箭从技术验证迈向产业化，洪都航空涨停，航空ETF汇添富(159257)涨近2%，强势两连阳 - Jiemian.com</w:t>
       </w:r>
     </w:p>
     <w:p>
@@ -771,7 +984,7 @@
           <w:rFonts w:ascii="Kaiti SC" w:hAnsi="Kaiti SC" w:eastAsia="Kaiti SC" w:cs="Kaiti SC"/>
           <w:sz w:val="21"/>
         </w:rPr>
-        <w:t>[4] 2026-08-09｜UA.NEWS｜SpaceX：SpaceX launched 24 Starlink satellites into orbit from California - UA.NEWS</w:t>
+        <w:t>[4] 2026-08-10｜WKMG｜SpaceX：SpaceX Starlink launch from Florida pushed back to Tuesday - WKMG</w:t>
       </w:r>
     </w:p>
     <w:p>
@@ -792,7 +1005,7 @@
           <w:rFonts w:ascii="Kaiti SC" w:hAnsi="Kaiti SC" w:eastAsia="Kaiti SC" w:cs="Kaiti SC"/>
           <w:sz w:val="21"/>
         </w:rPr>
-        <w:t>[5] 2026-08-09｜Spaceflight Now｜SpaceX：SpaceX West Coast launch surge continues with Starlink mission - Spaceflight Now</w:t>
+        <w:t>[5] 2026-08-10｜FOX 35 Orlando｜SpaceX：SpaceX scrubs Starlink satellite launch from Florida - FOX 35 Orlando</w:t>
       </w:r>
     </w:p>
     <w:p>
@@ -813,7 +1026,133 @@
           <w:rFonts w:ascii="Kaiti SC" w:hAnsi="Kaiti SC" w:eastAsia="Kaiti SC" w:cs="Kaiti SC"/>
           <w:sz w:val="21"/>
         </w:rPr>
-        <w:t>[6] 2026-08-09｜上海证券报｜星河动力：星河动力：飞行失利原因查明 - 上海证券报</w:t>
+        <w:t>[6] 2026-08-10｜bing.com｜SpaceX：SpaceX Will Fly the Same Falcon 9 Booster for an 18th Time Monday: Why Reusability Is Its Biggest Advantage</w:t>
+      </w:r>
+    </w:p>
+    <w:p>
+      <w:pPr>
+        <w:keepLines/>
+        <w:spacing w:after="60"/>
+        <w:ind w:left="369" w:hanging="227"/>
+      </w:pPr>
+      <w:r>
+        <w:rPr>
+          <w:rFonts w:ascii="Kaiti SC" w:hAnsi="Kaiti SC" w:eastAsia="Kaiti SC" w:cs="Kaiti SC"/>
+          <w:sz w:val="21"/>
+        </w:rPr>
+        <w:t xml:space="preserve">✓ </w:t>
+      </w:r>
+      <w:r>
+        <w:rPr>
+          <w:rFonts w:ascii="Kaiti SC" w:hAnsi="Kaiti SC" w:eastAsia="Kaiti SC" w:cs="Kaiti SC"/>
+          <w:sz w:val="21"/>
+        </w:rPr>
+        <w:t>[7] 2026-08-10｜bing.com｜SpaceX：SpaceX Will Fly the Same Falcon 9 Booster for an 18th Time Monday: Why Reusability Is Its Biggest Advantage</w:t>
+      </w:r>
+    </w:p>
+    <w:p>
+      <w:pPr>
+        <w:keepLines/>
+        <w:spacing w:after="60"/>
+        <w:ind w:left="369" w:hanging="227"/>
+      </w:pPr>
+      <w:r>
+        <w:rPr>
+          <w:rFonts w:ascii="Kaiti SC" w:hAnsi="Kaiti SC" w:eastAsia="Kaiti SC" w:cs="Kaiti SC"/>
+          <w:sz w:val="21"/>
+        </w:rPr>
+        <w:t xml:space="preserve">✓ </w:t>
+      </w:r>
+      <w:r>
+        <w:rPr>
+          <w:rFonts w:ascii="Kaiti SC" w:hAnsi="Kaiti SC" w:eastAsia="Kaiti SC" w:cs="Kaiti SC"/>
+          <w:sz w:val="21"/>
+        </w:rPr>
+        <w:t>[8] 2026-08-10｜bing.com｜Blue Origin：Blue Origin traces New Glenn's pad explosion to a BE-4 oxygen valve</w:t>
+      </w:r>
+    </w:p>
+    <w:p>
+      <w:pPr>
+        <w:keepLines/>
+        <w:spacing w:after="60"/>
+        <w:ind w:left="369" w:hanging="227"/>
+      </w:pPr>
+      <w:r>
+        <w:rPr>
+          <w:rFonts w:ascii="Kaiti SC" w:hAnsi="Kaiti SC" w:eastAsia="Kaiti SC" w:cs="Kaiti SC"/>
+          <w:sz w:val="21"/>
+        </w:rPr>
+        <w:t xml:space="preserve">✓ </w:t>
+      </w:r>
+      <w:r>
+        <w:rPr>
+          <w:rFonts w:ascii="Kaiti SC" w:hAnsi="Kaiti SC" w:eastAsia="Kaiti SC" w:cs="Kaiti SC"/>
+          <w:sz w:val="21"/>
+        </w:rPr>
+        <w:t>[9] 2026-08-10｜bing.com｜Blue Origin：Blue Origin traces New Glenn's pad explosion to a BE-4 oxygen valve</w:t>
+      </w:r>
+    </w:p>
+    <w:p>
+      <w:pPr>
+        <w:keepLines/>
+        <w:spacing w:after="60"/>
+        <w:ind w:left="369" w:hanging="227"/>
+      </w:pPr>
+      <w:r>
+        <w:rPr>
+          <w:rFonts w:ascii="Kaiti SC" w:hAnsi="Kaiti SC" w:eastAsia="Kaiti SC" w:cs="Kaiti SC"/>
+          <w:sz w:val="21"/>
+        </w:rPr>
+        <w:t xml:space="preserve">✓ </w:t>
+      </w:r>
+      <w:r>
+        <w:rPr>
+          <w:rFonts w:ascii="Kaiti SC" w:hAnsi="Kaiti SC" w:eastAsia="Kaiti SC" w:cs="Kaiti SC"/>
+          <w:sz w:val="21"/>
+        </w:rPr>
+        <w:t>[10] 2026-08-10｜bing.com｜Blue Origin：Blue Origin traces New Glenn's pad explosion to a BE-4 oxygen valve</w:t>
+      </w:r>
+    </w:p>
+    <w:p>
+      <w:pPr>
+        <w:keepLines/>
+        <w:spacing w:after="60"/>
+        <w:ind w:left="369" w:hanging="227"/>
+      </w:pPr>
+      <w:r>
+        <w:rPr>
+          <w:rFonts w:ascii="Kaiti SC" w:hAnsi="Kaiti SC" w:eastAsia="Kaiti SC" w:cs="Kaiti SC"/>
+          <w:sz w:val="21"/>
+        </w:rPr>
+        <w:t xml:space="preserve">✓ </w:t>
+      </w:r>
+      <w:r>
+        <w:rPr>
+          <w:rFonts w:ascii="Kaiti SC" w:hAnsi="Kaiti SC" w:eastAsia="Kaiti SC" w:cs="Kaiti SC"/>
+          <w:sz w:val="21"/>
+        </w:rPr>
+        <w:t>[11] 2026-08-10｜Yahoo｜Blue Origin：Blue Origin traces New Glenn's pad explosion to a BE-4 oxygen valve - Yahoo</w:t>
+      </w:r>
+    </w:p>
+    <w:p>
+      <w:pPr>
+        <w:keepLines/>
+        <w:spacing w:after="60"/>
+        <w:ind w:left="369" w:hanging="227"/>
+      </w:pPr>
+      <w:r>
+        <w:rPr>
+          <w:rFonts w:ascii="Kaiti SC" w:hAnsi="Kaiti SC" w:eastAsia="Kaiti SC" w:cs="Kaiti SC"/>
+          <w:sz w:val="21"/>
+        </w:rPr>
+        <w:t xml:space="preserve">✓ </w:t>
+      </w:r>
+      <w:r>
+        <w:rPr>
+          <w:rFonts w:ascii="Kaiti SC" w:hAnsi="Kaiti SC" w:eastAsia="Kaiti SC" w:cs="Kaiti SC"/>
+          <w:sz w:val="21"/>
+        </w:rPr>
+        <w:t>[12] 2026-08-10｜36 Kr｜蓝箭航天：朱雀三号若8月11日复飞成功，蓝箭航天将加速冲刺中国商业航天第一股 - 36 Kr</w:t>
       </w:r>
     </w:p>
     <w:sectPr>

--- a/docs/data/reports/daily-documents/latest/previous_daily_report.docx
+++ b/docs/data/reports/daily-documents/latest/previous_daily_report.docx
@@ -26,7 +26,7 @@
           <w:rFonts w:ascii="Kaiti SC" w:hAnsi="Kaiti SC" w:eastAsia="Kaiti SC" w:cs="Kaiti SC"/>
           <w:sz w:val="21"/>
         </w:rPr>
-        <w:t>2026-08-10（上一自然日）</w:t>
+        <w:t>2026-08-11（上一自然日）</w:t>
       </w:r>
     </w:p>
     <w:tbl>
@@ -81,7 +81,7 @@
                 <w:b w:val="0"/>
                 <w:sz w:val="19"/>
               </w:rPr>
-              <w:t>2026-08-10</w:t>
+              <w:t>2026-08-11</w:t>
             </w:r>
           </w:p>
         </w:tc>
@@ -127,7 +127,7 @@
                 <w:b w:val="0"/>
                 <w:sz w:val="19"/>
               </w:rPr>
-              <w:t>20 条 / 3 家</w:t>
+              <w:t>46 条 / 4 家</w:t>
             </w:r>
           </w:p>
         </w:tc>
@@ -173,7 +173,7 @@
                 <w:b w:val="0"/>
                 <w:sz w:val="19"/>
               </w:rPr>
-              <w:t>12 个</w:t>
+              <w:t>30 个</w:t>
             </w:r>
           </w:p>
         </w:tc>
@@ -219,7 +219,7 @@
                 <w:b w:val="0"/>
                 <w:sz w:val="19"/>
               </w:rPr>
-              <w:t>2026-08-11</w:t>
+              <w:t>2026-08-12</w:t>
             </w:r>
           </w:p>
         </w:tc>
@@ -245,7 +245,7 @@
     </w:p>
     <w:p>
       <w:r>
-        <w:t>2026-08-10 共归档 20 条新闻，覆盖 3 家公司、12 个信息来源。 新闻量较多的公司包括 SpaceX、Blue Origin、蓝箭航天。</w:t>
+        <w:t>2026-08-11 共归档 46 条新闻，覆盖 4 家公司、30 个信息来源。 新闻量较多的公司包括 SpaceX、蓝箭航天、星河动力、Blue Origin。</w:t>
       </w:r>
     </w:p>
     <w:p>
@@ -279,7 +279,7 @@
           <w:rFonts w:ascii="Kaiti SC" w:hAnsi="Kaiti SC" w:eastAsia="Kaiti SC" w:cs="Kaiti SC"/>
           <w:sz w:val="21"/>
         </w:rPr>
-        <w:t>【发射与任务】SpaceX：Live coverage: SpaceX to launch 29 Starlink satellites on Falcon 9 rocket from Cape Canaveral （Spaceflight Now）</w:t>
+        <w:t>【发射与任务】SpaceX：SpaceX increasing footprint in missile defense （SpaceNews）</w:t>
       </w:r>
     </w:p>
     <w:p>
@@ -300,7 +300,7 @@
           <w:rFonts w:ascii="Kaiti SC" w:hAnsi="Kaiti SC" w:eastAsia="Kaiti SC" w:cs="Kaiti SC"/>
           <w:sz w:val="21"/>
         </w:rPr>
-        <w:t>【市场与股价】蓝箭航天：商业航天概念午后异动！朱雀三号发射在即，A股这些公司有合作 - 21财经 （21财经）</w:t>
+        <w:t>【发射与任务】SpaceX：Starlink to send 29 Starlink satellites into low-Earth orbit - Spectrum News 13 （Spectrum News 13）</w:t>
       </w:r>
     </w:p>
     <w:p>
@@ -321,7 +321,7 @@
           <w:rFonts w:ascii="Kaiti SC" w:hAnsi="Kaiti SC" w:eastAsia="Kaiti SC" w:cs="Kaiti SC"/>
           <w:sz w:val="21"/>
         </w:rPr>
-        <w:t>【市场与股价】蓝箭航天：商业航天密集发射窗口开启,朱雀三号复飞在即！可回收火箭从技术验证迈向产业化，洪都航空涨停，航空ETF汇添富(159257)涨近2%，强势两连阳 - Jiemian.com （Jiemian.com）</w:t>
+        <w:t>【发射与任务】SpaceX：Liftoff: SpaceX launches Starlink satellites from Florida - FOX 35 Orlando （FOX 35 Orlando）</w:t>
       </w:r>
     </w:p>
     <w:p>
@@ -342,7 +342,7 @@
           <w:rFonts w:ascii="Kaiti SC" w:hAnsi="Kaiti SC" w:eastAsia="Kaiti SC" w:cs="Kaiti SC"/>
           <w:sz w:val="21"/>
         </w:rPr>
-        <w:t>【发射与任务】SpaceX：SpaceX Starlink launch from Florida pushed back to Tuesday - WKMG （WKMG）</w:t>
+        <w:t>【发射与任务】SpaceX：SpaceX plans another Vandenberg rocket launch tonight. Where to watch - Ventura County Star （Ventura County Star）</w:t>
       </w:r>
     </w:p>
     <w:p>
@@ -363,7 +363,7 @@
           <w:rFonts w:ascii="Kaiti SC" w:hAnsi="Kaiti SC" w:eastAsia="Kaiti SC" w:cs="Kaiti SC"/>
           <w:sz w:val="21"/>
         </w:rPr>
-        <w:t>【发射与任务】SpaceX：SpaceX scrubs Starlink satellite launch from Florida - FOX 35 Orlando （FOX 35 Orlando）</w:t>
+        <w:t>【发射与任务】SpaceX：SpaceX wants to put 1 million AI satellites in orbit. What would that do to Earth's climate? （space.com）</w:t>
       </w:r>
     </w:p>
     <w:p>
@@ -384,7 +384,7 @@
           <w:rFonts w:ascii="Kaiti SC" w:hAnsi="Kaiti SC" w:eastAsia="Kaiti SC" w:cs="Kaiti SC"/>
           <w:sz w:val="21"/>
         </w:rPr>
-        <w:t>【发射与任务】SpaceX：SpaceX Will Fly the Same Falcon 9 Booster for an 18th Time Monday: Why Reusability Is Its Biggest Advantage （bing.com）</w:t>
+        <w:t>【其他动态】Blue Origin：AST SpaceMobile Targets 45 Satellites by Early 2027: ‘We’re Not Betting’ on Blue Origin’s New Glenn - Benzinga （Benzinga）</w:t>
       </w:r>
     </w:p>
     <w:p>
@@ -405,7 +405,7 @@
           <w:rFonts w:ascii="Kaiti SC" w:hAnsi="Kaiti SC" w:eastAsia="Kaiti SC" w:cs="Kaiti SC"/>
           <w:sz w:val="21"/>
         </w:rPr>
-        <w:t>【发射与任务】SpaceX：SpaceX Will Fly the Same Falcon 9 Booster for an 18th Time Monday: Why Reusability Is Its Biggest Advantage （bing.com）</w:t>
+        <w:t>【发射与任务】星河动力：星河动力航天年产24发重复使用液体运载火箭产业化基地项目开工 - imsilkroad.com （imsilkroad.com）</w:t>
       </w:r>
     </w:p>
     <w:p>
@@ -426,7 +426,7 @@
           <w:rFonts w:ascii="Kaiti SC" w:hAnsi="Kaiti SC" w:eastAsia="Kaiti SC" w:cs="Kaiti SC"/>
           <w:sz w:val="21"/>
         </w:rPr>
-        <w:t>【发射与任务】Blue Origin：Blue Origin traces New Glenn's pad explosion to a BE-4 oxygen valve （bing.com）</w:t>
+        <w:t>【发射与任务】蓝箭航天：朱雀三号遥二发射临时叫停延期：暂无最新发射窗口 - 驱动之家 （驱动之家）</w:t>
       </w:r>
     </w:p>
     <w:p>
@@ -447,7 +447,7 @@
           <w:rFonts w:ascii="Kaiti SC" w:hAnsi="Kaiti SC" w:eastAsia="Kaiti SC" w:cs="Kaiti SC"/>
           <w:sz w:val="21"/>
         </w:rPr>
-        <w:t>【发射与任务】Blue Origin：Blue Origin traces New Glenn's pad explosion to a BE-4 oxygen valve （bing.com）</w:t>
+        <w:t>【发射与任务】蓝箭航天：长征火箭发射失利后 朱雀三号遥二推迟升空 - e南洋 （e南洋）</w:t>
       </w:r>
     </w:p>
     <w:p>
@@ -468,7 +468,7 @@
           <w:rFonts w:ascii="Kaiti SC" w:hAnsi="Kaiti SC" w:eastAsia="Kaiti SC" w:cs="Kaiti SC"/>
           <w:sz w:val="21"/>
         </w:rPr>
-        <w:t>【发射与任务】Blue Origin：Blue Origin traces New Glenn's pad explosion to a BE-4 oxygen valve （bing.com）</w:t>
+        <w:t>【其他动态】星河动力：星河动力年产24发可复用液体火箭产业化基地正式开工 - 见道网 （见道网）</w:t>
       </w:r>
     </w:p>
     <w:p>
@@ -489,7 +489,7 @@
           <w:rFonts w:ascii="Kaiti SC" w:hAnsi="Kaiti SC" w:eastAsia="Kaiti SC" w:cs="Kaiti SC"/>
           <w:sz w:val="21"/>
         </w:rPr>
-        <w:t>【其他动态】Blue Origin：Blue Origin traces New Glenn's pad explosion to a BE-4 oxygen valve - Yahoo （Yahoo）</w:t>
+        <w:t>【市场与股价】蓝箭航天：蓝箭航天IPO关键期朱雀三号突遭推迟 近三年亏37亿年均仅发射2次 - 新浪财经 （新浪财经）</w:t>
       </w:r>
     </w:p>
     <w:p>
@@ -510,7 +510,28 @@
           <w:rFonts w:ascii="Kaiti SC" w:hAnsi="Kaiti SC" w:eastAsia="Kaiti SC" w:cs="Kaiti SC"/>
           <w:sz w:val="21"/>
         </w:rPr>
-        <w:t>【其他动态】蓝箭航天：朱雀三号若8月11日复飞成功，蓝箭航天将加速冲刺中国商业航天第一股 - 36 Kr （36 Kr）</w:t>
+        <w:t>【市场与股价】蓝箭航天：蓝箭航天火箭发射推迟！对IPO至关重要！ - 新浪财经 （新浪财经）</w:t>
+      </w:r>
+    </w:p>
+    <w:p>
+      <w:pPr>
+        <w:keepLines/>
+        <w:spacing w:after="60"/>
+        <w:ind w:left="369" w:hanging="227"/>
+      </w:pPr>
+      <w:r>
+        <w:rPr>
+          <w:rFonts w:ascii="Kaiti SC" w:hAnsi="Kaiti SC" w:eastAsia="Kaiti SC" w:cs="Kaiti SC"/>
+          <w:sz w:val="21"/>
+        </w:rPr>
+        <w:t xml:space="preserve">➢ </w:t>
+      </w:r>
+      <w:r>
+        <w:rPr>
+          <w:rFonts w:ascii="Kaiti SC" w:hAnsi="Kaiti SC" w:eastAsia="Kaiti SC" w:cs="Kaiti SC"/>
+          <w:sz w:val="21"/>
+        </w:rPr>
+        <w:t>【其他动态】蓝箭航天：朱雀三号“爽约” - 东方财富 （东方财富）</w:t>
       </w:r>
     </w:p>
     <w:p>
@@ -669,7 +690,7 @@
                 <w:b w:val="0"/>
                 <w:sz w:val="19"/>
               </w:rPr>
-              <w:t>13</w:t>
+              <w:t>23</w:t>
             </w:r>
           </w:p>
         </w:tc>
@@ -690,7 +711,7 @@
                 <w:b w:val="0"/>
                 <w:sz w:val="19"/>
               </w:rPr>
-              <w:t>发射与任务、订单与合作、其他动态</w:t>
+              <w:t>发射与任务、其他动态</w:t>
             </w:r>
           </w:p>
         </w:tc>
@@ -710,7 +731,181 @@
                 <w:b w:val="0"/>
                 <w:sz w:val="19"/>
               </w:rPr>
-              <w:t>Live coverage: SpaceX to launch 29 Starlink satellites on Falcon 9 rocket from Cape Canaveral</w:t>
+              <w:t>SpaceX increasing footprint in missile defense</w:t>
+            </w:r>
+          </w:p>
+        </w:tc>
+      </w:tr>
+      <w:tr>
+        <w:trPr>
+          <w:cantSplit/>
+        </w:trPr>
+        <w:tc>
+          <w:tcPr>
+            <w:tcW w:type="dxa" w:w="2075"/>
+            <w:vAlign w:val="center"/>
+          </w:tcPr>
+          <w:p>
+            <w:pPr>
+              <w:spacing w:after="0" w:line="252" w:lineRule="auto"/>
+            </w:pPr>
+            <w:r/>
+            <w:r>
+              <w:rPr>
+                <w:rFonts w:ascii="Kaiti SC" w:hAnsi="Kaiti SC" w:eastAsia="Kaiti SC" w:cs="Kaiti SC"/>
+                <w:b w:val="0"/>
+                <w:sz w:val="19"/>
+              </w:rPr>
+              <w:t>蓝箭航天</w:t>
+            </w:r>
+          </w:p>
+        </w:tc>
+        <w:tc>
+          <w:tcPr>
+            <w:tcW w:type="dxa" w:w="2075"/>
+            <w:vAlign w:val="center"/>
+          </w:tcPr>
+          <w:p>
+            <w:pPr>
+              <w:spacing w:after="0" w:line="252" w:lineRule="auto"/>
+              <w:jc w:val="center"/>
+            </w:pPr>
+            <w:r/>
+            <w:r>
+              <w:rPr>
+                <w:rFonts w:ascii="Kaiti SC" w:hAnsi="Kaiti SC" w:eastAsia="Kaiti SC" w:cs="Kaiti SC"/>
+                <w:b w:val="0"/>
+                <w:sz w:val="19"/>
+              </w:rPr>
+              <w:t>20</w:t>
+            </w:r>
+          </w:p>
+        </w:tc>
+        <w:tc>
+          <w:tcPr>
+            <w:tcW w:type="dxa" w:w="2075"/>
+            <w:vAlign w:val="center"/>
+          </w:tcPr>
+          <w:p>
+            <w:pPr>
+              <w:spacing w:after="0" w:line="252" w:lineRule="auto"/>
+              <w:jc w:val="center"/>
+            </w:pPr>
+            <w:r/>
+            <w:r>
+              <w:rPr>
+                <w:rFonts w:ascii="Kaiti SC" w:hAnsi="Kaiti SC" w:eastAsia="Kaiti SC" w:cs="Kaiti SC"/>
+                <w:b w:val="0"/>
+                <w:sz w:val="19"/>
+              </w:rPr>
+              <w:t>发射与任务、市场与股价、其他动态</w:t>
+            </w:r>
+          </w:p>
+        </w:tc>
+        <w:tc>
+          <w:tcPr>
+            <w:tcW w:type="dxa" w:w="2075"/>
+            <w:vAlign w:val="center"/>
+          </w:tcPr>
+          <w:p>
+            <w:pPr>
+              <w:spacing w:after="0" w:line="252" w:lineRule="auto"/>
+            </w:pPr>
+            <w:r/>
+            <w:r>
+              <w:rPr>
+                <w:rFonts w:ascii="Kaiti SC" w:hAnsi="Kaiti SC" w:eastAsia="Kaiti SC" w:cs="Kaiti SC"/>
+                <w:b w:val="0"/>
+                <w:sz w:val="19"/>
+              </w:rPr>
+              <w:t>朱雀三号遥二发射临时叫停延期：暂无最新发射窗口 - 驱动之家</w:t>
+            </w:r>
+          </w:p>
+        </w:tc>
+      </w:tr>
+      <w:tr>
+        <w:trPr>
+          <w:cantSplit/>
+        </w:trPr>
+        <w:tc>
+          <w:tcPr>
+            <w:tcW w:type="dxa" w:w="2075"/>
+            <w:vAlign w:val="center"/>
+          </w:tcPr>
+          <w:p>
+            <w:pPr>
+              <w:spacing w:after="0" w:line="252" w:lineRule="auto"/>
+            </w:pPr>
+            <w:r/>
+            <w:r>
+              <w:rPr>
+                <w:rFonts w:ascii="Kaiti SC" w:hAnsi="Kaiti SC" w:eastAsia="Kaiti SC" w:cs="Kaiti SC"/>
+                <w:b w:val="0"/>
+                <w:sz w:val="19"/>
+              </w:rPr>
+              <w:t>星河动力</w:t>
+            </w:r>
+          </w:p>
+        </w:tc>
+        <w:tc>
+          <w:tcPr>
+            <w:tcW w:type="dxa" w:w="2075"/>
+            <w:vAlign w:val="center"/>
+          </w:tcPr>
+          <w:p>
+            <w:pPr>
+              <w:spacing w:after="0" w:line="252" w:lineRule="auto"/>
+              <w:jc w:val="center"/>
+            </w:pPr>
+            <w:r/>
+            <w:r>
+              <w:rPr>
+                <w:rFonts w:ascii="Kaiti SC" w:hAnsi="Kaiti SC" w:eastAsia="Kaiti SC" w:cs="Kaiti SC"/>
+                <w:b w:val="0"/>
+                <w:sz w:val="19"/>
+              </w:rPr>
+              <w:t>2</w:t>
+            </w:r>
+          </w:p>
+        </w:tc>
+        <w:tc>
+          <w:tcPr>
+            <w:tcW w:type="dxa" w:w="2075"/>
+            <w:vAlign w:val="center"/>
+          </w:tcPr>
+          <w:p>
+            <w:pPr>
+              <w:spacing w:after="0" w:line="252" w:lineRule="auto"/>
+              <w:jc w:val="center"/>
+            </w:pPr>
+            <w:r/>
+            <w:r>
+              <w:rPr>
+                <w:rFonts w:ascii="Kaiti SC" w:hAnsi="Kaiti SC" w:eastAsia="Kaiti SC" w:cs="Kaiti SC"/>
+                <w:b w:val="0"/>
+                <w:sz w:val="19"/>
+              </w:rPr>
+              <w:t>发射与任务、其他动态</w:t>
+            </w:r>
+          </w:p>
+        </w:tc>
+        <w:tc>
+          <w:tcPr>
+            <w:tcW w:type="dxa" w:w="2075"/>
+            <w:vAlign w:val="center"/>
+          </w:tcPr>
+          <w:p>
+            <w:pPr>
+              <w:spacing w:after="0" w:line="252" w:lineRule="auto"/>
+            </w:pPr>
+            <w:r/>
+            <w:r>
+              <w:rPr>
+                <w:rFonts w:ascii="Kaiti SC" w:hAnsi="Kaiti SC" w:eastAsia="Kaiti SC" w:cs="Kaiti SC"/>
+                <w:b w:val="0"/>
+                <w:sz w:val="19"/>
+              </w:rPr>
+              <w:t>星河动力航天年产24发重复使用液体运载火箭产业化基地项目开工 - imsilkroad.com</w:t>
             </w:r>
           </w:p>
         </w:tc>
@@ -756,7 +951,7 @@
                 <w:b w:val="0"/>
                 <w:sz w:val="19"/>
               </w:rPr>
-              <w:t>4</w:t>
+              <w:t>1</w:t>
             </w:r>
           </w:p>
         </w:tc>
@@ -777,7 +972,7 @@
                 <w:b w:val="0"/>
                 <w:sz w:val="19"/>
               </w:rPr>
-              <w:t>发射与任务、其他动态</w:t>
+              <w:t>其他动态</w:t>
             </w:r>
           </w:p>
         </w:tc>
@@ -797,94 +992,7 @@
                 <w:b w:val="0"/>
                 <w:sz w:val="19"/>
               </w:rPr>
-              <w:t>Blue Origin traces New Glenn's pad explosion to a BE-4 oxygen valve</w:t>
-            </w:r>
-          </w:p>
-        </w:tc>
-      </w:tr>
-      <w:tr>
-        <w:trPr>
-          <w:cantSplit/>
-        </w:trPr>
-        <w:tc>
-          <w:tcPr>
-            <w:tcW w:type="dxa" w:w="2075"/>
-            <w:vAlign w:val="center"/>
-          </w:tcPr>
-          <w:p>
-            <w:pPr>
-              <w:spacing w:after="0" w:line="252" w:lineRule="auto"/>
-            </w:pPr>
-            <w:r/>
-            <w:r>
-              <w:rPr>
-                <w:rFonts w:ascii="Kaiti SC" w:hAnsi="Kaiti SC" w:eastAsia="Kaiti SC" w:cs="Kaiti SC"/>
-                <w:b w:val="0"/>
-                <w:sz w:val="19"/>
-              </w:rPr>
-              <w:t>蓝箭航天</w:t>
-            </w:r>
-          </w:p>
-        </w:tc>
-        <w:tc>
-          <w:tcPr>
-            <w:tcW w:type="dxa" w:w="2075"/>
-            <w:vAlign w:val="center"/>
-          </w:tcPr>
-          <w:p>
-            <w:pPr>
-              <w:spacing w:after="0" w:line="252" w:lineRule="auto"/>
-              <w:jc w:val="center"/>
-            </w:pPr>
-            <w:r/>
-            <w:r>
-              <w:rPr>
-                <w:rFonts w:ascii="Kaiti SC" w:hAnsi="Kaiti SC" w:eastAsia="Kaiti SC" w:cs="Kaiti SC"/>
-                <w:b w:val="0"/>
-                <w:sz w:val="19"/>
-              </w:rPr>
-              <w:t>3</w:t>
-            </w:r>
-          </w:p>
-        </w:tc>
-        <w:tc>
-          <w:tcPr>
-            <w:tcW w:type="dxa" w:w="2075"/>
-            <w:vAlign w:val="center"/>
-          </w:tcPr>
-          <w:p>
-            <w:pPr>
-              <w:spacing w:after="0" w:line="252" w:lineRule="auto"/>
-              <w:jc w:val="center"/>
-            </w:pPr>
-            <w:r/>
-            <w:r>
-              <w:rPr>
-                <w:rFonts w:ascii="Kaiti SC" w:hAnsi="Kaiti SC" w:eastAsia="Kaiti SC" w:cs="Kaiti SC"/>
-                <w:b w:val="0"/>
-                <w:sz w:val="19"/>
-              </w:rPr>
-              <w:t>市场与股价、其他动态</w:t>
-            </w:r>
-          </w:p>
-        </w:tc>
-        <w:tc>
-          <w:tcPr>
-            <w:tcW w:type="dxa" w:w="2075"/>
-            <w:vAlign w:val="center"/>
-          </w:tcPr>
-          <w:p>
-            <w:pPr>
-              <w:spacing w:after="0" w:line="252" w:lineRule="auto"/>
-            </w:pPr>
-            <w:r/>
-            <w:r>
-              <w:rPr>
-                <w:rFonts w:ascii="Kaiti SC" w:hAnsi="Kaiti SC" w:eastAsia="Kaiti SC" w:cs="Kaiti SC"/>
-                <w:b w:val="0"/>
-                <w:sz w:val="19"/>
-              </w:rPr>
-              <w:t>商业航天概念午后异动！朱雀三号发射在即，A股这些公司有合作 - 21财经</w:t>
+              <w:t>AST SpaceMobile Targets 45 Satellites by Early 2027: ‘We’re Not Betting’ on Blue Origin’s New Glenn - Benzinga</w:t>
             </w:r>
           </w:p>
         </w:tc>
@@ -921,7 +1029,7 @@
           <w:rFonts w:ascii="Kaiti SC" w:hAnsi="Kaiti SC" w:eastAsia="Kaiti SC" w:cs="Kaiti SC"/>
           <w:sz w:val="21"/>
         </w:rPr>
-        <w:t>[1] 2026-08-10｜Spaceflight Now｜SpaceX：Live coverage: SpaceX to launch 29 Starlink satellites on Falcon 9 rocket from Cape Canaveral</w:t>
+        <w:t>[1] 2026-08-11｜SpaceNews｜SpaceX：SpaceX increasing footprint in missile defense</w:t>
       </w:r>
     </w:p>
     <w:p>
@@ -942,7 +1050,7 @@
           <w:rFonts w:ascii="Kaiti SC" w:hAnsi="Kaiti SC" w:eastAsia="Kaiti SC" w:cs="Kaiti SC"/>
           <w:sz w:val="21"/>
         </w:rPr>
-        <w:t>[2] 2026-08-10｜21财经｜蓝箭航天：商业航天概念午后异动！朱雀三号发射在即，A股这些公司有合作 - 21财经</w:t>
+        <w:t>[2] 2026-08-11｜Spectrum News 13｜SpaceX：Starlink to send 29 Starlink satellites into low-Earth orbit - Spectrum News 13</w:t>
       </w:r>
     </w:p>
     <w:p>
@@ -963,7 +1071,7 @@
           <w:rFonts w:ascii="Kaiti SC" w:hAnsi="Kaiti SC" w:eastAsia="Kaiti SC" w:cs="Kaiti SC"/>
           <w:sz w:val="21"/>
         </w:rPr>
-        <w:t>[3] 2026-08-10｜Jiemian.com｜蓝箭航天：商业航天密集发射窗口开启,朱雀三号复飞在即！可回收火箭从技术验证迈向产业化，洪都航空涨停，航空ETF汇添富(159257)涨近2%，强势两连阳 - Jiemian.com</w:t>
+        <w:t>[3] 2026-08-11｜FOX 35 Orlando｜SpaceX：Liftoff: SpaceX launches Starlink satellites from Florida - FOX 35 Orlando</w:t>
       </w:r>
     </w:p>
     <w:p>
@@ -984,7 +1092,7 @@
           <w:rFonts w:ascii="Kaiti SC" w:hAnsi="Kaiti SC" w:eastAsia="Kaiti SC" w:cs="Kaiti SC"/>
           <w:sz w:val="21"/>
         </w:rPr>
-        <w:t>[4] 2026-08-10｜WKMG｜SpaceX：SpaceX Starlink launch from Florida pushed back to Tuesday - WKMG</w:t>
+        <w:t>[4] 2026-08-11｜Ventura County Star｜SpaceX：SpaceX plans another Vandenberg rocket launch tonight. Where to watch - Ventura County Star</w:t>
       </w:r>
     </w:p>
     <w:p>
@@ -1005,7 +1113,7 @@
           <w:rFonts w:ascii="Kaiti SC" w:hAnsi="Kaiti SC" w:eastAsia="Kaiti SC" w:cs="Kaiti SC"/>
           <w:sz w:val="21"/>
         </w:rPr>
-        <w:t>[5] 2026-08-10｜FOX 35 Orlando｜SpaceX：SpaceX scrubs Starlink satellite launch from Florida - FOX 35 Orlando</w:t>
+        <w:t>[5] 2026-08-11｜space.com｜SpaceX：SpaceX wants to put 1 million AI satellites in orbit. What would that do to Earth's climate?</w:t>
       </w:r>
     </w:p>
     <w:p>
@@ -1026,7 +1134,7 @@
           <w:rFonts w:ascii="Kaiti SC" w:hAnsi="Kaiti SC" w:eastAsia="Kaiti SC" w:cs="Kaiti SC"/>
           <w:sz w:val="21"/>
         </w:rPr>
-        <w:t>[6] 2026-08-10｜bing.com｜SpaceX：SpaceX Will Fly the Same Falcon 9 Booster for an 18th Time Monday: Why Reusability Is Its Biggest Advantage</w:t>
+        <w:t>[6] 2026-08-11｜Benzinga｜Blue Origin：AST SpaceMobile Targets 45 Satellites by Early 2027: ‘We’re Not Betting’ on Blue Origin’s New Glenn - Benzinga</w:t>
       </w:r>
     </w:p>
     <w:p>
@@ -1047,7 +1155,7 @@
           <w:rFonts w:ascii="Kaiti SC" w:hAnsi="Kaiti SC" w:eastAsia="Kaiti SC" w:cs="Kaiti SC"/>
           <w:sz w:val="21"/>
         </w:rPr>
-        <w:t>[7] 2026-08-10｜bing.com｜SpaceX：SpaceX Will Fly the Same Falcon 9 Booster for an 18th Time Monday: Why Reusability Is Its Biggest Advantage</w:t>
+        <w:t>[7] 2026-08-11｜imsilkroad.com｜星河动力：星河动力航天年产24发重复使用液体运载火箭产业化基地项目开工 - imsilkroad.com</w:t>
       </w:r>
     </w:p>
     <w:p>
@@ -1068,7 +1176,7 @@
           <w:rFonts w:ascii="Kaiti SC" w:hAnsi="Kaiti SC" w:eastAsia="Kaiti SC" w:cs="Kaiti SC"/>
           <w:sz w:val="21"/>
         </w:rPr>
-        <w:t>[8] 2026-08-10｜bing.com｜Blue Origin：Blue Origin traces New Glenn's pad explosion to a BE-4 oxygen valve</w:t>
+        <w:t>[8] 2026-08-11｜驱动之家｜蓝箭航天：朱雀三号遥二发射临时叫停延期：暂无最新发射窗口 - 驱动之家</w:t>
       </w:r>
     </w:p>
     <w:p>
@@ -1089,7 +1197,7 @@
           <w:rFonts w:ascii="Kaiti SC" w:hAnsi="Kaiti SC" w:eastAsia="Kaiti SC" w:cs="Kaiti SC"/>
           <w:sz w:val="21"/>
         </w:rPr>
-        <w:t>[9] 2026-08-10｜bing.com｜Blue Origin：Blue Origin traces New Glenn's pad explosion to a BE-4 oxygen valve</w:t>
+        <w:t>[9] 2026-08-11｜e南洋｜蓝箭航天：长征火箭发射失利后 朱雀三号遥二推迟升空 - e南洋</w:t>
       </w:r>
     </w:p>
     <w:p>
@@ -1110,7 +1218,7 @@
           <w:rFonts w:ascii="Kaiti SC" w:hAnsi="Kaiti SC" w:eastAsia="Kaiti SC" w:cs="Kaiti SC"/>
           <w:sz w:val="21"/>
         </w:rPr>
-        <w:t>[10] 2026-08-10｜bing.com｜Blue Origin：Blue Origin traces New Glenn's pad explosion to a BE-4 oxygen valve</w:t>
+        <w:t>[10] 2026-08-11｜见道网｜星河动力：星河动力年产24发可复用液体火箭产业化基地正式开工 - 见道网</w:t>
       </w:r>
     </w:p>
     <w:p>
@@ -1131,7 +1239,7 @@
           <w:rFonts w:ascii="Kaiti SC" w:hAnsi="Kaiti SC" w:eastAsia="Kaiti SC" w:cs="Kaiti SC"/>
           <w:sz w:val="21"/>
         </w:rPr>
-        <w:t>[11] 2026-08-10｜Yahoo｜Blue Origin：Blue Origin traces New Glenn's pad explosion to a BE-4 oxygen valve - Yahoo</w:t>
+        <w:t>[11] 2026-08-11｜新浪财经｜蓝箭航天：蓝箭航天IPO关键期朱雀三号突遭推迟 近三年亏37亿年均仅发射2次 - 新浪财经</w:t>
       </w:r>
     </w:p>
     <w:p>
@@ -1152,7 +1260,28 @@
           <w:rFonts w:ascii="Kaiti SC" w:hAnsi="Kaiti SC" w:eastAsia="Kaiti SC" w:cs="Kaiti SC"/>
           <w:sz w:val="21"/>
         </w:rPr>
-        <w:t>[12] 2026-08-10｜36 Kr｜蓝箭航天：朱雀三号若8月11日复飞成功，蓝箭航天将加速冲刺中国商业航天第一股 - 36 Kr</w:t>
+        <w:t>[12] 2026-08-11｜新浪财经｜蓝箭航天：蓝箭航天火箭发射推迟！对IPO至关重要！ - 新浪财经</w:t>
+      </w:r>
+    </w:p>
+    <w:p>
+      <w:pPr>
+        <w:keepLines/>
+        <w:spacing w:after="60"/>
+        <w:ind w:left="369" w:hanging="227"/>
+      </w:pPr>
+      <w:r>
+        <w:rPr>
+          <w:rFonts w:ascii="Kaiti SC" w:hAnsi="Kaiti SC" w:eastAsia="Kaiti SC" w:cs="Kaiti SC"/>
+          <w:sz w:val="21"/>
+        </w:rPr>
+        <w:t xml:space="preserve">✓ </w:t>
+      </w:r>
+      <w:r>
+        <w:rPr>
+          <w:rFonts w:ascii="Kaiti SC" w:hAnsi="Kaiti SC" w:eastAsia="Kaiti SC" w:cs="Kaiti SC"/>
+          <w:sz w:val="21"/>
+        </w:rPr>
+        <w:t>[13] 2026-08-11｜东方财富｜蓝箭航天：朱雀三号“爽约” - 东方财富</w:t>
       </w:r>
     </w:p>
     <w:sectPr>

--- a/docs/data/reports/daily-documents/latest/previous_daily_report.docx
+++ b/docs/data/reports/daily-documents/latest/previous_daily_report.docx
@@ -26,7 +26,7 @@
           <w:rFonts w:ascii="Kaiti SC" w:hAnsi="Kaiti SC" w:eastAsia="Kaiti SC" w:cs="Kaiti SC"/>
           <w:sz w:val="21"/>
         </w:rPr>
-        <w:t>2026-08-11（上一自然日）</w:t>
+        <w:t>2026-08-12（上一自然日）</w:t>
       </w:r>
     </w:p>
     <w:tbl>
@@ -81,7 +81,7 @@
                 <w:b w:val="0"/>
                 <w:sz w:val="19"/>
               </w:rPr>
-              <w:t>2026-08-11</w:t>
+              <w:t>2026-08-12</w:t>
             </w:r>
           </w:p>
         </w:tc>
@@ -127,7 +127,7 @@
                 <w:b w:val="0"/>
                 <w:sz w:val="19"/>
               </w:rPr>
-              <w:t>46 条 / 4 家</w:t>
+              <w:t>37 条 / 5 家</w:t>
             </w:r>
           </w:p>
         </w:tc>
@@ -173,7 +173,7 @@
                 <w:b w:val="0"/>
                 <w:sz w:val="19"/>
               </w:rPr>
-              <w:t>30 个</w:t>
+              <w:t>23 个</w:t>
             </w:r>
           </w:p>
         </w:tc>
@@ -219,7 +219,7 @@
                 <w:b w:val="0"/>
                 <w:sz w:val="19"/>
               </w:rPr>
-              <w:t>2026-08-12</w:t>
+              <w:t>2026-08-13</w:t>
             </w:r>
           </w:p>
         </w:tc>
@@ -245,7 +245,7 @@
     </w:p>
     <w:p>
       <w:r>
-        <w:t>2026-08-11 共归档 46 条新闻，覆盖 4 家公司、30 个信息来源。 新闻量较多的公司包括 SpaceX、蓝箭航天、星河动力、Blue Origin。</w:t>
+        <w:t>2026-08-12 共归档 37 条新闻，覆盖 5 家公司、23 个信息来源。 新闻量较多的公司包括 SpaceX、星河动力、Blue Origin、蓝箭航天。</w:t>
       </w:r>
     </w:p>
     <w:p>
@@ -279,7 +279,7 @@
           <w:rFonts w:ascii="Kaiti SC" w:hAnsi="Kaiti SC" w:eastAsia="Kaiti SC" w:cs="Kaiti SC"/>
           <w:sz w:val="21"/>
         </w:rPr>
-        <w:t>【发射与任务】SpaceX：SpaceX increasing footprint in missile defense （SpaceNews）</w:t>
+        <w:t>【发射与任务】SpaceX：Live coverage: SpaceX to launch 24 Starlink satellites on Falcon 9 rocket from Vandenberg SFB （Spaceflight Now）</w:t>
       </w:r>
     </w:p>
     <w:p>
@@ -300,7 +300,7 @@
           <w:rFonts w:ascii="Kaiti SC" w:hAnsi="Kaiti SC" w:eastAsia="Kaiti SC" w:cs="Kaiti SC"/>
           <w:sz w:val="21"/>
         </w:rPr>
-        <w:t>【发射与任务】SpaceX：Starlink to send 29 Starlink satellites into low-Earth orbit - Spectrum News 13 （Spectrum News 13）</w:t>
+        <w:t>【市场与股价】蓝箭航天：LandSpace Zhuque-3 attempts land-based booster recovery, $1B IPO at stake （bing.com）</w:t>
       </w:r>
     </w:p>
     <w:p>
@@ -321,7 +321,7 @@
           <w:rFonts w:ascii="Kaiti SC" w:hAnsi="Kaiti SC" w:eastAsia="Kaiti SC" w:cs="Kaiti SC"/>
           <w:sz w:val="21"/>
         </w:rPr>
-        <w:t>【发射与任务】SpaceX：Liftoff: SpaceX launches Starlink satellites from Florida - FOX 35 Orlando （FOX 35 Orlando）</w:t>
+        <w:t>【其他动态】星河动力：总投资15亿元 星河动力液体火箭基地在池州开工 - 证券时报 （证券时报）</w:t>
       </w:r>
     </w:p>
     <w:p>
@@ -342,7 +342,7 @@
           <w:rFonts w:ascii="Kaiti SC" w:hAnsi="Kaiti SC" w:eastAsia="Kaiti SC" w:cs="Kaiti SC"/>
           <w:sz w:val="21"/>
         </w:rPr>
-        <w:t>【发射与任务】SpaceX：SpaceX plans another Vandenberg rocket launch tonight. Where to watch - Ventura County Star （Ventura County Star）</w:t>
+        <w:t>【其他动态】星河动力：星河动力液体火箭基地在池州开工 总投资15亿元 - 证券时报 （证券时报）</w:t>
       </w:r>
     </w:p>
     <w:p>
@@ -363,7 +363,7 @@
           <w:rFonts w:ascii="Kaiti SC" w:hAnsi="Kaiti SC" w:eastAsia="Kaiti SC" w:cs="Kaiti SC"/>
           <w:sz w:val="21"/>
         </w:rPr>
-        <w:t>【发射与任务】SpaceX：SpaceX wants to put 1 million AI satellites in orbit. What would that do to Earth's climate? （space.com）</w:t>
+        <w:t>【发射与任务】SpaceX：SpaceX Dual-Coast Launch Adds 53 Starlink Satellites: Vandenberg Halfway Through Annual Cap - Tech Times （Tech Times）</w:t>
       </w:r>
     </w:p>
     <w:p>
@@ -384,7 +384,7 @@
           <w:rFonts w:ascii="Kaiti SC" w:hAnsi="Kaiti SC" w:eastAsia="Kaiti SC" w:cs="Kaiti SC"/>
           <w:sz w:val="21"/>
         </w:rPr>
-        <w:t>【其他动态】Blue Origin：AST SpaceMobile Targets 45 Satellites by Early 2027: ‘We’re Not Betting’ on Blue Origin’s New Glenn - Benzinga （Benzinga）</w:t>
+        <w:t>【发射与任务】星际荣耀：China’s iSpace raises first batch of series E funding for reusable rocketry （4?ds=true&amp;seed=1786577675）</w:t>
       </w:r>
     </w:p>
     <w:p>
@@ -405,7 +405,7 @@
           <w:rFonts w:ascii="Kaiti SC" w:hAnsi="Kaiti SC" w:eastAsia="Kaiti SC" w:cs="Kaiti SC"/>
           <w:sz w:val="21"/>
         </w:rPr>
-        <w:t>【发射与任务】星河动力：星河动力航天年产24发重复使用液体运载火箭产业化基地项目开工 - imsilkroad.com （imsilkroad.com）</w:t>
+        <w:t>【发射与任务】SpaceX：SpaceX wraps Starlink double header day with the launch of 24 Starlink satellites from California - Space （Space）</w:t>
       </w:r>
     </w:p>
     <w:p>
@@ -426,7 +426,7 @@
           <w:rFonts w:ascii="Kaiti SC" w:hAnsi="Kaiti SC" w:eastAsia="Kaiti SC" w:cs="Kaiti SC"/>
           <w:sz w:val="21"/>
         </w:rPr>
-        <w:t>【发射与任务】蓝箭航天：朱雀三号遥二发射临时叫停延期：暂无最新发射窗口 - 驱动之家 （驱动之家）</w:t>
+        <w:t>【发射与任务】SpaceX：SpaceX wraps Starlink double header day with the launch of 24 Starlink satellites from California （space.com）</w:t>
       </w:r>
     </w:p>
     <w:p>
@@ -447,7 +447,7 @@
           <w:rFonts w:ascii="Kaiti SC" w:hAnsi="Kaiti SC" w:eastAsia="Kaiti SC" w:cs="Kaiti SC"/>
           <w:sz w:val="21"/>
         </w:rPr>
-        <w:t>【发射与任务】蓝箭航天：长征火箭发射失利后 朱雀三号遥二推迟升空 - e南洋 （e南洋）</w:t>
+        <w:t>【发射与任务】SpaceX：SpaceX launches Starlink satellites from California to complete doubleheader, sticks landing - Yahoo （Yahoo）</w:t>
       </w:r>
     </w:p>
     <w:p>
@@ -468,7 +468,7 @@
           <w:rFonts w:ascii="Kaiti SC" w:hAnsi="Kaiti SC" w:eastAsia="Kaiti SC" w:cs="Kaiti SC"/>
           <w:sz w:val="21"/>
         </w:rPr>
-        <w:t>【其他动态】星河动力：星河动力年产24发可复用液体火箭产业化基地正式开工 - 见道网 （见道网）</w:t>
+        <w:t>【发射与任务】星河动力：总投资15亿元！星河动力年产24发重复使用液体运载火箭产业化基地项目开工 - solarzoom.com （solarzoom.com）</w:t>
       </w:r>
     </w:p>
     <w:p>
@@ -489,7 +489,7 @@
           <w:rFonts w:ascii="Kaiti SC" w:hAnsi="Kaiti SC" w:eastAsia="Kaiti SC" w:cs="Kaiti SC"/>
           <w:sz w:val="21"/>
         </w:rPr>
-        <w:t>【市场与股价】蓝箭航天：蓝箭航天IPO关键期朱雀三号突遭推迟 近三年亏37亿年均仅发射2次 - 新浪财经 （新浪财经）</w:t>
+        <w:t>【发射与任务】星河动力：星河动力年产24发重复使用液体运载火箭产业化基地开工 总投资15亿元 - 观点网 （观点网）</w:t>
       </w:r>
     </w:p>
     <w:p>
@@ -510,7 +510,7 @@
           <w:rFonts w:ascii="Kaiti SC" w:hAnsi="Kaiti SC" w:eastAsia="Kaiti SC" w:cs="Kaiti SC"/>
           <w:sz w:val="21"/>
         </w:rPr>
-        <w:t>【市场与股价】蓝箭航天：蓝箭航天火箭发射推迟！对IPO至关重要！ - 新浪财经 （新浪财经）</w:t>
+        <w:t>【其他动态】星河动力：中国星河动力年产24发可重复使用液体火箭基地开工 - 维度网 （维度网）</w:t>
       </w:r>
     </w:p>
     <w:p>
@@ -531,7 +531,49 @@
           <w:rFonts w:ascii="Kaiti SC" w:hAnsi="Kaiti SC" w:eastAsia="Kaiti SC" w:cs="Kaiti SC"/>
           <w:sz w:val="21"/>
         </w:rPr>
-        <w:t>【其他动态】蓝箭航天：朱雀三号“爽约” - 东方财富 （东方财富）</w:t>
+        <w:t>【发射与任务】Blue Origin：In 2014, Blue Origin patented the idea of landing a rocket vertically at sea, before it had launched a single orbital rocket, then used the patent to try to block SpaceX from doing exactly what SpaceX was already attempting to do - Space Daily （Space Daily）</w:t>
+      </w:r>
+    </w:p>
+    <w:p>
+      <w:pPr>
+        <w:keepLines/>
+        <w:spacing w:after="60"/>
+        <w:ind w:left="369" w:hanging="227"/>
+      </w:pPr>
+      <w:r>
+        <w:rPr>
+          <w:rFonts w:ascii="Kaiti SC" w:hAnsi="Kaiti SC" w:eastAsia="Kaiti SC" w:cs="Kaiti SC"/>
+          <w:sz w:val="21"/>
+        </w:rPr>
+        <w:t xml:space="preserve">➢ </w:t>
+      </w:r>
+      <w:r>
+        <w:rPr>
+          <w:rFonts w:ascii="Kaiti SC" w:hAnsi="Kaiti SC" w:eastAsia="Kaiti SC" w:cs="Kaiti SC"/>
+          <w:sz w:val="21"/>
+        </w:rPr>
+        <w:t>【其他动态】Blue Origin：AST SpaceMobile Sticks to $1 Billion Revenue Target, Eyes 45 Satellites by Early 2027 Without Relying on Blue Origin - finance.biggo.com （finance.biggo.com）</w:t>
+      </w:r>
+    </w:p>
+    <w:p>
+      <w:pPr>
+        <w:keepLines/>
+        <w:spacing w:after="60"/>
+        <w:ind w:left="369" w:hanging="227"/>
+      </w:pPr>
+      <w:r>
+        <w:rPr>
+          <w:rFonts w:ascii="Kaiti SC" w:hAnsi="Kaiti SC" w:eastAsia="Kaiti SC" w:cs="Kaiti SC"/>
+          <w:sz w:val="21"/>
+        </w:rPr>
+        <w:t xml:space="preserve">➢ </w:t>
+      </w:r>
+      <w:r>
+        <w:rPr>
+          <w:rFonts w:ascii="Kaiti SC" w:hAnsi="Kaiti SC" w:eastAsia="Kaiti SC" w:cs="Kaiti SC"/>
+          <w:sz w:val="21"/>
+        </w:rPr>
+        <w:t>【发射与任务】蓝箭航天：蓝箭航天朱雀三号遥二运载火箭发射推迟 - Jiemian.com （Jiemian.com）</w:t>
       </w:r>
     </w:p>
     <w:p>
@@ -690,7 +732,7 @@
                 <w:b w:val="0"/>
                 <w:sz w:val="19"/>
               </w:rPr>
-              <w:t>23</w:t>
+              <w:t>25</w:t>
             </w:r>
           </w:p>
         </w:tc>
@@ -731,94 +773,7 @@
                 <w:b w:val="0"/>
                 <w:sz w:val="19"/>
               </w:rPr>
-              <w:t>SpaceX increasing footprint in missile defense</w:t>
-            </w:r>
-          </w:p>
-        </w:tc>
-      </w:tr>
-      <w:tr>
-        <w:trPr>
-          <w:cantSplit/>
-        </w:trPr>
-        <w:tc>
-          <w:tcPr>
-            <w:tcW w:type="dxa" w:w="2075"/>
-            <w:vAlign w:val="center"/>
-          </w:tcPr>
-          <w:p>
-            <w:pPr>
-              <w:spacing w:after="0" w:line="252" w:lineRule="auto"/>
-            </w:pPr>
-            <w:r/>
-            <w:r>
-              <w:rPr>
-                <w:rFonts w:ascii="Kaiti SC" w:hAnsi="Kaiti SC" w:eastAsia="Kaiti SC" w:cs="Kaiti SC"/>
-                <w:b w:val="0"/>
-                <w:sz w:val="19"/>
-              </w:rPr>
-              <w:t>蓝箭航天</w:t>
-            </w:r>
-          </w:p>
-        </w:tc>
-        <w:tc>
-          <w:tcPr>
-            <w:tcW w:type="dxa" w:w="2075"/>
-            <w:vAlign w:val="center"/>
-          </w:tcPr>
-          <w:p>
-            <w:pPr>
-              <w:spacing w:after="0" w:line="252" w:lineRule="auto"/>
-              <w:jc w:val="center"/>
-            </w:pPr>
-            <w:r/>
-            <w:r>
-              <w:rPr>
-                <w:rFonts w:ascii="Kaiti SC" w:hAnsi="Kaiti SC" w:eastAsia="Kaiti SC" w:cs="Kaiti SC"/>
-                <w:b w:val="0"/>
-                <w:sz w:val="19"/>
-              </w:rPr>
-              <w:t>20</w:t>
-            </w:r>
-          </w:p>
-        </w:tc>
-        <w:tc>
-          <w:tcPr>
-            <w:tcW w:type="dxa" w:w="2075"/>
-            <w:vAlign w:val="center"/>
-          </w:tcPr>
-          <w:p>
-            <w:pPr>
-              <w:spacing w:after="0" w:line="252" w:lineRule="auto"/>
-              <w:jc w:val="center"/>
-            </w:pPr>
-            <w:r/>
-            <w:r>
-              <w:rPr>
-                <w:rFonts w:ascii="Kaiti SC" w:hAnsi="Kaiti SC" w:eastAsia="Kaiti SC" w:cs="Kaiti SC"/>
-                <w:b w:val="0"/>
-                <w:sz w:val="19"/>
-              </w:rPr>
-              <w:t>发射与任务、市场与股价、其他动态</w:t>
-            </w:r>
-          </w:p>
-        </w:tc>
-        <w:tc>
-          <w:tcPr>
-            <w:tcW w:type="dxa" w:w="2075"/>
-            <w:vAlign w:val="center"/>
-          </w:tcPr>
-          <w:p>
-            <w:pPr>
-              <w:spacing w:after="0" w:line="252" w:lineRule="auto"/>
-            </w:pPr>
-            <w:r/>
-            <w:r>
-              <w:rPr>
-                <w:rFonts w:ascii="Kaiti SC" w:hAnsi="Kaiti SC" w:eastAsia="Kaiti SC" w:cs="Kaiti SC"/>
-                <w:b w:val="0"/>
-                <w:sz w:val="19"/>
-              </w:rPr>
-              <w:t>朱雀三号遥二发射临时叫停延期：暂无最新发射窗口 - 驱动之家</w:t>
+              <w:t>Live coverage: SpaceX to launch 24 Starlink satellites on Falcon 9 rocket from Vandenberg SFB</w:t>
             </w:r>
           </w:p>
         </w:tc>
@@ -844,6 +799,93 @@
                 <w:sz w:val="19"/>
               </w:rPr>
               <w:t>星河动力</w:t>
+            </w:r>
+          </w:p>
+        </w:tc>
+        <w:tc>
+          <w:tcPr>
+            <w:tcW w:type="dxa" w:w="2075"/>
+            <w:vAlign w:val="center"/>
+          </w:tcPr>
+          <w:p>
+            <w:pPr>
+              <w:spacing w:after="0" w:line="252" w:lineRule="auto"/>
+              <w:jc w:val="center"/>
+            </w:pPr>
+            <w:r/>
+            <w:r>
+              <w:rPr>
+                <w:rFonts w:ascii="Kaiti SC" w:hAnsi="Kaiti SC" w:eastAsia="Kaiti SC" w:cs="Kaiti SC"/>
+                <w:b w:val="0"/>
+                <w:sz w:val="19"/>
+              </w:rPr>
+              <w:t>7</w:t>
+            </w:r>
+          </w:p>
+        </w:tc>
+        <w:tc>
+          <w:tcPr>
+            <w:tcW w:type="dxa" w:w="2075"/>
+            <w:vAlign w:val="center"/>
+          </w:tcPr>
+          <w:p>
+            <w:pPr>
+              <w:spacing w:after="0" w:line="252" w:lineRule="auto"/>
+              <w:jc w:val="center"/>
+            </w:pPr>
+            <w:r/>
+            <w:r>
+              <w:rPr>
+                <w:rFonts w:ascii="Kaiti SC" w:hAnsi="Kaiti SC" w:eastAsia="Kaiti SC" w:cs="Kaiti SC"/>
+                <w:b w:val="0"/>
+                <w:sz w:val="19"/>
+              </w:rPr>
+              <w:t>其他动态、发射与任务</w:t>
+            </w:r>
+          </w:p>
+        </w:tc>
+        <w:tc>
+          <w:tcPr>
+            <w:tcW w:type="dxa" w:w="2075"/>
+            <w:vAlign w:val="center"/>
+          </w:tcPr>
+          <w:p>
+            <w:pPr>
+              <w:spacing w:after="0" w:line="252" w:lineRule="auto"/>
+            </w:pPr>
+            <w:r/>
+            <w:r>
+              <w:rPr>
+                <w:rFonts w:ascii="Kaiti SC" w:hAnsi="Kaiti SC" w:eastAsia="Kaiti SC" w:cs="Kaiti SC"/>
+                <w:b w:val="0"/>
+                <w:sz w:val="19"/>
+              </w:rPr>
+              <w:t>总投资15亿元 星河动力液体火箭基地在池州开工 - 证券时报</w:t>
+            </w:r>
+          </w:p>
+        </w:tc>
+      </w:tr>
+      <w:tr>
+        <w:trPr>
+          <w:cantSplit/>
+        </w:trPr>
+        <w:tc>
+          <w:tcPr>
+            <w:tcW w:type="dxa" w:w="2075"/>
+            <w:vAlign w:val="center"/>
+          </w:tcPr>
+          <w:p>
+            <w:pPr>
+              <w:spacing w:after="0" w:line="252" w:lineRule="auto"/>
+            </w:pPr>
+            <w:r/>
+            <w:r>
+              <w:rPr>
+                <w:rFonts w:ascii="Kaiti SC" w:hAnsi="Kaiti SC" w:eastAsia="Kaiti SC" w:cs="Kaiti SC"/>
+                <w:b w:val="0"/>
+                <w:sz w:val="19"/>
+              </w:rPr>
+              <w:t>Blue Origin</w:t>
             </w:r>
           </w:p>
         </w:tc>
@@ -905,7 +947,7 @@
                 <w:b w:val="0"/>
                 <w:sz w:val="19"/>
               </w:rPr>
-              <w:t>星河动力航天年产24发重复使用液体运载火箭产业化基地项目开工 - imsilkroad.com</w:t>
+              <w:t>In 2014, Blue Origin patented the idea of landing a rocket vertically at sea, before it had launched a single orbital rocket, then used the patent to try to block SpaceX from doing exactly what SpaceX was already attempting to do - Space Daily</w:t>
             </w:r>
           </w:p>
         </w:tc>
@@ -930,7 +972,94 @@
                 <w:b w:val="0"/>
                 <w:sz w:val="19"/>
               </w:rPr>
-              <w:t>Blue Origin</w:t>
+              <w:t>蓝箭航天</w:t>
+            </w:r>
+          </w:p>
+        </w:tc>
+        <w:tc>
+          <w:tcPr>
+            <w:tcW w:type="dxa" w:w="2075"/>
+            <w:vAlign w:val="center"/>
+          </w:tcPr>
+          <w:p>
+            <w:pPr>
+              <w:spacing w:after="0" w:line="252" w:lineRule="auto"/>
+              <w:jc w:val="center"/>
+            </w:pPr>
+            <w:r/>
+            <w:r>
+              <w:rPr>
+                <w:rFonts w:ascii="Kaiti SC" w:hAnsi="Kaiti SC" w:eastAsia="Kaiti SC" w:cs="Kaiti SC"/>
+                <w:b w:val="0"/>
+                <w:sz w:val="19"/>
+              </w:rPr>
+              <w:t>2</w:t>
+            </w:r>
+          </w:p>
+        </w:tc>
+        <w:tc>
+          <w:tcPr>
+            <w:tcW w:type="dxa" w:w="2075"/>
+            <w:vAlign w:val="center"/>
+          </w:tcPr>
+          <w:p>
+            <w:pPr>
+              <w:spacing w:after="0" w:line="252" w:lineRule="auto"/>
+              <w:jc w:val="center"/>
+            </w:pPr>
+            <w:r/>
+            <w:r>
+              <w:rPr>
+                <w:rFonts w:ascii="Kaiti SC" w:hAnsi="Kaiti SC" w:eastAsia="Kaiti SC" w:cs="Kaiti SC"/>
+                <w:b w:val="0"/>
+                <w:sz w:val="19"/>
+              </w:rPr>
+              <w:t>市场与股价、发射与任务</w:t>
+            </w:r>
+          </w:p>
+        </w:tc>
+        <w:tc>
+          <w:tcPr>
+            <w:tcW w:type="dxa" w:w="2075"/>
+            <w:vAlign w:val="center"/>
+          </w:tcPr>
+          <w:p>
+            <w:pPr>
+              <w:spacing w:after="0" w:line="252" w:lineRule="auto"/>
+            </w:pPr>
+            <w:r/>
+            <w:r>
+              <w:rPr>
+                <w:rFonts w:ascii="Kaiti SC" w:hAnsi="Kaiti SC" w:eastAsia="Kaiti SC" w:cs="Kaiti SC"/>
+                <w:b w:val="0"/>
+                <w:sz w:val="19"/>
+              </w:rPr>
+              <w:t>LandSpace Zhuque-3 attempts land-based booster recovery, $1B IPO at stake</w:t>
+            </w:r>
+          </w:p>
+        </w:tc>
+      </w:tr>
+      <w:tr>
+        <w:trPr>
+          <w:cantSplit/>
+        </w:trPr>
+        <w:tc>
+          <w:tcPr>
+            <w:tcW w:type="dxa" w:w="2075"/>
+            <w:vAlign w:val="center"/>
+          </w:tcPr>
+          <w:p>
+            <w:pPr>
+              <w:spacing w:after="0" w:line="252" w:lineRule="auto"/>
+            </w:pPr>
+            <w:r/>
+            <w:r>
+              <w:rPr>
+                <w:rFonts w:ascii="Kaiti SC" w:hAnsi="Kaiti SC" w:eastAsia="Kaiti SC" w:cs="Kaiti SC"/>
+                <w:b w:val="0"/>
+                <w:sz w:val="19"/>
+              </w:rPr>
+              <w:t>星际荣耀</w:t>
             </w:r>
           </w:p>
         </w:tc>
@@ -972,7 +1101,7 @@
                 <w:b w:val="0"/>
                 <w:sz w:val="19"/>
               </w:rPr>
-              <w:t>其他动态</w:t>
+              <w:t>发射与任务</w:t>
             </w:r>
           </w:p>
         </w:tc>
@@ -992,7 +1121,7 @@
                 <w:b w:val="0"/>
                 <w:sz w:val="19"/>
               </w:rPr>
-              <w:t>AST SpaceMobile Targets 45 Satellites by Early 2027: ‘We’re Not Betting’ on Blue Origin’s New Glenn - Benzinga</w:t>
+              <w:t>China’s iSpace raises first batch of series E funding for reusable rocketry</w:t>
             </w:r>
           </w:p>
         </w:tc>
@@ -1029,7 +1158,7 @@
           <w:rFonts w:ascii="Kaiti SC" w:hAnsi="Kaiti SC" w:eastAsia="Kaiti SC" w:cs="Kaiti SC"/>
           <w:sz w:val="21"/>
         </w:rPr>
-        <w:t>[1] 2026-08-11｜SpaceNews｜SpaceX：SpaceX increasing footprint in missile defense</w:t>
+        <w:t>[1] 2026-08-12｜Spaceflight Now｜SpaceX：Live coverage: SpaceX to launch 24 Starlink satellites on Falcon 9 rocket from Vandenberg SFB</w:t>
       </w:r>
     </w:p>
     <w:p>
@@ -1050,7 +1179,7 @@
           <w:rFonts w:ascii="Kaiti SC" w:hAnsi="Kaiti SC" w:eastAsia="Kaiti SC" w:cs="Kaiti SC"/>
           <w:sz w:val="21"/>
         </w:rPr>
-        <w:t>[2] 2026-08-11｜Spectrum News 13｜SpaceX：Starlink to send 29 Starlink satellites into low-Earth orbit - Spectrum News 13</w:t>
+        <w:t>[2] 2026-08-12｜bing.com｜蓝箭航天：LandSpace Zhuque-3 attempts land-based booster recovery, $1B IPO at stake</w:t>
       </w:r>
     </w:p>
     <w:p>
@@ -1071,7 +1200,7 @@
           <w:rFonts w:ascii="Kaiti SC" w:hAnsi="Kaiti SC" w:eastAsia="Kaiti SC" w:cs="Kaiti SC"/>
           <w:sz w:val="21"/>
         </w:rPr>
-        <w:t>[3] 2026-08-11｜FOX 35 Orlando｜SpaceX：Liftoff: SpaceX launches Starlink satellites from Florida - FOX 35 Orlando</w:t>
+        <w:t>[3] 2026-08-12｜证券时报｜星河动力：总投资15亿元 星河动力液体火箭基地在池州开工 - 证券时报</w:t>
       </w:r>
     </w:p>
     <w:p>
@@ -1092,7 +1221,7 @@
           <w:rFonts w:ascii="Kaiti SC" w:hAnsi="Kaiti SC" w:eastAsia="Kaiti SC" w:cs="Kaiti SC"/>
           <w:sz w:val="21"/>
         </w:rPr>
-        <w:t>[4] 2026-08-11｜Ventura County Star｜SpaceX：SpaceX plans another Vandenberg rocket launch tonight. Where to watch - Ventura County Star</w:t>
+        <w:t>[4] 2026-08-12｜证券时报｜星河动力：星河动力液体火箭基地在池州开工 总投资15亿元 - 证券时报</w:t>
       </w:r>
     </w:p>
     <w:p>
@@ -1113,7 +1242,7 @@
           <w:rFonts w:ascii="Kaiti SC" w:hAnsi="Kaiti SC" w:eastAsia="Kaiti SC" w:cs="Kaiti SC"/>
           <w:sz w:val="21"/>
         </w:rPr>
-        <w:t>[5] 2026-08-11｜space.com｜SpaceX：SpaceX wants to put 1 million AI satellites in orbit. What would that do to Earth's climate?</w:t>
+        <w:t>[5] 2026-08-12｜Tech Times｜SpaceX：SpaceX Dual-Coast Launch Adds 53 Starlink Satellites: Vandenberg Halfway Through Annual Cap - Tech Times</w:t>
       </w:r>
     </w:p>
     <w:p>
@@ -1134,7 +1263,7 @@
           <w:rFonts w:ascii="Kaiti SC" w:hAnsi="Kaiti SC" w:eastAsia="Kaiti SC" w:cs="Kaiti SC"/>
           <w:sz w:val="21"/>
         </w:rPr>
-        <w:t>[6] 2026-08-11｜Benzinga｜Blue Origin：AST SpaceMobile Targets 45 Satellites by Early 2027: ‘We’re Not Betting’ on Blue Origin’s New Glenn - Benzinga</w:t>
+        <w:t>[6] 2026-08-12｜4?ds=true&amp;seed=1786577675｜星际荣耀：China’s iSpace raises first batch of series E funding for reusable rocketry</w:t>
       </w:r>
     </w:p>
     <w:p>
@@ -1155,7 +1284,7 @@
           <w:rFonts w:ascii="Kaiti SC" w:hAnsi="Kaiti SC" w:eastAsia="Kaiti SC" w:cs="Kaiti SC"/>
           <w:sz w:val="21"/>
         </w:rPr>
-        <w:t>[7] 2026-08-11｜imsilkroad.com｜星河动力：星河动力航天年产24发重复使用液体运载火箭产业化基地项目开工 - imsilkroad.com</w:t>
+        <w:t>[7] 2026-08-12｜Space｜SpaceX：SpaceX wraps Starlink double header day with the launch of 24 Starlink satellites from California - Space</w:t>
       </w:r>
     </w:p>
     <w:p>
@@ -1176,7 +1305,7 @@
           <w:rFonts w:ascii="Kaiti SC" w:hAnsi="Kaiti SC" w:eastAsia="Kaiti SC" w:cs="Kaiti SC"/>
           <w:sz w:val="21"/>
         </w:rPr>
-        <w:t>[8] 2026-08-11｜驱动之家｜蓝箭航天：朱雀三号遥二发射临时叫停延期：暂无最新发射窗口 - 驱动之家</w:t>
+        <w:t>[8] 2026-08-12｜space.com｜SpaceX：SpaceX wraps Starlink double header day with the launch of 24 Starlink satellites from California</w:t>
       </w:r>
     </w:p>
     <w:p>
@@ -1197,7 +1326,7 @@
           <w:rFonts w:ascii="Kaiti SC" w:hAnsi="Kaiti SC" w:eastAsia="Kaiti SC" w:cs="Kaiti SC"/>
           <w:sz w:val="21"/>
         </w:rPr>
-        <w:t>[9] 2026-08-11｜e南洋｜蓝箭航天：长征火箭发射失利后 朱雀三号遥二推迟升空 - e南洋</w:t>
+        <w:t>[9] 2026-08-12｜Yahoo｜SpaceX：SpaceX launches Starlink satellites from California to complete doubleheader, sticks landing - Yahoo</w:t>
       </w:r>
     </w:p>
     <w:p>
@@ -1218,7 +1347,7 @@
           <w:rFonts w:ascii="Kaiti SC" w:hAnsi="Kaiti SC" w:eastAsia="Kaiti SC" w:cs="Kaiti SC"/>
           <w:sz w:val="21"/>
         </w:rPr>
-        <w:t>[10] 2026-08-11｜见道网｜星河动力：星河动力年产24发可复用液体火箭产业化基地正式开工 - 见道网</w:t>
+        <w:t>[10] 2026-08-12｜solarzoom.com｜星河动力：总投资15亿元！星河动力年产24发重复使用液体运载火箭产业化基地项目开工 - solarzoom.com</w:t>
       </w:r>
     </w:p>
     <w:p>
@@ -1239,7 +1368,7 @@
           <w:rFonts w:ascii="Kaiti SC" w:hAnsi="Kaiti SC" w:eastAsia="Kaiti SC" w:cs="Kaiti SC"/>
           <w:sz w:val="21"/>
         </w:rPr>
-        <w:t>[11] 2026-08-11｜新浪财经｜蓝箭航天：蓝箭航天IPO关键期朱雀三号突遭推迟 近三年亏37亿年均仅发射2次 - 新浪财经</w:t>
+        <w:t>[11] 2026-08-12｜观点网｜星河动力：星河动力年产24发重复使用液体运载火箭产业化基地开工 总投资15亿元 - 观点网</w:t>
       </w:r>
     </w:p>
     <w:p>
@@ -1260,7 +1389,7 @@
           <w:rFonts w:ascii="Kaiti SC" w:hAnsi="Kaiti SC" w:eastAsia="Kaiti SC" w:cs="Kaiti SC"/>
           <w:sz w:val="21"/>
         </w:rPr>
-        <w:t>[12] 2026-08-11｜新浪财经｜蓝箭航天：蓝箭航天火箭发射推迟！对IPO至关重要！ - 新浪财经</w:t>
+        <w:t>[12] 2026-08-12｜维度网｜星河动力：中国星河动力年产24发可重复使用液体火箭基地开工 - 维度网</w:t>
       </w:r>
     </w:p>
     <w:p>
@@ -1281,7 +1410,49 @@
           <w:rFonts w:ascii="Kaiti SC" w:hAnsi="Kaiti SC" w:eastAsia="Kaiti SC" w:cs="Kaiti SC"/>
           <w:sz w:val="21"/>
         </w:rPr>
-        <w:t>[13] 2026-08-11｜东方财富｜蓝箭航天：朱雀三号“爽约” - 东方财富</w:t>
+        <w:t>[13] 2026-08-12｜Space Daily｜Blue Origin：In 2014, Blue Origin patented the idea of landing a rocket vertically at sea, before it had launched a single orbital rocket, then used the patent to try to block SpaceX from doing exactly what SpaceX was already attempting to do - Space Daily</w:t>
+      </w:r>
+    </w:p>
+    <w:p>
+      <w:pPr>
+        <w:keepLines/>
+        <w:spacing w:after="60"/>
+        <w:ind w:left="369" w:hanging="227"/>
+      </w:pPr>
+      <w:r>
+        <w:rPr>
+          <w:rFonts w:ascii="Kaiti SC" w:hAnsi="Kaiti SC" w:eastAsia="Kaiti SC" w:cs="Kaiti SC"/>
+          <w:sz w:val="21"/>
+        </w:rPr>
+        <w:t xml:space="preserve">✓ </w:t>
+      </w:r>
+      <w:r>
+        <w:rPr>
+          <w:rFonts w:ascii="Kaiti SC" w:hAnsi="Kaiti SC" w:eastAsia="Kaiti SC" w:cs="Kaiti SC"/>
+          <w:sz w:val="21"/>
+        </w:rPr>
+        <w:t>[14] 2026-08-12｜finance.biggo.com｜Blue Origin：AST SpaceMobile Sticks to $1 Billion Revenue Target, Eyes 45 Satellites by Early 2027 Without Relying on Blue Origin - finance.biggo.com</w:t>
+      </w:r>
+    </w:p>
+    <w:p>
+      <w:pPr>
+        <w:keepLines/>
+        <w:spacing w:after="60"/>
+        <w:ind w:left="369" w:hanging="227"/>
+      </w:pPr>
+      <w:r>
+        <w:rPr>
+          <w:rFonts w:ascii="Kaiti SC" w:hAnsi="Kaiti SC" w:eastAsia="Kaiti SC" w:cs="Kaiti SC"/>
+          <w:sz w:val="21"/>
+        </w:rPr>
+        <w:t xml:space="preserve">✓ </w:t>
+      </w:r>
+      <w:r>
+        <w:rPr>
+          <w:rFonts w:ascii="Kaiti SC" w:hAnsi="Kaiti SC" w:eastAsia="Kaiti SC" w:cs="Kaiti SC"/>
+          <w:sz w:val="21"/>
+        </w:rPr>
+        <w:t>[15] 2026-08-12｜Jiemian.com｜蓝箭航天：蓝箭航天朱雀三号遥二运载火箭发射推迟 - Jiemian.com</w:t>
       </w:r>
     </w:p>
     <w:sectPr>

--- a/docs/data/reports/daily-documents/latest/previous_daily_report.docx
+++ b/docs/data/reports/daily-documents/latest/previous_daily_report.docx
@@ -26,7 +26,7 @@
           <w:rFonts w:ascii="Kaiti SC" w:hAnsi="Kaiti SC" w:eastAsia="Kaiti SC" w:cs="Kaiti SC"/>
           <w:sz w:val="21"/>
         </w:rPr>
-        <w:t>2026-08-12（上一自然日）</w:t>
+        <w:t>2026-08-13（上一自然日）</w:t>
       </w:r>
     </w:p>
     <w:tbl>
@@ -81,7 +81,7 @@
                 <w:b w:val="0"/>
                 <w:sz w:val="19"/>
               </w:rPr>
-              <w:t>2026-08-12</w:t>
+              <w:t>2026-08-13</w:t>
             </w:r>
           </w:p>
         </w:tc>
@@ -127,7 +127,7 @@
                 <w:b w:val="0"/>
                 <w:sz w:val="19"/>
               </w:rPr>
-              <w:t>37 条 / 5 家</w:t>
+              <w:t>27 条 / 4 家</w:t>
             </w:r>
           </w:p>
         </w:tc>
@@ -173,7 +173,7 @@
                 <w:b w:val="0"/>
                 <w:sz w:val="19"/>
               </w:rPr>
-              <w:t>23 个</w:t>
+              <w:t>15 个</w:t>
             </w:r>
           </w:p>
         </w:tc>
@@ -219,7 +219,7 @@
                 <w:b w:val="0"/>
                 <w:sz w:val="19"/>
               </w:rPr>
-              <w:t>2026-08-13</w:t>
+              <w:t>2026-08-14</w:t>
             </w:r>
           </w:p>
         </w:tc>
@@ -245,7 +245,7 @@
     </w:p>
     <w:p>
       <w:r>
-        <w:t>2026-08-12 共归档 37 条新闻，覆盖 5 家公司、23 个信息来源。 新闻量较多的公司包括 SpaceX、星河动力、Blue Origin、蓝箭航天。</w:t>
+        <w:t>2026-08-13 共归档 27 条新闻，覆盖 4 家公司、15 个信息来源。 新闻量较多的公司包括 SpaceX、中科宇航、Blue Origin、星河动力。</w:t>
       </w:r>
     </w:p>
     <w:p>
@@ -279,7 +279,7 @@
           <w:rFonts w:ascii="Kaiti SC" w:hAnsi="Kaiti SC" w:eastAsia="Kaiti SC" w:cs="Kaiti SC"/>
           <w:sz w:val="21"/>
         </w:rPr>
-        <w:t>【发射与任务】SpaceX：Live coverage: SpaceX to launch 24 Starlink satellites on Falcon 9 rocket from Vandenberg SFB （Spaceflight Now）</w:t>
+        <w:t>【发射与任务】中科宇航：中科宇航力箭一号拟进行首次海上发射 - 证券时报 （证券时报）</w:t>
       </w:r>
     </w:p>
     <w:p>
@@ -300,7 +300,7 @@
           <w:rFonts w:ascii="Kaiti SC" w:hAnsi="Kaiti SC" w:eastAsia="Kaiti SC" w:cs="Kaiti SC"/>
           <w:sz w:val="21"/>
         </w:rPr>
-        <w:t>【市场与股价】蓝箭航天：LandSpace Zhuque-3 attempts land-based booster recovery, $1B IPO at stake （bing.com）</w:t>
+        <w:t>【发射与任务】中科宇航：力箭一号遥十七运载火箭顺利出厂，拟于近期执行海上发射任务 - 新浪财经 （新浪财经）</w:t>
       </w:r>
     </w:p>
     <w:p>
@@ -321,7 +321,7 @@
           <w:rFonts w:ascii="Kaiti SC" w:hAnsi="Kaiti SC" w:eastAsia="Kaiti SC" w:cs="Kaiti SC"/>
           <w:sz w:val="21"/>
         </w:rPr>
-        <w:t>【其他动态】星河动力：总投资15亿元 星河动力液体火箭基地在池州开工 - 证券时报 （证券时报）</w:t>
+        <w:t>【发射与任务】中科宇航：中科宇航力箭一号完成总装测试 拟近期海上发射“一箭3星” - 观点网 （观点网）</w:t>
       </w:r>
     </w:p>
     <w:p>
@@ -342,7 +342,7 @@
           <w:rFonts w:ascii="Kaiti SC" w:hAnsi="Kaiti SC" w:eastAsia="Kaiti SC" w:cs="Kaiti SC"/>
           <w:sz w:val="21"/>
         </w:rPr>
-        <w:t>【其他动态】星河动力：星河动力液体火箭基地在池州开工 总投资15亿元 - 证券时报 （证券时报）</w:t>
+        <w:t>【发射与任务】Blue Origin：Blue Origin to build second launch pad at Cape Canaveral following New Glenn rocket explosion - Yahoo （Yahoo）</w:t>
       </w:r>
     </w:p>
     <w:p>
@@ -363,7 +363,7 @@
           <w:rFonts w:ascii="Kaiti SC" w:hAnsi="Kaiti SC" w:eastAsia="Kaiti SC" w:cs="Kaiti SC"/>
           <w:sz w:val="21"/>
         </w:rPr>
-        <w:t>【发射与任务】SpaceX：SpaceX Dual-Coast Launch Adds 53 Starlink Satellites: Vandenberg Halfway Through Annual Cap - Tech Times （Tech Times）</w:t>
+        <w:t>【发射与任务】Blue Origin：Blue Origin to build second launch pad at Cape Canaveral following New Glenn rocket explosion - WFTV （WFTV）</w:t>
       </w:r>
     </w:p>
     <w:p>
@@ -384,7 +384,7 @@
           <w:rFonts w:ascii="Kaiti SC" w:hAnsi="Kaiti SC" w:eastAsia="Kaiti SC" w:cs="Kaiti SC"/>
           <w:sz w:val="21"/>
         </w:rPr>
-        <w:t>【发射与任务】星际荣耀：China’s iSpace raises first batch of series E funding for reusable rocketry （4?ds=true&amp;seed=1786577675）</w:t>
+        <w:t>【监管与政策】SpaceX：SpaceX Finalizes Regulatory Procedures to Close $60 Billion Acquisition of AI Platform Cursor （satnews.com）</w:t>
       </w:r>
     </w:p>
     <w:p>
@@ -405,7 +405,7 @@
           <w:rFonts w:ascii="Kaiti SC" w:hAnsi="Kaiti SC" w:eastAsia="Kaiti SC" w:cs="Kaiti SC"/>
           <w:sz w:val="21"/>
         </w:rPr>
-        <w:t>【发射与任务】SpaceX：SpaceX wraps Starlink double header day with the launch of 24 Starlink satellites from California - Space （Space）</w:t>
+        <w:t>【发射与任务】中科宇航：力箭一号遥十七完成总装测试 将首次海上发射 - DoNews （DoNews）</w:t>
       </w:r>
     </w:p>
     <w:p>
@@ -426,7 +426,7 @@
           <w:rFonts w:ascii="Kaiti SC" w:hAnsi="Kaiti SC" w:eastAsia="Kaiti SC" w:cs="Kaiti SC"/>
           <w:sz w:val="21"/>
         </w:rPr>
-        <w:t>【发射与任务】SpaceX：SpaceX wraps Starlink double header day with the launch of 24 Starlink satellites from California （space.com）</w:t>
+        <w:t>【发射与任务】中科宇航：力箭一号将首次执行海上发射：遥十七火箭拟近期在广东海域发射 - Sohu （Sohu）</w:t>
       </w:r>
     </w:p>
     <w:p>
@@ -447,7 +447,7 @@
           <w:rFonts w:ascii="Kaiti SC" w:hAnsi="Kaiti SC" w:eastAsia="Kaiti SC" w:cs="Kaiti SC"/>
           <w:sz w:val="21"/>
         </w:rPr>
-        <w:t>【发射与任务】SpaceX：SpaceX launches Starlink satellites from California to complete doubleheader, sticks landing - Yahoo （Yahoo）</w:t>
+        <w:t>【其他动态】Blue Origin：Blue Origin lays out Canaveral expansion amid post-explosion rebuild （bing.com）</w:t>
       </w:r>
     </w:p>
     <w:p>
@@ -468,7 +468,7 @@
           <w:rFonts w:ascii="Kaiti SC" w:hAnsi="Kaiti SC" w:eastAsia="Kaiti SC" w:cs="Kaiti SC"/>
           <w:sz w:val="21"/>
         </w:rPr>
-        <w:t>【发射与任务】星河动力：总投资15亿元！星河动力年产24发重复使用液体运载火箭产业化基地项目开工 - solarzoom.com （solarzoom.com）</w:t>
+        <w:t>【其他动态】星河动力：星河动力年产24发可重复用液体火箭产业化基地项目在池州正式开工 - Sohu （Sohu）</w:t>
       </w:r>
     </w:p>
     <w:p>
@@ -489,7 +489,7 @@
           <w:rFonts w:ascii="Kaiti SC" w:hAnsi="Kaiti SC" w:eastAsia="Kaiti SC" w:cs="Kaiti SC"/>
           <w:sz w:val="21"/>
         </w:rPr>
-        <w:t>【发射与任务】星河动力：星河动力年产24发重复使用液体运载火箭产业化基地开工 总投资15亿元 - 观点网 （观点网）</w:t>
+        <w:t>【发射与任务】SpaceX：Starlink Hits 10,971 Active After Double Launch, X Report 13 Aug 2026 - keeptrack.space （keeptrack.space）</w:t>
       </w:r>
     </w:p>
     <w:p>
@@ -510,7 +510,7 @@
           <w:rFonts w:ascii="Kaiti SC" w:hAnsi="Kaiti SC" w:eastAsia="Kaiti SC" w:cs="Kaiti SC"/>
           <w:sz w:val="21"/>
         </w:rPr>
-        <w:t>【其他动态】星河动力：中国星河动力年产24发可重复使用液体火箭基地开工 - 维度网 （维度网）</w:t>
+        <w:t>【发射与任务】Blue Origin：Blue Origin lays out Canaveral expansion amid post-explosion rebuild （bing.com）</w:t>
       </w:r>
     </w:p>
     <w:p>
@@ -531,7 +531,7 @@
           <w:rFonts w:ascii="Kaiti SC" w:hAnsi="Kaiti SC" w:eastAsia="Kaiti SC" w:cs="Kaiti SC"/>
           <w:sz w:val="21"/>
         </w:rPr>
-        <w:t>【发射与任务】Blue Origin：In 2014, Blue Origin patented the idea of landing a rocket vertically at sea, before it had launched a single orbital rocket, then used the patent to try to block SpaceX from doing exactly what SpaceX was already attempting to do - Space Daily （Space Daily）</w:t>
+        <w:t>【发射与任务】SpaceX：Starlink launches in Vietnam: SpaceX starts taking orders for satellite internet starting at $43 a month （bing.com）</w:t>
       </w:r>
     </w:p>
     <w:p>
@@ -552,7 +552,7 @@
           <w:rFonts w:ascii="Kaiti SC" w:hAnsi="Kaiti SC" w:eastAsia="Kaiti SC" w:cs="Kaiti SC"/>
           <w:sz w:val="21"/>
         </w:rPr>
-        <w:t>【其他动态】Blue Origin：AST SpaceMobile Sticks to $1 Billion Revenue Target, Eyes 45 Satellites by Early 2027 Without Relying on Blue Origin - finance.biggo.com （finance.biggo.com）</w:t>
+        <w:t>【发射与任务】SpaceX：Starlink launches in Vietnam: SpaceX starts taking orders for satellite internet starting at $43 a month （bing.com）</w:t>
       </w:r>
     </w:p>
     <w:p>
@@ -573,7 +573,28 @@
           <w:rFonts w:ascii="Kaiti SC" w:hAnsi="Kaiti SC" w:eastAsia="Kaiti SC" w:cs="Kaiti SC"/>
           <w:sz w:val="21"/>
         </w:rPr>
-        <w:t>【发射与任务】蓝箭航天：蓝箭航天朱雀三号遥二运载火箭发射推迟 - Jiemian.com （Jiemian.com）</w:t>
+        <w:t>【发射与任务】SpaceX：Starlink launches in Vietnam: SpaceX starts taking orders for satellite internet starting at $43 a month （bing.com）</w:t>
+      </w:r>
+    </w:p>
+    <w:p>
+      <w:pPr>
+        <w:keepLines/>
+        <w:spacing w:after="60"/>
+        <w:ind w:left="369" w:hanging="227"/>
+      </w:pPr>
+      <w:r>
+        <w:rPr>
+          <w:rFonts w:ascii="Kaiti SC" w:hAnsi="Kaiti SC" w:eastAsia="Kaiti SC" w:cs="Kaiti SC"/>
+          <w:sz w:val="21"/>
+        </w:rPr>
+        <w:t xml:space="preserve">➢ </w:t>
+      </w:r>
+      <w:r>
+        <w:rPr>
+          <w:rFonts w:ascii="Kaiti SC" w:hAnsi="Kaiti SC" w:eastAsia="Kaiti SC" w:cs="Kaiti SC"/>
+          <w:sz w:val="21"/>
+        </w:rPr>
+        <w:t>【发射与任务】Blue Origin：Kent-Based Blue Origin Returning Florida Launch Complex 36 to 2 Pads （bing.com）</w:t>
       </w:r>
     </w:p>
     <w:p>
@@ -732,7 +753,181 @@
                 <w:b w:val="0"/>
                 <w:sz w:val="19"/>
               </w:rPr>
-              <w:t>25</w:t>
+              <w:t>10</w:t>
+            </w:r>
+          </w:p>
+        </w:tc>
+        <w:tc>
+          <w:tcPr>
+            <w:tcW w:type="dxa" w:w="2075"/>
+            <w:vAlign w:val="center"/>
+          </w:tcPr>
+          <w:p>
+            <w:pPr>
+              <w:spacing w:after="0" w:line="252" w:lineRule="auto"/>
+              <w:jc w:val="center"/>
+            </w:pPr>
+            <w:r/>
+            <w:r>
+              <w:rPr>
+                <w:rFonts w:ascii="Kaiti SC" w:hAnsi="Kaiti SC" w:eastAsia="Kaiti SC" w:cs="Kaiti SC"/>
+                <w:b w:val="0"/>
+                <w:sz w:val="19"/>
+              </w:rPr>
+              <w:t>监管与政策、发射与任务、其他动态、订单与合作</w:t>
+            </w:r>
+          </w:p>
+        </w:tc>
+        <w:tc>
+          <w:tcPr>
+            <w:tcW w:type="dxa" w:w="2075"/>
+            <w:vAlign w:val="center"/>
+          </w:tcPr>
+          <w:p>
+            <w:pPr>
+              <w:spacing w:after="0" w:line="252" w:lineRule="auto"/>
+            </w:pPr>
+            <w:r/>
+            <w:r>
+              <w:rPr>
+                <w:rFonts w:ascii="Kaiti SC" w:hAnsi="Kaiti SC" w:eastAsia="Kaiti SC" w:cs="Kaiti SC"/>
+                <w:b w:val="0"/>
+                <w:sz w:val="19"/>
+              </w:rPr>
+              <w:t>SpaceX Finalizes Regulatory Procedures to Close $60 Billion Acquisition of AI Platform Cursor</w:t>
+            </w:r>
+          </w:p>
+        </w:tc>
+      </w:tr>
+      <w:tr>
+        <w:trPr>
+          <w:cantSplit/>
+        </w:trPr>
+        <w:tc>
+          <w:tcPr>
+            <w:tcW w:type="dxa" w:w="2075"/>
+            <w:vAlign w:val="center"/>
+          </w:tcPr>
+          <w:p>
+            <w:pPr>
+              <w:spacing w:after="0" w:line="252" w:lineRule="auto"/>
+            </w:pPr>
+            <w:r/>
+            <w:r>
+              <w:rPr>
+                <w:rFonts w:ascii="Kaiti SC" w:hAnsi="Kaiti SC" w:eastAsia="Kaiti SC" w:cs="Kaiti SC"/>
+                <w:b w:val="0"/>
+                <w:sz w:val="19"/>
+              </w:rPr>
+              <w:t>中科宇航</w:t>
+            </w:r>
+          </w:p>
+        </w:tc>
+        <w:tc>
+          <w:tcPr>
+            <w:tcW w:type="dxa" w:w="2075"/>
+            <w:vAlign w:val="center"/>
+          </w:tcPr>
+          <w:p>
+            <w:pPr>
+              <w:spacing w:after="0" w:line="252" w:lineRule="auto"/>
+              <w:jc w:val="center"/>
+            </w:pPr>
+            <w:r/>
+            <w:r>
+              <w:rPr>
+                <w:rFonts w:ascii="Kaiti SC" w:hAnsi="Kaiti SC" w:eastAsia="Kaiti SC" w:cs="Kaiti SC"/>
+                <w:b w:val="0"/>
+                <w:sz w:val="19"/>
+              </w:rPr>
+              <w:t>9</w:t>
+            </w:r>
+          </w:p>
+        </w:tc>
+        <w:tc>
+          <w:tcPr>
+            <w:tcW w:type="dxa" w:w="2075"/>
+            <w:vAlign w:val="center"/>
+          </w:tcPr>
+          <w:p>
+            <w:pPr>
+              <w:spacing w:after="0" w:line="252" w:lineRule="auto"/>
+              <w:jc w:val="center"/>
+            </w:pPr>
+            <w:r/>
+            <w:r>
+              <w:rPr>
+                <w:rFonts w:ascii="Kaiti SC" w:hAnsi="Kaiti SC" w:eastAsia="Kaiti SC" w:cs="Kaiti SC"/>
+                <w:b w:val="0"/>
+                <w:sz w:val="19"/>
+              </w:rPr>
+              <w:t>发射与任务</w:t>
+            </w:r>
+          </w:p>
+        </w:tc>
+        <w:tc>
+          <w:tcPr>
+            <w:tcW w:type="dxa" w:w="2075"/>
+            <w:vAlign w:val="center"/>
+          </w:tcPr>
+          <w:p>
+            <w:pPr>
+              <w:spacing w:after="0" w:line="252" w:lineRule="auto"/>
+            </w:pPr>
+            <w:r/>
+            <w:r>
+              <w:rPr>
+                <w:rFonts w:ascii="Kaiti SC" w:hAnsi="Kaiti SC" w:eastAsia="Kaiti SC" w:cs="Kaiti SC"/>
+                <w:b w:val="0"/>
+                <w:sz w:val="19"/>
+              </w:rPr>
+              <w:t>中科宇航力箭一号拟进行首次海上发射 - 证券时报</w:t>
+            </w:r>
+          </w:p>
+        </w:tc>
+      </w:tr>
+      <w:tr>
+        <w:trPr>
+          <w:cantSplit/>
+        </w:trPr>
+        <w:tc>
+          <w:tcPr>
+            <w:tcW w:type="dxa" w:w="2075"/>
+            <w:vAlign w:val="center"/>
+          </w:tcPr>
+          <w:p>
+            <w:pPr>
+              <w:spacing w:after="0" w:line="252" w:lineRule="auto"/>
+            </w:pPr>
+            <w:r/>
+            <w:r>
+              <w:rPr>
+                <w:rFonts w:ascii="Kaiti SC" w:hAnsi="Kaiti SC" w:eastAsia="Kaiti SC" w:cs="Kaiti SC"/>
+                <w:b w:val="0"/>
+                <w:sz w:val="19"/>
+              </w:rPr>
+              <w:t>Blue Origin</w:t>
+            </w:r>
+          </w:p>
+        </w:tc>
+        <w:tc>
+          <w:tcPr>
+            <w:tcW w:type="dxa" w:w="2075"/>
+            <w:vAlign w:val="center"/>
+          </w:tcPr>
+          <w:p>
+            <w:pPr>
+              <w:spacing w:after="0" w:line="252" w:lineRule="auto"/>
+              <w:jc w:val="center"/>
+            </w:pPr>
+            <w:r/>
+            <w:r>
+              <w:rPr>
+                <w:rFonts w:ascii="Kaiti SC" w:hAnsi="Kaiti SC" w:eastAsia="Kaiti SC" w:cs="Kaiti SC"/>
+                <w:b w:val="0"/>
+                <w:sz w:val="19"/>
+              </w:rPr>
+              <w:t>7</w:t>
             </w:r>
           </w:p>
         </w:tc>
@@ -773,7 +968,7 @@
                 <w:b w:val="0"/>
                 <w:sz w:val="19"/>
               </w:rPr>
-              <w:t>Live coverage: SpaceX to launch 24 Starlink satellites on Falcon 9 rocket from Vandenberg SFB</w:t>
+              <w:t>Blue Origin to build second launch pad at Cape Canaveral following New Glenn rocket explosion - Yahoo</w:t>
             </w:r>
           </w:p>
         </w:tc>
@@ -819,267 +1014,6 @@
                 <w:b w:val="0"/>
                 <w:sz w:val="19"/>
               </w:rPr>
-              <w:t>7</w:t>
-            </w:r>
-          </w:p>
-        </w:tc>
-        <w:tc>
-          <w:tcPr>
-            <w:tcW w:type="dxa" w:w="2075"/>
-            <w:vAlign w:val="center"/>
-          </w:tcPr>
-          <w:p>
-            <w:pPr>
-              <w:spacing w:after="0" w:line="252" w:lineRule="auto"/>
-              <w:jc w:val="center"/>
-            </w:pPr>
-            <w:r/>
-            <w:r>
-              <w:rPr>
-                <w:rFonts w:ascii="Kaiti SC" w:hAnsi="Kaiti SC" w:eastAsia="Kaiti SC" w:cs="Kaiti SC"/>
-                <w:b w:val="0"/>
-                <w:sz w:val="19"/>
-              </w:rPr>
-              <w:t>其他动态、发射与任务</w:t>
-            </w:r>
-          </w:p>
-        </w:tc>
-        <w:tc>
-          <w:tcPr>
-            <w:tcW w:type="dxa" w:w="2075"/>
-            <w:vAlign w:val="center"/>
-          </w:tcPr>
-          <w:p>
-            <w:pPr>
-              <w:spacing w:after="0" w:line="252" w:lineRule="auto"/>
-            </w:pPr>
-            <w:r/>
-            <w:r>
-              <w:rPr>
-                <w:rFonts w:ascii="Kaiti SC" w:hAnsi="Kaiti SC" w:eastAsia="Kaiti SC" w:cs="Kaiti SC"/>
-                <w:b w:val="0"/>
-                <w:sz w:val="19"/>
-              </w:rPr>
-              <w:t>总投资15亿元 星河动力液体火箭基地在池州开工 - 证券时报</w:t>
-            </w:r>
-          </w:p>
-        </w:tc>
-      </w:tr>
-      <w:tr>
-        <w:trPr>
-          <w:cantSplit/>
-        </w:trPr>
-        <w:tc>
-          <w:tcPr>
-            <w:tcW w:type="dxa" w:w="2075"/>
-            <w:vAlign w:val="center"/>
-          </w:tcPr>
-          <w:p>
-            <w:pPr>
-              <w:spacing w:after="0" w:line="252" w:lineRule="auto"/>
-            </w:pPr>
-            <w:r/>
-            <w:r>
-              <w:rPr>
-                <w:rFonts w:ascii="Kaiti SC" w:hAnsi="Kaiti SC" w:eastAsia="Kaiti SC" w:cs="Kaiti SC"/>
-                <w:b w:val="0"/>
-                <w:sz w:val="19"/>
-              </w:rPr>
-              <w:t>Blue Origin</w:t>
-            </w:r>
-          </w:p>
-        </w:tc>
-        <w:tc>
-          <w:tcPr>
-            <w:tcW w:type="dxa" w:w="2075"/>
-            <w:vAlign w:val="center"/>
-          </w:tcPr>
-          <w:p>
-            <w:pPr>
-              <w:spacing w:after="0" w:line="252" w:lineRule="auto"/>
-              <w:jc w:val="center"/>
-            </w:pPr>
-            <w:r/>
-            <w:r>
-              <w:rPr>
-                <w:rFonts w:ascii="Kaiti SC" w:hAnsi="Kaiti SC" w:eastAsia="Kaiti SC" w:cs="Kaiti SC"/>
-                <w:b w:val="0"/>
-                <w:sz w:val="19"/>
-              </w:rPr>
-              <w:t>2</w:t>
-            </w:r>
-          </w:p>
-        </w:tc>
-        <w:tc>
-          <w:tcPr>
-            <w:tcW w:type="dxa" w:w="2075"/>
-            <w:vAlign w:val="center"/>
-          </w:tcPr>
-          <w:p>
-            <w:pPr>
-              <w:spacing w:after="0" w:line="252" w:lineRule="auto"/>
-              <w:jc w:val="center"/>
-            </w:pPr>
-            <w:r/>
-            <w:r>
-              <w:rPr>
-                <w:rFonts w:ascii="Kaiti SC" w:hAnsi="Kaiti SC" w:eastAsia="Kaiti SC" w:cs="Kaiti SC"/>
-                <w:b w:val="0"/>
-                <w:sz w:val="19"/>
-              </w:rPr>
-              <w:t>发射与任务、其他动态</w:t>
-            </w:r>
-          </w:p>
-        </w:tc>
-        <w:tc>
-          <w:tcPr>
-            <w:tcW w:type="dxa" w:w="2075"/>
-            <w:vAlign w:val="center"/>
-          </w:tcPr>
-          <w:p>
-            <w:pPr>
-              <w:spacing w:after="0" w:line="252" w:lineRule="auto"/>
-            </w:pPr>
-            <w:r/>
-            <w:r>
-              <w:rPr>
-                <w:rFonts w:ascii="Kaiti SC" w:hAnsi="Kaiti SC" w:eastAsia="Kaiti SC" w:cs="Kaiti SC"/>
-                <w:b w:val="0"/>
-                <w:sz w:val="19"/>
-              </w:rPr>
-              <w:t>In 2014, Blue Origin patented the idea of landing a rocket vertically at sea, before it had launched a single orbital rocket, then used the patent to try to block SpaceX from doing exactly what SpaceX was already attempting to do - Space Daily</w:t>
-            </w:r>
-          </w:p>
-        </w:tc>
-      </w:tr>
-      <w:tr>
-        <w:trPr>
-          <w:cantSplit/>
-        </w:trPr>
-        <w:tc>
-          <w:tcPr>
-            <w:tcW w:type="dxa" w:w="2075"/>
-            <w:vAlign w:val="center"/>
-          </w:tcPr>
-          <w:p>
-            <w:pPr>
-              <w:spacing w:after="0" w:line="252" w:lineRule="auto"/>
-            </w:pPr>
-            <w:r/>
-            <w:r>
-              <w:rPr>
-                <w:rFonts w:ascii="Kaiti SC" w:hAnsi="Kaiti SC" w:eastAsia="Kaiti SC" w:cs="Kaiti SC"/>
-                <w:b w:val="0"/>
-                <w:sz w:val="19"/>
-              </w:rPr>
-              <w:t>蓝箭航天</w:t>
-            </w:r>
-          </w:p>
-        </w:tc>
-        <w:tc>
-          <w:tcPr>
-            <w:tcW w:type="dxa" w:w="2075"/>
-            <w:vAlign w:val="center"/>
-          </w:tcPr>
-          <w:p>
-            <w:pPr>
-              <w:spacing w:after="0" w:line="252" w:lineRule="auto"/>
-              <w:jc w:val="center"/>
-            </w:pPr>
-            <w:r/>
-            <w:r>
-              <w:rPr>
-                <w:rFonts w:ascii="Kaiti SC" w:hAnsi="Kaiti SC" w:eastAsia="Kaiti SC" w:cs="Kaiti SC"/>
-                <w:b w:val="0"/>
-                <w:sz w:val="19"/>
-              </w:rPr>
-              <w:t>2</w:t>
-            </w:r>
-          </w:p>
-        </w:tc>
-        <w:tc>
-          <w:tcPr>
-            <w:tcW w:type="dxa" w:w="2075"/>
-            <w:vAlign w:val="center"/>
-          </w:tcPr>
-          <w:p>
-            <w:pPr>
-              <w:spacing w:after="0" w:line="252" w:lineRule="auto"/>
-              <w:jc w:val="center"/>
-            </w:pPr>
-            <w:r/>
-            <w:r>
-              <w:rPr>
-                <w:rFonts w:ascii="Kaiti SC" w:hAnsi="Kaiti SC" w:eastAsia="Kaiti SC" w:cs="Kaiti SC"/>
-                <w:b w:val="0"/>
-                <w:sz w:val="19"/>
-              </w:rPr>
-              <w:t>市场与股价、发射与任务</w:t>
-            </w:r>
-          </w:p>
-        </w:tc>
-        <w:tc>
-          <w:tcPr>
-            <w:tcW w:type="dxa" w:w="2075"/>
-            <w:vAlign w:val="center"/>
-          </w:tcPr>
-          <w:p>
-            <w:pPr>
-              <w:spacing w:after="0" w:line="252" w:lineRule="auto"/>
-            </w:pPr>
-            <w:r/>
-            <w:r>
-              <w:rPr>
-                <w:rFonts w:ascii="Kaiti SC" w:hAnsi="Kaiti SC" w:eastAsia="Kaiti SC" w:cs="Kaiti SC"/>
-                <w:b w:val="0"/>
-                <w:sz w:val="19"/>
-              </w:rPr>
-              <w:t>LandSpace Zhuque-3 attempts land-based booster recovery, $1B IPO at stake</w:t>
-            </w:r>
-          </w:p>
-        </w:tc>
-      </w:tr>
-      <w:tr>
-        <w:trPr>
-          <w:cantSplit/>
-        </w:trPr>
-        <w:tc>
-          <w:tcPr>
-            <w:tcW w:type="dxa" w:w="2075"/>
-            <w:vAlign w:val="center"/>
-          </w:tcPr>
-          <w:p>
-            <w:pPr>
-              <w:spacing w:after="0" w:line="252" w:lineRule="auto"/>
-            </w:pPr>
-            <w:r/>
-            <w:r>
-              <w:rPr>
-                <w:rFonts w:ascii="Kaiti SC" w:hAnsi="Kaiti SC" w:eastAsia="Kaiti SC" w:cs="Kaiti SC"/>
-                <w:b w:val="0"/>
-                <w:sz w:val="19"/>
-              </w:rPr>
-              <w:t>星际荣耀</w:t>
-            </w:r>
-          </w:p>
-        </w:tc>
-        <w:tc>
-          <w:tcPr>
-            <w:tcW w:type="dxa" w:w="2075"/>
-            <w:vAlign w:val="center"/>
-          </w:tcPr>
-          <w:p>
-            <w:pPr>
-              <w:spacing w:after="0" w:line="252" w:lineRule="auto"/>
-              <w:jc w:val="center"/>
-            </w:pPr>
-            <w:r/>
-            <w:r>
-              <w:rPr>
-                <w:rFonts w:ascii="Kaiti SC" w:hAnsi="Kaiti SC" w:eastAsia="Kaiti SC" w:cs="Kaiti SC"/>
-                <w:b w:val="0"/>
-                <w:sz w:val="19"/>
-              </w:rPr>
               <w:t>1</w:t>
             </w:r>
           </w:p>
@@ -1101,7 +1035,7 @@
                 <w:b w:val="0"/>
                 <w:sz w:val="19"/>
               </w:rPr>
-              <w:t>发射与任务</w:t>
+              <w:t>其他动态</w:t>
             </w:r>
           </w:p>
         </w:tc>
@@ -1121,7 +1055,7 @@
                 <w:b w:val="0"/>
                 <w:sz w:val="19"/>
               </w:rPr>
-              <w:t>China’s iSpace raises first batch of series E funding for reusable rocketry</w:t>
+              <w:t>星河动力年产24发可重复用液体火箭产业化基地项目在池州正式开工 - Sohu</w:t>
             </w:r>
           </w:p>
         </w:tc>
@@ -1158,7 +1092,7 @@
           <w:rFonts w:ascii="Kaiti SC" w:hAnsi="Kaiti SC" w:eastAsia="Kaiti SC" w:cs="Kaiti SC"/>
           <w:sz w:val="21"/>
         </w:rPr>
-        <w:t>[1] 2026-08-12｜Spaceflight Now｜SpaceX：Live coverage: SpaceX to launch 24 Starlink satellites on Falcon 9 rocket from Vandenberg SFB</w:t>
+        <w:t>[1] 2026-08-13｜证券时报｜中科宇航：中科宇航力箭一号拟进行首次海上发射 - 证券时报</w:t>
       </w:r>
     </w:p>
     <w:p>
@@ -1179,7 +1113,7 @@
           <w:rFonts w:ascii="Kaiti SC" w:hAnsi="Kaiti SC" w:eastAsia="Kaiti SC" w:cs="Kaiti SC"/>
           <w:sz w:val="21"/>
         </w:rPr>
-        <w:t>[2] 2026-08-12｜bing.com｜蓝箭航天：LandSpace Zhuque-3 attempts land-based booster recovery, $1B IPO at stake</w:t>
+        <w:t>[2] 2026-08-13｜新浪财经｜中科宇航：力箭一号遥十七运载火箭顺利出厂，拟于近期执行海上发射任务 - 新浪财经</w:t>
       </w:r>
     </w:p>
     <w:p>
@@ -1200,7 +1134,7 @@
           <w:rFonts w:ascii="Kaiti SC" w:hAnsi="Kaiti SC" w:eastAsia="Kaiti SC" w:cs="Kaiti SC"/>
           <w:sz w:val="21"/>
         </w:rPr>
-        <w:t>[3] 2026-08-12｜证券时报｜星河动力：总投资15亿元 星河动力液体火箭基地在池州开工 - 证券时报</w:t>
+        <w:t>[3] 2026-08-13｜观点网｜中科宇航：中科宇航力箭一号完成总装测试 拟近期海上发射“一箭3星” - 观点网</w:t>
       </w:r>
     </w:p>
     <w:p>
@@ -1221,7 +1155,7 @@
           <w:rFonts w:ascii="Kaiti SC" w:hAnsi="Kaiti SC" w:eastAsia="Kaiti SC" w:cs="Kaiti SC"/>
           <w:sz w:val="21"/>
         </w:rPr>
-        <w:t>[4] 2026-08-12｜证券时报｜星河动力：星河动力液体火箭基地在池州开工 总投资15亿元 - 证券时报</w:t>
+        <w:t>[4] 2026-08-13｜Yahoo｜Blue Origin：Blue Origin to build second launch pad at Cape Canaveral following New Glenn rocket explosion - Yahoo</w:t>
       </w:r>
     </w:p>
     <w:p>
@@ -1242,7 +1176,7 @@
           <w:rFonts w:ascii="Kaiti SC" w:hAnsi="Kaiti SC" w:eastAsia="Kaiti SC" w:cs="Kaiti SC"/>
           <w:sz w:val="21"/>
         </w:rPr>
-        <w:t>[5] 2026-08-12｜Tech Times｜SpaceX：SpaceX Dual-Coast Launch Adds 53 Starlink Satellites: Vandenberg Halfway Through Annual Cap - Tech Times</w:t>
+        <w:t>[5] 2026-08-13｜WFTV｜Blue Origin：Blue Origin to build second launch pad at Cape Canaveral following New Glenn rocket explosion - WFTV</w:t>
       </w:r>
     </w:p>
     <w:p>
@@ -1263,7 +1197,7 @@
           <w:rFonts w:ascii="Kaiti SC" w:hAnsi="Kaiti SC" w:eastAsia="Kaiti SC" w:cs="Kaiti SC"/>
           <w:sz w:val="21"/>
         </w:rPr>
-        <w:t>[6] 2026-08-12｜4?ds=true&amp;seed=1786577675｜星际荣耀：China’s iSpace raises first batch of series E funding for reusable rocketry</w:t>
+        <w:t>[6] 2026-08-13｜satnews.com｜SpaceX：SpaceX Finalizes Regulatory Procedures to Close $60 Billion Acquisition of AI Platform Cursor</w:t>
       </w:r>
     </w:p>
     <w:p>
@@ -1284,7 +1218,7 @@
           <w:rFonts w:ascii="Kaiti SC" w:hAnsi="Kaiti SC" w:eastAsia="Kaiti SC" w:cs="Kaiti SC"/>
           <w:sz w:val="21"/>
         </w:rPr>
-        <w:t>[7] 2026-08-12｜Space｜SpaceX：SpaceX wraps Starlink double header day with the launch of 24 Starlink satellites from California - Space</w:t>
+        <w:t>[7] 2026-08-13｜DoNews｜中科宇航：力箭一号遥十七完成总装测试 将首次海上发射 - DoNews</w:t>
       </w:r>
     </w:p>
     <w:p>
@@ -1305,7 +1239,7 @@
           <w:rFonts w:ascii="Kaiti SC" w:hAnsi="Kaiti SC" w:eastAsia="Kaiti SC" w:cs="Kaiti SC"/>
           <w:sz w:val="21"/>
         </w:rPr>
-        <w:t>[8] 2026-08-12｜space.com｜SpaceX：SpaceX wraps Starlink double header day with the launch of 24 Starlink satellites from California</w:t>
+        <w:t>[8] 2026-08-13｜Sohu｜中科宇航：力箭一号将首次执行海上发射：遥十七火箭拟近期在广东海域发射 - Sohu</w:t>
       </w:r>
     </w:p>
     <w:p>
@@ -1326,7 +1260,7 @@
           <w:rFonts w:ascii="Kaiti SC" w:hAnsi="Kaiti SC" w:eastAsia="Kaiti SC" w:cs="Kaiti SC"/>
           <w:sz w:val="21"/>
         </w:rPr>
-        <w:t>[9] 2026-08-12｜Yahoo｜SpaceX：SpaceX launches Starlink satellites from California to complete doubleheader, sticks landing - Yahoo</w:t>
+        <w:t>[9] 2026-08-13｜bing.com｜Blue Origin：Blue Origin lays out Canaveral expansion amid post-explosion rebuild</w:t>
       </w:r>
     </w:p>
     <w:p>
@@ -1347,7 +1281,7 @@
           <w:rFonts w:ascii="Kaiti SC" w:hAnsi="Kaiti SC" w:eastAsia="Kaiti SC" w:cs="Kaiti SC"/>
           <w:sz w:val="21"/>
         </w:rPr>
-        <w:t>[10] 2026-08-12｜solarzoom.com｜星河动力：总投资15亿元！星河动力年产24发重复使用液体运载火箭产业化基地项目开工 - solarzoom.com</w:t>
+        <w:t>[10] 2026-08-13｜Sohu｜星河动力：星河动力年产24发可重复用液体火箭产业化基地项目在池州正式开工 - Sohu</w:t>
       </w:r>
     </w:p>
     <w:p>
@@ -1368,7 +1302,7 @@
           <w:rFonts w:ascii="Kaiti SC" w:hAnsi="Kaiti SC" w:eastAsia="Kaiti SC" w:cs="Kaiti SC"/>
           <w:sz w:val="21"/>
         </w:rPr>
-        <w:t>[11] 2026-08-12｜观点网｜星河动力：星河动力年产24发重复使用液体运载火箭产业化基地开工 总投资15亿元 - 观点网</w:t>
+        <w:t>[11] 2026-08-13｜keeptrack.space｜SpaceX：Starlink Hits 10,971 Active After Double Launch, X Report 13 Aug 2026 - keeptrack.space</w:t>
       </w:r>
     </w:p>
     <w:p>
@@ -1389,7 +1323,7 @@
           <w:rFonts w:ascii="Kaiti SC" w:hAnsi="Kaiti SC" w:eastAsia="Kaiti SC" w:cs="Kaiti SC"/>
           <w:sz w:val="21"/>
         </w:rPr>
-        <w:t>[12] 2026-08-12｜维度网｜星河动力：中国星河动力年产24发可重复使用液体火箭基地开工 - 维度网</w:t>
+        <w:t>[12] 2026-08-13｜bing.com｜Blue Origin：Blue Origin lays out Canaveral expansion amid post-explosion rebuild</w:t>
       </w:r>
     </w:p>
     <w:p>
@@ -1410,7 +1344,7 @@
           <w:rFonts w:ascii="Kaiti SC" w:hAnsi="Kaiti SC" w:eastAsia="Kaiti SC" w:cs="Kaiti SC"/>
           <w:sz w:val="21"/>
         </w:rPr>
-        <w:t>[13] 2026-08-12｜Space Daily｜Blue Origin：In 2014, Blue Origin patented the idea of landing a rocket vertically at sea, before it had launched a single orbital rocket, then used the patent to try to block SpaceX from doing exactly what SpaceX was already attempting to do - Space Daily</w:t>
+        <w:t>[13] 2026-08-13｜bing.com｜SpaceX：Starlink launches in Vietnam: SpaceX starts taking orders for satellite internet starting at $43 a month</w:t>
       </w:r>
     </w:p>
     <w:p>
@@ -1431,7 +1365,7 @@
           <w:rFonts w:ascii="Kaiti SC" w:hAnsi="Kaiti SC" w:eastAsia="Kaiti SC" w:cs="Kaiti SC"/>
           <w:sz w:val="21"/>
         </w:rPr>
-        <w:t>[14] 2026-08-12｜finance.biggo.com｜Blue Origin：AST SpaceMobile Sticks to $1 Billion Revenue Target, Eyes 45 Satellites by Early 2027 Without Relying on Blue Origin - finance.biggo.com</w:t>
+        <w:t>[14] 2026-08-13｜bing.com｜SpaceX：Starlink launches in Vietnam: SpaceX starts taking orders for satellite internet starting at $43 a month</w:t>
       </w:r>
     </w:p>
     <w:p>
@@ -1452,7 +1386,28 @@
           <w:rFonts w:ascii="Kaiti SC" w:hAnsi="Kaiti SC" w:eastAsia="Kaiti SC" w:cs="Kaiti SC"/>
           <w:sz w:val="21"/>
         </w:rPr>
-        <w:t>[15] 2026-08-12｜Jiemian.com｜蓝箭航天：蓝箭航天朱雀三号遥二运载火箭发射推迟 - Jiemian.com</w:t>
+        <w:t>[15] 2026-08-13｜bing.com｜SpaceX：Starlink launches in Vietnam: SpaceX starts taking orders for satellite internet starting at $43 a month</w:t>
+      </w:r>
+    </w:p>
+    <w:p>
+      <w:pPr>
+        <w:keepLines/>
+        <w:spacing w:after="60"/>
+        <w:ind w:left="369" w:hanging="227"/>
+      </w:pPr>
+      <w:r>
+        <w:rPr>
+          <w:rFonts w:ascii="Kaiti SC" w:hAnsi="Kaiti SC" w:eastAsia="Kaiti SC" w:cs="Kaiti SC"/>
+          <w:sz w:val="21"/>
+        </w:rPr>
+        <w:t xml:space="preserve">✓ </w:t>
+      </w:r>
+      <w:r>
+        <w:rPr>
+          <w:rFonts w:ascii="Kaiti SC" w:hAnsi="Kaiti SC" w:eastAsia="Kaiti SC" w:cs="Kaiti SC"/>
+          <w:sz w:val="21"/>
+        </w:rPr>
+        <w:t>[16] 2026-08-13｜bing.com｜Blue Origin：Kent-Based Blue Origin Returning Florida Launch Complex 36 to 2 Pads</w:t>
       </w:r>
     </w:p>
     <w:sectPr>

--- a/docs/data/reports/daily-documents/latest/previous_daily_report.docx
+++ b/docs/data/reports/daily-documents/latest/previous_daily_report.docx
@@ -26,7 +26,7 @@
           <w:rFonts w:ascii="Kaiti SC" w:hAnsi="Kaiti SC" w:eastAsia="Kaiti SC" w:cs="Kaiti SC"/>
           <w:sz w:val="21"/>
         </w:rPr>
-        <w:t>2026-08-13（上一自然日）</w:t>
+        <w:t>2026-08-14（上一自然日）</w:t>
       </w:r>
     </w:p>
     <w:tbl>
@@ -81,7 +81,7 @@
                 <w:b w:val="0"/>
                 <w:sz w:val="19"/>
               </w:rPr>
-              <w:t>2026-08-13</w:t>
+              <w:t>2026-08-14</w:t>
             </w:r>
           </w:p>
         </w:tc>
@@ -127,7 +127,7 @@
                 <w:b w:val="0"/>
                 <w:sz w:val="19"/>
               </w:rPr>
-              <w:t>27 条 / 4 家</w:t>
+              <w:t>11 条 / 4 家</w:t>
             </w:r>
           </w:p>
         </w:tc>
@@ -173,7 +173,7 @@
                 <w:b w:val="0"/>
                 <w:sz w:val="19"/>
               </w:rPr>
-              <w:t>15 个</w:t>
+              <w:t>7 个</w:t>
             </w:r>
           </w:p>
         </w:tc>
@@ -219,7 +219,7 @@
                 <w:b w:val="0"/>
                 <w:sz w:val="19"/>
               </w:rPr>
-              <w:t>2026-08-14</w:t>
+              <w:t>2026-08-15</w:t>
             </w:r>
           </w:p>
         </w:tc>
@@ -245,7 +245,7 @@
     </w:p>
     <w:p>
       <w:r>
-        <w:t>2026-08-13 共归档 27 条新闻，覆盖 4 家公司、15 个信息来源。 新闻量较多的公司包括 SpaceX、中科宇航、Blue Origin、星河动力。</w:t>
+        <w:t>2026-08-14 共归档 11 条新闻，覆盖 4 家公司、7 个信息来源。 新闻量较多的公司包括 Blue Origin、SpaceX、宇石空间、蓝箭航天。</w:t>
       </w:r>
     </w:p>
     <w:p>
@@ -279,7 +279,7 @@
           <w:rFonts w:ascii="Kaiti SC" w:hAnsi="Kaiti SC" w:eastAsia="Kaiti SC" w:cs="Kaiti SC"/>
           <w:sz w:val="21"/>
         </w:rPr>
-        <w:t>【发射与任务】中科宇航：中科宇航力箭一号拟进行首次海上发射 - 证券时报 （证券时报）</w:t>
+        <w:t>【发射与任务】Blue Origin：Blue Origin outlines plans for second Cape Canaveral launch pad （SpaceNews）</w:t>
       </w:r>
     </w:p>
     <w:p>
@@ -300,7 +300,7 @@
           <w:rFonts w:ascii="Kaiti SC" w:hAnsi="Kaiti SC" w:eastAsia="Kaiti SC" w:cs="Kaiti SC"/>
           <w:sz w:val="21"/>
         </w:rPr>
-        <w:t>【发射与任务】中科宇航：力箭一号遥十七运载火箭顺利出厂，拟于近期执行海上发射任务 - 新浪财经 （新浪财经）</w:t>
+        <w:t>【发射与任务】宇石空间：江苏：拟突破大运力和可重复使用火箭关键技术 强化发射回收验证能力建设 - 证券时报 （证券时报）</w:t>
       </w:r>
     </w:p>
     <w:p>
@@ -321,7 +321,7 @@
           <w:rFonts w:ascii="Kaiti SC" w:hAnsi="Kaiti SC" w:eastAsia="Kaiti SC" w:cs="Kaiti SC"/>
           <w:sz w:val="21"/>
         </w:rPr>
-        <w:t>【发射与任务】中科宇航：中科宇航力箭一号完成总装测试 拟近期海上发射“一箭3星” - 观点网 （观点网）</w:t>
+        <w:t>【发射与任务】Blue Origin：Rocket Report: Rocket Lab shows off its flexibility; Blue Origin's two-pad plan （arstechnica.com）</w:t>
       </w:r>
     </w:p>
     <w:p>
@@ -342,7 +342,7 @@
           <w:rFonts w:ascii="Kaiti SC" w:hAnsi="Kaiti SC" w:eastAsia="Kaiti SC" w:cs="Kaiti SC"/>
           <w:sz w:val="21"/>
         </w:rPr>
-        <w:t>【发射与任务】Blue Origin：Blue Origin to build second launch pad at Cape Canaveral following New Glenn rocket explosion - Yahoo （Yahoo）</w:t>
+        <w:t>【其他动态】SpaceX：SpaceX rocket's moon crash highlights 'a tangible operational risk' of lunar settlement （space.com）</w:t>
       </w:r>
     </w:p>
     <w:p>
@@ -363,7 +363,7 @@
           <w:rFonts w:ascii="Kaiti SC" w:hAnsi="Kaiti SC" w:eastAsia="Kaiti SC" w:cs="Kaiti SC"/>
           <w:sz w:val="21"/>
         </w:rPr>
-        <w:t>【发射与任务】Blue Origin：Blue Origin to build second launch pad at Cape Canaveral following New Glenn rocket explosion - WFTV （WFTV）</w:t>
+        <w:t>【发射与任务】Blue Origin：Blue Origin pushes ahead with second launch pad, new facilities after rocket explosion - The Business Journals （The Business Journals）</w:t>
       </w:r>
     </w:p>
     <w:p>
@@ -384,7 +384,7 @@
           <w:rFonts w:ascii="Kaiti SC" w:hAnsi="Kaiti SC" w:eastAsia="Kaiti SC" w:cs="Kaiti SC"/>
           <w:sz w:val="21"/>
         </w:rPr>
-        <w:t>【监管与政策】SpaceX：SpaceX Finalizes Regulatory Procedures to Close $60 Billion Acquisition of AI Platform Cursor （satnews.com）</w:t>
+        <w:t>【其他动态】SpaceX：SpaceX could buy T-Mobile - and turn Starlink into a global phone network （bing.com）</w:t>
       </w:r>
     </w:p>
     <w:p>
@@ -405,7 +405,7 @@
           <w:rFonts w:ascii="Kaiti SC" w:hAnsi="Kaiti SC" w:eastAsia="Kaiti SC" w:cs="Kaiti SC"/>
           <w:sz w:val="21"/>
         </w:rPr>
-        <w:t>【发射与任务】中科宇航：力箭一号遥十七完成总装测试 将首次海上发射 - DoNews （DoNews）</w:t>
+        <w:t>【发射与任务】蓝箭航天：江苏：拟突破大运力和可重复使用火箭关键技术 强化发射回收验证能力建设 - 新浪财经 （新浪财经）</w:t>
       </w:r>
     </w:p>
     <w:p>
@@ -426,7 +426,7 @@
           <w:rFonts w:ascii="Kaiti SC" w:hAnsi="Kaiti SC" w:eastAsia="Kaiti SC" w:cs="Kaiti SC"/>
           <w:sz w:val="21"/>
         </w:rPr>
-        <w:t>【发射与任务】中科宇航：力箭一号将首次执行海上发射：遥十七火箭拟近期在广东海域发射 - Sohu （Sohu）</w:t>
+        <w:t>【发射与任务】Blue Origin：Blue Origin starts second pad for larger New Glenn during explosion rebuild （bing.com）</w:t>
       </w:r>
     </w:p>
     <w:p>
@@ -447,154 +447,7 @@
           <w:rFonts w:ascii="Kaiti SC" w:hAnsi="Kaiti SC" w:eastAsia="Kaiti SC" w:cs="Kaiti SC"/>
           <w:sz w:val="21"/>
         </w:rPr>
-        <w:t>【其他动态】Blue Origin：Blue Origin lays out Canaveral expansion amid post-explosion rebuild （bing.com）</w:t>
-      </w:r>
-    </w:p>
-    <w:p>
-      <w:pPr>
-        <w:keepLines/>
-        <w:spacing w:after="60"/>
-        <w:ind w:left="369" w:hanging="227"/>
-      </w:pPr>
-      <w:r>
-        <w:rPr>
-          <w:rFonts w:ascii="Kaiti SC" w:hAnsi="Kaiti SC" w:eastAsia="Kaiti SC" w:cs="Kaiti SC"/>
-          <w:sz w:val="21"/>
-        </w:rPr>
-        <w:t xml:space="preserve">➢ </w:t>
-      </w:r>
-      <w:r>
-        <w:rPr>
-          <w:rFonts w:ascii="Kaiti SC" w:hAnsi="Kaiti SC" w:eastAsia="Kaiti SC" w:cs="Kaiti SC"/>
-          <w:sz w:val="21"/>
-        </w:rPr>
-        <w:t>【其他动态】星河动力：星河动力年产24发可重复用液体火箭产业化基地项目在池州正式开工 - Sohu （Sohu）</w:t>
-      </w:r>
-    </w:p>
-    <w:p>
-      <w:pPr>
-        <w:keepLines/>
-        <w:spacing w:after="60"/>
-        <w:ind w:left="369" w:hanging="227"/>
-      </w:pPr>
-      <w:r>
-        <w:rPr>
-          <w:rFonts w:ascii="Kaiti SC" w:hAnsi="Kaiti SC" w:eastAsia="Kaiti SC" w:cs="Kaiti SC"/>
-          <w:sz w:val="21"/>
-        </w:rPr>
-        <w:t xml:space="preserve">➢ </w:t>
-      </w:r>
-      <w:r>
-        <w:rPr>
-          <w:rFonts w:ascii="Kaiti SC" w:hAnsi="Kaiti SC" w:eastAsia="Kaiti SC" w:cs="Kaiti SC"/>
-          <w:sz w:val="21"/>
-        </w:rPr>
-        <w:t>【发射与任务】SpaceX：Starlink Hits 10,971 Active After Double Launch, X Report 13 Aug 2026 - keeptrack.space （keeptrack.space）</w:t>
-      </w:r>
-    </w:p>
-    <w:p>
-      <w:pPr>
-        <w:keepLines/>
-        <w:spacing w:after="60"/>
-        <w:ind w:left="369" w:hanging="227"/>
-      </w:pPr>
-      <w:r>
-        <w:rPr>
-          <w:rFonts w:ascii="Kaiti SC" w:hAnsi="Kaiti SC" w:eastAsia="Kaiti SC" w:cs="Kaiti SC"/>
-          <w:sz w:val="21"/>
-        </w:rPr>
-        <w:t xml:space="preserve">➢ </w:t>
-      </w:r>
-      <w:r>
-        <w:rPr>
-          <w:rFonts w:ascii="Kaiti SC" w:hAnsi="Kaiti SC" w:eastAsia="Kaiti SC" w:cs="Kaiti SC"/>
-          <w:sz w:val="21"/>
-        </w:rPr>
-        <w:t>【发射与任务】Blue Origin：Blue Origin lays out Canaveral expansion amid post-explosion rebuild （bing.com）</w:t>
-      </w:r>
-    </w:p>
-    <w:p>
-      <w:pPr>
-        <w:keepLines/>
-        <w:spacing w:after="60"/>
-        <w:ind w:left="369" w:hanging="227"/>
-      </w:pPr>
-      <w:r>
-        <w:rPr>
-          <w:rFonts w:ascii="Kaiti SC" w:hAnsi="Kaiti SC" w:eastAsia="Kaiti SC" w:cs="Kaiti SC"/>
-          <w:sz w:val="21"/>
-        </w:rPr>
-        <w:t xml:space="preserve">➢ </w:t>
-      </w:r>
-      <w:r>
-        <w:rPr>
-          <w:rFonts w:ascii="Kaiti SC" w:hAnsi="Kaiti SC" w:eastAsia="Kaiti SC" w:cs="Kaiti SC"/>
-          <w:sz w:val="21"/>
-        </w:rPr>
-        <w:t>【发射与任务】SpaceX：Starlink launches in Vietnam: SpaceX starts taking orders for satellite internet starting at $43 a month （bing.com）</w:t>
-      </w:r>
-    </w:p>
-    <w:p>
-      <w:pPr>
-        <w:keepLines/>
-        <w:spacing w:after="60"/>
-        <w:ind w:left="369" w:hanging="227"/>
-      </w:pPr>
-      <w:r>
-        <w:rPr>
-          <w:rFonts w:ascii="Kaiti SC" w:hAnsi="Kaiti SC" w:eastAsia="Kaiti SC" w:cs="Kaiti SC"/>
-          <w:sz w:val="21"/>
-        </w:rPr>
-        <w:t xml:space="preserve">➢ </w:t>
-      </w:r>
-      <w:r>
-        <w:rPr>
-          <w:rFonts w:ascii="Kaiti SC" w:hAnsi="Kaiti SC" w:eastAsia="Kaiti SC" w:cs="Kaiti SC"/>
-          <w:sz w:val="21"/>
-        </w:rPr>
-        <w:t>【发射与任务】SpaceX：Starlink launches in Vietnam: SpaceX starts taking orders for satellite internet starting at $43 a month （bing.com）</w:t>
-      </w:r>
-    </w:p>
-    <w:p>
-      <w:pPr>
-        <w:keepLines/>
-        <w:spacing w:after="60"/>
-        <w:ind w:left="369" w:hanging="227"/>
-      </w:pPr>
-      <w:r>
-        <w:rPr>
-          <w:rFonts w:ascii="Kaiti SC" w:hAnsi="Kaiti SC" w:eastAsia="Kaiti SC" w:cs="Kaiti SC"/>
-          <w:sz w:val="21"/>
-        </w:rPr>
-        <w:t xml:space="preserve">➢ </w:t>
-      </w:r>
-      <w:r>
-        <w:rPr>
-          <w:rFonts w:ascii="Kaiti SC" w:hAnsi="Kaiti SC" w:eastAsia="Kaiti SC" w:cs="Kaiti SC"/>
-          <w:sz w:val="21"/>
-        </w:rPr>
-        <w:t>【发射与任务】SpaceX：Starlink launches in Vietnam: SpaceX starts taking orders for satellite internet starting at $43 a month （bing.com）</w:t>
-      </w:r>
-    </w:p>
-    <w:p>
-      <w:pPr>
-        <w:keepLines/>
-        <w:spacing w:after="60"/>
-        <w:ind w:left="369" w:hanging="227"/>
-      </w:pPr>
-      <w:r>
-        <w:rPr>
-          <w:rFonts w:ascii="Kaiti SC" w:hAnsi="Kaiti SC" w:eastAsia="Kaiti SC" w:cs="Kaiti SC"/>
-          <w:sz w:val="21"/>
-        </w:rPr>
-        <w:t xml:space="preserve">➢ </w:t>
-      </w:r>
-      <w:r>
-        <w:rPr>
-          <w:rFonts w:ascii="Kaiti SC" w:hAnsi="Kaiti SC" w:eastAsia="Kaiti SC" w:cs="Kaiti SC"/>
-          <w:sz w:val="21"/>
-        </w:rPr>
-        <w:t>【发射与任务】Blue Origin：Kent-Based Blue Origin Returning Florida Launch Complex 36 to 2 Pads （bing.com）</w:t>
+        <w:t>【发射与任务】Blue Origin：Blue Origin starts second pad for larger New Glenn during explosion rebuild （bing.com）</w:t>
       </w:r>
     </w:p>
     <w:p>
@@ -732,180 +585,6 @@
                 <w:b w:val="0"/>
                 <w:sz w:val="19"/>
               </w:rPr>
-              <w:t>SpaceX</w:t>
-            </w:r>
-          </w:p>
-        </w:tc>
-        <w:tc>
-          <w:tcPr>
-            <w:tcW w:type="dxa" w:w="2075"/>
-            <w:vAlign w:val="center"/>
-          </w:tcPr>
-          <w:p>
-            <w:pPr>
-              <w:spacing w:after="0" w:line="252" w:lineRule="auto"/>
-              <w:jc w:val="center"/>
-            </w:pPr>
-            <w:r/>
-            <w:r>
-              <w:rPr>
-                <w:rFonts w:ascii="Kaiti SC" w:hAnsi="Kaiti SC" w:eastAsia="Kaiti SC" w:cs="Kaiti SC"/>
-                <w:b w:val="0"/>
-                <w:sz w:val="19"/>
-              </w:rPr>
-              <w:t>10</w:t>
-            </w:r>
-          </w:p>
-        </w:tc>
-        <w:tc>
-          <w:tcPr>
-            <w:tcW w:type="dxa" w:w="2075"/>
-            <w:vAlign w:val="center"/>
-          </w:tcPr>
-          <w:p>
-            <w:pPr>
-              <w:spacing w:after="0" w:line="252" w:lineRule="auto"/>
-              <w:jc w:val="center"/>
-            </w:pPr>
-            <w:r/>
-            <w:r>
-              <w:rPr>
-                <w:rFonts w:ascii="Kaiti SC" w:hAnsi="Kaiti SC" w:eastAsia="Kaiti SC" w:cs="Kaiti SC"/>
-                <w:b w:val="0"/>
-                <w:sz w:val="19"/>
-              </w:rPr>
-              <w:t>监管与政策、发射与任务、其他动态、订单与合作</w:t>
-            </w:r>
-          </w:p>
-        </w:tc>
-        <w:tc>
-          <w:tcPr>
-            <w:tcW w:type="dxa" w:w="2075"/>
-            <w:vAlign w:val="center"/>
-          </w:tcPr>
-          <w:p>
-            <w:pPr>
-              <w:spacing w:after="0" w:line="252" w:lineRule="auto"/>
-            </w:pPr>
-            <w:r/>
-            <w:r>
-              <w:rPr>
-                <w:rFonts w:ascii="Kaiti SC" w:hAnsi="Kaiti SC" w:eastAsia="Kaiti SC" w:cs="Kaiti SC"/>
-                <w:b w:val="0"/>
-                <w:sz w:val="19"/>
-              </w:rPr>
-              <w:t>SpaceX Finalizes Regulatory Procedures to Close $60 Billion Acquisition of AI Platform Cursor</w:t>
-            </w:r>
-          </w:p>
-        </w:tc>
-      </w:tr>
-      <w:tr>
-        <w:trPr>
-          <w:cantSplit/>
-        </w:trPr>
-        <w:tc>
-          <w:tcPr>
-            <w:tcW w:type="dxa" w:w="2075"/>
-            <w:vAlign w:val="center"/>
-          </w:tcPr>
-          <w:p>
-            <w:pPr>
-              <w:spacing w:after="0" w:line="252" w:lineRule="auto"/>
-            </w:pPr>
-            <w:r/>
-            <w:r>
-              <w:rPr>
-                <w:rFonts w:ascii="Kaiti SC" w:hAnsi="Kaiti SC" w:eastAsia="Kaiti SC" w:cs="Kaiti SC"/>
-                <w:b w:val="0"/>
-                <w:sz w:val="19"/>
-              </w:rPr>
-              <w:t>中科宇航</w:t>
-            </w:r>
-          </w:p>
-        </w:tc>
-        <w:tc>
-          <w:tcPr>
-            <w:tcW w:type="dxa" w:w="2075"/>
-            <w:vAlign w:val="center"/>
-          </w:tcPr>
-          <w:p>
-            <w:pPr>
-              <w:spacing w:after="0" w:line="252" w:lineRule="auto"/>
-              <w:jc w:val="center"/>
-            </w:pPr>
-            <w:r/>
-            <w:r>
-              <w:rPr>
-                <w:rFonts w:ascii="Kaiti SC" w:hAnsi="Kaiti SC" w:eastAsia="Kaiti SC" w:cs="Kaiti SC"/>
-                <w:b w:val="0"/>
-                <w:sz w:val="19"/>
-              </w:rPr>
-              <w:t>9</w:t>
-            </w:r>
-          </w:p>
-        </w:tc>
-        <w:tc>
-          <w:tcPr>
-            <w:tcW w:type="dxa" w:w="2075"/>
-            <w:vAlign w:val="center"/>
-          </w:tcPr>
-          <w:p>
-            <w:pPr>
-              <w:spacing w:after="0" w:line="252" w:lineRule="auto"/>
-              <w:jc w:val="center"/>
-            </w:pPr>
-            <w:r/>
-            <w:r>
-              <w:rPr>
-                <w:rFonts w:ascii="Kaiti SC" w:hAnsi="Kaiti SC" w:eastAsia="Kaiti SC" w:cs="Kaiti SC"/>
-                <w:b w:val="0"/>
-                <w:sz w:val="19"/>
-              </w:rPr>
-              <w:t>发射与任务</w:t>
-            </w:r>
-          </w:p>
-        </w:tc>
-        <w:tc>
-          <w:tcPr>
-            <w:tcW w:type="dxa" w:w="2075"/>
-            <w:vAlign w:val="center"/>
-          </w:tcPr>
-          <w:p>
-            <w:pPr>
-              <w:spacing w:after="0" w:line="252" w:lineRule="auto"/>
-            </w:pPr>
-            <w:r/>
-            <w:r>
-              <w:rPr>
-                <w:rFonts w:ascii="Kaiti SC" w:hAnsi="Kaiti SC" w:eastAsia="Kaiti SC" w:cs="Kaiti SC"/>
-                <w:b w:val="0"/>
-                <w:sz w:val="19"/>
-              </w:rPr>
-              <w:t>中科宇航力箭一号拟进行首次海上发射 - 证券时报</w:t>
-            </w:r>
-          </w:p>
-        </w:tc>
-      </w:tr>
-      <w:tr>
-        <w:trPr>
-          <w:cantSplit/>
-        </w:trPr>
-        <w:tc>
-          <w:tcPr>
-            <w:tcW w:type="dxa" w:w="2075"/>
-            <w:vAlign w:val="center"/>
-          </w:tcPr>
-          <w:p>
-            <w:pPr>
-              <w:spacing w:after="0" w:line="252" w:lineRule="auto"/>
-            </w:pPr>
-            <w:r/>
-            <w:r>
-              <w:rPr>
-                <w:rFonts w:ascii="Kaiti SC" w:hAnsi="Kaiti SC" w:eastAsia="Kaiti SC" w:cs="Kaiti SC"/>
-                <w:b w:val="0"/>
-                <w:sz w:val="19"/>
-              </w:rPr>
               <w:t>Blue Origin</w:t>
             </w:r>
           </w:p>
@@ -948,7 +627,7 @@
                 <w:b w:val="0"/>
                 <w:sz w:val="19"/>
               </w:rPr>
-              <w:t>发射与任务、其他动态</w:t>
+              <w:t>发射与任务</w:t>
             </w:r>
           </w:p>
         </w:tc>
@@ -968,7 +647,7 @@
                 <w:b w:val="0"/>
                 <w:sz w:val="19"/>
               </w:rPr>
-              <w:t>Blue Origin to build second launch pad at Cape Canaveral following New Glenn rocket explosion - Yahoo</w:t>
+              <w:t>Blue Origin outlines plans for second Cape Canaveral launch pad</w:t>
             </w:r>
           </w:p>
         </w:tc>
@@ -993,7 +672,94 @@
                 <w:b w:val="0"/>
                 <w:sz w:val="19"/>
               </w:rPr>
-              <w:t>星河动力</w:t>
+              <w:t>SpaceX</w:t>
+            </w:r>
+          </w:p>
+        </w:tc>
+        <w:tc>
+          <w:tcPr>
+            <w:tcW w:type="dxa" w:w="2075"/>
+            <w:vAlign w:val="center"/>
+          </w:tcPr>
+          <w:p>
+            <w:pPr>
+              <w:spacing w:after="0" w:line="252" w:lineRule="auto"/>
+              <w:jc w:val="center"/>
+            </w:pPr>
+            <w:r/>
+            <w:r>
+              <w:rPr>
+                <w:rFonts w:ascii="Kaiti SC" w:hAnsi="Kaiti SC" w:eastAsia="Kaiti SC" w:cs="Kaiti SC"/>
+                <w:b w:val="0"/>
+                <w:sz w:val="19"/>
+              </w:rPr>
+              <w:t>2</w:t>
+            </w:r>
+          </w:p>
+        </w:tc>
+        <w:tc>
+          <w:tcPr>
+            <w:tcW w:type="dxa" w:w="2075"/>
+            <w:vAlign w:val="center"/>
+          </w:tcPr>
+          <w:p>
+            <w:pPr>
+              <w:spacing w:after="0" w:line="252" w:lineRule="auto"/>
+              <w:jc w:val="center"/>
+            </w:pPr>
+            <w:r/>
+            <w:r>
+              <w:rPr>
+                <w:rFonts w:ascii="Kaiti SC" w:hAnsi="Kaiti SC" w:eastAsia="Kaiti SC" w:cs="Kaiti SC"/>
+                <w:b w:val="0"/>
+                <w:sz w:val="19"/>
+              </w:rPr>
+              <w:t>其他动态</w:t>
+            </w:r>
+          </w:p>
+        </w:tc>
+        <w:tc>
+          <w:tcPr>
+            <w:tcW w:type="dxa" w:w="2075"/>
+            <w:vAlign w:val="center"/>
+          </w:tcPr>
+          <w:p>
+            <w:pPr>
+              <w:spacing w:after="0" w:line="252" w:lineRule="auto"/>
+            </w:pPr>
+            <w:r/>
+            <w:r>
+              <w:rPr>
+                <w:rFonts w:ascii="Kaiti SC" w:hAnsi="Kaiti SC" w:eastAsia="Kaiti SC" w:cs="Kaiti SC"/>
+                <w:b w:val="0"/>
+                <w:sz w:val="19"/>
+              </w:rPr>
+              <w:t>SpaceX rocket's moon crash highlights 'a tangible operational risk' of lunar settlement</w:t>
+            </w:r>
+          </w:p>
+        </w:tc>
+      </w:tr>
+      <w:tr>
+        <w:trPr>
+          <w:cantSplit/>
+        </w:trPr>
+        <w:tc>
+          <w:tcPr>
+            <w:tcW w:type="dxa" w:w="2075"/>
+            <w:vAlign w:val="center"/>
+          </w:tcPr>
+          <w:p>
+            <w:pPr>
+              <w:spacing w:after="0" w:line="252" w:lineRule="auto"/>
+            </w:pPr>
+            <w:r/>
+            <w:r>
+              <w:rPr>
+                <w:rFonts w:ascii="Kaiti SC" w:hAnsi="Kaiti SC" w:eastAsia="Kaiti SC" w:cs="Kaiti SC"/>
+                <w:b w:val="0"/>
+                <w:sz w:val="19"/>
+              </w:rPr>
+              <w:t>宇石空间</w:t>
             </w:r>
           </w:p>
         </w:tc>
@@ -1035,7 +801,7 @@
                 <w:b w:val="0"/>
                 <w:sz w:val="19"/>
               </w:rPr>
-              <w:t>其他动态</w:t>
+              <w:t>发射与任务</w:t>
             </w:r>
           </w:p>
         </w:tc>
@@ -1055,7 +821,94 @@
                 <w:b w:val="0"/>
                 <w:sz w:val="19"/>
               </w:rPr>
-              <w:t>星河动力年产24发可重复用液体火箭产业化基地项目在池州正式开工 - Sohu</w:t>
+              <w:t>江苏：拟突破大运力和可重复使用火箭关键技术 强化发射回收验证能力建设 - 证券时报</w:t>
+            </w:r>
+          </w:p>
+        </w:tc>
+      </w:tr>
+      <w:tr>
+        <w:trPr>
+          <w:cantSplit/>
+        </w:trPr>
+        <w:tc>
+          <w:tcPr>
+            <w:tcW w:type="dxa" w:w="2075"/>
+            <w:vAlign w:val="center"/>
+          </w:tcPr>
+          <w:p>
+            <w:pPr>
+              <w:spacing w:after="0" w:line="252" w:lineRule="auto"/>
+            </w:pPr>
+            <w:r/>
+            <w:r>
+              <w:rPr>
+                <w:rFonts w:ascii="Kaiti SC" w:hAnsi="Kaiti SC" w:eastAsia="Kaiti SC" w:cs="Kaiti SC"/>
+                <w:b w:val="0"/>
+                <w:sz w:val="19"/>
+              </w:rPr>
+              <w:t>蓝箭航天</w:t>
+            </w:r>
+          </w:p>
+        </w:tc>
+        <w:tc>
+          <w:tcPr>
+            <w:tcW w:type="dxa" w:w="2075"/>
+            <w:vAlign w:val="center"/>
+          </w:tcPr>
+          <w:p>
+            <w:pPr>
+              <w:spacing w:after="0" w:line="252" w:lineRule="auto"/>
+              <w:jc w:val="center"/>
+            </w:pPr>
+            <w:r/>
+            <w:r>
+              <w:rPr>
+                <w:rFonts w:ascii="Kaiti SC" w:hAnsi="Kaiti SC" w:eastAsia="Kaiti SC" w:cs="Kaiti SC"/>
+                <w:b w:val="0"/>
+                <w:sz w:val="19"/>
+              </w:rPr>
+              <w:t>1</w:t>
+            </w:r>
+          </w:p>
+        </w:tc>
+        <w:tc>
+          <w:tcPr>
+            <w:tcW w:type="dxa" w:w="2075"/>
+            <w:vAlign w:val="center"/>
+          </w:tcPr>
+          <w:p>
+            <w:pPr>
+              <w:spacing w:after="0" w:line="252" w:lineRule="auto"/>
+              <w:jc w:val="center"/>
+            </w:pPr>
+            <w:r/>
+            <w:r>
+              <w:rPr>
+                <w:rFonts w:ascii="Kaiti SC" w:hAnsi="Kaiti SC" w:eastAsia="Kaiti SC" w:cs="Kaiti SC"/>
+                <w:b w:val="0"/>
+                <w:sz w:val="19"/>
+              </w:rPr>
+              <w:t>发射与任务</w:t>
+            </w:r>
+          </w:p>
+        </w:tc>
+        <w:tc>
+          <w:tcPr>
+            <w:tcW w:type="dxa" w:w="2075"/>
+            <w:vAlign w:val="center"/>
+          </w:tcPr>
+          <w:p>
+            <w:pPr>
+              <w:spacing w:after="0" w:line="252" w:lineRule="auto"/>
+            </w:pPr>
+            <w:r/>
+            <w:r>
+              <w:rPr>
+                <w:rFonts w:ascii="Kaiti SC" w:hAnsi="Kaiti SC" w:eastAsia="Kaiti SC" w:cs="Kaiti SC"/>
+                <w:b w:val="0"/>
+                <w:sz w:val="19"/>
+              </w:rPr>
+              <w:t>江苏：拟突破大运力和可重复使用火箭关键技术 强化发射回收验证能力建设 - 新浪财经</w:t>
             </w:r>
           </w:p>
         </w:tc>
@@ -1092,7 +945,7 @@
           <w:rFonts w:ascii="Kaiti SC" w:hAnsi="Kaiti SC" w:eastAsia="Kaiti SC" w:cs="Kaiti SC"/>
           <w:sz w:val="21"/>
         </w:rPr>
-        <w:t>[1] 2026-08-13｜证券时报｜中科宇航：中科宇航力箭一号拟进行首次海上发射 - 证券时报</w:t>
+        <w:t>[1] 2026-08-14｜SpaceNews｜Blue Origin：Blue Origin outlines plans for second Cape Canaveral launch pad</w:t>
       </w:r>
     </w:p>
     <w:p>
@@ -1113,7 +966,7 @@
           <w:rFonts w:ascii="Kaiti SC" w:hAnsi="Kaiti SC" w:eastAsia="Kaiti SC" w:cs="Kaiti SC"/>
           <w:sz w:val="21"/>
         </w:rPr>
-        <w:t>[2] 2026-08-13｜新浪财经｜中科宇航：力箭一号遥十七运载火箭顺利出厂，拟于近期执行海上发射任务 - 新浪财经</w:t>
+        <w:t>[2] 2026-08-14｜证券时报｜宇石空间：江苏：拟突破大运力和可重复使用火箭关键技术 强化发射回收验证能力建设 - 证券时报</w:t>
       </w:r>
     </w:p>
     <w:p>
@@ -1134,7 +987,7 @@
           <w:rFonts w:ascii="Kaiti SC" w:hAnsi="Kaiti SC" w:eastAsia="Kaiti SC" w:cs="Kaiti SC"/>
           <w:sz w:val="21"/>
         </w:rPr>
-        <w:t>[3] 2026-08-13｜观点网｜中科宇航：中科宇航力箭一号完成总装测试 拟近期海上发射“一箭3星” - 观点网</w:t>
+        <w:t>[3] 2026-08-14｜arstechnica.com｜Blue Origin：Rocket Report: Rocket Lab shows off its flexibility; Blue Origin's two-pad plan</w:t>
       </w:r>
     </w:p>
     <w:p>
@@ -1155,7 +1008,7 @@
           <w:rFonts w:ascii="Kaiti SC" w:hAnsi="Kaiti SC" w:eastAsia="Kaiti SC" w:cs="Kaiti SC"/>
           <w:sz w:val="21"/>
         </w:rPr>
-        <w:t>[4] 2026-08-13｜Yahoo｜Blue Origin：Blue Origin to build second launch pad at Cape Canaveral following New Glenn rocket explosion - Yahoo</w:t>
+        <w:t>[4] 2026-08-14｜space.com｜SpaceX：SpaceX rocket's moon crash highlights 'a tangible operational risk' of lunar settlement</w:t>
       </w:r>
     </w:p>
     <w:p>
@@ -1176,7 +1029,7 @@
           <w:rFonts w:ascii="Kaiti SC" w:hAnsi="Kaiti SC" w:eastAsia="Kaiti SC" w:cs="Kaiti SC"/>
           <w:sz w:val="21"/>
         </w:rPr>
-        <w:t>[5] 2026-08-13｜WFTV｜Blue Origin：Blue Origin to build second launch pad at Cape Canaveral following New Glenn rocket explosion - WFTV</w:t>
+        <w:t>[5] 2026-08-14｜The Business Journals｜Blue Origin：Blue Origin pushes ahead with second launch pad, new facilities after rocket explosion - The Business Journals</w:t>
       </w:r>
     </w:p>
     <w:p>
@@ -1197,7 +1050,7 @@
           <w:rFonts w:ascii="Kaiti SC" w:hAnsi="Kaiti SC" w:eastAsia="Kaiti SC" w:cs="Kaiti SC"/>
           <w:sz w:val="21"/>
         </w:rPr>
-        <w:t>[6] 2026-08-13｜satnews.com｜SpaceX：SpaceX Finalizes Regulatory Procedures to Close $60 Billion Acquisition of AI Platform Cursor</w:t>
+        <w:t>[6] 2026-08-14｜bing.com｜SpaceX：SpaceX could buy T-Mobile - and turn Starlink into a global phone network</w:t>
       </w:r>
     </w:p>
     <w:p>
@@ -1218,7 +1071,7 @@
           <w:rFonts w:ascii="Kaiti SC" w:hAnsi="Kaiti SC" w:eastAsia="Kaiti SC" w:cs="Kaiti SC"/>
           <w:sz w:val="21"/>
         </w:rPr>
-        <w:t>[7] 2026-08-13｜DoNews｜中科宇航：力箭一号遥十七完成总装测试 将首次海上发射 - DoNews</w:t>
+        <w:t>[7] 2026-08-14｜新浪财经｜蓝箭航天：江苏：拟突破大运力和可重复使用火箭关键技术 强化发射回收验证能力建设 - 新浪财经</w:t>
       </w:r>
     </w:p>
     <w:p>
@@ -1239,7 +1092,7 @@
           <w:rFonts w:ascii="Kaiti SC" w:hAnsi="Kaiti SC" w:eastAsia="Kaiti SC" w:cs="Kaiti SC"/>
           <w:sz w:val="21"/>
         </w:rPr>
-        <w:t>[8] 2026-08-13｜Sohu｜中科宇航：力箭一号将首次执行海上发射：遥十七火箭拟近期在广东海域发射 - Sohu</w:t>
+        <w:t>[8] 2026-08-14｜bing.com｜Blue Origin：Blue Origin starts second pad for larger New Glenn during explosion rebuild</w:t>
       </w:r>
     </w:p>
     <w:p>
@@ -1260,154 +1113,7 @@
           <w:rFonts w:ascii="Kaiti SC" w:hAnsi="Kaiti SC" w:eastAsia="Kaiti SC" w:cs="Kaiti SC"/>
           <w:sz w:val="21"/>
         </w:rPr>
-        <w:t>[9] 2026-08-13｜bing.com｜Blue Origin：Blue Origin lays out Canaveral expansion amid post-explosion rebuild</w:t>
-      </w:r>
-    </w:p>
-    <w:p>
-      <w:pPr>
-        <w:keepLines/>
-        <w:spacing w:after="60"/>
-        <w:ind w:left="369" w:hanging="227"/>
-      </w:pPr>
-      <w:r>
-        <w:rPr>
-          <w:rFonts w:ascii="Kaiti SC" w:hAnsi="Kaiti SC" w:eastAsia="Kaiti SC" w:cs="Kaiti SC"/>
-          <w:sz w:val="21"/>
-        </w:rPr>
-        <w:t xml:space="preserve">✓ </w:t>
-      </w:r>
-      <w:r>
-        <w:rPr>
-          <w:rFonts w:ascii="Kaiti SC" w:hAnsi="Kaiti SC" w:eastAsia="Kaiti SC" w:cs="Kaiti SC"/>
-          <w:sz w:val="21"/>
-        </w:rPr>
-        <w:t>[10] 2026-08-13｜Sohu｜星河动力：星河动力年产24发可重复用液体火箭产业化基地项目在池州正式开工 - Sohu</w:t>
-      </w:r>
-    </w:p>
-    <w:p>
-      <w:pPr>
-        <w:keepLines/>
-        <w:spacing w:after="60"/>
-        <w:ind w:left="369" w:hanging="227"/>
-      </w:pPr>
-      <w:r>
-        <w:rPr>
-          <w:rFonts w:ascii="Kaiti SC" w:hAnsi="Kaiti SC" w:eastAsia="Kaiti SC" w:cs="Kaiti SC"/>
-          <w:sz w:val="21"/>
-        </w:rPr>
-        <w:t xml:space="preserve">✓ </w:t>
-      </w:r>
-      <w:r>
-        <w:rPr>
-          <w:rFonts w:ascii="Kaiti SC" w:hAnsi="Kaiti SC" w:eastAsia="Kaiti SC" w:cs="Kaiti SC"/>
-          <w:sz w:val="21"/>
-        </w:rPr>
-        <w:t>[11] 2026-08-13｜keeptrack.space｜SpaceX：Starlink Hits 10,971 Active After Double Launch, X Report 13 Aug 2026 - keeptrack.space</w:t>
-      </w:r>
-    </w:p>
-    <w:p>
-      <w:pPr>
-        <w:keepLines/>
-        <w:spacing w:after="60"/>
-        <w:ind w:left="369" w:hanging="227"/>
-      </w:pPr>
-      <w:r>
-        <w:rPr>
-          <w:rFonts w:ascii="Kaiti SC" w:hAnsi="Kaiti SC" w:eastAsia="Kaiti SC" w:cs="Kaiti SC"/>
-          <w:sz w:val="21"/>
-        </w:rPr>
-        <w:t xml:space="preserve">✓ </w:t>
-      </w:r>
-      <w:r>
-        <w:rPr>
-          <w:rFonts w:ascii="Kaiti SC" w:hAnsi="Kaiti SC" w:eastAsia="Kaiti SC" w:cs="Kaiti SC"/>
-          <w:sz w:val="21"/>
-        </w:rPr>
-        <w:t>[12] 2026-08-13｜bing.com｜Blue Origin：Blue Origin lays out Canaveral expansion amid post-explosion rebuild</w:t>
-      </w:r>
-    </w:p>
-    <w:p>
-      <w:pPr>
-        <w:keepLines/>
-        <w:spacing w:after="60"/>
-        <w:ind w:left="369" w:hanging="227"/>
-      </w:pPr>
-      <w:r>
-        <w:rPr>
-          <w:rFonts w:ascii="Kaiti SC" w:hAnsi="Kaiti SC" w:eastAsia="Kaiti SC" w:cs="Kaiti SC"/>
-          <w:sz w:val="21"/>
-        </w:rPr>
-        <w:t xml:space="preserve">✓ </w:t>
-      </w:r>
-      <w:r>
-        <w:rPr>
-          <w:rFonts w:ascii="Kaiti SC" w:hAnsi="Kaiti SC" w:eastAsia="Kaiti SC" w:cs="Kaiti SC"/>
-          <w:sz w:val="21"/>
-        </w:rPr>
-        <w:t>[13] 2026-08-13｜bing.com｜SpaceX：Starlink launches in Vietnam: SpaceX starts taking orders for satellite internet starting at $43 a month</w:t>
-      </w:r>
-    </w:p>
-    <w:p>
-      <w:pPr>
-        <w:keepLines/>
-        <w:spacing w:after="60"/>
-        <w:ind w:left="369" w:hanging="227"/>
-      </w:pPr>
-      <w:r>
-        <w:rPr>
-          <w:rFonts w:ascii="Kaiti SC" w:hAnsi="Kaiti SC" w:eastAsia="Kaiti SC" w:cs="Kaiti SC"/>
-          <w:sz w:val="21"/>
-        </w:rPr>
-        <w:t xml:space="preserve">✓ </w:t>
-      </w:r>
-      <w:r>
-        <w:rPr>
-          <w:rFonts w:ascii="Kaiti SC" w:hAnsi="Kaiti SC" w:eastAsia="Kaiti SC" w:cs="Kaiti SC"/>
-          <w:sz w:val="21"/>
-        </w:rPr>
-        <w:t>[14] 2026-08-13｜bing.com｜SpaceX：Starlink launches in Vietnam: SpaceX starts taking orders for satellite internet starting at $43 a month</w:t>
-      </w:r>
-    </w:p>
-    <w:p>
-      <w:pPr>
-        <w:keepLines/>
-        <w:spacing w:after="60"/>
-        <w:ind w:left="369" w:hanging="227"/>
-      </w:pPr>
-      <w:r>
-        <w:rPr>
-          <w:rFonts w:ascii="Kaiti SC" w:hAnsi="Kaiti SC" w:eastAsia="Kaiti SC" w:cs="Kaiti SC"/>
-          <w:sz w:val="21"/>
-        </w:rPr>
-        <w:t xml:space="preserve">✓ </w:t>
-      </w:r>
-      <w:r>
-        <w:rPr>
-          <w:rFonts w:ascii="Kaiti SC" w:hAnsi="Kaiti SC" w:eastAsia="Kaiti SC" w:cs="Kaiti SC"/>
-          <w:sz w:val="21"/>
-        </w:rPr>
-        <w:t>[15] 2026-08-13｜bing.com｜SpaceX：Starlink launches in Vietnam: SpaceX starts taking orders for satellite internet starting at $43 a month</w:t>
-      </w:r>
-    </w:p>
-    <w:p>
-      <w:pPr>
-        <w:keepLines/>
-        <w:spacing w:after="60"/>
-        <w:ind w:left="369" w:hanging="227"/>
-      </w:pPr>
-      <w:r>
-        <w:rPr>
-          <w:rFonts w:ascii="Kaiti SC" w:hAnsi="Kaiti SC" w:eastAsia="Kaiti SC" w:cs="Kaiti SC"/>
-          <w:sz w:val="21"/>
-        </w:rPr>
-        <w:t xml:space="preserve">✓ </w:t>
-      </w:r>
-      <w:r>
-        <w:rPr>
-          <w:rFonts w:ascii="Kaiti SC" w:hAnsi="Kaiti SC" w:eastAsia="Kaiti SC" w:cs="Kaiti SC"/>
-          <w:sz w:val="21"/>
-        </w:rPr>
-        <w:t>[16] 2026-08-13｜bing.com｜Blue Origin：Kent-Based Blue Origin Returning Florida Launch Complex 36 to 2 Pads</w:t>
+        <w:t>[9] 2026-08-14｜bing.com｜Blue Origin：Blue Origin starts second pad for larger New Glenn during explosion rebuild</w:t>
       </w:r>
     </w:p>
     <w:sectPr>

--- a/docs/data/reports/daily-documents/latest/previous_daily_report.docx
+++ b/docs/data/reports/daily-documents/latest/previous_daily_report.docx
@@ -26,7 +26,7 @@
           <w:rFonts w:ascii="Kaiti SC" w:hAnsi="Kaiti SC" w:eastAsia="Kaiti SC" w:cs="Kaiti SC"/>
           <w:sz w:val="21"/>
         </w:rPr>
-        <w:t>2026-08-14（上一自然日）</w:t>
+        <w:t>2026-08-15（上一自然日）</w:t>
       </w:r>
     </w:p>
     <w:tbl>
@@ -81,7 +81,7 @@
                 <w:b w:val="0"/>
                 <w:sz w:val="19"/>
               </w:rPr>
-              <w:t>2026-08-14</w:t>
+              <w:t>2026-08-15</w:t>
             </w:r>
           </w:p>
         </w:tc>
@@ -127,7 +127,7 @@
                 <w:b w:val="0"/>
                 <w:sz w:val="19"/>
               </w:rPr>
-              <w:t>11 条 / 4 家</w:t>
+              <w:t>7 条 / 4 家</w:t>
             </w:r>
           </w:p>
         </w:tc>
@@ -219,7 +219,7 @@
                 <w:b w:val="0"/>
                 <w:sz w:val="19"/>
               </w:rPr>
-              <w:t>2026-08-15</w:t>
+              <w:t>2026-08-16</w:t>
             </w:r>
           </w:p>
         </w:tc>
@@ -245,7 +245,7 @@
     </w:p>
     <w:p>
       <w:r>
-        <w:t>2026-08-14 共归档 11 条新闻，覆盖 4 家公司、7 个信息来源。 新闻量较多的公司包括 Blue Origin、SpaceX、宇石空间、蓝箭航天。</w:t>
+        <w:t>2026-08-15 共归档 7 条新闻，覆盖 4 家公司、7 个信息来源。 新闻量较多的公司包括 星际荣耀、SpaceX、中科宇航、垣信卫星。</w:t>
       </w:r>
     </w:p>
     <w:p>
@@ -279,7 +279,7 @@
           <w:rFonts w:ascii="Kaiti SC" w:hAnsi="Kaiti SC" w:eastAsia="Kaiti SC" w:cs="Kaiti SC"/>
           <w:sz w:val="21"/>
         </w:rPr>
-        <w:t>【发射与任务】Blue Origin：Blue Origin outlines plans for second Cape Canaveral launch pad （SpaceNews）</w:t>
+        <w:t>【发射与任务】星际荣耀：星际荣耀SQX-3运载火箭整流罩静力试验取得成功 - 证券时报 （证券时报）</w:t>
       </w:r>
     </w:p>
     <w:p>
@@ -300,7 +300,7 @@
           <w:rFonts w:ascii="Kaiti SC" w:hAnsi="Kaiti SC" w:eastAsia="Kaiti SC" w:cs="Kaiti SC"/>
           <w:sz w:val="21"/>
         </w:rPr>
-        <w:t>【发射与任务】宇石空间：江苏：拟突破大运力和可重复使用火箭关键技术 强化发射回收验证能力建设 - 证券时报 （证券时报）</w:t>
+        <w:t>【发射与任务】星际荣耀：14:46:53【星际荣耀SQX-3运载火箭整流罩静力试验取得成功】 - 财联社 （财联社）</w:t>
       </w:r>
     </w:p>
     <w:p>
@@ -321,7 +321,7 @@
           <w:rFonts w:ascii="Kaiti SC" w:hAnsi="Kaiti SC" w:eastAsia="Kaiti SC" w:cs="Kaiti SC"/>
           <w:sz w:val="21"/>
         </w:rPr>
-        <w:t>【发射与任务】Blue Origin：Rocket Report: Rocket Lab shows off its flexibility; Blue Origin's two-pad plan （arstechnica.com）</w:t>
+        <w:t>【发射与任务】星际荣耀：星际荣耀SQX-3运载火箭整流罩静力试验取得成功星际荣耀SQX-3运载火箭整流罩静力试验取得成功 - 36 Kr （36 Kr）</w:t>
       </w:r>
     </w:p>
     <w:p>
@@ -342,7 +342,7 @@
           <w:rFonts w:ascii="Kaiti SC" w:hAnsi="Kaiti SC" w:eastAsia="Kaiti SC" w:cs="Kaiti SC"/>
           <w:sz w:val="21"/>
         </w:rPr>
-        <w:t>【其他动态】SpaceX：SpaceX rocket's moon crash highlights 'a tangible operational risk' of lunar settlement （space.com）</w:t>
+        <w:t>【发射与任务】中科宇航：国防军工行业周报：力箭一号遥十七火箭拟近期在广东海域实施首次海上发射_行业研究_研报 - stock.stockstar.com （stock.stockstar.com）</w:t>
       </w:r>
     </w:p>
     <w:p>
@@ -363,7 +363,7 @@
           <w:rFonts w:ascii="Kaiti SC" w:hAnsi="Kaiti SC" w:eastAsia="Kaiti SC" w:cs="Kaiti SC"/>
           <w:sz w:val="21"/>
         </w:rPr>
-        <w:t>【发射与任务】Blue Origin：Blue Origin pushes ahead with second launch pad, new facilities after rocket explosion - The Business Journals （The Business Journals）</w:t>
+        <w:t>【发射与任务】星际荣耀：距首飞更近一步，星际荣耀 SQX-3 运载火箭整流罩静力试验取得成功 - 新浪财经 （新浪财经）</w:t>
       </w:r>
     </w:p>
     <w:p>
@@ -384,7 +384,7 @@
           <w:rFonts w:ascii="Kaiti SC" w:hAnsi="Kaiti SC" w:eastAsia="Kaiti SC" w:cs="Kaiti SC"/>
           <w:sz w:val="21"/>
         </w:rPr>
-        <w:t>【其他动态】SpaceX：SpaceX could buy T-Mobile - and turn Starlink into a global phone network （bing.com）</w:t>
+        <w:t>【其他动态】SpaceX：Norway’s Sovereign Wealth Fund Expands AST SpaceMobile Stake and Discloses $1.22 Billion SpaceX Holding （satnews.com）</w:t>
       </w:r>
     </w:p>
     <w:p>
@@ -405,49 +405,7 @@
           <w:rFonts w:ascii="Kaiti SC" w:hAnsi="Kaiti SC" w:eastAsia="Kaiti SC" w:cs="Kaiti SC"/>
           <w:sz w:val="21"/>
         </w:rPr>
-        <w:t>【发射与任务】蓝箭航天：江苏：拟突破大运力和可重复使用火箭关键技术 强化发射回收验证能力建设 - 新浪财经 （新浪财经）</w:t>
-      </w:r>
-    </w:p>
-    <w:p>
-      <w:pPr>
-        <w:keepLines/>
-        <w:spacing w:after="60"/>
-        <w:ind w:left="369" w:hanging="227"/>
-      </w:pPr>
-      <w:r>
-        <w:rPr>
-          <w:rFonts w:ascii="Kaiti SC" w:hAnsi="Kaiti SC" w:eastAsia="Kaiti SC" w:cs="Kaiti SC"/>
-          <w:sz w:val="21"/>
-        </w:rPr>
-        <w:t xml:space="preserve">➢ </w:t>
-      </w:r>
-      <w:r>
-        <w:rPr>
-          <w:rFonts w:ascii="Kaiti SC" w:hAnsi="Kaiti SC" w:eastAsia="Kaiti SC" w:cs="Kaiti SC"/>
-          <w:sz w:val="21"/>
-        </w:rPr>
-        <w:t>【发射与任务】Blue Origin：Blue Origin starts second pad for larger New Glenn during explosion rebuild （bing.com）</w:t>
-      </w:r>
-    </w:p>
-    <w:p>
-      <w:pPr>
-        <w:keepLines/>
-        <w:spacing w:after="60"/>
-        <w:ind w:left="369" w:hanging="227"/>
-      </w:pPr>
-      <w:r>
-        <w:rPr>
-          <w:rFonts w:ascii="Kaiti SC" w:hAnsi="Kaiti SC" w:eastAsia="Kaiti SC" w:cs="Kaiti SC"/>
-          <w:sz w:val="21"/>
-        </w:rPr>
-        <w:t xml:space="preserve">➢ </w:t>
-      </w:r>
-      <w:r>
-        <w:rPr>
-          <w:rFonts w:ascii="Kaiti SC" w:hAnsi="Kaiti SC" w:eastAsia="Kaiti SC" w:cs="Kaiti SC"/>
-          <w:sz w:val="21"/>
-        </w:rPr>
-        <w:t>【发射与任务】Blue Origin：Blue Origin starts second pad for larger New Glenn during explosion rebuild （bing.com）</w:t>
+        <w:t>【其他动态】垣信卫星：10元月租，手机直连卫星，你愿意吗？千帆星座奔向大众商用，看东方明珠如何打通天地AI商业闭环 - 财富号 （财富号）</w:t>
       </w:r>
     </w:p>
     <w:p>
@@ -585,7 +543,7 @@
                 <w:b w:val="0"/>
                 <w:sz w:val="19"/>
               </w:rPr>
-              <w:t>Blue Origin</w:t>
+              <w:t>星际荣耀</w:t>
             </w:r>
           </w:p>
         </w:tc>
@@ -606,7 +564,7 @@
                 <w:b w:val="0"/>
                 <w:sz w:val="19"/>
               </w:rPr>
-              <w:t>7</w:t>
+              <w:t>4</w:t>
             </w:r>
           </w:p>
         </w:tc>
@@ -647,7 +605,7 @@
                 <w:b w:val="0"/>
                 <w:sz w:val="19"/>
               </w:rPr>
-              <w:t>Blue Origin outlines plans for second Cape Canaveral launch pad</w:t>
+              <w:t>星际荣耀SQX-3运载火箭整流罩静力试验取得成功 - 证券时报</w:t>
             </w:r>
           </w:p>
         </w:tc>
@@ -693,7 +651,7 @@
                 <w:b w:val="0"/>
                 <w:sz w:val="19"/>
               </w:rPr>
-              <w:t>2</w:t>
+              <w:t>1</w:t>
             </w:r>
           </w:p>
         </w:tc>
@@ -734,7 +692,7 @@
                 <w:b w:val="0"/>
                 <w:sz w:val="19"/>
               </w:rPr>
-              <w:t>SpaceX rocket's moon crash highlights 'a tangible operational risk' of lunar settlement</w:t>
+              <w:t>Norway’s Sovereign Wealth Fund Expands AST SpaceMobile Stake and Discloses $1.22 Billion SpaceX Holding</w:t>
             </w:r>
           </w:p>
         </w:tc>
@@ -759,7 +717,7 @@
                 <w:b w:val="0"/>
                 <w:sz w:val="19"/>
               </w:rPr>
-              <w:t>宇石空间</w:t>
+              <w:t>中科宇航</w:t>
             </w:r>
           </w:p>
         </w:tc>
@@ -821,7 +779,7 @@
                 <w:b w:val="0"/>
                 <w:sz w:val="19"/>
               </w:rPr>
-              <w:t>江苏：拟突破大运力和可重复使用火箭关键技术 强化发射回收验证能力建设 - 证券时报</w:t>
+              <w:t>国防军工行业周报：力箭一号遥十七火箭拟近期在广东海域实施首次海上发射_行业研究_研报 - stock.stockstar.com</w:t>
             </w:r>
           </w:p>
         </w:tc>
@@ -846,7 +804,7 @@
                 <w:b w:val="0"/>
                 <w:sz w:val="19"/>
               </w:rPr>
-              <w:t>蓝箭航天</w:t>
+              <w:t>垣信卫星</w:t>
             </w:r>
           </w:p>
         </w:tc>
@@ -888,7 +846,7 @@
                 <w:b w:val="0"/>
                 <w:sz w:val="19"/>
               </w:rPr>
-              <w:t>发射与任务</w:t>
+              <w:t>其他动态</w:t>
             </w:r>
           </w:p>
         </w:tc>
@@ -908,7 +866,7 @@
                 <w:b w:val="0"/>
                 <w:sz w:val="19"/>
               </w:rPr>
-              <w:t>江苏：拟突破大运力和可重复使用火箭关键技术 强化发射回收验证能力建设 - 新浪财经</w:t>
+              <w:t>10元月租，手机直连卫星，你愿意吗？千帆星座奔向大众商用，看东方明珠如何打通天地AI商业闭环 - 财富号</w:t>
             </w:r>
           </w:p>
         </w:tc>
@@ -945,7 +903,7 @@
           <w:rFonts w:ascii="Kaiti SC" w:hAnsi="Kaiti SC" w:eastAsia="Kaiti SC" w:cs="Kaiti SC"/>
           <w:sz w:val="21"/>
         </w:rPr>
-        <w:t>[1] 2026-08-14｜SpaceNews｜Blue Origin：Blue Origin outlines plans for second Cape Canaveral launch pad</w:t>
+        <w:t>[1] 2026-08-15｜证券时报｜星际荣耀：星际荣耀SQX-3运载火箭整流罩静力试验取得成功 - 证券时报</w:t>
       </w:r>
     </w:p>
     <w:p>
@@ -966,7 +924,7 @@
           <w:rFonts w:ascii="Kaiti SC" w:hAnsi="Kaiti SC" w:eastAsia="Kaiti SC" w:cs="Kaiti SC"/>
           <w:sz w:val="21"/>
         </w:rPr>
-        <w:t>[2] 2026-08-14｜证券时报｜宇石空间：江苏：拟突破大运力和可重复使用火箭关键技术 强化发射回收验证能力建设 - 证券时报</w:t>
+        <w:t>[2] 2026-08-15｜财联社｜星际荣耀：14:46:53【星际荣耀SQX-3运载火箭整流罩静力试验取得成功】 - 财联社</w:t>
       </w:r>
     </w:p>
     <w:p>
@@ -987,7 +945,7 @@
           <w:rFonts w:ascii="Kaiti SC" w:hAnsi="Kaiti SC" w:eastAsia="Kaiti SC" w:cs="Kaiti SC"/>
           <w:sz w:val="21"/>
         </w:rPr>
-        <w:t>[3] 2026-08-14｜arstechnica.com｜Blue Origin：Rocket Report: Rocket Lab shows off its flexibility; Blue Origin's two-pad plan</w:t>
+        <w:t>[3] 2026-08-15｜36 Kr｜星际荣耀：星际荣耀SQX-3运载火箭整流罩静力试验取得成功星际荣耀SQX-3运载火箭整流罩静力试验取得成功 - 36 Kr</w:t>
       </w:r>
     </w:p>
     <w:p>
@@ -1008,7 +966,7 @@
           <w:rFonts w:ascii="Kaiti SC" w:hAnsi="Kaiti SC" w:eastAsia="Kaiti SC" w:cs="Kaiti SC"/>
           <w:sz w:val="21"/>
         </w:rPr>
-        <w:t>[4] 2026-08-14｜space.com｜SpaceX：SpaceX rocket's moon crash highlights 'a tangible operational risk' of lunar settlement</w:t>
+        <w:t>[4] 2026-08-15｜stock.stockstar.com｜中科宇航：国防军工行业周报：力箭一号遥十七火箭拟近期在广东海域实施首次海上发射_行业研究_研报 - stock.stockstar.com</w:t>
       </w:r>
     </w:p>
     <w:p>
@@ -1029,7 +987,7 @@
           <w:rFonts w:ascii="Kaiti SC" w:hAnsi="Kaiti SC" w:eastAsia="Kaiti SC" w:cs="Kaiti SC"/>
           <w:sz w:val="21"/>
         </w:rPr>
-        <w:t>[5] 2026-08-14｜The Business Journals｜Blue Origin：Blue Origin pushes ahead with second launch pad, new facilities after rocket explosion - The Business Journals</w:t>
+        <w:t>[5] 2026-08-15｜新浪财经｜星际荣耀：距首飞更近一步，星际荣耀 SQX-3 运载火箭整流罩静力试验取得成功 - 新浪财经</w:t>
       </w:r>
     </w:p>
     <w:p>
@@ -1050,7 +1008,7 @@
           <w:rFonts w:ascii="Kaiti SC" w:hAnsi="Kaiti SC" w:eastAsia="Kaiti SC" w:cs="Kaiti SC"/>
           <w:sz w:val="21"/>
         </w:rPr>
-        <w:t>[6] 2026-08-14｜bing.com｜SpaceX：SpaceX could buy T-Mobile - and turn Starlink into a global phone network</w:t>
+        <w:t>[6] 2026-08-15｜satnews.com｜SpaceX：Norway’s Sovereign Wealth Fund Expands AST SpaceMobile Stake and Discloses $1.22 Billion SpaceX Holding</w:t>
       </w:r>
     </w:p>
     <w:p>
@@ -1071,49 +1029,7 @@
           <w:rFonts w:ascii="Kaiti SC" w:hAnsi="Kaiti SC" w:eastAsia="Kaiti SC" w:cs="Kaiti SC"/>
           <w:sz w:val="21"/>
         </w:rPr>
-        <w:t>[7] 2026-08-14｜新浪财经｜蓝箭航天：江苏：拟突破大运力和可重复使用火箭关键技术 强化发射回收验证能力建设 - 新浪财经</w:t>
-      </w:r>
-    </w:p>
-    <w:p>
-      <w:pPr>
-        <w:keepLines/>
-        <w:spacing w:after="60"/>
-        <w:ind w:left="369" w:hanging="227"/>
-      </w:pPr>
-      <w:r>
-        <w:rPr>
-          <w:rFonts w:ascii="Kaiti SC" w:hAnsi="Kaiti SC" w:eastAsia="Kaiti SC" w:cs="Kaiti SC"/>
-          <w:sz w:val="21"/>
-        </w:rPr>
-        <w:t xml:space="preserve">✓ </w:t>
-      </w:r>
-      <w:r>
-        <w:rPr>
-          <w:rFonts w:ascii="Kaiti SC" w:hAnsi="Kaiti SC" w:eastAsia="Kaiti SC" w:cs="Kaiti SC"/>
-          <w:sz w:val="21"/>
-        </w:rPr>
-        <w:t>[8] 2026-08-14｜bing.com｜Blue Origin：Blue Origin starts second pad for larger New Glenn during explosion rebuild</w:t>
-      </w:r>
-    </w:p>
-    <w:p>
-      <w:pPr>
-        <w:keepLines/>
-        <w:spacing w:after="60"/>
-        <w:ind w:left="369" w:hanging="227"/>
-      </w:pPr>
-      <w:r>
-        <w:rPr>
-          <w:rFonts w:ascii="Kaiti SC" w:hAnsi="Kaiti SC" w:eastAsia="Kaiti SC" w:cs="Kaiti SC"/>
-          <w:sz w:val="21"/>
-        </w:rPr>
-        <w:t xml:space="preserve">✓ </w:t>
-      </w:r>
-      <w:r>
-        <w:rPr>
-          <w:rFonts w:ascii="Kaiti SC" w:hAnsi="Kaiti SC" w:eastAsia="Kaiti SC" w:cs="Kaiti SC"/>
-          <w:sz w:val="21"/>
-        </w:rPr>
-        <w:t>[9] 2026-08-14｜bing.com｜Blue Origin：Blue Origin starts second pad for larger New Glenn during explosion rebuild</w:t>
+        <w:t>[7] 2026-08-15｜财富号｜垣信卫星：10元月租，手机直连卫星，你愿意吗？千帆星座奔向大众商用，看东方明珠如何打通天地AI商业闭环 - 财富号</w:t>
       </w:r>
     </w:p>
     <w:sectPr>

--- a/docs/data/reports/daily-documents/latest/previous_daily_report.docx
+++ b/docs/data/reports/daily-documents/latest/previous_daily_report.docx
@@ -26,7 +26,7 @@
           <w:rFonts w:ascii="Kaiti SC" w:hAnsi="Kaiti SC" w:eastAsia="Kaiti SC" w:cs="Kaiti SC"/>
           <w:sz w:val="21"/>
         </w:rPr>
-        <w:t>2026-08-15（上一自然日）</w:t>
+        <w:t>2026-08-16（上一自然日）</w:t>
       </w:r>
     </w:p>
     <w:tbl>
@@ -81,7 +81,7 @@
                 <w:b w:val="0"/>
                 <w:sz w:val="19"/>
               </w:rPr>
-              <w:t>2026-08-15</w:t>
+              <w:t>2026-08-16</w:t>
             </w:r>
           </w:p>
         </w:tc>
@@ -127,7 +127,7 @@
                 <w:b w:val="0"/>
                 <w:sz w:val="19"/>
               </w:rPr>
-              <w:t>7 条 / 4 家</w:t>
+              <w:t>9 条 / 3 家</w:t>
             </w:r>
           </w:p>
         </w:tc>
@@ -173,7 +173,7 @@
                 <w:b w:val="0"/>
                 <w:sz w:val="19"/>
               </w:rPr>
-              <w:t>7 个</w:t>
+              <w:t>8 个</w:t>
             </w:r>
           </w:p>
         </w:tc>
@@ -219,7 +219,7 @@
                 <w:b w:val="0"/>
                 <w:sz w:val="19"/>
               </w:rPr>
-              <w:t>2026-08-16</w:t>
+              <w:t>2026-08-17</w:t>
             </w:r>
           </w:p>
         </w:tc>
@@ -245,7 +245,7 @@
     </w:p>
     <w:p>
       <w:r>
-        <w:t>2026-08-15 共归档 7 条新闻，覆盖 4 家公司、7 个信息来源。 新闻量较多的公司包括 星际荣耀、SpaceX、中科宇航、垣信卫星。</w:t>
+        <w:t>2026-08-16 共归档 9 条新闻，覆盖 3 家公司、8 个信息来源。 新闻量较多的公司包括 SpaceX、Blue Origin、蓝箭航天。</w:t>
       </w:r>
     </w:p>
     <w:p>
@@ -279,7 +279,7 @@
           <w:rFonts w:ascii="Kaiti SC" w:hAnsi="Kaiti SC" w:eastAsia="Kaiti SC" w:cs="Kaiti SC"/>
           <w:sz w:val="21"/>
         </w:rPr>
-        <w:t>【发射与任务】星际荣耀：星际荣耀SQX-3运载火箭整流罩静力试验取得成功 - 证券时报 （证券时报）</w:t>
+        <w:t>【发射与任务】SpaceX：Live coverage: SpaceX to launch satellite replenishment mission for Globalstar from Cape Canaveral （Spaceflight Now）</w:t>
       </w:r>
     </w:p>
     <w:p>
@@ -300,7 +300,7 @@
           <w:rFonts w:ascii="Kaiti SC" w:hAnsi="Kaiti SC" w:eastAsia="Kaiti SC" w:cs="Kaiti SC"/>
           <w:sz w:val="21"/>
         </w:rPr>
-        <w:t>【发射与任务】星际荣耀：14:46:53【星际荣耀SQX-3运载火箭整流罩静力试验取得成功】 - 财联社 （财联社）</w:t>
+        <w:t>【发射与任务】Blue Origin：Blue Origin overviews plan for dual pad ops at Cape Canaveral （NASASpaceflight）</w:t>
       </w:r>
     </w:p>
     <w:p>
@@ -321,7 +321,7 @@
           <w:rFonts w:ascii="Kaiti SC" w:hAnsi="Kaiti SC" w:eastAsia="Kaiti SC" w:cs="Kaiti SC"/>
           <w:sz w:val="21"/>
         </w:rPr>
-        <w:t>【发射与任务】星际荣耀：星际荣耀SQX-3运载火箭整流罩静力试验取得成功星际荣耀SQX-3运载火箭整流罩静力试验取得成功 - 36 Kr （36 Kr）</w:t>
+        <w:t>【市场与股价】SpaceX：Morgan Stanley Says SpaceX Is Worth $300 Per Share. The Stock Trades Near $140. Here's Who I Think Is Right. （bing.com）</w:t>
       </w:r>
     </w:p>
     <w:p>
@@ -342,7 +342,7 @@
           <w:rFonts w:ascii="Kaiti SC" w:hAnsi="Kaiti SC" w:eastAsia="Kaiti SC" w:cs="Kaiti SC"/>
           <w:sz w:val="21"/>
         </w:rPr>
-        <w:t>【发射与任务】中科宇航：国防军工行业周报：力箭一号遥十七火箭拟近期在广东海域实施首次海上发射_行业研究_研报 - stock.stockstar.com （stock.stockstar.com）</w:t>
+        <w:t>【发射与任务】SpaceX：VinSpace Signs SpaceX Launch Agreement to Deploy Vietnam’s First Private Satellite Constellation （satnews.com）</w:t>
       </w:r>
     </w:p>
     <w:p>
@@ -363,7 +363,7 @@
           <w:rFonts w:ascii="Kaiti SC" w:hAnsi="Kaiti SC" w:eastAsia="Kaiti SC" w:cs="Kaiti SC"/>
           <w:sz w:val="21"/>
         </w:rPr>
-        <w:t>【发射与任务】星际荣耀：距首飞更近一步，星际荣耀 SQX-3 运载火箭整流罩静力试验取得成功 - 新浪财经 （新浪财经）</w:t>
+        <w:t>【发射与任务】SpaceX：SpaceX launches record-breaking back-to-back Falcon 9 rockets for Globalstar, U.S. Space Force - Spaceflight Now （Spaceflight Now）</w:t>
       </w:r>
     </w:p>
     <w:p>
@@ -384,7 +384,7 @@
           <w:rFonts w:ascii="Kaiti SC" w:hAnsi="Kaiti SC" w:eastAsia="Kaiti SC" w:cs="Kaiti SC"/>
           <w:sz w:val="21"/>
         </w:rPr>
-        <w:t>【其他动态】SpaceX：Norway’s Sovereign Wealth Fund Expands AST SpaceMobile Stake and Discloses $1.22 Billion SpaceX Holding （satnews.com）</w:t>
+        <w:t>【发射与任务】SpaceX：SpaceX rocket launch from Florida delivers Globalstar satellites, sounds sonic booms - Florida Today （Florida Today）</w:t>
       </w:r>
     </w:p>
     <w:p>
@@ -405,7 +405,7 @@
           <w:rFonts w:ascii="Kaiti SC" w:hAnsi="Kaiti SC" w:eastAsia="Kaiti SC" w:cs="Kaiti SC"/>
           <w:sz w:val="21"/>
         </w:rPr>
-        <w:t>【其他动态】垣信卫星：10元月租，手机直连卫星，你愿意吗？千帆星座奔向大众商用，看东方明珠如何打通天地AI商业闭环 - 财富号 （财富号）</w:t>
+        <w:t>【市场与股价】蓝箭航天：蛰伏三个月后冲刺IPO，谁在蓝箭航天身后站台？ - 新浪网 （新浪网）</w:t>
       </w:r>
     </w:p>
     <w:p>
@@ -543,7 +543,7 @@
                 <w:b w:val="0"/>
                 <w:sz w:val="19"/>
               </w:rPr>
-              <w:t>星际荣耀</w:t>
+              <w:t>SpaceX</w:t>
             </w:r>
           </w:p>
         </w:tc>
@@ -564,7 +564,7 @@
                 <w:b w:val="0"/>
                 <w:sz w:val="19"/>
               </w:rPr>
-              <w:t>4</w:t>
+              <w:t>7</w:t>
             </w:r>
           </w:p>
         </w:tc>
@@ -585,7 +585,7 @@
                 <w:b w:val="0"/>
                 <w:sz w:val="19"/>
               </w:rPr>
-              <w:t>发射与任务</w:t>
+              <w:t>发射与任务、市场与股价</w:t>
             </w:r>
           </w:p>
         </w:tc>
@@ -605,7 +605,7 @@
                 <w:b w:val="0"/>
                 <w:sz w:val="19"/>
               </w:rPr>
-              <w:t>星际荣耀SQX-3运载火箭整流罩静力试验取得成功 - 证券时报</w:t>
+              <w:t>Live coverage: SpaceX to launch satellite replenishment mission for Globalstar from Cape Canaveral</w:t>
             </w:r>
           </w:p>
         </w:tc>
@@ -630,94 +630,7 @@
                 <w:b w:val="0"/>
                 <w:sz w:val="19"/>
               </w:rPr>
-              <w:t>SpaceX</w:t>
-            </w:r>
-          </w:p>
-        </w:tc>
-        <w:tc>
-          <w:tcPr>
-            <w:tcW w:type="dxa" w:w="2075"/>
-            <w:vAlign w:val="center"/>
-          </w:tcPr>
-          <w:p>
-            <w:pPr>
-              <w:spacing w:after="0" w:line="252" w:lineRule="auto"/>
-              <w:jc w:val="center"/>
-            </w:pPr>
-            <w:r/>
-            <w:r>
-              <w:rPr>
-                <w:rFonts w:ascii="Kaiti SC" w:hAnsi="Kaiti SC" w:eastAsia="Kaiti SC" w:cs="Kaiti SC"/>
-                <w:b w:val="0"/>
-                <w:sz w:val="19"/>
-              </w:rPr>
-              <w:t>1</w:t>
-            </w:r>
-          </w:p>
-        </w:tc>
-        <w:tc>
-          <w:tcPr>
-            <w:tcW w:type="dxa" w:w="2075"/>
-            <w:vAlign w:val="center"/>
-          </w:tcPr>
-          <w:p>
-            <w:pPr>
-              <w:spacing w:after="0" w:line="252" w:lineRule="auto"/>
-              <w:jc w:val="center"/>
-            </w:pPr>
-            <w:r/>
-            <w:r>
-              <w:rPr>
-                <w:rFonts w:ascii="Kaiti SC" w:hAnsi="Kaiti SC" w:eastAsia="Kaiti SC" w:cs="Kaiti SC"/>
-                <w:b w:val="0"/>
-                <w:sz w:val="19"/>
-              </w:rPr>
-              <w:t>其他动态</w:t>
-            </w:r>
-          </w:p>
-        </w:tc>
-        <w:tc>
-          <w:tcPr>
-            <w:tcW w:type="dxa" w:w="2075"/>
-            <w:vAlign w:val="center"/>
-          </w:tcPr>
-          <w:p>
-            <w:pPr>
-              <w:spacing w:after="0" w:line="252" w:lineRule="auto"/>
-            </w:pPr>
-            <w:r/>
-            <w:r>
-              <w:rPr>
-                <w:rFonts w:ascii="Kaiti SC" w:hAnsi="Kaiti SC" w:eastAsia="Kaiti SC" w:cs="Kaiti SC"/>
-                <w:b w:val="0"/>
-                <w:sz w:val="19"/>
-              </w:rPr>
-              <w:t>Norway’s Sovereign Wealth Fund Expands AST SpaceMobile Stake and Discloses $1.22 Billion SpaceX Holding</w:t>
-            </w:r>
-          </w:p>
-        </w:tc>
-      </w:tr>
-      <w:tr>
-        <w:trPr>
-          <w:cantSplit/>
-        </w:trPr>
-        <w:tc>
-          <w:tcPr>
-            <w:tcW w:type="dxa" w:w="2075"/>
-            <w:vAlign w:val="center"/>
-          </w:tcPr>
-          <w:p>
-            <w:pPr>
-              <w:spacing w:after="0" w:line="252" w:lineRule="auto"/>
-            </w:pPr>
-            <w:r/>
-            <w:r>
-              <w:rPr>
-                <w:rFonts w:ascii="Kaiti SC" w:hAnsi="Kaiti SC" w:eastAsia="Kaiti SC" w:cs="Kaiti SC"/>
-                <w:b w:val="0"/>
-                <w:sz w:val="19"/>
-              </w:rPr>
-              <w:t>中科宇航</w:t>
+              <w:t>Blue Origin</w:t>
             </w:r>
           </w:p>
         </w:tc>
@@ -779,7 +692,7 @@
                 <w:b w:val="0"/>
                 <w:sz w:val="19"/>
               </w:rPr>
-              <w:t>国防军工行业周报：力箭一号遥十七火箭拟近期在广东海域实施首次海上发射_行业研究_研报 - stock.stockstar.com</w:t>
+              <w:t>Blue Origin overviews plan for dual pad ops at Cape Canaveral</w:t>
             </w:r>
           </w:p>
         </w:tc>
@@ -804,7 +717,7 @@
                 <w:b w:val="0"/>
                 <w:sz w:val="19"/>
               </w:rPr>
-              <w:t>垣信卫星</w:t>
+              <w:t>蓝箭航天</w:t>
             </w:r>
           </w:p>
         </w:tc>
@@ -846,7 +759,7 @@
                 <w:b w:val="0"/>
                 <w:sz w:val="19"/>
               </w:rPr>
-              <w:t>其他动态</w:t>
+              <w:t>市场与股价</w:t>
             </w:r>
           </w:p>
         </w:tc>
@@ -866,7 +779,7 @@
                 <w:b w:val="0"/>
                 <w:sz w:val="19"/>
               </w:rPr>
-              <w:t>10元月租，手机直连卫星，你愿意吗？千帆星座奔向大众商用，看东方明珠如何打通天地AI商业闭环 - 财富号</w:t>
+              <w:t>蛰伏三个月后冲刺IPO，谁在蓝箭航天身后站台？ - 新浪网</w:t>
             </w:r>
           </w:p>
         </w:tc>
@@ -903,7 +816,7 @@
           <w:rFonts w:ascii="Kaiti SC" w:hAnsi="Kaiti SC" w:eastAsia="Kaiti SC" w:cs="Kaiti SC"/>
           <w:sz w:val="21"/>
         </w:rPr>
-        <w:t>[1] 2026-08-15｜证券时报｜星际荣耀：星际荣耀SQX-3运载火箭整流罩静力试验取得成功 - 证券时报</w:t>
+        <w:t>[1] 2026-08-16｜Spaceflight Now｜SpaceX：Live coverage: SpaceX to launch satellite replenishment mission for Globalstar from Cape Canaveral</w:t>
       </w:r>
     </w:p>
     <w:p>
@@ -924,7 +837,7 @@
           <w:rFonts w:ascii="Kaiti SC" w:hAnsi="Kaiti SC" w:eastAsia="Kaiti SC" w:cs="Kaiti SC"/>
           <w:sz w:val="21"/>
         </w:rPr>
-        <w:t>[2] 2026-08-15｜财联社｜星际荣耀：14:46:53【星际荣耀SQX-3运载火箭整流罩静力试验取得成功】 - 财联社</w:t>
+        <w:t>[2] 2026-08-16｜NASASpaceflight｜Blue Origin：Blue Origin overviews plan for dual pad ops at Cape Canaveral</w:t>
       </w:r>
     </w:p>
     <w:p>
@@ -945,7 +858,7 @@
           <w:rFonts w:ascii="Kaiti SC" w:hAnsi="Kaiti SC" w:eastAsia="Kaiti SC" w:cs="Kaiti SC"/>
           <w:sz w:val="21"/>
         </w:rPr>
-        <w:t>[3] 2026-08-15｜36 Kr｜星际荣耀：星际荣耀SQX-3运载火箭整流罩静力试验取得成功星际荣耀SQX-3运载火箭整流罩静力试验取得成功 - 36 Kr</w:t>
+        <w:t>[3] 2026-08-16｜bing.com｜SpaceX：Morgan Stanley Says SpaceX Is Worth $300 Per Share. The Stock Trades Near $140. Here's Who I Think Is Right.</w:t>
       </w:r>
     </w:p>
     <w:p>
@@ -966,7 +879,7 @@
           <w:rFonts w:ascii="Kaiti SC" w:hAnsi="Kaiti SC" w:eastAsia="Kaiti SC" w:cs="Kaiti SC"/>
           <w:sz w:val="21"/>
         </w:rPr>
-        <w:t>[4] 2026-08-15｜stock.stockstar.com｜中科宇航：国防军工行业周报：力箭一号遥十七火箭拟近期在广东海域实施首次海上发射_行业研究_研报 - stock.stockstar.com</w:t>
+        <w:t>[4] 2026-08-16｜satnews.com｜SpaceX：VinSpace Signs SpaceX Launch Agreement to Deploy Vietnam’s First Private Satellite Constellation</w:t>
       </w:r>
     </w:p>
     <w:p>
@@ -987,7 +900,7 @@
           <w:rFonts w:ascii="Kaiti SC" w:hAnsi="Kaiti SC" w:eastAsia="Kaiti SC" w:cs="Kaiti SC"/>
           <w:sz w:val="21"/>
         </w:rPr>
-        <w:t>[5] 2026-08-15｜新浪财经｜星际荣耀：距首飞更近一步，星际荣耀 SQX-3 运载火箭整流罩静力试验取得成功 - 新浪财经</w:t>
+        <w:t>[5] 2026-08-16｜Spaceflight Now｜SpaceX：SpaceX launches record-breaking back-to-back Falcon 9 rockets for Globalstar, U.S. Space Force - Spaceflight Now</w:t>
       </w:r>
     </w:p>
     <w:p>
@@ -1008,7 +921,7 @@
           <w:rFonts w:ascii="Kaiti SC" w:hAnsi="Kaiti SC" w:eastAsia="Kaiti SC" w:cs="Kaiti SC"/>
           <w:sz w:val="21"/>
         </w:rPr>
-        <w:t>[6] 2026-08-15｜satnews.com｜SpaceX：Norway’s Sovereign Wealth Fund Expands AST SpaceMobile Stake and Discloses $1.22 Billion SpaceX Holding</w:t>
+        <w:t>[6] 2026-08-16｜Florida Today｜SpaceX：SpaceX rocket launch from Florida delivers Globalstar satellites, sounds sonic booms - Florida Today</w:t>
       </w:r>
     </w:p>
     <w:p>
@@ -1029,7 +942,7 @@
           <w:rFonts w:ascii="Kaiti SC" w:hAnsi="Kaiti SC" w:eastAsia="Kaiti SC" w:cs="Kaiti SC"/>
           <w:sz w:val="21"/>
         </w:rPr>
-        <w:t>[7] 2026-08-15｜财富号｜垣信卫星：10元月租，手机直连卫星，你愿意吗？千帆星座奔向大众商用，看东方明珠如何打通天地AI商业闭环 - 财富号</w:t>
+        <w:t>[7] 2026-08-16｜新浪网｜蓝箭航天：蛰伏三个月后冲刺IPO，谁在蓝箭航天身后站台？ - 新浪网</w:t>
       </w:r>
     </w:p>
     <w:sectPr>

--- a/docs/data/reports/daily-documents/latest/previous_daily_report.docx
+++ b/docs/data/reports/daily-documents/latest/previous_daily_report.docx
@@ -26,7 +26,7 @@
           <w:rFonts w:ascii="Kaiti SC" w:hAnsi="Kaiti SC" w:eastAsia="Kaiti SC" w:cs="Kaiti SC"/>
           <w:sz w:val="21"/>
         </w:rPr>
-        <w:t>2026-08-16（上一自然日）</w:t>
+        <w:t>2026-08-17（上一自然日）</w:t>
       </w:r>
     </w:p>
     <w:tbl>
@@ -81,7 +81,7 @@
                 <w:b w:val="0"/>
                 <w:sz w:val="19"/>
               </w:rPr>
-              <w:t>2026-08-16</w:t>
+              <w:t>2026-08-17</w:t>
             </w:r>
           </w:p>
         </w:tc>
@@ -127,7 +127,7 @@
                 <w:b w:val="0"/>
                 <w:sz w:val="19"/>
               </w:rPr>
-              <w:t>9 条 / 3 家</w:t>
+              <w:t>33 条 / 6 家</w:t>
             </w:r>
           </w:p>
         </w:tc>
@@ -173,7 +173,7 @@
                 <w:b w:val="0"/>
                 <w:sz w:val="19"/>
               </w:rPr>
-              <w:t>8 个</w:t>
+              <w:t>17 个</w:t>
             </w:r>
           </w:p>
         </w:tc>
@@ -219,7 +219,7 @@
                 <w:b w:val="0"/>
                 <w:sz w:val="19"/>
               </w:rPr>
-              <w:t>2026-08-17</w:t>
+              <w:t>2026-08-18</w:t>
             </w:r>
           </w:p>
         </w:tc>
@@ -245,7 +245,7 @@
     </w:p>
     <w:p>
       <w:r>
-        <w:t>2026-08-16 共归档 9 条新闻，覆盖 3 家公司、8 个信息来源。 新闻量较多的公司包括 SpaceX、Blue Origin、蓝箭航天。</w:t>
+        <w:t>2026-08-17 共归档 33 条新闻，覆盖 6 家公司、17 个信息来源。 新闻量较多的公司包括 蓝箭航天、Blue Origin、SpaceX、微纳星空。</w:t>
       </w:r>
     </w:p>
     <w:p>
@@ -279,7 +279,7 @@
           <w:rFonts w:ascii="Kaiti SC" w:hAnsi="Kaiti SC" w:eastAsia="Kaiti SC" w:cs="Kaiti SC"/>
           <w:sz w:val="21"/>
         </w:rPr>
-        <w:t>【发射与任务】SpaceX：Live coverage: SpaceX to launch satellite replenishment mission for Globalstar from Cape Canaveral （Spaceflight Now）</w:t>
+        <w:t>【市场与股价】蓝箭航天：港股异动| 金风科技(02208)反弹近4% 朱雀三号遥二火箭发射窗口敲定公司风机盈利能力有望修复 - 新浪财经 （新浪财经）</w:t>
       </w:r>
     </w:p>
     <w:p>
@@ -300,7 +300,7 @@
           <w:rFonts w:ascii="Kaiti SC" w:hAnsi="Kaiti SC" w:eastAsia="Kaiti SC" w:cs="Kaiti SC"/>
           <w:sz w:val="21"/>
         </w:rPr>
-        <w:t>【发射与任务】Blue Origin：Blue Origin overviews plan for dual pad ops at Cape Canaveral （NASASpaceflight）</w:t>
+        <w:t>【发射与任务】星际荣耀：星际荣耀SQX3整流罩试验圆满收官，火箭首飞进程持续推进，聚焦商业航天全产业链的航天ETF（159267）上涨0.46% - finance.eastmoney.com （finance.eastmoney.com）</w:t>
       </w:r>
     </w:p>
     <w:p>
@@ -321,7 +321,7 @@
           <w:rFonts w:ascii="Kaiti SC" w:hAnsi="Kaiti SC" w:eastAsia="Kaiti SC" w:cs="Kaiti SC"/>
           <w:sz w:val="21"/>
         </w:rPr>
-        <w:t>【市场与股价】SpaceX：Morgan Stanley Says SpaceX Is Worth $300 Per Share. The Stock Trades Near $140. Here's Who I Think Is Right. （bing.com）</w:t>
+        <w:t>【发射与任务】SpaceX：SpaceX rocket launches, NASA's MAX POWER lead Florida space newsletter - Florida Today （Florida Today）</w:t>
       </w:r>
     </w:p>
     <w:p>
@@ -342,7 +342,7 @@
           <w:rFonts w:ascii="Kaiti SC" w:hAnsi="Kaiti SC" w:eastAsia="Kaiti SC" w:cs="Kaiti SC"/>
           <w:sz w:val="21"/>
         </w:rPr>
-        <w:t>【发射与任务】SpaceX：VinSpace Signs SpaceX Launch Agreement to Deploy Vietnam’s First Private Satellite Constellation （satnews.com）</w:t>
+        <w:t>【其他动态】SpaceX：SpaceX seen on cusp of Starlink growth surge as UBS highlights V3 satellite opportunity （bing.com）</w:t>
       </w:r>
     </w:p>
     <w:p>
@@ -363,7 +363,7 @@
           <w:rFonts w:ascii="Kaiti SC" w:hAnsi="Kaiti SC" w:eastAsia="Kaiti SC" w:cs="Kaiti SC"/>
           <w:sz w:val="21"/>
         </w:rPr>
-        <w:t>【发射与任务】SpaceX：SpaceX launches record-breaking back-to-back Falcon 9 rockets for Globalstar, U.S. Space Force - Spaceflight Now （Spaceflight Now）</w:t>
+        <w:t>【发射与任务】Blue Origin：Blue Origin adding second pad to Cape Canaveral launch complex amid rocket explosion repairs （space.com）</w:t>
       </w:r>
     </w:p>
     <w:p>
@@ -384,7 +384,7 @@
           <w:rFonts w:ascii="Kaiti SC" w:hAnsi="Kaiti SC" w:eastAsia="Kaiti SC" w:cs="Kaiti SC"/>
           <w:sz w:val="21"/>
         </w:rPr>
-        <w:t>【发射与任务】SpaceX：SpaceX rocket launch from Florida delivers Globalstar satellites, sounds sonic booms - Florida Today （Florida Today）</w:t>
+        <w:t>【发射与任务】Blue Origin：Blue Origin adding second pad to Cape Canaveral launch complex amid rocket explosion repairs - space.com （space.com）</w:t>
       </w:r>
     </w:p>
     <w:p>
@@ -405,7 +405,238 @@
           <w:rFonts w:ascii="Kaiti SC" w:hAnsi="Kaiti SC" w:eastAsia="Kaiti SC" w:cs="Kaiti SC"/>
           <w:sz w:val="21"/>
         </w:rPr>
-        <w:t>【市场与股价】蓝箭航天：蛰伏三个月后冲刺IPO，谁在蓝箭航天身后站台？ - 新浪网 （新浪网）</w:t>
+        <w:t>【发射与任务】Blue Origin：Blue Origin Upgrades Launch Complex 36 to Be Able to Launch the Upcoming New Glenn 9x4 - autoevolution （autoevolution）</w:t>
+      </w:r>
+    </w:p>
+    <w:p>
+      <w:pPr>
+        <w:keepLines/>
+        <w:spacing w:after="60"/>
+        <w:ind w:left="369" w:hanging="227"/>
+      </w:pPr>
+      <w:r>
+        <w:rPr>
+          <w:rFonts w:ascii="Kaiti SC" w:hAnsi="Kaiti SC" w:eastAsia="Kaiti SC" w:cs="Kaiti SC"/>
+          <w:sz w:val="21"/>
+        </w:rPr>
+        <w:t xml:space="preserve">➢ </w:t>
+      </w:r>
+      <w:r>
+        <w:rPr>
+          <w:rFonts w:ascii="Kaiti SC" w:hAnsi="Kaiti SC" w:eastAsia="Kaiti SC" w:cs="Kaiti SC"/>
+          <w:sz w:val="21"/>
+        </w:rPr>
+        <w:t>【其他动态】Blue Origin：Blue Origin adds LC-36B at Cape Canaveral for New Glenn （bing.com）</w:t>
+      </w:r>
+    </w:p>
+    <w:p>
+      <w:pPr>
+        <w:keepLines/>
+        <w:spacing w:after="60"/>
+        <w:ind w:left="369" w:hanging="227"/>
+      </w:pPr>
+      <w:r>
+        <w:rPr>
+          <w:rFonts w:ascii="Kaiti SC" w:hAnsi="Kaiti SC" w:eastAsia="Kaiti SC" w:cs="Kaiti SC"/>
+          <w:sz w:val="21"/>
+        </w:rPr>
+        <w:t xml:space="preserve">➢ </w:t>
+      </w:r>
+      <w:r>
+        <w:rPr>
+          <w:rFonts w:ascii="Kaiti SC" w:hAnsi="Kaiti SC" w:eastAsia="Kaiti SC" w:cs="Kaiti SC"/>
+          <w:sz w:val="21"/>
+        </w:rPr>
+        <w:t>【其他动态】Blue Origin：Blue Origin adds LC-36B at Cape Canaveral for New Glenn （bing.com）</w:t>
+      </w:r>
+    </w:p>
+    <w:p>
+      <w:pPr>
+        <w:keepLines/>
+        <w:spacing w:after="60"/>
+        <w:ind w:left="369" w:hanging="227"/>
+      </w:pPr>
+      <w:r>
+        <w:rPr>
+          <w:rFonts w:ascii="Kaiti SC" w:hAnsi="Kaiti SC" w:eastAsia="Kaiti SC" w:cs="Kaiti SC"/>
+          <w:sz w:val="21"/>
+        </w:rPr>
+        <w:t xml:space="preserve">➢ </w:t>
+      </w:r>
+      <w:r>
+        <w:rPr>
+          <w:rFonts w:ascii="Kaiti SC" w:hAnsi="Kaiti SC" w:eastAsia="Kaiti SC" w:cs="Kaiti SC"/>
+          <w:sz w:val="21"/>
+        </w:rPr>
+        <w:t>【其他动态】SpaceX：SpaceX's Starlink Poised for Growth Inflection With V3 Satellites, UBS Securities Says （bing.com）</w:t>
+      </w:r>
+    </w:p>
+    <w:p>
+      <w:pPr>
+        <w:keepLines/>
+        <w:spacing w:after="60"/>
+        <w:ind w:left="369" w:hanging="227"/>
+      </w:pPr>
+      <w:r>
+        <w:rPr>
+          <w:rFonts w:ascii="Kaiti SC" w:hAnsi="Kaiti SC" w:eastAsia="Kaiti SC" w:cs="Kaiti SC"/>
+          <w:sz w:val="21"/>
+        </w:rPr>
+        <w:t xml:space="preserve">➢ </w:t>
+      </w:r>
+      <w:r>
+        <w:rPr>
+          <w:rFonts w:ascii="Kaiti SC" w:hAnsi="Kaiti SC" w:eastAsia="Kaiti SC" w:cs="Kaiti SC"/>
+          <w:sz w:val="21"/>
+        </w:rPr>
+        <w:t>【其他动态】SpaceX：SpaceX's Starlink Poised for Growth Inflection With V3 Satellites, UBS Securities Says （bing.com）</w:t>
+      </w:r>
+    </w:p>
+    <w:p>
+      <w:pPr>
+        <w:keepLines/>
+        <w:spacing w:after="60"/>
+        <w:ind w:left="369" w:hanging="227"/>
+      </w:pPr>
+      <w:r>
+        <w:rPr>
+          <w:rFonts w:ascii="Kaiti SC" w:hAnsi="Kaiti SC" w:eastAsia="Kaiti SC" w:cs="Kaiti SC"/>
+          <w:sz w:val="21"/>
+        </w:rPr>
+        <w:t xml:space="preserve">➢ </w:t>
+      </w:r>
+      <w:r>
+        <w:rPr>
+          <w:rFonts w:ascii="Kaiti SC" w:hAnsi="Kaiti SC" w:eastAsia="Kaiti SC" w:cs="Kaiti SC"/>
+          <w:sz w:val="21"/>
+        </w:rPr>
+        <w:t>【订单与合作】中科宇航：中科宇航与飞书达成合作 - finance.sina.com.cn （finance.sina.com.cn）</w:t>
+      </w:r>
+    </w:p>
+    <w:p>
+      <w:pPr>
+        <w:keepLines/>
+        <w:spacing w:after="60"/>
+        <w:ind w:left="369" w:hanging="227"/>
+      </w:pPr>
+      <w:r>
+        <w:rPr>
+          <w:rFonts w:ascii="Kaiti SC" w:hAnsi="Kaiti SC" w:eastAsia="Kaiti SC" w:cs="Kaiti SC"/>
+          <w:sz w:val="21"/>
+        </w:rPr>
+        <w:t xml:space="preserve">➢ </w:t>
+      </w:r>
+      <w:r>
+        <w:rPr>
+          <w:rFonts w:ascii="Kaiti SC" w:hAnsi="Kaiti SC" w:eastAsia="Kaiti SC" w:cs="Kaiti SC"/>
+          <w:sz w:val="21"/>
+        </w:rPr>
+        <w:t>【发射与任务】SpaceX：SpaceX: New record as two Falcon 9 rockets launch 38 minutes apart （bing.com）</w:t>
+      </w:r>
+    </w:p>
+    <w:p>
+      <w:pPr>
+        <w:keepLines/>
+        <w:spacing w:after="60"/>
+        <w:ind w:left="369" w:hanging="227"/>
+      </w:pPr>
+      <w:r>
+        <w:rPr>
+          <w:rFonts w:ascii="Kaiti SC" w:hAnsi="Kaiti SC" w:eastAsia="Kaiti SC" w:cs="Kaiti SC"/>
+          <w:sz w:val="21"/>
+        </w:rPr>
+        <w:t xml:space="preserve">➢ </w:t>
+      </w:r>
+      <w:r>
+        <w:rPr>
+          <w:rFonts w:ascii="Kaiti SC" w:hAnsi="Kaiti SC" w:eastAsia="Kaiti SC" w:cs="Kaiti SC"/>
+          <w:sz w:val="21"/>
+        </w:rPr>
+        <w:t>【发射与任务】蓝箭航天：朱雀三号即将复飞，机构：民营火箭有望从“成功入轨”跨越至“回收复用”闭环 - jiemian.com （jiemian.com）</w:t>
+      </w:r>
+    </w:p>
+    <w:p>
+      <w:pPr>
+        <w:keepLines/>
+        <w:spacing w:after="60"/>
+        <w:ind w:left="369" w:hanging="227"/>
+      </w:pPr>
+      <w:r>
+        <w:rPr>
+          <w:rFonts w:ascii="Kaiti SC" w:hAnsi="Kaiti SC" w:eastAsia="Kaiti SC" w:cs="Kaiti SC"/>
+          <w:sz w:val="21"/>
+        </w:rPr>
+        <w:t xml:space="preserve">➢ </w:t>
+      </w:r>
+      <w:r>
+        <w:rPr>
+          <w:rFonts w:ascii="Kaiti SC" w:hAnsi="Kaiti SC" w:eastAsia="Kaiti SC" w:cs="Kaiti SC"/>
+          <w:sz w:val="21"/>
+        </w:rPr>
+        <w:t>【其他动态】蓝箭航天：“朱雀三号遥二”或即将出征，卫星ETF易方达涨1.04% - finance.sina.com.cn （finance.sina.com.cn）</w:t>
+      </w:r>
+    </w:p>
+    <w:p>
+      <w:pPr>
+        <w:keepLines/>
+        <w:spacing w:after="60"/>
+        <w:ind w:left="369" w:hanging="227"/>
+      </w:pPr>
+      <w:r>
+        <w:rPr>
+          <w:rFonts w:ascii="Kaiti SC" w:hAnsi="Kaiti SC" w:eastAsia="Kaiti SC" w:cs="Kaiti SC"/>
+          <w:sz w:val="21"/>
+        </w:rPr>
+        <w:t xml:space="preserve">➢ </w:t>
+      </w:r>
+      <w:r>
+        <w:rPr>
+          <w:rFonts w:ascii="Kaiti SC" w:hAnsi="Kaiti SC" w:eastAsia="Kaiti SC" w:cs="Kaiti SC"/>
+          <w:sz w:val="21"/>
+        </w:rPr>
+        <w:t>【其他动态】蓝箭航天：朱雀三号复飞在即！长十二再发低轨卫星，英伟达170亿入股Space X！洪都航空涨2%，航空ETF汇添富(159257)涨超1%，冲击两连阳！ - jiemian.com （jiemian.com）</w:t>
+      </w:r>
+    </w:p>
+    <w:p>
+      <w:pPr>
+        <w:keepLines/>
+        <w:spacing w:after="60"/>
+        <w:ind w:left="369" w:hanging="227"/>
+      </w:pPr>
+      <w:r>
+        <w:rPr>
+          <w:rFonts w:ascii="Kaiti SC" w:hAnsi="Kaiti SC" w:eastAsia="Kaiti SC" w:cs="Kaiti SC"/>
+          <w:sz w:val="21"/>
+        </w:rPr>
+        <w:t xml:space="preserve">➢ </w:t>
+      </w:r>
+      <w:r>
+        <w:rPr>
+          <w:rFonts w:ascii="Kaiti SC" w:hAnsi="Kaiti SC" w:eastAsia="Kaiti SC" w:cs="Kaiti SC"/>
+          <w:sz w:val="21"/>
+        </w:rPr>
+        <w:t>【发射与任务】蓝箭航天：朱雀三号遥二火箭发射窗口敲定：8月19日酒泉发射 - finance.sina.com.cn （finance.sina.com.cn）</w:t>
+      </w:r>
+    </w:p>
+    <w:p>
+      <w:pPr>
+        <w:keepLines/>
+        <w:spacing w:after="60"/>
+        <w:ind w:left="369" w:hanging="227"/>
+      </w:pPr>
+      <w:r>
+        <w:rPr>
+          <w:rFonts w:ascii="Kaiti SC" w:hAnsi="Kaiti SC" w:eastAsia="Kaiti SC" w:cs="Kaiti SC"/>
+          <w:sz w:val="21"/>
+        </w:rPr>
+        <w:t xml:space="preserve">➢ </w:t>
+      </w:r>
+      <w:r>
+        <w:rPr>
+          <w:rFonts w:ascii="Kaiti SC" w:hAnsi="Kaiti SC" w:eastAsia="Kaiti SC" w:cs="Kaiti SC"/>
+          <w:sz w:val="21"/>
+        </w:rPr>
+        <w:t>【其他动态】微纳星空：和而泰：回应参股微纳星空投资金额、核算方式等问题 - finance.sina.com.cn （finance.sina.com.cn）</w:t>
       </w:r>
     </w:p>
     <w:p>
@@ -543,7 +774,7 @@
                 <w:b w:val="0"/>
                 <w:sz w:val="19"/>
               </w:rPr>
-              <w:t>SpaceX</w:t>
+              <w:t>蓝箭航天</w:t>
             </w:r>
           </w:p>
         </w:tc>
@@ -564,7 +795,7 @@
                 <w:b w:val="0"/>
                 <w:sz w:val="19"/>
               </w:rPr>
-              <w:t>7</w:t>
+              <w:t>11</w:t>
             </w:r>
           </w:p>
         </w:tc>
@@ -585,7 +816,7 @@
                 <w:b w:val="0"/>
                 <w:sz w:val="19"/>
               </w:rPr>
-              <w:t>发射与任务、市场与股价</w:t>
+              <w:t>市场与股价、发射与任务、其他动态</w:t>
             </w:r>
           </w:p>
         </w:tc>
@@ -605,7 +836,7 @@
                 <w:b w:val="0"/>
                 <w:sz w:val="19"/>
               </w:rPr>
-              <w:t>Live coverage: SpaceX to launch satellite replenishment mission for Globalstar from Cape Canaveral</w:t>
+              <w:t>港股异动| 金风科技(02208)反弹近4% 朱雀三号遥二火箭发射窗口敲定公司风机盈利能力有望修复 - 新浪财经</w:t>
             </w:r>
           </w:p>
         </w:tc>
@@ -631,6 +862,354 @@
                 <w:sz w:val="19"/>
               </w:rPr>
               <w:t>Blue Origin</w:t>
+            </w:r>
+          </w:p>
+        </w:tc>
+        <w:tc>
+          <w:tcPr>
+            <w:tcW w:type="dxa" w:w="2075"/>
+            <w:vAlign w:val="center"/>
+          </w:tcPr>
+          <w:p>
+            <w:pPr>
+              <w:spacing w:after="0" w:line="252" w:lineRule="auto"/>
+              <w:jc w:val="center"/>
+            </w:pPr>
+            <w:r/>
+            <w:r>
+              <w:rPr>
+                <w:rFonts w:ascii="Kaiti SC" w:hAnsi="Kaiti SC" w:eastAsia="Kaiti SC" w:cs="Kaiti SC"/>
+                <w:b w:val="0"/>
+                <w:sz w:val="19"/>
+              </w:rPr>
+              <w:t>9</w:t>
+            </w:r>
+          </w:p>
+        </w:tc>
+        <w:tc>
+          <w:tcPr>
+            <w:tcW w:type="dxa" w:w="2075"/>
+            <w:vAlign w:val="center"/>
+          </w:tcPr>
+          <w:p>
+            <w:pPr>
+              <w:spacing w:after="0" w:line="252" w:lineRule="auto"/>
+              <w:jc w:val="center"/>
+            </w:pPr>
+            <w:r/>
+            <w:r>
+              <w:rPr>
+                <w:rFonts w:ascii="Kaiti SC" w:hAnsi="Kaiti SC" w:eastAsia="Kaiti SC" w:cs="Kaiti SC"/>
+                <w:b w:val="0"/>
+                <w:sz w:val="19"/>
+              </w:rPr>
+              <w:t>发射与任务、其他动态</w:t>
+            </w:r>
+          </w:p>
+        </w:tc>
+        <w:tc>
+          <w:tcPr>
+            <w:tcW w:type="dxa" w:w="2075"/>
+            <w:vAlign w:val="center"/>
+          </w:tcPr>
+          <w:p>
+            <w:pPr>
+              <w:spacing w:after="0" w:line="252" w:lineRule="auto"/>
+            </w:pPr>
+            <w:r/>
+            <w:r>
+              <w:rPr>
+                <w:rFonts w:ascii="Kaiti SC" w:hAnsi="Kaiti SC" w:eastAsia="Kaiti SC" w:cs="Kaiti SC"/>
+                <w:b w:val="0"/>
+                <w:sz w:val="19"/>
+              </w:rPr>
+              <w:t>Blue Origin adding second pad to Cape Canaveral launch complex amid rocket explosion repairs</w:t>
+            </w:r>
+          </w:p>
+        </w:tc>
+      </w:tr>
+      <w:tr>
+        <w:trPr>
+          <w:cantSplit/>
+        </w:trPr>
+        <w:tc>
+          <w:tcPr>
+            <w:tcW w:type="dxa" w:w="2075"/>
+            <w:vAlign w:val="center"/>
+          </w:tcPr>
+          <w:p>
+            <w:pPr>
+              <w:spacing w:after="0" w:line="252" w:lineRule="auto"/>
+            </w:pPr>
+            <w:r/>
+            <w:r>
+              <w:rPr>
+                <w:rFonts w:ascii="Kaiti SC" w:hAnsi="Kaiti SC" w:eastAsia="Kaiti SC" w:cs="Kaiti SC"/>
+                <w:b w:val="0"/>
+                <w:sz w:val="19"/>
+              </w:rPr>
+              <w:t>SpaceX</w:t>
+            </w:r>
+          </w:p>
+        </w:tc>
+        <w:tc>
+          <w:tcPr>
+            <w:tcW w:type="dxa" w:w="2075"/>
+            <w:vAlign w:val="center"/>
+          </w:tcPr>
+          <w:p>
+            <w:pPr>
+              <w:spacing w:after="0" w:line="252" w:lineRule="auto"/>
+              <w:jc w:val="center"/>
+            </w:pPr>
+            <w:r/>
+            <w:r>
+              <w:rPr>
+                <w:rFonts w:ascii="Kaiti SC" w:hAnsi="Kaiti SC" w:eastAsia="Kaiti SC" w:cs="Kaiti SC"/>
+                <w:b w:val="0"/>
+                <w:sz w:val="19"/>
+              </w:rPr>
+              <w:t>9</w:t>
+            </w:r>
+          </w:p>
+        </w:tc>
+        <w:tc>
+          <w:tcPr>
+            <w:tcW w:type="dxa" w:w="2075"/>
+            <w:vAlign w:val="center"/>
+          </w:tcPr>
+          <w:p>
+            <w:pPr>
+              <w:spacing w:after="0" w:line="252" w:lineRule="auto"/>
+              <w:jc w:val="center"/>
+            </w:pPr>
+            <w:r/>
+            <w:r>
+              <w:rPr>
+                <w:rFonts w:ascii="Kaiti SC" w:hAnsi="Kaiti SC" w:eastAsia="Kaiti SC" w:cs="Kaiti SC"/>
+                <w:b w:val="0"/>
+                <w:sz w:val="19"/>
+              </w:rPr>
+              <w:t>发射与任务、其他动态</w:t>
+            </w:r>
+          </w:p>
+        </w:tc>
+        <w:tc>
+          <w:tcPr>
+            <w:tcW w:type="dxa" w:w="2075"/>
+            <w:vAlign w:val="center"/>
+          </w:tcPr>
+          <w:p>
+            <w:pPr>
+              <w:spacing w:after="0" w:line="252" w:lineRule="auto"/>
+            </w:pPr>
+            <w:r/>
+            <w:r>
+              <w:rPr>
+                <w:rFonts w:ascii="Kaiti SC" w:hAnsi="Kaiti SC" w:eastAsia="Kaiti SC" w:cs="Kaiti SC"/>
+                <w:b w:val="0"/>
+                <w:sz w:val="19"/>
+              </w:rPr>
+              <w:t>SpaceX rocket launches, NASA's MAX POWER lead Florida space newsletter - Florida Today</w:t>
+            </w:r>
+          </w:p>
+        </w:tc>
+      </w:tr>
+      <w:tr>
+        <w:trPr>
+          <w:cantSplit/>
+        </w:trPr>
+        <w:tc>
+          <w:tcPr>
+            <w:tcW w:type="dxa" w:w="2075"/>
+            <w:vAlign w:val="center"/>
+          </w:tcPr>
+          <w:p>
+            <w:pPr>
+              <w:spacing w:after="0" w:line="252" w:lineRule="auto"/>
+            </w:pPr>
+            <w:r/>
+            <w:r>
+              <w:rPr>
+                <w:rFonts w:ascii="Kaiti SC" w:hAnsi="Kaiti SC" w:eastAsia="Kaiti SC" w:cs="Kaiti SC"/>
+                <w:b w:val="0"/>
+                <w:sz w:val="19"/>
+              </w:rPr>
+              <w:t>微纳星空</w:t>
+            </w:r>
+          </w:p>
+        </w:tc>
+        <w:tc>
+          <w:tcPr>
+            <w:tcW w:type="dxa" w:w="2075"/>
+            <w:vAlign w:val="center"/>
+          </w:tcPr>
+          <w:p>
+            <w:pPr>
+              <w:spacing w:after="0" w:line="252" w:lineRule="auto"/>
+              <w:jc w:val="center"/>
+            </w:pPr>
+            <w:r/>
+            <w:r>
+              <w:rPr>
+                <w:rFonts w:ascii="Kaiti SC" w:hAnsi="Kaiti SC" w:eastAsia="Kaiti SC" w:cs="Kaiti SC"/>
+                <w:b w:val="0"/>
+                <w:sz w:val="19"/>
+              </w:rPr>
+              <w:t>2</w:t>
+            </w:r>
+          </w:p>
+        </w:tc>
+        <w:tc>
+          <w:tcPr>
+            <w:tcW w:type="dxa" w:w="2075"/>
+            <w:vAlign w:val="center"/>
+          </w:tcPr>
+          <w:p>
+            <w:pPr>
+              <w:spacing w:after="0" w:line="252" w:lineRule="auto"/>
+              <w:jc w:val="center"/>
+            </w:pPr>
+            <w:r/>
+            <w:r>
+              <w:rPr>
+                <w:rFonts w:ascii="Kaiti SC" w:hAnsi="Kaiti SC" w:eastAsia="Kaiti SC" w:cs="Kaiti SC"/>
+                <w:b w:val="0"/>
+                <w:sz w:val="19"/>
+              </w:rPr>
+              <w:t>其他动态</w:t>
+            </w:r>
+          </w:p>
+        </w:tc>
+        <w:tc>
+          <w:tcPr>
+            <w:tcW w:type="dxa" w:w="2075"/>
+            <w:vAlign w:val="center"/>
+          </w:tcPr>
+          <w:p>
+            <w:pPr>
+              <w:spacing w:after="0" w:line="252" w:lineRule="auto"/>
+            </w:pPr>
+            <w:r/>
+            <w:r>
+              <w:rPr>
+                <w:rFonts w:ascii="Kaiti SC" w:hAnsi="Kaiti SC" w:eastAsia="Kaiti SC" w:cs="Kaiti SC"/>
+                <w:b w:val="0"/>
+                <w:sz w:val="19"/>
+              </w:rPr>
+              <w:t>和而泰：回应参股微纳星空投资金额、核算方式等问题 - finance.sina.com.cn</w:t>
+            </w:r>
+          </w:p>
+        </w:tc>
+      </w:tr>
+      <w:tr>
+        <w:trPr>
+          <w:cantSplit/>
+        </w:trPr>
+        <w:tc>
+          <w:tcPr>
+            <w:tcW w:type="dxa" w:w="2075"/>
+            <w:vAlign w:val="center"/>
+          </w:tcPr>
+          <w:p>
+            <w:pPr>
+              <w:spacing w:after="0" w:line="252" w:lineRule="auto"/>
+            </w:pPr>
+            <w:r/>
+            <w:r>
+              <w:rPr>
+                <w:rFonts w:ascii="Kaiti SC" w:hAnsi="Kaiti SC" w:eastAsia="Kaiti SC" w:cs="Kaiti SC"/>
+                <w:b w:val="0"/>
+                <w:sz w:val="19"/>
+              </w:rPr>
+              <w:t>中科宇航</w:t>
+            </w:r>
+          </w:p>
+        </w:tc>
+        <w:tc>
+          <w:tcPr>
+            <w:tcW w:type="dxa" w:w="2075"/>
+            <w:vAlign w:val="center"/>
+          </w:tcPr>
+          <w:p>
+            <w:pPr>
+              <w:spacing w:after="0" w:line="252" w:lineRule="auto"/>
+              <w:jc w:val="center"/>
+            </w:pPr>
+            <w:r/>
+            <w:r>
+              <w:rPr>
+                <w:rFonts w:ascii="Kaiti SC" w:hAnsi="Kaiti SC" w:eastAsia="Kaiti SC" w:cs="Kaiti SC"/>
+                <w:b w:val="0"/>
+                <w:sz w:val="19"/>
+              </w:rPr>
+              <w:t>1</w:t>
+            </w:r>
+          </w:p>
+        </w:tc>
+        <w:tc>
+          <w:tcPr>
+            <w:tcW w:type="dxa" w:w="2075"/>
+            <w:vAlign w:val="center"/>
+          </w:tcPr>
+          <w:p>
+            <w:pPr>
+              <w:spacing w:after="0" w:line="252" w:lineRule="auto"/>
+              <w:jc w:val="center"/>
+            </w:pPr>
+            <w:r/>
+            <w:r>
+              <w:rPr>
+                <w:rFonts w:ascii="Kaiti SC" w:hAnsi="Kaiti SC" w:eastAsia="Kaiti SC" w:cs="Kaiti SC"/>
+                <w:b w:val="0"/>
+                <w:sz w:val="19"/>
+              </w:rPr>
+              <w:t>订单与合作</w:t>
+            </w:r>
+          </w:p>
+        </w:tc>
+        <w:tc>
+          <w:tcPr>
+            <w:tcW w:type="dxa" w:w="2075"/>
+            <w:vAlign w:val="center"/>
+          </w:tcPr>
+          <w:p>
+            <w:pPr>
+              <w:spacing w:after="0" w:line="252" w:lineRule="auto"/>
+            </w:pPr>
+            <w:r/>
+            <w:r>
+              <w:rPr>
+                <w:rFonts w:ascii="Kaiti SC" w:hAnsi="Kaiti SC" w:eastAsia="Kaiti SC" w:cs="Kaiti SC"/>
+                <w:b w:val="0"/>
+                <w:sz w:val="19"/>
+              </w:rPr>
+              <w:t>中科宇航与飞书达成合作 - finance.sina.com.cn</w:t>
+            </w:r>
+          </w:p>
+        </w:tc>
+      </w:tr>
+      <w:tr>
+        <w:trPr>
+          <w:cantSplit/>
+        </w:trPr>
+        <w:tc>
+          <w:tcPr>
+            <w:tcW w:type="dxa" w:w="2075"/>
+            <w:vAlign w:val="center"/>
+          </w:tcPr>
+          <w:p>
+            <w:pPr>
+              <w:spacing w:after="0" w:line="252" w:lineRule="auto"/>
+            </w:pPr>
+            <w:r/>
+            <w:r>
+              <w:rPr>
+                <w:rFonts w:ascii="Kaiti SC" w:hAnsi="Kaiti SC" w:eastAsia="Kaiti SC" w:cs="Kaiti SC"/>
+                <w:b w:val="0"/>
+                <w:sz w:val="19"/>
+              </w:rPr>
+              <w:t>星际荣耀</w:t>
             </w:r>
           </w:p>
         </w:tc>
@@ -692,94 +1271,7 @@
                 <w:b w:val="0"/>
                 <w:sz w:val="19"/>
               </w:rPr>
-              <w:t>Blue Origin overviews plan for dual pad ops at Cape Canaveral</w:t>
-            </w:r>
-          </w:p>
-        </w:tc>
-      </w:tr>
-      <w:tr>
-        <w:trPr>
-          <w:cantSplit/>
-        </w:trPr>
-        <w:tc>
-          <w:tcPr>
-            <w:tcW w:type="dxa" w:w="2075"/>
-            <w:vAlign w:val="center"/>
-          </w:tcPr>
-          <w:p>
-            <w:pPr>
-              <w:spacing w:after="0" w:line="252" w:lineRule="auto"/>
-            </w:pPr>
-            <w:r/>
-            <w:r>
-              <w:rPr>
-                <w:rFonts w:ascii="Kaiti SC" w:hAnsi="Kaiti SC" w:eastAsia="Kaiti SC" w:cs="Kaiti SC"/>
-                <w:b w:val="0"/>
-                <w:sz w:val="19"/>
-              </w:rPr>
-              <w:t>蓝箭航天</w:t>
-            </w:r>
-          </w:p>
-        </w:tc>
-        <w:tc>
-          <w:tcPr>
-            <w:tcW w:type="dxa" w:w="2075"/>
-            <w:vAlign w:val="center"/>
-          </w:tcPr>
-          <w:p>
-            <w:pPr>
-              <w:spacing w:after="0" w:line="252" w:lineRule="auto"/>
-              <w:jc w:val="center"/>
-            </w:pPr>
-            <w:r/>
-            <w:r>
-              <w:rPr>
-                <w:rFonts w:ascii="Kaiti SC" w:hAnsi="Kaiti SC" w:eastAsia="Kaiti SC" w:cs="Kaiti SC"/>
-                <w:b w:val="0"/>
-                <w:sz w:val="19"/>
-              </w:rPr>
-              <w:t>1</w:t>
-            </w:r>
-          </w:p>
-        </w:tc>
-        <w:tc>
-          <w:tcPr>
-            <w:tcW w:type="dxa" w:w="2075"/>
-            <w:vAlign w:val="center"/>
-          </w:tcPr>
-          <w:p>
-            <w:pPr>
-              <w:spacing w:after="0" w:line="252" w:lineRule="auto"/>
-              <w:jc w:val="center"/>
-            </w:pPr>
-            <w:r/>
-            <w:r>
-              <w:rPr>
-                <w:rFonts w:ascii="Kaiti SC" w:hAnsi="Kaiti SC" w:eastAsia="Kaiti SC" w:cs="Kaiti SC"/>
-                <w:b w:val="0"/>
-                <w:sz w:val="19"/>
-              </w:rPr>
-              <w:t>市场与股价</w:t>
-            </w:r>
-          </w:p>
-        </w:tc>
-        <w:tc>
-          <w:tcPr>
-            <w:tcW w:type="dxa" w:w="2075"/>
-            <w:vAlign w:val="center"/>
-          </w:tcPr>
-          <w:p>
-            <w:pPr>
-              <w:spacing w:after="0" w:line="252" w:lineRule="auto"/>
-            </w:pPr>
-            <w:r/>
-            <w:r>
-              <w:rPr>
-                <w:rFonts w:ascii="Kaiti SC" w:hAnsi="Kaiti SC" w:eastAsia="Kaiti SC" w:cs="Kaiti SC"/>
-                <w:b w:val="0"/>
-                <w:sz w:val="19"/>
-              </w:rPr>
-              <w:t>蛰伏三个月后冲刺IPO，谁在蓝箭航天身后站台？ - 新浪网</w:t>
+              <w:t>星际荣耀SQX3整流罩试验圆满收官，火箭首飞进程持续推进，聚焦商业航天全产业链的航天ETF（159267）上涨0.46% - finance.eastmoney.com</w:t>
             </w:r>
           </w:p>
         </w:tc>
@@ -816,7 +1308,7 @@
           <w:rFonts w:ascii="Kaiti SC" w:hAnsi="Kaiti SC" w:eastAsia="Kaiti SC" w:cs="Kaiti SC"/>
           <w:sz w:val="21"/>
         </w:rPr>
-        <w:t>[1] 2026-08-16｜Spaceflight Now｜SpaceX：Live coverage: SpaceX to launch satellite replenishment mission for Globalstar from Cape Canaveral</w:t>
+        <w:t>[1] 2026-08-17｜新浪财经｜蓝箭航天：港股异动| 金风科技(02208)反弹近4% 朱雀三号遥二火箭发射窗口敲定公司风机盈利能力有望修复 - 新浪财经</w:t>
       </w:r>
     </w:p>
     <w:p>
@@ -837,7 +1329,7 @@
           <w:rFonts w:ascii="Kaiti SC" w:hAnsi="Kaiti SC" w:eastAsia="Kaiti SC" w:cs="Kaiti SC"/>
           <w:sz w:val="21"/>
         </w:rPr>
-        <w:t>[2] 2026-08-16｜NASASpaceflight｜Blue Origin：Blue Origin overviews plan for dual pad ops at Cape Canaveral</w:t>
+        <w:t>[2] 2026-08-17｜finance.eastmoney.com｜星际荣耀：星际荣耀SQX3整流罩试验圆满收官，火箭首飞进程持续推进，聚焦商业航天全产业链的航天ETF（159267）上涨0.46% - finance.eastmoney.com</w:t>
       </w:r>
     </w:p>
     <w:p>
@@ -858,7 +1350,7 @@
           <w:rFonts w:ascii="Kaiti SC" w:hAnsi="Kaiti SC" w:eastAsia="Kaiti SC" w:cs="Kaiti SC"/>
           <w:sz w:val="21"/>
         </w:rPr>
-        <w:t>[3] 2026-08-16｜bing.com｜SpaceX：Morgan Stanley Says SpaceX Is Worth $300 Per Share. The Stock Trades Near $140. Here's Who I Think Is Right.</w:t>
+        <w:t>[3] 2026-08-17｜Florida Today｜SpaceX：SpaceX rocket launches, NASA's MAX POWER lead Florida space newsletter - Florida Today</w:t>
       </w:r>
     </w:p>
     <w:p>
@@ -879,7 +1371,7 @@
           <w:rFonts w:ascii="Kaiti SC" w:hAnsi="Kaiti SC" w:eastAsia="Kaiti SC" w:cs="Kaiti SC"/>
           <w:sz w:val="21"/>
         </w:rPr>
-        <w:t>[4] 2026-08-16｜satnews.com｜SpaceX：VinSpace Signs SpaceX Launch Agreement to Deploy Vietnam’s First Private Satellite Constellation</w:t>
+        <w:t>[4] 2026-08-17｜bing.com｜SpaceX：SpaceX seen on cusp of Starlink growth surge as UBS highlights V3 satellite opportunity</w:t>
       </w:r>
     </w:p>
     <w:p>
@@ -900,7 +1392,7 @@
           <w:rFonts w:ascii="Kaiti SC" w:hAnsi="Kaiti SC" w:eastAsia="Kaiti SC" w:cs="Kaiti SC"/>
           <w:sz w:val="21"/>
         </w:rPr>
-        <w:t>[5] 2026-08-16｜Spaceflight Now｜SpaceX：SpaceX launches record-breaking back-to-back Falcon 9 rockets for Globalstar, U.S. Space Force - Spaceflight Now</w:t>
+        <w:t>[5] 2026-08-17｜space.com｜Blue Origin：Blue Origin adding second pad to Cape Canaveral launch complex amid rocket explosion repairs</w:t>
       </w:r>
     </w:p>
     <w:p>
@@ -921,7 +1413,7 @@
           <w:rFonts w:ascii="Kaiti SC" w:hAnsi="Kaiti SC" w:eastAsia="Kaiti SC" w:cs="Kaiti SC"/>
           <w:sz w:val="21"/>
         </w:rPr>
-        <w:t>[6] 2026-08-16｜Florida Today｜SpaceX：SpaceX rocket launch from Florida delivers Globalstar satellites, sounds sonic booms - Florida Today</w:t>
+        <w:t>[6] 2026-08-17｜space.com｜Blue Origin：Blue Origin adding second pad to Cape Canaveral launch complex amid rocket explosion repairs - space.com</w:t>
       </w:r>
     </w:p>
     <w:p>
@@ -942,7 +1434,259 @@
           <w:rFonts w:ascii="Kaiti SC" w:hAnsi="Kaiti SC" w:eastAsia="Kaiti SC" w:cs="Kaiti SC"/>
           <w:sz w:val="21"/>
         </w:rPr>
-        <w:t>[7] 2026-08-16｜新浪网｜蓝箭航天：蛰伏三个月后冲刺IPO，谁在蓝箭航天身后站台？ - 新浪网</w:t>
+        <w:t>[7] 2026-08-17｜autoevolution｜Blue Origin：Blue Origin Upgrades Launch Complex 36 to Be Able to Launch the Upcoming New Glenn 9x4 - autoevolution</w:t>
+      </w:r>
+    </w:p>
+    <w:p>
+      <w:pPr>
+        <w:keepLines/>
+        <w:spacing w:after="60"/>
+        <w:ind w:left="369" w:hanging="227"/>
+      </w:pPr>
+      <w:r>
+        <w:rPr>
+          <w:rFonts w:ascii="Kaiti SC" w:hAnsi="Kaiti SC" w:eastAsia="Kaiti SC" w:cs="Kaiti SC"/>
+          <w:sz w:val="21"/>
+        </w:rPr>
+        <w:t xml:space="preserve">✓ </w:t>
+      </w:r>
+      <w:r>
+        <w:rPr>
+          <w:rFonts w:ascii="Kaiti SC" w:hAnsi="Kaiti SC" w:eastAsia="Kaiti SC" w:cs="Kaiti SC"/>
+          <w:sz w:val="21"/>
+        </w:rPr>
+        <w:t>[8] 2026-08-17｜bing.com｜Blue Origin：Blue Origin adds LC-36B at Cape Canaveral for New Glenn</w:t>
+      </w:r>
+    </w:p>
+    <w:p>
+      <w:pPr>
+        <w:keepLines/>
+        <w:spacing w:after="60"/>
+        <w:ind w:left="369" w:hanging="227"/>
+      </w:pPr>
+      <w:r>
+        <w:rPr>
+          <w:rFonts w:ascii="Kaiti SC" w:hAnsi="Kaiti SC" w:eastAsia="Kaiti SC" w:cs="Kaiti SC"/>
+          <w:sz w:val="21"/>
+        </w:rPr>
+        <w:t xml:space="preserve">✓ </w:t>
+      </w:r>
+      <w:r>
+        <w:rPr>
+          <w:rFonts w:ascii="Kaiti SC" w:hAnsi="Kaiti SC" w:eastAsia="Kaiti SC" w:cs="Kaiti SC"/>
+          <w:sz w:val="21"/>
+        </w:rPr>
+        <w:t>[9] 2026-08-17｜bing.com｜Blue Origin：Blue Origin adds LC-36B at Cape Canaveral for New Glenn</w:t>
+      </w:r>
+    </w:p>
+    <w:p>
+      <w:pPr>
+        <w:keepLines/>
+        <w:spacing w:after="60"/>
+        <w:ind w:left="369" w:hanging="227"/>
+      </w:pPr>
+      <w:r>
+        <w:rPr>
+          <w:rFonts w:ascii="Kaiti SC" w:hAnsi="Kaiti SC" w:eastAsia="Kaiti SC" w:cs="Kaiti SC"/>
+          <w:sz w:val="21"/>
+        </w:rPr>
+        <w:t xml:space="preserve">✓ </w:t>
+      </w:r>
+      <w:r>
+        <w:rPr>
+          <w:rFonts w:ascii="Kaiti SC" w:hAnsi="Kaiti SC" w:eastAsia="Kaiti SC" w:cs="Kaiti SC"/>
+          <w:sz w:val="21"/>
+        </w:rPr>
+        <w:t>[10] 2026-08-17｜bing.com｜SpaceX：SpaceX's Starlink Poised for Growth Inflection With V3 Satellites, UBS Securities Says</w:t>
+      </w:r>
+    </w:p>
+    <w:p>
+      <w:pPr>
+        <w:keepLines/>
+        <w:spacing w:after="60"/>
+        <w:ind w:left="369" w:hanging="227"/>
+      </w:pPr>
+      <w:r>
+        <w:rPr>
+          <w:rFonts w:ascii="Kaiti SC" w:hAnsi="Kaiti SC" w:eastAsia="Kaiti SC" w:cs="Kaiti SC"/>
+          <w:sz w:val="21"/>
+        </w:rPr>
+        <w:t xml:space="preserve">✓ </w:t>
+      </w:r>
+      <w:r>
+        <w:rPr>
+          <w:rFonts w:ascii="Kaiti SC" w:hAnsi="Kaiti SC" w:eastAsia="Kaiti SC" w:cs="Kaiti SC"/>
+          <w:sz w:val="21"/>
+        </w:rPr>
+        <w:t>[11] 2026-08-17｜bing.com｜SpaceX：SpaceX's Starlink Poised for Growth Inflection With V3 Satellites, UBS Securities Says</w:t>
+      </w:r>
+    </w:p>
+    <w:p>
+      <w:pPr>
+        <w:keepLines/>
+        <w:spacing w:after="60"/>
+        <w:ind w:left="369" w:hanging="227"/>
+      </w:pPr>
+      <w:r>
+        <w:rPr>
+          <w:rFonts w:ascii="Kaiti SC" w:hAnsi="Kaiti SC" w:eastAsia="Kaiti SC" w:cs="Kaiti SC"/>
+          <w:sz w:val="21"/>
+        </w:rPr>
+        <w:t xml:space="preserve">✓ </w:t>
+      </w:r>
+      <w:r>
+        <w:rPr>
+          <w:rFonts w:ascii="Kaiti SC" w:hAnsi="Kaiti SC" w:eastAsia="Kaiti SC" w:cs="Kaiti SC"/>
+          <w:sz w:val="21"/>
+        </w:rPr>
+        <w:t>[12] 2026-08-17｜finance.sina.com.cn｜中科宇航：中科宇航与飞书达成合作 - finance.sina.com.cn</w:t>
+      </w:r>
+    </w:p>
+    <w:p>
+      <w:pPr>
+        <w:keepLines/>
+        <w:spacing w:after="60"/>
+        <w:ind w:left="369" w:hanging="227"/>
+      </w:pPr>
+      <w:r>
+        <w:rPr>
+          <w:rFonts w:ascii="Kaiti SC" w:hAnsi="Kaiti SC" w:eastAsia="Kaiti SC" w:cs="Kaiti SC"/>
+          <w:sz w:val="21"/>
+        </w:rPr>
+        <w:t xml:space="preserve">✓ </w:t>
+      </w:r>
+      <w:r>
+        <w:rPr>
+          <w:rFonts w:ascii="Kaiti SC" w:hAnsi="Kaiti SC" w:eastAsia="Kaiti SC" w:cs="Kaiti SC"/>
+          <w:sz w:val="21"/>
+        </w:rPr>
+        <w:t>[13] 2026-08-17｜bing.com｜SpaceX：SpaceX: New record as two Falcon 9 rockets launch 38 minutes apart</w:t>
+      </w:r>
+    </w:p>
+    <w:p>
+      <w:pPr>
+        <w:keepLines/>
+        <w:spacing w:after="60"/>
+        <w:ind w:left="369" w:hanging="227"/>
+      </w:pPr>
+      <w:r>
+        <w:rPr>
+          <w:rFonts w:ascii="Kaiti SC" w:hAnsi="Kaiti SC" w:eastAsia="Kaiti SC" w:cs="Kaiti SC"/>
+          <w:sz w:val="21"/>
+        </w:rPr>
+        <w:t xml:space="preserve">✓ </w:t>
+      </w:r>
+      <w:r>
+        <w:rPr>
+          <w:rFonts w:ascii="Kaiti SC" w:hAnsi="Kaiti SC" w:eastAsia="Kaiti SC" w:cs="Kaiti SC"/>
+          <w:sz w:val="21"/>
+        </w:rPr>
+        <w:t>[14] 2026-08-17｜jiemian.com｜蓝箭航天：朱雀三号即将复飞，机构：民营火箭有望从“成功入轨”跨越至“回收复用”闭环 - jiemian.com</w:t>
+      </w:r>
+    </w:p>
+    <w:p>
+      <w:pPr>
+        <w:keepLines/>
+        <w:spacing w:after="60"/>
+        <w:ind w:left="369" w:hanging="227"/>
+      </w:pPr>
+      <w:r>
+        <w:rPr>
+          <w:rFonts w:ascii="Kaiti SC" w:hAnsi="Kaiti SC" w:eastAsia="Kaiti SC" w:cs="Kaiti SC"/>
+          <w:sz w:val="21"/>
+        </w:rPr>
+        <w:t xml:space="preserve">✓ </w:t>
+      </w:r>
+      <w:r>
+        <w:rPr>
+          <w:rFonts w:ascii="Kaiti SC" w:hAnsi="Kaiti SC" w:eastAsia="Kaiti SC" w:cs="Kaiti SC"/>
+          <w:sz w:val="21"/>
+        </w:rPr>
+        <w:t>[15] 2026-08-17｜finance.sina.com.cn｜蓝箭航天：“朱雀三号遥二”或即将出征，卫星ETF易方达涨1.04% - finance.sina.com.cn</w:t>
+      </w:r>
+    </w:p>
+    <w:p>
+      <w:pPr>
+        <w:keepLines/>
+        <w:spacing w:after="60"/>
+        <w:ind w:left="369" w:hanging="227"/>
+      </w:pPr>
+      <w:r>
+        <w:rPr>
+          <w:rFonts w:ascii="Kaiti SC" w:hAnsi="Kaiti SC" w:eastAsia="Kaiti SC" w:cs="Kaiti SC"/>
+          <w:sz w:val="21"/>
+        </w:rPr>
+        <w:t xml:space="preserve">✓ </w:t>
+      </w:r>
+      <w:r>
+        <w:rPr>
+          <w:rFonts w:ascii="Kaiti SC" w:hAnsi="Kaiti SC" w:eastAsia="Kaiti SC" w:cs="Kaiti SC"/>
+          <w:sz w:val="21"/>
+        </w:rPr>
+        <w:t>[16] 2026-08-17｜jiemian.com｜蓝箭航天：朱雀三号复飞在即！长十二再发低轨卫星，英伟达170亿入股Space X！洪都航空涨2%，航空ETF汇添富(159257)涨超1%，冲击两连阳！ - jiemian.com</w:t>
+      </w:r>
+    </w:p>
+    <w:p>
+      <w:pPr>
+        <w:keepLines/>
+        <w:spacing w:after="60"/>
+        <w:ind w:left="369" w:hanging="227"/>
+      </w:pPr>
+      <w:r>
+        <w:rPr>
+          <w:rFonts w:ascii="Kaiti SC" w:hAnsi="Kaiti SC" w:eastAsia="Kaiti SC" w:cs="Kaiti SC"/>
+          <w:sz w:val="21"/>
+        </w:rPr>
+        <w:t xml:space="preserve">✓ </w:t>
+      </w:r>
+      <w:r>
+        <w:rPr>
+          <w:rFonts w:ascii="Kaiti SC" w:hAnsi="Kaiti SC" w:eastAsia="Kaiti SC" w:cs="Kaiti SC"/>
+          <w:sz w:val="21"/>
+        </w:rPr>
+        <w:t>[17] 2026-08-17｜finance.sina.com.cn｜蓝箭航天：朱雀三号遥二火箭发射窗口敲定：8月19日酒泉发射 - finance.sina.com.cn</w:t>
+      </w:r>
+    </w:p>
+    <w:p>
+      <w:pPr>
+        <w:keepLines/>
+        <w:spacing w:after="60"/>
+        <w:ind w:left="369" w:hanging="227"/>
+      </w:pPr>
+      <w:r>
+        <w:rPr>
+          <w:rFonts w:ascii="Kaiti SC" w:hAnsi="Kaiti SC" w:eastAsia="Kaiti SC" w:cs="Kaiti SC"/>
+          <w:sz w:val="21"/>
+        </w:rPr>
+        <w:t xml:space="preserve">✓ </w:t>
+      </w:r>
+      <w:r>
+        <w:rPr>
+          <w:rFonts w:ascii="Kaiti SC" w:hAnsi="Kaiti SC" w:eastAsia="Kaiti SC" w:cs="Kaiti SC"/>
+          <w:sz w:val="21"/>
+        </w:rPr>
+        <w:t>[18] 2026-08-17｜finance.sina.com.cn｜微纳星空：和而泰：回应参股微纳星空投资金额、核算方式等问题 - finance.sina.com.cn</w:t>
+      </w:r>
+    </w:p>
+    <w:p>
+      <w:pPr>
+        <w:keepLines/>
+        <w:spacing w:after="60"/>
+        <w:ind w:left="369" w:hanging="227"/>
+      </w:pPr>
+      <w:r>
+        <w:rPr>
+          <w:rFonts w:ascii="Kaiti SC" w:hAnsi="Kaiti SC" w:eastAsia="Kaiti SC" w:cs="Kaiti SC"/>
+          <w:sz w:val="21"/>
+        </w:rPr>
+        <w:t xml:space="preserve">✓ </w:t>
+      </w:r>
+      <w:r>
+        <w:rPr>
+          <w:rFonts w:ascii="Kaiti SC" w:hAnsi="Kaiti SC" w:eastAsia="Kaiti SC" w:cs="Kaiti SC"/>
+          <w:sz w:val="21"/>
+        </w:rPr>
+        <w:t>[19] 2026-08-17｜东方财富｜微纳星空：和而泰：公司对微纳星空的投资金额为5000万元 - 东方财富</w:t>
       </w:r>
     </w:p>
     <w:sectPr>

--- a/docs/data/reports/daily-documents/latest/previous_daily_report.docx
+++ b/docs/data/reports/daily-documents/latest/previous_daily_report.docx
@@ -26,7 +26,7 @@
           <w:rFonts w:ascii="Kaiti SC" w:hAnsi="Kaiti SC" w:eastAsia="Kaiti SC" w:cs="Kaiti SC"/>
           <w:sz w:val="21"/>
         </w:rPr>
-        <w:t>2026-08-17（上一自然日）</w:t>
+        <w:t>2026-08-18（上一自然日）</w:t>
       </w:r>
     </w:p>
     <w:tbl>
@@ -81,7 +81,7 @@
                 <w:b w:val="0"/>
                 <w:sz w:val="19"/>
               </w:rPr>
-              <w:t>2026-08-17</w:t>
+              <w:t>2026-08-18</w:t>
             </w:r>
           </w:p>
         </w:tc>
@@ -127,7 +127,7 @@
                 <w:b w:val="0"/>
                 <w:sz w:val="19"/>
               </w:rPr>
-              <w:t>33 条 / 6 家</w:t>
+              <w:t>37 条 / 6 家</w:t>
             </w:r>
           </w:p>
         </w:tc>
@@ -173,7 +173,7 @@
                 <w:b w:val="0"/>
                 <w:sz w:val="19"/>
               </w:rPr>
-              <w:t>17 个</w:t>
+              <w:t>21 个</w:t>
             </w:r>
           </w:p>
         </w:tc>
@@ -219,7 +219,7 @@
                 <w:b w:val="0"/>
                 <w:sz w:val="19"/>
               </w:rPr>
-              <w:t>2026-08-18</w:t>
+              <w:t>2026-08-19</w:t>
             </w:r>
           </w:p>
         </w:tc>
@@ -245,7 +245,7 @@
     </w:p>
     <w:p>
       <w:r>
-        <w:t>2026-08-17 共归档 33 条新闻，覆盖 6 家公司、17 个信息来源。 新闻量较多的公司包括 蓝箭航天、Blue Origin、SpaceX、微纳星空。</w:t>
+        <w:t>2026-08-18 共归档 37 条新闻，覆盖 6 家公司、21 个信息来源。 新闻量较多的公司包括 SpaceX、垣信卫星、中科宇航、星河动力。</w:t>
       </w:r>
     </w:p>
     <w:p>
@@ -279,7 +279,7 @@
           <w:rFonts w:ascii="Kaiti SC" w:hAnsi="Kaiti SC" w:eastAsia="Kaiti SC" w:cs="Kaiti SC"/>
           <w:sz w:val="21"/>
         </w:rPr>
-        <w:t>【市场与股价】蓝箭航天：港股异动| 金风科技(02208)反弹近4% 朱雀三号遥二火箭发射窗口敲定公司风机盈利能力有望修复 - 新浪财经 （新浪财经）</w:t>
+        <w:t>【发射与任务】SpaceX：Live coverage: SpaceX to send Starlink satellites to orbit with Tuesday night launch from California （Spaceflight Now）</w:t>
       </w:r>
     </w:p>
     <w:p>
@@ -300,7 +300,7 @@
           <w:rFonts w:ascii="Kaiti SC" w:hAnsi="Kaiti SC" w:eastAsia="Kaiti SC" w:cs="Kaiti SC"/>
           <w:sz w:val="21"/>
         </w:rPr>
-        <w:t>【发射与任务】星际荣耀：星际荣耀SQX3整流罩试验圆满收官，火箭首飞进程持续推进，聚焦商业航天全产业链的航天ETF（159267）上涨0.46% - finance.eastmoney.com （finance.eastmoney.com）</w:t>
+        <w:t>【融资与资本】垣信卫星：垣信卫星完成69.76亿元融资，估值达500亿元！ - 搜狐网 （搜狐网）</w:t>
       </w:r>
     </w:p>
     <w:p>
@@ -321,7 +321,7 @@
           <w:rFonts w:ascii="Kaiti SC" w:hAnsi="Kaiti SC" w:eastAsia="Kaiti SC" w:cs="Kaiti SC"/>
           <w:sz w:val="21"/>
         </w:rPr>
-        <w:t>【发射与任务】SpaceX：SpaceX rocket launches, NASA's MAX POWER lead Florida space newsletter - Florida Today （Florida Today）</w:t>
+        <w:t>【市场与股价】星河动力：智神星一号，能帮星河动力抢到IPO第三席吗？ - 新浪财经 （新浪财经）</w:t>
       </w:r>
     </w:p>
     <w:p>
@@ -342,7 +342,7 @@
           <w:rFonts w:ascii="Kaiti SC" w:hAnsi="Kaiti SC" w:eastAsia="Kaiti SC" w:cs="Kaiti SC"/>
           <w:sz w:val="21"/>
         </w:rPr>
-        <w:t>【其他动态】SpaceX：SpaceX seen on cusp of Starlink growth surge as UBS highlights V3 satellite opportunity （bing.com）</w:t>
+        <w:t>【融资与资本】垣信卫星：垣信卫星完成新一轮融资：金额69.76亿元，估值500亿 - 手机新浪网 （手机新浪网）</w:t>
       </w:r>
     </w:p>
     <w:p>
@@ -363,7 +363,7 @@
           <w:rFonts w:ascii="Kaiti SC" w:hAnsi="Kaiti SC" w:eastAsia="Kaiti SC" w:cs="Kaiti SC"/>
           <w:sz w:val="21"/>
         </w:rPr>
-        <w:t>【发射与任务】Blue Origin：Blue Origin adding second pad to Cape Canaveral launch complex amid rocket explosion repairs （space.com）</w:t>
+        <w:t>【融资与资本】垣信卫星：垣信卫星完成近70亿元增资 估值达500亿元 - guandian.cn （guandian.cn）</w:t>
       </w:r>
     </w:p>
     <w:p>
@@ -384,7 +384,7 @@
           <w:rFonts w:ascii="Kaiti SC" w:hAnsi="Kaiti SC" w:eastAsia="Kaiti SC" w:cs="Kaiti SC"/>
           <w:sz w:val="21"/>
         </w:rPr>
-        <w:t>【发射与任务】Blue Origin：Blue Origin adding second pad to Cape Canaveral launch complex amid rocket explosion repairs - space.com （space.com）</w:t>
+        <w:t>【融资与资本】垣信卫星：垣信卫星完成近70亿元增资 估值达500亿元 - 观点网 （观点网）</w:t>
       </w:r>
     </w:p>
     <w:p>
@@ -405,7 +405,7 @@
           <w:rFonts w:ascii="Kaiti SC" w:hAnsi="Kaiti SC" w:eastAsia="Kaiti SC" w:cs="Kaiti SC"/>
           <w:sz w:val="21"/>
         </w:rPr>
-        <w:t>【发射与任务】Blue Origin：Blue Origin Upgrades Launch Complex 36 to Be Able to Launch the Upcoming New Glenn 9x4 - autoevolution （autoevolution）</w:t>
+        <w:t>【融资与资本】垣信卫星：垣信卫星完成近70亿元增资、18家投资方参与，估值达500亿元 - 搜狐网 （搜狐网）</w:t>
       </w:r>
     </w:p>
     <w:p>
@@ -426,7 +426,7 @@
           <w:rFonts w:ascii="Kaiti SC" w:hAnsi="Kaiti SC" w:eastAsia="Kaiti SC" w:cs="Kaiti SC"/>
           <w:sz w:val="21"/>
         </w:rPr>
-        <w:t>【其他动态】Blue Origin：Blue Origin adds LC-36B at Cape Canaveral for New Glenn （bing.com）</w:t>
+        <w:t>【市场与股价】星河动力：智神星一号，能帮星河动力抢到IPO第三席吗？ - 新浪财经 （新浪财经）</w:t>
       </w:r>
     </w:p>
     <w:p>
@@ -447,7 +447,7 @@
           <w:rFonts w:ascii="Kaiti SC" w:hAnsi="Kaiti SC" w:eastAsia="Kaiti SC" w:cs="Kaiti SC"/>
           <w:sz w:val="21"/>
         </w:rPr>
-        <w:t>【其他动态】Blue Origin：Blue Origin adds LC-36B at Cape Canaveral for New Glenn （bing.com）</w:t>
+        <w:t>【市场与股价】星河动力：智神星一号8月下旬首飞在即，星河动力争夺商业火箭IPO第三席 - 虎嗅 （虎嗅）</w:t>
       </w:r>
     </w:p>
     <w:p>
@@ -468,7 +468,7 @@
           <w:rFonts w:ascii="Kaiti SC" w:hAnsi="Kaiti SC" w:eastAsia="Kaiti SC" w:cs="Kaiti SC"/>
           <w:sz w:val="21"/>
         </w:rPr>
-        <w:t>【其他动态】SpaceX：SpaceX's Starlink Poised for Growth Inflection With V3 Satellites, UBS Securities Says （bing.com）</w:t>
+        <w:t>【市场与股价】SpaceX：How can SpaceX reach $1 trillion in annual revenue? （bing.com）</w:t>
       </w:r>
     </w:p>
     <w:p>
@@ -489,7 +489,7 @@
           <w:rFonts w:ascii="Kaiti SC" w:hAnsi="Kaiti SC" w:eastAsia="Kaiti SC" w:cs="Kaiti SC"/>
           <w:sz w:val="21"/>
         </w:rPr>
-        <w:t>【其他动态】SpaceX：SpaceX's Starlink Poised for Growth Inflection With V3 Satellites, UBS Securities Says （bing.com）</w:t>
+        <w:t>【发射与任务】SpaceX：SpaceX set for 100th launch tonight, adding 24 Starlink satellites （bing.com）</w:t>
       </w:r>
     </w:p>
     <w:p>
@@ -510,7 +510,7 @@
           <w:rFonts w:ascii="Kaiti SC" w:hAnsi="Kaiti SC" w:eastAsia="Kaiti SC" w:cs="Kaiti SC"/>
           <w:sz w:val="21"/>
         </w:rPr>
-        <w:t>【订单与合作】中科宇航：中科宇航与飞书达成合作 - finance.sina.com.cn （finance.sina.com.cn）</w:t>
+        <w:t>【发射与任务】SpaceX：SpaceX plans Vandenberg rocket launch tonight. How to watch live （bing.com）</w:t>
       </w:r>
     </w:p>
     <w:p>
@@ -531,7 +531,7 @@
           <w:rFonts w:ascii="Kaiti SC" w:hAnsi="Kaiti SC" w:eastAsia="Kaiti SC" w:cs="Kaiti SC"/>
           <w:sz w:val="21"/>
         </w:rPr>
-        <w:t>【发射与任务】SpaceX：SpaceX: New record as two Falcon 9 rockets launch 38 minutes apart （bing.com）</w:t>
+        <w:t>【发射与任务】SpaceX：SpaceX rocket launch could be visible in Phoenix this week - Phoenix New Times （Phoenix New Times）</w:t>
       </w:r>
     </w:p>
     <w:p>
@@ -552,7 +552,7 @@
           <w:rFonts w:ascii="Kaiti SC" w:hAnsi="Kaiti SC" w:eastAsia="Kaiti SC" w:cs="Kaiti SC"/>
           <w:sz w:val="21"/>
         </w:rPr>
-        <w:t>【发射与任务】蓝箭航天：朱雀三号即将复飞，机构：民营火箭有望从“成功入轨”跨越至“回收复用”闭环 - jiemian.com （jiemian.com）</w:t>
+        <w:t>【发射与任务】Blue Origin：Blue Origin Is Deploying Strange White Bulbs Around the World, They’re Meant to Support Orbital Ops - autoevolution （autoevolution）</w:t>
       </w:r>
     </w:p>
     <w:p>
@@ -573,7 +573,7 @@
           <w:rFonts w:ascii="Kaiti SC" w:hAnsi="Kaiti SC" w:eastAsia="Kaiti SC" w:cs="Kaiti SC"/>
           <w:sz w:val="21"/>
         </w:rPr>
-        <w:t>【其他动态】蓝箭航天：“朱雀三号遥二”或即将出征，卫星ETF易方达涨1.04% - finance.sina.com.cn （finance.sina.com.cn）</w:t>
+        <w:t>【其他动态】蓝箭航天：朱雀三号蓄势待发，卫星ETF招商(159218)涨超1% - jiemian.com （jiemian.com）</w:t>
       </w:r>
     </w:p>
     <w:p>
@@ -594,7 +594,7 @@
           <w:rFonts w:ascii="Kaiti SC" w:hAnsi="Kaiti SC" w:eastAsia="Kaiti SC" w:cs="Kaiti SC"/>
           <w:sz w:val="21"/>
         </w:rPr>
-        <w:t>【其他动态】蓝箭航天：朱雀三号复飞在即！长十二再发低轨卫星，英伟达170亿入股Space X！洪都航空涨2%，航空ETF汇添富(159257)涨超1%，冲击两连阳！ - jiemian.com （jiemian.com）</w:t>
+        <w:t>【发射与任务】蓝箭航天：朱雀三号明日发射，机构：着陆腿回收方案开创民营商业航天历史，航空航天ETF华夏（159227）规模居同指数第一 - jiemian.com （jiemian.com）</w:t>
       </w:r>
     </w:p>
     <w:p>
@@ -615,7 +615,7 @@
           <w:rFonts w:ascii="Kaiti SC" w:hAnsi="Kaiti SC" w:eastAsia="Kaiti SC" w:cs="Kaiti SC"/>
           <w:sz w:val="21"/>
         </w:rPr>
-        <w:t>【发射与任务】蓝箭航天：朱雀三号遥二火箭发射窗口敲定：8月19日酒泉发射 - finance.sina.com.cn （finance.sina.com.cn）</w:t>
+        <w:t>【其他动态】蓝箭航天：朱雀三号又又又要出发了，一组快问快答解开你的疑惑丨空天侦探社 - 新浪财经 （新浪财经）</w:t>
       </w:r>
     </w:p>
     <w:p>
@@ -636,7 +636,7 @@
           <w:rFonts w:ascii="Kaiti SC" w:hAnsi="Kaiti SC" w:eastAsia="Kaiti SC" w:cs="Kaiti SC"/>
           <w:sz w:val="21"/>
         </w:rPr>
-        <w:t>【其他动态】微纳星空：和而泰：回应参股微纳星空投资金额、核算方式等问题 - finance.sina.com.cn （finance.sina.com.cn）</w:t>
+        <w:t>【发射与任务】中科宇航：明年首飞！中科宇航力巡一号太空“摆渡车”完成重要试验 - 新浪财经 （新浪财经）</w:t>
       </w:r>
     </w:p>
     <w:p>
@@ -774,7 +774,94 @@
                 <w:b w:val="0"/>
                 <w:sz w:val="19"/>
               </w:rPr>
-              <w:t>蓝箭航天</w:t>
+              <w:t>SpaceX</w:t>
+            </w:r>
+          </w:p>
+        </w:tc>
+        <w:tc>
+          <w:tcPr>
+            <w:tcW w:type="dxa" w:w="2075"/>
+            <w:vAlign w:val="center"/>
+          </w:tcPr>
+          <w:p>
+            <w:pPr>
+              <w:spacing w:after="0" w:line="252" w:lineRule="auto"/>
+              <w:jc w:val="center"/>
+            </w:pPr>
+            <w:r/>
+            <w:r>
+              <w:rPr>
+                <w:rFonts w:ascii="Kaiti SC" w:hAnsi="Kaiti SC" w:eastAsia="Kaiti SC" w:cs="Kaiti SC"/>
+                <w:b w:val="0"/>
+                <w:sz w:val="19"/>
+              </w:rPr>
+              <w:t>12</w:t>
+            </w:r>
+          </w:p>
+        </w:tc>
+        <w:tc>
+          <w:tcPr>
+            <w:tcW w:type="dxa" w:w="2075"/>
+            <w:vAlign w:val="center"/>
+          </w:tcPr>
+          <w:p>
+            <w:pPr>
+              <w:spacing w:after="0" w:line="252" w:lineRule="auto"/>
+              <w:jc w:val="center"/>
+            </w:pPr>
+            <w:r/>
+            <w:r>
+              <w:rPr>
+                <w:rFonts w:ascii="Kaiti SC" w:hAnsi="Kaiti SC" w:eastAsia="Kaiti SC" w:cs="Kaiti SC"/>
+                <w:b w:val="0"/>
+                <w:sz w:val="19"/>
+              </w:rPr>
+              <w:t>发射与任务、市场与股价、其他动态</w:t>
+            </w:r>
+          </w:p>
+        </w:tc>
+        <w:tc>
+          <w:tcPr>
+            <w:tcW w:type="dxa" w:w="2075"/>
+            <w:vAlign w:val="center"/>
+          </w:tcPr>
+          <w:p>
+            <w:pPr>
+              <w:spacing w:after="0" w:line="252" w:lineRule="auto"/>
+            </w:pPr>
+            <w:r/>
+            <w:r>
+              <w:rPr>
+                <w:rFonts w:ascii="Kaiti SC" w:hAnsi="Kaiti SC" w:eastAsia="Kaiti SC" w:cs="Kaiti SC"/>
+                <w:b w:val="0"/>
+                <w:sz w:val="19"/>
+              </w:rPr>
+              <w:t>Live coverage: SpaceX to send Starlink satellites to orbit with Tuesday night launch from California</w:t>
+            </w:r>
+          </w:p>
+        </w:tc>
+      </w:tr>
+      <w:tr>
+        <w:trPr>
+          <w:cantSplit/>
+        </w:trPr>
+        <w:tc>
+          <w:tcPr>
+            <w:tcW w:type="dxa" w:w="2075"/>
+            <w:vAlign w:val="center"/>
+          </w:tcPr>
+          <w:p>
+            <w:pPr>
+              <w:spacing w:after="0" w:line="252" w:lineRule="auto"/>
+            </w:pPr>
+            <w:r/>
+            <w:r>
+              <w:rPr>
+                <w:rFonts w:ascii="Kaiti SC" w:hAnsi="Kaiti SC" w:eastAsia="Kaiti SC" w:cs="Kaiti SC"/>
+                <w:b w:val="0"/>
+                <w:sz w:val="19"/>
+              </w:rPr>
+              <w:t>垣信卫星</w:t>
             </w:r>
           </w:p>
         </w:tc>
@@ -816,7 +903,7 @@
                 <w:b w:val="0"/>
                 <w:sz w:val="19"/>
               </w:rPr>
-              <w:t>市场与股价、发射与任务、其他动态</w:t>
+              <w:t>融资与资本</w:t>
             </w:r>
           </w:p>
         </w:tc>
@@ -836,268 +923,7 @@
                 <w:b w:val="0"/>
                 <w:sz w:val="19"/>
               </w:rPr>
-              <w:t>港股异动| 金风科技(02208)反弹近4% 朱雀三号遥二火箭发射窗口敲定公司风机盈利能力有望修复 - 新浪财经</w:t>
-            </w:r>
-          </w:p>
-        </w:tc>
-      </w:tr>
-      <w:tr>
-        <w:trPr>
-          <w:cantSplit/>
-        </w:trPr>
-        <w:tc>
-          <w:tcPr>
-            <w:tcW w:type="dxa" w:w="2075"/>
-            <w:vAlign w:val="center"/>
-          </w:tcPr>
-          <w:p>
-            <w:pPr>
-              <w:spacing w:after="0" w:line="252" w:lineRule="auto"/>
-            </w:pPr>
-            <w:r/>
-            <w:r>
-              <w:rPr>
-                <w:rFonts w:ascii="Kaiti SC" w:hAnsi="Kaiti SC" w:eastAsia="Kaiti SC" w:cs="Kaiti SC"/>
-                <w:b w:val="0"/>
-                <w:sz w:val="19"/>
-              </w:rPr>
-              <w:t>Blue Origin</w:t>
-            </w:r>
-          </w:p>
-        </w:tc>
-        <w:tc>
-          <w:tcPr>
-            <w:tcW w:type="dxa" w:w="2075"/>
-            <w:vAlign w:val="center"/>
-          </w:tcPr>
-          <w:p>
-            <w:pPr>
-              <w:spacing w:after="0" w:line="252" w:lineRule="auto"/>
-              <w:jc w:val="center"/>
-            </w:pPr>
-            <w:r/>
-            <w:r>
-              <w:rPr>
-                <w:rFonts w:ascii="Kaiti SC" w:hAnsi="Kaiti SC" w:eastAsia="Kaiti SC" w:cs="Kaiti SC"/>
-                <w:b w:val="0"/>
-                <w:sz w:val="19"/>
-              </w:rPr>
-              <w:t>9</w:t>
-            </w:r>
-          </w:p>
-        </w:tc>
-        <w:tc>
-          <w:tcPr>
-            <w:tcW w:type="dxa" w:w="2075"/>
-            <w:vAlign w:val="center"/>
-          </w:tcPr>
-          <w:p>
-            <w:pPr>
-              <w:spacing w:after="0" w:line="252" w:lineRule="auto"/>
-              <w:jc w:val="center"/>
-            </w:pPr>
-            <w:r/>
-            <w:r>
-              <w:rPr>
-                <w:rFonts w:ascii="Kaiti SC" w:hAnsi="Kaiti SC" w:eastAsia="Kaiti SC" w:cs="Kaiti SC"/>
-                <w:b w:val="0"/>
-                <w:sz w:val="19"/>
-              </w:rPr>
-              <w:t>发射与任务、其他动态</w:t>
-            </w:r>
-          </w:p>
-        </w:tc>
-        <w:tc>
-          <w:tcPr>
-            <w:tcW w:type="dxa" w:w="2075"/>
-            <w:vAlign w:val="center"/>
-          </w:tcPr>
-          <w:p>
-            <w:pPr>
-              <w:spacing w:after="0" w:line="252" w:lineRule="auto"/>
-            </w:pPr>
-            <w:r/>
-            <w:r>
-              <w:rPr>
-                <w:rFonts w:ascii="Kaiti SC" w:hAnsi="Kaiti SC" w:eastAsia="Kaiti SC" w:cs="Kaiti SC"/>
-                <w:b w:val="0"/>
-                <w:sz w:val="19"/>
-              </w:rPr>
-              <w:t>Blue Origin adding second pad to Cape Canaveral launch complex amid rocket explosion repairs</w:t>
-            </w:r>
-          </w:p>
-        </w:tc>
-      </w:tr>
-      <w:tr>
-        <w:trPr>
-          <w:cantSplit/>
-        </w:trPr>
-        <w:tc>
-          <w:tcPr>
-            <w:tcW w:type="dxa" w:w="2075"/>
-            <w:vAlign w:val="center"/>
-          </w:tcPr>
-          <w:p>
-            <w:pPr>
-              <w:spacing w:after="0" w:line="252" w:lineRule="auto"/>
-            </w:pPr>
-            <w:r/>
-            <w:r>
-              <w:rPr>
-                <w:rFonts w:ascii="Kaiti SC" w:hAnsi="Kaiti SC" w:eastAsia="Kaiti SC" w:cs="Kaiti SC"/>
-                <w:b w:val="0"/>
-                <w:sz w:val="19"/>
-              </w:rPr>
-              <w:t>SpaceX</w:t>
-            </w:r>
-          </w:p>
-        </w:tc>
-        <w:tc>
-          <w:tcPr>
-            <w:tcW w:type="dxa" w:w="2075"/>
-            <w:vAlign w:val="center"/>
-          </w:tcPr>
-          <w:p>
-            <w:pPr>
-              <w:spacing w:after="0" w:line="252" w:lineRule="auto"/>
-              <w:jc w:val="center"/>
-            </w:pPr>
-            <w:r/>
-            <w:r>
-              <w:rPr>
-                <w:rFonts w:ascii="Kaiti SC" w:hAnsi="Kaiti SC" w:eastAsia="Kaiti SC" w:cs="Kaiti SC"/>
-                <w:b w:val="0"/>
-                <w:sz w:val="19"/>
-              </w:rPr>
-              <w:t>9</w:t>
-            </w:r>
-          </w:p>
-        </w:tc>
-        <w:tc>
-          <w:tcPr>
-            <w:tcW w:type="dxa" w:w="2075"/>
-            <w:vAlign w:val="center"/>
-          </w:tcPr>
-          <w:p>
-            <w:pPr>
-              <w:spacing w:after="0" w:line="252" w:lineRule="auto"/>
-              <w:jc w:val="center"/>
-            </w:pPr>
-            <w:r/>
-            <w:r>
-              <w:rPr>
-                <w:rFonts w:ascii="Kaiti SC" w:hAnsi="Kaiti SC" w:eastAsia="Kaiti SC" w:cs="Kaiti SC"/>
-                <w:b w:val="0"/>
-                <w:sz w:val="19"/>
-              </w:rPr>
-              <w:t>发射与任务、其他动态</w:t>
-            </w:r>
-          </w:p>
-        </w:tc>
-        <w:tc>
-          <w:tcPr>
-            <w:tcW w:type="dxa" w:w="2075"/>
-            <w:vAlign w:val="center"/>
-          </w:tcPr>
-          <w:p>
-            <w:pPr>
-              <w:spacing w:after="0" w:line="252" w:lineRule="auto"/>
-            </w:pPr>
-            <w:r/>
-            <w:r>
-              <w:rPr>
-                <w:rFonts w:ascii="Kaiti SC" w:hAnsi="Kaiti SC" w:eastAsia="Kaiti SC" w:cs="Kaiti SC"/>
-                <w:b w:val="0"/>
-                <w:sz w:val="19"/>
-              </w:rPr>
-              <w:t>SpaceX rocket launches, NASA's MAX POWER lead Florida space newsletter - Florida Today</w:t>
-            </w:r>
-          </w:p>
-        </w:tc>
-      </w:tr>
-      <w:tr>
-        <w:trPr>
-          <w:cantSplit/>
-        </w:trPr>
-        <w:tc>
-          <w:tcPr>
-            <w:tcW w:type="dxa" w:w="2075"/>
-            <w:vAlign w:val="center"/>
-          </w:tcPr>
-          <w:p>
-            <w:pPr>
-              <w:spacing w:after="0" w:line="252" w:lineRule="auto"/>
-            </w:pPr>
-            <w:r/>
-            <w:r>
-              <w:rPr>
-                <w:rFonts w:ascii="Kaiti SC" w:hAnsi="Kaiti SC" w:eastAsia="Kaiti SC" w:cs="Kaiti SC"/>
-                <w:b w:val="0"/>
-                <w:sz w:val="19"/>
-              </w:rPr>
-              <w:t>微纳星空</w:t>
-            </w:r>
-          </w:p>
-        </w:tc>
-        <w:tc>
-          <w:tcPr>
-            <w:tcW w:type="dxa" w:w="2075"/>
-            <w:vAlign w:val="center"/>
-          </w:tcPr>
-          <w:p>
-            <w:pPr>
-              <w:spacing w:after="0" w:line="252" w:lineRule="auto"/>
-              <w:jc w:val="center"/>
-            </w:pPr>
-            <w:r/>
-            <w:r>
-              <w:rPr>
-                <w:rFonts w:ascii="Kaiti SC" w:hAnsi="Kaiti SC" w:eastAsia="Kaiti SC" w:cs="Kaiti SC"/>
-                <w:b w:val="0"/>
-                <w:sz w:val="19"/>
-              </w:rPr>
-              <w:t>2</w:t>
-            </w:r>
-          </w:p>
-        </w:tc>
-        <w:tc>
-          <w:tcPr>
-            <w:tcW w:type="dxa" w:w="2075"/>
-            <w:vAlign w:val="center"/>
-          </w:tcPr>
-          <w:p>
-            <w:pPr>
-              <w:spacing w:after="0" w:line="252" w:lineRule="auto"/>
-              <w:jc w:val="center"/>
-            </w:pPr>
-            <w:r/>
-            <w:r>
-              <w:rPr>
-                <w:rFonts w:ascii="Kaiti SC" w:hAnsi="Kaiti SC" w:eastAsia="Kaiti SC" w:cs="Kaiti SC"/>
-                <w:b w:val="0"/>
-                <w:sz w:val="19"/>
-              </w:rPr>
-              <w:t>其他动态</w:t>
-            </w:r>
-          </w:p>
-        </w:tc>
-        <w:tc>
-          <w:tcPr>
-            <w:tcW w:type="dxa" w:w="2075"/>
-            <w:vAlign w:val="center"/>
-          </w:tcPr>
-          <w:p>
-            <w:pPr>
-              <w:spacing w:after="0" w:line="252" w:lineRule="auto"/>
-            </w:pPr>
-            <w:r/>
-            <w:r>
-              <w:rPr>
-                <w:rFonts w:ascii="Kaiti SC" w:hAnsi="Kaiti SC" w:eastAsia="Kaiti SC" w:cs="Kaiti SC"/>
-                <w:b w:val="0"/>
-                <w:sz w:val="19"/>
-              </w:rPr>
-              <w:t>和而泰：回应参股微纳星空投资金额、核算方式等问题 - finance.sina.com.cn</w:t>
+              <w:t>垣信卫星完成69.76亿元融资，估值达500亿元！ - 搜狐网</w:t>
             </w:r>
           </w:p>
         </w:tc>
@@ -1143,7 +969,7 @@
                 <w:b w:val="0"/>
                 <w:sz w:val="19"/>
               </w:rPr>
-              <w:t>1</w:t>
+              <w:t>7</w:t>
             </w:r>
           </w:p>
         </w:tc>
@@ -1164,7 +990,7 @@
                 <w:b w:val="0"/>
                 <w:sz w:val="19"/>
               </w:rPr>
-              <w:t>订单与合作</w:t>
+              <w:t>发射与任务、其他动态</w:t>
             </w:r>
           </w:p>
         </w:tc>
@@ -1184,7 +1010,7 @@
                 <w:b w:val="0"/>
                 <w:sz w:val="19"/>
               </w:rPr>
-              <w:t>中科宇航与飞书达成合作 - finance.sina.com.cn</w:t>
+              <w:t>明年首飞！中科宇航力巡一号太空“摆渡车”完成重要试验 - 新浪财经</w:t>
             </w:r>
           </w:p>
         </w:tc>
@@ -1209,7 +1035,181 @@
                 <w:b w:val="0"/>
                 <w:sz w:val="19"/>
               </w:rPr>
-              <w:t>星际荣耀</w:t>
+              <w:t>星河动力</w:t>
+            </w:r>
+          </w:p>
+        </w:tc>
+        <w:tc>
+          <w:tcPr>
+            <w:tcW w:type="dxa" w:w="2075"/>
+            <w:vAlign w:val="center"/>
+          </w:tcPr>
+          <w:p>
+            <w:pPr>
+              <w:spacing w:after="0" w:line="252" w:lineRule="auto"/>
+              <w:jc w:val="center"/>
+            </w:pPr>
+            <w:r/>
+            <w:r>
+              <w:rPr>
+                <w:rFonts w:ascii="Kaiti SC" w:hAnsi="Kaiti SC" w:eastAsia="Kaiti SC" w:cs="Kaiti SC"/>
+                <w:b w:val="0"/>
+                <w:sz w:val="19"/>
+              </w:rPr>
+              <w:t>3</w:t>
+            </w:r>
+          </w:p>
+        </w:tc>
+        <w:tc>
+          <w:tcPr>
+            <w:tcW w:type="dxa" w:w="2075"/>
+            <w:vAlign w:val="center"/>
+          </w:tcPr>
+          <w:p>
+            <w:pPr>
+              <w:spacing w:after="0" w:line="252" w:lineRule="auto"/>
+              <w:jc w:val="center"/>
+            </w:pPr>
+            <w:r/>
+            <w:r>
+              <w:rPr>
+                <w:rFonts w:ascii="Kaiti SC" w:hAnsi="Kaiti SC" w:eastAsia="Kaiti SC" w:cs="Kaiti SC"/>
+                <w:b w:val="0"/>
+                <w:sz w:val="19"/>
+              </w:rPr>
+              <w:t>市场与股价</w:t>
+            </w:r>
+          </w:p>
+        </w:tc>
+        <w:tc>
+          <w:tcPr>
+            <w:tcW w:type="dxa" w:w="2075"/>
+            <w:vAlign w:val="center"/>
+          </w:tcPr>
+          <w:p>
+            <w:pPr>
+              <w:spacing w:after="0" w:line="252" w:lineRule="auto"/>
+            </w:pPr>
+            <w:r/>
+            <w:r>
+              <w:rPr>
+                <w:rFonts w:ascii="Kaiti SC" w:hAnsi="Kaiti SC" w:eastAsia="Kaiti SC" w:cs="Kaiti SC"/>
+                <w:b w:val="0"/>
+                <w:sz w:val="19"/>
+              </w:rPr>
+              <w:t>智神星一号，能帮星河动力抢到IPO第三席吗？ - 新浪财经</w:t>
+            </w:r>
+          </w:p>
+        </w:tc>
+      </w:tr>
+      <w:tr>
+        <w:trPr>
+          <w:cantSplit/>
+        </w:trPr>
+        <w:tc>
+          <w:tcPr>
+            <w:tcW w:type="dxa" w:w="2075"/>
+            <w:vAlign w:val="center"/>
+          </w:tcPr>
+          <w:p>
+            <w:pPr>
+              <w:spacing w:after="0" w:line="252" w:lineRule="auto"/>
+            </w:pPr>
+            <w:r/>
+            <w:r>
+              <w:rPr>
+                <w:rFonts w:ascii="Kaiti SC" w:hAnsi="Kaiti SC" w:eastAsia="Kaiti SC" w:cs="Kaiti SC"/>
+                <w:b w:val="0"/>
+                <w:sz w:val="19"/>
+              </w:rPr>
+              <w:t>蓝箭航天</w:t>
+            </w:r>
+          </w:p>
+        </w:tc>
+        <w:tc>
+          <w:tcPr>
+            <w:tcW w:type="dxa" w:w="2075"/>
+            <w:vAlign w:val="center"/>
+          </w:tcPr>
+          <w:p>
+            <w:pPr>
+              <w:spacing w:after="0" w:line="252" w:lineRule="auto"/>
+              <w:jc w:val="center"/>
+            </w:pPr>
+            <w:r/>
+            <w:r>
+              <w:rPr>
+                <w:rFonts w:ascii="Kaiti SC" w:hAnsi="Kaiti SC" w:eastAsia="Kaiti SC" w:cs="Kaiti SC"/>
+                <w:b w:val="0"/>
+                <w:sz w:val="19"/>
+              </w:rPr>
+              <w:t>3</w:t>
+            </w:r>
+          </w:p>
+        </w:tc>
+        <w:tc>
+          <w:tcPr>
+            <w:tcW w:type="dxa" w:w="2075"/>
+            <w:vAlign w:val="center"/>
+          </w:tcPr>
+          <w:p>
+            <w:pPr>
+              <w:spacing w:after="0" w:line="252" w:lineRule="auto"/>
+              <w:jc w:val="center"/>
+            </w:pPr>
+            <w:r/>
+            <w:r>
+              <w:rPr>
+                <w:rFonts w:ascii="Kaiti SC" w:hAnsi="Kaiti SC" w:eastAsia="Kaiti SC" w:cs="Kaiti SC"/>
+                <w:b w:val="0"/>
+                <w:sz w:val="19"/>
+              </w:rPr>
+              <w:t>其他动态、发射与任务</w:t>
+            </w:r>
+          </w:p>
+        </w:tc>
+        <w:tc>
+          <w:tcPr>
+            <w:tcW w:type="dxa" w:w="2075"/>
+            <w:vAlign w:val="center"/>
+          </w:tcPr>
+          <w:p>
+            <w:pPr>
+              <w:spacing w:after="0" w:line="252" w:lineRule="auto"/>
+            </w:pPr>
+            <w:r/>
+            <w:r>
+              <w:rPr>
+                <w:rFonts w:ascii="Kaiti SC" w:hAnsi="Kaiti SC" w:eastAsia="Kaiti SC" w:cs="Kaiti SC"/>
+                <w:b w:val="0"/>
+                <w:sz w:val="19"/>
+              </w:rPr>
+              <w:t>朱雀三号蓄势待发，卫星ETF招商(159218)涨超1% - jiemian.com</w:t>
+            </w:r>
+          </w:p>
+        </w:tc>
+      </w:tr>
+      <w:tr>
+        <w:trPr>
+          <w:cantSplit/>
+        </w:trPr>
+        <w:tc>
+          <w:tcPr>
+            <w:tcW w:type="dxa" w:w="2075"/>
+            <w:vAlign w:val="center"/>
+          </w:tcPr>
+          <w:p>
+            <w:pPr>
+              <w:spacing w:after="0" w:line="252" w:lineRule="auto"/>
+            </w:pPr>
+            <w:r/>
+            <w:r>
+              <w:rPr>
+                <w:rFonts w:ascii="Kaiti SC" w:hAnsi="Kaiti SC" w:eastAsia="Kaiti SC" w:cs="Kaiti SC"/>
+                <w:b w:val="0"/>
+                <w:sz w:val="19"/>
+              </w:rPr>
+              <w:t>Blue Origin</w:t>
             </w:r>
           </w:p>
         </w:tc>
@@ -1271,7 +1271,7 @@
                 <w:b w:val="0"/>
                 <w:sz w:val="19"/>
               </w:rPr>
-              <w:t>星际荣耀SQX3整流罩试验圆满收官，火箭首飞进程持续推进，聚焦商业航天全产业链的航天ETF（159267）上涨0.46% - finance.eastmoney.com</w:t>
+              <w:t>Blue Origin Is Deploying Strange White Bulbs Around the World, They’re Meant to Support Orbital Ops - autoevolution</w:t>
             </w:r>
           </w:p>
         </w:tc>
@@ -1308,7 +1308,7 @@
           <w:rFonts w:ascii="Kaiti SC" w:hAnsi="Kaiti SC" w:eastAsia="Kaiti SC" w:cs="Kaiti SC"/>
           <w:sz w:val="21"/>
         </w:rPr>
-        <w:t>[1] 2026-08-17｜新浪财经｜蓝箭航天：港股异动| 金风科技(02208)反弹近4% 朱雀三号遥二火箭发射窗口敲定公司风机盈利能力有望修复 - 新浪财经</w:t>
+        <w:t>[1] 2026-08-18｜Spaceflight Now｜SpaceX：Live coverage: SpaceX to send Starlink satellites to orbit with Tuesday night launch from California</w:t>
       </w:r>
     </w:p>
     <w:p>
@@ -1329,7 +1329,7 @@
           <w:rFonts w:ascii="Kaiti SC" w:hAnsi="Kaiti SC" w:eastAsia="Kaiti SC" w:cs="Kaiti SC"/>
           <w:sz w:val="21"/>
         </w:rPr>
-        <w:t>[2] 2026-08-17｜finance.eastmoney.com｜星际荣耀：星际荣耀SQX3整流罩试验圆满收官，火箭首飞进程持续推进，聚焦商业航天全产业链的航天ETF（159267）上涨0.46% - finance.eastmoney.com</w:t>
+        <w:t>[2] 2026-08-18｜搜狐网｜垣信卫星：垣信卫星完成69.76亿元融资，估值达500亿元！ - 搜狐网</w:t>
       </w:r>
     </w:p>
     <w:p>
@@ -1350,7 +1350,7 @@
           <w:rFonts w:ascii="Kaiti SC" w:hAnsi="Kaiti SC" w:eastAsia="Kaiti SC" w:cs="Kaiti SC"/>
           <w:sz w:val="21"/>
         </w:rPr>
-        <w:t>[3] 2026-08-17｜Florida Today｜SpaceX：SpaceX rocket launches, NASA's MAX POWER lead Florida space newsletter - Florida Today</w:t>
+        <w:t>[3] 2026-08-18｜新浪财经｜星河动力：智神星一号，能帮星河动力抢到IPO第三席吗？ - 新浪财经</w:t>
       </w:r>
     </w:p>
     <w:p>
@@ -1371,7 +1371,7 @@
           <w:rFonts w:ascii="Kaiti SC" w:hAnsi="Kaiti SC" w:eastAsia="Kaiti SC" w:cs="Kaiti SC"/>
           <w:sz w:val="21"/>
         </w:rPr>
-        <w:t>[4] 2026-08-17｜bing.com｜SpaceX：SpaceX seen on cusp of Starlink growth surge as UBS highlights V3 satellite opportunity</w:t>
+        <w:t>[4] 2026-08-18｜手机新浪网｜垣信卫星：垣信卫星完成新一轮融资：金额69.76亿元，估值500亿 - 手机新浪网</w:t>
       </w:r>
     </w:p>
     <w:p>
@@ -1392,7 +1392,7 @@
           <w:rFonts w:ascii="Kaiti SC" w:hAnsi="Kaiti SC" w:eastAsia="Kaiti SC" w:cs="Kaiti SC"/>
           <w:sz w:val="21"/>
         </w:rPr>
-        <w:t>[5] 2026-08-17｜space.com｜Blue Origin：Blue Origin adding second pad to Cape Canaveral launch complex amid rocket explosion repairs</w:t>
+        <w:t>[5] 2026-08-18｜guandian.cn｜垣信卫星：垣信卫星完成近70亿元增资 估值达500亿元 - guandian.cn</w:t>
       </w:r>
     </w:p>
     <w:p>
@@ -1413,7 +1413,7 @@
           <w:rFonts w:ascii="Kaiti SC" w:hAnsi="Kaiti SC" w:eastAsia="Kaiti SC" w:cs="Kaiti SC"/>
           <w:sz w:val="21"/>
         </w:rPr>
-        <w:t>[6] 2026-08-17｜space.com｜Blue Origin：Blue Origin adding second pad to Cape Canaveral launch complex amid rocket explosion repairs - space.com</w:t>
+        <w:t>[6] 2026-08-18｜观点网｜垣信卫星：垣信卫星完成近70亿元增资 估值达500亿元 - 观点网</w:t>
       </w:r>
     </w:p>
     <w:p>
@@ -1434,7 +1434,7 @@
           <w:rFonts w:ascii="Kaiti SC" w:hAnsi="Kaiti SC" w:eastAsia="Kaiti SC" w:cs="Kaiti SC"/>
           <w:sz w:val="21"/>
         </w:rPr>
-        <w:t>[7] 2026-08-17｜autoevolution｜Blue Origin：Blue Origin Upgrades Launch Complex 36 to Be Able to Launch the Upcoming New Glenn 9x4 - autoevolution</w:t>
+        <w:t>[7] 2026-08-18｜搜狐网｜垣信卫星：垣信卫星完成近70亿元增资、18家投资方参与，估值达500亿元 - 搜狐网</w:t>
       </w:r>
     </w:p>
     <w:p>
@@ -1455,7 +1455,7 @@
           <w:rFonts w:ascii="Kaiti SC" w:hAnsi="Kaiti SC" w:eastAsia="Kaiti SC" w:cs="Kaiti SC"/>
           <w:sz w:val="21"/>
         </w:rPr>
-        <w:t>[8] 2026-08-17｜bing.com｜Blue Origin：Blue Origin adds LC-36B at Cape Canaveral for New Glenn</w:t>
+        <w:t>[8] 2026-08-18｜新浪财经｜星河动力：智神星一号，能帮星河动力抢到IPO第三席吗？ - 新浪财经</w:t>
       </w:r>
     </w:p>
     <w:p>
@@ -1476,7 +1476,7 @@
           <w:rFonts w:ascii="Kaiti SC" w:hAnsi="Kaiti SC" w:eastAsia="Kaiti SC" w:cs="Kaiti SC"/>
           <w:sz w:val="21"/>
         </w:rPr>
-        <w:t>[9] 2026-08-17｜bing.com｜Blue Origin：Blue Origin adds LC-36B at Cape Canaveral for New Glenn</w:t>
+        <w:t>[9] 2026-08-18｜虎嗅｜星河动力：智神星一号8月下旬首飞在即，星河动力争夺商业火箭IPO第三席 - 虎嗅</w:t>
       </w:r>
     </w:p>
     <w:p>
@@ -1497,7 +1497,7 @@
           <w:rFonts w:ascii="Kaiti SC" w:hAnsi="Kaiti SC" w:eastAsia="Kaiti SC" w:cs="Kaiti SC"/>
           <w:sz w:val="21"/>
         </w:rPr>
-        <w:t>[10] 2026-08-17｜bing.com｜SpaceX：SpaceX's Starlink Poised for Growth Inflection With V3 Satellites, UBS Securities Says</w:t>
+        <w:t>[10] 2026-08-18｜bing.com｜SpaceX：How can SpaceX reach $1 trillion in annual revenue?</w:t>
       </w:r>
     </w:p>
     <w:p>
@@ -1518,7 +1518,7 @@
           <w:rFonts w:ascii="Kaiti SC" w:hAnsi="Kaiti SC" w:eastAsia="Kaiti SC" w:cs="Kaiti SC"/>
           <w:sz w:val="21"/>
         </w:rPr>
-        <w:t>[11] 2026-08-17｜bing.com｜SpaceX：SpaceX's Starlink Poised for Growth Inflection With V3 Satellites, UBS Securities Says</w:t>
+        <w:t>[11] 2026-08-18｜bing.com｜SpaceX：SpaceX set for 100th launch tonight, adding 24 Starlink satellites</w:t>
       </w:r>
     </w:p>
     <w:p>
@@ -1539,7 +1539,7 @@
           <w:rFonts w:ascii="Kaiti SC" w:hAnsi="Kaiti SC" w:eastAsia="Kaiti SC" w:cs="Kaiti SC"/>
           <w:sz w:val="21"/>
         </w:rPr>
-        <w:t>[12] 2026-08-17｜finance.sina.com.cn｜中科宇航：中科宇航与飞书达成合作 - finance.sina.com.cn</w:t>
+        <w:t>[12] 2026-08-18｜bing.com｜SpaceX：SpaceX plans Vandenberg rocket launch tonight. How to watch live</w:t>
       </w:r>
     </w:p>
     <w:p>
@@ -1560,7 +1560,7 @@
           <w:rFonts w:ascii="Kaiti SC" w:hAnsi="Kaiti SC" w:eastAsia="Kaiti SC" w:cs="Kaiti SC"/>
           <w:sz w:val="21"/>
         </w:rPr>
-        <w:t>[13] 2026-08-17｜bing.com｜SpaceX：SpaceX: New record as two Falcon 9 rockets launch 38 minutes apart</w:t>
+        <w:t>[13] 2026-08-18｜Phoenix New Times｜SpaceX：SpaceX rocket launch could be visible in Phoenix this week - Phoenix New Times</w:t>
       </w:r>
     </w:p>
     <w:p>
@@ -1581,7 +1581,7 @@
           <w:rFonts w:ascii="Kaiti SC" w:hAnsi="Kaiti SC" w:eastAsia="Kaiti SC" w:cs="Kaiti SC"/>
           <w:sz w:val="21"/>
         </w:rPr>
-        <w:t>[14] 2026-08-17｜jiemian.com｜蓝箭航天：朱雀三号即将复飞，机构：民营火箭有望从“成功入轨”跨越至“回收复用”闭环 - jiemian.com</w:t>
+        <w:t>[14] 2026-08-18｜autoevolution｜Blue Origin：Blue Origin Is Deploying Strange White Bulbs Around the World, They’re Meant to Support Orbital Ops - autoevolution</w:t>
       </w:r>
     </w:p>
     <w:p>
@@ -1602,7 +1602,7 @@
           <w:rFonts w:ascii="Kaiti SC" w:hAnsi="Kaiti SC" w:eastAsia="Kaiti SC" w:cs="Kaiti SC"/>
           <w:sz w:val="21"/>
         </w:rPr>
-        <w:t>[15] 2026-08-17｜finance.sina.com.cn｜蓝箭航天：“朱雀三号遥二”或即将出征，卫星ETF易方达涨1.04% - finance.sina.com.cn</w:t>
+        <w:t>[15] 2026-08-18｜jiemian.com｜蓝箭航天：朱雀三号蓄势待发，卫星ETF招商(159218)涨超1% - jiemian.com</w:t>
       </w:r>
     </w:p>
     <w:p>
@@ -1623,7 +1623,7 @@
           <w:rFonts w:ascii="Kaiti SC" w:hAnsi="Kaiti SC" w:eastAsia="Kaiti SC" w:cs="Kaiti SC"/>
           <w:sz w:val="21"/>
         </w:rPr>
-        <w:t>[16] 2026-08-17｜jiemian.com｜蓝箭航天：朱雀三号复飞在即！长十二再发低轨卫星，英伟达170亿入股Space X！洪都航空涨2%，航空ETF汇添富(159257)涨超1%，冲击两连阳！ - jiemian.com</w:t>
+        <w:t>[16] 2026-08-18｜jiemian.com｜蓝箭航天：朱雀三号明日发射，机构：着陆腿回收方案开创民营商业航天历史，航空航天ETF华夏（159227）规模居同指数第一 - jiemian.com</w:t>
       </w:r>
     </w:p>
     <w:p>
@@ -1644,7 +1644,7 @@
           <w:rFonts w:ascii="Kaiti SC" w:hAnsi="Kaiti SC" w:eastAsia="Kaiti SC" w:cs="Kaiti SC"/>
           <w:sz w:val="21"/>
         </w:rPr>
-        <w:t>[17] 2026-08-17｜finance.sina.com.cn｜蓝箭航天：朱雀三号遥二火箭发射窗口敲定：8月19日酒泉发射 - finance.sina.com.cn</w:t>
+        <w:t>[17] 2026-08-18｜新浪财经｜蓝箭航天：朱雀三号又又又要出发了，一组快问快答解开你的疑惑丨空天侦探社 - 新浪财经</w:t>
       </w:r>
     </w:p>
     <w:p>
@@ -1665,7 +1665,7 @@
           <w:rFonts w:ascii="Kaiti SC" w:hAnsi="Kaiti SC" w:eastAsia="Kaiti SC" w:cs="Kaiti SC"/>
           <w:sz w:val="21"/>
         </w:rPr>
-        <w:t>[18] 2026-08-17｜finance.sina.com.cn｜微纳星空：和而泰：回应参股微纳星空投资金额、核算方式等问题 - finance.sina.com.cn</w:t>
+        <w:t>[18] 2026-08-18｜新浪财经｜中科宇航：明年首飞！中科宇航力巡一号太空“摆渡车”完成重要试验 - 新浪财经</w:t>
       </w:r>
     </w:p>
     <w:p>
@@ -1686,7 +1686,70 @@
           <w:rFonts w:ascii="Kaiti SC" w:hAnsi="Kaiti SC" w:eastAsia="Kaiti SC" w:cs="Kaiti SC"/>
           <w:sz w:val="21"/>
         </w:rPr>
-        <w:t>[19] 2026-08-17｜东方财富｜微纳星空：和而泰：公司对微纳星空的投资金额为5000万元 - 东方财富</w:t>
+        <w:t>[19] 2026-08-18｜news.mydrivers.com｜中科宇航：明年首飞！中科宇航力巡一号太空“摆渡车”完成重要试验 - news.mydrivers.com</w:t>
+      </w:r>
+    </w:p>
+    <w:p>
+      <w:pPr>
+        <w:keepLines/>
+        <w:spacing w:after="60"/>
+        <w:ind w:left="369" w:hanging="227"/>
+      </w:pPr>
+      <w:r>
+        <w:rPr>
+          <w:rFonts w:ascii="Kaiti SC" w:hAnsi="Kaiti SC" w:eastAsia="Kaiti SC" w:cs="Kaiti SC"/>
+          <w:sz w:val="21"/>
+        </w:rPr>
+        <w:t xml:space="preserve">✓ </w:t>
+      </w:r>
+      <w:r>
+        <w:rPr>
+          <w:rFonts w:ascii="Kaiti SC" w:hAnsi="Kaiti SC" w:eastAsia="Kaiti SC" w:cs="Kaiti SC"/>
+          <w:sz w:val="21"/>
+        </w:rPr>
+        <w:t>[20] 2026-08-18｜观点网｜中科宇航：中科宇航力巡一号上面级完成动力试验 计划2027年一季度首飞 - 观点网</w:t>
+      </w:r>
+    </w:p>
+    <w:p>
+      <w:pPr>
+        <w:keepLines/>
+        <w:spacing w:after="60"/>
+        <w:ind w:left="369" w:hanging="227"/>
+      </w:pPr>
+      <w:r>
+        <w:rPr>
+          <w:rFonts w:ascii="Kaiti SC" w:hAnsi="Kaiti SC" w:eastAsia="Kaiti SC" w:cs="Kaiti SC"/>
+          <w:sz w:val="21"/>
+        </w:rPr>
+        <w:t xml:space="preserve">✓ </w:t>
+      </w:r>
+      <w:r>
+        <w:rPr>
+          <w:rFonts w:ascii="Kaiti SC" w:hAnsi="Kaiti SC" w:eastAsia="Kaiti SC" w:cs="Kaiti SC"/>
+          <w:sz w:val="21"/>
+        </w:rPr>
+        <w:t>[21] 2026-08-18｜新浪财经｜中科宇航：中科宇航力巡一号上面级动力试验全部收官，转入飞行试验阶段 - 新浪财经</w:t>
+      </w:r>
+    </w:p>
+    <w:p>
+      <w:pPr>
+        <w:keepLines/>
+        <w:spacing w:after="60"/>
+        <w:ind w:left="369" w:hanging="227"/>
+      </w:pPr>
+      <w:r>
+        <w:rPr>
+          <w:rFonts w:ascii="Kaiti SC" w:hAnsi="Kaiti SC" w:eastAsia="Kaiti SC" w:cs="Kaiti SC"/>
+          <w:sz w:val="21"/>
+        </w:rPr>
+        <w:t xml:space="preserve">✓ </w:t>
+      </w:r>
+      <w:r>
+        <w:rPr>
+          <w:rFonts w:ascii="Kaiti SC" w:hAnsi="Kaiti SC" w:eastAsia="Kaiti SC" w:cs="Kaiti SC"/>
+          <w:sz w:val="21"/>
+        </w:rPr>
+        <w:t>[22] 2026-08-18｜财联社｜中科宇航：12:30:26【中科宇航力巡一号动力试验收官 拟2027年一季度首飞】 - 财联社</w:t>
       </w:r>
     </w:p>
     <w:sectPr>

--- a/docs/data/reports/daily-documents/latest/previous_daily_report.docx
+++ b/docs/data/reports/daily-documents/latest/previous_daily_report.docx
@@ -26,7 +26,7 @@
           <w:rFonts w:ascii="Kaiti SC" w:hAnsi="Kaiti SC" w:eastAsia="Kaiti SC" w:cs="Kaiti SC"/>
           <w:sz w:val="21"/>
         </w:rPr>
-        <w:t>2026-08-18（上一自然日）</w:t>
+        <w:t>2026-08-19（上一自然日）</w:t>
       </w:r>
     </w:p>
     <w:tbl>
@@ -81,7 +81,7 @@
                 <w:b w:val="0"/>
                 <w:sz w:val="19"/>
               </w:rPr>
-              <w:t>2026-08-18</w:t>
+              <w:t>2026-08-19</w:t>
             </w:r>
           </w:p>
         </w:tc>
@@ -127,7 +127,7 @@
                 <w:b w:val="0"/>
                 <w:sz w:val="19"/>
               </w:rPr>
-              <w:t>37 条 / 6 家</w:t>
+              <w:t>103 条 / 8 家</w:t>
             </w:r>
           </w:p>
         </w:tc>
@@ -173,7 +173,7 @@
                 <w:b w:val="0"/>
                 <w:sz w:val="19"/>
               </w:rPr>
-              <w:t>21 个</w:t>
+              <w:t>55 个</w:t>
             </w:r>
           </w:p>
         </w:tc>
@@ -219,7 +219,7 @@
                 <w:b w:val="0"/>
                 <w:sz w:val="19"/>
               </w:rPr>
-              <w:t>2026-08-19</w:t>
+              <w:t>2026-08-20</w:t>
             </w:r>
           </w:p>
         </w:tc>
@@ -245,7 +245,7 @@
     </w:p>
     <w:p>
       <w:r>
-        <w:t>2026-08-18 共归档 37 条新闻，覆盖 6 家公司、21 个信息来源。 新闻量较多的公司包括 SpaceX、垣信卫星、中科宇航、星河动力。</w:t>
+        <w:t>2026-08-19 共归档 103 条新闻，覆盖 8 家公司、55 个信息来源。 新闻量较多的公司包括 蓝箭航天、SpaceX、垣信卫星、Blue Origin。</w:t>
       </w:r>
     </w:p>
     <w:p>
@@ -279,7 +279,7 @@
           <w:rFonts w:ascii="Kaiti SC" w:hAnsi="Kaiti SC" w:eastAsia="Kaiti SC" w:cs="Kaiti SC"/>
           <w:sz w:val="21"/>
         </w:rPr>
-        <w:t>【发射与任务】SpaceX：Live coverage: SpaceX to send Starlink satellites to orbit with Tuesday night launch from California （Spaceflight Now）</w:t>
+        <w:t>【发射与任务】SpaceX：NASA’s LRO Images Falcon 9 Crater on Moon, Learns New Details （NASA）</w:t>
       </w:r>
     </w:p>
     <w:p>
@@ -300,7 +300,7 @@
           <w:rFonts w:ascii="Kaiti SC" w:hAnsi="Kaiti SC" w:eastAsia="Kaiti SC" w:cs="Kaiti SC"/>
           <w:sz w:val="21"/>
         </w:rPr>
-        <w:t>【融资与资本】垣信卫星：垣信卫星完成69.76亿元融资，估值达500亿元！ - 搜狐网 （搜狐网）</w:t>
+        <w:t>【融资与资本】蓝箭航天：朱雀三号回收成功！可复用火箭产业化元年将启多股获融资客关注(名单)_证券要闻 - 中金在线 （中金在线）</w:t>
       </w:r>
     </w:p>
     <w:p>
@@ -321,7 +321,7 @@
           <w:rFonts w:ascii="Kaiti SC" w:hAnsi="Kaiti SC" w:eastAsia="Kaiti SC" w:cs="Kaiti SC"/>
           <w:sz w:val="21"/>
         </w:rPr>
-        <w:t>【市场与股价】星河动力：智神星一号，能帮星河动力抢到IPO第三席吗？ - 新浪财经 （新浪财经）</w:t>
+        <w:t>【其他动态】蓝箭航天：我国首次！朱雀三号，实现火箭陆地回收 - 证券时报 （证券时报）</w:t>
       </w:r>
     </w:p>
     <w:p>
@@ -342,7 +342,7 @@
           <w:rFonts w:ascii="Kaiti SC" w:hAnsi="Kaiti SC" w:eastAsia="Kaiti SC" w:cs="Kaiti SC"/>
           <w:sz w:val="21"/>
         </w:rPr>
-        <w:t>【融资与资本】垣信卫星：垣信卫星完成新一轮融资：金额69.76亿元，估值500亿 - 手机新浪网 （手机新浪网）</w:t>
+        <w:t>【其他动态】蓝箭航天：朱雀三号成功“回巢” 国内可重复使用火箭迈向复飞验证 - 证券时报 （证券时报）</w:t>
       </w:r>
     </w:p>
     <w:p>
@@ -363,7 +363,7 @@
           <w:rFonts w:ascii="Kaiti SC" w:hAnsi="Kaiti SC" w:eastAsia="Kaiti SC" w:cs="Kaiti SC"/>
           <w:sz w:val="21"/>
         </w:rPr>
-        <w:t>【融资与资本】垣信卫星：垣信卫星完成近70亿元增资 估值达500亿元 - guandian.cn （guandian.cn）</w:t>
+        <w:t>【其他动态】宇石空间：朱雀三号成功“回巢” 国内可重复使用火箭迈向复飞验证 - 证券时报 （证券时报）</w:t>
       </w:r>
     </w:p>
     <w:p>
@@ -384,7 +384,7 @@
           <w:rFonts w:ascii="Kaiti SC" w:hAnsi="Kaiti SC" w:eastAsia="Kaiti SC" w:cs="Kaiti SC"/>
           <w:sz w:val="21"/>
         </w:rPr>
-        <w:t>【融资与资本】垣信卫星：垣信卫星完成近70亿元增资 估值达500亿元 - 观点网 （观点网）</w:t>
+        <w:t>【融资与资本】垣信卫星：垣信卫星完成69.76亿元融资，估值达500亿元！ - 通信世界网 （通信世界网）</w:t>
       </w:r>
     </w:p>
     <w:p>
@@ -405,7 +405,7 @@
           <w:rFonts w:ascii="Kaiti SC" w:hAnsi="Kaiti SC" w:eastAsia="Kaiti SC" w:cs="Kaiti SC"/>
           <w:sz w:val="21"/>
         </w:rPr>
-        <w:t>【融资与资本】垣信卫星：垣信卫星完成近70亿元增资、18家投资方参与，估值达500亿元 - 搜狐网 （搜狐网）</w:t>
+        <w:t>【融资与资本】垣信卫星：垣信卫星完成69.75亿元新一轮融资，估值达500亿；交通运输北斗定位模块强制性国标发布，2027年2月1日起实施；工信部电池工作组启动钠电池针刺摸底测评——《投资早参》 - 手机网易网 （手机网易网）</w:t>
       </w:r>
     </w:p>
     <w:p>
@@ -426,7 +426,7 @@
           <w:rFonts w:ascii="Kaiti SC" w:hAnsi="Kaiti SC" w:eastAsia="Kaiti SC" w:cs="Kaiti SC"/>
           <w:sz w:val="21"/>
         </w:rPr>
-        <w:t>【市场与股价】星河动力：智神星一号，能帮星河动力抢到IPO第三席吗？ - 新浪财经 （新浪财经）</w:t>
+        <w:t>【发射与任务】SpaceX：SpaceX rocket launch from Florida. What time is Cape Canaveral liftoff? - Florida Today （Florida Today）</w:t>
       </w:r>
     </w:p>
     <w:p>
@@ -447,7 +447,7 @@
           <w:rFonts w:ascii="Kaiti SC" w:hAnsi="Kaiti SC" w:eastAsia="Kaiti SC" w:cs="Kaiti SC"/>
           <w:sz w:val="21"/>
         </w:rPr>
-        <w:t>【市场与股价】星河动力：智神星一号8月下旬首飞在即，星河动力争夺商业火箭IPO第三席 - 虎嗅 （虎嗅）</w:t>
+        <w:t>【发射与任务】蓝箭鸿擎：火箭回收、卫星入轨，蓝箭航天首次展示星箭协同能力 - 搜狐网 （搜狐网）</w:t>
       </w:r>
     </w:p>
     <w:p>
@@ -468,7 +468,7 @@
           <w:rFonts w:ascii="Kaiti SC" w:hAnsi="Kaiti SC" w:eastAsia="Kaiti SC" w:cs="Kaiti SC"/>
           <w:sz w:val="21"/>
         </w:rPr>
-        <w:t>【市场与股价】SpaceX：How can SpaceX reach $1 trillion in annual revenue? （bing.com）</w:t>
+        <w:t>【融资与资本】垣信卫星：刷新纪录！垣信卫星完成70亿元B轮融资 - 搜狐网 （搜狐网）</w:t>
       </w:r>
     </w:p>
     <w:p>
@@ -489,7 +489,7 @@
           <w:rFonts w:ascii="Kaiti SC" w:hAnsi="Kaiti SC" w:eastAsia="Kaiti SC" w:cs="Kaiti SC"/>
           <w:sz w:val="21"/>
         </w:rPr>
-        <w:t>【发射与任务】SpaceX：SpaceX set for 100th launch tonight, adding 24 Starlink satellites （bing.com）</w:t>
+        <w:t>【发射与任务】蓝箭航天：朱雀三号第二次发射即成功回收，我国首次实现运载火箭陆地回收 - shobserver.cn （shobserver.cn）</w:t>
       </w:r>
     </w:p>
     <w:p>
@@ -510,7 +510,7 @@
           <w:rFonts w:ascii="Kaiti SC" w:hAnsi="Kaiti SC" w:eastAsia="Kaiti SC" w:cs="Kaiti SC"/>
           <w:sz w:val="21"/>
         </w:rPr>
-        <w:t>【发射与任务】SpaceX：SpaceX plans Vandenberg rocket launch tonight. How to watch live （bing.com）</w:t>
+        <w:t>【发射与任务】蓝箭航天：深圳造“影像盒子”记录朱雀三号发射回收全过程 - 人民网 （人民网）</w:t>
       </w:r>
     </w:p>
     <w:p>
@@ -531,7 +531,7 @@
           <w:rFonts w:ascii="Kaiti SC" w:hAnsi="Kaiti SC" w:eastAsia="Kaiti SC" w:cs="Kaiti SC"/>
           <w:sz w:val="21"/>
         </w:rPr>
-        <w:t>【发射与任务】SpaceX：SpaceX rocket launch could be visible in Phoenix this week - Phoenix New Times （Phoenix New Times）</w:t>
+        <w:t>【融资与资本】垣信卫星：【投融资动态】垣信卫星B轮融资，融资额近70亿人民币，投资方为国泰君安创投、美蓝湖基金等 - 搜狐网 （搜狐网）</w:t>
       </w:r>
     </w:p>
     <w:p>
@@ -552,7 +552,7 @@
           <w:rFonts w:ascii="Kaiti SC" w:hAnsi="Kaiti SC" w:eastAsia="Kaiti SC" w:cs="Kaiti SC"/>
           <w:sz w:val="21"/>
         </w:rPr>
-        <w:t>【发射与任务】Blue Origin：Blue Origin Is Deploying Strange White Bulbs Around the World, They’re Meant to Support Orbital Ops - autoevolution （autoevolution）</w:t>
+        <w:t>【其他动态】星际荣耀：中国可重复使用火箭再落一子！朱雀三号回收成功，释放了哪些信号？ - 四川新闻 （四川新闻）</w:t>
       </w:r>
     </w:p>
     <w:p>
@@ -573,7 +573,7 @@
           <w:rFonts w:ascii="Kaiti SC" w:hAnsi="Kaiti SC" w:eastAsia="Kaiti SC" w:cs="Kaiti SC"/>
           <w:sz w:val="21"/>
         </w:rPr>
-        <w:t>【其他动态】蓝箭航天：朱雀三号蓄势待发，卫星ETF招商(159218)涨超1% - jiemian.com （jiemian.com）</w:t>
+        <w:t>【产品与技术】星际荣耀：“成都造”火箭有新进展！星际荣耀“超级工厂”主体结构封顶 - 搜狐网 （搜狐网）</w:t>
       </w:r>
     </w:p>
     <w:p>
@@ -594,7 +594,7 @@
           <w:rFonts w:ascii="Kaiti SC" w:hAnsi="Kaiti SC" w:eastAsia="Kaiti SC" w:cs="Kaiti SC"/>
           <w:sz w:val="21"/>
         </w:rPr>
-        <w:t>【发射与任务】蓝箭航天：朱雀三号明日发射，机构：着陆腿回收方案开创民营商业航天历史，航空航天ETF华夏（159227）规模居同指数第一 - jiemian.com （jiemian.com）</w:t>
+        <w:t>【产品与技术】星际荣耀：“成都造”火箭有新进展！星际荣耀“超级工厂”主体结构封顶 - 搜狐网 （搜狐网）</w:t>
       </w:r>
     </w:p>
     <w:p>
@@ -615,7 +615,7 @@
           <w:rFonts w:ascii="Kaiti SC" w:hAnsi="Kaiti SC" w:eastAsia="Kaiti SC" w:cs="Kaiti SC"/>
           <w:sz w:val="21"/>
         </w:rPr>
-        <w:t>【其他动态】蓝箭航天：朱雀三号又又又要出发了，一组快问快答解开你的疑惑丨空天侦探社 - 新浪财经 （新浪财经）</w:t>
+        <w:t>【发射与任务】SpaceX：SpaceX exceeds 11,000 satellites in low Earth orbit - spaceflightnow.com （spaceflightnow.com）</w:t>
       </w:r>
     </w:p>
     <w:p>
@@ -636,7 +636,7 @@
           <w:rFonts w:ascii="Kaiti SC" w:hAnsi="Kaiti SC" w:eastAsia="Kaiti SC" w:cs="Kaiti SC"/>
           <w:sz w:val="21"/>
         </w:rPr>
-        <w:t>【发射与任务】中科宇航：明年首飞！中科宇航力巡一号太空“摆渡车”完成重要试验 - 新浪财经 （新浪财经）</w:t>
+        <w:t>【融资与资本】垣信卫星：垣信卫星融资近70亿元，刷新国内商业航天纪录 - 动点科技 （动点科技）</w:t>
       </w:r>
     </w:p>
     <w:p>
@@ -774,6 +774,93 @@
                 <w:b w:val="0"/>
                 <w:sz w:val="19"/>
               </w:rPr>
+              <w:t>蓝箭航天</w:t>
+            </w:r>
+          </w:p>
+        </w:tc>
+        <w:tc>
+          <w:tcPr>
+            <w:tcW w:type="dxa" w:w="2075"/>
+            <w:vAlign w:val="center"/>
+          </w:tcPr>
+          <w:p>
+            <w:pPr>
+              <w:spacing w:after="0" w:line="252" w:lineRule="auto"/>
+              <w:jc w:val="center"/>
+            </w:pPr>
+            <w:r/>
+            <w:r>
+              <w:rPr>
+                <w:rFonts w:ascii="Kaiti SC" w:hAnsi="Kaiti SC" w:eastAsia="Kaiti SC" w:cs="Kaiti SC"/>
+                <w:b w:val="0"/>
+                <w:sz w:val="19"/>
+              </w:rPr>
+              <w:t>68</w:t>
+            </w:r>
+          </w:p>
+        </w:tc>
+        <w:tc>
+          <w:tcPr>
+            <w:tcW w:type="dxa" w:w="2075"/>
+            <w:vAlign w:val="center"/>
+          </w:tcPr>
+          <w:p>
+            <w:pPr>
+              <w:spacing w:after="0" w:line="252" w:lineRule="auto"/>
+              <w:jc w:val="center"/>
+            </w:pPr>
+            <w:r/>
+            <w:r>
+              <w:rPr>
+                <w:rFonts w:ascii="Kaiti SC" w:hAnsi="Kaiti SC" w:eastAsia="Kaiti SC" w:cs="Kaiti SC"/>
+                <w:b w:val="0"/>
+                <w:sz w:val="19"/>
+              </w:rPr>
+              <w:t>融资与资本、其他动态、发射与任务、市场与股价</w:t>
+            </w:r>
+          </w:p>
+        </w:tc>
+        <w:tc>
+          <w:tcPr>
+            <w:tcW w:type="dxa" w:w="2075"/>
+            <w:vAlign w:val="center"/>
+          </w:tcPr>
+          <w:p>
+            <w:pPr>
+              <w:spacing w:after="0" w:line="252" w:lineRule="auto"/>
+            </w:pPr>
+            <w:r/>
+            <w:r>
+              <w:rPr>
+                <w:rFonts w:ascii="Kaiti SC" w:hAnsi="Kaiti SC" w:eastAsia="Kaiti SC" w:cs="Kaiti SC"/>
+                <w:b w:val="0"/>
+                <w:sz w:val="19"/>
+              </w:rPr>
+              <w:t>朱雀三号回收成功！可复用火箭产业化元年将启多股获融资客关注(名单)_证券要闻 - 中金在线</w:t>
+            </w:r>
+          </w:p>
+        </w:tc>
+      </w:tr>
+      <w:tr>
+        <w:trPr>
+          <w:cantSplit/>
+        </w:trPr>
+        <w:tc>
+          <w:tcPr>
+            <w:tcW w:type="dxa" w:w="2075"/>
+            <w:vAlign w:val="center"/>
+          </w:tcPr>
+          <w:p>
+            <w:pPr>
+              <w:spacing w:after="0" w:line="252" w:lineRule="auto"/>
+            </w:pPr>
+            <w:r/>
+            <w:r>
+              <w:rPr>
+                <w:rFonts w:ascii="Kaiti SC" w:hAnsi="Kaiti SC" w:eastAsia="Kaiti SC" w:cs="Kaiti SC"/>
+                <w:b w:val="0"/>
+                <w:sz w:val="19"/>
+              </w:rPr>
               <w:t>SpaceX</w:t>
             </w:r>
           </w:p>
@@ -795,7 +882,7 @@
                 <w:b w:val="0"/>
                 <w:sz w:val="19"/>
               </w:rPr>
-              <w:t>12</w:t>
+              <w:t>17</w:t>
             </w:r>
           </w:p>
         </w:tc>
@@ -816,7 +903,7 @@
                 <w:b w:val="0"/>
                 <w:sz w:val="19"/>
               </w:rPr>
-              <w:t>发射与任务、市场与股价、其他动态</w:t>
+              <w:t>发射与任务、其他动态</w:t>
             </w:r>
           </w:p>
         </w:tc>
@@ -836,7 +923,7 @@
                 <w:b w:val="0"/>
                 <w:sz w:val="19"/>
               </w:rPr>
-              <w:t>Live coverage: SpaceX to send Starlink satellites to orbit with Tuesday night launch from California</w:t>
+              <w:t>NASA’s LRO Images Falcon 9 Crater on Moon, Learns New Details</w:t>
             </w:r>
           </w:p>
         </w:tc>
@@ -882,7 +969,7 @@
                 <w:b w:val="0"/>
                 <w:sz w:val="19"/>
               </w:rPr>
-              <w:t>11</w:t>
+              <w:t>8</w:t>
             </w:r>
           </w:p>
         </w:tc>
@@ -903,7 +990,7 @@
                 <w:b w:val="0"/>
                 <w:sz w:val="19"/>
               </w:rPr>
-              <w:t>融资与资本</w:t>
+              <w:t>融资与资本、发射与任务</w:t>
             </w:r>
           </w:p>
         </w:tc>
@@ -923,7 +1010,181 @@
                 <w:b w:val="0"/>
                 <w:sz w:val="19"/>
               </w:rPr>
-              <w:t>垣信卫星完成69.76亿元融资，估值达500亿元！ - 搜狐网</w:t>
+              <w:t>垣信卫星完成69.76亿元融资，估值达500亿元！ - 通信世界网</w:t>
+            </w:r>
+          </w:p>
+        </w:tc>
+      </w:tr>
+      <w:tr>
+        <w:trPr>
+          <w:cantSplit/>
+        </w:trPr>
+        <w:tc>
+          <w:tcPr>
+            <w:tcW w:type="dxa" w:w="2075"/>
+            <w:vAlign w:val="center"/>
+          </w:tcPr>
+          <w:p>
+            <w:pPr>
+              <w:spacing w:after="0" w:line="252" w:lineRule="auto"/>
+            </w:pPr>
+            <w:r/>
+            <w:r>
+              <w:rPr>
+                <w:rFonts w:ascii="Kaiti SC" w:hAnsi="Kaiti SC" w:eastAsia="Kaiti SC" w:cs="Kaiti SC"/>
+                <w:b w:val="0"/>
+                <w:sz w:val="19"/>
+              </w:rPr>
+              <w:t>Blue Origin</w:t>
+            </w:r>
+          </w:p>
+        </w:tc>
+        <w:tc>
+          <w:tcPr>
+            <w:tcW w:type="dxa" w:w="2075"/>
+            <w:vAlign w:val="center"/>
+          </w:tcPr>
+          <w:p>
+            <w:pPr>
+              <w:spacing w:after="0" w:line="252" w:lineRule="auto"/>
+              <w:jc w:val="center"/>
+            </w:pPr>
+            <w:r/>
+            <w:r>
+              <w:rPr>
+                <w:rFonts w:ascii="Kaiti SC" w:hAnsi="Kaiti SC" w:eastAsia="Kaiti SC" w:cs="Kaiti SC"/>
+                <w:b w:val="0"/>
+                <w:sz w:val="19"/>
+              </w:rPr>
+              <w:t>4</w:t>
+            </w:r>
+          </w:p>
+        </w:tc>
+        <w:tc>
+          <w:tcPr>
+            <w:tcW w:type="dxa" w:w="2075"/>
+            <w:vAlign w:val="center"/>
+          </w:tcPr>
+          <w:p>
+            <w:pPr>
+              <w:spacing w:after="0" w:line="252" w:lineRule="auto"/>
+              <w:jc w:val="center"/>
+            </w:pPr>
+            <w:r/>
+            <w:r>
+              <w:rPr>
+                <w:rFonts w:ascii="Kaiti SC" w:hAnsi="Kaiti SC" w:eastAsia="Kaiti SC" w:cs="Kaiti SC"/>
+                <w:b w:val="0"/>
+                <w:sz w:val="19"/>
+              </w:rPr>
+              <w:t>发射与任务、其他动态</w:t>
+            </w:r>
+          </w:p>
+        </w:tc>
+        <w:tc>
+          <w:tcPr>
+            <w:tcW w:type="dxa" w:w="2075"/>
+            <w:vAlign w:val="center"/>
+          </w:tcPr>
+          <w:p>
+            <w:pPr>
+              <w:spacing w:after="0" w:line="252" w:lineRule="auto"/>
+            </w:pPr>
+            <w:r/>
+            <w:r>
+              <w:rPr>
+                <w:rFonts w:ascii="Kaiti SC" w:hAnsi="Kaiti SC" w:eastAsia="Kaiti SC" w:cs="Kaiti SC"/>
+                <w:b w:val="0"/>
+                <w:sz w:val="19"/>
+              </w:rPr>
+              <w:t>Blue Origin plots New Glenn expansion after massive rocket explosion damaged launch pad - Yahoo</w:t>
+            </w:r>
+          </w:p>
+        </w:tc>
+      </w:tr>
+      <w:tr>
+        <w:trPr>
+          <w:cantSplit/>
+        </w:trPr>
+        <w:tc>
+          <w:tcPr>
+            <w:tcW w:type="dxa" w:w="2075"/>
+            <w:vAlign w:val="center"/>
+          </w:tcPr>
+          <w:p>
+            <w:pPr>
+              <w:spacing w:after="0" w:line="252" w:lineRule="auto"/>
+            </w:pPr>
+            <w:r/>
+            <w:r>
+              <w:rPr>
+                <w:rFonts w:ascii="Kaiti SC" w:hAnsi="Kaiti SC" w:eastAsia="Kaiti SC" w:cs="Kaiti SC"/>
+                <w:b w:val="0"/>
+                <w:sz w:val="19"/>
+              </w:rPr>
+              <w:t>星际荣耀</w:t>
+            </w:r>
+          </w:p>
+        </w:tc>
+        <w:tc>
+          <w:tcPr>
+            <w:tcW w:type="dxa" w:w="2075"/>
+            <w:vAlign w:val="center"/>
+          </w:tcPr>
+          <w:p>
+            <w:pPr>
+              <w:spacing w:after="0" w:line="252" w:lineRule="auto"/>
+              <w:jc w:val="center"/>
+            </w:pPr>
+            <w:r/>
+            <w:r>
+              <w:rPr>
+                <w:rFonts w:ascii="Kaiti SC" w:hAnsi="Kaiti SC" w:eastAsia="Kaiti SC" w:cs="Kaiti SC"/>
+                <w:b w:val="0"/>
+                <w:sz w:val="19"/>
+              </w:rPr>
+              <w:t>3</w:t>
+            </w:r>
+          </w:p>
+        </w:tc>
+        <w:tc>
+          <w:tcPr>
+            <w:tcW w:type="dxa" w:w="2075"/>
+            <w:vAlign w:val="center"/>
+          </w:tcPr>
+          <w:p>
+            <w:pPr>
+              <w:spacing w:after="0" w:line="252" w:lineRule="auto"/>
+              <w:jc w:val="center"/>
+            </w:pPr>
+            <w:r/>
+            <w:r>
+              <w:rPr>
+                <w:rFonts w:ascii="Kaiti SC" w:hAnsi="Kaiti SC" w:eastAsia="Kaiti SC" w:cs="Kaiti SC"/>
+                <w:b w:val="0"/>
+                <w:sz w:val="19"/>
+              </w:rPr>
+              <w:t>其他动态、产品与技术</w:t>
+            </w:r>
+          </w:p>
+        </w:tc>
+        <w:tc>
+          <w:tcPr>
+            <w:tcW w:type="dxa" w:w="2075"/>
+            <w:vAlign w:val="center"/>
+          </w:tcPr>
+          <w:p>
+            <w:pPr>
+              <w:spacing w:after="0" w:line="252" w:lineRule="auto"/>
+            </w:pPr>
+            <w:r/>
+            <w:r>
+              <w:rPr>
+                <w:rFonts w:ascii="Kaiti SC" w:hAnsi="Kaiti SC" w:eastAsia="Kaiti SC" w:cs="Kaiti SC"/>
+                <w:b w:val="0"/>
+                <w:sz w:val="19"/>
+              </w:rPr>
+              <w:t>中国可重复使用火箭再落一子！朱雀三号回收成功，释放了哪些信号？ - 四川新闻</w:t>
             </w:r>
           </w:p>
         </w:tc>
@@ -969,7 +1230,7 @@
                 <w:b w:val="0"/>
                 <w:sz w:val="19"/>
               </w:rPr>
-              <w:t>7</w:t>
+              <w:t>1</w:t>
             </w:r>
           </w:p>
         </w:tc>
@@ -990,7 +1251,7 @@
                 <w:b w:val="0"/>
                 <w:sz w:val="19"/>
               </w:rPr>
-              <w:t>发射与任务、其他动态</w:t>
+              <w:t>其他动态</w:t>
             </w:r>
           </w:p>
         </w:tc>
@@ -1010,7 +1271,7 @@
                 <w:b w:val="0"/>
                 <w:sz w:val="19"/>
               </w:rPr>
-              <w:t>明年首飞！中科宇航力巡一号太空“摆渡车”完成重要试验 - 新浪财经</w:t>
+              <w:t>“十五五”开局·创新看点丨科学家如何科学地造火箭——中科宇航探索新型举国体制下的商业航天发展之路 - 中国科技网</w:t>
             </w:r>
           </w:p>
         </w:tc>
@@ -1035,7 +1296,7 @@
                 <w:b w:val="0"/>
                 <w:sz w:val="19"/>
               </w:rPr>
-              <w:t>星河动力</w:t>
+              <w:t>宇石空间</w:t>
             </w:r>
           </w:p>
         </w:tc>
@@ -1056,7 +1317,7 @@
                 <w:b w:val="0"/>
                 <w:sz w:val="19"/>
               </w:rPr>
-              <w:t>3</w:t>
+              <w:t>1</w:t>
             </w:r>
           </w:p>
         </w:tc>
@@ -1077,7 +1338,7 @@
                 <w:b w:val="0"/>
                 <w:sz w:val="19"/>
               </w:rPr>
-              <w:t>市场与股价</w:t>
+              <w:t>其他动态</w:t>
             </w:r>
           </w:p>
         </w:tc>
@@ -1097,7 +1358,7 @@
                 <w:b w:val="0"/>
                 <w:sz w:val="19"/>
               </w:rPr>
-              <w:t>智神星一号，能帮星河动力抢到IPO第三席吗？ - 新浪财经</w:t>
+              <w:t>朱雀三号成功“回巢” 国内可重复使用火箭迈向复飞验证 - 证券时报</w:t>
             </w:r>
           </w:p>
         </w:tc>
@@ -1122,94 +1383,7 @@
                 <w:b w:val="0"/>
                 <w:sz w:val="19"/>
               </w:rPr>
-              <w:t>蓝箭航天</w:t>
-            </w:r>
-          </w:p>
-        </w:tc>
-        <w:tc>
-          <w:tcPr>
-            <w:tcW w:type="dxa" w:w="2075"/>
-            <w:vAlign w:val="center"/>
-          </w:tcPr>
-          <w:p>
-            <w:pPr>
-              <w:spacing w:after="0" w:line="252" w:lineRule="auto"/>
-              <w:jc w:val="center"/>
-            </w:pPr>
-            <w:r/>
-            <w:r>
-              <w:rPr>
-                <w:rFonts w:ascii="Kaiti SC" w:hAnsi="Kaiti SC" w:eastAsia="Kaiti SC" w:cs="Kaiti SC"/>
-                <w:b w:val="0"/>
-                <w:sz w:val="19"/>
-              </w:rPr>
-              <w:t>3</w:t>
-            </w:r>
-          </w:p>
-        </w:tc>
-        <w:tc>
-          <w:tcPr>
-            <w:tcW w:type="dxa" w:w="2075"/>
-            <w:vAlign w:val="center"/>
-          </w:tcPr>
-          <w:p>
-            <w:pPr>
-              <w:spacing w:after="0" w:line="252" w:lineRule="auto"/>
-              <w:jc w:val="center"/>
-            </w:pPr>
-            <w:r/>
-            <w:r>
-              <w:rPr>
-                <w:rFonts w:ascii="Kaiti SC" w:hAnsi="Kaiti SC" w:eastAsia="Kaiti SC" w:cs="Kaiti SC"/>
-                <w:b w:val="0"/>
-                <w:sz w:val="19"/>
-              </w:rPr>
-              <w:t>其他动态、发射与任务</w:t>
-            </w:r>
-          </w:p>
-        </w:tc>
-        <w:tc>
-          <w:tcPr>
-            <w:tcW w:type="dxa" w:w="2075"/>
-            <w:vAlign w:val="center"/>
-          </w:tcPr>
-          <w:p>
-            <w:pPr>
-              <w:spacing w:after="0" w:line="252" w:lineRule="auto"/>
-            </w:pPr>
-            <w:r/>
-            <w:r>
-              <w:rPr>
-                <w:rFonts w:ascii="Kaiti SC" w:hAnsi="Kaiti SC" w:eastAsia="Kaiti SC" w:cs="Kaiti SC"/>
-                <w:b w:val="0"/>
-                <w:sz w:val="19"/>
-              </w:rPr>
-              <w:t>朱雀三号蓄势待发，卫星ETF招商(159218)涨超1% - jiemian.com</w:t>
-            </w:r>
-          </w:p>
-        </w:tc>
-      </w:tr>
-      <w:tr>
-        <w:trPr>
-          <w:cantSplit/>
-        </w:trPr>
-        <w:tc>
-          <w:tcPr>
-            <w:tcW w:type="dxa" w:w="2075"/>
-            <w:vAlign w:val="center"/>
-          </w:tcPr>
-          <w:p>
-            <w:pPr>
-              <w:spacing w:after="0" w:line="252" w:lineRule="auto"/>
-            </w:pPr>
-            <w:r/>
-            <w:r>
-              <w:rPr>
-                <w:rFonts w:ascii="Kaiti SC" w:hAnsi="Kaiti SC" w:eastAsia="Kaiti SC" w:cs="Kaiti SC"/>
-                <w:b w:val="0"/>
-                <w:sz w:val="19"/>
-              </w:rPr>
-              <w:t>Blue Origin</w:t>
+              <w:t>蓝箭鸿擎</w:t>
             </w:r>
           </w:p>
         </w:tc>
@@ -1271,7 +1445,7 @@
                 <w:b w:val="0"/>
                 <w:sz w:val="19"/>
               </w:rPr>
-              <w:t>Blue Origin Is Deploying Strange White Bulbs Around the World, They’re Meant to Support Orbital Ops - autoevolution</w:t>
+              <w:t>火箭回收、卫星入轨，蓝箭航天首次展示星箭协同能力 - 搜狐网</w:t>
             </w:r>
           </w:p>
         </w:tc>
@@ -1308,7 +1482,7 @@
           <w:rFonts w:ascii="Kaiti SC" w:hAnsi="Kaiti SC" w:eastAsia="Kaiti SC" w:cs="Kaiti SC"/>
           <w:sz w:val="21"/>
         </w:rPr>
-        <w:t>[1] 2026-08-18｜Spaceflight Now｜SpaceX：Live coverage: SpaceX to send Starlink satellites to orbit with Tuesday night launch from California</w:t>
+        <w:t>[1] 2026-08-19｜NASA｜SpaceX：NASA’s LRO Images Falcon 9 Crater on Moon, Learns New Details</w:t>
       </w:r>
     </w:p>
     <w:p>
@@ -1329,7 +1503,7 @@
           <w:rFonts w:ascii="Kaiti SC" w:hAnsi="Kaiti SC" w:eastAsia="Kaiti SC" w:cs="Kaiti SC"/>
           <w:sz w:val="21"/>
         </w:rPr>
-        <w:t>[2] 2026-08-18｜搜狐网｜垣信卫星：垣信卫星完成69.76亿元融资，估值达500亿元！ - 搜狐网</w:t>
+        <w:t>[2] 2026-08-19｜中金在线｜蓝箭航天：朱雀三号回收成功！可复用火箭产业化元年将启多股获融资客关注(名单)_证券要闻 - 中金在线</w:t>
       </w:r>
     </w:p>
     <w:p>
@@ -1350,7 +1524,7 @@
           <w:rFonts w:ascii="Kaiti SC" w:hAnsi="Kaiti SC" w:eastAsia="Kaiti SC" w:cs="Kaiti SC"/>
           <w:sz w:val="21"/>
         </w:rPr>
-        <w:t>[3] 2026-08-18｜新浪财经｜星河动力：智神星一号，能帮星河动力抢到IPO第三席吗？ - 新浪财经</w:t>
+        <w:t>[3] 2026-08-19｜证券时报｜蓝箭航天：我国首次！朱雀三号，实现火箭陆地回收 - 证券时报</w:t>
       </w:r>
     </w:p>
     <w:p>
@@ -1371,7 +1545,7 @@
           <w:rFonts w:ascii="Kaiti SC" w:hAnsi="Kaiti SC" w:eastAsia="Kaiti SC" w:cs="Kaiti SC"/>
           <w:sz w:val="21"/>
         </w:rPr>
-        <w:t>[4] 2026-08-18｜手机新浪网｜垣信卫星：垣信卫星完成新一轮融资：金额69.76亿元，估值500亿 - 手机新浪网</w:t>
+        <w:t>[4] 2026-08-19｜证券时报｜蓝箭航天：朱雀三号成功“回巢” 国内可重复使用火箭迈向复飞验证 - 证券时报</w:t>
       </w:r>
     </w:p>
     <w:p>
@@ -1392,7 +1566,7 @@
           <w:rFonts w:ascii="Kaiti SC" w:hAnsi="Kaiti SC" w:eastAsia="Kaiti SC" w:cs="Kaiti SC"/>
           <w:sz w:val="21"/>
         </w:rPr>
-        <w:t>[5] 2026-08-18｜guandian.cn｜垣信卫星：垣信卫星完成近70亿元增资 估值达500亿元 - guandian.cn</w:t>
+        <w:t>[5] 2026-08-19｜证券时报｜宇石空间：朱雀三号成功“回巢” 国内可重复使用火箭迈向复飞验证 - 证券时报</w:t>
       </w:r>
     </w:p>
     <w:p>
@@ -1413,7 +1587,7 @@
           <w:rFonts w:ascii="Kaiti SC" w:hAnsi="Kaiti SC" w:eastAsia="Kaiti SC" w:cs="Kaiti SC"/>
           <w:sz w:val="21"/>
         </w:rPr>
-        <w:t>[6] 2026-08-18｜观点网｜垣信卫星：垣信卫星完成近70亿元增资 估值达500亿元 - 观点网</w:t>
+        <w:t>[6] 2026-08-19｜通信世界网｜垣信卫星：垣信卫星完成69.76亿元融资，估值达500亿元！ - 通信世界网</w:t>
       </w:r>
     </w:p>
     <w:p>
@@ -1434,7 +1608,7 @@
           <w:rFonts w:ascii="Kaiti SC" w:hAnsi="Kaiti SC" w:eastAsia="Kaiti SC" w:cs="Kaiti SC"/>
           <w:sz w:val="21"/>
         </w:rPr>
-        <w:t>[7] 2026-08-18｜搜狐网｜垣信卫星：垣信卫星完成近70亿元增资、18家投资方参与，估值达500亿元 - 搜狐网</w:t>
+        <w:t>[7] 2026-08-19｜手机网易网｜垣信卫星：垣信卫星完成69.75亿元新一轮融资，估值达500亿；交通运输北斗定位模块强制性国标发布，2027年2月1日起实施；工信部电池工作组启动钠电池针刺摸底测评——《投资早参》 - 手机网易网</w:t>
       </w:r>
     </w:p>
     <w:p>
@@ -1455,7 +1629,7 @@
           <w:rFonts w:ascii="Kaiti SC" w:hAnsi="Kaiti SC" w:eastAsia="Kaiti SC" w:cs="Kaiti SC"/>
           <w:sz w:val="21"/>
         </w:rPr>
-        <w:t>[8] 2026-08-18｜新浪财经｜星河动力：智神星一号，能帮星河动力抢到IPO第三席吗？ - 新浪财经</w:t>
+        <w:t>[8] 2026-08-19｜Florida Today｜SpaceX：SpaceX rocket launch from Florida. What time is Cape Canaveral liftoff? - Florida Today</w:t>
       </w:r>
     </w:p>
     <w:p>
@@ -1476,7 +1650,7 @@
           <w:rFonts w:ascii="Kaiti SC" w:hAnsi="Kaiti SC" w:eastAsia="Kaiti SC" w:cs="Kaiti SC"/>
           <w:sz w:val="21"/>
         </w:rPr>
-        <w:t>[9] 2026-08-18｜虎嗅｜星河动力：智神星一号8月下旬首飞在即，星河动力争夺商业火箭IPO第三席 - 虎嗅</w:t>
+        <w:t>[9] 2026-08-19｜搜狐网｜蓝箭鸿擎：火箭回收、卫星入轨，蓝箭航天首次展示星箭协同能力 - 搜狐网</w:t>
       </w:r>
     </w:p>
     <w:p>
@@ -1497,7 +1671,7 @@
           <w:rFonts w:ascii="Kaiti SC" w:hAnsi="Kaiti SC" w:eastAsia="Kaiti SC" w:cs="Kaiti SC"/>
           <w:sz w:val="21"/>
         </w:rPr>
-        <w:t>[10] 2026-08-18｜bing.com｜SpaceX：How can SpaceX reach $1 trillion in annual revenue?</w:t>
+        <w:t>[10] 2026-08-19｜搜狐网｜垣信卫星：刷新纪录！垣信卫星完成70亿元B轮融资 - 搜狐网</w:t>
       </w:r>
     </w:p>
     <w:p>
@@ -1518,7 +1692,7 @@
           <w:rFonts w:ascii="Kaiti SC" w:hAnsi="Kaiti SC" w:eastAsia="Kaiti SC" w:cs="Kaiti SC"/>
           <w:sz w:val="21"/>
         </w:rPr>
-        <w:t>[11] 2026-08-18｜bing.com｜SpaceX：SpaceX set for 100th launch tonight, adding 24 Starlink satellites</w:t>
+        <w:t>[11] 2026-08-19｜shobserver.cn｜蓝箭航天：朱雀三号第二次发射即成功回收，我国首次实现运载火箭陆地回收 - shobserver.cn</w:t>
       </w:r>
     </w:p>
     <w:p>
@@ -1539,7 +1713,7 @@
           <w:rFonts w:ascii="Kaiti SC" w:hAnsi="Kaiti SC" w:eastAsia="Kaiti SC" w:cs="Kaiti SC"/>
           <w:sz w:val="21"/>
         </w:rPr>
-        <w:t>[12] 2026-08-18｜bing.com｜SpaceX：SpaceX plans Vandenberg rocket launch tonight. How to watch live</w:t>
+        <w:t>[12] 2026-08-19｜人民网｜蓝箭航天：深圳造“影像盒子”记录朱雀三号发射回收全过程 - 人民网</w:t>
       </w:r>
     </w:p>
     <w:p>
@@ -1560,7 +1734,7 @@
           <w:rFonts w:ascii="Kaiti SC" w:hAnsi="Kaiti SC" w:eastAsia="Kaiti SC" w:cs="Kaiti SC"/>
           <w:sz w:val="21"/>
         </w:rPr>
-        <w:t>[13] 2026-08-18｜Phoenix New Times｜SpaceX：SpaceX rocket launch could be visible in Phoenix this week - Phoenix New Times</w:t>
+        <w:t>[13] 2026-08-19｜搜狐网｜垣信卫星：【投融资动态】垣信卫星B轮融资，融资额近70亿人民币，投资方为国泰君安创投、美蓝湖基金等 - 搜狐网</w:t>
       </w:r>
     </w:p>
     <w:p>
@@ -1581,7 +1755,7 @@
           <w:rFonts w:ascii="Kaiti SC" w:hAnsi="Kaiti SC" w:eastAsia="Kaiti SC" w:cs="Kaiti SC"/>
           <w:sz w:val="21"/>
         </w:rPr>
-        <w:t>[14] 2026-08-18｜autoevolution｜Blue Origin：Blue Origin Is Deploying Strange White Bulbs Around the World, They’re Meant to Support Orbital Ops - autoevolution</w:t>
+        <w:t>[14] 2026-08-19｜四川新闻｜星际荣耀：中国可重复使用火箭再落一子！朱雀三号回收成功，释放了哪些信号？ - 四川新闻</w:t>
       </w:r>
     </w:p>
     <w:p>
@@ -1602,7 +1776,7 @@
           <w:rFonts w:ascii="Kaiti SC" w:hAnsi="Kaiti SC" w:eastAsia="Kaiti SC" w:cs="Kaiti SC"/>
           <w:sz w:val="21"/>
         </w:rPr>
-        <w:t>[15] 2026-08-18｜jiemian.com｜蓝箭航天：朱雀三号蓄势待发，卫星ETF招商(159218)涨超1% - jiemian.com</w:t>
+        <w:t>[15] 2026-08-19｜搜狐网｜星际荣耀：“成都造”火箭有新进展！星际荣耀“超级工厂”主体结构封顶 - 搜狐网</w:t>
       </w:r>
     </w:p>
     <w:p>
@@ -1623,7 +1797,7 @@
           <w:rFonts w:ascii="Kaiti SC" w:hAnsi="Kaiti SC" w:eastAsia="Kaiti SC" w:cs="Kaiti SC"/>
           <w:sz w:val="21"/>
         </w:rPr>
-        <w:t>[16] 2026-08-18｜jiemian.com｜蓝箭航天：朱雀三号明日发射，机构：着陆腿回收方案开创民营商业航天历史，航空航天ETF华夏（159227）规模居同指数第一 - jiemian.com</w:t>
+        <w:t>[16] 2026-08-19｜搜狐网｜星际荣耀：“成都造”火箭有新进展！星际荣耀“超级工厂”主体结构封顶 - 搜狐网</w:t>
       </w:r>
     </w:p>
     <w:p>
@@ -1644,7 +1818,7 @@
           <w:rFonts w:ascii="Kaiti SC" w:hAnsi="Kaiti SC" w:eastAsia="Kaiti SC" w:cs="Kaiti SC"/>
           <w:sz w:val="21"/>
         </w:rPr>
-        <w:t>[17] 2026-08-18｜新浪财经｜蓝箭航天：朱雀三号又又又要出发了，一组快问快答解开你的疑惑丨空天侦探社 - 新浪财经</w:t>
+        <w:t>[17] 2026-08-19｜spaceflightnow.com｜SpaceX：SpaceX exceeds 11,000 satellites in low Earth orbit - spaceflightnow.com</w:t>
       </w:r>
     </w:p>
     <w:p>
@@ -1665,7 +1839,7 @@
           <w:rFonts w:ascii="Kaiti SC" w:hAnsi="Kaiti SC" w:eastAsia="Kaiti SC" w:cs="Kaiti SC"/>
           <w:sz w:val="21"/>
         </w:rPr>
-        <w:t>[18] 2026-08-18｜新浪财经｜中科宇航：明年首飞！中科宇航力巡一号太空“摆渡车”完成重要试验 - 新浪财经</w:t>
+        <w:t>[18] 2026-08-19｜动点科技｜垣信卫星：垣信卫星融资近70亿元，刷新国内商业航天纪录 - 动点科技</w:t>
       </w:r>
     </w:p>
     <w:p>
@@ -1686,7 +1860,7 @@
           <w:rFonts w:ascii="Kaiti SC" w:hAnsi="Kaiti SC" w:eastAsia="Kaiti SC" w:cs="Kaiti SC"/>
           <w:sz w:val="21"/>
         </w:rPr>
-        <w:t>[19] 2026-08-18｜news.mydrivers.com｜中科宇航：明年首飞！中科宇航力巡一号太空“摆渡车”完成重要试验 - news.mydrivers.com</w:t>
+        <w:t>[19] 2026-08-19｜Moneycontrol.com｜SpaceX：Elon Musk’s SpaceX hits 100th launch milestone as 24 Starlink satellites light up California skies - Moneycontrol.com</w:t>
       </w:r>
     </w:p>
     <w:p>
@@ -1707,7 +1881,7 @@
           <w:rFonts w:ascii="Kaiti SC" w:hAnsi="Kaiti SC" w:eastAsia="Kaiti SC" w:cs="Kaiti SC"/>
           <w:sz w:val="21"/>
         </w:rPr>
-        <w:t>[20] 2026-08-18｜观点网｜中科宇航：中科宇航力巡一号上面级完成动力试验 计划2027年一季度首飞 - 观点网</w:t>
+        <w:t>[20] 2026-08-19｜Space｜SpaceX：SpaceX launches its 100th mission of the year, sends Starlink satellites to orbit (video) - Space</w:t>
       </w:r>
     </w:p>
     <w:p>
@@ -1728,7 +1902,7 @@
           <w:rFonts w:ascii="Kaiti SC" w:hAnsi="Kaiti SC" w:eastAsia="Kaiti SC" w:cs="Kaiti SC"/>
           <w:sz w:val="21"/>
         </w:rPr>
-        <w:t>[21] 2026-08-18｜新浪财经｜中科宇航：中科宇航力巡一号上面级动力试验全部收官，转入飞行试验阶段 - 新浪财经</w:t>
+        <w:t>[21] 2026-08-19｜中国科技网｜中科宇航：“十五五”开局·创新看点丨科学家如何科学地造火箭——中科宇航探索新型举国体制下的商业航天发展之路 - 中国科技网</w:t>
       </w:r>
     </w:p>
     <w:p>
@@ -1749,7 +1923,70 @@
           <w:rFonts w:ascii="Kaiti SC" w:hAnsi="Kaiti SC" w:eastAsia="Kaiti SC" w:cs="Kaiti SC"/>
           <w:sz w:val="21"/>
         </w:rPr>
-        <w:t>[22] 2026-08-18｜财联社｜中科宇航：12:30:26【中科宇航力巡一号动力试验收官 拟2027年一季度首飞】 - 财联社</w:t>
+        <w:t>[22] 2026-08-19｜Yahoo｜Blue Origin：Blue Origin plots New Glenn expansion after massive rocket explosion damaged launch pad - Yahoo</w:t>
+      </w:r>
+    </w:p>
+    <w:p>
+      <w:pPr>
+        <w:keepLines/>
+        <w:spacing w:after="60"/>
+        <w:ind w:left="369" w:hanging="227"/>
+      </w:pPr>
+      <w:r>
+        <w:rPr>
+          <w:rFonts w:ascii="Kaiti SC" w:hAnsi="Kaiti SC" w:eastAsia="Kaiti SC" w:cs="Kaiti SC"/>
+          <w:sz w:val="21"/>
+        </w:rPr>
+        <w:t xml:space="preserve">✓ </w:t>
+      </w:r>
+      <w:r>
+        <w:rPr>
+          <w:rFonts w:ascii="Kaiti SC" w:hAnsi="Kaiti SC" w:eastAsia="Kaiti SC" w:cs="Kaiti SC"/>
+          <w:sz w:val="21"/>
+        </w:rPr>
+        <w:t>[23] 2026-08-19｜FOX Weather｜Blue Origin：Blue Origin plots New Glenn expansion after massive rocket explosion damaged launch pad - FOX Weather</w:t>
+      </w:r>
+    </w:p>
+    <w:p>
+      <w:pPr>
+        <w:keepLines/>
+        <w:spacing w:after="60"/>
+        <w:ind w:left="369" w:hanging="227"/>
+      </w:pPr>
+      <w:r>
+        <w:rPr>
+          <w:rFonts w:ascii="Kaiti SC" w:hAnsi="Kaiti SC" w:eastAsia="Kaiti SC" w:cs="Kaiti SC"/>
+          <w:sz w:val="21"/>
+        </w:rPr>
+        <w:t xml:space="preserve">✓ </w:t>
+      </w:r>
+      <w:r>
+        <w:rPr>
+          <w:rFonts w:ascii="Kaiti SC" w:hAnsi="Kaiti SC" w:eastAsia="Kaiti SC" w:cs="Kaiti SC"/>
+          <w:sz w:val="21"/>
+        </w:rPr>
+        <w:t>[24] 2026-08-19｜bing.com｜Blue Origin：Blue Origin's massive New Glenn rocket on move to launch pad</w:t>
+      </w:r>
+    </w:p>
+    <w:p>
+      <w:pPr>
+        <w:keepLines/>
+        <w:spacing w:after="60"/>
+        <w:ind w:left="369" w:hanging="227"/>
+      </w:pPr>
+      <w:r>
+        <w:rPr>
+          <w:rFonts w:ascii="Kaiti SC" w:hAnsi="Kaiti SC" w:eastAsia="Kaiti SC" w:cs="Kaiti SC"/>
+          <w:sz w:val="21"/>
+        </w:rPr>
+        <w:t xml:space="preserve">✓ </w:t>
+      </w:r>
+      <w:r>
+        <w:rPr>
+          <w:rFonts w:ascii="Kaiti SC" w:hAnsi="Kaiti SC" w:eastAsia="Kaiti SC" w:cs="Kaiti SC"/>
+          <w:sz w:val="21"/>
+        </w:rPr>
+        <w:t>[25] 2026-08-19｜Space Daily｜Blue Origin：Space tourism briefly had two competing suborbital operators. By 2026, neither was actually flying: Blue Origin had paused New Shepard for at least two years, while Virgin Galactic’s next passenger flight slipped to February 2027 — and its entire latest batch o - Space Daily</w:t>
       </w:r>
     </w:p>
     <w:sectPr>

--- a/docs/data/reports/daily-documents/latest/previous_daily_report.docx
+++ b/docs/data/reports/daily-documents/latest/previous_daily_report.docx
@@ -26,7 +26,7 @@
           <w:rFonts w:ascii="Kaiti SC" w:hAnsi="Kaiti SC" w:eastAsia="Kaiti SC" w:cs="Kaiti SC"/>
           <w:sz w:val="21"/>
         </w:rPr>
-        <w:t>2026-08-19（上一自然日）</w:t>
+        <w:t>2026-08-20（上一自然日）</w:t>
       </w:r>
     </w:p>
     <w:tbl>
@@ -81,7 +81,7 @@
                 <w:b w:val="0"/>
                 <w:sz w:val="19"/>
               </w:rPr>
-              <w:t>2026-08-19</w:t>
+              <w:t>2026-08-20</w:t>
             </w:r>
           </w:p>
         </w:tc>
@@ -127,7 +127,7 @@
                 <w:b w:val="0"/>
                 <w:sz w:val="19"/>
               </w:rPr>
-              <w:t>103 条 / 8 家</w:t>
+              <w:t>57 条 / 6 家</w:t>
             </w:r>
           </w:p>
         </w:tc>
@@ -173,7 +173,7 @@
                 <w:b w:val="0"/>
                 <w:sz w:val="19"/>
               </w:rPr>
-              <w:t>55 个</w:t>
+              <w:t>36 个</w:t>
             </w:r>
           </w:p>
         </w:tc>
@@ -219,7 +219,7 @@
                 <w:b w:val="0"/>
                 <w:sz w:val="19"/>
               </w:rPr>
-              <w:t>2026-08-20</w:t>
+              <w:t>2026-08-21</w:t>
             </w:r>
           </w:p>
         </w:tc>
@@ -245,7 +245,7 @@
     </w:p>
     <w:p>
       <w:r>
-        <w:t>2026-08-19 共归档 103 条新闻，覆盖 8 家公司、55 个信息来源。 新闻量较多的公司包括 蓝箭航天、SpaceX、垣信卫星、Blue Origin。</w:t>
+        <w:t>2026-08-20 共归档 57 条新闻，覆盖 6 家公司、36 个信息来源。 新闻量较多的公司包括 蓝箭航天、SpaceX、垣信卫星、星河动力。</w:t>
       </w:r>
     </w:p>
     <w:p>
@@ -279,7 +279,7 @@
           <w:rFonts w:ascii="Kaiti SC" w:hAnsi="Kaiti SC" w:eastAsia="Kaiti SC" w:cs="Kaiti SC"/>
           <w:sz w:val="21"/>
         </w:rPr>
-        <w:t>【发射与任务】SpaceX：NASA’s LRO Images Falcon 9 Crater on Moon, Learns New Details （NASA）</w:t>
+        <w:t>【发射与任务】SpaceX：Live coverage: SpaceX to launch 75th Starlink mission of 2026 （Spaceflight Now）</w:t>
       </w:r>
     </w:p>
     <w:p>
@@ -300,7 +300,7 @@
           <w:rFonts w:ascii="Kaiti SC" w:hAnsi="Kaiti SC" w:eastAsia="Kaiti SC" w:cs="Kaiti SC"/>
           <w:sz w:val="21"/>
         </w:rPr>
-        <w:t>【融资与资本】蓝箭航天：朱雀三号回收成功！可复用火箭产业化元年将启多股获融资客关注(名单)_证券要闻 - 中金在线 （中金在线）</w:t>
+        <w:t>【发射与任务】星际荣耀：星际荣耀SQX-3运载火箭整流罩静力试验取得成功 - 证券时报 （证券时报）</w:t>
       </w:r>
     </w:p>
     <w:p>
@@ -321,7 +321,7 @@
           <w:rFonts w:ascii="Kaiti SC" w:hAnsi="Kaiti SC" w:eastAsia="Kaiti SC" w:cs="Kaiti SC"/>
           <w:sz w:val="21"/>
         </w:rPr>
-        <w:t>【其他动态】蓝箭航天：我国首次！朱雀三号，实现火箭陆地回收 - 证券时报 （证券时报）</w:t>
+        <w:t>【融资与资本】垣信卫星：垣信卫星完成70亿元B轮融资 估值约500亿元 - 观点网 （观点网）</w:t>
       </w:r>
     </w:p>
     <w:p>
@@ -342,7 +342,7 @@
           <w:rFonts w:ascii="Kaiti SC" w:hAnsi="Kaiti SC" w:eastAsia="Kaiti SC" w:cs="Kaiti SC"/>
           <w:sz w:val="21"/>
         </w:rPr>
-        <w:t>【其他动态】蓝箭航天：朱雀三号成功“回巢” 国内可重复使用火箭迈向复飞验证 - 证券时报 （证券时报）</w:t>
+        <w:t>【融资与资本】垣信卫星：刷新纪录！垣信卫星完成近70亿元增资 投后估值约500亿元 - 新浪财经 （新浪财经）</w:t>
       </w:r>
     </w:p>
     <w:p>
@@ -363,7 +363,7 @@
           <w:rFonts w:ascii="Kaiti SC" w:hAnsi="Kaiti SC" w:eastAsia="Kaiti SC" w:cs="Kaiti SC"/>
           <w:sz w:val="21"/>
         </w:rPr>
-        <w:t>【其他动态】宇石空间：朱雀三号成功“回巢” 国内可重复使用火箭迈向复飞验证 - 证券时报 （证券时报）</w:t>
+        <w:t>【融资与资本】垣信卫星：刷新纪录！垣信卫星完成近70亿元增资 投后估值约500亿元 - 证券之星 （证券之星）</w:t>
       </w:r>
     </w:p>
     <w:p>
@@ -384,7 +384,7 @@
           <w:rFonts w:ascii="Kaiti SC" w:hAnsi="Kaiti SC" w:eastAsia="Kaiti SC" w:cs="Kaiti SC"/>
           <w:sz w:val="21"/>
         </w:rPr>
-        <w:t>【融资与资本】垣信卫星：垣信卫星完成69.76亿元融资，估值达500亿元！ - 通信世界网 （通信世界网）</w:t>
+        <w:t>【融资与资本】垣信卫星：刷新纪录！垣信卫星完成近70亿元增资 投后估值约500亿元 - 证券时报 （证券时报）</w:t>
       </w:r>
     </w:p>
     <w:p>
@@ -405,7 +405,7 @@
           <w:rFonts w:ascii="Kaiti SC" w:hAnsi="Kaiti SC" w:eastAsia="Kaiti SC" w:cs="Kaiti SC"/>
           <w:sz w:val="21"/>
         </w:rPr>
-        <w:t>【融资与资本】垣信卫星：垣信卫星完成69.75亿元新一轮融资，估值达500亿；交通运输北斗定位模块强制性国标发布，2027年2月1日起实施；工信部电池工作组启动钠电池针刺摸底测评——《投资早参》 - 手机网易网 （手机网易网）</w:t>
+        <w:t>【融资与资本】垣信卫星：垣信卫星完成70亿元B轮融资 卫星互联网规模化发展加速 - 证券时报 （证券时报）</w:t>
       </w:r>
     </w:p>
     <w:p>
@@ -426,7 +426,7 @@
           <w:rFonts w:ascii="Kaiti SC" w:hAnsi="Kaiti SC" w:eastAsia="Kaiti SC" w:cs="Kaiti SC"/>
           <w:sz w:val="21"/>
         </w:rPr>
-        <w:t>【发射与任务】SpaceX：SpaceX rocket launch from Florida. What time is Cape Canaveral liftoff? - Florida Today （Florida Today）</w:t>
+        <w:t>【发射与任务】SpaceX：WATCH LIVE: SpaceX Falcon 9 launches 29 Starlink satellites from Florida - Fox Business （Fox Business）</w:t>
       </w:r>
     </w:p>
     <w:p>
@@ -447,7 +447,7 @@
           <w:rFonts w:ascii="Kaiti SC" w:hAnsi="Kaiti SC" w:eastAsia="Kaiti SC" w:cs="Kaiti SC"/>
           <w:sz w:val="21"/>
         </w:rPr>
-        <w:t>【发射与任务】蓝箭鸿擎：火箭回收、卫星入轨，蓝箭航天首次展示星箭协同能力 - 搜狐网 （搜狐网）</w:t>
+        <w:t>【发射与任务】SpaceX：SpaceX’s orbital data centers would create a new category of e-waste （arstechnica.com）</w:t>
       </w:r>
     </w:p>
     <w:p>
@@ -468,7 +468,7 @@
           <w:rFonts w:ascii="Kaiti SC" w:hAnsi="Kaiti SC" w:eastAsia="Kaiti SC" w:cs="Kaiti SC"/>
           <w:sz w:val="21"/>
         </w:rPr>
-        <w:t>【融资与资本】垣信卫星：刷新纪录！垣信卫星完成70亿元B轮融资 - 搜狐网 （搜狐网）</w:t>
+        <w:t>【其他动态】蓝箭航天：“朱雀三号”火箭成功实现陆地回收，关键部件“成都造” - 四川新闻 （四川新闻）</w:t>
       </w:r>
     </w:p>
     <w:p>
@@ -489,7 +489,7 @@
           <w:rFonts w:ascii="Kaiti SC" w:hAnsi="Kaiti SC" w:eastAsia="Kaiti SC" w:cs="Kaiti SC"/>
           <w:sz w:val="21"/>
         </w:rPr>
-        <w:t>【发射与任务】蓝箭航天：朱雀三号第二次发射即成功回收，我国首次实现运载火箭陆地回收 - shobserver.cn （shobserver.cn）</w:t>
+        <w:t>【发射与任务】蓝箭航天：LandSpace lands reusable Zhuque-3 rocket in first for private Chinese company （bing.com）</w:t>
       </w:r>
     </w:p>
     <w:p>
@@ -510,7 +510,7 @@
           <w:rFonts w:ascii="Kaiti SC" w:hAnsi="Kaiti SC" w:eastAsia="Kaiti SC" w:cs="Kaiti SC"/>
           <w:sz w:val="21"/>
         </w:rPr>
-        <w:t>【发射与任务】蓝箭航天：深圳造“影像盒子”记录朱雀三号发射回收全过程 - 人民网 （人民网）</w:t>
+        <w:t>【其他动态】蓝箭航天：他，朱雀三号的老板，让火箭回家的男人 - 36 Kr （36 Kr）</w:t>
       </w:r>
     </w:p>
     <w:p>
@@ -531,7 +531,7 @@
           <w:rFonts w:ascii="Kaiti SC" w:hAnsi="Kaiti SC" w:eastAsia="Kaiti SC" w:cs="Kaiti SC"/>
           <w:sz w:val="21"/>
         </w:rPr>
-        <w:t>【融资与资本】垣信卫星：【投融资动态】垣信卫星B轮融资，融资额近70亿人民币，投资方为国泰君安创投、美蓝湖基金等 - 搜狐网 （搜狐网）</w:t>
+        <w:t>【发射与任务】SpaceX：Scrub! SpaceX halts Starlink launch countdown with just 28 seconds left （bing.com）</w:t>
       </w:r>
     </w:p>
     <w:p>
@@ -552,7 +552,7 @@
           <w:rFonts w:ascii="Kaiti SC" w:hAnsi="Kaiti SC" w:eastAsia="Kaiti SC" w:cs="Kaiti SC"/>
           <w:sz w:val="21"/>
         </w:rPr>
-        <w:t>【其他动态】星际荣耀：中国可重复使用火箭再落一子！朱雀三号回收成功，释放了哪些信号？ - 四川新闻 （四川新闻）</w:t>
+        <w:t>【融资与资本】星河动力：硬核坚果战略投资星河动力 加速可复用火箭研发 - DoNews （DoNews）</w:t>
       </w:r>
     </w:p>
     <w:p>
@@ -573,7 +573,7 @@
           <w:rFonts w:ascii="Kaiti SC" w:hAnsi="Kaiti SC" w:eastAsia="Kaiti SC" w:cs="Kaiti SC"/>
           <w:sz w:val="21"/>
         </w:rPr>
-        <w:t>【产品与技术】星际荣耀：“成都造”火箭有新进展！星际荣耀“超级工厂”主体结构封顶 - 搜狐网 （搜狐网）</w:t>
+        <w:t>【发射与任务】SpaceX：SpaceX aborts mission carrying 2,000th Starlink to be launched this year （bing.com）</w:t>
       </w:r>
     </w:p>
     <w:p>
@@ -594,7 +594,7 @@
           <w:rFonts w:ascii="Kaiti SC" w:hAnsi="Kaiti SC" w:eastAsia="Kaiti SC" w:cs="Kaiti SC"/>
           <w:sz w:val="21"/>
         </w:rPr>
-        <w:t>【产品与技术】星际荣耀：“成都造”火箭有新进展！星际荣耀“超级工厂”主体结构封顶 - 搜狐网 （搜狐网）</w:t>
+        <w:t>【发射与任务】蓝箭航天：朱雀三号遥二实现我国首次运载⽕箭一子级陆地支腿回收 - 新京报 （新京报）</w:t>
       </w:r>
     </w:p>
     <w:p>
@@ -615,7 +615,7 @@
           <w:rFonts w:ascii="Kaiti SC" w:hAnsi="Kaiti SC" w:eastAsia="Kaiti SC" w:cs="Kaiti SC"/>
           <w:sz w:val="21"/>
         </w:rPr>
-        <w:t>【发射与任务】SpaceX：SpaceX exceeds 11,000 satellites in low Earth orbit - spaceflightnow.com （spaceflightnow.com）</w:t>
+        <w:t>【发射与任务】蓝箭航天：LandSpace Successfully Recovers ‘Zhuque-3’ Booster, Diversifying China’s Reusable Rocket Ambitions （spacewatch.global）</w:t>
       </w:r>
     </w:p>
     <w:p>
@@ -636,7 +636,7 @@
           <w:rFonts w:ascii="Kaiti SC" w:hAnsi="Kaiti SC" w:eastAsia="Kaiti SC" w:cs="Kaiti SC"/>
           <w:sz w:val="21"/>
         </w:rPr>
-        <w:t>【融资与资本】垣信卫星：垣信卫星融资近70亿元，刷新国内商业航天纪录 - 动点科技 （动点科技）</w:t>
+        <w:t>【发射与任务】蓝箭鸿擎：火箭回收、卫星入轨，蓝箭航天首次展示星箭协同能力 - mycaijing.com （mycaijing.com）</w:t>
       </w:r>
     </w:p>
     <w:p>
@@ -795,7 +795,7 @@
                 <w:b w:val="0"/>
                 <w:sz w:val="19"/>
               </w:rPr>
-              <w:t>68</w:t>
+              <w:t>22</w:t>
             </w:r>
           </w:p>
         </w:tc>
@@ -816,7 +816,7 @@
                 <w:b w:val="0"/>
                 <w:sz w:val="19"/>
               </w:rPr>
-              <w:t>融资与资本、其他动态、发射与任务、市场与股价</w:t>
+              <w:t>其他动态、发射与任务、市场与股价</w:t>
             </w:r>
           </w:p>
         </w:tc>
@@ -836,7 +836,7 @@
                 <w:b w:val="0"/>
                 <w:sz w:val="19"/>
               </w:rPr>
-              <w:t>朱雀三号回收成功！可复用火箭产业化元年将启多股获融资客关注(名单)_证券要闻 - 中金在线</w:t>
+              <w:t>“朱雀三号”火箭成功实现陆地回收，关键部件“成都造” - 四川新闻</w:t>
             </w:r>
           </w:p>
         </w:tc>
@@ -882,7 +882,7 @@
                 <w:b w:val="0"/>
                 <w:sz w:val="19"/>
               </w:rPr>
-              <w:t>17</w:t>
+              <w:t>20</w:t>
             </w:r>
           </w:p>
         </w:tc>
@@ -923,7 +923,7 @@
                 <w:b w:val="0"/>
                 <w:sz w:val="19"/>
               </w:rPr>
-              <w:t>NASA’s LRO Images Falcon 9 Crater on Moon, Learns New Details</w:t>
+              <w:t>Live coverage: SpaceX to launch 75th Starlink mission of 2026</w:t>
             </w:r>
           </w:p>
         </w:tc>
@@ -969,7 +969,7 @@
                 <w:b w:val="0"/>
                 <w:sz w:val="19"/>
               </w:rPr>
-              <w:t>8</w:t>
+              <w:t>10</w:t>
             </w:r>
           </w:p>
         </w:tc>
@@ -990,7 +990,7 @@
                 <w:b w:val="0"/>
                 <w:sz w:val="19"/>
               </w:rPr>
-              <w:t>融资与资本、发射与任务</w:t>
+              <w:t>融资与资本</w:t>
             </w:r>
           </w:p>
         </w:tc>
@@ -1010,7 +1010,7 @@
                 <w:b w:val="0"/>
                 <w:sz w:val="19"/>
               </w:rPr>
-              <w:t>垣信卫星完成69.76亿元融资，估值达500亿元！ - 通信世界网</w:t>
+              <w:t>垣信卫星完成70亿元B轮融资 估值约500亿元 - 观点网</w:t>
             </w:r>
           </w:p>
         </w:tc>
@@ -1035,7 +1035,7 @@
                 <w:b w:val="0"/>
                 <w:sz w:val="19"/>
               </w:rPr>
-              <w:t>Blue Origin</w:t>
+              <w:t>星河动力</w:t>
             </w:r>
           </w:p>
         </w:tc>
@@ -1056,7 +1056,94 @@
                 <w:b w:val="0"/>
                 <w:sz w:val="19"/>
               </w:rPr>
-              <w:t>4</w:t>
+              <w:t>2</w:t>
+            </w:r>
+          </w:p>
+        </w:tc>
+        <w:tc>
+          <w:tcPr>
+            <w:tcW w:type="dxa" w:w="2075"/>
+            <w:vAlign w:val="center"/>
+          </w:tcPr>
+          <w:p>
+            <w:pPr>
+              <w:spacing w:after="0" w:line="252" w:lineRule="auto"/>
+              <w:jc w:val="center"/>
+            </w:pPr>
+            <w:r/>
+            <w:r>
+              <w:rPr>
+                <w:rFonts w:ascii="Kaiti SC" w:hAnsi="Kaiti SC" w:eastAsia="Kaiti SC" w:cs="Kaiti SC"/>
+                <w:b w:val="0"/>
+                <w:sz w:val="19"/>
+              </w:rPr>
+              <w:t>融资与资本、产品与技术</w:t>
+            </w:r>
+          </w:p>
+        </w:tc>
+        <w:tc>
+          <w:tcPr>
+            <w:tcW w:type="dxa" w:w="2075"/>
+            <w:vAlign w:val="center"/>
+          </w:tcPr>
+          <w:p>
+            <w:pPr>
+              <w:spacing w:after="0" w:line="252" w:lineRule="auto"/>
+            </w:pPr>
+            <w:r/>
+            <w:r>
+              <w:rPr>
+                <w:rFonts w:ascii="Kaiti SC" w:hAnsi="Kaiti SC" w:eastAsia="Kaiti SC" w:cs="Kaiti SC"/>
+                <w:b w:val="0"/>
+                <w:sz w:val="19"/>
+              </w:rPr>
+              <w:t>硬核坚果战略投资星河动力 加速可复用火箭研发 - DoNews</w:t>
+            </w:r>
+          </w:p>
+        </w:tc>
+      </w:tr>
+      <w:tr>
+        <w:trPr>
+          <w:cantSplit/>
+        </w:trPr>
+        <w:tc>
+          <w:tcPr>
+            <w:tcW w:type="dxa" w:w="2075"/>
+            <w:vAlign w:val="center"/>
+          </w:tcPr>
+          <w:p>
+            <w:pPr>
+              <w:spacing w:after="0" w:line="252" w:lineRule="auto"/>
+            </w:pPr>
+            <w:r/>
+            <w:r>
+              <w:rPr>
+                <w:rFonts w:ascii="Kaiti SC" w:hAnsi="Kaiti SC" w:eastAsia="Kaiti SC" w:cs="Kaiti SC"/>
+                <w:b w:val="0"/>
+                <w:sz w:val="19"/>
+              </w:rPr>
+              <w:t>蓝箭鸿擎</w:t>
+            </w:r>
+          </w:p>
+        </w:tc>
+        <w:tc>
+          <w:tcPr>
+            <w:tcW w:type="dxa" w:w="2075"/>
+            <w:vAlign w:val="center"/>
+          </w:tcPr>
+          <w:p>
+            <w:pPr>
+              <w:spacing w:after="0" w:line="252" w:lineRule="auto"/>
+              <w:jc w:val="center"/>
+            </w:pPr>
+            <w:r/>
+            <w:r>
+              <w:rPr>
+                <w:rFonts w:ascii="Kaiti SC" w:hAnsi="Kaiti SC" w:eastAsia="Kaiti SC" w:cs="Kaiti SC"/>
+                <w:b w:val="0"/>
+                <w:sz w:val="19"/>
+              </w:rPr>
+              <w:t>2</w:t>
             </w:r>
           </w:p>
         </w:tc>
@@ -1097,7 +1184,7 @@
                 <w:b w:val="0"/>
                 <w:sz w:val="19"/>
               </w:rPr>
-              <w:t>Blue Origin plots New Glenn expansion after massive rocket explosion damaged launch pad - Yahoo</w:t>
+              <w:t>火箭回收、卫星入轨，蓝箭航天首次展示星箭协同能力 - mycaijing.com</w:t>
             </w:r>
           </w:p>
         </w:tc>
@@ -1123,267 +1210,6 @@
                 <w:sz w:val="19"/>
               </w:rPr>
               <w:t>星际荣耀</w:t>
-            </w:r>
-          </w:p>
-        </w:tc>
-        <w:tc>
-          <w:tcPr>
-            <w:tcW w:type="dxa" w:w="2075"/>
-            <w:vAlign w:val="center"/>
-          </w:tcPr>
-          <w:p>
-            <w:pPr>
-              <w:spacing w:after="0" w:line="252" w:lineRule="auto"/>
-              <w:jc w:val="center"/>
-            </w:pPr>
-            <w:r/>
-            <w:r>
-              <w:rPr>
-                <w:rFonts w:ascii="Kaiti SC" w:hAnsi="Kaiti SC" w:eastAsia="Kaiti SC" w:cs="Kaiti SC"/>
-                <w:b w:val="0"/>
-                <w:sz w:val="19"/>
-              </w:rPr>
-              <w:t>3</w:t>
-            </w:r>
-          </w:p>
-        </w:tc>
-        <w:tc>
-          <w:tcPr>
-            <w:tcW w:type="dxa" w:w="2075"/>
-            <w:vAlign w:val="center"/>
-          </w:tcPr>
-          <w:p>
-            <w:pPr>
-              <w:spacing w:after="0" w:line="252" w:lineRule="auto"/>
-              <w:jc w:val="center"/>
-            </w:pPr>
-            <w:r/>
-            <w:r>
-              <w:rPr>
-                <w:rFonts w:ascii="Kaiti SC" w:hAnsi="Kaiti SC" w:eastAsia="Kaiti SC" w:cs="Kaiti SC"/>
-                <w:b w:val="0"/>
-                <w:sz w:val="19"/>
-              </w:rPr>
-              <w:t>其他动态、产品与技术</w:t>
-            </w:r>
-          </w:p>
-        </w:tc>
-        <w:tc>
-          <w:tcPr>
-            <w:tcW w:type="dxa" w:w="2075"/>
-            <w:vAlign w:val="center"/>
-          </w:tcPr>
-          <w:p>
-            <w:pPr>
-              <w:spacing w:after="0" w:line="252" w:lineRule="auto"/>
-            </w:pPr>
-            <w:r/>
-            <w:r>
-              <w:rPr>
-                <w:rFonts w:ascii="Kaiti SC" w:hAnsi="Kaiti SC" w:eastAsia="Kaiti SC" w:cs="Kaiti SC"/>
-                <w:b w:val="0"/>
-                <w:sz w:val="19"/>
-              </w:rPr>
-              <w:t>中国可重复使用火箭再落一子！朱雀三号回收成功，释放了哪些信号？ - 四川新闻</w:t>
-            </w:r>
-          </w:p>
-        </w:tc>
-      </w:tr>
-      <w:tr>
-        <w:trPr>
-          <w:cantSplit/>
-        </w:trPr>
-        <w:tc>
-          <w:tcPr>
-            <w:tcW w:type="dxa" w:w="2075"/>
-            <w:vAlign w:val="center"/>
-          </w:tcPr>
-          <w:p>
-            <w:pPr>
-              <w:spacing w:after="0" w:line="252" w:lineRule="auto"/>
-            </w:pPr>
-            <w:r/>
-            <w:r>
-              <w:rPr>
-                <w:rFonts w:ascii="Kaiti SC" w:hAnsi="Kaiti SC" w:eastAsia="Kaiti SC" w:cs="Kaiti SC"/>
-                <w:b w:val="0"/>
-                <w:sz w:val="19"/>
-              </w:rPr>
-              <w:t>中科宇航</w:t>
-            </w:r>
-          </w:p>
-        </w:tc>
-        <w:tc>
-          <w:tcPr>
-            <w:tcW w:type="dxa" w:w="2075"/>
-            <w:vAlign w:val="center"/>
-          </w:tcPr>
-          <w:p>
-            <w:pPr>
-              <w:spacing w:after="0" w:line="252" w:lineRule="auto"/>
-              <w:jc w:val="center"/>
-            </w:pPr>
-            <w:r/>
-            <w:r>
-              <w:rPr>
-                <w:rFonts w:ascii="Kaiti SC" w:hAnsi="Kaiti SC" w:eastAsia="Kaiti SC" w:cs="Kaiti SC"/>
-                <w:b w:val="0"/>
-                <w:sz w:val="19"/>
-              </w:rPr>
-              <w:t>1</w:t>
-            </w:r>
-          </w:p>
-        </w:tc>
-        <w:tc>
-          <w:tcPr>
-            <w:tcW w:type="dxa" w:w="2075"/>
-            <w:vAlign w:val="center"/>
-          </w:tcPr>
-          <w:p>
-            <w:pPr>
-              <w:spacing w:after="0" w:line="252" w:lineRule="auto"/>
-              <w:jc w:val="center"/>
-            </w:pPr>
-            <w:r/>
-            <w:r>
-              <w:rPr>
-                <w:rFonts w:ascii="Kaiti SC" w:hAnsi="Kaiti SC" w:eastAsia="Kaiti SC" w:cs="Kaiti SC"/>
-                <w:b w:val="0"/>
-                <w:sz w:val="19"/>
-              </w:rPr>
-              <w:t>其他动态</w:t>
-            </w:r>
-          </w:p>
-        </w:tc>
-        <w:tc>
-          <w:tcPr>
-            <w:tcW w:type="dxa" w:w="2075"/>
-            <w:vAlign w:val="center"/>
-          </w:tcPr>
-          <w:p>
-            <w:pPr>
-              <w:spacing w:after="0" w:line="252" w:lineRule="auto"/>
-            </w:pPr>
-            <w:r/>
-            <w:r>
-              <w:rPr>
-                <w:rFonts w:ascii="Kaiti SC" w:hAnsi="Kaiti SC" w:eastAsia="Kaiti SC" w:cs="Kaiti SC"/>
-                <w:b w:val="0"/>
-                <w:sz w:val="19"/>
-              </w:rPr>
-              <w:t>“十五五”开局·创新看点丨科学家如何科学地造火箭——中科宇航探索新型举国体制下的商业航天发展之路 - 中国科技网</w:t>
-            </w:r>
-          </w:p>
-        </w:tc>
-      </w:tr>
-      <w:tr>
-        <w:trPr>
-          <w:cantSplit/>
-        </w:trPr>
-        <w:tc>
-          <w:tcPr>
-            <w:tcW w:type="dxa" w:w="2075"/>
-            <w:vAlign w:val="center"/>
-          </w:tcPr>
-          <w:p>
-            <w:pPr>
-              <w:spacing w:after="0" w:line="252" w:lineRule="auto"/>
-            </w:pPr>
-            <w:r/>
-            <w:r>
-              <w:rPr>
-                <w:rFonts w:ascii="Kaiti SC" w:hAnsi="Kaiti SC" w:eastAsia="Kaiti SC" w:cs="Kaiti SC"/>
-                <w:b w:val="0"/>
-                <w:sz w:val="19"/>
-              </w:rPr>
-              <w:t>宇石空间</w:t>
-            </w:r>
-          </w:p>
-        </w:tc>
-        <w:tc>
-          <w:tcPr>
-            <w:tcW w:type="dxa" w:w="2075"/>
-            <w:vAlign w:val="center"/>
-          </w:tcPr>
-          <w:p>
-            <w:pPr>
-              <w:spacing w:after="0" w:line="252" w:lineRule="auto"/>
-              <w:jc w:val="center"/>
-            </w:pPr>
-            <w:r/>
-            <w:r>
-              <w:rPr>
-                <w:rFonts w:ascii="Kaiti SC" w:hAnsi="Kaiti SC" w:eastAsia="Kaiti SC" w:cs="Kaiti SC"/>
-                <w:b w:val="0"/>
-                <w:sz w:val="19"/>
-              </w:rPr>
-              <w:t>1</w:t>
-            </w:r>
-          </w:p>
-        </w:tc>
-        <w:tc>
-          <w:tcPr>
-            <w:tcW w:type="dxa" w:w="2075"/>
-            <w:vAlign w:val="center"/>
-          </w:tcPr>
-          <w:p>
-            <w:pPr>
-              <w:spacing w:after="0" w:line="252" w:lineRule="auto"/>
-              <w:jc w:val="center"/>
-            </w:pPr>
-            <w:r/>
-            <w:r>
-              <w:rPr>
-                <w:rFonts w:ascii="Kaiti SC" w:hAnsi="Kaiti SC" w:eastAsia="Kaiti SC" w:cs="Kaiti SC"/>
-                <w:b w:val="0"/>
-                <w:sz w:val="19"/>
-              </w:rPr>
-              <w:t>其他动态</w:t>
-            </w:r>
-          </w:p>
-        </w:tc>
-        <w:tc>
-          <w:tcPr>
-            <w:tcW w:type="dxa" w:w="2075"/>
-            <w:vAlign w:val="center"/>
-          </w:tcPr>
-          <w:p>
-            <w:pPr>
-              <w:spacing w:after="0" w:line="252" w:lineRule="auto"/>
-            </w:pPr>
-            <w:r/>
-            <w:r>
-              <w:rPr>
-                <w:rFonts w:ascii="Kaiti SC" w:hAnsi="Kaiti SC" w:eastAsia="Kaiti SC" w:cs="Kaiti SC"/>
-                <w:b w:val="0"/>
-                <w:sz w:val="19"/>
-              </w:rPr>
-              <w:t>朱雀三号成功“回巢” 国内可重复使用火箭迈向复飞验证 - 证券时报</w:t>
-            </w:r>
-          </w:p>
-        </w:tc>
-      </w:tr>
-      <w:tr>
-        <w:trPr>
-          <w:cantSplit/>
-        </w:trPr>
-        <w:tc>
-          <w:tcPr>
-            <w:tcW w:type="dxa" w:w="2075"/>
-            <w:vAlign w:val="center"/>
-          </w:tcPr>
-          <w:p>
-            <w:pPr>
-              <w:spacing w:after="0" w:line="252" w:lineRule="auto"/>
-            </w:pPr>
-            <w:r/>
-            <w:r>
-              <w:rPr>
-                <w:rFonts w:ascii="Kaiti SC" w:hAnsi="Kaiti SC" w:eastAsia="Kaiti SC" w:cs="Kaiti SC"/>
-                <w:b w:val="0"/>
-                <w:sz w:val="19"/>
-              </w:rPr>
-              <w:t>蓝箭鸿擎</w:t>
             </w:r>
           </w:p>
         </w:tc>
@@ -1445,7 +1271,7 @@
                 <w:b w:val="0"/>
                 <w:sz w:val="19"/>
               </w:rPr>
-              <w:t>火箭回收、卫星入轨，蓝箭航天首次展示星箭协同能力 - 搜狐网</w:t>
+              <w:t>星际荣耀SQX-3运载火箭整流罩静力试验取得成功 - 证券时报</w:t>
             </w:r>
           </w:p>
         </w:tc>
@@ -1482,7 +1308,7 @@
           <w:rFonts w:ascii="Kaiti SC" w:hAnsi="Kaiti SC" w:eastAsia="Kaiti SC" w:cs="Kaiti SC"/>
           <w:sz w:val="21"/>
         </w:rPr>
-        <w:t>[1] 2026-08-19｜NASA｜SpaceX：NASA’s LRO Images Falcon 9 Crater on Moon, Learns New Details</w:t>
+        <w:t>[1] 2026-08-20｜Spaceflight Now｜SpaceX：Live coverage: SpaceX to launch 75th Starlink mission of 2026</w:t>
       </w:r>
     </w:p>
     <w:p>
@@ -1503,7 +1329,7 @@
           <w:rFonts w:ascii="Kaiti SC" w:hAnsi="Kaiti SC" w:eastAsia="Kaiti SC" w:cs="Kaiti SC"/>
           <w:sz w:val="21"/>
         </w:rPr>
-        <w:t>[2] 2026-08-19｜中金在线｜蓝箭航天：朱雀三号回收成功！可复用火箭产业化元年将启多股获融资客关注(名单)_证券要闻 - 中金在线</w:t>
+        <w:t>[2] 2026-08-20｜证券时报｜星际荣耀：星际荣耀SQX-3运载火箭整流罩静力试验取得成功 - 证券时报</w:t>
       </w:r>
     </w:p>
     <w:p>
@@ -1524,7 +1350,7 @@
           <w:rFonts w:ascii="Kaiti SC" w:hAnsi="Kaiti SC" w:eastAsia="Kaiti SC" w:cs="Kaiti SC"/>
           <w:sz w:val="21"/>
         </w:rPr>
-        <w:t>[3] 2026-08-19｜证券时报｜蓝箭航天：我国首次！朱雀三号，实现火箭陆地回收 - 证券时报</w:t>
+        <w:t>[3] 2026-08-20｜观点网｜垣信卫星：垣信卫星完成70亿元B轮融资 估值约500亿元 - 观点网</w:t>
       </w:r>
     </w:p>
     <w:p>
@@ -1545,7 +1371,7 @@
           <w:rFonts w:ascii="Kaiti SC" w:hAnsi="Kaiti SC" w:eastAsia="Kaiti SC" w:cs="Kaiti SC"/>
           <w:sz w:val="21"/>
         </w:rPr>
-        <w:t>[4] 2026-08-19｜证券时报｜蓝箭航天：朱雀三号成功“回巢” 国内可重复使用火箭迈向复飞验证 - 证券时报</w:t>
+        <w:t>[4] 2026-08-20｜新浪财经｜垣信卫星：刷新纪录！垣信卫星完成近70亿元增资 投后估值约500亿元 - 新浪财经</w:t>
       </w:r>
     </w:p>
     <w:p>
@@ -1566,7 +1392,7 @@
           <w:rFonts w:ascii="Kaiti SC" w:hAnsi="Kaiti SC" w:eastAsia="Kaiti SC" w:cs="Kaiti SC"/>
           <w:sz w:val="21"/>
         </w:rPr>
-        <w:t>[5] 2026-08-19｜证券时报｜宇石空间：朱雀三号成功“回巢” 国内可重复使用火箭迈向复飞验证 - 证券时报</w:t>
+        <w:t>[5] 2026-08-20｜证券之星｜垣信卫星：刷新纪录！垣信卫星完成近70亿元增资 投后估值约500亿元 - 证券之星</w:t>
       </w:r>
     </w:p>
     <w:p>
@@ -1587,7 +1413,7 @@
           <w:rFonts w:ascii="Kaiti SC" w:hAnsi="Kaiti SC" w:eastAsia="Kaiti SC" w:cs="Kaiti SC"/>
           <w:sz w:val="21"/>
         </w:rPr>
-        <w:t>[6] 2026-08-19｜通信世界网｜垣信卫星：垣信卫星完成69.76亿元融资，估值达500亿元！ - 通信世界网</w:t>
+        <w:t>[6] 2026-08-20｜证券时报｜垣信卫星：刷新纪录！垣信卫星完成近70亿元增资 投后估值约500亿元 - 证券时报</w:t>
       </w:r>
     </w:p>
     <w:p>
@@ -1608,7 +1434,7 @@
           <w:rFonts w:ascii="Kaiti SC" w:hAnsi="Kaiti SC" w:eastAsia="Kaiti SC" w:cs="Kaiti SC"/>
           <w:sz w:val="21"/>
         </w:rPr>
-        <w:t>[7] 2026-08-19｜手机网易网｜垣信卫星：垣信卫星完成69.75亿元新一轮融资，估值达500亿；交通运输北斗定位模块强制性国标发布，2027年2月1日起实施；工信部电池工作组启动钠电池针刺摸底测评——《投资早参》 - 手机网易网</w:t>
+        <w:t>[7] 2026-08-20｜证券时报｜垣信卫星：垣信卫星完成70亿元B轮融资 卫星互联网规模化发展加速 - 证券时报</w:t>
       </w:r>
     </w:p>
     <w:p>
@@ -1629,7 +1455,7 @@
           <w:rFonts w:ascii="Kaiti SC" w:hAnsi="Kaiti SC" w:eastAsia="Kaiti SC" w:cs="Kaiti SC"/>
           <w:sz w:val="21"/>
         </w:rPr>
-        <w:t>[8] 2026-08-19｜Florida Today｜SpaceX：SpaceX rocket launch from Florida. What time is Cape Canaveral liftoff? - Florida Today</w:t>
+        <w:t>[8] 2026-08-20｜Fox Business｜SpaceX：WATCH LIVE: SpaceX Falcon 9 launches 29 Starlink satellites from Florida - Fox Business</w:t>
       </w:r>
     </w:p>
     <w:p>
@@ -1650,7 +1476,7 @@
           <w:rFonts w:ascii="Kaiti SC" w:hAnsi="Kaiti SC" w:eastAsia="Kaiti SC" w:cs="Kaiti SC"/>
           <w:sz w:val="21"/>
         </w:rPr>
-        <w:t>[9] 2026-08-19｜搜狐网｜蓝箭鸿擎：火箭回收、卫星入轨，蓝箭航天首次展示星箭协同能力 - 搜狐网</w:t>
+        <w:t>[9] 2026-08-20｜arstechnica.com｜SpaceX：SpaceX’s orbital data centers would create a new category of e-waste</w:t>
       </w:r>
     </w:p>
     <w:p>
@@ -1671,7 +1497,7 @@
           <w:rFonts w:ascii="Kaiti SC" w:hAnsi="Kaiti SC" w:eastAsia="Kaiti SC" w:cs="Kaiti SC"/>
           <w:sz w:val="21"/>
         </w:rPr>
-        <w:t>[10] 2026-08-19｜搜狐网｜垣信卫星：刷新纪录！垣信卫星完成70亿元B轮融资 - 搜狐网</w:t>
+        <w:t>[10] 2026-08-20｜四川新闻｜蓝箭航天：“朱雀三号”火箭成功实现陆地回收，关键部件“成都造” - 四川新闻</w:t>
       </w:r>
     </w:p>
     <w:p>
@@ -1692,7 +1518,7 @@
           <w:rFonts w:ascii="Kaiti SC" w:hAnsi="Kaiti SC" w:eastAsia="Kaiti SC" w:cs="Kaiti SC"/>
           <w:sz w:val="21"/>
         </w:rPr>
-        <w:t>[11] 2026-08-19｜shobserver.cn｜蓝箭航天：朱雀三号第二次发射即成功回收，我国首次实现运载火箭陆地回收 - shobserver.cn</w:t>
+        <w:t>[11] 2026-08-20｜bing.com｜蓝箭航天：LandSpace lands reusable Zhuque-3 rocket in first for private Chinese company</w:t>
       </w:r>
     </w:p>
     <w:p>
@@ -1713,7 +1539,7 @@
           <w:rFonts w:ascii="Kaiti SC" w:hAnsi="Kaiti SC" w:eastAsia="Kaiti SC" w:cs="Kaiti SC"/>
           <w:sz w:val="21"/>
         </w:rPr>
-        <w:t>[12] 2026-08-19｜人民网｜蓝箭航天：深圳造“影像盒子”记录朱雀三号发射回收全过程 - 人民网</w:t>
+        <w:t>[12] 2026-08-20｜36 Kr｜蓝箭航天：他，朱雀三号的老板，让火箭回家的男人 - 36 Kr</w:t>
       </w:r>
     </w:p>
     <w:p>
@@ -1734,7 +1560,7 @@
           <w:rFonts w:ascii="Kaiti SC" w:hAnsi="Kaiti SC" w:eastAsia="Kaiti SC" w:cs="Kaiti SC"/>
           <w:sz w:val="21"/>
         </w:rPr>
-        <w:t>[13] 2026-08-19｜搜狐网｜垣信卫星：【投融资动态】垣信卫星B轮融资，融资额近70亿人民币，投资方为国泰君安创投、美蓝湖基金等 - 搜狐网</w:t>
+        <w:t>[13] 2026-08-20｜bing.com｜SpaceX：Scrub! SpaceX halts Starlink launch countdown with just 28 seconds left</w:t>
       </w:r>
     </w:p>
     <w:p>
@@ -1755,7 +1581,7 @@
           <w:rFonts w:ascii="Kaiti SC" w:hAnsi="Kaiti SC" w:eastAsia="Kaiti SC" w:cs="Kaiti SC"/>
           <w:sz w:val="21"/>
         </w:rPr>
-        <w:t>[14] 2026-08-19｜四川新闻｜星际荣耀：中国可重复使用火箭再落一子！朱雀三号回收成功，释放了哪些信号？ - 四川新闻</w:t>
+        <w:t>[14] 2026-08-20｜DoNews｜星河动力：硬核坚果战略投资星河动力 加速可复用火箭研发 - DoNews</w:t>
       </w:r>
     </w:p>
     <w:p>
@@ -1776,7 +1602,7 @@
           <w:rFonts w:ascii="Kaiti SC" w:hAnsi="Kaiti SC" w:eastAsia="Kaiti SC" w:cs="Kaiti SC"/>
           <w:sz w:val="21"/>
         </w:rPr>
-        <w:t>[15] 2026-08-19｜搜狐网｜星际荣耀：“成都造”火箭有新进展！星际荣耀“超级工厂”主体结构封顶 - 搜狐网</w:t>
+        <w:t>[15] 2026-08-20｜bing.com｜SpaceX：SpaceX aborts mission carrying 2,000th Starlink to be launched this year</w:t>
       </w:r>
     </w:p>
     <w:p>
@@ -1797,7 +1623,7 @@
           <w:rFonts w:ascii="Kaiti SC" w:hAnsi="Kaiti SC" w:eastAsia="Kaiti SC" w:cs="Kaiti SC"/>
           <w:sz w:val="21"/>
         </w:rPr>
-        <w:t>[16] 2026-08-19｜搜狐网｜星际荣耀：“成都造”火箭有新进展！星际荣耀“超级工厂”主体结构封顶 - 搜狐网</w:t>
+        <w:t>[16] 2026-08-20｜新京报｜蓝箭航天：朱雀三号遥二实现我国首次运载⽕箭一子级陆地支腿回收 - 新京报</w:t>
       </w:r>
     </w:p>
     <w:p>
@@ -1818,7 +1644,7 @@
           <w:rFonts w:ascii="Kaiti SC" w:hAnsi="Kaiti SC" w:eastAsia="Kaiti SC" w:cs="Kaiti SC"/>
           <w:sz w:val="21"/>
         </w:rPr>
-        <w:t>[17] 2026-08-19｜spaceflightnow.com｜SpaceX：SpaceX exceeds 11,000 satellites in low Earth orbit - spaceflightnow.com</w:t>
+        <w:t>[17] 2026-08-20｜spacewatch.global｜蓝箭航天：LandSpace Successfully Recovers ‘Zhuque-3’ Booster, Diversifying China’s Reusable Rocket Ambitions</w:t>
       </w:r>
     </w:p>
     <w:p>
@@ -1839,7 +1665,7 @@
           <w:rFonts w:ascii="Kaiti SC" w:hAnsi="Kaiti SC" w:eastAsia="Kaiti SC" w:cs="Kaiti SC"/>
           <w:sz w:val="21"/>
         </w:rPr>
-        <w:t>[18] 2026-08-19｜动点科技｜垣信卫星：垣信卫星融资近70亿元，刷新国内商业航天纪录 - 动点科技</w:t>
+        <w:t>[18] 2026-08-20｜mycaijing.com｜蓝箭鸿擎：火箭回收、卫星入轨，蓝箭航天首次展示星箭协同能力 - mycaijing.com</w:t>
       </w:r>
     </w:p>
     <w:p>
@@ -1860,7 +1686,7 @@
           <w:rFonts w:ascii="Kaiti SC" w:hAnsi="Kaiti SC" w:eastAsia="Kaiti SC" w:cs="Kaiti SC"/>
           <w:sz w:val="21"/>
         </w:rPr>
-        <w:t>[19] 2026-08-19｜Moneycontrol.com｜SpaceX：Elon Musk’s SpaceX hits 100th launch milestone as 24 Starlink satellites light up California skies - Moneycontrol.com</w:t>
+        <w:t>[19] 2026-08-20｜jnzstatic.cs.com.cn｜蓝箭鸿擎：鸿擎科技副总裁史耀中： 将批量生产融入卫星前端设计 - jnzstatic.cs.com.cn</w:t>
       </w:r>
     </w:p>
     <w:p>
@@ -1881,112 +1707,7 @@
           <w:rFonts w:ascii="Kaiti SC" w:hAnsi="Kaiti SC" w:eastAsia="Kaiti SC" w:cs="Kaiti SC"/>
           <w:sz w:val="21"/>
         </w:rPr>
-        <w:t>[20] 2026-08-19｜Space｜SpaceX：SpaceX launches its 100th mission of the year, sends Starlink satellites to orbit (video) - Space</w:t>
-      </w:r>
-    </w:p>
-    <w:p>
-      <w:pPr>
-        <w:keepLines/>
-        <w:spacing w:after="60"/>
-        <w:ind w:left="369" w:hanging="227"/>
-      </w:pPr>
-      <w:r>
-        <w:rPr>
-          <w:rFonts w:ascii="Kaiti SC" w:hAnsi="Kaiti SC" w:eastAsia="Kaiti SC" w:cs="Kaiti SC"/>
-          <w:sz w:val="21"/>
-        </w:rPr>
-        <w:t xml:space="preserve">✓ </w:t>
-      </w:r>
-      <w:r>
-        <w:rPr>
-          <w:rFonts w:ascii="Kaiti SC" w:hAnsi="Kaiti SC" w:eastAsia="Kaiti SC" w:cs="Kaiti SC"/>
-          <w:sz w:val="21"/>
-        </w:rPr>
-        <w:t>[21] 2026-08-19｜中国科技网｜中科宇航：“十五五”开局·创新看点丨科学家如何科学地造火箭——中科宇航探索新型举国体制下的商业航天发展之路 - 中国科技网</w:t>
-      </w:r>
-    </w:p>
-    <w:p>
-      <w:pPr>
-        <w:keepLines/>
-        <w:spacing w:after="60"/>
-        <w:ind w:left="369" w:hanging="227"/>
-      </w:pPr>
-      <w:r>
-        <w:rPr>
-          <w:rFonts w:ascii="Kaiti SC" w:hAnsi="Kaiti SC" w:eastAsia="Kaiti SC" w:cs="Kaiti SC"/>
-          <w:sz w:val="21"/>
-        </w:rPr>
-        <w:t xml:space="preserve">✓ </w:t>
-      </w:r>
-      <w:r>
-        <w:rPr>
-          <w:rFonts w:ascii="Kaiti SC" w:hAnsi="Kaiti SC" w:eastAsia="Kaiti SC" w:cs="Kaiti SC"/>
-          <w:sz w:val="21"/>
-        </w:rPr>
-        <w:t>[22] 2026-08-19｜Yahoo｜Blue Origin：Blue Origin plots New Glenn expansion after massive rocket explosion damaged launch pad - Yahoo</w:t>
-      </w:r>
-    </w:p>
-    <w:p>
-      <w:pPr>
-        <w:keepLines/>
-        <w:spacing w:after="60"/>
-        <w:ind w:left="369" w:hanging="227"/>
-      </w:pPr>
-      <w:r>
-        <w:rPr>
-          <w:rFonts w:ascii="Kaiti SC" w:hAnsi="Kaiti SC" w:eastAsia="Kaiti SC" w:cs="Kaiti SC"/>
-          <w:sz w:val="21"/>
-        </w:rPr>
-        <w:t xml:space="preserve">✓ </w:t>
-      </w:r>
-      <w:r>
-        <w:rPr>
-          <w:rFonts w:ascii="Kaiti SC" w:hAnsi="Kaiti SC" w:eastAsia="Kaiti SC" w:cs="Kaiti SC"/>
-          <w:sz w:val="21"/>
-        </w:rPr>
-        <w:t>[23] 2026-08-19｜FOX Weather｜Blue Origin：Blue Origin plots New Glenn expansion after massive rocket explosion damaged launch pad - FOX Weather</w:t>
-      </w:r>
-    </w:p>
-    <w:p>
-      <w:pPr>
-        <w:keepLines/>
-        <w:spacing w:after="60"/>
-        <w:ind w:left="369" w:hanging="227"/>
-      </w:pPr>
-      <w:r>
-        <w:rPr>
-          <w:rFonts w:ascii="Kaiti SC" w:hAnsi="Kaiti SC" w:eastAsia="Kaiti SC" w:cs="Kaiti SC"/>
-          <w:sz w:val="21"/>
-        </w:rPr>
-        <w:t xml:space="preserve">✓ </w:t>
-      </w:r>
-      <w:r>
-        <w:rPr>
-          <w:rFonts w:ascii="Kaiti SC" w:hAnsi="Kaiti SC" w:eastAsia="Kaiti SC" w:cs="Kaiti SC"/>
-          <w:sz w:val="21"/>
-        </w:rPr>
-        <w:t>[24] 2026-08-19｜bing.com｜Blue Origin：Blue Origin's massive New Glenn rocket on move to launch pad</w:t>
-      </w:r>
-    </w:p>
-    <w:p>
-      <w:pPr>
-        <w:keepLines/>
-        <w:spacing w:after="60"/>
-        <w:ind w:left="369" w:hanging="227"/>
-      </w:pPr>
-      <w:r>
-        <w:rPr>
-          <w:rFonts w:ascii="Kaiti SC" w:hAnsi="Kaiti SC" w:eastAsia="Kaiti SC" w:cs="Kaiti SC"/>
-          <w:sz w:val="21"/>
-        </w:rPr>
-        <w:t xml:space="preserve">✓ </w:t>
-      </w:r>
-      <w:r>
-        <w:rPr>
-          <w:rFonts w:ascii="Kaiti SC" w:hAnsi="Kaiti SC" w:eastAsia="Kaiti SC" w:cs="Kaiti SC"/>
-          <w:sz w:val="21"/>
-        </w:rPr>
-        <w:t>[25] 2026-08-19｜Space Daily｜Blue Origin：Space tourism briefly had two competing suborbital operators. By 2026, neither was actually flying: Blue Origin had paused New Shepard for at least two years, while Virgin Galactic’s next passenger flight slipped to February 2027 — and its entire latest batch o - Space Daily</w:t>
+        <w:t>[20] 2026-08-20｜证券时报｜星河动力：星河动力成立工程技术研究院公司 含金属制品研发业务 - 证券时报</w:t>
       </w:r>
     </w:p>
     <w:sectPr>

--- a/docs/data/reports/daily-documents/latest/previous_daily_report.docx
+++ b/docs/data/reports/daily-documents/latest/previous_daily_report.docx
@@ -26,7 +26,7 @@
           <w:rFonts w:ascii="Kaiti SC" w:hAnsi="Kaiti SC" w:eastAsia="Kaiti SC" w:cs="Kaiti SC"/>
           <w:sz w:val="21"/>
         </w:rPr>
-        <w:t>2026-08-20（上一自然日）</w:t>
+        <w:t>2026-08-21（上一自然日）</w:t>
       </w:r>
     </w:p>
     <w:tbl>
@@ -81,7 +81,7 @@
                 <w:b w:val="0"/>
                 <w:sz w:val="19"/>
               </w:rPr>
-              <w:t>2026-08-20</w:t>
+              <w:t>2026-08-21</w:t>
             </w:r>
           </w:p>
         </w:tc>
@@ -127,7 +127,7 @@
                 <w:b w:val="0"/>
                 <w:sz w:val="19"/>
               </w:rPr>
-              <w:t>57 条 / 6 家</w:t>
+              <w:t>36 条 / 4 家</w:t>
             </w:r>
           </w:p>
         </w:tc>
@@ -173,7 +173,7 @@
                 <w:b w:val="0"/>
                 <w:sz w:val="19"/>
               </w:rPr>
-              <w:t>36 个</w:t>
+              <w:t>15 个</w:t>
             </w:r>
           </w:p>
         </w:tc>
@@ -219,7 +219,7 @@
                 <w:b w:val="0"/>
                 <w:sz w:val="19"/>
               </w:rPr>
-              <w:t>2026-08-21</w:t>
+              <w:t>2026-08-22</w:t>
             </w:r>
           </w:p>
         </w:tc>
@@ -245,7 +245,7 @@
     </w:p>
     <w:p>
       <w:r>
-        <w:t>2026-08-20 共归档 57 条新闻，覆盖 6 家公司、36 个信息来源。 新闻量较多的公司包括 蓝箭航天、SpaceX、垣信卫星、星河动力。</w:t>
+        <w:t>2026-08-21 共归档 36 条新闻，覆盖 4 家公司、15 个信息来源。 新闻量较多的公司包括 SpaceX、蓝箭航天、垣信卫星、蓝箭鸿擎。</w:t>
       </w:r>
     </w:p>
     <w:p>
@@ -279,7 +279,7 @@
           <w:rFonts w:ascii="Kaiti SC" w:hAnsi="Kaiti SC" w:eastAsia="Kaiti SC" w:cs="Kaiti SC"/>
           <w:sz w:val="21"/>
         </w:rPr>
-        <w:t>【发射与任务】SpaceX：Live coverage: SpaceX to launch 75th Starlink mission of 2026 （Spaceflight Now）</w:t>
+        <w:t>【发射与任务】SpaceX：SpaceX launches 29 Starlink satellites, lands rocket on ship at sea (video, photos) - Space （Space）</w:t>
       </w:r>
     </w:p>
     <w:p>
@@ -300,7 +300,7 @@
           <w:rFonts w:ascii="Kaiti SC" w:hAnsi="Kaiti SC" w:eastAsia="Kaiti SC" w:cs="Kaiti SC"/>
           <w:sz w:val="21"/>
         </w:rPr>
-        <w:t>【发射与任务】星际荣耀：星际荣耀SQX-3运载火箭整流罩静力试验取得成功 - 证券时报 （证券时报）</w:t>
+        <w:t>【发射与任务】SpaceX：Watch: SpaceX launches Starlink satellites from Florida's Space Coast on Friday - WESH （WESH）</w:t>
       </w:r>
     </w:p>
     <w:p>
@@ -321,7 +321,7 @@
           <w:rFonts w:ascii="Kaiti SC" w:hAnsi="Kaiti SC" w:eastAsia="Kaiti SC" w:cs="Kaiti SC"/>
           <w:sz w:val="21"/>
         </w:rPr>
-        <w:t>【融资与资本】垣信卫星：垣信卫星完成70亿元B轮融资 估值约500亿元 - 观点网 （观点网）</w:t>
+        <w:t>【发射与任务】SpaceX：SpaceX launches 29 Starlink satellites from Florida, B1078's 30th return （bing.com）</w:t>
       </w:r>
     </w:p>
     <w:p>
@@ -342,7 +342,7 @@
           <w:rFonts w:ascii="Kaiti SC" w:hAnsi="Kaiti SC" w:eastAsia="Kaiti SC" w:cs="Kaiti SC"/>
           <w:sz w:val="21"/>
         </w:rPr>
-        <w:t>【融资与资本】垣信卫星：刷新纪录！垣信卫星完成近70亿元增资 投后估值约500亿元 - 新浪财经 （新浪财经）</w:t>
+        <w:t>【发射与任务】SpaceX：Rocket Report: SpaceX makes its mark on the Moon; ULA names new boss （arstechnica.com）</w:t>
       </w:r>
     </w:p>
     <w:p>
@@ -363,7 +363,7 @@
           <w:rFonts w:ascii="Kaiti SC" w:hAnsi="Kaiti SC" w:eastAsia="Kaiti SC" w:cs="Kaiti SC"/>
           <w:sz w:val="21"/>
         </w:rPr>
-        <w:t>【融资与资本】垣信卫星：刷新纪录！垣信卫星完成近70亿元增资 投后估值约500亿元 - 证券之星 （证券之星）</w:t>
+        <w:t>【发射与任务】SpaceX：SpaceX targets overnight Falcon 9 rocket launch flying near Arizona （bing.com）</w:t>
       </w:r>
     </w:p>
     <w:p>
@@ -384,7 +384,7 @@
           <w:rFonts w:ascii="Kaiti SC" w:hAnsi="Kaiti SC" w:eastAsia="Kaiti SC" w:cs="Kaiti SC"/>
           <w:sz w:val="21"/>
         </w:rPr>
-        <w:t>【融资与资本】垣信卫星：刷新纪录！垣信卫星完成近70亿元增资 投后估值约500亿元 - 证券时报 （证券时报）</w:t>
+        <w:t>【发射与任务】蓝箭航天：Landspace aims to refly recovered Zhuque-3 booster within six months （1?ds=true&amp;seed=1787335214）</w:t>
       </w:r>
     </w:p>
     <w:p>
@@ -405,7 +405,7 @@
           <w:rFonts w:ascii="Kaiti SC" w:hAnsi="Kaiti SC" w:eastAsia="Kaiti SC" w:cs="Kaiti SC"/>
           <w:sz w:val="21"/>
         </w:rPr>
-        <w:t>【融资与资本】垣信卫星：垣信卫星完成70亿元B轮融资 卫星互联网规模化发展加速 - 证券时报 （证券时报）</w:t>
+        <w:t>【发射与任务】蓝箭鸿擎：火箭回收、卫星入轨，蓝箭航天首次展示星箭协同能力 - 财富号 （财富号）</w:t>
       </w:r>
     </w:p>
     <w:p>
@@ -426,7 +426,7 @@
           <w:rFonts w:ascii="Kaiti SC" w:hAnsi="Kaiti SC" w:eastAsia="Kaiti SC" w:cs="Kaiti SC"/>
           <w:sz w:val="21"/>
         </w:rPr>
-        <w:t>【发射与任务】SpaceX：WATCH LIVE: SpaceX Falcon 9 launches 29 Starlink satellites from Florida - Fox Business （Fox Business）</w:t>
+        <w:t>【其他动态】蓝箭航天：朱雀三号火箭任务顺利收官，定制航天“影像盒子”完成全程拍摄记录 - thepaper.cn （thepaper.cn）</w:t>
       </w:r>
     </w:p>
     <w:p>
@@ -447,7 +447,7 @@
           <w:rFonts w:ascii="Kaiti SC" w:hAnsi="Kaiti SC" w:eastAsia="Kaiti SC" w:cs="Kaiti SC"/>
           <w:sz w:val="21"/>
         </w:rPr>
-        <w:t>【发射与任务】SpaceX：SpaceX’s orbital data centers would create a new category of e-waste （arstechnica.com）</w:t>
+        <w:t>【发射与任务】蓝箭航天：LandSpace lands ZhuQue-3 booster after failure, delivers satellite to orbit （bing.com）</w:t>
       </w:r>
     </w:p>
     <w:p>
@@ -468,7 +468,7 @@
           <w:rFonts w:ascii="Kaiti SC" w:hAnsi="Kaiti SC" w:eastAsia="Kaiti SC" w:cs="Kaiti SC"/>
           <w:sz w:val="21"/>
         </w:rPr>
-        <w:t>【其他动态】蓝箭航天：“朱雀三号”火箭成功实现陆地回收，关键部件“成都造” - 四川新闻 （四川新闻）</w:t>
+        <w:t>【发射与任务】蓝箭航天：LandSpace lands ZhuQue-3 booster after failure, delivers satellite to orbit （bing.com）</w:t>
       </w:r>
     </w:p>
     <w:p>
@@ -489,7 +489,7 @@
           <w:rFonts w:ascii="Kaiti SC" w:hAnsi="Kaiti SC" w:eastAsia="Kaiti SC" w:cs="Kaiti SC"/>
           <w:sz w:val="21"/>
         </w:rPr>
-        <w:t>【发射与任务】蓝箭航天：LandSpace lands reusable Zhuque-3 rocket in first for private Chinese company （bing.com）</w:t>
+        <w:t>【发射与任务】蓝箭航天：LandSpace lands ZhuQue-3 booster after failure, delivers satellite to orbit （bing.com）</w:t>
       </w:r>
     </w:p>
     <w:p>
@@ -510,133 +510,7 @@
           <w:rFonts w:ascii="Kaiti SC" w:hAnsi="Kaiti SC" w:eastAsia="Kaiti SC" w:cs="Kaiti SC"/>
           <w:sz w:val="21"/>
         </w:rPr>
-        <w:t>【其他动态】蓝箭航天：他，朱雀三号的老板，让火箭回家的男人 - 36 Kr （36 Kr）</w:t>
-      </w:r>
-    </w:p>
-    <w:p>
-      <w:pPr>
-        <w:keepLines/>
-        <w:spacing w:after="60"/>
-        <w:ind w:left="369" w:hanging="227"/>
-      </w:pPr>
-      <w:r>
-        <w:rPr>
-          <w:rFonts w:ascii="Kaiti SC" w:hAnsi="Kaiti SC" w:eastAsia="Kaiti SC" w:cs="Kaiti SC"/>
-          <w:sz w:val="21"/>
-        </w:rPr>
-        <w:t xml:space="preserve">➢ </w:t>
-      </w:r>
-      <w:r>
-        <w:rPr>
-          <w:rFonts w:ascii="Kaiti SC" w:hAnsi="Kaiti SC" w:eastAsia="Kaiti SC" w:cs="Kaiti SC"/>
-          <w:sz w:val="21"/>
-        </w:rPr>
-        <w:t>【发射与任务】SpaceX：Scrub! SpaceX halts Starlink launch countdown with just 28 seconds left （bing.com）</w:t>
-      </w:r>
-    </w:p>
-    <w:p>
-      <w:pPr>
-        <w:keepLines/>
-        <w:spacing w:after="60"/>
-        <w:ind w:left="369" w:hanging="227"/>
-      </w:pPr>
-      <w:r>
-        <w:rPr>
-          <w:rFonts w:ascii="Kaiti SC" w:hAnsi="Kaiti SC" w:eastAsia="Kaiti SC" w:cs="Kaiti SC"/>
-          <w:sz w:val="21"/>
-        </w:rPr>
-        <w:t xml:space="preserve">➢ </w:t>
-      </w:r>
-      <w:r>
-        <w:rPr>
-          <w:rFonts w:ascii="Kaiti SC" w:hAnsi="Kaiti SC" w:eastAsia="Kaiti SC" w:cs="Kaiti SC"/>
-          <w:sz w:val="21"/>
-        </w:rPr>
-        <w:t>【融资与资本】星河动力：硬核坚果战略投资星河动力 加速可复用火箭研发 - DoNews （DoNews）</w:t>
-      </w:r>
-    </w:p>
-    <w:p>
-      <w:pPr>
-        <w:keepLines/>
-        <w:spacing w:after="60"/>
-        <w:ind w:left="369" w:hanging="227"/>
-      </w:pPr>
-      <w:r>
-        <w:rPr>
-          <w:rFonts w:ascii="Kaiti SC" w:hAnsi="Kaiti SC" w:eastAsia="Kaiti SC" w:cs="Kaiti SC"/>
-          <w:sz w:val="21"/>
-        </w:rPr>
-        <w:t xml:space="preserve">➢ </w:t>
-      </w:r>
-      <w:r>
-        <w:rPr>
-          <w:rFonts w:ascii="Kaiti SC" w:hAnsi="Kaiti SC" w:eastAsia="Kaiti SC" w:cs="Kaiti SC"/>
-          <w:sz w:val="21"/>
-        </w:rPr>
-        <w:t>【发射与任务】SpaceX：SpaceX aborts mission carrying 2,000th Starlink to be launched this year （bing.com）</w:t>
-      </w:r>
-    </w:p>
-    <w:p>
-      <w:pPr>
-        <w:keepLines/>
-        <w:spacing w:after="60"/>
-        <w:ind w:left="369" w:hanging="227"/>
-      </w:pPr>
-      <w:r>
-        <w:rPr>
-          <w:rFonts w:ascii="Kaiti SC" w:hAnsi="Kaiti SC" w:eastAsia="Kaiti SC" w:cs="Kaiti SC"/>
-          <w:sz w:val="21"/>
-        </w:rPr>
-        <w:t xml:space="preserve">➢ </w:t>
-      </w:r>
-      <w:r>
-        <w:rPr>
-          <w:rFonts w:ascii="Kaiti SC" w:hAnsi="Kaiti SC" w:eastAsia="Kaiti SC" w:cs="Kaiti SC"/>
-          <w:sz w:val="21"/>
-        </w:rPr>
-        <w:t>【发射与任务】蓝箭航天：朱雀三号遥二实现我国首次运载⽕箭一子级陆地支腿回收 - 新京报 （新京报）</w:t>
-      </w:r>
-    </w:p>
-    <w:p>
-      <w:pPr>
-        <w:keepLines/>
-        <w:spacing w:after="60"/>
-        <w:ind w:left="369" w:hanging="227"/>
-      </w:pPr>
-      <w:r>
-        <w:rPr>
-          <w:rFonts w:ascii="Kaiti SC" w:hAnsi="Kaiti SC" w:eastAsia="Kaiti SC" w:cs="Kaiti SC"/>
-          <w:sz w:val="21"/>
-        </w:rPr>
-        <w:t xml:space="preserve">➢ </w:t>
-      </w:r>
-      <w:r>
-        <w:rPr>
-          <w:rFonts w:ascii="Kaiti SC" w:hAnsi="Kaiti SC" w:eastAsia="Kaiti SC" w:cs="Kaiti SC"/>
-          <w:sz w:val="21"/>
-        </w:rPr>
-        <w:t>【发射与任务】蓝箭航天：LandSpace Successfully Recovers ‘Zhuque-3’ Booster, Diversifying China’s Reusable Rocket Ambitions （spacewatch.global）</w:t>
-      </w:r>
-    </w:p>
-    <w:p>
-      <w:pPr>
-        <w:keepLines/>
-        <w:spacing w:after="60"/>
-        <w:ind w:left="369" w:hanging="227"/>
-      </w:pPr>
-      <w:r>
-        <w:rPr>
-          <w:rFonts w:ascii="Kaiti SC" w:hAnsi="Kaiti SC" w:eastAsia="Kaiti SC" w:cs="Kaiti SC"/>
-          <w:sz w:val="21"/>
-        </w:rPr>
-        <w:t xml:space="preserve">➢ </w:t>
-      </w:r>
-      <w:r>
-        <w:rPr>
-          <w:rFonts w:ascii="Kaiti SC" w:hAnsi="Kaiti SC" w:eastAsia="Kaiti SC" w:cs="Kaiti SC"/>
-          <w:sz w:val="21"/>
-        </w:rPr>
-        <w:t>【发射与任务】蓝箭鸿擎：火箭回收、卫星入轨，蓝箭航天首次展示星箭协同能力 - mycaijing.com （mycaijing.com）</w:t>
+        <w:t>【融资与资本】垣信卫星：垣信卫星增资近70亿 低轨星座企业加速融资 - 新浪财经 （新浪财经）</w:t>
       </w:r>
     </w:p>
     <w:p>
@@ -774,93 +648,6 @@
                 <w:b w:val="0"/>
                 <w:sz w:val="19"/>
               </w:rPr>
-              <w:t>蓝箭航天</w:t>
-            </w:r>
-          </w:p>
-        </w:tc>
-        <w:tc>
-          <w:tcPr>
-            <w:tcW w:type="dxa" w:w="2075"/>
-            <w:vAlign w:val="center"/>
-          </w:tcPr>
-          <w:p>
-            <w:pPr>
-              <w:spacing w:after="0" w:line="252" w:lineRule="auto"/>
-              <w:jc w:val="center"/>
-            </w:pPr>
-            <w:r/>
-            <w:r>
-              <w:rPr>
-                <w:rFonts w:ascii="Kaiti SC" w:hAnsi="Kaiti SC" w:eastAsia="Kaiti SC" w:cs="Kaiti SC"/>
-                <w:b w:val="0"/>
-                <w:sz w:val="19"/>
-              </w:rPr>
-              <w:t>22</w:t>
-            </w:r>
-          </w:p>
-        </w:tc>
-        <w:tc>
-          <w:tcPr>
-            <w:tcW w:type="dxa" w:w="2075"/>
-            <w:vAlign w:val="center"/>
-          </w:tcPr>
-          <w:p>
-            <w:pPr>
-              <w:spacing w:after="0" w:line="252" w:lineRule="auto"/>
-              <w:jc w:val="center"/>
-            </w:pPr>
-            <w:r/>
-            <w:r>
-              <w:rPr>
-                <w:rFonts w:ascii="Kaiti SC" w:hAnsi="Kaiti SC" w:eastAsia="Kaiti SC" w:cs="Kaiti SC"/>
-                <w:b w:val="0"/>
-                <w:sz w:val="19"/>
-              </w:rPr>
-              <w:t>其他动态、发射与任务、市场与股价</w:t>
-            </w:r>
-          </w:p>
-        </w:tc>
-        <w:tc>
-          <w:tcPr>
-            <w:tcW w:type="dxa" w:w="2075"/>
-            <w:vAlign w:val="center"/>
-          </w:tcPr>
-          <w:p>
-            <w:pPr>
-              <w:spacing w:after="0" w:line="252" w:lineRule="auto"/>
-            </w:pPr>
-            <w:r/>
-            <w:r>
-              <w:rPr>
-                <w:rFonts w:ascii="Kaiti SC" w:hAnsi="Kaiti SC" w:eastAsia="Kaiti SC" w:cs="Kaiti SC"/>
-                <w:b w:val="0"/>
-                <w:sz w:val="19"/>
-              </w:rPr>
-              <w:t>“朱雀三号”火箭成功实现陆地回收，关键部件“成都造” - 四川新闻</w:t>
-            </w:r>
-          </w:p>
-        </w:tc>
-      </w:tr>
-      <w:tr>
-        <w:trPr>
-          <w:cantSplit/>
-        </w:trPr>
-        <w:tc>
-          <w:tcPr>
-            <w:tcW w:type="dxa" w:w="2075"/>
-            <w:vAlign w:val="center"/>
-          </w:tcPr>
-          <w:p>
-            <w:pPr>
-              <w:spacing w:after="0" w:line="252" w:lineRule="auto"/>
-            </w:pPr>
-            <w:r/>
-            <w:r>
-              <w:rPr>
-                <w:rFonts w:ascii="Kaiti SC" w:hAnsi="Kaiti SC" w:eastAsia="Kaiti SC" w:cs="Kaiti SC"/>
-                <w:b w:val="0"/>
-                <w:sz w:val="19"/>
-              </w:rPr>
               <w:t>SpaceX</w:t>
             </w:r>
           </w:p>
@@ -882,7 +669,7 @@
                 <w:b w:val="0"/>
                 <w:sz w:val="19"/>
               </w:rPr>
-              <w:t>20</w:t>
+              <w:t>21</w:t>
             </w:r>
           </w:p>
         </w:tc>
@@ -923,7 +710,94 @@
                 <w:b w:val="0"/>
                 <w:sz w:val="19"/>
               </w:rPr>
-              <w:t>Live coverage: SpaceX to launch 75th Starlink mission of 2026</w:t>
+              <w:t>SpaceX launches 29 Starlink satellites, lands rocket on ship at sea (video, photos) - Space</w:t>
+            </w:r>
+          </w:p>
+        </w:tc>
+      </w:tr>
+      <w:tr>
+        <w:trPr>
+          <w:cantSplit/>
+        </w:trPr>
+        <w:tc>
+          <w:tcPr>
+            <w:tcW w:type="dxa" w:w="2075"/>
+            <w:vAlign w:val="center"/>
+          </w:tcPr>
+          <w:p>
+            <w:pPr>
+              <w:spacing w:after="0" w:line="252" w:lineRule="auto"/>
+            </w:pPr>
+            <w:r/>
+            <w:r>
+              <w:rPr>
+                <w:rFonts w:ascii="Kaiti SC" w:hAnsi="Kaiti SC" w:eastAsia="Kaiti SC" w:cs="Kaiti SC"/>
+                <w:b w:val="0"/>
+                <w:sz w:val="19"/>
+              </w:rPr>
+              <w:t>蓝箭航天</w:t>
+            </w:r>
+          </w:p>
+        </w:tc>
+        <w:tc>
+          <w:tcPr>
+            <w:tcW w:type="dxa" w:w="2075"/>
+            <w:vAlign w:val="center"/>
+          </w:tcPr>
+          <w:p>
+            <w:pPr>
+              <w:spacing w:after="0" w:line="252" w:lineRule="auto"/>
+              <w:jc w:val="center"/>
+            </w:pPr>
+            <w:r/>
+            <w:r>
+              <w:rPr>
+                <w:rFonts w:ascii="Kaiti SC" w:hAnsi="Kaiti SC" w:eastAsia="Kaiti SC" w:cs="Kaiti SC"/>
+                <w:b w:val="0"/>
+                <w:sz w:val="19"/>
+              </w:rPr>
+              <w:t>13</w:t>
+            </w:r>
+          </w:p>
+        </w:tc>
+        <w:tc>
+          <w:tcPr>
+            <w:tcW w:type="dxa" w:w="2075"/>
+            <w:vAlign w:val="center"/>
+          </w:tcPr>
+          <w:p>
+            <w:pPr>
+              <w:spacing w:after="0" w:line="252" w:lineRule="auto"/>
+              <w:jc w:val="center"/>
+            </w:pPr>
+            <w:r/>
+            <w:r>
+              <w:rPr>
+                <w:rFonts w:ascii="Kaiti SC" w:hAnsi="Kaiti SC" w:eastAsia="Kaiti SC" w:cs="Kaiti SC"/>
+                <w:b w:val="0"/>
+                <w:sz w:val="19"/>
+              </w:rPr>
+              <w:t>发射与任务、其他动态、订单与合作</w:t>
+            </w:r>
+          </w:p>
+        </w:tc>
+        <w:tc>
+          <w:tcPr>
+            <w:tcW w:type="dxa" w:w="2075"/>
+            <w:vAlign w:val="center"/>
+          </w:tcPr>
+          <w:p>
+            <w:pPr>
+              <w:spacing w:after="0" w:line="252" w:lineRule="auto"/>
+            </w:pPr>
+            <w:r/>
+            <w:r>
+              <w:rPr>
+                <w:rFonts w:ascii="Kaiti SC" w:hAnsi="Kaiti SC" w:eastAsia="Kaiti SC" w:cs="Kaiti SC"/>
+                <w:b w:val="0"/>
+                <w:sz w:val="19"/>
+              </w:rPr>
+              <w:t>Landspace aims to refly recovered Zhuque-3 booster within six months</w:t>
             </w:r>
           </w:p>
         </w:tc>
@@ -969,7 +843,7 @@
                 <w:b w:val="0"/>
                 <w:sz w:val="19"/>
               </w:rPr>
-              <w:t>10</w:t>
+              <w:t>1</w:t>
             </w:r>
           </w:p>
         </w:tc>
@@ -1010,94 +884,7 @@
                 <w:b w:val="0"/>
                 <w:sz w:val="19"/>
               </w:rPr>
-              <w:t>垣信卫星完成70亿元B轮融资 估值约500亿元 - 观点网</w:t>
-            </w:r>
-          </w:p>
-        </w:tc>
-      </w:tr>
-      <w:tr>
-        <w:trPr>
-          <w:cantSplit/>
-        </w:trPr>
-        <w:tc>
-          <w:tcPr>
-            <w:tcW w:type="dxa" w:w="2075"/>
-            <w:vAlign w:val="center"/>
-          </w:tcPr>
-          <w:p>
-            <w:pPr>
-              <w:spacing w:after="0" w:line="252" w:lineRule="auto"/>
-            </w:pPr>
-            <w:r/>
-            <w:r>
-              <w:rPr>
-                <w:rFonts w:ascii="Kaiti SC" w:hAnsi="Kaiti SC" w:eastAsia="Kaiti SC" w:cs="Kaiti SC"/>
-                <w:b w:val="0"/>
-                <w:sz w:val="19"/>
-              </w:rPr>
-              <w:t>星河动力</w:t>
-            </w:r>
-          </w:p>
-        </w:tc>
-        <w:tc>
-          <w:tcPr>
-            <w:tcW w:type="dxa" w:w="2075"/>
-            <w:vAlign w:val="center"/>
-          </w:tcPr>
-          <w:p>
-            <w:pPr>
-              <w:spacing w:after="0" w:line="252" w:lineRule="auto"/>
-              <w:jc w:val="center"/>
-            </w:pPr>
-            <w:r/>
-            <w:r>
-              <w:rPr>
-                <w:rFonts w:ascii="Kaiti SC" w:hAnsi="Kaiti SC" w:eastAsia="Kaiti SC" w:cs="Kaiti SC"/>
-                <w:b w:val="0"/>
-                <w:sz w:val="19"/>
-              </w:rPr>
-              <w:t>2</w:t>
-            </w:r>
-          </w:p>
-        </w:tc>
-        <w:tc>
-          <w:tcPr>
-            <w:tcW w:type="dxa" w:w="2075"/>
-            <w:vAlign w:val="center"/>
-          </w:tcPr>
-          <w:p>
-            <w:pPr>
-              <w:spacing w:after="0" w:line="252" w:lineRule="auto"/>
-              <w:jc w:val="center"/>
-            </w:pPr>
-            <w:r/>
-            <w:r>
-              <w:rPr>
-                <w:rFonts w:ascii="Kaiti SC" w:hAnsi="Kaiti SC" w:eastAsia="Kaiti SC" w:cs="Kaiti SC"/>
-                <w:b w:val="0"/>
-                <w:sz w:val="19"/>
-              </w:rPr>
-              <w:t>融资与资本、产品与技术</w:t>
-            </w:r>
-          </w:p>
-        </w:tc>
-        <w:tc>
-          <w:tcPr>
-            <w:tcW w:type="dxa" w:w="2075"/>
-            <w:vAlign w:val="center"/>
-          </w:tcPr>
-          <w:p>
-            <w:pPr>
-              <w:spacing w:after="0" w:line="252" w:lineRule="auto"/>
-            </w:pPr>
-            <w:r/>
-            <w:r>
-              <w:rPr>
-                <w:rFonts w:ascii="Kaiti SC" w:hAnsi="Kaiti SC" w:eastAsia="Kaiti SC" w:cs="Kaiti SC"/>
-                <w:b w:val="0"/>
-                <w:sz w:val="19"/>
-              </w:rPr>
-              <w:t>硬核坚果战略投资星河动力 加速可复用火箭研发 - DoNews</w:t>
+              <w:t>垣信卫星增资近70亿 低轨星座企业加速融资 - 新浪财经</w:t>
             </w:r>
           </w:p>
         </w:tc>
@@ -1123,93 +910,6 @@
                 <w:sz w:val="19"/>
               </w:rPr>
               <w:t>蓝箭鸿擎</w:t>
-            </w:r>
-          </w:p>
-        </w:tc>
-        <w:tc>
-          <w:tcPr>
-            <w:tcW w:type="dxa" w:w="2075"/>
-            <w:vAlign w:val="center"/>
-          </w:tcPr>
-          <w:p>
-            <w:pPr>
-              <w:spacing w:after="0" w:line="252" w:lineRule="auto"/>
-              <w:jc w:val="center"/>
-            </w:pPr>
-            <w:r/>
-            <w:r>
-              <w:rPr>
-                <w:rFonts w:ascii="Kaiti SC" w:hAnsi="Kaiti SC" w:eastAsia="Kaiti SC" w:cs="Kaiti SC"/>
-                <w:b w:val="0"/>
-                <w:sz w:val="19"/>
-              </w:rPr>
-              <w:t>2</w:t>
-            </w:r>
-          </w:p>
-        </w:tc>
-        <w:tc>
-          <w:tcPr>
-            <w:tcW w:type="dxa" w:w="2075"/>
-            <w:vAlign w:val="center"/>
-          </w:tcPr>
-          <w:p>
-            <w:pPr>
-              <w:spacing w:after="0" w:line="252" w:lineRule="auto"/>
-              <w:jc w:val="center"/>
-            </w:pPr>
-            <w:r/>
-            <w:r>
-              <w:rPr>
-                <w:rFonts w:ascii="Kaiti SC" w:hAnsi="Kaiti SC" w:eastAsia="Kaiti SC" w:cs="Kaiti SC"/>
-                <w:b w:val="0"/>
-                <w:sz w:val="19"/>
-              </w:rPr>
-              <w:t>发射与任务、其他动态</w:t>
-            </w:r>
-          </w:p>
-        </w:tc>
-        <w:tc>
-          <w:tcPr>
-            <w:tcW w:type="dxa" w:w="2075"/>
-            <w:vAlign w:val="center"/>
-          </w:tcPr>
-          <w:p>
-            <w:pPr>
-              <w:spacing w:after="0" w:line="252" w:lineRule="auto"/>
-            </w:pPr>
-            <w:r/>
-            <w:r>
-              <w:rPr>
-                <w:rFonts w:ascii="Kaiti SC" w:hAnsi="Kaiti SC" w:eastAsia="Kaiti SC" w:cs="Kaiti SC"/>
-                <w:b w:val="0"/>
-                <w:sz w:val="19"/>
-              </w:rPr>
-              <w:t>火箭回收、卫星入轨，蓝箭航天首次展示星箭协同能力 - mycaijing.com</w:t>
-            </w:r>
-          </w:p>
-        </w:tc>
-      </w:tr>
-      <w:tr>
-        <w:trPr>
-          <w:cantSplit/>
-        </w:trPr>
-        <w:tc>
-          <w:tcPr>
-            <w:tcW w:type="dxa" w:w="2075"/>
-            <w:vAlign w:val="center"/>
-          </w:tcPr>
-          <w:p>
-            <w:pPr>
-              <w:spacing w:after="0" w:line="252" w:lineRule="auto"/>
-            </w:pPr>
-            <w:r/>
-            <w:r>
-              <w:rPr>
-                <w:rFonts w:ascii="Kaiti SC" w:hAnsi="Kaiti SC" w:eastAsia="Kaiti SC" w:cs="Kaiti SC"/>
-                <w:b w:val="0"/>
-                <w:sz w:val="19"/>
-              </w:rPr>
-              <w:t>星际荣耀</w:t>
             </w:r>
           </w:p>
         </w:tc>
@@ -1271,7 +971,7 @@
                 <w:b w:val="0"/>
                 <w:sz w:val="19"/>
               </w:rPr>
-              <w:t>星际荣耀SQX-3运载火箭整流罩静力试验取得成功 - 证券时报</w:t>
+              <w:t>火箭回收、卫星入轨，蓝箭航天首次展示星箭协同能力 - 财富号</w:t>
             </w:r>
           </w:p>
         </w:tc>
@@ -1308,7 +1008,7 @@
           <w:rFonts w:ascii="Kaiti SC" w:hAnsi="Kaiti SC" w:eastAsia="Kaiti SC" w:cs="Kaiti SC"/>
           <w:sz w:val="21"/>
         </w:rPr>
-        <w:t>[1] 2026-08-20｜Spaceflight Now｜SpaceX：Live coverage: SpaceX to launch 75th Starlink mission of 2026</w:t>
+        <w:t>[1] 2026-08-21｜Space｜SpaceX：SpaceX launches 29 Starlink satellites, lands rocket on ship at sea (video, photos) - Space</w:t>
       </w:r>
     </w:p>
     <w:p>
@@ -1329,7 +1029,7 @@
           <w:rFonts w:ascii="Kaiti SC" w:hAnsi="Kaiti SC" w:eastAsia="Kaiti SC" w:cs="Kaiti SC"/>
           <w:sz w:val="21"/>
         </w:rPr>
-        <w:t>[2] 2026-08-20｜证券时报｜星际荣耀：星际荣耀SQX-3运载火箭整流罩静力试验取得成功 - 证券时报</w:t>
+        <w:t>[2] 2026-08-21｜WESH｜SpaceX：Watch: SpaceX launches Starlink satellites from Florida's Space Coast on Friday - WESH</w:t>
       </w:r>
     </w:p>
     <w:p>
@@ -1350,7 +1050,7 @@
           <w:rFonts w:ascii="Kaiti SC" w:hAnsi="Kaiti SC" w:eastAsia="Kaiti SC" w:cs="Kaiti SC"/>
           <w:sz w:val="21"/>
         </w:rPr>
-        <w:t>[3] 2026-08-20｜观点网｜垣信卫星：垣信卫星完成70亿元B轮融资 估值约500亿元 - 观点网</w:t>
+        <w:t>[3] 2026-08-21｜bing.com｜SpaceX：SpaceX launches 29 Starlink satellites from Florida, B1078's 30th return</w:t>
       </w:r>
     </w:p>
     <w:p>
@@ -1371,7 +1071,7 @@
           <w:rFonts w:ascii="Kaiti SC" w:hAnsi="Kaiti SC" w:eastAsia="Kaiti SC" w:cs="Kaiti SC"/>
           <w:sz w:val="21"/>
         </w:rPr>
-        <w:t>[4] 2026-08-20｜新浪财经｜垣信卫星：刷新纪录！垣信卫星完成近70亿元增资 投后估值约500亿元 - 新浪财经</w:t>
+        <w:t>[4] 2026-08-21｜arstechnica.com｜SpaceX：Rocket Report: SpaceX makes its mark on the Moon; ULA names new boss</w:t>
       </w:r>
     </w:p>
     <w:p>
@@ -1392,7 +1092,7 @@
           <w:rFonts w:ascii="Kaiti SC" w:hAnsi="Kaiti SC" w:eastAsia="Kaiti SC" w:cs="Kaiti SC"/>
           <w:sz w:val="21"/>
         </w:rPr>
-        <w:t>[5] 2026-08-20｜证券之星｜垣信卫星：刷新纪录！垣信卫星完成近70亿元增资 投后估值约500亿元 - 证券之星</w:t>
+        <w:t>[5] 2026-08-21｜bing.com｜SpaceX：SpaceX targets overnight Falcon 9 rocket launch flying near Arizona</w:t>
       </w:r>
     </w:p>
     <w:p>
@@ -1413,7 +1113,7 @@
           <w:rFonts w:ascii="Kaiti SC" w:hAnsi="Kaiti SC" w:eastAsia="Kaiti SC" w:cs="Kaiti SC"/>
           <w:sz w:val="21"/>
         </w:rPr>
-        <w:t>[6] 2026-08-20｜证券时报｜垣信卫星：刷新纪录！垣信卫星完成近70亿元增资 投后估值约500亿元 - 证券时报</w:t>
+        <w:t>[6] 2026-08-21｜1?ds=true&amp;seed=1787335214｜蓝箭航天：Landspace aims to refly recovered Zhuque-3 booster within six months</w:t>
       </w:r>
     </w:p>
     <w:p>
@@ -1434,7 +1134,7 @@
           <w:rFonts w:ascii="Kaiti SC" w:hAnsi="Kaiti SC" w:eastAsia="Kaiti SC" w:cs="Kaiti SC"/>
           <w:sz w:val="21"/>
         </w:rPr>
-        <w:t>[7] 2026-08-20｜证券时报｜垣信卫星：垣信卫星完成70亿元B轮融资 卫星互联网规模化发展加速 - 证券时报</w:t>
+        <w:t>[7] 2026-08-21｜财富号｜蓝箭鸿擎：火箭回收、卫星入轨，蓝箭航天首次展示星箭协同能力 - 财富号</w:t>
       </w:r>
     </w:p>
     <w:p>
@@ -1455,7 +1155,7 @@
           <w:rFonts w:ascii="Kaiti SC" w:hAnsi="Kaiti SC" w:eastAsia="Kaiti SC" w:cs="Kaiti SC"/>
           <w:sz w:val="21"/>
         </w:rPr>
-        <w:t>[8] 2026-08-20｜Fox Business｜SpaceX：WATCH LIVE: SpaceX Falcon 9 launches 29 Starlink satellites from Florida - Fox Business</w:t>
+        <w:t>[8] 2026-08-21｜thepaper.cn｜蓝箭航天：朱雀三号火箭任务顺利收官，定制航天“影像盒子”完成全程拍摄记录 - thepaper.cn</w:t>
       </w:r>
     </w:p>
     <w:p>
@@ -1476,7 +1176,7 @@
           <w:rFonts w:ascii="Kaiti SC" w:hAnsi="Kaiti SC" w:eastAsia="Kaiti SC" w:cs="Kaiti SC"/>
           <w:sz w:val="21"/>
         </w:rPr>
-        <w:t>[9] 2026-08-20｜arstechnica.com｜SpaceX：SpaceX’s orbital data centers would create a new category of e-waste</w:t>
+        <w:t>[9] 2026-08-21｜bing.com｜蓝箭航天：LandSpace lands ZhuQue-3 booster after failure, delivers satellite to orbit</w:t>
       </w:r>
     </w:p>
     <w:p>
@@ -1497,7 +1197,7 @@
           <w:rFonts w:ascii="Kaiti SC" w:hAnsi="Kaiti SC" w:eastAsia="Kaiti SC" w:cs="Kaiti SC"/>
           <w:sz w:val="21"/>
         </w:rPr>
-        <w:t>[10] 2026-08-20｜四川新闻｜蓝箭航天：“朱雀三号”火箭成功实现陆地回收，关键部件“成都造” - 四川新闻</w:t>
+        <w:t>[10] 2026-08-21｜bing.com｜蓝箭航天：LandSpace lands ZhuQue-3 booster after failure, delivers satellite to orbit</w:t>
       </w:r>
     </w:p>
     <w:p>
@@ -1518,7 +1218,7 @@
           <w:rFonts w:ascii="Kaiti SC" w:hAnsi="Kaiti SC" w:eastAsia="Kaiti SC" w:cs="Kaiti SC"/>
           <w:sz w:val="21"/>
         </w:rPr>
-        <w:t>[11] 2026-08-20｜bing.com｜蓝箭航天：LandSpace lands reusable Zhuque-3 rocket in first for private Chinese company</w:t>
+        <w:t>[11] 2026-08-21｜bing.com｜蓝箭航天：LandSpace lands ZhuQue-3 booster after failure, delivers satellite to orbit</w:t>
       </w:r>
     </w:p>
     <w:p>
@@ -1539,175 +1239,7 @@
           <w:rFonts w:ascii="Kaiti SC" w:hAnsi="Kaiti SC" w:eastAsia="Kaiti SC" w:cs="Kaiti SC"/>
           <w:sz w:val="21"/>
         </w:rPr>
-        <w:t>[12] 2026-08-20｜36 Kr｜蓝箭航天：他，朱雀三号的老板，让火箭回家的男人 - 36 Kr</w:t>
-      </w:r>
-    </w:p>
-    <w:p>
-      <w:pPr>
-        <w:keepLines/>
-        <w:spacing w:after="60"/>
-        <w:ind w:left="369" w:hanging="227"/>
-      </w:pPr>
-      <w:r>
-        <w:rPr>
-          <w:rFonts w:ascii="Kaiti SC" w:hAnsi="Kaiti SC" w:eastAsia="Kaiti SC" w:cs="Kaiti SC"/>
-          <w:sz w:val="21"/>
-        </w:rPr>
-        <w:t xml:space="preserve">✓ </w:t>
-      </w:r>
-      <w:r>
-        <w:rPr>
-          <w:rFonts w:ascii="Kaiti SC" w:hAnsi="Kaiti SC" w:eastAsia="Kaiti SC" w:cs="Kaiti SC"/>
-          <w:sz w:val="21"/>
-        </w:rPr>
-        <w:t>[13] 2026-08-20｜bing.com｜SpaceX：Scrub! SpaceX halts Starlink launch countdown with just 28 seconds left</w:t>
-      </w:r>
-    </w:p>
-    <w:p>
-      <w:pPr>
-        <w:keepLines/>
-        <w:spacing w:after="60"/>
-        <w:ind w:left="369" w:hanging="227"/>
-      </w:pPr>
-      <w:r>
-        <w:rPr>
-          <w:rFonts w:ascii="Kaiti SC" w:hAnsi="Kaiti SC" w:eastAsia="Kaiti SC" w:cs="Kaiti SC"/>
-          <w:sz w:val="21"/>
-        </w:rPr>
-        <w:t xml:space="preserve">✓ </w:t>
-      </w:r>
-      <w:r>
-        <w:rPr>
-          <w:rFonts w:ascii="Kaiti SC" w:hAnsi="Kaiti SC" w:eastAsia="Kaiti SC" w:cs="Kaiti SC"/>
-          <w:sz w:val="21"/>
-        </w:rPr>
-        <w:t>[14] 2026-08-20｜DoNews｜星河动力：硬核坚果战略投资星河动力 加速可复用火箭研发 - DoNews</w:t>
-      </w:r>
-    </w:p>
-    <w:p>
-      <w:pPr>
-        <w:keepLines/>
-        <w:spacing w:after="60"/>
-        <w:ind w:left="369" w:hanging="227"/>
-      </w:pPr>
-      <w:r>
-        <w:rPr>
-          <w:rFonts w:ascii="Kaiti SC" w:hAnsi="Kaiti SC" w:eastAsia="Kaiti SC" w:cs="Kaiti SC"/>
-          <w:sz w:val="21"/>
-        </w:rPr>
-        <w:t xml:space="preserve">✓ </w:t>
-      </w:r>
-      <w:r>
-        <w:rPr>
-          <w:rFonts w:ascii="Kaiti SC" w:hAnsi="Kaiti SC" w:eastAsia="Kaiti SC" w:cs="Kaiti SC"/>
-          <w:sz w:val="21"/>
-        </w:rPr>
-        <w:t>[15] 2026-08-20｜bing.com｜SpaceX：SpaceX aborts mission carrying 2,000th Starlink to be launched this year</w:t>
-      </w:r>
-    </w:p>
-    <w:p>
-      <w:pPr>
-        <w:keepLines/>
-        <w:spacing w:after="60"/>
-        <w:ind w:left="369" w:hanging="227"/>
-      </w:pPr>
-      <w:r>
-        <w:rPr>
-          <w:rFonts w:ascii="Kaiti SC" w:hAnsi="Kaiti SC" w:eastAsia="Kaiti SC" w:cs="Kaiti SC"/>
-          <w:sz w:val="21"/>
-        </w:rPr>
-        <w:t xml:space="preserve">✓ </w:t>
-      </w:r>
-      <w:r>
-        <w:rPr>
-          <w:rFonts w:ascii="Kaiti SC" w:hAnsi="Kaiti SC" w:eastAsia="Kaiti SC" w:cs="Kaiti SC"/>
-          <w:sz w:val="21"/>
-        </w:rPr>
-        <w:t>[16] 2026-08-20｜新京报｜蓝箭航天：朱雀三号遥二实现我国首次运载⽕箭一子级陆地支腿回收 - 新京报</w:t>
-      </w:r>
-    </w:p>
-    <w:p>
-      <w:pPr>
-        <w:keepLines/>
-        <w:spacing w:after="60"/>
-        <w:ind w:left="369" w:hanging="227"/>
-      </w:pPr>
-      <w:r>
-        <w:rPr>
-          <w:rFonts w:ascii="Kaiti SC" w:hAnsi="Kaiti SC" w:eastAsia="Kaiti SC" w:cs="Kaiti SC"/>
-          <w:sz w:val="21"/>
-        </w:rPr>
-        <w:t xml:space="preserve">✓ </w:t>
-      </w:r>
-      <w:r>
-        <w:rPr>
-          <w:rFonts w:ascii="Kaiti SC" w:hAnsi="Kaiti SC" w:eastAsia="Kaiti SC" w:cs="Kaiti SC"/>
-          <w:sz w:val="21"/>
-        </w:rPr>
-        <w:t>[17] 2026-08-20｜spacewatch.global｜蓝箭航天：LandSpace Successfully Recovers ‘Zhuque-3’ Booster, Diversifying China’s Reusable Rocket Ambitions</w:t>
-      </w:r>
-    </w:p>
-    <w:p>
-      <w:pPr>
-        <w:keepLines/>
-        <w:spacing w:after="60"/>
-        <w:ind w:left="369" w:hanging="227"/>
-      </w:pPr>
-      <w:r>
-        <w:rPr>
-          <w:rFonts w:ascii="Kaiti SC" w:hAnsi="Kaiti SC" w:eastAsia="Kaiti SC" w:cs="Kaiti SC"/>
-          <w:sz w:val="21"/>
-        </w:rPr>
-        <w:t xml:space="preserve">✓ </w:t>
-      </w:r>
-      <w:r>
-        <w:rPr>
-          <w:rFonts w:ascii="Kaiti SC" w:hAnsi="Kaiti SC" w:eastAsia="Kaiti SC" w:cs="Kaiti SC"/>
-          <w:sz w:val="21"/>
-        </w:rPr>
-        <w:t>[18] 2026-08-20｜mycaijing.com｜蓝箭鸿擎：火箭回收、卫星入轨，蓝箭航天首次展示星箭协同能力 - mycaijing.com</w:t>
-      </w:r>
-    </w:p>
-    <w:p>
-      <w:pPr>
-        <w:keepLines/>
-        <w:spacing w:after="60"/>
-        <w:ind w:left="369" w:hanging="227"/>
-      </w:pPr>
-      <w:r>
-        <w:rPr>
-          <w:rFonts w:ascii="Kaiti SC" w:hAnsi="Kaiti SC" w:eastAsia="Kaiti SC" w:cs="Kaiti SC"/>
-          <w:sz w:val="21"/>
-        </w:rPr>
-        <w:t xml:space="preserve">✓ </w:t>
-      </w:r>
-      <w:r>
-        <w:rPr>
-          <w:rFonts w:ascii="Kaiti SC" w:hAnsi="Kaiti SC" w:eastAsia="Kaiti SC" w:cs="Kaiti SC"/>
-          <w:sz w:val="21"/>
-        </w:rPr>
-        <w:t>[19] 2026-08-20｜jnzstatic.cs.com.cn｜蓝箭鸿擎：鸿擎科技副总裁史耀中： 将批量生产融入卫星前端设计 - jnzstatic.cs.com.cn</w:t>
-      </w:r>
-    </w:p>
-    <w:p>
-      <w:pPr>
-        <w:keepLines/>
-        <w:spacing w:after="60"/>
-        <w:ind w:left="369" w:hanging="227"/>
-      </w:pPr>
-      <w:r>
-        <w:rPr>
-          <w:rFonts w:ascii="Kaiti SC" w:hAnsi="Kaiti SC" w:eastAsia="Kaiti SC" w:cs="Kaiti SC"/>
-          <w:sz w:val="21"/>
-        </w:rPr>
-        <w:t xml:space="preserve">✓ </w:t>
-      </w:r>
-      <w:r>
-        <w:rPr>
-          <w:rFonts w:ascii="Kaiti SC" w:hAnsi="Kaiti SC" w:eastAsia="Kaiti SC" w:cs="Kaiti SC"/>
-          <w:sz w:val="21"/>
-        </w:rPr>
-        <w:t>[20] 2026-08-20｜证券时报｜星河动力：星河动力成立工程技术研究院公司 含金属制品研发业务 - 证券时报</w:t>
+        <w:t>[12] 2026-08-21｜新浪财经｜垣信卫星：垣信卫星增资近70亿 低轨星座企业加速融资 - 新浪财经</w:t>
       </w:r>
     </w:p>
     <w:sectPr>

--- a/docs/data/reports/daily-documents/latest/previous_daily_report.docx
+++ b/docs/data/reports/daily-documents/latest/previous_daily_report.docx
@@ -26,7 +26,7 @@
           <w:rFonts w:ascii="Kaiti SC" w:hAnsi="Kaiti SC" w:eastAsia="Kaiti SC" w:cs="Kaiti SC"/>
           <w:sz w:val="21"/>
         </w:rPr>
-        <w:t>2026-08-21（上一自然日）</w:t>
+        <w:t>2026-08-22（上一自然日）</w:t>
       </w:r>
     </w:p>
     <w:tbl>
@@ -81,7 +81,7 @@
                 <w:b w:val="0"/>
                 <w:sz w:val="19"/>
               </w:rPr>
-              <w:t>2026-08-21</w:t>
+              <w:t>2026-08-22</w:t>
             </w:r>
           </w:p>
         </w:tc>
@@ -127,7 +127,7 @@
                 <w:b w:val="0"/>
                 <w:sz w:val="19"/>
               </w:rPr>
-              <w:t>36 条 / 4 家</w:t>
+              <w:t>16 条 / 4 家</w:t>
             </w:r>
           </w:p>
         </w:tc>
@@ -173,7 +173,7 @@
                 <w:b w:val="0"/>
                 <w:sz w:val="19"/>
               </w:rPr>
-              <w:t>15 个</w:t>
+              <w:t>11 个</w:t>
             </w:r>
           </w:p>
         </w:tc>
@@ -219,7 +219,7 @@
                 <w:b w:val="0"/>
                 <w:sz w:val="19"/>
               </w:rPr>
-              <w:t>2026-08-22</w:t>
+              <w:t>2026-08-23</w:t>
             </w:r>
           </w:p>
         </w:tc>
@@ -245,7 +245,7 @@
     </w:p>
     <w:p>
       <w:r>
-        <w:t>2026-08-21 共归档 36 条新闻，覆盖 4 家公司、15 个信息来源。 新闻量较多的公司包括 SpaceX、蓝箭航天、垣信卫星、蓝箭鸿擎。</w:t>
+        <w:t>2026-08-22 共归档 16 条新闻，覆盖 4 家公司、11 个信息来源。 新闻量较多的公司包括 SpaceX、蓝箭航天、垣信卫星、中科宇航。</w:t>
       </w:r>
     </w:p>
     <w:p>
@@ -279,7 +279,7 @@
           <w:rFonts w:ascii="Kaiti SC" w:hAnsi="Kaiti SC" w:eastAsia="Kaiti SC" w:cs="Kaiti SC"/>
           <w:sz w:val="21"/>
         </w:rPr>
-        <w:t>【发射与任务】SpaceX：SpaceX launches 29 Starlink satellites, lands rocket on ship at sea (video, photos) - Space （Space）</w:t>
+        <w:t>【发射与任务】SpaceX：Live coverage: SpaceX to launch 100th orbital mission of 2026 （Spaceflight Now）</w:t>
       </w:r>
     </w:p>
     <w:p>
@@ -300,7 +300,7 @@
           <w:rFonts w:ascii="Kaiti SC" w:hAnsi="Kaiti SC" w:eastAsia="Kaiti SC" w:cs="Kaiti SC"/>
           <w:sz w:val="21"/>
         </w:rPr>
-        <w:t>【发射与任务】SpaceX：Watch: SpaceX launches Starlink satellites from Florida's Space Coast on Friday - WESH （WESH）</w:t>
+        <w:t>【市场与股价】垣信卫星：垣信卫星完成69.75亿元B轮融资；宇树科技登陆科创板，最新市值为2719.66亿元丨全球投融资周报08.15-08.21 - 创业邦 （创业邦）</w:t>
       </w:r>
     </w:p>
     <w:p>
@@ -321,7 +321,7 @@
           <w:rFonts w:ascii="Kaiti SC" w:hAnsi="Kaiti SC" w:eastAsia="Kaiti SC" w:cs="Kaiti SC"/>
           <w:sz w:val="21"/>
         </w:rPr>
-        <w:t>【发射与任务】SpaceX：SpaceX launches 29 Starlink satellites from Florida, B1078's 30th return （bing.com）</w:t>
+        <w:t>【发射与任务】SpaceX：SpaceX Falcon 9 Set to Launch 29 Starlink Satellites August 25 From Cape Canaveral - Space Coast Daily （Space Coast Daily）</w:t>
       </w:r>
     </w:p>
     <w:p>
@@ -342,7 +342,7 @@
           <w:rFonts w:ascii="Kaiti SC" w:hAnsi="Kaiti SC" w:eastAsia="Kaiti SC" w:cs="Kaiti SC"/>
           <w:sz w:val="21"/>
         </w:rPr>
-        <w:t>【发射与任务】SpaceX：Rocket Report: SpaceX makes its mark on the Moon; ULA names new boss （arstechnica.com）</w:t>
+        <w:t>【发射与任务】SpaceX：SpaceX sends 27 Starlink satellites to orbit on 100th Falcon rocket launch of the year (video, photos) - Space （Space）</w:t>
       </w:r>
     </w:p>
     <w:p>
@@ -363,7 +363,7 @@
           <w:rFonts w:ascii="Kaiti SC" w:hAnsi="Kaiti SC" w:eastAsia="Kaiti SC" w:cs="Kaiti SC"/>
           <w:sz w:val="21"/>
         </w:rPr>
-        <w:t>【发射与任务】SpaceX：SpaceX targets overnight Falcon 9 rocket launch flying near Arizona （bing.com）</w:t>
+        <w:t>【发射与任务】SpaceX：SpaceX launches 100th orbital mission of 2026 - Spaceflight Now （Spaceflight Now）</w:t>
       </w:r>
     </w:p>
     <w:p>
@@ -384,7 +384,7 @@
           <w:rFonts w:ascii="Kaiti SC" w:hAnsi="Kaiti SC" w:eastAsia="Kaiti SC" w:cs="Kaiti SC"/>
           <w:sz w:val="21"/>
         </w:rPr>
-        <w:t>【发射与任务】蓝箭航天：Landspace aims to refly recovered Zhuque-3 booster within six months （1?ds=true&amp;seed=1787335214）</w:t>
+        <w:t>【发射与任务】SpaceX：SpaceX launches 27 Starlink satellites from California, marking 99th Falcon 9 flight of 2026 （bing.com）</w:t>
       </w:r>
     </w:p>
     <w:p>
@@ -405,7 +405,7 @@
           <w:rFonts w:ascii="Kaiti SC" w:hAnsi="Kaiti SC" w:eastAsia="Kaiti SC" w:cs="Kaiti SC"/>
           <w:sz w:val="21"/>
         </w:rPr>
-        <w:t>【发射与任务】蓝箭鸿擎：火箭回收、卫星入轨，蓝箭航天首次展示星箭协同能力 - 财富号 （财富号）</w:t>
+        <w:t>【其他动态】蓝箭航天：中国版"猎鹰9"成了！朱雀三号成功落地，这次是真回收 - 搜狐网 （搜狐网）</w:t>
       </w:r>
     </w:p>
     <w:p>
@@ -426,7 +426,7 @@
           <w:rFonts w:ascii="Kaiti SC" w:hAnsi="Kaiti SC" w:eastAsia="Kaiti SC" w:cs="Kaiti SC"/>
           <w:sz w:val="21"/>
         </w:rPr>
-        <w:t>【其他动态】蓝箭航天：朱雀三号火箭任务顺利收官，定制航天“影像盒子”完成全程拍摄记录 - thepaper.cn （thepaper.cn）</w:t>
+        <w:t>【其他动态】蓝箭航天：Zhuque-3 : la fusée chinoise a finalement basculé dans le désert （bing.com）</w:t>
       </w:r>
     </w:p>
     <w:p>
@@ -447,7 +447,7 @@
           <w:rFonts w:ascii="Kaiti SC" w:hAnsi="Kaiti SC" w:eastAsia="Kaiti SC" w:cs="Kaiti SC"/>
           <w:sz w:val="21"/>
         </w:rPr>
-        <w:t>【发射与任务】蓝箭航天：LandSpace lands ZhuQue-3 booster after failure, delivers satellite to orbit （bing.com）</w:t>
+        <w:t>【其他动态】中科宇航：浙江省委书记王浩调研中科宇航 - 新浪财经 （新浪财经）</w:t>
       </w:r>
     </w:p>
     <w:p>
@@ -468,7 +468,7 @@
           <w:rFonts w:ascii="Kaiti SC" w:hAnsi="Kaiti SC" w:eastAsia="Kaiti SC" w:cs="Kaiti SC"/>
           <w:sz w:val="21"/>
         </w:rPr>
-        <w:t>【发射与任务】蓝箭航天：LandSpace lands ZhuQue-3 booster after failure, delivers satellite to orbit （bing.com）</w:t>
+        <w:t>【其他动态】垣信卫星：China's SpaceSail raises 1.4 trillion won to speed up race to catch up with Starlink - 디지털투데이 （디지털투데이）</w:t>
       </w:r>
     </w:p>
     <w:p>
@@ -489,28 +489,7 @@
           <w:rFonts w:ascii="Kaiti SC" w:hAnsi="Kaiti SC" w:eastAsia="Kaiti SC" w:cs="Kaiti SC"/>
           <w:sz w:val="21"/>
         </w:rPr>
-        <w:t>【发射与任务】蓝箭航天：LandSpace lands ZhuQue-3 booster after failure, delivers satellite to orbit （bing.com）</w:t>
-      </w:r>
-    </w:p>
-    <w:p>
-      <w:pPr>
-        <w:keepLines/>
-        <w:spacing w:after="60"/>
-        <w:ind w:left="369" w:hanging="227"/>
-      </w:pPr>
-      <w:r>
-        <w:rPr>
-          <w:rFonts w:ascii="Kaiti SC" w:hAnsi="Kaiti SC" w:eastAsia="Kaiti SC" w:cs="Kaiti SC"/>
-          <w:sz w:val="21"/>
-        </w:rPr>
-        <w:t xml:space="preserve">➢ </w:t>
-      </w:r>
-      <w:r>
-        <w:rPr>
-          <w:rFonts w:ascii="Kaiti SC" w:hAnsi="Kaiti SC" w:eastAsia="Kaiti SC" w:cs="Kaiti SC"/>
-          <w:sz w:val="21"/>
-        </w:rPr>
-        <w:t>【融资与资本】垣信卫星：垣信卫星增资近70亿 低轨星座企业加速融资 - 新浪财经 （新浪财经）</w:t>
+        <w:t>【其他动态】蓝箭航天：蓝箭航天，10家核心配套企业 - 财富号 （财富号）</w:t>
       </w:r>
     </w:p>
     <w:p>
@@ -669,7 +648,7 @@
                 <w:b w:val="0"/>
                 <w:sz w:val="19"/>
               </w:rPr>
-              <w:t>21</w:t>
+              <w:t>10</w:t>
             </w:r>
           </w:p>
         </w:tc>
@@ -690,7 +669,7 @@
                 <w:b w:val="0"/>
                 <w:sz w:val="19"/>
               </w:rPr>
-              <w:t>发射与任务、其他动态</w:t>
+              <w:t>发射与任务</w:t>
             </w:r>
           </w:p>
         </w:tc>
@@ -710,7 +689,7 @@
                 <w:b w:val="0"/>
                 <w:sz w:val="19"/>
               </w:rPr>
-              <w:t>SpaceX launches 29 Starlink satellites, lands rocket on ship at sea (video, photos) - Space</w:t>
+              <w:t>Live coverage: SpaceX to launch 100th orbital mission of 2026</w:t>
             </w:r>
           </w:p>
         </w:tc>
@@ -756,7 +735,7 @@
                 <w:b w:val="0"/>
                 <w:sz w:val="19"/>
               </w:rPr>
-              <w:t>13</w:t>
+              <w:t>3</w:t>
             </w:r>
           </w:p>
         </w:tc>
@@ -777,7 +756,7 @@
                 <w:b w:val="0"/>
                 <w:sz w:val="19"/>
               </w:rPr>
-              <w:t>发射与任务、其他动态、订单与合作</w:t>
+              <w:t>其他动态</w:t>
             </w:r>
           </w:p>
         </w:tc>
@@ -797,7 +776,7 @@
                 <w:b w:val="0"/>
                 <w:sz w:val="19"/>
               </w:rPr>
-              <w:t>Landspace aims to refly recovered Zhuque-3 booster within six months</w:t>
+              <w:t>中国版"猎鹰9"成了！朱雀三号成功落地，这次是真回收 - 搜狐网</w:t>
             </w:r>
           </w:p>
         </w:tc>
@@ -843,7 +822,7 @@
                 <w:b w:val="0"/>
                 <w:sz w:val="19"/>
               </w:rPr>
-              <w:t>1</w:t>
+              <w:t>2</w:t>
             </w:r>
           </w:p>
         </w:tc>
@@ -864,7 +843,7 @@
                 <w:b w:val="0"/>
                 <w:sz w:val="19"/>
               </w:rPr>
-              <w:t>融资与资本</w:t>
+              <w:t>市场与股价、其他动态</w:t>
             </w:r>
           </w:p>
         </w:tc>
@@ -884,7 +863,7 @@
                 <w:b w:val="0"/>
                 <w:sz w:val="19"/>
               </w:rPr>
-              <w:t>垣信卫星增资近70亿 低轨星座企业加速融资 - 新浪财经</w:t>
+              <w:t>垣信卫星完成69.75亿元B轮融资；宇树科技登陆科创板，最新市值为2719.66亿元丨全球投融资周报08.15-08.21 - 创业邦</w:t>
             </w:r>
           </w:p>
         </w:tc>
@@ -909,7 +888,7 @@
                 <w:b w:val="0"/>
                 <w:sz w:val="19"/>
               </w:rPr>
-              <w:t>蓝箭鸿擎</w:t>
+              <w:t>中科宇航</w:t>
             </w:r>
           </w:p>
         </w:tc>
@@ -951,7 +930,7 @@
                 <w:b w:val="0"/>
                 <w:sz w:val="19"/>
               </w:rPr>
-              <w:t>发射与任务</w:t>
+              <w:t>其他动态</w:t>
             </w:r>
           </w:p>
         </w:tc>
@@ -971,7 +950,7 @@
                 <w:b w:val="0"/>
                 <w:sz w:val="19"/>
               </w:rPr>
-              <w:t>火箭回收、卫星入轨，蓝箭航天首次展示星箭协同能力 - 财富号</w:t>
+              <w:t>浙江省委书记王浩调研中科宇航 - 新浪财经</w:t>
             </w:r>
           </w:p>
         </w:tc>
@@ -1008,7 +987,7 @@
           <w:rFonts w:ascii="Kaiti SC" w:hAnsi="Kaiti SC" w:eastAsia="Kaiti SC" w:cs="Kaiti SC"/>
           <w:sz w:val="21"/>
         </w:rPr>
-        <w:t>[1] 2026-08-21｜Space｜SpaceX：SpaceX launches 29 Starlink satellites, lands rocket on ship at sea (video, photos) - Space</w:t>
+        <w:t>[1] 2026-08-22｜Spaceflight Now｜SpaceX：Live coverage: SpaceX to launch 100th orbital mission of 2026</w:t>
       </w:r>
     </w:p>
     <w:p>
@@ -1029,7 +1008,7 @@
           <w:rFonts w:ascii="Kaiti SC" w:hAnsi="Kaiti SC" w:eastAsia="Kaiti SC" w:cs="Kaiti SC"/>
           <w:sz w:val="21"/>
         </w:rPr>
-        <w:t>[2] 2026-08-21｜WESH｜SpaceX：Watch: SpaceX launches Starlink satellites from Florida's Space Coast on Friday - WESH</w:t>
+        <w:t>[2] 2026-08-22｜创业邦｜垣信卫星：垣信卫星完成69.75亿元B轮融资；宇树科技登陆科创板，最新市值为2719.66亿元丨全球投融资周报08.15-08.21 - 创业邦</w:t>
       </w:r>
     </w:p>
     <w:p>
@@ -1050,7 +1029,7 @@
           <w:rFonts w:ascii="Kaiti SC" w:hAnsi="Kaiti SC" w:eastAsia="Kaiti SC" w:cs="Kaiti SC"/>
           <w:sz w:val="21"/>
         </w:rPr>
-        <w:t>[3] 2026-08-21｜bing.com｜SpaceX：SpaceX launches 29 Starlink satellites from Florida, B1078's 30th return</w:t>
+        <w:t>[3] 2026-08-22｜Space Coast Daily｜SpaceX：SpaceX Falcon 9 Set to Launch 29 Starlink Satellites August 25 From Cape Canaveral - Space Coast Daily</w:t>
       </w:r>
     </w:p>
     <w:p>
@@ -1071,7 +1050,7 @@
           <w:rFonts w:ascii="Kaiti SC" w:hAnsi="Kaiti SC" w:eastAsia="Kaiti SC" w:cs="Kaiti SC"/>
           <w:sz w:val="21"/>
         </w:rPr>
-        <w:t>[4] 2026-08-21｜arstechnica.com｜SpaceX：Rocket Report: SpaceX makes its mark on the Moon; ULA names new boss</w:t>
+        <w:t>[4] 2026-08-22｜Space｜SpaceX：SpaceX sends 27 Starlink satellites to orbit on 100th Falcon rocket launch of the year (video, photos) - Space</w:t>
       </w:r>
     </w:p>
     <w:p>
@@ -1092,7 +1071,7 @@
           <w:rFonts w:ascii="Kaiti SC" w:hAnsi="Kaiti SC" w:eastAsia="Kaiti SC" w:cs="Kaiti SC"/>
           <w:sz w:val="21"/>
         </w:rPr>
-        <w:t>[5] 2026-08-21｜bing.com｜SpaceX：SpaceX targets overnight Falcon 9 rocket launch flying near Arizona</w:t>
+        <w:t>[5] 2026-08-22｜Spaceflight Now｜SpaceX：SpaceX launches 100th orbital mission of 2026 - Spaceflight Now</w:t>
       </w:r>
     </w:p>
     <w:p>
@@ -1113,7 +1092,7 @@
           <w:rFonts w:ascii="Kaiti SC" w:hAnsi="Kaiti SC" w:eastAsia="Kaiti SC" w:cs="Kaiti SC"/>
           <w:sz w:val="21"/>
         </w:rPr>
-        <w:t>[6] 2026-08-21｜1?ds=true&amp;seed=1787335214｜蓝箭航天：Landspace aims to refly recovered Zhuque-3 booster within six months</w:t>
+        <w:t>[6] 2026-08-22｜bing.com｜SpaceX：SpaceX launches 27 Starlink satellites from California, marking 99th Falcon 9 flight of 2026</w:t>
       </w:r>
     </w:p>
     <w:p>
@@ -1134,7 +1113,7 @@
           <w:rFonts w:ascii="Kaiti SC" w:hAnsi="Kaiti SC" w:eastAsia="Kaiti SC" w:cs="Kaiti SC"/>
           <w:sz w:val="21"/>
         </w:rPr>
-        <w:t>[7] 2026-08-21｜财富号｜蓝箭鸿擎：火箭回收、卫星入轨，蓝箭航天首次展示星箭协同能力 - 财富号</w:t>
+        <w:t>[7] 2026-08-22｜搜狐网｜蓝箭航天：中国版"猎鹰9"成了！朱雀三号成功落地，这次是真回收 - 搜狐网</w:t>
       </w:r>
     </w:p>
     <w:p>
@@ -1155,7 +1134,7 @@
           <w:rFonts w:ascii="Kaiti SC" w:hAnsi="Kaiti SC" w:eastAsia="Kaiti SC" w:cs="Kaiti SC"/>
           <w:sz w:val="21"/>
         </w:rPr>
-        <w:t>[8] 2026-08-21｜thepaper.cn｜蓝箭航天：朱雀三号火箭任务顺利收官，定制航天“影像盒子”完成全程拍摄记录 - thepaper.cn</w:t>
+        <w:t>[8] 2026-08-22｜bing.com｜蓝箭航天：Zhuque-3 : la fusée chinoise a finalement basculé dans le désert</w:t>
       </w:r>
     </w:p>
     <w:p>
@@ -1176,7 +1155,7 @@
           <w:rFonts w:ascii="Kaiti SC" w:hAnsi="Kaiti SC" w:eastAsia="Kaiti SC" w:cs="Kaiti SC"/>
           <w:sz w:val="21"/>
         </w:rPr>
-        <w:t>[9] 2026-08-21｜bing.com｜蓝箭航天：LandSpace lands ZhuQue-3 booster after failure, delivers satellite to orbit</w:t>
+        <w:t>[9] 2026-08-22｜新浪财经｜中科宇航：浙江省委书记王浩调研中科宇航 - 新浪财经</w:t>
       </w:r>
     </w:p>
     <w:p>
@@ -1197,7 +1176,7 @@
           <w:rFonts w:ascii="Kaiti SC" w:hAnsi="Kaiti SC" w:eastAsia="Kaiti SC" w:cs="Kaiti SC"/>
           <w:sz w:val="21"/>
         </w:rPr>
-        <w:t>[10] 2026-08-21｜bing.com｜蓝箭航天：LandSpace lands ZhuQue-3 booster after failure, delivers satellite to orbit</w:t>
+        <w:t>[10] 2026-08-22｜디지털투데이｜垣信卫星：China's SpaceSail raises 1.4 trillion won to speed up race to catch up with Starlink - 디지털투데이</w:t>
       </w:r>
     </w:p>
     <w:p>
@@ -1218,28 +1197,7 @@
           <w:rFonts w:ascii="Kaiti SC" w:hAnsi="Kaiti SC" w:eastAsia="Kaiti SC" w:cs="Kaiti SC"/>
           <w:sz w:val="21"/>
         </w:rPr>
-        <w:t>[11] 2026-08-21｜bing.com｜蓝箭航天：LandSpace lands ZhuQue-3 booster after failure, delivers satellite to orbit</w:t>
-      </w:r>
-    </w:p>
-    <w:p>
-      <w:pPr>
-        <w:keepLines/>
-        <w:spacing w:after="60"/>
-        <w:ind w:left="369" w:hanging="227"/>
-      </w:pPr>
-      <w:r>
-        <w:rPr>
-          <w:rFonts w:ascii="Kaiti SC" w:hAnsi="Kaiti SC" w:eastAsia="Kaiti SC" w:cs="Kaiti SC"/>
-          <w:sz w:val="21"/>
-        </w:rPr>
-        <w:t xml:space="preserve">✓ </w:t>
-      </w:r>
-      <w:r>
-        <w:rPr>
-          <w:rFonts w:ascii="Kaiti SC" w:hAnsi="Kaiti SC" w:eastAsia="Kaiti SC" w:cs="Kaiti SC"/>
-          <w:sz w:val="21"/>
-        </w:rPr>
-        <w:t>[12] 2026-08-21｜新浪财经｜垣信卫星：垣信卫星增资近70亿 低轨星座企业加速融资 - 新浪财经</w:t>
+        <w:t>[11] 2026-08-22｜财富号｜蓝箭航天：蓝箭航天，10家核心配套企业 - 财富号</w:t>
       </w:r>
     </w:p>
     <w:sectPr>

--- a/docs/data/reports/daily-documents/latest/previous_daily_report.docx
+++ b/docs/data/reports/daily-documents/latest/previous_daily_report.docx
@@ -26,7 +26,7 @@
           <w:rFonts w:ascii="Kaiti SC" w:hAnsi="Kaiti SC" w:eastAsia="Kaiti SC" w:cs="Kaiti SC"/>
           <w:sz w:val="21"/>
         </w:rPr>
-        <w:t>2026-08-22（上一自然日）</w:t>
+        <w:t>2026-08-23（上一自然日）</w:t>
       </w:r>
     </w:p>
     <w:tbl>
@@ -81,7 +81,7 @@
                 <w:b w:val="0"/>
                 <w:sz w:val="19"/>
               </w:rPr>
-              <w:t>2026-08-22</w:t>
+              <w:t>2026-08-23</w:t>
             </w:r>
           </w:p>
         </w:tc>
@@ -127,7 +127,7 @@
                 <w:b w:val="0"/>
                 <w:sz w:val="19"/>
               </w:rPr>
-              <w:t>16 条 / 4 家</w:t>
+              <w:t>6 条 / 3 家</w:t>
             </w:r>
           </w:p>
         </w:tc>
@@ -173,7 +173,7 @@
                 <w:b w:val="0"/>
                 <w:sz w:val="19"/>
               </w:rPr>
-              <w:t>11 个</w:t>
+              <w:t>4 个</w:t>
             </w:r>
           </w:p>
         </w:tc>
@@ -219,7 +219,7 @@
                 <w:b w:val="0"/>
                 <w:sz w:val="19"/>
               </w:rPr>
-              <w:t>2026-08-23</w:t>
+              <w:t>2026-08-24</w:t>
             </w:r>
           </w:p>
         </w:tc>
@@ -245,7 +245,7 @@
     </w:p>
     <w:p>
       <w:r>
-        <w:t>2026-08-22 共归档 16 条新闻，覆盖 4 家公司、11 个信息来源。 新闻量较多的公司包括 SpaceX、蓝箭航天、垣信卫星、中科宇航。</w:t>
+        <w:t>2026-08-23 共归档 6 条新闻，覆盖 3 家公司、4 个信息来源。 新闻量较多的公司包括 SpaceX、蓝箭航天、垣信卫星。</w:t>
       </w:r>
     </w:p>
     <w:p>
@@ -279,7 +279,7 @@
           <w:rFonts w:ascii="Kaiti SC" w:hAnsi="Kaiti SC" w:eastAsia="Kaiti SC" w:cs="Kaiti SC"/>
           <w:sz w:val="21"/>
         </w:rPr>
-        <w:t>【发射与任务】SpaceX：Live coverage: SpaceX to launch 100th orbital mission of 2026 （Spaceflight Now）</w:t>
+        <w:t>【发射与任务】SpaceX：SpaceX launches 27 Starlink satellites on 100th Falcon mission of 2026 （bing.com）</w:t>
       </w:r>
     </w:p>
     <w:p>
@@ -300,7 +300,7 @@
           <w:rFonts w:ascii="Kaiti SC" w:hAnsi="Kaiti SC" w:eastAsia="Kaiti SC" w:cs="Kaiti SC"/>
           <w:sz w:val="21"/>
         </w:rPr>
-        <w:t>【市场与股价】垣信卫星：垣信卫星完成69.75亿元B轮融资；宇树科技登陆科创板，最新市值为2719.66亿元丨全球投融资周报08.15-08.21 - 创业邦 （创业邦）</w:t>
+        <w:t>【发射与任务】SpaceX：SpaceX launches 27 Starlink satellites on 100th Falcon mission of 2026 （bing.com）</w:t>
       </w:r>
     </w:p>
     <w:p>
@@ -321,7 +321,7 @@
           <w:rFonts w:ascii="Kaiti SC" w:hAnsi="Kaiti SC" w:eastAsia="Kaiti SC" w:cs="Kaiti SC"/>
           <w:sz w:val="21"/>
         </w:rPr>
-        <w:t>【发射与任务】SpaceX：SpaceX Falcon 9 Set to Launch 29 Starlink Satellites August 25 From Cape Canaveral - Space Coast Daily （Space Coast Daily）</w:t>
+        <w:t>【发射与任务】SpaceX：SpaceX launches 27 Starlink satellites on 100th Falcon mission of 2026 （bing.com）</w:t>
       </w:r>
     </w:p>
     <w:p>
@@ -342,7 +342,7 @@
           <w:rFonts w:ascii="Kaiti SC" w:hAnsi="Kaiti SC" w:eastAsia="Kaiti SC" w:cs="Kaiti SC"/>
           <w:sz w:val="21"/>
         </w:rPr>
-        <w:t>【发射与任务】SpaceX：SpaceX sends 27 Starlink satellites to orbit on 100th Falcon rocket launch of the year (video, photos) - Space （Space）</w:t>
+        <w:t>【其他动态】蓝箭航天：朱雀三号成功回收 中国商业航天为什么行？ - 闪电新闻 （闪电新闻）</w:t>
       </w:r>
     </w:p>
     <w:p>
@@ -363,7 +363,7 @@
           <w:rFonts w:ascii="Kaiti SC" w:hAnsi="Kaiti SC" w:eastAsia="Kaiti SC" w:cs="Kaiti SC"/>
           <w:sz w:val="21"/>
         </w:rPr>
-        <w:t>【发射与任务】SpaceX：SpaceX launches 100th orbital mission of 2026 - Spaceflight Now （Spaceflight Now）</w:t>
+        <w:t>【市场与股价】垣信卫星：Shanghai Spacecom Raises $1.94 Billion in Series B Round at $6.96 Billion Valuation （satnews.com）</w:t>
       </w:r>
     </w:p>
     <w:p>
@@ -384,112 +384,7 @@
           <w:rFonts w:ascii="Kaiti SC" w:hAnsi="Kaiti SC" w:eastAsia="Kaiti SC" w:cs="Kaiti SC"/>
           <w:sz w:val="21"/>
         </w:rPr>
-        <w:t>【发射与任务】SpaceX：SpaceX launches 27 Starlink satellites from California, marking 99th Falcon 9 flight of 2026 （bing.com）</w:t>
-      </w:r>
-    </w:p>
-    <w:p>
-      <w:pPr>
-        <w:keepLines/>
-        <w:spacing w:after="60"/>
-        <w:ind w:left="369" w:hanging="227"/>
-      </w:pPr>
-      <w:r>
-        <w:rPr>
-          <w:rFonts w:ascii="Kaiti SC" w:hAnsi="Kaiti SC" w:eastAsia="Kaiti SC" w:cs="Kaiti SC"/>
-          <w:sz w:val="21"/>
-        </w:rPr>
-        <w:t xml:space="preserve">➢ </w:t>
-      </w:r>
-      <w:r>
-        <w:rPr>
-          <w:rFonts w:ascii="Kaiti SC" w:hAnsi="Kaiti SC" w:eastAsia="Kaiti SC" w:cs="Kaiti SC"/>
-          <w:sz w:val="21"/>
-        </w:rPr>
-        <w:t>【其他动态】蓝箭航天：中国版"猎鹰9"成了！朱雀三号成功落地，这次是真回收 - 搜狐网 （搜狐网）</w:t>
-      </w:r>
-    </w:p>
-    <w:p>
-      <w:pPr>
-        <w:keepLines/>
-        <w:spacing w:after="60"/>
-        <w:ind w:left="369" w:hanging="227"/>
-      </w:pPr>
-      <w:r>
-        <w:rPr>
-          <w:rFonts w:ascii="Kaiti SC" w:hAnsi="Kaiti SC" w:eastAsia="Kaiti SC" w:cs="Kaiti SC"/>
-          <w:sz w:val="21"/>
-        </w:rPr>
-        <w:t xml:space="preserve">➢ </w:t>
-      </w:r>
-      <w:r>
-        <w:rPr>
-          <w:rFonts w:ascii="Kaiti SC" w:hAnsi="Kaiti SC" w:eastAsia="Kaiti SC" w:cs="Kaiti SC"/>
-          <w:sz w:val="21"/>
-        </w:rPr>
-        <w:t>【其他动态】蓝箭航天：Zhuque-3 : la fusée chinoise a finalement basculé dans le désert （bing.com）</w:t>
-      </w:r>
-    </w:p>
-    <w:p>
-      <w:pPr>
-        <w:keepLines/>
-        <w:spacing w:after="60"/>
-        <w:ind w:left="369" w:hanging="227"/>
-      </w:pPr>
-      <w:r>
-        <w:rPr>
-          <w:rFonts w:ascii="Kaiti SC" w:hAnsi="Kaiti SC" w:eastAsia="Kaiti SC" w:cs="Kaiti SC"/>
-          <w:sz w:val="21"/>
-        </w:rPr>
-        <w:t xml:space="preserve">➢ </w:t>
-      </w:r>
-      <w:r>
-        <w:rPr>
-          <w:rFonts w:ascii="Kaiti SC" w:hAnsi="Kaiti SC" w:eastAsia="Kaiti SC" w:cs="Kaiti SC"/>
-          <w:sz w:val="21"/>
-        </w:rPr>
-        <w:t>【其他动态】中科宇航：浙江省委书记王浩调研中科宇航 - 新浪财经 （新浪财经）</w:t>
-      </w:r>
-    </w:p>
-    <w:p>
-      <w:pPr>
-        <w:keepLines/>
-        <w:spacing w:after="60"/>
-        <w:ind w:left="369" w:hanging="227"/>
-      </w:pPr>
-      <w:r>
-        <w:rPr>
-          <w:rFonts w:ascii="Kaiti SC" w:hAnsi="Kaiti SC" w:eastAsia="Kaiti SC" w:cs="Kaiti SC"/>
-          <w:sz w:val="21"/>
-        </w:rPr>
-        <w:t xml:space="preserve">➢ </w:t>
-      </w:r>
-      <w:r>
-        <w:rPr>
-          <w:rFonts w:ascii="Kaiti SC" w:hAnsi="Kaiti SC" w:eastAsia="Kaiti SC" w:cs="Kaiti SC"/>
-          <w:sz w:val="21"/>
-        </w:rPr>
-        <w:t>【其他动态】垣信卫星：China's SpaceSail raises 1.4 trillion won to speed up race to catch up with Starlink - 디지털투데이 （디지털투데이）</w:t>
-      </w:r>
-    </w:p>
-    <w:p>
-      <w:pPr>
-        <w:keepLines/>
-        <w:spacing w:after="60"/>
-        <w:ind w:left="369" w:hanging="227"/>
-      </w:pPr>
-      <w:r>
-        <w:rPr>
-          <w:rFonts w:ascii="Kaiti SC" w:hAnsi="Kaiti SC" w:eastAsia="Kaiti SC" w:cs="Kaiti SC"/>
-          <w:sz w:val="21"/>
-        </w:rPr>
-        <w:t xml:space="preserve">➢ </w:t>
-      </w:r>
-      <w:r>
-        <w:rPr>
-          <w:rFonts w:ascii="Kaiti SC" w:hAnsi="Kaiti SC" w:eastAsia="Kaiti SC" w:cs="Kaiti SC"/>
-          <w:sz w:val="21"/>
-        </w:rPr>
-        <w:t>【其他动态】蓝箭航天：蓝箭航天，10家核心配套企业 - 财富号 （财富号）</w:t>
+        <w:t>【其他动态】蓝箭航天：实现我国首次火箭陆地回收后，蓝箭航天朱雀三号一子级装车返程 - 新浪财经 （新浪财经）</w:t>
       </w:r>
     </w:p>
     <w:p>
@@ -648,7 +543,7 @@
                 <w:b w:val="0"/>
                 <w:sz w:val="19"/>
               </w:rPr>
-              <w:t>10</w:t>
+              <w:t>3</w:t>
             </w:r>
           </w:p>
         </w:tc>
@@ -689,7 +584,7 @@
                 <w:b w:val="0"/>
                 <w:sz w:val="19"/>
               </w:rPr>
-              <w:t>Live coverage: SpaceX to launch 100th orbital mission of 2026</w:t>
+              <w:t>SpaceX launches 27 Starlink satellites on 100th Falcon mission of 2026</w:t>
             </w:r>
           </w:p>
         </w:tc>
@@ -735,7 +630,7 @@
                 <w:b w:val="0"/>
                 <w:sz w:val="19"/>
               </w:rPr>
-              <w:t>3</w:t>
+              <w:t>2</w:t>
             </w:r>
           </w:p>
         </w:tc>
@@ -776,7 +671,7 @@
                 <w:b w:val="0"/>
                 <w:sz w:val="19"/>
               </w:rPr>
-              <w:t>中国版"猎鹰9"成了！朱雀三号成功落地，这次是真回收 - 搜狐网</w:t>
+              <w:t>朱雀三号成功回收 中国商业航天为什么行？ - 闪电新闻</w:t>
             </w:r>
           </w:p>
         </w:tc>
@@ -822,93 +717,6 @@
                 <w:b w:val="0"/>
                 <w:sz w:val="19"/>
               </w:rPr>
-              <w:t>2</w:t>
-            </w:r>
-          </w:p>
-        </w:tc>
-        <w:tc>
-          <w:tcPr>
-            <w:tcW w:type="dxa" w:w="2075"/>
-            <w:vAlign w:val="center"/>
-          </w:tcPr>
-          <w:p>
-            <w:pPr>
-              <w:spacing w:after="0" w:line="252" w:lineRule="auto"/>
-              <w:jc w:val="center"/>
-            </w:pPr>
-            <w:r/>
-            <w:r>
-              <w:rPr>
-                <w:rFonts w:ascii="Kaiti SC" w:hAnsi="Kaiti SC" w:eastAsia="Kaiti SC" w:cs="Kaiti SC"/>
-                <w:b w:val="0"/>
-                <w:sz w:val="19"/>
-              </w:rPr>
-              <w:t>市场与股价、其他动态</w:t>
-            </w:r>
-          </w:p>
-        </w:tc>
-        <w:tc>
-          <w:tcPr>
-            <w:tcW w:type="dxa" w:w="2075"/>
-            <w:vAlign w:val="center"/>
-          </w:tcPr>
-          <w:p>
-            <w:pPr>
-              <w:spacing w:after="0" w:line="252" w:lineRule="auto"/>
-            </w:pPr>
-            <w:r/>
-            <w:r>
-              <w:rPr>
-                <w:rFonts w:ascii="Kaiti SC" w:hAnsi="Kaiti SC" w:eastAsia="Kaiti SC" w:cs="Kaiti SC"/>
-                <w:b w:val="0"/>
-                <w:sz w:val="19"/>
-              </w:rPr>
-              <w:t>垣信卫星完成69.75亿元B轮融资；宇树科技登陆科创板，最新市值为2719.66亿元丨全球投融资周报08.15-08.21 - 创业邦</w:t>
-            </w:r>
-          </w:p>
-        </w:tc>
-      </w:tr>
-      <w:tr>
-        <w:trPr>
-          <w:cantSplit/>
-        </w:trPr>
-        <w:tc>
-          <w:tcPr>
-            <w:tcW w:type="dxa" w:w="2075"/>
-            <w:vAlign w:val="center"/>
-          </w:tcPr>
-          <w:p>
-            <w:pPr>
-              <w:spacing w:after="0" w:line="252" w:lineRule="auto"/>
-            </w:pPr>
-            <w:r/>
-            <w:r>
-              <w:rPr>
-                <w:rFonts w:ascii="Kaiti SC" w:hAnsi="Kaiti SC" w:eastAsia="Kaiti SC" w:cs="Kaiti SC"/>
-                <w:b w:val="0"/>
-                <w:sz w:val="19"/>
-              </w:rPr>
-              <w:t>中科宇航</w:t>
-            </w:r>
-          </w:p>
-        </w:tc>
-        <w:tc>
-          <w:tcPr>
-            <w:tcW w:type="dxa" w:w="2075"/>
-            <w:vAlign w:val="center"/>
-          </w:tcPr>
-          <w:p>
-            <w:pPr>
-              <w:spacing w:after="0" w:line="252" w:lineRule="auto"/>
-              <w:jc w:val="center"/>
-            </w:pPr>
-            <w:r/>
-            <w:r>
-              <w:rPr>
-                <w:rFonts w:ascii="Kaiti SC" w:hAnsi="Kaiti SC" w:eastAsia="Kaiti SC" w:cs="Kaiti SC"/>
-                <w:b w:val="0"/>
-                <w:sz w:val="19"/>
-              </w:rPr>
               <w:t>1</w:t>
             </w:r>
           </w:p>
@@ -930,7 +738,7 @@
                 <w:b w:val="0"/>
                 <w:sz w:val="19"/>
               </w:rPr>
-              <w:t>其他动态</w:t>
+              <w:t>市场与股价</w:t>
             </w:r>
           </w:p>
         </w:tc>
@@ -950,7 +758,7 @@
                 <w:b w:val="0"/>
                 <w:sz w:val="19"/>
               </w:rPr>
-              <w:t>浙江省委书记王浩调研中科宇航 - 新浪财经</w:t>
+              <w:t>Shanghai Spacecom Raises $1.94 Billion in Series B Round at $6.96 Billion Valuation</w:t>
             </w:r>
           </w:p>
         </w:tc>
@@ -987,7 +795,7 @@
           <w:rFonts w:ascii="Kaiti SC" w:hAnsi="Kaiti SC" w:eastAsia="Kaiti SC" w:cs="Kaiti SC"/>
           <w:sz w:val="21"/>
         </w:rPr>
-        <w:t>[1] 2026-08-22｜Spaceflight Now｜SpaceX：Live coverage: SpaceX to launch 100th orbital mission of 2026</w:t>
+        <w:t>[1] 2026-08-23｜bing.com｜SpaceX：SpaceX launches 27 Starlink satellites on 100th Falcon mission of 2026</w:t>
       </w:r>
     </w:p>
     <w:p>
@@ -1008,7 +816,7 @@
           <w:rFonts w:ascii="Kaiti SC" w:hAnsi="Kaiti SC" w:eastAsia="Kaiti SC" w:cs="Kaiti SC"/>
           <w:sz w:val="21"/>
         </w:rPr>
-        <w:t>[2] 2026-08-22｜创业邦｜垣信卫星：垣信卫星完成69.75亿元B轮融资；宇树科技登陆科创板，最新市值为2719.66亿元丨全球投融资周报08.15-08.21 - 创业邦</w:t>
+        <w:t>[2] 2026-08-23｜bing.com｜SpaceX：SpaceX launches 27 Starlink satellites on 100th Falcon mission of 2026</w:t>
       </w:r>
     </w:p>
     <w:p>
@@ -1029,7 +837,7 @@
           <w:rFonts w:ascii="Kaiti SC" w:hAnsi="Kaiti SC" w:eastAsia="Kaiti SC" w:cs="Kaiti SC"/>
           <w:sz w:val="21"/>
         </w:rPr>
-        <w:t>[3] 2026-08-22｜Space Coast Daily｜SpaceX：SpaceX Falcon 9 Set to Launch 29 Starlink Satellites August 25 From Cape Canaveral - Space Coast Daily</w:t>
+        <w:t>[3] 2026-08-23｜bing.com｜SpaceX：SpaceX launches 27 Starlink satellites on 100th Falcon mission of 2026</w:t>
       </w:r>
     </w:p>
     <w:p>
@@ -1050,7 +858,7 @@
           <w:rFonts w:ascii="Kaiti SC" w:hAnsi="Kaiti SC" w:eastAsia="Kaiti SC" w:cs="Kaiti SC"/>
           <w:sz w:val="21"/>
         </w:rPr>
-        <w:t>[4] 2026-08-22｜Space｜SpaceX：SpaceX sends 27 Starlink satellites to orbit on 100th Falcon rocket launch of the year (video, photos) - Space</w:t>
+        <w:t>[4] 2026-08-23｜闪电新闻｜蓝箭航天：朱雀三号成功回收 中国商业航天为什么行？ - 闪电新闻</w:t>
       </w:r>
     </w:p>
     <w:p>
@@ -1071,7 +879,7 @@
           <w:rFonts w:ascii="Kaiti SC" w:hAnsi="Kaiti SC" w:eastAsia="Kaiti SC" w:cs="Kaiti SC"/>
           <w:sz w:val="21"/>
         </w:rPr>
-        <w:t>[5] 2026-08-22｜Spaceflight Now｜SpaceX：SpaceX launches 100th orbital mission of 2026 - Spaceflight Now</w:t>
+        <w:t>[5] 2026-08-23｜satnews.com｜垣信卫星：Shanghai Spacecom Raises $1.94 Billion in Series B Round at $6.96 Billion Valuation</w:t>
       </w:r>
     </w:p>
     <w:p>
@@ -1092,112 +900,7 @@
           <w:rFonts w:ascii="Kaiti SC" w:hAnsi="Kaiti SC" w:eastAsia="Kaiti SC" w:cs="Kaiti SC"/>
           <w:sz w:val="21"/>
         </w:rPr>
-        <w:t>[6] 2026-08-22｜bing.com｜SpaceX：SpaceX launches 27 Starlink satellites from California, marking 99th Falcon 9 flight of 2026</w:t>
-      </w:r>
-    </w:p>
-    <w:p>
-      <w:pPr>
-        <w:keepLines/>
-        <w:spacing w:after="60"/>
-        <w:ind w:left="369" w:hanging="227"/>
-      </w:pPr>
-      <w:r>
-        <w:rPr>
-          <w:rFonts w:ascii="Kaiti SC" w:hAnsi="Kaiti SC" w:eastAsia="Kaiti SC" w:cs="Kaiti SC"/>
-          <w:sz w:val="21"/>
-        </w:rPr>
-        <w:t xml:space="preserve">✓ </w:t>
-      </w:r>
-      <w:r>
-        <w:rPr>
-          <w:rFonts w:ascii="Kaiti SC" w:hAnsi="Kaiti SC" w:eastAsia="Kaiti SC" w:cs="Kaiti SC"/>
-          <w:sz w:val="21"/>
-        </w:rPr>
-        <w:t>[7] 2026-08-22｜搜狐网｜蓝箭航天：中国版"猎鹰9"成了！朱雀三号成功落地，这次是真回收 - 搜狐网</w:t>
-      </w:r>
-    </w:p>
-    <w:p>
-      <w:pPr>
-        <w:keepLines/>
-        <w:spacing w:after="60"/>
-        <w:ind w:left="369" w:hanging="227"/>
-      </w:pPr>
-      <w:r>
-        <w:rPr>
-          <w:rFonts w:ascii="Kaiti SC" w:hAnsi="Kaiti SC" w:eastAsia="Kaiti SC" w:cs="Kaiti SC"/>
-          <w:sz w:val="21"/>
-        </w:rPr>
-        <w:t xml:space="preserve">✓ </w:t>
-      </w:r>
-      <w:r>
-        <w:rPr>
-          <w:rFonts w:ascii="Kaiti SC" w:hAnsi="Kaiti SC" w:eastAsia="Kaiti SC" w:cs="Kaiti SC"/>
-          <w:sz w:val="21"/>
-        </w:rPr>
-        <w:t>[8] 2026-08-22｜bing.com｜蓝箭航天：Zhuque-3 : la fusée chinoise a finalement basculé dans le désert</w:t>
-      </w:r>
-    </w:p>
-    <w:p>
-      <w:pPr>
-        <w:keepLines/>
-        <w:spacing w:after="60"/>
-        <w:ind w:left="369" w:hanging="227"/>
-      </w:pPr>
-      <w:r>
-        <w:rPr>
-          <w:rFonts w:ascii="Kaiti SC" w:hAnsi="Kaiti SC" w:eastAsia="Kaiti SC" w:cs="Kaiti SC"/>
-          <w:sz w:val="21"/>
-        </w:rPr>
-        <w:t xml:space="preserve">✓ </w:t>
-      </w:r>
-      <w:r>
-        <w:rPr>
-          <w:rFonts w:ascii="Kaiti SC" w:hAnsi="Kaiti SC" w:eastAsia="Kaiti SC" w:cs="Kaiti SC"/>
-          <w:sz w:val="21"/>
-        </w:rPr>
-        <w:t>[9] 2026-08-22｜新浪财经｜中科宇航：浙江省委书记王浩调研中科宇航 - 新浪财经</w:t>
-      </w:r>
-    </w:p>
-    <w:p>
-      <w:pPr>
-        <w:keepLines/>
-        <w:spacing w:after="60"/>
-        <w:ind w:left="369" w:hanging="227"/>
-      </w:pPr>
-      <w:r>
-        <w:rPr>
-          <w:rFonts w:ascii="Kaiti SC" w:hAnsi="Kaiti SC" w:eastAsia="Kaiti SC" w:cs="Kaiti SC"/>
-          <w:sz w:val="21"/>
-        </w:rPr>
-        <w:t xml:space="preserve">✓ </w:t>
-      </w:r>
-      <w:r>
-        <w:rPr>
-          <w:rFonts w:ascii="Kaiti SC" w:hAnsi="Kaiti SC" w:eastAsia="Kaiti SC" w:cs="Kaiti SC"/>
-          <w:sz w:val="21"/>
-        </w:rPr>
-        <w:t>[10] 2026-08-22｜디지털투데이｜垣信卫星：China's SpaceSail raises 1.4 trillion won to speed up race to catch up with Starlink - 디지털투데이</w:t>
-      </w:r>
-    </w:p>
-    <w:p>
-      <w:pPr>
-        <w:keepLines/>
-        <w:spacing w:after="60"/>
-        <w:ind w:left="369" w:hanging="227"/>
-      </w:pPr>
-      <w:r>
-        <w:rPr>
-          <w:rFonts w:ascii="Kaiti SC" w:hAnsi="Kaiti SC" w:eastAsia="Kaiti SC" w:cs="Kaiti SC"/>
-          <w:sz w:val="21"/>
-        </w:rPr>
-        <w:t xml:space="preserve">✓ </w:t>
-      </w:r>
-      <w:r>
-        <w:rPr>
-          <w:rFonts w:ascii="Kaiti SC" w:hAnsi="Kaiti SC" w:eastAsia="Kaiti SC" w:cs="Kaiti SC"/>
-          <w:sz w:val="21"/>
-        </w:rPr>
-        <w:t>[11] 2026-08-22｜财富号｜蓝箭航天：蓝箭航天，10家核心配套企业 - 财富号</w:t>
+        <w:t>[6] 2026-08-23｜新浪财经｜蓝箭航天：实现我国首次火箭陆地回收后，蓝箭航天朱雀三号一子级装车返程 - 新浪财经</w:t>
       </w:r>
     </w:p>
     <w:sectPr>

--- a/docs/data/reports/daily-documents/latest/previous_daily_report.docx
+++ b/docs/data/reports/daily-documents/latest/previous_daily_report.docx
@@ -26,7 +26,7 @@
           <w:rFonts w:ascii="Kaiti SC" w:hAnsi="Kaiti SC" w:eastAsia="Kaiti SC" w:cs="Kaiti SC"/>
           <w:sz w:val="21"/>
         </w:rPr>
-        <w:t>2026-08-23（上一自然日）</w:t>
+        <w:t>2026-08-24（上一自然日）</w:t>
       </w:r>
     </w:p>
     <w:tbl>
@@ -81,7 +81,7 @@
                 <w:b w:val="0"/>
                 <w:sz w:val="19"/>
               </w:rPr>
-              <w:t>2026-08-23</w:t>
+              <w:t>2026-08-24</w:t>
             </w:r>
           </w:p>
         </w:tc>
@@ -127,7 +127,7 @@
                 <w:b w:val="0"/>
                 <w:sz w:val="19"/>
               </w:rPr>
-              <w:t>6 条 / 3 家</w:t>
+              <w:t>21 条 / 6 家</w:t>
             </w:r>
           </w:p>
         </w:tc>
@@ -173,7 +173,7 @@
                 <w:b w:val="0"/>
                 <w:sz w:val="19"/>
               </w:rPr>
-              <w:t>4 个</w:t>
+              <w:t>15 个</w:t>
             </w:r>
           </w:p>
         </w:tc>
@@ -219,7 +219,7 @@
                 <w:b w:val="0"/>
                 <w:sz w:val="19"/>
               </w:rPr>
-              <w:t>2026-08-24</w:t>
+              <w:t>2026-08-25</w:t>
             </w:r>
           </w:p>
         </w:tc>
@@ -245,7 +245,7 @@
     </w:p>
     <w:p>
       <w:r>
-        <w:t>2026-08-23 共归档 6 条新闻，覆盖 3 家公司、4 个信息来源。 新闻量较多的公司包括 SpaceX、蓝箭航天、垣信卫星。</w:t>
+        <w:t>2026-08-24 共归档 21 条新闻，覆盖 6 家公司、15 个信息来源。 新闻量较多的公司包括 SpaceX、垣信卫星、银河航天、Blue Origin。</w:t>
       </w:r>
     </w:p>
     <w:p>
@@ -279,7 +279,7 @@
           <w:rFonts w:ascii="Kaiti SC" w:hAnsi="Kaiti SC" w:eastAsia="Kaiti SC" w:cs="Kaiti SC"/>
           <w:sz w:val="21"/>
         </w:rPr>
-        <w:t>【发射与任务】SpaceX：SpaceX launches 27 Starlink satellites on 100th Falcon mission of 2026 （bing.com）</w:t>
+        <w:t>【发射与任务】SpaceX：Jellyfish effect likely for early-morning SpaceX launch - Bay News 9 （Bay News 9）</w:t>
       </w:r>
     </w:p>
     <w:p>
@@ -300,7 +300,7 @@
           <w:rFonts w:ascii="Kaiti SC" w:hAnsi="Kaiti SC" w:eastAsia="Kaiti SC" w:cs="Kaiti SC"/>
           <w:sz w:val="21"/>
         </w:rPr>
-        <w:t>【发射与任务】SpaceX：SpaceX launches 27 Starlink satellites on 100th Falcon mission of 2026 （bing.com）</w:t>
+        <w:t>【发射与任务】SpaceX：Jellyfish effect likely for early-morning SpaceX launch - Spectrum News 13 （Spectrum News 13）</w:t>
       </w:r>
     </w:p>
     <w:p>
@@ -321,7 +321,7 @@
           <w:rFonts w:ascii="Kaiti SC" w:hAnsi="Kaiti SC" w:eastAsia="Kaiti SC" w:cs="Kaiti SC"/>
           <w:sz w:val="21"/>
         </w:rPr>
-        <w:t>【发射与任务】SpaceX：SpaceX launches 27 Starlink satellites on 100th Falcon mission of 2026 （bing.com）</w:t>
+        <w:t>【发射与任务】SpaceX：Look up! North Carolina could see Tuesday morning's SpaceX Starlink launch - WRAL （WRAL）</w:t>
       </w:r>
     </w:p>
     <w:p>
@@ -342,7 +342,7 @@
           <w:rFonts w:ascii="Kaiti SC" w:hAnsi="Kaiti SC" w:eastAsia="Kaiti SC" w:cs="Kaiti SC"/>
           <w:sz w:val="21"/>
         </w:rPr>
-        <w:t>【其他动态】蓝箭航天：朱雀三号成功回收 中国商业航天为什么行？ - 闪电新闻 （闪电新闻）</w:t>
+        <w:t>【其他动态】银河航天：Omantel studies satellite services with GalaxySpace - Muscat Daily （Muscat Daily）</w:t>
       </w:r>
     </w:p>
     <w:p>
@@ -363,7 +363,7 @@
           <w:rFonts w:ascii="Kaiti SC" w:hAnsi="Kaiti SC" w:eastAsia="Kaiti SC" w:cs="Kaiti SC"/>
           <w:sz w:val="21"/>
         </w:rPr>
-        <w:t>【市场与股价】垣信卫星：Shanghai Spacecom Raises $1.94 Billion in Series B Round at $6.96 Billion Valuation （satnews.com）</w:t>
+        <w:t>【其他动态】蓝箭航天：首个航天 “影像盒子” 落地！深企联合朱雀三号定制配套方案完成火箭全过程影像拍摄 - 36Kr （36Kr）</w:t>
       </w:r>
     </w:p>
     <w:p>
@@ -384,7 +384,259 @@
           <w:rFonts w:ascii="Kaiti SC" w:hAnsi="Kaiti SC" w:eastAsia="Kaiti SC" w:cs="Kaiti SC"/>
           <w:sz w:val="21"/>
         </w:rPr>
-        <w:t>【其他动态】蓝箭航天：实现我国首次火箭陆地回收后，蓝箭航天朱雀三号一子级装车返程 - 新浪财经 （新浪财经）</w:t>
+        <w:t>【发射与任务】SpaceX：What's launching this week from Vandenberg? See SpaceX rocket schedule - Ventura County Star （Ventura County Star）</w:t>
+      </w:r>
+    </w:p>
+    <w:p>
+      <w:pPr>
+        <w:keepLines/>
+        <w:spacing w:after="60"/>
+        <w:ind w:left="369" w:hanging="227"/>
+      </w:pPr>
+      <w:r>
+        <w:rPr>
+          <w:rFonts w:ascii="Kaiti SC" w:hAnsi="Kaiti SC" w:eastAsia="Kaiti SC" w:cs="Kaiti SC"/>
+          <w:sz w:val="21"/>
+        </w:rPr>
+        <w:t xml:space="preserve">➢ </w:t>
+      </w:r>
+      <w:r>
+        <w:rPr>
+          <w:rFonts w:ascii="Kaiti SC" w:hAnsi="Kaiti SC" w:eastAsia="Kaiti SC" w:cs="Kaiti SC"/>
+          <w:sz w:val="21"/>
+        </w:rPr>
+        <w:t>【发射与任务】星际荣耀：以陆支腿方式“归巢”；星际荣耀SQX-3运载火箭整流罩静力试验取得成功 - 北京市科学技术委员会 （北京市科学技术委员会）</w:t>
+      </w:r>
+    </w:p>
+    <w:p>
+      <w:pPr>
+        <w:keepLines/>
+        <w:spacing w:after="60"/>
+        <w:ind w:left="369" w:hanging="227"/>
+      </w:pPr>
+      <w:r>
+        <w:rPr>
+          <w:rFonts w:ascii="Kaiti SC" w:hAnsi="Kaiti SC" w:eastAsia="Kaiti SC" w:cs="Kaiti SC"/>
+          <w:sz w:val="21"/>
+        </w:rPr>
+        <w:t xml:space="preserve">➢ </w:t>
+      </w:r>
+      <w:r>
+        <w:rPr>
+          <w:rFonts w:ascii="Kaiti SC" w:hAnsi="Kaiti SC" w:eastAsia="Kaiti SC" w:cs="Kaiti SC"/>
+          <w:sz w:val="21"/>
+        </w:rPr>
+        <w:t>【融资与资本】垣信卫星：银河电子：公司未参与垣信卫星本次增资事项 - 新浪财经 （新浪财经）</w:t>
+      </w:r>
+    </w:p>
+    <w:p>
+      <w:pPr>
+        <w:keepLines/>
+        <w:spacing w:after="60"/>
+        <w:ind w:left="369" w:hanging="227"/>
+      </w:pPr>
+      <w:r>
+        <w:rPr>
+          <w:rFonts w:ascii="Kaiti SC" w:hAnsi="Kaiti SC" w:eastAsia="Kaiti SC" w:cs="Kaiti SC"/>
+          <w:sz w:val="21"/>
+        </w:rPr>
+        <w:t xml:space="preserve">➢ </w:t>
+      </w:r>
+      <w:r>
+        <w:rPr>
+          <w:rFonts w:ascii="Kaiti SC" w:hAnsi="Kaiti SC" w:eastAsia="Kaiti SC" w:cs="Kaiti SC"/>
+          <w:sz w:val="21"/>
+        </w:rPr>
+        <w:t>【发射与任务】Blue Origin：Blue Origin's New Glenn just exploded on the launch pad - and it's not a pretty sight （bing.com）</w:t>
+      </w:r>
+    </w:p>
+    <w:p>
+      <w:pPr>
+        <w:keepLines/>
+        <w:spacing w:after="60"/>
+        <w:ind w:left="369" w:hanging="227"/>
+      </w:pPr>
+      <w:r>
+        <w:rPr>
+          <w:rFonts w:ascii="Kaiti SC" w:hAnsi="Kaiti SC" w:eastAsia="Kaiti SC" w:cs="Kaiti SC"/>
+          <w:sz w:val="21"/>
+        </w:rPr>
+        <w:t xml:space="preserve">➢ </w:t>
+      </w:r>
+      <w:r>
+        <w:rPr>
+          <w:rFonts w:ascii="Kaiti SC" w:hAnsi="Kaiti SC" w:eastAsia="Kaiti SC" w:cs="Kaiti SC"/>
+          <w:sz w:val="21"/>
+        </w:rPr>
+        <w:t>【发射与任务】Blue Origin：Blue Origin's New Glenn just exploded on the launch pad - and it's not a pretty sight （bing.com）</w:t>
+      </w:r>
+    </w:p>
+    <w:p>
+      <w:pPr>
+        <w:keepLines/>
+        <w:spacing w:after="60"/>
+        <w:ind w:left="369" w:hanging="227"/>
+      </w:pPr>
+      <w:r>
+        <w:rPr>
+          <w:rFonts w:ascii="Kaiti SC" w:hAnsi="Kaiti SC" w:eastAsia="Kaiti SC" w:cs="Kaiti SC"/>
+          <w:sz w:val="21"/>
+        </w:rPr>
+        <w:t xml:space="preserve">➢ </w:t>
+      </w:r>
+      <w:r>
+        <w:rPr>
+          <w:rFonts w:ascii="Kaiti SC" w:hAnsi="Kaiti SC" w:eastAsia="Kaiti SC" w:cs="Kaiti SC"/>
+          <w:sz w:val="21"/>
+        </w:rPr>
+        <w:t>【发射与任务】SpaceX：Portal Space Systems Books 2028 Falcon 9 Launch for First ‘Supernova’ Spacecraft Mission （spacewatch.global）</w:t>
+      </w:r>
+    </w:p>
+    <w:p>
+      <w:pPr>
+        <w:keepLines/>
+        <w:spacing w:after="60"/>
+        <w:ind w:left="369" w:hanging="227"/>
+      </w:pPr>
+      <w:r>
+        <w:rPr>
+          <w:rFonts w:ascii="Kaiti SC" w:hAnsi="Kaiti SC" w:eastAsia="Kaiti SC" w:cs="Kaiti SC"/>
+          <w:sz w:val="21"/>
+        </w:rPr>
+        <w:t xml:space="preserve">➢ </w:t>
+      </w:r>
+      <w:r>
+        <w:rPr>
+          <w:rFonts w:ascii="Kaiti SC" w:hAnsi="Kaiti SC" w:eastAsia="Kaiti SC" w:cs="Kaiti SC"/>
+          <w:sz w:val="21"/>
+        </w:rPr>
+        <w:t>【融资与资本】垣信卫星：公司是否参与近期垣信卫星的增资？银河电子回应 - 搜狐网 （搜狐网）</w:t>
+      </w:r>
+    </w:p>
+    <w:p>
+      <w:pPr>
+        <w:keepLines/>
+        <w:spacing w:after="60"/>
+        <w:ind w:left="369" w:hanging="227"/>
+      </w:pPr>
+      <w:r>
+        <w:rPr>
+          <w:rFonts w:ascii="Kaiti SC" w:hAnsi="Kaiti SC" w:eastAsia="Kaiti SC" w:cs="Kaiti SC"/>
+          <w:sz w:val="21"/>
+        </w:rPr>
+        <w:t xml:space="preserve">➢ </w:t>
+      </w:r>
+      <w:r>
+        <w:rPr>
+          <w:rFonts w:ascii="Kaiti SC" w:hAnsi="Kaiti SC" w:eastAsia="Kaiti SC" w:cs="Kaiti SC"/>
+          <w:sz w:val="21"/>
+        </w:rPr>
+        <w:t>【融资与资本】垣信卫星：银河电子：公司未参与垣信卫星本次增资事项 - 新浪网 （新浪网）</w:t>
+      </w:r>
+    </w:p>
+    <w:p>
+      <w:pPr>
+        <w:keepLines/>
+        <w:spacing w:after="60"/>
+        <w:ind w:left="369" w:hanging="227"/>
+      </w:pPr>
+      <w:r>
+        <w:rPr>
+          <w:rFonts w:ascii="Kaiti SC" w:hAnsi="Kaiti SC" w:eastAsia="Kaiti SC" w:cs="Kaiti SC"/>
+          <w:sz w:val="21"/>
+        </w:rPr>
+        <w:t xml:space="preserve">➢ </w:t>
+      </w:r>
+      <w:r>
+        <w:rPr>
+          <w:rFonts w:ascii="Kaiti SC" w:hAnsi="Kaiti SC" w:eastAsia="Kaiti SC" w:cs="Kaiti SC"/>
+          <w:sz w:val="21"/>
+        </w:rPr>
+        <w:t>【融资与资本】垣信卫星：联和投资公司下属垣信卫星完成70亿B轮融资，卫星互联网规模化发展加速_国企动态 - gzw.sh.gov.cn （gzw.sh.gov.cn）</w:t>
+      </w:r>
+    </w:p>
+    <w:p>
+      <w:pPr>
+        <w:keepLines/>
+        <w:spacing w:after="60"/>
+        <w:ind w:left="369" w:hanging="227"/>
+      </w:pPr>
+      <w:r>
+        <w:rPr>
+          <w:rFonts w:ascii="Kaiti SC" w:hAnsi="Kaiti SC" w:eastAsia="Kaiti SC" w:cs="Kaiti SC"/>
+          <w:sz w:val="21"/>
+        </w:rPr>
+        <w:t xml:space="preserve">➢ </w:t>
+      </w:r>
+      <w:r>
+        <w:rPr>
+          <w:rFonts w:ascii="Kaiti SC" w:hAnsi="Kaiti SC" w:eastAsia="Kaiti SC" w:cs="Kaiti SC"/>
+          <w:sz w:val="21"/>
+        </w:rPr>
+        <w:t>【其他动态】银河航天：Omantel explores collaboration with GalaxySpace on next-generation satellite connectivity opportunities （bing.com）</w:t>
+      </w:r>
+    </w:p>
+    <w:p>
+      <w:pPr>
+        <w:keepLines/>
+        <w:spacing w:after="60"/>
+        <w:ind w:left="369" w:hanging="227"/>
+      </w:pPr>
+      <w:r>
+        <w:rPr>
+          <w:rFonts w:ascii="Kaiti SC" w:hAnsi="Kaiti SC" w:eastAsia="Kaiti SC" w:cs="Kaiti SC"/>
+          <w:sz w:val="21"/>
+        </w:rPr>
+        <w:t xml:space="preserve">➢ </w:t>
+      </w:r>
+      <w:r>
+        <w:rPr>
+          <w:rFonts w:ascii="Kaiti SC" w:hAnsi="Kaiti SC" w:eastAsia="Kaiti SC" w:cs="Kaiti SC"/>
+          <w:sz w:val="21"/>
+        </w:rPr>
+        <w:t>【其他动态】银河航天：Omantel explores collaboration with GalaxySpace on next-generation satellite connectivity opportunities （bing.com）</w:t>
+      </w:r>
+    </w:p>
+    <w:p>
+      <w:pPr>
+        <w:keepLines/>
+        <w:spacing w:after="60"/>
+        <w:ind w:left="369" w:hanging="227"/>
+      </w:pPr>
+      <w:r>
+        <w:rPr>
+          <w:rFonts w:ascii="Kaiti SC" w:hAnsi="Kaiti SC" w:eastAsia="Kaiti SC" w:cs="Kaiti SC"/>
+          <w:sz w:val="21"/>
+        </w:rPr>
+        <w:t xml:space="preserve">➢ </w:t>
+      </w:r>
+      <w:r>
+        <w:rPr>
+          <w:rFonts w:ascii="Kaiti SC" w:hAnsi="Kaiti SC" w:eastAsia="Kaiti SC" w:cs="Kaiti SC"/>
+          <w:sz w:val="21"/>
+        </w:rPr>
+        <w:t>【其他动态】银河航天：Omantel explores collaboration with GalaxySpace on next-generation satellite connectivity opportunities （bing.com）</w:t>
+      </w:r>
+    </w:p>
+    <w:p>
+      <w:pPr>
+        <w:keepLines/>
+        <w:spacing w:after="60"/>
+        <w:ind w:left="369" w:hanging="227"/>
+      </w:pPr>
+      <w:r>
+        <w:rPr>
+          <w:rFonts w:ascii="Kaiti SC" w:hAnsi="Kaiti SC" w:eastAsia="Kaiti SC" w:cs="Kaiti SC"/>
+          <w:sz w:val="21"/>
+        </w:rPr>
+        <w:t xml:space="preserve">➢ </w:t>
+      </w:r>
+      <w:r>
+        <w:rPr>
+          <w:rFonts w:ascii="Kaiti SC" w:hAnsi="Kaiti SC" w:eastAsia="Kaiti SC" w:cs="Kaiti SC"/>
+          <w:sz w:val="21"/>
+        </w:rPr>
+        <w:t>【市场与股价】蓝箭航天：蓝箭航天冲刺科创板，背后藏着一个区的野心 - 财富号 （财富号）</w:t>
       </w:r>
     </w:p>
     <w:p>
@@ -543,7 +795,268 @@
                 <w:b w:val="0"/>
                 <w:sz w:val="19"/>
               </w:rPr>
-              <w:t>3</w:t>
+              <w:t>7</w:t>
+            </w:r>
+          </w:p>
+        </w:tc>
+        <w:tc>
+          <w:tcPr>
+            <w:tcW w:type="dxa" w:w="2075"/>
+            <w:vAlign w:val="center"/>
+          </w:tcPr>
+          <w:p>
+            <w:pPr>
+              <w:spacing w:after="0" w:line="252" w:lineRule="auto"/>
+              <w:jc w:val="center"/>
+            </w:pPr>
+            <w:r/>
+            <w:r>
+              <w:rPr>
+                <w:rFonts w:ascii="Kaiti SC" w:hAnsi="Kaiti SC" w:eastAsia="Kaiti SC" w:cs="Kaiti SC"/>
+                <w:b w:val="0"/>
+                <w:sz w:val="19"/>
+              </w:rPr>
+              <w:t>发射与任务、其他动态</w:t>
+            </w:r>
+          </w:p>
+        </w:tc>
+        <w:tc>
+          <w:tcPr>
+            <w:tcW w:type="dxa" w:w="2075"/>
+            <w:vAlign w:val="center"/>
+          </w:tcPr>
+          <w:p>
+            <w:pPr>
+              <w:spacing w:after="0" w:line="252" w:lineRule="auto"/>
+            </w:pPr>
+            <w:r/>
+            <w:r>
+              <w:rPr>
+                <w:rFonts w:ascii="Kaiti SC" w:hAnsi="Kaiti SC" w:eastAsia="Kaiti SC" w:cs="Kaiti SC"/>
+                <w:b w:val="0"/>
+                <w:sz w:val="19"/>
+              </w:rPr>
+              <w:t>Jellyfish effect likely for early-morning SpaceX launch - Bay News 9</w:t>
+            </w:r>
+          </w:p>
+        </w:tc>
+      </w:tr>
+      <w:tr>
+        <w:trPr>
+          <w:cantSplit/>
+        </w:trPr>
+        <w:tc>
+          <w:tcPr>
+            <w:tcW w:type="dxa" w:w="2075"/>
+            <w:vAlign w:val="center"/>
+          </w:tcPr>
+          <w:p>
+            <w:pPr>
+              <w:spacing w:after="0" w:line="252" w:lineRule="auto"/>
+            </w:pPr>
+            <w:r/>
+            <w:r>
+              <w:rPr>
+                <w:rFonts w:ascii="Kaiti SC" w:hAnsi="Kaiti SC" w:eastAsia="Kaiti SC" w:cs="Kaiti SC"/>
+                <w:b w:val="0"/>
+                <w:sz w:val="19"/>
+              </w:rPr>
+              <w:t>垣信卫星</w:t>
+            </w:r>
+          </w:p>
+        </w:tc>
+        <w:tc>
+          <w:tcPr>
+            <w:tcW w:type="dxa" w:w="2075"/>
+            <w:vAlign w:val="center"/>
+          </w:tcPr>
+          <w:p>
+            <w:pPr>
+              <w:spacing w:after="0" w:line="252" w:lineRule="auto"/>
+              <w:jc w:val="center"/>
+            </w:pPr>
+            <w:r/>
+            <w:r>
+              <w:rPr>
+                <w:rFonts w:ascii="Kaiti SC" w:hAnsi="Kaiti SC" w:eastAsia="Kaiti SC" w:cs="Kaiti SC"/>
+                <w:b w:val="0"/>
+                <w:sz w:val="19"/>
+              </w:rPr>
+              <w:t>5</w:t>
+            </w:r>
+          </w:p>
+        </w:tc>
+        <w:tc>
+          <w:tcPr>
+            <w:tcW w:type="dxa" w:w="2075"/>
+            <w:vAlign w:val="center"/>
+          </w:tcPr>
+          <w:p>
+            <w:pPr>
+              <w:spacing w:after="0" w:line="252" w:lineRule="auto"/>
+              <w:jc w:val="center"/>
+            </w:pPr>
+            <w:r/>
+            <w:r>
+              <w:rPr>
+                <w:rFonts w:ascii="Kaiti SC" w:hAnsi="Kaiti SC" w:eastAsia="Kaiti SC" w:cs="Kaiti SC"/>
+                <w:b w:val="0"/>
+                <w:sz w:val="19"/>
+              </w:rPr>
+              <w:t>融资与资本、发射与任务</w:t>
+            </w:r>
+          </w:p>
+        </w:tc>
+        <w:tc>
+          <w:tcPr>
+            <w:tcW w:type="dxa" w:w="2075"/>
+            <w:vAlign w:val="center"/>
+          </w:tcPr>
+          <w:p>
+            <w:pPr>
+              <w:spacing w:after="0" w:line="252" w:lineRule="auto"/>
+            </w:pPr>
+            <w:r/>
+            <w:r>
+              <w:rPr>
+                <w:rFonts w:ascii="Kaiti SC" w:hAnsi="Kaiti SC" w:eastAsia="Kaiti SC" w:cs="Kaiti SC"/>
+                <w:b w:val="0"/>
+                <w:sz w:val="19"/>
+              </w:rPr>
+              <w:t>银河电子：公司未参与垣信卫星本次增资事项 - 新浪财经</w:t>
+            </w:r>
+          </w:p>
+        </w:tc>
+      </w:tr>
+      <w:tr>
+        <w:trPr>
+          <w:cantSplit/>
+        </w:trPr>
+        <w:tc>
+          <w:tcPr>
+            <w:tcW w:type="dxa" w:w="2075"/>
+            <w:vAlign w:val="center"/>
+          </w:tcPr>
+          <w:p>
+            <w:pPr>
+              <w:spacing w:after="0" w:line="252" w:lineRule="auto"/>
+            </w:pPr>
+            <w:r/>
+            <w:r>
+              <w:rPr>
+                <w:rFonts w:ascii="Kaiti SC" w:hAnsi="Kaiti SC" w:eastAsia="Kaiti SC" w:cs="Kaiti SC"/>
+                <w:b w:val="0"/>
+                <w:sz w:val="19"/>
+              </w:rPr>
+              <w:t>银河航天</w:t>
+            </w:r>
+          </w:p>
+        </w:tc>
+        <w:tc>
+          <w:tcPr>
+            <w:tcW w:type="dxa" w:w="2075"/>
+            <w:vAlign w:val="center"/>
+          </w:tcPr>
+          <w:p>
+            <w:pPr>
+              <w:spacing w:after="0" w:line="252" w:lineRule="auto"/>
+              <w:jc w:val="center"/>
+            </w:pPr>
+            <w:r/>
+            <w:r>
+              <w:rPr>
+                <w:rFonts w:ascii="Kaiti SC" w:hAnsi="Kaiti SC" w:eastAsia="Kaiti SC" w:cs="Kaiti SC"/>
+                <w:b w:val="0"/>
+                <w:sz w:val="19"/>
+              </w:rPr>
+              <w:t>4</w:t>
+            </w:r>
+          </w:p>
+        </w:tc>
+        <w:tc>
+          <w:tcPr>
+            <w:tcW w:type="dxa" w:w="2075"/>
+            <w:vAlign w:val="center"/>
+          </w:tcPr>
+          <w:p>
+            <w:pPr>
+              <w:spacing w:after="0" w:line="252" w:lineRule="auto"/>
+              <w:jc w:val="center"/>
+            </w:pPr>
+            <w:r/>
+            <w:r>
+              <w:rPr>
+                <w:rFonts w:ascii="Kaiti SC" w:hAnsi="Kaiti SC" w:eastAsia="Kaiti SC" w:cs="Kaiti SC"/>
+                <w:b w:val="0"/>
+                <w:sz w:val="19"/>
+              </w:rPr>
+              <w:t>其他动态</w:t>
+            </w:r>
+          </w:p>
+        </w:tc>
+        <w:tc>
+          <w:tcPr>
+            <w:tcW w:type="dxa" w:w="2075"/>
+            <w:vAlign w:val="center"/>
+          </w:tcPr>
+          <w:p>
+            <w:pPr>
+              <w:spacing w:after="0" w:line="252" w:lineRule="auto"/>
+            </w:pPr>
+            <w:r/>
+            <w:r>
+              <w:rPr>
+                <w:rFonts w:ascii="Kaiti SC" w:hAnsi="Kaiti SC" w:eastAsia="Kaiti SC" w:cs="Kaiti SC"/>
+                <w:b w:val="0"/>
+                <w:sz w:val="19"/>
+              </w:rPr>
+              <w:t>Omantel studies satellite services with GalaxySpace - Muscat Daily</w:t>
+            </w:r>
+          </w:p>
+        </w:tc>
+      </w:tr>
+      <w:tr>
+        <w:trPr>
+          <w:cantSplit/>
+        </w:trPr>
+        <w:tc>
+          <w:tcPr>
+            <w:tcW w:type="dxa" w:w="2075"/>
+            <w:vAlign w:val="center"/>
+          </w:tcPr>
+          <w:p>
+            <w:pPr>
+              <w:spacing w:after="0" w:line="252" w:lineRule="auto"/>
+            </w:pPr>
+            <w:r/>
+            <w:r>
+              <w:rPr>
+                <w:rFonts w:ascii="Kaiti SC" w:hAnsi="Kaiti SC" w:eastAsia="Kaiti SC" w:cs="Kaiti SC"/>
+                <w:b w:val="0"/>
+                <w:sz w:val="19"/>
+              </w:rPr>
+              <w:t>Blue Origin</w:t>
+            </w:r>
+          </w:p>
+        </w:tc>
+        <w:tc>
+          <w:tcPr>
+            <w:tcW w:type="dxa" w:w="2075"/>
+            <w:vAlign w:val="center"/>
+          </w:tcPr>
+          <w:p>
+            <w:pPr>
+              <w:spacing w:after="0" w:line="252" w:lineRule="auto"/>
+              <w:jc w:val="center"/>
+            </w:pPr>
+            <w:r/>
+            <w:r>
+              <w:rPr>
+                <w:rFonts w:ascii="Kaiti SC" w:hAnsi="Kaiti SC" w:eastAsia="Kaiti SC" w:cs="Kaiti SC"/>
+                <w:b w:val="0"/>
+                <w:sz w:val="19"/>
+              </w:rPr>
+              <w:t>2</w:t>
             </w:r>
           </w:p>
         </w:tc>
@@ -584,7 +1097,7 @@
                 <w:b w:val="0"/>
                 <w:sz w:val="19"/>
               </w:rPr>
-              <w:t>SpaceX launches 27 Starlink satellites on 100th Falcon mission of 2026</w:t>
+              <w:t>Blue Origin's New Glenn just exploded on the launch pad - and it's not a pretty sight</w:t>
             </w:r>
           </w:p>
         </w:tc>
@@ -651,7 +1164,7 @@
                 <w:b w:val="0"/>
                 <w:sz w:val="19"/>
               </w:rPr>
-              <w:t>其他动态</w:t>
+              <w:t>其他动态、市场与股价</w:t>
             </w:r>
           </w:p>
         </w:tc>
@@ -671,7 +1184,7 @@
                 <w:b w:val="0"/>
                 <w:sz w:val="19"/>
               </w:rPr>
-              <w:t>朱雀三号成功回收 中国商业航天为什么行？ - 闪电新闻</w:t>
+              <w:t>首个航天 “影像盒子” 落地！深企联合朱雀三号定制配套方案完成火箭全过程影像拍摄 - 36Kr</w:t>
             </w:r>
           </w:p>
         </w:tc>
@@ -696,7 +1209,7 @@
                 <w:b w:val="0"/>
                 <w:sz w:val="19"/>
               </w:rPr>
-              <w:t>垣信卫星</w:t>
+              <w:t>星际荣耀</w:t>
             </w:r>
           </w:p>
         </w:tc>
@@ -738,7 +1251,7 @@
                 <w:b w:val="0"/>
                 <w:sz w:val="19"/>
               </w:rPr>
-              <w:t>市场与股价</w:t>
+              <w:t>发射与任务</w:t>
             </w:r>
           </w:p>
         </w:tc>
@@ -758,7 +1271,7 @@
                 <w:b w:val="0"/>
                 <w:sz w:val="19"/>
               </w:rPr>
-              <w:t>Shanghai Spacecom Raises $1.94 Billion in Series B Round at $6.96 Billion Valuation</w:t>
+              <w:t>以陆支腿方式“归巢”；星际荣耀SQX-3运载火箭整流罩静力试验取得成功 - 北京市科学技术委员会</w:t>
             </w:r>
           </w:p>
         </w:tc>
@@ -795,7 +1308,7 @@
           <w:rFonts w:ascii="Kaiti SC" w:hAnsi="Kaiti SC" w:eastAsia="Kaiti SC" w:cs="Kaiti SC"/>
           <w:sz w:val="21"/>
         </w:rPr>
-        <w:t>[1] 2026-08-23｜bing.com｜SpaceX：SpaceX launches 27 Starlink satellites on 100th Falcon mission of 2026</w:t>
+        <w:t>[1] 2026-08-24｜Bay News 9｜SpaceX：Jellyfish effect likely for early-morning SpaceX launch - Bay News 9</w:t>
       </w:r>
     </w:p>
     <w:p>
@@ -816,7 +1329,7 @@
           <w:rFonts w:ascii="Kaiti SC" w:hAnsi="Kaiti SC" w:eastAsia="Kaiti SC" w:cs="Kaiti SC"/>
           <w:sz w:val="21"/>
         </w:rPr>
-        <w:t>[2] 2026-08-23｜bing.com｜SpaceX：SpaceX launches 27 Starlink satellites on 100th Falcon mission of 2026</w:t>
+        <w:t>[2] 2026-08-24｜Spectrum News 13｜SpaceX：Jellyfish effect likely for early-morning SpaceX launch - Spectrum News 13</w:t>
       </w:r>
     </w:p>
     <w:p>
@@ -837,7 +1350,7 @@
           <w:rFonts w:ascii="Kaiti SC" w:hAnsi="Kaiti SC" w:eastAsia="Kaiti SC" w:cs="Kaiti SC"/>
           <w:sz w:val="21"/>
         </w:rPr>
-        <w:t>[3] 2026-08-23｜bing.com｜SpaceX：SpaceX launches 27 Starlink satellites on 100th Falcon mission of 2026</w:t>
+        <w:t>[3] 2026-08-24｜WRAL｜SpaceX：Look up! North Carolina could see Tuesday morning's SpaceX Starlink launch - WRAL</w:t>
       </w:r>
     </w:p>
     <w:p>
@@ -858,7 +1371,7 @@
           <w:rFonts w:ascii="Kaiti SC" w:hAnsi="Kaiti SC" w:eastAsia="Kaiti SC" w:cs="Kaiti SC"/>
           <w:sz w:val="21"/>
         </w:rPr>
-        <w:t>[4] 2026-08-23｜闪电新闻｜蓝箭航天：朱雀三号成功回收 中国商业航天为什么行？ - 闪电新闻</w:t>
+        <w:t>[4] 2026-08-24｜Muscat Daily｜银河航天：Omantel studies satellite services with GalaxySpace - Muscat Daily</w:t>
       </w:r>
     </w:p>
     <w:p>
@@ -879,7 +1392,7 @@
           <w:rFonts w:ascii="Kaiti SC" w:hAnsi="Kaiti SC" w:eastAsia="Kaiti SC" w:cs="Kaiti SC"/>
           <w:sz w:val="21"/>
         </w:rPr>
-        <w:t>[5] 2026-08-23｜satnews.com｜垣信卫星：Shanghai Spacecom Raises $1.94 Billion in Series B Round at $6.96 Billion Valuation</w:t>
+        <w:t>[5] 2026-08-24｜36Kr｜蓝箭航天：首个航天 “影像盒子” 落地！深企联合朱雀三号定制配套方案完成火箭全过程影像拍摄 - 36Kr</w:t>
       </w:r>
     </w:p>
     <w:p>
@@ -900,7 +1413,280 @@
           <w:rFonts w:ascii="Kaiti SC" w:hAnsi="Kaiti SC" w:eastAsia="Kaiti SC" w:cs="Kaiti SC"/>
           <w:sz w:val="21"/>
         </w:rPr>
-        <w:t>[6] 2026-08-23｜新浪财经｜蓝箭航天：实现我国首次火箭陆地回收后，蓝箭航天朱雀三号一子级装车返程 - 新浪财经</w:t>
+        <w:t>[6] 2026-08-24｜Ventura County Star｜SpaceX：What's launching this week from Vandenberg? See SpaceX rocket schedule - Ventura County Star</w:t>
+      </w:r>
+    </w:p>
+    <w:p>
+      <w:pPr>
+        <w:keepLines/>
+        <w:spacing w:after="60"/>
+        <w:ind w:left="369" w:hanging="227"/>
+      </w:pPr>
+      <w:r>
+        <w:rPr>
+          <w:rFonts w:ascii="Kaiti SC" w:hAnsi="Kaiti SC" w:eastAsia="Kaiti SC" w:cs="Kaiti SC"/>
+          <w:sz w:val="21"/>
+        </w:rPr>
+        <w:t xml:space="preserve">✓ </w:t>
+      </w:r>
+      <w:r>
+        <w:rPr>
+          <w:rFonts w:ascii="Kaiti SC" w:hAnsi="Kaiti SC" w:eastAsia="Kaiti SC" w:cs="Kaiti SC"/>
+          <w:sz w:val="21"/>
+        </w:rPr>
+        <w:t>[7] 2026-08-24｜北京市科学技术委员会｜星际荣耀：以陆支腿方式“归巢”；星际荣耀SQX-3运载火箭整流罩静力试验取得成功 - 北京市科学技术委员会</w:t>
+      </w:r>
+    </w:p>
+    <w:p>
+      <w:pPr>
+        <w:keepLines/>
+        <w:spacing w:after="60"/>
+        <w:ind w:left="369" w:hanging="227"/>
+      </w:pPr>
+      <w:r>
+        <w:rPr>
+          <w:rFonts w:ascii="Kaiti SC" w:hAnsi="Kaiti SC" w:eastAsia="Kaiti SC" w:cs="Kaiti SC"/>
+          <w:sz w:val="21"/>
+        </w:rPr>
+        <w:t xml:space="preserve">✓ </w:t>
+      </w:r>
+      <w:r>
+        <w:rPr>
+          <w:rFonts w:ascii="Kaiti SC" w:hAnsi="Kaiti SC" w:eastAsia="Kaiti SC" w:cs="Kaiti SC"/>
+          <w:sz w:val="21"/>
+        </w:rPr>
+        <w:t>[8] 2026-08-24｜新浪财经｜垣信卫星：银河电子：公司未参与垣信卫星本次增资事项 - 新浪财经</w:t>
+      </w:r>
+    </w:p>
+    <w:p>
+      <w:pPr>
+        <w:keepLines/>
+        <w:spacing w:after="60"/>
+        <w:ind w:left="369" w:hanging="227"/>
+      </w:pPr>
+      <w:r>
+        <w:rPr>
+          <w:rFonts w:ascii="Kaiti SC" w:hAnsi="Kaiti SC" w:eastAsia="Kaiti SC" w:cs="Kaiti SC"/>
+          <w:sz w:val="21"/>
+        </w:rPr>
+        <w:t xml:space="preserve">✓ </w:t>
+      </w:r>
+      <w:r>
+        <w:rPr>
+          <w:rFonts w:ascii="Kaiti SC" w:hAnsi="Kaiti SC" w:eastAsia="Kaiti SC" w:cs="Kaiti SC"/>
+          <w:sz w:val="21"/>
+        </w:rPr>
+        <w:t>[9] 2026-08-24｜bing.com｜Blue Origin：Blue Origin's New Glenn just exploded on the launch pad - and it's not a pretty sight</w:t>
+      </w:r>
+    </w:p>
+    <w:p>
+      <w:pPr>
+        <w:keepLines/>
+        <w:spacing w:after="60"/>
+        <w:ind w:left="369" w:hanging="227"/>
+      </w:pPr>
+      <w:r>
+        <w:rPr>
+          <w:rFonts w:ascii="Kaiti SC" w:hAnsi="Kaiti SC" w:eastAsia="Kaiti SC" w:cs="Kaiti SC"/>
+          <w:sz w:val="21"/>
+        </w:rPr>
+        <w:t xml:space="preserve">✓ </w:t>
+      </w:r>
+      <w:r>
+        <w:rPr>
+          <w:rFonts w:ascii="Kaiti SC" w:hAnsi="Kaiti SC" w:eastAsia="Kaiti SC" w:cs="Kaiti SC"/>
+          <w:sz w:val="21"/>
+        </w:rPr>
+        <w:t>[10] 2026-08-24｜bing.com｜Blue Origin：Blue Origin's New Glenn just exploded on the launch pad - and it's not a pretty sight</w:t>
+      </w:r>
+    </w:p>
+    <w:p>
+      <w:pPr>
+        <w:keepLines/>
+        <w:spacing w:after="60"/>
+        <w:ind w:left="369" w:hanging="227"/>
+      </w:pPr>
+      <w:r>
+        <w:rPr>
+          <w:rFonts w:ascii="Kaiti SC" w:hAnsi="Kaiti SC" w:eastAsia="Kaiti SC" w:cs="Kaiti SC"/>
+          <w:sz w:val="21"/>
+        </w:rPr>
+        <w:t xml:space="preserve">✓ </w:t>
+      </w:r>
+      <w:r>
+        <w:rPr>
+          <w:rFonts w:ascii="Kaiti SC" w:hAnsi="Kaiti SC" w:eastAsia="Kaiti SC" w:cs="Kaiti SC"/>
+          <w:sz w:val="21"/>
+        </w:rPr>
+        <w:t>[11] 2026-08-24｜spacewatch.global｜SpaceX：Portal Space Systems Books 2028 Falcon 9 Launch for First ‘Supernova’ Spacecraft Mission</w:t>
+      </w:r>
+    </w:p>
+    <w:p>
+      <w:pPr>
+        <w:keepLines/>
+        <w:spacing w:after="60"/>
+        <w:ind w:left="369" w:hanging="227"/>
+      </w:pPr>
+      <w:r>
+        <w:rPr>
+          <w:rFonts w:ascii="Kaiti SC" w:hAnsi="Kaiti SC" w:eastAsia="Kaiti SC" w:cs="Kaiti SC"/>
+          <w:sz w:val="21"/>
+        </w:rPr>
+        <w:t xml:space="preserve">✓ </w:t>
+      </w:r>
+      <w:r>
+        <w:rPr>
+          <w:rFonts w:ascii="Kaiti SC" w:hAnsi="Kaiti SC" w:eastAsia="Kaiti SC" w:cs="Kaiti SC"/>
+          <w:sz w:val="21"/>
+        </w:rPr>
+        <w:t>[12] 2026-08-24｜搜狐网｜垣信卫星：公司是否参与近期垣信卫星的增资？银河电子回应 - 搜狐网</w:t>
+      </w:r>
+    </w:p>
+    <w:p>
+      <w:pPr>
+        <w:keepLines/>
+        <w:spacing w:after="60"/>
+        <w:ind w:left="369" w:hanging="227"/>
+      </w:pPr>
+      <w:r>
+        <w:rPr>
+          <w:rFonts w:ascii="Kaiti SC" w:hAnsi="Kaiti SC" w:eastAsia="Kaiti SC" w:cs="Kaiti SC"/>
+          <w:sz w:val="21"/>
+        </w:rPr>
+        <w:t xml:space="preserve">✓ </w:t>
+      </w:r>
+      <w:r>
+        <w:rPr>
+          <w:rFonts w:ascii="Kaiti SC" w:hAnsi="Kaiti SC" w:eastAsia="Kaiti SC" w:cs="Kaiti SC"/>
+          <w:sz w:val="21"/>
+        </w:rPr>
+        <w:t>[13] 2026-08-24｜新浪网｜垣信卫星：银河电子：公司未参与垣信卫星本次增资事项 - 新浪网</w:t>
+      </w:r>
+    </w:p>
+    <w:p>
+      <w:pPr>
+        <w:keepLines/>
+        <w:spacing w:after="60"/>
+        <w:ind w:left="369" w:hanging="227"/>
+      </w:pPr>
+      <w:r>
+        <w:rPr>
+          <w:rFonts w:ascii="Kaiti SC" w:hAnsi="Kaiti SC" w:eastAsia="Kaiti SC" w:cs="Kaiti SC"/>
+          <w:sz w:val="21"/>
+        </w:rPr>
+        <w:t xml:space="preserve">✓ </w:t>
+      </w:r>
+      <w:r>
+        <w:rPr>
+          <w:rFonts w:ascii="Kaiti SC" w:hAnsi="Kaiti SC" w:eastAsia="Kaiti SC" w:cs="Kaiti SC"/>
+          <w:sz w:val="21"/>
+        </w:rPr>
+        <w:t>[14] 2026-08-24｜gzw.sh.gov.cn｜垣信卫星：联和投资公司下属垣信卫星完成70亿B轮融资，卫星互联网规模化发展加速_国企动态 - gzw.sh.gov.cn</w:t>
+      </w:r>
+    </w:p>
+    <w:p>
+      <w:pPr>
+        <w:keepLines/>
+        <w:spacing w:after="60"/>
+        <w:ind w:left="369" w:hanging="227"/>
+      </w:pPr>
+      <w:r>
+        <w:rPr>
+          <w:rFonts w:ascii="Kaiti SC" w:hAnsi="Kaiti SC" w:eastAsia="Kaiti SC" w:cs="Kaiti SC"/>
+          <w:sz w:val="21"/>
+        </w:rPr>
+        <w:t xml:space="preserve">✓ </w:t>
+      </w:r>
+      <w:r>
+        <w:rPr>
+          <w:rFonts w:ascii="Kaiti SC" w:hAnsi="Kaiti SC" w:eastAsia="Kaiti SC" w:cs="Kaiti SC"/>
+          <w:sz w:val="21"/>
+        </w:rPr>
+        <w:t>[15] 2026-08-24｜bing.com｜银河航天：Omantel explores collaboration with GalaxySpace on next-generation satellite connectivity opportunities</w:t>
+      </w:r>
+    </w:p>
+    <w:p>
+      <w:pPr>
+        <w:keepLines/>
+        <w:spacing w:after="60"/>
+        <w:ind w:left="369" w:hanging="227"/>
+      </w:pPr>
+      <w:r>
+        <w:rPr>
+          <w:rFonts w:ascii="Kaiti SC" w:hAnsi="Kaiti SC" w:eastAsia="Kaiti SC" w:cs="Kaiti SC"/>
+          <w:sz w:val="21"/>
+        </w:rPr>
+        <w:t xml:space="preserve">✓ </w:t>
+      </w:r>
+      <w:r>
+        <w:rPr>
+          <w:rFonts w:ascii="Kaiti SC" w:hAnsi="Kaiti SC" w:eastAsia="Kaiti SC" w:cs="Kaiti SC"/>
+          <w:sz w:val="21"/>
+        </w:rPr>
+        <w:t>[16] 2026-08-24｜bing.com｜银河航天：Omantel explores collaboration with GalaxySpace on next-generation satellite connectivity opportunities</w:t>
+      </w:r>
+    </w:p>
+    <w:p>
+      <w:pPr>
+        <w:keepLines/>
+        <w:spacing w:after="60"/>
+        <w:ind w:left="369" w:hanging="227"/>
+      </w:pPr>
+      <w:r>
+        <w:rPr>
+          <w:rFonts w:ascii="Kaiti SC" w:hAnsi="Kaiti SC" w:eastAsia="Kaiti SC" w:cs="Kaiti SC"/>
+          <w:sz w:val="21"/>
+        </w:rPr>
+        <w:t xml:space="preserve">✓ </w:t>
+      </w:r>
+      <w:r>
+        <w:rPr>
+          <w:rFonts w:ascii="Kaiti SC" w:hAnsi="Kaiti SC" w:eastAsia="Kaiti SC" w:cs="Kaiti SC"/>
+          <w:sz w:val="21"/>
+        </w:rPr>
+        <w:t>[17] 2026-08-24｜bing.com｜银河航天：Omantel explores collaboration with GalaxySpace on next-generation satellite connectivity opportunities</w:t>
+      </w:r>
+    </w:p>
+    <w:p>
+      <w:pPr>
+        <w:keepLines/>
+        <w:spacing w:after="60"/>
+        <w:ind w:left="369" w:hanging="227"/>
+      </w:pPr>
+      <w:r>
+        <w:rPr>
+          <w:rFonts w:ascii="Kaiti SC" w:hAnsi="Kaiti SC" w:eastAsia="Kaiti SC" w:cs="Kaiti SC"/>
+          <w:sz w:val="21"/>
+        </w:rPr>
+        <w:t xml:space="preserve">✓ </w:t>
+      </w:r>
+      <w:r>
+        <w:rPr>
+          <w:rFonts w:ascii="Kaiti SC" w:hAnsi="Kaiti SC" w:eastAsia="Kaiti SC" w:cs="Kaiti SC"/>
+          <w:sz w:val="21"/>
+        </w:rPr>
+        <w:t>[18] 2026-08-24｜财富号｜蓝箭航天：蓝箭航天冲刺科创板，背后藏着一个区的野心 - 财富号</w:t>
+      </w:r>
+    </w:p>
+    <w:p>
+      <w:pPr>
+        <w:keepLines/>
+        <w:spacing w:after="60"/>
+        <w:ind w:left="369" w:hanging="227"/>
+      </w:pPr>
+      <w:r>
+        <w:rPr>
+          <w:rFonts w:ascii="Kaiti SC" w:hAnsi="Kaiti SC" w:eastAsia="Kaiti SC" w:cs="Kaiti SC"/>
+          <w:sz w:val="21"/>
+        </w:rPr>
+        <w:t xml:space="preserve">✓ </w:t>
+      </w:r>
+      <w:r>
+        <w:rPr>
+          <w:rFonts w:ascii="Kaiti SC" w:hAnsi="Kaiti SC" w:eastAsia="Kaiti SC" w:cs="Kaiti SC"/>
+          <w:sz w:val="21"/>
+        </w:rPr>
+        <w:t>[19] 2026-08-24｜bing.com｜垣信卫星：SpaceSail lève gros et muscle la riposte chinoise face à Starlink</w:t>
       </w:r>
     </w:p>
     <w:sectPr>

--- a/docs/data/reports/daily-documents/latest/previous_daily_report.docx
+++ b/docs/data/reports/daily-documents/latest/previous_daily_report.docx
@@ -26,7 +26,7 @@
           <w:rFonts w:ascii="Kaiti SC" w:hAnsi="Kaiti SC" w:eastAsia="Kaiti SC" w:cs="Kaiti SC"/>
           <w:sz w:val="21"/>
         </w:rPr>
-        <w:t>2026-08-24（上一自然日）</w:t>
+        <w:t>2026-08-25（上一自然日）</w:t>
       </w:r>
     </w:p>
     <w:tbl>
@@ -81,7 +81,7 @@
                 <w:b w:val="0"/>
                 <w:sz w:val="19"/>
               </w:rPr>
-              <w:t>2026-08-24</w:t>
+              <w:t>2026-08-25</w:t>
             </w:r>
           </w:p>
         </w:tc>
@@ -127,7 +127,7 @@
                 <w:b w:val="0"/>
                 <w:sz w:val="19"/>
               </w:rPr>
-              <w:t>21 条 / 6 家</w:t>
+              <w:t>53 条 / 5 家</w:t>
             </w:r>
           </w:p>
         </w:tc>
@@ -173,7 +173,7 @@
                 <w:b w:val="0"/>
                 <w:sz w:val="19"/>
               </w:rPr>
-              <w:t>15 个</w:t>
+              <w:t>19 个</w:t>
             </w:r>
           </w:p>
         </w:tc>
@@ -219,7 +219,7 @@
                 <w:b w:val="0"/>
                 <w:sz w:val="19"/>
               </w:rPr>
-              <w:t>2026-08-25</w:t>
+              <w:t>2026-08-26</w:t>
             </w:r>
           </w:p>
         </w:tc>
@@ -245,7 +245,7 @@
     </w:p>
     <w:p>
       <w:r>
-        <w:t>2026-08-24 共归档 21 条新闻，覆盖 6 家公司、15 个信息来源。 新闻量较多的公司包括 SpaceX、垣信卫星、银河航天、Blue Origin。</w:t>
+        <w:t>2026-08-25 共归档 53 条新闻，覆盖 5 家公司、19 个信息来源。 新闻量较多的公司包括 SpaceX、银河航天、Blue Origin、垣信卫星。</w:t>
       </w:r>
     </w:p>
     <w:p>
@@ -279,7 +279,7 @@
           <w:rFonts w:ascii="Kaiti SC" w:hAnsi="Kaiti SC" w:eastAsia="Kaiti SC" w:cs="Kaiti SC"/>
           <w:sz w:val="21"/>
         </w:rPr>
-        <w:t>【发射与任务】SpaceX：Jellyfish effect likely for early-morning SpaceX launch - Bay News 9 （Bay News 9）</w:t>
+        <w:t>【发射与任务】SpaceX：Live coverage: SpaceX to launch Starlink mission on a Falcon booster’s record-breaking 37th flight （Spaceflight Now）</w:t>
       </w:r>
     </w:p>
     <w:p>
@@ -300,7 +300,7 @@
           <w:rFonts w:ascii="Kaiti SC" w:hAnsi="Kaiti SC" w:eastAsia="Kaiti SC" w:cs="Kaiti SC"/>
           <w:sz w:val="21"/>
         </w:rPr>
-        <w:t>【发射与任务】SpaceX：Jellyfish effect likely for early-morning SpaceX launch - Spectrum News 13 （Spectrum News 13）</w:t>
+        <w:t>【市场与股价】SpaceX：SpaceX stock has stalled: here’s why it may rebound to a record high soon （bing.com）</w:t>
       </w:r>
     </w:p>
     <w:p>
@@ -321,7 +321,7 @@
           <w:rFonts w:ascii="Kaiti SC" w:hAnsi="Kaiti SC" w:eastAsia="Kaiti SC" w:cs="Kaiti SC"/>
           <w:sz w:val="21"/>
         </w:rPr>
-        <w:t>【发射与任务】SpaceX：Look up! North Carolina could see Tuesday morning's SpaceX Starlink launch - WRAL （WRAL）</w:t>
+        <w:t>【市场与股价】SpaceX：SpaceX stock has stalled: here’s why it may rebound to a record high soon （bing.com）</w:t>
       </w:r>
     </w:p>
     <w:p>
@@ -342,7 +342,7 @@
           <w:rFonts w:ascii="Kaiti SC" w:hAnsi="Kaiti SC" w:eastAsia="Kaiti SC" w:cs="Kaiti SC"/>
           <w:sz w:val="21"/>
         </w:rPr>
-        <w:t>【其他动态】银河航天：Omantel studies satellite services with GalaxySpace - Muscat Daily （Muscat Daily）</w:t>
+        <w:t>【发射与任务】SpaceX：SpaceX and Louisiana State Officials Announce Major Aerospace Logistics and Spaceport Infrastructure Deal （satnews.com）</w:t>
       </w:r>
     </w:p>
     <w:p>
@@ -363,7 +363,7 @@
           <w:rFonts w:ascii="Kaiti SC" w:hAnsi="Kaiti SC" w:eastAsia="Kaiti SC" w:cs="Kaiti SC"/>
           <w:sz w:val="21"/>
         </w:rPr>
-        <w:t>【其他动态】蓝箭航天：首个航天 “影像盒子” 落地！深企联合朱雀三号定制配套方案完成火箭全过程影像拍摄 - 36Kr （36Kr）</w:t>
+        <w:t>【发射与任务】银河航天：China's GalaxySpace delivers first private turnkey satellite export to Southeast Asia （bing.com）</w:t>
       </w:r>
     </w:p>
     <w:p>
@@ -384,7 +384,7 @@
           <w:rFonts w:ascii="Kaiti SC" w:hAnsi="Kaiti SC" w:eastAsia="Kaiti SC" w:cs="Kaiti SC"/>
           <w:sz w:val="21"/>
         </w:rPr>
-        <w:t>【发射与任务】SpaceX：What's launching this week from Vandenberg? See SpaceX rocket schedule - Ventura County Star （Ventura County Star）</w:t>
+        <w:t>【其他动态】银河航天：GalaxySpace Completes China's First Commercial Whole-Satellite Delivery to Southeast Asia - Pandaily （Pandaily）</w:t>
       </w:r>
     </w:p>
     <w:p>
@@ -405,7 +405,7 @@
           <w:rFonts w:ascii="Kaiti SC" w:hAnsi="Kaiti SC" w:eastAsia="Kaiti SC" w:cs="Kaiti SC"/>
           <w:sz w:val="21"/>
         </w:rPr>
-        <w:t>【发射与任务】星际荣耀：以陆支腿方式“归巢”；星际荣耀SQX-3运载火箭整流罩静力试验取得成功 - 北京市科学技术委员会 （北京市科学技术委员会）</w:t>
+        <w:t>【其他动态】银河航天：Omantel, GalaxySpace explore LEO satellite connectivity in Oman - Oman Observer （Oman Observer）</w:t>
       </w:r>
     </w:p>
     <w:p>
@@ -426,7 +426,7 @@
           <w:rFonts w:ascii="Kaiti SC" w:hAnsi="Kaiti SC" w:eastAsia="Kaiti SC" w:cs="Kaiti SC"/>
           <w:sz w:val="21"/>
         </w:rPr>
-        <w:t>【融资与资本】垣信卫星：银河电子：公司未参与垣信卫星本次增资事项 - 新浪财经 （新浪财经）</w:t>
+        <w:t>【发射与任务】SpaceX：SpaceX sets rocket-reuse record on 100th Falcon 9 launch of the year (video) - Space （Space）</w:t>
       </w:r>
     </w:p>
     <w:p>
@@ -447,7 +447,7 @@
           <w:rFonts w:ascii="Kaiti SC" w:hAnsi="Kaiti SC" w:eastAsia="Kaiti SC" w:cs="Kaiti SC"/>
           <w:sz w:val="21"/>
         </w:rPr>
-        <w:t>【发射与任务】Blue Origin：Blue Origin's New Glenn just exploded on the launch pad - and it's not a pretty sight （bing.com）</w:t>
+        <w:t>【发射与任务】银河航天：Omantel studies satellite services with GalaxySpace （bing.com）</w:t>
       </w:r>
     </w:p>
     <w:p>
@@ -468,7 +468,7 @@
           <w:rFonts w:ascii="Kaiti SC" w:hAnsi="Kaiti SC" w:eastAsia="Kaiti SC" w:cs="Kaiti SC"/>
           <w:sz w:val="21"/>
         </w:rPr>
-        <w:t>【发射与任务】Blue Origin：Blue Origin's New Glenn just exploded on the launch pad - and it's not a pretty sight （bing.com）</w:t>
+        <w:t>【发射与任务】银河航天：Omantel studies satellite services with GalaxySpace （bing.com）</w:t>
       </w:r>
     </w:p>
     <w:p>
@@ -489,7 +489,7 @@
           <w:rFonts w:ascii="Kaiti SC" w:hAnsi="Kaiti SC" w:eastAsia="Kaiti SC" w:cs="Kaiti SC"/>
           <w:sz w:val="21"/>
         </w:rPr>
-        <w:t>【发射与任务】SpaceX：Portal Space Systems Books 2028 Falcon 9 Launch for First ‘Supernova’ Spacecraft Mission （spacewatch.global）</w:t>
+        <w:t>【其他动态】Blue Origin：Blue Origin Now Accepts Crypto for Spaceflights: New Shepard Tickets Go Digital with Shift4 Payments - Homeland Security Today （Homeland Security Today）</w:t>
       </w:r>
     </w:p>
     <w:p>
@@ -510,7 +510,7 @@
           <w:rFonts w:ascii="Kaiti SC" w:hAnsi="Kaiti SC" w:eastAsia="Kaiti SC" w:cs="Kaiti SC"/>
           <w:sz w:val="21"/>
         </w:rPr>
-        <w:t>【融资与资本】垣信卫星：公司是否参与近期垣信卫星的增资？银河电子回应 - 搜狐网 （搜狐网）</w:t>
+        <w:t>【其他动态】垣信卫星：SpaceSail captó US$1.000 millones y acelera su desembarco en Brasil （bing.com）</w:t>
       </w:r>
     </w:p>
     <w:p>
@@ -531,112 +531,7 @@
           <w:rFonts w:ascii="Kaiti SC" w:hAnsi="Kaiti SC" w:eastAsia="Kaiti SC" w:cs="Kaiti SC"/>
           <w:sz w:val="21"/>
         </w:rPr>
-        <w:t>【融资与资本】垣信卫星：银河电子：公司未参与垣信卫星本次增资事项 - 新浪网 （新浪网）</w:t>
-      </w:r>
-    </w:p>
-    <w:p>
-      <w:pPr>
-        <w:keepLines/>
-        <w:spacing w:after="60"/>
-        <w:ind w:left="369" w:hanging="227"/>
-      </w:pPr>
-      <w:r>
-        <w:rPr>
-          <w:rFonts w:ascii="Kaiti SC" w:hAnsi="Kaiti SC" w:eastAsia="Kaiti SC" w:cs="Kaiti SC"/>
-          <w:sz w:val="21"/>
-        </w:rPr>
-        <w:t xml:space="preserve">➢ </w:t>
-      </w:r>
-      <w:r>
-        <w:rPr>
-          <w:rFonts w:ascii="Kaiti SC" w:hAnsi="Kaiti SC" w:eastAsia="Kaiti SC" w:cs="Kaiti SC"/>
-          <w:sz w:val="21"/>
-        </w:rPr>
-        <w:t>【融资与资本】垣信卫星：联和投资公司下属垣信卫星完成70亿B轮融资，卫星互联网规模化发展加速_国企动态 - gzw.sh.gov.cn （gzw.sh.gov.cn）</w:t>
-      </w:r>
-    </w:p>
-    <w:p>
-      <w:pPr>
-        <w:keepLines/>
-        <w:spacing w:after="60"/>
-        <w:ind w:left="369" w:hanging="227"/>
-      </w:pPr>
-      <w:r>
-        <w:rPr>
-          <w:rFonts w:ascii="Kaiti SC" w:hAnsi="Kaiti SC" w:eastAsia="Kaiti SC" w:cs="Kaiti SC"/>
-          <w:sz w:val="21"/>
-        </w:rPr>
-        <w:t xml:space="preserve">➢ </w:t>
-      </w:r>
-      <w:r>
-        <w:rPr>
-          <w:rFonts w:ascii="Kaiti SC" w:hAnsi="Kaiti SC" w:eastAsia="Kaiti SC" w:cs="Kaiti SC"/>
-          <w:sz w:val="21"/>
-        </w:rPr>
-        <w:t>【其他动态】银河航天：Omantel explores collaboration with GalaxySpace on next-generation satellite connectivity opportunities （bing.com）</w:t>
-      </w:r>
-    </w:p>
-    <w:p>
-      <w:pPr>
-        <w:keepLines/>
-        <w:spacing w:after="60"/>
-        <w:ind w:left="369" w:hanging="227"/>
-      </w:pPr>
-      <w:r>
-        <w:rPr>
-          <w:rFonts w:ascii="Kaiti SC" w:hAnsi="Kaiti SC" w:eastAsia="Kaiti SC" w:cs="Kaiti SC"/>
-          <w:sz w:val="21"/>
-        </w:rPr>
-        <w:t xml:space="preserve">➢ </w:t>
-      </w:r>
-      <w:r>
-        <w:rPr>
-          <w:rFonts w:ascii="Kaiti SC" w:hAnsi="Kaiti SC" w:eastAsia="Kaiti SC" w:cs="Kaiti SC"/>
-          <w:sz w:val="21"/>
-        </w:rPr>
-        <w:t>【其他动态】银河航天：Omantel explores collaboration with GalaxySpace on next-generation satellite connectivity opportunities （bing.com）</w:t>
-      </w:r>
-    </w:p>
-    <w:p>
-      <w:pPr>
-        <w:keepLines/>
-        <w:spacing w:after="60"/>
-        <w:ind w:left="369" w:hanging="227"/>
-      </w:pPr>
-      <w:r>
-        <w:rPr>
-          <w:rFonts w:ascii="Kaiti SC" w:hAnsi="Kaiti SC" w:eastAsia="Kaiti SC" w:cs="Kaiti SC"/>
-          <w:sz w:val="21"/>
-        </w:rPr>
-        <w:t xml:space="preserve">➢ </w:t>
-      </w:r>
-      <w:r>
-        <w:rPr>
-          <w:rFonts w:ascii="Kaiti SC" w:hAnsi="Kaiti SC" w:eastAsia="Kaiti SC" w:cs="Kaiti SC"/>
-          <w:sz w:val="21"/>
-        </w:rPr>
-        <w:t>【其他动态】银河航天：Omantel explores collaboration with GalaxySpace on next-generation satellite connectivity opportunities （bing.com）</w:t>
-      </w:r>
-    </w:p>
-    <w:p>
-      <w:pPr>
-        <w:keepLines/>
-        <w:spacing w:after="60"/>
-        <w:ind w:left="369" w:hanging="227"/>
-      </w:pPr>
-      <w:r>
-        <w:rPr>
-          <w:rFonts w:ascii="Kaiti SC" w:hAnsi="Kaiti SC" w:eastAsia="Kaiti SC" w:cs="Kaiti SC"/>
-          <w:sz w:val="21"/>
-        </w:rPr>
-        <w:t xml:space="preserve">➢ </w:t>
-      </w:r>
-      <w:r>
-        <w:rPr>
-          <w:rFonts w:ascii="Kaiti SC" w:hAnsi="Kaiti SC" w:eastAsia="Kaiti SC" w:cs="Kaiti SC"/>
-          <w:sz w:val="21"/>
-        </w:rPr>
-        <w:t>【市场与股价】蓝箭航天：蓝箭航天冲刺科创板，背后藏着一个区的野心 - 财富号 （财富号）</w:t>
+        <w:t>【其他动态】蓝箭航天：亏损超过37亿，民营首次回收火箭：蓝箭航天什么来头？ - 凤凰网财经 （凤凰网财经）</w:t>
       </w:r>
     </w:p>
     <w:p>
@@ -795,7 +690,94 @@
                 <w:b w:val="0"/>
                 <w:sz w:val="19"/>
               </w:rPr>
-              <w:t>7</w:t>
+              <w:t>25</w:t>
+            </w:r>
+          </w:p>
+        </w:tc>
+        <w:tc>
+          <w:tcPr>
+            <w:tcW w:type="dxa" w:w="2075"/>
+            <w:vAlign w:val="center"/>
+          </w:tcPr>
+          <w:p>
+            <w:pPr>
+              <w:spacing w:after="0" w:line="252" w:lineRule="auto"/>
+              <w:jc w:val="center"/>
+            </w:pPr>
+            <w:r/>
+            <w:r>
+              <w:rPr>
+                <w:rFonts w:ascii="Kaiti SC" w:hAnsi="Kaiti SC" w:eastAsia="Kaiti SC" w:cs="Kaiti SC"/>
+                <w:b w:val="0"/>
+                <w:sz w:val="19"/>
+              </w:rPr>
+              <w:t>发射与任务、市场与股价、其他动态</w:t>
+            </w:r>
+          </w:p>
+        </w:tc>
+        <w:tc>
+          <w:tcPr>
+            <w:tcW w:type="dxa" w:w="2075"/>
+            <w:vAlign w:val="center"/>
+          </w:tcPr>
+          <w:p>
+            <w:pPr>
+              <w:spacing w:after="0" w:line="252" w:lineRule="auto"/>
+            </w:pPr>
+            <w:r/>
+            <w:r>
+              <w:rPr>
+                <w:rFonts w:ascii="Kaiti SC" w:hAnsi="Kaiti SC" w:eastAsia="Kaiti SC" w:cs="Kaiti SC"/>
+                <w:b w:val="0"/>
+                <w:sz w:val="19"/>
+              </w:rPr>
+              <w:t>Live coverage: SpaceX to launch Starlink mission on a Falcon booster’s record-breaking 37th flight</w:t>
+            </w:r>
+          </w:p>
+        </w:tc>
+      </w:tr>
+      <w:tr>
+        <w:trPr>
+          <w:cantSplit/>
+        </w:trPr>
+        <w:tc>
+          <w:tcPr>
+            <w:tcW w:type="dxa" w:w="2075"/>
+            <w:vAlign w:val="center"/>
+          </w:tcPr>
+          <w:p>
+            <w:pPr>
+              <w:spacing w:after="0" w:line="252" w:lineRule="auto"/>
+            </w:pPr>
+            <w:r/>
+            <w:r>
+              <w:rPr>
+                <w:rFonts w:ascii="Kaiti SC" w:hAnsi="Kaiti SC" w:eastAsia="Kaiti SC" w:cs="Kaiti SC"/>
+                <w:b w:val="0"/>
+                <w:sz w:val="19"/>
+              </w:rPr>
+              <w:t>银河航天</w:t>
+            </w:r>
+          </w:p>
+        </w:tc>
+        <w:tc>
+          <w:tcPr>
+            <w:tcW w:type="dxa" w:w="2075"/>
+            <w:vAlign w:val="center"/>
+          </w:tcPr>
+          <w:p>
+            <w:pPr>
+              <w:spacing w:after="0" w:line="252" w:lineRule="auto"/>
+              <w:jc w:val="center"/>
+            </w:pPr>
+            <w:r/>
+            <w:r>
+              <w:rPr>
+                <w:rFonts w:ascii="Kaiti SC" w:hAnsi="Kaiti SC" w:eastAsia="Kaiti SC" w:cs="Kaiti SC"/>
+                <w:b w:val="0"/>
+                <w:sz w:val="19"/>
+              </w:rPr>
+              <w:t>25</w:t>
             </w:r>
           </w:p>
         </w:tc>
@@ -836,7 +818,94 @@
                 <w:b w:val="0"/>
                 <w:sz w:val="19"/>
               </w:rPr>
-              <w:t>Jellyfish effect likely for early-morning SpaceX launch - Bay News 9</w:t>
+              <w:t>China's GalaxySpace delivers first private turnkey satellite export to Southeast Asia</w:t>
+            </w:r>
+          </w:p>
+        </w:tc>
+      </w:tr>
+      <w:tr>
+        <w:trPr>
+          <w:cantSplit/>
+        </w:trPr>
+        <w:tc>
+          <w:tcPr>
+            <w:tcW w:type="dxa" w:w="2075"/>
+            <w:vAlign w:val="center"/>
+          </w:tcPr>
+          <w:p>
+            <w:pPr>
+              <w:spacing w:after="0" w:line="252" w:lineRule="auto"/>
+            </w:pPr>
+            <w:r/>
+            <w:r>
+              <w:rPr>
+                <w:rFonts w:ascii="Kaiti SC" w:hAnsi="Kaiti SC" w:eastAsia="Kaiti SC" w:cs="Kaiti SC"/>
+                <w:b w:val="0"/>
+                <w:sz w:val="19"/>
+              </w:rPr>
+              <w:t>Blue Origin</w:t>
+            </w:r>
+          </w:p>
+        </w:tc>
+        <w:tc>
+          <w:tcPr>
+            <w:tcW w:type="dxa" w:w="2075"/>
+            <w:vAlign w:val="center"/>
+          </w:tcPr>
+          <w:p>
+            <w:pPr>
+              <w:spacing w:after="0" w:line="252" w:lineRule="auto"/>
+              <w:jc w:val="center"/>
+            </w:pPr>
+            <w:r/>
+            <w:r>
+              <w:rPr>
+                <w:rFonts w:ascii="Kaiti SC" w:hAnsi="Kaiti SC" w:eastAsia="Kaiti SC" w:cs="Kaiti SC"/>
+                <w:b w:val="0"/>
+                <w:sz w:val="19"/>
+              </w:rPr>
+              <w:t>1</w:t>
+            </w:r>
+          </w:p>
+        </w:tc>
+        <w:tc>
+          <w:tcPr>
+            <w:tcW w:type="dxa" w:w="2075"/>
+            <w:vAlign w:val="center"/>
+          </w:tcPr>
+          <w:p>
+            <w:pPr>
+              <w:spacing w:after="0" w:line="252" w:lineRule="auto"/>
+              <w:jc w:val="center"/>
+            </w:pPr>
+            <w:r/>
+            <w:r>
+              <w:rPr>
+                <w:rFonts w:ascii="Kaiti SC" w:hAnsi="Kaiti SC" w:eastAsia="Kaiti SC" w:cs="Kaiti SC"/>
+                <w:b w:val="0"/>
+                <w:sz w:val="19"/>
+              </w:rPr>
+              <w:t>其他动态</w:t>
+            </w:r>
+          </w:p>
+        </w:tc>
+        <w:tc>
+          <w:tcPr>
+            <w:tcW w:type="dxa" w:w="2075"/>
+            <w:vAlign w:val="center"/>
+          </w:tcPr>
+          <w:p>
+            <w:pPr>
+              <w:spacing w:after="0" w:line="252" w:lineRule="auto"/>
+            </w:pPr>
+            <w:r/>
+            <w:r>
+              <w:rPr>
+                <w:rFonts w:ascii="Kaiti SC" w:hAnsi="Kaiti SC" w:eastAsia="Kaiti SC" w:cs="Kaiti SC"/>
+                <w:b w:val="0"/>
+                <w:sz w:val="19"/>
+              </w:rPr>
+              <w:t>Blue Origin Now Accepts Crypto for Spaceflights: New Shepard Tickets Go Digital with Shift4 Payments - Homeland Security Today</w:t>
             </w:r>
           </w:p>
         </w:tc>
@@ -882,94 +951,7 @@
                 <w:b w:val="0"/>
                 <w:sz w:val="19"/>
               </w:rPr>
-              <w:t>5</w:t>
-            </w:r>
-          </w:p>
-        </w:tc>
-        <w:tc>
-          <w:tcPr>
-            <w:tcW w:type="dxa" w:w="2075"/>
-            <w:vAlign w:val="center"/>
-          </w:tcPr>
-          <w:p>
-            <w:pPr>
-              <w:spacing w:after="0" w:line="252" w:lineRule="auto"/>
-              <w:jc w:val="center"/>
-            </w:pPr>
-            <w:r/>
-            <w:r>
-              <w:rPr>
-                <w:rFonts w:ascii="Kaiti SC" w:hAnsi="Kaiti SC" w:eastAsia="Kaiti SC" w:cs="Kaiti SC"/>
-                <w:b w:val="0"/>
-                <w:sz w:val="19"/>
-              </w:rPr>
-              <w:t>融资与资本、发射与任务</w:t>
-            </w:r>
-          </w:p>
-        </w:tc>
-        <w:tc>
-          <w:tcPr>
-            <w:tcW w:type="dxa" w:w="2075"/>
-            <w:vAlign w:val="center"/>
-          </w:tcPr>
-          <w:p>
-            <w:pPr>
-              <w:spacing w:after="0" w:line="252" w:lineRule="auto"/>
-            </w:pPr>
-            <w:r/>
-            <w:r>
-              <w:rPr>
-                <w:rFonts w:ascii="Kaiti SC" w:hAnsi="Kaiti SC" w:eastAsia="Kaiti SC" w:cs="Kaiti SC"/>
-                <w:b w:val="0"/>
-                <w:sz w:val="19"/>
-              </w:rPr>
-              <w:t>银河电子：公司未参与垣信卫星本次增资事项 - 新浪财经</w:t>
-            </w:r>
-          </w:p>
-        </w:tc>
-      </w:tr>
-      <w:tr>
-        <w:trPr>
-          <w:cantSplit/>
-        </w:trPr>
-        <w:tc>
-          <w:tcPr>
-            <w:tcW w:type="dxa" w:w="2075"/>
-            <w:vAlign w:val="center"/>
-          </w:tcPr>
-          <w:p>
-            <w:pPr>
-              <w:spacing w:after="0" w:line="252" w:lineRule="auto"/>
-            </w:pPr>
-            <w:r/>
-            <w:r>
-              <w:rPr>
-                <w:rFonts w:ascii="Kaiti SC" w:hAnsi="Kaiti SC" w:eastAsia="Kaiti SC" w:cs="Kaiti SC"/>
-                <w:b w:val="0"/>
-                <w:sz w:val="19"/>
-              </w:rPr>
-              <w:t>银河航天</w:t>
-            </w:r>
-          </w:p>
-        </w:tc>
-        <w:tc>
-          <w:tcPr>
-            <w:tcW w:type="dxa" w:w="2075"/>
-            <w:vAlign w:val="center"/>
-          </w:tcPr>
-          <w:p>
-            <w:pPr>
-              <w:spacing w:after="0" w:line="252" w:lineRule="auto"/>
-              <w:jc w:val="center"/>
-            </w:pPr>
-            <w:r/>
-            <w:r>
-              <w:rPr>
-                <w:rFonts w:ascii="Kaiti SC" w:hAnsi="Kaiti SC" w:eastAsia="Kaiti SC" w:cs="Kaiti SC"/>
-                <w:b w:val="0"/>
-                <w:sz w:val="19"/>
-              </w:rPr>
-              <w:t>4</w:t>
+              <w:t>1</w:t>
             </w:r>
           </w:p>
         </w:tc>
@@ -1010,94 +992,7 @@
                 <w:b w:val="0"/>
                 <w:sz w:val="19"/>
               </w:rPr>
-              <w:t>Omantel studies satellite services with GalaxySpace - Muscat Daily</w:t>
-            </w:r>
-          </w:p>
-        </w:tc>
-      </w:tr>
-      <w:tr>
-        <w:trPr>
-          <w:cantSplit/>
-        </w:trPr>
-        <w:tc>
-          <w:tcPr>
-            <w:tcW w:type="dxa" w:w="2075"/>
-            <w:vAlign w:val="center"/>
-          </w:tcPr>
-          <w:p>
-            <w:pPr>
-              <w:spacing w:after="0" w:line="252" w:lineRule="auto"/>
-            </w:pPr>
-            <w:r/>
-            <w:r>
-              <w:rPr>
-                <w:rFonts w:ascii="Kaiti SC" w:hAnsi="Kaiti SC" w:eastAsia="Kaiti SC" w:cs="Kaiti SC"/>
-                <w:b w:val="0"/>
-                <w:sz w:val="19"/>
-              </w:rPr>
-              <w:t>Blue Origin</w:t>
-            </w:r>
-          </w:p>
-        </w:tc>
-        <w:tc>
-          <w:tcPr>
-            <w:tcW w:type="dxa" w:w="2075"/>
-            <w:vAlign w:val="center"/>
-          </w:tcPr>
-          <w:p>
-            <w:pPr>
-              <w:spacing w:after="0" w:line="252" w:lineRule="auto"/>
-              <w:jc w:val="center"/>
-            </w:pPr>
-            <w:r/>
-            <w:r>
-              <w:rPr>
-                <w:rFonts w:ascii="Kaiti SC" w:hAnsi="Kaiti SC" w:eastAsia="Kaiti SC" w:cs="Kaiti SC"/>
-                <w:b w:val="0"/>
-                <w:sz w:val="19"/>
-              </w:rPr>
-              <w:t>2</w:t>
-            </w:r>
-          </w:p>
-        </w:tc>
-        <w:tc>
-          <w:tcPr>
-            <w:tcW w:type="dxa" w:w="2075"/>
-            <w:vAlign w:val="center"/>
-          </w:tcPr>
-          <w:p>
-            <w:pPr>
-              <w:spacing w:after="0" w:line="252" w:lineRule="auto"/>
-              <w:jc w:val="center"/>
-            </w:pPr>
-            <w:r/>
-            <w:r>
-              <w:rPr>
-                <w:rFonts w:ascii="Kaiti SC" w:hAnsi="Kaiti SC" w:eastAsia="Kaiti SC" w:cs="Kaiti SC"/>
-                <w:b w:val="0"/>
-                <w:sz w:val="19"/>
-              </w:rPr>
-              <w:t>发射与任务</w:t>
-            </w:r>
-          </w:p>
-        </w:tc>
-        <w:tc>
-          <w:tcPr>
-            <w:tcW w:type="dxa" w:w="2075"/>
-            <w:vAlign w:val="center"/>
-          </w:tcPr>
-          <w:p>
-            <w:pPr>
-              <w:spacing w:after="0" w:line="252" w:lineRule="auto"/>
-            </w:pPr>
-            <w:r/>
-            <w:r>
-              <w:rPr>
-                <w:rFonts w:ascii="Kaiti SC" w:hAnsi="Kaiti SC" w:eastAsia="Kaiti SC" w:cs="Kaiti SC"/>
-                <w:b w:val="0"/>
-                <w:sz w:val="19"/>
-              </w:rPr>
-              <w:t>Blue Origin's New Glenn just exploded on the launch pad - and it's not a pretty sight</w:t>
+              <w:t>SpaceSail captó US$1.000 millones y acelera su desembarco en Brasil</w:t>
             </w:r>
           </w:p>
         </w:tc>
@@ -1143,93 +1038,6 @@
                 <w:b w:val="0"/>
                 <w:sz w:val="19"/>
               </w:rPr>
-              <w:t>2</w:t>
-            </w:r>
-          </w:p>
-        </w:tc>
-        <w:tc>
-          <w:tcPr>
-            <w:tcW w:type="dxa" w:w="2075"/>
-            <w:vAlign w:val="center"/>
-          </w:tcPr>
-          <w:p>
-            <w:pPr>
-              <w:spacing w:after="0" w:line="252" w:lineRule="auto"/>
-              <w:jc w:val="center"/>
-            </w:pPr>
-            <w:r/>
-            <w:r>
-              <w:rPr>
-                <w:rFonts w:ascii="Kaiti SC" w:hAnsi="Kaiti SC" w:eastAsia="Kaiti SC" w:cs="Kaiti SC"/>
-                <w:b w:val="0"/>
-                <w:sz w:val="19"/>
-              </w:rPr>
-              <w:t>其他动态、市场与股价</w:t>
-            </w:r>
-          </w:p>
-        </w:tc>
-        <w:tc>
-          <w:tcPr>
-            <w:tcW w:type="dxa" w:w="2075"/>
-            <w:vAlign w:val="center"/>
-          </w:tcPr>
-          <w:p>
-            <w:pPr>
-              <w:spacing w:after="0" w:line="252" w:lineRule="auto"/>
-            </w:pPr>
-            <w:r/>
-            <w:r>
-              <w:rPr>
-                <w:rFonts w:ascii="Kaiti SC" w:hAnsi="Kaiti SC" w:eastAsia="Kaiti SC" w:cs="Kaiti SC"/>
-                <w:b w:val="0"/>
-                <w:sz w:val="19"/>
-              </w:rPr>
-              <w:t>首个航天 “影像盒子” 落地！深企联合朱雀三号定制配套方案完成火箭全过程影像拍摄 - 36Kr</w:t>
-            </w:r>
-          </w:p>
-        </w:tc>
-      </w:tr>
-      <w:tr>
-        <w:trPr>
-          <w:cantSplit/>
-        </w:trPr>
-        <w:tc>
-          <w:tcPr>
-            <w:tcW w:type="dxa" w:w="2075"/>
-            <w:vAlign w:val="center"/>
-          </w:tcPr>
-          <w:p>
-            <w:pPr>
-              <w:spacing w:after="0" w:line="252" w:lineRule="auto"/>
-            </w:pPr>
-            <w:r/>
-            <w:r>
-              <w:rPr>
-                <w:rFonts w:ascii="Kaiti SC" w:hAnsi="Kaiti SC" w:eastAsia="Kaiti SC" w:cs="Kaiti SC"/>
-                <w:b w:val="0"/>
-                <w:sz w:val="19"/>
-              </w:rPr>
-              <w:t>星际荣耀</w:t>
-            </w:r>
-          </w:p>
-        </w:tc>
-        <w:tc>
-          <w:tcPr>
-            <w:tcW w:type="dxa" w:w="2075"/>
-            <w:vAlign w:val="center"/>
-          </w:tcPr>
-          <w:p>
-            <w:pPr>
-              <w:spacing w:after="0" w:line="252" w:lineRule="auto"/>
-              <w:jc w:val="center"/>
-            </w:pPr>
-            <w:r/>
-            <w:r>
-              <w:rPr>
-                <w:rFonts w:ascii="Kaiti SC" w:hAnsi="Kaiti SC" w:eastAsia="Kaiti SC" w:cs="Kaiti SC"/>
-                <w:b w:val="0"/>
-                <w:sz w:val="19"/>
-              </w:rPr>
               <w:t>1</w:t>
             </w:r>
           </w:p>
@@ -1251,7 +1059,7 @@
                 <w:b w:val="0"/>
                 <w:sz w:val="19"/>
               </w:rPr>
-              <w:t>发射与任务</w:t>
+              <w:t>其他动态</w:t>
             </w:r>
           </w:p>
         </w:tc>
@@ -1271,7 +1079,7 @@
                 <w:b w:val="0"/>
                 <w:sz w:val="19"/>
               </w:rPr>
-              <w:t>以陆支腿方式“归巢”；星际荣耀SQX-3运载火箭整流罩静力试验取得成功 - 北京市科学技术委员会</w:t>
+              <w:t>亏损超过37亿，民营首次回收火箭：蓝箭航天什么来头？ - 凤凰网财经</w:t>
             </w:r>
           </w:p>
         </w:tc>
@@ -1308,7 +1116,7 @@
           <w:rFonts w:ascii="Kaiti SC" w:hAnsi="Kaiti SC" w:eastAsia="Kaiti SC" w:cs="Kaiti SC"/>
           <w:sz w:val="21"/>
         </w:rPr>
-        <w:t>[1] 2026-08-24｜Bay News 9｜SpaceX：Jellyfish effect likely for early-morning SpaceX launch - Bay News 9</w:t>
+        <w:t>[1] 2026-08-25｜Spaceflight Now｜SpaceX：Live coverage: SpaceX to launch Starlink mission on a Falcon booster’s record-breaking 37th flight</w:t>
       </w:r>
     </w:p>
     <w:p>
@@ -1329,7 +1137,7 @@
           <w:rFonts w:ascii="Kaiti SC" w:hAnsi="Kaiti SC" w:eastAsia="Kaiti SC" w:cs="Kaiti SC"/>
           <w:sz w:val="21"/>
         </w:rPr>
-        <w:t>[2] 2026-08-24｜Spectrum News 13｜SpaceX：Jellyfish effect likely for early-morning SpaceX launch - Spectrum News 13</w:t>
+        <w:t>[2] 2026-08-25｜bing.com｜SpaceX：SpaceX stock has stalled: here’s why it may rebound to a record high soon</w:t>
       </w:r>
     </w:p>
     <w:p>
@@ -1350,7 +1158,7 @@
           <w:rFonts w:ascii="Kaiti SC" w:hAnsi="Kaiti SC" w:eastAsia="Kaiti SC" w:cs="Kaiti SC"/>
           <w:sz w:val="21"/>
         </w:rPr>
-        <w:t>[3] 2026-08-24｜WRAL｜SpaceX：Look up! North Carolina could see Tuesday morning's SpaceX Starlink launch - WRAL</w:t>
+        <w:t>[3] 2026-08-25｜bing.com｜SpaceX：SpaceX stock has stalled: here’s why it may rebound to a record high soon</w:t>
       </w:r>
     </w:p>
     <w:p>
@@ -1371,7 +1179,7 @@
           <w:rFonts w:ascii="Kaiti SC" w:hAnsi="Kaiti SC" w:eastAsia="Kaiti SC" w:cs="Kaiti SC"/>
           <w:sz w:val="21"/>
         </w:rPr>
-        <w:t>[4] 2026-08-24｜Muscat Daily｜银河航天：Omantel studies satellite services with GalaxySpace - Muscat Daily</w:t>
+        <w:t>[4] 2026-08-25｜satnews.com｜SpaceX：SpaceX and Louisiana State Officials Announce Major Aerospace Logistics and Spaceport Infrastructure Deal</w:t>
       </w:r>
     </w:p>
     <w:p>
@@ -1392,7 +1200,7 @@
           <w:rFonts w:ascii="Kaiti SC" w:hAnsi="Kaiti SC" w:eastAsia="Kaiti SC" w:cs="Kaiti SC"/>
           <w:sz w:val="21"/>
         </w:rPr>
-        <w:t>[5] 2026-08-24｜36Kr｜蓝箭航天：首个航天 “影像盒子” 落地！深企联合朱雀三号定制配套方案完成火箭全过程影像拍摄 - 36Kr</w:t>
+        <w:t>[5] 2026-08-25｜bing.com｜银河航天：China's GalaxySpace delivers first private turnkey satellite export to Southeast Asia</w:t>
       </w:r>
     </w:p>
     <w:p>
@@ -1413,7 +1221,7 @@
           <w:rFonts w:ascii="Kaiti SC" w:hAnsi="Kaiti SC" w:eastAsia="Kaiti SC" w:cs="Kaiti SC"/>
           <w:sz w:val="21"/>
         </w:rPr>
-        <w:t>[6] 2026-08-24｜Ventura County Star｜SpaceX：What's launching this week from Vandenberg? See SpaceX rocket schedule - Ventura County Star</w:t>
+        <w:t>[6] 2026-08-25｜Pandaily｜银河航天：GalaxySpace Completes China's First Commercial Whole-Satellite Delivery to Southeast Asia - Pandaily</w:t>
       </w:r>
     </w:p>
     <w:p>
@@ -1434,7 +1242,7 @@
           <w:rFonts w:ascii="Kaiti SC" w:hAnsi="Kaiti SC" w:eastAsia="Kaiti SC" w:cs="Kaiti SC"/>
           <w:sz w:val="21"/>
         </w:rPr>
-        <w:t>[7] 2026-08-24｜北京市科学技术委员会｜星际荣耀：以陆支腿方式“归巢”；星际荣耀SQX-3运载火箭整流罩静力试验取得成功 - 北京市科学技术委员会</w:t>
+        <w:t>[7] 2026-08-25｜Oman Observer｜银河航天：Omantel, GalaxySpace explore LEO satellite connectivity in Oman - Oman Observer</w:t>
       </w:r>
     </w:p>
     <w:p>
@@ -1455,7 +1263,7 @@
           <w:rFonts w:ascii="Kaiti SC" w:hAnsi="Kaiti SC" w:eastAsia="Kaiti SC" w:cs="Kaiti SC"/>
           <w:sz w:val="21"/>
         </w:rPr>
-        <w:t>[8] 2026-08-24｜新浪财经｜垣信卫星：银河电子：公司未参与垣信卫星本次增资事项 - 新浪财经</w:t>
+        <w:t>[8] 2026-08-25｜Space｜SpaceX：SpaceX sets rocket-reuse record on 100th Falcon 9 launch of the year (video) - Space</w:t>
       </w:r>
     </w:p>
     <w:p>
@@ -1476,7 +1284,7 @@
           <w:rFonts w:ascii="Kaiti SC" w:hAnsi="Kaiti SC" w:eastAsia="Kaiti SC" w:cs="Kaiti SC"/>
           <w:sz w:val="21"/>
         </w:rPr>
-        <w:t>[9] 2026-08-24｜bing.com｜Blue Origin：Blue Origin's New Glenn just exploded on the launch pad - and it's not a pretty sight</w:t>
+        <w:t>[9] 2026-08-25｜bing.com｜银河航天：Omantel studies satellite services with GalaxySpace</w:t>
       </w:r>
     </w:p>
     <w:p>
@@ -1497,7 +1305,7 @@
           <w:rFonts w:ascii="Kaiti SC" w:hAnsi="Kaiti SC" w:eastAsia="Kaiti SC" w:cs="Kaiti SC"/>
           <w:sz w:val="21"/>
         </w:rPr>
-        <w:t>[10] 2026-08-24｜bing.com｜Blue Origin：Blue Origin's New Glenn just exploded on the launch pad - and it's not a pretty sight</w:t>
+        <w:t>[10] 2026-08-25｜bing.com｜银河航天：Omantel studies satellite services with GalaxySpace</w:t>
       </w:r>
     </w:p>
     <w:p>
@@ -1518,7 +1326,7 @@
           <w:rFonts w:ascii="Kaiti SC" w:hAnsi="Kaiti SC" w:eastAsia="Kaiti SC" w:cs="Kaiti SC"/>
           <w:sz w:val="21"/>
         </w:rPr>
-        <w:t>[11] 2026-08-24｜spacewatch.global｜SpaceX：Portal Space Systems Books 2028 Falcon 9 Launch for First ‘Supernova’ Spacecraft Mission</w:t>
+        <w:t>[11] 2026-08-25｜Homeland Security Today｜Blue Origin：Blue Origin Now Accepts Crypto for Spaceflights: New Shepard Tickets Go Digital with Shift4 Payments - Homeland Security Today</w:t>
       </w:r>
     </w:p>
     <w:p>
@@ -1539,7 +1347,7 @@
           <w:rFonts w:ascii="Kaiti SC" w:hAnsi="Kaiti SC" w:eastAsia="Kaiti SC" w:cs="Kaiti SC"/>
           <w:sz w:val="21"/>
         </w:rPr>
-        <w:t>[12] 2026-08-24｜搜狐网｜垣信卫星：公司是否参与近期垣信卫星的增资？银河电子回应 - 搜狐网</w:t>
+        <w:t>[12] 2026-08-25｜bing.com｜垣信卫星：SpaceSail captó US$1.000 millones y acelera su desembarco en Brasil</w:t>
       </w:r>
     </w:p>
     <w:p>
@@ -1560,133 +1368,7 @@
           <w:rFonts w:ascii="Kaiti SC" w:hAnsi="Kaiti SC" w:eastAsia="Kaiti SC" w:cs="Kaiti SC"/>
           <w:sz w:val="21"/>
         </w:rPr>
-        <w:t>[13] 2026-08-24｜新浪网｜垣信卫星：银河电子：公司未参与垣信卫星本次增资事项 - 新浪网</w:t>
-      </w:r>
-    </w:p>
-    <w:p>
-      <w:pPr>
-        <w:keepLines/>
-        <w:spacing w:after="60"/>
-        <w:ind w:left="369" w:hanging="227"/>
-      </w:pPr>
-      <w:r>
-        <w:rPr>
-          <w:rFonts w:ascii="Kaiti SC" w:hAnsi="Kaiti SC" w:eastAsia="Kaiti SC" w:cs="Kaiti SC"/>
-          <w:sz w:val="21"/>
-        </w:rPr>
-        <w:t xml:space="preserve">✓ </w:t>
-      </w:r>
-      <w:r>
-        <w:rPr>
-          <w:rFonts w:ascii="Kaiti SC" w:hAnsi="Kaiti SC" w:eastAsia="Kaiti SC" w:cs="Kaiti SC"/>
-          <w:sz w:val="21"/>
-        </w:rPr>
-        <w:t>[14] 2026-08-24｜gzw.sh.gov.cn｜垣信卫星：联和投资公司下属垣信卫星完成70亿B轮融资，卫星互联网规模化发展加速_国企动态 - gzw.sh.gov.cn</w:t>
-      </w:r>
-    </w:p>
-    <w:p>
-      <w:pPr>
-        <w:keepLines/>
-        <w:spacing w:after="60"/>
-        <w:ind w:left="369" w:hanging="227"/>
-      </w:pPr>
-      <w:r>
-        <w:rPr>
-          <w:rFonts w:ascii="Kaiti SC" w:hAnsi="Kaiti SC" w:eastAsia="Kaiti SC" w:cs="Kaiti SC"/>
-          <w:sz w:val="21"/>
-        </w:rPr>
-        <w:t xml:space="preserve">✓ </w:t>
-      </w:r>
-      <w:r>
-        <w:rPr>
-          <w:rFonts w:ascii="Kaiti SC" w:hAnsi="Kaiti SC" w:eastAsia="Kaiti SC" w:cs="Kaiti SC"/>
-          <w:sz w:val="21"/>
-        </w:rPr>
-        <w:t>[15] 2026-08-24｜bing.com｜银河航天：Omantel explores collaboration with GalaxySpace on next-generation satellite connectivity opportunities</w:t>
-      </w:r>
-    </w:p>
-    <w:p>
-      <w:pPr>
-        <w:keepLines/>
-        <w:spacing w:after="60"/>
-        <w:ind w:left="369" w:hanging="227"/>
-      </w:pPr>
-      <w:r>
-        <w:rPr>
-          <w:rFonts w:ascii="Kaiti SC" w:hAnsi="Kaiti SC" w:eastAsia="Kaiti SC" w:cs="Kaiti SC"/>
-          <w:sz w:val="21"/>
-        </w:rPr>
-        <w:t xml:space="preserve">✓ </w:t>
-      </w:r>
-      <w:r>
-        <w:rPr>
-          <w:rFonts w:ascii="Kaiti SC" w:hAnsi="Kaiti SC" w:eastAsia="Kaiti SC" w:cs="Kaiti SC"/>
-          <w:sz w:val="21"/>
-        </w:rPr>
-        <w:t>[16] 2026-08-24｜bing.com｜银河航天：Omantel explores collaboration with GalaxySpace on next-generation satellite connectivity opportunities</w:t>
-      </w:r>
-    </w:p>
-    <w:p>
-      <w:pPr>
-        <w:keepLines/>
-        <w:spacing w:after="60"/>
-        <w:ind w:left="369" w:hanging="227"/>
-      </w:pPr>
-      <w:r>
-        <w:rPr>
-          <w:rFonts w:ascii="Kaiti SC" w:hAnsi="Kaiti SC" w:eastAsia="Kaiti SC" w:cs="Kaiti SC"/>
-          <w:sz w:val="21"/>
-        </w:rPr>
-        <w:t xml:space="preserve">✓ </w:t>
-      </w:r>
-      <w:r>
-        <w:rPr>
-          <w:rFonts w:ascii="Kaiti SC" w:hAnsi="Kaiti SC" w:eastAsia="Kaiti SC" w:cs="Kaiti SC"/>
-          <w:sz w:val="21"/>
-        </w:rPr>
-        <w:t>[17] 2026-08-24｜bing.com｜银河航天：Omantel explores collaboration with GalaxySpace on next-generation satellite connectivity opportunities</w:t>
-      </w:r>
-    </w:p>
-    <w:p>
-      <w:pPr>
-        <w:keepLines/>
-        <w:spacing w:after="60"/>
-        <w:ind w:left="369" w:hanging="227"/>
-      </w:pPr>
-      <w:r>
-        <w:rPr>
-          <w:rFonts w:ascii="Kaiti SC" w:hAnsi="Kaiti SC" w:eastAsia="Kaiti SC" w:cs="Kaiti SC"/>
-          <w:sz w:val="21"/>
-        </w:rPr>
-        <w:t xml:space="preserve">✓ </w:t>
-      </w:r>
-      <w:r>
-        <w:rPr>
-          <w:rFonts w:ascii="Kaiti SC" w:hAnsi="Kaiti SC" w:eastAsia="Kaiti SC" w:cs="Kaiti SC"/>
-          <w:sz w:val="21"/>
-        </w:rPr>
-        <w:t>[18] 2026-08-24｜财富号｜蓝箭航天：蓝箭航天冲刺科创板，背后藏着一个区的野心 - 财富号</w:t>
-      </w:r>
-    </w:p>
-    <w:p>
-      <w:pPr>
-        <w:keepLines/>
-        <w:spacing w:after="60"/>
-        <w:ind w:left="369" w:hanging="227"/>
-      </w:pPr>
-      <w:r>
-        <w:rPr>
-          <w:rFonts w:ascii="Kaiti SC" w:hAnsi="Kaiti SC" w:eastAsia="Kaiti SC" w:cs="Kaiti SC"/>
-          <w:sz w:val="21"/>
-        </w:rPr>
-        <w:t xml:space="preserve">✓ </w:t>
-      </w:r>
-      <w:r>
-        <w:rPr>
-          <w:rFonts w:ascii="Kaiti SC" w:hAnsi="Kaiti SC" w:eastAsia="Kaiti SC" w:cs="Kaiti SC"/>
-          <w:sz w:val="21"/>
-        </w:rPr>
-        <w:t>[19] 2026-08-24｜bing.com｜垣信卫星：SpaceSail lève gros et muscle la riposte chinoise face à Starlink</w:t>
+        <w:t>[13] 2026-08-25｜凤凰网财经｜蓝箭航天：亏损超过37亿，民营首次回收火箭：蓝箭航天什么来头？ - 凤凰网财经</w:t>
       </w:r>
     </w:p>
     <w:sectPr>

--- a/docs/data/reports/daily-documents/latest/previous_daily_report.docx
+++ b/docs/data/reports/daily-documents/latest/previous_daily_report.docx
@@ -26,7 +26,7 @@
           <w:rFonts w:ascii="Kaiti SC" w:hAnsi="Kaiti SC" w:eastAsia="Kaiti SC" w:cs="Kaiti SC"/>
           <w:sz w:val="21"/>
         </w:rPr>
-        <w:t>2026-08-25（上一自然日）</w:t>
+        <w:t>2026-08-26（上一自然日）</w:t>
       </w:r>
     </w:p>
     <w:tbl>
@@ -81,7 +81,7 @@
                 <w:b w:val="0"/>
                 <w:sz w:val="19"/>
               </w:rPr>
-              <w:t>2026-08-25</w:t>
+              <w:t>2026-08-26</w:t>
             </w:r>
           </w:p>
         </w:tc>
@@ -127,7 +127,7 @@
                 <w:b w:val="0"/>
                 <w:sz w:val="19"/>
               </w:rPr>
-              <w:t>53 条 / 5 家</w:t>
+              <w:t>60 条 / 7 家</w:t>
             </w:r>
           </w:p>
         </w:tc>
@@ -173,7 +173,7 @@
                 <w:b w:val="0"/>
                 <w:sz w:val="19"/>
               </w:rPr>
-              <w:t>19 个</w:t>
+              <w:t>29 个</w:t>
             </w:r>
           </w:p>
         </w:tc>
@@ -219,7 +219,7 @@
                 <w:b w:val="0"/>
                 <w:sz w:val="19"/>
               </w:rPr>
-              <w:t>2026-08-26</w:t>
+              <w:t>2026-08-27</w:t>
             </w:r>
           </w:p>
         </w:tc>
@@ -245,7 +245,7 @@
     </w:p>
     <w:p>
       <w:r>
-        <w:t>2026-08-25 共归档 53 条新闻，覆盖 5 家公司、19 个信息来源。 新闻量较多的公司包括 SpaceX、银河航天、Blue Origin、垣信卫星。</w:t>
+        <w:t>2026-08-26 共归档 60 条新闻，覆盖 7 家公司、29 个信息来源。 新闻量较多的公司包括 SpaceX、中科宇航、银河航天、Blue Origin。</w:t>
       </w:r>
     </w:p>
     <w:p>
@@ -279,7 +279,7 @@
           <w:rFonts w:ascii="Kaiti SC" w:hAnsi="Kaiti SC" w:eastAsia="Kaiti SC" w:cs="Kaiti SC"/>
           <w:sz w:val="21"/>
         </w:rPr>
-        <w:t>【发射与任务】SpaceX：Live coverage: SpaceX to launch Starlink mission on a Falcon booster’s record-breaking 37th flight （Spaceflight Now）</w:t>
+        <w:t>【发射与任务】SpaceX：Live coverage: SpaceX to launch 27 Starlink satellites on Falcon 9 rocket from Vandenberg （Spaceflight Now）</w:t>
       </w:r>
     </w:p>
     <w:p>
@@ -300,7 +300,7 @@
           <w:rFonts w:ascii="Kaiti SC" w:hAnsi="Kaiti SC" w:eastAsia="Kaiti SC" w:cs="Kaiti SC"/>
           <w:sz w:val="21"/>
         </w:rPr>
-        <w:t>【市场与股价】SpaceX：SpaceX stock has stalled: here’s why it may rebound to a record high soon （bing.com）</w:t>
+        <w:t>【发射与任务】SpaceX：SpaceX Introduces New Louisiana Starbase （SpacePolicyOnline.com）</w:t>
       </w:r>
     </w:p>
     <w:p>
@@ -321,7 +321,7 @@
           <w:rFonts w:ascii="Kaiti SC" w:hAnsi="Kaiti SC" w:eastAsia="Kaiti SC" w:cs="Kaiti SC"/>
           <w:sz w:val="21"/>
         </w:rPr>
-        <w:t>【市场与股价】SpaceX：SpaceX stock has stalled: here’s why it may rebound to a record high soon （bing.com）</w:t>
+        <w:t>【订单与合作】SpaceX：Space Force expands Starshield service for military aircraft （bing.com）</w:t>
       </w:r>
     </w:p>
     <w:p>
@@ -342,7 +342,7 @@
           <w:rFonts w:ascii="Kaiti SC" w:hAnsi="Kaiti SC" w:eastAsia="Kaiti SC" w:cs="Kaiti SC"/>
           <w:sz w:val="21"/>
         </w:rPr>
-        <w:t>【发射与任务】SpaceX：SpaceX and Louisiana State Officials Announce Major Aerospace Logistics and Spaceport Infrastructure Deal （satnews.com）</w:t>
+        <w:t>【发射与任务】SpaceX：SpaceX Launches Falcon 9 Rocket Carrying Starlink Satellites From Vandenberg - edhat （edhat）</w:t>
       </w:r>
     </w:p>
     <w:p>
@@ -363,7 +363,7 @@
           <w:rFonts w:ascii="Kaiti SC" w:hAnsi="Kaiti SC" w:eastAsia="Kaiti SC" w:cs="Kaiti SC"/>
           <w:sz w:val="21"/>
         </w:rPr>
-        <w:t>【发射与任务】银河航天：China's GalaxySpace delivers first private turnkey satellite export to Southeast Asia （bing.com）</w:t>
+        <w:t>【发射与任务】SpaceX：Fewer Space Coast launches in store as SpaceX pulls back on Falcon 9 - Orlando Sentinel （Orlando Sentinel）</w:t>
       </w:r>
     </w:p>
     <w:p>
@@ -384,7 +384,7 @@
           <w:rFonts w:ascii="Kaiti SC" w:hAnsi="Kaiti SC" w:eastAsia="Kaiti SC" w:cs="Kaiti SC"/>
           <w:sz w:val="21"/>
         </w:rPr>
-        <w:t>【其他动态】银河航天：GalaxySpace Completes China's First Commercial Whole-Satellite Delivery to Southeast Asia - Pandaily （Pandaily）</w:t>
+        <w:t>【发射与任务】中科宇航：完成合练！力箭一号首次海上发射进入倒计时 - 新浪财经 （新浪财经）</w:t>
       </w:r>
     </w:p>
     <w:p>
@@ -405,7 +405,7 @@
           <w:rFonts w:ascii="Kaiti SC" w:hAnsi="Kaiti SC" w:eastAsia="Kaiti SC" w:cs="Kaiti SC"/>
           <w:sz w:val="21"/>
         </w:rPr>
-        <w:t>【其他动态】银河航天：Omantel, GalaxySpace explore LEO satellite connectivity in Oman - Oman Observer （Oman Observer）</w:t>
+        <w:t>【发射与任务】Blue Origin：Blue Origin to Expand Footprint With New Space Coast Regional Airport Staging Area, Proposed Lease （bing.com）</w:t>
       </w:r>
     </w:p>
     <w:p>
@@ -426,7 +426,7 @@
           <w:rFonts w:ascii="Kaiti SC" w:hAnsi="Kaiti SC" w:eastAsia="Kaiti SC" w:cs="Kaiti SC"/>
           <w:sz w:val="21"/>
         </w:rPr>
-        <w:t>【发射与任务】SpaceX：SpaceX sets rocket-reuse record on 100th Falcon 9 launch of the year (video) - Space （Space）</w:t>
+        <w:t>【发射与任务】Blue Origin：Blue Origin to Expand Footprint With New Space Coast Regional Airport Staging Area, Proposed Lease （bing.com）</w:t>
       </w:r>
     </w:p>
     <w:p>
@@ -447,7 +447,7 @@
           <w:rFonts w:ascii="Kaiti SC" w:hAnsi="Kaiti SC" w:eastAsia="Kaiti SC" w:cs="Kaiti SC"/>
           <w:sz w:val="21"/>
         </w:rPr>
-        <w:t>【发射与任务】银河航天：Omantel studies satellite services with GalaxySpace （bing.com）</w:t>
+        <w:t>【其他动态】垣信卫星：上海：促进卫星互联网与北斗、第六代移动通信（6G）、AI融合发展加快“千帆星座”低轨通信卫星组网 - 新浪财经 （新浪财经）</w:t>
       </w:r>
     </w:p>
     <w:p>
@@ -468,7 +468,7 @@
           <w:rFonts w:ascii="Kaiti SC" w:hAnsi="Kaiti SC" w:eastAsia="Kaiti SC" w:cs="Kaiti SC"/>
           <w:sz w:val="21"/>
         </w:rPr>
-        <w:t>【发射与任务】银河航天：Omantel studies satellite services with GalaxySpace （bing.com）</w:t>
+        <w:t>【发射与任务】中科宇航：里程碑突破！力箭二号遥二运载火箭顺利出厂，助力中国低轨星座规模化组网提速 - 维度网 （维度网）</w:t>
       </w:r>
     </w:p>
     <w:p>
@@ -489,7 +489,7 @@
           <w:rFonts w:ascii="Kaiti SC" w:hAnsi="Kaiti SC" w:eastAsia="Kaiti SC" w:cs="Kaiti SC"/>
           <w:sz w:val="21"/>
         </w:rPr>
-        <w:t>【其他动态】Blue Origin：Blue Origin Now Accepts Crypto for Spaceflights: New Shepard Tickets Go Digital with Shift4 Payments - Homeland Security Today （Homeland Security Today）</w:t>
+        <w:t>【发射与任务】中科宇航：中科宇航力箭二号遥二运载火箭顺利出厂，拟于今年10月完成发射 - 凤凰网 （凤凰网）</w:t>
       </w:r>
     </w:p>
     <w:p>
@@ -510,7 +510,7 @@
           <w:rFonts w:ascii="Kaiti SC" w:hAnsi="Kaiti SC" w:eastAsia="Kaiti SC" w:cs="Kaiti SC"/>
           <w:sz w:val="21"/>
         </w:rPr>
-        <w:t>【其他动态】垣信卫星：SpaceSail captó US$1.000 millones y acelera su desembarco en Brasil （bing.com）</w:t>
+        <w:t>【发射与任务】中科宇航：中科宇航力箭二号遥二运载火箭顺利出厂，拟于今年 10 月完成发射 - 新浪财经 （新浪财经）</w:t>
       </w:r>
     </w:p>
     <w:p>
@@ -531,7 +531,112 @@
           <w:rFonts w:ascii="Kaiti SC" w:hAnsi="Kaiti SC" w:eastAsia="Kaiti SC" w:cs="Kaiti SC"/>
           <w:sz w:val="21"/>
         </w:rPr>
-        <w:t>【其他动态】蓝箭航天：亏损超过37亿，民营首次回收火箭：蓝箭航天什么来头？ - 凤凰网财经 （凤凰网财经）</w:t>
+        <w:t>【发射与任务】中科宇航：箭地合练圆满完成 力箭一号运载火箭首次海上发射进入倒计时 - 新浪财经 （新浪财经）</w:t>
+      </w:r>
+    </w:p>
+    <w:p>
+      <w:pPr>
+        <w:keepLines/>
+        <w:spacing w:after="60"/>
+        <w:ind w:left="369" w:hanging="227"/>
+      </w:pPr>
+      <w:r>
+        <w:rPr>
+          <w:rFonts w:ascii="Kaiti SC" w:hAnsi="Kaiti SC" w:eastAsia="Kaiti SC" w:cs="Kaiti SC"/>
+          <w:sz w:val="21"/>
+        </w:rPr>
+        <w:t xml:space="preserve">➢ </w:t>
+      </w:r>
+      <w:r>
+        <w:rPr>
+          <w:rFonts w:ascii="Kaiti SC" w:hAnsi="Kaiti SC" w:eastAsia="Kaiti SC" w:cs="Kaiti SC"/>
+          <w:sz w:val="21"/>
+        </w:rPr>
+        <w:t>【其他动态】蓝箭航天：LandSpace eyes Zhuque-3 refly within 6 months （bing.com）</w:t>
+      </w:r>
+    </w:p>
+    <w:p>
+      <w:pPr>
+        <w:keepLines/>
+        <w:spacing w:after="60"/>
+        <w:ind w:left="369" w:hanging="227"/>
+      </w:pPr>
+      <w:r>
+        <w:rPr>
+          <w:rFonts w:ascii="Kaiti SC" w:hAnsi="Kaiti SC" w:eastAsia="Kaiti SC" w:cs="Kaiti SC"/>
+          <w:sz w:val="21"/>
+        </w:rPr>
+        <w:t xml:space="preserve">➢ </w:t>
+      </w:r>
+      <w:r>
+        <w:rPr>
+          <w:rFonts w:ascii="Kaiti SC" w:hAnsi="Kaiti SC" w:eastAsia="Kaiti SC" w:cs="Kaiti SC"/>
+          <w:sz w:val="21"/>
+        </w:rPr>
+        <w:t>【发射与任务】Blue Origin：As New Glenn rebuild continues, Blue Origin expands at Titusville airport | Exclusive （bing.com）</w:t>
+      </w:r>
+    </w:p>
+    <w:p>
+      <w:pPr>
+        <w:keepLines/>
+        <w:spacing w:after="60"/>
+        <w:ind w:left="369" w:hanging="227"/>
+      </w:pPr>
+      <w:r>
+        <w:rPr>
+          <w:rFonts w:ascii="Kaiti SC" w:hAnsi="Kaiti SC" w:eastAsia="Kaiti SC" w:cs="Kaiti SC"/>
+          <w:sz w:val="21"/>
+        </w:rPr>
+        <w:t xml:space="preserve">➢ </w:t>
+      </w:r>
+      <w:r>
+        <w:rPr>
+          <w:rFonts w:ascii="Kaiti SC" w:hAnsi="Kaiti SC" w:eastAsia="Kaiti SC" w:cs="Kaiti SC"/>
+          <w:sz w:val="21"/>
+        </w:rPr>
+        <w:t>【其他动态】银河航天：Omantel and GalaxySpace explore next-generation satellite connectivity - SatellitePro ME （SatellitePro ME）</w:t>
+      </w:r>
+    </w:p>
+    <w:p>
+      <w:pPr>
+        <w:keepLines/>
+        <w:spacing w:after="60"/>
+        <w:ind w:left="369" w:hanging="227"/>
+      </w:pPr>
+      <w:r>
+        <w:rPr>
+          <w:rFonts w:ascii="Kaiti SC" w:hAnsi="Kaiti SC" w:eastAsia="Kaiti SC" w:cs="Kaiti SC"/>
+          <w:sz w:val="21"/>
+        </w:rPr>
+        <w:t xml:space="preserve">➢ </w:t>
+      </w:r>
+      <w:r>
+        <w:rPr>
+          <w:rFonts w:ascii="Kaiti SC" w:hAnsi="Kaiti SC" w:eastAsia="Kaiti SC" w:cs="Kaiti SC"/>
+          <w:sz w:val="21"/>
+        </w:rPr>
+        <w:t>【发射与任务】Blue Origin：As New Glenn rebuild continues, Blue Origin expands at Titusville airport | Exclusive （bing.com）</w:t>
+      </w:r>
+    </w:p>
+    <w:p>
+      <w:pPr>
+        <w:keepLines/>
+        <w:spacing w:after="60"/>
+        <w:ind w:left="369" w:hanging="227"/>
+      </w:pPr>
+      <w:r>
+        <w:rPr>
+          <w:rFonts w:ascii="Kaiti SC" w:hAnsi="Kaiti SC" w:eastAsia="Kaiti SC" w:cs="Kaiti SC"/>
+          <w:sz w:val="21"/>
+        </w:rPr>
+        <w:t xml:space="preserve">➢ </w:t>
+      </w:r>
+      <w:r>
+        <w:rPr>
+          <w:rFonts w:ascii="Kaiti SC" w:hAnsi="Kaiti SC" w:eastAsia="Kaiti SC" w:cs="Kaiti SC"/>
+          <w:sz w:val="21"/>
+        </w:rPr>
+        <w:t>【其他动态】星河动力：国内首个：星河动力航天爱神星一号留轨平台顺利机动离轨，打通我国商业火箭末级留轨服务全链路 - 新浪财经 （新浪财经）</w:t>
       </w:r>
     </w:p>
     <w:p>
@@ -711,7 +816,7 @@
                 <w:b w:val="0"/>
                 <w:sz w:val="19"/>
               </w:rPr>
-              <w:t>发射与任务、市场与股价、其他动态</w:t>
+              <w:t>发射与任务、订单与合作</w:t>
             </w:r>
           </w:p>
         </w:tc>
@@ -731,7 +836,94 @@
                 <w:b w:val="0"/>
                 <w:sz w:val="19"/>
               </w:rPr>
-              <w:t>Live coverage: SpaceX to launch Starlink mission on a Falcon booster’s record-breaking 37th flight</w:t>
+              <w:t>Live coverage: SpaceX to launch 27 Starlink satellites on Falcon 9 rocket from Vandenberg</w:t>
+            </w:r>
+          </w:p>
+        </w:tc>
+      </w:tr>
+      <w:tr>
+        <w:trPr>
+          <w:cantSplit/>
+        </w:trPr>
+        <w:tc>
+          <w:tcPr>
+            <w:tcW w:type="dxa" w:w="2075"/>
+            <w:vAlign w:val="center"/>
+          </w:tcPr>
+          <w:p>
+            <w:pPr>
+              <w:spacing w:after="0" w:line="252" w:lineRule="auto"/>
+            </w:pPr>
+            <w:r/>
+            <w:r>
+              <w:rPr>
+                <w:rFonts w:ascii="Kaiti SC" w:hAnsi="Kaiti SC" w:eastAsia="Kaiti SC" w:cs="Kaiti SC"/>
+                <w:b w:val="0"/>
+                <w:sz w:val="19"/>
+              </w:rPr>
+              <w:t>中科宇航</w:t>
+            </w:r>
+          </w:p>
+        </w:tc>
+        <w:tc>
+          <w:tcPr>
+            <w:tcW w:type="dxa" w:w="2075"/>
+            <w:vAlign w:val="center"/>
+          </w:tcPr>
+          <w:p>
+            <w:pPr>
+              <w:spacing w:after="0" w:line="252" w:lineRule="auto"/>
+              <w:jc w:val="center"/>
+            </w:pPr>
+            <w:r/>
+            <w:r>
+              <w:rPr>
+                <w:rFonts w:ascii="Kaiti SC" w:hAnsi="Kaiti SC" w:eastAsia="Kaiti SC" w:cs="Kaiti SC"/>
+                <w:b w:val="0"/>
+                <w:sz w:val="19"/>
+              </w:rPr>
+              <w:t>14</w:t>
+            </w:r>
+          </w:p>
+        </w:tc>
+        <w:tc>
+          <w:tcPr>
+            <w:tcW w:type="dxa" w:w="2075"/>
+            <w:vAlign w:val="center"/>
+          </w:tcPr>
+          <w:p>
+            <w:pPr>
+              <w:spacing w:after="0" w:line="252" w:lineRule="auto"/>
+              <w:jc w:val="center"/>
+            </w:pPr>
+            <w:r/>
+            <w:r>
+              <w:rPr>
+                <w:rFonts w:ascii="Kaiti SC" w:hAnsi="Kaiti SC" w:eastAsia="Kaiti SC" w:cs="Kaiti SC"/>
+                <w:b w:val="0"/>
+                <w:sz w:val="19"/>
+              </w:rPr>
+              <w:t>发射与任务</w:t>
+            </w:r>
+          </w:p>
+        </w:tc>
+        <w:tc>
+          <w:tcPr>
+            <w:tcW w:type="dxa" w:w="2075"/>
+            <w:vAlign w:val="center"/>
+          </w:tcPr>
+          <w:p>
+            <w:pPr>
+              <w:spacing w:after="0" w:line="252" w:lineRule="auto"/>
+            </w:pPr>
+            <w:r/>
+            <w:r>
+              <w:rPr>
+                <w:rFonts w:ascii="Kaiti SC" w:hAnsi="Kaiti SC" w:eastAsia="Kaiti SC" w:cs="Kaiti SC"/>
+                <w:b w:val="0"/>
+                <w:sz w:val="19"/>
+              </w:rPr>
+              <w:t>完成合练！力箭一号首次海上发射进入倒计时 - 新浪财经</w:t>
             </w:r>
           </w:p>
         </w:tc>
@@ -777,7 +969,7 @@
                 <w:b w:val="0"/>
                 <w:sz w:val="19"/>
               </w:rPr>
-              <w:t>25</w:t>
+              <w:t>12</w:t>
             </w:r>
           </w:p>
         </w:tc>
@@ -798,7 +990,7 @@
                 <w:b w:val="0"/>
                 <w:sz w:val="19"/>
               </w:rPr>
-              <w:t>发射与任务、其他动态</w:t>
+              <w:t>其他动态、发射与任务、订单与合作</w:t>
             </w:r>
           </w:p>
         </w:tc>
@@ -818,7 +1010,7 @@
                 <w:b w:val="0"/>
                 <w:sz w:val="19"/>
               </w:rPr>
-              <w:t>China's GalaxySpace delivers first private turnkey satellite export to Southeast Asia</w:t>
+              <w:t>Omantel and GalaxySpace explore next-generation satellite connectivity - SatellitePro ME</w:t>
             </w:r>
           </w:p>
         </w:tc>
@@ -864,7 +1056,94 @@
                 <w:b w:val="0"/>
                 <w:sz w:val="19"/>
               </w:rPr>
-              <w:t>1</w:t>
+              <w:t>5</w:t>
+            </w:r>
+          </w:p>
+        </w:tc>
+        <w:tc>
+          <w:tcPr>
+            <w:tcW w:type="dxa" w:w="2075"/>
+            <w:vAlign w:val="center"/>
+          </w:tcPr>
+          <w:p>
+            <w:pPr>
+              <w:spacing w:after="0" w:line="252" w:lineRule="auto"/>
+              <w:jc w:val="center"/>
+            </w:pPr>
+            <w:r/>
+            <w:r>
+              <w:rPr>
+                <w:rFonts w:ascii="Kaiti SC" w:hAnsi="Kaiti SC" w:eastAsia="Kaiti SC" w:cs="Kaiti SC"/>
+                <w:b w:val="0"/>
+                <w:sz w:val="19"/>
+              </w:rPr>
+              <w:t>发射与任务、其他动态</w:t>
+            </w:r>
+          </w:p>
+        </w:tc>
+        <w:tc>
+          <w:tcPr>
+            <w:tcW w:type="dxa" w:w="2075"/>
+            <w:vAlign w:val="center"/>
+          </w:tcPr>
+          <w:p>
+            <w:pPr>
+              <w:spacing w:after="0" w:line="252" w:lineRule="auto"/>
+            </w:pPr>
+            <w:r/>
+            <w:r>
+              <w:rPr>
+                <w:rFonts w:ascii="Kaiti SC" w:hAnsi="Kaiti SC" w:eastAsia="Kaiti SC" w:cs="Kaiti SC"/>
+                <w:b w:val="0"/>
+                <w:sz w:val="19"/>
+              </w:rPr>
+              <w:t>Blue Origin to Expand Footprint With New Space Coast Regional Airport Staging Area, Proposed Lease</w:t>
+            </w:r>
+          </w:p>
+        </w:tc>
+      </w:tr>
+      <w:tr>
+        <w:trPr>
+          <w:cantSplit/>
+        </w:trPr>
+        <w:tc>
+          <w:tcPr>
+            <w:tcW w:type="dxa" w:w="2075"/>
+            <w:vAlign w:val="center"/>
+          </w:tcPr>
+          <w:p>
+            <w:pPr>
+              <w:spacing w:after="0" w:line="252" w:lineRule="auto"/>
+            </w:pPr>
+            <w:r/>
+            <w:r>
+              <w:rPr>
+                <w:rFonts w:ascii="Kaiti SC" w:hAnsi="Kaiti SC" w:eastAsia="Kaiti SC" w:cs="Kaiti SC"/>
+                <w:b w:val="0"/>
+                <w:sz w:val="19"/>
+              </w:rPr>
+              <w:t>蓝箭航天</w:t>
+            </w:r>
+          </w:p>
+        </w:tc>
+        <w:tc>
+          <w:tcPr>
+            <w:tcW w:type="dxa" w:w="2075"/>
+            <w:vAlign w:val="center"/>
+          </w:tcPr>
+          <w:p>
+            <w:pPr>
+              <w:spacing w:after="0" w:line="252" w:lineRule="auto"/>
+              <w:jc w:val="center"/>
+            </w:pPr>
+            <w:r/>
+            <w:r>
+              <w:rPr>
+                <w:rFonts w:ascii="Kaiti SC" w:hAnsi="Kaiti SC" w:eastAsia="Kaiti SC" w:cs="Kaiti SC"/>
+                <w:b w:val="0"/>
+                <w:sz w:val="19"/>
+              </w:rPr>
+              <w:t>2</w:t>
             </w:r>
           </w:p>
         </w:tc>
@@ -905,7 +1184,7 @@
                 <w:b w:val="0"/>
                 <w:sz w:val="19"/>
               </w:rPr>
-              <w:t>Blue Origin Now Accepts Crypto for Spaceflights: New Shepard Tickets Go Digital with Shift4 Payments - Homeland Security Today</w:t>
+              <w:t>LandSpace eyes Zhuque-3 refly within 6 months</w:t>
             </w:r>
           </w:p>
         </w:tc>
@@ -992,7 +1271,7 @@
                 <w:b w:val="0"/>
                 <w:sz w:val="19"/>
               </w:rPr>
-              <w:t>SpaceSail captó US$1.000 millones y acelera su desembarco en Brasil</w:t>
+              <w:t>上海：促进卫星互联网与北斗、第六代移动通信（6G）、AI融合发展加快“千帆星座”低轨通信卫星组网 - 新浪财经</w:t>
             </w:r>
           </w:p>
         </w:tc>
@@ -1017,7 +1296,7 @@
                 <w:b w:val="0"/>
                 <w:sz w:val="19"/>
               </w:rPr>
-              <w:t>蓝箭航天</w:t>
+              <w:t>星河动力</w:t>
             </w:r>
           </w:p>
         </w:tc>
@@ -1079,7 +1358,7 @@
                 <w:b w:val="0"/>
                 <w:sz w:val="19"/>
               </w:rPr>
-              <w:t>亏损超过37亿，民营首次回收火箭：蓝箭航天什么来头？ - 凤凰网财经</w:t>
+              <w:t>国内首个：星河动力航天爱神星一号留轨平台顺利机动离轨，打通我国商业火箭末级留轨服务全链路 - 新浪财经</w:t>
             </w:r>
           </w:p>
         </w:tc>
@@ -1116,7 +1395,7 @@
           <w:rFonts w:ascii="Kaiti SC" w:hAnsi="Kaiti SC" w:eastAsia="Kaiti SC" w:cs="Kaiti SC"/>
           <w:sz w:val="21"/>
         </w:rPr>
-        <w:t>[1] 2026-08-25｜Spaceflight Now｜SpaceX：Live coverage: SpaceX to launch Starlink mission on a Falcon booster’s record-breaking 37th flight</w:t>
+        <w:t>[1] 2026-08-26｜Spaceflight Now｜SpaceX：Live coverage: SpaceX to launch 27 Starlink satellites on Falcon 9 rocket from Vandenberg</w:t>
       </w:r>
     </w:p>
     <w:p>
@@ -1137,7 +1416,7 @@
           <w:rFonts w:ascii="Kaiti SC" w:hAnsi="Kaiti SC" w:eastAsia="Kaiti SC" w:cs="Kaiti SC"/>
           <w:sz w:val="21"/>
         </w:rPr>
-        <w:t>[2] 2026-08-25｜bing.com｜SpaceX：SpaceX stock has stalled: here’s why it may rebound to a record high soon</w:t>
+        <w:t>[2] 2026-08-26｜SpacePolicyOnline.com｜SpaceX：SpaceX Introduces New Louisiana Starbase</w:t>
       </w:r>
     </w:p>
     <w:p>
@@ -1158,7 +1437,7 @@
           <w:rFonts w:ascii="Kaiti SC" w:hAnsi="Kaiti SC" w:eastAsia="Kaiti SC" w:cs="Kaiti SC"/>
           <w:sz w:val="21"/>
         </w:rPr>
-        <w:t>[3] 2026-08-25｜bing.com｜SpaceX：SpaceX stock has stalled: here’s why it may rebound to a record high soon</w:t>
+        <w:t>[3] 2026-08-26｜bing.com｜SpaceX：Space Force expands Starshield service for military aircraft</w:t>
       </w:r>
     </w:p>
     <w:p>
@@ -1179,7 +1458,7 @@
           <w:rFonts w:ascii="Kaiti SC" w:hAnsi="Kaiti SC" w:eastAsia="Kaiti SC" w:cs="Kaiti SC"/>
           <w:sz w:val="21"/>
         </w:rPr>
-        <w:t>[4] 2026-08-25｜satnews.com｜SpaceX：SpaceX and Louisiana State Officials Announce Major Aerospace Logistics and Spaceport Infrastructure Deal</w:t>
+        <w:t>[4] 2026-08-26｜edhat｜SpaceX：SpaceX Launches Falcon 9 Rocket Carrying Starlink Satellites From Vandenberg - edhat</w:t>
       </w:r>
     </w:p>
     <w:p>
@@ -1200,7 +1479,7 @@
           <w:rFonts w:ascii="Kaiti SC" w:hAnsi="Kaiti SC" w:eastAsia="Kaiti SC" w:cs="Kaiti SC"/>
           <w:sz w:val="21"/>
         </w:rPr>
-        <w:t>[5] 2026-08-25｜bing.com｜银河航天：China's GalaxySpace delivers first private turnkey satellite export to Southeast Asia</w:t>
+        <w:t>[5] 2026-08-26｜Orlando Sentinel｜SpaceX：Fewer Space Coast launches in store as SpaceX pulls back on Falcon 9 - Orlando Sentinel</w:t>
       </w:r>
     </w:p>
     <w:p>
@@ -1221,7 +1500,7 @@
           <w:rFonts w:ascii="Kaiti SC" w:hAnsi="Kaiti SC" w:eastAsia="Kaiti SC" w:cs="Kaiti SC"/>
           <w:sz w:val="21"/>
         </w:rPr>
-        <w:t>[6] 2026-08-25｜Pandaily｜银河航天：GalaxySpace Completes China's First Commercial Whole-Satellite Delivery to Southeast Asia - Pandaily</w:t>
+        <w:t>[6] 2026-08-26｜新浪财经｜中科宇航：完成合练！力箭一号首次海上发射进入倒计时 - 新浪财经</w:t>
       </w:r>
     </w:p>
     <w:p>
@@ -1242,7 +1521,7 @@
           <w:rFonts w:ascii="Kaiti SC" w:hAnsi="Kaiti SC" w:eastAsia="Kaiti SC" w:cs="Kaiti SC"/>
           <w:sz w:val="21"/>
         </w:rPr>
-        <w:t>[7] 2026-08-25｜Oman Observer｜银河航天：Omantel, GalaxySpace explore LEO satellite connectivity in Oman - Oman Observer</w:t>
+        <w:t>[7] 2026-08-26｜bing.com｜Blue Origin：Blue Origin to Expand Footprint With New Space Coast Regional Airport Staging Area, Proposed Lease</w:t>
       </w:r>
     </w:p>
     <w:p>
@@ -1263,7 +1542,7 @@
           <w:rFonts w:ascii="Kaiti SC" w:hAnsi="Kaiti SC" w:eastAsia="Kaiti SC" w:cs="Kaiti SC"/>
           <w:sz w:val="21"/>
         </w:rPr>
-        <w:t>[8] 2026-08-25｜Space｜SpaceX：SpaceX sets rocket-reuse record on 100th Falcon 9 launch of the year (video) - Space</w:t>
+        <w:t>[8] 2026-08-26｜bing.com｜Blue Origin：Blue Origin to Expand Footprint With New Space Coast Regional Airport Staging Area, Proposed Lease</w:t>
       </w:r>
     </w:p>
     <w:p>
@@ -1284,7 +1563,7 @@
           <w:rFonts w:ascii="Kaiti SC" w:hAnsi="Kaiti SC" w:eastAsia="Kaiti SC" w:cs="Kaiti SC"/>
           <w:sz w:val="21"/>
         </w:rPr>
-        <w:t>[9] 2026-08-25｜bing.com｜银河航天：Omantel studies satellite services with GalaxySpace</w:t>
+        <w:t>[9] 2026-08-26｜新浪财经｜垣信卫星：上海：促进卫星互联网与北斗、第六代移动通信（6G）、AI融合发展加快“千帆星座”低轨通信卫星组网 - 新浪财经</w:t>
       </w:r>
     </w:p>
     <w:p>
@@ -1305,7 +1584,7 @@
           <w:rFonts w:ascii="Kaiti SC" w:hAnsi="Kaiti SC" w:eastAsia="Kaiti SC" w:cs="Kaiti SC"/>
           <w:sz w:val="21"/>
         </w:rPr>
-        <w:t>[10] 2026-08-25｜bing.com｜银河航天：Omantel studies satellite services with GalaxySpace</w:t>
+        <w:t>[10] 2026-08-26｜维度网｜中科宇航：里程碑突破！力箭二号遥二运载火箭顺利出厂，助力中国低轨星座规模化组网提速 - 维度网</w:t>
       </w:r>
     </w:p>
     <w:p>
@@ -1326,7 +1605,7 @@
           <w:rFonts w:ascii="Kaiti SC" w:hAnsi="Kaiti SC" w:eastAsia="Kaiti SC" w:cs="Kaiti SC"/>
           <w:sz w:val="21"/>
         </w:rPr>
-        <w:t>[11] 2026-08-25｜Homeland Security Today｜Blue Origin：Blue Origin Now Accepts Crypto for Spaceflights: New Shepard Tickets Go Digital with Shift4 Payments - Homeland Security Today</w:t>
+        <w:t>[11] 2026-08-26｜凤凰网｜中科宇航：中科宇航力箭二号遥二运载火箭顺利出厂，拟于今年10月完成发射 - 凤凰网</w:t>
       </w:r>
     </w:p>
     <w:p>
@@ -1347,7 +1626,7 @@
           <w:rFonts w:ascii="Kaiti SC" w:hAnsi="Kaiti SC" w:eastAsia="Kaiti SC" w:cs="Kaiti SC"/>
           <w:sz w:val="21"/>
         </w:rPr>
-        <w:t>[12] 2026-08-25｜bing.com｜垣信卫星：SpaceSail captó US$1.000 millones y acelera su desembarco en Brasil</w:t>
+        <w:t>[12] 2026-08-26｜新浪财经｜中科宇航：中科宇航力箭二号遥二运载火箭顺利出厂，拟于今年 10 月完成发射 - 新浪财经</w:t>
       </w:r>
     </w:p>
     <w:p>
@@ -1368,7 +1647,238 @@
           <w:rFonts w:ascii="Kaiti SC" w:hAnsi="Kaiti SC" w:eastAsia="Kaiti SC" w:cs="Kaiti SC"/>
           <w:sz w:val="21"/>
         </w:rPr>
-        <w:t>[13] 2026-08-25｜凤凰网财经｜蓝箭航天：亏损超过37亿，民营首次回收火箭：蓝箭航天什么来头？ - 凤凰网财经</w:t>
+        <w:t>[13] 2026-08-26｜新浪财经｜中科宇航：箭地合练圆满完成 力箭一号运载火箭首次海上发射进入倒计时 - 新浪财经</w:t>
+      </w:r>
+    </w:p>
+    <w:p>
+      <w:pPr>
+        <w:keepLines/>
+        <w:spacing w:after="60"/>
+        <w:ind w:left="369" w:hanging="227"/>
+      </w:pPr>
+      <w:r>
+        <w:rPr>
+          <w:rFonts w:ascii="Kaiti SC" w:hAnsi="Kaiti SC" w:eastAsia="Kaiti SC" w:cs="Kaiti SC"/>
+          <w:sz w:val="21"/>
+        </w:rPr>
+        <w:t xml:space="preserve">✓ </w:t>
+      </w:r>
+      <w:r>
+        <w:rPr>
+          <w:rFonts w:ascii="Kaiti SC" w:hAnsi="Kaiti SC" w:eastAsia="Kaiti SC" w:cs="Kaiti SC"/>
+          <w:sz w:val="21"/>
+        </w:rPr>
+        <w:t>[14] 2026-08-26｜bing.com｜蓝箭航天：LandSpace eyes Zhuque-3 refly within 6 months</w:t>
+      </w:r>
+    </w:p>
+    <w:p>
+      <w:pPr>
+        <w:keepLines/>
+        <w:spacing w:after="60"/>
+        <w:ind w:left="369" w:hanging="227"/>
+      </w:pPr>
+      <w:r>
+        <w:rPr>
+          <w:rFonts w:ascii="Kaiti SC" w:hAnsi="Kaiti SC" w:eastAsia="Kaiti SC" w:cs="Kaiti SC"/>
+          <w:sz w:val="21"/>
+        </w:rPr>
+        <w:t xml:space="preserve">✓ </w:t>
+      </w:r>
+      <w:r>
+        <w:rPr>
+          <w:rFonts w:ascii="Kaiti SC" w:hAnsi="Kaiti SC" w:eastAsia="Kaiti SC" w:cs="Kaiti SC"/>
+          <w:sz w:val="21"/>
+        </w:rPr>
+        <w:t>[15] 2026-08-26｜bing.com｜Blue Origin：As New Glenn rebuild continues, Blue Origin expands at Titusville airport | Exclusive</w:t>
+      </w:r>
+    </w:p>
+    <w:p>
+      <w:pPr>
+        <w:keepLines/>
+        <w:spacing w:after="60"/>
+        <w:ind w:left="369" w:hanging="227"/>
+      </w:pPr>
+      <w:r>
+        <w:rPr>
+          <w:rFonts w:ascii="Kaiti SC" w:hAnsi="Kaiti SC" w:eastAsia="Kaiti SC" w:cs="Kaiti SC"/>
+          <w:sz w:val="21"/>
+        </w:rPr>
+        <w:t xml:space="preserve">✓ </w:t>
+      </w:r>
+      <w:r>
+        <w:rPr>
+          <w:rFonts w:ascii="Kaiti SC" w:hAnsi="Kaiti SC" w:eastAsia="Kaiti SC" w:cs="Kaiti SC"/>
+          <w:sz w:val="21"/>
+        </w:rPr>
+        <w:t>[16] 2026-08-26｜SatellitePro ME｜银河航天：Omantel and GalaxySpace explore next-generation satellite connectivity - SatellitePro ME</w:t>
+      </w:r>
+    </w:p>
+    <w:p>
+      <w:pPr>
+        <w:keepLines/>
+        <w:spacing w:after="60"/>
+        <w:ind w:left="369" w:hanging="227"/>
+      </w:pPr>
+      <w:r>
+        <w:rPr>
+          <w:rFonts w:ascii="Kaiti SC" w:hAnsi="Kaiti SC" w:eastAsia="Kaiti SC" w:cs="Kaiti SC"/>
+          <w:sz w:val="21"/>
+        </w:rPr>
+        <w:t xml:space="preserve">✓ </w:t>
+      </w:r>
+      <w:r>
+        <w:rPr>
+          <w:rFonts w:ascii="Kaiti SC" w:hAnsi="Kaiti SC" w:eastAsia="Kaiti SC" w:cs="Kaiti SC"/>
+          <w:sz w:val="21"/>
+        </w:rPr>
+        <w:t>[17] 2026-08-26｜bing.com｜Blue Origin：As New Glenn rebuild continues, Blue Origin expands at Titusville airport | Exclusive</w:t>
+      </w:r>
+    </w:p>
+    <w:p>
+      <w:pPr>
+        <w:keepLines/>
+        <w:spacing w:after="60"/>
+        <w:ind w:left="369" w:hanging="227"/>
+      </w:pPr>
+      <w:r>
+        <w:rPr>
+          <w:rFonts w:ascii="Kaiti SC" w:hAnsi="Kaiti SC" w:eastAsia="Kaiti SC" w:cs="Kaiti SC"/>
+          <w:sz w:val="21"/>
+        </w:rPr>
+        <w:t xml:space="preserve">✓ </w:t>
+      </w:r>
+      <w:r>
+        <w:rPr>
+          <w:rFonts w:ascii="Kaiti SC" w:hAnsi="Kaiti SC" w:eastAsia="Kaiti SC" w:cs="Kaiti SC"/>
+          <w:sz w:val="21"/>
+        </w:rPr>
+        <w:t>[18] 2026-08-26｜新浪财经｜星河动力：国内首个：星河动力航天爱神星一号留轨平台顺利机动离轨，打通我国商业火箭末级留轨服务全链路 - 新浪财经</w:t>
+      </w:r>
+    </w:p>
+    <w:p>
+      <w:pPr>
+        <w:keepLines/>
+        <w:spacing w:after="60"/>
+        <w:ind w:left="369" w:hanging="227"/>
+      </w:pPr>
+      <w:r>
+        <w:rPr>
+          <w:rFonts w:ascii="Kaiti SC" w:hAnsi="Kaiti SC" w:eastAsia="Kaiti SC" w:cs="Kaiti SC"/>
+          <w:sz w:val="21"/>
+        </w:rPr>
+        <w:t xml:space="preserve">✓ </w:t>
+      </w:r>
+      <w:r>
+        <w:rPr>
+          <w:rFonts w:ascii="Kaiti SC" w:hAnsi="Kaiti SC" w:eastAsia="Kaiti SC" w:cs="Kaiti SC"/>
+          <w:sz w:val="21"/>
+        </w:rPr>
+        <w:t>[19] 2026-08-26｜bing.com｜银河航天：Omantel Explores Satellite Connectivity Opportunities with GalaxySpace</w:t>
+      </w:r>
+    </w:p>
+    <w:p>
+      <w:pPr>
+        <w:keepLines/>
+        <w:spacing w:after="60"/>
+        <w:ind w:left="369" w:hanging="227"/>
+      </w:pPr>
+      <w:r>
+        <w:rPr>
+          <w:rFonts w:ascii="Kaiti SC" w:hAnsi="Kaiti SC" w:eastAsia="Kaiti SC" w:cs="Kaiti SC"/>
+          <w:sz w:val="21"/>
+        </w:rPr>
+        <w:t xml:space="preserve">✓ </w:t>
+      </w:r>
+      <w:r>
+        <w:rPr>
+          <w:rFonts w:ascii="Kaiti SC" w:hAnsi="Kaiti SC" w:eastAsia="Kaiti SC" w:cs="Kaiti SC"/>
+          <w:sz w:val="21"/>
+        </w:rPr>
+        <w:t>[20] 2026-08-26｜bing.com｜银河航天：Omantel Explores Satellite Connectivity Opportunities with GalaxySpace</w:t>
+      </w:r>
+    </w:p>
+    <w:p>
+      <w:pPr>
+        <w:keepLines/>
+        <w:spacing w:after="60"/>
+        <w:ind w:left="369" w:hanging="227"/>
+      </w:pPr>
+      <w:r>
+        <w:rPr>
+          <w:rFonts w:ascii="Kaiti SC" w:hAnsi="Kaiti SC" w:eastAsia="Kaiti SC" w:cs="Kaiti SC"/>
+          <w:sz w:val="21"/>
+        </w:rPr>
+        <w:t xml:space="preserve">✓ </w:t>
+      </w:r>
+      <w:r>
+        <w:rPr>
+          <w:rFonts w:ascii="Kaiti SC" w:hAnsi="Kaiti SC" w:eastAsia="Kaiti SC" w:cs="Kaiti SC"/>
+          <w:sz w:val="21"/>
+        </w:rPr>
+        <w:t>[21] 2026-08-26｜bing.com｜银河航天：Omantel Explores Satellite Connectivity Opportunities with GalaxySpace</w:t>
+      </w:r>
+    </w:p>
+    <w:p>
+      <w:pPr>
+        <w:keepLines/>
+        <w:spacing w:after="60"/>
+        <w:ind w:left="369" w:hanging="227"/>
+      </w:pPr>
+      <w:r>
+        <w:rPr>
+          <w:rFonts w:ascii="Kaiti SC" w:hAnsi="Kaiti SC" w:eastAsia="Kaiti SC" w:cs="Kaiti SC"/>
+          <w:sz w:val="21"/>
+        </w:rPr>
+        <w:t xml:space="preserve">✓ </w:t>
+      </w:r>
+      <w:r>
+        <w:rPr>
+          <w:rFonts w:ascii="Kaiti SC" w:hAnsi="Kaiti SC" w:eastAsia="Kaiti SC" w:cs="Kaiti SC"/>
+          <w:sz w:val="21"/>
+        </w:rPr>
+        <w:t>[22] 2026-08-26｜bing.com｜银河航天：Omantel Explores Satellite Connectivity Opportunities with GalaxySpace</w:t>
+      </w:r>
+    </w:p>
+    <w:p>
+      <w:pPr>
+        <w:keepLines/>
+        <w:spacing w:after="60"/>
+        <w:ind w:left="369" w:hanging="227"/>
+      </w:pPr>
+      <w:r>
+        <w:rPr>
+          <w:rFonts w:ascii="Kaiti SC" w:hAnsi="Kaiti SC" w:eastAsia="Kaiti SC" w:cs="Kaiti SC"/>
+          <w:sz w:val="21"/>
+        </w:rPr>
+        <w:t xml:space="preserve">✓ </w:t>
+      </w:r>
+      <w:r>
+        <w:rPr>
+          <w:rFonts w:ascii="Kaiti SC" w:hAnsi="Kaiti SC" w:eastAsia="Kaiti SC" w:cs="Kaiti SC"/>
+          <w:sz w:val="21"/>
+        </w:rPr>
+        <w:t>[23] 2026-08-26｜Florida Today｜Blue Origin：As New Glenn rebuild continues, Blue Origin expands at Titusville airport | Exclusive - Florida Today</w:t>
+      </w:r>
+    </w:p>
+    <w:p>
+      <w:pPr>
+        <w:keepLines/>
+        <w:spacing w:after="60"/>
+        <w:ind w:left="369" w:hanging="227"/>
+      </w:pPr>
+      <w:r>
+        <w:rPr>
+          <w:rFonts w:ascii="Kaiti SC" w:hAnsi="Kaiti SC" w:eastAsia="Kaiti SC" w:cs="Kaiti SC"/>
+          <w:sz w:val="21"/>
+        </w:rPr>
+        <w:t xml:space="preserve">✓ </w:t>
+      </w:r>
+      <w:r>
+        <w:rPr>
+          <w:rFonts w:ascii="Kaiti SC" w:hAnsi="Kaiti SC" w:eastAsia="Kaiti SC" w:cs="Kaiti SC"/>
+          <w:sz w:val="21"/>
+        </w:rPr>
+        <w:t>[24] 2026-08-26｜OFweek｜蓝箭航天：热点丨朱雀三号成功回收，自研技术开始算“零部件寿命账” - OFweek</w:t>
       </w:r>
     </w:p>
     <w:sectPr>

--- a/docs/data/reports/daily-documents/latest/previous_daily_report.docx
+++ b/docs/data/reports/daily-documents/latest/previous_daily_report.docx
@@ -26,7 +26,7 @@
           <w:rFonts w:ascii="Kaiti SC" w:hAnsi="Kaiti SC" w:eastAsia="Kaiti SC" w:cs="Kaiti SC"/>
           <w:sz w:val="21"/>
         </w:rPr>
-        <w:t>2026-08-26（上一自然日）</w:t>
+        <w:t>2026-08-27（上一自然日）</w:t>
       </w:r>
     </w:p>
     <w:tbl>
@@ -81,7 +81,7 @@
                 <w:b w:val="0"/>
                 <w:sz w:val="19"/>
               </w:rPr>
-              <w:t>2026-08-26</w:t>
+              <w:t>2026-08-27</w:t>
             </w:r>
           </w:p>
         </w:tc>
@@ -127,7 +127,7 @@
                 <w:b w:val="0"/>
                 <w:sz w:val="19"/>
               </w:rPr>
-              <w:t>60 条 / 7 家</w:t>
+              <w:t>10 条 / 6 家</w:t>
             </w:r>
           </w:p>
         </w:tc>
@@ -173,7 +173,7 @@
                 <w:b w:val="0"/>
                 <w:sz w:val="19"/>
               </w:rPr>
-              <w:t>29 个</w:t>
+              <w:t>8 个</w:t>
             </w:r>
           </w:p>
         </w:tc>
@@ -219,7 +219,7 @@
                 <w:b w:val="0"/>
                 <w:sz w:val="19"/>
               </w:rPr>
-              <w:t>2026-08-27</w:t>
+              <w:t>2026-08-28</w:t>
             </w:r>
           </w:p>
         </w:tc>
@@ -245,7 +245,7 @@
     </w:p>
     <w:p>
       <w:r>
-        <w:t>2026-08-26 共归档 60 条新闻，覆盖 7 家公司、29 个信息来源。 新闻量较多的公司包括 SpaceX、中科宇航、银河航天、Blue Origin。</w:t>
+        <w:t>2026-08-27 共归档 10 条新闻，覆盖 6 家公司、8 个信息来源。 新闻量较多的公司包括 SpaceX、中科宇航、Blue Origin、星河动力。</w:t>
       </w:r>
     </w:p>
     <w:p>
@@ -279,7 +279,7 @@
           <w:rFonts w:ascii="Kaiti SC" w:hAnsi="Kaiti SC" w:eastAsia="Kaiti SC" w:cs="Kaiti SC"/>
           <w:sz w:val="21"/>
         </w:rPr>
-        <w:t>【发射与任务】SpaceX：Live coverage: SpaceX to launch 27 Starlink satellites on Falcon 9 rocket from Vandenberg （Spaceflight Now）</w:t>
+        <w:t>【发射与任务】SpaceX：Roman Space Telescope Travels to SpaceX Hangar （NASA）</w:t>
       </w:r>
     </w:p>
     <w:p>
@@ -300,7 +300,7 @@
           <w:rFonts w:ascii="Kaiti SC" w:hAnsi="Kaiti SC" w:eastAsia="Kaiti SC" w:cs="Kaiti SC"/>
           <w:sz w:val="21"/>
         </w:rPr>
-        <w:t>【发射与任务】SpaceX：SpaceX Introduces New Louisiana Starbase （SpacePolicyOnline.com）</w:t>
+        <w:t>【发射与任务】SpaceX：SpaceX’s $100 Billion Starship Plan: Growth Opportunity Meets Execution Risk （bing.com）</w:t>
       </w:r>
     </w:p>
     <w:p>
@@ -321,7 +321,7 @@
           <w:rFonts w:ascii="Kaiti SC" w:hAnsi="Kaiti SC" w:eastAsia="Kaiti SC" w:cs="Kaiti SC"/>
           <w:sz w:val="21"/>
         </w:rPr>
-        <w:t>【订单与合作】SpaceX：Space Force expands Starshield service for military aircraft （bing.com）</w:t>
+        <w:t>【发射与任务】SpaceX：SpaceX Ends Falcon 9 Starlink Launches From Florida As Starship Takes Over: 'End Of An Era' （bing.com）</w:t>
       </w:r>
     </w:p>
     <w:p>
@@ -342,7 +342,7 @@
           <w:rFonts w:ascii="Kaiti SC" w:hAnsi="Kaiti SC" w:eastAsia="Kaiti SC" w:cs="Kaiti SC"/>
           <w:sz w:val="21"/>
         </w:rPr>
-        <w:t>【发射与任务】SpaceX：SpaceX Launches Falcon 9 Rocket Carrying Starlink Satellites From Vandenberg - edhat （edhat）</w:t>
+        <w:t>【发射与任务】星河动力：Galactic Energy targets Sept. 1 for debut launch of Pallas-1 rocket - SpaceNews （SpaceNews）</w:t>
       </w:r>
     </w:p>
     <w:p>
@@ -363,7 +363,7 @@
           <w:rFonts w:ascii="Kaiti SC" w:hAnsi="Kaiti SC" w:eastAsia="Kaiti SC" w:cs="Kaiti SC"/>
           <w:sz w:val="21"/>
         </w:rPr>
-        <w:t>【发射与任务】SpaceX：Fewer Space Coast launches in store as SpaceX pulls back on Falcon 9 - Orlando Sentinel （Orlando Sentinel）</w:t>
+        <w:t>【发射与任务】SpaceX：Florida TODAY: SpaceX Starlink, Dolly Parton, Tim Tebow （bing.com）</w:t>
       </w:r>
     </w:p>
     <w:p>
@@ -384,7 +384,7 @@
           <w:rFonts w:ascii="Kaiti SC" w:hAnsi="Kaiti SC" w:eastAsia="Kaiti SC" w:cs="Kaiti SC"/>
           <w:sz w:val="21"/>
         </w:rPr>
-        <w:t>【发射与任务】中科宇航：完成合练！力箭一号首次海上发射进入倒计时 - 新浪财经 （新浪财经）</w:t>
+        <w:t>【发射与任务】中科宇航：中科宇航力箭二号遥二运载火箭顺利出厂，拟于今年10月完成发射_手机新浪网 - 新浪财经 （新浪财经）</w:t>
       </w:r>
     </w:p>
     <w:p>
@@ -405,7 +405,7 @@
           <w:rFonts w:ascii="Kaiti SC" w:hAnsi="Kaiti SC" w:eastAsia="Kaiti SC" w:cs="Kaiti SC"/>
           <w:sz w:val="21"/>
         </w:rPr>
-        <w:t>【发射与任务】Blue Origin：Blue Origin to Expand Footprint With New Space Coast Regional Airport Staging Area, Proposed Lease （bing.com）</w:t>
+        <w:t>【发射与任务】中科宇航：中科宇航力箭二号遥二运载火箭顺利出厂，拟于今年10月完成发射_手机新浪网 - 新浪网 （新浪网）</w:t>
       </w:r>
     </w:p>
     <w:p>
@@ -426,7 +426,7 @@
           <w:rFonts w:ascii="Kaiti SC" w:hAnsi="Kaiti SC" w:eastAsia="Kaiti SC" w:cs="Kaiti SC"/>
           <w:sz w:val="21"/>
         </w:rPr>
-        <w:t>【发射与任务】Blue Origin：Blue Origin to Expand Footprint With New Space Coast Regional Airport Staging Area, Proposed Lease （bing.com）</w:t>
+        <w:t>【其他动态】蓝箭航天：朱雀三号回收成功后，离 SpaceX 还有多远 - 爱范儿 （爱范儿）</w:t>
       </w:r>
     </w:p>
     <w:p>
@@ -447,7 +447,7 @@
           <w:rFonts w:ascii="Kaiti SC" w:hAnsi="Kaiti SC" w:eastAsia="Kaiti SC" w:cs="Kaiti SC"/>
           <w:sz w:val="21"/>
         </w:rPr>
-        <w:t>【其他动态】垣信卫星：上海：促进卫星互联网与北斗、第六代移动通信（6G）、AI融合发展加快“千帆星座”低轨通信卫星组网 - 新浪财经 （新浪财经）</w:t>
+        <w:t>【其他动态】Blue Origin：Blue Origin Expands Titusville Footprint Amid New Glenn Rebuild and Pad 36B Construction - TalkOfTitusville.com （TalkOfTitusville.com）</w:t>
       </w:r>
     </w:p>
     <w:p>
@@ -468,175 +468,7 @@
           <w:rFonts w:ascii="Kaiti SC" w:hAnsi="Kaiti SC" w:eastAsia="Kaiti SC" w:cs="Kaiti SC"/>
           <w:sz w:val="21"/>
         </w:rPr>
-        <w:t>【发射与任务】中科宇航：里程碑突破！力箭二号遥二运载火箭顺利出厂，助力中国低轨星座规模化组网提速 - 维度网 （维度网）</w:t>
-      </w:r>
-    </w:p>
-    <w:p>
-      <w:pPr>
-        <w:keepLines/>
-        <w:spacing w:after="60"/>
-        <w:ind w:left="369" w:hanging="227"/>
-      </w:pPr>
-      <w:r>
-        <w:rPr>
-          <w:rFonts w:ascii="Kaiti SC" w:hAnsi="Kaiti SC" w:eastAsia="Kaiti SC" w:cs="Kaiti SC"/>
-          <w:sz w:val="21"/>
-        </w:rPr>
-        <w:t xml:space="preserve">➢ </w:t>
-      </w:r>
-      <w:r>
-        <w:rPr>
-          <w:rFonts w:ascii="Kaiti SC" w:hAnsi="Kaiti SC" w:eastAsia="Kaiti SC" w:cs="Kaiti SC"/>
-          <w:sz w:val="21"/>
-        </w:rPr>
-        <w:t>【发射与任务】中科宇航：中科宇航力箭二号遥二运载火箭顺利出厂，拟于今年10月完成发射 - 凤凰网 （凤凰网）</w:t>
-      </w:r>
-    </w:p>
-    <w:p>
-      <w:pPr>
-        <w:keepLines/>
-        <w:spacing w:after="60"/>
-        <w:ind w:left="369" w:hanging="227"/>
-      </w:pPr>
-      <w:r>
-        <w:rPr>
-          <w:rFonts w:ascii="Kaiti SC" w:hAnsi="Kaiti SC" w:eastAsia="Kaiti SC" w:cs="Kaiti SC"/>
-          <w:sz w:val="21"/>
-        </w:rPr>
-        <w:t xml:space="preserve">➢ </w:t>
-      </w:r>
-      <w:r>
-        <w:rPr>
-          <w:rFonts w:ascii="Kaiti SC" w:hAnsi="Kaiti SC" w:eastAsia="Kaiti SC" w:cs="Kaiti SC"/>
-          <w:sz w:val="21"/>
-        </w:rPr>
-        <w:t>【发射与任务】中科宇航：中科宇航力箭二号遥二运载火箭顺利出厂，拟于今年 10 月完成发射 - 新浪财经 （新浪财经）</w:t>
-      </w:r>
-    </w:p>
-    <w:p>
-      <w:pPr>
-        <w:keepLines/>
-        <w:spacing w:after="60"/>
-        <w:ind w:left="369" w:hanging="227"/>
-      </w:pPr>
-      <w:r>
-        <w:rPr>
-          <w:rFonts w:ascii="Kaiti SC" w:hAnsi="Kaiti SC" w:eastAsia="Kaiti SC" w:cs="Kaiti SC"/>
-          <w:sz w:val="21"/>
-        </w:rPr>
-        <w:t xml:space="preserve">➢ </w:t>
-      </w:r>
-      <w:r>
-        <w:rPr>
-          <w:rFonts w:ascii="Kaiti SC" w:hAnsi="Kaiti SC" w:eastAsia="Kaiti SC" w:cs="Kaiti SC"/>
-          <w:sz w:val="21"/>
-        </w:rPr>
-        <w:t>【发射与任务】中科宇航：箭地合练圆满完成 力箭一号运载火箭首次海上发射进入倒计时 - 新浪财经 （新浪财经）</w:t>
-      </w:r>
-    </w:p>
-    <w:p>
-      <w:pPr>
-        <w:keepLines/>
-        <w:spacing w:after="60"/>
-        <w:ind w:left="369" w:hanging="227"/>
-      </w:pPr>
-      <w:r>
-        <w:rPr>
-          <w:rFonts w:ascii="Kaiti SC" w:hAnsi="Kaiti SC" w:eastAsia="Kaiti SC" w:cs="Kaiti SC"/>
-          <w:sz w:val="21"/>
-        </w:rPr>
-        <w:t xml:space="preserve">➢ </w:t>
-      </w:r>
-      <w:r>
-        <w:rPr>
-          <w:rFonts w:ascii="Kaiti SC" w:hAnsi="Kaiti SC" w:eastAsia="Kaiti SC" w:cs="Kaiti SC"/>
-          <w:sz w:val="21"/>
-        </w:rPr>
-        <w:t>【其他动态】蓝箭航天：LandSpace eyes Zhuque-3 refly within 6 months （bing.com）</w:t>
-      </w:r>
-    </w:p>
-    <w:p>
-      <w:pPr>
-        <w:keepLines/>
-        <w:spacing w:after="60"/>
-        <w:ind w:left="369" w:hanging="227"/>
-      </w:pPr>
-      <w:r>
-        <w:rPr>
-          <w:rFonts w:ascii="Kaiti SC" w:hAnsi="Kaiti SC" w:eastAsia="Kaiti SC" w:cs="Kaiti SC"/>
-          <w:sz w:val="21"/>
-        </w:rPr>
-        <w:t xml:space="preserve">➢ </w:t>
-      </w:r>
-      <w:r>
-        <w:rPr>
-          <w:rFonts w:ascii="Kaiti SC" w:hAnsi="Kaiti SC" w:eastAsia="Kaiti SC" w:cs="Kaiti SC"/>
-          <w:sz w:val="21"/>
-        </w:rPr>
-        <w:t>【发射与任务】Blue Origin：As New Glenn rebuild continues, Blue Origin expands at Titusville airport | Exclusive （bing.com）</w:t>
-      </w:r>
-    </w:p>
-    <w:p>
-      <w:pPr>
-        <w:keepLines/>
-        <w:spacing w:after="60"/>
-        <w:ind w:left="369" w:hanging="227"/>
-      </w:pPr>
-      <w:r>
-        <w:rPr>
-          <w:rFonts w:ascii="Kaiti SC" w:hAnsi="Kaiti SC" w:eastAsia="Kaiti SC" w:cs="Kaiti SC"/>
-          <w:sz w:val="21"/>
-        </w:rPr>
-        <w:t xml:space="preserve">➢ </w:t>
-      </w:r>
-      <w:r>
-        <w:rPr>
-          <w:rFonts w:ascii="Kaiti SC" w:hAnsi="Kaiti SC" w:eastAsia="Kaiti SC" w:cs="Kaiti SC"/>
-          <w:sz w:val="21"/>
-        </w:rPr>
-        <w:t>【其他动态】银河航天：Omantel and GalaxySpace explore next-generation satellite connectivity - SatellitePro ME （SatellitePro ME）</w:t>
-      </w:r>
-    </w:p>
-    <w:p>
-      <w:pPr>
-        <w:keepLines/>
-        <w:spacing w:after="60"/>
-        <w:ind w:left="369" w:hanging="227"/>
-      </w:pPr>
-      <w:r>
-        <w:rPr>
-          <w:rFonts w:ascii="Kaiti SC" w:hAnsi="Kaiti SC" w:eastAsia="Kaiti SC" w:cs="Kaiti SC"/>
-          <w:sz w:val="21"/>
-        </w:rPr>
-        <w:t xml:space="preserve">➢ </w:t>
-      </w:r>
-      <w:r>
-        <w:rPr>
-          <w:rFonts w:ascii="Kaiti SC" w:hAnsi="Kaiti SC" w:eastAsia="Kaiti SC" w:cs="Kaiti SC"/>
-          <w:sz w:val="21"/>
-        </w:rPr>
-        <w:t>【发射与任务】Blue Origin：As New Glenn rebuild continues, Blue Origin expands at Titusville airport | Exclusive （bing.com）</w:t>
-      </w:r>
-    </w:p>
-    <w:p>
-      <w:pPr>
-        <w:keepLines/>
-        <w:spacing w:after="60"/>
-        <w:ind w:left="369" w:hanging="227"/>
-      </w:pPr>
-      <w:r>
-        <w:rPr>
-          <w:rFonts w:ascii="Kaiti SC" w:hAnsi="Kaiti SC" w:eastAsia="Kaiti SC" w:cs="Kaiti SC"/>
-          <w:sz w:val="21"/>
-        </w:rPr>
-        <w:t xml:space="preserve">➢ </w:t>
-      </w:r>
-      <w:r>
-        <w:rPr>
-          <w:rFonts w:ascii="Kaiti SC" w:hAnsi="Kaiti SC" w:eastAsia="Kaiti SC" w:cs="Kaiti SC"/>
-          <w:sz w:val="21"/>
-        </w:rPr>
-        <w:t>【其他动态】星河动力：国内首个：星河动力航天爱神星一号留轨平台顺利机动离轨，打通我国商业火箭末级留轨服务全链路 - 新浪财经 （新浪财经）</w:t>
+        <w:t>【发射与任务】银河航天：中国商业航天企业首次面向东南亚整星出口！银河航天三颗卫星发射成功SAR双星与泰国卫星同步入轨 - 财联社 （财联社）</w:t>
       </w:r>
     </w:p>
     <w:p>
@@ -795,7 +627,7 @@
                 <w:b w:val="0"/>
                 <w:sz w:val="19"/>
               </w:rPr>
-              <w:t>25</w:t>
+              <w:t>4</w:t>
             </w:r>
           </w:p>
         </w:tc>
@@ -816,7 +648,7 @@
                 <w:b w:val="0"/>
                 <w:sz w:val="19"/>
               </w:rPr>
-              <w:t>发射与任务、订单与合作</w:t>
+              <w:t>发射与任务</w:t>
             </w:r>
           </w:p>
         </w:tc>
@@ -836,7 +668,7 @@
                 <w:b w:val="0"/>
                 <w:sz w:val="19"/>
               </w:rPr>
-              <w:t>Live coverage: SpaceX to launch 27 Starlink satellites on Falcon 9 rocket from Vandenberg</w:t>
+              <w:t>Roman Space Telescope Travels to SpaceX Hangar</w:t>
             </w:r>
           </w:p>
         </w:tc>
@@ -882,7 +714,7 @@
                 <w:b w:val="0"/>
                 <w:sz w:val="19"/>
               </w:rPr>
-              <w:t>14</w:t>
+              <w:t>2</w:t>
             </w:r>
           </w:p>
         </w:tc>
@@ -923,94 +755,7 @@
                 <w:b w:val="0"/>
                 <w:sz w:val="19"/>
               </w:rPr>
-              <w:t>完成合练！力箭一号首次海上发射进入倒计时 - 新浪财经</w:t>
-            </w:r>
-          </w:p>
-        </w:tc>
-      </w:tr>
-      <w:tr>
-        <w:trPr>
-          <w:cantSplit/>
-        </w:trPr>
-        <w:tc>
-          <w:tcPr>
-            <w:tcW w:type="dxa" w:w="2075"/>
-            <w:vAlign w:val="center"/>
-          </w:tcPr>
-          <w:p>
-            <w:pPr>
-              <w:spacing w:after="0" w:line="252" w:lineRule="auto"/>
-            </w:pPr>
-            <w:r/>
-            <w:r>
-              <w:rPr>
-                <w:rFonts w:ascii="Kaiti SC" w:hAnsi="Kaiti SC" w:eastAsia="Kaiti SC" w:cs="Kaiti SC"/>
-                <w:b w:val="0"/>
-                <w:sz w:val="19"/>
-              </w:rPr>
-              <w:t>银河航天</w:t>
-            </w:r>
-          </w:p>
-        </w:tc>
-        <w:tc>
-          <w:tcPr>
-            <w:tcW w:type="dxa" w:w="2075"/>
-            <w:vAlign w:val="center"/>
-          </w:tcPr>
-          <w:p>
-            <w:pPr>
-              <w:spacing w:after="0" w:line="252" w:lineRule="auto"/>
-              <w:jc w:val="center"/>
-            </w:pPr>
-            <w:r/>
-            <w:r>
-              <w:rPr>
-                <w:rFonts w:ascii="Kaiti SC" w:hAnsi="Kaiti SC" w:eastAsia="Kaiti SC" w:cs="Kaiti SC"/>
-                <w:b w:val="0"/>
-                <w:sz w:val="19"/>
-              </w:rPr>
-              <w:t>12</w:t>
-            </w:r>
-          </w:p>
-        </w:tc>
-        <w:tc>
-          <w:tcPr>
-            <w:tcW w:type="dxa" w:w="2075"/>
-            <w:vAlign w:val="center"/>
-          </w:tcPr>
-          <w:p>
-            <w:pPr>
-              <w:spacing w:after="0" w:line="252" w:lineRule="auto"/>
-              <w:jc w:val="center"/>
-            </w:pPr>
-            <w:r/>
-            <w:r>
-              <w:rPr>
-                <w:rFonts w:ascii="Kaiti SC" w:hAnsi="Kaiti SC" w:eastAsia="Kaiti SC" w:cs="Kaiti SC"/>
-                <w:b w:val="0"/>
-                <w:sz w:val="19"/>
-              </w:rPr>
-              <w:t>其他动态、发射与任务、订单与合作</w:t>
-            </w:r>
-          </w:p>
-        </w:tc>
-        <w:tc>
-          <w:tcPr>
-            <w:tcW w:type="dxa" w:w="2075"/>
-            <w:vAlign w:val="center"/>
-          </w:tcPr>
-          <w:p>
-            <w:pPr>
-              <w:spacing w:after="0" w:line="252" w:lineRule="auto"/>
-            </w:pPr>
-            <w:r/>
-            <w:r>
-              <w:rPr>
-                <w:rFonts w:ascii="Kaiti SC" w:hAnsi="Kaiti SC" w:eastAsia="Kaiti SC" w:cs="Kaiti SC"/>
-                <w:b w:val="0"/>
-                <w:sz w:val="19"/>
-              </w:rPr>
-              <w:t>Omantel and GalaxySpace explore next-generation satellite connectivity - SatellitePro ME</w:t>
+              <w:t>中科宇航力箭二号遥二运载火箭顺利出厂，拟于今年10月完成发射_手机新浪网 - 新浪财经</w:t>
             </w:r>
           </w:p>
         </w:tc>
@@ -1036,180 +781,6 @@
                 <w:sz w:val="19"/>
               </w:rPr>
               <w:t>Blue Origin</w:t>
-            </w:r>
-          </w:p>
-        </w:tc>
-        <w:tc>
-          <w:tcPr>
-            <w:tcW w:type="dxa" w:w="2075"/>
-            <w:vAlign w:val="center"/>
-          </w:tcPr>
-          <w:p>
-            <w:pPr>
-              <w:spacing w:after="0" w:line="252" w:lineRule="auto"/>
-              <w:jc w:val="center"/>
-            </w:pPr>
-            <w:r/>
-            <w:r>
-              <w:rPr>
-                <w:rFonts w:ascii="Kaiti SC" w:hAnsi="Kaiti SC" w:eastAsia="Kaiti SC" w:cs="Kaiti SC"/>
-                <w:b w:val="0"/>
-                <w:sz w:val="19"/>
-              </w:rPr>
-              <w:t>5</w:t>
-            </w:r>
-          </w:p>
-        </w:tc>
-        <w:tc>
-          <w:tcPr>
-            <w:tcW w:type="dxa" w:w="2075"/>
-            <w:vAlign w:val="center"/>
-          </w:tcPr>
-          <w:p>
-            <w:pPr>
-              <w:spacing w:after="0" w:line="252" w:lineRule="auto"/>
-              <w:jc w:val="center"/>
-            </w:pPr>
-            <w:r/>
-            <w:r>
-              <w:rPr>
-                <w:rFonts w:ascii="Kaiti SC" w:hAnsi="Kaiti SC" w:eastAsia="Kaiti SC" w:cs="Kaiti SC"/>
-                <w:b w:val="0"/>
-                <w:sz w:val="19"/>
-              </w:rPr>
-              <w:t>发射与任务、其他动态</w:t>
-            </w:r>
-          </w:p>
-        </w:tc>
-        <w:tc>
-          <w:tcPr>
-            <w:tcW w:type="dxa" w:w="2075"/>
-            <w:vAlign w:val="center"/>
-          </w:tcPr>
-          <w:p>
-            <w:pPr>
-              <w:spacing w:after="0" w:line="252" w:lineRule="auto"/>
-            </w:pPr>
-            <w:r/>
-            <w:r>
-              <w:rPr>
-                <w:rFonts w:ascii="Kaiti SC" w:hAnsi="Kaiti SC" w:eastAsia="Kaiti SC" w:cs="Kaiti SC"/>
-                <w:b w:val="0"/>
-                <w:sz w:val="19"/>
-              </w:rPr>
-              <w:t>Blue Origin to Expand Footprint With New Space Coast Regional Airport Staging Area, Proposed Lease</w:t>
-            </w:r>
-          </w:p>
-        </w:tc>
-      </w:tr>
-      <w:tr>
-        <w:trPr>
-          <w:cantSplit/>
-        </w:trPr>
-        <w:tc>
-          <w:tcPr>
-            <w:tcW w:type="dxa" w:w="2075"/>
-            <w:vAlign w:val="center"/>
-          </w:tcPr>
-          <w:p>
-            <w:pPr>
-              <w:spacing w:after="0" w:line="252" w:lineRule="auto"/>
-            </w:pPr>
-            <w:r/>
-            <w:r>
-              <w:rPr>
-                <w:rFonts w:ascii="Kaiti SC" w:hAnsi="Kaiti SC" w:eastAsia="Kaiti SC" w:cs="Kaiti SC"/>
-                <w:b w:val="0"/>
-                <w:sz w:val="19"/>
-              </w:rPr>
-              <w:t>蓝箭航天</w:t>
-            </w:r>
-          </w:p>
-        </w:tc>
-        <w:tc>
-          <w:tcPr>
-            <w:tcW w:type="dxa" w:w="2075"/>
-            <w:vAlign w:val="center"/>
-          </w:tcPr>
-          <w:p>
-            <w:pPr>
-              <w:spacing w:after="0" w:line="252" w:lineRule="auto"/>
-              <w:jc w:val="center"/>
-            </w:pPr>
-            <w:r/>
-            <w:r>
-              <w:rPr>
-                <w:rFonts w:ascii="Kaiti SC" w:hAnsi="Kaiti SC" w:eastAsia="Kaiti SC" w:cs="Kaiti SC"/>
-                <w:b w:val="0"/>
-                <w:sz w:val="19"/>
-              </w:rPr>
-              <w:t>2</w:t>
-            </w:r>
-          </w:p>
-        </w:tc>
-        <w:tc>
-          <w:tcPr>
-            <w:tcW w:type="dxa" w:w="2075"/>
-            <w:vAlign w:val="center"/>
-          </w:tcPr>
-          <w:p>
-            <w:pPr>
-              <w:spacing w:after="0" w:line="252" w:lineRule="auto"/>
-              <w:jc w:val="center"/>
-            </w:pPr>
-            <w:r/>
-            <w:r>
-              <w:rPr>
-                <w:rFonts w:ascii="Kaiti SC" w:hAnsi="Kaiti SC" w:eastAsia="Kaiti SC" w:cs="Kaiti SC"/>
-                <w:b w:val="0"/>
-                <w:sz w:val="19"/>
-              </w:rPr>
-              <w:t>其他动态</w:t>
-            </w:r>
-          </w:p>
-        </w:tc>
-        <w:tc>
-          <w:tcPr>
-            <w:tcW w:type="dxa" w:w="2075"/>
-            <w:vAlign w:val="center"/>
-          </w:tcPr>
-          <w:p>
-            <w:pPr>
-              <w:spacing w:after="0" w:line="252" w:lineRule="auto"/>
-            </w:pPr>
-            <w:r/>
-            <w:r>
-              <w:rPr>
-                <w:rFonts w:ascii="Kaiti SC" w:hAnsi="Kaiti SC" w:eastAsia="Kaiti SC" w:cs="Kaiti SC"/>
-                <w:b w:val="0"/>
-                <w:sz w:val="19"/>
-              </w:rPr>
-              <w:t>LandSpace eyes Zhuque-3 refly within 6 months</w:t>
-            </w:r>
-          </w:p>
-        </w:tc>
-      </w:tr>
-      <w:tr>
-        <w:trPr>
-          <w:cantSplit/>
-        </w:trPr>
-        <w:tc>
-          <w:tcPr>
-            <w:tcW w:type="dxa" w:w="2075"/>
-            <w:vAlign w:val="center"/>
-          </w:tcPr>
-          <w:p>
-            <w:pPr>
-              <w:spacing w:after="0" w:line="252" w:lineRule="auto"/>
-            </w:pPr>
-            <w:r/>
-            <w:r>
-              <w:rPr>
-                <w:rFonts w:ascii="Kaiti SC" w:hAnsi="Kaiti SC" w:eastAsia="Kaiti SC" w:cs="Kaiti SC"/>
-                <w:b w:val="0"/>
-                <w:sz w:val="19"/>
-              </w:rPr>
-              <w:t>垣信卫星</w:t>
             </w:r>
           </w:p>
         </w:tc>
@@ -1271,7 +842,7 @@
                 <w:b w:val="0"/>
                 <w:sz w:val="19"/>
               </w:rPr>
-              <w:t>上海：促进卫星互联网与北斗、第六代移动通信（6G）、AI融合发展加快“千帆星座”低轨通信卫星组网 - 新浪财经</w:t>
+              <w:t>Blue Origin Expands Titusville Footprint Amid New Glenn Rebuild and Pad 36B Construction - TalkOfTitusville.com</w:t>
             </w:r>
           </w:p>
         </w:tc>
@@ -1338,6 +909,93 @@
                 <w:b w:val="0"/>
                 <w:sz w:val="19"/>
               </w:rPr>
+              <w:t>发射与任务</w:t>
+            </w:r>
+          </w:p>
+        </w:tc>
+        <w:tc>
+          <w:tcPr>
+            <w:tcW w:type="dxa" w:w="2075"/>
+            <w:vAlign w:val="center"/>
+          </w:tcPr>
+          <w:p>
+            <w:pPr>
+              <w:spacing w:after="0" w:line="252" w:lineRule="auto"/>
+            </w:pPr>
+            <w:r/>
+            <w:r>
+              <w:rPr>
+                <w:rFonts w:ascii="Kaiti SC" w:hAnsi="Kaiti SC" w:eastAsia="Kaiti SC" w:cs="Kaiti SC"/>
+                <w:b w:val="0"/>
+                <w:sz w:val="19"/>
+              </w:rPr>
+              <w:t>Galactic Energy targets Sept. 1 for debut launch of Pallas-1 rocket - SpaceNews</w:t>
+            </w:r>
+          </w:p>
+        </w:tc>
+      </w:tr>
+      <w:tr>
+        <w:trPr>
+          <w:cantSplit/>
+        </w:trPr>
+        <w:tc>
+          <w:tcPr>
+            <w:tcW w:type="dxa" w:w="2075"/>
+            <w:vAlign w:val="center"/>
+          </w:tcPr>
+          <w:p>
+            <w:pPr>
+              <w:spacing w:after="0" w:line="252" w:lineRule="auto"/>
+            </w:pPr>
+            <w:r/>
+            <w:r>
+              <w:rPr>
+                <w:rFonts w:ascii="Kaiti SC" w:hAnsi="Kaiti SC" w:eastAsia="Kaiti SC" w:cs="Kaiti SC"/>
+                <w:b w:val="0"/>
+                <w:sz w:val="19"/>
+              </w:rPr>
+              <w:t>蓝箭航天</w:t>
+            </w:r>
+          </w:p>
+        </w:tc>
+        <w:tc>
+          <w:tcPr>
+            <w:tcW w:type="dxa" w:w="2075"/>
+            <w:vAlign w:val="center"/>
+          </w:tcPr>
+          <w:p>
+            <w:pPr>
+              <w:spacing w:after="0" w:line="252" w:lineRule="auto"/>
+              <w:jc w:val="center"/>
+            </w:pPr>
+            <w:r/>
+            <w:r>
+              <w:rPr>
+                <w:rFonts w:ascii="Kaiti SC" w:hAnsi="Kaiti SC" w:eastAsia="Kaiti SC" w:cs="Kaiti SC"/>
+                <w:b w:val="0"/>
+                <w:sz w:val="19"/>
+              </w:rPr>
+              <w:t>1</w:t>
+            </w:r>
+          </w:p>
+        </w:tc>
+        <w:tc>
+          <w:tcPr>
+            <w:tcW w:type="dxa" w:w="2075"/>
+            <w:vAlign w:val="center"/>
+          </w:tcPr>
+          <w:p>
+            <w:pPr>
+              <w:spacing w:after="0" w:line="252" w:lineRule="auto"/>
+              <w:jc w:val="center"/>
+            </w:pPr>
+            <w:r/>
+            <w:r>
+              <w:rPr>
+                <w:rFonts w:ascii="Kaiti SC" w:hAnsi="Kaiti SC" w:eastAsia="Kaiti SC" w:cs="Kaiti SC"/>
+                <w:b w:val="0"/>
+                <w:sz w:val="19"/>
+              </w:rPr>
               <w:t>其他动态</w:t>
             </w:r>
           </w:p>
@@ -1358,7 +1016,94 @@
                 <w:b w:val="0"/>
                 <w:sz w:val="19"/>
               </w:rPr>
-              <w:t>国内首个：星河动力航天爱神星一号留轨平台顺利机动离轨，打通我国商业火箭末级留轨服务全链路 - 新浪财经</w:t>
+              <w:t>朱雀三号回收成功后，离 SpaceX 还有多远 - 爱范儿</w:t>
+            </w:r>
+          </w:p>
+        </w:tc>
+      </w:tr>
+      <w:tr>
+        <w:trPr>
+          <w:cantSplit/>
+        </w:trPr>
+        <w:tc>
+          <w:tcPr>
+            <w:tcW w:type="dxa" w:w="2075"/>
+            <w:vAlign w:val="center"/>
+          </w:tcPr>
+          <w:p>
+            <w:pPr>
+              <w:spacing w:after="0" w:line="252" w:lineRule="auto"/>
+            </w:pPr>
+            <w:r/>
+            <w:r>
+              <w:rPr>
+                <w:rFonts w:ascii="Kaiti SC" w:hAnsi="Kaiti SC" w:eastAsia="Kaiti SC" w:cs="Kaiti SC"/>
+                <w:b w:val="0"/>
+                <w:sz w:val="19"/>
+              </w:rPr>
+              <w:t>银河航天</w:t>
+            </w:r>
+          </w:p>
+        </w:tc>
+        <w:tc>
+          <w:tcPr>
+            <w:tcW w:type="dxa" w:w="2075"/>
+            <w:vAlign w:val="center"/>
+          </w:tcPr>
+          <w:p>
+            <w:pPr>
+              <w:spacing w:after="0" w:line="252" w:lineRule="auto"/>
+              <w:jc w:val="center"/>
+            </w:pPr>
+            <w:r/>
+            <w:r>
+              <w:rPr>
+                <w:rFonts w:ascii="Kaiti SC" w:hAnsi="Kaiti SC" w:eastAsia="Kaiti SC" w:cs="Kaiti SC"/>
+                <w:b w:val="0"/>
+                <w:sz w:val="19"/>
+              </w:rPr>
+              <w:t>1</w:t>
+            </w:r>
+          </w:p>
+        </w:tc>
+        <w:tc>
+          <w:tcPr>
+            <w:tcW w:type="dxa" w:w="2075"/>
+            <w:vAlign w:val="center"/>
+          </w:tcPr>
+          <w:p>
+            <w:pPr>
+              <w:spacing w:after="0" w:line="252" w:lineRule="auto"/>
+              <w:jc w:val="center"/>
+            </w:pPr>
+            <w:r/>
+            <w:r>
+              <w:rPr>
+                <w:rFonts w:ascii="Kaiti SC" w:hAnsi="Kaiti SC" w:eastAsia="Kaiti SC" w:cs="Kaiti SC"/>
+                <w:b w:val="0"/>
+                <w:sz w:val="19"/>
+              </w:rPr>
+              <w:t>发射与任务</w:t>
+            </w:r>
+          </w:p>
+        </w:tc>
+        <w:tc>
+          <w:tcPr>
+            <w:tcW w:type="dxa" w:w="2075"/>
+            <w:vAlign w:val="center"/>
+          </w:tcPr>
+          <w:p>
+            <w:pPr>
+              <w:spacing w:after="0" w:line="252" w:lineRule="auto"/>
+            </w:pPr>
+            <w:r/>
+            <w:r>
+              <w:rPr>
+                <w:rFonts w:ascii="Kaiti SC" w:hAnsi="Kaiti SC" w:eastAsia="Kaiti SC" w:cs="Kaiti SC"/>
+                <w:b w:val="0"/>
+                <w:sz w:val="19"/>
+              </w:rPr>
+              <w:t>中国商业航天企业首次面向东南亚整星出口！银河航天三颗卫星发射成功SAR双星与泰国卫星同步入轨 - 财联社</w:t>
             </w:r>
           </w:p>
         </w:tc>
@@ -1395,7 +1140,7 @@
           <w:rFonts w:ascii="Kaiti SC" w:hAnsi="Kaiti SC" w:eastAsia="Kaiti SC" w:cs="Kaiti SC"/>
           <w:sz w:val="21"/>
         </w:rPr>
-        <w:t>[1] 2026-08-26｜Spaceflight Now｜SpaceX：Live coverage: SpaceX to launch 27 Starlink satellites on Falcon 9 rocket from Vandenberg</w:t>
+        <w:t>[1] 2026-08-27｜NASA｜SpaceX：Roman Space Telescope Travels to SpaceX Hangar</w:t>
       </w:r>
     </w:p>
     <w:p>
@@ -1416,7 +1161,7 @@
           <w:rFonts w:ascii="Kaiti SC" w:hAnsi="Kaiti SC" w:eastAsia="Kaiti SC" w:cs="Kaiti SC"/>
           <w:sz w:val="21"/>
         </w:rPr>
-        <w:t>[2] 2026-08-26｜SpacePolicyOnline.com｜SpaceX：SpaceX Introduces New Louisiana Starbase</w:t>
+        <w:t>[2] 2026-08-27｜bing.com｜SpaceX：SpaceX’s $100 Billion Starship Plan: Growth Opportunity Meets Execution Risk</w:t>
       </w:r>
     </w:p>
     <w:p>
@@ -1437,7 +1182,7 @@
           <w:rFonts w:ascii="Kaiti SC" w:hAnsi="Kaiti SC" w:eastAsia="Kaiti SC" w:cs="Kaiti SC"/>
           <w:sz w:val="21"/>
         </w:rPr>
-        <w:t>[3] 2026-08-26｜bing.com｜SpaceX：Space Force expands Starshield service for military aircraft</w:t>
+        <w:t>[3] 2026-08-27｜bing.com｜SpaceX：SpaceX Ends Falcon 9 Starlink Launches From Florida As Starship Takes Over: 'End Of An Era'</w:t>
       </w:r>
     </w:p>
     <w:p>
@@ -1458,7 +1203,7 @@
           <w:rFonts w:ascii="Kaiti SC" w:hAnsi="Kaiti SC" w:eastAsia="Kaiti SC" w:cs="Kaiti SC"/>
           <w:sz w:val="21"/>
         </w:rPr>
-        <w:t>[4] 2026-08-26｜edhat｜SpaceX：SpaceX Launches Falcon 9 Rocket Carrying Starlink Satellites From Vandenberg - edhat</w:t>
+        <w:t>[4] 2026-08-27｜SpaceNews｜星河动力：Galactic Energy targets Sept. 1 for debut launch of Pallas-1 rocket - SpaceNews</w:t>
       </w:r>
     </w:p>
     <w:p>
@@ -1479,7 +1224,7 @@
           <w:rFonts w:ascii="Kaiti SC" w:hAnsi="Kaiti SC" w:eastAsia="Kaiti SC" w:cs="Kaiti SC"/>
           <w:sz w:val="21"/>
         </w:rPr>
-        <w:t>[5] 2026-08-26｜Orlando Sentinel｜SpaceX：Fewer Space Coast launches in store as SpaceX pulls back on Falcon 9 - Orlando Sentinel</w:t>
+        <w:t>[5] 2026-08-27｜bing.com｜SpaceX：Florida TODAY: SpaceX Starlink, Dolly Parton, Tim Tebow</w:t>
       </w:r>
     </w:p>
     <w:p>
@@ -1500,7 +1245,7 @@
           <w:rFonts w:ascii="Kaiti SC" w:hAnsi="Kaiti SC" w:eastAsia="Kaiti SC" w:cs="Kaiti SC"/>
           <w:sz w:val="21"/>
         </w:rPr>
-        <w:t>[6] 2026-08-26｜新浪财经｜中科宇航：完成合练！力箭一号首次海上发射进入倒计时 - 新浪财经</w:t>
+        <w:t>[6] 2026-08-27｜新浪财经｜中科宇航：中科宇航力箭二号遥二运载火箭顺利出厂，拟于今年10月完成发射_手机新浪网 - 新浪财经</w:t>
       </w:r>
     </w:p>
     <w:p>
@@ -1521,7 +1266,7 @@
           <w:rFonts w:ascii="Kaiti SC" w:hAnsi="Kaiti SC" w:eastAsia="Kaiti SC" w:cs="Kaiti SC"/>
           <w:sz w:val="21"/>
         </w:rPr>
-        <w:t>[7] 2026-08-26｜bing.com｜Blue Origin：Blue Origin to Expand Footprint With New Space Coast Regional Airport Staging Area, Proposed Lease</w:t>
+        <w:t>[7] 2026-08-27｜新浪网｜中科宇航：中科宇航力箭二号遥二运载火箭顺利出厂，拟于今年10月完成发射_手机新浪网 - 新浪网</w:t>
       </w:r>
     </w:p>
     <w:p>
@@ -1542,7 +1287,7 @@
           <w:rFonts w:ascii="Kaiti SC" w:hAnsi="Kaiti SC" w:eastAsia="Kaiti SC" w:cs="Kaiti SC"/>
           <w:sz w:val="21"/>
         </w:rPr>
-        <w:t>[8] 2026-08-26｜bing.com｜Blue Origin：Blue Origin to Expand Footprint With New Space Coast Regional Airport Staging Area, Proposed Lease</w:t>
+        <w:t>[8] 2026-08-27｜爱范儿｜蓝箭航天：朱雀三号回收成功后，离 SpaceX 还有多远 - 爱范儿</w:t>
       </w:r>
     </w:p>
     <w:p>
@@ -1563,7 +1308,7 @@
           <w:rFonts w:ascii="Kaiti SC" w:hAnsi="Kaiti SC" w:eastAsia="Kaiti SC" w:cs="Kaiti SC"/>
           <w:sz w:val="21"/>
         </w:rPr>
-        <w:t>[9] 2026-08-26｜新浪财经｜垣信卫星：上海：促进卫星互联网与北斗、第六代移动通信（6G）、AI融合发展加快“千帆星座”低轨通信卫星组网 - 新浪财经</w:t>
+        <w:t>[9] 2026-08-27｜TalkOfTitusville.com｜Blue Origin：Blue Origin Expands Titusville Footprint Amid New Glenn Rebuild and Pad 36B Construction - TalkOfTitusville.com</w:t>
       </w:r>
     </w:p>
     <w:p>
@@ -1584,301 +1329,7 @@
           <w:rFonts w:ascii="Kaiti SC" w:hAnsi="Kaiti SC" w:eastAsia="Kaiti SC" w:cs="Kaiti SC"/>
           <w:sz w:val="21"/>
         </w:rPr>
-        <w:t>[10] 2026-08-26｜维度网｜中科宇航：里程碑突破！力箭二号遥二运载火箭顺利出厂，助力中国低轨星座规模化组网提速 - 维度网</w:t>
-      </w:r>
-    </w:p>
-    <w:p>
-      <w:pPr>
-        <w:keepLines/>
-        <w:spacing w:after="60"/>
-        <w:ind w:left="369" w:hanging="227"/>
-      </w:pPr>
-      <w:r>
-        <w:rPr>
-          <w:rFonts w:ascii="Kaiti SC" w:hAnsi="Kaiti SC" w:eastAsia="Kaiti SC" w:cs="Kaiti SC"/>
-          <w:sz w:val="21"/>
-        </w:rPr>
-        <w:t xml:space="preserve">✓ </w:t>
-      </w:r>
-      <w:r>
-        <w:rPr>
-          <w:rFonts w:ascii="Kaiti SC" w:hAnsi="Kaiti SC" w:eastAsia="Kaiti SC" w:cs="Kaiti SC"/>
-          <w:sz w:val="21"/>
-        </w:rPr>
-        <w:t>[11] 2026-08-26｜凤凰网｜中科宇航：中科宇航力箭二号遥二运载火箭顺利出厂，拟于今年10月完成发射 - 凤凰网</w:t>
-      </w:r>
-    </w:p>
-    <w:p>
-      <w:pPr>
-        <w:keepLines/>
-        <w:spacing w:after="60"/>
-        <w:ind w:left="369" w:hanging="227"/>
-      </w:pPr>
-      <w:r>
-        <w:rPr>
-          <w:rFonts w:ascii="Kaiti SC" w:hAnsi="Kaiti SC" w:eastAsia="Kaiti SC" w:cs="Kaiti SC"/>
-          <w:sz w:val="21"/>
-        </w:rPr>
-        <w:t xml:space="preserve">✓ </w:t>
-      </w:r>
-      <w:r>
-        <w:rPr>
-          <w:rFonts w:ascii="Kaiti SC" w:hAnsi="Kaiti SC" w:eastAsia="Kaiti SC" w:cs="Kaiti SC"/>
-          <w:sz w:val="21"/>
-        </w:rPr>
-        <w:t>[12] 2026-08-26｜新浪财经｜中科宇航：中科宇航力箭二号遥二运载火箭顺利出厂，拟于今年 10 月完成发射 - 新浪财经</w:t>
-      </w:r>
-    </w:p>
-    <w:p>
-      <w:pPr>
-        <w:keepLines/>
-        <w:spacing w:after="60"/>
-        <w:ind w:left="369" w:hanging="227"/>
-      </w:pPr>
-      <w:r>
-        <w:rPr>
-          <w:rFonts w:ascii="Kaiti SC" w:hAnsi="Kaiti SC" w:eastAsia="Kaiti SC" w:cs="Kaiti SC"/>
-          <w:sz w:val="21"/>
-        </w:rPr>
-        <w:t xml:space="preserve">✓ </w:t>
-      </w:r>
-      <w:r>
-        <w:rPr>
-          <w:rFonts w:ascii="Kaiti SC" w:hAnsi="Kaiti SC" w:eastAsia="Kaiti SC" w:cs="Kaiti SC"/>
-          <w:sz w:val="21"/>
-        </w:rPr>
-        <w:t>[13] 2026-08-26｜新浪财经｜中科宇航：箭地合练圆满完成 力箭一号运载火箭首次海上发射进入倒计时 - 新浪财经</w:t>
-      </w:r>
-    </w:p>
-    <w:p>
-      <w:pPr>
-        <w:keepLines/>
-        <w:spacing w:after="60"/>
-        <w:ind w:left="369" w:hanging="227"/>
-      </w:pPr>
-      <w:r>
-        <w:rPr>
-          <w:rFonts w:ascii="Kaiti SC" w:hAnsi="Kaiti SC" w:eastAsia="Kaiti SC" w:cs="Kaiti SC"/>
-          <w:sz w:val="21"/>
-        </w:rPr>
-        <w:t xml:space="preserve">✓ </w:t>
-      </w:r>
-      <w:r>
-        <w:rPr>
-          <w:rFonts w:ascii="Kaiti SC" w:hAnsi="Kaiti SC" w:eastAsia="Kaiti SC" w:cs="Kaiti SC"/>
-          <w:sz w:val="21"/>
-        </w:rPr>
-        <w:t>[14] 2026-08-26｜bing.com｜蓝箭航天：LandSpace eyes Zhuque-3 refly within 6 months</w:t>
-      </w:r>
-    </w:p>
-    <w:p>
-      <w:pPr>
-        <w:keepLines/>
-        <w:spacing w:after="60"/>
-        <w:ind w:left="369" w:hanging="227"/>
-      </w:pPr>
-      <w:r>
-        <w:rPr>
-          <w:rFonts w:ascii="Kaiti SC" w:hAnsi="Kaiti SC" w:eastAsia="Kaiti SC" w:cs="Kaiti SC"/>
-          <w:sz w:val="21"/>
-        </w:rPr>
-        <w:t xml:space="preserve">✓ </w:t>
-      </w:r>
-      <w:r>
-        <w:rPr>
-          <w:rFonts w:ascii="Kaiti SC" w:hAnsi="Kaiti SC" w:eastAsia="Kaiti SC" w:cs="Kaiti SC"/>
-          <w:sz w:val="21"/>
-        </w:rPr>
-        <w:t>[15] 2026-08-26｜bing.com｜Blue Origin：As New Glenn rebuild continues, Blue Origin expands at Titusville airport | Exclusive</w:t>
-      </w:r>
-    </w:p>
-    <w:p>
-      <w:pPr>
-        <w:keepLines/>
-        <w:spacing w:after="60"/>
-        <w:ind w:left="369" w:hanging="227"/>
-      </w:pPr>
-      <w:r>
-        <w:rPr>
-          <w:rFonts w:ascii="Kaiti SC" w:hAnsi="Kaiti SC" w:eastAsia="Kaiti SC" w:cs="Kaiti SC"/>
-          <w:sz w:val="21"/>
-        </w:rPr>
-        <w:t xml:space="preserve">✓ </w:t>
-      </w:r>
-      <w:r>
-        <w:rPr>
-          <w:rFonts w:ascii="Kaiti SC" w:hAnsi="Kaiti SC" w:eastAsia="Kaiti SC" w:cs="Kaiti SC"/>
-          <w:sz w:val="21"/>
-        </w:rPr>
-        <w:t>[16] 2026-08-26｜SatellitePro ME｜银河航天：Omantel and GalaxySpace explore next-generation satellite connectivity - SatellitePro ME</w:t>
-      </w:r>
-    </w:p>
-    <w:p>
-      <w:pPr>
-        <w:keepLines/>
-        <w:spacing w:after="60"/>
-        <w:ind w:left="369" w:hanging="227"/>
-      </w:pPr>
-      <w:r>
-        <w:rPr>
-          <w:rFonts w:ascii="Kaiti SC" w:hAnsi="Kaiti SC" w:eastAsia="Kaiti SC" w:cs="Kaiti SC"/>
-          <w:sz w:val="21"/>
-        </w:rPr>
-        <w:t xml:space="preserve">✓ </w:t>
-      </w:r>
-      <w:r>
-        <w:rPr>
-          <w:rFonts w:ascii="Kaiti SC" w:hAnsi="Kaiti SC" w:eastAsia="Kaiti SC" w:cs="Kaiti SC"/>
-          <w:sz w:val="21"/>
-        </w:rPr>
-        <w:t>[17] 2026-08-26｜bing.com｜Blue Origin：As New Glenn rebuild continues, Blue Origin expands at Titusville airport | Exclusive</w:t>
-      </w:r>
-    </w:p>
-    <w:p>
-      <w:pPr>
-        <w:keepLines/>
-        <w:spacing w:after="60"/>
-        <w:ind w:left="369" w:hanging="227"/>
-      </w:pPr>
-      <w:r>
-        <w:rPr>
-          <w:rFonts w:ascii="Kaiti SC" w:hAnsi="Kaiti SC" w:eastAsia="Kaiti SC" w:cs="Kaiti SC"/>
-          <w:sz w:val="21"/>
-        </w:rPr>
-        <w:t xml:space="preserve">✓ </w:t>
-      </w:r>
-      <w:r>
-        <w:rPr>
-          <w:rFonts w:ascii="Kaiti SC" w:hAnsi="Kaiti SC" w:eastAsia="Kaiti SC" w:cs="Kaiti SC"/>
-          <w:sz w:val="21"/>
-        </w:rPr>
-        <w:t>[18] 2026-08-26｜新浪财经｜星河动力：国内首个：星河动力航天爱神星一号留轨平台顺利机动离轨，打通我国商业火箭末级留轨服务全链路 - 新浪财经</w:t>
-      </w:r>
-    </w:p>
-    <w:p>
-      <w:pPr>
-        <w:keepLines/>
-        <w:spacing w:after="60"/>
-        <w:ind w:left="369" w:hanging="227"/>
-      </w:pPr>
-      <w:r>
-        <w:rPr>
-          <w:rFonts w:ascii="Kaiti SC" w:hAnsi="Kaiti SC" w:eastAsia="Kaiti SC" w:cs="Kaiti SC"/>
-          <w:sz w:val="21"/>
-        </w:rPr>
-        <w:t xml:space="preserve">✓ </w:t>
-      </w:r>
-      <w:r>
-        <w:rPr>
-          <w:rFonts w:ascii="Kaiti SC" w:hAnsi="Kaiti SC" w:eastAsia="Kaiti SC" w:cs="Kaiti SC"/>
-          <w:sz w:val="21"/>
-        </w:rPr>
-        <w:t>[19] 2026-08-26｜bing.com｜银河航天：Omantel Explores Satellite Connectivity Opportunities with GalaxySpace</w:t>
-      </w:r>
-    </w:p>
-    <w:p>
-      <w:pPr>
-        <w:keepLines/>
-        <w:spacing w:after="60"/>
-        <w:ind w:left="369" w:hanging="227"/>
-      </w:pPr>
-      <w:r>
-        <w:rPr>
-          <w:rFonts w:ascii="Kaiti SC" w:hAnsi="Kaiti SC" w:eastAsia="Kaiti SC" w:cs="Kaiti SC"/>
-          <w:sz w:val="21"/>
-        </w:rPr>
-        <w:t xml:space="preserve">✓ </w:t>
-      </w:r>
-      <w:r>
-        <w:rPr>
-          <w:rFonts w:ascii="Kaiti SC" w:hAnsi="Kaiti SC" w:eastAsia="Kaiti SC" w:cs="Kaiti SC"/>
-          <w:sz w:val="21"/>
-        </w:rPr>
-        <w:t>[20] 2026-08-26｜bing.com｜银河航天：Omantel Explores Satellite Connectivity Opportunities with GalaxySpace</w:t>
-      </w:r>
-    </w:p>
-    <w:p>
-      <w:pPr>
-        <w:keepLines/>
-        <w:spacing w:after="60"/>
-        <w:ind w:left="369" w:hanging="227"/>
-      </w:pPr>
-      <w:r>
-        <w:rPr>
-          <w:rFonts w:ascii="Kaiti SC" w:hAnsi="Kaiti SC" w:eastAsia="Kaiti SC" w:cs="Kaiti SC"/>
-          <w:sz w:val="21"/>
-        </w:rPr>
-        <w:t xml:space="preserve">✓ </w:t>
-      </w:r>
-      <w:r>
-        <w:rPr>
-          <w:rFonts w:ascii="Kaiti SC" w:hAnsi="Kaiti SC" w:eastAsia="Kaiti SC" w:cs="Kaiti SC"/>
-          <w:sz w:val="21"/>
-        </w:rPr>
-        <w:t>[21] 2026-08-26｜bing.com｜银河航天：Omantel Explores Satellite Connectivity Opportunities with GalaxySpace</w:t>
-      </w:r>
-    </w:p>
-    <w:p>
-      <w:pPr>
-        <w:keepLines/>
-        <w:spacing w:after="60"/>
-        <w:ind w:left="369" w:hanging="227"/>
-      </w:pPr>
-      <w:r>
-        <w:rPr>
-          <w:rFonts w:ascii="Kaiti SC" w:hAnsi="Kaiti SC" w:eastAsia="Kaiti SC" w:cs="Kaiti SC"/>
-          <w:sz w:val="21"/>
-        </w:rPr>
-        <w:t xml:space="preserve">✓ </w:t>
-      </w:r>
-      <w:r>
-        <w:rPr>
-          <w:rFonts w:ascii="Kaiti SC" w:hAnsi="Kaiti SC" w:eastAsia="Kaiti SC" w:cs="Kaiti SC"/>
-          <w:sz w:val="21"/>
-        </w:rPr>
-        <w:t>[22] 2026-08-26｜bing.com｜银河航天：Omantel Explores Satellite Connectivity Opportunities with GalaxySpace</w:t>
-      </w:r>
-    </w:p>
-    <w:p>
-      <w:pPr>
-        <w:keepLines/>
-        <w:spacing w:after="60"/>
-        <w:ind w:left="369" w:hanging="227"/>
-      </w:pPr>
-      <w:r>
-        <w:rPr>
-          <w:rFonts w:ascii="Kaiti SC" w:hAnsi="Kaiti SC" w:eastAsia="Kaiti SC" w:cs="Kaiti SC"/>
-          <w:sz w:val="21"/>
-        </w:rPr>
-        <w:t xml:space="preserve">✓ </w:t>
-      </w:r>
-      <w:r>
-        <w:rPr>
-          <w:rFonts w:ascii="Kaiti SC" w:hAnsi="Kaiti SC" w:eastAsia="Kaiti SC" w:cs="Kaiti SC"/>
-          <w:sz w:val="21"/>
-        </w:rPr>
-        <w:t>[23] 2026-08-26｜Florida Today｜Blue Origin：As New Glenn rebuild continues, Blue Origin expands at Titusville airport | Exclusive - Florida Today</w:t>
-      </w:r>
-    </w:p>
-    <w:p>
-      <w:pPr>
-        <w:keepLines/>
-        <w:spacing w:after="60"/>
-        <w:ind w:left="369" w:hanging="227"/>
-      </w:pPr>
-      <w:r>
-        <w:rPr>
-          <w:rFonts w:ascii="Kaiti SC" w:hAnsi="Kaiti SC" w:eastAsia="Kaiti SC" w:cs="Kaiti SC"/>
-          <w:sz w:val="21"/>
-        </w:rPr>
-        <w:t xml:space="preserve">✓ </w:t>
-      </w:r>
-      <w:r>
-        <w:rPr>
-          <w:rFonts w:ascii="Kaiti SC" w:hAnsi="Kaiti SC" w:eastAsia="Kaiti SC" w:cs="Kaiti SC"/>
-          <w:sz w:val="21"/>
-        </w:rPr>
-        <w:t>[24] 2026-08-26｜OFweek｜蓝箭航天：热点丨朱雀三号成功回收，自研技术开始算“零部件寿命账” - OFweek</w:t>
+        <w:t>[10] 2026-08-27｜财联社｜银河航天：中国商业航天企业首次面向东南亚整星出口！银河航天三颗卫星发射成功SAR双星与泰国卫星同步入轨 - 财联社</w:t>
       </w:r>
     </w:p>
     <w:sectPr>

--- a/docs/data/reports/daily-documents/latest/previous_daily_report.docx
+++ b/docs/data/reports/daily-documents/latest/previous_daily_report.docx
@@ -26,7 +26,7 @@
           <w:rFonts w:ascii="Kaiti SC" w:hAnsi="Kaiti SC" w:eastAsia="Kaiti SC" w:cs="Kaiti SC"/>
           <w:sz w:val="21"/>
         </w:rPr>
-        <w:t>2026-08-27（上一自然日）</w:t>
+        <w:t>2026-08-28（上一自然日）</w:t>
       </w:r>
     </w:p>
     <w:tbl>
@@ -81,7 +81,7 @@
                 <w:b w:val="0"/>
                 <w:sz w:val="19"/>
               </w:rPr>
-              <w:t>2026-08-27</w:t>
+              <w:t>2026-08-28</w:t>
             </w:r>
           </w:p>
         </w:tc>
@@ -127,7 +127,7 @@
                 <w:b w:val="0"/>
                 <w:sz w:val="19"/>
               </w:rPr>
-              <w:t>10 条 / 6 家</w:t>
+              <w:t>10 条 / 5 家</w:t>
             </w:r>
           </w:p>
         </w:tc>
@@ -173,7 +173,7 @@
                 <w:b w:val="0"/>
                 <w:sz w:val="19"/>
               </w:rPr>
-              <w:t>8 个</w:t>
+              <w:t>7 个</w:t>
             </w:r>
           </w:p>
         </w:tc>
@@ -219,7 +219,7 @@
                 <w:b w:val="0"/>
                 <w:sz w:val="19"/>
               </w:rPr>
-              <w:t>2026-08-28</w:t>
+              <w:t>2026-08-29</w:t>
             </w:r>
           </w:p>
         </w:tc>
@@ -245,7 +245,7 @@
     </w:p>
     <w:p>
       <w:r>
-        <w:t>2026-08-27 共归档 10 条新闻，覆盖 6 家公司、8 个信息来源。 新闻量较多的公司包括 SpaceX、中科宇航、Blue Origin、星河动力。</w:t>
+        <w:t>2026-08-28 共归档 10 条新闻，覆盖 5 家公司、7 个信息来源。 新闻量较多的公司包括 SpaceX、微纳星空、Blue Origin、星河动力。</w:t>
       </w:r>
     </w:p>
     <w:p>
@@ -279,7 +279,7 @@
           <w:rFonts w:ascii="Kaiti SC" w:hAnsi="Kaiti SC" w:eastAsia="Kaiti SC" w:cs="Kaiti SC"/>
           <w:sz w:val="21"/>
         </w:rPr>
-        <w:t>【发射与任务】SpaceX：Roman Space Telescope Travels to SpaceX Hangar （NASA）</w:t>
+        <w:t>【发射与任务】SpaceX：SpaceX Falcon Heavy rocket launching NASA's Roman Space Telescope on Aug. 30: How to watch it live （space.com）</w:t>
       </w:r>
     </w:p>
     <w:p>
@@ -300,7 +300,7 @@
           <w:rFonts w:ascii="Kaiti SC" w:hAnsi="Kaiti SC" w:eastAsia="Kaiti SC" w:cs="Kaiti SC"/>
           <w:sz w:val="21"/>
         </w:rPr>
-        <w:t>【发射与任务】SpaceX：SpaceX’s $100 Billion Starship Plan: Growth Opportunity Meets Execution Risk （bing.com）</w:t>
+        <w:t>【发射与任务】星河动力：Rocket Report: Europe splashes some cash on launch startups; Pallas-1 nears debut （arstechnica.com）</w:t>
       </w:r>
     </w:p>
     <w:p>
@@ -321,7 +321,7 @@
           <w:rFonts w:ascii="Kaiti SC" w:hAnsi="Kaiti SC" w:eastAsia="Kaiti SC" w:cs="Kaiti SC"/>
           <w:sz w:val="21"/>
         </w:rPr>
-        <w:t>【发射与任务】SpaceX：SpaceX Ends Falcon 9 Starlink Launches From Florida As Starship Takes Over: 'End Of An Era' （bing.com）</w:t>
+        <w:t>【发射与任务】Blue Origin：Space Force plans new launch complex at Cape Canaveral following Blue Origin explosion - The Business Journals （The Business Journals）</w:t>
       </w:r>
     </w:p>
     <w:p>
@@ -342,7 +342,7 @@
           <w:rFonts w:ascii="Kaiti SC" w:hAnsi="Kaiti SC" w:eastAsia="Kaiti SC" w:cs="Kaiti SC"/>
           <w:sz w:val="21"/>
         </w:rPr>
-        <w:t>【发射与任务】星河动力：Galactic Energy targets Sept. 1 for debut launch of Pallas-1 rocket - SpaceNews （SpaceNews）</w:t>
+        <w:t>【发射与任务】SpaceX：Exolaunch to Deploy 68 Payloads Across SpaceX’s Transporter-18 and Bandwagon-5 Missions （spacewatch.global）</w:t>
       </w:r>
     </w:p>
     <w:p>
@@ -363,7 +363,7 @@
           <w:rFonts w:ascii="Kaiti SC" w:hAnsi="Kaiti SC" w:eastAsia="Kaiti SC" w:cs="Kaiti SC"/>
           <w:sz w:val="21"/>
         </w:rPr>
-        <w:t>【发射与任务】SpaceX：Florida TODAY: SpaceX Starlink, Dolly Parton, Tim Tebow （bing.com）</w:t>
+        <w:t>【发射与任务】SpaceX：SpaceX Falcon 9 booster returns to Port Canaveral after final Florida Starlink launch - Florida Today （Florida Today）</w:t>
       </w:r>
     </w:p>
     <w:p>
@@ -384,7 +384,7 @@
           <w:rFonts w:ascii="Kaiti SC" w:hAnsi="Kaiti SC" w:eastAsia="Kaiti SC" w:cs="Kaiti SC"/>
           <w:sz w:val="21"/>
         </w:rPr>
-        <w:t>【发射与任务】中科宇航：中科宇航力箭二号遥二运载火箭顺利出厂，拟于今年10月完成发射_手机新浪网 - 新浪财经 （新浪财经）</w:t>
+        <w:t>【发射与任务】SpaceX：Financial Modeling Validates SpaceX Falcon 9 Booster Economics and Margins （satnews.com）</w:t>
       </w:r>
     </w:p>
     <w:p>
@@ -405,7 +405,7 @@
           <w:rFonts w:ascii="Kaiti SC" w:hAnsi="Kaiti SC" w:eastAsia="Kaiti SC" w:cs="Kaiti SC"/>
           <w:sz w:val="21"/>
         </w:rPr>
-        <w:t>【发射与任务】中科宇航：中科宇航力箭二号遥二运载火箭顺利出厂，拟于今年10月完成发射_手机新浪网 - 新浪网 （新浪网）</w:t>
+        <w:t>【其他动态】SpaceX：Starship is coming home! SpaceX loads floating spacecraft onto huge ship in the Indian Ocean (photos) （space.com）</w:t>
       </w:r>
     </w:p>
     <w:p>
@@ -426,7 +426,7 @@
           <w:rFonts w:ascii="Kaiti SC" w:hAnsi="Kaiti SC" w:eastAsia="Kaiti SC" w:cs="Kaiti SC"/>
           <w:sz w:val="21"/>
         </w:rPr>
-        <w:t>【其他动态】蓝箭航天：朱雀三号回收成功后，离 SpaceX 还有多远 - 爱范儿 （爱范儿）</w:t>
+        <w:t>【其他动态】蓝箭航天：诺瓦星云：直接及间接持有蓝箭航天少量股权 - 新浪财经 （新浪财经）</w:t>
       </w:r>
     </w:p>
     <w:p>
@@ -447,7 +447,7 @@
           <w:rFonts w:ascii="Kaiti SC" w:hAnsi="Kaiti SC" w:eastAsia="Kaiti SC" w:cs="Kaiti SC"/>
           <w:sz w:val="21"/>
         </w:rPr>
-        <w:t>【其他动态】Blue Origin：Blue Origin Expands Titusville Footprint Amid New Glenn Rebuild and Pad 36B Construction - TalkOfTitusville.com （TalkOfTitusville.com）</w:t>
+        <w:t>【其他动态】微纳星空：吉隆口岸灾情应急：微纳星空联合环天智慧共享多景卫星影像支援救灾研判 - 新浪财经 （新浪财经）</w:t>
       </w:r>
     </w:p>
     <w:p>
@@ -468,7 +468,7 @@
           <w:rFonts w:ascii="Kaiti SC" w:hAnsi="Kaiti SC" w:eastAsia="Kaiti SC" w:cs="Kaiti SC"/>
           <w:sz w:val="21"/>
         </w:rPr>
-        <w:t>【发射与任务】银河航天：中国商业航天企业首次面向东南亚整星出口！银河航天三颗卫星发射成功SAR双星与泰国卫星同步入轨 - 财联社 （财联社）</w:t>
+        <w:t>【其他动态】微纳星空：吉隆口岸灾情应急：微纳星空联合环天智慧共享多景卫星影像支援救灾研判 - 新浪财经 （新浪财经）</w:t>
       </w:r>
     </w:p>
     <w:p>
@@ -627,7 +627,7 @@
                 <w:b w:val="0"/>
                 <w:sz w:val="19"/>
               </w:rPr>
-              <w:t>4</w:t>
+              <w:t>5</w:t>
             </w:r>
           </w:p>
         </w:tc>
@@ -648,7 +648,7 @@
                 <w:b w:val="0"/>
                 <w:sz w:val="19"/>
               </w:rPr>
-              <w:t>发射与任务</w:t>
+              <w:t>发射与任务、其他动态</w:t>
             </w:r>
           </w:p>
         </w:tc>
@@ -668,7 +668,7 @@
                 <w:b w:val="0"/>
                 <w:sz w:val="19"/>
               </w:rPr>
-              <w:t>Roman Space Telescope Travels to SpaceX Hangar</w:t>
+              <w:t>SpaceX Falcon Heavy rocket launching NASA's Roman Space Telescope on Aug. 30: How to watch it live</w:t>
             </w:r>
           </w:p>
         </w:tc>
@@ -693,7 +693,7 @@
                 <w:b w:val="0"/>
                 <w:sz w:val="19"/>
               </w:rPr>
-              <w:t>中科宇航</w:t>
+              <w:t>微纳星空</w:t>
             </w:r>
           </w:p>
         </w:tc>
@@ -735,7 +735,7 @@
                 <w:b w:val="0"/>
                 <w:sz w:val="19"/>
               </w:rPr>
-              <w:t>发射与任务</w:t>
+              <w:t>其他动态</w:t>
             </w:r>
           </w:p>
         </w:tc>
@@ -755,7 +755,7 @@
                 <w:b w:val="0"/>
                 <w:sz w:val="19"/>
               </w:rPr>
-              <w:t>中科宇航力箭二号遥二运载火箭顺利出厂，拟于今年10月完成发射_手机新浪网 - 新浪财经</w:t>
+              <w:t>吉隆口岸灾情应急：微纳星空联合环天智慧共享多景卫星影像支援救灾研判 - 新浪财经</w:t>
             </w:r>
           </w:p>
         </w:tc>
@@ -822,7 +822,7 @@
                 <w:b w:val="0"/>
                 <w:sz w:val="19"/>
               </w:rPr>
-              <w:t>其他动态</w:t>
+              <w:t>发射与任务</w:t>
             </w:r>
           </w:p>
         </w:tc>
@@ -842,7 +842,7 @@
                 <w:b w:val="0"/>
                 <w:sz w:val="19"/>
               </w:rPr>
-              <w:t>Blue Origin Expands Titusville Footprint Amid New Glenn Rebuild and Pad 36B Construction - TalkOfTitusville.com</w:t>
+              <w:t>Space Force plans new launch complex at Cape Canaveral following Blue Origin explosion - The Business Journals</w:t>
             </w:r>
           </w:p>
         </w:tc>
@@ -929,7 +929,7 @@
                 <w:b w:val="0"/>
                 <w:sz w:val="19"/>
               </w:rPr>
-              <w:t>Galactic Energy targets Sept. 1 for debut launch of Pallas-1 rocket - SpaceNews</w:t>
+              <w:t>Rocket Report: Europe splashes some cash on launch startups; Pallas-1 nears debut</w:t>
             </w:r>
           </w:p>
         </w:tc>
@@ -1016,94 +1016,7 @@
                 <w:b w:val="0"/>
                 <w:sz w:val="19"/>
               </w:rPr>
-              <w:t>朱雀三号回收成功后，离 SpaceX 还有多远 - 爱范儿</w:t>
-            </w:r>
-          </w:p>
-        </w:tc>
-      </w:tr>
-      <w:tr>
-        <w:trPr>
-          <w:cantSplit/>
-        </w:trPr>
-        <w:tc>
-          <w:tcPr>
-            <w:tcW w:type="dxa" w:w="2075"/>
-            <w:vAlign w:val="center"/>
-          </w:tcPr>
-          <w:p>
-            <w:pPr>
-              <w:spacing w:after="0" w:line="252" w:lineRule="auto"/>
-            </w:pPr>
-            <w:r/>
-            <w:r>
-              <w:rPr>
-                <w:rFonts w:ascii="Kaiti SC" w:hAnsi="Kaiti SC" w:eastAsia="Kaiti SC" w:cs="Kaiti SC"/>
-                <w:b w:val="0"/>
-                <w:sz w:val="19"/>
-              </w:rPr>
-              <w:t>银河航天</w:t>
-            </w:r>
-          </w:p>
-        </w:tc>
-        <w:tc>
-          <w:tcPr>
-            <w:tcW w:type="dxa" w:w="2075"/>
-            <w:vAlign w:val="center"/>
-          </w:tcPr>
-          <w:p>
-            <w:pPr>
-              <w:spacing w:after="0" w:line="252" w:lineRule="auto"/>
-              <w:jc w:val="center"/>
-            </w:pPr>
-            <w:r/>
-            <w:r>
-              <w:rPr>
-                <w:rFonts w:ascii="Kaiti SC" w:hAnsi="Kaiti SC" w:eastAsia="Kaiti SC" w:cs="Kaiti SC"/>
-                <w:b w:val="0"/>
-                <w:sz w:val="19"/>
-              </w:rPr>
-              <w:t>1</w:t>
-            </w:r>
-          </w:p>
-        </w:tc>
-        <w:tc>
-          <w:tcPr>
-            <w:tcW w:type="dxa" w:w="2075"/>
-            <w:vAlign w:val="center"/>
-          </w:tcPr>
-          <w:p>
-            <w:pPr>
-              <w:spacing w:after="0" w:line="252" w:lineRule="auto"/>
-              <w:jc w:val="center"/>
-            </w:pPr>
-            <w:r/>
-            <w:r>
-              <w:rPr>
-                <w:rFonts w:ascii="Kaiti SC" w:hAnsi="Kaiti SC" w:eastAsia="Kaiti SC" w:cs="Kaiti SC"/>
-                <w:b w:val="0"/>
-                <w:sz w:val="19"/>
-              </w:rPr>
-              <w:t>发射与任务</w:t>
-            </w:r>
-          </w:p>
-        </w:tc>
-        <w:tc>
-          <w:tcPr>
-            <w:tcW w:type="dxa" w:w="2075"/>
-            <w:vAlign w:val="center"/>
-          </w:tcPr>
-          <w:p>
-            <w:pPr>
-              <w:spacing w:after="0" w:line="252" w:lineRule="auto"/>
-            </w:pPr>
-            <w:r/>
-            <w:r>
-              <w:rPr>
-                <w:rFonts w:ascii="Kaiti SC" w:hAnsi="Kaiti SC" w:eastAsia="Kaiti SC" w:cs="Kaiti SC"/>
-                <w:b w:val="0"/>
-                <w:sz w:val="19"/>
-              </w:rPr>
-              <w:t>中国商业航天企业首次面向东南亚整星出口！银河航天三颗卫星发射成功SAR双星与泰国卫星同步入轨 - 财联社</w:t>
+              <w:t>诺瓦星云：直接及间接持有蓝箭航天少量股权 - 新浪财经</w:t>
             </w:r>
           </w:p>
         </w:tc>
@@ -1140,7 +1053,7 @@
           <w:rFonts w:ascii="Kaiti SC" w:hAnsi="Kaiti SC" w:eastAsia="Kaiti SC" w:cs="Kaiti SC"/>
           <w:sz w:val="21"/>
         </w:rPr>
-        <w:t>[1] 2026-08-27｜NASA｜SpaceX：Roman Space Telescope Travels to SpaceX Hangar</w:t>
+        <w:t>[1] 2026-08-28｜space.com｜SpaceX：SpaceX Falcon Heavy rocket launching NASA's Roman Space Telescope on Aug. 30: How to watch it live</w:t>
       </w:r>
     </w:p>
     <w:p>
@@ -1161,7 +1074,7 @@
           <w:rFonts w:ascii="Kaiti SC" w:hAnsi="Kaiti SC" w:eastAsia="Kaiti SC" w:cs="Kaiti SC"/>
           <w:sz w:val="21"/>
         </w:rPr>
-        <w:t>[2] 2026-08-27｜bing.com｜SpaceX：SpaceX’s $100 Billion Starship Plan: Growth Opportunity Meets Execution Risk</w:t>
+        <w:t>[2] 2026-08-28｜arstechnica.com｜星河动力：Rocket Report: Europe splashes some cash on launch startups; Pallas-1 nears debut</w:t>
       </w:r>
     </w:p>
     <w:p>
@@ -1182,7 +1095,7 @@
           <w:rFonts w:ascii="Kaiti SC" w:hAnsi="Kaiti SC" w:eastAsia="Kaiti SC" w:cs="Kaiti SC"/>
           <w:sz w:val="21"/>
         </w:rPr>
-        <w:t>[3] 2026-08-27｜bing.com｜SpaceX：SpaceX Ends Falcon 9 Starlink Launches From Florida As Starship Takes Over: 'End Of An Era'</w:t>
+        <w:t>[3] 2026-08-28｜The Business Journals｜Blue Origin：Space Force plans new launch complex at Cape Canaveral following Blue Origin explosion - The Business Journals</w:t>
       </w:r>
     </w:p>
     <w:p>
@@ -1203,7 +1116,7 @@
           <w:rFonts w:ascii="Kaiti SC" w:hAnsi="Kaiti SC" w:eastAsia="Kaiti SC" w:cs="Kaiti SC"/>
           <w:sz w:val="21"/>
         </w:rPr>
-        <w:t>[4] 2026-08-27｜SpaceNews｜星河动力：Galactic Energy targets Sept. 1 for debut launch of Pallas-1 rocket - SpaceNews</w:t>
+        <w:t>[4] 2026-08-28｜spacewatch.global｜SpaceX：Exolaunch to Deploy 68 Payloads Across SpaceX’s Transporter-18 and Bandwagon-5 Missions</w:t>
       </w:r>
     </w:p>
     <w:p>
@@ -1224,7 +1137,7 @@
           <w:rFonts w:ascii="Kaiti SC" w:hAnsi="Kaiti SC" w:eastAsia="Kaiti SC" w:cs="Kaiti SC"/>
           <w:sz w:val="21"/>
         </w:rPr>
-        <w:t>[5] 2026-08-27｜bing.com｜SpaceX：Florida TODAY: SpaceX Starlink, Dolly Parton, Tim Tebow</w:t>
+        <w:t>[5] 2026-08-28｜Florida Today｜SpaceX：SpaceX Falcon 9 booster returns to Port Canaveral after final Florida Starlink launch - Florida Today</w:t>
       </w:r>
     </w:p>
     <w:p>
@@ -1245,7 +1158,7 @@
           <w:rFonts w:ascii="Kaiti SC" w:hAnsi="Kaiti SC" w:eastAsia="Kaiti SC" w:cs="Kaiti SC"/>
           <w:sz w:val="21"/>
         </w:rPr>
-        <w:t>[6] 2026-08-27｜新浪财经｜中科宇航：中科宇航力箭二号遥二运载火箭顺利出厂，拟于今年10月完成发射_手机新浪网 - 新浪财经</w:t>
+        <w:t>[6] 2026-08-28｜satnews.com｜SpaceX：Financial Modeling Validates SpaceX Falcon 9 Booster Economics and Margins</w:t>
       </w:r>
     </w:p>
     <w:p>
@@ -1266,7 +1179,7 @@
           <w:rFonts w:ascii="Kaiti SC" w:hAnsi="Kaiti SC" w:eastAsia="Kaiti SC" w:cs="Kaiti SC"/>
           <w:sz w:val="21"/>
         </w:rPr>
-        <w:t>[7] 2026-08-27｜新浪网｜中科宇航：中科宇航力箭二号遥二运载火箭顺利出厂，拟于今年10月完成发射_手机新浪网 - 新浪网</w:t>
+        <w:t>[7] 2026-08-28｜space.com｜SpaceX：Starship is coming home! SpaceX loads floating spacecraft onto huge ship in the Indian Ocean (photos)</w:t>
       </w:r>
     </w:p>
     <w:p>
@@ -1287,7 +1200,7 @@
           <w:rFonts w:ascii="Kaiti SC" w:hAnsi="Kaiti SC" w:eastAsia="Kaiti SC" w:cs="Kaiti SC"/>
           <w:sz w:val="21"/>
         </w:rPr>
-        <w:t>[8] 2026-08-27｜爱范儿｜蓝箭航天：朱雀三号回收成功后，离 SpaceX 还有多远 - 爱范儿</w:t>
+        <w:t>[8] 2026-08-28｜新浪财经｜蓝箭航天：诺瓦星云：直接及间接持有蓝箭航天少量股权 - 新浪财经</w:t>
       </w:r>
     </w:p>
     <w:p>
@@ -1308,7 +1221,7 @@
           <w:rFonts w:ascii="Kaiti SC" w:hAnsi="Kaiti SC" w:eastAsia="Kaiti SC" w:cs="Kaiti SC"/>
           <w:sz w:val="21"/>
         </w:rPr>
-        <w:t>[9] 2026-08-27｜TalkOfTitusville.com｜Blue Origin：Blue Origin Expands Titusville Footprint Amid New Glenn Rebuild and Pad 36B Construction - TalkOfTitusville.com</w:t>
+        <w:t>[9] 2026-08-28｜新浪财经｜微纳星空：吉隆口岸灾情应急：微纳星空联合环天智慧共享多景卫星影像支援救灾研判 - 新浪财经</w:t>
       </w:r>
     </w:p>
     <w:p>
@@ -1329,7 +1242,7 @@
           <w:rFonts w:ascii="Kaiti SC" w:hAnsi="Kaiti SC" w:eastAsia="Kaiti SC" w:cs="Kaiti SC"/>
           <w:sz w:val="21"/>
         </w:rPr>
-        <w:t>[10] 2026-08-27｜财联社｜银河航天：中国商业航天企业首次面向东南亚整星出口！银河航天三颗卫星发射成功SAR双星与泰国卫星同步入轨 - 财联社</w:t>
+        <w:t>[10] 2026-08-28｜新浪财经｜微纳星空：吉隆口岸灾情应急：微纳星空联合环天智慧共享多景卫星影像支援救灾研判 - 新浪财经</w:t>
       </w:r>
     </w:p>
     <w:sectPr>

--- a/docs/data/reports/daily-documents/latest/previous_daily_report.docx
+++ b/docs/data/reports/daily-documents/latest/previous_daily_report.docx
@@ -26,7 +26,7 @@
           <w:rFonts w:ascii="Kaiti SC" w:hAnsi="Kaiti SC" w:eastAsia="Kaiti SC" w:cs="Kaiti SC"/>
           <w:sz w:val="21"/>
         </w:rPr>
-        <w:t>2026-08-28（上一自然日）</w:t>
+        <w:t>2026-08-29（上一自然日）</w:t>
       </w:r>
     </w:p>
     <w:tbl>
@@ -81,7 +81,7 @@
                 <w:b w:val="0"/>
                 <w:sz w:val="19"/>
               </w:rPr>
-              <w:t>2026-08-28</w:t>
+              <w:t>2026-08-29</w:t>
             </w:r>
           </w:p>
         </w:tc>
@@ -127,7 +127,7 @@
                 <w:b w:val="0"/>
                 <w:sz w:val="19"/>
               </w:rPr>
-              <w:t>10 条 / 5 家</w:t>
+              <w:t>9 条 / 2 家</w:t>
             </w:r>
           </w:p>
         </w:tc>
@@ -173,7 +173,7 @@
                 <w:b w:val="0"/>
                 <w:sz w:val="19"/>
               </w:rPr>
-              <w:t>7 个</w:t>
+              <w:t>4 个</w:t>
             </w:r>
           </w:p>
         </w:tc>
@@ -219,7 +219,7 @@
                 <w:b w:val="0"/>
                 <w:sz w:val="19"/>
               </w:rPr>
-              <w:t>2026-08-29</w:t>
+              <w:t>2026-08-30</w:t>
             </w:r>
           </w:p>
         </w:tc>
@@ -245,7 +245,7 @@
     </w:p>
     <w:p>
       <w:r>
-        <w:t>2026-08-28 共归档 10 条新闻，覆盖 5 家公司、7 个信息来源。 新闻量较多的公司包括 SpaceX、微纳星空、Blue Origin、星河动力。</w:t>
+        <w:t>2026-08-29 共归档 9 条新闻，覆盖 2 家公司、4 个信息来源。 新闻量较多的公司包括 SpaceX、微纳星空。</w:t>
       </w:r>
     </w:p>
     <w:p>
@@ -279,7 +279,7 @@
           <w:rFonts w:ascii="Kaiti SC" w:hAnsi="Kaiti SC" w:eastAsia="Kaiti SC" w:cs="Kaiti SC"/>
           <w:sz w:val="21"/>
         </w:rPr>
-        <w:t>【发射与任务】SpaceX：SpaceX Falcon Heavy rocket launching NASA's Roman Space Telescope on Aug. 30: How to watch it live （space.com）</w:t>
+        <w:t>【发射与任务】SpaceX：SpaceX test-fires Starship Super Heavy booster ahead of critical Flight 14 (video) （space.com）</w:t>
       </w:r>
     </w:p>
     <w:p>
@@ -300,7 +300,7 @@
           <w:rFonts w:ascii="Kaiti SC" w:hAnsi="Kaiti SC" w:eastAsia="Kaiti SC" w:cs="Kaiti SC"/>
           <w:sz w:val="21"/>
         </w:rPr>
-        <w:t>【发射与任务】星河动力：Rocket Report: Europe splashes some cash on launch startups; Pallas-1 nears debut （arstechnica.com）</w:t>
+        <w:t>【发射与任务】SpaceX：SpaceX is trying something Starlink wasn’t built for （bing.com）</w:t>
       </w:r>
     </w:p>
     <w:p>
@@ -321,7 +321,7 @@
           <w:rFonts w:ascii="Kaiti SC" w:hAnsi="Kaiti SC" w:eastAsia="Kaiti SC" w:cs="Kaiti SC"/>
           <w:sz w:val="21"/>
         </w:rPr>
-        <w:t>【发射与任务】Blue Origin：Space Force plans new launch complex at Cape Canaveral following Blue Origin explosion - The Business Journals （The Business Journals）</w:t>
+        <w:t>【监管与政策】SpaceX：SpaceX petitions FCC to block Viasat satellite over Starlink interference risk （bing.com）</w:t>
       </w:r>
     </w:p>
     <w:p>
@@ -342,7 +342,7 @@
           <w:rFonts w:ascii="Kaiti SC" w:hAnsi="Kaiti SC" w:eastAsia="Kaiti SC" w:cs="Kaiti SC"/>
           <w:sz w:val="21"/>
         </w:rPr>
-        <w:t>【发射与任务】SpaceX：Exolaunch to Deploy 68 Payloads Across SpaceX’s Transporter-18 and Bandwagon-5 Missions （spacewatch.global）</w:t>
+        <w:t>【发射与任务】SpaceX：What time will SpaceX launch NASA's Roman Space Telscope on Aug. 30? (Full mission timeline) （space.com）</w:t>
       </w:r>
     </w:p>
     <w:p>
@@ -363,7 +363,7 @@
           <w:rFonts w:ascii="Kaiti SC" w:hAnsi="Kaiti SC" w:eastAsia="Kaiti SC" w:cs="Kaiti SC"/>
           <w:sz w:val="21"/>
         </w:rPr>
-        <w:t>【发射与任务】SpaceX：SpaceX Falcon 9 booster returns to Port Canaveral after final Florida Starlink launch - Florida Today （Florida Today）</w:t>
+        <w:t>【发射与任务】SpaceX：NASA’s Nancy Grace Roman Telescope Set for Falcon Heavy Launch on Sunday （satellitetoday.com）</w:t>
       </w:r>
     </w:p>
     <w:p>
@@ -384,91 +384,7 @@
           <w:rFonts w:ascii="Kaiti SC" w:hAnsi="Kaiti SC" w:eastAsia="Kaiti SC" w:cs="Kaiti SC"/>
           <w:sz w:val="21"/>
         </w:rPr>
-        <w:t>【发射与任务】SpaceX：Financial Modeling Validates SpaceX Falcon 9 Booster Economics and Margins （satnews.com）</w:t>
-      </w:r>
-    </w:p>
-    <w:p>
-      <w:pPr>
-        <w:keepLines/>
-        <w:spacing w:after="60"/>
-        <w:ind w:left="369" w:hanging="227"/>
-      </w:pPr>
-      <w:r>
-        <w:rPr>
-          <w:rFonts w:ascii="Kaiti SC" w:hAnsi="Kaiti SC" w:eastAsia="Kaiti SC" w:cs="Kaiti SC"/>
-          <w:sz w:val="21"/>
-        </w:rPr>
-        <w:t xml:space="preserve">➢ </w:t>
-      </w:r>
-      <w:r>
-        <w:rPr>
-          <w:rFonts w:ascii="Kaiti SC" w:hAnsi="Kaiti SC" w:eastAsia="Kaiti SC" w:cs="Kaiti SC"/>
-          <w:sz w:val="21"/>
-        </w:rPr>
-        <w:t>【其他动态】SpaceX：Starship is coming home! SpaceX loads floating spacecraft onto huge ship in the Indian Ocean (photos) （space.com）</w:t>
-      </w:r>
-    </w:p>
-    <w:p>
-      <w:pPr>
-        <w:keepLines/>
-        <w:spacing w:after="60"/>
-        <w:ind w:left="369" w:hanging="227"/>
-      </w:pPr>
-      <w:r>
-        <w:rPr>
-          <w:rFonts w:ascii="Kaiti SC" w:hAnsi="Kaiti SC" w:eastAsia="Kaiti SC" w:cs="Kaiti SC"/>
-          <w:sz w:val="21"/>
-        </w:rPr>
-        <w:t xml:space="preserve">➢ </w:t>
-      </w:r>
-      <w:r>
-        <w:rPr>
-          <w:rFonts w:ascii="Kaiti SC" w:hAnsi="Kaiti SC" w:eastAsia="Kaiti SC" w:cs="Kaiti SC"/>
-          <w:sz w:val="21"/>
-        </w:rPr>
-        <w:t>【其他动态】蓝箭航天：诺瓦星云：直接及间接持有蓝箭航天少量股权 - 新浪财经 （新浪财经）</w:t>
-      </w:r>
-    </w:p>
-    <w:p>
-      <w:pPr>
-        <w:keepLines/>
-        <w:spacing w:after="60"/>
-        <w:ind w:left="369" w:hanging="227"/>
-      </w:pPr>
-      <w:r>
-        <w:rPr>
-          <w:rFonts w:ascii="Kaiti SC" w:hAnsi="Kaiti SC" w:eastAsia="Kaiti SC" w:cs="Kaiti SC"/>
-          <w:sz w:val="21"/>
-        </w:rPr>
-        <w:t xml:space="preserve">➢ </w:t>
-      </w:r>
-      <w:r>
-        <w:rPr>
-          <w:rFonts w:ascii="Kaiti SC" w:hAnsi="Kaiti SC" w:eastAsia="Kaiti SC" w:cs="Kaiti SC"/>
-          <w:sz w:val="21"/>
-        </w:rPr>
-        <w:t>【其他动态】微纳星空：吉隆口岸灾情应急：微纳星空联合环天智慧共享多景卫星影像支援救灾研判 - 新浪财经 （新浪财经）</w:t>
-      </w:r>
-    </w:p>
-    <w:p>
-      <w:pPr>
-        <w:keepLines/>
-        <w:spacing w:after="60"/>
-        <w:ind w:left="369" w:hanging="227"/>
-      </w:pPr>
-      <w:r>
-        <w:rPr>
-          <w:rFonts w:ascii="Kaiti SC" w:hAnsi="Kaiti SC" w:eastAsia="Kaiti SC" w:cs="Kaiti SC"/>
-          <w:sz w:val="21"/>
-        </w:rPr>
-        <w:t xml:space="preserve">➢ </w:t>
-      </w:r>
-      <w:r>
-        <w:rPr>
-          <w:rFonts w:ascii="Kaiti SC" w:hAnsi="Kaiti SC" w:eastAsia="Kaiti SC" w:cs="Kaiti SC"/>
-          <w:sz w:val="21"/>
-        </w:rPr>
-        <w:t>【其他动态】微纳星空：吉隆口岸灾情应急：微纳星空联合环天智慧共享多景卫星影像支援救灾研判 - 新浪财经 （新浪财经）</w:t>
+        <w:t>【其他动态】微纳星空：【企业风采】吉隆口岸灾情应急：微纳星空联合环天智慧共享多景卫星影像支援救灾研判 - 新浪财经 （新浪财经）</w:t>
       </w:r>
     </w:p>
     <w:p>
@@ -627,7 +543,7 @@
                 <w:b w:val="0"/>
                 <w:sz w:val="19"/>
               </w:rPr>
-              <w:t>5</w:t>
+              <w:t>8</w:t>
             </w:r>
           </w:p>
         </w:tc>
@@ -648,7 +564,7 @@
                 <w:b w:val="0"/>
                 <w:sz w:val="19"/>
               </w:rPr>
-              <w:t>发射与任务、其他动态</w:t>
+              <w:t>发射与任务、监管与政策</w:t>
             </w:r>
           </w:p>
         </w:tc>
@@ -668,7 +584,7 @@
                 <w:b w:val="0"/>
                 <w:sz w:val="19"/>
               </w:rPr>
-              <w:t>SpaceX Falcon Heavy rocket launching NASA's Roman Space Telescope on Aug. 30: How to watch it live</w:t>
+              <w:t>SpaceX test-fires Starship Super Heavy booster ahead of critical Flight 14 (video)</w:t>
             </w:r>
           </w:p>
         </w:tc>
@@ -694,267 +610,6 @@
                 <w:sz w:val="19"/>
               </w:rPr>
               <w:t>微纳星空</w:t>
-            </w:r>
-          </w:p>
-        </w:tc>
-        <w:tc>
-          <w:tcPr>
-            <w:tcW w:type="dxa" w:w="2075"/>
-            <w:vAlign w:val="center"/>
-          </w:tcPr>
-          <w:p>
-            <w:pPr>
-              <w:spacing w:after="0" w:line="252" w:lineRule="auto"/>
-              <w:jc w:val="center"/>
-            </w:pPr>
-            <w:r/>
-            <w:r>
-              <w:rPr>
-                <w:rFonts w:ascii="Kaiti SC" w:hAnsi="Kaiti SC" w:eastAsia="Kaiti SC" w:cs="Kaiti SC"/>
-                <w:b w:val="0"/>
-                <w:sz w:val="19"/>
-              </w:rPr>
-              <w:t>2</w:t>
-            </w:r>
-          </w:p>
-        </w:tc>
-        <w:tc>
-          <w:tcPr>
-            <w:tcW w:type="dxa" w:w="2075"/>
-            <w:vAlign w:val="center"/>
-          </w:tcPr>
-          <w:p>
-            <w:pPr>
-              <w:spacing w:after="0" w:line="252" w:lineRule="auto"/>
-              <w:jc w:val="center"/>
-            </w:pPr>
-            <w:r/>
-            <w:r>
-              <w:rPr>
-                <w:rFonts w:ascii="Kaiti SC" w:hAnsi="Kaiti SC" w:eastAsia="Kaiti SC" w:cs="Kaiti SC"/>
-                <w:b w:val="0"/>
-                <w:sz w:val="19"/>
-              </w:rPr>
-              <w:t>其他动态</w:t>
-            </w:r>
-          </w:p>
-        </w:tc>
-        <w:tc>
-          <w:tcPr>
-            <w:tcW w:type="dxa" w:w="2075"/>
-            <w:vAlign w:val="center"/>
-          </w:tcPr>
-          <w:p>
-            <w:pPr>
-              <w:spacing w:after="0" w:line="252" w:lineRule="auto"/>
-            </w:pPr>
-            <w:r/>
-            <w:r>
-              <w:rPr>
-                <w:rFonts w:ascii="Kaiti SC" w:hAnsi="Kaiti SC" w:eastAsia="Kaiti SC" w:cs="Kaiti SC"/>
-                <w:b w:val="0"/>
-                <w:sz w:val="19"/>
-              </w:rPr>
-              <w:t>吉隆口岸灾情应急：微纳星空联合环天智慧共享多景卫星影像支援救灾研判 - 新浪财经</w:t>
-            </w:r>
-          </w:p>
-        </w:tc>
-      </w:tr>
-      <w:tr>
-        <w:trPr>
-          <w:cantSplit/>
-        </w:trPr>
-        <w:tc>
-          <w:tcPr>
-            <w:tcW w:type="dxa" w:w="2075"/>
-            <w:vAlign w:val="center"/>
-          </w:tcPr>
-          <w:p>
-            <w:pPr>
-              <w:spacing w:after="0" w:line="252" w:lineRule="auto"/>
-            </w:pPr>
-            <w:r/>
-            <w:r>
-              <w:rPr>
-                <w:rFonts w:ascii="Kaiti SC" w:hAnsi="Kaiti SC" w:eastAsia="Kaiti SC" w:cs="Kaiti SC"/>
-                <w:b w:val="0"/>
-                <w:sz w:val="19"/>
-              </w:rPr>
-              <w:t>Blue Origin</w:t>
-            </w:r>
-          </w:p>
-        </w:tc>
-        <w:tc>
-          <w:tcPr>
-            <w:tcW w:type="dxa" w:w="2075"/>
-            <w:vAlign w:val="center"/>
-          </w:tcPr>
-          <w:p>
-            <w:pPr>
-              <w:spacing w:after="0" w:line="252" w:lineRule="auto"/>
-              <w:jc w:val="center"/>
-            </w:pPr>
-            <w:r/>
-            <w:r>
-              <w:rPr>
-                <w:rFonts w:ascii="Kaiti SC" w:hAnsi="Kaiti SC" w:eastAsia="Kaiti SC" w:cs="Kaiti SC"/>
-                <w:b w:val="0"/>
-                <w:sz w:val="19"/>
-              </w:rPr>
-              <w:t>1</w:t>
-            </w:r>
-          </w:p>
-        </w:tc>
-        <w:tc>
-          <w:tcPr>
-            <w:tcW w:type="dxa" w:w="2075"/>
-            <w:vAlign w:val="center"/>
-          </w:tcPr>
-          <w:p>
-            <w:pPr>
-              <w:spacing w:after="0" w:line="252" w:lineRule="auto"/>
-              <w:jc w:val="center"/>
-            </w:pPr>
-            <w:r/>
-            <w:r>
-              <w:rPr>
-                <w:rFonts w:ascii="Kaiti SC" w:hAnsi="Kaiti SC" w:eastAsia="Kaiti SC" w:cs="Kaiti SC"/>
-                <w:b w:val="0"/>
-                <w:sz w:val="19"/>
-              </w:rPr>
-              <w:t>发射与任务</w:t>
-            </w:r>
-          </w:p>
-        </w:tc>
-        <w:tc>
-          <w:tcPr>
-            <w:tcW w:type="dxa" w:w="2075"/>
-            <w:vAlign w:val="center"/>
-          </w:tcPr>
-          <w:p>
-            <w:pPr>
-              <w:spacing w:after="0" w:line="252" w:lineRule="auto"/>
-            </w:pPr>
-            <w:r/>
-            <w:r>
-              <w:rPr>
-                <w:rFonts w:ascii="Kaiti SC" w:hAnsi="Kaiti SC" w:eastAsia="Kaiti SC" w:cs="Kaiti SC"/>
-                <w:b w:val="0"/>
-                <w:sz w:val="19"/>
-              </w:rPr>
-              <w:t>Space Force plans new launch complex at Cape Canaveral following Blue Origin explosion - The Business Journals</w:t>
-            </w:r>
-          </w:p>
-        </w:tc>
-      </w:tr>
-      <w:tr>
-        <w:trPr>
-          <w:cantSplit/>
-        </w:trPr>
-        <w:tc>
-          <w:tcPr>
-            <w:tcW w:type="dxa" w:w="2075"/>
-            <w:vAlign w:val="center"/>
-          </w:tcPr>
-          <w:p>
-            <w:pPr>
-              <w:spacing w:after="0" w:line="252" w:lineRule="auto"/>
-            </w:pPr>
-            <w:r/>
-            <w:r>
-              <w:rPr>
-                <w:rFonts w:ascii="Kaiti SC" w:hAnsi="Kaiti SC" w:eastAsia="Kaiti SC" w:cs="Kaiti SC"/>
-                <w:b w:val="0"/>
-                <w:sz w:val="19"/>
-              </w:rPr>
-              <w:t>星河动力</w:t>
-            </w:r>
-          </w:p>
-        </w:tc>
-        <w:tc>
-          <w:tcPr>
-            <w:tcW w:type="dxa" w:w="2075"/>
-            <w:vAlign w:val="center"/>
-          </w:tcPr>
-          <w:p>
-            <w:pPr>
-              <w:spacing w:after="0" w:line="252" w:lineRule="auto"/>
-              <w:jc w:val="center"/>
-            </w:pPr>
-            <w:r/>
-            <w:r>
-              <w:rPr>
-                <w:rFonts w:ascii="Kaiti SC" w:hAnsi="Kaiti SC" w:eastAsia="Kaiti SC" w:cs="Kaiti SC"/>
-                <w:b w:val="0"/>
-                <w:sz w:val="19"/>
-              </w:rPr>
-              <w:t>1</w:t>
-            </w:r>
-          </w:p>
-        </w:tc>
-        <w:tc>
-          <w:tcPr>
-            <w:tcW w:type="dxa" w:w="2075"/>
-            <w:vAlign w:val="center"/>
-          </w:tcPr>
-          <w:p>
-            <w:pPr>
-              <w:spacing w:after="0" w:line="252" w:lineRule="auto"/>
-              <w:jc w:val="center"/>
-            </w:pPr>
-            <w:r/>
-            <w:r>
-              <w:rPr>
-                <w:rFonts w:ascii="Kaiti SC" w:hAnsi="Kaiti SC" w:eastAsia="Kaiti SC" w:cs="Kaiti SC"/>
-                <w:b w:val="0"/>
-                <w:sz w:val="19"/>
-              </w:rPr>
-              <w:t>发射与任务</w:t>
-            </w:r>
-          </w:p>
-        </w:tc>
-        <w:tc>
-          <w:tcPr>
-            <w:tcW w:type="dxa" w:w="2075"/>
-            <w:vAlign w:val="center"/>
-          </w:tcPr>
-          <w:p>
-            <w:pPr>
-              <w:spacing w:after="0" w:line="252" w:lineRule="auto"/>
-            </w:pPr>
-            <w:r/>
-            <w:r>
-              <w:rPr>
-                <w:rFonts w:ascii="Kaiti SC" w:hAnsi="Kaiti SC" w:eastAsia="Kaiti SC" w:cs="Kaiti SC"/>
-                <w:b w:val="0"/>
-                <w:sz w:val="19"/>
-              </w:rPr>
-              <w:t>Rocket Report: Europe splashes some cash on launch startups; Pallas-1 nears debut</w:t>
-            </w:r>
-          </w:p>
-        </w:tc>
-      </w:tr>
-      <w:tr>
-        <w:trPr>
-          <w:cantSplit/>
-        </w:trPr>
-        <w:tc>
-          <w:tcPr>
-            <w:tcW w:type="dxa" w:w="2075"/>
-            <w:vAlign w:val="center"/>
-          </w:tcPr>
-          <w:p>
-            <w:pPr>
-              <w:spacing w:after="0" w:line="252" w:lineRule="auto"/>
-            </w:pPr>
-            <w:r/>
-            <w:r>
-              <w:rPr>
-                <w:rFonts w:ascii="Kaiti SC" w:hAnsi="Kaiti SC" w:eastAsia="Kaiti SC" w:cs="Kaiti SC"/>
-                <w:b w:val="0"/>
-                <w:sz w:val="19"/>
-              </w:rPr>
-              <w:t>蓝箭航天</w:t>
             </w:r>
           </w:p>
         </w:tc>
@@ -1016,7 +671,7 @@
                 <w:b w:val="0"/>
                 <w:sz w:val="19"/>
               </w:rPr>
-              <w:t>诺瓦星云：直接及间接持有蓝箭航天少量股权 - 新浪财经</w:t>
+              <w:t>【企业风采】吉隆口岸灾情应急：微纳星空联合环天智慧共享多景卫星影像支援救灾研判 - 新浪财经</w:t>
             </w:r>
           </w:p>
         </w:tc>
@@ -1053,7 +708,7 @@
           <w:rFonts w:ascii="Kaiti SC" w:hAnsi="Kaiti SC" w:eastAsia="Kaiti SC" w:cs="Kaiti SC"/>
           <w:sz w:val="21"/>
         </w:rPr>
-        <w:t>[1] 2026-08-28｜space.com｜SpaceX：SpaceX Falcon Heavy rocket launching NASA's Roman Space Telescope on Aug. 30: How to watch it live</w:t>
+        <w:t>[1] 2026-08-29｜space.com｜SpaceX：SpaceX test-fires Starship Super Heavy booster ahead of critical Flight 14 (video)</w:t>
       </w:r>
     </w:p>
     <w:p>
@@ -1074,7 +729,7 @@
           <w:rFonts w:ascii="Kaiti SC" w:hAnsi="Kaiti SC" w:eastAsia="Kaiti SC" w:cs="Kaiti SC"/>
           <w:sz w:val="21"/>
         </w:rPr>
-        <w:t>[2] 2026-08-28｜arstechnica.com｜星河动力：Rocket Report: Europe splashes some cash on launch startups; Pallas-1 nears debut</w:t>
+        <w:t>[2] 2026-08-29｜bing.com｜SpaceX：SpaceX is trying something Starlink wasn’t built for</w:t>
       </w:r>
     </w:p>
     <w:p>
@@ -1095,7 +750,7 @@
           <w:rFonts w:ascii="Kaiti SC" w:hAnsi="Kaiti SC" w:eastAsia="Kaiti SC" w:cs="Kaiti SC"/>
           <w:sz w:val="21"/>
         </w:rPr>
-        <w:t>[3] 2026-08-28｜The Business Journals｜Blue Origin：Space Force plans new launch complex at Cape Canaveral following Blue Origin explosion - The Business Journals</w:t>
+        <w:t>[3] 2026-08-29｜bing.com｜SpaceX：SpaceX petitions FCC to block Viasat satellite over Starlink interference risk</w:t>
       </w:r>
     </w:p>
     <w:p>
@@ -1116,7 +771,7 @@
           <w:rFonts w:ascii="Kaiti SC" w:hAnsi="Kaiti SC" w:eastAsia="Kaiti SC" w:cs="Kaiti SC"/>
           <w:sz w:val="21"/>
         </w:rPr>
-        <w:t>[4] 2026-08-28｜spacewatch.global｜SpaceX：Exolaunch to Deploy 68 Payloads Across SpaceX’s Transporter-18 and Bandwagon-5 Missions</w:t>
+        <w:t>[4] 2026-08-29｜space.com｜SpaceX：What time will SpaceX launch NASA's Roman Space Telscope on Aug. 30? (Full mission timeline)</w:t>
       </w:r>
     </w:p>
     <w:p>
@@ -1137,7 +792,7 @@
           <w:rFonts w:ascii="Kaiti SC" w:hAnsi="Kaiti SC" w:eastAsia="Kaiti SC" w:cs="Kaiti SC"/>
           <w:sz w:val="21"/>
         </w:rPr>
-        <w:t>[5] 2026-08-28｜Florida Today｜SpaceX：SpaceX Falcon 9 booster returns to Port Canaveral after final Florida Starlink launch - Florida Today</w:t>
+        <w:t>[5] 2026-08-29｜satellitetoday.com｜SpaceX：NASA’s Nancy Grace Roman Telescope Set for Falcon Heavy Launch on Sunday</w:t>
       </w:r>
     </w:p>
     <w:p>
@@ -1158,91 +813,7 @@
           <w:rFonts w:ascii="Kaiti SC" w:hAnsi="Kaiti SC" w:eastAsia="Kaiti SC" w:cs="Kaiti SC"/>
           <w:sz w:val="21"/>
         </w:rPr>
-        <w:t>[6] 2026-08-28｜satnews.com｜SpaceX：Financial Modeling Validates SpaceX Falcon 9 Booster Economics and Margins</w:t>
-      </w:r>
-    </w:p>
-    <w:p>
-      <w:pPr>
-        <w:keepLines/>
-        <w:spacing w:after="60"/>
-        <w:ind w:left="369" w:hanging="227"/>
-      </w:pPr>
-      <w:r>
-        <w:rPr>
-          <w:rFonts w:ascii="Kaiti SC" w:hAnsi="Kaiti SC" w:eastAsia="Kaiti SC" w:cs="Kaiti SC"/>
-          <w:sz w:val="21"/>
-        </w:rPr>
-        <w:t xml:space="preserve">✓ </w:t>
-      </w:r>
-      <w:r>
-        <w:rPr>
-          <w:rFonts w:ascii="Kaiti SC" w:hAnsi="Kaiti SC" w:eastAsia="Kaiti SC" w:cs="Kaiti SC"/>
-          <w:sz w:val="21"/>
-        </w:rPr>
-        <w:t>[7] 2026-08-28｜space.com｜SpaceX：Starship is coming home! SpaceX loads floating spacecraft onto huge ship in the Indian Ocean (photos)</w:t>
-      </w:r>
-    </w:p>
-    <w:p>
-      <w:pPr>
-        <w:keepLines/>
-        <w:spacing w:after="60"/>
-        <w:ind w:left="369" w:hanging="227"/>
-      </w:pPr>
-      <w:r>
-        <w:rPr>
-          <w:rFonts w:ascii="Kaiti SC" w:hAnsi="Kaiti SC" w:eastAsia="Kaiti SC" w:cs="Kaiti SC"/>
-          <w:sz w:val="21"/>
-        </w:rPr>
-        <w:t xml:space="preserve">✓ </w:t>
-      </w:r>
-      <w:r>
-        <w:rPr>
-          <w:rFonts w:ascii="Kaiti SC" w:hAnsi="Kaiti SC" w:eastAsia="Kaiti SC" w:cs="Kaiti SC"/>
-          <w:sz w:val="21"/>
-        </w:rPr>
-        <w:t>[8] 2026-08-28｜新浪财经｜蓝箭航天：诺瓦星云：直接及间接持有蓝箭航天少量股权 - 新浪财经</w:t>
-      </w:r>
-    </w:p>
-    <w:p>
-      <w:pPr>
-        <w:keepLines/>
-        <w:spacing w:after="60"/>
-        <w:ind w:left="369" w:hanging="227"/>
-      </w:pPr>
-      <w:r>
-        <w:rPr>
-          <w:rFonts w:ascii="Kaiti SC" w:hAnsi="Kaiti SC" w:eastAsia="Kaiti SC" w:cs="Kaiti SC"/>
-          <w:sz w:val="21"/>
-        </w:rPr>
-        <w:t xml:space="preserve">✓ </w:t>
-      </w:r>
-      <w:r>
-        <w:rPr>
-          <w:rFonts w:ascii="Kaiti SC" w:hAnsi="Kaiti SC" w:eastAsia="Kaiti SC" w:cs="Kaiti SC"/>
-          <w:sz w:val="21"/>
-        </w:rPr>
-        <w:t>[9] 2026-08-28｜新浪财经｜微纳星空：吉隆口岸灾情应急：微纳星空联合环天智慧共享多景卫星影像支援救灾研判 - 新浪财经</w:t>
-      </w:r>
-    </w:p>
-    <w:p>
-      <w:pPr>
-        <w:keepLines/>
-        <w:spacing w:after="60"/>
-        <w:ind w:left="369" w:hanging="227"/>
-      </w:pPr>
-      <w:r>
-        <w:rPr>
-          <w:rFonts w:ascii="Kaiti SC" w:hAnsi="Kaiti SC" w:eastAsia="Kaiti SC" w:cs="Kaiti SC"/>
-          <w:sz w:val="21"/>
-        </w:rPr>
-        <w:t xml:space="preserve">✓ </w:t>
-      </w:r>
-      <w:r>
-        <w:rPr>
-          <w:rFonts w:ascii="Kaiti SC" w:hAnsi="Kaiti SC" w:eastAsia="Kaiti SC" w:cs="Kaiti SC"/>
-          <w:sz w:val="21"/>
-        </w:rPr>
-        <w:t>[10] 2026-08-28｜新浪财经｜微纳星空：吉隆口岸灾情应急：微纳星空联合环天智慧共享多景卫星影像支援救灾研判 - 新浪财经</w:t>
+        <w:t>[6] 2026-08-29｜新浪财经｜微纳星空：【企业风采】吉隆口岸灾情应急：微纳星空联合环天智慧共享多景卫星影像支援救灾研判 - 新浪财经</w:t>
       </w:r>
     </w:p>
     <w:sectPr>

--- a/docs/data/reports/daily-documents/latest/previous_daily_report.docx
+++ b/docs/data/reports/daily-documents/latest/previous_daily_report.docx
@@ -26,7 +26,7 @@
           <w:rFonts w:ascii="Kaiti SC" w:hAnsi="Kaiti SC" w:eastAsia="Kaiti SC" w:cs="Kaiti SC"/>
           <w:sz w:val="21"/>
         </w:rPr>
-        <w:t>2026-08-29（上一自然日）</w:t>
+        <w:t>2026-08-30（上一自然日）</w:t>
       </w:r>
     </w:p>
     <w:tbl>
@@ -81,7 +81,7 @@
                 <w:b w:val="0"/>
                 <w:sz w:val="19"/>
               </w:rPr>
-              <w:t>2026-08-29</w:t>
+              <w:t>2026-08-30</w:t>
             </w:r>
           </w:p>
         </w:tc>
@@ -127,7 +127,7 @@
                 <w:b w:val="0"/>
                 <w:sz w:val="19"/>
               </w:rPr>
-              <w:t>9 条 / 2 家</w:t>
+              <w:t>8 条 / 2 家</w:t>
             </w:r>
           </w:p>
         </w:tc>
@@ -219,7 +219,7 @@
                 <w:b w:val="0"/>
                 <w:sz w:val="19"/>
               </w:rPr>
-              <w:t>2026-08-30</w:t>
+              <w:t>2026-08-31</w:t>
             </w:r>
           </w:p>
         </w:tc>
@@ -245,7 +245,7 @@
     </w:p>
     <w:p>
       <w:r>
-        <w:t>2026-08-29 共归档 9 条新闻，覆盖 2 家公司、4 个信息来源。 新闻量较多的公司包括 SpaceX、微纳星空。</w:t>
+        <w:t>2026-08-30 共归档 8 条新闻，覆盖 2 家公司、4 个信息来源。 新闻量较多的公司包括 SpaceX、垣信卫星。</w:t>
       </w:r>
     </w:p>
     <w:p>
@@ -279,7 +279,7 @@
           <w:rFonts w:ascii="Kaiti SC" w:hAnsi="Kaiti SC" w:eastAsia="Kaiti SC" w:cs="Kaiti SC"/>
           <w:sz w:val="21"/>
         </w:rPr>
-        <w:t>【发射与任务】SpaceX：SpaceX test-fires Starship Super Heavy booster ahead of critical Flight 14 (video) （space.com）</w:t>
+        <w:t>【发射与任务】SpaceX：NASA, SpaceX set to launch the Nancy Grace Roman Space Telescope from Florida on Sunday （NASASpaceflight）</w:t>
       </w:r>
     </w:p>
     <w:p>
@@ -300,7 +300,7 @@
           <w:rFonts w:ascii="Kaiti SC" w:hAnsi="Kaiti SC" w:eastAsia="Kaiti SC" w:cs="Kaiti SC"/>
           <w:sz w:val="21"/>
         </w:rPr>
-        <w:t>【发射与任务】SpaceX：SpaceX is trying something Starlink wasn’t built for （bing.com）</w:t>
+        <w:t>【发射与任务】SpaceX：Liftoff! NASA's Roman Space Telescope soars to the stars on a SpaceX Falcon Heavy rocket in spectacular launch (video) （space.com）</w:t>
       </w:r>
     </w:p>
     <w:p>
@@ -321,7 +321,7 @@
           <w:rFonts w:ascii="Kaiti SC" w:hAnsi="Kaiti SC" w:eastAsia="Kaiti SC" w:cs="Kaiti SC"/>
           <w:sz w:val="21"/>
         </w:rPr>
-        <w:t>【监管与政策】SpaceX：SpaceX petitions FCC to block Viasat satellite over Starlink interference risk （bing.com）</w:t>
+        <w:t>【其他动态】SpaceX：Is SpaceX Stock a Buy After Its First Earnings Report? （bing.com）</w:t>
       </w:r>
     </w:p>
     <w:p>
@@ -342,7 +342,7 @@
           <w:rFonts w:ascii="Kaiti SC" w:hAnsi="Kaiti SC" w:eastAsia="Kaiti SC" w:cs="Kaiti SC"/>
           <w:sz w:val="21"/>
         </w:rPr>
-        <w:t>【发射与任务】SpaceX：What time will SpaceX launch NASA's Roman Space Telscope on Aug. 30? (Full mission timeline) （space.com）</w:t>
+        <w:t>【发射与任务】SpaceX：Elon Musk Says SpaceX Will Offer Starlink at Half Price for People Living Near Starbase Louisiana （bing.com）</w:t>
       </w:r>
     </w:p>
     <w:p>
@@ -363,7 +363,7 @@
           <w:rFonts w:ascii="Kaiti SC" w:hAnsi="Kaiti SC" w:eastAsia="Kaiti SC" w:cs="Kaiti SC"/>
           <w:sz w:val="21"/>
         </w:rPr>
-        <w:t>【发射与任务】SpaceX：NASA’s Nancy Grace Roman Telescope Set for Falcon Heavy Launch on Sunday （satellitetoday.com）</w:t>
+        <w:t>【发射与任务】SpaceX：Elon Musk Says SpaceX Will Offer Starlink at Half Price for People Living Near Starbase Louisiana （bing.com）</w:t>
       </w:r>
     </w:p>
     <w:p>
@@ -384,7 +384,7 @@
           <w:rFonts w:ascii="Kaiti SC" w:hAnsi="Kaiti SC" w:eastAsia="Kaiti SC" w:cs="Kaiti SC"/>
           <w:sz w:val="21"/>
         </w:rPr>
-        <w:t>【其他动态】微纳星空：【企业风采】吉隆口岸灾情应急：微纳星空联合环天智慧共享多景卫星影像支援救灾研判 - 新浪财经 （新浪财经）</w:t>
+        <w:t>【融资与资本】垣信卫星：亿元战略投资垣信卫星！温州国投出资布局国家级“千帆星座” - 温州新闻网 （温州新闻网）</w:t>
       </w:r>
     </w:p>
     <w:p>
@@ -543,7 +543,7 @@
                 <w:b w:val="0"/>
                 <w:sz w:val="19"/>
               </w:rPr>
-              <w:t>8</w:t>
+              <w:t>7</w:t>
             </w:r>
           </w:p>
         </w:tc>
@@ -564,7 +564,7 @@
                 <w:b w:val="0"/>
                 <w:sz w:val="19"/>
               </w:rPr>
-              <w:t>发射与任务、监管与政策</w:t>
+              <w:t>发射与任务、其他动态</w:t>
             </w:r>
           </w:p>
         </w:tc>
@@ -584,7 +584,7 @@
                 <w:b w:val="0"/>
                 <w:sz w:val="19"/>
               </w:rPr>
-              <w:t>SpaceX test-fires Starship Super Heavy booster ahead of critical Flight 14 (video)</w:t>
+              <w:t>NASA, SpaceX set to launch the Nancy Grace Roman Space Telescope from Florida on Sunday</w:t>
             </w:r>
           </w:p>
         </w:tc>
@@ -609,7 +609,7 @@
                 <w:b w:val="0"/>
                 <w:sz w:val="19"/>
               </w:rPr>
-              <w:t>微纳星空</w:t>
+              <w:t>垣信卫星</w:t>
             </w:r>
           </w:p>
         </w:tc>
@@ -651,7 +651,7 @@
                 <w:b w:val="0"/>
                 <w:sz w:val="19"/>
               </w:rPr>
-              <w:t>其他动态</w:t>
+              <w:t>融资与资本</w:t>
             </w:r>
           </w:p>
         </w:tc>
@@ -671,7 +671,7 @@
                 <w:b w:val="0"/>
                 <w:sz w:val="19"/>
               </w:rPr>
-              <w:t>【企业风采】吉隆口岸灾情应急：微纳星空联合环天智慧共享多景卫星影像支援救灾研判 - 新浪财经</w:t>
+              <w:t>亿元战略投资垣信卫星！温州国投出资布局国家级“千帆星座” - 温州新闻网</w:t>
             </w:r>
           </w:p>
         </w:tc>
@@ -708,7 +708,7 @@
           <w:rFonts w:ascii="Kaiti SC" w:hAnsi="Kaiti SC" w:eastAsia="Kaiti SC" w:cs="Kaiti SC"/>
           <w:sz w:val="21"/>
         </w:rPr>
-        <w:t>[1] 2026-08-29｜space.com｜SpaceX：SpaceX test-fires Starship Super Heavy booster ahead of critical Flight 14 (video)</w:t>
+        <w:t>[1] 2026-08-30｜NASASpaceflight｜SpaceX：NASA, SpaceX set to launch the Nancy Grace Roman Space Telescope from Florida on Sunday</w:t>
       </w:r>
     </w:p>
     <w:p>
@@ -729,7 +729,7 @@
           <w:rFonts w:ascii="Kaiti SC" w:hAnsi="Kaiti SC" w:eastAsia="Kaiti SC" w:cs="Kaiti SC"/>
           <w:sz w:val="21"/>
         </w:rPr>
-        <w:t>[2] 2026-08-29｜bing.com｜SpaceX：SpaceX is trying something Starlink wasn’t built for</w:t>
+        <w:t>[2] 2026-08-30｜space.com｜SpaceX：Liftoff! NASA's Roman Space Telescope soars to the stars on a SpaceX Falcon Heavy rocket in spectacular launch (video)</w:t>
       </w:r>
     </w:p>
     <w:p>
@@ -750,7 +750,7 @@
           <w:rFonts w:ascii="Kaiti SC" w:hAnsi="Kaiti SC" w:eastAsia="Kaiti SC" w:cs="Kaiti SC"/>
           <w:sz w:val="21"/>
         </w:rPr>
-        <w:t>[3] 2026-08-29｜bing.com｜SpaceX：SpaceX petitions FCC to block Viasat satellite over Starlink interference risk</w:t>
+        <w:t>[3] 2026-08-30｜bing.com｜SpaceX：Is SpaceX Stock a Buy After Its First Earnings Report?</w:t>
       </w:r>
     </w:p>
     <w:p>
@@ -771,7 +771,7 @@
           <w:rFonts w:ascii="Kaiti SC" w:hAnsi="Kaiti SC" w:eastAsia="Kaiti SC" w:cs="Kaiti SC"/>
           <w:sz w:val="21"/>
         </w:rPr>
-        <w:t>[4] 2026-08-29｜space.com｜SpaceX：What time will SpaceX launch NASA's Roman Space Telscope on Aug. 30? (Full mission timeline)</w:t>
+        <w:t>[4] 2026-08-30｜bing.com｜SpaceX：Elon Musk Says SpaceX Will Offer Starlink at Half Price for People Living Near Starbase Louisiana</w:t>
       </w:r>
     </w:p>
     <w:p>
@@ -792,7 +792,7 @@
           <w:rFonts w:ascii="Kaiti SC" w:hAnsi="Kaiti SC" w:eastAsia="Kaiti SC" w:cs="Kaiti SC"/>
           <w:sz w:val="21"/>
         </w:rPr>
-        <w:t>[5] 2026-08-29｜satellitetoday.com｜SpaceX：NASA’s Nancy Grace Roman Telescope Set for Falcon Heavy Launch on Sunday</w:t>
+        <w:t>[5] 2026-08-30｜bing.com｜SpaceX：Elon Musk Says SpaceX Will Offer Starlink at Half Price for People Living Near Starbase Louisiana</w:t>
       </w:r>
     </w:p>
     <w:p>
@@ -813,7 +813,7 @@
           <w:rFonts w:ascii="Kaiti SC" w:hAnsi="Kaiti SC" w:eastAsia="Kaiti SC" w:cs="Kaiti SC"/>
           <w:sz w:val="21"/>
         </w:rPr>
-        <w:t>[6] 2026-08-29｜新浪财经｜微纳星空：【企业风采】吉隆口岸灾情应急：微纳星空联合环天智慧共享多景卫星影像支援救灾研判 - 新浪财经</w:t>
+        <w:t>[6] 2026-08-30｜温州新闻网｜垣信卫星：亿元战略投资垣信卫星！温州国投出资布局国家级“千帆星座” - 温州新闻网</w:t>
       </w:r>
     </w:p>
     <w:sectPr>

--- a/docs/data/reports/daily-documents/latest/previous_daily_report.docx
+++ b/docs/data/reports/daily-documents/latest/previous_daily_report.docx
@@ -26,7 +26,7 @@
           <w:rFonts w:ascii="Kaiti SC" w:hAnsi="Kaiti SC" w:eastAsia="Kaiti SC" w:cs="Kaiti SC"/>
           <w:sz w:val="21"/>
         </w:rPr>
-        <w:t>2026-08-30（上一自然日）</w:t>
+        <w:t>2026-08-31（上一自然日）</w:t>
       </w:r>
     </w:p>
     <w:tbl>
@@ -81,7 +81,7 @@
                 <w:b w:val="0"/>
                 <w:sz w:val="19"/>
               </w:rPr>
-              <w:t>2026-08-30</w:t>
+              <w:t>2026-08-31</w:t>
             </w:r>
           </w:p>
         </w:tc>
@@ -127,7 +127,7 @@
                 <w:b w:val="0"/>
                 <w:sz w:val="19"/>
               </w:rPr>
-              <w:t>8 条 / 2 家</w:t>
+              <w:t>12 条 / 3 家</w:t>
             </w:r>
           </w:p>
         </w:tc>
@@ -173,7 +173,7 @@
                 <w:b w:val="0"/>
                 <w:sz w:val="19"/>
               </w:rPr>
-              <w:t>4 个</w:t>
+              <w:t>7 个</w:t>
             </w:r>
           </w:p>
         </w:tc>
@@ -219,7 +219,7 @@
                 <w:b w:val="0"/>
                 <w:sz w:val="19"/>
               </w:rPr>
-              <w:t>2026-08-31</w:t>
+              <w:t>2026-09-01</w:t>
             </w:r>
           </w:p>
         </w:tc>
@@ -245,7 +245,7 @@
     </w:p>
     <w:p>
       <w:r>
-        <w:t>2026-08-30 共归档 8 条新闻，覆盖 2 家公司、4 个信息来源。 新闻量较多的公司包括 SpaceX、垣信卫星。</w:t>
+        <w:t>2026-08-31 共归档 12 条新闻，覆盖 3 家公司、7 个信息来源。 新闻量较多的公司包括 SpaceX、星河动力、Blue Origin。</w:t>
       </w:r>
     </w:p>
     <w:p>
@@ -279,7 +279,7 @@
           <w:rFonts w:ascii="Kaiti SC" w:hAnsi="Kaiti SC" w:eastAsia="Kaiti SC" w:cs="Kaiti SC"/>
           <w:sz w:val="21"/>
         </w:rPr>
-        <w:t>【发射与任务】SpaceX：NASA, SpaceX set to launch the Nancy Grace Roman Space Telescope from Florida on Sunday （NASASpaceflight）</w:t>
+        <w:t>【发射与任务】SpaceX：SpaceX, NASA delay next astronaut launch to ISS due to leak on Dragon spacecraft （space.com）</w:t>
       </w:r>
     </w:p>
     <w:p>
@@ -300,7 +300,7 @@
           <w:rFonts w:ascii="Kaiti SC" w:hAnsi="Kaiti SC" w:eastAsia="Kaiti SC" w:cs="Kaiti SC"/>
           <w:sz w:val="21"/>
         </w:rPr>
-        <w:t>【发射与任务】SpaceX：Liftoff! NASA's Roman Space Telescope soars to the stars on a SpaceX Falcon Heavy rocket in spectacular launch (video) （space.com）</w:t>
+        <w:t>【发射与任务】SpaceX：SpaceX plans 2 rocket launches this week in California. Here's when - Ventura County Star （Ventura County Star）</w:t>
       </w:r>
     </w:p>
     <w:p>
@@ -321,7 +321,7 @@
           <w:rFonts w:ascii="Kaiti SC" w:hAnsi="Kaiti SC" w:eastAsia="Kaiti SC" w:cs="Kaiti SC"/>
           <w:sz w:val="21"/>
         </w:rPr>
-        <w:t>【其他动态】SpaceX：Is SpaceX Stock a Buy After Its First Earnings Report? （bing.com）</w:t>
+        <w:t>【发射与任务】Blue Origin：NASA telescope, Blue Origin and Relativity Space growth top space newsletter （bing.com）</w:t>
       </w:r>
     </w:p>
     <w:p>
@@ -342,7 +342,7 @@
           <w:rFonts w:ascii="Kaiti SC" w:hAnsi="Kaiti SC" w:eastAsia="Kaiti SC" w:cs="Kaiti SC"/>
           <w:sz w:val="21"/>
         </w:rPr>
-        <w:t>【发射与任务】SpaceX：Elon Musk Says SpaceX Will Offer Starlink at Half Price for People Living Near Starbase Louisiana （bing.com）</w:t>
+        <w:t>【发射与任务】Blue Origin：Blue Origin tops 4,500 Space Coast jobs as New Glenn buildout accelerates （bing.com）</w:t>
       </w:r>
     </w:p>
     <w:p>
@@ -363,7 +363,7 @@
           <w:rFonts w:ascii="Kaiti SC" w:hAnsi="Kaiti SC" w:eastAsia="Kaiti SC" w:cs="Kaiti SC"/>
           <w:sz w:val="21"/>
         </w:rPr>
-        <w:t>【发射与任务】SpaceX：Elon Musk Says SpaceX Will Offer Starlink at Half Price for People Living Near Starbase Louisiana （bing.com）</w:t>
+        <w:t>【发射与任务】Blue Origin：Blue Origin tops 4,500 Space Coast jobs as New Glenn buildout accelerates （bing.com）</w:t>
       </w:r>
     </w:p>
     <w:p>
@@ -384,7 +384,133 @@
           <w:rFonts w:ascii="Kaiti SC" w:hAnsi="Kaiti SC" w:eastAsia="Kaiti SC" w:cs="Kaiti SC"/>
           <w:sz w:val="21"/>
         </w:rPr>
-        <w:t>【融资与资本】垣信卫星：亿元战略投资垣信卫星！温州国投出资布局国家级“千帆星座” - 温州新闻网 （温州新闻网）</w:t>
+        <w:t>【发射与任务】SpaceX：SpaceX stock gains as Bernstein maintains bullish outlook （bing.com）</w:t>
+      </w:r>
+    </w:p>
+    <w:p>
+      <w:pPr>
+        <w:keepLines/>
+        <w:spacing w:after="60"/>
+        <w:ind w:left="369" w:hanging="227"/>
+      </w:pPr>
+      <w:r>
+        <w:rPr>
+          <w:rFonts w:ascii="Kaiti SC" w:hAnsi="Kaiti SC" w:eastAsia="Kaiti SC" w:cs="Kaiti SC"/>
+          <w:sz w:val="21"/>
+        </w:rPr>
+        <w:t xml:space="preserve">➢ </w:t>
+      </w:r>
+      <w:r>
+        <w:rPr>
+          <w:rFonts w:ascii="Kaiti SC" w:hAnsi="Kaiti SC" w:eastAsia="Kaiti SC" w:cs="Kaiti SC"/>
+          <w:sz w:val="21"/>
+        </w:rPr>
+        <w:t>【发射与任务】星河动力：星河动力智神星一号锁定9月1日首飞 正式迈入液体火箭领域 - 观点网 （观点网）</w:t>
+      </w:r>
+    </w:p>
+    <w:p>
+      <w:pPr>
+        <w:keepLines/>
+        <w:spacing w:after="60"/>
+        <w:ind w:left="369" w:hanging="227"/>
+      </w:pPr>
+      <w:r>
+        <w:rPr>
+          <w:rFonts w:ascii="Kaiti SC" w:hAnsi="Kaiti SC" w:eastAsia="Kaiti SC" w:cs="Kaiti SC"/>
+          <w:sz w:val="21"/>
+        </w:rPr>
+        <w:t xml:space="preserve">➢ </w:t>
+      </w:r>
+      <w:r>
+        <w:rPr>
+          <w:rFonts w:ascii="Kaiti SC" w:hAnsi="Kaiti SC" w:eastAsia="Kaiti SC" w:cs="Kaiti SC"/>
+          <w:sz w:val="21"/>
+        </w:rPr>
+        <w:t>【发射与任务】星河动力：星河动力首款液体火箭！智神星一号锁定9月1日首飞窗口 - news.17173.com （news.17173.com）</w:t>
+      </w:r>
+    </w:p>
+    <w:p>
+      <w:pPr>
+        <w:keepLines/>
+        <w:spacing w:after="60"/>
+        <w:ind w:left="369" w:hanging="227"/>
+      </w:pPr>
+      <w:r>
+        <w:rPr>
+          <w:rFonts w:ascii="Kaiti SC" w:hAnsi="Kaiti SC" w:eastAsia="Kaiti SC" w:cs="Kaiti SC"/>
+          <w:sz w:val="21"/>
+        </w:rPr>
+        <w:t xml:space="preserve">➢ </w:t>
+      </w:r>
+      <w:r>
+        <w:rPr>
+          <w:rFonts w:ascii="Kaiti SC" w:hAnsi="Kaiti SC" w:eastAsia="Kaiti SC" w:cs="Kaiti SC"/>
+          <w:sz w:val="21"/>
+        </w:rPr>
+        <w:t>【发射与任务】星河动力：星河动力首款液体火箭！智神星一号锁定9月1日首飞窗口 - 新浪财经 （新浪财经）</w:t>
+      </w:r>
+    </w:p>
+    <w:p>
+      <w:pPr>
+        <w:keepLines/>
+        <w:spacing w:after="60"/>
+        <w:ind w:left="369" w:hanging="227"/>
+      </w:pPr>
+      <w:r>
+        <w:rPr>
+          <w:rFonts w:ascii="Kaiti SC" w:hAnsi="Kaiti SC" w:eastAsia="Kaiti SC" w:cs="Kaiti SC"/>
+          <w:sz w:val="21"/>
+        </w:rPr>
+        <w:t xml:space="preserve">➢ </w:t>
+      </w:r>
+      <w:r>
+        <w:rPr>
+          <w:rFonts w:ascii="Kaiti SC" w:hAnsi="Kaiti SC" w:eastAsia="Kaiti SC" w:cs="Kaiti SC"/>
+          <w:sz w:val="21"/>
+        </w:rPr>
+        <w:t>【发射与任务】星河动力：地月通信取得重大突破，智神星一号火箭首飞在即，卫星ETF永赢(159206)交投活跃 - Jiemian.com （Jiemian.com）</w:t>
+      </w:r>
+    </w:p>
+    <w:p>
+      <w:pPr>
+        <w:keepLines/>
+        <w:spacing w:after="60"/>
+        <w:ind w:left="369" w:hanging="227"/>
+      </w:pPr>
+      <w:r>
+        <w:rPr>
+          <w:rFonts w:ascii="Kaiti SC" w:hAnsi="Kaiti SC" w:eastAsia="Kaiti SC" w:cs="Kaiti SC"/>
+          <w:sz w:val="21"/>
+        </w:rPr>
+        <w:t xml:space="preserve">➢ </w:t>
+      </w:r>
+      <w:r>
+        <w:rPr>
+          <w:rFonts w:ascii="Kaiti SC" w:hAnsi="Kaiti SC" w:eastAsia="Kaiti SC" w:cs="Kaiti SC"/>
+          <w:sz w:val="21"/>
+        </w:rPr>
+        <w:t>【其他动态】SpaceX：Starlink Mobile and AST? This Prepaid Carrier Wants to Offer Both （bing.com）</w:t>
+      </w:r>
+    </w:p>
+    <w:p>
+      <w:pPr>
+        <w:keepLines/>
+        <w:spacing w:after="60"/>
+        <w:ind w:left="369" w:hanging="227"/>
+      </w:pPr>
+      <w:r>
+        <w:rPr>
+          <w:rFonts w:ascii="Kaiti SC" w:hAnsi="Kaiti SC" w:eastAsia="Kaiti SC" w:cs="Kaiti SC"/>
+          <w:sz w:val="21"/>
+        </w:rPr>
+        <w:t xml:space="preserve">➢ </w:t>
+      </w:r>
+      <w:r>
+        <w:rPr>
+          <w:rFonts w:ascii="Kaiti SC" w:hAnsi="Kaiti SC" w:eastAsia="Kaiti SC" w:cs="Kaiti SC"/>
+          <w:sz w:val="21"/>
+        </w:rPr>
+        <w:t>【其他动态】SpaceX：Exclusive: Musk opposes allowing Ukraine to use Starlink for strikes on Russia, despite recent media reports, sources say （bing.com）</w:t>
       </w:r>
     </w:p>
     <w:p>
@@ -543,7 +669,7 @@
                 <w:b w:val="0"/>
                 <w:sz w:val="19"/>
               </w:rPr>
-              <w:t>7</w:t>
+              <w:t>5</w:t>
             </w:r>
           </w:p>
         </w:tc>
@@ -584,7 +710,7 @@
                 <w:b w:val="0"/>
                 <w:sz w:val="19"/>
               </w:rPr>
-              <w:t>NASA, SpaceX set to launch the Nancy Grace Roman Space Telescope from Florida on Sunday</w:t>
+              <w:t>SpaceX, NASA delay next astronaut launch to ISS due to leak on Dragon spacecraft</w:t>
             </w:r>
           </w:p>
         </w:tc>
@@ -609,7 +735,7 @@
                 <w:b w:val="0"/>
                 <w:sz w:val="19"/>
               </w:rPr>
-              <w:t>垣信卫星</w:t>
+              <w:t>星河动力</w:t>
             </w:r>
           </w:p>
         </w:tc>
@@ -630,7 +756,7 @@
                 <w:b w:val="0"/>
                 <w:sz w:val="19"/>
               </w:rPr>
-              <w:t>1</w:t>
+              <w:t>4</w:t>
             </w:r>
           </w:p>
         </w:tc>
@@ -651,7 +777,7 @@
                 <w:b w:val="0"/>
                 <w:sz w:val="19"/>
               </w:rPr>
-              <w:t>融资与资本</w:t>
+              <w:t>发射与任务</w:t>
             </w:r>
           </w:p>
         </w:tc>
@@ -671,7 +797,94 @@
                 <w:b w:val="0"/>
                 <w:sz w:val="19"/>
               </w:rPr>
-              <w:t>亿元战略投资垣信卫星！温州国投出资布局国家级“千帆星座” - 温州新闻网</w:t>
+              <w:t>星河动力智神星一号锁定9月1日首飞 正式迈入液体火箭领域 - 观点网</w:t>
+            </w:r>
+          </w:p>
+        </w:tc>
+      </w:tr>
+      <w:tr>
+        <w:trPr>
+          <w:cantSplit/>
+        </w:trPr>
+        <w:tc>
+          <w:tcPr>
+            <w:tcW w:type="dxa" w:w="2075"/>
+            <w:vAlign w:val="center"/>
+          </w:tcPr>
+          <w:p>
+            <w:pPr>
+              <w:spacing w:after="0" w:line="252" w:lineRule="auto"/>
+            </w:pPr>
+            <w:r/>
+            <w:r>
+              <w:rPr>
+                <w:rFonts w:ascii="Kaiti SC" w:hAnsi="Kaiti SC" w:eastAsia="Kaiti SC" w:cs="Kaiti SC"/>
+                <w:b w:val="0"/>
+                <w:sz w:val="19"/>
+              </w:rPr>
+              <w:t>Blue Origin</w:t>
+            </w:r>
+          </w:p>
+        </w:tc>
+        <w:tc>
+          <w:tcPr>
+            <w:tcW w:type="dxa" w:w="2075"/>
+            <w:vAlign w:val="center"/>
+          </w:tcPr>
+          <w:p>
+            <w:pPr>
+              <w:spacing w:after="0" w:line="252" w:lineRule="auto"/>
+              <w:jc w:val="center"/>
+            </w:pPr>
+            <w:r/>
+            <w:r>
+              <w:rPr>
+                <w:rFonts w:ascii="Kaiti SC" w:hAnsi="Kaiti SC" w:eastAsia="Kaiti SC" w:cs="Kaiti SC"/>
+                <w:b w:val="0"/>
+                <w:sz w:val="19"/>
+              </w:rPr>
+              <w:t>3</w:t>
+            </w:r>
+          </w:p>
+        </w:tc>
+        <w:tc>
+          <w:tcPr>
+            <w:tcW w:type="dxa" w:w="2075"/>
+            <w:vAlign w:val="center"/>
+          </w:tcPr>
+          <w:p>
+            <w:pPr>
+              <w:spacing w:after="0" w:line="252" w:lineRule="auto"/>
+              <w:jc w:val="center"/>
+            </w:pPr>
+            <w:r/>
+            <w:r>
+              <w:rPr>
+                <w:rFonts w:ascii="Kaiti SC" w:hAnsi="Kaiti SC" w:eastAsia="Kaiti SC" w:cs="Kaiti SC"/>
+                <w:b w:val="0"/>
+                <w:sz w:val="19"/>
+              </w:rPr>
+              <w:t>发射与任务</w:t>
+            </w:r>
+          </w:p>
+        </w:tc>
+        <w:tc>
+          <w:tcPr>
+            <w:tcW w:type="dxa" w:w="2075"/>
+            <w:vAlign w:val="center"/>
+          </w:tcPr>
+          <w:p>
+            <w:pPr>
+              <w:spacing w:after="0" w:line="252" w:lineRule="auto"/>
+            </w:pPr>
+            <w:r/>
+            <w:r>
+              <w:rPr>
+                <w:rFonts w:ascii="Kaiti SC" w:hAnsi="Kaiti SC" w:eastAsia="Kaiti SC" w:cs="Kaiti SC"/>
+                <w:b w:val="0"/>
+                <w:sz w:val="19"/>
+              </w:rPr>
+              <w:t>NASA telescope, Blue Origin and Relativity Space growth top space newsletter</w:t>
             </w:r>
           </w:p>
         </w:tc>
@@ -708,7 +921,7 @@
           <w:rFonts w:ascii="Kaiti SC" w:hAnsi="Kaiti SC" w:eastAsia="Kaiti SC" w:cs="Kaiti SC"/>
           <w:sz w:val="21"/>
         </w:rPr>
-        <w:t>[1] 2026-08-30｜NASASpaceflight｜SpaceX：NASA, SpaceX set to launch the Nancy Grace Roman Space Telescope from Florida on Sunday</w:t>
+        <w:t>[1] 2026-08-31｜space.com｜SpaceX：SpaceX, NASA delay next astronaut launch to ISS due to leak on Dragon spacecraft</w:t>
       </w:r>
     </w:p>
     <w:p>
@@ -729,7 +942,7 @@
           <w:rFonts w:ascii="Kaiti SC" w:hAnsi="Kaiti SC" w:eastAsia="Kaiti SC" w:cs="Kaiti SC"/>
           <w:sz w:val="21"/>
         </w:rPr>
-        <w:t>[2] 2026-08-30｜space.com｜SpaceX：Liftoff! NASA's Roman Space Telescope soars to the stars on a SpaceX Falcon Heavy rocket in spectacular launch (video)</w:t>
+        <w:t>[2] 2026-08-31｜Ventura County Star｜SpaceX：SpaceX plans 2 rocket launches this week in California. Here's when - Ventura County Star</w:t>
       </w:r>
     </w:p>
     <w:p>
@@ -750,7 +963,7 @@
           <w:rFonts w:ascii="Kaiti SC" w:hAnsi="Kaiti SC" w:eastAsia="Kaiti SC" w:cs="Kaiti SC"/>
           <w:sz w:val="21"/>
         </w:rPr>
-        <w:t>[3] 2026-08-30｜bing.com｜SpaceX：Is SpaceX Stock a Buy After Its First Earnings Report?</w:t>
+        <w:t>[3] 2026-08-31｜bing.com｜Blue Origin：NASA telescope, Blue Origin and Relativity Space growth top space newsletter</w:t>
       </w:r>
     </w:p>
     <w:p>
@@ -771,7 +984,7 @@
           <w:rFonts w:ascii="Kaiti SC" w:hAnsi="Kaiti SC" w:eastAsia="Kaiti SC" w:cs="Kaiti SC"/>
           <w:sz w:val="21"/>
         </w:rPr>
-        <w:t>[4] 2026-08-30｜bing.com｜SpaceX：Elon Musk Says SpaceX Will Offer Starlink at Half Price for People Living Near Starbase Louisiana</w:t>
+        <w:t>[4] 2026-08-31｜bing.com｜Blue Origin：Blue Origin tops 4,500 Space Coast jobs as New Glenn buildout accelerates</w:t>
       </w:r>
     </w:p>
     <w:p>
@@ -792,7 +1005,7 @@
           <w:rFonts w:ascii="Kaiti SC" w:hAnsi="Kaiti SC" w:eastAsia="Kaiti SC" w:cs="Kaiti SC"/>
           <w:sz w:val="21"/>
         </w:rPr>
-        <w:t>[5] 2026-08-30｜bing.com｜SpaceX：Elon Musk Says SpaceX Will Offer Starlink at Half Price for People Living Near Starbase Louisiana</w:t>
+        <w:t>[5] 2026-08-31｜bing.com｜Blue Origin：Blue Origin tops 4,500 Space Coast jobs as New Glenn buildout accelerates</w:t>
       </w:r>
     </w:p>
     <w:p>
@@ -813,7 +1026,133 @@
           <w:rFonts w:ascii="Kaiti SC" w:hAnsi="Kaiti SC" w:eastAsia="Kaiti SC" w:cs="Kaiti SC"/>
           <w:sz w:val="21"/>
         </w:rPr>
-        <w:t>[6] 2026-08-30｜温州新闻网｜垣信卫星：亿元战略投资垣信卫星！温州国投出资布局国家级“千帆星座” - 温州新闻网</w:t>
+        <w:t>[6] 2026-08-31｜bing.com｜SpaceX：SpaceX stock gains as Bernstein maintains bullish outlook</w:t>
+      </w:r>
+    </w:p>
+    <w:p>
+      <w:pPr>
+        <w:keepLines/>
+        <w:spacing w:after="60"/>
+        <w:ind w:left="369" w:hanging="227"/>
+      </w:pPr>
+      <w:r>
+        <w:rPr>
+          <w:rFonts w:ascii="Kaiti SC" w:hAnsi="Kaiti SC" w:eastAsia="Kaiti SC" w:cs="Kaiti SC"/>
+          <w:sz w:val="21"/>
+        </w:rPr>
+        <w:t xml:space="preserve">✓ </w:t>
+      </w:r>
+      <w:r>
+        <w:rPr>
+          <w:rFonts w:ascii="Kaiti SC" w:hAnsi="Kaiti SC" w:eastAsia="Kaiti SC" w:cs="Kaiti SC"/>
+          <w:sz w:val="21"/>
+        </w:rPr>
+        <w:t>[7] 2026-08-31｜观点网｜星河动力：星河动力智神星一号锁定9月1日首飞 正式迈入液体火箭领域 - 观点网</w:t>
+      </w:r>
+    </w:p>
+    <w:p>
+      <w:pPr>
+        <w:keepLines/>
+        <w:spacing w:after="60"/>
+        <w:ind w:left="369" w:hanging="227"/>
+      </w:pPr>
+      <w:r>
+        <w:rPr>
+          <w:rFonts w:ascii="Kaiti SC" w:hAnsi="Kaiti SC" w:eastAsia="Kaiti SC" w:cs="Kaiti SC"/>
+          <w:sz w:val="21"/>
+        </w:rPr>
+        <w:t xml:space="preserve">✓ </w:t>
+      </w:r>
+      <w:r>
+        <w:rPr>
+          <w:rFonts w:ascii="Kaiti SC" w:hAnsi="Kaiti SC" w:eastAsia="Kaiti SC" w:cs="Kaiti SC"/>
+          <w:sz w:val="21"/>
+        </w:rPr>
+        <w:t>[8] 2026-08-31｜news.17173.com｜星河动力：星河动力首款液体火箭！智神星一号锁定9月1日首飞窗口 - news.17173.com</w:t>
+      </w:r>
+    </w:p>
+    <w:p>
+      <w:pPr>
+        <w:keepLines/>
+        <w:spacing w:after="60"/>
+        <w:ind w:left="369" w:hanging="227"/>
+      </w:pPr>
+      <w:r>
+        <w:rPr>
+          <w:rFonts w:ascii="Kaiti SC" w:hAnsi="Kaiti SC" w:eastAsia="Kaiti SC" w:cs="Kaiti SC"/>
+          <w:sz w:val="21"/>
+        </w:rPr>
+        <w:t xml:space="preserve">✓ </w:t>
+      </w:r>
+      <w:r>
+        <w:rPr>
+          <w:rFonts w:ascii="Kaiti SC" w:hAnsi="Kaiti SC" w:eastAsia="Kaiti SC" w:cs="Kaiti SC"/>
+          <w:sz w:val="21"/>
+        </w:rPr>
+        <w:t>[9] 2026-08-31｜新浪财经｜星河动力：星河动力首款液体火箭！智神星一号锁定9月1日首飞窗口 - 新浪财经</w:t>
+      </w:r>
+    </w:p>
+    <w:p>
+      <w:pPr>
+        <w:keepLines/>
+        <w:spacing w:after="60"/>
+        <w:ind w:left="369" w:hanging="227"/>
+      </w:pPr>
+      <w:r>
+        <w:rPr>
+          <w:rFonts w:ascii="Kaiti SC" w:hAnsi="Kaiti SC" w:eastAsia="Kaiti SC" w:cs="Kaiti SC"/>
+          <w:sz w:val="21"/>
+        </w:rPr>
+        <w:t xml:space="preserve">✓ </w:t>
+      </w:r>
+      <w:r>
+        <w:rPr>
+          <w:rFonts w:ascii="Kaiti SC" w:hAnsi="Kaiti SC" w:eastAsia="Kaiti SC" w:cs="Kaiti SC"/>
+          <w:sz w:val="21"/>
+        </w:rPr>
+        <w:t>[10] 2026-08-31｜Jiemian.com｜星河动力：地月通信取得重大突破，智神星一号火箭首飞在即，卫星ETF永赢(159206)交投活跃 - Jiemian.com</w:t>
+      </w:r>
+    </w:p>
+    <w:p>
+      <w:pPr>
+        <w:keepLines/>
+        <w:spacing w:after="60"/>
+        <w:ind w:left="369" w:hanging="227"/>
+      </w:pPr>
+      <w:r>
+        <w:rPr>
+          <w:rFonts w:ascii="Kaiti SC" w:hAnsi="Kaiti SC" w:eastAsia="Kaiti SC" w:cs="Kaiti SC"/>
+          <w:sz w:val="21"/>
+        </w:rPr>
+        <w:t xml:space="preserve">✓ </w:t>
+      </w:r>
+      <w:r>
+        <w:rPr>
+          <w:rFonts w:ascii="Kaiti SC" w:hAnsi="Kaiti SC" w:eastAsia="Kaiti SC" w:cs="Kaiti SC"/>
+          <w:sz w:val="21"/>
+        </w:rPr>
+        <w:t>[11] 2026-08-31｜bing.com｜SpaceX：Starlink Mobile and AST? This Prepaid Carrier Wants to Offer Both</w:t>
+      </w:r>
+    </w:p>
+    <w:p>
+      <w:pPr>
+        <w:keepLines/>
+        <w:spacing w:after="60"/>
+        <w:ind w:left="369" w:hanging="227"/>
+      </w:pPr>
+      <w:r>
+        <w:rPr>
+          <w:rFonts w:ascii="Kaiti SC" w:hAnsi="Kaiti SC" w:eastAsia="Kaiti SC" w:cs="Kaiti SC"/>
+          <w:sz w:val="21"/>
+        </w:rPr>
+        <w:t xml:space="preserve">✓ </w:t>
+      </w:r>
+      <w:r>
+        <w:rPr>
+          <w:rFonts w:ascii="Kaiti SC" w:hAnsi="Kaiti SC" w:eastAsia="Kaiti SC" w:cs="Kaiti SC"/>
+          <w:sz w:val="21"/>
+        </w:rPr>
+        <w:t>[12] 2026-08-31｜bing.com｜SpaceX：Exclusive: Musk opposes allowing Ukraine to use Starlink for strikes on Russia, despite recent media reports, sources say</w:t>
       </w:r>
     </w:p>
     <w:sectPr>

--- a/docs/data/reports/daily-documents/latest/previous_daily_report.docx
+++ b/docs/data/reports/daily-documents/latest/previous_daily_report.docx
@@ -26,7 +26,7 @@
           <w:rFonts w:ascii="Kaiti SC" w:hAnsi="Kaiti SC" w:eastAsia="Kaiti SC" w:cs="Kaiti SC"/>
           <w:sz w:val="21"/>
         </w:rPr>
-        <w:t>2026-08-31（上一自然日）</w:t>
+        <w:t>2026-09-01（上一自然日）</w:t>
       </w:r>
     </w:p>
     <w:tbl>
@@ -81,7 +81,7 @@
                 <w:b w:val="0"/>
                 <w:sz w:val="19"/>
               </w:rPr>
-              <w:t>2026-08-31</w:t>
+              <w:t>2026-09-01</w:t>
             </w:r>
           </w:p>
         </w:tc>
@@ -127,7 +127,7 @@
                 <w:b w:val="0"/>
                 <w:sz w:val="19"/>
               </w:rPr>
-              <w:t>12 条 / 3 家</w:t>
+              <w:t>82 条 / 6 家</w:t>
             </w:r>
           </w:p>
         </w:tc>
@@ -173,7 +173,7 @@
                 <w:b w:val="0"/>
                 <w:sz w:val="19"/>
               </w:rPr>
-              <w:t>7 个</w:t>
+              <w:t>36 个</w:t>
             </w:r>
           </w:p>
         </w:tc>
@@ -219,7 +219,7 @@
                 <w:b w:val="0"/>
                 <w:sz w:val="19"/>
               </w:rPr>
-              <w:t>2026-09-01</w:t>
+              <w:t>2026-09-02</w:t>
             </w:r>
           </w:p>
         </w:tc>
@@ -245,7 +245,7 @@
     </w:p>
     <w:p>
       <w:r>
-        <w:t>2026-08-31 共归档 12 条新闻，覆盖 3 家公司、7 个信息来源。 新闻量较多的公司包括 SpaceX、星河动力、Blue Origin。</w:t>
+        <w:t>2026-09-01 共归档 82 条新闻，覆盖 6 家公司、36 个信息来源。 新闻量较多的公司包括 星河动力、SpaceX、垣信卫星、Blue Origin。</w:t>
       </w:r>
     </w:p>
     <w:p>
@@ -279,7 +279,7 @@
           <w:rFonts w:ascii="Kaiti SC" w:hAnsi="Kaiti SC" w:eastAsia="Kaiti SC" w:cs="Kaiti SC"/>
           <w:sz w:val="21"/>
         </w:rPr>
-        <w:t>【发射与任务】SpaceX：SpaceX, NASA delay next astronaut launch to ISS due to leak on Dragon spacecraft （space.com）</w:t>
+        <w:t>【市场与股价】SpaceX：SpaceX Stock Is Rising And Wall Street Has A Lot Riding On It （bing.com）</w:t>
       </w:r>
     </w:p>
     <w:p>
@@ -300,7 +300,7 @@
           <w:rFonts w:ascii="Kaiti SC" w:hAnsi="Kaiti SC" w:eastAsia="Kaiti SC" w:cs="Kaiti SC"/>
           <w:sz w:val="21"/>
         </w:rPr>
-        <w:t>【发射与任务】SpaceX：SpaceX plans 2 rocket launches this week in California. Here's when - Ventura County Star （Ventura County Star）</w:t>
+        <w:t>【发射与任务】蓝箭航天：中国又一民营可重复使用火箭首飞成功 - 证券时报 （证券时报）</w:t>
       </w:r>
     </w:p>
     <w:p>
@@ -321,7 +321,7 @@
           <w:rFonts w:ascii="Kaiti SC" w:hAnsi="Kaiti SC" w:eastAsia="Kaiti SC" w:cs="Kaiti SC"/>
           <w:sz w:val="21"/>
         </w:rPr>
-        <w:t>【发射与任务】Blue Origin：NASA telescope, Blue Origin and Relativity Space growth top space newsletter （bing.com）</w:t>
+        <w:t>【其他动态】垣信卫星：阿里巴巴、上汽集团入股低轨卫星星座运营商垣信卫星 - 证券之星 （证券之星）</w:t>
       </w:r>
     </w:p>
     <w:p>
@@ -342,7 +342,7 @@
           <w:rFonts w:ascii="Kaiti SC" w:hAnsi="Kaiti SC" w:eastAsia="Kaiti SC" w:cs="Kaiti SC"/>
           <w:sz w:val="21"/>
         </w:rPr>
-        <w:t>【发射与任务】Blue Origin：Blue Origin tops 4,500 Space Coast jobs as New Glenn buildout accelerates （bing.com）</w:t>
+        <w:t>【其他动态】垣信卫星：阿里巴巴、上汽集团入股低轨卫星星座运营商垣信卫星 - 证券时报 （证券时报）</w:t>
       </w:r>
     </w:p>
     <w:p>
@@ -363,7 +363,7 @@
           <w:rFonts w:ascii="Kaiti SC" w:hAnsi="Kaiti SC" w:eastAsia="Kaiti SC" w:cs="Kaiti SC"/>
           <w:sz w:val="21"/>
         </w:rPr>
-        <w:t>【发射与任务】Blue Origin：Blue Origin tops 4,500 Space Coast jobs as New Glenn buildout accelerates （bing.com）</w:t>
+        <w:t>【其他动态】中科宇航：星河动力凭啥与蓝箭、中科宇航一道跻身民营火箭头部？ - 凤凰网财经 （凤凰网财经）</w:t>
       </w:r>
     </w:p>
     <w:p>
@@ -384,7 +384,7 @@
           <w:rFonts w:ascii="Kaiti SC" w:hAnsi="Kaiti SC" w:eastAsia="Kaiti SC" w:cs="Kaiti SC"/>
           <w:sz w:val="21"/>
         </w:rPr>
-        <w:t>【发射与任务】SpaceX：SpaceX stock gains as Bernstein maintains bullish outlook （bing.com）</w:t>
+        <w:t>【其他动态】星河动力：星河动力凭啥与蓝箭、中科宇航一道跻身民营火箭头部？ - 凤凰网财经 （凤凰网财经）</w:t>
       </w:r>
     </w:p>
     <w:p>
@@ -405,7 +405,7 @@
           <w:rFonts w:ascii="Kaiti SC" w:hAnsi="Kaiti SC" w:eastAsia="Kaiti SC" w:cs="Kaiti SC"/>
           <w:sz w:val="21"/>
         </w:rPr>
-        <w:t>【发射与任务】星河动力：星河动力智神星一号锁定9月1日首飞 正式迈入液体火箭领域 - 观点网 （观点网）</w:t>
+        <w:t>【其他动态】垣信卫星：阿里、上汽等入股垣信卫星 - Sohu （Sohu）</w:t>
       </w:r>
     </w:p>
     <w:p>
@@ -426,7 +426,7 @@
           <w:rFonts w:ascii="Kaiti SC" w:hAnsi="Kaiti SC" w:eastAsia="Kaiti SC" w:cs="Kaiti SC"/>
           <w:sz w:val="21"/>
         </w:rPr>
-        <w:t>【发射与任务】星河动力：星河动力首款液体火箭！智神星一号锁定9月1日首飞窗口 - news.17173.com （news.17173.com）</w:t>
+        <w:t>【发射与任务】SpaceX：SpaceX rocket launch to light up California skies tonight - Ventura County Star （Ventura County Star）</w:t>
       </w:r>
     </w:p>
     <w:p>
@@ -447,7 +447,7 @@
           <w:rFonts w:ascii="Kaiti SC" w:hAnsi="Kaiti SC" w:eastAsia="Kaiti SC" w:cs="Kaiti SC"/>
           <w:sz w:val="21"/>
         </w:rPr>
-        <w:t>【发射与任务】星河动力：星河动力首款液体火箭！智神星一号锁定9月1日首飞窗口 - 新浪财经 （新浪财经）</w:t>
+        <w:t>【发射与任务】Blue Origin：Blue Origin Blast Tracked via Infrasound Data （bing.com）</w:t>
       </w:r>
     </w:p>
     <w:p>
@@ -468,7 +468,7 @@
           <w:rFonts w:ascii="Kaiti SC" w:hAnsi="Kaiti SC" w:eastAsia="Kaiti SC" w:cs="Kaiti SC"/>
           <w:sz w:val="21"/>
         </w:rPr>
-        <w:t>【发射与任务】星河动力：地月通信取得重大突破，智神星一号火箭首飞在即，卫星ETF永赢(159206)交投活跃 - Jiemian.com （Jiemian.com）</w:t>
+        <w:t>【发射与任务】垣信卫星：宇宙人(2058期）阿里、上汽入股垣信卫星，注资增至24.8亿元；星舰第14飞瞄准9月中旬首次入轨；ViaSat-3 F3卫星1Tbps容量入局亚太市场 - Sohu （Sohu）</w:t>
       </w:r>
     </w:p>
     <w:p>
@@ -489,7 +489,7 @@
           <w:rFonts w:ascii="Kaiti SC" w:hAnsi="Kaiti SC" w:eastAsia="Kaiti SC" w:cs="Kaiti SC"/>
           <w:sz w:val="21"/>
         </w:rPr>
-        <w:t>【其他动态】SpaceX：Starlink Mobile and AST? This Prepaid Carrier Wants to Offer Both （bing.com）</w:t>
+        <w:t>【发射与任务】SpaceX：SpaceX planning overnight launch from Vandenberg Space Force Base （bing.com）</w:t>
       </w:r>
     </w:p>
     <w:p>
@@ -510,7 +510,133 @@
           <w:rFonts w:ascii="Kaiti SC" w:hAnsi="Kaiti SC" w:eastAsia="Kaiti SC" w:cs="Kaiti SC"/>
           <w:sz w:val="21"/>
         </w:rPr>
-        <w:t>【其他动态】SpaceX：Exclusive: Musk opposes allowing Ukraine to use Starlink for strikes on Russia, despite recent media reports, sources say （bing.com）</w:t>
+        <w:t>【发射与任务】星河动力：星河动力智神星一号遥一火箭首飞成功 重复使用不少于25次 - 观点网 （观点网）</w:t>
+      </w:r>
+    </w:p>
+    <w:p>
+      <w:pPr>
+        <w:keepLines/>
+        <w:spacing w:after="60"/>
+        <w:ind w:left="369" w:hanging="227"/>
+      </w:pPr>
+      <w:r>
+        <w:rPr>
+          <w:rFonts w:ascii="Kaiti SC" w:hAnsi="Kaiti SC" w:eastAsia="Kaiti SC" w:cs="Kaiti SC"/>
+          <w:sz w:val="21"/>
+        </w:rPr>
+        <w:t xml:space="preserve">➢ </w:t>
+      </w:r>
+      <w:r>
+        <w:rPr>
+          <w:rFonts w:ascii="Kaiti SC" w:hAnsi="Kaiti SC" w:eastAsia="Kaiti SC" w:cs="Kaiti SC"/>
+          <w:sz w:val="21"/>
+        </w:rPr>
+        <w:t>【发射与任务】星河动力：星河动力“智神星二号”大型运载火箭正在南京研发生产 - Sohu （Sohu）</w:t>
+      </w:r>
+    </w:p>
+    <w:p>
+      <w:pPr>
+        <w:keepLines/>
+        <w:spacing w:after="60"/>
+        <w:ind w:left="369" w:hanging="227"/>
+      </w:pPr>
+      <w:r>
+        <w:rPr>
+          <w:rFonts w:ascii="Kaiti SC" w:hAnsi="Kaiti SC" w:eastAsia="Kaiti SC" w:cs="Kaiti SC"/>
+          <w:sz w:val="21"/>
+        </w:rPr>
+        <w:t xml:space="preserve">➢ </w:t>
+      </w:r>
+      <w:r>
+        <w:rPr>
+          <w:rFonts w:ascii="Kaiti SC" w:hAnsi="Kaiti SC" w:eastAsia="Kaiti SC" w:cs="Kaiti SC"/>
+          <w:sz w:val="21"/>
+        </w:rPr>
+        <w:t>【其他动态】垣信卫星：阿里、上汽入股垣信卫星 - 新浪财经 （新浪财经）</w:t>
+      </w:r>
+    </w:p>
+    <w:p>
+      <w:pPr>
+        <w:keepLines/>
+        <w:spacing w:after="60"/>
+        <w:ind w:left="369" w:hanging="227"/>
+      </w:pPr>
+      <w:r>
+        <w:rPr>
+          <w:rFonts w:ascii="Kaiti SC" w:hAnsi="Kaiti SC" w:eastAsia="Kaiti SC" w:cs="Kaiti SC"/>
+          <w:sz w:val="21"/>
+        </w:rPr>
+        <w:t xml:space="preserve">➢ </w:t>
+      </w:r>
+      <w:r>
+        <w:rPr>
+          <w:rFonts w:ascii="Kaiti SC" w:hAnsi="Kaiti SC" w:eastAsia="Kaiti SC" w:cs="Kaiti SC"/>
+          <w:sz w:val="21"/>
+        </w:rPr>
+        <w:t>【发射与任务】SpaceX：SpaceX's next rocket launch from Vandenberg. Track liftoff, scrub updates （bing.com）</w:t>
+      </w:r>
+    </w:p>
+    <w:p>
+      <w:pPr>
+        <w:keepLines/>
+        <w:spacing w:after="60"/>
+        <w:ind w:left="369" w:hanging="227"/>
+      </w:pPr>
+      <w:r>
+        <w:rPr>
+          <w:rFonts w:ascii="Kaiti SC" w:hAnsi="Kaiti SC" w:eastAsia="Kaiti SC" w:cs="Kaiti SC"/>
+          <w:sz w:val="21"/>
+        </w:rPr>
+        <w:t xml:space="preserve">➢ </w:t>
+      </w:r>
+      <w:r>
+        <w:rPr>
+          <w:rFonts w:ascii="Kaiti SC" w:hAnsi="Kaiti SC" w:eastAsia="Kaiti SC" w:cs="Kaiti SC"/>
+          <w:sz w:val="21"/>
+        </w:rPr>
+        <w:t>【发射与任务】星河动力：中大型可重复使用火箭智神星一号首飞成功，后续将逐步开展回收验证_手机新浪网 - finance.sina.cn （finance.sina.cn）</w:t>
+      </w:r>
+    </w:p>
+    <w:p>
+      <w:pPr>
+        <w:keepLines/>
+        <w:spacing w:after="60"/>
+        <w:ind w:left="369" w:hanging="227"/>
+      </w:pPr>
+      <w:r>
+        <w:rPr>
+          <w:rFonts w:ascii="Kaiti SC" w:hAnsi="Kaiti SC" w:eastAsia="Kaiti SC" w:cs="Kaiti SC"/>
+          <w:sz w:val="21"/>
+        </w:rPr>
+        <w:t xml:space="preserve">➢ </w:t>
+      </w:r>
+      <w:r>
+        <w:rPr>
+          <w:rFonts w:ascii="Kaiti SC" w:hAnsi="Kaiti SC" w:eastAsia="Kaiti SC" w:cs="Kaiti SC"/>
+          <w:sz w:val="21"/>
+        </w:rPr>
+        <w:t>【发射与任务】星河动力：智神星一号运载火箭首飞成功 中国再有民企解锁可复用火箭入轨 - 香港01 （香港01）</w:t>
+      </w:r>
+    </w:p>
+    <w:p>
+      <w:pPr>
+        <w:keepLines/>
+        <w:spacing w:after="60"/>
+        <w:ind w:left="369" w:hanging="227"/>
+      </w:pPr>
+      <w:r>
+        <w:rPr>
+          <w:rFonts w:ascii="Kaiti SC" w:hAnsi="Kaiti SC" w:eastAsia="Kaiti SC" w:cs="Kaiti SC"/>
+          <w:sz w:val="21"/>
+        </w:rPr>
+        <w:t xml:space="preserve">➢ </w:t>
+      </w:r>
+      <w:r>
+        <w:rPr>
+          <w:rFonts w:ascii="Kaiti SC" w:hAnsi="Kaiti SC" w:eastAsia="Kaiti SC" w:cs="Kaiti SC"/>
+          <w:sz w:val="21"/>
+        </w:rPr>
+        <w:t>【其他动态】SpaceX：SpaceX Starlink satellites deployed in stunning view from space （bing.com）</w:t>
       </w:r>
     </w:p>
     <w:p>
@@ -648,7 +774,7 @@
                 <w:b w:val="0"/>
                 <w:sz w:val="19"/>
               </w:rPr>
-              <w:t>SpaceX</w:t>
+              <w:t>星河动力</w:t>
             </w:r>
           </w:p>
         </w:tc>
@@ -669,7 +795,7 @@
                 <w:b w:val="0"/>
                 <w:sz w:val="19"/>
               </w:rPr>
-              <w:t>5</w:t>
+              <w:t>51</w:t>
             </w:r>
           </w:p>
         </w:tc>
@@ -690,7 +816,7 @@
                 <w:b w:val="0"/>
                 <w:sz w:val="19"/>
               </w:rPr>
-              <w:t>发射与任务、其他动态</w:t>
+              <w:t>其他动态、发射与任务、产品与技术</w:t>
             </w:r>
           </w:p>
         </w:tc>
@@ -710,7 +836,7 @@
                 <w:b w:val="0"/>
                 <w:sz w:val="19"/>
               </w:rPr>
-              <w:t>SpaceX, NASA delay next astronaut launch to ISS due to leak on Dragon spacecraft</w:t>
+              <w:t>星河动力凭啥与蓝箭、中科宇航一道跻身民营火箭头部？ - 凤凰网财经</w:t>
             </w:r>
           </w:p>
         </w:tc>
@@ -735,7 +861,7 @@
                 <w:b w:val="0"/>
                 <w:sz w:val="19"/>
               </w:rPr>
-              <w:t>星河动力</w:t>
+              <w:t>SpaceX</w:t>
             </w:r>
           </w:p>
         </w:tc>
@@ -756,7 +882,7 @@
                 <w:b w:val="0"/>
                 <w:sz w:val="19"/>
               </w:rPr>
-              <w:t>4</w:t>
+              <w:t>15</w:t>
             </w:r>
           </w:p>
         </w:tc>
@@ -777,7 +903,7 @@
                 <w:b w:val="0"/>
                 <w:sz w:val="19"/>
               </w:rPr>
-              <w:t>发射与任务</w:t>
+              <w:t>市场与股价、发射与任务、其他动态、监管与政策</w:t>
             </w:r>
           </w:p>
         </w:tc>
@@ -797,7 +923,94 @@
                 <w:b w:val="0"/>
                 <w:sz w:val="19"/>
               </w:rPr>
-              <w:t>星河动力智神星一号锁定9月1日首飞 正式迈入液体火箭领域 - 观点网</w:t>
+              <w:t>SpaceX Stock Is Rising And Wall Street Has A Lot Riding On It</w:t>
+            </w:r>
+          </w:p>
+        </w:tc>
+      </w:tr>
+      <w:tr>
+        <w:trPr>
+          <w:cantSplit/>
+        </w:trPr>
+        <w:tc>
+          <w:tcPr>
+            <w:tcW w:type="dxa" w:w="2075"/>
+            <w:vAlign w:val="center"/>
+          </w:tcPr>
+          <w:p>
+            <w:pPr>
+              <w:spacing w:after="0" w:line="252" w:lineRule="auto"/>
+            </w:pPr>
+            <w:r/>
+            <w:r>
+              <w:rPr>
+                <w:rFonts w:ascii="Kaiti SC" w:hAnsi="Kaiti SC" w:eastAsia="Kaiti SC" w:cs="Kaiti SC"/>
+                <w:b w:val="0"/>
+                <w:sz w:val="19"/>
+              </w:rPr>
+              <w:t>垣信卫星</w:t>
+            </w:r>
+          </w:p>
+        </w:tc>
+        <w:tc>
+          <w:tcPr>
+            <w:tcW w:type="dxa" w:w="2075"/>
+            <w:vAlign w:val="center"/>
+          </w:tcPr>
+          <w:p>
+            <w:pPr>
+              <w:spacing w:after="0" w:line="252" w:lineRule="auto"/>
+              <w:jc w:val="center"/>
+            </w:pPr>
+            <w:r/>
+            <w:r>
+              <w:rPr>
+                <w:rFonts w:ascii="Kaiti SC" w:hAnsi="Kaiti SC" w:eastAsia="Kaiti SC" w:cs="Kaiti SC"/>
+                <w:b w:val="0"/>
+                <w:sz w:val="19"/>
+              </w:rPr>
+              <w:t>9</w:t>
+            </w:r>
+          </w:p>
+        </w:tc>
+        <w:tc>
+          <w:tcPr>
+            <w:tcW w:type="dxa" w:w="2075"/>
+            <w:vAlign w:val="center"/>
+          </w:tcPr>
+          <w:p>
+            <w:pPr>
+              <w:spacing w:after="0" w:line="252" w:lineRule="auto"/>
+              <w:jc w:val="center"/>
+            </w:pPr>
+            <w:r/>
+            <w:r>
+              <w:rPr>
+                <w:rFonts w:ascii="Kaiti SC" w:hAnsi="Kaiti SC" w:eastAsia="Kaiti SC" w:cs="Kaiti SC"/>
+                <w:b w:val="0"/>
+                <w:sz w:val="19"/>
+              </w:rPr>
+              <w:t>其他动态、发射与任务</w:t>
+            </w:r>
+          </w:p>
+        </w:tc>
+        <w:tc>
+          <w:tcPr>
+            <w:tcW w:type="dxa" w:w="2075"/>
+            <w:vAlign w:val="center"/>
+          </w:tcPr>
+          <w:p>
+            <w:pPr>
+              <w:spacing w:after="0" w:line="252" w:lineRule="auto"/>
+            </w:pPr>
+            <w:r/>
+            <w:r>
+              <w:rPr>
+                <w:rFonts w:ascii="Kaiti SC" w:hAnsi="Kaiti SC" w:eastAsia="Kaiti SC" w:cs="Kaiti SC"/>
+                <w:b w:val="0"/>
+                <w:sz w:val="19"/>
+              </w:rPr>
+              <w:t>阿里巴巴、上汽集团入股低轨卫星星座运营商垣信卫星 - 证券之星</w:t>
             </w:r>
           </w:p>
         </w:tc>
@@ -884,7 +1097,181 @@
                 <w:b w:val="0"/>
                 <w:sz w:val="19"/>
               </w:rPr>
-              <w:t>NASA telescope, Blue Origin and Relativity Space growth top space newsletter</w:t>
+              <w:t>Blue Origin Blast Tracked via Infrasound Data</w:t>
+            </w:r>
+          </w:p>
+        </w:tc>
+      </w:tr>
+      <w:tr>
+        <w:trPr>
+          <w:cantSplit/>
+        </w:trPr>
+        <w:tc>
+          <w:tcPr>
+            <w:tcW w:type="dxa" w:w="2075"/>
+            <w:vAlign w:val="center"/>
+          </w:tcPr>
+          <w:p>
+            <w:pPr>
+              <w:spacing w:after="0" w:line="252" w:lineRule="auto"/>
+            </w:pPr>
+            <w:r/>
+            <w:r>
+              <w:rPr>
+                <w:rFonts w:ascii="Kaiti SC" w:hAnsi="Kaiti SC" w:eastAsia="Kaiti SC" w:cs="Kaiti SC"/>
+                <w:b w:val="0"/>
+                <w:sz w:val="19"/>
+              </w:rPr>
+              <w:t>蓝箭航天</w:t>
+            </w:r>
+          </w:p>
+        </w:tc>
+        <w:tc>
+          <w:tcPr>
+            <w:tcW w:type="dxa" w:w="2075"/>
+            <w:vAlign w:val="center"/>
+          </w:tcPr>
+          <w:p>
+            <w:pPr>
+              <w:spacing w:after="0" w:line="252" w:lineRule="auto"/>
+              <w:jc w:val="center"/>
+            </w:pPr>
+            <w:r/>
+            <w:r>
+              <w:rPr>
+                <w:rFonts w:ascii="Kaiti SC" w:hAnsi="Kaiti SC" w:eastAsia="Kaiti SC" w:cs="Kaiti SC"/>
+                <w:b w:val="0"/>
+                <w:sz w:val="19"/>
+              </w:rPr>
+              <w:t>3</w:t>
+            </w:r>
+          </w:p>
+        </w:tc>
+        <w:tc>
+          <w:tcPr>
+            <w:tcW w:type="dxa" w:w="2075"/>
+            <w:vAlign w:val="center"/>
+          </w:tcPr>
+          <w:p>
+            <w:pPr>
+              <w:spacing w:after="0" w:line="252" w:lineRule="auto"/>
+              <w:jc w:val="center"/>
+            </w:pPr>
+            <w:r/>
+            <w:r>
+              <w:rPr>
+                <w:rFonts w:ascii="Kaiti SC" w:hAnsi="Kaiti SC" w:eastAsia="Kaiti SC" w:cs="Kaiti SC"/>
+                <w:b w:val="0"/>
+                <w:sz w:val="19"/>
+              </w:rPr>
+              <w:t>发射与任务、其他动态</w:t>
+            </w:r>
+          </w:p>
+        </w:tc>
+        <w:tc>
+          <w:tcPr>
+            <w:tcW w:type="dxa" w:w="2075"/>
+            <w:vAlign w:val="center"/>
+          </w:tcPr>
+          <w:p>
+            <w:pPr>
+              <w:spacing w:after="0" w:line="252" w:lineRule="auto"/>
+            </w:pPr>
+            <w:r/>
+            <w:r>
+              <w:rPr>
+                <w:rFonts w:ascii="Kaiti SC" w:hAnsi="Kaiti SC" w:eastAsia="Kaiti SC" w:cs="Kaiti SC"/>
+                <w:b w:val="0"/>
+                <w:sz w:val="19"/>
+              </w:rPr>
+              <w:t>中国又一民营可重复使用火箭首飞成功 - 证券时报</w:t>
+            </w:r>
+          </w:p>
+        </w:tc>
+      </w:tr>
+      <w:tr>
+        <w:trPr>
+          <w:cantSplit/>
+        </w:trPr>
+        <w:tc>
+          <w:tcPr>
+            <w:tcW w:type="dxa" w:w="2075"/>
+            <w:vAlign w:val="center"/>
+          </w:tcPr>
+          <w:p>
+            <w:pPr>
+              <w:spacing w:after="0" w:line="252" w:lineRule="auto"/>
+            </w:pPr>
+            <w:r/>
+            <w:r>
+              <w:rPr>
+                <w:rFonts w:ascii="Kaiti SC" w:hAnsi="Kaiti SC" w:eastAsia="Kaiti SC" w:cs="Kaiti SC"/>
+                <w:b w:val="0"/>
+                <w:sz w:val="19"/>
+              </w:rPr>
+              <w:t>中科宇航</w:t>
+            </w:r>
+          </w:p>
+        </w:tc>
+        <w:tc>
+          <w:tcPr>
+            <w:tcW w:type="dxa" w:w="2075"/>
+            <w:vAlign w:val="center"/>
+          </w:tcPr>
+          <w:p>
+            <w:pPr>
+              <w:spacing w:after="0" w:line="252" w:lineRule="auto"/>
+              <w:jc w:val="center"/>
+            </w:pPr>
+            <w:r/>
+            <w:r>
+              <w:rPr>
+                <w:rFonts w:ascii="Kaiti SC" w:hAnsi="Kaiti SC" w:eastAsia="Kaiti SC" w:cs="Kaiti SC"/>
+                <w:b w:val="0"/>
+                <w:sz w:val="19"/>
+              </w:rPr>
+              <w:t>1</w:t>
+            </w:r>
+          </w:p>
+        </w:tc>
+        <w:tc>
+          <w:tcPr>
+            <w:tcW w:type="dxa" w:w="2075"/>
+            <w:vAlign w:val="center"/>
+          </w:tcPr>
+          <w:p>
+            <w:pPr>
+              <w:spacing w:after="0" w:line="252" w:lineRule="auto"/>
+              <w:jc w:val="center"/>
+            </w:pPr>
+            <w:r/>
+            <w:r>
+              <w:rPr>
+                <w:rFonts w:ascii="Kaiti SC" w:hAnsi="Kaiti SC" w:eastAsia="Kaiti SC" w:cs="Kaiti SC"/>
+                <w:b w:val="0"/>
+                <w:sz w:val="19"/>
+              </w:rPr>
+              <w:t>其他动态</w:t>
+            </w:r>
+          </w:p>
+        </w:tc>
+        <w:tc>
+          <w:tcPr>
+            <w:tcW w:type="dxa" w:w="2075"/>
+            <w:vAlign w:val="center"/>
+          </w:tcPr>
+          <w:p>
+            <w:pPr>
+              <w:spacing w:after="0" w:line="252" w:lineRule="auto"/>
+            </w:pPr>
+            <w:r/>
+            <w:r>
+              <w:rPr>
+                <w:rFonts w:ascii="Kaiti SC" w:hAnsi="Kaiti SC" w:eastAsia="Kaiti SC" w:cs="Kaiti SC"/>
+                <w:b w:val="0"/>
+                <w:sz w:val="19"/>
+              </w:rPr>
+              <w:t>星河动力凭啥与蓝箭、中科宇航一道跻身民营火箭头部？ - 凤凰网财经</w:t>
             </w:r>
           </w:p>
         </w:tc>
@@ -921,7 +1308,7 @@
           <w:rFonts w:ascii="Kaiti SC" w:hAnsi="Kaiti SC" w:eastAsia="Kaiti SC" w:cs="Kaiti SC"/>
           <w:sz w:val="21"/>
         </w:rPr>
-        <w:t>[1] 2026-08-31｜space.com｜SpaceX：SpaceX, NASA delay next astronaut launch to ISS due to leak on Dragon spacecraft</w:t>
+        <w:t>[1] 2026-09-01｜bing.com｜SpaceX：SpaceX Stock Is Rising And Wall Street Has A Lot Riding On It</w:t>
       </w:r>
     </w:p>
     <w:p>
@@ -942,7 +1329,7 @@
           <w:rFonts w:ascii="Kaiti SC" w:hAnsi="Kaiti SC" w:eastAsia="Kaiti SC" w:cs="Kaiti SC"/>
           <w:sz w:val="21"/>
         </w:rPr>
-        <w:t>[2] 2026-08-31｜Ventura County Star｜SpaceX：SpaceX plans 2 rocket launches this week in California. Here's when - Ventura County Star</w:t>
+        <w:t>[2] 2026-09-01｜证券时报｜蓝箭航天：中国又一民营可重复使用火箭首飞成功 - 证券时报</w:t>
       </w:r>
     </w:p>
     <w:p>
@@ -963,7 +1350,7 @@
           <w:rFonts w:ascii="Kaiti SC" w:hAnsi="Kaiti SC" w:eastAsia="Kaiti SC" w:cs="Kaiti SC"/>
           <w:sz w:val="21"/>
         </w:rPr>
-        <w:t>[3] 2026-08-31｜bing.com｜Blue Origin：NASA telescope, Blue Origin and Relativity Space growth top space newsletter</w:t>
+        <w:t>[3] 2026-09-01｜证券之星｜垣信卫星：阿里巴巴、上汽集团入股低轨卫星星座运营商垣信卫星 - 证券之星</w:t>
       </w:r>
     </w:p>
     <w:p>
@@ -984,7 +1371,7 @@
           <w:rFonts w:ascii="Kaiti SC" w:hAnsi="Kaiti SC" w:eastAsia="Kaiti SC" w:cs="Kaiti SC"/>
           <w:sz w:val="21"/>
         </w:rPr>
-        <w:t>[4] 2026-08-31｜bing.com｜Blue Origin：Blue Origin tops 4,500 Space Coast jobs as New Glenn buildout accelerates</w:t>
+        <w:t>[4] 2026-09-01｜证券时报｜垣信卫星：阿里巴巴、上汽集团入股低轨卫星星座运营商垣信卫星 - 证券时报</w:t>
       </w:r>
     </w:p>
     <w:p>
@@ -1005,7 +1392,7 @@
           <w:rFonts w:ascii="Kaiti SC" w:hAnsi="Kaiti SC" w:eastAsia="Kaiti SC" w:cs="Kaiti SC"/>
           <w:sz w:val="21"/>
         </w:rPr>
-        <w:t>[5] 2026-08-31｜bing.com｜Blue Origin：Blue Origin tops 4,500 Space Coast jobs as New Glenn buildout accelerates</w:t>
+        <w:t>[5] 2026-09-01｜凤凰网财经｜中科宇航：星河动力凭啥与蓝箭、中科宇航一道跻身民营火箭头部？ - 凤凰网财经</w:t>
       </w:r>
     </w:p>
     <w:p>
@@ -1026,7 +1413,7 @@
           <w:rFonts w:ascii="Kaiti SC" w:hAnsi="Kaiti SC" w:eastAsia="Kaiti SC" w:cs="Kaiti SC"/>
           <w:sz w:val="21"/>
         </w:rPr>
-        <w:t>[6] 2026-08-31｜bing.com｜SpaceX：SpaceX stock gains as Bernstein maintains bullish outlook</w:t>
+        <w:t>[6] 2026-09-01｜凤凰网财经｜星河动力：星河动力凭啥与蓝箭、中科宇航一道跻身民营火箭头部？ - 凤凰网财经</w:t>
       </w:r>
     </w:p>
     <w:p>
@@ -1047,7 +1434,7 @@
           <w:rFonts w:ascii="Kaiti SC" w:hAnsi="Kaiti SC" w:eastAsia="Kaiti SC" w:cs="Kaiti SC"/>
           <w:sz w:val="21"/>
         </w:rPr>
-        <w:t>[7] 2026-08-31｜观点网｜星河动力：星河动力智神星一号锁定9月1日首飞 正式迈入液体火箭领域 - 观点网</w:t>
+        <w:t>[7] 2026-09-01｜Sohu｜垣信卫星：阿里、上汽等入股垣信卫星 - Sohu</w:t>
       </w:r>
     </w:p>
     <w:p>
@@ -1068,7 +1455,7 @@
           <w:rFonts w:ascii="Kaiti SC" w:hAnsi="Kaiti SC" w:eastAsia="Kaiti SC" w:cs="Kaiti SC"/>
           <w:sz w:val="21"/>
         </w:rPr>
-        <w:t>[8] 2026-08-31｜news.17173.com｜星河动力：星河动力首款液体火箭！智神星一号锁定9月1日首飞窗口 - news.17173.com</w:t>
+        <w:t>[8] 2026-09-01｜Ventura County Star｜SpaceX：SpaceX rocket launch to light up California skies tonight - Ventura County Star</w:t>
       </w:r>
     </w:p>
     <w:p>
@@ -1089,7 +1476,7 @@
           <w:rFonts w:ascii="Kaiti SC" w:hAnsi="Kaiti SC" w:eastAsia="Kaiti SC" w:cs="Kaiti SC"/>
           <w:sz w:val="21"/>
         </w:rPr>
-        <w:t>[9] 2026-08-31｜新浪财经｜星河动力：星河动力首款液体火箭！智神星一号锁定9月1日首飞窗口 - 新浪财经</w:t>
+        <w:t>[9] 2026-09-01｜bing.com｜Blue Origin：Blue Origin Blast Tracked via Infrasound Data</w:t>
       </w:r>
     </w:p>
     <w:p>
@@ -1110,7 +1497,7 @@
           <w:rFonts w:ascii="Kaiti SC" w:hAnsi="Kaiti SC" w:eastAsia="Kaiti SC" w:cs="Kaiti SC"/>
           <w:sz w:val="21"/>
         </w:rPr>
-        <w:t>[10] 2026-08-31｜Jiemian.com｜星河动力：地月通信取得重大突破，智神星一号火箭首飞在即，卫星ETF永赢(159206)交投活跃 - Jiemian.com</w:t>
+        <w:t>[10] 2026-09-01｜Sohu｜垣信卫星：宇宙人(2058期）阿里、上汽入股垣信卫星，注资增至24.8亿元；星舰第14飞瞄准9月中旬首次入轨；ViaSat-3 F3卫星1Tbps容量入局亚太市场 - Sohu</w:t>
       </w:r>
     </w:p>
     <w:p>
@@ -1131,7 +1518,7 @@
           <w:rFonts w:ascii="Kaiti SC" w:hAnsi="Kaiti SC" w:eastAsia="Kaiti SC" w:cs="Kaiti SC"/>
           <w:sz w:val="21"/>
         </w:rPr>
-        <w:t>[11] 2026-08-31｜bing.com｜SpaceX：Starlink Mobile and AST? This Prepaid Carrier Wants to Offer Both</w:t>
+        <w:t>[11] 2026-09-01｜bing.com｜SpaceX：SpaceX planning overnight launch from Vandenberg Space Force Base</w:t>
       </w:r>
     </w:p>
     <w:p>
@@ -1152,7 +1539,217 @@
           <w:rFonts w:ascii="Kaiti SC" w:hAnsi="Kaiti SC" w:eastAsia="Kaiti SC" w:cs="Kaiti SC"/>
           <w:sz w:val="21"/>
         </w:rPr>
-        <w:t>[12] 2026-08-31｜bing.com｜SpaceX：Exclusive: Musk opposes allowing Ukraine to use Starlink for strikes on Russia, despite recent media reports, sources say</w:t>
+        <w:t>[12] 2026-09-01｜观点网｜星河动力：星河动力智神星一号遥一火箭首飞成功 重复使用不少于25次 - 观点网</w:t>
+      </w:r>
+    </w:p>
+    <w:p>
+      <w:pPr>
+        <w:keepLines/>
+        <w:spacing w:after="60"/>
+        <w:ind w:left="369" w:hanging="227"/>
+      </w:pPr>
+      <w:r>
+        <w:rPr>
+          <w:rFonts w:ascii="Kaiti SC" w:hAnsi="Kaiti SC" w:eastAsia="Kaiti SC" w:cs="Kaiti SC"/>
+          <w:sz w:val="21"/>
+        </w:rPr>
+        <w:t xml:space="preserve">✓ </w:t>
+      </w:r>
+      <w:r>
+        <w:rPr>
+          <w:rFonts w:ascii="Kaiti SC" w:hAnsi="Kaiti SC" w:eastAsia="Kaiti SC" w:cs="Kaiti SC"/>
+          <w:sz w:val="21"/>
+        </w:rPr>
+        <w:t>[13] 2026-09-01｜Sohu｜星河动力：星河动力“智神星二号”大型运载火箭正在南京研发生产 - Sohu</w:t>
+      </w:r>
+    </w:p>
+    <w:p>
+      <w:pPr>
+        <w:keepLines/>
+        <w:spacing w:after="60"/>
+        <w:ind w:left="369" w:hanging="227"/>
+      </w:pPr>
+      <w:r>
+        <w:rPr>
+          <w:rFonts w:ascii="Kaiti SC" w:hAnsi="Kaiti SC" w:eastAsia="Kaiti SC" w:cs="Kaiti SC"/>
+          <w:sz w:val="21"/>
+        </w:rPr>
+        <w:t xml:space="preserve">✓ </w:t>
+      </w:r>
+      <w:r>
+        <w:rPr>
+          <w:rFonts w:ascii="Kaiti SC" w:hAnsi="Kaiti SC" w:eastAsia="Kaiti SC" w:cs="Kaiti SC"/>
+          <w:sz w:val="21"/>
+        </w:rPr>
+        <w:t>[14] 2026-09-01｜新浪财经｜垣信卫星：阿里、上汽入股垣信卫星 - 新浪财经</w:t>
+      </w:r>
+    </w:p>
+    <w:p>
+      <w:pPr>
+        <w:keepLines/>
+        <w:spacing w:after="60"/>
+        <w:ind w:left="369" w:hanging="227"/>
+      </w:pPr>
+      <w:r>
+        <w:rPr>
+          <w:rFonts w:ascii="Kaiti SC" w:hAnsi="Kaiti SC" w:eastAsia="Kaiti SC" w:cs="Kaiti SC"/>
+          <w:sz w:val="21"/>
+        </w:rPr>
+        <w:t xml:space="preserve">✓ </w:t>
+      </w:r>
+      <w:r>
+        <w:rPr>
+          <w:rFonts w:ascii="Kaiti SC" w:hAnsi="Kaiti SC" w:eastAsia="Kaiti SC" w:cs="Kaiti SC"/>
+          <w:sz w:val="21"/>
+        </w:rPr>
+        <w:t>[15] 2026-09-01｜bing.com｜SpaceX：SpaceX's next rocket launch from Vandenberg. Track liftoff, scrub updates</w:t>
+      </w:r>
+    </w:p>
+    <w:p>
+      <w:pPr>
+        <w:keepLines/>
+        <w:spacing w:after="60"/>
+        <w:ind w:left="369" w:hanging="227"/>
+      </w:pPr>
+      <w:r>
+        <w:rPr>
+          <w:rFonts w:ascii="Kaiti SC" w:hAnsi="Kaiti SC" w:eastAsia="Kaiti SC" w:cs="Kaiti SC"/>
+          <w:sz w:val="21"/>
+        </w:rPr>
+        <w:t xml:space="preserve">✓ </w:t>
+      </w:r>
+      <w:r>
+        <w:rPr>
+          <w:rFonts w:ascii="Kaiti SC" w:hAnsi="Kaiti SC" w:eastAsia="Kaiti SC" w:cs="Kaiti SC"/>
+          <w:sz w:val="21"/>
+        </w:rPr>
+        <w:t>[16] 2026-09-01｜finance.sina.cn｜星河动力：中大型可重复使用火箭智神星一号首飞成功，后续将逐步开展回收验证_手机新浪网 - finance.sina.cn</w:t>
+      </w:r>
+    </w:p>
+    <w:p>
+      <w:pPr>
+        <w:keepLines/>
+        <w:spacing w:after="60"/>
+        <w:ind w:left="369" w:hanging="227"/>
+      </w:pPr>
+      <w:r>
+        <w:rPr>
+          <w:rFonts w:ascii="Kaiti SC" w:hAnsi="Kaiti SC" w:eastAsia="Kaiti SC" w:cs="Kaiti SC"/>
+          <w:sz w:val="21"/>
+        </w:rPr>
+        <w:t xml:space="preserve">✓ </w:t>
+      </w:r>
+      <w:r>
+        <w:rPr>
+          <w:rFonts w:ascii="Kaiti SC" w:hAnsi="Kaiti SC" w:eastAsia="Kaiti SC" w:cs="Kaiti SC"/>
+          <w:sz w:val="21"/>
+        </w:rPr>
+        <w:t>[17] 2026-09-01｜香港01｜星河动力：智神星一号运载火箭首飞成功 中国再有民企解锁可复用火箭入轨 - 香港01</w:t>
+      </w:r>
+    </w:p>
+    <w:p>
+      <w:pPr>
+        <w:keepLines/>
+        <w:spacing w:after="60"/>
+        <w:ind w:left="369" w:hanging="227"/>
+      </w:pPr>
+      <w:r>
+        <w:rPr>
+          <w:rFonts w:ascii="Kaiti SC" w:hAnsi="Kaiti SC" w:eastAsia="Kaiti SC" w:cs="Kaiti SC"/>
+          <w:sz w:val="21"/>
+        </w:rPr>
+        <w:t xml:space="preserve">✓ </w:t>
+      </w:r>
+      <w:r>
+        <w:rPr>
+          <w:rFonts w:ascii="Kaiti SC" w:hAnsi="Kaiti SC" w:eastAsia="Kaiti SC" w:cs="Kaiti SC"/>
+          <w:sz w:val="21"/>
+        </w:rPr>
+        <w:t>[18] 2026-09-01｜bing.com｜SpaceX：SpaceX Starlink satellites deployed in stunning view from space</w:t>
+      </w:r>
+    </w:p>
+    <w:p>
+      <w:pPr>
+        <w:keepLines/>
+        <w:spacing w:after="60"/>
+        <w:ind w:left="369" w:hanging="227"/>
+      </w:pPr>
+      <w:r>
+        <w:rPr>
+          <w:rFonts w:ascii="Kaiti SC" w:hAnsi="Kaiti SC" w:eastAsia="Kaiti SC" w:cs="Kaiti SC"/>
+          <w:sz w:val="21"/>
+        </w:rPr>
+        <w:t xml:space="preserve">✓ </w:t>
+      </w:r>
+      <w:r>
+        <w:rPr>
+          <w:rFonts w:ascii="Kaiti SC" w:hAnsi="Kaiti SC" w:eastAsia="Kaiti SC" w:cs="Kaiti SC"/>
+          <w:sz w:val="21"/>
+        </w:rPr>
+        <w:t>[19] 2026-09-01｜bing.com｜Blue Origin：Blue Origin's New Glenn just exploded on the launch pad - and it's not a pretty sight</w:t>
+      </w:r>
+    </w:p>
+    <w:p>
+      <w:pPr>
+        <w:keepLines/>
+        <w:spacing w:after="60"/>
+        <w:ind w:left="369" w:hanging="227"/>
+      </w:pPr>
+      <w:r>
+        <w:rPr>
+          <w:rFonts w:ascii="Kaiti SC" w:hAnsi="Kaiti SC" w:eastAsia="Kaiti SC" w:cs="Kaiti SC"/>
+          <w:sz w:val="21"/>
+        </w:rPr>
+        <w:t xml:space="preserve">✓ </w:t>
+      </w:r>
+      <w:r>
+        <w:rPr>
+          <w:rFonts w:ascii="Kaiti SC" w:hAnsi="Kaiti SC" w:eastAsia="Kaiti SC" w:cs="Kaiti SC"/>
+          <w:sz w:val="21"/>
+        </w:rPr>
+        <w:t>[20] 2026-09-01｜bing.com｜Blue Origin：Blue Origin's New Glenn just exploded on the launch pad - and it's not a pretty sight</w:t>
+      </w:r>
+    </w:p>
+    <w:p>
+      <w:pPr>
+        <w:keepLines/>
+        <w:spacing w:after="60"/>
+        <w:ind w:left="369" w:hanging="227"/>
+      </w:pPr>
+      <w:r>
+        <w:rPr>
+          <w:rFonts w:ascii="Kaiti SC" w:hAnsi="Kaiti SC" w:eastAsia="Kaiti SC" w:cs="Kaiti SC"/>
+          <w:sz w:val="21"/>
+        </w:rPr>
+        <w:t xml:space="preserve">✓ </w:t>
+      </w:r>
+      <w:r>
+        <w:rPr>
+          <w:rFonts w:ascii="Kaiti SC" w:hAnsi="Kaiti SC" w:eastAsia="Kaiti SC" w:cs="Kaiti SC"/>
+          <w:sz w:val="21"/>
+        </w:rPr>
+        <w:t>[21] 2026-09-01｜新浪财经｜蓝箭航天：中大型可重复使用火箭智神星一号首飞成功，后续将逐步开展回收验证 - 新浪财经</w:t>
+      </w:r>
+    </w:p>
+    <w:p>
+      <w:pPr>
+        <w:keepLines/>
+        <w:spacing w:after="60"/>
+        <w:ind w:left="369" w:hanging="227"/>
+      </w:pPr>
+      <w:r>
+        <w:rPr>
+          <w:rFonts w:ascii="Kaiti SC" w:hAnsi="Kaiti SC" w:eastAsia="Kaiti SC" w:cs="Kaiti SC"/>
+          <w:sz w:val="21"/>
+        </w:rPr>
+        <w:t xml:space="preserve">✓ </w:t>
+      </w:r>
+      <w:r>
+        <w:rPr>
+          <w:rFonts w:ascii="Kaiti SC" w:hAnsi="Kaiti SC" w:eastAsia="Kaiti SC" w:cs="Kaiti SC"/>
+          <w:sz w:val="21"/>
+        </w:rPr>
+        <w:t>[22] 2026-09-01｜爱范儿｜蓝箭航天：朱雀三号回收成功后，离 SpaceX 还有多远 - 爱范儿</w:t>
       </w:r>
     </w:p>
     <w:sectPr>

--- a/docs/data/reports/daily-documents/latest/previous_daily_report.docx
+++ b/docs/data/reports/daily-documents/latest/previous_daily_report.docx
@@ -26,7 +26,7 @@
           <w:rFonts w:ascii="Kaiti SC" w:hAnsi="Kaiti SC" w:eastAsia="Kaiti SC" w:cs="Kaiti SC"/>
           <w:sz w:val="21"/>
         </w:rPr>
-        <w:t>2026-09-01（上一自然日）</w:t>
+        <w:t>2026-09-02（上一自然日）</w:t>
       </w:r>
     </w:p>
     <w:tbl>
@@ -81,7 +81,7 @@
                 <w:b w:val="0"/>
                 <w:sz w:val="19"/>
               </w:rPr>
-              <w:t>2026-09-01</w:t>
+              <w:t>2026-09-02</w:t>
             </w:r>
           </w:p>
         </w:tc>
@@ -127,7 +127,7 @@
                 <w:b w:val="0"/>
                 <w:sz w:val="19"/>
               </w:rPr>
-              <w:t>82 条 / 6 家</w:t>
+              <w:t>52 条 / 6 家</w:t>
             </w:r>
           </w:p>
         </w:tc>
@@ -173,7 +173,7 @@
                 <w:b w:val="0"/>
                 <w:sz w:val="19"/>
               </w:rPr>
-              <w:t>36 个</w:t>
+              <w:t>26 个</w:t>
             </w:r>
           </w:p>
         </w:tc>
@@ -219,7 +219,7 @@
                 <w:b w:val="0"/>
                 <w:sz w:val="19"/>
               </w:rPr>
-              <w:t>2026-09-02</w:t>
+              <w:t>2026-09-03</w:t>
             </w:r>
           </w:p>
         </w:tc>
@@ -245,7 +245,7 @@
     </w:p>
     <w:p>
       <w:r>
-        <w:t>2026-09-01 共归档 82 条新闻，覆盖 6 家公司、36 个信息来源。 新闻量较多的公司包括 星河动力、SpaceX、垣信卫星、Blue Origin。</w:t>
+        <w:t>2026-09-02 共归档 52 条新闻，覆盖 6 家公司、26 个信息来源。 新闻量较多的公司包括 SpaceX、星河动力、Blue Origin、垣信卫星。</w:t>
       </w:r>
     </w:p>
     <w:p>
@@ -279,7 +279,7 @@
           <w:rFonts w:ascii="Kaiti SC" w:hAnsi="Kaiti SC" w:eastAsia="Kaiti SC" w:cs="Kaiti SC"/>
           <w:sz w:val="21"/>
         </w:rPr>
-        <w:t>【市场与股价】SpaceX：SpaceX Stock Is Rising And Wall Street Has A Lot Riding On It （bing.com）</w:t>
+        <w:t>【发射与任务】Blue Origin：NASA Selects Blue Origin as Mars Telecommunications Network Provider （NASA）</w:t>
       </w:r>
     </w:p>
     <w:p>
@@ -300,7 +300,7 @@
           <w:rFonts w:ascii="Kaiti SC" w:hAnsi="Kaiti SC" w:eastAsia="Kaiti SC" w:cs="Kaiti SC"/>
           <w:sz w:val="21"/>
         </w:rPr>
-        <w:t>【发射与任务】蓝箭航天：中国又一民营可重复使用火箭首飞成功 - 证券时报 （证券时报）</w:t>
+        <w:t>【发射与任务】SpaceX：SpaceX to launch Starlink mission from West Coast （Spaceflight Now）</w:t>
       </w:r>
     </w:p>
     <w:p>
@@ -321,7 +321,7 @@
           <w:rFonts w:ascii="Kaiti SC" w:hAnsi="Kaiti SC" w:eastAsia="Kaiti SC" w:cs="Kaiti SC"/>
           <w:sz w:val="21"/>
         </w:rPr>
-        <w:t>【其他动态】垣信卫星：阿里巴巴、上汽集团入股低轨卫星星座运营商垣信卫星 - 证券之星 （证券之星）</w:t>
+        <w:t>【发射与任务】SpaceX：Launch Site and Facility Progress ahead of East Coast Starship debut （NASASpaceflight）</w:t>
       </w:r>
     </w:p>
     <w:p>
@@ -342,7 +342,7 @@
           <w:rFonts w:ascii="Kaiti SC" w:hAnsi="Kaiti SC" w:eastAsia="Kaiti SC" w:cs="Kaiti SC"/>
           <w:sz w:val="21"/>
         </w:rPr>
-        <w:t>【其他动态】垣信卫星：阿里巴巴、上汽集团入股低轨卫星星座运营商垣信卫星 - 证券时报 （证券时报）</w:t>
+        <w:t>【市场与股价】星河动力：T早报｜智能体应用Manus恢复独立运营；SHEIN港交所IPO首日破发；星河动力可重复使用液体火箭“智神星一号”发射成功 - Caixin Global （Caixin Global）</w:t>
       </w:r>
     </w:p>
     <w:p>
@@ -363,7 +363,7 @@
           <w:rFonts w:ascii="Kaiti SC" w:hAnsi="Kaiti SC" w:eastAsia="Kaiti SC" w:cs="Kaiti SC"/>
           <w:sz w:val="21"/>
         </w:rPr>
-        <w:t>【其他动态】中科宇航：星河动力凭啥与蓝箭、中科宇航一道跻身民营火箭头部？ - 凤凰网财经 （凤凰网财经）</w:t>
+        <w:t>【发射与任务】SpaceX：Falcon Heavy brings the heat | Space photo of the day for Sept. 2, 2026 （space.com）</w:t>
       </w:r>
     </w:p>
     <w:p>
@@ -384,7 +384,7 @@
           <w:rFonts w:ascii="Kaiti SC" w:hAnsi="Kaiti SC" w:eastAsia="Kaiti SC" w:cs="Kaiti SC"/>
           <w:sz w:val="21"/>
         </w:rPr>
-        <w:t>【其他动态】星河动力：星河动力凭啥与蓝箭、中科宇航一道跻身民营火箭头部？ - 凤凰网财经 （凤凰网财经）</w:t>
+        <w:t>【发射与任务】Blue Origin：Blue Origin breaks ground on new Cape Canaveral facility ordered up by Space Force （bing.com）</w:t>
       </w:r>
     </w:p>
     <w:p>
@@ -405,7 +405,7 @@
           <w:rFonts w:ascii="Kaiti SC" w:hAnsi="Kaiti SC" w:eastAsia="Kaiti SC" w:cs="Kaiti SC"/>
           <w:sz w:val="21"/>
         </w:rPr>
-        <w:t>【其他动态】垣信卫星：阿里、上汽等入股垣信卫星 - Sohu （Sohu）</w:t>
+        <w:t>【发射与任务】SpaceX：SpaceX's Oldest Falcon 9 Booster Completes 35th Flight; Orbital Starship Debut Approaches （bing.com）</w:t>
       </w:r>
     </w:p>
     <w:p>
@@ -426,7 +426,7 @@
           <w:rFonts w:ascii="Kaiti SC" w:hAnsi="Kaiti SC" w:eastAsia="Kaiti SC" w:cs="Kaiti SC"/>
           <w:sz w:val="21"/>
         </w:rPr>
-        <w:t>【发射与任务】SpaceX：SpaceX rocket launch to light up California skies tonight - Ventura County Star （Ventura County Star）</w:t>
+        <w:t>【其他动态】Blue Origin：Blue Origin's New Glenn explosion shows infrasound can detect rocket accidents from up to 1,700 kilometers away - Phys.org （Phys.org）</w:t>
       </w:r>
     </w:p>
     <w:p>
@@ -447,7 +447,7 @@
           <w:rFonts w:ascii="Kaiti SC" w:hAnsi="Kaiti SC" w:eastAsia="Kaiti SC" w:cs="Kaiti SC"/>
           <w:sz w:val="21"/>
         </w:rPr>
-        <w:t>【发射与任务】Blue Origin：Blue Origin Blast Tracked via Infrasound Data （bing.com）</w:t>
+        <w:t>【发射与任务】SpaceX：SpaceX Falcon 9 rocket launches Starlink satellites to orbit on its 35th flight - Yahoo （Yahoo）</w:t>
       </w:r>
     </w:p>
     <w:p>
@@ -468,7 +468,7 @@
           <w:rFonts w:ascii="Kaiti SC" w:hAnsi="Kaiti SC" w:eastAsia="Kaiti SC" w:cs="Kaiti SC"/>
           <w:sz w:val="21"/>
         </w:rPr>
-        <w:t>【发射与任务】垣信卫星：宇宙人(2058期）阿里、上汽入股垣信卫星，注资增至24.8亿元；星舰第14飞瞄准9月中旬首次入轨；ViaSat-3 F3卫星1Tbps容量入局亚太市场 - Sohu （Sohu）</w:t>
+        <w:t>【发射与任务】Blue Origin：Blue Origin breaks ground on new Canaveral facility ordered up by Space Force （bing.com）</w:t>
       </w:r>
     </w:p>
     <w:p>
@@ -489,7 +489,7 @@
           <w:rFonts w:ascii="Kaiti SC" w:hAnsi="Kaiti SC" w:eastAsia="Kaiti SC" w:cs="Kaiti SC"/>
           <w:sz w:val="21"/>
         </w:rPr>
-        <w:t>【发射与任务】SpaceX：SpaceX planning overnight launch from Vandenberg Space Force Base （bing.com）</w:t>
+        <w:t>【发射与任务】星河动力：又一款可重复使用火箭成功入轨！智神星一号首次飞行试验成功 - 21财经 （21财经）</w:t>
       </w:r>
     </w:p>
     <w:p>
@@ -510,7 +510,7 @@
           <w:rFonts w:ascii="Kaiti SC" w:hAnsi="Kaiti SC" w:eastAsia="Kaiti SC" w:cs="Kaiti SC"/>
           <w:sz w:val="21"/>
         </w:rPr>
-        <w:t>【发射与任务】星河动力：星河动力智神星一号遥一火箭首飞成功 重复使用不少于25次 - 观点网 （观点网）</w:t>
+        <w:t>【发射与任务】星河动力：China's Galactic Energy puts PALLAS-1 in orbit, raising stakes in reusable rocket race （bing.com）</w:t>
       </w:r>
     </w:p>
     <w:p>
@@ -531,7 +531,7 @@
           <w:rFonts w:ascii="Kaiti SC" w:hAnsi="Kaiti SC" w:eastAsia="Kaiti SC" w:cs="Kaiti SC"/>
           <w:sz w:val="21"/>
         </w:rPr>
-        <w:t>【发射与任务】星河动力：星河动力“智神星二号”大型运载火箭正在南京研发生产 - Sohu （Sohu）</w:t>
+        <w:t>【发射与任务】星河动力：China's Galactic Energy puts PALLAS-1 in orbit, raising stakes in reusable rocket race （bing.com）</w:t>
       </w:r>
     </w:p>
     <w:p>
@@ -552,7 +552,7 @@
           <w:rFonts w:ascii="Kaiti SC" w:hAnsi="Kaiti SC" w:eastAsia="Kaiti SC" w:cs="Kaiti SC"/>
           <w:sz w:val="21"/>
         </w:rPr>
-        <w:t>【其他动态】垣信卫星：阿里、上汽入股垣信卫星 - 新浪财经 （新浪财经）</w:t>
+        <w:t>【发射与任务】星河动力：China's Galactic Energy puts PALLAS-1 in orbit, raising stakes in reusable rocket race （bing.com）</w:t>
       </w:r>
     </w:p>
     <w:p>
@@ -573,7 +573,7 @@
           <w:rFonts w:ascii="Kaiti SC" w:hAnsi="Kaiti SC" w:eastAsia="Kaiti SC" w:cs="Kaiti SC"/>
           <w:sz w:val="21"/>
         </w:rPr>
-        <w:t>【发射与任务】SpaceX：SpaceX's next rocket launch from Vandenberg. Track liftoff, scrub updates （bing.com）</w:t>
+        <w:t>【其他动态】垣信卫星：阿里及上汽入股上海垣信卫星 注册资本增至24.8亿元 - 观点网 （观点网）</w:t>
       </w:r>
     </w:p>
     <w:p>
@@ -594,7 +594,7 @@
           <w:rFonts w:ascii="Kaiti SC" w:hAnsi="Kaiti SC" w:eastAsia="Kaiti SC" w:cs="Kaiti SC"/>
           <w:sz w:val="21"/>
         </w:rPr>
-        <w:t>【发射与任务】星河动力：中大型可重复使用火箭智神星一号首飞成功，后续将逐步开展回收验证_手机新浪网 - finance.sina.cn （finance.sina.cn）</w:t>
+        <w:t>【其他动态】垣信卫星：阿里及上汽入股上海垣信卫星 注册资本增至24.8亿元 - 观点网 （观点网）</w:t>
       </w:r>
     </w:p>
     <w:p>
@@ -615,7 +615,7 @@
           <w:rFonts w:ascii="Kaiti SC" w:hAnsi="Kaiti SC" w:eastAsia="Kaiti SC" w:cs="Kaiti SC"/>
           <w:sz w:val="21"/>
         </w:rPr>
-        <w:t>【发射与任务】星河动力：智神星一号运载火箭首飞成功 中国再有民企解锁可复用火箭入轨 - 香港01 （香港01）</w:t>
+        <w:t>【发射与任务】Blue Origin：Blue Origin's New Glenn explosion shows infrasound can detect rocket accidents from up to 1,700 kilometers away （bing.com）</w:t>
       </w:r>
     </w:p>
     <w:p>
@@ -636,7 +636,7 @@
           <w:rFonts w:ascii="Kaiti SC" w:hAnsi="Kaiti SC" w:eastAsia="Kaiti SC" w:cs="Kaiti SC"/>
           <w:sz w:val="21"/>
         </w:rPr>
-        <w:t>【其他动态】SpaceX：SpaceX Starlink satellites deployed in stunning view from space （bing.com）</w:t>
+        <w:t>【其他动态】垣信卫星：据报阿里及上汽入股垣信卫星 - Moomoo （Moomoo）</w:t>
       </w:r>
     </w:p>
     <w:p>
@@ -774,7 +774,7 @@
                 <w:b w:val="0"/>
                 <w:sz w:val="19"/>
               </w:rPr>
-              <w:t>星河动力</w:t>
+              <w:t>SpaceX</w:t>
             </w:r>
           </w:p>
         </w:tc>
@@ -795,7 +795,7 @@
                 <w:b w:val="0"/>
                 <w:sz w:val="19"/>
               </w:rPr>
-              <w:t>51</w:t>
+              <w:t>23</w:t>
             </w:r>
           </w:p>
         </w:tc>
@@ -816,7 +816,7 @@
                 <w:b w:val="0"/>
                 <w:sz w:val="19"/>
               </w:rPr>
-              <w:t>其他动态、发射与任务、产品与技术</w:t>
+              <w:t>发射与任务、其他动态、监管与政策</w:t>
             </w:r>
           </w:p>
         </w:tc>
@@ -836,7 +836,7 @@
                 <w:b w:val="0"/>
                 <w:sz w:val="19"/>
               </w:rPr>
-              <w:t>星河动力凭啥与蓝箭、中科宇航一道跻身民营火箭头部？ - 凤凰网财经</w:t>
+              <w:t>SpaceX to launch Starlink mission from West Coast</w:t>
             </w:r>
           </w:p>
         </w:tc>
@@ -861,7 +861,7 @@
                 <w:b w:val="0"/>
                 <w:sz w:val="19"/>
               </w:rPr>
-              <w:t>SpaceX</w:t>
+              <w:t>星河动力</w:t>
             </w:r>
           </w:p>
         </w:tc>
@@ -903,7 +903,7 @@
                 <w:b w:val="0"/>
                 <w:sz w:val="19"/>
               </w:rPr>
-              <w:t>市场与股价、发射与任务、其他动态、监管与政策</w:t>
+              <w:t>市场与股价、发射与任务</w:t>
             </w:r>
           </w:p>
         </w:tc>
@@ -923,7 +923,94 @@
                 <w:b w:val="0"/>
                 <w:sz w:val="19"/>
               </w:rPr>
-              <w:t>SpaceX Stock Is Rising And Wall Street Has A Lot Riding On It</w:t>
+              <w:t>T早报｜智能体应用Manus恢复独立运营；SHEIN港交所IPO首日破发；星河动力可重复使用液体火箭“智神星一号”发射成功 - Caixin Global</w:t>
+            </w:r>
+          </w:p>
+        </w:tc>
+      </w:tr>
+      <w:tr>
+        <w:trPr>
+          <w:cantSplit/>
+        </w:trPr>
+        <w:tc>
+          <w:tcPr>
+            <w:tcW w:type="dxa" w:w="2075"/>
+            <w:vAlign w:val="center"/>
+          </w:tcPr>
+          <w:p>
+            <w:pPr>
+              <w:spacing w:after="0" w:line="252" w:lineRule="auto"/>
+            </w:pPr>
+            <w:r/>
+            <w:r>
+              <w:rPr>
+                <w:rFonts w:ascii="Kaiti SC" w:hAnsi="Kaiti SC" w:eastAsia="Kaiti SC" w:cs="Kaiti SC"/>
+                <w:b w:val="0"/>
+                <w:sz w:val="19"/>
+              </w:rPr>
+              <w:t>Blue Origin</w:t>
+            </w:r>
+          </w:p>
+        </w:tc>
+        <w:tc>
+          <w:tcPr>
+            <w:tcW w:type="dxa" w:w="2075"/>
+            <w:vAlign w:val="center"/>
+          </w:tcPr>
+          <w:p>
+            <w:pPr>
+              <w:spacing w:after="0" w:line="252" w:lineRule="auto"/>
+              <w:jc w:val="center"/>
+            </w:pPr>
+            <w:r/>
+            <w:r>
+              <w:rPr>
+                <w:rFonts w:ascii="Kaiti SC" w:hAnsi="Kaiti SC" w:eastAsia="Kaiti SC" w:cs="Kaiti SC"/>
+                <w:b w:val="0"/>
+                <w:sz w:val="19"/>
+              </w:rPr>
+              <w:t>9</w:t>
+            </w:r>
+          </w:p>
+        </w:tc>
+        <w:tc>
+          <w:tcPr>
+            <w:tcW w:type="dxa" w:w="2075"/>
+            <w:vAlign w:val="center"/>
+          </w:tcPr>
+          <w:p>
+            <w:pPr>
+              <w:spacing w:after="0" w:line="252" w:lineRule="auto"/>
+              <w:jc w:val="center"/>
+            </w:pPr>
+            <w:r/>
+            <w:r>
+              <w:rPr>
+                <w:rFonts w:ascii="Kaiti SC" w:hAnsi="Kaiti SC" w:eastAsia="Kaiti SC" w:cs="Kaiti SC"/>
+                <w:b w:val="0"/>
+                <w:sz w:val="19"/>
+              </w:rPr>
+              <w:t>发射与任务、其他动态</w:t>
+            </w:r>
+          </w:p>
+        </w:tc>
+        <w:tc>
+          <w:tcPr>
+            <w:tcW w:type="dxa" w:w="2075"/>
+            <w:vAlign w:val="center"/>
+          </w:tcPr>
+          <w:p>
+            <w:pPr>
+              <w:spacing w:after="0" w:line="252" w:lineRule="auto"/>
+            </w:pPr>
+            <w:r/>
+            <w:r>
+              <w:rPr>
+                <w:rFonts w:ascii="Kaiti SC" w:hAnsi="Kaiti SC" w:eastAsia="Kaiti SC" w:cs="Kaiti SC"/>
+                <w:b w:val="0"/>
+                <w:sz w:val="19"/>
+              </w:rPr>
+              <w:t>NASA Selects Blue Origin as Mars Telecommunications Network Provider</w:t>
             </w:r>
           </w:p>
         </w:tc>
@@ -969,7 +1056,7 @@
                 <w:b w:val="0"/>
                 <w:sz w:val="19"/>
               </w:rPr>
-              <w:t>9</w:t>
+              <w:t>3</w:t>
             </w:r>
           </w:p>
         </w:tc>
@@ -990,7 +1077,7 @@
                 <w:b w:val="0"/>
                 <w:sz w:val="19"/>
               </w:rPr>
-              <w:t>其他动态、发射与任务</w:t>
+              <w:t>其他动态</w:t>
             </w:r>
           </w:p>
         </w:tc>
@@ -1010,7 +1097,7 @@
                 <w:b w:val="0"/>
                 <w:sz w:val="19"/>
               </w:rPr>
-              <w:t>阿里巴巴、上汽集团入股低轨卫星星座运营商垣信卫星 - 证券之星</w:t>
+              <w:t>阿里及上汽入股上海垣信卫星 注册资本增至24.8亿元 - 观点网</w:t>
             </w:r>
           </w:p>
         </w:tc>
@@ -1035,181 +1122,7 @@
                 <w:b w:val="0"/>
                 <w:sz w:val="19"/>
               </w:rPr>
-              <w:t>Blue Origin</w:t>
-            </w:r>
-          </w:p>
-        </w:tc>
-        <w:tc>
-          <w:tcPr>
-            <w:tcW w:type="dxa" w:w="2075"/>
-            <w:vAlign w:val="center"/>
-          </w:tcPr>
-          <w:p>
-            <w:pPr>
-              <w:spacing w:after="0" w:line="252" w:lineRule="auto"/>
-              <w:jc w:val="center"/>
-            </w:pPr>
-            <w:r/>
-            <w:r>
-              <w:rPr>
-                <w:rFonts w:ascii="Kaiti SC" w:hAnsi="Kaiti SC" w:eastAsia="Kaiti SC" w:cs="Kaiti SC"/>
-                <w:b w:val="0"/>
-                <w:sz w:val="19"/>
-              </w:rPr>
-              <w:t>3</w:t>
-            </w:r>
-          </w:p>
-        </w:tc>
-        <w:tc>
-          <w:tcPr>
-            <w:tcW w:type="dxa" w:w="2075"/>
-            <w:vAlign w:val="center"/>
-          </w:tcPr>
-          <w:p>
-            <w:pPr>
-              <w:spacing w:after="0" w:line="252" w:lineRule="auto"/>
-              <w:jc w:val="center"/>
-            </w:pPr>
-            <w:r/>
-            <w:r>
-              <w:rPr>
-                <w:rFonts w:ascii="Kaiti SC" w:hAnsi="Kaiti SC" w:eastAsia="Kaiti SC" w:cs="Kaiti SC"/>
-                <w:b w:val="0"/>
-                <w:sz w:val="19"/>
-              </w:rPr>
-              <w:t>发射与任务</w:t>
-            </w:r>
-          </w:p>
-        </w:tc>
-        <w:tc>
-          <w:tcPr>
-            <w:tcW w:type="dxa" w:w="2075"/>
-            <w:vAlign w:val="center"/>
-          </w:tcPr>
-          <w:p>
-            <w:pPr>
-              <w:spacing w:after="0" w:line="252" w:lineRule="auto"/>
-            </w:pPr>
-            <w:r/>
-            <w:r>
-              <w:rPr>
-                <w:rFonts w:ascii="Kaiti SC" w:hAnsi="Kaiti SC" w:eastAsia="Kaiti SC" w:cs="Kaiti SC"/>
-                <w:b w:val="0"/>
-                <w:sz w:val="19"/>
-              </w:rPr>
-              <w:t>Blue Origin Blast Tracked via Infrasound Data</w:t>
-            </w:r>
-          </w:p>
-        </w:tc>
-      </w:tr>
-      <w:tr>
-        <w:trPr>
-          <w:cantSplit/>
-        </w:trPr>
-        <w:tc>
-          <w:tcPr>
-            <w:tcW w:type="dxa" w:w="2075"/>
-            <w:vAlign w:val="center"/>
-          </w:tcPr>
-          <w:p>
-            <w:pPr>
-              <w:spacing w:after="0" w:line="252" w:lineRule="auto"/>
-            </w:pPr>
-            <w:r/>
-            <w:r>
-              <w:rPr>
-                <w:rFonts w:ascii="Kaiti SC" w:hAnsi="Kaiti SC" w:eastAsia="Kaiti SC" w:cs="Kaiti SC"/>
-                <w:b w:val="0"/>
-                <w:sz w:val="19"/>
-              </w:rPr>
-              <w:t>蓝箭航天</w:t>
-            </w:r>
-          </w:p>
-        </w:tc>
-        <w:tc>
-          <w:tcPr>
-            <w:tcW w:type="dxa" w:w="2075"/>
-            <w:vAlign w:val="center"/>
-          </w:tcPr>
-          <w:p>
-            <w:pPr>
-              <w:spacing w:after="0" w:line="252" w:lineRule="auto"/>
-              <w:jc w:val="center"/>
-            </w:pPr>
-            <w:r/>
-            <w:r>
-              <w:rPr>
-                <w:rFonts w:ascii="Kaiti SC" w:hAnsi="Kaiti SC" w:eastAsia="Kaiti SC" w:cs="Kaiti SC"/>
-                <w:b w:val="0"/>
-                <w:sz w:val="19"/>
-              </w:rPr>
-              <w:t>3</w:t>
-            </w:r>
-          </w:p>
-        </w:tc>
-        <w:tc>
-          <w:tcPr>
-            <w:tcW w:type="dxa" w:w="2075"/>
-            <w:vAlign w:val="center"/>
-          </w:tcPr>
-          <w:p>
-            <w:pPr>
-              <w:spacing w:after="0" w:line="252" w:lineRule="auto"/>
-              <w:jc w:val="center"/>
-            </w:pPr>
-            <w:r/>
-            <w:r>
-              <w:rPr>
-                <w:rFonts w:ascii="Kaiti SC" w:hAnsi="Kaiti SC" w:eastAsia="Kaiti SC" w:cs="Kaiti SC"/>
-                <w:b w:val="0"/>
-                <w:sz w:val="19"/>
-              </w:rPr>
-              <w:t>发射与任务、其他动态</w:t>
-            </w:r>
-          </w:p>
-        </w:tc>
-        <w:tc>
-          <w:tcPr>
-            <w:tcW w:type="dxa" w:w="2075"/>
-            <w:vAlign w:val="center"/>
-          </w:tcPr>
-          <w:p>
-            <w:pPr>
-              <w:spacing w:after="0" w:line="252" w:lineRule="auto"/>
-            </w:pPr>
-            <w:r/>
-            <w:r>
-              <w:rPr>
-                <w:rFonts w:ascii="Kaiti SC" w:hAnsi="Kaiti SC" w:eastAsia="Kaiti SC" w:cs="Kaiti SC"/>
-                <w:b w:val="0"/>
-                <w:sz w:val="19"/>
-              </w:rPr>
-              <w:t>中国又一民营可重复使用火箭首飞成功 - 证券时报</w:t>
-            </w:r>
-          </w:p>
-        </w:tc>
-      </w:tr>
-      <w:tr>
-        <w:trPr>
-          <w:cantSplit/>
-        </w:trPr>
-        <w:tc>
-          <w:tcPr>
-            <w:tcW w:type="dxa" w:w="2075"/>
-            <w:vAlign w:val="center"/>
-          </w:tcPr>
-          <w:p>
-            <w:pPr>
-              <w:spacing w:after="0" w:line="252" w:lineRule="auto"/>
-            </w:pPr>
-            <w:r/>
-            <w:r>
-              <w:rPr>
-                <w:rFonts w:ascii="Kaiti SC" w:hAnsi="Kaiti SC" w:eastAsia="Kaiti SC" w:cs="Kaiti SC"/>
-                <w:b w:val="0"/>
-                <w:sz w:val="19"/>
-              </w:rPr>
-              <w:t>中科宇航</w:t>
+              <w:t>星际荣耀</w:t>
             </w:r>
           </w:p>
         </w:tc>
@@ -1271,7 +1184,94 @@
                 <w:b w:val="0"/>
                 <w:sz w:val="19"/>
               </w:rPr>
-              <w:t>星河动力凭啥与蓝箭、中科宇航一道跻身民营火箭头部？ - 凤凰网财经</w:t>
+              <w:t>专访星际荣耀谢红军：天基算力成第四大空间应用 - 东方财富</w:t>
+            </w:r>
+          </w:p>
+        </w:tc>
+      </w:tr>
+      <w:tr>
+        <w:trPr>
+          <w:cantSplit/>
+        </w:trPr>
+        <w:tc>
+          <w:tcPr>
+            <w:tcW w:type="dxa" w:w="2075"/>
+            <w:vAlign w:val="center"/>
+          </w:tcPr>
+          <w:p>
+            <w:pPr>
+              <w:spacing w:after="0" w:line="252" w:lineRule="auto"/>
+            </w:pPr>
+            <w:r/>
+            <w:r>
+              <w:rPr>
+                <w:rFonts w:ascii="Kaiti SC" w:hAnsi="Kaiti SC" w:eastAsia="Kaiti SC" w:cs="Kaiti SC"/>
+                <w:b w:val="0"/>
+                <w:sz w:val="19"/>
+              </w:rPr>
+              <w:t>蓝箭航天</w:t>
+            </w:r>
+          </w:p>
+        </w:tc>
+        <w:tc>
+          <w:tcPr>
+            <w:tcW w:type="dxa" w:w="2075"/>
+            <w:vAlign w:val="center"/>
+          </w:tcPr>
+          <w:p>
+            <w:pPr>
+              <w:spacing w:after="0" w:line="252" w:lineRule="auto"/>
+              <w:jc w:val="center"/>
+            </w:pPr>
+            <w:r/>
+            <w:r>
+              <w:rPr>
+                <w:rFonts w:ascii="Kaiti SC" w:hAnsi="Kaiti SC" w:eastAsia="Kaiti SC" w:cs="Kaiti SC"/>
+                <w:b w:val="0"/>
+                <w:sz w:val="19"/>
+              </w:rPr>
+              <w:t>1</w:t>
+            </w:r>
+          </w:p>
+        </w:tc>
+        <w:tc>
+          <w:tcPr>
+            <w:tcW w:type="dxa" w:w="2075"/>
+            <w:vAlign w:val="center"/>
+          </w:tcPr>
+          <w:p>
+            <w:pPr>
+              <w:spacing w:after="0" w:line="252" w:lineRule="auto"/>
+              <w:jc w:val="center"/>
+            </w:pPr>
+            <w:r/>
+            <w:r>
+              <w:rPr>
+                <w:rFonts w:ascii="Kaiti SC" w:hAnsi="Kaiti SC" w:eastAsia="Kaiti SC" w:cs="Kaiti SC"/>
+                <w:b w:val="0"/>
+                <w:sz w:val="19"/>
+              </w:rPr>
+              <w:t>其他动态</w:t>
+            </w:r>
+          </w:p>
+        </w:tc>
+        <w:tc>
+          <w:tcPr>
+            <w:tcW w:type="dxa" w:w="2075"/>
+            <w:vAlign w:val="center"/>
+          </w:tcPr>
+          <w:p>
+            <w:pPr>
+              <w:spacing w:after="0" w:line="252" w:lineRule="auto"/>
+            </w:pPr>
+            <w:r/>
+            <w:r>
+              <w:rPr>
+                <w:rFonts w:ascii="Kaiti SC" w:hAnsi="Kaiti SC" w:eastAsia="Kaiti SC" w:cs="Kaiti SC"/>
+                <w:b w:val="0"/>
+                <w:sz w:val="19"/>
+              </w:rPr>
+              <w:t>中密控股：暂未向蓝箭航天提供密封产品 - 新浪财经</w:t>
             </w:r>
           </w:p>
         </w:tc>
@@ -1308,7 +1308,7 @@
           <w:rFonts w:ascii="Kaiti SC" w:hAnsi="Kaiti SC" w:eastAsia="Kaiti SC" w:cs="Kaiti SC"/>
           <w:sz w:val="21"/>
         </w:rPr>
-        <w:t>[1] 2026-09-01｜bing.com｜SpaceX：SpaceX Stock Is Rising And Wall Street Has A Lot Riding On It</w:t>
+        <w:t>[1] 2026-09-02｜NASA｜Blue Origin：NASA Selects Blue Origin as Mars Telecommunications Network Provider</w:t>
       </w:r>
     </w:p>
     <w:p>
@@ -1329,7 +1329,7 @@
           <w:rFonts w:ascii="Kaiti SC" w:hAnsi="Kaiti SC" w:eastAsia="Kaiti SC" w:cs="Kaiti SC"/>
           <w:sz w:val="21"/>
         </w:rPr>
-        <w:t>[2] 2026-09-01｜证券时报｜蓝箭航天：中国又一民营可重复使用火箭首飞成功 - 证券时报</w:t>
+        <w:t>[2] 2026-09-02｜Spaceflight Now｜SpaceX：SpaceX to launch Starlink mission from West Coast</w:t>
       </w:r>
     </w:p>
     <w:p>
@@ -1350,7 +1350,7 @@
           <w:rFonts w:ascii="Kaiti SC" w:hAnsi="Kaiti SC" w:eastAsia="Kaiti SC" w:cs="Kaiti SC"/>
           <w:sz w:val="21"/>
         </w:rPr>
-        <w:t>[3] 2026-09-01｜证券之星｜垣信卫星：阿里巴巴、上汽集团入股低轨卫星星座运营商垣信卫星 - 证券之星</w:t>
+        <w:t>[3] 2026-09-02｜NASASpaceflight｜SpaceX：Launch Site and Facility Progress ahead of East Coast Starship debut</w:t>
       </w:r>
     </w:p>
     <w:p>
@@ -1371,7 +1371,7 @@
           <w:rFonts w:ascii="Kaiti SC" w:hAnsi="Kaiti SC" w:eastAsia="Kaiti SC" w:cs="Kaiti SC"/>
           <w:sz w:val="21"/>
         </w:rPr>
-        <w:t>[4] 2026-09-01｜证券时报｜垣信卫星：阿里巴巴、上汽集团入股低轨卫星星座运营商垣信卫星 - 证券时报</w:t>
+        <w:t>[4] 2026-09-02｜Caixin Global｜星河动力：T早报｜智能体应用Manus恢复独立运营；SHEIN港交所IPO首日破发；星河动力可重复使用液体火箭“智神星一号”发射成功 - Caixin Global</w:t>
       </w:r>
     </w:p>
     <w:p>
@@ -1392,7 +1392,7 @@
           <w:rFonts w:ascii="Kaiti SC" w:hAnsi="Kaiti SC" w:eastAsia="Kaiti SC" w:cs="Kaiti SC"/>
           <w:sz w:val="21"/>
         </w:rPr>
-        <w:t>[5] 2026-09-01｜凤凰网财经｜中科宇航：星河动力凭啥与蓝箭、中科宇航一道跻身民营火箭头部？ - 凤凰网财经</w:t>
+        <w:t>[5] 2026-09-02｜space.com｜SpaceX：Falcon Heavy brings the heat | Space photo of the day for Sept. 2, 2026</w:t>
       </w:r>
     </w:p>
     <w:p>
@@ -1413,7 +1413,7 @@
           <w:rFonts w:ascii="Kaiti SC" w:hAnsi="Kaiti SC" w:eastAsia="Kaiti SC" w:cs="Kaiti SC"/>
           <w:sz w:val="21"/>
         </w:rPr>
-        <w:t>[6] 2026-09-01｜凤凰网财经｜星河动力：星河动力凭啥与蓝箭、中科宇航一道跻身民营火箭头部？ - 凤凰网财经</w:t>
+        <w:t>[6] 2026-09-02｜bing.com｜Blue Origin：Blue Origin breaks ground on new Cape Canaveral facility ordered up by Space Force</w:t>
       </w:r>
     </w:p>
     <w:p>
@@ -1434,7 +1434,7 @@
           <w:rFonts w:ascii="Kaiti SC" w:hAnsi="Kaiti SC" w:eastAsia="Kaiti SC" w:cs="Kaiti SC"/>
           <w:sz w:val="21"/>
         </w:rPr>
-        <w:t>[7] 2026-09-01｜Sohu｜垣信卫星：阿里、上汽等入股垣信卫星 - Sohu</w:t>
+        <w:t>[7] 2026-09-02｜bing.com｜SpaceX：SpaceX's Oldest Falcon 9 Booster Completes 35th Flight; Orbital Starship Debut Approaches</w:t>
       </w:r>
     </w:p>
     <w:p>
@@ -1455,7 +1455,7 @@
           <w:rFonts w:ascii="Kaiti SC" w:hAnsi="Kaiti SC" w:eastAsia="Kaiti SC" w:cs="Kaiti SC"/>
           <w:sz w:val="21"/>
         </w:rPr>
-        <w:t>[8] 2026-09-01｜Ventura County Star｜SpaceX：SpaceX rocket launch to light up California skies tonight - Ventura County Star</w:t>
+        <w:t>[8] 2026-09-02｜Phys.org｜Blue Origin：Blue Origin's New Glenn explosion shows infrasound can detect rocket accidents from up to 1,700 kilometers away - Phys.org</w:t>
       </w:r>
     </w:p>
     <w:p>
@@ -1476,7 +1476,7 @@
           <w:rFonts w:ascii="Kaiti SC" w:hAnsi="Kaiti SC" w:eastAsia="Kaiti SC" w:cs="Kaiti SC"/>
           <w:sz w:val="21"/>
         </w:rPr>
-        <w:t>[9] 2026-09-01｜bing.com｜Blue Origin：Blue Origin Blast Tracked via Infrasound Data</w:t>
+        <w:t>[9] 2026-09-02｜Yahoo｜SpaceX：SpaceX Falcon 9 rocket launches Starlink satellites to orbit on its 35th flight - Yahoo</w:t>
       </w:r>
     </w:p>
     <w:p>
@@ -1497,7 +1497,7 @@
           <w:rFonts w:ascii="Kaiti SC" w:hAnsi="Kaiti SC" w:eastAsia="Kaiti SC" w:cs="Kaiti SC"/>
           <w:sz w:val="21"/>
         </w:rPr>
-        <w:t>[10] 2026-09-01｜Sohu｜垣信卫星：宇宙人(2058期）阿里、上汽入股垣信卫星，注资增至24.8亿元；星舰第14飞瞄准9月中旬首次入轨；ViaSat-3 F3卫星1Tbps容量入局亚太市场 - Sohu</w:t>
+        <w:t>[10] 2026-09-02｜bing.com｜Blue Origin：Blue Origin breaks ground on new Canaveral facility ordered up by Space Force</w:t>
       </w:r>
     </w:p>
     <w:p>
@@ -1518,7 +1518,7 @@
           <w:rFonts w:ascii="Kaiti SC" w:hAnsi="Kaiti SC" w:eastAsia="Kaiti SC" w:cs="Kaiti SC"/>
           <w:sz w:val="21"/>
         </w:rPr>
-        <w:t>[11] 2026-09-01｜bing.com｜SpaceX：SpaceX planning overnight launch from Vandenberg Space Force Base</w:t>
+        <w:t>[11] 2026-09-02｜21财经｜星河动力：又一款可重复使用火箭成功入轨！智神星一号首次飞行试验成功 - 21财经</w:t>
       </w:r>
     </w:p>
     <w:p>
@@ -1539,7 +1539,7 @@
           <w:rFonts w:ascii="Kaiti SC" w:hAnsi="Kaiti SC" w:eastAsia="Kaiti SC" w:cs="Kaiti SC"/>
           <w:sz w:val="21"/>
         </w:rPr>
-        <w:t>[12] 2026-09-01｜观点网｜星河动力：星河动力智神星一号遥一火箭首飞成功 重复使用不少于25次 - 观点网</w:t>
+        <w:t>[12] 2026-09-02｜bing.com｜星河动力：China's Galactic Energy puts PALLAS-1 in orbit, raising stakes in reusable rocket race</w:t>
       </w:r>
     </w:p>
     <w:p>
@@ -1560,7 +1560,7 @@
           <w:rFonts w:ascii="Kaiti SC" w:hAnsi="Kaiti SC" w:eastAsia="Kaiti SC" w:cs="Kaiti SC"/>
           <w:sz w:val="21"/>
         </w:rPr>
-        <w:t>[13] 2026-09-01｜Sohu｜星河动力：星河动力“智神星二号”大型运载火箭正在南京研发生产 - Sohu</w:t>
+        <w:t>[13] 2026-09-02｜bing.com｜星河动力：China's Galactic Energy puts PALLAS-1 in orbit, raising stakes in reusable rocket race</w:t>
       </w:r>
     </w:p>
     <w:p>
@@ -1581,7 +1581,7 @@
           <w:rFonts w:ascii="Kaiti SC" w:hAnsi="Kaiti SC" w:eastAsia="Kaiti SC" w:cs="Kaiti SC"/>
           <w:sz w:val="21"/>
         </w:rPr>
-        <w:t>[14] 2026-09-01｜新浪财经｜垣信卫星：阿里、上汽入股垣信卫星 - 新浪财经</w:t>
+        <w:t>[14] 2026-09-02｜bing.com｜星河动力：China's Galactic Energy puts PALLAS-1 in orbit, raising stakes in reusable rocket race</w:t>
       </w:r>
     </w:p>
     <w:p>
@@ -1602,7 +1602,7 @@
           <w:rFonts w:ascii="Kaiti SC" w:hAnsi="Kaiti SC" w:eastAsia="Kaiti SC" w:cs="Kaiti SC"/>
           <w:sz w:val="21"/>
         </w:rPr>
-        <w:t>[15] 2026-09-01｜bing.com｜SpaceX：SpaceX's next rocket launch from Vandenberg. Track liftoff, scrub updates</w:t>
+        <w:t>[15] 2026-09-02｜观点网｜垣信卫星：阿里及上汽入股上海垣信卫星 注册资本增至24.8亿元 - 观点网</w:t>
       </w:r>
     </w:p>
     <w:p>
@@ -1623,7 +1623,7 @@
           <w:rFonts w:ascii="Kaiti SC" w:hAnsi="Kaiti SC" w:eastAsia="Kaiti SC" w:cs="Kaiti SC"/>
           <w:sz w:val="21"/>
         </w:rPr>
-        <w:t>[16] 2026-09-01｜finance.sina.cn｜星河动力：中大型可重复使用火箭智神星一号首飞成功，后续将逐步开展回收验证_手机新浪网 - finance.sina.cn</w:t>
+        <w:t>[16] 2026-09-02｜观点网｜垣信卫星：阿里及上汽入股上海垣信卫星 注册资本增至24.8亿元 - 观点网</w:t>
       </w:r>
     </w:p>
     <w:p>
@@ -1644,7 +1644,7 @@
           <w:rFonts w:ascii="Kaiti SC" w:hAnsi="Kaiti SC" w:eastAsia="Kaiti SC" w:cs="Kaiti SC"/>
           <w:sz w:val="21"/>
         </w:rPr>
-        <w:t>[17] 2026-09-01｜香港01｜星河动力：智神星一号运载火箭首飞成功 中国再有民企解锁可复用火箭入轨 - 香港01</w:t>
+        <w:t>[17] 2026-09-02｜bing.com｜Blue Origin：Blue Origin's New Glenn explosion shows infrasound can detect rocket accidents from up to 1,700 kilometers away</w:t>
       </w:r>
     </w:p>
     <w:p>
@@ -1665,7 +1665,7 @@
           <w:rFonts w:ascii="Kaiti SC" w:hAnsi="Kaiti SC" w:eastAsia="Kaiti SC" w:cs="Kaiti SC"/>
           <w:sz w:val="21"/>
         </w:rPr>
-        <w:t>[18] 2026-09-01｜bing.com｜SpaceX：SpaceX Starlink satellites deployed in stunning view from space</w:t>
+        <w:t>[18] 2026-09-02｜Moomoo｜垣信卫星：据报阿里及上汽入股垣信卫星 - Moomoo</w:t>
       </w:r>
     </w:p>
     <w:p>
@@ -1686,7 +1686,7 @@
           <w:rFonts w:ascii="Kaiti SC" w:hAnsi="Kaiti SC" w:eastAsia="Kaiti SC" w:cs="Kaiti SC"/>
           <w:sz w:val="21"/>
         </w:rPr>
-        <w:t>[19] 2026-09-01｜bing.com｜Blue Origin：Blue Origin's New Glenn just exploded on the launch pad - and it's not a pretty sight</w:t>
+        <w:t>[19] 2026-09-02｜东方财富｜星际荣耀：专访星际荣耀谢红军：天基算力成第四大空间应用 - 东方财富</w:t>
       </w:r>
     </w:p>
     <w:p>
@@ -1707,49 +1707,7 @@
           <w:rFonts w:ascii="Kaiti SC" w:hAnsi="Kaiti SC" w:eastAsia="Kaiti SC" w:cs="Kaiti SC"/>
           <w:sz w:val="21"/>
         </w:rPr>
-        <w:t>[20] 2026-09-01｜bing.com｜Blue Origin：Blue Origin's New Glenn just exploded on the launch pad - and it's not a pretty sight</w:t>
-      </w:r>
-    </w:p>
-    <w:p>
-      <w:pPr>
-        <w:keepLines/>
-        <w:spacing w:after="60"/>
-        <w:ind w:left="369" w:hanging="227"/>
-      </w:pPr>
-      <w:r>
-        <w:rPr>
-          <w:rFonts w:ascii="Kaiti SC" w:hAnsi="Kaiti SC" w:eastAsia="Kaiti SC" w:cs="Kaiti SC"/>
-          <w:sz w:val="21"/>
-        </w:rPr>
-        <w:t xml:space="preserve">✓ </w:t>
-      </w:r>
-      <w:r>
-        <w:rPr>
-          <w:rFonts w:ascii="Kaiti SC" w:hAnsi="Kaiti SC" w:eastAsia="Kaiti SC" w:cs="Kaiti SC"/>
-          <w:sz w:val="21"/>
-        </w:rPr>
-        <w:t>[21] 2026-09-01｜新浪财经｜蓝箭航天：中大型可重复使用火箭智神星一号首飞成功，后续将逐步开展回收验证 - 新浪财经</w:t>
-      </w:r>
-    </w:p>
-    <w:p>
-      <w:pPr>
-        <w:keepLines/>
-        <w:spacing w:after="60"/>
-        <w:ind w:left="369" w:hanging="227"/>
-      </w:pPr>
-      <w:r>
-        <w:rPr>
-          <w:rFonts w:ascii="Kaiti SC" w:hAnsi="Kaiti SC" w:eastAsia="Kaiti SC" w:cs="Kaiti SC"/>
-          <w:sz w:val="21"/>
-        </w:rPr>
-        <w:t xml:space="preserve">✓ </w:t>
-      </w:r>
-      <w:r>
-        <w:rPr>
-          <w:rFonts w:ascii="Kaiti SC" w:hAnsi="Kaiti SC" w:eastAsia="Kaiti SC" w:cs="Kaiti SC"/>
-          <w:sz w:val="21"/>
-        </w:rPr>
-        <w:t>[22] 2026-09-01｜爱范儿｜蓝箭航天：朱雀三号回收成功后，离 SpaceX 还有多远 - 爱范儿</w:t>
+        <w:t>[20] 2026-09-02｜新浪财经｜蓝箭航天：中密控股：暂未向蓝箭航天提供密封产品 - 新浪财经</w:t>
       </w:r>
     </w:p>
     <w:sectPr>

--- a/docs/data/reports/daily-documents/latest/previous_daily_report.docx
+++ b/docs/data/reports/daily-documents/latest/previous_daily_report.docx
@@ -26,7 +26,7 @@
           <w:rFonts w:ascii="Kaiti SC" w:hAnsi="Kaiti SC" w:eastAsia="Kaiti SC" w:cs="Kaiti SC"/>
           <w:sz w:val="21"/>
         </w:rPr>
-        <w:t>2026-09-02（上一自然日）</w:t>
+        <w:t>2026-09-03（上一自然日）</w:t>
       </w:r>
     </w:p>
     <w:tbl>
@@ -81,7 +81,7 @@
                 <w:b w:val="0"/>
                 <w:sz w:val="19"/>
               </w:rPr>
-              <w:t>2026-09-02</w:t>
+              <w:t>2026-09-03</w:t>
             </w:r>
           </w:p>
         </w:tc>
@@ -127,7 +127,7 @@
                 <w:b w:val="0"/>
                 <w:sz w:val="19"/>
               </w:rPr>
-              <w:t>52 条 / 6 家</w:t>
+              <w:t>22 条 / 4 家</w:t>
             </w:r>
           </w:p>
         </w:tc>
@@ -173,7 +173,7 @@
                 <w:b w:val="0"/>
                 <w:sz w:val="19"/>
               </w:rPr>
-              <w:t>26 个</w:t>
+              <w:t>13 个</w:t>
             </w:r>
           </w:p>
         </w:tc>
@@ -219,7 +219,7 @@
                 <w:b w:val="0"/>
                 <w:sz w:val="19"/>
               </w:rPr>
-              <w:t>2026-09-03</w:t>
+              <w:t>2026-09-04</w:t>
             </w:r>
           </w:p>
         </w:tc>
@@ -245,7 +245,7 @@
     </w:p>
     <w:p>
       <w:r>
-        <w:t>2026-09-02 共归档 52 条新闻，覆盖 6 家公司、26 个信息来源。 新闻量较多的公司包括 SpaceX、星河动力、Blue Origin、垣信卫星。</w:t>
+        <w:t>2026-09-03 共归档 22 条新闻，覆盖 4 家公司、13 个信息来源。 新闻量较多的公司包括 Blue Origin、SpaceX、星河动力、蓝箭航天。</w:t>
       </w:r>
     </w:p>
     <w:p>
@@ -279,7 +279,7 @@
           <w:rFonts w:ascii="Kaiti SC" w:hAnsi="Kaiti SC" w:eastAsia="Kaiti SC" w:cs="Kaiti SC"/>
           <w:sz w:val="21"/>
         </w:rPr>
-        <w:t>【发射与任务】Blue Origin：NASA Selects Blue Origin as Mars Telecommunications Network Provider （NASA）</w:t>
+        <w:t>【其他动态】SpaceX：4iG Group and SpaceX Sign Agreements to Deploy Starlink Mobile and Sovereign Satellite Solutions in Europe （satnews.com）</w:t>
       </w:r>
     </w:p>
     <w:p>
@@ -300,7 +300,7 @@
           <w:rFonts w:ascii="Kaiti SC" w:hAnsi="Kaiti SC" w:eastAsia="Kaiti SC" w:cs="Kaiti SC"/>
           <w:sz w:val="21"/>
         </w:rPr>
-        <w:t>【发射与任务】SpaceX：SpaceX to launch Starlink mission from West Coast （Spaceflight Now）</w:t>
+        <w:t>【发射与任务】SpaceX：Starlink Goes Live in the UAE: What the Launch Means - BASENOR - Tesla Accessories （BASENOR - Tesla Accessories）</w:t>
       </w:r>
     </w:p>
     <w:p>
@@ -321,7 +321,7 @@
           <w:rFonts w:ascii="Kaiti SC" w:hAnsi="Kaiti SC" w:eastAsia="Kaiti SC" w:cs="Kaiti SC"/>
           <w:sz w:val="21"/>
         </w:rPr>
-        <w:t>【发射与任务】SpaceX：Launch Site and Facility Progress ahead of East Coast Starship debut （NASASpaceflight）</w:t>
+        <w:t>【发射与任务】Blue Origin：NASA Awards Blue Origin $700 Million Contract For Mars Communications Network （spacewatch.global）</w:t>
       </w:r>
     </w:p>
     <w:p>
@@ -342,7 +342,7 @@
           <w:rFonts w:ascii="Kaiti SC" w:hAnsi="Kaiti SC" w:eastAsia="Kaiti SC" w:cs="Kaiti SC"/>
           <w:sz w:val="21"/>
         </w:rPr>
-        <w:t>【市场与股价】星河动力：T早报｜智能体应用Manus恢复独立运营；SHEIN港交所IPO首日破发；星河动力可重复使用液体火箭“智神星一号”发射成功 - Caixin Global （Caixin Global）</w:t>
+        <w:t>【其他动态】Blue Origin：Market Chatter: Blue Origin Hired Dozens of Amazon Leo Veterans for TeraWave Project Over Past Year （bing.com）</w:t>
       </w:r>
     </w:p>
     <w:p>
@@ -363,7 +363,7 @@
           <w:rFonts w:ascii="Kaiti SC" w:hAnsi="Kaiti SC" w:eastAsia="Kaiti SC" w:cs="Kaiti SC"/>
           <w:sz w:val="21"/>
         </w:rPr>
-        <w:t>【发射与任务】SpaceX：Falcon Heavy brings the heat | Space photo of the day for Sept. 2, 2026 （space.com）</w:t>
+        <w:t>【其他动态】Blue Origin：Market Chatter: Blue Origin Hired Dozens of Amazon Leo Veterans for TeraWave Project Over Past Year （bing.com）</w:t>
       </w:r>
     </w:p>
     <w:p>
@@ -384,7 +384,7 @@
           <w:rFonts w:ascii="Kaiti SC" w:hAnsi="Kaiti SC" w:eastAsia="Kaiti SC" w:cs="Kaiti SC"/>
           <w:sz w:val="21"/>
         </w:rPr>
-        <w:t>【发射与任务】Blue Origin：Blue Origin breaks ground on new Cape Canaveral facility ordered up by Space Force （bing.com）</w:t>
+        <w:t>【订单与合作】Blue Origin：NASA Taps Blue Origin for $700 Million Mars Contract, Further Diversifying From SpaceX - The Daily Upside （The Daily Upside）</w:t>
       </w:r>
     </w:p>
     <w:p>
@@ -405,7 +405,7 @@
           <w:rFonts w:ascii="Kaiti SC" w:hAnsi="Kaiti SC" w:eastAsia="Kaiti SC" w:cs="Kaiti SC"/>
           <w:sz w:val="21"/>
         </w:rPr>
-        <w:t>【发射与任务】SpaceX：SpaceX's Oldest Falcon 9 Booster Completes 35th Flight; Orbital Starship Debut Approaches （bing.com）</w:t>
+        <w:t>【其他动态】Blue Origin：Bezos’ Blue Origin Has Poached Dozens of Amazon Satellite Engineers （bing.com）</w:t>
       </w:r>
     </w:p>
     <w:p>
@@ -426,7 +426,7 @@
           <w:rFonts w:ascii="Kaiti SC" w:hAnsi="Kaiti SC" w:eastAsia="Kaiti SC" w:cs="Kaiti SC"/>
           <w:sz w:val="21"/>
         </w:rPr>
-        <w:t>【其他动态】Blue Origin：Blue Origin's New Glenn explosion shows infrasound can detect rocket accidents from up to 1,700 kilometers away - Phys.org （Phys.org）</w:t>
+        <w:t>【融资与资本】星河动力：济南财金集团2.6亿战略投资护航“智神星一号”叩问苍穹 - Sohu （Sohu）</w:t>
       </w:r>
     </w:p>
     <w:p>
@@ -447,7 +447,7 @@
           <w:rFonts w:ascii="Kaiti SC" w:hAnsi="Kaiti SC" w:eastAsia="Kaiti SC" w:cs="Kaiti SC"/>
           <w:sz w:val="21"/>
         </w:rPr>
-        <w:t>【发射与任务】SpaceX：SpaceX Falcon 9 rocket launches Starlink satellites to orbit on its 35th flight - Yahoo （Yahoo）</w:t>
+        <w:t>【发射与任务】星河动力：智神星一号（遥一）运载火箭在酒泉东风商业航天创新试验区点火升空 首飞入轨圆满成功 - 中国甘肃网 （中国甘肃网）</w:t>
       </w:r>
     </w:p>
     <w:p>
@@ -468,7 +468,7 @@
           <w:rFonts w:ascii="Kaiti SC" w:hAnsi="Kaiti SC" w:eastAsia="Kaiti SC" w:cs="Kaiti SC"/>
           <w:sz w:val="21"/>
         </w:rPr>
-        <w:t>【发射与任务】Blue Origin：Blue Origin breaks ground on new Canaveral facility ordered up by Space Force （bing.com）</w:t>
+        <w:t>【发射与任务】星河动力：智神星一号（遥一）运载火箭在酒泉东风商业航天创新试验区点火升空 首飞入轨圆满成功 - 中国甘肃网 （中国甘肃网）</w:t>
       </w:r>
     </w:p>
     <w:p>
@@ -489,7 +489,7 @@
           <w:rFonts w:ascii="Kaiti SC" w:hAnsi="Kaiti SC" w:eastAsia="Kaiti SC" w:cs="Kaiti SC"/>
           <w:sz w:val="21"/>
         </w:rPr>
-        <w:t>【发射与任务】星河动力：又一款可重复使用火箭成功入轨！智神星一号首次飞行试验成功 - 21财经 （21财经）</w:t>
+        <w:t>【其他动态】蓝箭航天：“朱雀三号”降落戈壁的第7天，中国航天悄悄干了一件“让宇宙回家”的大事… - 新浪财经 （新浪财经）</w:t>
       </w:r>
     </w:p>
     <w:p>
@@ -510,7 +510,7 @@
           <w:rFonts w:ascii="Kaiti SC" w:hAnsi="Kaiti SC" w:eastAsia="Kaiti SC" w:cs="Kaiti SC"/>
           <w:sz w:val="21"/>
         </w:rPr>
-        <w:t>【发射与任务】星河动力：China's Galactic Energy puts PALLAS-1 in orbit, raising stakes in reusable rocket race （bing.com）</w:t>
+        <w:t>【发射与任务】星河动力：China's private, reusable Pallas-1 rocket aces debut launch (video) （space.com）</w:t>
       </w:r>
     </w:p>
     <w:p>
@@ -531,7 +531,7 @@
           <w:rFonts w:ascii="Kaiti SC" w:hAnsi="Kaiti SC" w:eastAsia="Kaiti SC" w:cs="Kaiti SC"/>
           <w:sz w:val="21"/>
         </w:rPr>
-        <w:t>【发射与任务】星河动力：China's Galactic Energy puts PALLAS-1 in orbit, raising stakes in reusable rocket race （bing.com）</w:t>
+        <w:t>【发射与任务】SpaceX：SpaceX's Oldest Falcon 9 Booster Completes 35th Flight; Orbital Starship Debut Approaches - Tech Times （Tech Times）</w:t>
       </w:r>
     </w:p>
     <w:p>
@@ -552,7 +552,7 @@
           <w:rFonts w:ascii="Kaiti SC" w:hAnsi="Kaiti SC" w:eastAsia="Kaiti SC" w:cs="Kaiti SC"/>
           <w:sz w:val="21"/>
         </w:rPr>
-        <w:t>【发射与任务】星河动力：China's Galactic Energy puts PALLAS-1 in orbit, raising stakes in reusable rocket race （bing.com）</w:t>
+        <w:t>【产品与技术】SpaceX：Pallas-1 Debut, Falcon 9 Hits 35 Flights, X Report 3 Sep 2026 - KeepTrack （KeepTrack）</w:t>
       </w:r>
     </w:p>
     <w:p>
@@ -573,7 +573,7 @@
           <w:rFonts w:ascii="Kaiti SC" w:hAnsi="Kaiti SC" w:eastAsia="Kaiti SC" w:cs="Kaiti SC"/>
           <w:sz w:val="21"/>
         </w:rPr>
-        <w:t>【其他动态】垣信卫星：阿里及上汽入股上海垣信卫星 注册资本增至24.8亿元 - 观点网 （观点网）</w:t>
+        <w:t>【其他动态】SpaceX：Starlink is now live in the UAE — Elon Musk confirms SpaceX service is operational - gulfnews.com （gulfnews.com）</w:t>
       </w:r>
     </w:p>
     <w:p>
@@ -594,49 +594,7 @@
           <w:rFonts w:ascii="Kaiti SC" w:hAnsi="Kaiti SC" w:eastAsia="Kaiti SC" w:cs="Kaiti SC"/>
           <w:sz w:val="21"/>
         </w:rPr>
-        <w:t>【其他动态】垣信卫星：阿里及上汽入股上海垣信卫星 注册资本增至24.8亿元 - 观点网 （观点网）</w:t>
-      </w:r>
-    </w:p>
-    <w:p>
-      <w:pPr>
-        <w:keepLines/>
-        <w:spacing w:after="60"/>
-        <w:ind w:left="369" w:hanging="227"/>
-      </w:pPr>
-      <w:r>
-        <w:rPr>
-          <w:rFonts w:ascii="Kaiti SC" w:hAnsi="Kaiti SC" w:eastAsia="Kaiti SC" w:cs="Kaiti SC"/>
-          <w:sz w:val="21"/>
-        </w:rPr>
-        <w:t xml:space="preserve">➢ </w:t>
-      </w:r>
-      <w:r>
-        <w:rPr>
-          <w:rFonts w:ascii="Kaiti SC" w:hAnsi="Kaiti SC" w:eastAsia="Kaiti SC" w:cs="Kaiti SC"/>
-          <w:sz w:val="21"/>
-        </w:rPr>
-        <w:t>【发射与任务】Blue Origin：Blue Origin's New Glenn explosion shows infrasound can detect rocket accidents from up to 1,700 kilometers away （bing.com）</w:t>
-      </w:r>
-    </w:p>
-    <w:p>
-      <w:pPr>
-        <w:keepLines/>
-        <w:spacing w:after="60"/>
-        <w:ind w:left="369" w:hanging="227"/>
-      </w:pPr>
-      <w:r>
-        <w:rPr>
-          <w:rFonts w:ascii="Kaiti SC" w:hAnsi="Kaiti SC" w:eastAsia="Kaiti SC" w:cs="Kaiti SC"/>
-          <w:sz w:val="21"/>
-        </w:rPr>
-        <w:t xml:space="preserve">➢ </w:t>
-      </w:r>
-      <w:r>
-        <w:rPr>
-          <w:rFonts w:ascii="Kaiti SC" w:hAnsi="Kaiti SC" w:eastAsia="Kaiti SC" w:cs="Kaiti SC"/>
-          <w:sz w:val="21"/>
-        </w:rPr>
-        <w:t>【其他动态】垣信卫星：据报阿里及上汽入股垣信卫星 - Moomoo （Moomoo）</w:t>
+        <w:t>【发射与任务】星河动力：南京力量助“智神星一号”首飞圆满成功 - 新浪财经 （新浪财经）</w:t>
       </w:r>
     </w:p>
     <w:p>
@@ -774,6 +732,93 @@
                 <w:b w:val="0"/>
                 <w:sz w:val="19"/>
               </w:rPr>
+              <w:t>Blue Origin</w:t>
+            </w:r>
+          </w:p>
+        </w:tc>
+        <w:tc>
+          <w:tcPr>
+            <w:tcW w:type="dxa" w:w="2075"/>
+            <w:vAlign w:val="center"/>
+          </w:tcPr>
+          <w:p>
+            <w:pPr>
+              <w:spacing w:after="0" w:line="252" w:lineRule="auto"/>
+              <w:jc w:val="center"/>
+            </w:pPr>
+            <w:r/>
+            <w:r>
+              <w:rPr>
+                <w:rFonts w:ascii="Kaiti SC" w:hAnsi="Kaiti SC" w:eastAsia="Kaiti SC" w:cs="Kaiti SC"/>
+                <w:b w:val="0"/>
+                <w:sz w:val="19"/>
+              </w:rPr>
+              <w:t>11</w:t>
+            </w:r>
+          </w:p>
+        </w:tc>
+        <w:tc>
+          <w:tcPr>
+            <w:tcW w:type="dxa" w:w="2075"/>
+            <w:vAlign w:val="center"/>
+          </w:tcPr>
+          <w:p>
+            <w:pPr>
+              <w:spacing w:after="0" w:line="252" w:lineRule="auto"/>
+              <w:jc w:val="center"/>
+            </w:pPr>
+            <w:r/>
+            <w:r>
+              <w:rPr>
+                <w:rFonts w:ascii="Kaiti SC" w:hAnsi="Kaiti SC" w:eastAsia="Kaiti SC" w:cs="Kaiti SC"/>
+                <w:b w:val="0"/>
+                <w:sz w:val="19"/>
+              </w:rPr>
+              <w:t>发射与任务、其他动态、订单与合作</w:t>
+            </w:r>
+          </w:p>
+        </w:tc>
+        <w:tc>
+          <w:tcPr>
+            <w:tcW w:type="dxa" w:w="2075"/>
+            <w:vAlign w:val="center"/>
+          </w:tcPr>
+          <w:p>
+            <w:pPr>
+              <w:spacing w:after="0" w:line="252" w:lineRule="auto"/>
+            </w:pPr>
+            <w:r/>
+            <w:r>
+              <w:rPr>
+                <w:rFonts w:ascii="Kaiti SC" w:hAnsi="Kaiti SC" w:eastAsia="Kaiti SC" w:cs="Kaiti SC"/>
+                <w:b w:val="0"/>
+                <w:sz w:val="19"/>
+              </w:rPr>
+              <w:t>NASA Awards Blue Origin $700 Million Contract For Mars Communications Network</w:t>
+            </w:r>
+          </w:p>
+        </w:tc>
+      </w:tr>
+      <w:tr>
+        <w:trPr>
+          <w:cantSplit/>
+        </w:trPr>
+        <w:tc>
+          <w:tcPr>
+            <w:tcW w:type="dxa" w:w="2075"/>
+            <w:vAlign w:val="center"/>
+          </w:tcPr>
+          <w:p>
+            <w:pPr>
+              <w:spacing w:after="0" w:line="252" w:lineRule="auto"/>
+            </w:pPr>
+            <w:r/>
+            <w:r>
+              <w:rPr>
+                <w:rFonts w:ascii="Kaiti SC" w:hAnsi="Kaiti SC" w:eastAsia="Kaiti SC" w:cs="Kaiti SC"/>
+                <w:b w:val="0"/>
+                <w:sz w:val="19"/>
+              </w:rPr>
               <w:t>SpaceX</w:t>
             </w:r>
           </w:p>
@@ -795,7 +840,7 @@
                 <w:b w:val="0"/>
                 <w:sz w:val="19"/>
               </w:rPr>
-              <w:t>23</w:t>
+              <w:t>5</w:t>
             </w:r>
           </w:p>
         </w:tc>
@@ -816,7 +861,7 @@
                 <w:b w:val="0"/>
                 <w:sz w:val="19"/>
               </w:rPr>
-              <w:t>发射与任务、其他动态、监管与政策</w:t>
+              <w:t>其他动态、发射与任务、产品与技术</w:t>
             </w:r>
           </w:p>
         </w:tc>
@@ -836,7 +881,7 @@
                 <w:b w:val="0"/>
                 <w:sz w:val="19"/>
               </w:rPr>
-              <w:t>SpaceX to launch Starlink mission from West Coast</w:t>
+              <w:t>4iG Group and SpaceX Sign Agreements to Deploy Starlink Mobile and Sovereign Satellite Solutions in Europe</w:t>
             </w:r>
           </w:p>
         </w:tc>
@@ -882,7 +927,7 @@
                 <w:b w:val="0"/>
                 <w:sz w:val="19"/>
               </w:rPr>
-              <w:t>15</w:t>
+              <w:t>5</w:t>
             </w:r>
           </w:p>
         </w:tc>
@@ -903,7 +948,7 @@
                 <w:b w:val="0"/>
                 <w:sz w:val="19"/>
               </w:rPr>
-              <w:t>市场与股价、发射与任务</w:t>
+              <w:t>融资与资本、发射与任务</w:t>
             </w:r>
           </w:p>
         </w:tc>
@@ -923,268 +968,7 @@
                 <w:b w:val="0"/>
                 <w:sz w:val="19"/>
               </w:rPr>
-              <w:t>T早报｜智能体应用Manus恢复独立运营；SHEIN港交所IPO首日破发；星河动力可重复使用液体火箭“智神星一号”发射成功 - Caixin Global</w:t>
-            </w:r>
-          </w:p>
-        </w:tc>
-      </w:tr>
-      <w:tr>
-        <w:trPr>
-          <w:cantSplit/>
-        </w:trPr>
-        <w:tc>
-          <w:tcPr>
-            <w:tcW w:type="dxa" w:w="2075"/>
-            <w:vAlign w:val="center"/>
-          </w:tcPr>
-          <w:p>
-            <w:pPr>
-              <w:spacing w:after="0" w:line="252" w:lineRule="auto"/>
-            </w:pPr>
-            <w:r/>
-            <w:r>
-              <w:rPr>
-                <w:rFonts w:ascii="Kaiti SC" w:hAnsi="Kaiti SC" w:eastAsia="Kaiti SC" w:cs="Kaiti SC"/>
-                <w:b w:val="0"/>
-                <w:sz w:val="19"/>
-              </w:rPr>
-              <w:t>Blue Origin</w:t>
-            </w:r>
-          </w:p>
-        </w:tc>
-        <w:tc>
-          <w:tcPr>
-            <w:tcW w:type="dxa" w:w="2075"/>
-            <w:vAlign w:val="center"/>
-          </w:tcPr>
-          <w:p>
-            <w:pPr>
-              <w:spacing w:after="0" w:line="252" w:lineRule="auto"/>
-              <w:jc w:val="center"/>
-            </w:pPr>
-            <w:r/>
-            <w:r>
-              <w:rPr>
-                <w:rFonts w:ascii="Kaiti SC" w:hAnsi="Kaiti SC" w:eastAsia="Kaiti SC" w:cs="Kaiti SC"/>
-                <w:b w:val="0"/>
-                <w:sz w:val="19"/>
-              </w:rPr>
-              <w:t>9</w:t>
-            </w:r>
-          </w:p>
-        </w:tc>
-        <w:tc>
-          <w:tcPr>
-            <w:tcW w:type="dxa" w:w="2075"/>
-            <w:vAlign w:val="center"/>
-          </w:tcPr>
-          <w:p>
-            <w:pPr>
-              <w:spacing w:after="0" w:line="252" w:lineRule="auto"/>
-              <w:jc w:val="center"/>
-            </w:pPr>
-            <w:r/>
-            <w:r>
-              <w:rPr>
-                <w:rFonts w:ascii="Kaiti SC" w:hAnsi="Kaiti SC" w:eastAsia="Kaiti SC" w:cs="Kaiti SC"/>
-                <w:b w:val="0"/>
-                <w:sz w:val="19"/>
-              </w:rPr>
-              <w:t>发射与任务、其他动态</w:t>
-            </w:r>
-          </w:p>
-        </w:tc>
-        <w:tc>
-          <w:tcPr>
-            <w:tcW w:type="dxa" w:w="2075"/>
-            <w:vAlign w:val="center"/>
-          </w:tcPr>
-          <w:p>
-            <w:pPr>
-              <w:spacing w:after="0" w:line="252" w:lineRule="auto"/>
-            </w:pPr>
-            <w:r/>
-            <w:r>
-              <w:rPr>
-                <w:rFonts w:ascii="Kaiti SC" w:hAnsi="Kaiti SC" w:eastAsia="Kaiti SC" w:cs="Kaiti SC"/>
-                <w:b w:val="0"/>
-                <w:sz w:val="19"/>
-              </w:rPr>
-              <w:t>NASA Selects Blue Origin as Mars Telecommunications Network Provider</w:t>
-            </w:r>
-          </w:p>
-        </w:tc>
-      </w:tr>
-      <w:tr>
-        <w:trPr>
-          <w:cantSplit/>
-        </w:trPr>
-        <w:tc>
-          <w:tcPr>
-            <w:tcW w:type="dxa" w:w="2075"/>
-            <w:vAlign w:val="center"/>
-          </w:tcPr>
-          <w:p>
-            <w:pPr>
-              <w:spacing w:after="0" w:line="252" w:lineRule="auto"/>
-            </w:pPr>
-            <w:r/>
-            <w:r>
-              <w:rPr>
-                <w:rFonts w:ascii="Kaiti SC" w:hAnsi="Kaiti SC" w:eastAsia="Kaiti SC" w:cs="Kaiti SC"/>
-                <w:b w:val="0"/>
-                <w:sz w:val="19"/>
-              </w:rPr>
-              <w:t>垣信卫星</w:t>
-            </w:r>
-          </w:p>
-        </w:tc>
-        <w:tc>
-          <w:tcPr>
-            <w:tcW w:type="dxa" w:w="2075"/>
-            <w:vAlign w:val="center"/>
-          </w:tcPr>
-          <w:p>
-            <w:pPr>
-              <w:spacing w:after="0" w:line="252" w:lineRule="auto"/>
-              <w:jc w:val="center"/>
-            </w:pPr>
-            <w:r/>
-            <w:r>
-              <w:rPr>
-                <w:rFonts w:ascii="Kaiti SC" w:hAnsi="Kaiti SC" w:eastAsia="Kaiti SC" w:cs="Kaiti SC"/>
-                <w:b w:val="0"/>
-                <w:sz w:val="19"/>
-              </w:rPr>
-              <w:t>3</w:t>
-            </w:r>
-          </w:p>
-        </w:tc>
-        <w:tc>
-          <w:tcPr>
-            <w:tcW w:type="dxa" w:w="2075"/>
-            <w:vAlign w:val="center"/>
-          </w:tcPr>
-          <w:p>
-            <w:pPr>
-              <w:spacing w:after="0" w:line="252" w:lineRule="auto"/>
-              <w:jc w:val="center"/>
-            </w:pPr>
-            <w:r/>
-            <w:r>
-              <w:rPr>
-                <w:rFonts w:ascii="Kaiti SC" w:hAnsi="Kaiti SC" w:eastAsia="Kaiti SC" w:cs="Kaiti SC"/>
-                <w:b w:val="0"/>
-                <w:sz w:val="19"/>
-              </w:rPr>
-              <w:t>其他动态</w:t>
-            </w:r>
-          </w:p>
-        </w:tc>
-        <w:tc>
-          <w:tcPr>
-            <w:tcW w:type="dxa" w:w="2075"/>
-            <w:vAlign w:val="center"/>
-          </w:tcPr>
-          <w:p>
-            <w:pPr>
-              <w:spacing w:after="0" w:line="252" w:lineRule="auto"/>
-            </w:pPr>
-            <w:r/>
-            <w:r>
-              <w:rPr>
-                <w:rFonts w:ascii="Kaiti SC" w:hAnsi="Kaiti SC" w:eastAsia="Kaiti SC" w:cs="Kaiti SC"/>
-                <w:b w:val="0"/>
-                <w:sz w:val="19"/>
-              </w:rPr>
-              <w:t>阿里及上汽入股上海垣信卫星 注册资本增至24.8亿元 - 观点网</w:t>
-            </w:r>
-          </w:p>
-        </w:tc>
-      </w:tr>
-      <w:tr>
-        <w:trPr>
-          <w:cantSplit/>
-        </w:trPr>
-        <w:tc>
-          <w:tcPr>
-            <w:tcW w:type="dxa" w:w="2075"/>
-            <w:vAlign w:val="center"/>
-          </w:tcPr>
-          <w:p>
-            <w:pPr>
-              <w:spacing w:after="0" w:line="252" w:lineRule="auto"/>
-            </w:pPr>
-            <w:r/>
-            <w:r>
-              <w:rPr>
-                <w:rFonts w:ascii="Kaiti SC" w:hAnsi="Kaiti SC" w:eastAsia="Kaiti SC" w:cs="Kaiti SC"/>
-                <w:b w:val="0"/>
-                <w:sz w:val="19"/>
-              </w:rPr>
-              <w:t>星际荣耀</w:t>
-            </w:r>
-          </w:p>
-        </w:tc>
-        <w:tc>
-          <w:tcPr>
-            <w:tcW w:type="dxa" w:w="2075"/>
-            <w:vAlign w:val="center"/>
-          </w:tcPr>
-          <w:p>
-            <w:pPr>
-              <w:spacing w:after="0" w:line="252" w:lineRule="auto"/>
-              <w:jc w:val="center"/>
-            </w:pPr>
-            <w:r/>
-            <w:r>
-              <w:rPr>
-                <w:rFonts w:ascii="Kaiti SC" w:hAnsi="Kaiti SC" w:eastAsia="Kaiti SC" w:cs="Kaiti SC"/>
-                <w:b w:val="0"/>
-                <w:sz w:val="19"/>
-              </w:rPr>
-              <w:t>1</w:t>
-            </w:r>
-          </w:p>
-        </w:tc>
-        <w:tc>
-          <w:tcPr>
-            <w:tcW w:type="dxa" w:w="2075"/>
-            <w:vAlign w:val="center"/>
-          </w:tcPr>
-          <w:p>
-            <w:pPr>
-              <w:spacing w:after="0" w:line="252" w:lineRule="auto"/>
-              <w:jc w:val="center"/>
-            </w:pPr>
-            <w:r/>
-            <w:r>
-              <w:rPr>
-                <w:rFonts w:ascii="Kaiti SC" w:hAnsi="Kaiti SC" w:eastAsia="Kaiti SC" w:cs="Kaiti SC"/>
-                <w:b w:val="0"/>
-                <w:sz w:val="19"/>
-              </w:rPr>
-              <w:t>其他动态</w:t>
-            </w:r>
-          </w:p>
-        </w:tc>
-        <w:tc>
-          <w:tcPr>
-            <w:tcW w:type="dxa" w:w="2075"/>
-            <w:vAlign w:val="center"/>
-          </w:tcPr>
-          <w:p>
-            <w:pPr>
-              <w:spacing w:after="0" w:line="252" w:lineRule="auto"/>
-            </w:pPr>
-            <w:r/>
-            <w:r>
-              <w:rPr>
-                <w:rFonts w:ascii="Kaiti SC" w:hAnsi="Kaiti SC" w:eastAsia="Kaiti SC" w:cs="Kaiti SC"/>
-                <w:b w:val="0"/>
-                <w:sz w:val="19"/>
-              </w:rPr>
-              <w:t>专访星际荣耀谢红军：天基算力成第四大空间应用 - 东方财富</w:t>
+              <w:t>济南财金集团2.6亿战略投资护航“智神星一号”叩问苍穹 - Sohu</w:t>
             </w:r>
           </w:p>
         </w:tc>
@@ -1271,7 +1055,7 @@
                 <w:b w:val="0"/>
                 <w:sz w:val="19"/>
               </w:rPr>
-              <w:t>中密控股：暂未向蓝箭航天提供密封产品 - 新浪财经</w:t>
+              <w:t>“朱雀三号”降落戈壁的第7天，中国航天悄悄干了一件“让宇宙回家”的大事… - 新浪财经</w:t>
             </w:r>
           </w:p>
         </w:tc>
@@ -1308,7 +1092,7 @@
           <w:rFonts w:ascii="Kaiti SC" w:hAnsi="Kaiti SC" w:eastAsia="Kaiti SC" w:cs="Kaiti SC"/>
           <w:sz w:val="21"/>
         </w:rPr>
-        <w:t>[1] 2026-09-02｜NASA｜Blue Origin：NASA Selects Blue Origin as Mars Telecommunications Network Provider</w:t>
+        <w:t>[1] 2026-09-03｜satnews.com｜SpaceX：4iG Group and SpaceX Sign Agreements to Deploy Starlink Mobile and Sovereign Satellite Solutions in Europe</w:t>
       </w:r>
     </w:p>
     <w:p>
@@ -1329,7 +1113,7 @@
           <w:rFonts w:ascii="Kaiti SC" w:hAnsi="Kaiti SC" w:eastAsia="Kaiti SC" w:cs="Kaiti SC"/>
           <w:sz w:val="21"/>
         </w:rPr>
-        <w:t>[2] 2026-09-02｜Spaceflight Now｜SpaceX：SpaceX to launch Starlink mission from West Coast</w:t>
+        <w:t>[2] 2026-09-03｜BASENOR - Tesla Accessories｜SpaceX：Starlink Goes Live in the UAE: What the Launch Means - BASENOR - Tesla Accessories</w:t>
       </w:r>
     </w:p>
     <w:p>
@@ -1350,7 +1134,7 @@
           <w:rFonts w:ascii="Kaiti SC" w:hAnsi="Kaiti SC" w:eastAsia="Kaiti SC" w:cs="Kaiti SC"/>
           <w:sz w:val="21"/>
         </w:rPr>
-        <w:t>[3] 2026-09-02｜NASASpaceflight｜SpaceX：Launch Site and Facility Progress ahead of East Coast Starship debut</w:t>
+        <w:t>[3] 2026-09-03｜spacewatch.global｜Blue Origin：NASA Awards Blue Origin $700 Million Contract For Mars Communications Network</w:t>
       </w:r>
     </w:p>
     <w:p>
@@ -1371,7 +1155,7 @@
           <w:rFonts w:ascii="Kaiti SC" w:hAnsi="Kaiti SC" w:eastAsia="Kaiti SC" w:cs="Kaiti SC"/>
           <w:sz w:val="21"/>
         </w:rPr>
-        <w:t>[4] 2026-09-02｜Caixin Global｜星河动力：T早报｜智能体应用Manus恢复独立运营；SHEIN港交所IPO首日破发；星河动力可重复使用液体火箭“智神星一号”发射成功 - Caixin Global</w:t>
+        <w:t>[4] 2026-09-03｜bing.com｜Blue Origin：Market Chatter: Blue Origin Hired Dozens of Amazon Leo Veterans for TeraWave Project Over Past Year</w:t>
       </w:r>
     </w:p>
     <w:p>
@@ -1392,7 +1176,7 @@
           <w:rFonts w:ascii="Kaiti SC" w:hAnsi="Kaiti SC" w:eastAsia="Kaiti SC" w:cs="Kaiti SC"/>
           <w:sz w:val="21"/>
         </w:rPr>
-        <w:t>[5] 2026-09-02｜space.com｜SpaceX：Falcon Heavy brings the heat | Space photo of the day for Sept. 2, 2026</w:t>
+        <w:t>[5] 2026-09-03｜bing.com｜Blue Origin：Market Chatter: Blue Origin Hired Dozens of Amazon Leo Veterans for TeraWave Project Over Past Year</w:t>
       </w:r>
     </w:p>
     <w:p>
@@ -1413,7 +1197,7 @@
           <w:rFonts w:ascii="Kaiti SC" w:hAnsi="Kaiti SC" w:eastAsia="Kaiti SC" w:cs="Kaiti SC"/>
           <w:sz w:val="21"/>
         </w:rPr>
-        <w:t>[6] 2026-09-02｜bing.com｜Blue Origin：Blue Origin breaks ground on new Cape Canaveral facility ordered up by Space Force</w:t>
+        <w:t>[6] 2026-09-03｜The Daily Upside｜Blue Origin：NASA Taps Blue Origin for $700 Million Mars Contract, Further Diversifying From SpaceX - The Daily Upside</w:t>
       </w:r>
     </w:p>
     <w:p>
@@ -1434,7 +1218,7 @@
           <w:rFonts w:ascii="Kaiti SC" w:hAnsi="Kaiti SC" w:eastAsia="Kaiti SC" w:cs="Kaiti SC"/>
           <w:sz w:val="21"/>
         </w:rPr>
-        <w:t>[7] 2026-09-02｜bing.com｜SpaceX：SpaceX's Oldest Falcon 9 Booster Completes 35th Flight; Orbital Starship Debut Approaches</w:t>
+        <w:t>[7] 2026-09-03｜bing.com｜Blue Origin：Bezos’ Blue Origin Has Poached Dozens of Amazon Satellite Engineers</w:t>
       </w:r>
     </w:p>
     <w:p>
@@ -1455,7 +1239,7 @@
           <w:rFonts w:ascii="Kaiti SC" w:hAnsi="Kaiti SC" w:eastAsia="Kaiti SC" w:cs="Kaiti SC"/>
           <w:sz w:val="21"/>
         </w:rPr>
-        <w:t>[8] 2026-09-02｜Phys.org｜Blue Origin：Blue Origin's New Glenn explosion shows infrasound can detect rocket accidents from up to 1,700 kilometers away - Phys.org</w:t>
+        <w:t>[8] 2026-09-03｜Sohu｜星河动力：济南财金集团2.6亿战略投资护航“智神星一号”叩问苍穹 - Sohu</w:t>
       </w:r>
     </w:p>
     <w:p>
@@ -1476,7 +1260,7 @@
           <w:rFonts w:ascii="Kaiti SC" w:hAnsi="Kaiti SC" w:eastAsia="Kaiti SC" w:cs="Kaiti SC"/>
           <w:sz w:val="21"/>
         </w:rPr>
-        <w:t>[9] 2026-09-02｜Yahoo｜SpaceX：SpaceX Falcon 9 rocket launches Starlink satellites to orbit on its 35th flight - Yahoo</w:t>
+        <w:t>[9] 2026-09-03｜中国甘肃网｜星河动力：智神星一号（遥一）运载火箭在酒泉东风商业航天创新试验区点火升空 首飞入轨圆满成功 - 中国甘肃网</w:t>
       </w:r>
     </w:p>
     <w:p>
@@ -1497,7 +1281,7 @@
           <w:rFonts w:ascii="Kaiti SC" w:hAnsi="Kaiti SC" w:eastAsia="Kaiti SC" w:cs="Kaiti SC"/>
           <w:sz w:val="21"/>
         </w:rPr>
-        <w:t>[10] 2026-09-02｜bing.com｜Blue Origin：Blue Origin breaks ground on new Canaveral facility ordered up by Space Force</w:t>
+        <w:t>[10] 2026-09-03｜中国甘肃网｜星河动力：智神星一号（遥一）运载火箭在酒泉东风商业航天创新试验区点火升空 首飞入轨圆满成功 - 中国甘肃网</w:t>
       </w:r>
     </w:p>
     <w:p>
@@ -1518,7 +1302,7 @@
           <w:rFonts w:ascii="Kaiti SC" w:hAnsi="Kaiti SC" w:eastAsia="Kaiti SC" w:cs="Kaiti SC"/>
           <w:sz w:val="21"/>
         </w:rPr>
-        <w:t>[11] 2026-09-02｜21财经｜星河动力：又一款可重复使用火箭成功入轨！智神星一号首次飞行试验成功 - 21财经</w:t>
+        <w:t>[11] 2026-09-03｜新浪财经｜蓝箭航天：“朱雀三号”降落戈壁的第7天，中国航天悄悄干了一件“让宇宙回家”的大事… - 新浪财经</w:t>
       </w:r>
     </w:p>
     <w:p>
@@ -1539,7 +1323,7 @@
           <w:rFonts w:ascii="Kaiti SC" w:hAnsi="Kaiti SC" w:eastAsia="Kaiti SC" w:cs="Kaiti SC"/>
           <w:sz w:val="21"/>
         </w:rPr>
-        <w:t>[12] 2026-09-02｜bing.com｜星河动力：China's Galactic Energy puts PALLAS-1 in orbit, raising stakes in reusable rocket race</w:t>
+        <w:t>[12] 2026-09-03｜space.com｜星河动力：China's private, reusable Pallas-1 rocket aces debut launch (video)</w:t>
       </w:r>
     </w:p>
     <w:p>
@@ -1560,7 +1344,7 @@
           <w:rFonts w:ascii="Kaiti SC" w:hAnsi="Kaiti SC" w:eastAsia="Kaiti SC" w:cs="Kaiti SC"/>
           <w:sz w:val="21"/>
         </w:rPr>
-        <w:t>[13] 2026-09-02｜bing.com｜星河动力：China's Galactic Energy puts PALLAS-1 in orbit, raising stakes in reusable rocket race</w:t>
+        <w:t>[13] 2026-09-03｜Tech Times｜SpaceX：SpaceX's Oldest Falcon 9 Booster Completes 35th Flight; Orbital Starship Debut Approaches - Tech Times</w:t>
       </w:r>
     </w:p>
     <w:p>
@@ -1581,7 +1365,7 @@
           <w:rFonts w:ascii="Kaiti SC" w:hAnsi="Kaiti SC" w:eastAsia="Kaiti SC" w:cs="Kaiti SC"/>
           <w:sz w:val="21"/>
         </w:rPr>
-        <w:t>[14] 2026-09-02｜bing.com｜星河动力：China's Galactic Energy puts PALLAS-1 in orbit, raising stakes in reusable rocket race</w:t>
+        <w:t>[14] 2026-09-03｜KeepTrack｜SpaceX：Pallas-1 Debut, Falcon 9 Hits 35 Flights, X Report 3 Sep 2026 - KeepTrack</w:t>
       </w:r>
     </w:p>
     <w:p>
@@ -1602,7 +1386,7 @@
           <w:rFonts w:ascii="Kaiti SC" w:hAnsi="Kaiti SC" w:eastAsia="Kaiti SC" w:cs="Kaiti SC"/>
           <w:sz w:val="21"/>
         </w:rPr>
-        <w:t>[15] 2026-09-02｜观点网｜垣信卫星：阿里及上汽入股上海垣信卫星 注册资本增至24.8亿元 - 观点网</w:t>
+        <w:t>[15] 2026-09-03｜gulfnews.com｜SpaceX：Starlink is now live in the UAE — Elon Musk confirms SpaceX service is operational - gulfnews.com</w:t>
       </w:r>
     </w:p>
     <w:p>
@@ -1623,91 +1407,7 @@
           <w:rFonts w:ascii="Kaiti SC" w:hAnsi="Kaiti SC" w:eastAsia="Kaiti SC" w:cs="Kaiti SC"/>
           <w:sz w:val="21"/>
         </w:rPr>
-        <w:t>[16] 2026-09-02｜观点网｜垣信卫星：阿里及上汽入股上海垣信卫星 注册资本增至24.8亿元 - 观点网</w:t>
-      </w:r>
-    </w:p>
-    <w:p>
-      <w:pPr>
-        <w:keepLines/>
-        <w:spacing w:after="60"/>
-        <w:ind w:left="369" w:hanging="227"/>
-      </w:pPr>
-      <w:r>
-        <w:rPr>
-          <w:rFonts w:ascii="Kaiti SC" w:hAnsi="Kaiti SC" w:eastAsia="Kaiti SC" w:cs="Kaiti SC"/>
-          <w:sz w:val="21"/>
-        </w:rPr>
-        <w:t xml:space="preserve">✓ </w:t>
-      </w:r>
-      <w:r>
-        <w:rPr>
-          <w:rFonts w:ascii="Kaiti SC" w:hAnsi="Kaiti SC" w:eastAsia="Kaiti SC" w:cs="Kaiti SC"/>
-          <w:sz w:val="21"/>
-        </w:rPr>
-        <w:t>[17] 2026-09-02｜bing.com｜Blue Origin：Blue Origin's New Glenn explosion shows infrasound can detect rocket accidents from up to 1,700 kilometers away</w:t>
-      </w:r>
-    </w:p>
-    <w:p>
-      <w:pPr>
-        <w:keepLines/>
-        <w:spacing w:after="60"/>
-        <w:ind w:left="369" w:hanging="227"/>
-      </w:pPr>
-      <w:r>
-        <w:rPr>
-          <w:rFonts w:ascii="Kaiti SC" w:hAnsi="Kaiti SC" w:eastAsia="Kaiti SC" w:cs="Kaiti SC"/>
-          <w:sz w:val="21"/>
-        </w:rPr>
-        <w:t xml:space="preserve">✓ </w:t>
-      </w:r>
-      <w:r>
-        <w:rPr>
-          <w:rFonts w:ascii="Kaiti SC" w:hAnsi="Kaiti SC" w:eastAsia="Kaiti SC" w:cs="Kaiti SC"/>
-          <w:sz w:val="21"/>
-        </w:rPr>
-        <w:t>[18] 2026-09-02｜Moomoo｜垣信卫星：据报阿里及上汽入股垣信卫星 - Moomoo</w:t>
-      </w:r>
-    </w:p>
-    <w:p>
-      <w:pPr>
-        <w:keepLines/>
-        <w:spacing w:after="60"/>
-        <w:ind w:left="369" w:hanging="227"/>
-      </w:pPr>
-      <w:r>
-        <w:rPr>
-          <w:rFonts w:ascii="Kaiti SC" w:hAnsi="Kaiti SC" w:eastAsia="Kaiti SC" w:cs="Kaiti SC"/>
-          <w:sz w:val="21"/>
-        </w:rPr>
-        <w:t xml:space="preserve">✓ </w:t>
-      </w:r>
-      <w:r>
-        <w:rPr>
-          <w:rFonts w:ascii="Kaiti SC" w:hAnsi="Kaiti SC" w:eastAsia="Kaiti SC" w:cs="Kaiti SC"/>
-          <w:sz w:val="21"/>
-        </w:rPr>
-        <w:t>[19] 2026-09-02｜东方财富｜星际荣耀：专访星际荣耀谢红军：天基算力成第四大空间应用 - 东方财富</w:t>
-      </w:r>
-    </w:p>
-    <w:p>
-      <w:pPr>
-        <w:keepLines/>
-        <w:spacing w:after="60"/>
-        <w:ind w:left="369" w:hanging="227"/>
-      </w:pPr>
-      <w:r>
-        <w:rPr>
-          <w:rFonts w:ascii="Kaiti SC" w:hAnsi="Kaiti SC" w:eastAsia="Kaiti SC" w:cs="Kaiti SC"/>
-          <w:sz w:val="21"/>
-        </w:rPr>
-        <w:t xml:space="preserve">✓ </w:t>
-      </w:r>
-      <w:r>
-        <w:rPr>
-          <w:rFonts w:ascii="Kaiti SC" w:hAnsi="Kaiti SC" w:eastAsia="Kaiti SC" w:cs="Kaiti SC"/>
-          <w:sz w:val="21"/>
-        </w:rPr>
-        <w:t>[20] 2026-09-02｜新浪财经｜蓝箭航天：中密控股：暂未向蓝箭航天提供密封产品 - 新浪财经</w:t>
+        <w:t>[16] 2026-09-03｜新浪财经｜星河动力：南京力量助“智神星一号”首飞圆满成功 - 新浪财经</w:t>
       </w:r>
     </w:p>
     <w:sectPr>

--- a/docs/data/reports/daily-documents/latest/previous_daily_report.docx
+++ b/docs/data/reports/daily-documents/latest/previous_daily_report.docx
@@ -26,7 +26,7 @@
           <w:rFonts w:ascii="Kaiti SC" w:hAnsi="Kaiti SC" w:eastAsia="Kaiti SC" w:cs="Kaiti SC"/>
           <w:sz w:val="21"/>
         </w:rPr>
-        <w:t>2026-09-03（上一自然日）</w:t>
+        <w:t>2026-09-04（上一自然日）</w:t>
       </w:r>
     </w:p>
     <w:tbl>
@@ -81,7 +81,7 @@
                 <w:b w:val="0"/>
                 <w:sz w:val="19"/>
               </w:rPr>
-              <w:t>2026-09-03</w:t>
+              <w:t>2026-09-04</w:t>
             </w:r>
           </w:p>
         </w:tc>
@@ -127,7 +127,7 @@
                 <w:b w:val="0"/>
                 <w:sz w:val="19"/>
               </w:rPr>
-              <w:t>22 条 / 4 家</w:t>
+              <w:t>31 条 / 5 家</w:t>
             </w:r>
           </w:p>
         </w:tc>
@@ -173,7 +173,7 @@
                 <w:b w:val="0"/>
                 <w:sz w:val="19"/>
               </w:rPr>
-              <w:t>13 个</w:t>
+              <w:t>18 个</w:t>
             </w:r>
           </w:p>
         </w:tc>
@@ -219,7 +219,7 @@
                 <w:b w:val="0"/>
                 <w:sz w:val="19"/>
               </w:rPr>
-              <w:t>2026-09-04</w:t>
+              <w:t>2026-09-05</w:t>
             </w:r>
           </w:p>
         </w:tc>
@@ -245,7 +245,7 @@
     </w:p>
     <w:p>
       <w:r>
-        <w:t>2026-09-03 共归档 22 条新闻，覆盖 4 家公司、13 个信息来源。 新闻量较多的公司包括 Blue Origin、SpaceX、星河动力、蓝箭航天。</w:t>
+        <w:t>2026-09-04 共归档 31 条新闻，覆盖 5 家公司、18 个信息来源。 新闻量较多的公司包括 SpaceX、垣信卫星、Blue Origin、星河动力。</w:t>
       </w:r>
     </w:p>
     <w:p>
@@ -279,7 +279,7 @@
           <w:rFonts w:ascii="Kaiti SC" w:hAnsi="Kaiti SC" w:eastAsia="Kaiti SC" w:cs="Kaiti SC"/>
           <w:sz w:val="21"/>
         </w:rPr>
-        <w:t>【其他动态】SpaceX：4iG Group and SpaceX Sign Agreements to Deploy Starlink Mobile and Sovereign Satellite Solutions in Europe （satnews.com）</w:t>
+        <w:t>【其他动态】垣信卫星：阿里入局“千帆星座”，现身垣信卫星股东名单 - t.cj.sina.cn （t.cj.sina.cn）</w:t>
       </w:r>
     </w:p>
     <w:p>
@@ -300,7 +300,7 @@
           <w:rFonts w:ascii="Kaiti SC" w:hAnsi="Kaiti SC" w:eastAsia="Kaiti SC" w:cs="Kaiti SC"/>
           <w:sz w:val="21"/>
         </w:rPr>
-        <w:t>【发射与任务】SpaceX：Starlink Goes Live in the UAE: What the Launch Means - BASENOR - Tesla Accessories （BASENOR - Tesla Accessories）</w:t>
+        <w:t>【其他动态】垣信卫星：低轨卫星赛道再添巨头！阿里入局“千帆星座”，现身垣信卫星股东名单 - t.cj.sina.cn （t.cj.sina.cn）</w:t>
       </w:r>
     </w:p>
     <w:p>
@@ -321,7 +321,7 @@
           <w:rFonts w:ascii="Kaiti SC" w:hAnsi="Kaiti SC" w:eastAsia="Kaiti SC" w:cs="Kaiti SC"/>
           <w:sz w:val="21"/>
         </w:rPr>
-        <w:t>【发射与任务】Blue Origin：NASA Awards Blue Origin $700 Million Contract For Mars Communications Network （spacewatch.global）</w:t>
+        <w:t>【其他动态】垣信卫星：阿里入股垣信卫星，千帆星座2026年底完成324星全球组网 - DoNews （DoNews）</w:t>
       </w:r>
     </w:p>
     <w:p>
@@ -342,7 +342,7 @@
           <w:rFonts w:ascii="Kaiti SC" w:hAnsi="Kaiti SC" w:eastAsia="Kaiti SC" w:cs="Kaiti SC"/>
           <w:sz w:val="21"/>
         </w:rPr>
-        <w:t>【其他动态】Blue Origin：Market Chatter: Blue Origin Hired Dozens of Amazon Leo Veterans for TeraWave Project Over Past Year （bing.com）</w:t>
+        <w:t>【其他动态】垣信卫星：阿里入局“千帆星座” - 21财经 （21财经）</w:t>
       </w:r>
     </w:p>
     <w:p>
@@ -363,7 +363,7 @@
           <w:rFonts w:ascii="Kaiti SC" w:hAnsi="Kaiti SC" w:eastAsia="Kaiti SC" w:cs="Kaiti SC"/>
           <w:sz w:val="21"/>
         </w:rPr>
-        <w:t>【其他动态】Blue Origin：Market Chatter: Blue Origin Hired Dozens of Amazon Leo Veterans for TeraWave Project Over Past Year （bing.com）</w:t>
+        <w:t>【发射与任务】SpaceX：Need Labor Day Weekend plans? Catch SpaceX rocket launch in California - Ventura County Star （Ventura County Star）</w:t>
       </w:r>
     </w:p>
     <w:p>
@@ -384,7 +384,7 @@
           <w:rFonts w:ascii="Kaiti SC" w:hAnsi="Kaiti SC" w:eastAsia="Kaiti SC" w:cs="Kaiti SC"/>
           <w:sz w:val="21"/>
         </w:rPr>
-        <w:t>【订单与合作】Blue Origin：NASA Taps Blue Origin for $700 Million Mars Contract, Further Diversifying From SpaceX - The Daily Upside （The Daily Upside）</w:t>
+        <w:t>【其他动态】Blue Origin：Blue Origin rocket explosion sent sound waves 1,000 miles across the US （bing.com）</w:t>
       </w:r>
     </w:p>
     <w:p>
@@ -405,7 +405,7 @@
           <w:rFonts w:ascii="Kaiti SC" w:hAnsi="Kaiti SC" w:eastAsia="Kaiti SC" w:cs="Kaiti SC"/>
           <w:sz w:val="21"/>
         </w:rPr>
-        <w:t>【其他动态】Blue Origin：Bezos’ Blue Origin Has Poached Dozens of Amazon Satellite Engineers （bing.com）</w:t>
+        <w:t>【发射与任务】SpaceX：Need Labor Day plans? SpaceX eyes rocket launch that may be seen in Arizona - azcentral.com and The Arizona Republic （azcentral.com and The Arizona Republic）</w:t>
       </w:r>
     </w:p>
     <w:p>
@@ -426,7 +426,7 @@
           <w:rFonts w:ascii="Kaiti SC" w:hAnsi="Kaiti SC" w:eastAsia="Kaiti SC" w:cs="Kaiti SC"/>
           <w:sz w:val="21"/>
         </w:rPr>
-        <w:t>【融资与资本】星河动力：济南财金集团2.6亿战略投资护航“智神星一号”叩问苍穹 - Sohu （Sohu）</w:t>
+        <w:t>【其他动态】垣信卫星：阿里巴巴上汽入股垣信卫星，千帆星座运营主体注册资本增至24.8亿 - 同花顺财经 （同花顺财经）</w:t>
       </w:r>
     </w:p>
     <w:p>
@@ -447,7 +447,7 @@
           <w:rFonts w:ascii="Kaiti SC" w:hAnsi="Kaiti SC" w:eastAsia="Kaiti SC" w:cs="Kaiti SC"/>
           <w:sz w:val="21"/>
         </w:rPr>
-        <w:t>【发射与任务】星河动力：智神星一号（遥一）运载火箭在酒泉东风商业航天创新试验区点火升空 首飞入轨圆满成功 - 中国甘肃网 （中国甘肃网）</w:t>
+        <w:t>【发射与任务】Blue Origin：Blue Origin to build a 'game changer' satellite before humans reach Mars （bing.com）</w:t>
       </w:r>
     </w:p>
     <w:p>
@@ -468,7 +468,7 @@
           <w:rFonts w:ascii="Kaiti SC" w:hAnsi="Kaiti SC" w:eastAsia="Kaiti SC" w:cs="Kaiti SC"/>
           <w:sz w:val="21"/>
         </w:rPr>
-        <w:t>【发射与任务】星河动力：智神星一号（遥一）运载火箭在酒泉东风商业航天创新试验区点火升空 首飞入轨圆满成功 - 中国甘肃网 （中国甘肃网）</w:t>
+        <w:t>【发射与任务】Blue Origin：Blue Origin to build a 'game changer' satellite before humans reach Mars （bing.com）</w:t>
       </w:r>
     </w:p>
     <w:p>
@@ -489,7 +489,7 @@
           <w:rFonts w:ascii="Kaiti SC" w:hAnsi="Kaiti SC" w:eastAsia="Kaiti SC" w:cs="Kaiti SC"/>
           <w:sz w:val="21"/>
         </w:rPr>
-        <w:t>【其他动态】蓝箭航天：“朱雀三号”降落戈壁的第7天，中国航天悄悄干了一件“让宇宙回家”的大事… - 新浪财经 （新浪财经）</w:t>
+        <w:t>【发射与任务】Blue Origin：Blue Origin to build a 'game changer' satellite before humans reach Mars （bing.com）</w:t>
       </w:r>
     </w:p>
     <w:p>
@@ -510,7 +510,7 @@
           <w:rFonts w:ascii="Kaiti SC" w:hAnsi="Kaiti SC" w:eastAsia="Kaiti SC" w:cs="Kaiti SC"/>
           <w:sz w:val="21"/>
         </w:rPr>
-        <w:t>【发射与任务】星河动力：China's private, reusable Pallas-1 rocket aces debut launch (video) （space.com）</w:t>
+        <w:t>【发射与任务】星河动力：智神星一号首飞取得圆满成功 致力于打造低成本“太空专列” 北京亦庄可重复使 用火箭实现新突破 - 北京市人民政府门户网站 （北京市人民政府门户网站）</w:t>
       </w:r>
     </w:p>
     <w:p>
@@ -531,7 +531,7 @@
           <w:rFonts w:ascii="Kaiti SC" w:hAnsi="Kaiti SC" w:eastAsia="Kaiti SC" w:cs="Kaiti SC"/>
           <w:sz w:val="21"/>
         </w:rPr>
-        <w:t>【发射与任务】SpaceX：SpaceX's Oldest Falcon 9 Booster Completes 35th Flight; Orbital Starship Debut Approaches - Tech Times （Tech Times）</w:t>
+        <w:t>【发射与任务】SpaceX：Need Labor Day plans? SpaceX eyes rocket launch that may be seen in Arizona （bing.com）</w:t>
       </w:r>
     </w:p>
     <w:p>
@@ -552,7 +552,7 @@
           <w:rFonts w:ascii="Kaiti SC" w:hAnsi="Kaiti SC" w:eastAsia="Kaiti SC" w:cs="Kaiti SC"/>
           <w:sz w:val="21"/>
         </w:rPr>
-        <w:t>【产品与技术】SpaceX：Pallas-1 Debut, Falcon 9 Hits 35 Flights, X Report 3 Sep 2026 - KeepTrack （KeepTrack）</w:t>
+        <w:t>【发射与任务】Blue Origin：NASA awards Blue Origin $700 million Mars relay contract for not-yet-operational platform （bing.com）</w:t>
       </w:r>
     </w:p>
     <w:p>
@@ -573,7 +573,7 @@
           <w:rFonts w:ascii="Kaiti SC" w:hAnsi="Kaiti SC" w:eastAsia="Kaiti SC" w:cs="Kaiti SC"/>
           <w:sz w:val="21"/>
         </w:rPr>
-        <w:t>【其他动态】SpaceX：Starlink is now live in the UAE — Elon Musk confirms SpaceX service is operational - gulfnews.com （gulfnews.com）</w:t>
+        <w:t>【发射与任务】中科宇航：中科宇航力箭二号遥二运载火箭拟于今年10月完成发射 - 东方财富 （东方财富）</w:t>
       </w:r>
     </w:p>
     <w:p>
@@ -594,7 +594,49 @@
           <w:rFonts w:ascii="Kaiti SC" w:hAnsi="Kaiti SC" w:eastAsia="Kaiti SC" w:cs="Kaiti SC"/>
           <w:sz w:val="21"/>
         </w:rPr>
-        <w:t>【发射与任务】星河动力：南京力量助“智神星一号”首飞圆满成功 - 新浪财经 （新浪财经）</w:t>
+        <w:t>【发射与任务】SpaceX：Starlink V2 Mini Twilight: Falcon 9 Launches Friday as Starship V3 Nears - Tech Times （Tech Times）</w:t>
+      </w:r>
+    </w:p>
+    <w:p>
+      <w:pPr>
+        <w:keepLines/>
+        <w:spacing w:after="60"/>
+        <w:ind w:left="369" w:hanging="227"/>
+      </w:pPr>
+      <w:r>
+        <w:rPr>
+          <w:rFonts w:ascii="Kaiti SC" w:hAnsi="Kaiti SC" w:eastAsia="Kaiti SC" w:cs="Kaiti SC"/>
+          <w:sz w:val="21"/>
+        </w:rPr>
+        <w:t xml:space="preserve">➢ </w:t>
+      </w:r>
+      <w:r>
+        <w:rPr>
+          <w:rFonts w:ascii="Kaiti SC" w:hAnsi="Kaiti SC" w:eastAsia="Kaiti SC" w:cs="Kaiti SC"/>
+          <w:sz w:val="21"/>
+        </w:rPr>
+        <w:t>【发射与任务】SpaceX：Hungary’s 4iG Group to Launch Starlink Mobile （satellitetoday.com）</w:t>
+      </w:r>
+    </w:p>
+    <w:p>
+      <w:pPr>
+        <w:keepLines/>
+        <w:spacing w:after="60"/>
+        <w:ind w:left="369" w:hanging="227"/>
+      </w:pPr>
+      <w:r>
+        <w:rPr>
+          <w:rFonts w:ascii="Kaiti SC" w:hAnsi="Kaiti SC" w:eastAsia="Kaiti SC" w:cs="Kaiti SC"/>
+          <w:sz w:val="21"/>
+        </w:rPr>
+        <w:t xml:space="preserve">➢ </w:t>
+      </w:r>
+      <w:r>
+        <w:rPr>
+          <w:rFonts w:ascii="Kaiti SC" w:hAnsi="Kaiti SC" w:eastAsia="Kaiti SC" w:cs="Kaiti SC"/>
+          <w:sz w:val="21"/>
+        </w:rPr>
+        <w:t>【发射与任务】星河动力：智神星一号计划2027年下半年开展入轨回收试验 - 未来天玑 （未来天玑）</w:t>
       </w:r>
     </w:p>
     <w:p>
@@ -732,7 +774,7 @@
                 <w:b w:val="0"/>
                 <w:sz w:val="19"/>
               </w:rPr>
-              <w:t>Blue Origin</w:t>
+              <w:t>SpaceX</w:t>
             </w:r>
           </w:p>
         </w:tc>
@@ -774,7 +816,7 @@
                 <w:b w:val="0"/>
                 <w:sz w:val="19"/>
               </w:rPr>
-              <w:t>发射与任务、其他动态、订单与合作</w:t>
+              <w:t>发射与任务、其他动态</w:t>
             </w:r>
           </w:p>
         </w:tc>
@@ -794,7 +836,7 @@
                 <w:b w:val="0"/>
                 <w:sz w:val="19"/>
               </w:rPr>
-              <w:t>NASA Awards Blue Origin $700 Million Contract For Mars Communications Network</w:t>
+              <w:t>Need Labor Day Weekend plans? Catch SpaceX rocket launch in California - Ventura County Star</w:t>
             </w:r>
           </w:p>
         </w:tc>
@@ -819,7 +861,7 @@
                 <w:b w:val="0"/>
                 <w:sz w:val="19"/>
               </w:rPr>
-              <w:t>SpaceX</w:t>
+              <w:t>垣信卫星</w:t>
             </w:r>
           </w:p>
         </w:tc>
@@ -840,7 +882,7 @@
                 <w:b w:val="0"/>
                 <w:sz w:val="19"/>
               </w:rPr>
-              <w:t>5</w:t>
+              <w:t>9</w:t>
             </w:r>
           </w:p>
         </w:tc>
@@ -861,7 +903,7 @@
                 <w:b w:val="0"/>
                 <w:sz w:val="19"/>
               </w:rPr>
-              <w:t>其他动态、发射与任务、产品与技术</w:t>
+              <w:t>其他动态</w:t>
             </w:r>
           </w:p>
         </w:tc>
@@ -881,7 +923,94 @@
                 <w:b w:val="0"/>
                 <w:sz w:val="19"/>
               </w:rPr>
-              <w:t>4iG Group and SpaceX Sign Agreements to Deploy Starlink Mobile and Sovereign Satellite Solutions in Europe</w:t>
+              <w:t>阿里入局“千帆星座”，现身垣信卫星股东名单 - t.cj.sina.cn</w:t>
+            </w:r>
+          </w:p>
+        </w:tc>
+      </w:tr>
+      <w:tr>
+        <w:trPr>
+          <w:cantSplit/>
+        </w:trPr>
+        <w:tc>
+          <w:tcPr>
+            <w:tcW w:type="dxa" w:w="2075"/>
+            <w:vAlign w:val="center"/>
+          </w:tcPr>
+          <w:p>
+            <w:pPr>
+              <w:spacing w:after="0" w:line="252" w:lineRule="auto"/>
+            </w:pPr>
+            <w:r/>
+            <w:r>
+              <w:rPr>
+                <w:rFonts w:ascii="Kaiti SC" w:hAnsi="Kaiti SC" w:eastAsia="Kaiti SC" w:cs="Kaiti SC"/>
+                <w:b w:val="0"/>
+                <w:sz w:val="19"/>
+              </w:rPr>
+              <w:t>Blue Origin</w:t>
+            </w:r>
+          </w:p>
+        </w:tc>
+        <w:tc>
+          <w:tcPr>
+            <w:tcW w:type="dxa" w:w="2075"/>
+            <w:vAlign w:val="center"/>
+          </w:tcPr>
+          <w:p>
+            <w:pPr>
+              <w:spacing w:after="0" w:line="252" w:lineRule="auto"/>
+              <w:jc w:val="center"/>
+            </w:pPr>
+            <w:r/>
+            <w:r>
+              <w:rPr>
+                <w:rFonts w:ascii="Kaiti SC" w:hAnsi="Kaiti SC" w:eastAsia="Kaiti SC" w:cs="Kaiti SC"/>
+                <w:b w:val="0"/>
+                <w:sz w:val="19"/>
+              </w:rPr>
+              <w:t>8</w:t>
+            </w:r>
+          </w:p>
+        </w:tc>
+        <w:tc>
+          <w:tcPr>
+            <w:tcW w:type="dxa" w:w="2075"/>
+            <w:vAlign w:val="center"/>
+          </w:tcPr>
+          <w:p>
+            <w:pPr>
+              <w:spacing w:after="0" w:line="252" w:lineRule="auto"/>
+              <w:jc w:val="center"/>
+            </w:pPr>
+            <w:r/>
+            <w:r>
+              <w:rPr>
+                <w:rFonts w:ascii="Kaiti SC" w:hAnsi="Kaiti SC" w:eastAsia="Kaiti SC" w:cs="Kaiti SC"/>
+                <w:b w:val="0"/>
+                <w:sz w:val="19"/>
+              </w:rPr>
+              <w:t>其他动态、发射与任务</w:t>
+            </w:r>
+          </w:p>
+        </w:tc>
+        <w:tc>
+          <w:tcPr>
+            <w:tcW w:type="dxa" w:w="2075"/>
+            <w:vAlign w:val="center"/>
+          </w:tcPr>
+          <w:p>
+            <w:pPr>
+              <w:spacing w:after="0" w:line="252" w:lineRule="auto"/>
+            </w:pPr>
+            <w:r/>
+            <w:r>
+              <w:rPr>
+                <w:rFonts w:ascii="Kaiti SC" w:hAnsi="Kaiti SC" w:eastAsia="Kaiti SC" w:cs="Kaiti SC"/>
+                <w:b w:val="0"/>
+                <w:sz w:val="19"/>
+              </w:rPr>
+              <w:t>Blue Origin rocket explosion sent sound waves 1,000 miles across the US</w:t>
             </w:r>
           </w:p>
         </w:tc>
@@ -927,7 +1056,7 @@
                 <w:b w:val="0"/>
                 <w:sz w:val="19"/>
               </w:rPr>
-              <w:t>5</w:t>
+              <w:t>2</w:t>
             </w:r>
           </w:p>
         </w:tc>
@@ -948,7 +1077,7 @@
                 <w:b w:val="0"/>
                 <w:sz w:val="19"/>
               </w:rPr>
-              <w:t>融资与资本、发射与任务</w:t>
+              <w:t>发射与任务</w:t>
             </w:r>
           </w:p>
         </w:tc>
@@ -968,7 +1097,7 @@
                 <w:b w:val="0"/>
                 <w:sz w:val="19"/>
               </w:rPr>
-              <w:t>济南财金集团2.6亿战略投资护航“智神星一号”叩问苍穹 - Sohu</w:t>
+              <w:t>智神星一号首飞取得圆满成功 致力于打造低成本“太空专列” 北京亦庄可重复使 用火箭实现新突破 - 北京市人民政府门户网站</w:t>
             </w:r>
           </w:p>
         </w:tc>
@@ -993,7 +1122,7 @@
                 <w:b w:val="0"/>
                 <w:sz w:val="19"/>
               </w:rPr>
-              <w:t>蓝箭航天</w:t>
+              <w:t>中科宇航</w:t>
             </w:r>
           </w:p>
         </w:tc>
@@ -1035,7 +1164,7 @@
                 <w:b w:val="0"/>
                 <w:sz w:val="19"/>
               </w:rPr>
-              <w:t>其他动态</w:t>
+              <w:t>发射与任务</w:t>
             </w:r>
           </w:p>
         </w:tc>
@@ -1055,7 +1184,7 @@
                 <w:b w:val="0"/>
                 <w:sz w:val="19"/>
               </w:rPr>
-              <w:t>“朱雀三号”降落戈壁的第7天，中国航天悄悄干了一件“让宇宙回家”的大事… - 新浪财经</w:t>
+              <w:t>中科宇航力箭二号遥二运载火箭拟于今年10月完成发射 - 东方财富</w:t>
             </w:r>
           </w:p>
         </w:tc>
@@ -1092,7 +1221,7 @@
           <w:rFonts w:ascii="Kaiti SC" w:hAnsi="Kaiti SC" w:eastAsia="Kaiti SC" w:cs="Kaiti SC"/>
           <w:sz w:val="21"/>
         </w:rPr>
-        <w:t>[1] 2026-09-03｜satnews.com｜SpaceX：4iG Group and SpaceX Sign Agreements to Deploy Starlink Mobile and Sovereign Satellite Solutions in Europe</w:t>
+        <w:t>[1] 2026-09-04｜t.cj.sina.cn｜垣信卫星：阿里入局“千帆星座”，现身垣信卫星股东名单 - t.cj.sina.cn</w:t>
       </w:r>
     </w:p>
     <w:p>
@@ -1113,7 +1242,7 @@
           <w:rFonts w:ascii="Kaiti SC" w:hAnsi="Kaiti SC" w:eastAsia="Kaiti SC" w:cs="Kaiti SC"/>
           <w:sz w:val="21"/>
         </w:rPr>
-        <w:t>[2] 2026-09-03｜BASENOR - Tesla Accessories｜SpaceX：Starlink Goes Live in the UAE: What the Launch Means - BASENOR - Tesla Accessories</w:t>
+        <w:t>[2] 2026-09-04｜t.cj.sina.cn｜垣信卫星：低轨卫星赛道再添巨头！阿里入局“千帆星座”，现身垣信卫星股东名单 - t.cj.sina.cn</w:t>
       </w:r>
     </w:p>
     <w:p>
@@ -1134,7 +1263,7 @@
           <w:rFonts w:ascii="Kaiti SC" w:hAnsi="Kaiti SC" w:eastAsia="Kaiti SC" w:cs="Kaiti SC"/>
           <w:sz w:val="21"/>
         </w:rPr>
-        <w:t>[3] 2026-09-03｜spacewatch.global｜Blue Origin：NASA Awards Blue Origin $700 Million Contract For Mars Communications Network</w:t>
+        <w:t>[3] 2026-09-04｜DoNews｜垣信卫星：阿里入股垣信卫星，千帆星座2026年底完成324星全球组网 - DoNews</w:t>
       </w:r>
     </w:p>
     <w:p>
@@ -1155,7 +1284,7 @@
           <w:rFonts w:ascii="Kaiti SC" w:hAnsi="Kaiti SC" w:eastAsia="Kaiti SC" w:cs="Kaiti SC"/>
           <w:sz w:val="21"/>
         </w:rPr>
-        <w:t>[4] 2026-09-03｜bing.com｜Blue Origin：Market Chatter: Blue Origin Hired Dozens of Amazon Leo Veterans for TeraWave Project Over Past Year</w:t>
+        <w:t>[4] 2026-09-04｜21财经｜垣信卫星：阿里入局“千帆星座” - 21财经</w:t>
       </w:r>
     </w:p>
     <w:p>
@@ -1176,7 +1305,7 @@
           <w:rFonts w:ascii="Kaiti SC" w:hAnsi="Kaiti SC" w:eastAsia="Kaiti SC" w:cs="Kaiti SC"/>
           <w:sz w:val="21"/>
         </w:rPr>
-        <w:t>[5] 2026-09-03｜bing.com｜Blue Origin：Market Chatter: Blue Origin Hired Dozens of Amazon Leo Veterans for TeraWave Project Over Past Year</w:t>
+        <w:t>[5] 2026-09-04｜Ventura County Star｜SpaceX：Need Labor Day Weekend plans? Catch SpaceX rocket launch in California - Ventura County Star</w:t>
       </w:r>
     </w:p>
     <w:p>
@@ -1197,7 +1326,7 @@
           <w:rFonts w:ascii="Kaiti SC" w:hAnsi="Kaiti SC" w:eastAsia="Kaiti SC" w:cs="Kaiti SC"/>
           <w:sz w:val="21"/>
         </w:rPr>
-        <w:t>[6] 2026-09-03｜The Daily Upside｜Blue Origin：NASA Taps Blue Origin for $700 Million Mars Contract, Further Diversifying From SpaceX - The Daily Upside</w:t>
+        <w:t>[6] 2026-09-04｜bing.com｜Blue Origin：Blue Origin rocket explosion sent sound waves 1,000 miles across the US</w:t>
       </w:r>
     </w:p>
     <w:p>
@@ -1218,7 +1347,7 @@
           <w:rFonts w:ascii="Kaiti SC" w:hAnsi="Kaiti SC" w:eastAsia="Kaiti SC" w:cs="Kaiti SC"/>
           <w:sz w:val="21"/>
         </w:rPr>
-        <w:t>[7] 2026-09-03｜bing.com｜Blue Origin：Bezos’ Blue Origin Has Poached Dozens of Amazon Satellite Engineers</w:t>
+        <w:t>[7] 2026-09-04｜azcentral.com and The Arizona Republic｜SpaceX：Need Labor Day plans? SpaceX eyes rocket launch that may be seen in Arizona - azcentral.com and The Arizona Republic</w:t>
       </w:r>
     </w:p>
     <w:p>
@@ -1239,7 +1368,7 @@
           <w:rFonts w:ascii="Kaiti SC" w:hAnsi="Kaiti SC" w:eastAsia="Kaiti SC" w:cs="Kaiti SC"/>
           <w:sz w:val="21"/>
         </w:rPr>
-        <w:t>[8] 2026-09-03｜Sohu｜星河动力：济南财金集团2.6亿战略投资护航“智神星一号”叩问苍穹 - Sohu</w:t>
+        <w:t>[8] 2026-09-04｜同花顺财经｜垣信卫星：阿里巴巴上汽入股垣信卫星，千帆星座运营主体注册资本增至24.8亿 - 同花顺财经</w:t>
       </w:r>
     </w:p>
     <w:p>
@@ -1260,7 +1389,7 @@
           <w:rFonts w:ascii="Kaiti SC" w:hAnsi="Kaiti SC" w:eastAsia="Kaiti SC" w:cs="Kaiti SC"/>
           <w:sz w:val="21"/>
         </w:rPr>
-        <w:t>[9] 2026-09-03｜中国甘肃网｜星河动力：智神星一号（遥一）运载火箭在酒泉东风商业航天创新试验区点火升空 首飞入轨圆满成功 - 中国甘肃网</w:t>
+        <w:t>[9] 2026-09-04｜bing.com｜Blue Origin：Blue Origin to build a 'game changer' satellite before humans reach Mars</w:t>
       </w:r>
     </w:p>
     <w:p>
@@ -1281,7 +1410,7 @@
           <w:rFonts w:ascii="Kaiti SC" w:hAnsi="Kaiti SC" w:eastAsia="Kaiti SC" w:cs="Kaiti SC"/>
           <w:sz w:val="21"/>
         </w:rPr>
-        <w:t>[10] 2026-09-03｜中国甘肃网｜星河动力：智神星一号（遥一）运载火箭在酒泉东风商业航天创新试验区点火升空 首飞入轨圆满成功 - 中国甘肃网</w:t>
+        <w:t>[10] 2026-09-04｜bing.com｜Blue Origin：Blue Origin to build a 'game changer' satellite before humans reach Mars</w:t>
       </w:r>
     </w:p>
     <w:p>
@@ -1302,7 +1431,7 @@
           <w:rFonts w:ascii="Kaiti SC" w:hAnsi="Kaiti SC" w:eastAsia="Kaiti SC" w:cs="Kaiti SC"/>
           <w:sz w:val="21"/>
         </w:rPr>
-        <w:t>[11] 2026-09-03｜新浪财经｜蓝箭航天：“朱雀三号”降落戈壁的第7天，中国航天悄悄干了一件“让宇宙回家”的大事… - 新浪财经</w:t>
+        <w:t>[11] 2026-09-04｜bing.com｜Blue Origin：Blue Origin to build a 'game changer' satellite before humans reach Mars</w:t>
       </w:r>
     </w:p>
     <w:p>
@@ -1323,7 +1452,7 @@
           <w:rFonts w:ascii="Kaiti SC" w:hAnsi="Kaiti SC" w:eastAsia="Kaiti SC" w:cs="Kaiti SC"/>
           <w:sz w:val="21"/>
         </w:rPr>
-        <w:t>[12] 2026-09-03｜space.com｜星河动力：China's private, reusable Pallas-1 rocket aces debut launch (video)</w:t>
+        <w:t>[12] 2026-09-04｜北京市人民政府门户网站｜星河动力：智神星一号首飞取得圆满成功 致力于打造低成本“太空专列” 北京亦庄可重复使 用火箭实现新突破 - 北京市人民政府门户网站</w:t>
       </w:r>
     </w:p>
     <w:p>
@@ -1344,7 +1473,7 @@
           <w:rFonts w:ascii="Kaiti SC" w:hAnsi="Kaiti SC" w:eastAsia="Kaiti SC" w:cs="Kaiti SC"/>
           <w:sz w:val="21"/>
         </w:rPr>
-        <w:t>[13] 2026-09-03｜Tech Times｜SpaceX：SpaceX's Oldest Falcon 9 Booster Completes 35th Flight; Orbital Starship Debut Approaches - Tech Times</w:t>
+        <w:t>[13] 2026-09-04｜bing.com｜SpaceX：Need Labor Day plans? SpaceX eyes rocket launch that may be seen in Arizona</w:t>
       </w:r>
     </w:p>
     <w:p>
@@ -1365,7 +1494,7 @@
           <w:rFonts w:ascii="Kaiti SC" w:hAnsi="Kaiti SC" w:eastAsia="Kaiti SC" w:cs="Kaiti SC"/>
           <w:sz w:val="21"/>
         </w:rPr>
-        <w:t>[14] 2026-09-03｜KeepTrack｜SpaceX：Pallas-1 Debut, Falcon 9 Hits 35 Flights, X Report 3 Sep 2026 - KeepTrack</w:t>
+        <w:t>[14] 2026-09-04｜bing.com｜Blue Origin：NASA awards Blue Origin $700 million Mars relay contract for not-yet-operational platform</w:t>
       </w:r>
     </w:p>
     <w:p>
@@ -1386,7 +1515,7 @@
           <w:rFonts w:ascii="Kaiti SC" w:hAnsi="Kaiti SC" w:eastAsia="Kaiti SC" w:cs="Kaiti SC"/>
           <w:sz w:val="21"/>
         </w:rPr>
-        <w:t>[15] 2026-09-03｜gulfnews.com｜SpaceX：Starlink is now live in the UAE — Elon Musk confirms SpaceX service is operational - gulfnews.com</w:t>
+        <w:t>[15] 2026-09-04｜东方财富｜中科宇航：中科宇航力箭二号遥二运载火箭拟于今年10月完成发射 - 东方财富</w:t>
       </w:r>
     </w:p>
     <w:p>
@@ -1407,7 +1536,49 @@
           <w:rFonts w:ascii="Kaiti SC" w:hAnsi="Kaiti SC" w:eastAsia="Kaiti SC" w:cs="Kaiti SC"/>
           <w:sz w:val="21"/>
         </w:rPr>
-        <w:t>[16] 2026-09-03｜新浪财经｜星河动力：南京力量助“智神星一号”首飞圆满成功 - 新浪财经</w:t>
+        <w:t>[16] 2026-09-04｜Tech Times｜SpaceX：Starlink V2 Mini Twilight: Falcon 9 Launches Friday as Starship V3 Nears - Tech Times</w:t>
+      </w:r>
+    </w:p>
+    <w:p>
+      <w:pPr>
+        <w:keepLines/>
+        <w:spacing w:after="60"/>
+        <w:ind w:left="369" w:hanging="227"/>
+      </w:pPr>
+      <w:r>
+        <w:rPr>
+          <w:rFonts w:ascii="Kaiti SC" w:hAnsi="Kaiti SC" w:eastAsia="Kaiti SC" w:cs="Kaiti SC"/>
+          <w:sz w:val="21"/>
+        </w:rPr>
+        <w:t xml:space="preserve">✓ </w:t>
+      </w:r>
+      <w:r>
+        <w:rPr>
+          <w:rFonts w:ascii="Kaiti SC" w:hAnsi="Kaiti SC" w:eastAsia="Kaiti SC" w:cs="Kaiti SC"/>
+          <w:sz w:val="21"/>
+        </w:rPr>
+        <w:t>[17] 2026-09-04｜satellitetoday.com｜SpaceX：Hungary’s 4iG Group to Launch Starlink Mobile</w:t>
+      </w:r>
+    </w:p>
+    <w:p>
+      <w:pPr>
+        <w:keepLines/>
+        <w:spacing w:after="60"/>
+        <w:ind w:left="369" w:hanging="227"/>
+      </w:pPr>
+      <w:r>
+        <w:rPr>
+          <w:rFonts w:ascii="Kaiti SC" w:hAnsi="Kaiti SC" w:eastAsia="Kaiti SC" w:cs="Kaiti SC"/>
+          <w:sz w:val="21"/>
+        </w:rPr>
+        <w:t xml:space="preserve">✓ </w:t>
+      </w:r>
+      <w:r>
+        <w:rPr>
+          <w:rFonts w:ascii="Kaiti SC" w:hAnsi="Kaiti SC" w:eastAsia="Kaiti SC" w:cs="Kaiti SC"/>
+          <w:sz w:val="21"/>
+        </w:rPr>
+        <w:t>[18] 2026-09-04｜未来天玑｜星河动力：智神星一号计划2027年下半年开展入轨回收试验 - 未来天玑</w:t>
       </w:r>
     </w:p>
     <w:sectPr>

--- a/docs/data/reports/daily-documents/latest/previous_daily_report.docx
+++ b/docs/data/reports/daily-documents/latest/previous_daily_report.docx
@@ -26,7 +26,7 @@
           <w:rFonts w:ascii="Kaiti SC" w:hAnsi="Kaiti SC" w:eastAsia="Kaiti SC" w:cs="Kaiti SC"/>
           <w:sz w:val="21"/>
         </w:rPr>
-        <w:t>2026-09-04（上一自然日）</w:t>
+        <w:t>2026-09-05（上一自然日）</w:t>
       </w:r>
     </w:p>
     <w:tbl>
@@ -81,7 +81,7 @@
                 <w:b w:val="0"/>
                 <w:sz w:val="19"/>
               </w:rPr>
-              <w:t>2026-09-04</w:t>
+              <w:t>2026-09-05</w:t>
             </w:r>
           </w:p>
         </w:tc>
@@ -127,7 +127,7 @@
                 <w:b w:val="0"/>
                 <w:sz w:val="19"/>
               </w:rPr>
-              <w:t>31 条 / 5 家</w:t>
+              <w:t>16 条 / 4 家</w:t>
             </w:r>
           </w:p>
         </w:tc>
@@ -173,7 +173,7 @@
                 <w:b w:val="0"/>
                 <w:sz w:val="19"/>
               </w:rPr>
-              <w:t>18 个</w:t>
+              <w:t>12 个</w:t>
             </w:r>
           </w:p>
         </w:tc>
@@ -219,7 +219,7 @@
                 <w:b w:val="0"/>
                 <w:sz w:val="19"/>
               </w:rPr>
-              <w:t>2026-09-05</w:t>
+              <w:t>2026-09-06</w:t>
             </w:r>
           </w:p>
         </w:tc>
@@ -245,7 +245,7 @@
     </w:p>
     <w:p>
       <w:r>
-        <w:t>2026-09-04 共归档 31 条新闻，覆盖 5 家公司、18 个信息来源。 新闻量较多的公司包括 SpaceX、垣信卫星、Blue Origin、星河动力。</w:t>
+        <w:t>2026-09-05 共归档 16 条新闻，覆盖 4 家公司、12 个信息来源。 新闻量较多的公司包括 Blue Origin、SpaceX、垣信卫星、星河动力。</w:t>
       </w:r>
     </w:p>
     <w:p>
@@ -279,7 +279,7 @@
           <w:rFonts w:ascii="Kaiti SC" w:hAnsi="Kaiti SC" w:eastAsia="Kaiti SC" w:cs="Kaiti SC"/>
           <w:sz w:val="21"/>
         </w:rPr>
-        <w:t>【其他动态】垣信卫星：阿里入局“千帆星座”，现身垣信卫星股东名单 - t.cj.sina.cn （t.cj.sina.cn）</w:t>
+        <w:t>【发射与任务】Blue Origin：Blue Origin expands test and launch sites across the Cape （NASASpaceflight）</w:t>
       </w:r>
     </w:p>
     <w:p>
@@ -300,7 +300,7 @@
           <w:rFonts w:ascii="Kaiti SC" w:hAnsi="Kaiti SC" w:eastAsia="Kaiti SC" w:cs="Kaiti SC"/>
           <w:sz w:val="21"/>
         </w:rPr>
-        <w:t>【其他动态】垣信卫星：低轨卫星赛道再添巨头！阿里入局“千帆星座”，现身垣信卫星股东名单 - t.cj.sina.cn （t.cj.sina.cn）</w:t>
+        <w:t>【发射与任务】Blue Origin：Blue Origin Nets NASA Mars Orbiter Contract （Space Scout）</w:t>
       </w:r>
     </w:p>
     <w:p>
@@ -321,7 +321,7 @@
           <w:rFonts w:ascii="Kaiti SC" w:hAnsi="Kaiti SC" w:eastAsia="Kaiti SC" w:cs="Kaiti SC"/>
           <w:sz w:val="21"/>
         </w:rPr>
-        <w:t>【其他动态】垣信卫星：阿里入股垣信卫星，千帆星座2026年底完成324星全球组网 - DoNews （DoNews）</w:t>
+        <w:t>【发射与任务】星河动力：国防军工行业周报：遥智神星一号遥一首飞成功入轨_行业研究_研报 - 证券之星 （证券之星）</w:t>
       </w:r>
     </w:p>
     <w:p>
@@ -342,7 +342,7 @@
           <w:rFonts w:ascii="Kaiti SC" w:hAnsi="Kaiti SC" w:eastAsia="Kaiti SC" w:cs="Kaiti SC"/>
           <w:sz w:val="21"/>
         </w:rPr>
-        <w:t>【其他动态】垣信卫星：阿里入局“千帆星座” - 21财经 （21财经）</w:t>
+        <w:t>【其他动态】垣信卫星：中国版SpaceX！阿里入局千帆星座：正式登记为恒信卫星股东 - news.mydrivers.com （news.mydrivers.com）</w:t>
       </w:r>
     </w:p>
     <w:p>
@@ -363,7 +363,7 @@
           <w:rFonts w:ascii="Kaiti SC" w:hAnsi="Kaiti SC" w:eastAsia="Kaiti SC" w:cs="Kaiti SC"/>
           <w:sz w:val="21"/>
         </w:rPr>
-        <w:t>【发射与任务】SpaceX：Need Labor Day Weekend plans? Catch SpaceX rocket launch in California - Ventura County Star （Ventura County Star）</w:t>
+        <w:t>【发射与任务】SpaceX：SpaceX aims to catch its Starship on land for the first time and drop upgraded Starlink satellites in orbit （bing.com）</w:t>
       </w:r>
     </w:p>
     <w:p>
@@ -384,7 +384,7 @@
           <w:rFonts w:ascii="Kaiti SC" w:hAnsi="Kaiti SC" w:eastAsia="Kaiti SC" w:cs="Kaiti SC"/>
           <w:sz w:val="21"/>
         </w:rPr>
-        <w:t>【其他动态】Blue Origin：Blue Origin rocket explosion sent sound waves 1,000 miles across the US （bing.com）</w:t>
+        <w:t>【发射与任务】SpaceX：SpaceX aims to catch its Starship on land for the first time and drop upgraded Starlink satellites in orbit （bing.com）</w:t>
       </w:r>
     </w:p>
     <w:p>
@@ -405,7 +405,7 @@
           <w:rFonts w:ascii="Kaiti SC" w:hAnsi="Kaiti SC" w:eastAsia="Kaiti SC" w:cs="Kaiti SC"/>
           <w:sz w:val="21"/>
         </w:rPr>
-        <w:t>【发射与任务】SpaceX：Need Labor Day plans? SpaceX eyes rocket launch that may be seen in Arizona - azcentral.com and The Arizona Republic （azcentral.com and The Arizona Republic）</w:t>
+        <w:t>【其他动态】Blue Origin：Jeff Bezos' Blue Origin Hires 47 Amazon Satellite Engineers To Build Rival TeraWave Network This Year （bing.com）</w:t>
       </w:r>
     </w:p>
     <w:p>
@@ -426,7 +426,7 @@
           <w:rFonts w:ascii="Kaiti SC" w:hAnsi="Kaiti SC" w:eastAsia="Kaiti SC" w:cs="Kaiti SC"/>
           <w:sz w:val="21"/>
         </w:rPr>
-        <w:t>【其他动态】垣信卫星：阿里巴巴上汽入股垣信卫星，千帆星座运营主体注册资本增至24.8亿 - 同花顺财经 （同花顺财经）</w:t>
+        <w:t>【其他动态】Blue Origin：Jeff Bezos' Blue Origin Hires 47 Amazon Satellite Engineers To Build Rival TeraWave Network This Year （bing.com）</w:t>
       </w:r>
     </w:p>
     <w:p>
@@ -447,7 +447,7 @@
           <w:rFonts w:ascii="Kaiti SC" w:hAnsi="Kaiti SC" w:eastAsia="Kaiti SC" w:cs="Kaiti SC"/>
           <w:sz w:val="21"/>
         </w:rPr>
-        <w:t>【发射与任务】Blue Origin：Blue Origin to build a 'game changer' satellite before humans reach Mars （bing.com）</w:t>
+        <w:t>【其他动态】垣信卫星：阿里，投了垣信卫星 - thepaper.cn （thepaper.cn）</w:t>
       </w:r>
     </w:p>
     <w:p>
@@ -468,7 +468,7 @@
           <w:rFonts w:ascii="Kaiti SC" w:hAnsi="Kaiti SC" w:eastAsia="Kaiti SC" w:cs="Kaiti SC"/>
           <w:sz w:val="21"/>
         </w:rPr>
-        <w:t>【发射与任务】Blue Origin：Blue Origin to build a 'game changer' satellite before humans reach Mars （bing.com）</w:t>
+        <w:t>【其他动态】垣信卫星：阿里入股垣信卫星，“千帆星座”再添产业巨头 - 富途牛牛 （富途牛牛）</w:t>
       </w:r>
     </w:p>
     <w:p>
@@ -489,7 +489,7 @@
           <w:rFonts w:ascii="Kaiti SC" w:hAnsi="Kaiti SC" w:eastAsia="Kaiti SC" w:cs="Kaiti SC"/>
           <w:sz w:val="21"/>
         </w:rPr>
-        <w:t>【发射与任务】Blue Origin：Blue Origin to build a 'game changer' satellite before humans reach Mars （bing.com）</w:t>
+        <w:t>【其他动态】垣信卫星：阿里入股垣信卫星，“千帆星座”再添产业巨头 - 新浪财经 （新浪财经）</w:t>
       </w:r>
     </w:p>
     <w:p>
@@ -510,7 +510,7 @@
           <w:rFonts w:ascii="Kaiti SC" w:hAnsi="Kaiti SC" w:eastAsia="Kaiti SC" w:cs="Kaiti SC"/>
           <w:sz w:val="21"/>
         </w:rPr>
-        <w:t>【发射与任务】星河动力：智神星一号首飞取得圆满成功 致力于打造低成本“太空专列” 北京亦庄可重复使 用火箭实现新突破 - 北京市人民政府门户网站 （北京市人民政府门户网站）</w:t>
+        <w:t>【其他动态】Blue Origin：Jeff Bezos' Blue Origin Hires 47 Amazon Satellite Engineers To Build Rival TeraWave Network This Year （bing.com）</w:t>
       </w:r>
     </w:p>
     <w:p>
@@ -531,7 +531,7 @@
           <w:rFonts w:ascii="Kaiti SC" w:hAnsi="Kaiti SC" w:eastAsia="Kaiti SC" w:cs="Kaiti SC"/>
           <w:sz w:val="21"/>
         </w:rPr>
-        <w:t>【发射与任务】SpaceX：Need Labor Day plans? SpaceX eyes rocket launch that may be seen in Arizona （bing.com）</w:t>
+        <w:t>【发射与任务】SpaceX：SpaceX Vandenberg Labor Day Weekend liftoff ahead. Track rocket launch - Ventura County Star （Ventura County Star）</w:t>
       </w:r>
     </w:p>
     <w:p>
@@ -552,91 +552,7 @@
           <w:rFonts w:ascii="Kaiti SC" w:hAnsi="Kaiti SC" w:eastAsia="Kaiti SC" w:cs="Kaiti SC"/>
           <w:sz w:val="21"/>
         </w:rPr>
-        <w:t>【发射与任务】Blue Origin：NASA awards Blue Origin $700 million Mars relay contract for not-yet-operational platform （bing.com）</w:t>
-      </w:r>
-    </w:p>
-    <w:p>
-      <w:pPr>
-        <w:keepLines/>
-        <w:spacing w:after="60"/>
-        <w:ind w:left="369" w:hanging="227"/>
-      </w:pPr>
-      <w:r>
-        <w:rPr>
-          <w:rFonts w:ascii="Kaiti SC" w:hAnsi="Kaiti SC" w:eastAsia="Kaiti SC" w:cs="Kaiti SC"/>
-          <w:sz w:val="21"/>
-        </w:rPr>
-        <w:t xml:space="preserve">➢ </w:t>
-      </w:r>
-      <w:r>
-        <w:rPr>
-          <w:rFonts w:ascii="Kaiti SC" w:hAnsi="Kaiti SC" w:eastAsia="Kaiti SC" w:cs="Kaiti SC"/>
-          <w:sz w:val="21"/>
-        </w:rPr>
-        <w:t>【发射与任务】中科宇航：中科宇航力箭二号遥二运载火箭拟于今年10月完成发射 - 东方财富 （东方财富）</w:t>
-      </w:r>
-    </w:p>
-    <w:p>
-      <w:pPr>
-        <w:keepLines/>
-        <w:spacing w:after="60"/>
-        <w:ind w:left="369" w:hanging="227"/>
-      </w:pPr>
-      <w:r>
-        <w:rPr>
-          <w:rFonts w:ascii="Kaiti SC" w:hAnsi="Kaiti SC" w:eastAsia="Kaiti SC" w:cs="Kaiti SC"/>
-          <w:sz w:val="21"/>
-        </w:rPr>
-        <w:t xml:space="preserve">➢ </w:t>
-      </w:r>
-      <w:r>
-        <w:rPr>
-          <w:rFonts w:ascii="Kaiti SC" w:hAnsi="Kaiti SC" w:eastAsia="Kaiti SC" w:cs="Kaiti SC"/>
-          <w:sz w:val="21"/>
-        </w:rPr>
-        <w:t>【发射与任务】SpaceX：Starlink V2 Mini Twilight: Falcon 9 Launches Friday as Starship V3 Nears - Tech Times （Tech Times）</w:t>
-      </w:r>
-    </w:p>
-    <w:p>
-      <w:pPr>
-        <w:keepLines/>
-        <w:spacing w:after="60"/>
-        <w:ind w:left="369" w:hanging="227"/>
-      </w:pPr>
-      <w:r>
-        <w:rPr>
-          <w:rFonts w:ascii="Kaiti SC" w:hAnsi="Kaiti SC" w:eastAsia="Kaiti SC" w:cs="Kaiti SC"/>
-          <w:sz w:val="21"/>
-        </w:rPr>
-        <w:t xml:space="preserve">➢ </w:t>
-      </w:r>
-      <w:r>
-        <w:rPr>
-          <w:rFonts w:ascii="Kaiti SC" w:hAnsi="Kaiti SC" w:eastAsia="Kaiti SC" w:cs="Kaiti SC"/>
-          <w:sz w:val="21"/>
-        </w:rPr>
-        <w:t>【发射与任务】SpaceX：Hungary’s 4iG Group to Launch Starlink Mobile （satellitetoday.com）</w:t>
-      </w:r>
-    </w:p>
-    <w:p>
-      <w:pPr>
-        <w:keepLines/>
-        <w:spacing w:after="60"/>
-        <w:ind w:left="369" w:hanging="227"/>
-      </w:pPr>
-      <w:r>
-        <w:rPr>
-          <w:rFonts w:ascii="Kaiti SC" w:hAnsi="Kaiti SC" w:eastAsia="Kaiti SC" w:cs="Kaiti SC"/>
-          <w:sz w:val="21"/>
-        </w:rPr>
-        <w:t xml:space="preserve">➢ </w:t>
-      </w:r>
-      <w:r>
-        <w:rPr>
-          <w:rFonts w:ascii="Kaiti SC" w:hAnsi="Kaiti SC" w:eastAsia="Kaiti SC" w:cs="Kaiti SC"/>
-          <w:sz w:val="21"/>
-        </w:rPr>
-        <w:t>【发射与任务】星河动力：智神星一号计划2027年下半年开展入轨回收试验 - 未来天玑 （未来天玑）</w:t>
+        <w:t>【发射与任务】SpaceX：SpaceX plans a Labor Day Weekend rocket launch. Here's how to watch - The Desert Sun （The Desert Sun）</w:t>
       </w:r>
     </w:p>
     <w:p>
@@ -774,7 +690,7 @@
                 <w:b w:val="0"/>
                 <w:sz w:val="19"/>
               </w:rPr>
-              <w:t>SpaceX</w:t>
+              <w:t>Blue Origin</w:t>
             </w:r>
           </w:p>
         </w:tc>
@@ -795,7 +711,7 @@
                 <w:b w:val="0"/>
                 <w:sz w:val="19"/>
               </w:rPr>
-              <w:t>11</w:t>
+              <w:t>7</w:t>
             </w:r>
           </w:p>
         </w:tc>
@@ -836,7 +752,94 @@
                 <w:b w:val="0"/>
                 <w:sz w:val="19"/>
               </w:rPr>
-              <w:t>Need Labor Day Weekend plans? Catch SpaceX rocket launch in California - Ventura County Star</w:t>
+              <w:t>Blue Origin expands test and launch sites across the Cape</w:t>
+            </w:r>
+          </w:p>
+        </w:tc>
+      </w:tr>
+      <w:tr>
+        <w:trPr>
+          <w:cantSplit/>
+        </w:trPr>
+        <w:tc>
+          <w:tcPr>
+            <w:tcW w:type="dxa" w:w="2075"/>
+            <w:vAlign w:val="center"/>
+          </w:tcPr>
+          <w:p>
+            <w:pPr>
+              <w:spacing w:after="0" w:line="252" w:lineRule="auto"/>
+            </w:pPr>
+            <w:r/>
+            <w:r>
+              <w:rPr>
+                <w:rFonts w:ascii="Kaiti SC" w:hAnsi="Kaiti SC" w:eastAsia="Kaiti SC" w:cs="Kaiti SC"/>
+                <w:b w:val="0"/>
+                <w:sz w:val="19"/>
+              </w:rPr>
+              <w:t>SpaceX</w:t>
+            </w:r>
+          </w:p>
+        </w:tc>
+        <w:tc>
+          <w:tcPr>
+            <w:tcW w:type="dxa" w:w="2075"/>
+            <w:vAlign w:val="center"/>
+          </w:tcPr>
+          <w:p>
+            <w:pPr>
+              <w:spacing w:after="0" w:line="252" w:lineRule="auto"/>
+              <w:jc w:val="center"/>
+            </w:pPr>
+            <w:r/>
+            <w:r>
+              <w:rPr>
+                <w:rFonts w:ascii="Kaiti SC" w:hAnsi="Kaiti SC" w:eastAsia="Kaiti SC" w:cs="Kaiti SC"/>
+                <w:b w:val="0"/>
+                <w:sz w:val="19"/>
+              </w:rPr>
+              <w:t>4</w:t>
+            </w:r>
+          </w:p>
+        </w:tc>
+        <w:tc>
+          <w:tcPr>
+            <w:tcW w:type="dxa" w:w="2075"/>
+            <w:vAlign w:val="center"/>
+          </w:tcPr>
+          <w:p>
+            <w:pPr>
+              <w:spacing w:after="0" w:line="252" w:lineRule="auto"/>
+              <w:jc w:val="center"/>
+            </w:pPr>
+            <w:r/>
+            <w:r>
+              <w:rPr>
+                <w:rFonts w:ascii="Kaiti SC" w:hAnsi="Kaiti SC" w:eastAsia="Kaiti SC" w:cs="Kaiti SC"/>
+                <w:b w:val="0"/>
+                <w:sz w:val="19"/>
+              </w:rPr>
+              <w:t>发射与任务</w:t>
+            </w:r>
+          </w:p>
+        </w:tc>
+        <w:tc>
+          <w:tcPr>
+            <w:tcW w:type="dxa" w:w="2075"/>
+            <w:vAlign w:val="center"/>
+          </w:tcPr>
+          <w:p>
+            <w:pPr>
+              <w:spacing w:after="0" w:line="252" w:lineRule="auto"/>
+            </w:pPr>
+            <w:r/>
+            <w:r>
+              <w:rPr>
+                <w:rFonts w:ascii="Kaiti SC" w:hAnsi="Kaiti SC" w:eastAsia="Kaiti SC" w:cs="Kaiti SC"/>
+                <w:b w:val="0"/>
+                <w:sz w:val="19"/>
+              </w:rPr>
+              <w:t>SpaceX aims to catch its Starship on land for the first time and drop upgraded Starlink satellites in orbit</w:t>
             </w:r>
           </w:p>
         </w:tc>
@@ -882,7 +885,7 @@
                 <w:b w:val="0"/>
                 <w:sz w:val="19"/>
               </w:rPr>
-              <w:t>9</w:t>
+              <w:t>4</w:t>
             </w:r>
           </w:p>
         </w:tc>
@@ -923,94 +926,7 @@
                 <w:b w:val="0"/>
                 <w:sz w:val="19"/>
               </w:rPr>
-              <w:t>阿里入局“千帆星座”，现身垣信卫星股东名单 - t.cj.sina.cn</w:t>
-            </w:r>
-          </w:p>
-        </w:tc>
-      </w:tr>
-      <w:tr>
-        <w:trPr>
-          <w:cantSplit/>
-        </w:trPr>
-        <w:tc>
-          <w:tcPr>
-            <w:tcW w:type="dxa" w:w="2075"/>
-            <w:vAlign w:val="center"/>
-          </w:tcPr>
-          <w:p>
-            <w:pPr>
-              <w:spacing w:after="0" w:line="252" w:lineRule="auto"/>
-            </w:pPr>
-            <w:r/>
-            <w:r>
-              <w:rPr>
-                <w:rFonts w:ascii="Kaiti SC" w:hAnsi="Kaiti SC" w:eastAsia="Kaiti SC" w:cs="Kaiti SC"/>
-                <w:b w:val="0"/>
-                <w:sz w:val="19"/>
-              </w:rPr>
-              <w:t>Blue Origin</w:t>
-            </w:r>
-          </w:p>
-        </w:tc>
-        <w:tc>
-          <w:tcPr>
-            <w:tcW w:type="dxa" w:w="2075"/>
-            <w:vAlign w:val="center"/>
-          </w:tcPr>
-          <w:p>
-            <w:pPr>
-              <w:spacing w:after="0" w:line="252" w:lineRule="auto"/>
-              <w:jc w:val="center"/>
-            </w:pPr>
-            <w:r/>
-            <w:r>
-              <w:rPr>
-                <w:rFonts w:ascii="Kaiti SC" w:hAnsi="Kaiti SC" w:eastAsia="Kaiti SC" w:cs="Kaiti SC"/>
-                <w:b w:val="0"/>
-                <w:sz w:val="19"/>
-              </w:rPr>
-              <w:t>8</w:t>
-            </w:r>
-          </w:p>
-        </w:tc>
-        <w:tc>
-          <w:tcPr>
-            <w:tcW w:type="dxa" w:w="2075"/>
-            <w:vAlign w:val="center"/>
-          </w:tcPr>
-          <w:p>
-            <w:pPr>
-              <w:spacing w:after="0" w:line="252" w:lineRule="auto"/>
-              <w:jc w:val="center"/>
-            </w:pPr>
-            <w:r/>
-            <w:r>
-              <w:rPr>
-                <w:rFonts w:ascii="Kaiti SC" w:hAnsi="Kaiti SC" w:eastAsia="Kaiti SC" w:cs="Kaiti SC"/>
-                <w:b w:val="0"/>
-                <w:sz w:val="19"/>
-              </w:rPr>
-              <w:t>其他动态、发射与任务</w:t>
-            </w:r>
-          </w:p>
-        </w:tc>
-        <w:tc>
-          <w:tcPr>
-            <w:tcW w:type="dxa" w:w="2075"/>
-            <w:vAlign w:val="center"/>
-          </w:tcPr>
-          <w:p>
-            <w:pPr>
-              <w:spacing w:after="0" w:line="252" w:lineRule="auto"/>
-            </w:pPr>
-            <w:r/>
-            <w:r>
-              <w:rPr>
-                <w:rFonts w:ascii="Kaiti SC" w:hAnsi="Kaiti SC" w:eastAsia="Kaiti SC" w:cs="Kaiti SC"/>
-                <w:b w:val="0"/>
-                <w:sz w:val="19"/>
-              </w:rPr>
-              <w:t>Blue Origin rocket explosion sent sound waves 1,000 miles across the US</w:t>
+              <w:t>中国版SpaceX！阿里入局千帆星座：正式登记为恒信卫星股东 - news.mydrivers.com</w:t>
             </w:r>
           </w:p>
         </w:tc>
@@ -1036,93 +952,6 @@
                 <w:sz w:val="19"/>
               </w:rPr>
               <w:t>星河动力</w:t>
-            </w:r>
-          </w:p>
-        </w:tc>
-        <w:tc>
-          <w:tcPr>
-            <w:tcW w:type="dxa" w:w="2075"/>
-            <w:vAlign w:val="center"/>
-          </w:tcPr>
-          <w:p>
-            <w:pPr>
-              <w:spacing w:after="0" w:line="252" w:lineRule="auto"/>
-              <w:jc w:val="center"/>
-            </w:pPr>
-            <w:r/>
-            <w:r>
-              <w:rPr>
-                <w:rFonts w:ascii="Kaiti SC" w:hAnsi="Kaiti SC" w:eastAsia="Kaiti SC" w:cs="Kaiti SC"/>
-                <w:b w:val="0"/>
-                <w:sz w:val="19"/>
-              </w:rPr>
-              <w:t>2</w:t>
-            </w:r>
-          </w:p>
-        </w:tc>
-        <w:tc>
-          <w:tcPr>
-            <w:tcW w:type="dxa" w:w="2075"/>
-            <w:vAlign w:val="center"/>
-          </w:tcPr>
-          <w:p>
-            <w:pPr>
-              <w:spacing w:after="0" w:line="252" w:lineRule="auto"/>
-              <w:jc w:val="center"/>
-            </w:pPr>
-            <w:r/>
-            <w:r>
-              <w:rPr>
-                <w:rFonts w:ascii="Kaiti SC" w:hAnsi="Kaiti SC" w:eastAsia="Kaiti SC" w:cs="Kaiti SC"/>
-                <w:b w:val="0"/>
-                <w:sz w:val="19"/>
-              </w:rPr>
-              <w:t>发射与任务</w:t>
-            </w:r>
-          </w:p>
-        </w:tc>
-        <w:tc>
-          <w:tcPr>
-            <w:tcW w:type="dxa" w:w="2075"/>
-            <w:vAlign w:val="center"/>
-          </w:tcPr>
-          <w:p>
-            <w:pPr>
-              <w:spacing w:after="0" w:line="252" w:lineRule="auto"/>
-            </w:pPr>
-            <w:r/>
-            <w:r>
-              <w:rPr>
-                <w:rFonts w:ascii="Kaiti SC" w:hAnsi="Kaiti SC" w:eastAsia="Kaiti SC" w:cs="Kaiti SC"/>
-                <w:b w:val="0"/>
-                <w:sz w:val="19"/>
-              </w:rPr>
-              <w:t>智神星一号首飞取得圆满成功 致力于打造低成本“太空专列” 北京亦庄可重复使 用火箭实现新突破 - 北京市人民政府门户网站</w:t>
-            </w:r>
-          </w:p>
-        </w:tc>
-      </w:tr>
-      <w:tr>
-        <w:trPr>
-          <w:cantSplit/>
-        </w:trPr>
-        <w:tc>
-          <w:tcPr>
-            <w:tcW w:type="dxa" w:w="2075"/>
-            <w:vAlign w:val="center"/>
-          </w:tcPr>
-          <w:p>
-            <w:pPr>
-              <w:spacing w:after="0" w:line="252" w:lineRule="auto"/>
-            </w:pPr>
-            <w:r/>
-            <w:r>
-              <w:rPr>
-                <w:rFonts w:ascii="Kaiti SC" w:hAnsi="Kaiti SC" w:eastAsia="Kaiti SC" w:cs="Kaiti SC"/>
-                <w:b w:val="0"/>
-                <w:sz w:val="19"/>
-              </w:rPr>
-              <w:t>中科宇航</w:t>
             </w:r>
           </w:p>
         </w:tc>
@@ -1184,7 +1013,7 @@
                 <w:b w:val="0"/>
                 <w:sz w:val="19"/>
               </w:rPr>
-              <w:t>中科宇航力箭二号遥二运载火箭拟于今年10月完成发射 - 东方财富</w:t>
+              <w:t>国防军工行业周报：遥智神星一号遥一首飞成功入轨_行业研究_研报 - 证券之星</w:t>
             </w:r>
           </w:p>
         </w:tc>
@@ -1221,7 +1050,7 @@
           <w:rFonts w:ascii="Kaiti SC" w:hAnsi="Kaiti SC" w:eastAsia="Kaiti SC" w:cs="Kaiti SC"/>
           <w:sz w:val="21"/>
         </w:rPr>
-        <w:t>[1] 2026-09-04｜t.cj.sina.cn｜垣信卫星：阿里入局“千帆星座”，现身垣信卫星股东名单 - t.cj.sina.cn</w:t>
+        <w:t>[1] 2026-09-05｜NASASpaceflight｜Blue Origin：Blue Origin expands test and launch sites across the Cape</w:t>
       </w:r>
     </w:p>
     <w:p>
@@ -1242,7 +1071,7 @@
           <w:rFonts w:ascii="Kaiti SC" w:hAnsi="Kaiti SC" w:eastAsia="Kaiti SC" w:cs="Kaiti SC"/>
           <w:sz w:val="21"/>
         </w:rPr>
-        <w:t>[2] 2026-09-04｜t.cj.sina.cn｜垣信卫星：低轨卫星赛道再添巨头！阿里入局“千帆星座”，现身垣信卫星股东名单 - t.cj.sina.cn</w:t>
+        <w:t>[2] 2026-09-05｜Space Scout｜Blue Origin：Blue Origin Nets NASA Mars Orbiter Contract</w:t>
       </w:r>
     </w:p>
     <w:p>
@@ -1263,7 +1092,7 @@
           <w:rFonts w:ascii="Kaiti SC" w:hAnsi="Kaiti SC" w:eastAsia="Kaiti SC" w:cs="Kaiti SC"/>
           <w:sz w:val="21"/>
         </w:rPr>
-        <w:t>[3] 2026-09-04｜DoNews｜垣信卫星：阿里入股垣信卫星，千帆星座2026年底完成324星全球组网 - DoNews</w:t>
+        <w:t>[3] 2026-09-05｜证券之星｜星河动力：国防军工行业周报：遥智神星一号遥一首飞成功入轨_行业研究_研报 - 证券之星</w:t>
       </w:r>
     </w:p>
     <w:p>
@@ -1284,7 +1113,7 @@
           <w:rFonts w:ascii="Kaiti SC" w:hAnsi="Kaiti SC" w:eastAsia="Kaiti SC" w:cs="Kaiti SC"/>
           <w:sz w:val="21"/>
         </w:rPr>
-        <w:t>[4] 2026-09-04｜21财经｜垣信卫星：阿里入局“千帆星座” - 21财经</w:t>
+        <w:t>[4] 2026-09-05｜news.mydrivers.com｜垣信卫星：中国版SpaceX！阿里入局千帆星座：正式登记为恒信卫星股东 - news.mydrivers.com</w:t>
       </w:r>
     </w:p>
     <w:p>
@@ -1305,7 +1134,7 @@
           <w:rFonts w:ascii="Kaiti SC" w:hAnsi="Kaiti SC" w:eastAsia="Kaiti SC" w:cs="Kaiti SC"/>
           <w:sz w:val="21"/>
         </w:rPr>
-        <w:t>[5] 2026-09-04｜Ventura County Star｜SpaceX：Need Labor Day Weekend plans? Catch SpaceX rocket launch in California - Ventura County Star</w:t>
+        <w:t>[5] 2026-09-05｜bing.com｜SpaceX：SpaceX aims to catch its Starship on land for the first time and drop upgraded Starlink satellites in orbit</w:t>
       </w:r>
     </w:p>
     <w:p>
@@ -1326,7 +1155,7 @@
           <w:rFonts w:ascii="Kaiti SC" w:hAnsi="Kaiti SC" w:eastAsia="Kaiti SC" w:cs="Kaiti SC"/>
           <w:sz w:val="21"/>
         </w:rPr>
-        <w:t>[6] 2026-09-04｜bing.com｜Blue Origin：Blue Origin rocket explosion sent sound waves 1,000 miles across the US</w:t>
+        <w:t>[6] 2026-09-05｜bing.com｜SpaceX：SpaceX aims to catch its Starship on land for the first time and drop upgraded Starlink satellites in orbit</w:t>
       </w:r>
     </w:p>
     <w:p>
@@ -1347,7 +1176,7 @@
           <w:rFonts w:ascii="Kaiti SC" w:hAnsi="Kaiti SC" w:eastAsia="Kaiti SC" w:cs="Kaiti SC"/>
           <w:sz w:val="21"/>
         </w:rPr>
-        <w:t>[7] 2026-09-04｜azcentral.com and The Arizona Republic｜SpaceX：Need Labor Day plans? SpaceX eyes rocket launch that may be seen in Arizona - azcentral.com and The Arizona Republic</w:t>
+        <w:t>[7] 2026-09-05｜bing.com｜Blue Origin：Jeff Bezos' Blue Origin Hires 47 Amazon Satellite Engineers To Build Rival TeraWave Network This Year</w:t>
       </w:r>
     </w:p>
     <w:p>
@@ -1368,7 +1197,7 @@
           <w:rFonts w:ascii="Kaiti SC" w:hAnsi="Kaiti SC" w:eastAsia="Kaiti SC" w:cs="Kaiti SC"/>
           <w:sz w:val="21"/>
         </w:rPr>
-        <w:t>[8] 2026-09-04｜同花顺财经｜垣信卫星：阿里巴巴上汽入股垣信卫星，千帆星座运营主体注册资本增至24.8亿 - 同花顺财经</w:t>
+        <w:t>[8] 2026-09-05｜bing.com｜Blue Origin：Jeff Bezos' Blue Origin Hires 47 Amazon Satellite Engineers To Build Rival TeraWave Network This Year</w:t>
       </w:r>
     </w:p>
     <w:p>
@@ -1389,7 +1218,7 @@
           <w:rFonts w:ascii="Kaiti SC" w:hAnsi="Kaiti SC" w:eastAsia="Kaiti SC" w:cs="Kaiti SC"/>
           <w:sz w:val="21"/>
         </w:rPr>
-        <w:t>[9] 2026-09-04｜bing.com｜Blue Origin：Blue Origin to build a 'game changer' satellite before humans reach Mars</w:t>
+        <w:t>[9] 2026-09-05｜thepaper.cn｜垣信卫星：阿里，投了垣信卫星 - thepaper.cn</w:t>
       </w:r>
     </w:p>
     <w:p>
@@ -1410,7 +1239,7 @@
           <w:rFonts w:ascii="Kaiti SC" w:hAnsi="Kaiti SC" w:eastAsia="Kaiti SC" w:cs="Kaiti SC"/>
           <w:sz w:val="21"/>
         </w:rPr>
-        <w:t>[10] 2026-09-04｜bing.com｜Blue Origin：Blue Origin to build a 'game changer' satellite before humans reach Mars</w:t>
+        <w:t>[10] 2026-09-05｜富途牛牛｜垣信卫星：阿里入股垣信卫星，“千帆星座”再添产业巨头 - 富途牛牛</w:t>
       </w:r>
     </w:p>
     <w:p>
@@ -1431,7 +1260,7 @@
           <w:rFonts w:ascii="Kaiti SC" w:hAnsi="Kaiti SC" w:eastAsia="Kaiti SC" w:cs="Kaiti SC"/>
           <w:sz w:val="21"/>
         </w:rPr>
-        <w:t>[11] 2026-09-04｜bing.com｜Blue Origin：Blue Origin to build a 'game changer' satellite before humans reach Mars</w:t>
+        <w:t>[11] 2026-09-05｜新浪财经｜垣信卫星：阿里入股垣信卫星，“千帆星座”再添产业巨头 - 新浪财经</w:t>
       </w:r>
     </w:p>
     <w:p>
@@ -1452,7 +1281,7 @@
           <w:rFonts w:ascii="Kaiti SC" w:hAnsi="Kaiti SC" w:eastAsia="Kaiti SC" w:cs="Kaiti SC"/>
           <w:sz w:val="21"/>
         </w:rPr>
-        <w:t>[12] 2026-09-04｜北京市人民政府门户网站｜星河动力：智神星一号首飞取得圆满成功 致力于打造低成本“太空专列” 北京亦庄可重复使 用火箭实现新突破 - 北京市人民政府门户网站</w:t>
+        <w:t>[12] 2026-09-05｜bing.com｜Blue Origin：Jeff Bezos' Blue Origin Hires 47 Amazon Satellite Engineers To Build Rival TeraWave Network This Year</w:t>
       </w:r>
     </w:p>
     <w:p>
@@ -1473,7 +1302,7 @@
           <w:rFonts w:ascii="Kaiti SC" w:hAnsi="Kaiti SC" w:eastAsia="Kaiti SC" w:cs="Kaiti SC"/>
           <w:sz w:val="21"/>
         </w:rPr>
-        <w:t>[13] 2026-09-04｜bing.com｜SpaceX：Need Labor Day plans? SpaceX eyes rocket launch that may be seen in Arizona</w:t>
+        <w:t>[13] 2026-09-05｜Ventura County Star｜SpaceX：SpaceX Vandenberg Labor Day Weekend liftoff ahead. Track rocket launch - Ventura County Star</w:t>
       </w:r>
     </w:p>
     <w:p>
@@ -1494,91 +1323,7 @@
           <w:rFonts w:ascii="Kaiti SC" w:hAnsi="Kaiti SC" w:eastAsia="Kaiti SC" w:cs="Kaiti SC"/>
           <w:sz w:val="21"/>
         </w:rPr>
-        <w:t>[14] 2026-09-04｜bing.com｜Blue Origin：NASA awards Blue Origin $700 million Mars relay contract for not-yet-operational platform</w:t>
-      </w:r>
-    </w:p>
-    <w:p>
-      <w:pPr>
-        <w:keepLines/>
-        <w:spacing w:after="60"/>
-        <w:ind w:left="369" w:hanging="227"/>
-      </w:pPr>
-      <w:r>
-        <w:rPr>
-          <w:rFonts w:ascii="Kaiti SC" w:hAnsi="Kaiti SC" w:eastAsia="Kaiti SC" w:cs="Kaiti SC"/>
-          <w:sz w:val="21"/>
-        </w:rPr>
-        <w:t xml:space="preserve">✓ </w:t>
-      </w:r>
-      <w:r>
-        <w:rPr>
-          <w:rFonts w:ascii="Kaiti SC" w:hAnsi="Kaiti SC" w:eastAsia="Kaiti SC" w:cs="Kaiti SC"/>
-          <w:sz w:val="21"/>
-        </w:rPr>
-        <w:t>[15] 2026-09-04｜东方财富｜中科宇航：中科宇航力箭二号遥二运载火箭拟于今年10月完成发射 - 东方财富</w:t>
-      </w:r>
-    </w:p>
-    <w:p>
-      <w:pPr>
-        <w:keepLines/>
-        <w:spacing w:after="60"/>
-        <w:ind w:left="369" w:hanging="227"/>
-      </w:pPr>
-      <w:r>
-        <w:rPr>
-          <w:rFonts w:ascii="Kaiti SC" w:hAnsi="Kaiti SC" w:eastAsia="Kaiti SC" w:cs="Kaiti SC"/>
-          <w:sz w:val="21"/>
-        </w:rPr>
-        <w:t xml:space="preserve">✓ </w:t>
-      </w:r>
-      <w:r>
-        <w:rPr>
-          <w:rFonts w:ascii="Kaiti SC" w:hAnsi="Kaiti SC" w:eastAsia="Kaiti SC" w:cs="Kaiti SC"/>
-          <w:sz w:val="21"/>
-        </w:rPr>
-        <w:t>[16] 2026-09-04｜Tech Times｜SpaceX：Starlink V2 Mini Twilight: Falcon 9 Launches Friday as Starship V3 Nears - Tech Times</w:t>
-      </w:r>
-    </w:p>
-    <w:p>
-      <w:pPr>
-        <w:keepLines/>
-        <w:spacing w:after="60"/>
-        <w:ind w:left="369" w:hanging="227"/>
-      </w:pPr>
-      <w:r>
-        <w:rPr>
-          <w:rFonts w:ascii="Kaiti SC" w:hAnsi="Kaiti SC" w:eastAsia="Kaiti SC" w:cs="Kaiti SC"/>
-          <w:sz w:val="21"/>
-        </w:rPr>
-        <w:t xml:space="preserve">✓ </w:t>
-      </w:r>
-      <w:r>
-        <w:rPr>
-          <w:rFonts w:ascii="Kaiti SC" w:hAnsi="Kaiti SC" w:eastAsia="Kaiti SC" w:cs="Kaiti SC"/>
-          <w:sz w:val="21"/>
-        </w:rPr>
-        <w:t>[17] 2026-09-04｜satellitetoday.com｜SpaceX：Hungary’s 4iG Group to Launch Starlink Mobile</w:t>
-      </w:r>
-    </w:p>
-    <w:p>
-      <w:pPr>
-        <w:keepLines/>
-        <w:spacing w:after="60"/>
-        <w:ind w:left="369" w:hanging="227"/>
-      </w:pPr>
-      <w:r>
-        <w:rPr>
-          <w:rFonts w:ascii="Kaiti SC" w:hAnsi="Kaiti SC" w:eastAsia="Kaiti SC" w:cs="Kaiti SC"/>
-          <w:sz w:val="21"/>
-        </w:rPr>
-        <w:t xml:space="preserve">✓ </w:t>
-      </w:r>
-      <w:r>
-        <w:rPr>
-          <w:rFonts w:ascii="Kaiti SC" w:hAnsi="Kaiti SC" w:eastAsia="Kaiti SC" w:cs="Kaiti SC"/>
-          <w:sz w:val="21"/>
-        </w:rPr>
-        <w:t>[18] 2026-09-04｜未来天玑｜星河动力：智神星一号计划2027年下半年开展入轨回收试验 - 未来天玑</w:t>
+        <w:t>[14] 2026-09-05｜The Desert Sun｜SpaceX：SpaceX plans a Labor Day Weekend rocket launch. Here's how to watch - The Desert Sun</w:t>
       </w:r>
     </w:p>
     <w:sectPr>

--- a/docs/data/reports/daily-documents/latest/previous_daily_report.docx
+++ b/docs/data/reports/daily-documents/latest/previous_daily_report.docx
@@ -26,7 +26,7 @@
           <w:rFonts w:ascii="Kaiti SC" w:hAnsi="Kaiti SC" w:eastAsia="Kaiti SC" w:cs="Kaiti SC"/>
           <w:sz w:val="21"/>
         </w:rPr>
-        <w:t>2026-09-05（上一自然日）</w:t>
+        <w:t>2026-09-06（上一自然日）</w:t>
       </w:r>
     </w:p>
     <w:tbl>
@@ -81,7 +81,7 @@
                 <w:b w:val="0"/>
                 <w:sz w:val="19"/>
               </w:rPr>
-              <w:t>2026-09-05</w:t>
+              <w:t>2026-09-06</w:t>
             </w:r>
           </w:p>
         </w:tc>
@@ -127,7 +127,7 @@
                 <w:b w:val="0"/>
                 <w:sz w:val="19"/>
               </w:rPr>
-              <w:t>16 条 / 4 家</w:t>
+              <w:t>17 条 / 5 家</w:t>
             </w:r>
           </w:p>
         </w:tc>
@@ -219,7 +219,7 @@
                 <w:b w:val="0"/>
                 <w:sz w:val="19"/>
               </w:rPr>
-              <w:t>2026-09-06</w:t>
+              <w:t>2026-09-07</w:t>
             </w:r>
           </w:p>
         </w:tc>
@@ -245,7 +245,7 @@
     </w:p>
     <w:p>
       <w:r>
-        <w:t>2026-09-05 共归档 16 条新闻，覆盖 4 家公司、12 个信息来源。 新闻量较多的公司包括 Blue Origin、SpaceX、垣信卫星、星河动力。</w:t>
+        <w:t>2026-09-06 共归档 17 条新闻，覆盖 5 家公司、12 个信息来源。 新闻量较多的公司包括 SpaceX、蓝箭航天、垣信卫星、Blue Origin。</w:t>
       </w:r>
     </w:p>
     <w:p>
@@ -279,7 +279,7 @@
           <w:rFonts w:ascii="Kaiti SC" w:hAnsi="Kaiti SC" w:eastAsia="Kaiti SC" w:cs="Kaiti SC"/>
           <w:sz w:val="21"/>
         </w:rPr>
-        <w:t>【发射与任务】Blue Origin：Blue Origin expands test and launch sites across the Cape （NASASpaceflight）</w:t>
+        <w:t>【发射与任务】SpaceX：Live coverage: SpaceX to launch 80th Starlink mission of 2026 （Spaceflight Now）</w:t>
       </w:r>
     </w:p>
     <w:p>
@@ -300,7 +300,7 @@
           <w:rFonts w:ascii="Kaiti SC" w:hAnsi="Kaiti SC" w:eastAsia="Kaiti SC" w:cs="Kaiti SC"/>
           <w:sz w:val="21"/>
         </w:rPr>
-        <w:t>【发射与任务】Blue Origin：Blue Origin Nets NASA Mars Orbiter Contract （Space Scout）</w:t>
+        <w:t>【市场与股价】SpaceX：Forget Starlink? Japan’s $1 Billion BlueBird Play Makes ASTS the National Satellite OS （bing.com）</w:t>
       </w:r>
     </w:p>
     <w:p>
@@ -321,7 +321,7 @@
           <w:rFonts w:ascii="Kaiti SC" w:hAnsi="Kaiti SC" w:eastAsia="Kaiti SC" w:cs="Kaiti SC"/>
           <w:sz w:val="21"/>
         </w:rPr>
-        <w:t>【发射与任务】星河动力：国防军工行业周报：遥智神星一号遥一首飞成功入轨_行业研究_研报 - 证券之星 （证券之星）</w:t>
+        <w:t>【发射与任务】SpaceX：SpaceX Falcon 9 rocket launches 27 Starlink satellites, lands on ship at sea (video) - Space （Space）</w:t>
       </w:r>
     </w:p>
     <w:p>
@@ -342,7 +342,7 @@
           <w:rFonts w:ascii="Kaiti SC" w:hAnsi="Kaiti SC" w:eastAsia="Kaiti SC" w:cs="Kaiti SC"/>
           <w:sz w:val="21"/>
         </w:rPr>
-        <w:t>【其他动态】垣信卫星：中国版SpaceX！阿里入局千帆星座：正式登记为恒信卫星股东 - news.mydrivers.com （news.mydrivers.com）</w:t>
+        <w:t>【发射与任务】SpaceX：SpaceX launches 27 Starlink satellites, booster lands on drone ship （bing.com）</w:t>
       </w:r>
     </w:p>
     <w:p>
@@ -363,7 +363,7 @@
           <w:rFonts w:ascii="Kaiti SC" w:hAnsi="Kaiti SC" w:eastAsia="Kaiti SC" w:cs="Kaiti SC"/>
           <w:sz w:val="21"/>
         </w:rPr>
-        <w:t>【发射与任务】SpaceX：SpaceX aims to catch its Starship on land for the first time and drop upgraded Starlink satellites in orbit （bing.com）</w:t>
+        <w:t>【发射与任务】SpaceX：WATCH LIVE: SpaceX Falcon 9 launches 27 Starlink satellites from California - foxnews.com （foxnews.com）</w:t>
       </w:r>
     </w:p>
     <w:p>
@@ -384,7 +384,7 @@
           <w:rFonts w:ascii="Kaiti SC" w:hAnsi="Kaiti SC" w:eastAsia="Kaiti SC" w:cs="Kaiti SC"/>
           <w:sz w:val="21"/>
         </w:rPr>
-        <w:t>【发射与任务】SpaceX：SpaceX aims to catch its Starship on land for the first time and drop upgraded Starlink satellites in orbit （bing.com）</w:t>
+        <w:t>【融资与资本】垣信卫星：卫网君：垣信卫星近70亿增资投资人全解析；商业航天下半场：从“把卫星送上天”到“把卫星变成生意”；马斯克亲自下场铸造燃气轮机叶片 - Sohu （Sohu）</w:t>
       </w:r>
     </w:p>
     <w:p>
@@ -405,7 +405,7 @@
           <w:rFonts w:ascii="Kaiti SC" w:hAnsi="Kaiti SC" w:eastAsia="Kaiti SC" w:cs="Kaiti SC"/>
           <w:sz w:val="21"/>
         </w:rPr>
-        <w:t>【其他动态】Blue Origin：Jeff Bezos' Blue Origin Hires 47 Amazon Satellite Engineers To Build Rival TeraWave Network This Year （bing.com）</w:t>
+        <w:t>【发射与任务】蓝箭航天：Zhuque-3 orbital rocket booster touches down upright, giving China a new foothold in reusable rockets （bing.com）</w:t>
       </w:r>
     </w:p>
     <w:p>
@@ -426,7 +426,7 @@
           <w:rFonts w:ascii="Kaiti SC" w:hAnsi="Kaiti SC" w:eastAsia="Kaiti SC" w:cs="Kaiti SC"/>
           <w:sz w:val="21"/>
         </w:rPr>
-        <w:t>【其他动态】Blue Origin：Jeff Bezos' Blue Origin Hires 47 Amazon Satellite Engineers To Build Rival TeraWave Network This Year （bing.com）</w:t>
+        <w:t>【发射与任务】蓝箭航天：Zhuque-3 orbital rocket booster touches down upright, giving China a new foothold in reusable rockets （bing.com）</w:t>
       </w:r>
     </w:p>
     <w:p>
@@ -447,7 +447,7 @@
           <w:rFonts w:ascii="Kaiti SC" w:hAnsi="Kaiti SC" w:eastAsia="Kaiti SC" w:cs="Kaiti SC"/>
           <w:sz w:val="21"/>
         </w:rPr>
-        <w:t>【其他动态】垣信卫星：阿里，投了垣信卫星 - thepaper.cn （thepaper.cn）</w:t>
+        <w:t>【其他动态】垣信卫星：阿里巴巴上汽入股垣信卫星，千帆星座运营主体注册资本增至24.8亿 - k.sina.com.cn （k.sina.com.cn）</w:t>
       </w:r>
     </w:p>
     <w:p>
@@ -468,7 +468,7 @@
           <w:rFonts w:ascii="Kaiti SC" w:hAnsi="Kaiti SC" w:eastAsia="Kaiti SC" w:cs="Kaiti SC"/>
           <w:sz w:val="21"/>
         </w:rPr>
-        <w:t>【其他动态】垣信卫星：阿里入股垣信卫星，“千帆星座”再添产业巨头 - 富途牛牛 （富途牛牛）</w:t>
+        <w:t>【其他动态】Blue Origin：Blue Origin’s New Glenn rocket explosion traced to faulty oxygen valve - eciks.org （eciks.org）</w:t>
       </w:r>
     </w:p>
     <w:p>
@@ -489,7 +489,7 @@
           <w:rFonts w:ascii="Kaiti SC" w:hAnsi="Kaiti SC" w:eastAsia="Kaiti SC" w:cs="Kaiti SC"/>
           <w:sz w:val="21"/>
         </w:rPr>
-        <w:t>【其他动态】垣信卫星：阿里入股垣信卫星，“千帆星座”再添产业巨头 - 新浪财经 （新浪财经）</w:t>
+        <w:t>【产品与技术】中科宇航：中科宇航亮相中博会，工作人员透露太空旅游价格能降至百万人民币 - 广州日报新花城 （广州日报新花城）</w:t>
       </w:r>
     </w:p>
     <w:p>
@@ -510,49 +510,7 @@
           <w:rFonts w:ascii="Kaiti SC" w:hAnsi="Kaiti SC" w:eastAsia="Kaiti SC" w:cs="Kaiti SC"/>
           <w:sz w:val="21"/>
         </w:rPr>
-        <w:t>【其他动态】Blue Origin：Jeff Bezos' Blue Origin Hires 47 Amazon Satellite Engineers To Build Rival TeraWave Network This Year （bing.com）</w:t>
-      </w:r>
-    </w:p>
-    <w:p>
-      <w:pPr>
-        <w:keepLines/>
-        <w:spacing w:after="60"/>
-        <w:ind w:left="369" w:hanging="227"/>
-      </w:pPr>
-      <w:r>
-        <w:rPr>
-          <w:rFonts w:ascii="Kaiti SC" w:hAnsi="Kaiti SC" w:eastAsia="Kaiti SC" w:cs="Kaiti SC"/>
-          <w:sz w:val="21"/>
-        </w:rPr>
-        <w:t xml:space="preserve">➢ </w:t>
-      </w:r>
-      <w:r>
-        <w:rPr>
-          <w:rFonts w:ascii="Kaiti SC" w:hAnsi="Kaiti SC" w:eastAsia="Kaiti SC" w:cs="Kaiti SC"/>
-          <w:sz w:val="21"/>
-        </w:rPr>
-        <w:t>【发射与任务】SpaceX：SpaceX Vandenberg Labor Day Weekend liftoff ahead. Track rocket launch - Ventura County Star （Ventura County Star）</w:t>
-      </w:r>
-    </w:p>
-    <w:p>
-      <w:pPr>
-        <w:keepLines/>
-        <w:spacing w:after="60"/>
-        <w:ind w:left="369" w:hanging="227"/>
-      </w:pPr>
-      <w:r>
-        <w:rPr>
-          <w:rFonts w:ascii="Kaiti SC" w:hAnsi="Kaiti SC" w:eastAsia="Kaiti SC" w:cs="Kaiti SC"/>
-          <w:sz w:val="21"/>
-        </w:rPr>
-        <w:t xml:space="preserve">➢ </w:t>
-      </w:r>
-      <w:r>
-        <w:rPr>
-          <w:rFonts w:ascii="Kaiti SC" w:hAnsi="Kaiti SC" w:eastAsia="Kaiti SC" w:cs="Kaiti SC"/>
-          <w:sz w:val="21"/>
-        </w:rPr>
-        <w:t>【发射与任务】SpaceX：SpaceX plans a Labor Day Weekend rocket launch. Here's how to watch - The Desert Sun （The Desert Sun）</w:t>
+        <w:t>【其他动态】蓝箭航天：朱雀三号，百公里高空一把“倒车入库” - 新浪财经 （新浪财经）</w:t>
       </w:r>
     </w:p>
     <w:p>
@@ -690,7 +648,7 @@
                 <w:b w:val="0"/>
                 <w:sz w:val="19"/>
               </w:rPr>
-              <w:t>Blue Origin</w:t>
+              <w:t>SpaceX</w:t>
             </w:r>
           </w:p>
         </w:tc>
@@ -711,7 +669,94 @@
                 <w:b w:val="0"/>
                 <w:sz w:val="19"/>
               </w:rPr>
-              <w:t>7</w:t>
+              <w:t>10</w:t>
+            </w:r>
+          </w:p>
+        </w:tc>
+        <w:tc>
+          <w:tcPr>
+            <w:tcW w:type="dxa" w:w="2075"/>
+            <w:vAlign w:val="center"/>
+          </w:tcPr>
+          <w:p>
+            <w:pPr>
+              <w:spacing w:after="0" w:line="252" w:lineRule="auto"/>
+              <w:jc w:val="center"/>
+            </w:pPr>
+            <w:r/>
+            <w:r>
+              <w:rPr>
+                <w:rFonts w:ascii="Kaiti SC" w:hAnsi="Kaiti SC" w:eastAsia="Kaiti SC" w:cs="Kaiti SC"/>
+                <w:b w:val="0"/>
+                <w:sz w:val="19"/>
+              </w:rPr>
+              <w:t>发射与任务、市场与股价、其他动态</w:t>
+            </w:r>
+          </w:p>
+        </w:tc>
+        <w:tc>
+          <w:tcPr>
+            <w:tcW w:type="dxa" w:w="2075"/>
+            <w:vAlign w:val="center"/>
+          </w:tcPr>
+          <w:p>
+            <w:pPr>
+              <w:spacing w:after="0" w:line="252" w:lineRule="auto"/>
+            </w:pPr>
+            <w:r/>
+            <w:r>
+              <w:rPr>
+                <w:rFonts w:ascii="Kaiti SC" w:hAnsi="Kaiti SC" w:eastAsia="Kaiti SC" w:cs="Kaiti SC"/>
+                <w:b w:val="0"/>
+                <w:sz w:val="19"/>
+              </w:rPr>
+              <w:t>Live coverage: SpaceX to launch 80th Starlink mission of 2026</w:t>
+            </w:r>
+          </w:p>
+        </w:tc>
+      </w:tr>
+      <w:tr>
+        <w:trPr>
+          <w:cantSplit/>
+        </w:trPr>
+        <w:tc>
+          <w:tcPr>
+            <w:tcW w:type="dxa" w:w="2075"/>
+            <w:vAlign w:val="center"/>
+          </w:tcPr>
+          <w:p>
+            <w:pPr>
+              <w:spacing w:after="0" w:line="252" w:lineRule="auto"/>
+            </w:pPr>
+            <w:r/>
+            <w:r>
+              <w:rPr>
+                <w:rFonts w:ascii="Kaiti SC" w:hAnsi="Kaiti SC" w:eastAsia="Kaiti SC" w:cs="Kaiti SC"/>
+                <w:b w:val="0"/>
+                <w:sz w:val="19"/>
+              </w:rPr>
+              <w:t>蓝箭航天</w:t>
+            </w:r>
+          </w:p>
+        </w:tc>
+        <w:tc>
+          <w:tcPr>
+            <w:tcW w:type="dxa" w:w="2075"/>
+            <w:vAlign w:val="center"/>
+          </w:tcPr>
+          <w:p>
+            <w:pPr>
+              <w:spacing w:after="0" w:line="252" w:lineRule="auto"/>
+              <w:jc w:val="center"/>
+            </w:pPr>
+            <w:r/>
+            <w:r>
+              <w:rPr>
+                <w:rFonts w:ascii="Kaiti SC" w:hAnsi="Kaiti SC" w:eastAsia="Kaiti SC" w:cs="Kaiti SC"/>
+                <w:b w:val="0"/>
+                <w:sz w:val="19"/>
+              </w:rPr>
+              <w:t>3</w:t>
             </w:r>
           </w:p>
         </w:tc>
@@ -752,94 +797,7 @@
                 <w:b w:val="0"/>
                 <w:sz w:val="19"/>
               </w:rPr>
-              <w:t>Blue Origin expands test and launch sites across the Cape</w:t>
-            </w:r>
-          </w:p>
-        </w:tc>
-      </w:tr>
-      <w:tr>
-        <w:trPr>
-          <w:cantSplit/>
-        </w:trPr>
-        <w:tc>
-          <w:tcPr>
-            <w:tcW w:type="dxa" w:w="2075"/>
-            <w:vAlign w:val="center"/>
-          </w:tcPr>
-          <w:p>
-            <w:pPr>
-              <w:spacing w:after="0" w:line="252" w:lineRule="auto"/>
-            </w:pPr>
-            <w:r/>
-            <w:r>
-              <w:rPr>
-                <w:rFonts w:ascii="Kaiti SC" w:hAnsi="Kaiti SC" w:eastAsia="Kaiti SC" w:cs="Kaiti SC"/>
-                <w:b w:val="0"/>
-                <w:sz w:val="19"/>
-              </w:rPr>
-              <w:t>SpaceX</w:t>
-            </w:r>
-          </w:p>
-        </w:tc>
-        <w:tc>
-          <w:tcPr>
-            <w:tcW w:type="dxa" w:w="2075"/>
-            <w:vAlign w:val="center"/>
-          </w:tcPr>
-          <w:p>
-            <w:pPr>
-              <w:spacing w:after="0" w:line="252" w:lineRule="auto"/>
-              <w:jc w:val="center"/>
-            </w:pPr>
-            <w:r/>
-            <w:r>
-              <w:rPr>
-                <w:rFonts w:ascii="Kaiti SC" w:hAnsi="Kaiti SC" w:eastAsia="Kaiti SC" w:cs="Kaiti SC"/>
-                <w:b w:val="0"/>
-                <w:sz w:val="19"/>
-              </w:rPr>
-              <w:t>4</w:t>
-            </w:r>
-          </w:p>
-        </w:tc>
-        <w:tc>
-          <w:tcPr>
-            <w:tcW w:type="dxa" w:w="2075"/>
-            <w:vAlign w:val="center"/>
-          </w:tcPr>
-          <w:p>
-            <w:pPr>
-              <w:spacing w:after="0" w:line="252" w:lineRule="auto"/>
-              <w:jc w:val="center"/>
-            </w:pPr>
-            <w:r/>
-            <w:r>
-              <w:rPr>
-                <w:rFonts w:ascii="Kaiti SC" w:hAnsi="Kaiti SC" w:eastAsia="Kaiti SC" w:cs="Kaiti SC"/>
-                <w:b w:val="0"/>
-                <w:sz w:val="19"/>
-              </w:rPr>
-              <w:t>发射与任务</w:t>
-            </w:r>
-          </w:p>
-        </w:tc>
-        <w:tc>
-          <w:tcPr>
-            <w:tcW w:type="dxa" w:w="2075"/>
-            <w:vAlign w:val="center"/>
-          </w:tcPr>
-          <w:p>
-            <w:pPr>
-              <w:spacing w:after="0" w:line="252" w:lineRule="auto"/>
-            </w:pPr>
-            <w:r/>
-            <w:r>
-              <w:rPr>
-                <w:rFonts w:ascii="Kaiti SC" w:hAnsi="Kaiti SC" w:eastAsia="Kaiti SC" w:cs="Kaiti SC"/>
-                <w:b w:val="0"/>
-                <w:sz w:val="19"/>
-              </w:rPr>
-              <w:t>SpaceX aims to catch its Starship on land for the first time and drop upgraded Starlink satellites in orbit</w:t>
+              <w:t>Zhuque-3 orbital rocket booster touches down upright, giving China a new foothold in reusable rockets</w:t>
             </w:r>
           </w:p>
         </w:tc>
@@ -885,7 +843,7 @@
                 <w:b w:val="0"/>
                 <w:sz w:val="19"/>
               </w:rPr>
-              <w:t>4</w:t>
+              <w:t>2</w:t>
             </w:r>
           </w:p>
         </w:tc>
@@ -906,7 +864,7 @@
                 <w:b w:val="0"/>
                 <w:sz w:val="19"/>
               </w:rPr>
-              <w:t>其他动态</w:t>
+              <w:t>融资与资本、其他动态</w:t>
             </w:r>
           </w:p>
         </w:tc>
@@ -926,7 +884,7 @@
                 <w:b w:val="0"/>
                 <w:sz w:val="19"/>
               </w:rPr>
-              <w:t>中国版SpaceX！阿里入局千帆星座：正式登记为恒信卫星股东 - news.mydrivers.com</w:t>
+              <w:t>卫网君：垣信卫星近70亿增资投资人全解析；商业航天下半场：从“把卫星送上天”到“把卫星变成生意”；马斯克亲自下场铸造燃气轮机叶片 - Sohu</w:t>
             </w:r>
           </w:p>
         </w:tc>
@@ -951,7 +909,7 @@
                 <w:b w:val="0"/>
                 <w:sz w:val="19"/>
               </w:rPr>
-              <w:t>星河动力</w:t>
+              <w:t>Blue Origin</w:t>
             </w:r>
           </w:p>
         </w:tc>
@@ -993,7 +951,7 @@
                 <w:b w:val="0"/>
                 <w:sz w:val="19"/>
               </w:rPr>
-              <w:t>发射与任务</w:t>
+              <w:t>其他动态</w:t>
             </w:r>
           </w:p>
         </w:tc>
@@ -1013,7 +971,94 @@
                 <w:b w:val="0"/>
                 <w:sz w:val="19"/>
               </w:rPr>
-              <w:t>国防军工行业周报：遥智神星一号遥一首飞成功入轨_行业研究_研报 - 证券之星</w:t>
+              <w:t>Blue Origin’s New Glenn rocket explosion traced to faulty oxygen valve - eciks.org</w:t>
+            </w:r>
+          </w:p>
+        </w:tc>
+      </w:tr>
+      <w:tr>
+        <w:trPr>
+          <w:cantSplit/>
+        </w:trPr>
+        <w:tc>
+          <w:tcPr>
+            <w:tcW w:type="dxa" w:w="2075"/>
+            <w:vAlign w:val="center"/>
+          </w:tcPr>
+          <w:p>
+            <w:pPr>
+              <w:spacing w:after="0" w:line="252" w:lineRule="auto"/>
+            </w:pPr>
+            <w:r/>
+            <w:r>
+              <w:rPr>
+                <w:rFonts w:ascii="Kaiti SC" w:hAnsi="Kaiti SC" w:eastAsia="Kaiti SC" w:cs="Kaiti SC"/>
+                <w:b w:val="0"/>
+                <w:sz w:val="19"/>
+              </w:rPr>
+              <w:t>中科宇航</w:t>
+            </w:r>
+          </w:p>
+        </w:tc>
+        <w:tc>
+          <w:tcPr>
+            <w:tcW w:type="dxa" w:w="2075"/>
+            <w:vAlign w:val="center"/>
+          </w:tcPr>
+          <w:p>
+            <w:pPr>
+              <w:spacing w:after="0" w:line="252" w:lineRule="auto"/>
+              <w:jc w:val="center"/>
+            </w:pPr>
+            <w:r/>
+            <w:r>
+              <w:rPr>
+                <w:rFonts w:ascii="Kaiti SC" w:hAnsi="Kaiti SC" w:eastAsia="Kaiti SC" w:cs="Kaiti SC"/>
+                <w:b w:val="0"/>
+                <w:sz w:val="19"/>
+              </w:rPr>
+              <w:t>1</w:t>
+            </w:r>
+          </w:p>
+        </w:tc>
+        <w:tc>
+          <w:tcPr>
+            <w:tcW w:type="dxa" w:w="2075"/>
+            <w:vAlign w:val="center"/>
+          </w:tcPr>
+          <w:p>
+            <w:pPr>
+              <w:spacing w:after="0" w:line="252" w:lineRule="auto"/>
+              <w:jc w:val="center"/>
+            </w:pPr>
+            <w:r/>
+            <w:r>
+              <w:rPr>
+                <w:rFonts w:ascii="Kaiti SC" w:hAnsi="Kaiti SC" w:eastAsia="Kaiti SC" w:cs="Kaiti SC"/>
+                <w:b w:val="0"/>
+                <w:sz w:val="19"/>
+              </w:rPr>
+              <w:t>产品与技术</w:t>
+            </w:r>
+          </w:p>
+        </w:tc>
+        <w:tc>
+          <w:tcPr>
+            <w:tcW w:type="dxa" w:w="2075"/>
+            <w:vAlign w:val="center"/>
+          </w:tcPr>
+          <w:p>
+            <w:pPr>
+              <w:spacing w:after="0" w:line="252" w:lineRule="auto"/>
+            </w:pPr>
+            <w:r/>
+            <w:r>
+              <w:rPr>
+                <w:rFonts w:ascii="Kaiti SC" w:hAnsi="Kaiti SC" w:eastAsia="Kaiti SC" w:cs="Kaiti SC"/>
+                <w:b w:val="0"/>
+                <w:sz w:val="19"/>
+              </w:rPr>
+              <w:t>中科宇航亮相中博会，工作人员透露太空旅游价格能降至百万人民币 - 广州日报新花城</w:t>
             </w:r>
           </w:p>
         </w:tc>
@@ -1050,7 +1095,7 @@
           <w:rFonts w:ascii="Kaiti SC" w:hAnsi="Kaiti SC" w:eastAsia="Kaiti SC" w:cs="Kaiti SC"/>
           <w:sz w:val="21"/>
         </w:rPr>
-        <w:t>[1] 2026-09-05｜NASASpaceflight｜Blue Origin：Blue Origin expands test and launch sites across the Cape</w:t>
+        <w:t>[1] 2026-09-06｜Spaceflight Now｜SpaceX：Live coverage: SpaceX to launch 80th Starlink mission of 2026</w:t>
       </w:r>
     </w:p>
     <w:p>
@@ -1071,7 +1116,7 @@
           <w:rFonts w:ascii="Kaiti SC" w:hAnsi="Kaiti SC" w:eastAsia="Kaiti SC" w:cs="Kaiti SC"/>
           <w:sz w:val="21"/>
         </w:rPr>
-        <w:t>[2] 2026-09-05｜Space Scout｜Blue Origin：Blue Origin Nets NASA Mars Orbiter Contract</w:t>
+        <w:t>[2] 2026-09-06｜bing.com｜SpaceX：Forget Starlink? Japan’s $1 Billion BlueBird Play Makes ASTS the National Satellite OS</w:t>
       </w:r>
     </w:p>
     <w:p>
@@ -1092,7 +1137,7 @@
           <w:rFonts w:ascii="Kaiti SC" w:hAnsi="Kaiti SC" w:eastAsia="Kaiti SC" w:cs="Kaiti SC"/>
           <w:sz w:val="21"/>
         </w:rPr>
-        <w:t>[3] 2026-09-05｜证券之星｜星河动力：国防军工行业周报：遥智神星一号遥一首飞成功入轨_行业研究_研报 - 证券之星</w:t>
+        <w:t>[3] 2026-09-06｜Space｜SpaceX：SpaceX Falcon 9 rocket launches 27 Starlink satellites, lands on ship at sea (video) - Space</w:t>
       </w:r>
     </w:p>
     <w:p>
@@ -1113,7 +1158,7 @@
           <w:rFonts w:ascii="Kaiti SC" w:hAnsi="Kaiti SC" w:eastAsia="Kaiti SC" w:cs="Kaiti SC"/>
           <w:sz w:val="21"/>
         </w:rPr>
-        <w:t>[4] 2026-09-05｜news.mydrivers.com｜垣信卫星：中国版SpaceX！阿里入局千帆星座：正式登记为恒信卫星股东 - news.mydrivers.com</w:t>
+        <w:t>[4] 2026-09-06｜bing.com｜SpaceX：SpaceX launches 27 Starlink satellites, booster lands on drone ship</w:t>
       </w:r>
     </w:p>
     <w:p>
@@ -1134,7 +1179,7 @@
           <w:rFonts w:ascii="Kaiti SC" w:hAnsi="Kaiti SC" w:eastAsia="Kaiti SC" w:cs="Kaiti SC"/>
           <w:sz w:val="21"/>
         </w:rPr>
-        <w:t>[5] 2026-09-05｜bing.com｜SpaceX：SpaceX aims to catch its Starship on land for the first time and drop upgraded Starlink satellites in orbit</w:t>
+        <w:t>[5] 2026-09-06｜foxnews.com｜SpaceX：WATCH LIVE: SpaceX Falcon 9 launches 27 Starlink satellites from California - foxnews.com</w:t>
       </w:r>
     </w:p>
     <w:p>
@@ -1155,7 +1200,7 @@
           <w:rFonts w:ascii="Kaiti SC" w:hAnsi="Kaiti SC" w:eastAsia="Kaiti SC" w:cs="Kaiti SC"/>
           <w:sz w:val="21"/>
         </w:rPr>
-        <w:t>[6] 2026-09-05｜bing.com｜SpaceX：SpaceX aims to catch its Starship on land for the first time and drop upgraded Starlink satellites in orbit</w:t>
+        <w:t>[6] 2026-09-06｜Sohu｜垣信卫星：卫网君：垣信卫星近70亿增资投资人全解析；商业航天下半场：从“把卫星送上天”到“把卫星变成生意”；马斯克亲自下场铸造燃气轮机叶片 - Sohu</w:t>
       </w:r>
     </w:p>
     <w:p>
@@ -1176,7 +1221,7 @@
           <w:rFonts w:ascii="Kaiti SC" w:hAnsi="Kaiti SC" w:eastAsia="Kaiti SC" w:cs="Kaiti SC"/>
           <w:sz w:val="21"/>
         </w:rPr>
-        <w:t>[7] 2026-09-05｜bing.com｜Blue Origin：Jeff Bezos' Blue Origin Hires 47 Amazon Satellite Engineers To Build Rival TeraWave Network This Year</w:t>
+        <w:t>[7] 2026-09-06｜bing.com｜蓝箭航天：Zhuque-3 orbital rocket booster touches down upright, giving China a new foothold in reusable rockets</w:t>
       </w:r>
     </w:p>
     <w:p>
@@ -1197,7 +1242,7 @@
           <w:rFonts w:ascii="Kaiti SC" w:hAnsi="Kaiti SC" w:eastAsia="Kaiti SC" w:cs="Kaiti SC"/>
           <w:sz w:val="21"/>
         </w:rPr>
-        <w:t>[8] 2026-09-05｜bing.com｜Blue Origin：Jeff Bezos' Blue Origin Hires 47 Amazon Satellite Engineers To Build Rival TeraWave Network This Year</w:t>
+        <w:t>[8] 2026-09-06｜bing.com｜蓝箭航天：Zhuque-3 orbital rocket booster touches down upright, giving China a new foothold in reusable rockets</w:t>
       </w:r>
     </w:p>
     <w:p>
@@ -1218,7 +1263,7 @@
           <w:rFonts w:ascii="Kaiti SC" w:hAnsi="Kaiti SC" w:eastAsia="Kaiti SC" w:cs="Kaiti SC"/>
           <w:sz w:val="21"/>
         </w:rPr>
-        <w:t>[9] 2026-09-05｜thepaper.cn｜垣信卫星：阿里，投了垣信卫星 - thepaper.cn</w:t>
+        <w:t>[9] 2026-09-06｜k.sina.com.cn｜垣信卫星：阿里巴巴上汽入股垣信卫星，千帆星座运营主体注册资本增至24.8亿 - k.sina.com.cn</w:t>
       </w:r>
     </w:p>
     <w:p>
@@ -1239,7 +1284,7 @@
           <w:rFonts w:ascii="Kaiti SC" w:hAnsi="Kaiti SC" w:eastAsia="Kaiti SC" w:cs="Kaiti SC"/>
           <w:sz w:val="21"/>
         </w:rPr>
-        <w:t>[10] 2026-09-05｜富途牛牛｜垣信卫星：阿里入股垣信卫星，“千帆星座”再添产业巨头 - 富途牛牛</w:t>
+        <w:t>[10] 2026-09-06｜eciks.org｜Blue Origin：Blue Origin’s New Glenn rocket explosion traced to faulty oxygen valve - eciks.org</w:t>
       </w:r>
     </w:p>
     <w:p>
@@ -1260,7 +1305,7 @@
           <w:rFonts w:ascii="Kaiti SC" w:hAnsi="Kaiti SC" w:eastAsia="Kaiti SC" w:cs="Kaiti SC"/>
           <w:sz w:val="21"/>
         </w:rPr>
-        <w:t>[11] 2026-09-05｜新浪财经｜垣信卫星：阿里入股垣信卫星，“千帆星座”再添产业巨头 - 新浪财经</w:t>
+        <w:t>[11] 2026-09-06｜广州日报新花城｜中科宇航：中科宇航亮相中博会，工作人员透露太空旅游价格能降至百万人民币 - 广州日报新花城</w:t>
       </w:r>
     </w:p>
     <w:p>
@@ -1281,49 +1326,7 @@
           <w:rFonts w:ascii="Kaiti SC" w:hAnsi="Kaiti SC" w:eastAsia="Kaiti SC" w:cs="Kaiti SC"/>
           <w:sz w:val="21"/>
         </w:rPr>
-        <w:t>[12] 2026-09-05｜bing.com｜Blue Origin：Jeff Bezos' Blue Origin Hires 47 Amazon Satellite Engineers To Build Rival TeraWave Network This Year</w:t>
-      </w:r>
-    </w:p>
-    <w:p>
-      <w:pPr>
-        <w:keepLines/>
-        <w:spacing w:after="60"/>
-        <w:ind w:left="369" w:hanging="227"/>
-      </w:pPr>
-      <w:r>
-        <w:rPr>
-          <w:rFonts w:ascii="Kaiti SC" w:hAnsi="Kaiti SC" w:eastAsia="Kaiti SC" w:cs="Kaiti SC"/>
-          <w:sz w:val="21"/>
-        </w:rPr>
-        <w:t xml:space="preserve">✓ </w:t>
-      </w:r>
-      <w:r>
-        <w:rPr>
-          <w:rFonts w:ascii="Kaiti SC" w:hAnsi="Kaiti SC" w:eastAsia="Kaiti SC" w:cs="Kaiti SC"/>
-          <w:sz w:val="21"/>
-        </w:rPr>
-        <w:t>[13] 2026-09-05｜Ventura County Star｜SpaceX：SpaceX Vandenberg Labor Day Weekend liftoff ahead. Track rocket launch - Ventura County Star</w:t>
-      </w:r>
-    </w:p>
-    <w:p>
-      <w:pPr>
-        <w:keepLines/>
-        <w:spacing w:after="60"/>
-        <w:ind w:left="369" w:hanging="227"/>
-      </w:pPr>
-      <w:r>
-        <w:rPr>
-          <w:rFonts w:ascii="Kaiti SC" w:hAnsi="Kaiti SC" w:eastAsia="Kaiti SC" w:cs="Kaiti SC"/>
-          <w:sz w:val="21"/>
-        </w:rPr>
-        <w:t xml:space="preserve">✓ </w:t>
-      </w:r>
-      <w:r>
-        <w:rPr>
-          <w:rFonts w:ascii="Kaiti SC" w:hAnsi="Kaiti SC" w:eastAsia="Kaiti SC" w:cs="Kaiti SC"/>
-          <w:sz w:val="21"/>
-        </w:rPr>
-        <w:t>[14] 2026-09-05｜The Desert Sun｜SpaceX：SpaceX plans a Labor Day Weekend rocket launch. Here's how to watch - The Desert Sun</w:t>
+        <w:t>[12] 2026-09-06｜新浪财经｜蓝箭航天：朱雀三号，百公里高空一把“倒车入库” - 新浪财经</w:t>
       </w:r>
     </w:p>
     <w:sectPr>

--- a/docs/data/reports/daily-documents/latest/previous_daily_report.docx
+++ b/docs/data/reports/daily-documents/latest/previous_daily_report.docx
@@ -26,7 +26,7 @@
           <w:rFonts w:ascii="Kaiti SC" w:hAnsi="Kaiti SC" w:eastAsia="Kaiti SC" w:cs="Kaiti SC"/>
           <w:sz w:val="21"/>
         </w:rPr>
-        <w:t>2026-09-06（上一自然日）</w:t>
+        <w:t>2026-09-07（上一自然日）</w:t>
       </w:r>
     </w:p>
     <w:tbl>
@@ -81,7 +81,7 @@
                 <w:b w:val="0"/>
                 <w:sz w:val="19"/>
               </w:rPr>
-              <w:t>2026-09-06</w:t>
+              <w:t>2026-09-07</w:t>
             </w:r>
           </w:p>
         </w:tc>
@@ -127,7 +127,7 @@
                 <w:b w:val="0"/>
                 <w:sz w:val="19"/>
               </w:rPr>
-              <w:t>17 条 / 5 家</w:t>
+              <w:t>18 条 / 6 家</w:t>
             </w:r>
           </w:p>
         </w:tc>
@@ -173,7 +173,7 @@
                 <w:b w:val="0"/>
                 <w:sz w:val="19"/>
               </w:rPr>
-              <w:t>12 个</w:t>
+              <w:t>8 个</w:t>
             </w:r>
           </w:p>
         </w:tc>
@@ -219,7 +219,7 @@
                 <w:b w:val="0"/>
                 <w:sz w:val="19"/>
               </w:rPr>
-              <w:t>2026-09-07</w:t>
+              <w:t>2026-09-08</w:t>
             </w:r>
           </w:p>
         </w:tc>
@@ -245,7 +245,7 @@
     </w:p>
     <w:p>
       <w:r>
-        <w:t>2026-09-06 共归档 17 条新闻，覆盖 5 家公司、12 个信息来源。 新闻量较多的公司包括 SpaceX、蓝箭航天、垣信卫星、Blue Origin。</w:t>
+        <w:t>2026-09-07 共归档 18 条新闻，覆盖 6 家公司、8 个信息来源。 新闻量较多的公司包括 SpaceX、Blue Origin、垣信卫星、中科宇航。</w:t>
       </w:r>
     </w:p>
     <w:p>
@@ -279,7 +279,7 @@
           <w:rFonts w:ascii="Kaiti SC" w:hAnsi="Kaiti SC" w:eastAsia="Kaiti SC" w:cs="Kaiti SC"/>
           <w:sz w:val="21"/>
         </w:rPr>
-        <w:t>【发射与任务】SpaceX：Live coverage: SpaceX to launch 80th Starlink mission of 2026 （Spaceflight Now）</w:t>
+        <w:t>【发射与任务】SpaceX：Starbase Infrastructure Advances Toward Flight 14 （NASASpaceflight）</w:t>
       </w:r>
     </w:p>
     <w:p>
@@ -300,7 +300,7 @@
           <w:rFonts w:ascii="Kaiti SC" w:hAnsi="Kaiti SC" w:eastAsia="Kaiti SC" w:cs="Kaiti SC"/>
           <w:sz w:val="21"/>
         </w:rPr>
-        <w:t>【市场与股价】SpaceX：Forget Starlink? Japan’s $1 Billion BlueBird Play Makes ASTS the National Satellite OS （bing.com）</w:t>
+        <w:t>【其他动态】垣信卫星：阿里巴巴攻太空AI 入股上海垣信卫星 - 财经 - 国际财经 - Sin Chew Daily （Sin Chew Daily）</w:t>
       </w:r>
     </w:p>
     <w:p>
@@ -321,7 +321,7 @@
           <w:rFonts w:ascii="Kaiti SC" w:hAnsi="Kaiti SC" w:eastAsia="Kaiti SC" w:cs="Kaiti SC"/>
           <w:sz w:val="21"/>
         </w:rPr>
-        <w:t>【发射与任务】SpaceX：SpaceX Falcon 9 rocket launches 27 Starlink satellites, lands on ship at sea (video) - Space （Space）</w:t>
+        <w:t>【其他动态】垣信卫星：阿里巴巴攻太空AI 入股上海垣信卫星 - KLSE Screener （KLSE Screener）</w:t>
       </w:r>
     </w:p>
     <w:p>
@@ -342,7 +342,7 @@
           <w:rFonts w:ascii="Kaiti SC" w:hAnsi="Kaiti SC" w:eastAsia="Kaiti SC" w:cs="Kaiti SC"/>
           <w:sz w:val="21"/>
         </w:rPr>
-        <w:t>【发射与任务】SpaceX：SpaceX launches 27 Starlink satellites, booster lands on drone ship （bing.com）</w:t>
+        <w:t>【其他动态】蓝箭航天：刷屏的朱雀三号创下中国首次！火箭关键“关节”，连云港造！ - finance.sina.com.cn （finance.sina.com.cn）</w:t>
       </w:r>
     </w:p>
     <w:p>
@@ -363,7 +363,7 @@
           <w:rFonts w:ascii="Kaiti SC" w:hAnsi="Kaiti SC" w:eastAsia="Kaiti SC" w:cs="Kaiti SC"/>
           <w:sz w:val="21"/>
         </w:rPr>
-        <w:t>【发射与任务】SpaceX：WATCH LIVE: SpaceX Falcon 9 launches 27 Starlink satellites from California - foxnews.com （foxnews.com）</w:t>
+        <w:t>【其他动态】Blue Origin：The New Glenn explosion was heard by instruments 1,046 miles away, scientists reveal what they found after （bing.com）</w:t>
       </w:r>
     </w:p>
     <w:p>
@@ -384,7 +384,7 @@
           <w:rFonts w:ascii="Kaiti SC" w:hAnsi="Kaiti SC" w:eastAsia="Kaiti SC" w:cs="Kaiti SC"/>
           <w:sz w:val="21"/>
         </w:rPr>
-        <w:t>【融资与资本】垣信卫星：卫网君：垣信卫星近70亿增资投资人全解析；商业航天下半场：从“把卫星送上天”到“把卫星变成生意”；马斯克亲自下场铸造燃气轮机叶片 - Sohu （Sohu）</w:t>
+        <w:t>【其他动态】Blue Origin：The New Glenn explosion was heard by instruments 1,046 miles away, scientists reveal what they found after （bing.com）</w:t>
       </w:r>
     </w:p>
     <w:p>
@@ -405,7 +405,7 @@
           <w:rFonts w:ascii="Kaiti SC" w:hAnsi="Kaiti SC" w:eastAsia="Kaiti SC" w:cs="Kaiti SC"/>
           <w:sz w:val="21"/>
         </w:rPr>
-        <w:t>【发射与任务】蓝箭航天：Zhuque-3 orbital rocket booster touches down upright, giving China a new foothold in reusable rockets （bing.com）</w:t>
+        <w:t>【其他动态】Blue Origin：The New Glenn explosion was heard by instruments 1,046 miles away, scientists reveal what they found after （bing.com）</w:t>
       </w:r>
     </w:p>
     <w:p>
@@ -426,7 +426,7 @@
           <w:rFonts w:ascii="Kaiti SC" w:hAnsi="Kaiti SC" w:eastAsia="Kaiti SC" w:cs="Kaiti SC"/>
           <w:sz w:val="21"/>
         </w:rPr>
-        <w:t>【发射与任务】蓝箭航天：Zhuque-3 orbital rocket booster touches down upright, giving China a new foothold in reusable rockets （bing.com）</w:t>
+        <w:t>【发射与任务】SpaceX：SpaceX launches 80th Starlink mission this year. 3 reasons its rocket switch matters. （bing.com）</w:t>
       </w:r>
     </w:p>
     <w:p>
@@ -447,7 +447,7 @@
           <w:rFonts w:ascii="Kaiti SC" w:hAnsi="Kaiti SC" w:eastAsia="Kaiti SC" w:cs="Kaiti SC"/>
           <w:sz w:val="21"/>
         </w:rPr>
-        <w:t>【其他动态】垣信卫星：阿里巴巴上汽入股垣信卫星，千帆星座运营主体注册资本增至24.8亿 - k.sina.com.cn （k.sina.com.cn）</w:t>
+        <w:t>【发射与任务】SpaceX：SpaceX launches 80th Starlink mission this year. 3 reasons its rocket switch matters. （bing.com）</w:t>
       </w:r>
     </w:p>
     <w:p>
@@ -468,7 +468,7 @@
           <w:rFonts w:ascii="Kaiti SC" w:hAnsi="Kaiti SC" w:eastAsia="Kaiti SC" w:cs="Kaiti SC"/>
           <w:sz w:val="21"/>
         </w:rPr>
-        <w:t>【其他动态】Blue Origin：Blue Origin’s New Glenn rocket explosion traced to faulty oxygen valve - eciks.org （eciks.org）</w:t>
+        <w:t>【发射与任务】SpaceX：SpaceX (SPCX) Stock Gains Momentum as Starship Era Begins: Analysts Project 50% Growth （bing.com）</w:t>
       </w:r>
     </w:p>
     <w:p>
@@ -489,7 +489,7 @@
           <w:rFonts w:ascii="Kaiti SC" w:hAnsi="Kaiti SC" w:eastAsia="Kaiti SC" w:cs="Kaiti SC"/>
           <w:sz w:val="21"/>
         </w:rPr>
-        <w:t>【产品与技术】中科宇航：中科宇航亮相中博会，工作人员透露太空旅游价格能降至百万人民币 - 广州日报新花城 （广州日报新花城）</w:t>
+        <w:t>【发射与任务】SpaceX：SpaceX Launches 80th Starlink Mission of 2026. 3 Reasons Why Its Rocket Switch Matters. （bing.com）</w:t>
       </w:r>
     </w:p>
     <w:p>
@@ -510,7 +510,49 @@
           <w:rFonts w:ascii="Kaiti SC" w:hAnsi="Kaiti SC" w:eastAsia="Kaiti SC" w:cs="Kaiti SC"/>
           <w:sz w:val="21"/>
         </w:rPr>
-        <w:t>【其他动态】蓝箭航天：朱雀三号，百公里高空一把“倒车入库” - 新浪财经 （新浪财经）</w:t>
+        <w:t>【发射与任务】星河动力：“智神星一号”首飞成功！“廊坊临空造”托举商业火箭入轨 - finance.sina.com.cn （finance.sina.com.cn）</w:t>
+      </w:r>
+    </w:p>
+    <w:p>
+      <w:pPr>
+        <w:keepLines/>
+        <w:spacing w:after="60"/>
+        <w:ind w:left="369" w:hanging="227"/>
+      </w:pPr>
+      <w:r>
+        <w:rPr>
+          <w:rFonts w:ascii="Kaiti SC" w:hAnsi="Kaiti SC" w:eastAsia="Kaiti SC" w:cs="Kaiti SC"/>
+          <w:sz w:val="21"/>
+        </w:rPr>
+        <w:t xml:space="preserve">➢ </w:t>
+      </w:r>
+      <w:r>
+        <w:rPr>
+          <w:rFonts w:ascii="Kaiti SC" w:hAnsi="Kaiti SC" w:eastAsia="Kaiti SC" w:cs="Kaiti SC"/>
+          <w:sz w:val="21"/>
+        </w:rPr>
+        <w:t>【其他动态】垣信卫星：财政部将发行特别国债支持8家中央金融企业补充资本；阿里巴巴成功入局低轨卫星星座独角兽“千帆星座”；中东航线运费大幅跳涨一舱难求——《投资早参》 - mrjjxw.com （mrjjxw.com）</w:t>
+      </w:r>
+    </w:p>
+    <w:p>
+      <w:pPr>
+        <w:keepLines/>
+        <w:spacing w:after="60"/>
+        <w:ind w:left="369" w:hanging="227"/>
+      </w:pPr>
+      <w:r>
+        <w:rPr>
+          <w:rFonts w:ascii="Kaiti SC" w:hAnsi="Kaiti SC" w:eastAsia="Kaiti SC" w:cs="Kaiti SC"/>
+          <w:sz w:val="21"/>
+        </w:rPr>
+        <w:t xml:space="preserve">➢ </w:t>
+      </w:r>
+      <w:r>
+        <w:rPr>
+          <w:rFonts w:ascii="Kaiti SC" w:hAnsi="Kaiti SC" w:eastAsia="Kaiti SC" w:cs="Kaiti SC"/>
+          <w:sz w:val="21"/>
+        </w:rPr>
+        <w:t>【产品与技术】中科宇航：中科宇航亮相中博会，工作人员透露太空旅游价格能降至百万人民币 - 东方财富 （东方财富）</w:t>
       </w:r>
     </w:p>
     <w:p>
@@ -669,7 +711,7 @@
                 <w:b w:val="0"/>
                 <w:sz w:val="19"/>
               </w:rPr>
-              <w:t>10</w:t>
+              <w:t>9</w:t>
             </w:r>
           </w:p>
         </w:tc>
@@ -690,7 +732,7 @@
                 <w:b w:val="0"/>
                 <w:sz w:val="19"/>
               </w:rPr>
-              <w:t>发射与任务、市场与股价、其他动态</w:t>
+              <w:t>发射与任务、其他动态</w:t>
             </w:r>
           </w:p>
         </w:tc>
@@ -710,7 +752,7 @@
                 <w:b w:val="0"/>
                 <w:sz w:val="19"/>
               </w:rPr>
-              <w:t>Live coverage: SpaceX to launch 80th Starlink mission of 2026</w:t>
+              <w:t>Starbase Infrastructure Advances Toward Flight 14</w:t>
             </w:r>
           </w:p>
         </w:tc>
@@ -735,7 +777,7 @@
                 <w:b w:val="0"/>
                 <w:sz w:val="19"/>
               </w:rPr>
-              <w:t>蓝箭航天</w:t>
+              <w:t>Blue Origin</w:t>
             </w:r>
           </w:p>
         </w:tc>
@@ -777,7 +819,7 @@
                 <w:b w:val="0"/>
                 <w:sz w:val="19"/>
               </w:rPr>
-              <w:t>发射与任务、其他动态</w:t>
+              <w:t>其他动态</w:t>
             </w:r>
           </w:p>
         </w:tc>
@@ -797,7 +839,7 @@
                 <w:b w:val="0"/>
                 <w:sz w:val="19"/>
               </w:rPr>
-              <w:t>Zhuque-3 orbital rocket booster touches down upright, giving China a new foothold in reusable rockets</w:t>
+              <w:t>The New Glenn explosion was heard by instruments 1,046 miles away, scientists reveal what they found after</w:t>
             </w:r>
           </w:p>
         </w:tc>
@@ -843,94 +885,7 @@
                 <w:b w:val="0"/>
                 <w:sz w:val="19"/>
               </w:rPr>
-              <w:t>2</w:t>
-            </w:r>
-          </w:p>
-        </w:tc>
-        <w:tc>
-          <w:tcPr>
-            <w:tcW w:type="dxa" w:w="2075"/>
-            <w:vAlign w:val="center"/>
-          </w:tcPr>
-          <w:p>
-            <w:pPr>
-              <w:spacing w:after="0" w:line="252" w:lineRule="auto"/>
-              <w:jc w:val="center"/>
-            </w:pPr>
-            <w:r/>
-            <w:r>
-              <w:rPr>
-                <w:rFonts w:ascii="Kaiti SC" w:hAnsi="Kaiti SC" w:eastAsia="Kaiti SC" w:cs="Kaiti SC"/>
-                <w:b w:val="0"/>
-                <w:sz w:val="19"/>
-              </w:rPr>
-              <w:t>融资与资本、其他动态</w:t>
-            </w:r>
-          </w:p>
-        </w:tc>
-        <w:tc>
-          <w:tcPr>
-            <w:tcW w:type="dxa" w:w="2075"/>
-            <w:vAlign w:val="center"/>
-          </w:tcPr>
-          <w:p>
-            <w:pPr>
-              <w:spacing w:after="0" w:line="252" w:lineRule="auto"/>
-            </w:pPr>
-            <w:r/>
-            <w:r>
-              <w:rPr>
-                <w:rFonts w:ascii="Kaiti SC" w:hAnsi="Kaiti SC" w:eastAsia="Kaiti SC" w:cs="Kaiti SC"/>
-                <w:b w:val="0"/>
-                <w:sz w:val="19"/>
-              </w:rPr>
-              <w:t>卫网君：垣信卫星近70亿增资投资人全解析；商业航天下半场：从“把卫星送上天”到“把卫星变成生意”；马斯克亲自下场铸造燃气轮机叶片 - Sohu</w:t>
-            </w:r>
-          </w:p>
-        </w:tc>
-      </w:tr>
-      <w:tr>
-        <w:trPr>
-          <w:cantSplit/>
-        </w:trPr>
-        <w:tc>
-          <w:tcPr>
-            <w:tcW w:type="dxa" w:w="2075"/>
-            <w:vAlign w:val="center"/>
-          </w:tcPr>
-          <w:p>
-            <w:pPr>
-              <w:spacing w:after="0" w:line="252" w:lineRule="auto"/>
-            </w:pPr>
-            <w:r/>
-            <w:r>
-              <w:rPr>
-                <w:rFonts w:ascii="Kaiti SC" w:hAnsi="Kaiti SC" w:eastAsia="Kaiti SC" w:cs="Kaiti SC"/>
-                <w:b w:val="0"/>
-                <w:sz w:val="19"/>
-              </w:rPr>
-              <w:t>Blue Origin</w:t>
-            </w:r>
-          </w:p>
-        </w:tc>
-        <w:tc>
-          <w:tcPr>
-            <w:tcW w:type="dxa" w:w="2075"/>
-            <w:vAlign w:val="center"/>
-          </w:tcPr>
-          <w:p>
-            <w:pPr>
-              <w:spacing w:after="0" w:line="252" w:lineRule="auto"/>
-              <w:jc w:val="center"/>
-            </w:pPr>
-            <w:r/>
-            <w:r>
-              <w:rPr>
-                <w:rFonts w:ascii="Kaiti SC" w:hAnsi="Kaiti SC" w:eastAsia="Kaiti SC" w:cs="Kaiti SC"/>
-                <w:b w:val="0"/>
-                <w:sz w:val="19"/>
-              </w:rPr>
-              <w:t>1</w:t>
+              <w:t>3</w:t>
             </w:r>
           </w:p>
         </w:tc>
@@ -971,7 +926,7 @@
                 <w:b w:val="0"/>
                 <w:sz w:val="19"/>
               </w:rPr>
-              <w:t>Blue Origin’s New Glenn rocket explosion traced to faulty oxygen valve - eciks.org</w:t>
+              <w:t>阿里巴巴攻太空AI 入股上海垣信卫星 - 财经 - 国际财经 - Sin Chew Daily</w:t>
             </w:r>
           </w:p>
         </w:tc>
@@ -1058,7 +1013,181 @@
                 <w:b w:val="0"/>
                 <w:sz w:val="19"/>
               </w:rPr>
-              <w:t>中科宇航亮相中博会，工作人员透露太空旅游价格能降至百万人民币 - 广州日报新花城</w:t>
+              <w:t>中科宇航亮相中博会，工作人员透露太空旅游价格能降至百万人民币 - 东方财富</w:t>
+            </w:r>
+          </w:p>
+        </w:tc>
+      </w:tr>
+      <w:tr>
+        <w:trPr>
+          <w:cantSplit/>
+        </w:trPr>
+        <w:tc>
+          <w:tcPr>
+            <w:tcW w:type="dxa" w:w="2075"/>
+            <w:vAlign w:val="center"/>
+          </w:tcPr>
+          <w:p>
+            <w:pPr>
+              <w:spacing w:after="0" w:line="252" w:lineRule="auto"/>
+            </w:pPr>
+            <w:r/>
+            <w:r>
+              <w:rPr>
+                <w:rFonts w:ascii="Kaiti SC" w:hAnsi="Kaiti SC" w:eastAsia="Kaiti SC" w:cs="Kaiti SC"/>
+                <w:b w:val="0"/>
+                <w:sz w:val="19"/>
+              </w:rPr>
+              <w:t>星河动力</w:t>
+            </w:r>
+          </w:p>
+        </w:tc>
+        <w:tc>
+          <w:tcPr>
+            <w:tcW w:type="dxa" w:w="2075"/>
+            <w:vAlign w:val="center"/>
+          </w:tcPr>
+          <w:p>
+            <w:pPr>
+              <w:spacing w:after="0" w:line="252" w:lineRule="auto"/>
+              <w:jc w:val="center"/>
+            </w:pPr>
+            <w:r/>
+            <w:r>
+              <w:rPr>
+                <w:rFonts w:ascii="Kaiti SC" w:hAnsi="Kaiti SC" w:eastAsia="Kaiti SC" w:cs="Kaiti SC"/>
+                <w:b w:val="0"/>
+                <w:sz w:val="19"/>
+              </w:rPr>
+              <w:t>1</w:t>
+            </w:r>
+          </w:p>
+        </w:tc>
+        <w:tc>
+          <w:tcPr>
+            <w:tcW w:type="dxa" w:w="2075"/>
+            <w:vAlign w:val="center"/>
+          </w:tcPr>
+          <w:p>
+            <w:pPr>
+              <w:spacing w:after="0" w:line="252" w:lineRule="auto"/>
+              <w:jc w:val="center"/>
+            </w:pPr>
+            <w:r/>
+            <w:r>
+              <w:rPr>
+                <w:rFonts w:ascii="Kaiti SC" w:hAnsi="Kaiti SC" w:eastAsia="Kaiti SC" w:cs="Kaiti SC"/>
+                <w:b w:val="0"/>
+                <w:sz w:val="19"/>
+              </w:rPr>
+              <w:t>发射与任务</w:t>
+            </w:r>
+          </w:p>
+        </w:tc>
+        <w:tc>
+          <w:tcPr>
+            <w:tcW w:type="dxa" w:w="2075"/>
+            <w:vAlign w:val="center"/>
+          </w:tcPr>
+          <w:p>
+            <w:pPr>
+              <w:spacing w:after="0" w:line="252" w:lineRule="auto"/>
+            </w:pPr>
+            <w:r/>
+            <w:r>
+              <w:rPr>
+                <w:rFonts w:ascii="Kaiti SC" w:hAnsi="Kaiti SC" w:eastAsia="Kaiti SC" w:cs="Kaiti SC"/>
+                <w:b w:val="0"/>
+                <w:sz w:val="19"/>
+              </w:rPr>
+              <w:t>“智神星一号”首飞成功！“廊坊临空造”托举商业火箭入轨 - finance.sina.com.cn</w:t>
+            </w:r>
+          </w:p>
+        </w:tc>
+      </w:tr>
+      <w:tr>
+        <w:trPr>
+          <w:cantSplit/>
+        </w:trPr>
+        <w:tc>
+          <w:tcPr>
+            <w:tcW w:type="dxa" w:w="2075"/>
+            <w:vAlign w:val="center"/>
+          </w:tcPr>
+          <w:p>
+            <w:pPr>
+              <w:spacing w:after="0" w:line="252" w:lineRule="auto"/>
+            </w:pPr>
+            <w:r/>
+            <w:r>
+              <w:rPr>
+                <w:rFonts w:ascii="Kaiti SC" w:hAnsi="Kaiti SC" w:eastAsia="Kaiti SC" w:cs="Kaiti SC"/>
+                <w:b w:val="0"/>
+                <w:sz w:val="19"/>
+              </w:rPr>
+              <w:t>蓝箭航天</w:t>
+            </w:r>
+          </w:p>
+        </w:tc>
+        <w:tc>
+          <w:tcPr>
+            <w:tcW w:type="dxa" w:w="2075"/>
+            <w:vAlign w:val="center"/>
+          </w:tcPr>
+          <w:p>
+            <w:pPr>
+              <w:spacing w:after="0" w:line="252" w:lineRule="auto"/>
+              <w:jc w:val="center"/>
+            </w:pPr>
+            <w:r/>
+            <w:r>
+              <w:rPr>
+                <w:rFonts w:ascii="Kaiti SC" w:hAnsi="Kaiti SC" w:eastAsia="Kaiti SC" w:cs="Kaiti SC"/>
+                <w:b w:val="0"/>
+                <w:sz w:val="19"/>
+              </w:rPr>
+              <w:t>1</w:t>
+            </w:r>
+          </w:p>
+        </w:tc>
+        <w:tc>
+          <w:tcPr>
+            <w:tcW w:type="dxa" w:w="2075"/>
+            <w:vAlign w:val="center"/>
+          </w:tcPr>
+          <w:p>
+            <w:pPr>
+              <w:spacing w:after="0" w:line="252" w:lineRule="auto"/>
+              <w:jc w:val="center"/>
+            </w:pPr>
+            <w:r/>
+            <w:r>
+              <w:rPr>
+                <w:rFonts w:ascii="Kaiti SC" w:hAnsi="Kaiti SC" w:eastAsia="Kaiti SC" w:cs="Kaiti SC"/>
+                <w:b w:val="0"/>
+                <w:sz w:val="19"/>
+              </w:rPr>
+              <w:t>其他动态</w:t>
+            </w:r>
+          </w:p>
+        </w:tc>
+        <w:tc>
+          <w:tcPr>
+            <w:tcW w:type="dxa" w:w="2075"/>
+            <w:vAlign w:val="center"/>
+          </w:tcPr>
+          <w:p>
+            <w:pPr>
+              <w:spacing w:after="0" w:line="252" w:lineRule="auto"/>
+            </w:pPr>
+            <w:r/>
+            <w:r>
+              <w:rPr>
+                <w:rFonts w:ascii="Kaiti SC" w:hAnsi="Kaiti SC" w:eastAsia="Kaiti SC" w:cs="Kaiti SC"/>
+                <w:b w:val="0"/>
+                <w:sz w:val="19"/>
+              </w:rPr>
+              <w:t>刷屏的朱雀三号创下中国首次！火箭关键“关节”，连云港造！ - finance.sina.com.cn</w:t>
             </w:r>
           </w:p>
         </w:tc>
@@ -1095,7 +1224,7 @@
           <w:rFonts w:ascii="Kaiti SC" w:hAnsi="Kaiti SC" w:eastAsia="Kaiti SC" w:cs="Kaiti SC"/>
           <w:sz w:val="21"/>
         </w:rPr>
-        <w:t>[1] 2026-09-06｜Spaceflight Now｜SpaceX：Live coverage: SpaceX to launch 80th Starlink mission of 2026</w:t>
+        <w:t>[1] 2026-09-07｜NASASpaceflight｜SpaceX：Starbase Infrastructure Advances Toward Flight 14</w:t>
       </w:r>
     </w:p>
     <w:p>
@@ -1116,7 +1245,7 @@
           <w:rFonts w:ascii="Kaiti SC" w:hAnsi="Kaiti SC" w:eastAsia="Kaiti SC" w:cs="Kaiti SC"/>
           <w:sz w:val="21"/>
         </w:rPr>
-        <w:t>[2] 2026-09-06｜bing.com｜SpaceX：Forget Starlink? Japan’s $1 Billion BlueBird Play Makes ASTS the National Satellite OS</w:t>
+        <w:t>[2] 2026-09-07｜Sin Chew Daily｜垣信卫星：阿里巴巴攻太空AI 入股上海垣信卫星 - 财经 - 国际财经 - Sin Chew Daily</w:t>
       </w:r>
     </w:p>
     <w:p>
@@ -1137,7 +1266,7 @@
           <w:rFonts w:ascii="Kaiti SC" w:hAnsi="Kaiti SC" w:eastAsia="Kaiti SC" w:cs="Kaiti SC"/>
           <w:sz w:val="21"/>
         </w:rPr>
-        <w:t>[3] 2026-09-06｜Space｜SpaceX：SpaceX Falcon 9 rocket launches 27 Starlink satellites, lands on ship at sea (video) - Space</w:t>
+        <w:t>[3] 2026-09-07｜KLSE Screener｜垣信卫星：阿里巴巴攻太空AI 入股上海垣信卫星 - KLSE Screener</w:t>
       </w:r>
     </w:p>
     <w:p>
@@ -1158,7 +1287,7 @@
           <w:rFonts w:ascii="Kaiti SC" w:hAnsi="Kaiti SC" w:eastAsia="Kaiti SC" w:cs="Kaiti SC"/>
           <w:sz w:val="21"/>
         </w:rPr>
-        <w:t>[4] 2026-09-06｜bing.com｜SpaceX：SpaceX launches 27 Starlink satellites, booster lands on drone ship</w:t>
+        <w:t>[4] 2026-09-07｜finance.sina.com.cn｜蓝箭航天：刷屏的朱雀三号创下中国首次！火箭关键“关节”，连云港造！ - finance.sina.com.cn</w:t>
       </w:r>
     </w:p>
     <w:p>
@@ -1179,7 +1308,7 @@
           <w:rFonts w:ascii="Kaiti SC" w:hAnsi="Kaiti SC" w:eastAsia="Kaiti SC" w:cs="Kaiti SC"/>
           <w:sz w:val="21"/>
         </w:rPr>
-        <w:t>[5] 2026-09-06｜foxnews.com｜SpaceX：WATCH LIVE: SpaceX Falcon 9 launches 27 Starlink satellites from California - foxnews.com</w:t>
+        <w:t>[5] 2026-09-07｜bing.com｜Blue Origin：The New Glenn explosion was heard by instruments 1,046 miles away, scientists reveal what they found after</w:t>
       </w:r>
     </w:p>
     <w:p>
@@ -1200,7 +1329,7 @@
           <w:rFonts w:ascii="Kaiti SC" w:hAnsi="Kaiti SC" w:eastAsia="Kaiti SC" w:cs="Kaiti SC"/>
           <w:sz w:val="21"/>
         </w:rPr>
-        <w:t>[6] 2026-09-06｜Sohu｜垣信卫星：卫网君：垣信卫星近70亿增资投资人全解析；商业航天下半场：从“把卫星送上天”到“把卫星变成生意”；马斯克亲自下场铸造燃气轮机叶片 - Sohu</w:t>
+        <w:t>[6] 2026-09-07｜bing.com｜Blue Origin：The New Glenn explosion was heard by instruments 1,046 miles away, scientists reveal what they found after</w:t>
       </w:r>
     </w:p>
     <w:p>
@@ -1221,7 +1350,7 @@
           <w:rFonts w:ascii="Kaiti SC" w:hAnsi="Kaiti SC" w:eastAsia="Kaiti SC" w:cs="Kaiti SC"/>
           <w:sz w:val="21"/>
         </w:rPr>
-        <w:t>[7] 2026-09-06｜bing.com｜蓝箭航天：Zhuque-3 orbital rocket booster touches down upright, giving China a new foothold in reusable rockets</w:t>
+        <w:t>[7] 2026-09-07｜bing.com｜Blue Origin：The New Glenn explosion was heard by instruments 1,046 miles away, scientists reveal what they found after</w:t>
       </w:r>
     </w:p>
     <w:p>
@@ -1242,7 +1371,7 @@
           <w:rFonts w:ascii="Kaiti SC" w:hAnsi="Kaiti SC" w:eastAsia="Kaiti SC" w:cs="Kaiti SC"/>
           <w:sz w:val="21"/>
         </w:rPr>
-        <w:t>[8] 2026-09-06｜bing.com｜蓝箭航天：Zhuque-3 orbital rocket booster touches down upright, giving China a new foothold in reusable rockets</w:t>
+        <w:t>[8] 2026-09-07｜bing.com｜SpaceX：SpaceX launches 80th Starlink mission this year. 3 reasons its rocket switch matters.</w:t>
       </w:r>
     </w:p>
     <w:p>
@@ -1263,7 +1392,7 @@
           <w:rFonts w:ascii="Kaiti SC" w:hAnsi="Kaiti SC" w:eastAsia="Kaiti SC" w:cs="Kaiti SC"/>
           <w:sz w:val="21"/>
         </w:rPr>
-        <w:t>[9] 2026-09-06｜k.sina.com.cn｜垣信卫星：阿里巴巴上汽入股垣信卫星，千帆星座运营主体注册资本增至24.8亿 - k.sina.com.cn</w:t>
+        <w:t>[9] 2026-09-07｜bing.com｜SpaceX：SpaceX launches 80th Starlink mission this year. 3 reasons its rocket switch matters.</w:t>
       </w:r>
     </w:p>
     <w:p>
@@ -1284,7 +1413,7 @@
           <w:rFonts w:ascii="Kaiti SC" w:hAnsi="Kaiti SC" w:eastAsia="Kaiti SC" w:cs="Kaiti SC"/>
           <w:sz w:val="21"/>
         </w:rPr>
-        <w:t>[10] 2026-09-06｜eciks.org｜Blue Origin：Blue Origin’s New Glenn rocket explosion traced to faulty oxygen valve - eciks.org</w:t>
+        <w:t>[10] 2026-09-07｜bing.com｜SpaceX：SpaceX (SPCX) Stock Gains Momentum as Starship Era Begins: Analysts Project 50% Growth</w:t>
       </w:r>
     </w:p>
     <w:p>
@@ -1305,7 +1434,7 @@
           <w:rFonts w:ascii="Kaiti SC" w:hAnsi="Kaiti SC" w:eastAsia="Kaiti SC" w:cs="Kaiti SC"/>
           <w:sz w:val="21"/>
         </w:rPr>
-        <w:t>[11] 2026-09-06｜广州日报新花城｜中科宇航：中科宇航亮相中博会，工作人员透露太空旅游价格能降至百万人民币 - 广州日报新花城</w:t>
+        <w:t>[11] 2026-09-07｜bing.com｜SpaceX：SpaceX Launches 80th Starlink Mission of 2026. 3 Reasons Why Its Rocket Switch Matters.</w:t>
       </w:r>
     </w:p>
     <w:p>
@@ -1326,7 +1455,49 @@
           <w:rFonts w:ascii="Kaiti SC" w:hAnsi="Kaiti SC" w:eastAsia="Kaiti SC" w:cs="Kaiti SC"/>
           <w:sz w:val="21"/>
         </w:rPr>
-        <w:t>[12] 2026-09-06｜新浪财经｜蓝箭航天：朱雀三号，百公里高空一把“倒车入库” - 新浪财经</w:t>
+        <w:t>[12] 2026-09-07｜finance.sina.com.cn｜星河动力：“智神星一号”首飞成功！“廊坊临空造”托举商业火箭入轨 - finance.sina.com.cn</w:t>
+      </w:r>
+    </w:p>
+    <w:p>
+      <w:pPr>
+        <w:keepLines/>
+        <w:spacing w:after="60"/>
+        <w:ind w:left="369" w:hanging="227"/>
+      </w:pPr>
+      <w:r>
+        <w:rPr>
+          <w:rFonts w:ascii="Kaiti SC" w:hAnsi="Kaiti SC" w:eastAsia="Kaiti SC" w:cs="Kaiti SC"/>
+          <w:sz w:val="21"/>
+        </w:rPr>
+        <w:t xml:space="preserve">✓ </w:t>
+      </w:r>
+      <w:r>
+        <w:rPr>
+          <w:rFonts w:ascii="Kaiti SC" w:hAnsi="Kaiti SC" w:eastAsia="Kaiti SC" w:cs="Kaiti SC"/>
+          <w:sz w:val="21"/>
+        </w:rPr>
+        <w:t>[13] 2026-09-07｜mrjjxw.com｜垣信卫星：财政部将发行特别国债支持8家中央金融企业补充资本；阿里巴巴成功入局低轨卫星星座独角兽“千帆星座”；中东航线运费大幅跳涨一舱难求——《投资早参》 - mrjjxw.com</w:t>
+      </w:r>
+    </w:p>
+    <w:p>
+      <w:pPr>
+        <w:keepLines/>
+        <w:spacing w:after="60"/>
+        <w:ind w:left="369" w:hanging="227"/>
+      </w:pPr>
+      <w:r>
+        <w:rPr>
+          <w:rFonts w:ascii="Kaiti SC" w:hAnsi="Kaiti SC" w:eastAsia="Kaiti SC" w:cs="Kaiti SC"/>
+          <w:sz w:val="21"/>
+        </w:rPr>
+        <w:t xml:space="preserve">✓ </w:t>
+      </w:r>
+      <w:r>
+        <w:rPr>
+          <w:rFonts w:ascii="Kaiti SC" w:hAnsi="Kaiti SC" w:eastAsia="Kaiti SC" w:cs="Kaiti SC"/>
+          <w:sz w:val="21"/>
+        </w:rPr>
+        <w:t>[14] 2026-09-07｜东方财富｜中科宇航：中科宇航亮相中博会，工作人员透露太空旅游价格能降至百万人民币 - 东方财富</w:t>
       </w:r>
     </w:p>
     <w:sectPr>

--- a/docs/data/reports/daily-documents/latest/previous_daily_report.docx
+++ b/docs/data/reports/daily-documents/latest/previous_daily_report.docx
@@ -26,7 +26,7 @@
           <w:rFonts w:ascii="Kaiti SC" w:hAnsi="Kaiti SC" w:eastAsia="Kaiti SC" w:cs="Kaiti SC"/>
           <w:sz w:val="21"/>
         </w:rPr>
-        <w:t>2026-09-07（上一自然日）</w:t>
+        <w:t>2026-09-08（上一自然日）</w:t>
       </w:r>
     </w:p>
     <w:tbl>
@@ -81,7 +81,7 @@
                 <w:b w:val="0"/>
                 <w:sz w:val="19"/>
               </w:rPr>
-              <w:t>2026-09-07</w:t>
+              <w:t>2026-09-08</w:t>
             </w:r>
           </w:p>
         </w:tc>
@@ -127,7 +127,7 @@
                 <w:b w:val="0"/>
                 <w:sz w:val="19"/>
               </w:rPr>
-              <w:t>18 条 / 6 家</w:t>
+              <w:t>19 条 / 4 家</w:t>
             </w:r>
           </w:p>
         </w:tc>
@@ -173,7 +173,7 @@
                 <w:b w:val="0"/>
                 <w:sz w:val="19"/>
               </w:rPr>
-              <w:t>8 个</w:t>
+              <w:t>7 个</w:t>
             </w:r>
           </w:p>
         </w:tc>
@@ -219,7 +219,7 @@
                 <w:b w:val="0"/>
                 <w:sz w:val="19"/>
               </w:rPr>
-              <w:t>2026-09-08</w:t>
+              <w:t>2026-09-09</w:t>
             </w:r>
           </w:p>
         </w:tc>
@@ -245,7 +245,7 @@
     </w:p>
     <w:p>
       <w:r>
-        <w:t>2026-09-07 共归档 18 条新闻，覆盖 6 家公司、8 个信息来源。 新闻量较多的公司包括 SpaceX、Blue Origin、垣信卫星、中科宇航。</w:t>
+        <w:t>2026-09-08 共归档 19 条新闻，覆盖 4 家公司、7 个信息来源。 新闻量较多的公司包括 SpaceX、Blue Origin、垣信卫星、星际荣耀。</w:t>
       </w:r>
     </w:p>
     <w:p>
@@ -279,7 +279,7 @@
           <w:rFonts w:ascii="Kaiti SC" w:hAnsi="Kaiti SC" w:eastAsia="Kaiti SC" w:cs="Kaiti SC"/>
           <w:sz w:val="21"/>
         </w:rPr>
-        <w:t>【发射与任务】SpaceX：Starbase Infrastructure Advances Toward Flight 14 （NASASpaceflight）</w:t>
+        <w:t>【市场与股价】SpaceX：What SpaceX CEO Elon Musk needs to do to launch the stock into the stratosphere （bing.com）</w:t>
       </w:r>
     </w:p>
     <w:p>
@@ -300,7 +300,7 @@
           <w:rFonts w:ascii="Kaiti SC" w:hAnsi="Kaiti SC" w:eastAsia="Kaiti SC" w:cs="Kaiti SC"/>
           <w:sz w:val="21"/>
         </w:rPr>
-        <w:t>【其他动态】垣信卫星：阿里巴巴攻太空AI 入股上海垣信卫星 - 财经 - 国际财经 - Sin Chew Daily （Sin Chew Daily）</w:t>
+        <w:t>【其他动态】SpaceX：SpaceX's recovered Starship 40 will take months to get back to Texas （bing.com）</w:t>
       </w:r>
     </w:p>
     <w:p>
@@ -321,7 +321,7 @@
           <w:rFonts w:ascii="Kaiti SC" w:hAnsi="Kaiti SC" w:eastAsia="Kaiti SC" w:cs="Kaiti SC"/>
           <w:sz w:val="21"/>
         </w:rPr>
-        <w:t>【其他动态】垣信卫星：阿里巴巴攻太空AI 入股上海垣信卫星 - KLSE Screener （KLSE Screener）</w:t>
+        <w:t>【发射与任务】SpaceX：SpaceX rocket taxi returns after Roman Telescope launch | Space photo of the day for Sept. 8, 2026 （space.com）</w:t>
       </w:r>
     </w:p>
     <w:p>
@@ -342,7 +342,7 @@
           <w:rFonts w:ascii="Kaiti SC" w:hAnsi="Kaiti SC" w:eastAsia="Kaiti SC" w:cs="Kaiti SC"/>
           <w:sz w:val="21"/>
         </w:rPr>
-        <w:t>【其他动态】蓝箭航天：刷屏的朱雀三号创下中国首次！火箭关键“关节”，连云港造！ - finance.sina.com.cn （finance.sina.com.cn）</w:t>
+        <w:t>【发射与任务】SpaceX：Should You Buy SpaceX Stock in September? （bing.com）</w:t>
       </w:r>
     </w:p>
     <w:p>
@@ -363,7 +363,7 @@
           <w:rFonts w:ascii="Kaiti SC" w:hAnsi="Kaiti SC" w:eastAsia="Kaiti SC" w:cs="Kaiti SC"/>
           <w:sz w:val="21"/>
         </w:rPr>
-        <w:t>【其他动态】Blue Origin：The New Glenn explosion was heard by instruments 1,046 miles away, scientists reveal what they found after （bing.com）</w:t>
+        <w:t>【其他动态】垣信卫星：阿里入股垣信卫星：约0.4%股权背后，是互联网巨头的轨道之争 - Sohu （Sohu）</w:t>
       </w:r>
     </w:p>
     <w:p>
@@ -384,7 +384,7 @@
           <w:rFonts w:ascii="Kaiti SC" w:hAnsi="Kaiti SC" w:eastAsia="Kaiti SC" w:cs="Kaiti SC"/>
           <w:sz w:val="21"/>
         </w:rPr>
-        <w:t>【其他动态】Blue Origin：The New Glenn explosion was heard by instruments 1,046 miles away, scientists reveal what they found after （bing.com）</w:t>
+        <w:t>【其他动态】垣信卫星：阿里入股垣信卫星：约0.4%股权背后，是互联网巨头的轨道之争 - 新京报 （新京报）</w:t>
       </w:r>
     </w:p>
     <w:p>
@@ -405,7 +405,7 @@
           <w:rFonts w:ascii="Kaiti SC" w:hAnsi="Kaiti SC" w:eastAsia="Kaiti SC" w:cs="Kaiti SC"/>
           <w:sz w:val="21"/>
         </w:rPr>
-        <w:t>【其他动态】Blue Origin：The New Glenn explosion was heard by instruments 1,046 miles away, scientists reveal what they found after （bing.com）</w:t>
+        <w:t>【发射与任务】SpaceX：Amazon and AT&amp;T partner to challenge SpaceX Starlink dominance （bing.com）</w:t>
       </w:r>
     </w:p>
     <w:p>
@@ -426,7 +426,7 @@
           <w:rFonts w:ascii="Kaiti SC" w:hAnsi="Kaiti SC" w:eastAsia="Kaiti SC" w:cs="Kaiti SC"/>
           <w:sz w:val="21"/>
         </w:rPr>
-        <w:t>【发射与任务】SpaceX：SpaceX launches 80th Starlink mission this year. 3 reasons its rocket switch matters. （bing.com）</w:t>
+        <w:t>【融资与资本】星际荣耀：视频|经济学家管清友X星际荣耀彭小波X投资人张驰:深度拆解商业航天 - 新浪财经 （新浪财经）</w:t>
       </w:r>
     </w:p>
     <w:p>
@@ -447,7 +447,7 @@
           <w:rFonts w:ascii="Kaiti SC" w:hAnsi="Kaiti SC" w:eastAsia="Kaiti SC" w:cs="Kaiti SC"/>
           <w:sz w:val="21"/>
         </w:rPr>
-        <w:t>【发射与任务】SpaceX：SpaceX launches 80th Starlink mission this year. 3 reasons its rocket switch matters. （bing.com）</w:t>
+        <w:t>【发射与任务】Blue Origin：Blue Origin blast sent sound waves more than 1,000 miles, researchers say （bing.com）</w:t>
       </w:r>
     </w:p>
     <w:p>
@@ -468,7 +468,7 @@
           <w:rFonts w:ascii="Kaiti SC" w:hAnsi="Kaiti SC" w:eastAsia="Kaiti SC" w:cs="Kaiti SC"/>
           <w:sz w:val="21"/>
         </w:rPr>
-        <w:t>【发射与任务】SpaceX：SpaceX (SPCX) Stock Gains Momentum as Starship Era Begins: Analysts Project 50% Growth （bing.com）</w:t>
+        <w:t>【发射与任务】Blue Origin：Blue Origin blast sent sound waves more than 1,000 miles, researchers say （bing.com）</w:t>
       </w:r>
     </w:p>
     <w:p>
@@ -489,7 +489,7 @@
           <w:rFonts w:ascii="Kaiti SC" w:hAnsi="Kaiti SC" w:eastAsia="Kaiti SC" w:cs="Kaiti SC"/>
           <w:sz w:val="21"/>
         </w:rPr>
-        <w:t>【发射与任务】SpaceX：SpaceX Launches 80th Starlink Mission of 2026. 3 Reasons Why Its Rocket Switch Matters. （bing.com）</w:t>
+        <w:t>【发射与任务】Blue Origin：Blue Origin blast sent sound waves more than 1,000 miles, researchers say （bing.com）</w:t>
       </w:r>
     </w:p>
     <w:p>
@@ -510,49 +510,7 @@
           <w:rFonts w:ascii="Kaiti SC" w:hAnsi="Kaiti SC" w:eastAsia="Kaiti SC" w:cs="Kaiti SC"/>
           <w:sz w:val="21"/>
         </w:rPr>
-        <w:t>【发射与任务】星河动力：“智神星一号”首飞成功！“廊坊临空造”托举商业火箭入轨 - finance.sina.com.cn （finance.sina.com.cn）</w:t>
-      </w:r>
-    </w:p>
-    <w:p>
-      <w:pPr>
-        <w:keepLines/>
-        <w:spacing w:after="60"/>
-        <w:ind w:left="369" w:hanging="227"/>
-      </w:pPr>
-      <w:r>
-        <w:rPr>
-          <w:rFonts w:ascii="Kaiti SC" w:hAnsi="Kaiti SC" w:eastAsia="Kaiti SC" w:cs="Kaiti SC"/>
-          <w:sz w:val="21"/>
-        </w:rPr>
-        <w:t xml:space="preserve">➢ </w:t>
-      </w:r>
-      <w:r>
-        <w:rPr>
-          <w:rFonts w:ascii="Kaiti SC" w:hAnsi="Kaiti SC" w:eastAsia="Kaiti SC" w:cs="Kaiti SC"/>
-          <w:sz w:val="21"/>
-        </w:rPr>
-        <w:t>【其他动态】垣信卫星：财政部将发行特别国债支持8家中央金融企业补充资本；阿里巴巴成功入局低轨卫星星座独角兽“千帆星座”；中东航线运费大幅跳涨一舱难求——《投资早参》 - mrjjxw.com （mrjjxw.com）</w:t>
-      </w:r>
-    </w:p>
-    <w:p>
-      <w:pPr>
-        <w:keepLines/>
-        <w:spacing w:after="60"/>
-        <w:ind w:left="369" w:hanging="227"/>
-      </w:pPr>
-      <w:r>
-        <w:rPr>
-          <w:rFonts w:ascii="Kaiti SC" w:hAnsi="Kaiti SC" w:eastAsia="Kaiti SC" w:cs="Kaiti SC"/>
-          <w:sz w:val="21"/>
-        </w:rPr>
-        <w:t xml:space="preserve">➢ </w:t>
-      </w:r>
-      <w:r>
-        <w:rPr>
-          <w:rFonts w:ascii="Kaiti SC" w:hAnsi="Kaiti SC" w:eastAsia="Kaiti SC" w:cs="Kaiti SC"/>
-          <w:sz w:val="21"/>
-        </w:rPr>
-        <w:t>【产品与技术】中科宇航：中科宇航亮相中博会，工作人员透露太空旅游价格能降至百万人民币 - 东方财富 （东方财富）</w:t>
+        <w:t>【其他动态】Blue Origin：One Reflight, One Fireball, and New Glenn's Year-End Promise - KeepTrack （KeepTrack）</w:t>
       </w:r>
     </w:p>
     <w:p>
@@ -711,7 +669,7 @@
                 <w:b w:val="0"/>
                 <w:sz w:val="19"/>
               </w:rPr>
-              <w:t>9</w:t>
+              <w:t>12</w:t>
             </w:r>
           </w:p>
         </w:tc>
@@ -732,7 +690,7 @@
                 <w:b w:val="0"/>
                 <w:sz w:val="19"/>
               </w:rPr>
-              <w:t>发射与任务、其他动态</w:t>
+              <w:t>市场与股价、其他动态、发射与任务</w:t>
             </w:r>
           </w:p>
         </w:tc>
@@ -752,7 +710,7 @@
                 <w:b w:val="0"/>
                 <w:sz w:val="19"/>
               </w:rPr>
-              <w:t>Starbase Infrastructure Advances Toward Flight 14</w:t>
+              <w:t>What SpaceX CEO Elon Musk needs to do to launch the stock into the stratosphere</w:t>
             </w:r>
           </w:p>
         </w:tc>
@@ -798,7 +756,7 @@
                 <w:b w:val="0"/>
                 <w:sz w:val="19"/>
               </w:rPr>
-              <w:t>3</w:t>
+              <w:t>4</w:t>
             </w:r>
           </w:p>
         </w:tc>
@@ -819,7 +777,7 @@
                 <w:b w:val="0"/>
                 <w:sz w:val="19"/>
               </w:rPr>
-              <w:t>其他动态</w:t>
+              <w:t>发射与任务、其他动态</w:t>
             </w:r>
           </w:p>
         </w:tc>
@@ -839,7 +797,7 @@
                 <w:b w:val="0"/>
                 <w:sz w:val="19"/>
               </w:rPr>
-              <w:t>The New Glenn explosion was heard by instruments 1,046 miles away, scientists reveal what they found after</w:t>
+              <w:t>Blue Origin blast sent sound waves more than 1,000 miles, researchers say</w:t>
             </w:r>
           </w:p>
         </w:tc>
@@ -885,7 +843,7 @@
                 <w:b w:val="0"/>
                 <w:sz w:val="19"/>
               </w:rPr>
-              <w:t>3</w:t>
+              <w:t>2</w:t>
             </w:r>
           </w:p>
         </w:tc>
@@ -926,7 +884,7 @@
                 <w:b w:val="0"/>
                 <w:sz w:val="19"/>
               </w:rPr>
-              <w:t>阿里巴巴攻太空AI 入股上海垣信卫星 - 财经 - 国际财经 - Sin Chew Daily</w:t>
+              <w:t>阿里入股垣信卫星：约0.4%股权背后，是互联网巨头的轨道之争 - Sohu</w:t>
             </w:r>
           </w:p>
         </w:tc>
@@ -951,7 +909,7 @@
                 <w:b w:val="0"/>
                 <w:sz w:val="19"/>
               </w:rPr>
-              <w:t>中科宇航</w:t>
+              <w:t>星际荣耀</w:t>
             </w:r>
           </w:p>
         </w:tc>
@@ -993,7 +951,7 @@
                 <w:b w:val="0"/>
                 <w:sz w:val="19"/>
               </w:rPr>
-              <w:t>产品与技术</w:t>
+              <w:t>融资与资本</w:t>
             </w:r>
           </w:p>
         </w:tc>
@@ -1013,181 +971,7 @@
                 <w:b w:val="0"/>
                 <w:sz w:val="19"/>
               </w:rPr>
-              <w:t>中科宇航亮相中博会，工作人员透露太空旅游价格能降至百万人民币 - 东方财富</w:t>
-            </w:r>
-          </w:p>
-        </w:tc>
-      </w:tr>
-      <w:tr>
-        <w:trPr>
-          <w:cantSplit/>
-        </w:trPr>
-        <w:tc>
-          <w:tcPr>
-            <w:tcW w:type="dxa" w:w="2075"/>
-            <w:vAlign w:val="center"/>
-          </w:tcPr>
-          <w:p>
-            <w:pPr>
-              <w:spacing w:after="0" w:line="252" w:lineRule="auto"/>
-            </w:pPr>
-            <w:r/>
-            <w:r>
-              <w:rPr>
-                <w:rFonts w:ascii="Kaiti SC" w:hAnsi="Kaiti SC" w:eastAsia="Kaiti SC" w:cs="Kaiti SC"/>
-                <w:b w:val="0"/>
-                <w:sz w:val="19"/>
-              </w:rPr>
-              <w:t>星河动力</w:t>
-            </w:r>
-          </w:p>
-        </w:tc>
-        <w:tc>
-          <w:tcPr>
-            <w:tcW w:type="dxa" w:w="2075"/>
-            <w:vAlign w:val="center"/>
-          </w:tcPr>
-          <w:p>
-            <w:pPr>
-              <w:spacing w:after="0" w:line="252" w:lineRule="auto"/>
-              <w:jc w:val="center"/>
-            </w:pPr>
-            <w:r/>
-            <w:r>
-              <w:rPr>
-                <w:rFonts w:ascii="Kaiti SC" w:hAnsi="Kaiti SC" w:eastAsia="Kaiti SC" w:cs="Kaiti SC"/>
-                <w:b w:val="0"/>
-                <w:sz w:val="19"/>
-              </w:rPr>
-              <w:t>1</w:t>
-            </w:r>
-          </w:p>
-        </w:tc>
-        <w:tc>
-          <w:tcPr>
-            <w:tcW w:type="dxa" w:w="2075"/>
-            <w:vAlign w:val="center"/>
-          </w:tcPr>
-          <w:p>
-            <w:pPr>
-              <w:spacing w:after="0" w:line="252" w:lineRule="auto"/>
-              <w:jc w:val="center"/>
-            </w:pPr>
-            <w:r/>
-            <w:r>
-              <w:rPr>
-                <w:rFonts w:ascii="Kaiti SC" w:hAnsi="Kaiti SC" w:eastAsia="Kaiti SC" w:cs="Kaiti SC"/>
-                <w:b w:val="0"/>
-                <w:sz w:val="19"/>
-              </w:rPr>
-              <w:t>发射与任务</w:t>
-            </w:r>
-          </w:p>
-        </w:tc>
-        <w:tc>
-          <w:tcPr>
-            <w:tcW w:type="dxa" w:w="2075"/>
-            <w:vAlign w:val="center"/>
-          </w:tcPr>
-          <w:p>
-            <w:pPr>
-              <w:spacing w:after="0" w:line="252" w:lineRule="auto"/>
-            </w:pPr>
-            <w:r/>
-            <w:r>
-              <w:rPr>
-                <w:rFonts w:ascii="Kaiti SC" w:hAnsi="Kaiti SC" w:eastAsia="Kaiti SC" w:cs="Kaiti SC"/>
-                <w:b w:val="0"/>
-                <w:sz w:val="19"/>
-              </w:rPr>
-              <w:t>“智神星一号”首飞成功！“廊坊临空造”托举商业火箭入轨 - finance.sina.com.cn</w:t>
-            </w:r>
-          </w:p>
-        </w:tc>
-      </w:tr>
-      <w:tr>
-        <w:trPr>
-          <w:cantSplit/>
-        </w:trPr>
-        <w:tc>
-          <w:tcPr>
-            <w:tcW w:type="dxa" w:w="2075"/>
-            <w:vAlign w:val="center"/>
-          </w:tcPr>
-          <w:p>
-            <w:pPr>
-              <w:spacing w:after="0" w:line="252" w:lineRule="auto"/>
-            </w:pPr>
-            <w:r/>
-            <w:r>
-              <w:rPr>
-                <w:rFonts w:ascii="Kaiti SC" w:hAnsi="Kaiti SC" w:eastAsia="Kaiti SC" w:cs="Kaiti SC"/>
-                <w:b w:val="0"/>
-                <w:sz w:val="19"/>
-              </w:rPr>
-              <w:t>蓝箭航天</w:t>
-            </w:r>
-          </w:p>
-        </w:tc>
-        <w:tc>
-          <w:tcPr>
-            <w:tcW w:type="dxa" w:w="2075"/>
-            <w:vAlign w:val="center"/>
-          </w:tcPr>
-          <w:p>
-            <w:pPr>
-              <w:spacing w:after="0" w:line="252" w:lineRule="auto"/>
-              <w:jc w:val="center"/>
-            </w:pPr>
-            <w:r/>
-            <w:r>
-              <w:rPr>
-                <w:rFonts w:ascii="Kaiti SC" w:hAnsi="Kaiti SC" w:eastAsia="Kaiti SC" w:cs="Kaiti SC"/>
-                <w:b w:val="0"/>
-                <w:sz w:val="19"/>
-              </w:rPr>
-              <w:t>1</w:t>
-            </w:r>
-          </w:p>
-        </w:tc>
-        <w:tc>
-          <w:tcPr>
-            <w:tcW w:type="dxa" w:w="2075"/>
-            <w:vAlign w:val="center"/>
-          </w:tcPr>
-          <w:p>
-            <w:pPr>
-              <w:spacing w:after="0" w:line="252" w:lineRule="auto"/>
-              <w:jc w:val="center"/>
-            </w:pPr>
-            <w:r/>
-            <w:r>
-              <w:rPr>
-                <w:rFonts w:ascii="Kaiti SC" w:hAnsi="Kaiti SC" w:eastAsia="Kaiti SC" w:cs="Kaiti SC"/>
-                <w:b w:val="0"/>
-                <w:sz w:val="19"/>
-              </w:rPr>
-              <w:t>其他动态</w:t>
-            </w:r>
-          </w:p>
-        </w:tc>
-        <w:tc>
-          <w:tcPr>
-            <w:tcW w:type="dxa" w:w="2075"/>
-            <w:vAlign w:val="center"/>
-          </w:tcPr>
-          <w:p>
-            <w:pPr>
-              <w:spacing w:after="0" w:line="252" w:lineRule="auto"/>
-            </w:pPr>
-            <w:r/>
-            <w:r>
-              <w:rPr>
-                <w:rFonts w:ascii="Kaiti SC" w:hAnsi="Kaiti SC" w:eastAsia="Kaiti SC" w:cs="Kaiti SC"/>
-                <w:b w:val="0"/>
-                <w:sz w:val="19"/>
-              </w:rPr>
-              <w:t>刷屏的朱雀三号创下中国首次！火箭关键“关节”，连云港造！ - finance.sina.com.cn</w:t>
+              <w:t>视频|经济学家管清友X星际荣耀彭小波X投资人张驰:深度拆解商业航天 - 新浪财经</w:t>
             </w:r>
           </w:p>
         </w:tc>
@@ -1224,7 +1008,7 @@
           <w:rFonts w:ascii="Kaiti SC" w:hAnsi="Kaiti SC" w:eastAsia="Kaiti SC" w:cs="Kaiti SC"/>
           <w:sz w:val="21"/>
         </w:rPr>
-        <w:t>[1] 2026-09-07｜NASASpaceflight｜SpaceX：Starbase Infrastructure Advances Toward Flight 14</w:t>
+        <w:t>[1] 2026-09-08｜bing.com｜SpaceX：What SpaceX CEO Elon Musk needs to do to launch the stock into the stratosphere</w:t>
       </w:r>
     </w:p>
     <w:p>
@@ -1245,7 +1029,7 @@
           <w:rFonts w:ascii="Kaiti SC" w:hAnsi="Kaiti SC" w:eastAsia="Kaiti SC" w:cs="Kaiti SC"/>
           <w:sz w:val="21"/>
         </w:rPr>
-        <w:t>[2] 2026-09-07｜Sin Chew Daily｜垣信卫星：阿里巴巴攻太空AI 入股上海垣信卫星 - 财经 - 国际财经 - Sin Chew Daily</w:t>
+        <w:t>[2] 2026-09-08｜bing.com｜SpaceX：SpaceX's recovered Starship 40 will take months to get back to Texas</w:t>
       </w:r>
     </w:p>
     <w:p>
@@ -1266,7 +1050,7 @@
           <w:rFonts w:ascii="Kaiti SC" w:hAnsi="Kaiti SC" w:eastAsia="Kaiti SC" w:cs="Kaiti SC"/>
           <w:sz w:val="21"/>
         </w:rPr>
-        <w:t>[3] 2026-09-07｜KLSE Screener｜垣信卫星：阿里巴巴攻太空AI 入股上海垣信卫星 - KLSE Screener</w:t>
+        <w:t>[3] 2026-09-08｜space.com｜SpaceX：SpaceX rocket taxi returns after Roman Telescope launch | Space photo of the day for Sept. 8, 2026</w:t>
       </w:r>
     </w:p>
     <w:p>
@@ -1287,7 +1071,7 @@
           <w:rFonts w:ascii="Kaiti SC" w:hAnsi="Kaiti SC" w:eastAsia="Kaiti SC" w:cs="Kaiti SC"/>
           <w:sz w:val="21"/>
         </w:rPr>
-        <w:t>[4] 2026-09-07｜finance.sina.com.cn｜蓝箭航天：刷屏的朱雀三号创下中国首次！火箭关键“关节”，连云港造！ - finance.sina.com.cn</w:t>
+        <w:t>[4] 2026-09-08｜bing.com｜SpaceX：Should You Buy SpaceX Stock in September?</w:t>
       </w:r>
     </w:p>
     <w:p>
@@ -1308,7 +1092,7 @@
           <w:rFonts w:ascii="Kaiti SC" w:hAnsi="Kaiti SC" w:eastAsia="Kaiti SC" w:cs="Kaiti SC"/>
           <w:sz w:val="21"/>
         </w:rPr>
-        <w:t>[5] 2026-09-07｜bing.com｜Blue Origin：The New Glenn explosion was heard by instruments 1,046 miles away, scientists reveal what they found after</w:t>
+        <w:t>[5] 2026-09-08｜Sohu｜垣信卫星：阿里入股垣信卫星：约0.4%股权背后，是互联网巨头的轨道之争 - Sohu</w:t>
       </w:r>
     </w:p>
     <w:p>
@@ -1329,7 +1113,7 @@
           <w:rFonts w:ascii="Kaiti SC" w:hAnsi="Kaiti SC" w:eastAsia="Kaiti SC" w:cs="Kaiti SC"/>
           <w:sz w:val="21"/>
         </w:rPr>
-        <w:t>[6] 2026-09-07｜bing.com｜Blue Origin：The New Glenn explosion was heard by instruments 1,046 miles away, scientists reveal what they found after</w:t>
+        <w:t>[6] 2026-09-08｜新京报｜垣信卫星：阿里入股垣信卫星：约0.4%股权背后，是互联网巨头的轨道之争 - 新京报</w:t>
       </w:r>
     </w:p>
     <w:p>
@@ -1350,7 +1134,7 @@
           <w:rFonts w:ascii="Kaiti SC" w:hAnsi="Kaiti SC" w:eastAsia="Kaiti SC" w:cs="Kaiti SC"/>
           <w:sz w:val="21"/>
         </w:rPr>
-        <w:t>[7] 2026-09-07｜bing.com｜Blue Origin：The New Glenn explosion was heard by instruments 1,046 miles away, scientists reveal what they found after</w:t>
+        <w:t>[7] 2026-09-08｜bing.com｜SpaceX：Amazon and AT&amp;T partner to challenge SpaceX Starlink dominance</w:t>
       </w:r>
     </w:p>
     <w:p>
@@ -1371,7 +1155,7 @@
           <w:rFonts w:ascii="Kaiti SC" w:hAnsi="Kaiti SC" w:eastAsia="Kaiti SC" w:cs="Kaiti SC"/>
           <w:sz w:val="21"/>
         </w:rPr>
-        <w:t>[8] 2026-09-07｜bing.com｜SpaceX：SpaceX launches 80th Starlink mission this year. 3 reasons its rocket switch matters.</w:t>
+        <w:t>[8] 2026-09-08｜新浪财经｜星际荣耀：视频|经济学家管清友X星际荣耀彭小波X投资人张驰:深度拆解商业航天 - 新浪财经</w:t>
       </w:r>
     </w:p>
     <w:p>
@@ -1392,7 +1176,7 @@
           <w:rFonts w:ascii="Kaiti SC" w:hAnsi="Kaiti SC" w:eastAsia="Kaiti SC" w:cs="Kaiti SC"/>
           <w:sz w:val="21"/>
         </w:rPr>
-        <w:t>[9] 2026-09-07｜bing.com｜SpaceX：SpaceX launches 80th Starlink mission this year. 3 reasons its rocket switch matters.</w:t>
+        <w:t>[9] 2026-09-08｜bing.com｜Blue Origin：Blue Origin blast sent sound waves more than 1,000 miles, researchers say</w:t>
       </w:r>
     </w:p>
     <w:p>
@@ -1413,7 +1197,7 @@
           <w:rFonts w:ascii="Kaiti SC" w:hAnsi="Kaiti SC" w:eastAsia="Kaiti SC" w:cs="Kaiti SC"/>
           <w:sz w:val="21"/>
         </w:rPr>
-        <w:t>[10] 2026-09-07｜bing.com｜SpaceX：SpaceX (SPCX) Stock Gains Momentum as Starship Era Begins: Analysts Project 50% Growth</w:t>
+        <w:t>[10] 2026-09-08｜bing.com｜Blue Origin：Blue Origin blast sent sound waves more than 1,000 miles, researchers say</w:t>
       </w:r>
     </w:p>
     <w:p>
@@ -1434,7 +1218,7 @@
           <w:rFonts w:ascii="Kaiti SC" w:hAnsi="Kaiti SC" w:eastAsia="Kaiti SC" w:cs="Kaiti SC"/>
           <w:sz w:val="21"/>
         </w:rPr>
-        <w:t>[11] 2026-09-07｜bing.com｜SpaceX：SpaceX Launches 80th Starlink Mission of 2026. 3 Reasons Why Its Rocket Switch Matters.</w:t>
+        <w:t>[11] 2026-09-08｜bing.com｜Blue Origin：Blue Origin blast sent sound waves more than 1,000 miles, researchers say</w:t>
       </w:r>
     </w:p>
     <w:p>
@@ -1455,49 +1239,7 @@
           <w:rFonts w:ascii="Kaiti SC" w:hAnsi="Kaiti SC" w:eastAsia="Kaiti SC" w:cs="Kaiti SC"/>
           <w:sz w:val="21"/>
         </w:rPr>
-        <w:t>[12] 2026-09-07｜finance.sina.com.cn｜星河动力：“智神星一号”首飞成功！“廊坊临空造”托举商业火箭入轨 - finance.sina.com.cn</w:t>
-      </w:r>
-    </w:p>
-    <w:p>
-      <w:pPr>
-        <w:keepLines/>
-        <w:spacing w:after="60"/>
-        <w:ind w:left="369" w:hanging="227"/>
-      </w:pPr>
-      <w:r>
-        <w:rPr>
-          <w:rFonts w:ascii="Kaiti SC" w:hAnsi="Kaiti SC" w:eastAsia="Kaiti SC" w:cs="Kaiti SC"/>
-          <w:sz w:val="21"/>
-        </w:rPr>
-        <w:t xml:space="preserve">✓ </w:t>
-      </w:r>
-      <w:r>
-        <w:rPr>
-          <w:rFonts w:ascii="Kaiti SC" w:hAnsi="Kaiti SC" w:eastAsia="Kaiti SC" w:cs="Kaiti SC"/>
-          <w:sz w:val="21"/>
-        </w:rPr>
-        <w:t>[13] 2026-09-07｜mrjjxw.com｜垣信卫星：财政部将发行特别国债支持8家中央金融企业补充资本；阿里巴巴成功入局低轨卫星星座独角兽“千帆星座”；中东航线运费大幅跳涨一舱难求——《投资早参》 - mrjjxw.com</w:t>
-      </w:r>
-    </w:p>
-    <w:p>
-      <w:pPr>
-        <w:keepLines/>
-        <w:spacing w:after="60"/>
-        <w:ind w:left="369" w:hanging="227"/>
-      </w:pPr>
-      <w:r>
-        <w:rPr>
-          <w:rFonts w:ascii="Kaiti SC" w:hAnsi="Kaiti SC" w:eastAsia="Kaiti SC" w:cs="Kaiti SC"/>
-          <w:sz w:val="21"/>
-        </w:rPr>
-        <w:t xml:space="preserve">✓ </w:t>
-      </w:r>
-      <w:r>
-        <w:rPr>
-          <w:rFonts w:ascii="Kaiti SC" w:hAnsi="Kaiti SC" w:eastAsia="Kaiti SC" w:cs="Kaiti SC"/>
-          <w:sz w:val="21"/>
-        </w:rPr>
-        <w:t>[14] 2026-09-07｜东方财富｜中科宇航：中科宇航亮相中博会，工作人员透露太空旅游价格能降至百万人民币 - 东方财富</w:t>
+        <w:t>[12] 2026-09-08｜KeepTrack｜Blue Origin：One Reflight, One Fireball, and New Glenn's Year-End Promise - KeepTrack</w:t>
       </w:r>
     </w:p>
     <w:sectPr>

--- a/docs/data/reports/daily-documents/latest/previous_daily_report.docx
+++ b/docs/data/reports/daily-documents/latest/previous_daily_report.docx
@@ -26,7 +26,7 @@
           <w:rFonts w:ascii="Kaiti SC" w:hAnsi="Kaiti SC" w:eastAsia="Kaiti SC" w:cs="Kaiti SC"/>
           <w:sz w:val="21"/>
         </w:rPr>
-        <w:t>2026-09-08（上一自然日）</w:t>
+        <w:t>2026-09-09（上一自然日）</w:t>
       </w:r>
     </w:p>
     <w:tbl>
@@ -81,7 +81,7 @@
                 <w:b w:val="0"/>
                 <w:sz w:val="19"/>
               </w:rPr>
-              <w:t>2026-09-08</w:t>
+              <w:t>2026-09-09</w:t>
             </w:r>
           </w:p>
         </w:tc>
@@ -127,7 +127,7 @@
                 <w:b w:val="0"/>
                 <w:sz w:val="19"/>
               </w:rPr>
-              <w:t>19 条 / 4 家</w:t>
+              <w:t>19 条 / 3 家</w:t>
             </w:r>
           </w:p>
         </w:tc>
@@ -173,7 +173,7 @@
                 <w:b w:val="0"/>
                 <w:sz w:val="19"/>
               </w:rPr>
-              <w:t>7 个</w:t>
+              <w:t>6 个</w:t>
             </w:r>
           </w:p>
         </w:tc>
@@ -219,7 +219,7 @@
                 <w:b w:val="0"/>
                 <w:sz w:val="19"/>
               </w:rPr>
-              <w:t>2026-09-09</w:t>
+              <w:t>2026-09-10</w:t>
             </w:r>
           </w:p>
         </w:tc>
@@ -245,7 +245,7 @@
     </w:p>
     <w:p>
       <w:r>
-        <w:t>2026-09-08 共归档 19 条新闻，覆盖 4 家公司、7 个信息来源。 新闻量较多的公司包括 SpaceX、Blue Origin、垣信卫星、星际荣耀。</w:t>
+        <w:t>2026-09-09 共归档 19 条新闻，覆盖 3 家公司、6 个信息来源。 新闻量较多的公司包括 SpaceX、蓝箭鸿擎、Blue Origin。</w:t>
       </w:r>
     </w:p>
     <w:p>
@@ -279,7 +279,7 @@
           <w:rFonts w:ascii="Kaiti SC" w:hAnsi="Kaiti SC" w:eastAsia="Kaiti SC" w:cs="Kaiti SC"/>
           <w:sz w:val="21"/>
         </w:rPr>
-        <w:t>【市场与股价】SpaceX：What SpaceX CEO Elon Musk needs to do to launch the stock into the stratosphere （bing.com）</w:t>
+        <w:t>【其他动态】蓝箭鸿擎：蓝箭鸿擎在武汉投资成立空间科技公司 - 证券时报 （证券时报）</w:t>
       </w:r>
     </w:p>
     <w:p>
@@ -300,7 +300,7 @@
           <w:rFonts w:ascii="Kaiti SC" w:hAnsi="Kaiti SC" w:eastAsia="Kaiti SC" w:cs="Kaiti SC"/>
           <w:sz w:val="21"/>
         </w:rPr>
-        <w:t>【其他动态】SpaceX：SpaceX's recovered Starship 40 will take months to get back to Texas （bing.com）</w:t>
+        <w:t>【发射与任务】Blue Origin：Blue Origin's massive New Glenn rocket on move to launch pad （bing.com）</w:t>
       </w:r>
     </w:p>
     <w:p>
@@ -321,7 +321,7 @@
           <w:rFonts w:ascii="Kaiti SC" w:hAnsi="Kaiti SC" w:eastAsia="Kaiti SC" w:cs="Kaiti SC"/>
           <w:sz w:val="21"/>
         </w:rPr>
-        <w:t>【发射与任务】SpaceX：SpaceX rocket taxi returns after Roman Telescope launch | Space photo of the day for Sept. 8, 2026 （space.com）</w:t>
+        <w:t>【发射与任务】SpaceX：SpaceX to launch rocket for US Space Force. Will it be seen in Arizona? （bing.com）</w:t>
       </w:r>
     </w:p>
     <w:p>
@@ -342,7 +342,7 @@
           <w:rFonts w:ascii="Kaiti SC" w:hAnsi="Kaiti SC" w:eastAsia="Kaiti SC" w:cs="Kaiti SC"/>
           <w:sz w:val="21"/>
         </w:rPr>
-        <w:t>【发射与任务】SpaceX：Should You Buy SpaceX Stock in September? （bing.com）</w:t>
+        <w:t>【发射与任务】SpaceX：SpaceX to launch rocket for US Space Force. Will it be seen in Arizona? （bing.com）</w:t>
       </w:r>
     </w:p>
     <w:p>
@@ -363,7 +363,7 @@
           <w:rFonts w:ascii="Kaiti SC" w:hAnsi="Kaiti SC" w:eastAsia="Kaiti SC" w:cs="Kaiti SC"/>
           <w:sz w:val="21"/>
         </w:rPr>
-        <w:t>【其他动态】垣信卫星：阿里入股垣信卫星：约0.4%股权背后，是互联网巨头的轨道之争 - Sohu （Sohu）</w:t>
+        <w:t>【发射与任务】SpaceX：SpaceX to launch rocket for US Space Force. Will it be seen in Arizona? （bing.com）</w:t>
       </w:r>
     </w:p>
     <w:p>
@@ -384,7 +384,7 @@
           <w:rFonts w:ascii="Kaiti SC" w:hAnsi="Kaiti SC" w:eastAsia="Kaiti SC" w:cs="Kaiti SC"/>
           <w:sz w:val="21"/>
         </w:rPr>
-        <w:t>【其他动态】垣信卫星：阿里入股垣信卫星：约0.4%股权背后，是互联网巨头的轨道之争 - 新京报 （新京报）</w:t>
+        <w:t>【监管与政策】SpaceX：SpaceX’s Starlink in focus as FCC moves to expand satellite broadband spectrum; to vote on Sept. 30 （bing.com）</w:t>
       </w:r>
     </w:p>
     <w:p>
@@ -405,7 +405,7 @@
           <w:rFonts w:ascii="Kaiti SC" w:hAnsi="Kaiti SC" w:eastAsia="Kaiti SC" w:cs="Kaiti SC"/>
           <w:sz w:val="21"/>
         </w:rPr>
-        <w:t>【发射与任务】SpaceX：Amazon and AT&amp;T partner to challenge SpaceX Starlink dominance （bing.com）</w:t>
+        <w:t>【其他动态】蓝箭鸿擎：蓝箭鸿擎在武汉投资成立空间科技公司 - 东方财富网 （东方财富网）</w:t>
       </w:r>
     </w:p>
     <w:p>
@@ -426,7 +426,7 @@
           <w:rFonts w:ascii="Kaiti SC" w:hAnsi="Kaiti SC" w:eastAsia="Kaiti SC" w:cs="Kaiti SC"/>
           <w:sz w:val="21"/>
         </w:rPr>
-        <w:t>【融资与资本】星际荣耀：视频|经济学家管清友X星际荣耀彭小波X投资人张驰:深度拆解商业航天 - 新浪财经 （新浪财经）</w:t>
+        <w:t>【其他动态】SpaceX：Starlink is the economic foundation （bing.com）</w:t>
       </w:r>
     </w:p>
     <w:p>
@@ -447,7 +447,7 @@
           <w:rFonts w:ascii="Kaiti SC" w:hAnsi="Kaiti SC" w:eastAsia="Kaiti SC" w:cs="Kaiti SC"/>
           <w:sz w:val="21"/>
         </w:rPr>
-        <w:t>【发射与任务】Blue Origin：Blue Origin blast sent sound waves more than 1,000 miles, researchers say （bing.com）</w:t>
+        <w:t>【发射与任务】蓝箭鸿擎：祝贺！我国成功发射卫星互联网技术试验卫星 - hongqing.tech （hongqing.tech）</w:t>
       </w:r>
     </w:p>
     <w:p>
@@ -468,49 +468,7 @@
           <w:rFonts w:ascii="Kaiti SC" w:hAnsi="Kaiti SC" w:eastAsia="Kaiti SC" w:cs="Kaiti SC"/>
           <w:sz w:val="21"/>
         </w:rPr>
-        <w:t>【发射与任务】Blue Origin：Blue Origin blast sent sound waves more than 1,000 miles, researchers say （bing.com）</w:t>
-      </w:r>
-    </w:p>
-    <w:p>
-      <w:pPr>
-        <w:keepLines/>
-        <w:spacing w:after="60"/>
-        <w:ind w:left="369" w:hanging="227"/>
-      </w:pPr>
-      <w:r>
-        <w:rPr>
-          <w:rFonts w:ascii="Kaiti SC" w:hAnsi="Kaiti SC" w:eastAsia="Kaiti SC" w:cs="Kaiti SC"/>
-          <w:sz w:val="21"/>
-        </w:rPr>
-        <w:t xml:space="preserve">➢ </w:t>
-      </w:r>
-      <w:r>
-        <w:rPr>
-          <w:rFonts w:ascii="Kaiti SC" w:hAnsi="Kaiti SC" w:eastAsia="Kaiti SC" w:cs="Kaiti SC"/>
-          <w:sz w:val="21"/>
-        </w:rPr>
-        <w:t>【发射与任务】Blue Origin：Blue Origin blast sent sound waves more than 1,000 miles, researchers say （bing.com）</w:t>
-      </w:r>
-    </w:p>
-    <w:p>
-      <w:pPr>
-        <w:keepLines/>
-        <w:spacing w:after="60"/>
-        <w:ind w:left="369" w:hanging="227"/>
-      </w:pPr>
-      <w:r>
-        <w:rPr>
-          <w:rFonts w:ascii="Kaiti SC" w:hAnsi="Kaiti SC" w:eastAsia="Kaiti SC" w:cs="Kaiti SC"/>
-          <w:sz w:val="21"/>
-        </w:rPr>
-        <w:t xml:space="preserve">➢ </w:t>
-      </w:r>
-      <w:r>
-        <w:rPr>
-          <w:rFonts w:ascii="Kaiti SC" w:hAnsi="Kaiti SC" w:eastAsia="Kaiti SC" w:cs="Kaiti SC"/>
-          <w:sz w:val="21"/>
-        </w:rPr>
-        <w:t>【其他动态】Blue Origin：One Reflight, One Fireball, and New Glenn's Year-End Promise - KeepTrack （KeepTrack）</w:t>
+        <w:t>【订单与合作】蓝箭鸿擎：鸿擎科技携手北京邮电大学、中国星网数字科技有限公司，共建太空算力技术创新中心 - hongqing.tech （hongqing.tech）</w:t>
       </w:r>
     </w:p>
     <w:p>
@@ -669,7 +627,7 @@
                 <w:b w:val="0"/>
                 <w:sz w:val="19"/>
               </w:rPr>
-              <w:t>12</w:t>
+              <w:t>14</w:t>
             </w:r>
           </w:p>
         </w:tc>
@@ -690,7 +648,7 @@
                 <w:b w:val="0"/>
                 <w:sz w:val="19"/>
               </w:rPr>
-              <w:t>市场与股价、其他动态、发射与任务</w:t>
+              <w:t>发射与任务、监管与政策、其他动态、市场与股价</w:t>
             </w:r>
           </w:p>
         </w:tc>
@@ -710,7 +668,94 @@
                 <w:b w:val="0"/>
                 <w:sz w:val="19"/>
               </w:rPr>
-              <w:t>What SpaceX CEO Elon Musk needs to do to launch the stock into the stratosphere</w:t>
+              <w:t>SpaceX to launch rocket for US Space Force. Will it be seen in Arizona?</w:t>
+            </w:r>
+          </w:p>
+        </w:tc>
+      </w:tr>
+      <w:tr>
+        <w:trPr>
+          <w:cantSplit/>
+        </w:trPr>
+        <w:tc>
+          <w:tcPr>
+            <w:tcW w:type="dxa" w:w="2075"/>
+            <w:vAlign w:val="center"/>
+          </w:tcPr>
+          <w:p>
+            <w:pPr>
+              <w:spacing w:after="0" w:line="252" w:lineRule="auto"/>
+            </w:pPr>
+            <w:r/>
+            <w:r>
+              <w:rPr>
+                <w:rFonts w:ascii="Kaiti SC" w:hAnsi="Kaiti SC" w:eastAsia="Kaiti SC" w:cs="Kaiti SC"/>
+                <w:b w:val="0"/>
+                <w:sz w:val="19"/>
+              </w:rPr>
+              <w:t>蓝箭鸿擎</w:t>
+            </w:r>
+          </w:p>
+        </w:tc>
+        <w:tc>
+          <w:tcPr>
+            <w:tcW w:type="dxa" w:w="2075"/>
+            <w:vAlign w:val="center"/>
+          </w:tcPr>
+          <w:p>
+            <w:pPr>
+              <w:spacing w:after="0" w:line="252" w:lineRule="auto"/>
+              <w:jc w:val="center"/>
+            </w:pPr>
+            <w:r/>
+            <w:r>
+              <w:rPr>
+                <w:rFonts w:ascii="Kaiti SC" w:hAnsi="Kaiti SC" w:eastAsia="Kaiti SC" w:cs="Kaiti SC"/>
+                <w:b w:val="0"/>
+                <w:sz w:val="19"/>
+              </w:rPr>
+              <w:t>4</w:t>
+            </w:r>
+          </w:p>
+        </w:tc>
+        <w:tc>
+          <w:tcPr>
+            <w:tcW w:type="dxa" w:w="2075"/>
+            <w:vAlign w:val="center"/>
+          </w:tcPr>
+          <w:p>
+            <w:pPr>
+              <w:spacing w:after="0" w:line="252" w:lineRule="auto"/>
+              <w:jc w:val="center"/>
+            </w:pPr>
+            <w:r/>
+            <w:r>
+              <w:rPr>
+                <w:rFonts w:ascii="Kaiti SC" w:hAnsi="Kaiti SC" w:eastAsia="Kaiti SC" w:cs="Kaiti SC"/>
+                <w:b w:val="0"/>
+                <w:sz w:val="19"/>
+              </w:rPr>
+              <w:t>其他动态、发射与任务、订单与合作</w:t>
+            </w:r>
+          </w:p>
+        </w:tc>
+        <w:tc>
+          <w:tcPr>
+            <w:tcW w:type="dxa" w:w="2075"/>
+            <w:vAlign w:val="center"/>
+          </w:tcPr>
+          <w:p>
+            <w:pPr>
+              <w:spacing w:after="0" w:line="252" w:lineRule="auto"/>
+            </w:pPr>
+            <w:r/>
+            <w:r>
+              <w:rPr>
+                <w:rFonts w:ascii="Kaiti SC" w:hAnsi="Kaiti SC" w:eastAsia="Kaiti SC" w:cs="Kaiti SC"/>
+                <w:b w:val="0"/>
+                <w:sz w:val="19"/>
+              </w:rPr>
+              <w:t>蓝箭鸿擎在武汉投资成立空间科技公司 - 证券时报</w:t>
             </w:r>
           </w:p>
         </w:tc>
@@ -756,180 +801,6 @@
                 <w:b w:val="0"/>
                 <w:sz w:val="19"/>
               </w:rPr>
-              <w:t>4</w:t>
-            </w:r>
-          </w:p>
-        </w:tc>
-        <w:tc>
-          <w:tcPr>
-            <w:tcW w:type="dxa" w:w="2075"/>
-            <w:vAlign w:val="center"/>
-          </w:tcPr>
-          <w:p>
-            <w:pPr>
-              <w:spacing w:after="0" w:line="252" w:lineRule="auto"/>
-              <w:jc w:val="center"/>
-            </w:pPr>
-            <w:r/>
-            <w:r>
-              <w:rPr>
-                <w:rFonts w:ascii="Kaiti SC" w:hAnsi="Kaiti SC" w:eastAsia="Kaiti SC" w:cs="Kaiti SC"/>
-                <w:b w:val="0"/>
-                <w:sz w:val="19"/>
-              </w:rPr>
-              <w:t>发射与任务、其他动态</w:t>
-            </w:r>
-          </w:p>
-        </w:tc>
-        <w:tc>
-          <w:tcPr>
-            <w:tcW w:type="dxa" w:w="2075"/>
-            <w:vAlign w:val="center"/>
-          </w:tcPr>
-          <w:p>
-            <w:pPr>
-              <w:spacing w:after="0" w:line="252" w:lineRule="auto"/>
-            </w:pPr>
-            <w:r/>
-            <w:r>
-              <w:rPr>
-                <w:rFonts w:ascii="Kaiti SC" w:hAnsi="Kaiti SC" w:eastAsia="Kaiti SC" w:cs="Kaiti SC"/>
-                <w:b w:val="0"/>
-                <w:sz w:val="19"/>
-              </w:rPr>
-              <w:t>Blue Origin blast sent sound waves more than 1,000 miles, researchers say</w:t>
-            </w:r>
-          </w:p>
-        </w:tc>
-      </w:tr>
-      <w:tr>
-        <w:trPr>
-          <w:cantSplit/>
-        </w:trPr>
-        <w:tc>
-          <w:tcPr>
-            <w:tcW w:type="dxa" w:w="2075"/>
-            <w:vAlign w:val="center"/>
-          </w:tcPr>
-          <w:p>
-            <w:pPr>
-              <w:spacing w:after="0" w:line="252" w:lineRule="auto"/>
-            </w:pPr>
-            <w:r/>
-            <w:r>
-              <w:rPr>
-                <w:rFonts w:ascii="Kaiti SC" w:hAnsi="Kaiti SC" w:eastAsia="Kaiti SC" w:cs="Kaiti SC"/>
-                <w:b w:val="0"/>
-                <w:sz w:val="19"/>
-              </w:rPr>
-              <w:t>垣信卫星</w:t>
-            </w:r>
-          </w:p>
-        </w:tc>
-        <w:tc>
-          <w:tcPr>
-            <w:tcW w:type="dxa" w:w="2075"/>
-            <w:vAlign w:val="center"/>
-          </w:tcPr>
-          <w:p>
-            <w:pPr>
-              <w:spacing w:after="0" w:line="252" w:lineRule="auto"/>
-              <w:jc w:val="center"/>
-            </w:pPr>
-            <w:r/>
-            <w:r>
-              <w:rPr>
-                <w:rFonts w:ascii="Kaiti SC" w:hAnsi="Kaiti SC" w:eastAsia="Kaiti SC" w:cs="Kaiti SC"/>
-                <w:b w:val="0"/>
-                <w:sz w:val="19"/>
-              </w:rPr>
-              <w:t>2</w:t>
-            </w:r>
-          </w:p>
-        </w:tc>
-        <w:tc>
-          <w:tcPr>
-            <w:tcW w:type="dxa" w:w="2075"/>
-            <w:vAlign w:val="center"/>
-          </w:tcPr>
-          <w:p>
-            <w:pPr>
-              <w:spacing w:after="0" w:line="252" w:lineRule="auto"/>
-              <w:jc w:val="center"/>
-            </w:pPr>
-            <w:r/>
-            <w:r>
-              <w:rPr>
-                <w:rFonts w:ascii="Kaiti SC" w:hAnsi="Kaiti SC" w:eastAsia="Kaiti SC" w:cs="Kaiti SC"/>
-                <w:b w:val="0"/>
-                <w:sz w:val="19"/>
-              </w:rPr>
-              <w:t>其他动态</w:t>
-            </w:r>
-          </w:p>
-        </w:tc>
-        <w:tc>
-          <w:tcPr>
-            <w:tcW w:type="dxa" w:w="2075"/>
-            <w:vAlign w:val="center"/>
-          </w:tcPr>
-          <w:p>
-            <w:pPr>
-              <w:spacing w:after="0" w:line="252" w:lineRule="auto"/>
-            </w:pPr>
-            <w:r/>
-            <w:r>
-              <w:rPr>
-                <w:rFonts w:ascii="Kaiti SC" w:hAnsi="Kaiti SC" w:eastAsia="Kaiti SC" w:cs="Kaiti SC"/>
-                <w:b w:val="0"/>
-                <w:sz w:val="19"/>
-              </w:rPr>
-              <w:t>阿里入股垣信卫星：约0.4%股权背后，是互联网巨头的轨道之争 - Sohu</w:t>
-            </w:r>
-          </w:p>
-        </w:tc>
-      </w:tr>
-      <w:tr>
-        <w:trPr>
-          <w:cantSplit/>
-        </w:trPr>
-        <w:tc>
-          <w:tcPr>
-            <w:tcW w:type="dxa" w:w="2075"/>
-            <w:vAlign w:val="center"/>
-          </w:tcPr>
-          <w:p>
-            <w:pPr>
-              <w:spacing w:after="0" w:line="252" w:lineRule="auto"/>
-            </w:pPr>
-            <w:r/>
-            <w:r>
-              <w:rPr>
-                <w:rFonts w:ascii="Kaiti SC" w:hAnsi="Kaiti SC" w:eastAsia="Kaiti SC" w:cs="Kaiti SC"/>
-                <w:b w:val="0"/>
-                <w:sz w:val="19"/>
-              </w:rPr>
-              <w:t>星际荣耀</w:t>
-            </w:r>
-          </w:p>
-        </w:tc>
-        <w:tc>
-          <w:tcPr>
-            <w:tcW w:type="dxa" w:w="2075"/>
-            <w:vAlign w:val="center"/>
-          </w:tcPr>
-          <w:p>
-            <w:pPr>
-              <w:spacing w:after="0" w:line="252" w:lineRule="auto"/>
-              <w:jc w:val="center"/>
-            </w:pPr>
-            <w:r/>
-            <w:r>
-              <w:rPr>
-                <w:rFonts w:ascii="Kaiti SC" w:hAnsi="Kaiti SC" w:eastAsia="Kaiti SC" w:cs="Kaiti SC"/>
-                <w:b w:val="0"/>
-                <w:sz w:val="19"/>
-              </w:rPr>
               <w:t>1</w:t>
             </w:r>
           </w:p>
@@ -951,7 +822,7 @@
                 <w:b w:val="0"/>
                 <w:sz w:val="19"/>
               </w:rPr>
-              <w:t>融资与资本</w:t>
+              <w:t>发射与任务</w:t>
             </w:r>
           </w:p>
         </w:tc>
@@ -971,7 +842,7 @@
                 <w:b w:val="0"/>
                 <w:sz w:val="19"/>
               </w:rPr>
-              <w:t>视频|经济学家管清友X星际荣耀彭小波X投资人张驰:深度拆解商业航天 - 新浪财经</w:t>
+              <w:t>Blue Origin's massive New Glenn rocket on move to launch pad</w:t>
             </w:r>
           </w:p>
         </w:tc>
@@ -1008,7 +879,7 @@
           <w:rFonts w:ascii="Kaiti SC" w:hAnsi="Kaiti SC" w:eastAsia="Kaiti SC" w:cs="Kaiti SC"/>
           <w:sz w:val="21"/>
         </w:rPr>
-        <w:t>[1] 2026-09-08｜bing.com｜SpaceX：What SpaceX CEO Elon Musk needs to do to launch the stock into the stratosphere</w:t>
+        <w:t>[1] 2026-09-09｜证券时报｜蓝箭鸿擎：蓝箭鸿擎在武汉投资成立空间科技公司 - 证券时报</w:t>
       </w:r>
     </w:p>
     <w:p>
@@ -1029,7 +900,7 @@
           <w:rFonts w:ascii="Kaiti SC" w:hAnsi="Kaiti SC" w:eastAsia="Kaiti SC" w:cs="Kaiti SC"/>
           <w:sz w:val="21"/>
         </w:rPr>
-        <w:t>[2] 2026-09-08｜bing.com｜SpaceX：SpaceX's recovered Starship 40 will take months to get back to Texas</w:t>
+        <w:t>[2] 2026-09-09｜bing.com｜Blue Origin：Blue Origin's massive New Glenn rocket on move to launch pad</w:t>
       </w:r>
     </w:p>
     <w:p>
@@ -1050,7 +921,7 @@
           <w:rFonts w:ascii="Kaiti SC" w:hAnsi="Kaiti SC" w:eastAsia="Kaiti SC" w:cs="Kaiti SC"/>
           <w:sz w:val="21"/>
         </w:rPr>
-        <w:t>[3] 2026-09-08｜space.com｜SpaceX：SpaceX rocket taxi returns after Roman Telescope launch | Space photo of the day for Sept. 8, 2026</w:t>
+        <w:t>[3] 2026-09-09｜bing.com｜SpaceX：SpaceX to launch rocket for US Space Force. Will it be seen in Arizona?</w:t>
       </w:r>
     </w:p>
     <w:p>
@@ -1071,7 +942,7 @@
           <w:rFonts w:ascii="Kaiti SC" w:hAnsi="Kaiti SC" w:eastAsia="Kaiti SC" w:cs="Kaiti SC"/>
           <w:sz w:val="21"/>
         </w:rPr>
-        <w:t>[4] 2026-09-08｜bing.com｜SpaceX：Should You Buy SpaceX Stock in September?</w:t>
+        <w:t>[4] 2026-09-09｜bing.com｜SpaceX：SpaceX to launch rocket for US Space Force. Will it be seen in Arizona?</w:t>
       </w:r>
     </w:p>
     <w:p>
@@ -1092,7 +963,7 @@
           <w:rFonts w:ascii="Kaiti SC" w:hAnsi="Kaiti SC" w:eastAsia="Kaiti SC" w:cs="Kaiti SC"/>
           <w:sz w:val="21"/>
         </w:rPr>
-        <w:t>[5] 2026-09-08｜Sohu｜垣信卫星：阿里入股垣信卫星：约0.4%股权背后，是互联网巨头的轨道之争 - Sohu</w:t>
+        <w:t>[5] 2026-09-09｜bing.com｜SpaceX：SpaceX to launch rocket for US Space Force. Will it be seen in Arizona?</w:t>
       </w:r>
     </w:p>
     <w:p>
@@ -1113,7 +984,7 @@
           <w:rFonts w:ascii="Kaiti SC" w:hAnsi="Kaiti SC" w:eastAsia="Kaiti SC" w:cs="Kaiti SC"/>
           <w:sz w:val="21"/>
         </w:rPr>
-        <w:t>[6] 2026-09-08｜新京报｜垣信卫星：阿里入股垣信卫星：约0.4%股权背后，是互联网巨头的轨道之争 - 新京报</w:t>
+        <w:t>[6] 2026-09-09｜bing.com｜SpaceX：SpaceX’s Starlink in focus as FCC moves to expand satellite broadband spectrum; to vote on Sept. 30</w:t>
       </w:r>
     </w:p>
     <w:p>
@@ -1134,7 +1005,7 @@
           <w:rFonts w:ascii="Kaiti SC" w:hAnsi="Kaiti SC" w:eastAsia="Kaiti SC" w:cs="Kaiti SC"/>
           <w:sz w:val="21"/>
         </w:rPr>
-        <w:t>[7] 2026-09-08｜bing.com｜SpaceX：Amazon and AT&amp;T partner to challenge SpaceX Starlink dominance</w:t>
+        <w:t>[7] 2026-09-09｜东方财富网｜蓝箭鸿擎：蓝箭鸿擎在武汉投资成立空间科技公司 - 东方财富网</w:t>
       </w:r>
     </w:p>
     <w:p>
@@ -1155,7 +1026,7 @@
           <w:rFonts w:ascii="Kaiti SC" w:hAnsi="Kaiti SC" w:eastAsia="Kaiti SC" w:cs="Kaiti SC"/>
           <w:sz w:val="21"/>
         </w:rPr>
-        <w:t>[8] 2026-09-08｜新浪财经｜星际荣耀：视频|经济学家管清友X星际荣耀彭小波X投资人张驰:深度拆解商业航天 - 新浪财经</w:t>
+        <w:t>[8] 2026-09-09｜bing.com｜SpaceX：Starlink is the economic foundation</w:t>
       </w:r>
     </w:p>
     <w:p>
@@ -1176,7 +1047,7 @@
           <w:rFonts w:ascii="Kaiti SC" w:hAnsi="Kaiti SC" w:eastAsia="Kaiti SC" w:cs="Kaiti SC"/>
           <w:sz w:val="21"/>
         </w:rPr>
-        <w:t>[9] 2026-09-08｜bing.com｜Blue Origin：Blue Origin blast sent sound waves more than 1,000 miles, researchers say</w:t>
+        <w:t>[9] 2026-09-09｜hongqing.tech｜蓝箭鸿擎：祝贺！我国成功发射卫星互联网技术试验卫星 - hongqing.tech</w:t>
       </w:r>
     </w:p>
     <w:p>
@@ -1197,49 +1068,7 @@
           <w:rFonts w:ascii="Kaiti SC" w:hAnsi="Kaiti SC" w:eastAsia="Kaiti SC" w:cs="Kaiti SC"/>
           <w:sz w:val="21"/>
         </w:rPr>
-        <w:t>[10] 2026-09-08｜bing.com｜Blue Origin：Blue Origin blast sent sound waves more than 1,000 miles, researchers say</w:t>
-      </w:r>
-    </w:p>
-    <w:p>
-      <w:pPr>
-        <w:keepLines/>
-        <w:spacing w:after="60"/>
-        <w:ind w:left="369" w:hanging="227"/>
-      </w:pPr>
-      <w:r>
-        <w:rPr>
-          <w:rFonts w:ascii="Kaiti SC" w:hAnsi="Kaiti SC" w:eastAsia="Kaiti SC" w:cs="Kaiti SC"/>
-          <w:sz w:val="21"/>
-        </w:rPr>
-        <w:t xml:space="preserve">✓ </w:t>
-      </w:r>
-      <w:r>
-        <w:rPr>
-          <w:rFonts w:ascii="Kaiti SC" w:hAnsi="Kaiti SC" w:eastAsia="Kaiti SC" w:cs="Kaiti SC"/>
-          <w:sz w:val="21"/>
-        </w:rPr>
-        <w:t>[11] 2026-09-08｜bing.com｜Blue Origin：Blue Origin blast sent sound waves more than 1,000 miles, researchers say</w:t>
-      </w:r>
-    </w:p>
-    <w:p>
-      <w:pPr>
-        <w:keepLines/>
-        <w:spacing w:after="60"/>
-        <w:ind w:left="369" w:hanging="227"/>
-      </w:pPr>
-      <w:r>
-        <w:rPr>
-          <w:rFonts w:ascii="Kaiti SC" w:hAnsi="Kaiti SC" w:eastAsia="Kaiti SC" w:cs="Kaiti SC"/>
-          <w:sz w:val="21"/>
-        </w:rPr>
-        <w:t xml:space="preserve">✓ </w:t>
-      </w:r>
-      <w:r>
-        <w:rPr>
-          <w:rFonts w:ascii="Kaiti SC" w:hAnsi="Kaiti SC" w:eastAsia="Kaiti SC" w:cs="Kaiti SC"/>
-          <w:sz w:val="21"/>
-        </w:rPr>
-        <w:t>[12] 2026-09-08｜KeepTrack｜Blue Origin：One Reflight, One Fireball, and New Glenn's Year-End Promise - KeepTrack</w:t>
+        <w:t>[10] 2026-09-09｜hongqing.tech｜蓝箭鸿擎：鸿擎科技携手北京邮电大学、中国星网数字科技有限公司，共建太空算力技术创新中心 - hongqing.tech</w:t>
       </w:r>
     </w:p>
     <w:sectPr>

--- a/docs/data/reports/daily-documents/latest/previous_daily_report.docx
+++ b/docs/data/reports/daily-documents/latest/previous_daily_report.docx
@@ -26,7 +26,7 @@
           <w:rFonts w:ascii="Kaiti SC" w:hAnsi="Kaiti SC" w:eastAsia="Kaiti SC" w:cs="Kaiti SC"/>
           <w:sz w:val="21"/>
         </w:rPr>
-        <w:t>2026-09-09（上一自然日）</w:t>
+        <w:t>2026-09-10（上一自然日）</w:t>
       </w:r>
     </w:p>
     <w:tbl>
@@ -81,7 +81,7 @@
                 <w:b w:val="0"/>
                 <w:sz w:val="19"/>
               </w:rPr>
-              <w:t>2026-09-09</w:t>
+              <w:t>2026-09-10</w:t>
             </w:r>
           </w:p>
         </w:tc>
@@ -127,7 +127,7 @@
                 <w:b w:val="0"/>
                 <w:sz w:val="19"/>
               </w:rPr>
-              <w:t>19 条 / 3 家</w:t>
+              <w:t>26 条 / 6 家</w:t>
             </w:r>
           </w:p>
         </w:tc>
@@ -173,7 +173,7 @@
                 <w:b w:val="0"/>
                 <w:sz w:val="19"/>
               </w:rPr>
-              <w:t>6 个</w:t>
+              <w:t>15 个</w:t>
             </w:r>
           </w:p>
         </w:tc>
@@ -219,7 +219,7 @@
                 <w:b w:val="0"/>
                 <w:sz w:val="19"/>
               </w:rPr>
-              <w:t>2026-09-10</w:t>
+              <w:t>2026-09-11</w:t>
             </w:r>
           </w:p>
         </w:tc>
@@ -245,7 +245,7 @@
     </w:p>
     <w:p>
       <w:r>
-        <w:t>2026-09-09 共归档 19 条新闻，覆盖 3 家公司、6 个信息来源。 新闻量较多的公司包括 SpaceX、蓝箭鸿擎、Blue Origin。</w:t>
+        <w:t>2026-09-10 共归档 26 条新闻，覆盖 6 家公司、15 个信息来源。 新闻量较多的公司包括 SpaceX、星河动力、Blue Origin、中科宇航。</w:t>
       </w:r>
     </w:p>
     <w:p>
@@ -279,7 +279,7 @@
           <w:rFonts w:ascii="Kaiti SC" w:hAnsi="Kaiti SC" w:eastAsia="Kaiti SC" w:cs="Kaiti SC"/>
           <w:sz w:val="21"/>
         </w:rPr>
-        <w:t>【其他动态】蓝箭鸿擎：蓝箭鸿擎在武汉投资成立空间科技公司 - 证券时报 （证券时报）</w:t>
+        <w:t>【发射与任务】SpaceX：Live coverage: SpaceX to launch classified payload for the U.S. Space Force （Spaceflight Now）</w:t>
       </w:r>
     </w:p>
     <w:p>
@@ -300,7 +300,7 @@
           <w:rFonts w:ascii="Kaiti SC" w:hAnsi="Kaiti SC" w:eastAsia="Kaiti SC" w:cs="Kaiti SC"/>
           <w:sz w:val="21"/>
         </w:rPr>
-        <w:t>【发射与任务】Blue Origin：Blue Origin's massive New Glenn rocket on move to launch pad （bing.com）</w:t>
+        <w:t>【其他动态】星河动力：百吨级苍穹-90完成130秒试车，星河动力攻克火箭深度变推关键技术 - Sohu （Sohu）</w:t>
       </w:r>
     </w:p>
     <w:p>
@@ -321,7 +321,7 @@
           <w:rFonts w:ascii="Kaiti SC" w:hAnsi="Kaiti SC" w:eastAsia="Kaiti SC" w:cs="Kaiti SC"/>
           <w:sz w:val="21"/>
         </w:rPr>
-        <w:t>【发射与任务】SpaceX：SpaceX to launch rocket for US Space Force. Will it be seen in Arizona? （bing.com）</w:t>
+        <w:t>【其他动态】星河动力：星河动力复用火箭主发动机迈入可靠性验证试车阶段 - stdaily.com （stdaily.com）</w:t>
       </w:r>
     </w:p>
     <w:p>
@@ -342,7 +342,7 @@
           <w:rFonts w:ascii="Kaiti SC" w:hAnsi="Kaiti SC" w:eastAsia="Kaiti SC" w:cs="Kaiti SC"/>
           <w:sz w:val="21"/>
         </w:rPr>
-        <w:t>【发射与任务】SpaceX：SpaceX to launch rocket for US Space Force. Will it be seen in Arizona? （bing.com）</w:t>
+        <w:t>【发射与任务】Blue Origin：Why New Glenn's debut converged with Starship flight 7 （bing.com）</w:t>
       </w:r>
     </w:p>
     <w:p>
@@ -363,7 +363,7 @@
           <w:rFonts w:ascii="Kaiti SC" w:hAnsi="Kaiti SC" w:eastAsia="Kaiti SC" w:cs="Kaiti SC"/>
           <w:sz w:val="21"/>
         </w:rPr>
-        <w:t>【发射与任务】SpaceX：SpaceX to launch rocket for US Space Force. Will it be seen in Arizona? （bing.com）</w:t>
+        <w:t>【发射与任务】Blue Origin：Why New Glenn's debut converged with Starship flight 7 （bing.com）</w:t>
       </w:r>
     </w:p>
     <w:p>
@@ -384,7 +384,7 @@
           <w:rFonts w:ascii="Kaiti SC" w:hAnsi="Kaiti SC" w:eastAsia="Kaiti SC" w:cs="Kaiti SC"/>
           <w:sz w:val="21"/>
         </w:rPr>
-        <w:t>【监管与政策】SpaceX：SpaceX’s Starlink in focus as FCC moves to expand satellite broadband spectrum; to vote on Sept. 30 （bing.com）</w:t>
+        <w:t>【其他动态】SpaceX：UK deepens reliance on Musk's SpaceX, spending nearly $40 million on satellite services （bing.com）</w:t>
       </w:r>
     </w:p>
     <w:p>
@@ -405,7 +405,7 @@
           <w:rFonts w:ascii="Kaiti SC" w:hAnsi="Kaiti SC" w:eastAsia="Kaiti SC" w:cs="Kaiti SC"/>
           <w:sz w:val="21"/>
         </w:rPr>
-        <w:t>【其他动态】蓝箭鸿擎：蓝箭鸿擎在武汉投资成立空间科技公司 - 东方财富网 （东方财富网）</w:t>
+        <w:t>【发射与任务】SpaceX：SpaceX launches classified mission for the US Space Force from California (video) （space.com）</w:t>
       </w:r>
     </w:p>
     <w:p>
@@ -426,7 +426,7 @@
           <w:rFonts w:ascii="Kaiti SC" w:hAnsi="Kaiti SC" w:eastAsia="Kaiti SC" w:cs="Kaiti SC"/>
           <w:sz w:val="21"/>
         </w:rPr>
-        <w:t>【其他动态】SpaceX：Starlink is the economic foundation （bing.com）</w:t>
+        <w:t>【其他动态】SpaceX：Elon Musk's SpaceX just gave Starlink a major Wi-Fi upgrade with its new 4th-gen router （bing.com）</w:t>
       </w:r>
     </w:p>
     <w:p>
@@ -447,7 +447,7 @@
           <w:rFonts w:ascii="Kaiti SC" w:hAnsi="Kaiti SC" w:eastAsia="Kaiti SC" w:cs="Kaiti SC"/>
           <w:sz w:val="21"/>
         </w:rPr>
-        <w:t>【发射与任务】蓝箭鸿擎：祝贺！我国成功发射卫星互联网技术试验卫星 - hongqing.tech （hongqing.tech）</w:t>
+        <w:t>【其他动态】中科宇航：中科宇航董事长杨毅强：太空制造是未来高端制造的战略制高点 - 东方财富 （东方财富）</w:t>
       </w:r>
     </w:p>
     <w:p>
@@ -468,7 +468,175 @@
           <w:rFonts w:ascii="Kaiti SC" w:hAnsi="Kaiti SC" w:eastAsia="Kaiti SC" w:cs="Kaiti SC"/>
           <w:sz w:val="21"/>
         </w:rPr>
-        <w:t>【订单与合作】蓝箭鸿擎：鸿擎科技携手北京邮电大学、中国星网数字科技有限公司，共建太空算力技术创新中心 - hongqing.tech （hongqing.tech）</w:t>
+        <w:t>【其他动态】中科宇航：中科宇航董事长杨毅强：太空制造是未来高端制造的战略制高点 - 东方财富 （东方财富）</w:t>
+      </w:r>
+    </w:p>
+    <w:p>
+      <w:pPr>
+        <w:keepLines/>
+        <w:spacing w:after="60"/>
+        <w:ind w:left="369" w:hanging="227"/>
+      </w:pPr>
+      <w:r>
+        <w:rPr>
+          <w:rFonts w:ascii="Kaiti SC" w:hAnsi="Kaiti SC" w:eastAsia="Kaiti SC" w:cs="Kaiti SC"/>
+          <w:sz w:val="21"/>
+        </w:rPr>
+        <w:t xml:space="preserve">➢ </w:t>
+      </w:r>
+      <w:r>
+        <w:rPr>
+          <w:rFonts w:ascii="Kaiti SC" w:hAnsi="Kaiti SC" w:eastAsia="Kaiti SC" w:cs="Kaiti SC"/>
+          <w:sz w:val="21"/>
+        </w:rPr>
+        <w:t>【发射与任务】垣信卫星：今年9/15，是我们第一次民营火箭（蓝箭航天朱雀2E）+民营星座组网卫星发射（垣信卫星千帆极轨）。虽迟但到，真正的商业航... - 雪球 （雪球）</w:t>
+      </w:r>
+    </w:p>
+    <w:p>
+      <w:pPr>
+        <w:keepLines/>
+        <w:spacing w:after="60"/>
+        <w:ind w:left="369" w:hanging="227"/>
+      </w:pPr>
+      <w:r>
+        <w:rPr>
+          <w:rFonts w:ascii="Kaiti SC" w:hAnsi="Kaiti SC" w:eastAsia="Kaiti SC" w:cs="Kaiti SC"/>
+          <w:sz w:val="21"/>
+        </w:rPr>
+        <w:t xml:space="preserve">➢ </w:t>
+      </w:r>
+      <w:r>
+        <w:rPr>
+          <w:rFonts w:ascii="Kaiti SC" w:hAnsi="Kaiti SC" w:eastAsia="Kaiti SC" w:cs="Kaiti SC"/>
+          <w:sz w:val="21"/>
+        </w:rPr>
+        <w:t>【发射与任务】SpaceX：How to watch as SpaceX launches rocket on US Space Force mission - The Desert Sun （The Desert Sun）</w:t>
+      </w:r>
+    </w:p>
+    <w:p>
+      <w:pPr>
+        <w:keepLines/>
+        <w:spacing w:after="60"/>
+        <w:ind w:left="369" w:hanging="227"/>
+      </w:pPr>
+      <w:r>
+        <w:rPr>
+          <w:rFonts w:ascii="Kaiti SC" w:hAnsi="Kaiti SC" w:eastAsia="Kaiti SC" w:cs="Kaiti SC"/>
+          <w:sz w:val="21"/>
+        </w:rPr>
+        <w:t xml:space="preserve">➢ </w:t>
+      </w:r>
+      <w:r>
+        <w:rPr>
+          <w:rFonts w:ascii="Kaiti SC" w:hAnsi="Kaiti SC" w:eastAsia="Kaiti SC" w:cs="Kaiti SC"/>
+          <w:sz w:val="21"/>
+        </w:rPr>
+        <w:t>【其他动态】微纳星空：鲁信创投：公司参股基金投资的商业航天产业链企业包括蓝箭航天等，未投资微纳星空 - 新浪财经 （新浪财经）</w:t>
+      </w:r>
+    </w:p>
+    <w:p>
+      <w:pPr>
+        <w:keepLines/>
+        <w:spacing w:after="60"/>
+        <w:ind w:left="369" w:hanging="227"/>
+      </w:pPr>
+      <w:r>
+        <w:rPr>
+          <w:rFonts w:ascii="Kaiti SC" w:hAnsi="Kaiti SC" w:eastAsia="Kaiti SC" w:cs="Kaiti SC"/>
+          <w:sz w:val="21"/>
+        </w:rPr>
+        <w:t xml:space="preserve">➢ </w:t>
+      </w:r>
+      <w:r>
+        <w:rPr>
+          <w:rFonts w:ascii="Kaiti SC" w:hAnsi="Kaiti SC" w:eastAsia="Kaiti SC" w:cs="Kaiti SC"/>
+          <w:sz w:val="21"/>
+        </w:rPr>
+        <w:t>【其他动态】微纳星空：鲁信创投(600783.SH)：参股基金投资的商业航天产业链企业包括蓝箭航天等，未投资微纳星空 - 新浪财经 （新浪财经）</w:t>
+      </w:r>
+    </w:p>
+    <w:p>
+      <w:pPr>
+        <w:keepLines/>
+        <w:spacing w:after="60"/>
+        <w:ind w:left="369" w:hanging="227"/>
+      </w:pPr>
+      <w:r>
+        <w:rPr>
+          <w:rFonts w:ascii="Kaiti SC" w:hAnsi="Kaiti SC" w:eastAsia="Kaiti SC" w:cs="Kaiti SC"/>
+          <w:sz w:val="21"/>
+        </w:rPr>
+        <w:t xml:space="preserve">➢ </w:t>
+      </w:r>
+      <w:r>
+        <w:rPr>
+          <w:rFonts w:ascii="Kaiti SC" w:hAnsi="Kaiti SC" w:eastAsia="Kaiti SC" w:cs="Kaiti SC"/>
+          <w:sz w:val="21"/>
+        </w:rPr>
+        <w:t>【发射与任务】Blue Origin：Blue Origin's New Glenn is moving to historic NASA facility as it prepares for Artemis missions - starlust.org （starlust.org）</w:t>
+      </w:r>
+    </w:p>
+    <w:p>
+      <w:pPr>
+        <w:keepLines/>
+        <w:spacing w:after="60"/>
+        <w:ind w:left="369" w:hanging="227"/>
+      </w:pPr>
+      <w:r>
+        <w:rPr>
+          <w:rFonts w:ascii="Kaiti SC" w:hAnsi="Kaiti SC" w:eastAsia="Kaiti SC" w:cs="Kaiti SC"/>
+          <w:sz w:val="21"/>
+        </w:rPr>
+        <w:t xml:space="preserve">➢ </w:t>
+      </w:r>
+      <w:r>
+        <w:rPr>
+          <w:rFonts w:ascii="Kaiti SC" w:hAnsi="Kaiti SC" w:eastAsia="Kaiti SC" w:cs="Kaiti SC"/>
+          <w:sz w:val="21"/>
+        </w:rPr>
+        <w:t>【其他动态】星河动力：推力可从120吨到30吨自由调节！星河动力百苍穹-90发动机完成130秒长程试车 - 新浪财经 （新浪财经）</w:t>
+      </w:r>
+    </w:p>
+    <w:p>
+      <w:pPr>
+        <w:keepLines/>
+        <w:spacing w:after="60"/>
+        <w:ind w:left="369" w:hanging="227"/>
+      </w:pPr>
+      <w:r>
+        <w:rPr>
+          <w:rFonts w:ascii="Kaiti SC" w:hAnsi="Kaiti SC" w:eastAsia="Kaiti SC" w:cs="Kaiti SC"/>
+          <w:sz w:val="21"/>
+        </w:rPr>
+        <w:t xml:space="preserve">➢ </w:t>
+      </w:r>
+      <w:r>
+        <w:rPr>
+          <w:rFonts w:ascii="Kaiti SC" w:hAnsi="Kaiti SC" w:eastAsia="Kaiti SC" w:cs="Kaiti SC"/>
+          <w:sz w:val="21"/>
+        </w:rPr>
+        <w:t>【其他动态】星河动力：星河动力新一代百吨级苍穹-90发动机完成130秒长程试车 - 东方财富 （东方财富）</w:t>
+      </w:r>
+    </w:p>
+    <w:p>
+      <w:pPr>
+        <w:keepLines/>
+        <w:spacing w:after="60"/>
+        <w:ind w:left="369" w:hanging="227"/>
+      </w:pPr>
+      <w:r>
+        <w:rPr>
+          <w:rFonts w:ascii="Kaiti SC" w:hAnsi="Kaiti SC" w:eastAsia="Kaiti SC" w:cs="Kaiti SC"/>
+          <w:sz w:val="21"/>
+        </w:rPr>
+        <w:t xml:space="preserve">➢ </w:t>
+      </w:r>
+      <w:r>
+        <w:rPr>
+          <w:rFonts w:ascii="Kaiti SC" w:hAnsi="Kaiti SC" w:eastAsia="Kaiti SC" w:cs="Kaiti SC"/>
+          <w:sz w:val="21"/>
+        </w:rPr>
+        <w:t>【其他动态】星河动力：新一代百吨级苍穹-90 发动机完成130 秒长程试车，星河动力自主攻关全面突破针栓式深度变推技术 - 新浪财经 （新浪财经）</w:t>
       </w:r>
     </w:p>
     <w:p>
@@ -627,7 +795,7 @@
                 <w:b w:val="0"/>
                 <w:sz w:val="19"/>
               </w:rPr>
-              <w:t>14</w:t>
+              <w:t>11</w:t>
             </w:r>
           </w:p>
         </w:tc>
@@ -648,7 +816,7 @@
                 <w:b w:val="0"/>
                 <w:sz w:val="19"/>
               </w:rPr>
-              <w:t>发射与任务、监管与政策、其他动态、市场与股价</w:t>
+              <w:t>发射与任务、其他动态</w:t>
             </w:r>
           </w:p>
         </w:tc>
@@ -668,7 +836,7 @@
                 <w:b w:val="0"/>
                 <w:sz w:val="19"/>
               </w:rPr>
-              <w:t>SpaceX to launch rocket for US Space Force. Will it be seen in Arizona?</w:t>
+              <w:t>Live coverage: SpaceX to launch classified payload for the U.S. Space Force</w:t>
             </w:r>
           </w:p>
         </w:tc>
@@ -693,7 +861,94 @@
                 <w:b w:val="0"/>
                 <w:sz w:val="19"/>
               </w:rPr>
-              <w:t>蓝箭鸿擎</w:t>
+              <w:t>星河动力</w:t>
+            </w:r>
+          </w:p>
+        </w:tc>
+        <w:tc>
+          <w:tcPr>
+            <w:tcW w:type="dxa" w:w="2075"/>
+            <w:vAlign w:val="center"/>
+          </w:tcPr>
+          <w:p>
+            <w:pPr>
+              <w:spacing w:after="0" w:line="252" w:lineRule="auto"/>
+              <w:jc w:val="center"/>
+            </w:pPr>
+            <w:r/>
+            <w:r>
+              <w:rPr>
+                <w:rFonts w:ascii="Kaiti SC" w:hAnsi="Kaiti SC" w:eastAsia="Kaiti SC" w:cs="Kaiti SC"/>
+                <w:b w:val="0"/>
+                <w:sz w:val="19"/>
+              </w:rPr>
+              <w:t>6</w:t>
+            </w:r>
+          </w:p>
+        </w:tc>
+        <w:tc>
+          <w:tcPr>
+            <w:tcW w:type="dxa" w:w="2075"/>
+            <w:vAlign w:val="center"/>
+          </w:tcPr>
+          <w:p>
+            <w:pPr>
+              <w:spacing w:after="0" w:line="252" w:lineRule="auto"/>
+              <w:jc w:val="center"/>
+            </w:pPr>
+            <w:r/>
+            <w:r>
+              <w:rPr>
+                <w:rFonts w:ascii="Kaiti SC" w:hAnsi="Kaiti SC" w:eastAsia="Kaiti SC" w:cs="Kaiti SC"/>
+                <w:b w:val="0"/>
+                <w:sz w:val="19"/>
+              </w:rPr>
+              <w:t>其他动态</w:t>
+            </w:r>
+          </w:p>
+        </w:tc>
+        <w:tc>
+          <w:tcPr>
+            <w:tcW w:type="dxa" w:w="2075"/>
+            <w:vAlign w:val="center"/>
+          </w:tcPr>
+          <w:p>
+            <w:pPr>
+              <w:spacing w:after="0" w:line="252" w:lineRule="auto"/>
+            </w:pPr>
+            <w:r/>
+            <w:r>
+              <w:rPr>
+                <w:rFonts w:ascii="Kaiti SC" w:hAnsi="Kaiti SC" w:eastAsia="Kaiti SC" w:cs="Kaiti SC"/>
+                <w:b w:val="0"/>
+                <w:sz w:val="19"/>
+              </w:rPr>
+              <w:t>百吨级苍穹-90完成130秒试车，星河动力攻克火箭深度变推关键技术 - Sohu</w:t>
+            </w:r>
+          </w:p>
+        </w:tc>
+      </w:tr>
+      <w:tr>
+        <w:trPr>
+          <w:cantSplit/>
+        </w:trPr>
+        <w:tc>
+          <w:tcPr>
+            <w:tcW w:type="dxa" w:w="2075"/>
+            <w:vAlign w:val="center"/>
+          </w:tcPr>
+          <w:p>
+            <w:pPr>
+              <w:spacing w:after="0" w:line="252" w:lineRule="auto"/>
+            </w:pPr>
+            <w:r/>
+            <w:r>
+              <w:rPr>
+                <w:rFonts w:ascii="Kaiti SC" w:hAnsi="Kaiti SC" w:eastAsia="Kaiti SC" w:cs="Kaiti SC"/>
+                <w:b w:val="0"/>
+                <w:sz w:val="19"/>
+              </w:rPr>
+              <w:t>Blue Origin</w:t>
             </w:r>
           </w:p>
         </w:tc>
@@ -735,7 +990,7 @@
                 <w:b w:val="0"/>
                 <w:sz w:val="19"/>
               </w:rPr>
-              <w:t>其他动态、发射与任务、订单与合作</w:t>
+              <w:t>发射与任务</w:t>
             </w:r>
           </w:p>
         </w:tc>
@@ -755,7 +1010,7 @@
                 <w:b w:val="0"/>
                 <w:sz w:val="19"/>
               </w:rPr>
-              <w:t>蓝箭鸿擎在武汉投资成立空间科技公司 - 证券时报</w:t>
+              <w:t>Why New Glenn's debut converged with Starship flight 7</w:t>
             </w:r>
           </w:p>
         </w:tc>
@@ -780,7 +1035,181 @@
                 <w:b w:val="0"/>
                 <w:sz w:val="19"/>
               </w:rPr>
-              <w:t>Blue Origin</w:t>
+              <w:t>中科宇航</w:t>
+            </w:r>
+          </w:p>
+        </w:tc>
+        <w:tc>
+          <w:tcPr>
+            <w:tcW w:type="dxa" w:w="2075"/>
+            <w:vAlign w:val="center"/>
+          </w:tcPr>
+          <w:p>
+            <w:pPr>
+              <w:spacing w:after="0" w:line="252" w:lineRule="auto"/>
+              <w:jc w:val="center"/>
+            </w:pPr>
+            <w:r/>
+            <w:r>
+              <w:rPr>
+                <w:rFonts w:ascii="Kaiti SC" w:hAnsi="Kaiti SC" w:eastAsia="Kaiti SC" w:cs="Kaiti SC"/>
+                <w:b w:val="0"/>
+                <w:sz w:val="19"/>
+              </w:rPr>
+              <w:t>2</w:t>
+            </w:r>
+          </w:p>
+        </w:tc>
+        <w:tc>
+          <w:tcPr>
+            <w:tcW w:type="dxa" w:w="2075"/>
+            <w:vAlign w:val="center"/>
+          </w:tcPr>
+          <w:p>
+            <w:pPr>
+              <w:spacing w:after="0" w:line="252" w:lineRule="auto"/>
+              <w:jc w:val="center"/>
+            </w:pPr>
+            <w:r/>
+            <w:r>
+              <w:rPr>
+                <w:rFonts w:ascii="Kaiti SC" w:hAnsi="Kaiti SC" w:eastAsia="Kaiti SC" w:cs="Kaiti SC"/>
+                <w:b w:val="0"/>
+                <w:sz w:val="19"/>
+              </w:rPr>
+              <w:t>其他动态</w:t>
+            </w:r>
+          </w:p>
+        </w:tc>
+        <w:tc>
+          <w:tcPr>
+            <w:tcW w:type="dxa" w:w="2075"/>
+            <w:vAlign w:val="center"/>
+          </w:tcPr>
+          <w:p>
+            <w:pPr>
+              <w:spacing w:after="0" w:line="252" w:lineRule="auto"/>
+            </w:pPr>
+            <w:r/>
+            <w:r>
+              <w:rPr>
+                <w:rFonts w:ascii="Kaiti SC" w:hAnsi="Kaiti SC" w:eastAsia="Kaiti SC" w:cs="Kaiti SC"/>
+                <w:b w:val="0"/>
+                <w:sz w:val="19"/>
+              </w:rPr>
+              <w:t>中科宇航董事长杨毅强：太空制造是未来高端制造的战略制高点 - 东方财富</w:t>
+            </w:r>
+          </w:p>
+        </w:tc>
+      </w:tr>
+      <w:tr>
+        <w:trPr>
+          <w:cantSplit/>
+        </w:trPr>
+        <w:tc>
+          <w:tcPr>
+            <w:tcW w:type="dxa" w:w="2075"/>
+            <w:vAlign w:val="center"/>
+          </w:tcPr>
+          <w:p>
+            <w:pPr>
+              <w:spacing w:after="0" w:line="252" w:lineRule="auto"/>
+            </w:pPr>
+            <w:r/>
+            <w:r>
+              <w:rPr>
+                <w:rFonts w:ascii="Kaiti SC" w:hAnsi="Kaiti SC" w:eastAsia="Kaiti SC" w:cs="Kaiti SC"/>
+                <w:b w:val="0"/>
+                <w:sz w:val="19"/>
+              </w:rPr>
+              <w:t>微纳星空</w:t>
+            </w:r>
+          </w:p>
+        </w:tc>
+        <w:tc>
+          <w:tcPr>
+            <w:tcW w:type="dxa" w:w="2075"/>
+            <w:vAlign w:val="center"/>
+          </w:tcPr>
+          <w:p>
+            <w:pPr>
+              <w:spacing w:after="0" w:line="252" w:lineRule="auto"/>
+              <w:jc w:val="center"/>
+            </w:pPr>
+            <w:r/>
+            <w:r>
+              <w:rPr>
+                <w:rFonts w:ascii="Kaiti SC" w:hAnsi="Kaiti SC" w:eastAsia="Kaiti SC" w:cs="Kaiti SC"/>
+                <w:b w:val="0"/>
+                <w:sz w:val="19"/>
+              </w:rPr>
+              <w:t>2</w:t>
+            </w:r>
+          </w:p>
+        </w:tc>
+        <w:tc>
+          <w:tcPr>
+            <w:tcW w:type="dxa" w:w="2075"/>
+            <w:vAlign w:val="center"/>
+          </w:tcPr>
+          <w:p>
+            <w:pPr>
+              <w:spacing w:after="0" w:line="252" w:lineRule="auto"/>
+              <w:jc w:val="center"/>
+            </w:pPr>
+            <w:r/>
+            <w:r>
+              <w:rPr>
+                <w:rFonts w:ascii="Kaiti SC" w:hAnsi="Kaiti SC" w:eastAsia="Kaiti SC" w:cs="Kaiti SC"/>
+                <w:b w:val="0"/>
+                <w:sz w:val="19"/>
+              </w:rPr>
+              <w:t>其他动态</w:t>
+            </w:r>
+          </w:p>
+        </w:tc>
+        <w:tc>
+          <w:tcPr>
+            <w:tcW w:type="dxa" w:w="2075"/>
+            <w:vAlign w:val="center"/>
+          </w:tcPr>
+          <w:p>
+            <w:pPr>
+              <w:spacing w:after="0" w:line="252" w:lineRule="auto"/>
+            </w:pPr>
+            <w:r/>
+            <w:r>
+              <w:rPr>
+                <w:rFonts w:ascii="Kaiti SC" w:hAnsi="Kaiti SC" w:eastAsia="Kaiti SC" w:cs="Kaiti SC"/>
+                <w:b w:val="0"/>
+                <w:sz w:val="19"/>
+              </w:rPr>
+              <w:t>鲁信创投：公司参股基金投资的商业航天产业链企业包括蓝箭航天等，未投资微纳星空 - 新浪财经</w:t>
+            </w:r>
+          </w:p>
+        </w:tc>
+      </w:tr>
+      <w:tr>
+        <w:trPr>
+          <w:cantSplit/>
+        </w:trPr>
+        <w:tc>
+          <w:tcPr>
+            <w:tcW w:type="dxa" w:w="2075"/>
+            <w:vAlign w:val="center"/>
+          </w:tcPr>
+          <w:p>
+            <w:pPr>
+              <w:spacing w:after="0" w:line="252" w:lineRule="auto"/>
+            </w:pPr>
+            <w:r/>
+            <w:r>
+              <w:rPr>
+                <w:rFonts w:ascii="Kaiti SC" w:hAnsi="Kaiti SC" w:eastAsia="Kaiti SC" w:cs="Kaiti SC"/>
+                <w:b w:val="0"/>
+                <w:sz w:val="19"/>
+              </w:rPr>
+              <w:t>垣信卫星</w:t>
             </w:r>
           </w:p>
         </w:tc>
@@ -842,7 +1271,7 @@
                 <w:b w:val="0"/>
                 <w:sz w:val="19"/>
               </w:rPr>
-              <w:t>Blue Origin's massive New Glenn rocket on move to launch pad</w:t>
+              <w:t>今年9/15，是我们第一次民营火箭（蓝箭航天朱雀2E）+民营星座组网卫星发射（垣信卫星千帆极轨）。虽迟但到，真正的商业航... - 雪球</w:t>
             </w:r>
           </w:p>
         </w:tc>
@@ -879,7 +1308,7 @@
           <w:rFonts w:ascii="Kaiti SC" w:hAnsi="Kaiti SC" w:eastAsia="Kaiti SC" w:cs="Kaiti SC"/>
           <w:sz w:val="21"/>
         </w:rPr>
-        <w:t>[1] 2026-09-09｜证券时报｜蓝箭鸿擎：蓝箭鸿擎在武汉投资成立空间科技公司 - 证券时报</w:t>
+        <w:t>[1] 2026-09-10｜Spaceflight Now｜SpaceX：Live coverage: SpaceX to launch classified payload for the U.S. Space Force</w:t>
       </w:r>
     </w:p>
     <w:p>
@@ -900,7 +1329,7 @@
           <w:rFonts w:ascii="Kaiti SC" w:hAnsi="Kaiti SC" w:eastAsia="Kaiti SC" w:cs="Kaiti SC"/>
           <w:sz w:val="21"/>
         </w:rPr>
-        <w:t>[2] 2026-09-09｜bing.com｜Blue Origin：Blue Origin's massive New Glenn rocket on move to launch pad</w:t>
+        <w:t>[2] 2026-09-10｜Sohu｜星河动力：百吨级苍穹-90完成130秒试车，星河动力攻克火箭深度变推关键技术 - Sohu</w:t>
       </w:r>
     </w:p>
     <w:p>
@@ -921,7 +1350,7 @@
           <w:rFonts w:ascii="Kaiti SC" w:hAnsi="Kaiti SC" w:eastAsia="Kaiti SC" w:cs="Kaiti SC"/>
           <w:sz w:val="21"/>
         </w:rPr>
-        <w:t>[3] 2026-09-09｜bing.com｜SpaceX：SpaceX to launch rocket for US Space Force. Will it be seen in Arizona?</w:t>
+        <w:t>[3] 2026-09-10｜stdaily.com｜星河动力：星河动力复用火箭主发动机迈入可靠性验证试车阶段 - stdaily.com</w:t>
       </w:r>
     </w:p>
     <w:p>
@@ -942,7 +1371,7 @@
           <w:rFonts w:ascii="Kaiti SC" w:hAnsi="Kaiti SC" w:eastAsia="Kaiti SC" w:cs="Kaiti SC"/>
           <w:sz w:val="21"/>
         </w:rPr>
-        <w:t>[4] 2026-09-09｜bing.com｜SpaceX：SpaceX to launch rocket for US Space Force. Will it be seen in Arizona?</w:t>
+        <w:t>[4] 2026-09-10｜bing.com｜Blue Origin：Why New Glenn's debut converged with Starship flight 7</w:t>
       </w:r>
     </w:p>
     <w:p>
@@ -963,7 +1392,7 @@
           <w:rFonts w:ascii="Kaiti SC" w:hAnsi="Kaiti SC" w:eastAsia="Kaiti SC" w:cs="Kaiti SC"/>
           <w:sz w:val="21"/>
         </w:rPr>
-        <w:t>[5] 2026-09-09｜bing.com｜SpaceX：SpaceX to launch rocket for US Space Force. Will it be seen in Arizona?</w:t>
+        <w:t>[5] 2026-09-10｜bing.com｜Blue Origin：Why New Glenn's debut converged with Starship flight 7</w:t>
       </w:r>
     </w:p>
     <w:p>
@@ -984,7 +1413,7 @@
           <w:rFonts w:ascii="Kaiti SC" w:hAnsi="Kaiti SC" w:eastAsia="Kaiti SC" w:cs="Kaiti SC"/>
           <w:sz w:val="21"/>
         </w:rPr>
-        <w:t>[6] 2026-09-09｜bing.com｜SpaceX：SpaceX’s Starlink in focus as FCC moves to expand satellite broadband spectrum; to vote on Sept. 30</w:t>
+        <w:t>[6] 2026-09-10｜bing.com｜SpaceX：UK deepens reliance on Musk's SpaceX, spending nearly $40 million on satellite services</w:t>
       </w:r>
     </w:p>
     <w:p>
@@ -1005,7 +1434,7 @@
           <w:rFonts w:ascii="Kaiti SC" w:hAnsi="Kaiti SC" w:eastAsia="Kaiti SC" w:cs="Kaiti SC"/>
           <w:sz w:val="21"/>
         </w:rPr>
-        <w:t>[7] 2026-09-09｜东方财富网｜蓝箭鸿擎：蓝箭鸿擎在武汉投资成立空间科技公司 - 东方财富网</w:t>
+        <w:t>[7] 2026-09-10｜space.com｜SpaceX：SpaceX launches classified mission for the US Space Force from California (video)</w:t>
       </w:r>
     </w:p>
     <w:p>
@@ -1026,7 +1455,7 @@
           <w:rFonts w:ascii="Kaiti SC" w:hAnsi="Kaiti SC" w:eastAsia="Kaiti SC" w:cs="Kaiti SC"/>
           <w:sz w:val="21"/>
         </w:rPr>
-        <w:t>[8] 2026-09-09｜bing.com｜SpaceX：Starlink is the economic foundation</w:t>
+        <w:t>[8] 2026-09-10｜bing.com｜SpaceX：Elon Musk's SpaceX just gave Starlink a major Wi-Fi upgrade with its new 4th-gen router</w:t>
       </w:r>
     </w:p>
     <w:p>
@@ -1047,7 +1476,7 @@
           <w:rFonts w:ascii="Kaiti SC" w:hAnsi="Kaiti SC" w:eastAsia="Kaiti SC" w:cs="Kaiti SC"/>
           <w:sz w:val="21"/>
         </w:rPr>
-        <w:t>[9] 2026-09-09｜hongqing.tech｜蓝箭鸿擎：祝贺！我国成功发射卫星互联网技术试验卫星 - hongqing.tech</w:t>
+        <w:t>[9] 2026-09-10｜东方财富｜中科宇航：中科宇航董事长杨毅强：太空制造是未来高端制造的战略制高点 - 东方财富</w:t>
       </w:r>
     </w:p>
     <w:p>
@@ -1068,7 +1497,196 @@
           <w:rFonts w:ascii="Kaiti SC" w:hAnsi="Kaiti SC" w:eastAsia="Kaiti SC" w:cs="Kaiti SC"/>
           <w:sz w:val="21"/>
         </w:rPr>
-        <w:t>[10] 2026-09-09｜hongqing.tech｜蓝箭鸿擎：鸿擎科技携手北京邮电大学、中国星网数字科技有限公司，共建太空算力技术创新中心 - hongqing.tech</w:t>
+        <w:t>[10] 2026-09-10｜东方财富｜中科宇航：中科宇航董事长杨毅强：太空制造是未来高端制造的战略制高点 - 东方财富</w:t>
+      </w:r>
+    </w:p>
+    <w:p>
+      <w:pPr>
+        <w:keepLines/>
+        <w:spacing w:after="60"/>
+        <w:ind w:left="369" w:hanging="227"/>
+      </w:pPr>
+      <w:r>
+        <w:rPr>
+          <w:rFonts w:ascii="Kaiti SC" w:hAnsi="Kaiti SC" w:eastAsia="Kaiti SC" w:cs="Kaiti SC"/>
+          <w:sz w:val="21"/>
+        </w:rPr>
+        <w:t xml:space="preserve">✓ </w:t>
+      </w:r>
+      <w:r>
+        <w:rPr>
+          <w:rFonts w:ascii="Kaiti SC" w:hAnsi="Kaiti SC" w:eastAsia="Kaiti SC" w:cs="Kaiti SC"/>
+          <w:sz w:val="21"/>
+        </w:rPr>
+        <w:t>[11] 2026-09-10｜雪球｜垣信卫星：今年9/15，是我们第一次民营火箭（蓝箭航天朱雀2E）+民营星座组网卫星发射（垣信卫星千帆极轨）。虽迟但到，真正的商业航... - 雪球</w:t>
+      </w:r>
+    </w:p>
+    <w:p>
+      <w:pPr>
+        <w:keepLines/>
+        <w:spacing w:after="60"/>
+        <w:ind w:left="369" w:hanging="227"/>
+      </w:pPr>
+      <w:r>
+        <w:rPr>
+          <w:rFonts w:ascii="Kaiti SC" w:hAnsi="Kaiti SC" w:eastAsia="Kaiti SC" w:cs="Kaiti SC"/>
+          <w:sz w:val="21"/>
+        </w:rPr>
+        <w:t xml:space="preserve">✓ </w:t>
+      </w:r>
+      <w:r>
+        <w:rPr>
+          <w:rFonts w:ascii="Kaiti SC" w:hAnsi="Kaiti SC" w:eastAsia="Kaiti SC" w:cs="Kaiti SC"/>
+          <w:sz w:val="21"/>
+        </w:rPr>
+        <w:t>[12] 2026-09-10｜The Desert Sun｜SpaceX：How to watch as SpaceX launches rocket on US Space Force mission - The Desert Sun</w:t>
+      </w:r>
+    </w:p>
+    <w:p>
+      <w:pPr>
+        <w:keepLines/>
+        <w:spacing w:after="60"/>
+        <w:ind w:left="369" w:hanging="227"/>
+      </w:pPr>
+      <w:r>
+        <w:rPr>
+          <w:rFonts w:ascii="Kaiti SC" w:hAnsi="Kaiti SC" w:eastAsia="Kaiti SC" w:cs="Kaiti SC"/>
+          <w:sz w:val="21"/>
+        </w:rPr>
+        <w:t xml:space="preserve">✓ </w:t>
+      </w:r>
+      <w:r>
+        <w:rPr>
+          <w:rFonts w:ascii="Kaiti SC" w:hAnsi="Kaiti SC" w:eastAsia="Kaiti SC" w:cs="Kaiti SC"/>
+          <w:sz w:val="21"/>
+        </w:rPr>
+        <w:t>[13] 2026-09-10｜新浪财经｜微纳星空：鲁信创投：公司参股基金投资的商业航天产业链企业包括蓝箭航天等，未投资微纳星空 - 新浪财经</w:t>
+      </w:r>
+    </w:p>
+    <w:p>
+      <w:pPr>
+        <w:keepLines/>
+        <w:spacing w:after="60"/>
+        <w:ind w:left="369" w:hanging="227"/>
+      </w:pPr>
+      <w:r>
+        <w:rPr>
+          <w:rFonts w:ascii="Kaiti SC" w:hAnsi="Kaiti SC" w:eastAsia="Kaiti SC" w:cs="Kaiti SC"/>
+          <w:sz w:val="21"/>
+        </w:rPr>
+        <w:t xml:space="preserve">✓ </w:t>
+      </w:r>
+      <w:r>
+        <w:rPr>
+          <w:rFonts w:ascii="Kaiti SC" w:hAnsi="Kaiti SC" w:eastAsia="Kaiti SC" w:cs="Kaiti SC"/>
+          <w:sz w:val="21"/>
+        </w:rPr>
+        <w:t>[14] 2026-09-10｜新浪财经｜微纳星空：鲁信创投(600783.SH)：参股基金投资的商业航天产业链企业包括蓝箭航天等，未投资微纳星空 - 新浪财经</w:t>
+      </w:r>
+    </w:p>
+    <w:p>
+      <w:pPr>
+        <w:keepLines/>
+        <w:spacing w:after="60"/>
+        <w:ind w:left="369" w:hanging="227"/>
+      </w:pPr>
+      <w:r>
+        <w:rPr>
+          <w:rFonts w:ascii="Kaiti SC" w:hAnsi="Kaiti SC" w:eastAsia="Kaiti SC" w:cs="Kaiti SC"/>
+          <w:sz w:val="21"/>
+        </w:rPr>
+        <w:t xml:space="preserve">✓ </w:t>
+      </w:r>
+      <w:r>
+        <w:rPr>
+          <w:rFonts w:ascii="Kaiti SC" w:hAnsi="Kaiti SC" w:eastAsia="Kaiti SC" w:cs="Kaiti SC"/>
+          <w:sz w:val="21"/>
+        </w:rPr>
+        <w:t>[15] 2026-09-10｜starlust.org｜Blue Origin：Blue Origin's New Glenn is moving to historic NASA facility as it prepares for Artemis missions - starlust.org</w:t>
+      </w:r>
+    </w:p>
+    <w:p>
+      <w:pPr>
+        <w:keepLines/>
+        <w:spacing w:after="60"/>
+        <w:ind w:left="369" w:hanging="227"/>
+      </w:pPr>
+      <w:r>
+        <w:rPr>
+          <w:rFonts w:ascii="Kaiti SC" w:hAnsi="Kaiti SC" w:eastAsia="Kaiti SC" w:cs="Kaiti SC"/>
+          <w:sz w:val="21"/>
+        </w:rPr>
+        <w:t xml:space="preserve">✓ </w:t>
+      </w:r>
+      <w:r>
+        <w:rPr>
+          <w:rFonts w:ascii="Kaiti SC" w:hAnsi="Kaiti SC" w:eastAsia="Kaiti SC" w:cs="Kaiti SC"/>
+          <w:sz w:val="21"/>
+        </w:rPr>
+        <w:t>[16] 2026-09-10｜新浪财经｜星河动力：推力可从120吨到30吨自由调节！星河动力百苍穹-90发动机完成130秒长程试车 - 新浪财经</w:t>
+      </w:r>
+    </w:p>
+    <w:p>
+      <w:pPr>
+        <w:keepLines/>
+        <w:spacing w:after="60"/>
+        <w:ind w:left="369" w:hanging="227"/>
+      </w:pPr>
+      <w:r>
+        <w:rPr>
+          <w:rFonts w:ascii="Kaiti SC" w:hAnsi="Kaiti SC" w:eastAsia="Kaiti SC" w:cs="Kaiti SC"/>
+          <w:sz w:val="21"/>
+        </w:rPr>
+        <w:t xml:space="preserve">✓ </w:t>
+      </w:r>
+      <w:r>
+        <w:rPr>
+          <w:rFonts w:ascii="Kaiti SC" w:hAnsi="Kaiti SC" w:eastAsia="Kaiti SC" w:cs="Kaiti SC"/>
+          <w:sz w:val="21"/>
+        </w:rPr>
+        <w:t>[17] 2026-09-10｜东方财富｜星河动力：星河动力新一代百吨级苍穹-90发动机完成130秒长程试车 - 东方财富</w:t>
+      </w:r>
+    </w:p>
+    <w:p>
+      <w:pPr>
+        <w:keepLines/>
+        <w:spacing w:after="60"/>
+        <w:ind w:left="369" w:hanging="227"/>
+      </w:pPr>
+      <w:r>
+        <w:rPr>
+          <w:rFonts w:ascii="Kaiti SC" w:hAnsi="Kaiti SC" w:eastAsia="Kaiti SC" w:cs="Kaiti SC"/>
+          <w:sz w:val="21"/>
+        </w:rPr>
+        <w:t xml:space="preserve">✓ </w:t>
+      </w:r>
+      <w:r>
+        <w:rPr>
+          <w:rFonts w:ascii="Kaiti SC" w:hAnsi="Kaiti SC" w:eastAsia="Kaiti SC" w:cs="Kaiti SC"/>
+          <w:sz w:val="21"/>
+        </w:rPr>
+        <w:t>[18] 2026-09-10｜新浪财经｜星河动力：新一代百吨级苍穹-90 发动机完成130 秒长程试车，星河动力自主攻关全面突破针栓式深度变推技术 - 新浪财经</w:t>
+      </w:r>
+    </w:p>
+    <w:p>
+      <w:pPr>
+        <w:keepLines/>
+        <w:spacing w:after="60"/>
+        <w:ind w:left="369" w:hanging="227"/>
+      </w:pPr>
+      <w:r>
+        <w:rPr>
+          <w:rFonts w:ascii="Kaiti SC" w:hAnsi="Kaiti SC" w:eastAsia="Kaiti SC" w:cs="Kaiti SC"/>
+          <w:sz w:val="21"/>
+        </w:rPr>
+        <w:t xml:space="preserve">✓ </w:t>
+      </w:r>
+      <w:r>
+        <w:rPr>
+          <w:rFonts w:ascii="Kaiti SC" w:hAnsi="Kaiti SC" w:eastAsia="Kaiti SC" w:cs="Kaiti SC"/>
+          <w:sz w:val="21"/>
+        </w:rPr>
+        <w:t>[19] 2026-09-10｜bing.com｜Blue Origin：Blue Origin's New Glenn is moving to historic NASA facility as it prepares for Artemis missions</w:t>
       </w:r>
     </w:p>
     <w:sectPr>

--- a/docs/data/reports/daily-documents/latest/previous_daily_report.docx
+++ b/docs/data/reports/daily-documents/latest/previous_daily_report.docx
@@ -26,7 +26,7 @@
           <w:rFonts w:ascii="Kaiti SC" w:hAnsi="Kaiti SC" w:eastAsia="Kaiti SC" w:cs="Kaiti SC"/>
           <w:sz w:val="21"/>
         </w:rPr>
-        <w:t>2026-09-10（上一自然日）</w:t>
+        <w:t>2026-09-11（上一自然日）</w:t>
       </w:r>
     </w:p>
     <w:tbl>
@@ -81,7 +81,7 @@
                 <w:b w:val="0"/>
                 <w:sz w:val="19"/>
               </w:rPr>
-              <w:t>2026-09-10</w:t>
+              <w:t>2026-09-11</w:t>
             </w:r>
           </w:p>
         </w:tc>
@@ -127,7 +127,7 @@
                 <w:b w:val="0"/>
                 <w:sz w:val="19"/>
               </w:rPr>
-              <w:t>26 条 / 6 家</w:t>
+              <w:t>19 条 / 4 家</w:t>
             </w:r>
           </w:p>
         </w:tc>
@@ -173,7 +173,7 @@
                 <w:b w:val="0"/>
                 <w:sz w:val="19"/>
               </w:rPr>
-              <w:t>15 个</w:t>
+              <w:t>12 个</w:t>
             </w:r>
           </w:p>
         </w:tc>
@@ -219,7 +219,7 @@
                 <w:b w:val="0"/>
                 <w:sz w:val="19"/>
               </w:rPr>
-              <w:t>2026-09-11</w:t>
+              <w:t>2026-09-12</w:t>
             </w:r>
           </w:p>
         </w:tc>
@@ -245,7 +245,7 @@
     </w:p>
     <w:p>
       <w:r>
-        <w:t>2026-09-10 共归档 26 条新闻，覆盖 6 家公司、15 个信息来源。 新闻量较多的公司包括 SpaceX、星河动力、Blue Origin、中科宇航。</w:t>
+        <w:t>2026-09-11 共归档 19 条新闻，覆盖 4 家公司、12 个信息来源。 新闻量较多的公司包括 天兵科技、SpaceX、星河动力、垣信卫星。</w:t>
       </w:r>
     </w:p>
     <w:p>
@@ -279,7 +279,7 @@
           <w:rFonts w:ascii="Kaiti SC" w:hAnsi="Kaiti SC" w:eastAsia="Kaiti SC" w:cs="Kaiti SC"/>
           <w:sz w:val="21"/>
         </w:rPr>
-        <w:t>【发射与任务】SpaceX：Live coverage: SpaceX to launch classified payload for the U.S. Space Force （Spaceflight Now）</w:t>
+        <w:t>【发射与任务】天兵科技：天龙三号遥一火箭首飞失利原因查明 - 证券时报 （证券时报）</w:t>
       </w:r>
     </w:p>
     <w:p>
@@ -300,7 +300,7 @@
           <w:rFonts w:ascii="Kaiti SC" w:hAnsi="Kaiti SC" w:eastAsia="Kaiti SC" w:cs="Kaiti SC"/>
           <w:sz w:val="21"/>
         </w:rPr>
-        <w:t>【其他动态】星河动力：百吨级苍穹-90完成130秒试车，星河动力攻克火箭深度变推关键技术 - Sohu （Sohu）</w:t>
+        <w:t>【其他动态】垣信卫星：上海瀚讯9月10日回应卫星互联网话题：为千帆星座通信分系统核心承研单位_公司新闻 - 证券之星 （证券之星）</w:t>
       </w:r>
     </w:p>
     <w:p>
@@ -321,7 +321,7 @@
           <w:rFonts w:ascii="Kaiti SC" w:hAnsi="Kaiti SC" w:eastAsia="Kaiti SC" w:cs="Kaiti SC"/>
           <w:sz w:val="21"/>
         </w:rPr>
-        <w:t>【其他动态】星河动力：星河动力复用火箭主发动机迈入可靠性验证试车阶段 - stdaily.com （stdaily.com）</w:t>
+        <w:t>【发射与任务】SpaceX：Starship flight 14 targets first orbit: Starlink V3 satellites Falcon 9 cannot carry （bing.com）</w:t>
       </w:r>
     </w:p>
     <w:p>
@@ -342,7 +342,7 @@
           <w:rFonts w:ascii="Kaiti SC" w:hAnsi="Kaiti SC" w:eastAsia="Kaiti SC" w:cs="Kaiti SC"/>
           <w:sz w:val="21"/>
         </w:rPr>
-        <w:t>【发射与任务】Blue Origin：Why New Glenn's debut converged with Starship flight 7 （bing.com）</w:t>
+        <w:t>【发射与任务】天兵科技：天龙三号遥一运载火箭飞行试验任务完成归零 - 第一财经 （第一财经）</w:t>
       </w:r>
     </w:p>
     <w:p>
@@ -363,7 +363,7 @@
           <w:rFonts w:ascii="Kaiti SC" w:hAnsi="Kaiti SC" w:eastAsia="Kaiti SC" w:cs="Kaiti SC"/>
           <w:sz w:val="21"/>
         </w:rPr>
-        <w:t>【发射与任务】Blue Origin：Why New Glenn's debut converged with Starship flight 7 （bing.com）</w:t>
+        <w:t>【发射与任务】天兵科技：天龙三号遥一运载火箭飞行试验任务完成归零 - 第一财经 （第一财经）</w:t>
       </w:r>
     </w:p>
     <w:p>
@@ -384,7 +384,7 @@
           <w:rFonts w:ascii="Kaiti SC" w:hAnsi="Kaiti SC" w:eastAsia="Kaiti SC" w:cs="Kaiti SC"/>
           <w:sz w:val="21"/>
         </w:rPr>
-        <w:t>【其他动态】SpaceX：UK deepens reliance on Musk's SpaceX, spending nearly $40 million on satellite services （bing.com）</w:t>
+        <w:t>【发射与任务】SpaceX：SpaceX orbital AI is closer than you think and 4 other revelations from its CFO （bing.com）</w:t>
       </w:r>
     </w:p>
     <w:p>
@@ -405,7 +405,7 @@
           <w:rFonts w:ascii="Kaiti SC" w:hAnsi="Kaiti SC" w:eastAsia="Kaiti SC" w:cs="Kaiti SC"/>
           <w:sz w:val="21"/>
         </w:rPr>
-        <w:t>【发射与任务】SpaceX：SpaceX launches classified mission for the US Space Force from California (video) （space.com）</w:t>
+        <w:t>【发射与任务】SpaceX：SpaceX at $148: The Single Metric Investors Must Follow （bing.com）</w:t>
       </w:r>
     </w:p>
     <w:p>
@@ -426,7 +426,7 @@
           <w:rFonts w:ascii="Kaiti SC" w:hAnsi="Kaiti SC" w:eastAsia="Kaiti SC" w:cs="Kaiti SC"/>
           <w:sz w:val="21"/>
         </w:rPr>
-        <w:t>【其他动态】SpaceX：Elon Musk's SpaceX just gave Starlink a major Wi-Fi upgrade with its new 4th-gen router （bing.com）</w:t>
+        <w:t>【发射与任务】SpaceX：SpaceX at $148: The Single Metric Investors Must Follow （bing.com）</w:t>
       </w:r>
     </w:p>
     <w:p>
@@ -447,7 +447,7 @@
           <w:rFonts w:ascii="Kaiti SC" w:hAnsi="Kaiti SC" w:eastAsia="Kaiti SC" w:cs="Kaiti SC"/>
           <w:sz w:val="21"/>
         </w:rPr>
-        <w:t>【其他动态】中科宇航：中科宇航董事长杨毅强：太空制造是未来高端制造的战略制高点 - 东方财富 （东方财富）</w:t>
+        <w:t>【其他动态】星河动力：星河动力复用火箭主发动机迈入可靠性验证试车阶段 - 北京市科学技术委员会 （北京市科学技术委员会）</w:t>
       </w:r>
     </w:p>
     <w:p>
@@ -468,7 +468,7 @@
           <w:rFonts w:ascii="Kaiti SC" w:hAnsi="Kaiti SC" w:eastAsia="Kaiti SC" w:cs="Kaiti SC"/>
           <w:sz w:val="21"/>
         </w:rPr>
-        <w:t>【其他动态】中科宇航：中科宇航董事长杨毅强：太空制造是未来高端制造的战略制高点 - 东方财富 （东方财富）</w:t>
+        <w:t>【其他动态】星河动力：在今年3月的深圳2026第二届商业航天产业发展大会上，星河动力公布了智神星二号“船载筷子夹火箭”回收方案 - sina.cn （sina.cn）</w:t>
       </w:r>
     </w:p>
     <w:p>
@@ -489,7 +489,7 @@
           <w:rFonts w:ascii="Kaiti SC" w:hAnsi="Kaiti SC" w:eastAsia="Kaiti SC" w:cs="Kaiti SC"/>
           <w:sz w:val="21"/>
         </w:rPr>
-        <w:t>【发射与任务】垣信卫星：今年9/15，是我们第一次民营火箭（蓝箭航天朱雀2E）+民营星座组网卫星发射（垣信卫星千帆极轨）。虽迟但到，真正的商业航... - 雪球 （雪球）</w:t>
+        <w:t>【其他动态】SpaceX：Is Starlink Mobile a commitment or a campaign? （bing.com）</w:t>
       </w:r>
     </w:p>
     <w:p>
@@ -510,7 +510,7 @@
           <w:rFonts w:ascii="Kaiti SC" w:hAnsi="Kaiti SC" w:eastAsia="Kaiti SC" w:cs="Kaiti SC"/>
           <w:sz w:val="21"/>
         </w:rPr>
-        <w:t>【发射与任务】SpaceX：How to watch as SpaceX launches rocket on US Space Force mission - The Desert Sun （The Desert Sun）</w:t>
+        <w:t>【发射与任务】天兵科技：天龙三号首飞失利归零，故障原因公布 - Jiemian.com （Jiemian.com）</w:t>
       </w:r>
     </w:p>
     <w:p>
@@ -531,112 +531,7 @@
           <w:rFonts w:ascii="Kaiti SC" w:hAnsi="Kaiti SC" w:eastAsia="Kaiti SC" w:cs="Kaiti SC"/>
           <w:sz w:val="21"/>
         </w:rPr>
-        <w:t>【其他动态】微纳星空：鲁信创投：公司参股基金投资的商业航天产业链企业包括蓝箭航天等，未投资微纳星空 - 新浪财经 （新浪财经）</w:t>
-      </w:r>
-    </w:p>
-    <w:p>
-      <w:pPr>
-        <w:keepLines/>
-        <w:spacing w:after="60"/>
-        <w:ind w:left="369" w:hanging="227"/>
-      </w:pPr>
-      <w:r>
-        <w:rPr>
-          <w:rFonts w:ascii="Kaiti SC" w:hAnsi="Kaiti SC" w:eastAsia="Kaiti SC" w:cs="Kaiti SC"/>
-          <w:sz w:val="21"/>
-        </w:rPr>
-        <w:t xml:space="preserve">➢ </w:t>
-      </w:r>
-      <w:r>
-        <w:rPr>
-          <w:rFonts w:ascii="Kaiti SC" w:hAnsi="Kaiti SC" w:eastAsia="Kaiti SC" w:cs="Kaiti SC"/>
-          <w:sz w:val="21"/>
-        </w:rPr>
-        <w:t>【其他动态】微纳星空：鲁信创投(600783.SH)：参股基金投资的商业航天产业链企业包括蓝箭航天等，未投资微纳星空 - 新浪财经 （新浪财经）</w:t>
-      </w:r>
-    </w:p>
-    <w:p>
-      <w:pPr>
-        <w:keepLines/>
-        <w:spacing w:after="60"/>
-        <w:ind w:left="369" w:hanging="227"/>
-      </w:pPr>
-      <w:r>
-        <w:rPr>
-          <w:rFonts w:ascii="Kaiti SC" w:hAnsi="Kaiti SC" w:eastAsia="Kaiti SC" w:cs="Kaiti SC"/>
-          <w:sz w:val="21"/>
-        </w:rPr>
-        <w:t xml:space="preserve">➢ </w:t>
-      </w:r>
-      <w:r>
-        <w:rPr>
-          <w:rFonts w:ascii="Kaiti SC" w:hAnsi="Kaiti SC" w:eastAsia="Kaiti SC" w:cs="Kaiti SC"/>
-          <w:sz w:val="21"/>
-        </w:rPr>
-        <w:t>【发射与任务】Blue Origin：Blue Origin's New Glenn is moving to historic NASA facility as it prepares for Artemis missions - starlust.org （starlust.org）</w:t>
-      </w:r>
-    </w:p>
-    <w:p>
-      <w:pPr>
-        <w:keepLines/>
-        <w:spacing w:after="60"/>
-        <w:ind w:left="369" w:hanging="227"/>
-      </w:pPr>
-      <w:r>
-        <w:rPr>
-          <w:rFonts w:ascii="Kaiti SC" w:hAnsi="Kaiti SC" w:eastAsia="Kaiti SC" w:cs="Kaiti SC"/>
-          <w:sz w:val="21"/>
-        </w:rPr>
-        <w:t xml:space="preserve">➢ </w:t>
-      </w:r>
-      <w:r>
-        <w:rPr>
-          <w:rFonts w:ascii="Kaiti SC" w:hAnsi="Kaiti SC" w:eastAsia="Kaiti SC" w:cs="Kaiti SC"/>
-          <w:sz w:val="21"/>
-        </w:rPr>
-        <w:t>【其他动态】星河动力：推力可从120吨到30吨自由调节！星河动力百苍穹-90发动机完成130秒长程试车 - 新浪财经 （新浪财经）</w:t>
-      </w:r>
-    </w:p>
-    <w:p>
-      <w:pPr>
-        <w:keepLines/>
-        <w:spacing w:after="60"/>
-        <w:ind w:left="369" w:hanging="227"/>
-      </w:pPr>
-      <w:r>
-        <w:rPr>
-          <w:rFonts w:ascii="Kaiti SC" w:hAnsi="Kaiti SC" w:eastAsia="Kaiti SC" w:cs="Kaiti SC"/>
-          <w:sz w:val="21"/>
-        </w:rPr>
-        <w:t xml:space="preserve">➢ </w:t>
-      </w:r>
-      <w:r>
-        <w:rPr>
-          <w:rFonts w:ascii="Kaiti SC" w:hAnsi="Kaiti SC" w:eastAsia="Kaiti SC" w:cs="Kaiti SC"/>
-          <w:sz w:val="21"/>
-        </w:rPr>
-        <w:t>【其他动态】星河动力：星河动力新一代百吨级苍穹-90发动机完成130秒长程试车 - 东方财富 （东方财富）</w:t>
-      </w:r>
-    </w:p>
-    <w:p>
-      <w:pPr>
-        <w:keepLines/>
-        <w:spacing w:after="60"/>
-        <w:ind w:left="369" w:hanging="227"/>
-      </w:pPr>
-      <w:r>
-        <w:rPr>
-          <w:rFonts w:ascii="Kaiti SC" w:hAnsi="Kaiti SC" w:eastAsia="Kaiti SC" w:cs="Kaiti SC"/>
-          <w:sz w:val="21"/>
-        </w:rPr>
-        <w:t xml:space="preserve">➢ </w:t>
-      </w:r>
-      <w:r>
-        <w:rPr>
-          <w:rFonts w:ascii="Kaiti SC" w:hAnsi="Kaiti SC" w:eastAsia="Kaiti SC" w:cs="Kaiti SC"/>
-          <w:sz w:val="21"/>
-        </w:rPr>
-        <w:t>【其他动态】星河动力：新一代百吨级苍穹-90 发动机完成130 秒长程试车，星河动力自主攻关全面突破针栓式深度变推技术 - 新浪财经 （新浪财经）</w:t>
+        <w:t>【发射与任务】天兵科技：天龙三号首飞失利，原因公布 - 新浪财经 （新浪财经）</w:t>
       </w:r>
     </w:p>
     <w:p>
@@ -774,7 +669,7 @@
                 <w:b w:val="0"/>
                 <w:sz w:val="19"/>
               </w:rPr>
-              <w:t>SpaceX</w:t>
+              <w:t>天兵科技</w:t>
             </w:r>
           </w:p>
         </w:tc>
@@ -795,7 +690,7 @@
                 <w:b w:val="0"/>
                 <w:sz w:val="19"/>
               </w:rPr>
-              <w:t>11</w:t>
+              <w:t>10</w:t>
             </w:r>
           </w:p>
         </w:tc>
@@ -816,7 +711,7 @@
                 <w:b w:val="0"/>
                 <w:sz w:val="19"/>
               </w:rPr>
-              <w:t>发射与任务、其他动态</w:t>
+              <w:t>发射与任务</w:t>
             </w:r>
           </w:p>
         </w:tc>
@@ -836,7 +731,7 @@
                 <w:b w:val="0"/>
                 <w:sz w:val="19"/>
               </w:rPr>
-              <w:t>Live coverage: SpaceX to launch classified payload for the U.S. Space Force</w:t>
+              <w:t>天龙三号遥一火箭首飞失利原因查明 - 证券时报</w:t>
             </w:r>
           </w:p>
         </w:tc>
@@ -861,7 +756,7 @@
                 <w:b w:val="0"/>
                 <w:sz w:val="19"/>
               </w:rPr>
-              <w:t>星河动力</w:t>
+              <w:t>SpaceX</w:t>
             </w:r>
           </w:p>
         </w:tc>
@@ -903,7 +798,7 @@
                 <w:b w:val="0"/>
                 <w:sz w:val="19"/>
               </w:rPr>
-              <w:t>其他动态</w:t>
+              <w:t>发射与任务、其他动态</w:t>
             </w:r>
           </w:p>
         </w:tc>
@@ -923,7 +818,7 @@
                 <w:b w:val="0"/>
                 <w:sz w:val="19"/>
               </w:rPr>
-              <w:t>百吨级苍穹-90完成130秒试车，星河动力攻克火箭深度变推关键技术 - Sohu</w:t>
+              <w:t>Starship flight 14 targets first orbit: Starlink V3 satellites Falcon 9 cannot carry</w:t>
             </w:r>
           </w:p>
         </w:tc>
@@ -948,94 +843,7 @@
                 <w:b w:val="0"/>
                 <w:sz w:val="19"/>
               </w:rPr>
-              <w:t>Blue Origin</w:t>
-            </w:r>
-          </w:p>
-        </w:tc>
-        <w:tc>
-          <w:tcPr>
-            <w:tcW w:type="dxa" w:w="2075"/>
-            <w:vAlign w:val="center"/>
-          </w:tcPr>
-          <w:p>
-            <w:pPr>
-              <w:spacing w:after="0" w:line="252" w:lineRule="auto"/>
-              <w:jc w:val="center"/>
-            </w:pPr>
-            <w:r/>
-            <w:r>
-              <w:rPr>
-                <w:rFonts w:ascii="Kaiti SC" w:hAnsi="Kaiti SC" w:eastAsia="Kaiti SC" w:cs="Kaiti SC"/>
-                <w:b w:val="0"/>
-                <w:sz w:val="19"/>
-              </w:rPr>
-              <w:t>4</w:t>
-            </w:r>
-          </w:p>
-        </w:tc>
-        <w:tc>
-          <w:tcPr>
-            <w:tcW w:type="dxa" w:w="2075"/>
-            <w:vAlign w:val="center"/>
-          </w:tcPr>
-          <w:p>
-            <w:pPr>
-              <w:spacing w:after="0" w:line="252" w:lineRule="auto"/>
-              <w:jc w:val="center"/>
-            </w:pPr>
-            <w:r/>
-            <w:r>
-              <w:rPr>
-                <w:rFonts w:ascii="Kaiti SC" w:hAnsi="Kaiti SC" w:eastAsia="Kaiti SC" w:cs="Kaiti SC"/>
-                <w:b w:val="0"/>
-                <w:sz w:val="19"/>
-              </w:rPr>
-              <w:t>发射与任务</w:t>
-            </w:r>
-          </w:p>
-        </w:tc>
-        <w:tc>
-          <w:tcPr>
-            <w:tcW w:type="dxa" w:w="2075"/>
-            <w:vAlign w:val="center"/>
-          </w:tcPr>
-          <w:p>
-            <w:pPr>
-              <w:spacing w:after="0" w:line="252" w:lineRule="auto"/>
-            </w:pPr>
-            <w:r/>
-            <w:r>
-              <w:rPr>
-                <w:rFonts w:ascii="Kaiti SC" w:hAnsi="Kaiti SC" w:eastAsia="Kaiti SC" w:cs="Kaiti SC"/>
-                <w:b w:val="0"/>
-                <w:sz w:val="19"/>
-              </w:rPr>
-              <w:t>Why New Glenn's debut converged with Starship flight 7</w:t>
-            </w:r>
-          </w:p>
-        </w:tc>
-      </w:tr>
-      <w:tr>
-        <w:trPr>
-          <w:cantSplit/>
-        </w:trPr>
-        <w:tc>
-          <w:tcPr>
-            <w:tcW w:type="dxa" w:w="2075"/>
-            <w:vAlign w:val="center"/>
-          </w:tcPr>
-          <w:p>
-            <w:pPr>
-              <w:spacing w:after="0" w:line="252" w:lineRule="auto"/>
-            </w:pPr>
-            <w:r/>
-            <w:r>
-              <w:rPr>
-                <w:rFonts w:ascii="Kaiti SC" w:hAnsi="Kaiti SC" w:eastAsia="Kaiti SC" w:cs="Kaiti SC"/>
-                <w:b w:val="0"/>
-                <w:sz w:val="19"/>
-              </w:rPr>
-              <w:t>中科宇航</w:t>
+              <w:t>星河动力</w:t>
             </w:r>
           </w:p>
         </w:tc>
@@ -1097,94 +905,7 @@
                 <w:b w:val="0"/>
                 <w:sz w:val="19"/>
               </w:rPr>
-              <w:t>中科宇航董事长杨毅强：太空制造是未来高端制造的战略制高点 - 东方财富</w:t>
-            </w:r>
-          </w:p>
-        </w:tc>
-      </w:tr>
-      <w:tr>
-        <w:trPr>
-          <w:cantSplit/>
-        </w:trPr>
-        <w:tc>
-          <w:tcPr>
-            <w:tcW w:type="dxa" w:w="2075"/>
-            <w:vAlign w:val="center"/>
-          </w:tcPr>
-          <w:p>
-            <w:pPr>
-              <w:spacing w:after="0" w:line="252" w:lineRule="auto"/>
-            </w:pPr>
-            <w:r/>
-            <w:r>
-              <w:rPr>
-                <w:rFonts w:ascii="Kaiti SC" w:hAnsi="Kaiti SC" w:eastAsia="Kaiti SC" w:cs="Kaiti SC"/>
-                <w:b w:val="0"/>
-                <w:sz w:val="19"/>
-              </w:rPr>
-              <w:t>微纳星空</w:t>
-            </w:r>
-          </w:p>
-        </w:tc>
-        <w:tc>
-          <w:tcPr>
-            <w:tcW w:type="dxa" w:w="2075"/>
-            <w:vAlign w:val="center"/>
-          </w:tcPr>
-          <w:p>
-            <w:pPr>
-              <w:spacing w:after="0" w:line="252" w:lineRule="auto"/>
-              <w:jc w:val="center"/>
-            </w:pPr>
-            <w:r/>
-            <w:r>
-              <w:rPr>
-                <w:rFonts w:ascii="Kaiti SC" w:hAnsi="Kaiti SC" w:eastAsia="Kaiti SC" w:cs="Kaiti SC"/>
-                <w:b w:val="0"/>
-                <w:sz w:val="19"/>
-              </w:rPr>
-              <w:t>2</w:t>
-            </w:r>
-          </w:p>
-        </w:tc>
-        <w:tc>
-          <w:tcPr>
-            <w:tcW w:type="dxa" w:w="2075"/>
-            <w:vAlign w:val="center"/>
-          </w:tcPr>
-          <w:p>
-            <w:pPr>
-              <w:spacing w:after="0" w:line="252" w:lineRule="auto"/>
-              <w:jc w:val="center"/>
-            </w:pPr>
-            <w:r/>
-            <w:r>
-              <w:rPr>
-                <w:rFonts w:ascii="Kaiti SC" w:hAnsi="Kaiti SC" w:eastAsia="Kaiti SC" w:cs="Kaiti SC"/>
-                <w:b w:val="0"/>
-                <w:sz w:val="19"/>
-              </w:rPr>
-              <w:t>其他动态</w:t>
-            </w:r>
-          </w:p>
-        </w:tc>
-        <w:tc>
-          <w:tcPr>
-            <w:tcW w:type="dxa" w:w="2075"/>
-            <w:vAlign w:val="center"/>
-          </w:tcPr>
-          <w:p>
-            <w:pPr>
-              <w:spacing w:after="0" w:line="252" w:lineRule="auto"/>
-            </w:pPr>
-            <w:r/>
-            <w:r>
-              <w:rPr>
-                <w:rFonts w:ascii="Kaiti SC" w:hAnsi="Kaiti SC" w:eastAsia="Kaiti SC" w:cs="Kaiti SC"/>
-                <w:b w:val="0"/>
-                <w:sz w:val="19"/>
-              </w:rPr>
-              <w:t>鲁信创投：公司参股基金投资的商业航天产业链企业包括蓝箭航天等，未投资微纳星空 - 新浪财经</w:t>
+              <w:t>星河动力复用火箭主发动机迈入可靠性验证试车阶段 - 北京市科学技术委员会</w:t>
             </w:r>
           </w:p>
         </w:tc>
@@ -1251,7 +972,7 @@
                 <w:b w:val="0"/>
                 <w:sz w:val="19"/>
               </w:rPr>
-              <w:t>发射与任务</w:t>
+              <w:t>其他动态</w:t>
             </w:r>
           </w:p>
         </w:tc>
@@ -1271,7 +992,7 @@
                 <w:b w:val="0"/>
                 <w:sz w:val="19"/>
               </w:rPr>
-              <w:t>今年9/15，是我们第一次民营火箭（蓝箭航天朱雀2E）+民营星座组网卫星发射（垣信卫星千帆极轨）。虽迟但到，真正的商业航... - 雪球</w:t>
+              <w:t>上海瀚讯9月10日回应卫星互联网话题：为千帆星座通信分系统核心承研单位_公司新闻 - 证券之星</w:t>
             </w:r>
           </w:p>
         </w:tc>
@@ -1308,7 +1029,7 @@
           <w:rFonts w:ascii="Kaiti SC" w:hAnsi="Kaiti SC" w:eastAsia="Kaiti SC" w:cs="Kaiti SC"/>
           <w:sz w:val="21"/>
         </w:rPr>
-        <w:t>[1] 2026-09-10｜Spaceflight Now｜SpaceX：Live coverage: SpaceX to launch classified payload for the U.S. Space Force</w:t>
+        <w:t>[1] 2026-09-11｜证券时报｜天兵科技：天龙三号遥一火箭首飞失利原因查明 - 证券时报</w:t>
       </w:r>
     </w:p>
     <w:p>
@@ -1329,7 +1050,7 @@
           <w:rFonts w:ascii="Kaiti SC" w:hAnsi="Kaiti SC" w:eastAsia="Kaiti SC" w:cs="Kaiti SC"/>
           <w:sz w:val="21"/>
         </w:rPr>
-        <w:t>[2] 2026-09-10｜Sohu｜星河动力：百吨级苍穹-90完成130秒试车，星河动力攻克火箭深度变推关键技术 - Sohu</w:t>
+        <w:t>[2] 2026-09-11｜证券之星｜垣信卫星：上海瀚讯9月10日回应卫星互联网话题：为千帆星座通信分系统核心承研单位_公司新闻 - 证券之星</w:t>
       </w:r>
     </w:p>
     <w:p>
@@ -1350,7 +1071,7 @@
           <w:rFonts w:ascii="Kaiti SC" w:hAnsi="Kaiti SC" w:eastAsia="Kaiti SC" w:cs="Kaiti SC"/>
           <w:sz w:val="21"/>
         </w:rPr>
-        <w:t>[3] 2026-09-10｜stdaily.com｜星河动力：星河动力复用火箭主发动机迈入可靠性验证试车阶段 - stdaily.com</w:t>
+        <w:t>[3] 2026-09-11｜bing.com｜SpaceX：Starship flight 14 targets first orbit: Starlink V3 satellites Falcon 9 cannot carry</w:t>
       </w:r>
     </w:p>
     <w:p>
@@ -1371,7 +1092,7 @@
           <w:rFonts w:ascii="Kaiti SC" w:hAnsi="Kaiti SC" w:eastAsia="Kaiti SC" w:cs="Kaiti SC"/>
           <w:sz w:val="21"/>
         </w:rPr>
-        <w:t>[4] 2026-09-10｜bing.com｜Blue Origin：Why New Glenn's debut converged with Starship flight 7</w:t>
+        <w:t>[4] 2026-09-11｜第一财经｜天兵科技：天龙三号遥一运载火箭飞行试验任务完成归零 - 第一财经</w:t>
       </w:r>
     </w:p>
     <w:p>
@@ -1392,7 +1113,7 @@
           <w:rFonts w:ascii="Kaiti SC" w:hAnsi="Kaiti SC" w:eastAsia="Kaiti SC" w:cs="Kaiti SC"/>
           <w:sz w:val="21"/>
         </w:rPr>
-        <w:t>[5] 2026-09-10｜bing.com｜Blue Origin：Why New Glenn's debut converged with Starship flight 7</w:t>
+        <w:t>[5] 2026-09-11｜第一财经｜天兵科技：天龙三号遥一运载火箭飞行试验任务完成归零 - 第一财经</w:t>
       </w:r>
     </w:p>
     <w:p>
@@ -1413,7 +1134,7 @@
           <w:rFonts w:ascii="Kaiti SC" w:hAnsi="Kaiti SC" w:eastAsia="Kaiti SC" w:cs="Kaiti SC"/>
           <w:sz w:val="21"/>
         </w:rPr>
-        <w:t>[6] 2026-09-10｜bing.com｜SpaceX：UK deepens reliance on Musk's SpaceX, spending nearly $40 million on satellite services</w:t>
+        <w:t>[6] 2026-09-11｜bing.com｜SpaceX：SpaceX orbital AI is closer than you think and 4 other revelations from its CFO</w:t>
       </w:r>
     </w:p>
     <w:p>
@@ -1434,7 +1155,7 @@
           <w:rFonts w:ascii="Kaiti SC" w:hAnsi="Kaiti SC" w:eastAsia="Kaiti SC" w:cs="Kaiti SC"/>
           <w:sz w:val="21"/>
         </w:rPr>
-        <w:t>[7] 2026-09-10｜space.com｜SpaceX：SpaceX launches classified mission for the US Space Force from California (video)</w:t>
+        <w:t>[7] 2026-09-11｜bing.com｜SpaceX：SpaceX at $148: The Single Metric Investors Must Follow</w:t>
       </w:r>
     </w:p>
     <w:p>
@@ -1455,7 +1176,7 @@
           <w:rFonts w:ascii="Kaiti SC" w:hAnsi="Kaiti SC" w:eastAsia="Kaiti SC" w:cs="Kaiti SC"/>
           <w:sz w:val="21"/>
         </w:rPr>
-        <w:t>[8] 2026-09-10｜bing.com｜SpaceX：Elon Musk's SpaceX just gave Starlink a major Wi-Fi upgrade with its new 4th-gen router</w:t>
+        <w:t>[8] 2026-09-11｜bing.com｜SpaceX：SpaceX at $148: The Single Metric Investors Must Follow</w:t>
       </w:r>
     </w:p>
     <w:p>
@@ -1476,7 +1197,7 @@
           <w:rFonts w:ascii="Kaiti SC" w:hAnsi="Kaiti SC" w:eastAsia="Kaiti SC" w:cs="Kaiti SC"/>
           <w:sz w:val="21"/>
         </w:rPr>
-        <w:t>[9] 2026-09-10｜东方财富｜中科宇航：中科宇航董事长杨毅强：太空制造是未来高端制造的战略制高点 - 东方财富</w:t>
+        <w:t>[9] 2026-09-11｜北京市科学技术委员会｜星河动力：星河动力复用火箭主发动机迈入可靠性验证试车阶段 - 北京市科学技术委员会</w:t>
       </w:r>
     </w:p>
     <w:p>
@@ -1497,7 +1218,7 @@
           <w:rFonts w:ascii="Kaiti SC" w:hAnsi="Kaiti SC" w:eastAsia="Kaiti SC" w:cs="Kaiti SC"/>
           <w:sz w:val="21"/>
         </w:rPr>
-        <w:t>[10] 2026-09-10｜东方财富｜中科宇航：中科宇航董事长杨毅强：太空制造是未来高端制造的战略制高点 - 东方财富</w:t>
+        <w:t>[10] 2026-09-11｜sina.cn｜星河动力：在今年3月的深圳2026第二届商业航天产业发展大会上，星河动力公布了智神星二号“船载筷子夹火箭”回收方案 - sina.cn</w:t>
       </w:r>
     </w:p>
     <w:p>
@@ -1518,7 +1239,7 @@
           <w:rFonts w:ascii="Kaiti SC" w:hAnsi="Kaiti SC" w:eastAsia="Kaiti SC" w:cs="Kaiti SC"/>
           <w:sz w:val="21"/>
         </w:rPr>
-        <w:t>[11] 2026-09-10｜雪球｜垣信卫星：今年9/15，是我们第一次民营火箭（蓝箭航天朱雀2E）+民营星座组网卫星发射（垣信卫星千帆极轨）。虽迟但到，真正的商业航... - 雪球</w:t>
+        <w:t>[11] 2026-09-11｜bing.com｜SpaceX：Is Starlink Mobile a commitment or a campaign?</w:t>
       </w:r>
     </w:p>
     <w:p>
@@ -1539,7 +1260,7 @@
           <w:rFonts w:ascii="Kaiti SC" w:hAnsi="Kaiti SC" w:eastAsia="Kaiti SC" w:cs="Kaiti SC"/>
           <w:sz w:val="21"/>
         </w:rPr>
-        <w:t>[12] 2026-09-10｜The Desert Sun｜SpaceX：How to watch as SpaceX launches rocket on US Space Force mission - The Desert Sun</w:t>
+        <w:t>[12] 2026-09-11｜Jiemian.com｜天兵科技：天龙三号首飞失利归零，故障原因公布 - Jiemian.com</w:t>
       </w:r>
     </w:p>
     <w:p>
@@ -1560,133 +1281,7 @@
           <w:rFonts w:ascii="Kaiti SC" w:hAnsi="Kaiti SC" w:eastAsia="Kaiti SC" w:cs="Kaiti SC"/>
           <w:sz w:val="21"/>
         </w:rPr>
-        <w:t>[13] 2026-09-10｜新浪财经｜微纳星空：鲁信创投：公司参股基金投资的商业航天产业链企业包括蓝箭航天等，未投资微纳星空 - 新浪财经</w:t>
-      </w:r>
-    </w:p>
-    <w:p>
-      <w:pPr>
-        <w:keepLines/>
-        <w:spacing w:after="60"/>
-        <w:ind w:left="369" w:hanging="227"/>
-      </w:pPr>
-      <w:r>
-        <w:rPr>
-          <w:rFonts w:ascii="Kaiti SC" w:hAnsi="Kaiti SC" w:eastAsia="Kaiti SC" w:cs="Kaiti SC"/>
-          <w:sz w:val="21"/>
-        </w:rPr>
-        <w:t xml:space="preserve">✓ </w:t>
-      </w:r>
-      <w:r>
-        <w:rPr>
-          <w:rFonts w:ascii="Kaiti SC" w:hAnsi="Kaiti SC" w:eastAsia="Kaiti SC" w:cs="Kaiti SC"/>
-          <w:sz w:val="21"/>
-        </w:rPr>
-        <w:t>[14] 2026-09-10｜新浪财经｜微纳星空：鲁信创投(600783.SH)：参股基金投资的商业航天产业链企业包括蓝箭航天等，未投资微纳星空 - 新浪财经</w:t>
-      </w:r>
-    </w:p>
-    <w:p>
-      <w:pPr>
-        <w:keepLines/>
-        <w:spacing w:after="60"/>
-        <w:ind w:left="369" w:hanging="227"/>
-      </w:pPr>
-      <w:r>
-        <w:rPr>
-          <w:rFonts w:ascii="Kaiti SC" w:hAnsi="Kaiti SC" w:eastAsia="Kaiti SC" w:cs="Kaiti SC"/>
-          <w:sz w:val="21"/>
-        </w:rPr>
-        <w:t xml:space="preserve">✓ </w:t>
-      </w:r>
-      <w:r>
-        <w:rPr>
-          <w:rFonts w:ascii="Kaiti SC" w:hAnsi="Kaiti SC" w:eastAsia="Kaiti SC" w:cs="Kaiti SC"/>
-          <w:sz w:val="21"/>
-        </w:rPr>
-        <w:t>[15] 2026-09-10｜starlust.org｜Blue Origin：Blue Origin's New Glenn is moving to historic NASA facility as it prepares for Artemis missions - starlust.org</w:t>
-      </w:r>
-    </w:p>
-    <w:p>
-      <w:pPr>
-        <w:keepLines/>
-        <w:spacing w:after="60"/>
-        <w:ind w:left="369" w:hanging="227"/>
-      </w:pPr>
-      <w:r>
-        <w:rPr>
-          <w:rFonts w:ascii="Kaiti SC" w:hAnsi="Kaiti SC" w:eastAsia="Kaiti SC" w:cs="Kaiti SC"/>
-          <w:sz w:val="21"/>
-        </w:rPr>
-        <w:t xml:space="preserve">✓ </w:t>
-      </w:r>
-      <w:r>
-        <w:rPr>
-          <w:rFonts w:ascii="Kaiti SC" w:hAnsi="Kaiti SC" w:eastAsia="Kaiti SC" w:cs="Kaiti SC"/>
-          <w:sz w:val="21"/>
-        </w:rPr>
-        <w:t>[16] 2026-09-10｜新浪财经｜星河动力：推力可从120吨到30吨自由调节！星河动力百苍穹-90发动机完成130秒长程试车 - 新浪财经</w:t>
-      </w:r>
-    </w:p>
-    <w:p>
-      <w:pPr>
-        <w:keepLines/>
-        <w:spacing w:after="60"/>
-        <w:ind w:left="369" w:hanging="227"/>
-      </w:pPr>
-      <w:r>
-        <w:rPr>
-          <w:rFonts w:ascii="Kaiti SC" w:hAnsi="Kaiti SC" w:eastAsia="Kaiti SC" w:cs="Kaiti SC"/>
-          <w:sz w:val="21"/>
-        </w:rPr>
-        <w:t xml:space="preserve">✓ </w:t>
-      </w:r>
-      <w:r>
-        <w:rPr>
-          <w:rFonts w:ascii="Kaiti SC" w:hAnsi="Kaiti SC" w:eastAsia="Kaiti SC" w:cs="Kaiti SC"/>
-          <w:sz w:val="21"/>
-        </w:rPr>
-        <w:t>[17] 2026-09-10｜东方财富｜星河动力：星河动力新一代百吨级苍穹-90发动机完成130秒长程试车 - 东方财富</w:t>
-      </w:r>
-    </w:p>
-    <w:p>
-      <w:pPr>
-        <w:keepLines/>
-        <w:spacing w:after="60"/>
-        <w:ind w:left="369" w:hanging="227"/>
-      </w:pPr>
-      <w:r>
-        <w:rPr>
-          <w:rFonts w:ascii="Kaiti SC" w:hAnsi="Kaiti SC" w:eastAsia="Kaiti SC" w:cs="Kaiti SC"/>
-          <w:sz w:val="21"/>
-        </w:rPr>
-        <w:t xml:space="preserve">✓ </w:t>
-      </w:r>
-      <w:r>
-        <w:rPr>
-          <w:rFonts w:ascii="Kaiti SC" w:hAnsi="Kaiti SC" w:eastAsia="Kaiti SC" w:cs="Kaiti SC"/>
-          <w:sz w:val="21"/>
-        </w:rPr>
-        <w:t>[18] 2026-09-10｜新浪财经｜星河动力：新一代百吨级苍穹-90 发动机完成130 秒长程试车，星河动力自主攻关全面突破针栓式深度变推技术 - 新浪财经</w:t>
-      </w:r>
-    </w:p>
-    <w:p>
-      <w:pPr>
-        <w:keepLines/>
-        <w:spacing w:after="60"/>
-        <w:ind w:left="369" w:hanging="227"/>
-      </w:pPr>
-      <w:r>
-        <w:rPr>
-          <w:rFonts w:ascii="Kaiti SC" w:hAnsi="Kaiti SC" w:eastAsia="Kaiti SC" w:cs="Kaiti SC"/>
-          <w:sz w:val="21"/>
-        </w:rPr>
-        <w:t xml:space="preserve">✓ </w:t>
-      </w:r>
-      <w:r>
-        <w:rPr>
-          <w:rFonts w:ascii="Kaiti SC" w:hAnsi="Kaiti SC" w:eastAsia="Kaiti SC" w:cs="Kaiti SC"/>
-          <w:sz w:val="21"/>
-        </w:rPr>
-        <w:t>[19] 2026-09-10｜bing.com｜Blue Origin：Blue Origin's New Glenn is moving to historic NASA facility as it prepares for Artemis missions</w:t>
+        <w:t>[13] 2026-09-11｜新浪财经｜天兵科技：天龙三号首飞失利，原因公布 - 新浪财经</w:t>
       </w:r>
     </w:p>
     <w:sectPr>

--- a/docs/data/reports/daily-documents/latest/previous_daily_report.docx
+++ b/docs/data/reports/daily-documents/latest/previous_daily_report.docx
@@ -26,7 +26,7 @@
           <w:rFonts w:ascii="Kaiti SC" w:hAnsi="Kaiti SC" w:eastAsia="Kaiti SC" w:cs="Kaiti SC"/>
           <w:sz w:val="21"/>
         </w:rPr>
-        <w:t>2026-09-11（上一自然日）</w:t>
+        <w:t>2026-09-12（上一自然日）</w:t>
       </w:r>
     </w:p>
     <w:tbl>
@@ -81,7 +81,7 @@
                 <w:b w:val="0"/>
                 <w:sz w:val="19"/>
               </w:rPr>
-              <w:t>2026-09-11</w:t>
+              <w:t>2026-09-12</w:t>
             </w:r>
           </w:p>
         </w:tc>
@@ -127,7 +127,7 @@
                 <w:b w:val="0"/>
                 <w:sz w:val="19"/>
               </w:rPr>
-              <w:t>19 条 / 4 家</w:t>
+              <w:t>7 条 / 3 家</w:t>
             </w:r>
           </w:p>
         </w:tc>
@@ -173,7 +173,7 @@
                 <w:b w:val="0"/>
                 <w:sz w:val="19"/>
               </w:rPr>
-              <w:t>12 个</w:t>
+              <w:t>6 个</w:t>
             </w:r>
           </w:p>
         </w:tc>
@@ -219,7 +219,7 @@
                 <w:b w:val="0"/>
                 <w:sz w:val="19"/>
               </w:rPr>
-              <w:t>2026-09-12</w:t>
+              <w:t>2026-09-13</w:t>
             </w:r>
           </w:p>
         </w:tc>
@@ -245,7 +245,7 @@
     </w:p>
     <w:p>
       <w:r>
-        <w:t>2026-09-11 共归档 19 条新闻，覆盖 4 家公司、12 个信息来源。 新闻量较多的公司包括 天兵科技、SpaceX、星河动力、垣信卫星。</w:t>
+        <w:t>2026-09-12 共归档 7 条新闻，覆盖 3 家公司、6 个信息来源。 新闻量较多的公司包括 SpaceX、天兵科技、Blue Origin。</w:t>
       </w:r>
     </w:p>
     <w:p>
@@ -279,7 +279,7 @@
           <w:rFonts w:ascii="Kaiti SC" w:hAnsi="Kaiti SC" w:eastAsia="Kaiti SC" w:cs="Kaiti SC"/>
           <w:sz w:val="21"/>
         </w:rPr>
-        <w:t>【发射与任务】天兵科技：天龙三号遥一火箭首飞失利原因查明 - 证券时报 （证券时报）</w:t>
+        <w:t>【发射与任务】天兵科技：天龙三号遥二运载火箭完成总装、总测，预计今年第四季度择机复飞 - 新浪财经 （新浪财经）</w:t>
       </w:r>
     </w:p>
     <w:p>
@@ -300,7 +300,7 @@
           <w:rFonts w:ascii="Kaiti SC" w:hAnsi="Kaiti SC" w:eastAsia="Kaiti SC" w:cs="Kaiti SC"/>
           <w:sz w:val="21"/>
         </w:rPr>
-        <w:t>【其他动态】垣信卫星：上海瀚讯9月10日回应卫星互联网话题：为千帆星座通信分系统核心承研单位_公司新闻 - 证券之星 （证券之星）</w:t>
+        <w:t>【发射与任务】SpaceX：SpaceX Starlink satellite 'train' seen from International Space Station （bing.com）</w:t>
       </w:r>
     </w:p>
     <w:p>
@@ -321,7 +321,7 @@
           <w:rFonts w:ascii="Kaiti SC" w:hAnsi="Kaiti SC" w:eastAsia="Kaiti SC" w:cs="Kaiti SC"/>
           <w:sz w:val="21"/>
         </w:rPr>
-        <w:t>【发射与任务】SpaceX：Starship flight 14 targets first orbit: Starlink V3 satellites Falcon 9 cannot carry （bing.com）</w:t>
+        <w:t>【其他动态】天兵科技：天龙三号遥一火箭飞行失利原因查明 - 新浪财经 （新浪财经）</w:t>
       </w:r>
     </w:p>
     <w:p>
@@ -342,7 +342,7 @@
           <w:rFonts w:ascii="Kaiti SC" w:hAnsi="Kaiti SC" w:eastAsia="Kaiti SC" w:cs="Kaiti SC"/>
           <w:sz w:val="21"/>
         </w:rPr>
-        <w:t>【发射与任务】天兵科技：天龙三号遥一运载火箭飞行试验任务完成归零 - 第一财经 （第一财经）</w:t>
+        <w:t>【发射与任务】Blue Origin：Rocket Lab protests NASA's decision to award Blue Origin $700 million Mars orbiter contract （space.com）</w:t>
       </w:r>
     </w:p>
     <w:p>
@@ -363,7 +363,7 @@
           <w:rFonts w:ascii="Kaiti SC" w:hAnsi="Kaiti SC" w:eastAsia="Kaiti SC" w:cs="Kaiti SC"/>
           <w:sz w:val="21"/>
         </w:rPr>
-        <w:t>【发射与任务】天兵科技：天龙三号遥一运载火箭飞行试验任务完成归零 - 第一财经 （第一财经）</w:t>
+        <w:t>【发射与任务】SpaceX：SpaceX CFO: Starship to Launch Upgraded Starlink Satellites This Month, Set to Begin Generating Revenue - finance.biggo.com （finance.biggo.com）</w:t>
       </w:r>
     </w:p>
     <w:p>
@@ -384,7 +384,7 @@
           <w:rFonts w:ascii="Kaiti SC" w:hAnsi="Kaiti SC" w:eastAsia="Kaiti SC" w:cs="Kaiti SC"/>
           <w:sz w:val="21"/>
         </w:rPr>
-        <w:t>【发射与任务】SpaceX：SpaceX orbital AI is closer than you think and 4 other revelations from its CFO （bing.com）</w:t>
+        <w:t>【其他动态】SpaceX：SpaceX Reportedly Plans to Deploy First V3 Starlink Satellites With Starship Next Week - TradingKey （TradingKey）</w:t>
       </w:r>
     </w:p>
     <w:p>
@@ -405,133 +405,7 @@
           <w:rFonts w:ascii="Kaiti SC" w:hAnsi="Kaiti SC" w:eastAsia="Kaiti SC" w:cs="Kaiti SC"/>
           <w:sz w:val="21"/>
         </w:rPr>
-        <w:t>【发射与任务】SpaceX：SpaceX at $148: The Single Metric Investors Must Follow （bing.com）</w:t>
-      </w:r>
-    </w:p>
-    <w:p>
-      <w:pPr>
-        <w:keepLines/>
-        <w:spacing w:after="60"/>
-        <w:ind w:left="369" w:hanging="227"/>
-      </w:pPr>
-      <w:r>
-        <w:rPr>
-          <w:rFonts w:ascii="Kaiti SC" w:hAnsi="Kaiti SC" w:eastAsia="Kaiti SC" w:cs="Kaiti SC"/>
-          <w:sz w:val="21"/>
-        </w:rPr>
-        <w:t xml:space="preserve">➢ </w:t>
-      </w:r>
-      <w:r>
-        <w:rPr>
-          <w:rFonts w:ascii="Kaiti SC" w:hAnsi="Kaiti SC" w:eastAsia="Kaiti SC" w:cs="Kaiti SC"/>
-          <w:sz w:val="21"/>
-        </w:rPr>
-        <w:t>【发射与任务】SpaceX：SpaceX at $148: The Single Metric Investors Must Follow （bing.com）</w:t>
-      </w:r>
-    </w:p>
-    <w:p>
-      <w:pPr>
-        <w:keepLines/>
-        <w:spacing w:after="60"/>
-        <w:ind w:left="369" w:hanging="227"/>
-      </w:pPr>
-      <w:r>
-        <w:rPr>
-          <w:rFonts w:ascii="Kaiti SC" w:hAnsi="Kaiti SC" w:eastAsia="Kaiti SC" w:cs="Kaiti SC"/>
-          <w:sz w:val="21"/>
-        </w:rPr>
-        <w:t xml:space="preserve">➢ </w:t>
-      </w:r>
-      <w:r>
-        <w:rPr>
-          <w:rFonts w:ascii="Kaiti SC" w:hAnsi="Kaiti SC" w:eastAsia="Kaiti SC" w:cs="Kaiti SC"/>
-          <w:sz w:val="21"/>
-        </w:rPr>
-        <w:t>【其他动态】星河动力：星河动力复用火箭主发动机迈入可靠性验证试车阶段 - 北京市科学技术委员会 （北京市科学技术委员会）</w:t>
-      </w:r>
-    </w:p>
-    <w:p>
-      <w:pPr>
-        <w:keepLines/>
-        <w:spacing w:after="60"/>
-        <w:ind w:left="369" w:hanging="227"/>
-      </w:pPr>
-      <w:r>
-        <w:rPr>
-          <w:rFonts w:ascii="Kaiti SC" w:hAnsi="Kaiti SC" w:eastAsia="Kaiti SC" w:cs="Kaiti SC"/>
-          <w:sz w:val="21"/>
-        </w:rPr>
-        <w:t xml:space="preserve">➢ </w:t>
-      </w:r>
-      <w:r>
-        <w:rPr>
-          <w:rFonts w:ascii="Kaiti SC" w:hAnsi="Kaiti SC" w:eastAsia="Kaiti SC" w:cs="Kaiti SC"/>
-          <w:sz w:val="21"/>
-        </w:rPr>
-        <w:t>【其他动态】星河动力：在今年3月的深圳2026第二届商业航天产业发展大会上，星河动力公布了智神星二号“船载筷子夹火箭”回收方案 - sina.cn （sina.cn）</w:t>
-      </w:r>
-    </w:p>
-    <w:p>
-      <w:pPr>
-        <w:keepLines/>
-        <w:spacing w:after="60"/>
-        <w:ind w:left="369" w:hanging="227"/>
-      </w:pPr>
-      <w:r>
-        <w:rPr>
-          <w:rFonts w:ascii="Kaiti SC" w:hAnsi="Kaiti SC" w:eastAsia="Kaiti SC" w:cs="Kaiti SC"/>
-          <w:sz w:val="21"/>
-        </w:rPr>
-        <w:t xml:space="preserve">➢ </w:t>
-      </w:r>
-      <w:r>
-        <w:rPr>
-          <w:rFonts w:ascii="Kaiti SC" w:hAnsi="Kaiti SC" w:eastAsia="Kaiti SC" w:cs="Kaiti SC"/>
-          <w:sz w:val="21"/>
-        </w:rPr>
-        <w:t>【其他动态】SpaceX：Is Starlink Mobile a commitment or a campaign? （bing.com）</w:t>
-      </w:r>
-    </w:p>
-    <w:p>
-      <w:pPr>
-        <w:keepLines/>
-        <w:spacing w:after="60"/>
-        <w:ind w:left="369" w:hanging="227"/>
-      </w:pPr>
-      <w:r>
-        <w:rPr>
-          <w:rFonts w:ascii="Kaiti SC" w:hAnsi="Kaiti SC" w:eastAsia="Kaiti SC" w:cs="Kaiti SC"/>
-          <w:sz w:val="21"/>
-        </w:rPr>
-        <w:t xml:space="preserve">➢ </w:t>
-      </w:r>
-      <w:r>
-        <w:rPr>
-          <w:rFonts w:ascii="Kaiti SC" w:hAnsi="Kaiti SC" w:eastAsia="Kaiti SC" w:cs="Kaiti SC"/>
-          <w:sz w:val="21"/>
-        </w:rPr>
-        <w:t>【发射与任务】天兵科技：天龙三号首飞失利归零，故障原因公布 - Jiemian.com （Jiemian.com）</w:t>
-      </w:r>
-    </w:p>
-    <w:p>
-      <w:pPr>
-        <w:keepLines/>
-        <w:spacing w:after="60"/>
-        <w:ind w:left="369" w:hanging="227"/>
-      </w:pPr>
-      <w:r>
-        <w:rPr>
-          <w:rFonts w:ascii="Kaiti SC" w:hAnsi="Kaiti SC" w:eastAsia="Kaiti SC" w:cs="Kaiti SC"/>
-          <w:sz w:val="21"/>
-        </w:rPr>
-        <w:t xml:space="preserve">➢ </w:t>
-      </w:r>
-      <w:r>
-        <w:rPr>
-          <w:rFonts w:ascii="Kaiti SC" w:hAnsi="Kaiti SC" w:eastAsia="Kaiti SC" w:cs="Kaiti SC"/>
-          <w:sz w:val="21"/>
-        </w:rPr>
-        <w:t>【发射与任务】天兵科技：天龙三号首飞失利，原因公布 - 新浪财经 （新浪财经）</w:t>
+        <w:t>【其他动态】天兵科技：天龙三号官宣“归零” 天兵科技：行业机会窗口仍在，不会为保成功降低火箭性能 - 每日经济新闻 （每日经济新闻）</w:t>
       </w:r>
     </w:p>
     <w:p>
@@ -669,93 +543,6 @@
                 <w:b w:val="0"/>
                 <w:sz w:val="19"/>
               </w:rPr>
-              <w:t>天兵科技</w:t>
-            </w:r>
-          </w:p>
-        </w:tc>
-        <w:tc>
-          <w:tcPr>
-            <w:tcW w:type="dxa" w:w="2075"/>
-            <w:vAlign w:val="center"/>
-          </w:tcPr>
-          <w:p>
-            <w:pPr>
-              <w:spacing w:after="0" w:line="252" w:lineRule="auto"/>
-              <w:jc w:val="center"/>
-            </w:pPr>
-            <w:r/>
-            <w:r>
-              <w:rPr>
-                <w:rFonts w:ascii="Kaiti SC" w:hAnsi="Kaiti SC" w:eastAsia="Kaiti SC" w:cs="Kaiti SC"/>
-                <w:b w:val="0"/>
-                <w:sz w:val="19"/>
-              </w:rPr>
-              <w:t>10</w:t>
-            </w:r>
-          </w:p>
-        </w:tc>
-        <w:tc>
-          <w:tcPr>
-            <w:tcW w:type="dxa" w:w="2075"/>
-            <w:vAlign w:val="center"/>
-          </w:tcPr>
-          <w:p>
-            <w:pPr>
-              <w:spacing w:after="0" w:line="252" w:lineRule="auto"/>
-              <w:jc w:val="center"/>
-            </w:pPr>
-            <w:r/>
-            <w:r>
-              <w:rPr>
-                <w:rFonts w:ascii="Kaiti SC" w:hAnsi="Kaiti SC" w:eastAsia="Kaiti SC" w:cs="Kaiti SC"/>
-                <w:b w:val="0"/>
-                <w:sz w:val="19"/>
-              </w:rPr>
-              <w:t>发射与任务</w:t>
-            </w:r>
-          </w:p>
-        </w:tc>
-        <w:tc>
-          <w:tcPr>
-            <w:tcW w:type="dxa" w:w="2075"/>
-            <w:vAlign w:val="center"/>
-          </w:tcPr>
-          <w:p>
-            <w:pPr>
-              <w:spacing w:after="0" w:line="252" w:lineRule="auto"/>
-            </w:pPr>
-            <w:r/>
-            <w:r>
-              <w:rPr>
-                <w:rFonts w:ascii="Kaiti SC" w:hAnsi="Kaiti SC" w:eastAsia="Kaiti SC" w:cs="Kaiti SC"/>
-                <w:b w:val="0"/>
-                <w:sz w:val="19"/>
-              </w:rPr>
-              <w:t>天龙三号遥一火箭首飞失利原因查明 - 证券时报</w:t>
-            </w:r>
-          </w:p>
-        </w:tc>
-      </w:tr>
-      <w:tr>
-        <w:trPr>
-          <w:cantSplit/>
-        </w:trPr>
-        <w:tc>
-          <w:tcPr>
-            <w:tcW w:type="dxa" w:w="2075"/>
-            <w:vAlign w:val="center"/>
-          </w:tcPr>
-          <w:p>
-            <w:pPr>
-              <w:spacing w:after="0" w:line="252" w:lineRule="auto"/>
-            </w:pPr>
-            <w:r/>
-            <w:r>
-              <w:rPr>
-                <w:rFonts w:ascii="Kaiti SC" w:hAnsi="Kaiti SC" w:eastAsia="Kaiti SC" w:cs="Kaiti SC"/>
-                <w:b w:val="0"/>
-                <w:sz w:val="19"/>
-              </w:rPr>
               <w:t>SpaceX</w:t>
             </w:r>
           </w:p>
@@ -777,7 +564,7 @@
                 <w:b w:val="0"/>
                 <w:sz w:val="19"/>
               </w:rPr>
-              <w:t>6</w:t>
+              <w:t>3</w:t>
             </w:r>
           </w:p>
         </w:tc>
@@ -818,7 +605,7 @@
                 <w:b w:val="0"/>
                 <w:sz w:val="19"/>
               </w:rPr>
-              <w:t>Starship flight 14 targets first orbit: Starlink V3 satellites Falcon 9 cannot carry</w:t>
+              <w:t>SpaceX Starlink satellite 'train' seen from International Space Station</w:t>
             </w:r>
           </w:p>
         </w:tc>
@@ -843,7 +630,7 @@
                 <w:b w:val="0"/>
                 <w:sz w:val="19"/>
               </w:rPr>
-              <w:t>星河动力</w:t>
+              <w:t>天兵科技</w:t>
             </w:r>
           </w:p>
         </w:tc>
@@ -864,7 +651,7 @@
                 <w:b w:val="0"/>
                 <w:sz w:val="19"/>
               </w:rPr>
-              <w:t>2</w:t>
+              <w:t>3</w:t>
             </w:r>
           </w:p>
         </w:tc>
@@ -885,7 +672,7 @@
                 <w:b w:val="0"/>
                 <w:sz w:val="19"/>
               </w:rPr>
-              <w:t>其他动态</w:t>
+              <w:t>发射与任务、其他动态</w:t>
             </w:r>
           </w:p>
         </w:tc>
@@ -905,7 +692,7 @@
                 <w:b w:val="0"/>
                 <w:sz w:val="19"/>
               </w:rPr>
-              <w:t>星河动力复用火箭主发动机迈入可靠性验证试车阶段 - 北京市科学技术委员会</w:t>
+              <w:t>天龙三号遥二运载火箭完成总装、总测，预计今年第四季度择机复飞 - 新浪财经</w:t>
             </w:r>
           </w:p>
         </w:tc>
@@ -930,7 +717,7 @@
                 <w:b w:val="0"/>
                 <w:sz w:val="19"/>
               </w:rPr>
-              <w:t>垣信卫星</w:t>
+              <w:t>Blue Origin</w:t>
             </w:r>
           </w:p>
         </w:tc>
@@ -972,7 +759,7 @@
                 <w:b w:val="0"/>
                 <w:sz w:val="19"/>
               </w:rPr>
-              <w:t>其他动态</w:t>
+              <w:t>发射与任务</w:t>
             </w:r>
           </w:p>
         </w:tc>
@@ -992,7 +779,7 @@
                 <w:b w:val="0"/>
                 <w:sz w:val="19"/>
               </w:rPr>
-              <w:t>上海瀚讯9月10日回应卫星互联网话题：为千帆星座通信分系统核心承研单位_公司新闻 - 证券之星</w:t>
+              <w:t>Rocket Lab protests NASA's decision to award Blue Origin $700 million Mars orbiter contract</w:t>
             </w:r>
           </w:p>
         </w:tc>
@@ -1029,7 +816,7 @@
           <w:rFonts w:ascii="Kaiti SC" w:hAnsi="Kaiti SC" w:eastAsia="Kaiti SC" w:cs="Kaiti SC"/>
           <w:sz w:val="21"/>
         </w:rPr>
-        <w:t>[1] 2026-09-11｜证券时报｜天兵科技：天龙三号遥一火箭首飞失利原因查明 - 证券时报</w:t>
+        <w:t>[1] 2026-09-12｜新浪财经｜天兵科技：天龙三号遥二运载火箭完成总装、总测，预计今年第四季度择机复飞 - 新浪财经</w:t>
       </w:r>
     </w:p>
     <w:p>
@@ -1050,7 +837,7 @@
           <w:rFonts w:ascii="Kaiti SC" w:hAnsi="Kaiti SC" w:eastAsia="Kaiti SC" w:cs="Kaiti SC"/>
           <w:sz w:val="21"/>
         </w:rPr>
-        <w:t>[2] 2026-09-11｜证券之星｜垣信卫星：上海瀚讯9月10日回应卫星互联网话题：为千帆星座通信分系统核心承研单位_公司新闻 - 证券之星</w:t>
+        <w:t>[2] 2026-09-12｜bing.com｜SpaceX：SpaceX Starlink satellite 'train' seen from International Space Station</w:t>
       </w:r>
     </w:p>
     <w:p>
@@ -1071,7 +858,7 @@
           <w:rFonts w:ascii="Kaiti SC" w:hAnsi="Kaiti SC" w:eastAsia="Kaiti SC" w:cs="Kaiti SC"/>
           <w:sz w:val="21"/>
         </w:rPr>
-        <w:t>[3] 2026-09-11｜bing.com｜SpaceX：Starship flight 14 targets first orbit: Starlink V3 satellites Falcon 9 cannot carry</w:t>
+        <w:t>[3] 2026-09-12｜新浪财经｜天兵科技：天龙三号遥一火箭飞行失利原因查明 - 新浪财经</w:t>
       </w:r>
     </w:p>
     <w:p>
@@ -1092,7 +879,7 @@
           <w:rFonts w:ascii="Kaiti SC" w:hAnsi="Kaiti SC" w:eastAsia="Kaiti SC" w:cs="Kaiti SC"/>
           <w:sz w:val="21"/>
         </w:rPr>
-        <w:t>[4] 2026-09-11｜第一财经｜天兵科技：天龙三号遥一运载火箭飞行试验任务完成归零 - 第一财经</w:t>
+        <w:t>[4] 2026-09-12｜space.com｜Blue Origin：Rocket Lab protests NASA's decision to award Blue Origin $700 million Mars orbiter contract</w:t>
       </w:r>
     </w:p>
     <w:p>
@@ -1113,7 +900,7 @@
           <w:rFonts w:ascii="Kaiti SC" w:hAnsi="Kaiti SC" w:eastAsia="Kaiti SC" w:cs="Kaiti SC"/>
           <w:sz w:val="21"/>
         </w:rPr>
-        <w:t>[5] 2026-09-11｜第一财经｜天兵科技：天龙三号遥一运载火箭飞行试验任务完成归零 - 第一财经</w:t>
+        <w:t>[5] 2026-09-12｜finance.biggo.com｜SpaceX：SpaceX CFO: Starship to Launch Upgraded Starlink Satellites This Month, Set to Begin Generating Revenue - finance.biggo.com</w:t>
       </w:r>
     </w:p>
     <w:p>
@@ -1134,7 +921,7 @@
           <w:rFonts w:ascii="Kaiti SC" w:hAnsi="Kaiti SC" w:eastAsia="Kaiti SC" w:cs="Kaiti SC"/>
           <w:sz w:val="21"/>
         </w:rPr>
-        <w:t>[6] 2026-09-11｜bing.com｜SpaceX：SpaceX orbital AI is closer than you think and 4 other revelations from its CFO</w:t>
+        <w:t>[6] 2026-09-12｜TradingKey｜SpaceX：SpaceX Reportedly Plans to Deploy First V3 Starlink Satellites With Starship Next Week - TradingKey</w:t>
       </w:r>
     </w:p>
     <w:p>
@@ -1155,133 +942,7 @@
           <w:rFonts w:ascii="Kaiti SC" w:hAnsi="Kaiti SC" w:eastAsia="Kaiti SC" w:cs="Kaiti SC"/>
           <w:sz w:val="21"/>
         </w:rPr>
-        <w:t>[7] 2026-09-11｜bing.com｜SpaceX：SpaceX at $148: The Single Metric Investors Must Follow</w:t>
-      </w:r>
-    </w:p>
-    <w:p>
-      <w:pPr>
-        <w:keepLines/>
-        <w:spacing w:after="60"/>
-        <w:ind w:left="369" w:hanging="227"/>
-      </w:pPr>
-      <w:r>
-        <w:rPr>
-          <w:rFonts w:ascii="Kaiti SC" w:hAnsi="Kaiti SC" w:eastAsia="Kaiti SC" w:cs="Kaiti SC"/>
-          <w:sz w:val="21"/>
-        </w:rPr>
-        <w:t xml:space="preserve">✓ </w:t>
-      </w:r>
-      <w:r>
-        <w:rPr>
-          <w:rFonts w:ascii="Kaiti SC" w:hAnsi="Kaiti SC" w:eastAsia="Kaiti SC" w:cs="Kaiti SC"/>
-          <w:sz w:val="21"/>
-        </w:rPr>
-        <w:t>[8] 2026-09-11｜bing.com｜SpaceX：SpaceX at $148: The Single Metric Investors Must Follow</w:t>
-      </w:r>
-    </w:p>
-    <w:p>
-      <w:pPr>
-        <w:keepLines/>
-        <w:spacing w:after="60"/>
-        <w:ind w:left="369" w:hanging="227"/>
-      </w:pPr>
-      <w:r>
-        <w:rPr>
-          <w:rFonts w:ascii="Kaiti SC" w:hAnsi="Kaiti SC" w:eastAsia="Kaiti SC" w:cs="Kaiti SC"/>
-          <w:sz w:val="21"/>
-        </w:rPr>
-        <w:t xml:space="preserve">✓ </w:t>
-      </w:r>
-      <w:r>
-        <w:rPr>
-          <w:rFonts w:ascii="Kaiti SC" w:hAnsi="Kaiti SC" w:eastAsia="Kaiti SC" w:cs="Kaiti SC"/>
-          <w:sz w:val="21"/>
-        </w:rPr>
-        <w:t>[9] 2026-09-11｜北京市科学技术委员会｜星河动力：星河动力复用火箭主发动机迈入可靠性验证试车阶段 - 北京市科学技术委员会</w:t>
-      </w:r>
-    </w:p>
-    <w:p>
-      <w:pPr>
-        <w:keepLines/>
-        <w:spacing w:after="60"/>
-        <w:ind w:left="369" w:hanging="227"/>
-      </w:pPr>
-      <w:r>
-        <w:rPr>
-          <w:rFonts w:ascii="Kaiti SC" w:hAnsi="Kaiti SC" w:eastAsia="Kaiti SC" w:cs="Kaiti SC"/>
-          <w:sz w:val="21"/>
-        </w:rPr>
-        <w:t xml:space="preserve">✓ </w:t>
-      </w:r>
-      <w:r>
-        <w:rPr>
-          <w:rFonts w:ascii="Kaiti SC" w:hAnsi="Kaiti SC" w:eastAsia="Kaiti SC" w:cs="Kaiti SC"/>
-          <w:sz w:val="21"/>
-        </w:rPr>
-        <w:t>[10] 2026-09-11｜sina.cn｜星河动力：在今年3月的深圳2026第二届商业航天产业发展大会上，星河动力公布了智神星二号“船载筷子夹火箭”回收方案 - sina.cn</w:t>
-      </w:r>
-    </w:p>
-    <w:p>
-      <w:pPr>
-        <w:keepLines/>
-        <w:spacing w:after="60"/>
-        <w:ind w:left="369" w:hanging="227"/>
-      </w:pPr>
-      <w:r>
-        <w:rPr>
-          <w:rFonts w:ascii="Kaiti SC" w:hAnsi="Kaiti SC" w:eastAsia="Kaiti SC" w:cs="Kaiti SC"/>
-          <w:sz w:val="21"/>
-        </w:rPr>
-        <w:t xml:space="preserve">✓ </w:t>
-      </w:r>
-      <w:r>
-        <w:rPr>
-          <w:rFonts w:ascii="Kaiti SC" w:hAnsi="Kaiti SC" w:eastAsia="Kaiti SC" w:cs="Kaiti SC"/>
-          <w:sz w:val="21"/>
-        </w:rPr>
-        <w:t>[11] 2026-09-11｜bing.com｜SpaceX：Is Starlink Mobile a commitment or a campaign?</w:t>
-      </w:r>
-    </w:p>
-    <w:p>
-      <w:pPr>
-        <w:keepLines/>
-        <w:spacing w:after="60"/>
-        <w:ind w:left="369" w:hanging="227"/>
-      </w:pPr>
-      <w:r>
-        <w:rPr>
-          <w:rFonts w:ascii="Kaiti SC" w:hAnsi="Kaiti SC" w:eastAsia="Kaiti SC" w:cs="Kaiti SC"/>
-          <w:sz w:val="21"/>
-        </w:rPr>
-        <w:t xml:space="preserve">✓ </w:t>
-      </w:r>
-      <w:r>
-        <w:rPr>
-          <w:rFonts w:ascii="Kaiti SC" w:hAnsi="Kaiti SC" w:eastAsia="Kaiti SC" w:cs="Kaiti SC"/>
-          <w:sz w:val="21"/>
-        </w:rPr>
-        <w:t>[12] 2026-09-11｜Jiemian.com｜天兵科技：天龙三号首飞失利归零，故障原因公布 - Jiemian.com</w:t>
-      </w:r>
-    </w:p>
-    <w:p>
-      <w:pPr>
-        <w:keepLines/>
-        <w:spacing w:after="60"/>
-        <w:ind w:left="369" w:hanging="227"/>
-      </w:pPr>
-      <w:r>
-        <w:rPr>
-          <w:rFonts w:ascii="Kaiti SC" w:hAnsi="Kaiti SC" w:eastAsia="Kaiti SC" w:cs="Kaiti SC"/>
-          <w:sz w:val="21"/>
-        </w:rPr>
-        <w:t xml:space="preserve">✓ </w:t>
-      </w:r>
-      <w:r>
-        <w:rPr>
-          <w:rFonts w:ascii="Kaiti SC" w:hAnsi="Kaiti SC" w:eastAsia="Kaiti SC" w:cs="Kaiti SC"/>
-          <w:sz w:val="21"/>
-        </w:rPr>
-        <w:t>[13] 2026-09-11｜新浪财经｜天兵科技：天龙三号首飞失利，原因公布 - 新浪财经</w:t>
+        <w:t>[7] 2026-09-12｜每日经济新闻｜天兵科技：天龙三号官宣“归零” 天兵科技：行业机会窗口仍在，不会为保成功降低火箭性能 - 每日经济新闻</w:t>
       </w:r>
     </w:p>
     <w:sectPr>
